--- a/data/outputs/v2/Maths/SS2.2_Area_of_Polygons/Mathematics_Area_of_Polygons_CBE_LessonSequence.docx
+++ b/data/outputs/v2/Maths/SS2.2_Area_of_Polygons/Mathematics_Area_of_Polygons_CBE_LessonSequence.docx
@@ -3283,7 +3283,7 @@
             <w:pPr>
               <w:spacing w:after="20" w:before="0"/>
             </w:pPr>
-            <w:hyperlink w:history="1" r:id="rIdw7lk_0jaogniizx0nsh_h">
+            <w:hyperlink w:history="1" r:id="rIduemkfu_qxz4a77pa2phqh">
               <w:r>
                 <w:rPr>
                   <w:rFonts w:ascii="Arial" w:cs="Arial" w:eastAsia="Arial" w:hAnsi="Arial"/>
@@ -3292,7 +3292,7 @@
                   <w:szCs w:val="16"/>
                   <w:u w:val="single" w:color="2E75B6"/>
                 </w:rPr>
-                <w:t xml:space="preserve">Parallelogram on the coordinate plane</w:t>
+                <w:t xml:space="preserve">Heron's formula -dubbed(KY)</w:t>
               </w:r>
             </w:hyperlink>
           </w:p>
@@ -3308,7 +3308,7 @@
                 <w:sz w:val="14"/>
                 <w:szCs w:val="14"/>
               </w:rPr>
-              <w:t xml:space="preserve">Source: Khan Academy (English - US curriculum)</w:t>
+              <w:t xml:space="preserve">Source: Khan Academy (Kiswahili)</w:t>
             </w:r>
           </w:p>
           <w:p>
@@ -3316,7 +3316,7 @@
               <w:spacing w:after="10" w:before="0"/>
               <w:ind w:left="120"/>
             </w:pPr>
-            <w:hyperlink w:history="1" r:id="rIdaicpj-n2_uxzlhnlhyvfv">
+            <w:hyperlink w:history="1" r:id="rIdoypridpbowjnqc1y4ddse">
               <w:r>
                 <w:rPr>
                   <w:rFonts w:ascii="Arial" w:cs="Arial" w:eastAsia="Arial" w:hAnsi="Arial"/>
@@ -3361,7 +3361,7 @@
             <w:pPr>
               <w:spacing w:after="20" w:before="0"/>
             </w:pPr>
-            <w:hyperlink w:history="1" r:id="rId6tmhv9zus7vtk5koaewan">
+            <w:hyperlink w:history="1" r:id="rIdx6uullgri-bftg0jns8bg">
               <w:r>
                 <w:rPr>
                   <w:rFonts w:ascii="Arial" w:cs="Arial" w:eastAsia="Arial" w:hAnsi="Arial"/>
@@ -3370,7 +3370,7 @@
                   <w:szCs w:val="16"/>
                   <w:u w:val="single" w:color="2E75B6"/>
                 </w:rPr>
-                <w:t xml:space="preserve">Logarithm Triangle (PLIX)</w:t>
+                <w:t xml:space="preserve">Alternate Formula for the Area of a Triangle (Flexbook)</w:t>
               </w:r>
             </w:hyperlink>
           </w:p>
@@ -3394,7 +3394,7 @@
               <w:spacing w:after="10" w:before="0"/>
               <w:ind w:left="120"/>
             </w:pPr>
-            <w:hyperlink w:history="1" r:id="rIdoex54of1jxdwoiwdwi7dj">
+            <w:hyperlink w:history="1" r:id="rIdoyzokhsvccpuywmnswxau">
               <w:r>
                 <w:rPr>
                   <w:rFonts w:ascii="Arial" w:cs="Arial" w:eastAsia="Arial" w:hAnsi="Arial"/>
@@ -3589,7 +3589,7 @@
             <w:pPr>
               <w:spacing w:after="20" w:before="0"/>
             </w:pPr>
-            <w:hyperlink w:history="1" r:id="rIdq-fq3fqb14ohkfyjerfn3">
+            <w:hyperlink w:history="1" r:id="rIdteruojxwmxjnjpede_-gn">
               <w:r>
                 <w:rPr>
                   <w:rFonts w:ascii="Arial" w:cs="Arial" w:eastAsia="Arial" w:hAnsi="Arial"/>
@@ -3598,7 +3598,7 @@
                   <w:szCs w:val="16"/>
                   <w:u w:val="single" w:color="2E75B6"/>
                 </w:rPr>
-                <w:t xml:space="preserve">Parallelogram on the coordinate plane</w:t>
+                <w:t xml:space="preserve">Proof of Heron's formula (1 of 2) -dubbed(KY)</w:t>
               </w:r>
             </w:hyperlink>
           </w:p>
@@ -3614,7 +3614,7 @@
                 <w:sz w:val="14"/>
                 <w:szCs w:val="14"/>
               </w:rPr>
-              <w:t xml:space="preserve">Source: Khan Academy (English - US curriculum)</w:t>
+              <w:t xml:space="preserve">Source: Khan Academy (Kiswahili)</w:t>
             </w:r>
           </w:p>
           <w:p>
@@ -3622,7 +3622,7 @@
               <w:spacing w:after="10" w:before="0"/>
               <w:ind w:left="120"/>
             </w:pPr>
-            <w:hyperlink w:history="1" r:id="rIdcgux39xctkqybi273yvlp">
+            <w:hyperlink w:history="1" r:id="rIdk0c6k37iqvpn-gqx2cr4k">
               <w:r>
                 <w:rPr>
                   <w:rFonts w:ascii="Arial" w:cs="Arial" w:eastAsia="Arial" w:hAnsi="Arial"/>
@@ -3660,14 +3660,14 @@
                 <w:sz w:val="16"/>
                 <w:szCs w:val="16"/>
               </w:rPr>
-              <w:t xml:space="preserve">📖 HTML:</w:t>
+              <w:t xml:space="preserve">📖 EXERCISE:</w:t>
             </w:r>
           </w:p>
           <w:p>
             <w:pPr>
               <w:spacing w:after="20" w:before="0"/>
             </w:pPr>
-            <w:hyperlink w:history="1" r:id="rIdmkc1xv3hmhotcp7-nqhet">
+            <w:hyperlink w:history="1" r:id="rId0p8wvozf-5lr8hiuguny-">
               <w:r>
                 <w:rPr>
                   <w:rFonts w:ascii="Arial" w:cs="Arial" w:eastAsia="Arial" w:hAnsi="Arial"/>
@@ -3676,7 +3676,7 @@
                   <w:szCs w:val="16"/>
                   <w:u w:val="single" w:color="2E75B6"/>
                 </w:rPr>
-                <w:t xml:space="preserve">Logarithm Triangle (PLIX)</w:t>
+                <w:t xml:space="preserve">Alternate Formula for the Area of a Triangle Practice</w:t>
               </w:r>
             </w:hyperlink>
           </w:p>
@@ -3700,7 +3700,7 @@
               <w:spacing w:after="10" w:before="0"/>
               <w:ind w:left="120"/>
             </w:pPr>
-            <w:hyperlink w:history="1" r:id="rIdt1asnexwai8wwnommsfgj">
+            <w:hyperlink w:history="1" r:id="rId-yyhrmez0uyi_mdr2oxje">
               <w:r>
                 <w:rPr>
                   <w:rFonts w:ascii="Arial" w:cs="Arial" w:eastAsia="Arial" w:hAnsi="Arial"/>
@@ -3895,7 +3895,7 @@
             <w:pPr>
               <w:spacing w:after="20" w:before="0"/>
             </w:pPr>
-            <w:hyperlink w:history="1" r:id="rIdii7ne0d5uskybt6fc6lou">
+            <w:hyperlink w:history="1" r:id="rIdb5ggy5ne_czsztdz9gh8a">
               <w:r>
                 <w:rPr>
                   <w:rFonts w:ascii="Arial" w:cs="Arial" w:eastAsia="Arial" w:hAnsi="Arial"/>
@@ -3904,7 +3904,7 @@
                   <w:szCs w:val="16"/>
                   <w:u w:val="single" w:color="2E75B6"/>
                 </w:rPr>
-                <w:t xml:space="preserve">Parallelogram on the coordinate plane</w:t>
+                <w:t xml:space="preserve">Proof of Heron's formula (2 of 2) -dubbed(KY)</w:t>
               </w:r>
             </w:hyperlink>
           </w:p>
@@ -3920,7 +3920,7 @@
                 <w:sz w:val="14"/>
                 <w:szCs w:val="14"/>
               </w:rPr>
-              <w:t xml:space="preserve">Source: Khan Academy (English - US curriculum)</w:t>
+              <w:t xml:space="preserve">Source: Khan Academy (Kiswahili)</w:t>
             </w:r>
           </w:p>
           <w:p>
@@ -3928,7 +3928,7 @@
               <w:spacing w:after="10" w:before="0"/>
               <w:ind w:left="120"/>
             </w:pPr>
-            <w:hyperlink w:history="1" r:id="rIdbvhvcr5icext70sv9trqb">
+            <w:hyperlink w:history="1" r:id="rIdyfovtargnw8p-mlv7raib">
               <w:r>
                 <w:rPr>
                   <w:rFonts w:ascii="Arial" w:cs="Arial" w:eastAsia="Arial" w:hAnsi="Arial"/>
@@ -3966,14 +3966,14 @@
                 <w:sz w:val="16"/>
                 <w:szCs w:val="16"/>
               </w:rPr>
-              <w:t xml:space="preserve">📖 HTML:</w:t>
+              <w:t xml:space="preserve">📖 EXERCISE:</w:t>
             </w:r>
           </w:p>
           <w:p>
             <w:pPr>
               <w:spacing w:after="20" w:before="0"/>
             </w:pPr>
-            <w:hyperlink w:history="1" r:id="rIdpxtqponqcmtsykncvsago">
+            <w:hyperlink w:history="1" r:id="rIdw2cdcmgev18_b6vrmguyd">
               <w:r>
                 <w:rPr>
                   <w:rFonts w:ascii="Arial" w:cs="Arial" w:eastAsia="Arial" w:hAnsi="Arial"/>
@@ -3982,7 +3982,7 @@
                   <w:szCs w:val="16"/>
                   <w:u w:val="single" w:color="2E75B6"/>
                 </w:rPr>
-                <w:t xml:space="preserve">Logarithm Triangle (PLIX)</w:t>
+                <w:t xml:space="preserve">Decompose area with triangles</w:t>
               </w:r>
             </w:hyperlink>
           </w:p>
@@ -3998,7 +3998,7 @@
                 <w:sz w:val="14"/>
                 <w:szCs w:val="14"/>
               </w:rPr>
-              <w:t xml:space="preserve">Source: CK-12</w:t>
+              <w:t xml:space="preserve">Source: Khan Academy (English - US curriculum)</w:t>
             </w:r>
           </w:p>
           <w:p>
@@ -4006,7 +4006,7 @@
               <w:spacing w:after="10" w:before="0"/>
               <w:ind w:left="120"/>
             </w:pPr>
-            <w:hyperlink w:history="1" r:id="rId04azhinlndsceobqghq5c">
+            <w:hyperlink w:history="1" r:id="rIdon1y_l4pp9ozgpjrx9exa">
               <w:r>
                 <w:rPr>
                   <w:rFonts w:ascii="Arial" w:cs="Arial" w:eastAsia="Arial" w:hAnsi="Arial"/>
@@ -4201,7 +4201,7 @@
             <w:pPr>
               <w:spacing w:after="20" w:before="0"/>
             </w:pPr>
-            <w:hyperlink w:history="1" r:id="rIddftbyooev8zfnvp3uixh7">
+            <w:hyperlink w:history="1" r:id="rIdivkl2wu_qjlh-dvsk1hw8">
               <w:r>
                 <w:rPr>
                   <w:rFonts w:ascii="Arial" w:cs="Arial" w:eastAsia="Arial" w:hAnsi="Arial"/>
@@ -4210,7 +4210,7 @@
                   <w:szCs w:val="16"/>
                   <w:u w:val="single" w:color="2E75B6"/>
                 </w:rPr>
-                <w:t xml:space="preserve">Parallelogram on the coordinate plane</w:t>
+                <w:t xml:space="preserve">Area of a triangle</w:t>
               </w:r>
             </w:hyperlink>
           </w:p>
@@ -4234,7 +4234,7 @@
               <w:spacing w:after="10" w:before="0"/>
               <w:ind w:left="120"/>
             </w:pPr>
-            <w:hyperlink w:history="1" r:id="rIdgufefls5wezfsyvxcc46j">
+            <w:hyperlink w:history="1" r:id="rIdmvdr_f50ptglqz5jbozql">
               <w:r>
                 <w:rPr>
                   <w:rFonts w:ascii="Arial" w:cs="Arial" w:eastAsia="Arial" w:hAnsi="Arial"/>
@@ -4279,7 +4279,7 @@
             <w:pPr>
               <w:spacing w:after="20" w:before="0"/>
             </w:pPr>
-            <w:hyperlink w:history="1" r:id="rId_nmivmzitou11b29ons2m">
+            <w:hyperlink w:history="1" r:id="rIdm5txh11wsd62ikwcxinyb">
               <w:r>
                 <w:rPr>
                   <w:rFonts w:ascii="Arial" w:cs="Arial" w:eastAsia="Arial" w:hAnsi="Arial"/>
@@ -4288,7 +4288,7 @@
                   <w:szCs w:val="16"/>
                   <w:u w:val="single" w:color="2E75B6"/>
                 </w:rPr>
-                <w:t xml:space="preserve">Logarithm Triangle (PLIX)</w:t>
+                <w:t xml:space="preserve">Alternate Area of a Triangle (PLIX)</w:t>
               </w:r>
             </w:hyperlink>
           </w:p>
@@ -4312,7 +4312,7 @@
               <w:spacing w:after="10" w:before="0"/>
               <w:ind w:left="120"/>
             </w:pPr>
-            <w:hyperlink w:history="1" r:id="rIdrj1cn3cg9wvyqqqr2aud3">
+            <w:hyperlink w:history="1" r:id="rId4onj607f1jnjn1hnxy324">
               <w:r>
                 <w:rPr>
                   <w:rFonts w:ascii="Arial" w:cs="Arial" w:eastAsia="Arial" w:hAnsi="Arial"/>
@@ -4507,7 +4507,7 @@
             <w:pPr>
               <w:spacing w:after="20" w:before="0"/>
             </w:pPr>
-            <w:hyperlink w:history="1" r:id="rId-d3wvjzgvmi_lcu04uiur">
+            <w:hyperlink w:history="1" r:id="rIdz2v84ifpzxutk4rmieyg1">
               <w:r>
                 <w:rPr>
                   <w:rFonts w:ascii="Arial" w:cs="Arial" w:eastAsia="Arial" w:hAnsi="Arial"/>
@@ -4516,7 +4516,7 @@
                   <w:szCs w:val="16"/>
                   <w:u w:val="single" w:color="2E75B6"/>
                 </w:rPr>
-                <w:t xml:space="preserve">Parallelogram on the coordinate plane</w:t>
+                <w:t xml:space="preserve">Manipulating formulas: area</w:t>
               </w:r>
             </w:hyperlink>
           </w:p>
@@ -4540,7 +4540,7 @@
               <w:spacing w:after="10" w:before="0"/>
               <w:ind w:left="120"/>
             </w:pPr>
-            <w:hyperlink w:history="1" r:id="rIdmga0xws85akx6z_top8u5">
+            <w:hyperlink w:history="1" r:id="rIdy7xl_7x8b_o9plcl2kjao">
               <w:r>
                 <w:rPr>
                   <w:rFonts w:ascii="Arial" w:cs="Arial" w:eastAsia="Arial" w:hAnsi="Arial"/>
@@ -4585,7 +4585,7 @@
             <w:pPr>
               <w:spacing w:after="20" w:before="0"/>
             </w:pPr>
-            <w:hyperlink w:history="1" r:id="rIdhgnnjuuv8h8o4o8ott6wx">
+            <w:hyperlink w:history="1" r:id="rIdmmravcqzycoicfkevd005">
               <w:r>
                 <w:rPr>
                   <w:rFonts w:ascii="Arial" w:cs="Arial" w:eastAsia="Arial" w:hAnsi="Arial"/>
@@ -4594,7 +4594,7 @@
                   <w:szCs w:val="16"/>
                   <w:u w:val="single" w:color="2E75B6"/>
                 </w:rPr>
-                <w:t xml:space="preserve">Logarithm Triangle (PLIX)</w:t>
+                <w:t xml:space="preserve">Area of a Triangle: Ice Cream Cones (PLIX)</w:t>
               </w:r>
             </w:hyperlink>
           </w:p>
@@ -4618,7 +4618,7 @@
               <w:spacing w:after="10" w:before="0"/>
               <w:ind w:left="120"/>
             </w:pPr>
-            <w:hyperlink w:history="1" r:id="rId67mr8rl8jk8p_c7gtemn9">
+            <w:hyperlink w:history="1" r:id="rIdif_k4qnwt2yezj-tjqftg">
               <w:r>
                 <w:rPr>
                   <w:rFonts w:ascii="Arial" w:cs="Arial" w:eastAsia="Arial" w:hAnsi="Arial"/>
@@ -6105,7 +6105,7 @@
             <w:pPr>
               <w:spacing w:after="20" w:before="0"/>
             </w:pPr>
-            <w:hyperlink w:history="1" r:id="rIdzivwdmpavho2jtjh6cadd">
+            <w:hyperlink w:history="1" r:id="rIdq4jntvyjl9-5potv7p5cz">
               <w:r>
                 <w:rPr>
                   <w:rFonts w:ascii="Arial" w:cs="Arial" w:eastAsia="Arial" w:hAnsi="Arial"/>
@@ -6114,7 +6114,7 @@
                   <w:szCs w:val="16"/>
                   <w:u w:val="single" w:color="2E75B6"/>
                 </w:rPr>
-                <w:t xml:space="preserve">Trigonometry Word Problems Principles - Basic</w:t>
+                <w:t xml:space="preserve">Heron's formula -dubbed(KY)</w:t>
               </w:r>
             </w:hyperlink>
           </w:p>
@@ -6130,7 +6130,7 @@
                 <w:sz w:val="14"/>
                 <w:szCs w:val="14"/>
               </w:rPr>
-              <w:t xml:space="preserve">Source: CK-12</w:t>
+              <w:t xml:space="preserve">Source: Khan Academy (Kiswahili)</w:t>
             </w:r>
           </w:p>
           <w:p>
@@ -6138,7 +6138,7 @@
               <w:spacing w:after="10" w:before="0"/>
               <w:ind w:left="120"/>
             </w:pPr>
-            <w:hyperlink w:history="1" r:id="rIdxobl_pbsh1hdgdtp0gmxt">
+            <w:hyperlink w:history="1" r:id="rIdfhjzmbbdyqxojxovurrzk">
               <w:r>
                 <w:rPr>
                   <w:rFonts w:ascii="Arial" w:cs="Arial" w:eastAsia="Arial" w:hAnsi="Arial"/>
@@ -6183,7 +6183,7 @@
             <w:pPr>
               <w:spacing w:after="20" w:before="0"/>
             </w:pPr>
-            <w:hyperlink w:history="1" r:id="rIdtgsolffdzsz1qfqh_lvoa">
+            <w:hyperlink w:history="1" r:id="rIds3luorqyx7dpmmolfbml0">
               <w:r>
                 <w:rPr>
                   <w:rFonts w:ascii="Arial" w:cs="Arial" w:eastAsia="Arial" w:hAnsi="Arial"/>
@@ -6192,7 +6192,7 @@
                   <w:szCs w:val="16"/>
                   <w:u w:val="single" w:color="2E75B6"/>
                 </w:rPr>
-                <w:t xml:space="preserve">Determine and Use the Sine Ratio (Flexbook)</w:t>
+                <w:t xml:space="preserve">Alternate Formula for the Area of a Triangle (Flexbook)</w:t>
               </w:r>
             </w:hyperlink>
           </w:p>
@@ -6216,7 +6216,7 @@
               <w:spacing w:after="10" w:before="0"/>
               <w:ind w:left="120"/>
             </w:pPr>
-            <w:hyperlink w:history="1" r:id="rIdchwnqfzqjmqigx80fc5ea">
+            <w:hyperlink w:history="1" r:id="rIdidttl-9rmyjlj0_6cqqze">
               <w:r>
                 <w:rPr>
                   <w:rFonts w:ascii="Arial" w:cs="Arial" w:eastAsia="Arial" w:hAnsi="Arial"/>
@@ -6411,7 +6411,7 @@
             <w:pPr>
               <w:spacing w:after="20" w:before="0"/>
             </w:pPr>
-            <w:hyperlink w:history="1" r:id="rIdscrz_pfga211c2tvzhvph">
+            <w:hyperlink w:history="1" r:id="rIdgjap79gefmosuckeep39s">
               <w:r>
                 <w:rPr>
                   <w:rFonts w:ascii="Arial" w:cs="Arial" w:eastAsia="Arial" w:hAnsi="Arial"/>
@@ -6420,7 +6420,7 @@
                   <w:szCs w:val="16"/>
                   <w:u w:val="single" w:color="2E75B6"/>
                 </w:rPr>
-                <w:t xml:space="preserve">Trigonometry Word Problems Principles - Basic</w:t>
+                <w:t xml:space="preserve">Proof of Heron's formula (1 of 2) -dubbed(KY)</w:t>
               </w:r>
             </w:hyperlink>
           </w:p>
@@ -6436,7 +6436,7 @@
                 <w:sz w:val="14"/>
                 <w:szCs w:val="14"/>
               </w:rPr>
-              <w:t xml:space="preserve">Source: CK-12</w:t>
+              <w:t xml:space="preserve">Source: Khan Academy (Kiswahili)</w:t>
             </w:r>
           </w:p>
           <w:p>
@@ -6444,7 +6444,7 @@
               <w:spacing w:after="10" w:before="0"/>
               <w:ind w:left="120"/>
             </w:pPr>
-            <w:hyperlink w:history="1" r:id="rIdggkrknlaenekkr98t_bpv">
+            <w:hyperlink w:history="1" r:id="rIdy1aakwlfzulsl4wnfaqmg">
               <w:r>
                 <w:rPr>
                   <w:rFonts w:ascii="Arial" w:cs="Arial" w:eastAsia="Arial" w:hAnsi="Arial"/>
@@ -6482,14 +6482,14 @@
                 <w:sz w:val="16"/>
                 <w:szCs w:val="16"/>
               </w:rPr>
-              <w:t xml:space="preserve">📖 HTML:</w:t>
+              <w:t xml:space="preserve">📖 EXERCISE:</w:t>
             </w:r>
           </w:p>
           <w:p>
             <w:pPr>
               <w:spacing w:after="20" w:before="0"/>
             </w:pPr>
-            <w:hyperlink w:history="1" r:id="rIddxrmbprezohvl8shtfn0c">
+            <w:hyperlink w:history="1" r:id="rIduic0hjfx07q_ewqzgb3ng">
               <w:r>
                 <w:rPr>
                   <w:rFonts w:ascii="Arial" w:cs="Arial" w:eastAsia="Arial" w:hAnsi="Arial"/>
@@ -6498,7 +6498,7 @@
                   <w:szCs w:val="16"/>
                   <w:u w:val="single" w:color="2E75B6"/>
                 </w:rPr>
-                <w:t xml:space="preserve">Determine and Use the Sine Ratio (Flexbook)</w:t>
+                <w:t xml:space="preserve">Alternate Formula for the Area of a Triangle Practice</w:t>
               </w:r>
             </w:hyperlink>
           </w:p>
@@ -6522,7 +6522,7 @@
               <w:spacing w:after="10" w:before="0"/>
               <w:ind w:left="120"/>
             </w:pPr>
-            <w:hyperlink w:history="1" r:id="rIds8qulfs8eqsn3hec3hd29">
+            <w:hyperlink w:history="1" r:id="rIdssrmhiidg0p-2axkwuemk">
               <w:r>
                 <w:rPr>
                   <w:rFonts w:ascii="Arial" w:cs="Arial" w:eastAsia="Arial" w:hAnsi="Arial"/>
@@ -6717,7 +6717,7 @@
             <w:pPr>
               <w:spacing w:after="20" w:before="0"/>
             </w:pPr>
-            <w:hyperlink w:history="1" r:id="rIdmmmrk5pz_2bfgqlykg3u_">
+            <w:hyperlink w:history="1" r:id="rIdwislh5-yh9n9azipr2w54">
               <w:r>
                 <w:rPr>
                   <w:rFonts w:ascii="Arial" w:cs="Arial" w:eastAsia="Arial" w:hAnsi="Arial"/>
@@ -6726,7 +6726,7 @@
                   <w:szCs w:val="16"/>
                   <w:u w:val="single" w:color="2E75B6"/>
                 </w:rPr>
-                <w:t xml:space="preserve">Trigonometry Word Problems Principles - Basic</w:t>
+                <w:t xml:space="preserve">Proof of Heron's formula (2 of 2) -dubbed(KY)</w:t>
               </w:r>
             </w:hyperlink>
           </w:p>
@@ -6742,7 +6742,7 @@
                 <w:sz w:val="14"/>
                 <w:szCs w:val="14"/>
               </w:rPr>
-              <w:t xml:space="preserve">Source: CK-12</w:t>
+              <w:t xml:space="preserve">Source: Khan Academy (Kiswahili)</w:t>
             </w:r>
           </w:p>
           <w:p>
@@ -6750,7 +6750,7 @@
               <w:spacing w:after="10" w:before="0"/>
               <w:ind w:left="120"/>
             </w:pPr>
-            <w:hyperlink w:history="1" r:id="rId3rzz8zcxw4s8k5ljrydgd">
+            <w:hyperlink w:history="1" r:id="rIdluxxrl4_2sc9jc5b_ekfo">
               <w:r>
                 <w:rPr>
                   <w:rFonts w:ascii="Arial" w:cs="Arial" w:eastAsia="Arial" w:hAnsi="Arial"/>
@@ -6788,14 +6788,14 @@
                 <w:sz w:val="16"/>
                 <w:szCs w:val="16"/>
               </w:rPr>
-              <w:t xml:space="preserve">📖 HTML:</w:t>
+              <w:t xml:space="preserve">📖 EXERCISE:</w:t>
             </w:r>
           </w:p>
           <w:p>
             <w:pPr>
               <w:spacing w:after="20" w:before="0"/>
             </w:pPr>
-            <w:hyperlink w:history="1" r:id="rIda0ezspl-hu9c3361ahgjf">
+            <w:hyperlink w:history="1" r:id="rId2sz0_4h0ftxgtbhq3nkq4">
               <w:r>
                 <w:rPr>
                   <w:rFonts w:ascii="Arial" w:cs="Arial" w:eastAsia="Arial" w:hAnsi="Arial"/>
@@ -6804,7 +6804,7 @@
                   <w:szCs w:val="16"/>
                   <w:u w:val="single" w:color="2E75B6"/>
                 </w:rPr>
-                <w:t xml:space="preserve">Determine and Use the Sine Ratio (Flexbook)</w:t>
+                <w:t xml:space="preserve">Decompose area with triangles</w:t>
               </w:r>
             </w:hyperlink>
           </w:p>
@@ -6820,7 +6820,7 @@
                 <w:sz w:val="14"/>
                 <w:szCs w:val="14"/>
               </w:rPr>
-              <w:t xml:space="preserve">Source: CK-12</w:t>
+              <w:t xml:space="preserve">Source: Khan Academy (English - US curriculum)</w:t>
             </w:r>
           </w:p>
           <w:p>
@@ -6828,7 +6828,7 @@
               <w:spacing w:after="10" w:before="0"/>
               <w:ind w:left="120"/>
             </w:pPr>
-            <w:hyperlink w:history="1" r:id="rIdq_anxzgb9n5zwfh_erc5p">
+            <w:hyperlink w:history="1" r:id="rIdd-cjfqbn2wllipposm4nj">
               <w:r>
                 <w:rPr>
                   <w:rFonts w:ascii="Arial" w:cs="Arial" w:eastAsia="Arial" w:hAnsi="Arial"/>
@@ -7023,7 +7023,7 @@
             <w:pPr>
               <w:spacing w:after="20" w:before="0"/>
             </w:pPr>
-            <w:hyperlink w:history="1" r:id="rIddckw3gqtmn2fusj6rxm2e">
+            <w:hyperlink w:history="1" r:id="rIdust5hnsawfe_dnosreckn">
               <w:r>
                 <w:rPr>
                   <w:rFonts w:ascii="Arial" w:cs="Arial" w:eastAsia="Arial" w:hAnsi="Arial"/>
@@ -7032,7 +7032,7 @@
                   <w:szCs w:val="16"/>
                   <w:u w:val="single" w:color="2E75B6"/>
                 </w:rPr>
-                <w:t xml:space="preserve">Trigonometry Word Problems Principles - Basic</w:t>
+                <w:t xml:space="preserve">Area of inscribed equilateral triangle -dubbed(KY)</w:t>
               </w:r>
             </w:hyperlink>
           </w:p>
@@ -7048,7 +7048,7 @@
                 <w:sz w:val="14"/>
                 <w:szCs w:val="14"/>
               </w:rPr>
-              <w:t xml:space="preserve">Source: CK-12</w:t>
+              <w:t xml:space="preserve">Source: Khan Academy (Kiswahili)</w:t>
             </w:r>
           </w:p>
           <w:p>
@@ -7056,7 +7056,7 @@
               <w:spacing w:after="10" w:before="0"/>
               <w:ind w:left="120"/>
             </w:pPr>
-            <w:hyperlink w:history="1" r:id="rIdeyzpstlxe5xhsl94bjlnj">
+            <w:hyperlink w:history="1" r:id="rId4dccdmsxfqqilgesjt2uz">
               <w:r>
                 <w:rPr>
                   <w:rFonts w:ascii="Arial" w:cs="Arial" w:eastAsia="Arial" w:hAnsi="Arial"/>
@@ -7101,7 +7101,7 @@
             <w:pPr>
               <w:spacing w:after="20" w:before="0"/>
             </w:pPr>
-            <w:hyperlink w:history="1" r:id="rId2vo5fgilbz4-8fux5y8fb">
+            <w:hyperlink w:history="1" r:id="rIdup1_zc2jwcfjvrzdiejij">
               <w:r>
                 <w:rPr>
                   <w:rFonts w:ascii="Arial" w:cs="Arial" w:eastAsia="Arial" w:hAnsi="Arial"/>
@@ -7110,7 +7110,7 @@
                   <w:szCs w:val="16"/>
                   <w:u w:val="single" w:color="2E75B6"/>
                 </w:rPr>
-                <w:t xml:space="preserve">Determine and Use the Sine Ratio (Flexbook)</w:t>
+                <w:t xml:space="preserve">Alternate Area of a Triangle (PLIX)</w:t>
               </w:r>
             </w:hyperlink>
           </w:p>
@@ -7134,7 +7134,7 @@
               <w:spacing w:after="10" w:before="0"/>
               <w:ind w:left="120"/>
             </w:pPr>
-            <w:hyperlink w:history="1" r:id="rIdff88njrxvz8hkomi0a9va">
+            <w:hyperlink w:history="1" r:id="rIdamlakk46csstyf1vckjka">
               <w:r>
                 <w:rPr>
                   <w:rFonts w:ascii="Arial" w:cs="Arial" w:eastAsia="Arial" w:hAnsi="Arial"/>
@@ -7329,7 +7329,7 @@
             <w:pPr>
               <w:spacing w:after="20" w:before="0"/>
             </w:pPr>
-            <w:hyperlink w:history="1" r:id="rIdftcxc6ltl9ushjm8km7-y">
+            <w:hyperlink w:history="1" r:id="rIdhoujzgcqt-3mtyfq4iyjv">
               <w:r>
                 <w:rPr>
                   <w:rFonts w:ascii="Arial" w:cs="Arial" w:eastAsia="Arial" w:hAnsi="Arial"/>
@@ -7338,7 +7338,7 @@
                   <w:szCs w:val="16"/>
                   <w:u w:val="single" w:color="2E75B6"/>
                 </w:rPr>
-                <w:t xml:space="preserve">Trigonometry Word Problems Principles - Basic</w:t>
+                <w:t xml:space="preserve">Manipulating formulas: area</w:t>
               </w:r>
             </w:hyperlink>
           </w:p>
@@ -7354,7 +7354,7 @@
                 <w:sz w:val="14"/>
                 <w:szCs w:val="14"/>
               </w:rPr>
-              <w:t xml:space="preserve">Source: CK-12</w:t>
+              <w:t xml:space="preserve">Source: Khan Academy (English - US curriculum)</w:t>
             </w:r>
           </w:p>
           <w:p>
@@ -7362,7 +7362,7 @@
               <w:spacing w:after="10" w:before="0"/>
               <w:ind w:left="120"/>
             </w:pPr>
-            <w:hyperlink w:history="1" r:id="rIdfiilxmjads7kfegci7k53">
+            <w:hyperlink w:history="1" r:id="rIdae5guicde8vp6-d4qppsj">
               <w:r>
                 <w:rPr>
                   <w:rFonts w:ascii="Arial" w:cs="Arial" w:eastAsia="Arial" w:hAnsi="Arial"/>
@@ -7407,7 +7407,7 @@
             <w:pPr>
               <w:spacing w:after="20" w:before="0"/>
             </w:pPr>
-            <w:hyperlink w:history="1" r:id="rId-gf_xipsn_cth2vo3gadq">
+            <w:hyperlink w:history="1" r:id="rId72ghk9fhvpry4jwgdmdvs">
               <w:r>
                 <w:rPr>
                   <w:rFonts w:ascii="Arial" w:cs="Arial" w:eastAsia="Arial" w:hAnsi="Arial"/>
@@ -7416,7 +7416,7 @@
                   <w:szCs w:val="16"/>
                   <w:u w:val="single" w:color="2E75B6"/>
                 </w:rPr>
-                <w:t xml:space="preserve">Determine and Use the Sine Ratio (Flexbook)</w:t>
+                <w:t xml:space="preserve">Area of a Triangle: Ice Cream Cones (PLIX)</w:t>
               </w:r>
             </w:hyperlink>
           </w:p>
@@ -7440,7 +7440,7 @@
               <w:spacing w:after="10" w:before="0"/>
               <w:ind w:left="120"/>
             </w:pPr>
-            <w:hyperlink w:history="1" r:id="rIdomikw8tewghxfaixhgtgq">
+            <w:hyperlink w:history="1" r:id="rIdkf43s_g9hwfrhm8bvr_64">
               <w:r>
                 <w:rPr>
                   <w:rFonts w:ascii="Arial" w:cs="Arial" w:eastAsia="Arial" w:hAnsi="Arial"/>
@@ -8927,7 +8927,7 @@
             <w:pPr>
               <w:spacing w:after="20" w:before="0"/>
             </w:pPr>
-            <w:hyperlink w:history="1" r:id="rIdncgkw_hpajzozuklvxsrz">
+            <w:hyperlink w:history="1" r:id="rId0i1ktrkb-ahj3guu7xd5p">
               <w:r>
                 <w:rPr>
                   <w:rFonts w:ascii="Arial" w:cs="Arial" w:eastAsia="Arial" w:hAnsi="Arial"/>
@@ -8936,7 +8936,7 @@
                   <w:szCs w:val="16"/>
                   <w:u w:val="single" w:color="2E75B6"/>
                 </w:rPr>
-                <w:t xml:space="preserve">Parallelogram on the coordinate plane</w:t>
+                <w:t xml:space="preserve">Heron's formula -dubbed(KY)</w:t>
               </w:r>
             </w:hyperlink>
           </w:p>
@@ -8952,7 +8952,7 @@
                 <w:sz w:val="14"/>
                 <w:szCs w:val="14"/>
               </w:rPr>
-              <w:t xml:space="preserve">Source: Khan Academy (English - US curriculum)</w:t>
+              <w:t xml:space="preserve">Source: Khan Academy (Kiswahili)</w:t>
             </w:r>
           </w:p>
           <w:p>
@@ -8960,7 +8960,7 @@
               <w:spacing w:after="10" w:before="0"/>
               <w:ind w:left="120"/>
             </w:pPr>
-            <w:hyperlink w:history="1" r:id="rIdz-kf18y_yi8woumjx69qa">
+            <w:hyperlink w:history="1" r:id="rIdxdyu7co1fx1q9y3qwlawc">
               <w:r>
                 <w:rPr>
                   <w:rFonts w:ascii="Arial" w:cs="Arial" w:eastAsia="Arial" w:hAnsi="Arial"/>
@@ -9005,7 +9005,7 @@
             <w:pPr>
               <w:spacing w:after="20" w:before="0"/>
             </w:pPr>
-            <w:hyperlink w:history="1" r:id="rIdvurqrsqrdsczqsqujrjvd">
+            <w:hyperlink w:history="1" r:id="rIdjf2tqsohvebpwoqxclpq0">
               <w:r>
                 <w:rPr>
                   <w:rFonts w:ascii="Arial" w:cs="Arial" w:eastAsia="Arial" w:hAnsi="Arial"/>
@@ -9014,7 +9014,7 @@
                   <w:szCs w:val="16"/>
                   <w:u w:val="single" w:color="2E75B6"/>
                 </w:rPr>
-                <w:t xml:space="preserve">Determine and Use the Sine Ratio (Flexbook)</w:t>
+                <w:t xml:space="preserve">Alternate Formula for the Area of a Triangle (Flexbook)</w:t>
               </w:r>
             </w:hyperlink>
           </w:p>
@@ -9038,7 +9038,7 @@
               <w:spacing w:after="10" w:before="0"/>
               <w:ind w:left="120"/>
             </w:pPr>
-            <w:hyperlink w:history="1" r:id="rIda90goiun58dmsqapipjsn">
+            <w:hyperlink w:history="1" r:id="rId8zhqcktwaitow5auwxons">
               <w:r>
                 <w:rPr>
                   <w:rFonts w:ascii="Arial" w:cs="Arial" w:eastAsia="Arial" w:hAnsi="Arial"/>
@@ -9233,7 +9233,7 @@
             <w:pPr>
               <w:spacing w:after="20" w:before="0"/>
             </w:pPr>
-            <w:hyperlink w:history="1" r:id="rIdwv2q_uqglmooi78l24-s7">
+            <w:hyperlink w:history="1" r:id="rIdyh2knzb_dzhztcow1e5n4">
               <w:r>
                 <w:rPr>
                   <w:rFonts w:ascii="Arial" w:cs="Arial" w:eastAsia="Arial" w:hAnsi="Arial"/>
@@ -9242,7 +9242,7 @@
                   <w:szCs w:val="16"/>
                   <w:u w:val="single" w:color="2E75B6"/>
                 </w:rPr>
-                <w:t xml:space="preserve">Parallelogram on the coordinate plane</w:t>
+                <w:t xml:space="preserve">Proof of Heron's formula (1 of 2) -dubbed(KY)</w:t>
               </w:r>
             </w:hyperlink>
           </w:p>
@@ -9258,7 +9258,7 @@
                 <w:sz w:val="14"/>
                 <w:szCs w:val="14"/>
               </w:rPr>
-              <w:t xml:space="preserve">Source: Khan Academy (English - US curriculum)</w:t>
+              <w:t xml:space="preserve">Source: Khan Academy (Kiswahili)</w:t>
             </w:r>
           </w:p>
           <w:p>
@@ -9266,7 +9266,7 @@
               <w:spacing w:after="10" w:before="0"/>
               <w:ind w:left="120"/>
             </w:pPr>
-            <w:hyperlink w:history="1" r:id="rIdwxnen8hbarq8hnnqrueag">
+            <w:hyperlink w:history="1" r:id="rIdfhgqdxerndykpql-klco5">
               <w:r>
                 <w:rPr>
                   <w:rFonts w:ascii="Arial" w:cs="Arial" w:eastAsia="Arial" w:hAnsi="Arial"/>
@@ -9304,14 +9304,14 @@
                 <w:sz w:val="16"/>
                 <w:szCs w:val="16"/>
               </w:rPr>
-              <w:t xml:space="preserve">📖 HTML:</w:t>
+              <w:t xml:space="preserve">📖 EXERCISE:</w:t>
             </w:r>
           </w:p>
           <w:p>
             <w:pPr>
               <w:spacing w:after="20" w:before="0"/>
             </w:pPr>
-            <w:hyperlink w:history="1" r:id="rId41gqv-hripm5sbe9chbts">
+            <w:hyperlink w:history="1" r:id="rIdxl2a74zwvkxny4wfw7bc9">
               <w:r>
                 <w:rPr>
                   <w:rFonts w:ascii="Arial" w:cs="Arial" w:eastAsia="Arial" w:hAnsi="Arial"/>
@@ -9320,7 +9320,7 @@
                   <w:szCs w:val="16"/>
                   <w:u w:val="single" w:color="2E75B6"/>
                 </w:rPr>
-                <w:t xml:space="preserve">Determine and Use the Sine Ratio (Flexbook)</w:t>
+                <w:t xml:space="preserve">Alternate Formula for the Area of a Triangle Practice</w:t>
               </w:r>
             </w:hyperlink>
           </w:p>
@@ -9344,7 +9344,7 @@
               <w:spacing w:after="10" w:before="0"/>
               <w:ind w:left="120"/>
             </w:pPr>
-            <w:hyperlink w:history="1" r:id="rId4kr4iwysljnznmd79r9ko">
+            <w:hyperlink w:history="1" r:id="rIdyediecymkl_vqyp1du-zs">
               <w:r>
                 <w:rPr>
                   <w:rFonts w:ascii="Arial" w:cs="Arial" w:eastAsia="Arial" w:hAnsi="Arial"/>
@@ -9539,7 +9539,7 @@
             <w:pPr>
               <w:spacing w:after="20" w:before="0"/>
             </w:pPr>
-            <w:hyperlink w:history="1" r:id="rIdml8ucim-web8-xxbuuzod">
+            <w:hyperlink w:history="1" r:id="rIdyjtaa3-kxz5ipyliwrc-3">
               <w:r>
                 <w:rPr>
                   <w:rFonts w:ascii="Arial" w:cs="Arial" w:eastAsia="Arial" w:hAnsi="Arial"/>
@@ -9548,7 +9548,7 @@
                   <w:szCs w:val="16"/>
                   <w:u w:val="single" w:color="2E75B6"/>
                 </w:rPr>
-                <w:t xml:space="preserve">Parallelogram on the coordinate plane</w:t>
+                <w:t xml:space="preserve">Proof of Heron's formula (2 of 2) -dubbed(KY)</w:t>
               </w:r>
             </w:hyperlink>
           </w:p>
@@ -9564,7 +9564,7 @@
                 <w:sz w:val="14"/>
                 <w:szCs w:val="14"/>
               </w:rPr>
-              <w:t xml:space="preserve">Source: Khan Academy (English - US curriculum)</w:t>
+              <w:t xml:space="preserve">Source: Khan Academy (Kiswahili)</w:t>
             </w:r>
           </w:p>
           <w:p>
@@ -9572,7 +9572,7 @@
               <w:spacing w:after="10" w:before="0"/>
               <w:ind w:left="120"/>
             </w:pPr>
-            <w:hyperlink w:history="1" r:id="rIdbq3bisjvo3sqc8nbpriyq">
+            <w:hyperlink w:history="1" r:id="rId3keoghkhos_pui6jgmriu">
               <w:r>
                 <w:rPr>
                   <w:rFonts w:ascii="Arial" w:cs="Arial" w:eastAsia="Arial" w:hAnsi="Arial"/>
@@ -9610,14 +9610,14 @@
                 <w:sz w:val="16"/>
                 <w:szCs w:val="16"/>
               </w:rPr>
-              <w:t xml:space="preserve">📖 HTML:</w:t>
+              <w:t xml:space="preserve">📖 EXERCISE:</w:t>
             </w:r>
           </w:p>
           <w:p>
             <w:pPr>
               <w:spacing w:after="20" w:before="0"/>
             </w:pPr>
-            <w:hyperlink w:history="1" r:id="rIdteoxubt1ehze8oovxnhwg">
+            <w:hyperlink w:history="1" r:id="rIdm0o8xgdxggpu28siibeiq">
               <w:r>
                 <w:rPr>
                   <w:rFonts w:ascii="Arial" w:cs="Arial" w:eastAsia="Arial" w:hAnsi="Arial"/>
@@ -9626,7 +9626,7 @@
                   <w:szCs w:val="16"/>
                   <w:u w:val="single" w:color="2E75B6"/>
                 </w:rPr>
-                <w:t xml:space="preserve">Determine and Use the Sine Ratio (Flexbook)</w:t>
+                <w:t xml:space="preserve">Decompose area with triangles</w:t>
               </w:r>
             </w:hyperlink>
           </w:p>
@@ -9642,7 +9642,7 @@
                 <w:sz w:val="14"/>
                 <w:szCs w:val="14"/>
               </w:rPr>
-              <w:t xml:space="preserve">Source: CK-12</w:t>
+              <w:t xml:space="preserve">Source: Khan Academy (English - US curriculum)</w:t>
             </w:r>
           </w:p>
           <w:p>
@@ -9650,7 +9650,7 @@
               <w:spacing w:after="10" w:before="0"/>
               <w:ind w:left="120"/>
             </w:pPr>
-            <w:hyperlink w:history="1" r:id="rIdubdwr4f28n6mwzsm7qk37">
+            <w:hyperlink w:history="1" r:id="rIdze9vc9hivk24ta1cw-tyw">
               <w:r>
                 <w:rPr>
                   <w:rFonts w:ascii="Arial" w:cs="Arial" w:eastAsia="Arial" w:hAnsi="Arial"/>
@@ -9845,7 +9845,7 @@
             <w:pPr>
               <w:spacing w:after="20" w:before="0"/>
             </w:pPr>
-            <w:hyperlink w:history="1" r:id="rIdkyiyf83169idonnaygkjm">
+            <w:hyperlink w:history="1" r:id="rIdquxyb9an42nod4c_mt6xo">
               <w:r>
                 <w:rPr>
                   <w:rFonts w:ascii="Arial" w:cs="Arial" w:eastAsia="Arial" w:hAnsi="Arial"/>
@@ -9854,7 +9854,7 @@
                   <w:szCs w:val="16"/>
                   <w:u w:val="single" w:color="2E75B6"/>
                 </w:rPr>
-                <w:t xml:space="preserve">Parallelogram on the coordinate plane</w:t>
+                <w:t xml:space="preserve">Area of inscribed equilateral triangle -dubbed(KY)</w:t>
               </w:r>
             </w:hyperlink>
           </w:p>
@@ -9870,7 +9870,7 @@
                 <w:sz w:val="14"/>
                 <w:szCs w:val="14"/>
               </w:rPr>
-              <w:t xml:space="preserve">Source: Khan Academy (English - US curriculum)</w:t>
+              <w:t xml:space="preserve">Source: Khan Academy (Kiswahili)</w:t>
             </w:r>
           </w:p>
           <w:p>
@@ -9878,7 +9878,7 @@
               <w:spacing w:after="10" w:before="0"/>
               <w:ind w:left="120"/>
             </w:pPr>
-            <w:hyperlink w:history="1" r:id="rId_2vanvtux_5fwzcs68ilx">
+            <w:hyperlink w:history="1" r:id="rIdk1kuyzxqcyklhiww_xpmc">
               <w:r>
                 <w:rPr>
                   <w:rFonts w:ascii="Arial" w:cs="Arial" w:eastAsia="Arial" w:hAnsi="Arial"/>
@@ -9923,7 +9923,7 @@
             <w:pPr>
               <w:spacing w:after="20" w:before="0"/>
             </w:pPr>
-            <w:hyperlink w:history="1" r:id="rIdxxjnobsaxcjznxfpx2juq">
+            <w:hyperlink w:history="1" r:id="rIdhvciwhpvktts-wv1349mi">
               <w:r>
                 <w:rPr>
                   <w:rFonts w:ascii="Arial" w:cs="Arial" w:eastAsia="Arial" w:hAnsi="Arial"/>
@@ -9932,7 +9932,7 @@
                   <w:szCs w:val="16"/>
                   <w:u w:val="single" w:color="2E75B6"/>
                 </w:rPr>
-                <w:t xml:space="preserve">Determine and Use the Sine Ratio (Flexbook)</w:t>
+                <w:t xml:space="preserve">Alternate Area of a Triangle (PLIX)</w:t>
               </w:r>
             </w:hyperlink>
           </w:p>
@@ -9956,7 +9956,7 @@
               <w:spacing w:after="10" w:before="0"/>
               <w:ind w:left="120"/>
             </w:pPr>
-            <w:hyperlink w:history="1" r:id="rIdjk6wnk6qas0iazx7tdqjf">
+            <w:hyperlink w:history="1" r:id="rIdamm-fs0wqctodw3gffbor">
               <w:r>
                 <w:rPr>
                   <w:rFonts w:ascii="Arial" w:cs="Arial" w:eastAsia="Arial" w:hAnsi="Arial"/>
@@ -10151,7 +10151,7 @@
             <w:pPr>
               <w:spacing w:after="20" w:before="0"/>
             </w:pPr>
-            <w:hyperlink w:history="1" r:id="rIdswyn1szx9bj6kfoenxelb">
+            <w:hyperlink w:history="1" r:id="rIdi3vgs5afy_pryc3mviwqj">
               <w:r>
                 <w:rPr>
                   <w:rFonts w:ascii="Arial" w:cs="Arial" w:eastAsia="Arial" w:hAnsi="Arial"/>
@@ -10160,7 +10160,7 @@
                   <w:szCs w:val="16"/>
                   <w:u w:val="single" w:color="2E75B6"/>
                 </w:rPr>
-                <w:t xml:space="preserve">Parallelogram on the coordinate plane</w:t>
+                <w:t xml:space="preserve">Finding trig values using angle addition identities</w:t>
               </w:r>
             </w:hyperlink>
           </w:p>
@@ -10184,7 +10184,7 @@
               <w:spacing w:after="10" w:before="0"/>
               <w:ind w:left="120"/>
             </w:pPr>
-            <w:hyperlink w:history="1" r:id="rIdzbuesqjpfttnmgfd6av5p">
+            <w:hyperlink w:history="1" r:id="rIdnrkr9c0rswwa_hbvbm22z">
               <w:r>
                 <w:rPr>
                   <w:rFonts w:ascii="Arial" w:cs="Arial" w:eastAsia="Arial" w:hAnsi="Arial"/>
@@ -10229,7 +10229,7 @@
             <w:pPr>
               <w:spacing w:after="20" w:before="0"/>
             </w:pPr>
-            <w:hyperlink w:history="1" r:id="rId5qjful83acyalyllatua3">
+            <w:hyperlink w:history="1" r:id="rIdqrtt-otzu8p70otav0gvd">
               <w:r>
                 <w:rPr>
                   <w:rFonts w:ascii="Arial" w:cs="Arial" w:eastAsia="Arial" w:hAnsi="Arial"/>
@@ -10238,7 +10238,7 @@
                   <w:szCs w:val="16"/>
                   <w:u w:val="single" w:color="2E75B6"/>
                 </w:rPr>
-                <w:t xml:space="preserve">Determine and Use the Sine Ratio (Flexbook)</w:t>
+                <w:t xml:space="preserve">Area of a Triangle: Ice Cream Cones (PLIX)</w:t>
               </w:r>
             </w:hyperlink>
           </w:p>
@@ -10262,7 +10262,7 @@
               <w:spacing w:after="10" w:before="0"/>
               <w:ind w:left="120"/>
             </w:pPr>
-            <w:hyperlink w:history="1" r:id="rIdfgjhrjcsbdyq1zc283qyz">
+            <w:hyperlink w:history="1" r:id="rId2us9ehwavexvaiu90ift0">
               <w:r>
                 <w:rPr>
                   <w:rFonts w:ascii="Arial" w:cs="Arial" w:eastAsia="Arial" w:hAnsi="Arial"/>
@@ -11749,7 +11749,7 @@
             <w:pPr>
               <w:spacing w:after="20" w:before="0"/>
             </w:pPr>
-            <w:hyperlink w:history="1" r:id="rIdgxtwrmlknordm2fjgdwvh">
+            <w:hyperlink w:history="1" r:id="rIdx16zr38f-_f9-clsdudxq">
               <w:r>
                 <w:rPr>
                   <w:rFonts w:ascii="Arial" w:cs="Arial" w:eastAsia="Arial" w:hAnsi="Arial"/>
@@ -11758,7 +11758,7 @@
                   <w:szCs w:val="16"/>
                   <w:u w:val="single" w:color="2E75B6"/>
                 </w:rPr>
-                <w:t xml:space="preserve">Parallelogram on the coordinate plane</w:t>
+                <w:t xml:space="preserve">Heron's formula -dubbed(KY)</w:t>
               </w:r>
             </w:hyperlink>
           </w:p>
@@ -11774,7 +11774,7 @@
                 <w:sz w:val="14"/>
                 <w:szCs w:val="14"/>
               </w:rPr>
-              <w:t xml:space="preserve">Source: Khan Academy (English - US curriculum)</w:t>
+              <w:t xml:space="preserve">Source: Khan Academy (Kiswahili)</w:t>
             </w:r>
           </w:p>
           <w:p>
@@ -11782,7 +11782,7 @@
               <w:spacing w:after="10" w:before="0"/>
               <w:ind w:left="120"/>
             </w:pPr>
-            <w:hyperlink w:history="1" r:id="rIdyynketuy99frnpes-ilrn">
+            <w:hyperlink w:history="1" r:id="rIdpxbj_21qlssogrjjpcpsk">
               <w:r>
                 <w:rPr>
                   <w:rFonts w:ascii="Arial" w:cs="Arial" w:eastAsia="Arial" w:hAnsi="Arial"/>
@@ -11827,7 +11827,7 @@
             <w:pPr>
               <w:spacing w:after="20" w:before="0"/>
             </w:pPr>
-            <w:hyperlink w:history="1" r:id="rIdrqlqnf2aylrrbc5ts1e3a">
+            <w:hyperlink w:history="1" r:id="rIdtnqsytqtksksngwd2f6x8">
               <w:r>
                 <w:rPr>
                   <w:rFonts w:ascii="Arial" w:cs="Arial" w:eastAsia="Arial" w:hAnsi="Arial"/>
@@ -11836,7 +11836,7 @@
                   <w:szCs w:val="16"/>
                   <w:u w:val="single" w:color="2E75B6"/>
                 </w:rPr>
-                <w:t xml:space="preserve">Quadratic Formula (Flexbook)</w:t>
+                <w:t xml:space="preserve">Heron's Formula (Flexbook)</w:t>
               </w:r>
             </w:hyperlink>
           </w:p>
@@ -11860,7 +11860,7 @@
               <w:spacing w:after="10" w:before="0"/>
               <w:ind w:left="120"/>
             </w:pPr>
-            <w:hyperlink w:history="1" r:id="rIdkedmoponcsbwv5srtjoii">
+            <w:hyperlink w:history="1" r:id="rIdldjh7eg68ytiec7tgebbv">
               <w:r>
                 <w:rPr>
                   <w:rFonts w:ascii="Arial" w:cs="Arial" w:eastAsia="Arial" w:hAnsi="Arial"/>
@@ -12055,7 +12055,7 @@
             <w:pPr>
               <w:spacing w:after="20" w:before="0"/>
             </w:pPr>
-            <w:hyperlink w:history="1" r:id="rIdjgq1zpel_f9wprcx4lyox">
+            <w:hyperlink w:history="1" r:id="rIdv8vnprpq6un7x7eqrfbgo">
               <w:r>
                 <w:rPr>
                   <w:rFonts w:ascii="Arial" w:cs="Arial" w:eastAsia="Arial" w:hAnsi="Arial"/>
@@ -12064,7 +12064,7 @@
                   <w:szCs w:val="16"/>
                   <w:u w:val="single" w:color="2E75B6"/>
                 </w:rPr>
-                <w:t xml:space="preserve">Parallelogram on the coordinate plane</w:t>
+                <w:t xml:space="preserve">Proof of Heron's formula (1 of 2) -dubbed(KY)</w:t>
               </w:r>
             </w:hyperlink>
           </w:p>
@@ -12080,7 +12080,7 @@
                 <w:sz w:val="14"/>
                 <w:szCs w:val="14"/>
               </w:rPr>
-              <w:t xml:space="preserve">Source: Khan Academy (English - US curriculum)</w:t>
+              <w:t xml:space="preserve">Source: Khan Academy (Kiswahili)</w:t>
             </w:r>
           </w:p>
           <w:p>
@@ -12088,7 +12088,7 @@
               <w:spacing w:after="10" w:before="0"/>
               <w:ind w:left="120"/>
             </w:pPr>
-            <w:hyperlink w:history="1" r:id="rIdbktsr6rixd3kevfvnkx3o">
+            <w:hyperlink w:history="1" r:id="rIdabvb8521zwojjn_541lxb">
               <w:r>
                 <w:rPr>
                   <w:rFonts w:ascii="Arial" w:cs="Arial" w:eastAsia="Arial" w:hAnsi="Arial"/>
@@ -12126,14 +12126,14 @@
                 <w:sz w:val="16"/>
                 <w:szCs w:val="16"/>
               </w:rPr>
-              <w:t xml:space="preserve">📖 HTML:</w:t>
+              <w:t xml:space="preserve">📖 EXERCISE:</w:t>
             </w:r>
           </w:p>
           <w:p>
             <w:pPr>
               <w:spacing w:after="20" w:before="0"/>
             </w:pPr>
-            <w:hyperlink w:history="1" r:id="rIdizeorgwafnyrdxhjjgda_">
+            <w:hyperlink w:history="1" r:id="rIdm2tbntmnsjfpiw_gy5yr_">
               <w:r>
                 <w:rPr>
                   <w:rFonts w:ascii="Arial" w:cs="Arial" w:eastAsia="Arial" w:hAnsi="Arial"/>
@@ -12142,7 +12142,7 @@
                   <w:szCs w:val="16"/>
                   <w:u w:val="single" w:color="2E75B6"/>
                 </w:rPr>
-                <w:t xml:space="preserve">Quadratic Formula (Flexbook)</w:t>
+                <w:t xml:space="preserve">Heron's Formula Practice</w:t>
               </w:r>
             </w:hyperlink>
           </w:p>
@@ -12166,7 +12166,7 @@
               <w:spacing w:after="10" w:before="0"/>
               <w:ind w:left="120"/>
             </w:pPr>
-            <w:hyperlink w:history="1" r:id="rIdsftlgpohjsjc7iufrx9o_">
+            <w:hyperlink w:history="1" r:id="rIdpq-ced_klxeysqmbjjm7r">
               <w:r>
                 <w:rPr>
                   <w:rFonts w:ascii="Arial" w:cs="Arial" w:eastAsia="Arial" w:hAnsi="Arial"/>
@@ -12361,7 +12361,7 @@
             <w:pPr>
               <w:spacing w:after="20" w:before="0"/>
             </w:pPr>
-            <w:hyperlink w:history="1" r:id="rIdk7ifuzxnu4g-xyisji69s">
+            <w:hyperlink w:history="1" r:id="rIdebtvpotpphksqsq8sotvt">
               <w:r>
                 <w:rPr>
                   <w:rFonts w:ascii="Arial" w:cs="Arial" w:eastAsia="Arial" w:hAnsi="Arial"/>
@@ -12370,7 +12370,7 @@
                   <w:szCs w:val="16"/>
                   <w:u w:val="single" w:color="2E75B6"/>
                 </w:rPr>
-                <w:t xml:space="preserve">Parallelogram on the coordinate plane</w:t>
+                <w:t xml:space="preserve">Proof of Heron's formula (2 of 2) -dubbed(KY)</w:t>
               </w:r>
             </w:hyperlink>
           </w:p>
@@ -12386,7 +12386,7 @@
                 <w:sz w:val="14"/>
                 <w:szCs w:val="14"/>
               </w:rPr>
-              <w:t xml:space="preserve">Source: Khan Academy (English - US curriculum)</w:t>
+              <w:t xml:space="preserve">Source: Khan Academy (Kiswahili)</w:t>
             </w:r>
           </w:p>
           <w:p>
@@ -12394,7 +12394,7 @@
               <w:spacing w:after="10" w:before="0"/>
               <w:ind w:left="120"/>
             </w:pPr>
-            <w:hyperlink w:history="1" r:id="rIdhyoe6-h6mt5quctiywms_">
+            <w:hyperlink w:history="1" r:id="rIdxndzwjxtkbz6jbblr75yg">
               <w:r>
                 <w:rPr>
                   <w:rFonts w:ascii="Arial" w:cs="Arial" w:eastAsia="Arial" w:hAnsi="Arial"/>
@@ -12439,7 +12439,7 @@
             <w:pPr>
               <w:spacing w:after="20" w:before="0"/>
             </w:pPr>
-            <w:hyperlink w:history="1" r:id="rIdqu9hbkimbemyaevr2losg">
+            <w:hyperlink w:history="1" r:id="rIdbd5-mru_uwxtltgzqcjoq">
               <w:r>
                 <w:rPr>
                   <w:rFonts w:ascii="Arial" w:cs="Arial" w:eastAsia="Arial" w:hAnsi="Arial"/>
@@ -12448,7 +12448,7 @@
                   <w:szCs w:val="16"/>
                   <w:u w:val="single" w:color="2E75B6"/>
                 </w:rPr>
-                <w:t xml:space="preserve">Quadratic Formula (Flexbook)</w:t>
+                <w:t xml:space="preserve">Derivation of the Triangle Area Formula (Flexbook)</w:t>
               </w:r>
             </w:hyperlink>
           </w:p>
@@ -12472,7 +12472,7 @@
               <w:spacing w:after="10" w:before="0"/>
               <w:ind w:left="120"/>
             </w:pPr>
-            <w:hyperlink w:history="1" r:id="rIdqugrgzxe9fkgqmas_ouu_">
+            <w:hyperlink w:history="1" r:id="rIdy5s_fnxeqviojbhy6p-1h">
               <w:r>
                 <w:rPr>
                   <w:rFonts w:ascii="Arial" w:cs="Arial" w:eastAsia="Arial" w:hAnsi="Arial"/>
@@ -12667,7 +12667,7 @@
             <w:pPr>
               <w:spacing w:after="20" w:before="0"/>
             </w:pPr>
-            <w:hyperlink w:history="1" r:id="rIdr1h7g-y5ha1x1bz5q2lic">
+            <w:hyperlink w:history="1" r:id="rIdy54rhebp9lrcms3kkxkzu">
               <w:r>
                 <w:rPr>
                   <w:rFonts w:ascii="Arial" w:cs="Arial" w:eastAsia="Arial" w:hAnsi="Arial"/>
@@ -12676,7 +12676,7 @@
                   <w:szCs w:val="16"/>
                   <w:u w:val="single" w:color="2E75B6"/>
                 </w:rPr>
-                <w:t xml:space="preserve">Parallelogram on the coordinate plane</w:t>
+                <w:t xml:space="preserve">Heron's formula -dubbed(KY)</w:t>
               </w:r>
             </w:hyperlink>
           </w:p>
@@ -12692,7 +12692,7 @@
                 <w:sz w:val="14"/>
                 <w:szCs w:val="14"/>
               </w:rPr>
-              <w:t xml:space="preserve">Source: Khan Academy (English - US curriculum)</w:t>
+              <w:t xml:space="preserve">Source: Khan Academy (Kiswahili)</w:t>
             </w:r>
           </w:p>
           <w:p>
@@ -12700,7 +12700,7 @@
               <w:spacing w:after="10" w:before="0"/>
               <w:ind w:left="120"/>
             </w:pPr>
-            <w:hyperlink w:history="1" r:id="rIdjesqha59flktwykbl7bjk">
+            <w:hyperlink w:history="1" r:id="rIdyyqit89etkgongi_k8bzt">
               <w:r>
                 <w:rPr>
                   <w:rFonts w:ascii="Arial" w:cs="Arial" w:eastAsia="Arial" w:hAnsi="Arial"/>
@@ -12738,14 +12738,14 @@
                 <w:sz w:val="16"/>
                 <w:szCs w:val="16"/>
               </w:rPr>
-              <w:t xml:space="preserve">📖 HTML:</w:t>
+              <w:t xml:space="preserve">📖 EXERCISE:</w:t>
             </w:r>
           </w:p>
           <w:p>
             <w:pPr>
               <w:spacing w:after="20" w:before="0"/>
             </w:pPr>
-            <w:hyperlink w:history="1" r:id="rIdtvozxjm5dnpkxaqaistqc">
+            <w:hyperlink w:history="1" r:id="rIdbmi-cpeztgzcdcdb58gh2">
               <w:r>
                 <w:rPr>
                   <w:rFonts w:ascii="Arial" w:cs="Arial" w:eastAsia="Arial" w:hAnsi="Arial"/>
@@ -12754,7 +12754,7 @@
                   <w:szCs w:val="16"/>
                   <w:u w:val="single" w:color="2E75B6"/>
                 </w:rPr>
-                <w:t xml:space="preserve">Quadratic Formula (Flexbook)</w:t>
+                <w:t xml:space="preserve">Derivation of the Triangle Area Formula Practice</w:t>
               </w:r>
             </w:hyperlink>
           </w:p>
@@ -12778,7 +12778,7 @@
               <w:spacing w:after="10" w:before="0"/>
               <w:ind w:left="120"/>
             </w:pPr>
-            <w:hyperlink w:history="1" r:id="rIdo8euxlx9_l1h_g9uftuwp">
+            <w:hyperlink w:history="1" r:id="rId3twr4uoflolpinpssfzfs">
               <w:r>
                 <w:rPr>
                   <w:rFonts w:ascii="Arial" w:cs="Arial" w:eastAsia="Arial" w:hAnsi="Arial"/>
@@ -12973,7 +12973,7 @@
             <w:pPr>
               <w:spacing w:after="20" w:before="0"/>
             </w:pPr>
-            <w:hyperlink w:history="1" r:id="rIdutrixy1ppyed3mwryho4w">
+            <w:hyperlink w:history="1" r:id="rId_jlcatkdxs7kxipzmomfr">
               <w:r>
                 <w:rPr>
                   <w:rFonts w:ascii="Arial" w:cs="Arial" w:eastAsia="Arial" w:hAnsi="Arial"/>
@@ -12982,7 +12982,7 @@
                   <w:szCs w:val="16"/>
                   <w:u w:val="single" w:color="2E75B6"/>
                 </w:rPr>
-                <w:t xml:space="preserve">Parallelogram on the coordinate plane</w:t>
+                <w:t xml:space="preserve">Heron's formula -dubbed(KY)</w:t>
               </w:r>
             </w:hyperlink>
           </w:p>
@@ -12998,7 +12998,7 @@
                 <w:sz w:val="14"/>
                 <w:szCs w:val="14"/>
               </w:rPr>
-              <w:t xml:space="preserve">Source: Khan Academy (English - US curriculum)</w:t>
+              <w:t xml:space="preserve">Source: Khan Academy (Kiswahili)</w:t>
             </w:r>
           </w:p>
           <w:p>
@@ -13006,7 +13006,7 @@
               <w:spacing w:after="10" w:before="0"/>
               <w:ind w:left="120"/>
             </w:pPr>
-            <w:hyperlink w:history="1" r:id="rIdghpptmfrunvacq4x1ygoj">
+            <w:hyperlink w:history="1" r:id="rIdy8qdfsdkpqcykutyk2_eb">
               <w:r>
                 <w:rPr>
                   <w:rFonts w:ascii="Arial" w:cs="Arial" w:eastAsia="Arial" w:hAnsi="Arial"/>
@@ -13051,7 +13051,7 @@
             <w:pPr>
               <w:spacing w:after="20" w:before="0"/>
             </w:pPr>
-            <w:hyperlink w:history="1" r:id="rIdkffurzwvx0fpr9og0bkys">
+            <w:hyperlink w:history="1" r:id="rIdgsajj5q4no-2ebojw-uim">
               <w:r>
                 <w:rPr>
                   <w:rFonts w:ascii="Arial" w:cs="Arial" w:eastAsia="Arial" w:hAnsi="Arial"/>
@@ -13060,7 +13060,7 @@
                   <w:szCs w:val="16"/>
                   <w:u w:val="single" w:color="2E75B6"/>
                 </w:rPr>
-                <w:t xml:space="preserve">Quadratic Formula (Flexbook)</w:t>
+                <w:t xml:space="preserve">Alternate Formula for the Area of a Triangle (Flexbook)</w:t>
               </w:r>
             </w:hyperlink>
           </w:p>
@@ -13084,7 +13084,7 @@
               <w:spacing w:after="10" w:before="0"/>
               <w:ind w:left="120"/>
             </w:pPr>
-            <w:hyperlink w:history="1" r:id="rIdnomlur51fcaa8ma-vtg1c">
+            <w:hyperlink w:history="1" r:id="rIdzkvksj_1s58ivexyhmcty">
               <w:r>
                 <w:rPr>
                   <w:rFonts w:ascii="Arial" w:cs="Arial" w:eastAsia="Arial" w:hAnsi="Arial"/>
@@ -14704,7 +14704,7 @@
             <w:pPr>
               <w:spacing w:after="20" w:before="0"/>
             </w:pPr>
-            <w:hyperlink w:history="1" r:id="rId2e9vlzewsuh1qsf8zuygt">
+            <w:hyperlink w:history="1" r:id="rIdeafcjshsa1uyen6nk05nt">
               <w:r>
                 <w:rPr>
                   <w:rFonts w:ascii="Arial" w:cs="Arial" w:eastAsia="Arial" w:hAnsi="Arial"/>
@@ -14713,7 +14713,7 @@
                   <w:szCs w:val="16"/>
                   <w:u w:val="single" w:color="2E75B6"/>
                 </w:rPr>
-                <w:t xml:space="preserve">Parallelogram on the coordinate plane</w:t>
+                <w:t xml:space="preserve">Area of Regular Polygons Principles</w:t>
               </w:r>
             </w:hyperlink>
           </w:p>
@@ -14729,7 +14729,7 @@
                 <w:sz w:val="14"/>
                 <w:szCs w:val="14"/>
               </w:rPr>
-              <w:t xml:space="preserve">Source: Khan Academy (English - US curriculum)</w:t>
+              <w:t xml:space="preserve">Source: CK-12</w:t>
             </w:r>
           </w:p>
           <w:p>
@@ -14737,7 +14737,7 @@
               <w:spacing w:after="10" w:before="0"/>
               <w:ind w:left="120"/>
             </w:pPr>
-            <w:hyperlink w:history="1" r:id="rIdhnb0ppx0n8d8f1bnfxopl">
+            <w:hyperlink w:history="1" r:id="rId6lkxsiesguyruhygzjvq5">
               <w:r>
                 <w:rPr>
                   <w:rFonts w:ascii="Arial" w:cs="Arial" w:eastAsia="Arial" w:hAnsi="Arial"/>
@@ -14782,7 +14782,7 @@
             <w:pPr>
               <w:spacing w:after="20" w:before="0"/>
             </w:pPr>
-            <w:hyperlink w:history="1" r:id="rIdovpywywtylcr3cor2tybx">
+            <w:hyperlink w:history="1" r:id="rIdrbg7qjg_yn_b2ubea8kb4">
               <w:r>
                 <w:rPr>
                   <w:rFonts w:ascii="Arial" w:cs="Arial" w:eastAsia="Arial" w:hAnsi="Arial"/>
@@ -14791,7 +14791,7 @@
                   <w:szCs w:val="16"/>
                   <w:u w:val="single" w:color="2E75B6"/>
                 </w:rPr>
-                <w:t xml:space="preserve">Polygon Classification in the Coordinate Plane (Flexbook)</w:t>
+                <w:t xml:space="preserve">Regular and Irregular Polygons: Polygon States (PLIX)</w:t>
               </w:r>
             </w:hyperlink>
           </w:p>
@@ -14815,7 +14815,7 @@
               <w:spacing w:after="10" w:before="0"/>
               <w:ind w:left="120"/>
             </w:pPr>
-            <w:hyperlink w:history="1" r:id="rIds8zds2az_okuqc6khooly">
+            <w:hyperlink w:history="1" r:id="rIdaxhjjrlf5dpsaqnt7426c">
               <w:r>
                 <w:rPr>
                   <w:rFonts w:ascii="Arial" w:cs="Arial" w:eastAsia="Arial" w:hAnsi="Arial"/>
@@ -15010,7 +15010,7 @@
             <w:pPr>
               <w:spacing w:after="20" w:before="0"/>
             </w:pPr>
-            <w:hyperlink w:history="1" r:id="rIdpjrc8yrwwstli-c4ol-i2">
+            <w:hyperlink w:history="1" r:id="rIdre1gwzhg8yw0unjhvroig">
               <w:r>
                 <w:rPr>
                   <w:rFonts w:ascii="Arial" w:cs="Arial" w:eastAsia="Arial" w:hAnsi="Arial"/>
@@ -15019,7 +15019,7 @@
                   <w:szCs w:val="16"/>
                   <w:u w:val="single" w:color="2E75B6"/>
                 </w:rPr>
-                <w:t xml:space="preserve">Parallelogram on the coordinate plane</w:t>
+                <w:t xml:space="preserve">Area of Regular Polygons Principles</w:t>
               </w:r>
             </w:hyperlink>
           </w:p>
@@ -15035,7 +15035,7 @@
                 <w:sz w:val="14"/>
                 <w:szCs w:val="14"/>
               </w:rPr>
-              <w:t xml:space="preserve">Source: Khan Academy (English - US curriculum)</w:t>
+              <w:t xml:space="preserve">Source: CK-12</w:t>
             </w:r>
           </w:p>
           <w:p>
@@ -15043,7 +15043,7 @@
               <w:spacing w:after="10" w:before="0"/>
               <w:ind w:left="120"/>
             </w:pPr>
-            <w:hyperlink w:history="1" r:id="rId1_aq8jmou1cee5knmfjir">
+            <w:hyperlink w:history="1" r:id="rIdepap9cpwj0ewfpsmdgbqo">
               <w:r>
                 <w:rPr>
                   <w:rFonts w:ascii="Arial" w:cs="Arial" w:eastAsia="Arial" w:hAnsi="Arial"/>
@@ -15088,7 +15088,7 @@
             <w:pPr>
               <w:spacing w:after="20" w:before="0"/>
             </w:pPr>
-            <w:hyperlink w:history="1" r:id="rIdtkalfnbx51uene8mbxuq4">
+            <w:hyperlink w:history="1" r:id="rIdpz3arwamj5lu3briq_u9-">
               <w:r>
                 <w:rPr>
                   <w:rFonts w:ascii="Arial" w:cs="Arial" w:eastAsia="Arial" w:hAnsi="Arial"/>
@@ -15097,7 +15097,7 @@
                   <w:szCs w:val="16"/>
                   <w:u w:val="single" w:color="2E75B6"/>
                 </w:rPr>
-                <w:t xml:space="preserve">Polygon Classification in the Coordinate Plane (Flexbook)</w:t>
+                <w:t xml:space="preserve">Regular and Irregular Polygons (Flexbook)</w:t>
               </w:r>
             </w:hyperlink>
           </w:p>
@@ -15121,7 +15121,7 @@
               <w:spacing w:after="10" w:before="0"/>
               <w:ind w:left="120"/>
             </w:pPr>
-            <w:hyperlink w:history="1" r:id="rIdtktujofb2rxjh7vqqodlm">
+            <w:hyperlink w:history="1" r:id="rIdoqb737t7tn0kwd4sunpmn">
               <w:r>
                 <w:rPr>
                   <w:rFonts w:ascii="Arial" w:cs="Arial" w:eastAsia="Arial" w:hAnsi="Arial"/>
@@ -15316,7 +15316,7 @@
             <w:pPr>
               <w:spacing w:after="20" w:before="0"/>
             </w:pPr>
-            <w:hyperlink w:history="1" r:id="rIdwvjin0bdork836ujv7qt7">
+            <w:hyperlink w:history="1" r:id="rIdfc5lsqyw7gn8dfzzaaxtp">
               <w:r>
                 <w:rPr>
                   <w:rFonts w:ascii="Arial" w:cs="Arial" w:eastAsia="Arial" w:hAnsi="Arial"/>
@@ -15325,7 +15325,7 @@
                   <w:szCs w:val="16"/>
                   <w:u w:val="single" w:color="2E75B6"/>
                 </w:rPr>
-                <w:t xml:space="preserve">Parallelogram on the coordinate plane</w:t>
+                <w:t xml:space="preserve">Area of Regular Polygons Principles</w:t>
               </w:r>
             </w:hyperlink>
           </w:p>
@@ -15341,7 +15341,7 @@
                 <w:sz w:val="14"/>
                 <w:szCs w:val="14"/>
               </w:rPr>
-              <w:t xml:space="preserve">Source: Khan Academy (English - US curriculum)</w:t>
+              <w:t xml:space="preserve">Source: CK-12</w:t>
             </w:r>
           </w:p>
           <w:p>
@@ -15349,7 +15349,7 @@
               <w:spacing w:after="10" w:before="0"/>
               <w:ind w:left="120"/>
             </w:pPr>
-            <w:hyperlink w:history="1" r:id="rId8lhl-qrvelllreoretcah">
+            <w:hyperlink w:history="1" r:id="rIdct3ewetil6ht6c4yitmhg">
               <w:r>
                 <w:rPr>
                   <w:rFonts w:ascii="Arial" w:cs="Arial" w:eastAsia="Arial" w:hAnsi="Arial"/>
@@ -15387,14 +15387,14 @@
                 <w:sz w:val="16"/>
                 <w:szCs w:val="16"/>
               </w:rPr>
-              <w:t xml:space="preserve">📖 HTML:</w:t>
+              <w:t xml:space="preserve">📖 EXERCISE:</w:t>
             </w:r>
           </w:p>
           <w:p>
             <w:pPr>
               <w:spacing w:after="20" w:before="0"/>
             </w:pPr>
-            <w:hyperlink w:history="1" r:id="rIdkszodrpxin_8_re_4ry0b">
+            <w:hyperlink w:history="1" r:id="rIdby7lolhiebmylpyys0nny">
               <w:r>
                 <w:rPr>
                   <w:rFonts w:ascii="Arial" w:cs="Arial" w:eastAsia="Arial" w:hAnsi="Arial"/>
@@ -15403,7 +15403,7 @@
                   <w:szCs w:val="16"/>
                   <w:u w:val="single" w:color="2E75B6"/>
                 </w:rPr>
-                <w:t xml:space="preserve">Polygon Classification in the Coordinate Plane (Flexbook)</w:t>
+                <w:t xml:space="preserve">Regular and Irregular Polygons Practice</w:t>
               </w:r>
             </w:hyperlink>
           </w:p>
@@ -15427,7 +15427,7 @@
               <w:spacing w:after="10" w:before="0"/>
               <w:ind w:left="120"/>
             </w:pPr>
-            <w:hyperlink w:history="1" r:id="rIdska48sbyfzwwtwlx26skz">
+            <w:hyperlink w:history="1" r:id="rIdrrprs54q0l9doz2i8__nu">
               <w:r>
                 <w:rPr>
                   <w:rFonts w:ascii="Arial" w:cs="Arial" w:eastAsia="Arial" w:hAnsi="Arial"/>
@@ -15622,7 +15622,7 @@
             <w:pPr>
               <w:spacing w:after="20" w:before="0"/>
             </w:pPr>
-            <w:hyperlink w:history="1" r:id="rIdfezko5jkjx8fqkuvex8yq">
+            <w:hyperlink w:history="1" r:id="rIdn3t4xlpik1auvrmfaazni">
               <w:r>
                 <w:rPr>
                   <w:rFonts w:ascii="Arial" w:cs="Arial" w:eastAsia="Arial" w:hAnsi="Arial"/>
@@ -15631,7 +15631,7 @@
                   <w:szCs w:val="16"/>
                   <w:u w:val="single" w:color="2E75B6"/>
                 </w:rPr>
-                <w:t xml:space="preserve">Parallelogram on the coordinate plane</w:t>
+                <w:t xml:space="preserve">Area of Regular Polygons Principles</w:t>
               </w:r>
             </w:hyperlink>
           </w:p>
@@ -15647,7 +15647,7 @@
                 <w:sz w:val="14"/>
                 <w:szCs w:val="14"/>
               </w:rPr>
-              <w:t xml:space="preserve">Source: Khan Academy (English - US curriculum)</w:t>
+              <w:t xml:space="preserve">Source: CK-12</w:t>
             </w:r>
           </w:p>
           <w:p>
@@ -15655,7 +15655,7 @@
               <w:spacing w:after="10" w:before="0"/>
               <w:ind w:left="120"/>
             </w:pPr>
-            <w:hyperlink w:history="1" r:id="rIduifoyfhat9bc0y2p0hwwg">
+            <w:hyperlink w:history="1" r:id="rIdjovwprinr6pympgahranp">
               <w:r>
                 <w:rPr>
                   <w:rFonts w:ascii="Arial" w:cs="Arial" w:eastAsia="Arial" w:hAnsi="Arial"/>
@@ -15700,7 +15700,7 @@
             <w:pPr>
               <w:spacing w:after="20" w:before="0"/>
             </w:pPr>
-            <w:hyperlink w:history="1" r:id="rId0qilvsanhlu2ferwntpaw">
+            <w:hyperlink w:history="1" r:id="rIdiswrkc_uexo0f_66pamkr">
               <w:r>
                 <w:rPr>
                   <w:rFonts w:ascii="Arial" w:cs="Arial" w:eastAsia="Arial" w:hAnsi="Arial"/>
@@ -15709,7 +15709,7 @@
                   <w:szCs w:val="16"/>
                   <w:u w:val="single" w:color="2E75B6"/>
                 </w:rPr>
-                <w:t xml:space="preserve">Polygon Classification in the Coordinate Plane (Flexbook)</w:t>
+                <w:t xml:space="preserve">Area of Regular Polygons (Flexbook)</w:t>
               </w:r>
             </w:hyperlink>
           </w:p>
@@ -15733,7 +15733,7 @@
               <w:spacing w:after="10" w:before="0"/>
               <w:ind w:left="120"/>
             </w:pPr>
-            <w:hyperlink w:history="1" r:id="rIdazxdcmpgwx7u5hmam3hcx">
+            <w:hyperlink w:history="1" r:id="rId4fcecpq9exfjcsg02h5nu">
               <w:r>
                 <w:rPr>
                   <w:rFonts w:ascii="Arial" w:cs="Arial" w:eastAsia="Arial" w:hAnsi="Arial"/>
@@ -15928,7 +15928,7 @@
             <w:pPr>
               <w:spacing w:after="20" w:before="0"/>
             </w:pPr>
-            <w:hyperlink w:history="1" r:id="rIdq4pq_khfdamzzrvnclvak">
+            <w:hyperlink w:history="1" r:id="rId5tb4jv_keyov5_6vtfxwa">
               <w:r>
                 <w:rPr>
                   <w:rFonts w:ascii="Arial" w:cs="Arial" w:eastAsia="Arial" w:hAnsi="Arial"/>
@@ -15937,7 +15937,7 @@
                   <w:szCs w:val="16"/>
                   <w:u w:val="single" w:color="2E75B6"/>
                 </w:rPr>
-                <w:t xml:space="preserve">Parallelogram on the coordinate plane</w:t>
+                <w:t xml:space="preserve">Area of Regular Polygons Principles</w:t>
               </w:r>
             </w:hyperlink>
           </w:p>
@@ -15953,7 +15953,7 @@
                 <w:sz w:val="14"/>
                 <w:szCs w:val="14"/>
               </w:rPr>
-              <w:t xml:space="preserve">Source: Khan Academy (English - US curriculum)</w:t>
+              <w:t xml:space="preserve">Source: CK-12</w:t>
             </w:r>
           </w:p>
           <w:p>
@@ -15961,7 +15961,7 @@
               <w:spacing w:after="10" w:before="0"/>
               <w:ind w:left="120"/>
             </w:pPr>
-            <w:hyperlink w:history="1" r:id="rIdcgjnndtywdctbfgpmjpok">
+            <w:hyperlink w:history="1" r:id="rIdocywyz0e126vaee6iqhbl">
               <w:r>
                 <w:rPr>
                   <w:rFonts w:ascii="Arial" w:cs="Arial" w:eastAsia="Arial" w:hAnsi="Arial"/>
@@ -16006,7 +16006,7 @@
             <w:pPr>
               <w:spacing w:after="20" w:before="0"/>
             </w:pPr>
-            <w:hyperlink w:history="1" r:id="rId_hi4vovk-ob4vhzdbyqsw">
+            <w:hyperlink w:history="1" r:id="rIds3jp1bioxie57e8cbw4ba">
               <w:r>
                 <w:rPr>
                   <w:rFonts w:ascii="Arial" w:cs="Arial" w:eastAsia="Arial" w:hAnsi="Arial"/>
@@ -16015,7 +16015,7 @@
                   <w:szCs w:val="16"/>
                   <w:u w:val="single" w:color="2E75B6"/>
                 </w:rPr>
-                <w:t xml:space="preserve">Polygon Classification in the Coordinate Plane (Flexbook)</w:t>
+                <w:t xml:space="preserve">Polygon Classification (Flexbook)</w:t>
               </w:r>
             </w:hyperlink>
           </w:p>
@@ -16039,7 +16039,7 @@
               <w:spacing w:after="10" w:before="0"/>
               <w:ind w:left="120"/>
             </w:pPr>
-            <w:hyperlink w:history="1" r:id="rId2fwqnu5wq_jhhvv4lsaj4">
+            <w:hyperlink w:history="1" r:id="rIdhowotds8b5bj4pcptbx98">
               <w:r>
                 <w:rPr>
                   <w:rFonts w:ascii="Arial" w:cs="Arial" w:eastAsia="Arial" w:hAnsi="Arial"/>
@@ -17526,7 +17526,7 @@
             <w:pPr>
               <w:spacing w:after="20" w:before="0"/>
             </w:pPr>
-            <w:hyperlink w:history="1" r:id="rIddau223dd0ybsxfzpvatmj">
+            <w:hyperlink w:history="1" r:id="rIdls5zazkbxpte-_rvmcwcm">
               <w:r>
                 <w:rPr>
                   <w:rFonts w:ascii="Arial" w:cs="Arial" w:eastAsia="Arial" w:hAnsi="Arial"/>
@@ -17535,7 +17535,7 @@
                   <w:szCs w:val="16"/>
                   <w:u w:val="single" w:color="2E75B6"/>
                 </w:rPr>
-                <w:t xml:space="preserve">Parallelogram on the coordinate plane</w:t>
+                <w:t xml:space="preserve">Area of Regular Polygons Principles</w:t>
               </w:r>
             </w:hyperlink>
           </w:p>
@@ -17551,7 +17551,7 @@
                 <w:sz w:val="14"/>
                 <w:szCs w:val="14"/>
               </w:rPr>
-              <w:t xml:space="preserve">Source: Khan Academy (English - US curriculum)</w:t>
+              <w:t xml:space="preserve">Source: CK-12</w:t>
             </w:r>
           </w:p>
           <w:p>
@@ -17559,7 +17559,7 @@
               <w:spacing w:after="10" w:before="0"/>
               <w:ind w:left="120"/>
             </w:pPr>
-            <w:hyperlink w:history="1" r:id="rIdi6sudl3c9-9cqbh_kjj9p">
+            <w:hyperlink w:history="1" r:id="rIdlvwgpjv4ntqxskn1lszy0">
               <w:r>
                 <w:rPr>
                   <w:rFonts w:ascii="Arial" w:cs="Arial" w:eastAsia="Arial" w:hAnsi="Arial"/>
@@ -17604,7 +17604,7 @@
             <w:pPr>
               <w:spacing w:after="20" w:before="0"/>
             </w:pPr>
-            <w:hyperlink w:history="1" r:id="rIdksgi5nwchoaapyedxd6rh">
+            <w:hyperlink w:history="1" r:id="rIdwsylghcur5-hilxkg3msw">
               <w:r>
                 <w:rPr>
                   <w:rFonts w:ascii="Arial" w:cs="Arial" w:eastAsia="Arial" w:hAnsi="Arial"/>
@@ -17613,7 +17613,7 @@
                   <w:szCs w:val="16"/>
                   <w:u w:val="single" w:color="2E75B6"/>
                 </w:rPr>
-                <w:t xml:space="preserve">Polygon Classification in the Coordinate Plane (Flexbook)</w:t>
+                <w:t xml:space="preserve">Area of Regular Polygons (Flexbook)</w:t>
               </w:r>
             </w:hyperlink>
           </w:p>
@@ -17637,7 +17637,7 @@
               <w:spacing w:after="10" w:before="0"/>
               <w:ind w:left="120"/>
             </w:pPr>
-            <w:hyperlink w:history="1" r:id="rIdhkxlqjymitafjwpq8jubd">
+            <w:hyperlink w:history="1" r:id="rIdnpsuflxwzimvjixeptrw5">
               <w:r>
                 <w:rPr>
                   <w:rFonts w:ascii="Arial" w:cs="Arial" w:eastAsia="Arial" w:hAnsi="Arial"/>
@@ -17832,7 +17832,7 @@
             <w:pPr>
               <w:spacing w:after="20" w:before="0"/>
             </w:pPr>
-            <w:hyperlink w:history="1" r:id="rIdb8ykotftzvfh1cqixnpbl">
+            <w:hyperlink w:history="1" r:id="rIdtinj_h5_te4to-3nzf_cs">
               <w:r>
                 <w:rPr>
                   <w:rFonts w:ascii="Arial" w:cs="Arial" w:eastAsia="Arial" w:hAnsi="Arial"/>
@@ -17841,7 +17841,7 @@
                   <w:szCs w:val="16"/>
                   <w:u w:val="single" w:color="2E75B6"/>
                 </w:rPr>
-                <w:t xml:space="preserve">Parallelogram on the coordinate plane</w:t>
+                <w:t xml:space="preserve">Area of a regular hexagon</w:t>
               </w:r>
             </w:hyperlink>
           </w:p>
@@ -17865,7 +17865,7 @@
               <w:spacing w:after="10" w:before="0"/>
               <w:ind w:left="120"/>
             </w:pPr>
-            <w:hyperlink w:history="1" r:id="rIdbq5iwqa1buz3xjzrtdsbv">
+            <w:hyperlink w:history="1" r:id="rId_pke0mkzmtqjb1q_dayuz">
               <w:r>
                 <w:rPr>
                   <w:rFonts w:ascii="Arial" w:cs="Arial" w:eastAsia="Arial" w:hAnsi="Arial"/>
@@ -17910,7 +17910,7 @@
             <w:pPr>
               <w:spacing w:after="20" w:before="0"/>
             </w:pPr>
-            <w:hyperlink w:history="1" r:id="rIddyq4qonogrvau4jahhq-j">
+            <w:hyperlink w:history="1" r:id="rIdslhwgc1-oj2uitotxnrot">
               <w:r>
                 <w:rPr>
                   <w:rFonts w:ascii="Arial" w:cs="Arial" w:eastAsia="Arial" w:hAnsi="Arial"/>
@@ -17919,7 +17919,7 @@
                   <w:szCs w:val="16"/>
                   <w:u w:val="single" w:color="2E75B6"/>
                 </w:rPr>
-                <w:t xml:space="preserve">Polygon Classification in the Coordinate Plane (Flexbook)</w:t>
+                <w:t xml:space="preserve">Area of Regular Polygons (Flexbook)</w:t>
               </w:r>
             </w:hyperlink>
           </w:p>
@@ -17943,7 +17943,7 @@
               <w:spacing w:after="10" w:before="0"/>
               <w:ind w:left="120"/>
             </w:pPr>
-            <w:hyperlink w:history="1" r:id="rIdqvgfcd5tj7yqjtirpxaht">
+            <w:hyperlink w:history="1" r:id="rIdivdduqtajexgqnwnfx-yy">
               <w:r>
                 <w:rPr>
                   <w:rFonts w:ascii="Arial" w:cs="Arial" w:eastAsia="Arial" w:hAnsi="Arial"/>
@@ -18138,7 +18138,7 @@
             <w:pPr>
               <w:spacing w:after="20" w:before="0"/>
             </w:pPr>
-            <w:hyperlink w:history="1" r:id="rIdjsud9xerpct4pjczzt6nv">
+            <w:hyperlink w:history="1" r:id="rIdwir88tpz6xuelzbmpjz9l">
               <w:r>
                 <w:rPr>
                   <w:rFonts w:ascii="Arial" w:cs="Arial" w:eastAsia="Arial" w:hAnsi="Arial"/>
@@ -18147,7 +18147,7 @@
                   <w:szCs w:val="16"/>
                   <w:u w:val="single" w:color="2E75B6"/>
                 </w:rPr>
-                <w:t xml:space="preserve">Parallelogram on the coordinate plane</w:t>
+                <w:t xml:space="preserve">Eneo la Pembesita -dubbed(KY)</w:t>
               </w:r>
             </w:hyperlink>
           </w:p>
@@ -18163,7 +18163,7 @@
                 <w:sz w:val="14"/>
                 <w:szCs w:val="14"/>
               </w:rPr>
-              <w:t xml:space="preserve">Source: Khan Academy (English - US curriculum)</w:t>
+              <w:t xml:space="preserve">Source: Khan Academy (Kiswahili)</w:t>
             </w:r>
           </w:p>
           <w:p>
@@ -18171,7 +18171,7 @@
               <w:spacing w:after="10" w:before="0"/>
               <w:ind w:left="120"/>
             </w:pPr>
-            <w:hyperlink w:history="1" r:id="rIdfmukp0ibvngywxp5ikz8z">
+            <w:hyperlink w:history="1" r:id="rIdzsjxxw9qeotoc7wxbxmvp">
               <w:r>
                 <w:rPr>
                   <w:rFonts w:ascii="Arial" w:cs="Arial" w:eastAsia="Arial" w:hAnsi="Arial"/>
@@ -18216,7 +18216,7 @@
             <w:pPr>
               <w:spacing w:after="20" w:before="0"/>
             </w:pPr>
-            <w:hyperlink w:history="1" r:id="rIdlixrissfomomlgymd8_gt">
+            <w:hyperlink w:history="1" r:id="rIdfflqywe9ptldowgaqezp-">
               <w:r>
                 <w:rPr>
                   <w:rFonts w:ascii="Arial" w:cs="Arial" w:eastAsia="Arial" w:hAnsi="Arial"/>
@@ -18225,7 +18225,7 @@
                   <w:szCs w:val="16"/>
                   <w:u w:val="single" w:color="2E75B6"/>
                 </w:rPr>
-                <w:t xml:space="preserve">Polygon Classification in the Coordinate Plane (Flexbook)</w:t>
+                <w:t xml:space="preserve">Area of Regular Polygons (Flexbook)</w:t>
               </w:r>
             </w:hyperlink>
           </w:p>
@@ -18249,7 +18249,7 @@
               <w:spacing w:after="10" w:before="0"/>
               <w:ind w:left="120"/>
             </w:pPr>
-            <w:hyperlink w:history="1" r:id="rIdltiahg076_tmshr8c6--e">
+            <w:hyperlink w:history="1" r:id="rIdfn3dttwyfgzwd5f9cvued">
               <w:r>
                 <w:rPr>
                   <w:rFonts w:ascii="Arial" w:cs="Arial" w:eastAsia="Arial" w:hAnsi="Arial"/>
@@ -18444,7 +18444,7 @@
             <w:pPr>
               <w:spacing w:after="20" w:before="0"/>
             </w:pPr>
-            <w:hyperlink w:history="1" r:id="rIdsav20z1yjfhwu3ji0yafr">
+            <w:hyperlink w:history="1" r:id="rIdk0qtym9q549kt6kbg6mtd">
               <w:r>
                 <w:rPr>
                   <w:rFonts w:ascii="Arial" w:cs="Arial" w:eastAsia="Arial" w:hAnsi="Arial"/>
@@ -18453,7 +18453,7 @@
                   <w:szCs w:val="16"/>
                   <w:u w:val="single" w:color="2E75B6"/>
                 </w:rPr>
-                <w:t xml:space="preserve">Parallelogram on the coordinate plane</w:t>
+                <w:t xml:space="preserve">Area of Regular Polygons Principles</w:t>
               </w:r>
             </w:hyperlink>
           </w:p>
@@ -18469,7 +18469,7 @@
                 <w:sz w:val="14"/>
                 <w:szCs w:val="14"/>
               </w:rPr>
-              <w:t xml:space="preserve">Source: Khan Academy (English - US curriculum)</w:t>
+              <w:t xml:space="preserve">Source: CK-12</w:t>
             </w:r>
           </w:p>
           <w:p>
@@ -18477,7 +18477,7 @@
               <w:spacing w:after="10" w:before="0"/>
               <w:ind w:left="120"/>
             </w:pPr>
-            <w:hyperlink w:history="1" r:id="rIdleo7pupglooj7rx9-pgke">
+            <w:hyperlink w:history="1" r:id="rIdpenjec6tamhieprtaciqp">
               <w:r>
                 <w:rPr>
                   <w:rFonts w:ascii="Arial" w:cs="Arial" w:eastAsia="Arial" w:hAnsi="Arial"/>
@@ -18522,7 +18522,7 @@
             <w:pPr>
               <w:spacing w:after="20" w:before="0"/>
             </w:pPr>
-            <w:hyperlink w:history="1" r:id="rIddrf3fajq-qfb6a6znjs2l">
+            <w:hyperlink w:history="1" r:id="rIdr25ld23qwic3n-uweuzpz">
               <w:r>
                 <w:rPr>
                   <w:rFonts w:ascii="Arial" w:cs="Arial" w:eastAsia="Arial" w:hAnsi="Arial"/>
@@ -18531,7 +18531,7 @@
                   <w:szCs w:val="16"/>
                   <w:u w:val="single" w:color="2E75B6"/>
                 </w:rPr>
-                <w:t xml:space="preserve">Polygon Classification in the Coordinate Plane (Flexbook)</w:t>
+                <w:t xml:space="preserve">Area of Regular Polygons (Flexbook)</w:t>
               </w:r>
             </w:hyperlink>
           </w:p>
@@ -18555,7 +18555,7 @@
               <w:spacing w:after="10" w:before="0"/>
               <w:ind w:left="120"/>
             </w:pPr>
-            <w:hyperlink w:history="1" r:id="rIdvfuaeh0ng6urqce7r5oyd">
+            <w:hyperlink w:history="1" r:id="rIdiv-684rbfvok4faqhi6di">
               <w:r>
                 <w:rPr>
                   <w:rFonts w:ascii="Arial" w:cs="Arial" w:eastAsia="Arial" w:hAnsi="Arial"/>
@@ -18750,7 +18750,7 @@
             <w:pPr>
               <w:spacing w:after="20" w:before="0"/>
             </w:pPr>
-            <w:hyperlink w:history="1" r:id="rId4jykt9-mera--yk5x2hch">
+            <w:hyperlink w:history="1" r:id="rIdoragzhxjkm0po5y4vi8hg">
               <w:r>
                 <w:rPr>
                   <w:rFonts w:ascii="Arial" w:cs="Arial" w:eastAsia="Arial" w:hAnsi="Arial"/>
@@ -18759,7 +18759,7 @@
                   <w:szCs w:val="16"/>
                   <w:u w:val="single" w:color="2E75B6"/>
                 </w:rPr>
-                <w:t xml:space="preserve">Parallelogram on the coordinate plane</w:t>
+                <w:t xml:space="preserve">Area of Regular Polygons Principles</w:t>
               </w:r>
             </w:hyperlink>
           </w:p>
@@ -18775,7 +18775,7 @@
                 <w:sz w:val="14"/>
                 <w:szCs w:val="14"/>
               </w:rPr>
-              <w:t xml:space="preserve">Source: Khan Academy (English - US curriculum)</w:t>
+              <w:t xml:space="preserve">Source: CK-12</w:t>
             </w:r>
           </w:p>
           <w:p>
@@ -18783,7 +18783,7 @@
               <w:spacing w:after="10" w:before="0"/>
               <w:ind w:left="120"/>
             </w:pPr>
-            <w:hyperlink w:history="1" r:id="rIdn9lsjt8spnhqdry22tswm">
+            <w:hyperlink w:history="1" r:id="rIdcm_lxadeslndapkaispaq">
               <w:r>
                 <w:rPr>
                   <w:rFonts w:ascii="Arial" w:cs="Arial" w:eastAsia="Arial" w:hAnsi="Arial"/>
@@ -18828,7 +18828,7 @@
             <w:pPr>
               <w:spacing w:after="20" w:before="0"/>
             </w:pPr>
-            <w:hyperlink w:history="1" r:id="rIdkvqd4qwvzvqubjdxfuhgy">
+            <w:hyperlink w:history="1" r:id="rId17eibza_nl3gbxmzicfnw">
               <w:r>
                 <w:rPr>
                   <w:rFonts w:ascii="Arial" w:cs="Arial" w:eastAsia="Arial" w:hAnsi="Arial"/>
@@ -18837,7 +18837,7 @@
                   <w:szCs w:val="16"/>
                   <w:u w:val="single" w:color="2E75B6"/>
                 </w:rPr>
-                <w:t xml:space="preserve">Polygon Classification in the Coordinate Plane (Flexbook)</w:t>
+                <w:t xml:space="preserve">Area of Regular Polygons (Flexbook)</w:t>
               </w:r>
             </w:hyperlink>
           </w:p>
@@ -18861,7 +18861,7 @@
               <w:spacing w:after="10" w:before="0"/>
               <w:ind w:left="120"/>
             </w:pPr>
-            <w:hyperlink w:history="1" r:id="rIdeu4p4c7y1xsdkvov7pnhh">
+            <w:hyperlink w:history="1" r:id="rIdwbd1kmmj4cxbpcvnixxne">
               <w:r>
                 <w:rPr>
                   <w:rFonts w:ascii="Arial" w:cs="Arial" w:eastAsia="Arial" w:hAnsi="Arial"/>
@@ -20348,7 +20348,7 @@
             <w:pPr>
               <w:spacing w:after="20" w:before="0"/>
             </w:pPr>
-            <w:hyperlink w:history="1" r:id="rId761isif2uzv-jfxugfw3n">
+            <w:hyperlink w:history="1" r:id="rIdprshtetmttty7lgqlmsfd">
               <w:r>
                 <w:rPr>
                   <w:rFonts w:ascii="Arial" w:cs="Arial" w:eastAsia="Arial" w:hAnsi="Arial"/>
@@ -20357,7 +20357,7 @@
                   <w:szCs w:val="16"/>
                   <w:u w:val="single" w:color="2E75B6"/>
                 </w:rPr>
-                <w:t xml:space="preserve">Overview of Ellipses, Trapezoids, Rhombi, and Polygons</w:t>
+                <w:t xml:space="preserve">Area of quadrilateral with 2 parallel sides</w:t>
               </w:r>
             </w:hyperlink>
           </w:p>
@@ -20373,7 +20373,7 @@
                 <w:sz w:val="14"/>
                 <w:szCs w:val="14"/>
               </w:rPr>
-              <w:t xml:space="preserve">Source: CK-12</w:t>
+              <w:t xml:space="preserve">Source: Khan Academy (English - US curriculum)</w:t>
             </w:r>
           </w:p>
           <w:p>
@@ -20381,7 +20381,7 @@
               <w:spacing w:after="10" w:before="0"/>
               <w:ind w:left="120"/>
             </w:pPr>
-            <w:hyperlink w:history="1" r:id="rId0zk5dvikncfzuul0kit4f">
+            <w:hyperlink w:history="1" r:id="rId_kic1mngn9fcqxnwk9zcg">
               <w:r>
                 <w:rPr>
                   <w:rFonts w:ascii="Arial" w:cs="Arial" w:eastAsia="Arial" w:hAnsi="Arial"/>
@@ -20419,14 +20419,241 @@
                 <w:sz w:val="16"/>
                 <w:szCs w:val="16"/>
               </w:rPr>
-              <w:t xml:space="preserve">📖 HTML:</w:t>
+              <w:t xml:space="preserve">📖 READING:</w:t>
             </w:r>
           </w:p>
           <w:p>
             <w:pPr>
               <w:spacing w:after="20" w:before="0"/>
             </w:pPr>
-            <w:hyperlink w:history="1" r:id="rIdymopvoq6d5bfj9snjrzpq">
+            <w:r>
+              <w:rPr>
+                <w:rFonts w:ascii="Arial" w:cs="Arial" w:eastAsia="Arial" w:hAnsi="Arial"/>
+                <w:i/>
+                <w:iCs/>
+                <w:color w:val="595959"/>
+                <w:sz w:val="16"/>
+                <w:szCs w:val="16"/>
+              </w:rPr>
+              <w:t xml:space="preserve">No closely matching reading in the ARES library for this activity.</w:t>
+            </w:r>
+          </w:p>
+          <w:p>
+            <w:pPr>
+              <w:spacing w:after="10" w:before="0"/>
+              <w:ind w:left="120"/>
+            </w:pPr>
+            <w:hyperlink w:history="1" r:id="rIdwkv6csin_b4fxbcyumvaz">
+              <w:r>
+                <w:rPr>
+                  <w:rFonts w:ascii="Arial" w:cs="Arial" w:eastAsia="Arial" w:hAnsi="Arial"/>
+                  <w:color w:val="595959"/>
+                  <w:sz w:val="14"/>
+                  <w:szCs w:val="14"/>
+                  <w:u w:val="single" w:color="595959"/>
+                </w:rPr>
+                <w:t xml:space="preserve">🔍 Search ARES for readings</w:t>
+              </w:r>
+            </w:hyperlink>
+          </w:p>
+          <w:p>
+            <w:pPr>
+              <w:spacing w:after="10" w:before="0"/>
+              <w:ind w:left="120"/>
+            </w:pPr>
+            <w:r>
+              <w:rPr>
+                <w:rFonts w:ascii="Arial" w:cs="Arial" w:eastAsia="Arial" w:hAnsi="Arial"/>
+                <w:color w:val="595959"/>
+                <w:sz w:val="14"/>
+                <w:szCs w:val="14"/>
+              </w:rPr>
+              <w:t xml:space="preserve">Search terms: area polygons irregular decomposition</w:t>
+            </w:r>
+          </w:p>
+        </w:tc>
+        <w:tc>
+          <w:tcPr>
+            <w:tcW w:type="dxa" w:w="3040"/>
+            <w:shd w:fill="FFFFFF" w:color="auto" w:val="clear"/>
+            <w:tcMar>
+              <w:top w:type="dxa" w:w="60"/>
+              <w:left w:type="dxa" w:w="120"/>
+              <w:bottom w:type="dxa" w:w="60"/>
+              <w:right w:type="dxa" w:w="120"/>
+            </w:tcMar>
+            <w:vAlign w:val="top"/>
+          </w:tcPr>
+          <w:p>
+            <w:pPr>
+              <w:spacing w:after="40" w:before="0"/>
+              <w:jc w:val="left"/>
+            </w:pPr>
+            <w:r>
+              <w:rPr>
+                <w:rFonts w:ascii="Arial" w:cs="Arial" w:eastAsia="Arial" w:hAnsi="Arial"/>
+                <w:b w:val="false"/>
+                <w:bCs w:val="false"/>
+                <w:i w:val="false"/>
+                <w:iCs w:val="false"/>
+                <w:color w:val="000000"/>
+                <w:sz w:val="18"/>
+                <w:szCs w:val="18"/>
+              </w:rPr>
+              <w:t xml:space="preserve">Students are presented with a scale diagram of the surveyor's five-sided shamba from the anchoring phenomenon (pentagon ABCDE with labelled side lengths and some included angles). They individually write answers to two prompts in their exercise books: (1) 'Which formula or formulae from our previous lessons could help the surveyor find the area of this whole plot? Explain your choice.' (2) 'Draw one or more lines on the diagram to show how you would break this shape into smaller, solvable parts.' Students then share predictions with a seat partner before the teacher takes a cold-call sample.</w:t>
+            </w:r>
+          </w:p>
+        </w:tc>
+        <w:tc>
+          <w:tcPr>
+            <w:tcW w:type="dxa" w:w="3040"/>
+            <w:shd w:fill="F2F2F2" w:color="auto" w:val="clear"/>
+            <w:tcMar>
+              <w:top w:type="dxa" w:w="60"/>
+              <w:left w:type="dxa" w:w="120"/>
+              <w:bottom w:type="dxa" w:w="60"/>
+              <w:right w:type="dxa" w:w="120"/>
+            </w:tcMar>
+            <w:vAlign w:val="top"/>
+          </w:tcPr>
+          <w:p>
+            <w:pPr>
+              <w:spacing w:after="40" w:before="0"/>
+              <w:jc w:val="left"/>
+            </w:pPr>
+            <w:r>
+              <w:rPr>
+                <w:rFonts w:ascii="Arial" w:cs="Arial" w:eastAsia="Arial" w:hAnsi="Arial"/>
+                <w:b w:val="false"/>
+                <w:bCs w:val="false"/>
+                <w:i w:val="false"/>
+                <w:iCs w:val="false"/>
+                <w:color w:val="000000"/>
+                <w:sz w:val="18"/>
+                <w:szCs w:val="18"/>
+              </w:rPr>
+              <w:t xml:space="preserve">Display the pentagon ABCDE diagram on the board (or printed worksheet) with the following measurements: AB = 42 m, BC = 38 m, CD = 45 m, DE = 30 m, EA = 50 m; angle ABC = 78°, angle BCD = 65°. Say verbatim: 'You have spent six lessons building a toolkit of area formulae. Today, the surveyor is standing at the Nakuru shamba and needs to use that entire toolkit at once. Before we do anything, I want you to predict — individually and in silence — which tools you will reach for and how you will break this shape apart.' Allow 4 minutes of silent individual thinking. Then say: 'Turn to your partner. Compare your diagrams. Do you agree on where to draw the dividing lines?' Allow 2 minutes of pair discussion. Cold-call 3 students (spread across confidence levels): 'Amina, show us where you drew your lines and tell us why.' After each response, allow 10 seconds of wait time before commenting. Record the three different decomposition strategies on the board without evaluating them yet. Say: 'Hold on to these ideas — we are about to find out which strategy works best and why.'</w:t>
+            </w:r>
+          </w:p>
+        </w:tc>
+        <w:tc>
+          <w:tcPr>
+            <w:tcW w:type="dxa" w:w="3040"/>
+            <w:shd w:fill="FFFFFF" w:color="auto" w:val="clear"/>
+            <w:tcMar>
+              <w:top w:type="dxa" w:w="60"/>
+              <w:left w:type="dxa" w:w="120"/>
+              <w:bottom w:type="dxa" w:w="60"/>
+              <w:right w:type="dxa" w:w="120"/>
+            </w:tcMar>
+            <w:vAlign w:val="top"/>
+          </w:tcPr>
+          <w:p>
+            <w:pPr>
+              <w:spacing w:after="40" w:before="0"/>
+              <w:jc w:val="left"/>
+            </w:pPr>
+            <w:r>
+              <w:rPr>
+                <w:rFonts w:ascii="Arial" w:cs="Arial" w:eastAsia="Arial" w:hAnsi="Arial"/>
+                <w:b w:val="false"/>
+                <w:bCs w:val="false"/>
+                <w:i w:val="false"/>
+                <w:iCs w:val="false"/>
+                <w:color w:val="000000"/>
+                <w:sz w:val="18"/>
+                <w:szCs w:val="18"/>
+              </w:rPr>
+              <w:t xml:space="preserve">Strategy: Activate-and-Surface Prior Knowledge. By asking students to predict decomposition before instruction, the teacher surfaces existing mental models and misconceptions (e.g., students who try to apply a single polygon formula directly). This creates productive cognitive dissonance that the Observe phase will resolve, making new learning more memorable.</w:t>
+            </w:r>
+          </w:p>
+        </w:tc>
+        <w:tc>
+          <w:tcPr>
+            <w:tcW w:type="dxa" w:w="3040"/>
+            <w:shd w:fill="F2F2F2" w:color="auto" w:val="clear"/>
+            <w:tcMar>
+              <w:top w:type="dxa" w:w="60"/>
+              <w:left w:type="dxa" w:w="120"/>
+              <w:bottom w:type="dxa" w:w="60"/>
+              <w:right w:type="dxa" w:w="120"/>
+            </w:tcMar>
+            <w:vAlign w:val="top"/>
+          </w:tcPr>
+          <w:p>
+            <w:pPr>
+              <w:spacing w:after="40" w:before="0"/>
+              <w:jc w:val="left"/>
+            </w:pPr>
+            <w:r>
+              <w:rPr>
+                <w:rFonts w:ascii="Arial" w:cs="Arial" w:eastAsia="Arial" w:hAnsi="Arial"/>
+                <w:b w:val="false"/>
+                <w:bCs w:val="false"/>
+                <w:i w:val="false"/>
+                <w:iCs w:val="false"/>
+                <w:color w:val="000000"/>
+                <w:sz w:val="18"/>
+                <w:szCs w:val="18"/>
+              </w:rPr>
+              <w:t xml:space="preserve">Observable indicator: Each student has a labelled diagram with at least one diagonal drawn, and at least one formula name written in their book. Teacher scans books during cold-call phase. Look for: (1) students who draw diagonals correctly from one vertex (correct); (2) students who draw crossing diagonals that create overlapping triangles (misconception to address in Explain phase); (3) students who write 'use Heron's formula for the whole shape' (misconception — Heron's applies to triangles only, not pentagons directly).</w:t>
+            </w:r>
+          </w:p>
+        </w:tc>
+      </w:tr>
+      <w:tr>
+        <w:tc>
+          <w:tcPr>
+            <w:tcW w:type="dxa" w:w="1520"/>
+            <w:shd w:fill="D9EEF1" w:color="auto" w:val="clear"/>
+            <w:tcMar>
+              <w:top w:type="dxa" w:w="60"/>
+              <w:left w:type="dxa" w:w="120"/>
+              <w:bottom w:type="dxa" w:w="60"/>
+              <w:right w:type="dxa" w:w="120"/>
+            </w:tcMar>
+            <w:vAlign w:val="top"/>
+          </w:tcPr>
+          <w:p>
+            <w:pPr>
+              <w:spacing w:after="40" w:before="0"/>
+              <w:jc w:val="left"/>
+            </w:pPr>
+            <w:r>
+              <w:rPr>
+                <w:rFonts w:ascii="Arial" w:cs="Arial" w:eastAsia="Arial" w:hAnsi="Arial"/>
+                <w:b/>
+                <w:bCs/>
+                <w:i w:val="false"/>
+                <w:iCs w:val="false"/>
+                <w:color w:val="000000"/>
+                <w:sz w:val="18"/>
+                <w:szCs w:val="18"/>
+              </w:rPr>
+              <w:t xml:space="preserve">Observe Phase</w:t>
+            </w:r>
+          </w:p>
+          <w:p>
+            <w:pPr>
+              <w:spacing w:after="20" w:before="0"/>
+            </w:pPr>
+            <w:r>
+              <w:rPr>
+                <w:rFonts w:ascii="Arial" w:cs="Arial" w:eastAsia="Arial" w:hAnsi="Arial"/>
+                <w:b/>
+                <w:bCs/>
+                <w:color w:val="1F3864"/>
+                <w:sz w:val="16"/>
+                <w:szCs w:val="16"/>
+              </w:rPr>
+              <w:t xml:space="preserve">📹 VIDEO:</w:t>
+            </w:r>
+          </w:p>
+          <w:p>
+            <w:pPr>
+              <w:spacing w:after="20" w:before="0"/>
+            </w:pPr>
+            <w:hyperlink w:history="1" r:id="rIdr8_z2nve0gwma_x60hpud">
               <w:r>
                 <w:rPr>
                   <w:rFonts w:ascii="Arial" w:cs="Arial" w:eastAsia="Arial" w:hAnsi="Arial"/>
@@ -20435,7 +20662,7 @@
                   <w:szCs w:val="16"/>
                   <w:u w:val="single" w:color="2E75B6"/>
                 </w:rPr>
-                <w:t xml:space="preserve">Polygon Classification in the Coordinate Plane (Flexbook)</w:t>
+                <w:t xml:space="preserve">Area of quadrilateral with 2 parallel sides</w:t>
               </w:r>
             </w:hyperlink>
           </w:p>
@@ -20451,7 +20678,7 @@
                 <w:sz w:val="14"/>
                 <w:szCs w:val="14"/>
               </w:rPr>
-              <w:t xml:space="preserve">Source: CK-12</w:t>
+              <w:t xml:space="preserve">Source: Khan Academy (English - US curriculum)</w:t>
             </w:r>
           </w:p>
           <w:p>
@@ -20459,235 +20686,7 @@
               <w:spacing w:after="10" w:before="0"/>
               <w:ind w:left="120"/>
             </w:pPr>
-            <w:hyperlink w:history="1" r:id="rIdhozbqfyhojp5hlzbnherg">
-              <w:r>
-                <w:rPr>
-                  <w:rFonts w:ascii="Arial" w:cs="Arial" w:eastAsia="Arial" w:hAnsi="Arial"/>
-                  <w:color w:val="595959"/>
-                  <w:sz w:val="14"/>
-                  <w:szCs w:val="14"/>
-                  <w:u w:val="single" w:color="595959"/>
-                </w:rPr>
-                <w:t xml:space="preserve">🔍 Search ARES for similar readings</w:t>
-              </w:r>
-            </w:hyperlink>
-          </w:p>
-        </w:tc>
-        <w:tc>
-          <w:tcPr>
-            <w:tcW w:type="dxa" w:w="3040"/>
-            <w:shd w:fill="FFFFFF" w:color="auto" w:val="clear"/>
-            <w:tcMar>
-              <w:top w:type="dxa" w:w="60"/>
-              <w:left w:type="dxa" w:w="120"/>
-              <w:bottom w:type="dxa" w:w="60"/>
-              <w:right w:type="dxa" w:w="120"/>
-            </w:tcMar>
-            <w:vAlign w:val="top"/>
-          </w:tcPr>
-          <w:p>
-            <w:pPr>
-              <w:spacing w:after="40" w:before="0"/>
-              <w:jc w:val="left"/>
-            </w:pPr>
-            <w:r>
-              <w:rPr>
-                <w:rFonts w:ascii="Arial" w:cs="Arial" w:eastAsia="Arial" w:hAnsi="Arial"/>
-                <w:b w:val="false"/>
-                <w:bCs w:val="false"/>
-                <w:i w:val="false"/>
-                <w:iCs w:val="false"/>
-                <w:color w:val="000000"/>
-                <w:sz w:val="18"/>
-                <w:szCs w:val="18"/>
-              </w:rPr>
-              <w:t xml:space="preserve">Students are presented with a scale diagram of the surveyor's five-sided shamba from the anchoring phenomenon (pentagon ABCDE with labelled side lengths and some included angles). They individually write answers to two prompts in their exercise books: (1) 'Which formula or formulae from our previous lessons could help the surveyor find the area of this whole plot? Explain your choice.' (2) 'Draw one or more lines on the diagram to show how you would break this shape into smaller, solvable parts.' Students then share predictions with a seat partner before the teacher takes a cold-call sample.</w:t>
-            </w:r>
-          </w:p>
-        </w:tc>
-        <w:tc>
-          <w:tcPr>
-            <w:tcW w:type="dxa" w:w="3040"/>
-            <w:shd w:fill="F2F2F2" w:color="auto" w:val="clear"/>
-            <w:tcMar>
-              <w:top w:type="dxa" w:w="60"/>
-              <w:left w:type="dxa" w:w="120"/>
-              <w:bottom w:type="dxa" w:w="60"/>
-              <w:right w:type="dxa" w:w="120"/>
-            </w:tcMar>
-            <w:vAlign w:val="top"/>
-          </w:tcPr>
-          <w:p>
-            <w:pPr>
-              <w:spacing w:after="40" w:before="0"/>
-              <w:jc w:val="left"/>
-            </w:pPr>
-            <w:r>
-              <w:rPr>
-                <w:rFonts w:ascii="Arial" w:cs="Arial" w:eastAsia="Arial" w:hAnsi="Arial"/>
-                <w:b w:val="false"/>
-                <w:bCs w:val="false"/>
-                <w:i w:val="false"/>
-                <w:iCs w:val="false"/>
-                <w:color w:val="000000"/>
-                <w:sz w:val="18"/>
-                <w:szCs w:val="18"/>
-              </w:rPr>
-              <w:t xml:space="preserve">Display the pentagon ABCDE diagram on the board (or printed worksheet) with the following measurements: AB = 42 m, BC = 38 m, CD = 45 m, DE = 30 m, EA = 50 m; angle ABC = 78°, angle BCD = 65°. Say verbatim: 'You have spent six lessons building a toolkit of area formulae. Today, the surveyor is standing at the Nakuru shamba and needs to use that entire toolkit at once. Before we do anything, I want you to predict — individually and in silence — which tools you will reach for and how you will break this shape apart.' Allow 4 minutes of silent individual thinking. Then say: 'Turn to your partner. Compare your diagrams. Do you agree on where to draw the dividing lines?' Allow 2 minutes of pair discussion. Cold-call 3 students (spread across confidence levels): 'Amina, show us where you drew your lines and tell us why.' After each response, allow 10 seconds of wait time before commenting. Record the three different decomposition strategies on the board without evaluating them yet. Say: 'Hold on to these ideas — we are about to find out which strategy works best and why.'</w:t>
-            </w:r>
-          </w:p>
-        </w:tc>
-        <w:tc>
-          <w:tcPr>
-            <w:tcW w:type="dxa" w:w="3040"/>
-            <w:shd w:fill="FFFFFF" w:color="auto" w:val="clear"/>
-            <w:tcMar>
-              <w:top w:type="dxa" w:w="60"/>
-              <w:left w:type="dxa" w:w="120"/>
-              <w:bottom w:type="dxa" w:w="60"/>
-              <w:right w:type="dxa" w:w="120"/>
-            </w:tcMar>
-            <w:vAlign w:val="top"/>
-          </w:tcPr>
-          <w:p>
-            <w:pPr>
-              <w:spacing w:after="40" w:before="0"/>
-              <w:jc w:val="left"/>
-            </w:pPr>
-            <w:r>
-              <w:rPr>
-                <w:rFonts w:ascii="Arial" w:cs="Arial" w:eastAsia="Arial" w:hAnsi="Arial"/>
-                <w:b w:val="false"/>
-                <w:bCs w:val="false"/>
-                <w:i w:val="false"/>
-                <w:iCs w:val="false"/>
-                <w:color w:val="000000"/>
-                <w:sz w:val="18"/>
-                <w:szCs w:val="18"/>
-              </w:rPr>
-              <w:t xml:space="preserve">Strategy: Activate-and-Surface Prior Knowledge. By asking students to predict decomposition before instruction, the teacher surfaces existing mental models and misconceptions (e.g., students who try to apply a single polygon formula directly). This creates productive cognitive dissonance that the Observe phase will resolve, making new learning more memorable.</w:t>
-            </w:r>
-          </w:p>
-        </w:tc>
-        <w:tc>
-          <w:tcPr>
-            <w:tcW w:type="dxa" w:w="3040"/>
-            <w:shd w:fill="F2F2F2" w:color="auto" w:val="clear"/>
-            <w:tcMar>
-              <w:top w:type="dxa" w:w="60"/>
-              <w:left w:type="dxa" w:w="120"/>
-              <w:bottom w:type="dxa" w:w="60"/>
-              <w:right w:type="dxa" w:w="120"/>
-            </w:tcMar>
-            <w:vAlign w:val="top"/>
-          </w:tcPr>
-          <w:p>
-            <w:pPr>
-              <w:spacing w:after="40" w:before="0"/>
-              <w:jc w:val="left"/>
-            </w:pPr>
-            <w:r>
-              <w:rPr>
-                <w:rFonts w:ascii="Arial" w:cs="Arial" w:eastAsia="Arial" w:hAnsi="Arial"/>
-                <w:b w:val="false"/>
-                <w:bCs w:val="false"/>
-                <w:i w:val="false"/>
-                <w:iCs w:val="false"/>
-                <w:color w:val="000000"/>
-                <w:sz w:val="18"/>
-                <w:szCs w:val="18"/>
-              </w:rPr>
-              <w:t xml:space="preserve">Observable indicator: Each student has a labelled diagram with at least one diagonal drawn, and at least one formula name written in their book. Teacher scans books during cold-call phase. Look for: (1) students who draw diagonals correctly from one vertex (correct); (2) students who draw crossing diagonals that create overlapping triangles (misconception to address in Explain phase); (3) students who write 'use Heron's formula for the whole shape' (misconception — Heron's applies to triangles only, not pentagons directly).</w:t>
-            </w:r>
-          </w:p>
-        </w:tc>
-      </w:tr>
-      <w:tr>
-        <w:tc>
-          <w:tcPr>
-            <w:tcW w:type="dxa" w:w="1520"/>
-            <w:shd w:fill="D9EEF1" w:color="auto" w:val="clear"/>
-            <w:tcMar>
-              <w:top w:type="dxa" w:w="60"/>
-              <w:left w:type="dxa" w:w="120"/>
-              <w:bottom w:type="dxa" w:w="60"/>
-              <w:right w:type="dxa" w:w="120"/>
-            </w:tcMar>
-            <w:vAlign w:val="top"/>
-          </w:tcPr>
-          <w:p>
-            <w:pPr>
-              <w:spacing w:after="40" w:before="0"/>
-              <w:jc w:val="left"/>
-            </w:pPr>
-            <w:r>
-              <w:rPr>
-                <w:rFonts w:ascii="Arial" w:cs="Arial" w:eastAsia="Arial" w:hAnsi="Arial"/>
-                <w:b/>
-                <w:bCs/>
-                <w:i w:val="false"/>
-                <w:iCs w:val="false"/>
-                <w:color w:val="000000"/>
-                <w:sz w:val="18"/>
-                <w:szCs w:val="18"/>
-              </w:rPr>
-              <w:t xml:space="preserve">Observe Phase</w:t>
-            </w:r>
-          </w:p>
-          <w:p>
-            <w:pPr>
-              <w:spacing w:after="20" w:before="0"/>
-            </w:pPr>
-            <w:r>
-              <w:rPr>
-                <w:rFonts w:ascii="Arial" w:cs="Arial" w:eastAsia="Arial" w:hAnsi="Arial"/>
-                <w:b/>
-                <w:bCs/>
-                <w:color w:val="1F3864"/>
-                <w:sz w:val="16"/>
-                <w:szCs w:val="16"/>
-              </w:rPr>
-              <w:t xml:space="preserve">📹 VIDEO:</w:t>
-            </w:r>
-          </w:p>
-          <w:p>
-            <w:pPr>
-              <w:spacing w:after="20" w:before="0"/>
-            </w:pPr>
-            <w:hyperlink w:history="1" r:id="rIdunk90qvq0a__cwjlr0owp">
-              <w:r>
-                <w:rPr>
-                  <w:rFonts w:ascii="Arial" w:cs="Arial" w:eastAsia="Arial" w:hAnsi="Arial"/>
-                  <w:color w:val="2E75B6"/>
-                  <w:sz w:val="16"/>
-                  <w:szCs w:val="16"/>
-                  <w:u w:val="single" w:color="2E75B6"/>
-                </w:rPr>
-                <w:t xml:space="preserve">Overview of Ellipses, Trapezoids, Rhombi, and Polygons</w:t>
-              </w:r>
-            </w:hyperlink>
-          </w:p>
-          <w:p>
-            <w:pPr>
-              <w:spacing w:after="10" w:before="0"/>
-              <w:ind w:left="120"/>
-            </w:pPr>
-            <w:r>
-              <w:rPr>
-                <w:rFonts w:ascii="Arial" w:cs="Arial" w:eastAsia="Arial" w:hAnsi="Arial"/>
-                <w:color w:val="595959"/>
-                <w:sz w:val="14"/>
-                <w:szCs w:val="14"/>
-              </w:rPr>
-              <w:t xml:space="preserve">Source: CK-12</w:t>
-            </w:r>
-          </w:p>
-          <w:p>
-            <w:pPr>
-              <w:spacing w:after="10" w:before="0"/>
-              <w:ind w:left="120"/>
-            </w:pPr>
-            <w:hyperlink w:history="1" r:id="rIdhz7r4jwfxtyfha2zpnmuf">
+            <w:hyperlink w:history="1" r:id="rIdccfaxxdwqieyeymv_1wnp">
               <w:r>
                 <w:rPr>
                   <w:rFonts w:ascii="Arial" w:cs="Arial" w:eastAsia="Arial" w:hAnsi="Arial"/>
@@ -20725,14 +20724,241 @@
                 <w:sz w:val="16"/>
                 <w:szCs w:val="16"/>
               </w:rPr>
-              <w:t xml:space="preserve">📖 HTML:</w:t>
+              <w:t xml:space="preserve">📖 READING:</w:t>
             </w:r>
           </w:p>
           <w:p>
             <w:pPr>
               <w:spacing w:after="20" w:before="0"/>
             </w:pPr>
-            <w:hyperlink w:history="1" r:id="rIdgejena23kaggyhckv1q_2">
+            <w:r>
+              <w:rPr>
+                <w:rFonts w:ascii="Arial" w:cs="Arial" w:eastAsia="Arial" w:hAnsi="Arial"/>
+                <w:i/>
+                <w:iCs/>
+                <w:color w:val="595959"/>
+                <w:sz w:val="16"/>
+                <w:szCs w:val="16"/>
+              </w:rPr>
+              <w:t xml:space="preserve">No closely matching reading in the ARES library for this activity.</w:t>
+            </w:r>
+          </w:p>
+          <w:p>
+            <w:pPr>
+              <w:spacing w:after="10" w:before="0"/>
+              <w:ind w:left="120"/>
+            </w:pPr>
+            <w:hyperlink w:history="1" r:id="rIdld0xoakmd_oags47ktttc">
+              <w:r>
+                <w:rPr>
+                  <w:rFonts w:ascii="Arial" w:cs="Arial" w:eastAsia="Arial" w:hAnsi="Arial"/>
+                  <w:color w:val="595959"/>
+                  <w:sz w:val="14"/>
+                  <w:szCs w:val="14"/>
+                  <w:u w:val="single" w:color="595959"/>
+                </w:rPr>
+                <w:t xml:space="preserve">🔍 Search ARES for readings</w:t>
+              </w:r>
+            </w:hyperlink>
+          </w:p>
+          <w:p>
+            <w:pPr>
+              <w:spacing w:after="10" w:before="0"/>
+              <w:ind w:left="120"/>
+            </w:pPr>
+            <w:r>
+              <w:rPr>
+                <w:rFonts w:ascii="Arial" w:cs="Arial" w:eastAsia="Arial" w:hAnsi="Arial"/>
+                <w:color w:val="595959"/>
+                <w:sz w:val="14"/>
+                <w:szCs w:val="14"/>
+              </w:rPr>
+              <w:t xml:space="preserve">Search terms: area polygons irregular decomposition</w:t>
+            </w:r>
+          </w:p>
+        </w:tc>
+        <w:tc>
+          <w:tcPr>
+            <w:tcW w:type="dxa" w:w="3040"/>
+            <w:shd w:fill="FFFFFF" w:color="auto" w:val="clear"/>
+            <w:tcMar>
+              <w:top w:type="dxa" w:w="60"/>
+              <w:left w:type="dxa" w:w="120"/>
+              <w:bottom w:type="dxa" w:w="60"/>
+              <w:right w:type="dxa" w:w="120"/>
+            </w:tcMar>
+            <w:vAlign w:val="top"/>
+          </w:tcPr>
+          <w:p>
+            <w:pPr>
+              <w:spacing w:after="40" w:before="0"/>
+              <w:jc w:val="left"/>
+            </w:pPr>
+            <w:r>
+              <w:rPr>
+                <w:rFonts w:ascii="Arial" w:cs="Arial" w:eastAsia="Arial" w:hAnsi="Arial"/>
+                <w:b w:val="false"/>
+                <w:bCs w:val="false"/>
+                <w:i w:val="false"/>
+                <w:iCs w:val="false"/>
+                <w:color w:val="000000"/>
+                <w:sz w:val="18"/>
+                <w:szCs w:val="18"/>
+              </w:rPr>
+              <w:t xml:space="preserve">Students work in groups of four to complete a structured 'Decomposition Discovery' activity using three worked examples presented on printed cards (or the board). Card 1: A quadrilateral PQRS (agricultural officer's plot near Eldoret) with PQ = 60 m, QR = 45 m, PR = 75 m (diagonal), RS = 50 m, SP = 55 m, PS = 70 m (diagonal). Card 2: A step-by-step demonstration (teacher-led) of how pentagon ABCDE from the phenomenon is split into three triangles by drawing diagonals AC and AD from vertex A, creating triangles ABC, ACD, and ADE. Card 3: A partially solved example of a pentagonal mural wall at a Nakuru school (side lengths only — no angles) requiring Heron's formula for each triangle. Groups observe and record: (a) how many triangles result from each decomposition; (b) which measurements are available for each triangle; (c) which formula is appropriate for each triangle and why. Groups annotate their diagrams with formula labels before any calculation begins.</w:t>
+            </w:r>
+          </w:p>
+        </w:tc>
+        <w:tc>
+          <w:tcPr>
+            <w:tcW w:type="dxa" w:w="3040"/>
+            <w:shd w:fill="F2F2F2" w:color="auto" w:val="clear"/>
+            <w:tcMar>
+              <w:top w:type="dxa" w:w="60"/>
+              <w:left w:type="dxa" w:w="120"/>
+              <w:bottom w:type="dxa" w:w="60"/>
+              <w:right w:type="dxa" w:w="120"/>
+            </w:tcMar>
+            <w:vAlign w:val="top"/>
+          </w:tcPr>
+          <w:p>
+            <w:pPr>
+              <w:spacing w:after="40" w:before="0"/>
+              <w:jc w:val="left"/>
+            </w:pPr>
+            <w:r>
+              <w:rPr>
+                <w:rFonts w:ascii="Arial" w:cs="Arial" w:eastAsia="Arial" w:hAnsi="Arial"/>
+                <w:b w:val="false"/>
+                <w:bCs w:val="false"/>
+                <w:i w:val="false"/>
+                <w:iCs w:val="false"/>
+                <w:color w:val="000000"/>
+                <w:sz w:val="18"/>
+                <w:szCs w:val="18"/>
+              </w:rPr>
+              <w:t xml:space="preserve">Distribute the three cards and say verbatim: 'Your task right now is NOT to calculate. Your task is to observe, label, and decide. For each triangle in each decomposition, write the name of the formula you will use and circle the measurements you will plug in.' Circulate to each group. At each group, ask: 'Why did you choose that formula for this particular triangle — what measurements do you have?' Allow 10–12 seconds of wait time after each question before accepting an answer. After 10 minutes, pause the class and conduct a whole-class 'gallery check': cold-call 4 different groups to report one triangle each, building a master table on the board with columns: Triangle | Known Measurements | Formula to Use. Say: 'Notice that in one polygon we might need two different formulae — Heron's for one triangle, the sine formula for another. The surveyor in Nakuru faces exactly this situation. This is why we built a toolkit, not just one formula.' Highlight the master table and leave it visible for the Explain phase.</w:t>
+            </w:r>
+          </w:p>
+        </w:tc>
+        <w:tc>
+          <w:tcPr>
+            <w:tcW w:type="dxa" w:w="3040"/>
+            <w:shd w:fill="FFFFFF" w:color="auto" w:val="clear"/>
+            <w:tcMar>
+              <w:top w:type="dxa" w:w="60"/>
+              <w:left w:type="dxa" w:w="120"/>
+              <w:bottom w:type="dxa" w:w="60"/>
+              <w:right w:type="dxa" w:w="120"/>
+            </w:tcMar>
+            <w:vAlign w:val="top"/>
+          </w:tcPr>
+          <w:p>
+            <w:pPr>
+              <w:spacing w:after="40" w:before="0"/>
+              <w:jc w:val="left"/>
+            </w:pPr>
+            <w:r>
+              <w:rPr>
+                <w:rFonts w:ascii="Arial" w:cs="Arial" w:eastAsia="Arial" w:hAnsi="Arial"/>
+                <w:b w:val="false"/>
+                <w:bCs w:val="false"/>
+                <w:i w:val="false"/>
+                <w:iCs w:val="false"/>
+                <w:color w:val="000000"/>
+                <w:sz w:val="18"/>
+                <w:szCs w:val="18"/>
+              </w:rPr>
+              <w:t xml:space="preserve">Strategy: Structured Observation with Evidence Recording. By separating the observation step (identify and label) from the calculation step, this strategy forces students to engage in NGSS SEP 4 (Analysing and Interpreting Data) before computing. Students build the habit of reading the 'data landscape' of a problem — understanding what is given and what formula that unlocks — rather than pattern-matching to a memorised procedure.</w:t>
+            </w:r>
+          </w:p>
+        </w:tc>
+        <w:tc>
+          <w:tcPr>
+            <w:tcW w:type="dxa" w:w="3040"/>
+            <w:shd w:fill="F2F2F2" w:color="auto" w:val="clear"/>
+            <w:tcMar>
+              <w:top w:type="dxa" w:w="60"/>
+              <w:left w:type="dxa" w:w="120"/>
+              <w:bottom w:type="dxa" w:w="60"/>
+              <w:right w:type="dxa" w:w="120"/>
+            </w:tcMar>
+            <w:vAlign w:val="top"/>
+          </w:tcPr>
+          <w:p>
+            <w:pPr>
+              <w:spacing w:after="40" w:before="0"/>
+              <w:jc w:val="left"/>
+            </w:pPr>
+            <w:r>
+              <w:rPr>
+                <w:rFonts w:ascii="Arial" w:cs="Arial" w:eastAsia="Arial" w:hAnsi="Arial"/>
+                <w:b w:val="false"/>
+                <w:bCs w:val="false"/>
+                <w:i w:val="false"/>
+                <w:iCs w:val="false"/>
+                <w:color w:val="000000"/>
+                <w:sz w:val="18"/>
+                <w:szCs w:val="18"/>
+              </w:rPr>
+              <w:t xml:space="preserve">Observable indicator: Each group's annotated diagram shows (a) correct non-overlapping triangles, (b) correct formula labels matched to available measurements. Teacher checks specifically: Does each group correctly identify that triangle ACD in the pentagon example has three known sides (suitable for Heron's formula) while triangle ABC has two sides and an included angle (suitable for ½ab sin C)? Groups that label both as 'Heron's formula' need targeted questioning: 'Do you know angle B? Then which formula allows you to use two sides and an angle?'</w:t>
+            </w:r>
+          </w:p>
+        </w:tc>
+      </w:tr>
+      <w:tr>
+        <w:tc>
+          <w:tcPr>
+            <w:tcW w:type="dxa" w:w="1520"/>
+            <w:shd w:fill="E2EFDA" w:color="auto" w:val="clear"/>
+            <w:tcMar>
+              <w:top w:type="dxa" w:w="60"/>
+              <w:left w:type="dxa" w:w="120"/>
+              <w:bottom w:type="dxa" w:w="60"/>
+              <w:right w:type="dxa" w:w="120"/>
+            </w:tcMar>
+            <w:vAlign w:val="top"/>
+          </w:tcPr>
+          <w:p>
+            <w:pPr>
+              <w:spacing w:after="40" w:before="0"/>
+              <w:jc w:val="left"/>
+            </w:pPr>
+            <w:r>
+              <w:rPr>
+                <w:rFonts w:ascii="Arial" w:cs="Arial" w:eastAsia="Arial" w:hAnsi="Arial"/>
+                <w:b/>
+                <w:bCs/>
+                <w:i w:val="false"/>
+                <w:iCs w:val="false"/>
+                <w:color w:val="000000"/>
+                <w:sz w:val="18"/>
+                <w:szCs w:val="18"/>
+              </w:rPr>
+              <w:t xml:space="preserve">Explain Phase</w:t>
+            </w:r>
+          </w:p>
+          <w:p>
+            <w:pPr>
+              <w:spacing w:after="20" w:before="0"/>
+            </w:pPr>
+            <w:r>
+              <w:rPr>
+                <w:rFonts w:ascii="Arial" w:cs="Arial" w:eastAsia="Arial" w:hAnsi="Arial"/>
+                <w:b/>
+                <w:bCs/>
+                <w:color w:val="1F3864"/>
+                <w:sz w:val="16"/>
+                <w:szCs w:val="16"/>
+              </w:rPr>
+              <w:t xml:space="preserve">📹 VIDEO:</w:t>
+            </w:r>
+          </w:p>
+          <w:p>
+            <w:pPr>
+              <w:spacing w:after="20" w:before="0"/>
+            </w:pPr>
+            <w:hyperlink w:history="1" r:id="rId7rczug8ti0l6qoprp7zmn">
               <w:r>
                 <w:rPr>
                   <w:rFonts w:ascii="Arial" w:cs="Arial" w:eastAsia="Arial" w:hAnsi="Arial"/>
@@ -20741,7 +20967,7 @@
                   <w:szCs w:val="16"/>
                   <w:u w:val="single" w:color="2E75B6"/>
                 </w:rPr>
-                <w:t xml:space="preserve">Polygon Classification in the Coordinate Plane (Flexbook)</w:t>
+                <w:t xml:space="preserve">Area of quadrilateral with 2 parallel sides</w:t>
               </w:r>
             </w:hyperlink>
           </w:p>
@@ -20757,7 +20983,7 @@
                 <w:sz w:val="14"/>
                 <w:szCs w:val="14"/>
               </w:rPr>
-              <w:t xml:space="preserve">Source: CK-12</w:t>
+              <w:t xml:space="preserve">Source: Khan Academy (English - US curriculum)</w:t>
             </w:r>
           </w:p>
           <w:p>
@@ -20765,235 +20991,7 @@
               <w:spacing w:after="10" w:before="0"/>
               <w:ind w:left="120"/>
             </w:pPr>
-            <w:hyperlink w:history="1" r:id="rIdwc7dg2lqhbn90waazb8j3">
-              <w:r>
-                <w:rPr>
-                  <w:rFonts w:ascii="Arial" w:cs="Arial" w:eastAsia="Arial" w:hAnsi="Arial"/>
-                  <w:color w:val="595959"/>
-                  <w:sz w:val="14"/>
-                  <w:szCs w:val="14"/>
-                  <w:u w:val="single" w:color="595959"/>
-                </w:rPr>
-                <w:t xml:space="preserve">🔍 Search ARES for similar readings</w:t>
-              </w:r>
-            </w:hyperlink>
-          </w:p>
-        </w:tc>
-        <w:tc>
-          <w:tcPr>
-            <w:tcW w:type="dxa" w:w="3040"/>
-            <w:shd w:fill="FFFFFF" w:color="auto" w:val="clear"/>
-            <w:tcMar>
-              <w:top w:type="dxa" w:w="60"/>
-              <w:left w:type="dxa" w:w="120"/>
-              <w:bottom w:type="dxa" w:w="60"/>
-              <w:right w:type="dxa" w:w="120"/>
-            </w:tcMar>
-            <w:vAlign w:val="top"/>
-          </w:tcPr>
-          <w:p>
-            <w:pPr>
-              <w:spacing w:after="40" w:before="0"/>
-              <w:jc w:val="left"/>
-            </w:pPr>
-            <w:r>
-              <w:rPr>
-                <w:rFonts w:ascii="Arial" w:cs="Arial" w:eastAsia="Arial" w:hAnsi="Arial"/>
-                <w:b w:val="false"/>
-                <w:bCs w:val="false"/>
-                <w:i w:val="false"/>
-                <w:iCs w:val="false"/>
-                <w:color w:val="000000"/>
-                <w:sz w:val="18"/>
-                <w:szCs w:val="18"/>
-              </w:rPr>
-              <w:t xml:space="preserve">Students work in groups of four to complete a structured 'Decomposition Discovery' activity using three worked examples presented on printed cards (or the board). Card 1: A quadrilateral PQRS (agricultural officer's plot near Eldoret) with PQ = 60 m, QR = 45 m, PR = 75 m (diagonal), RS = 50 m, SP = 55 m, PS = 70 m (diagonal). Card 2: A step-by-step demonstration (teacher-led) of how pentagon ABCDE from the phenomenon is split into three triangles by drawing diagonals AC and AD from vertex A, creating triangles ABC, ACD, and ADE. Card 3: A partially solved example of a pentagonal mural wall at a Nakuru school (side lengths only — no angles) requiring Heron's formula for each triangle. Groups observe and record: (a) how many triangles result from each decomposition; (b) which measurements are available for each triangle; (c) which formula is appropriate for each triangle and why. Groups annotate their diagrams with formula labels before any calculation begins.</w:t>
-            </w:r>
-          </w:p>
-        </w:tc>
-        <w:tc>
-          <w:tcPr>
-            <w:tcW w:type="dxa" w:w="3040"/>
-            <w:shd w:fill="F2F2F2" w:color="auto" w:val="clear"/>
-            <w:tcMar>
-              <w:top w:type="dxa" w:w="60"/>
-              <w:left w:type="dxa" w:w="120"/>
-              <w:bottom w:type="dxa" w:w="60"/>
-              <w:right w:type="dxa" w:w="120"/>
-            </w:tcMar>
-            <w:vAlign w:val="top"/>
-          </w:tcPr>
-          <w:p>
-            <w:pPr>
-              <w:spacing w:after="40" w:before="0"/>
-              <w:jc w:val="left"/>
-            </w:pPr>
-            <w:r>
-              <w:rPr>
-                <w:rFonts w:ascii="Arial" w:cs="Arial" w:eastAsia="Arial" w:hAnsi="Arial"/>
-                <w:b w:val="false"/>
-                <w:bCs w:val="false"/>
-                <w:i w:val="false"/>
-                <w:iCs w:val="false"/>
-                <w:color w:val="000000"/>
-                <w:sz w:val="18"/>
-                <w:szCs w:val="18"/>
-              </w:rPr>
-              <w:t xml:space="preserve">Distribute the three cards and say verbatim: 'Your task right now is NOT to calculate. Your task is to observe, label, and decide. For each triangle in each decomposition, write the name of the formula you will use and circle the measurements you will plug in.' Circulate to each group. At each group, ask: 'Why did you choose that formula for this particular triangle — what measurements do you have?' Allow 10–12 seconds of wait time after each question before accepting an answer. After 10 minutes, pause the class and conduct a whole-class 'gallery check': cold-call 4 different groups to report one triangle each, building a master table on the board with columns: Triangle | Known Measurements | Formula to Use. Say: 'Notice that in one polygon we might need two different formulae — Heron's for one triangle, the sine formula for another. The surveyor in Nakuru faces exactly this situation. This is why we built a toolkit, not just one formula.' Highlight the master table and leave it visible for the Explain phase.</w:t>
-            </w:r>
-          </w:p>
-        </w:tc>
-        <w:tc>
-          <w:tcPr>
-            <w:tcW w:type="dxa" w:w="3040"/>
-            <w:shd w:fill="FFFFFF" w:color="auto" w:val="clear"/>
-            <w:tcMar>
-              <w:top w:type="dxa" w:w="60"/>
-              <w:left w:type="dxa" w:w="120"/>
-              <w:bottom w:type="dxa" w:w="60"/>
-              <w:right w:type="dxa" w:w="120"/>
-            </w:tcMar>
-            <w:vAlign w:val="top"/>
-          </w:tcPr>
-          <w:p>
-            <w:pPr>
-              <w:spacing w:after="40" w:before="0"/>
-              <w:jc w:val="left"/>
-            </w:pPr>
-            <w:r>
-              <w:rPr>
-                <w:rFonts w:ascii="Arial" w:cs="Arial" w:eastAsia="Arial" w:hAnsi="Arial"/>
-                <w:b w:val="false"/>
-                <w:bCs w:val="false"/>
-                <w:i w:val="false"/>
-                <w:iCs w:val="false"/>
-                <w:color w:val="000000"/>
-                <w:sz w:val="18"/>
-                <w:szCs w:val="18"/>
-              </w:rPr>
-              <w:t xml:space="preserve">Strategy: Structured Observation with Evidence Recording. By separating the observation step (identify and label) from the calculation step, this strategy forces students to engage in NGSS SEP 4 (Analysing and Interpreting Data) before computing. Students build the habit of reading the 'data landscape' of a problem — understanding what is given and what formula that unlocks — rather than pattern-matching to a memorised procedure.</w:t>
-            </w:r>
-          </w:p>
-        </w:tc>
-        <w:tc>
-          <w:tcPr>
-            <w:tcW w:type="dxa" w:w="3040"/>
-            <w:shd w:fill="F2F2F2" w:color="auto" w:val="clear"/>
-            <w:tcMar>
-              <w:top w:type="dxa" w:w="60"/>
-              <w:left w:type="dxa" w:w="120"/>
-              <w:bottom w:type="dxa" w:w="60"/>
-              <w:right w:type="dxa" w:w="120"/>
-            </w:tcMar>
-            <w:vAlign w:val="top"/>
-          </w:tcPr>
-          <w:p>
-            <w:pPr>
-              <w:spacing w:after="40" w:before="0"/>
-              <w:jc w:val="left"/>
-            </w:pPr>
-            <w:r>
-              <w:rPr>
-                <w:rFonts w:ascii="Arial" w:cs="Arial" w:eastAsia="Arial" w:hAnsi="Arial"/>
-                <w:b w:val="false"/>
-                <w:bCs w:val="false"/>
-                <w:i w:val="false"/>
-                <w:iCs w:val="false"/>
-                <w:color w:val="000000"/>
-                <w:sz w:val="18"/>
-                <w:szCs w:val="18"/>
-              </w:rPr>
-              <w:t xml:space="preserve">Observable indicator: Each group's annotated diagram shows (a) correct non-overlapping triangles, (b) correct formula labels matched to available measurements. Teacher checks specifically: Does each group correctly identify that triangle ACD in the pentagon example has three known sides (suitable for Heron's formula) while triangle ABC has two sides and an included angle (suitable for ½ab sin C)? Groups that label both as 'Heron's formula' need targeted questioning: 'Do you know angle B? Then which formula allows you to use two sides and an angle?'</w:t>
-            </w:r>
-          </w:p>
-        </w:tc>
-      </w:tr>
-      <w:tr>
-        <w:tc>
-          <w:tcPr>
-            <w:tcW w:type="dxa" w:w="1520"/>
-            <w:shd w:fill="E2EFDA" w:color="auto" w:val="clear"/>
-            <w:tcMar>
-              <w:top w:type="dxa" w:w="60"/>
-              <w:left w:type="dxa" w:w="120"/>
-              <w:bottom w:type="dxa" w:w="60"/>
-              <w:right w:type="dxa" w:w="120"/>
-            </w:tcMar>
-            <w:vAlign w:val="top"/>
-          </w:tcPr>
-          <w:p>
-            <w:pPr>
-              <w:spacing w:after="40" w:before="0"/>
-              <w:jc w:val="left"/>
-            </w:pPr>
-            <w:r>
-              <w:rPr>
-                <w:rFonts w:ascii="Arial" w:cs="Arial" w:eastAsia="Arial" w:hAnsi="Arial"/>
-                <w:b/>
-                <w:bCs/>
-                <w:i w:val="false"/>
-                <w:iCs w:val="false"/>
-                <w:color w:val="000000"/>
-                <w:sz w:val="18"/>
-                <w:szCs w:val="18"/>
-              </w:rPr>
-              <w:t xml:space="preserve">Explain Phase</w:t>
-            </w:r>
-          </w:p>
-          <w:p>
-            <w:pPr>
-              <w:spacing w:after="20" w:before="0"/>
-            </w:pPr>
-            <w:r>
-              <w:rPr>
-                <w:rFonts w:ascii="Arial" w:cs="Arial" w:eastAsia="Arial" w:hAnsi="Arial"/>
-                <w:b/>
-                <w:bCs/>
-                <w:color w:val="1F3864"/>
-                <w:sz w:val="16"/>
-                <w:szCs w:val="16"/>
-              </w:rPr>
-              <w:t xml:space="preserve">📹 VIDEO:</w:t>
-            </w:r>
-          </w:p>
-          <w:p>
-            <w:pPr>
-              <w:spacing w:after="20" w:before="0"/>
-            </w:pPr>
-            <w:hyperlink w:history="1" r:id="rId6fc3iqgt1msqseml85q74">
-              <w:r>
-                <w:rPr>
-                  <w:rFonts w:ascii="Arial" w:cs="Arial" w:eastAsia="Arial" w:hAnsi="Arial"/>
-                  <w:color w:val="2E75B6"/>
-                  <w:sz w:val="16"/>
-                  <w:szCs w:val="16"/>
-                  <w:u w:val="single" w:color="2E75B6"/>
-                </w:rPr>
-                <w:t xml:space="preserve">Overview of Ellipses, Trapezoids, Rhombi, and Polygons</w:t>
-              </w:r>
-            </w:hyperlink>
-          </w:p>
-          <w:p>
-            <w:pPr>
-              <w:spacing w:after="10" w:before="0"/>
-              <w:ind w:left="120"/>
-            </w:pPr>
-            <w:r>
-              <w:rPr>
-                <w:rFonts w:ascii="Arial" w:cs="Arial" w:eastAsia="Arial" w:hAnsi="Arial"/>
-                <w:color w:val="595959"/>
-                <w:sz w:val="14"/>
-                <w:szCs w:val="14"/>
-              </w:rPr>
-              <w:t xml:space="preserve">Source: CK-12</w:t>
-            </w:r>
-          </w:p>
-          <w:p>
-            <w:pPr>
-              <w:spacing w:after="10" w:before="0"/>
-              <w:ind w:left="120"/>
-            </w:pPr>
-            <w:hyperlink w:history="1" r:id="rIdvy2intdiffeghawx-65qu">
+            <w:hyperlink w:history="1" r:id="rIdtfaxd8o22fvbhdmh108qn">
               <w:r>
                 <w:rPr>
                   <w:rFonts w:ascii="Arial" w:cs="Arial" w:eastAsia="Arial" w:hAnsi="Arial"/>
@@ -21031,14 +21029,241 @@
                 <w:sz w:val="16"/>
                 <w:szCs w:val="16"/>
               </w:rPr>
-              <w:t xml:space="preserve">📖 HTML:</w:t>
+              <w:t xml:space="preserve">📖 READING:</w:t>
             </w:r>
           </w:p>
           <w:p>
             <w:pPr>
               <w:spacing w:after="20" w:before="0"/>
             </w:pPr>
-            <w:hyperlink w:history="1" r:id="rIdwx7bzetbf1p1ab5dsolcu">
+            <w:r>
+              <w:rPr>
+                <w:rFonts w:ascii="Arial" w:cs="Arial" w:eastAsia="Arial" w:hAnsi="Arial"/>
+                <w:i/>
+                <w:iCs/>
+                <w:color w:val="595959"/>
+                <w:sz w:val="16"/>
+                <w:szCs w:val="16"/>
+              </w:rPr>
+              <w:t xml:space="preserve">No closely matching reading in the ARES library for this activity.</w:t>
+            </w:r>
+          </w:p>
+          <w:p>
+            <w:pPr>
+              <w:spacing w:after="10" w:before="0"/>
+              <w:ind w:left="120"/>
+            </w:pPr>
+            <w:hyperlink w:history="1" r:id="rIdit484fgwqgjyurq2i2jry">
+              <w:r>
+                <w:rPr>
+                  <w:rFonts w:ascii="Arial" w:cs="Arial" w:eastAsia="Arial" w:hAnsi="Arial"/>
+                  <w:color w:val="595959"/>
+                  <w:sz w:val="14"/>
+                  <w:szCs w:val="14"/>
+                  <w:u w:val="single" w:color="595959"/>
+                </w:rPr>
+                <w:t xml:space="preserve">🔍 Search ARES for readings</w:t>
+              </w:r>
+            </w:hyperlink>
+          </w:p>
+          <w:p>
+            <w:pPr>
+              <w:spacing w:after="10" w:before="0"/>
+              <w:ind w:left="120"/>
+            </w:pPr>
+            <w:r>
+              <w:rPr>
+                <w:rFonts w:ascii="Arial" w:cs="Arial" w:eastAsia="Arial" w:hAnsi="Arial"/>
+                <w:color w:val="595959"/>
+                <w:sz w:val="14"/>
+                <w:szCs w:val="14"/>
+              </w:rPr>
+              <w:t xml:space="preserve">Search terms: area polygons irregular decomposition</w:t>
+            </w:r>
+          </w:p>
+        </w:tc>
+        <w:tc>
+          <w:tcPr>
+            <w:tcW w:type="dxa" w:w="3040"/>
+            <w:shd w:fill="FFFFFF" w:color="auto" w:val="clear"/>
+            <w:tcMar>
+              <w:top w:type="dxa" w:w="60"/>
+              <w:left w:type="dxa" w:w="120"/>
+              <w:bottom w:type="dxa" w:w="60"/>
+              <w:right w:type="dxa" w:w="120"/>
+            </w:tcMar>
+            <w:vAlign w:val="top"/>
+          </w:tcPr>
+          <w:p>
+            <w:pPr>
+              <w:spacing w:after="40" w:before="0"/>
+              <w:jc w:val="left"/>
+            </w:pPr>
+            <w:r>
+              <w:rPr>
+                <w:rFonts w:ascii="Arial" w:cs="Arial" w:eastAsia="Arial" w:hAnsi="Arial"/>
+                <w:b w:val="false"/>
+                <w:bCs w:val="false"/>
+                <w:i w:val="false"/>
+                <w:iCs w:val="false"/>
+                <w:color w:val="000000"/>
+                <w:sz w:val="18"/>
+                <w:szCs w:val="18"/>
+              </w:rPr>
+              <w:t xml:space="preserve">Students now carry out the full calculations for two problems: (A) The agricultural officer's quadrilateral PQRS plot near Eldoret — decomposed into two triangles, with one triangle solved using ½ab sin C and the other using Heron's formula; (B) The pentagonal mural wall at the Nakuru school — decomposed into three triangles, all solved using Heron's formula. Each group records full working in their books, including: decomposition diagram, formula stated, substitution shown, area of each triangle, and total polygon area. Groups then rotate to check another group's working (peer-marking with a provided answer key) before a teacher-led whole-class consolidation connects both solutions back to the anchoring phenomenon.</w:t>
+            </w:r>
+          </w:p>
+        </w:tc>
+        <w:tc>
+          <w:tcPr>
+            <w:tcW w:type="dxa" w:w="3040"/>
+            <w:shd w:fill="F2F2F2" w:color="auto" w:val="clear"/>
+            <w:tcMar>
+              <w:top w:type="dxa" w:w="60"/>
+              <w:left w:type="dxa" w:w="120"/>
+              <w:bottom w:type="dxa" w:w="60"/>
+              <w:right w:type="dxa" w:w="120"/>
+            </w:tcMar>
+            <w:vAlign w:val="top"/>
+          </w:tcPr>
+          <w:p>
+            <w:pPr>
+              <w:spacing w:after="40" w:before="0"/>
+              <w:jc w:val="left"/>
+            </w:pPr>
+            <w:r>
+              <w:rPr>
+                <w:rFonts w:ascii="Arial" w:cs="Arial" w:eastAsia="Arial" w:hAnsi="Arial"/>
+                <w:b w:val="false"/>
+                <w:bCs w:val="false"/>
+                <w:i w:val="false"/>
+                <w:iCs w:val="false"/>
+                <w:color w:val="000000"/>
+                <w:sz w:val="18"/>
+                <w:szCs w:val="18"/>
+              </w:rPr>
+              <w:t xml:space="preserve">Say verbatim: 'Now we calculate. Work through Problem A first — quadrilateral PQRS. Write the formula, show every substitution, and box your final answer in square metres. You have 12 minutes.' Circulate constantly. At each group, ask at least one targeted question: 'You found s for triangle PQR — what does s represent physically in the context of this farm plot?' and 'When you calculated ½ × PQ × QR × sin(PQR), what would happen to the area if angle PQR were 90°? Would it be larger or smaller than now?' (Wait 12 seconds after each question.) After 12 minutes, cold-call one group to present Problem A on the board. Say: 'Class, as this group presents, track their working against yours. If you see a difference, put your hand up.' Address errors immediately. Then say: 'Now Problem B — the pentagonal mural wall. Three triangles, all Heron's formula. You have 15 minutes.' After calculations, conduct whole-class consolidation. Draw the original pentagon ABCDE (surveyor's shamba) on the board and say verbatim: 'This is where we started seven lessons ago. The surveyor was stuck. Now, using exactly what you just did for PQRS and the mural wall, I want one volunteer to walk up and show the class how to solve the actual shamba problem.' Cold-call a student who showed strong working. Ask the class: 'Do you agree with each step? Thumbs up, thumbs sideways, or thumbs down.' Address any thumbs-sideways or thumbs-down responses with a second cold-call.</w:t>
+            </w:r>
+          </w:p>
+        </w:tc>
+        <w:tc>
+          <w:tcPr>
+            <w:tcW w:type="dxa" w:w="3040"/>
+            <w:shd w:fill="FFFFFF" w:color="auto" w:val="clear"/>
+            <w:tcMar>
+              <w:top w:type="dxa" w:w="60"/>
+              <w:left w:type="dxa" w:w="120"/>
+              <w:bottom w:type="dxa" w:w="60"/>
+              <w:right w:type="dxa" w:w="120"/>
+            </w:tcMar>
+            <w:vAlign w:val="top"/>
+          </w:tcPr>
+          <w:p>
+            <w:pPr>
+              <w:spacing w:after="40" w:before="0"/>
+              <w:jc w:val="left"/>
+            </w:pPr>
+            <w:r>
+              <w:rPr>
+                <w:rFonts w:ascii="Arial" w:cs="Arial" w:eastAsia="Arial" w:hAnsi="Arial"/>
+                <w:b w:val="false"/>
+                <w:bCs w:val="false"/>
+                <w:i w:val="false"/>
+                <w:iCs w:val="false"/>
+                <w:color w:val="000000"/>
+                <w:sz w:val="18"/>
+                <w:szCs w:val="18"/>
+              </w:rPr>
+              <w:t xml:space="preserve">Strategy: Worked Example + Peer Critique (NGSS SEP 6 — Constructing Explanations). Students construct a full explanation of the solution pathway, then immediately subject it to peer critique. This dual process — explaining and critiquing — forces students to articulate their reasoning precisely, exposing gaps in understanding that silent individual work would not surface. Connecting the final calculation back to the anchoring phenomenon (the surveyor's shamba) gives the mathematics a narrative anchor, improving retention.</w:t>
+            </w:r>
+          </w:p>
+        </w:tc>
+        <w:tc>
+          <w:tcPr>
+            <w:tcW w:type="dxa" w:w="3040"/>
+            <w:shd w:fill="F2F2F2" w:color="auto" w:val="clear"/>
+            <w:tcMar>
+              <w:top w:type="dxa" w:w="60"/>
+              <w:left w:type="dxa" w:w="120"/>
+              <w:bottom w:type="dxa" w:w="60"/>
+              <w:right w:type="dxa" w:w="120"/>
+            </w:tcMar>
+            <w:vAlign w:val="top"/>
+          </w:tcPr>
+          <w:p>
+            <w:pPr>
+              <w:spacing w:after="40" w:before="0"/>
+              <w:jc w:val="left"/>
+            </w:pPr>
+            <w:r>
+              <w:rPr>
+                <w:rFonts w:ascii="Arial" w:cs="Arial" w:eastAsia="Arial" w:hAnsi="Arial"/>
+                <w:b w:val="false"/>
+                <w:bCs w:val="false"/>
+                <w:i w:val="false"/>
+                <w:iCs w:val="false"/>
+                <w:color w:val="000000"/>
+                <w:sz w:val="18"/>
+                <w:szCs w:val="18"/>
+              </w:rPr>
+              <w:t xml:space="preserve">Observable indicator: Student books show (1) a correctly labelled decomposition diagram, (2) the correct formula stated before substitution, (3) correct calculation of s (for Heron's) or correct identification of the included angle (for sine formula), (4) correct summation of triangle areas. Teacher specifically checks: Does the student round intermediate values consistently? Is the final answer expressed in square metres (m²)? Any student whose total polygon area for PQRS differs by more than 5% from the answer key should be asked to re-check their value of s or their sine calculation before the lesson ends.</w:t>
+            </w:r>
+          </w:p>
+        </w:tc>
+      </w:tr>
+      <w:tr>
+        <w:tc>
+          <w:tcPr>
+            <w:tcW w:type="dxa" w:w="1520"/>
+            <w:shd w:fill="FCE4D6" w:color="auto" w:val="clear"/>
+            <w:tcMar>
+              <w:top w:type="dxa" w:w="60"/>
+              <w:left w:type="dxa" w:w="120"/>
+              <w:bottom w:type="dxa" w:w="60"/>
+              <w:right w:type="dxa" w:w="120"/>
+            </w:tcMar>
+            <w:vAlign w:val="top"/>
+          </w:tcPr>
+          <w:p>
+            <w:pPr>
+              <w:spacing w:after="40" w:before="0"/>
+              <w:jc w:val="left"/>
+            </w:pPr>
+            <w:r>
+              <w:rPr>
+                <w:rFonts w:ascii="Arial" w:cs="Arial" w:eastAsia="Arial" w:hAnsi="Arial"/>
+                <w:b/>
+                <w:bCs/>
+                <w:i w:val="false"/>
+                <w:iCs w:val="false"/>
+                <w:color w:val="000000"/>
+                <w:sz w:val="18"/>
+                <w:szCs w:val="18"/>
+              </w:rPr>
+              <w:t xml:space="preserve">Driving Question Board (DQB) Creation</w:t>
+            </w:r>
+          </w:p>
+          <w:p>
+            <w:pPr>
+              <w:spacing w:after="20" w:before="0"/>
+            </w:pPr>
+            <w:r>
+              <w:rPr>
+                <w:rFonts w:ascii="Arial" w:cs="Arial" w:eastAsia="Arial" w:hAnsi="Arial"/>
+                <w:b/>
+                <w:bCs/>
+                <w:color w:val="1F3864"/>
+                <w:sz w:val="16"/>
+                <w:szCs w:val="16"/>
+              </w:rPr>
+              <w:t xml:space="preserve">📹 VIDEO:</w:t>
+            </w:r>
+          </w:p>
+          <w:p>
+            <w:pPr>
+              <w:spacing w:after="20" w:before="0"/>
+            </w:pPr>
+            <w:hyperlink w:history="1" r:id="rIdqruxaz2thtpgluvdddngu">
               <w:r>
                 <w:rPr>
                   <w:rFonts w:ascii="Arial" w:cs="Arial" w:eastAsia="Arial" w:hAnsi="Arial"/>
@@ -21047,7 +21272,7 @@
                   <w:szCs w:val="16"/>
                   <w:u w:val="single" w:color="2E75B6"/>
                 </w:rPr>
-                <w:t xml:space="preserve">Polygon Classification in the Coordinate Plane (Flexbook)</w:t>
+                <w:t xml:space="preserve">Area of quadrilateral with 2 parallel sides</w:t>
               </w:r>
             </w:hyperlink>
           </w:p>
@@ -21063,7 +21288,7 @@
                 <w:sz w:val="14"/>
                 <w:szCs w:val="14"/>
               </w:rPr>
-              <w:t xml:space="preserve">Source: CK-12</w:t>
+              <w:t xml:space="preserve">Source: Khan Academy (English - US curriculum)</w:t>
             </w:r>
           </w:p>
           <w:p>
@@ -21071,235 +21296,7 @@
               <w:spacing w:after="10" w:before="0"/>
               <w:ind w:left="120"/>
             </w:pPr>
-            <w:hyperlink w:history="1" r:id="rIdqwwqvk2gw3jzulat2s-4e">
-              <w:r>
-                <w:rPr>
-                  <w:rFonts w:ascii="Arial" w:cs="Arial" w:eastAsia="Arial" w:hAnsi="Arial"/>
-                  <w:color w:val="595959"/>
-                  <w:sz w:val="14"/>
-                  <w:szCs w:val="14"/>
-                  <w:u w:val="single" w:color="595959"/>
-                </w:rPr>
-                <w:t xml:space="preserve">🔍 Search ARES for similar readings</w:t>
-              </w:r>
-            </w:hyperlink>
-          </w:p>
-        </w:tc>
-        <w:tc>
-          <w:tcPr>
-            <w:tcW w:type="dxa" w:w="3040"/>
-            <w:shd w:fill="FFFFFF" w:color="auto" w:val="clear"/>
-            <w:tcMar>
-              <w:top w:type="dxa" w:w="60"/>
-              <w:left w:type="dxa" w:w="120"/>
-              <w:bottom w:type="dxa" w:w="60"/>
-              <w:right w:type="dxa" w:w="120"/>
-            </w:tcMar>
-            <w:vAlign w:val="top"/>
-          </w:tcPr>
-          <w:p>
-            <w:pPr>
-              <w:spacing w:after="40" w:before="0"/>
-              <w:jc w:val="left"/>
-            </w:pPr>
-            <w:r>
-              <w:rPr>
-                <w:rFonts w:ascii="Arial" w:cs="Arial" w:eastAsia="Arial" w:hAnsi="Arial"/>
-                <w:b w:val="false"/>
-                <w:bCs w:val="false"/>
-                <w:i w:val="false"/>
-                <w:iCs w:val="false"/>
-                <w:color w:val="000000"/>
-                <w:sz w:val="18"/>
-                <w:szCs w:val="18"/>
-              </w:rPr>
-              <w:t xml:space="preserve">Students now carry out the full calculations for two problems: (A) The agricultural officer's quadrilateral PQRS plot near Eldoret — decomposed into two triangles, with one triangle solved using ½ab sin C and the other using Heron's formula; (B) The pentagonal mural wall at the Nakuru school — decomposed into three triangles, all solved using Heron's formula. Each group records full working in their books, including: decomposition diagram, formula stated, substitution shown, area of each triangle, and total polygon area. Groups then rotate to check another group's working (peer-marking with a provided answer key) before a teacher-led whole-class consolidation connects both solutions back to the anchoring phenomenon.</w:t>
-            </w:r>
-          </w:p>
-        </w:tc>
-        <w:tc>
-          <w:tcPr>
-            <w:tcW w:type="dxa" w:w="3040"/>
-            <w:shd w:fill="F2F2F2" w:color="auto" w:val="clear"/>
-            <w:tcMar>
-              <w:top w:type="dxa" w:w="60"/>
-              <w:left w:type="dxa" w:w="120"/>
-              <w:bottom w:type="dxa" w:w="60"/>
-              <w:right w:type="dxa" w:w="120"/>
-            </w:tcMar>
-            <w:vAlign w:val="top"/>
-          </w:tcPr>
-          <w:p>
-            <w:pPr>
-              <w:spacing w:after="40" w:before="0"/>
-              <w:jc w:val="left"/>
-            </w:pPr>
-            <w:r>
-              <w:rPr>
-                <w:rFonts w:ascii="Arial" w:cs="Arial" w:eastAsia="Arial" w:hAnsi="Arial"/>
-                <w:b w:val="false"/>
-                <w:bCs w:val="false"/>
-                <w:i w:val="false"/>
-                <w:iCs w:val="false"/>
-                <w:color w:val="000000"/>
-                <w:sz w:val="18"/>
-                <w:szCs w:val="18"/>
-              </w:rPr>
-              <w:t xml:space="preserve">Say verbatim: 'Now we calculate. Work through Problem A first — quadrilateral PQRS. Write the formula, show every substitution, and box your final answer in square metres. You have 12 minutes.' Circulate constantly. At each group, ask at least one targeted question: 'You found s for triangle PQR — what does s represent physically in the context of this farm plot?' and 'When you calculated ½ × PQ × QR × sin(PQR), what would happen to the area if angle PQR were 90°? Would it be larger or smaller than now?' (Wait 12 seconds after each question.) After 12 minutes, cold-call one group to present Problem A on the board. Say: 'Class, as this group presents, track their working against yours. If you see a difference, put your hand up.' Address errors immediately. Then say: 'Now Problem B — the pentagonal mural wall. Three triangles, all Heron's formula. You have 15 minutes.' After calculations, conduct whole-class consolidation. Draw the original pentagon ABCDE (surveyor's shamba) on the board and say verbatim: 'This is where we started seven lessons ago. The surveyor was stuck. Now, using exactly what you just did for PQRS and the mural wall, I want one volunteer to walk up and show the class how to solve the actual shamba problem.' Cold-call a student who showed strong working. Ask the class: 'Do you agree with each step? Thumbs up, thumbs sideways, or thumbs down.' Address any thumbs-sideways or thumbs-down responses with a second cold-call.</w:t>
-            </w:r>
-          </w:p>
-        </w:tc>
-        <w:tc>
-          <w:tcPr>
-            <w:tcW w:type="dxa" w:w="3040"/>
-            <w:shd w:fill="FFFFFF" w:color="auto" w:val="clear"/>
-            <w:tcMar>
-              <w:top w:type="dxa" w:w="60"/>
-              <w:left w:type="dxa" w:w="120"/>
-              <w:bottom w:type="dxa" w:w="60"/>
-              <w:right w:type="dxa" w:w="120"/>
-            </w:tcMar>
-            <w:vAlign w:val="top"/>
-          </w:tcPr>
-          <w:p>
-            <w:pPr>
-              <w:spacing w:after="40" w:before="0"/>
-              <w:jc w:val="left"/>
-            </w:pPr>
-            <w:r>
-              <w:rPr>
-                <w:rFonts w:ascii="Arial" w:cs="Arial" w:eastAsia="Arial" w:hAnsi="Arial"/>
-                <w:b w:val="false"/>
-                <w:bCs w:val="false"/>
-                <w:i w:val="false"/>
-                <w:iCs w:val="false"/>
-                <w:color w:val="000000"/>
-                <w:sz w:val="18"/>
-                <w:szCs w:val="18"/>
-              </w:rPr>
-              <w:t xml:space="preserve">Strategy: Worked Example + Peer Critique (NGSS SEP 6 — Constructing Explanations). Students construct a full explanation of the solution pathway, then immediately subject it to peer critique. This dual process — explaining and critiquing — forces students to articulate their reasoning precisely, exposing gaps in understanding that silent individual work would not surface. Connecting the final calculation back to the anchoring phenomenon (the surveyor's shamba) gives the mathematics a narrative anchor, improving retention.</w:t>
-            </w:r>
-          </w:p>
-        </w:tc>
-        <w:tc>
-          <w:tcPr>
-            <w:tcW w:type="dxa" w:w="3040"/>
-            <w:shd w:fill="F2F2F2" w:color="auto" w:val="clear"/>
-            <w:tcMar>
-              <w:top w:type="dxa" w:w="60"/>
-              <w:left w:type="dxa" w:w="120"/>
-              <w:bottom w:type="dxa" w:w="60"/>
-              <w:right w:type="dxa" w:w="120"/>
-            </w:tcMar>
-            <w:vAlign w:val="top"/>
-          </w:tcPr>
-          <w:p>
-            <w:pPr>
-              <w:spacing w:after="40" w:before="0"/>
-              <w:jc w:val="left"/>
-            </w:pPr>
-            <w:r>
-              <w:rPr>
-                <w:rFonts w:ascii="Arial" w:cs="Arial" w:eastAsia="Arial" w:hAnsi="Arial"/>
-                <w:b w:val="false"/>
-                <w:bCs w:val="false"/>
-                <w:i w:val="false"/>
-                <w:iCs w:val="false"/>
-                <w:color w:val="000000"/>
-                <w:sz w:val="18"/>
-                <w:szCs w:val="18"/>
-              </w:rPr>
-              <w:t xml:space="preserve">Observable indicator: Student books show (1) a correctly labelled decomposition diagram, (2) the correct formula stated before substitution, (3) correct calculation of s (for Heron's) or correct identification of the included angle (for sine formula), (4) correct summation of triangle areas. Teacher specifically checks: Does the student round intermediate values consistently? Is the final answer expressed in square metres (m²)? Any student whose total polygon area for PQRS differs by more than 5% from the answer key should be asked to re-check their value of s or their sine calculation before the lesson ends.</w:t>
-            </w:r>
-          </w:p>
-        </w:tc>
-      </w:tr>
-      <w:tr>
-        <w:tc>
-          <w:tcPr>
-            <w:tcW w:type="dxa" w:w="1520"/>
-            <w:shd w:fill="FCE4D6" w:color="auto" w:val="clear"/>
-            <w:tcMar>
-              <w:top w:type="dxa" w:w="60"/>
-              <w:left w:type="dxa" w:w="120"/>
-              <w:bottom w:type="dxa" w:w="60"/>
-              <w:right w:type="dxa" w:w="120"/>
-            </w:tcMar>
-            <w:vAlign w:val="top"/>
-          </w:tcPr>
-          <w:p>
-            <w:pPr>
-              <w:spacing w:after="40" w:before="0"/>
-              <w:jc w:val="left"/>
-            </w:pPr>
-            <w:r>
-              <w:rPr>
-                <w:rFonts w:ascii="Arial" w:cs="Arial" w:eastAsia="Arial" w:hAnsi="Arial"/>
-                <w:b/>
-                <w:bCs/>
-                <w:i w:val="false"/>
-                <w:iCs w:val="false"/>
-                <w:color w:val="000000"/>
-                <w:sz w:val="18"/>
-                <w:szCs w:val="18"/>
-              </w:rPr>
-              <w:t xml:space="preserve">Driving Question Board (DQB) Creation</w:t>
-            </w:r>
-          </w:p>
-          <w:p>
-            <w:pPr>
-              <w:spacing w:after="20" w:before="0"/>
-            </w:pPr>
-            <w:r>
-              <w:rPr>
-                <w:rFonts w:ascii="Arial" w:cs="Arial" w:eastAsia="Arial" w:hAnsi="Arial"/>
-                <w:b/>
-                <w:bCs/>
-                <w:color w:val="1F3864"/>
-                <w:sz w:val="16"/>
-                <w:szCs w:val="16"/>
-              </w:rPr>
-              <w:t xml:space="preserve">📹 VIDEO:</w:t>
-            </w:r>
-          </w:p>
-          <w:p>
-            <w:pPr>
-              <w:spacing w:after="20" w:before="0"/>
-            </w:pPr>
-            <w:hyperlink w:history="1" r:id="rIdpblpyn8l_m6bopgeqlip_">
-              <w:r>
-                <w:rPr>
-                  <w:rFonts w:ascii="Arial" w:cs="Arial" w:eastAsia="Arial" w:hAnsi="Arial"/>
-                  <w:color w:val="2E75B6"/>
-                  <w:sz w:val="16"/>
-                  <w:szCs w:val="16"/>
-                  <w:u w:val="single" w:color="2E75B6"/>
-                </w:rPr>
-                <w:t xml:space="preserve">Overview of Ellipses, Trapezoids, Rhombi, and Polygons</w:t>
-              </w:r>
-            </w:hyperlink>
-          </w:p>
-          <w:p>
-            <w:pPr>
-              <w:spacing w:after="10" w:before="0"/>
-              <w:ind w:left="120"/>
-            </w:pPr>
-            <w:r>
-              <w:rPr>
-                <w:rFonts w:ascii="Arial" w:cs="Arial" w:eastAsia="Arial" w:hAnsi="Arial"/>
-                <w:color w:val="595959"/>
-                <w:sz w:val="14"/>
-                <w:szCs w:val="14"/>
-              </w:rPr>
-              <w:t xml:space="preserve">Source: CK-12</w:t>
-            </w:r>
-          </w:p>
-          <w:p>
-            <w:pPr>
-              <w:spacing w:after="10" w:before="0"/>
-              <w:ind w:left="120"/>
-            </w:pPr>
-            <w:hyperlink w:history="1" r:id="rIdh7xhgerxno2-quhchnwbu">
+            <w:hyperlink w:history="1" r:id="rIdz6bxofvcdtv9wcjukj1c2">
               <w:r>
                 <w:rPr>
                   <w:rFonts w:ascii="Arial" w:cs="Arial" w:eastAsia="Arial" w:hAnsi="Arial"/>
@@ -21337,14 +21334,241 @@
                 <w:sz w:val="16"/>
                 <w:szCs w:val="16"/>
               </w:rPr>
-              <w:t xml:space="preserve">📖 HTML:</w:t>
+              <w:t xml:space="preserve">📖 READING:</w:t>
             </w:r>
           </w:p>
           <w:p>
             <w:pPr>
               <w:spacing w:after="20" w:before="0"/>
             </w:pPr>
-            <w:hyperlink w:history="1" r:id="rId0ajwtlvccfz7xfvrr5n0z">
+            <w:r>
+              <w:rPr>
+                <w:rFonts w:ascii="Arial" w:cs="Arial" w:eastAsia="Arial" w:hAnsi="Arial"/>
+                <w:i/>
+                <w:iCs/>
+                <w:color w:val="595959"/>
+                <w:sz w:val="16"/>
+                <w:szCs w:val="16"/>
+              </w:rPr>
+              <w:t xml:space="preserve">No closely matching reading in the ARES library for this activity.</w:t>
+            </w:r>
+          </w:p>
+          <w:p>
+            <w:pPr>
+              <w:spacing w:after="10" w:before="0"/>
+              <w:ind w:left="120"/>
+            </w:pPr>
+            <w:hyperlink w:history="1" r:id="rIddjzgiy286lhxhrpwec7cr">
+              <w:r>
+                <w:rPr>
+                  <w:rFonts w:ascii="Arial" w:cs="Arial" w:eastAsia="Arial" w:hAnsi="Arial"/>
+                  <w:color w:val="595959"/>
+                  <w:sz w:val="14"/>
+                  <w:szCs w:val="14"/>
+                  <w:u w:val="single" w:color="595959"/>
+                </w:rPr>
+                <w:t xml:space="preserve">🔍 Search ARES for readings</w:t>
+              </w:r>
+            </w:hyperlink>
+          </w:p>
+          <w:p>
+            <w:pPr>
+              <w:spacing w:after="10" w:before="0"/>
+              <w:ind w:left="120"/>
+            </w:pPr>
+            <w:r>
+              <w:rPr>
+                <w:rFonts w:ascii="Arial" w:cs="Arial" w:eastAsia="Arial" w:hAnsi="Arial"/>
+                <w:color w:val="595959"/>
+                <w:sz w:val="14"/>
+                <w:szCs w:val="14"/>
+              </w:rPr>
+              <w:t xml:space="preserve">Search terms: area polygons irregular decomposition</w:t>
+            </w:r>
+          </w:p>
+        </w:tc>
+        <w:tc>
+          <w:tcPr>
+            <w:tcW w:type="dxa" w:w="3040"/>
+            <w:shd w:fill="FFFFFF" w:color="auto" w:val="clear"/>
+            <w:tcMar>
+              <w:top w:type="dxa" w:w="60"/>
+              <w:left w:type="dxa" w:w="120"/>
+              <w:bottom w:type="dxa" w:w="60"/>
+              <w:right w:type="dxa" w:w="120"/>
+            </w:tcMar>
+            <w:vAlign w:val="top"/>
+          </w:tcPr>
+          <w:p>
+            <w:pPr>
+              <w:spacing w:after="40" w:before="0"/>
+              <w:jc w:val="left"/>
+            </w:pPr>
+            <w:r>
+              <w:rPr>
+                <w:rFonts w:ascii="Arial" w:cs="Arial" w:eastAsia="Arial" w:hAnsi="Arial"/>
+                <w:b w:val="false"/>
+                <w:bCs w:val="false"/>
+                <w:i w:val="false"/>
+                <w:iCs w:val="false"/>
+                <w:color w:val="000000"/>
+                <w:sz w:val="18"/>
+                <w:szCs w:val="18"/>
+              </w:rPr>
+              <w:t xml:space="preserve">Each group receives two sticky notes. On the first (green), they write one thing they can now definitively answer about the driving question: 'How can a land surveyor in Nakuru calculate the exact area of any irregularly shaped farm plot?' On the second (orange), they write one remaining question or uncertainty. Groups post both notes on the class Driving Question Board. The teacher facilitates a 5-minute whole-class read-through, grouping green notes by theme (decomposition strategy, formula selection, accuracy of measurement) and highlighting any orange notes that will be addressed in Lesson 8.</w:t>
+            </w:r>
+          </w:p>
+        </w:tc>
+        <w:tc>
+          <w:tcPr>
+            <w:tcW w:type="dxa" w:w="3040"/>
+            <w:shd w:fill="F2F2F2" w:color="auto" w:val="clear"/>
+            <w:tcMar>
+              <w:top w:type="dxa" w:w="60"/>
+              <w:left w:type="dxa" w:w="120"/>
+              <w:bottom w:type="dxa" w:w="60"/>
+              <w:right w:type="dxa" w:w="120"/>
+            </w:tcMar>
+            <w:vAlign w:val="top"/>
+          </w:tcPr>
+          <w:p>
+            <w:pPr>
+              <w:spacing w:after="40" w:before="0"/>
+              <w:jc w:val="left"/>
+            </w:pPr>
+            <w:r>
+              <w:rPr>
+                <w:rFonts w:ascii="Arial" w:cs="Arial" w:eastAsia="Arial" w:hAnsi="Arial"/>
+                <w:b w:val="false"/>
+                <w:bCs w:val="false"/>
+                <w:i w:val="false"/>
+                <w:iCs w:val="false"/>
+                <w:color w:val="000000"/>
+                <w:sz w:val="18"/>
+                <w:szCs w:val="18"/>
+              </w:rPr>
+              <w:t xml:space="preserve">Hand out sticky notes and say verbatim: 'Six lessons ago, when we first saw the surveyor standing at the shamba, you had questions you could not yet answer. Today, what CAN you now tell that surveyor? Write it on green. What do you still wonder — about accuracy, about real surveying tools, about larger plots? Write that on orange.' Allow 4 minutes of quiet writing. Then say: 'Come up and post your notes. Let's read the green ones aloud together.' Read 5–6 green notes aloud, grouping them on the board. Say: 'Look at these — you have built a complete solution pathway: decompose, identify your measurements, choose your formula, calculate each triangle, sum the areas. That IS how a real surveyor works.' Then point to the orange notes: 'These remaining questions — about GPS measurements, about what happens when you don't even know all the sides — that is exactly where Lesson 8 will take us.'</w:t>
+            </w:r>
+          </w:p>
+        </w:tc>
+        <w:tc>
+          <w:tcPr>
+            <w:tcW w:type="dxa" w:w="3040"/>
+            <w:shd w:fill="FFFFFF" w:color="auto" w:val="clear"/>
+            <w:tcMar>
+              <w:top w:type="dxa" w:w="60"/>
+              <w:left w:type="dxa" w:w="120"/>
+              <w:bottom w:type="dxa" w:w="60"/>
+              <w:right w:type="dxa" w:w="120"/>
+            </w:tcMar>
+            <w:vAlign w:val="top"/>
+          </w:tcPr>
+          <w:p>
+            <w:pPr>
+              <w:spacing w:after="40" w:before="0"/>
+              <w:jc w:val="left"/>
+            </w:pPr>
+            <w:r>
+              <w:rPr>
+                <w:rFonts w:ascii="Arial" w:cs="Arial" w:eastAsia="Arial" w:hAnsi="Arial"/>
+                <w:b w:val="false"/>
+                <w:bCs w:val="false"/>
+                <w:i w:val="false"/>
+                <w:iCs w:val="false"/>
+                <w:color w:val="000000"/>
+                <w:sz w:val="18"/>
+                <w:szCs w:val="18"/>
+              </w:rPr>
+              <w:t xml:space="preserve">Strategy: Driving Question Board Synthesis (NGSS SEP 7 — Engaging in Argument from Evidence). The DQB update makes the progression of understanding visible and public. Students see — literally, on the wall — how their collective knowledge has grown across seven lessons. This metacognitive moment reinforces the storyline of the unit and creates anticipation for Lesson 8's final resolution.</w:t>
+            </w:r>
+          </w:p>
+        </w:tc>
+        <w:tc>
+          <w:tcPr>
+            <w:tcW w:type="dxa" w:w="3040"/>
+            <w:shd w:fill="F2F2F2" w:color="auto" w:val="clear"/>
+            <w:tcMar>
+              <w:top w:type="dxa" w:w="60"/>
+              <w:left w:type="dxa" w:w="120"/>
+              <w:bottom w:type="dxa" w:w="60"/>
+              <w:right w:type="dxa" w:w="120"/>
+            </w:tcMar>
+            <w:vAlign w:val="top"/>
+          </w:tcPr>
+          <w:p>
+            <w:pPr>
+              <w:spacing w:after="40" w:before="0"/>
+              <w:jc w:val="left"/>
+            </w:pPr>
+            <w:r>
+              <w:rPr>
+                <w:rFonts w:ascii="Arial" w:cs="Arial" w:eastAsia="Arial" w:hAnsi="Arial"/>
+                <w:b w:val="false"/>
+                <w:bCs w:val="false"/>
+                <w:i w:val="false"/>
+                <w:iCs w:val="false"/>
+                <w:color w:val="000000"/>
+                <w:sz w:val="18"/>
+                <w:szCs w:val="18"/>
+              </w:rPr>
+              <w:t xml:space="preserve">Observable indicator: Green sticky notes contain specific, accurate mathematical statements (e.g., 'We can decompose the five-sided shamba into three triangles and use Heron's formula or the sine formula for each'). Vague statements (e.g., 'We know how to find area now') indicate surface-level understanding — the teacher should prompt: 'Can you name the specific strategy you would use?' Orange notes reveal genuine curiosity or conceptual gaps that inform Lesson 8 planning.</w:t>
+            </w:r>
+          </w:p>
+        </w:tc>
+      </w:tr>
+      <w:tr>
+        <w:tc>
+          <w:tcPr>
+            <w:tcW w:type="dxa" w:w="1520"/>
+            <w:shd w:fill="D5E8F0" w:color="auto" w:val="clear"/>
+            <w:tcMar>
+              <w:top w:type="dxa" w:w="60"/>
+              <w:left w:type="dxa" w:w="120"/>
+              <w:bottom w:type="dxa" w:w="60"/>
+              <w:right w:type="dxa" w:w="120"/>
+            </w:tcMar>
+            <w:vAlign w:val="top"/>
+          </w:tcPr>
+          <w:p>
+            <w:pPr>
+              <w:spacing w:after="40" w:before="0"/>
+              <w:jc w:val="left"/>
+            </w:pPr>
+            <w:r>
+              <w:rPr>
+                <w:rFonts w:ascii="Arial" w:cs="Arial" w:eastAsia="Arial" w:hAnsi="Arial"/>
+                <w:b/>
+                <w:bCs/>
+                <w:i w:val="false"/>
+                <w:iCs w:val="false"/>
+                <w:color w:val="000000"/>
+                <w:sz w:val="18"/>
+                <w:szCs w:val="18"/>
+              </w:rPr>
+              <w:t xml:space="preserve">Model Building Phase</w:t>
+            </w:r>
+          </w:p>
+          <w:p>
+            <w:pPr>
+              <w:spacing w:after="20" w:before="0"/>
+            </w:pPr>
+            <w:r>
+              <w:rPr>
+                <w:rFonts w:ascii="Arial" w:cs="Arial" w:eastAsia="Arial" w:hAnsi="Arial"/>
+                <w:b/>
+                <w:bCs/>
+                <w:color w:val="1F3864"/>
+                <w:sz w:val="16"/>
+                <w:szCs w:val="16"/>
+              </w:rPr>
+              <w:t xml:space="preserve">📹 VIDEO:</w:t>
+            </w:r>
+          </w:p>
+          <w:p>
+            <w:pPr>
+              <w:spacing w:after="20" w:before="0"/>
+            </w:pPr>
+            <w:hyperlink w:history="1" r:id="rIdr92djdun1i0x_pf_3legu">
               <w:r>
                 <w:rPr>
                   <w:rFonts w:ascii="Arial" w:cs="Arial" w:eastAsia="Arial" w:hAnsi="Arial"/>
@@ -21353,7 +21577,7 @@
                   <w:szCs w:val="16"/>
                   <w:u w:val="single" w:color="2E75B6"/>
                 </w:rPr>
-                <w:t xml:space="preserve">Polygon Classification in the Coordinate Plane (Flexbook)</w:t>
+                <w:t xml:space="preserve">Area of quadrilateral with 2 parallel sides</w:t>
               </w:r>
             </w:hyperlink>
           </w:p>
@@ -21369,7 +21593,7 @@
                 <w:sz w:val="14"/>
                 <w:szCs w:val="14"/>
               </w:rPr>
-              <w:t xml:space="preserve">Source: CK-12</w:t>
+              <w:t xml:space="preserve">Source: Khan Academy (English - US curriculum)</w:t>
             </w:r>
           </w:p>
           <w:p>
@@ -21377,235 +21601,7 @@
               <w:spacing w:after="10" w:before="0"/>
               <w:ind w:left="120"/>
             </w:pPr>
-            <w:hyperlink w:history="1" r:id="rIdjdalpffoisvz4n2fdsqt0">
-              <w:r>
-                <w:rPr>
-                  <w:rFonts w:ascii="Arial" w:cs="Arial" w:eastAsia="Arial" w:hAnsi="Arial"/>
-                  <w:color w:val="595959"/>
-                  <w:sz w:val="14"/>
-                  <w:szCs w:val="14"/>
-                  <w:u w:val="single" w:color="595959"/>
-                </w:rPr>
-                <w:t xml:space="preserve">🔍 Search ARES for similar readings</w:t>
-              </w:r>
-            </w:hyperlink>
-          </w:p>
-        </w:tc>
-        <w:tc>
-          <w:tcPr>
-            <w:tcW w:type="dxa" w:w="3040"/>
-            <w:shd w:fill="FFFFFF" w:color="auto" w:val="clear"/>
-            <w:tcMar>
-              <w:top w:type="dxa" w:w="60"/>
-              <w:left w:type="dxa" w:w="120"/>
-              <w:bottom w:type="dxa" w:w="60"/>
-              <w:right w:type="dxa" w:w="120"/>
-            </w:tcMar>
-            <w:vAlign w:val="top"/>
-          </w:tcPr>
-          <w:p>
-            <w:pPr>
-              <w:spacing w:after="40" w:before="0"/>
-              <w:jc w:val="left"/>
-            </w:pPr>
-            <w:r>
-              <w:rPr>
-                <w:rFonts w:ascii="Arial" w:cs="Arial" w:eastAsia="Arial" w:hAnsi="Arial"/>
-                <w:b w:val="false"/>
-                <w:bCs w:val="false"/>
-                <w:i w:val="false"/>
-                <w:iCs w:val="false"/>
-                <w:color w:val="000000"/>
-                <w:sz w:val="18"/>
-                <w:szCs w:val="18"/>
-              </w:rPr>
-              <w:t xml:space="preserve">Each group receives two sticky notes. On the first (green), they write one thing they can now definitively answer about the driving question: 'How can a land surveyor in Nakuru calculate the exact area of any irregularly shaped farm plot?' On the second (orange), they write one remaining question or uncertainty. Groups post both notes on the class Driving Question Board. The teacher facilitates a 5-minute whole-class read-through, grouping green notes by theme (decomposition strategy, formula selection, accuracy of measurement) and highlighting any orange notes that will be addressed in Lesson 8.</w:t>
-            </w:r>
-          </w:p>
-        </w:tc>
-        <w:tc>
-          <w:tcPr>
-            <w:tcW w:type="dxa" w:w="3040"/>
-            <w:shd w:fill="F2F2F2" w:color="auto" w:val="clear"/>
-            <w:tcMar>
-              <w:top w:type="dxa" w:w="60"/>
-              <w:left w:type="dxa" w:w="120"/>
-              <w:bottom w:type="dxa" w:w="60"/>
-              <w:right w:type="dxa" w:w="120"/>
-            </w:tcMar>
-            <w:vAlign w:val="top"/>
-          </w:tcPr>
-          <w:p>
-            <w:pPr>
-              <w:spacing w:after="40" w:before="0"/>
-              <w:jc w:val="left"/>
-            </w:pPr>
-            <w:r>
-              <w:rPr>
-                <w:rFonts w:ascii="Arial" w:cs="Arial" w:eastAsia="Arial" w:hAnsi="Arial"/>
-                <w:b w:val="false"/>
-                <w:bCs w:val="false"/>
-                <w:i w:val="false"/>
-                <w:iCs w:val="false"/>
-                <w:color w:val="000000"/>
-                <w:sz w:val="18"/>
-                <w:szCs w:val="18"/>
-              </w:rPr>
-              <w:t xml:space="preserve">Hand out sticky notes and say verbatim: 'Six lessons ago, when we first saw the surveyor standing at the shamba, you had questions you could not yet answer. Today, what CAN you now tell that surveyor? Write it on green. What do you still wonder — about accuracy, about real surveying tools, about larger plots? Write that on orange.' Allow 4 minutes of quiet writing. Then say: 'Come up and post your notes. Let's read the green ones aloud together.' Read 5–6 green notes aloud, grouping them on the board. Say: 'Look at these — you have built a complete solution pathway: decompose, identify your measurements, choose your formula, calculate each triangle, sum the areas. That IS how a real surveyor works.' Then point to the orange notes: 'These remaining questions — about GPS measurements, about what happens when you don't even know all the sides — that is exactly where Lesson 8 will take us.'</w:t>
-            </w:r>
-          </w:p>
-        </w:tc>
-        <w:tc>
-          <w:tcPr>
-            <w:tcW w:type="dxa" w:w="3040"/>
-            <w:shd w:fill="FFFFFF" w:color="auto" w:val="clear"/>
-            <w:tcMar>
-              <w:top w:type="dxa" w:w="60"/>
-              <w:left w:type="dxa" w:w="120"/>
-              <w:bottom w:type="dxa" w:w="60"/>
-              <w:right w:type="dxa" w:w="120"/>
-            </w:tcMar>
-            <w:vAlign w:val="top"/>
-          </w:tcPr>
-          <w:p>
-            <w:pPr>
-              <w:spacing w:after="40" w:before="0"/>
-              <w:jc w:val="left"/>
-            </w:pPr>
-            <w:r>
-              <w:rPr>
-                <w:rFonts w:ascii="Arial" w:cs="Arial" w:eastAsia="Arial" w:hAnsi="Arial"/>
-                <w:b w:val="false"/>
-                <w:bCs w:val="false"/>
-                <w:i w:val="false"/>
-                <w:iCs w:val="false"/>
-                <w:color w:val="000000"/>
-                <w:sz w:val="18"/>
-                <w:szCs w:val="18"/>
-              </w:rPr>
-              <w:t xml:space="preserve">Strategy: Driving Question Board Synthesis (NGSS SEP 7 — Engaging in Argument from Evidence). The DQB update makes the progression of understanding visible and public. Students see — literally, on the wall — how their collective knowledge has grown across seven lessons. This metacognitive moment reinforces the storyline of the unit and creates anticipation for Lesson 8's final resolution.</w:t>
-            </w:r>
-          </w:p>
-        </w:tc>
-        <w:tc>
-          <w:tcPr>
-            <w:tcW w:type="dxa" w:w="3040"/>
-            <w:shd w:fill="F2F2F2" w:color="auto" w:val="clear"/>
-            <w:tcMar>
-              <w:top w:type="dxa" w:w="60"/>
-              <w:left w:type="dxa" w:w="120"/>
-              <w:bottom w:type="dxa" w:w="60"/>
-              <w:right w:type="dxa" w:w="120"/>
-            </w:tcMar>
-            <w:vAlign w:val="top"/>
-          </w:tcPr>
-          <w:p>
-            <w:pPr>
-              <w:spacing w:after="40" w:before="0"/>
-              <w:jc w:val="left"/>
-            </w:pPr>
-            <w:r>
-              <w:rPr>
-                <w:rFonts w:ascii="Arial" w:cs="Arial" w:eastAsia="Arial" w:hAnsi="Arial"/>
-                <w:b w:val="false"/>
-                <w:bCs w:val="false"/>
-                <w:i w:val="false"/>
-                <w:iCs w:val="false"/>
-                <w:color w:val="000000"/>
-                <w:sz w:val="18"/>
-                <w:szCs w:val="18"/>
-              </w:rPr>
-              <w:t xml:space="preserve">Observable indicator: Green sticky notes contain specific, accurate mathematical statements (e.g., 'We can decompose the five-sided shamba into three triangles and use Heron's formula or the sine formula for each'). Vague statements (e.g., 'We know how to find area now') indicate surface-level understanding — the teacher should prompt: 'Can you name the specific strategy you would use?' Orange notes reveal genuine curiosity or conceptual gaps that inform Lesson 8 planning.</w:t>
-            </w:r>
-          </w:p>
-        </w:tc>
-      </w:tr>
-      <w:tr>
-        <w:tc>
-          <w:tcPr>
-            <w:tcW w:type="dxa" w:w="1520"/>
-            <w:shd w:fill="D5E8F0" w:color="auto" w:val="clear"/>
-            <w:tcMar>
-              <w:top w:type="dxa" w:w="60"/>
-              <w:left w:type="dxa" w:w="120"/>
-              <w:bottom w:type="dxa" w:w="60"/>
-              <w:right w:type="dxa" w:w="120"/>
-            </w:tcMar>
-            <w:vAlign w:val="top"/>
-          </w:tcPr>
-          <w:p>
-            <w:pPr>
-              <w:spacing w:after="40" w:before="0"/>
-              <w:jc w:val="left"/>
-            </w:pPr>
-            <w:r>
-              <w:rPr>
-                <w:rFonts w:ascii="Arial" w:cs="Arial" w:eastAsia="Arial" w:hAnsi="Arial"/>
-                <w:b/>
-                <w:bCs/>
-                <w:i w:val="false"/>
-                <w:iCs w:val="false"/>
-                <w:color w:val="000000"/>
-                <w:sz w:val="18"/>
-                <w:szCs w:val="18"/>
-              </w:rPr>
-              <w:t xml:space="preserve">Model Building Phase</w:t>
-            </w:r>
-          </w:p>
-          <w:p>
-            <w:pPr>
-              <w:spacing w:after="20" w:before="0"/>
-            </w:pPr>
-            <w:r>
-              <w:rPr>
-                <w:rFonts w:ascii="Arial" w:cs="Arial" w:eastAsia="Arial" w:hAnsi="Arial"/>
-                <w:b/>
-                <w:bCs/>
-                <w:color w:val="1F3864"/>
-                <w:sz w:val="16"/>
-                <w:szCs w:val="16"/>
-              </w:rPr>
-              <w:t xml:space="preserve">📹 VIDEO:</w:t>
-            </w:r>
-          </w:p>
-          <w:p>
-            <w:pPr>
-              <w:spacing w:after="20" w:before="0"/>
-            </w:pPr>
-            <w:hyperlink w:history="1" r:id="rIdp6vynyap-diiuo6lymdmz">
-              <w:r>
-                <w:rPr>
-                  <w:rFonts w:ascii="Arial" w:cs="Arial" w:eastAsia="Arial" w:hAnsi="Arial"/>
-                  <w:color w:val="2E75B6"/>
-                  <w:sz w:val="16"/>
-                  <w:szCs w:val="16"/>
-                  <w:u w:val="single" w:color="2E75B6"/>
-                </w:rPr>
-                <w:t xml:space="preserve">Overview of Ellipses, Trapezoids, Rhombi, and Polygons</w:t>
-              </w:r>
-            </w:hyperlink>
-          </w:p>
-          <w:p>
-            <w:pPr>
-              <w:spacing w:after="10" w:before="0"/>
-              <w:ind w:left="120"/>
-            </w:pPr>
-            <w:r>
-              <w:rPr>
-                <w:rFonts w:ascii="Arial" w:cs="Arial" w:eastAsia="Arial" w:hAnsi="Arial"/>
-                <w:color w:val="595959"/>
-                <w:sz w:val="14"/>
-                <w:szCs w:val="14"/>
-              </w:rPr>
-              <w:t xml:space="preserve">Source: CK-12</w:t>
-            </w:r>
-          </w:p>
-          <w:p>
-            <w:pPr>
-              <w:spacing w:after="10" w:before="0"/>
-              <w:ind w:left="120"/>
-            </w:pPr>
-            <w:hyperlink w:history="1" r:id="rId8tz06tidkyqcmnwftqnei">
+            <w:hyperlink w:history="1" r:id="rIdlsnb3h5ykn9aywow60j9y">
               <w:r>
                 <w:rPr>
                   <w:rFonts w:ascii="Arial" w:cs="Arial" w:eastAsia="Arial" w:hAnsi="Arial"/>
@@ -21643,47 +21639,31 @@
                 <w:sz w:val="16"/>
                 <w:szCs w:val="16"/>
               </w:rPr>
-              <w:t xml:space="preserve">📖 HTML:</w:t>
+              <w:t xml:space="preserve">📖 READING:</w:t>
             </w:r>
           </w:p>
           <w:p>
             <w:pPr>
               <w:spacing w:after="20" w:before="0"/>
             </w:pPr>
-            <w:hyperlink w:history="1" r:id="rIdsayd2bc6cqqjqtviafbs_">
-              <w:r>
-                <w:rPr>
-                  <w:rFonts w:ascii="Arial" w:cs="Arial" w:eastAsia="Arial" w:hAnsi="Arial"/>
-                  <w:color w:val="2E75B6"/>
-                  <w:sz w:val="16"/>
-                  <w:szCs w:val="16"/>
-                  <w:u w:val="single" w:color="2E75B6"/>
-                </w:rPr>
-                <w:t xml:space="preserve">Polygon Classification in the Coordinate Plane (Flexbook)</w:t>
-              </w:r>
-            </w:hyperlink>
+            <w:r>
+              <w:rPr>
+                <w:rFonts w:ascii="Arial" w:cs="Arial" w:eastAsia="Arial" w:hAnsi="Arial"/>
+                <w:i/>
+                <w:iCs/>
+                <w:color w:val="595959"/>
+                <w:sz w:val="16"/>
+                <w:szCs w:val="16"/>
+              </w:rPr>
+              <w:t xml:space="preserve">No closely matching reading in the ARES library for this activity.</w:t>
+            </w:r>
           </w:p>
           <w:p>
             <w:pPr>
               <w:spacing w:after="10" w:before="0"/>
               <w:ind w:left="120"/>
             </w:pPr>
-            <w:r>
-              <w:rPr>
-                <w:rFonts w:ascii="Arial" w:cs="Arial" w:eastAsia="Arial" w:hAnsi="Arial"/>
-                <w:color w:val="595959"/>
-                <w:sz w:val="14"/>
-                <w:szCs w:val="14"/>
-              </w:rPr>
-              <w:t xml:space="preserve">Source: CK-12</w:t>
-            </w:r>
-          </w:p>
-          <w:p>
-            <w:pPr>
-              <w:spacing w:after="10" w:before="0"/>
-              <w:ind w:left="120"/>
-            </w:pPr>
-            <w:hyperlink w:history="1" r:id="rIdxdx8yb9jkilykkcwzt0dw">
+            <w:hyperlink w:history="1" r:id="rIdedz97swguvtdttpa203co">
               <w:r>
                 <w:rPr>
                   <w:rFonts w:ascii="Arial" w:cs="Arial" w:eastAsia="Arial" w:hAnsi="Arial"/>
@@ -21692,9 +21672,24 @@
                   <w:szCs w:val="14"/>
                   <w:u w:val="single" w:color="595959"/>
                 </w:rPr>
-                <w:t xml:space="preserve">🔍 Search ARES for similar readings</w:t>
+                <w:t xml:space="preserve">🔍 Search ARES for readings</w:t>
               </w:r>
             </w:hyperlink>
+          </w:p>
+          <w:p>
+            <w:pPr>
+              <w:spacing w:after="10" w:before="0"/>
+              <w:ind w:left="120"/>
+            </w:pPr>
+            <w:r>
+              <w:rPr>
+                <w:rFonts w:ascii="Arial" w:cs="Arial" w:eastAsia="Arial" w:hAnsi="Arial"/>
+                <w:color w:val="595959"/>
+                <w:sz w:val="14"/>
+                <w:szCs w:val="14"/>
+              </w:rPr>
+              <w:t xml:space="preserve">Search terms: area polygons irregular decomposition</w:t>
+            </w:r>
           </w:p>
         </w:tc>
         <w:tc>
@@ -23170,7 +23165,7 @@
             <w:pPr>
               <w:spacing w:after="20" w:before="0"/>
             </w:pPr>
-            <w:hyperlink w:history="1" r:id="rIdfeo2trpu0_dnhuk2mt7ij">
+            <w:hyperlink w:history="1" r:id="rIdqpbclagejdffshyur9kut">
               <w:r>
                 <w:rPr>
                   <w:rFonts w:ascii="Arial" w:cs="Arial" w:eastAsia="Arial" w:hAnsi="Arial"/>
@@ -23179,7 +23174,7 @@
                   <w:szCs w:val="16"/>
                   <w:u w:val="single" w:color="2E75B6"/>
                 </w:rPr>
-                <w:t xml:space="preserve">Overview of Ellipses, Trapezoids, Rhombi, and Polygons</w:t>
+                <w:t xml:space="preserve">Heron's formula -dubbed(KY)</w:t>
               </w:r>
             </w:hyperlink>
           </w:p>
@@ -23195,7 +23190,7 @@
                 <w:sz w:val="14"/>
                 <w:szCs w:val="14"/>
               </w:rPr>
-              <w:t xml:space="preserve">Source: CK-12</w:t>
+              <w:t xml:space="preserve">Source: Khan Academy (Kiswahili)</w:t>
             </w:r>
           </w:p>
           <w:p>
@@ -23203,7 +23198,7 @@
               <w:spacing w:after="10" w:before="0"/>
               <w:ind w:left="120"/>
             </w:pPr>
-            <w:hyperlink w:history="1" r:id="rId891i3fzsu1lykercodjio">
+            <w:hyperlink w:history="1" r:id="rIdwy2wwko-ynxmvw93a_tbi">
               <w:r>
                 <w:rPr>
                   <w:rFonts w:ascii="Arial" w:cs="Arial" w:eastAsia="Arial" w:hAnsi="Arial"/>
@@ -23248,7 +23243,7 @@
             <w:pPr>
               <w:spacing w:after="20" w:before="0"/>
             </w:pPr>
-            <w:hyperlink w:history="1" r:id="rIdtyx8hlo-sw05fx-feozvp">
+            <w:hyperlink w:history="1" r:id="rIdlgbywz5_1-dp4zphdldqy">
               <w:r>
                 <w:rPr>
                   <w:rFonts w:ascii="Arial" w:cs="Arial" w:eastAsia="Arial" w:hAnsi="Arial"/>
@@ -23257,7 +23252,7 @@
                   <w:szCs w:val="16"/>
                   <w:u w:val="single" w:color="2E75B6"/>
                 </w:rPr>
-                <w:t xml:space="preserve">Polygon Classification in the Coordinate Plane (Flexbook)</w:t>
+                <w:t xml:space="preserve">Heron's Formula (Flexbook)</w:t>
               </w:r>
             </w:hyperlink>
           </w:p>
@@ -23281,7 +23276,7 @@
               <w:spacing w:after="10" w:before="0"/>
               <w:ind w:left="120"/>
             </w:pPr>
-            <w:hyperlink w:history="1" r:id="rIdet-kvowdgrrxeexqgzwb3">
+            <w:hyperlink w:history="1" r:id="rIduaxlbgdu3qiofqukohvxv">
               <w:r>
                 <w:rPr>
                   <w:rFonts w:ascii="Arial" w:cs="Arial" w:eastAsia="Arial" w:hAnsi="Arial"/>
@@ -23476,7 +23471,7 @@
             <w:pPr>
               <w:spacing w:after="20" w:before="0"/>
             </w:pPr>
-            <w:hyperlink w:history="1" r:id="rId4aoynr_gc8nmfmxqqzoh9">
+            <w:hyperlink w:history="1" r:id="rIdpsq_m_9fsdk6d1bksnhdn">
               <w:r>
                 <w:rPr>
                   <w:rFonts w:ascii="Arial" w:cs="Arial" w:eastAsia="Arial" w:hAnsi="Arial"/>
@@ -23485,7 +23480,7 @@
                   <w:szCs w:val="16"/>
                   <w:u w:val="single" w:color="2E75B6"/>
                 </w:rPr>
-                <w:t xml:space="preserve">Overview of Ellipses, Trapezoids, Rhombi, and Polygons</w:t>
+                <w:t xml:space="preserve">Proof of Heron's formula (1 of 2) -dubbed(KY)</w:t>
               </w:r>
             </w:hyperlink>
           </w:p>
@@ -23501,7 +23496,7 @@
                 <w:sz w:val="14"/>
                 <w:szCs w:val="14"/>
               </w:rPr>
-              <w:t xml:space="preserve">Source: CK-12</w:t>
+              <w:t xml:space="preserve">Source: Khan Academy (Kiswahili)</w:t>
             </w:r>
           </w:p>
           <w:p>
@@ -23509,7 +23504,7 @@
               <w:spacing w:after="10" w:before="0"/>
               <w:ind w:left="120"/>
             </w:pPr>
-            <w:hyperlink w:history="1" r:id="rId339zgczet09xtabfmcdzj">
+            <w:hyperlink w:history="1" r:id="rIdnu5jtqvudz7ceeek2hvhd">
               <w:r>
                 <w:rPr>
                   <w:rFonts w:ascii="Arial" w:cs="Arial" w:eastAsia="Arial" w:hAnsi="Arial"/>
@@ -23547,14 +23542,14 @@
                 <w:sz w:val="16"/>
                 <w:szCs w:val="16"/>
               </w:rPr>
-              <w:t xml:space="preserve">📖 HTML:</w:t>
+              <w:t xml:space="preserve">📖 EXERCISE:</w:t>
             </w:r>
           </w:p>
           <w:p>
             <w:pPr>
               <w:spacing w:after="20" w:before="0"/>
             </w:pPr>
-            <w:hyperlink w:history="1" r:id="rIdflh6efyafam541pakdesg">
+            <w:hyperlink w:history="1" r:id="rId4pmzpnfm4keomle8gnz2l">
               <w:r>
                 <w:rPr>
                   <w:rFonts w:ascii="Arial" w:cs="Arial" w:eastAsia="Arial" w:hAnsi="Arial"/>
@@ -23563,7 +23558,7 @@
                   <w:szCs w:val="16"/>
                   <w:u w:val="single" w:color="2E75B6"/>
                 </w:rPr>
-                <w:t xml:space="preserve">Polygon Classification in the Coordinate Plane (Flexbook)</w:t>
+                <w:t xml:space="preserve">Heron's Formula Practice</w:t>
               </w:r>
             </w:hyperlink>
           </w:p>
@@ -23587,7 +23582,7 @@
               <w:spacing w:after="10" w:before="0"/>
               <w:ind w:left="120"/>
             </w:pPr>
-            <w:hyperlink w:history="1" r:id="rIdsbiryzzry_zj9tsc-cutj">
+            <w:hyperlink w:history="1" r:id="rIde8ql9dfyolvuk3fbp0xog">
               <w:r>
                 <w:rPr>
                   <w:rFonts w:ascii="Arial" w:cs="Arial" w:eastAsia="Arial" w:hAnsi="Arial"/>
@@ -23782,7 +23777,7 @@
             <w:pPr>
               <w:spacing w:after="20" w:before="0"/>
             </w:pPr>
-            <w:hyperlink w:history="1" r:id="rIdsgadfput0artt9unad8ak">
+            <w:hyperlink w:history="1" r:id="rIddis3drad-0uf6jviv2gcl">
               <w:r>
                 <w:rPr>
                   <w:rFonts w:ascii="Arial" w:cs="Arial" w:eastAsia="Arial" w:hAnsi="Arial"/>
@@ -23791,7 +23786,7 @@
                   <w:szCs w:val="16"/>
                   <w:u w:val="single" w:color="2E75B6"/>
                 </w:rPr>
-                <w:t xml:space="preserve">Overview of Ellipses, Trapezoids, Rhombi, and Polygons</w:t>
+                <w:t xml:space="preserve">Proof of Heron's formula (2 of 2) -dubbed(KY)</w:t>
               </w:r>
             </w:hyperlink>
           </w:p>
@@ -23807,7 +23802,7 @@
                 <w:sz w:val="14"/>
                 <w:szCs w:val="14"/>
               </w:rPr>
-              <w:t xml:space="preserve">Source: CK-12</w:t>
+              <w:t xml:space="preserve">Source: Khan Academy (Kiswahili)</w:t>
             </w:r>
           </w:p>
           <w:p>
@@ -23815,7 +23810,7 @@
               <w:spacing w:after="10" w:before="0"/>
               <w:ind w:left="120"/>
             </w:pPr>
-            <w:hyperlink w:history="1" r:id="rIdkvv1xhirzq6tvyoadvfbi">
+            <w:hyperlink w:history="1" r:id="rIdh68rd4tirua4i1b_u9w3v">
               <w:r>
                 <w:rPr>
                   <w:rFonts w:ascii="Arial" w:cs="Arial" w:eastAsia="Arial" w:hAnsi="Arial"/>
@@ -23860,7 +23855,7 @@
             <w:pPr>
               <w:spacing w:after="20" w:before="0"/>
             </w:pPr>
-            <w:hyperlink w:history="1" r:id="rIde324nk_btoyhkzmu2zpyb">
+            <w:hyperlink w:history="1" r:id="rId5qeosn5hctjkvgmpt2qis">
               <w:r>
                 <w:rPr>
                   <w:rFonts w:ascii="Arial" w:cs="Arial" w:eastAsia="Arial" w:hAnsi="Arial"/>
@@ -23869,7 +23864,7 @@
                   <w:szCs w:val="16"/>
                   <w:u w:val="single" w:color="2E75B6"/>
                 </w:rPr>
-                <w:t xml:space="preserve">Polygon Classification in the Coordinate Plane (Flexbook)</w:t>
+                <w:t xml:space="preserve">Area of Regular Polygons (Flexbook)</w:t>
               </w:r>
             </w:hyperlink>
           </w:p>
@@ -23893,7 +23888,7 @@
               <w:spacing w:after="10" w:before="0"/>
               <w:ind w:left="120"/>
             </w:pPr>
-            <w:hyperlink w:history="1" r:id="rIdymvzqwqbxjqm8zu2fedco">
+            <w:hyperlink w:history="1" r:id="rIdddfl0fmobouzp-zbp90zg">
               <w:r>
                 <w:rPr>
                   <w:rFonts w:ascii="Arial" w:cs="Arial" w:eastAsia="Arial" w:hAnsi="Arial"/>
@@ -24088,7 +24083,7 @@
             <w:pPr>
               <w:spacing w:after="20" w:before="0"/>
             </w:pPr>
-            <w:hyperlink w:history="1" r:id="rIdnfbefig52e3ufhp4cuctw">
+            <w:hyperlink w:history="1" r:id="rIdryqhamwire6rg_tvljd2e">
               <w:r>
                 <w:rPr>
                   <w:rFonts w:ascii="Arial" w:cs="Arial" w:eastAsia="Arial" w:hAnsi="Arial"/>
@@ -24097,7 +24092,7 @@
                   <w:szCs w:val="16"/>
                   <w:u w:val="single" w:color="2E75B6"/>
                 </w:rPr>
-                <w:t xml:space="preserve">Overview of Ellipses, Trapezoids, Rhombi, and Polygons</w:t>
+                <w:t xml:space="preserve">Area of Regular Polygons Principles</w:t>
               </w:r>
             </w:hyperlink>
           </w:p>
@@ -24121,7 +24116,7 @@
               <w:spacing w:after="10" w:before="0"/>
               <w:ind w:left="120"/>
             </w:pPr>
-            <w:hyperlink w:history="1" r:id="rIduuvjeb-rgauey6g-wjlyw">
+            <w:hyperlink w:history="1" r:id="rIdwzwb9rptmv6m3lry_ryu5">
               <w:r>
                 <w:rPr>
                   <w:rFonts w:ascii="Arial" w:cs="Arial" w:eastAsia="Arial" w:hAnsi="Arial"/>
@@ -24166,7 +24161,7 @@
             <w:pPr>
               <w:spacing w:after="20" w:before="0"/>
             </w:pPr>
-            <w:hyperlink w:history="1" r:id="rIdzaqzfk0b5lw6a3iaxlrts">
+            <w:hyperlink w:history="1" r:id="rIdz0fhvhum6wl9bqtj5arhg">
               <w:r>
                 <w:rPr>
                   <w:rFonts w:ascii="Arial" w:cs="Arial" w:eastAsia="Arial" w:hAnsi="Arial"/>
@@ -24175,7 +24170,7 @@
                   <w:szCs w:val="16"/>
                   <w:u w:val="single" w:color="2E75B6"/>
                 </w:rPr>
-                <w:t xml:space="preserve">Polygon Classification in the Coordinate Plane (Flexbook)</w:t>
+                <w:t xml:space="preserve">Heron's Formula (Flexbook)</w:t>
               </w:r>
             </w:hyperlink>
           </w:p>
@@ -24199,7 +24194,7 @@
               <w:spacing w:after="10" w:before="0"/>
               <w:ind w:left="120"/>
             </w:pPr>
-            <w:hyperlink w:history="1" r:id="rId_sqytffezw0h-vuskzups">
+            <w:hyperlink w:history="1" r:id="rIdxm9hzwnslrn0u01i7ztbr">
               <w:r>
                 <w:rPr>
                   <w:rFonts w:ascii="Arial" w:cs="Arial" w:eastAsia="Arial" w:hAnsi="Arial"/>
@@ -24394,7 +24389,7 @@
             <w:pPr>
               <w:spacing w:after="20" w:before="0"/>
             </w:pPr>
-            <w:hyperlink w:history="1" r:id="rIdnvhzj4wbdow3jdgpsnwhe">
+            <w:hyperlink w:history="1" r:id="rIdxsznazxysejkmkqsz7sa_">
               <w:r>
                 <w:rPr>
                   <w:rFonts w:ascii="Arial" w:cs="Arial" w:eastAsia="Arial" w:hAnsi="Arial"/>
@@ -24403,7 +24398,7 @@
                   <w:szCs w:val="16"/>
                   <w:u w:val="single" w:color="2E75B6"/>
                 </w:rPr>
-                <w:t xml:space="preserve">Overview of Ellipses, Trapezoids, Rhombi, and Polygons</w:t>
+                <w:t xml:space="preserve">Area of inscribed equilateral triangle -dubbed(KY)</w:t>
               </w:r>
             </w:hyperlink>
           </w:p>
@@ -24419,7 +24414,7 @@
                 <w:sz w:val="14"/>
                 <w:szCs w:val="14"/>
               </w:rPr>
-              <w:t xml:space="preserve">Source: CK-12</w:t>
+              <w:t xml:space="preserve">Source: Khan Academy (Kiswahili)</w:t>
             </w:r>
           </w:p>
           <w:p>
@@ -24427,7 +24422,7 @@
               <w:spacing w:after="10" w:before="0"/>
               <w:ind w:left="120"/>
             </w:pPr>
-            <w:hyperlink w:history="1" r:id="rIdwzhgo8pwuznurxwpfrq_o">
+            <w:hyperlink w:history="1" r:id="rIdduwkgkov4wyjpkmlpjd2w">
               <w:r>
                 <w:rPr>
                   <w:rFonts w:ascii="Arial" w:cs="Arial" w:eastAsia="Arial" w:hAnsi="Arial"/>
@@ -24472,7 +24467,7 @@
             <w:pPr>
               <w:spacing w:after="20" w:before="0"/>
             </w:pPr>
-            <w:hyperlink w:history="1" r:id="rIdqsufovukwm9p-k0_knorn">
+            <w:hyperlink w:history="1" r:id="rIddvwfwwrq46812qgzamght">
               <w:r>
                 <w:rPr>
                   <w:rFonts w:ascii="Arial" w:cs="Arial" w:eastAsia="Arial" w:hAnsi="Arial"/>
@@ -24481,7 +24476,7 @@
                   <w:szCs w:val="16"/>
                   <w:u w:val="single" w:color="2E75B6"/>
                 </w:rPr>
-                <w:t xml:space="preserve">Polygon Classification in the Coordinate Plane (Flexbook)</w:t>
+                <w:t xml:space="preserve">Heron's Formula (Flexbook)</w:t>
               </w:r>
             </w:hyperlink>
           </w:p>
@@ -24505,7 +24500,7 @@
               <w:spacing w:after="10" w:before="0"/>
               <w:ind w:left="120"/>
             </w:pPr>
-            <w:hyperlink w:history="1" r:id="rIddbylev4qr3bq58owozjh2">
+            <w:hyperlink w:history="1" r:id="rId_4oq9o-zkxdg8xcgnmmaz">
               <w:r>
                 <w:rPr>
                   <w:rFonts w:ascii="Arial" w:cs="Arial" w:eastAsia="Arial" w:hAnsi="Arial"/>

--- a/data/outputs/v2/Maths/SS2.2_Area_of_Polygons/Mathematics_Area_of_Polygons_CBE_LessonSequence.docx
+++ b/data/outputs/v2/Maths/SS2.2_Area_of_Polygons/Mathematics_Area_of_Polygons_CBE_LessonSequence.docx
@@ -3283,7 +3283,313 @@
             <w:pPr>
               <w:spacing w:after="20" w:before="0"/>
             </w:pPr>
-            <w:hyperlink w:history="1" r:id="rIduemkfu_qxz4a77pa2phqh">
+            <w:hyperlink w:history="1" r:id="rIdqfniv0zwsrgtxlf1bwo-t">
+              <w:r>
+                <w:rPr>
+                  <w:rFonts w:ascii="Arial" w:cs="Arial" w:eastAsia="Arial" w:hAnsi="Arial"/>
+                  <w:color w:val="2E75B6"/>
+                  <w:sz w:val="16"/>
+                  <w:szCs w:val="16"/>
+                  <w:u w:val="single" w:color="2E75B6"/>
+                </w:rPr>
+                <w:t xml:space="preserve">Area of a triangle</w:t>
+              </w:r>
+            </w:hyperlink>
+          </w:p>
+          <w:p>
+            <w:pPr>
+              <w:spacing w:after="10" w:before="0"/>
+              <w:ind w:left="120"/>
+            </w:pPr>
+            <w:r>
+              <w:rPr>
+                <w:rFonts w:ascii="Arial" w:cs="Arial" w:eastAsia="Arial" w:hAnsi="Arial"/>
+                <w:color w:val="595959"/>
+                <w:sz w:val="14"/>
+                <w:szCs w:val="14"/>
+              </w:rPr>
+              <w:t xml:space="preserve">Source: Khan Academy (English - US curriculum)</w:t>
+            </w:r>
+          </w:p>
+          <w:p>
+            <w:pPr>
+              <w:spacing w:after="10" w:before="0"/>
+              <w:ind w:left="120"/>
+            </w:pPr>
+            <w:hyperlink w:history="1" r:id="rIdjebpikuqknuhxkfo5aryo">
+              <w:r>
+                <w:rPr>
+                  <w:rFonts w:ascii="Arial" w:cs="Arial" w:eastAsia="Arial" w:hAnsi="Arial"/>
+                  <w:color w:val="595959"/>
+                  <w:sz w:val="14"/>
+                  <w:szCs w:val="14"/>
+                  <w:u w:val="single" w:color="595959"/>
+                </w:rPr>
+                <w:t xml:space="preserve">🔍 Search ARES for similar videos</w:t>
+              </w:r>
+            </w:hyperlink>
+          </w:p>
+          <w:p>
+            <w:pPr>
+              <w:spacing w:after="40" w:before="0"/>
+            </w:pPr>
+            <w:r>
+              <w:rPr>
+                <w:sz w:val="14"/>
+                <w:szCs w:val="14"/>
+              </w:rPr>
+              <w:t xml:space="preserve"/>
+            </w:r>
+          </w:p>
+          <w:p>
+            <w:pPr>
+              <w:spacing w:after="20" w:before="0"/>
+            </w:pPr>
+            <w:r>
+              <w:rPr>
+                <w:rFonts w:ascii="Arial" w:cs="Arial" w:eastAsia="Arial" w:hAnsi="Arial"/>
+                <w:b/>
+                <w:bCs/>
+                <w:color w:val="1F3864"/>
+                <w:sz w:val="16"/>
+                <w:szCs w:val="16"/>
+              </w:rPr>
+              <w:t xml:space="preserve">📖 EXERCISE:</w:t>
+            </w:r>
+          </w:p>
+          <w:p>
+            <w:pPr>
+              <w:spacing w:after="20" w:before="0"/>
+            </w:pPr>
+            <w:hyperlink w:history="1" r:id="rId_thzbfxe8fmk9bq8bipab">
+              <w:r>
+                <w:rPr>
+                  <w:rFonts w:ascii="Arial" w:cs="Arial" w:eastAsia="Arial" w:hAnsi="Arial"/>
+                  <w:color w:val="2E75B6"/>
+                  <w:sz w:val="16"/>
+                  <w:szCs w:val="16"/>
+                  <w:u w:val="single" w:color="2E75B6"/>
+                </w:rPr>
+                <w:t xml:space="preserve">Find missing length when given area of a triangle</w:t>
+              </w:r>
+            </w:hyperlink>
+          </w:p>
+          <w:p>
+            <w:pPr>
+              <w:spacing w:after="10" w:before="0"/>
+              <w:ind w:left="120"/>
+            </w:pPr>
+            <w:r>
+              <w:rPr>
+                <w:rFonts w:ascii="Arial" w:cs="Arial" w:eastAsia="Arial" w:hAnsi="Arial"/>
+                <w:color w:val="595959"/>
+                <w:sz w:val="14"/>
+                <w:szCs w:val="14"/>
+              </w:rPr>
+              <w:t xml:space="preserve">Source: Khan Academy (English - US curriculum)</w:t>
+            </w:r>
+          </w:p>
+          <w:p>
+            <w:pPr>
+              <w:spacing w:after="10" w:before="0"/>
+              <w:ind w:left="120"/>
+            </w:pPr>
+            <w:hyperlink w:history="1" r:id="rIdfn068olxqrl7ufrjxdalt">
+              <w:r>
+                <w:rPr>
+                  <w:rFonts w:ascii="Arial" w:cs="Arial" w:eastAsia="Arial" w:hAnsi="Arial"/>
+                  <w:color w:val="595959"/>
+                  <w:sz w:val="14"/>
+                  <w:szCs w:val="14"/>
+                  <w:u w:val="single" w:color="595959"/>
+                </w:rPr>
+                <w:t xml:space="preserve">🔍 Search ARES for similar readings</w:t>
+              </w:r>
+            </w:hyperlink>
+          </w:p>
+        </w:tc>
+        <w:tc>
+          <w:tcPr>
+            <w:tcW w:type="dxa" w:w="3040"/>
+            <w:shd w:fill="FFFFFF" w:color="auto" w:val="clear"/>
+            <w:tcMar>
+              <w:top w:type="dxa" w:w="60"/>
+              <w:left w:type="dxa" w:w="120"/>
+              <w:bottom w:type="dxa" w:w="60"/>
+              <w:right w:type="dxa" w:w="120"/>
+            </w:tcMar>
+            <w:vAlign w:val="top"/>
+          </w:tcPr>
+          <w:p>
+            <w:pPr>
+              <w:spacing w:after="40" w:before="0"/>
+              <w:jc w:val="left"/>
+            </w:pPr>
+            <w:r>
+              <w:rPr>
+                <w:rFonts w:ascii="Arial" w:cs="Arial" w:eastAsia="Arial" w:hAnsi="Arial"/>
+                <w:b w:val="false"/>
+                <w:bCs w:val="false"/>
+                <w:i w:val="false"/>
+                <w:iCs w:val="false"/>
+                <w:color w:val="000000"/>
+                <w:sz w:val="18"/>
+                <w:szCs w:val="18"/>
+              </w:rPr>
+              <w:t xml:space="preserve">Learners are shown a hand-drawn sketch of an irregular five-sided shamba in Nakuru County (displayed on the board or printed on a half-sheet). The sketch shows five boundary fence posts labelled A, B, C, D, E with unequal side lengths written alongside (e.g., AB = 48 m, BC = 35 m, CD = 52 m, DE = 40 m, EA = 37 m) but NO perpendicular heights marked. Learners are told: 'Three siblings — Achieng, Baraka, and Cherotich — have inherited this shamba from their late father. A land surveyor from Nakuru town has been hired to calculate the exact area so the land can be fairly divided. Your task right now: In your exercise book, write down EXACTLY how you would calculate the area of this plot using only a tape measure and what you already know about area.' Learners work individually and silently for 4 minutes, then share predictions with a shoulder partner for 2 minutes.</w:t>
+            </w:r>
+          </w:p>
+        </w:tc>
+        <w:tc>
+          <w:tcPr>
+            <w:tcW w:type="dxa" w:w="3040"/>
+            <w:shd w:fill="F2F2F2" w:color="auto" w:val="clear"/>
+            <w:tcMar>
+              <w:top w:type="dxa" w:w="60"/>
+              <w:left w:type="dxa" w:w="120"/>
+              <w:bottom w:type="dxa" w:w="60"/>
+              <w:right w:type="dxa" w:w="120"/>
+            </w:tcMar>
+            <w:vAlign w:val="top"/>
+          </w:tcPr>
+          <w:p>
+            <w:pPr>
+              <w:spacing w:after="40" w:before="0"/>
+              <w:jc w:val="left"/>
+            </w:pPr>
+            <w:r>
+              <w:rPr>
+                <w:rFonts w:ascii="Arial" w:cs="Arial" w:eastAsia="Arial" w:hAnsi="Arial"/>
+                <w:b w:val="false"/>
+                <w:bCs w:val="false"/>
+                <w:i w:val="false"/>
+                <w:iCs w:val="false"/>
+                <w:color w:val="000000"/>
+                <w:sz w:val="18"/>
+                <w:szCs w:val="18"/>
+              </w:rPr>
+              <w:t xml:space="preserve">1. Before revealing the sketch, say: 'Before I show you anything, I want you to think about this — what do you already know about calculating area of shapes?' Cold-call 3 learners for quick responses. Write key words (rectangle, length × width, triangle, base, height) on the board. 2. Reveal the shamba sketch. Say: 'This is a real problem facing land surveyors across Kenya every day — in Nakuru, in Eldoret, in Kisumu. The shamba belongs to a real family. The surveyor is standing right here at fence post A. What does she do?' 3. Give the written prediction task. Circulate silently — do NOT answer questions. After 4 minutes, say: 'Now share your prediction with your partner. You have 2 minutes. Go.' 4. After partner share, cold-call 4 learners to share predictions. Write a short phrase from each on the board under the heading 'OUR PREDICTIONS'. Do not correct — affirm all contributions: 'Interesting. Let's keep that idea on the board and return to it.' 5. Ask the class: 'How many of you mentioned a formula that needs a HEIGHT? Put your hand up.' Pause for 10 seconds. Then say: 'That height — that is going to be the most important word in this entire unit. Remember it.'</w:t>
+            </w:r>
+          </w:p>
+        </w:tc>
+        <w:tc>
+          <w:tcPr>
+            <w:tcW w:type="dxa" w:w="3040"/>
+            <w:shd w:fill="FFFFFF" w:color="auto" w:val="clear"/>
+            <w:tcMar>
+              <w:top w:type="dxa" w:w="60"/>
+              <w:left w:type="dxa" w:w="120"/>
+              <w:bottom w:type="dxa" w:w="60"/>
+              <w:right w:type="dxa" w:w="120"/>
+            </w:tcMar>
+            <w:vAlign w:val="top"/>
+          </w:tcPr>
+          <w:p>
+            <w:pPr>
+              <w:spacing w:after="40" w:before="0"/>
+              <w:jc w:val="left"/>
+            </w:pPr>
+            <w:r>
+              <w:rPr>
+                <w:rFonts w:ascii="Arial" w:cs="Arial" w:eastAsia="Arial" w:hAnsi="Arial"/>
+                <w:b w:val="false"/>
+                <w:bCs w:val="false"/>
+                <w:i w:val="false"/>
+                <w:iCs w:val="false"/>
+                <w:color w:val="000000"/>
+                <w:sz w:val="18"/>
+                <w:szCs w:val="18"/>
+              </w:rPr>
+              <w:t xml:space="preserve">Strategy: Anchored Prediction (Elicit-Before-Instruction). By asking learners to commit a written prediction to paper BEFORE instruction begins, the teacher activates prior knowledge, surfaces misconceptions (e.g., 'just multiply all sides', 'use length × width'), and creates a personal stake in resolving the puzzle. Displaying predictions on the board creates a public record that will be revisited and revised across the unit, building metacognitive awareness of how understanding grows.</w:t>
+            </w:r>
+          </w:p>
+        </w:tc>
+        <w:tc>
+          <w:tcPr>
+            <w:tcW w:type="dxa" w:w="3040"/>
+            <w:shd w:fill="F2F2F2" w:color="auto" w:val="clear"/>
+            <w:tcMar>
+              <w:top w:type="dxa" w:w="60"/>
+              <w:left w:type="dxa" w:w="120"/>
+              <w:bottom w:type="dxa" w:w="60"/>
+              <w:right w:type="dxa" w:w="120"/>
+            </w:tcMar>
+            <w:vAlign w:val="top"/>
+          </w:tcPr>
+          <w:p>
+            <w:pPr>
+              <w:spacing w:after="40" w:before="0"/>
+              <w:jc w:val="left"/>
+            </w:pPr>
+            <w:r>
+              <w:rPr>
+                <w:rFonts w:ascii="Arial" w:cs="Arial" w:eastAsia="Arial" w:hAnsi="Arial"/>
+                <w:b w:val="false"/>
+                <w:bCs w:val="false"/>
+                <w:i w:val="false"/>
+                <w:iCs w:val="false"/>
+                <w:color w:val="000000"/>
+                <w:sz w:val="18"/>
+                <w:szCs w:val="18"/>
+              </w:rPr>
+              <w:t xml:space="preserve">Observable indicator: Teacher scans written predictions during circulation — look for whether learners (a) identify that the shape must be broken into simpler parts, (b) correctly recall that triangle area involves a height, (c) show confusion about how to get the height. Use this to gauge the class's starting point. Cold-call responses reveal whether learners can connect 'area' to a formula, not just a vague process. Red flag: If fewer than 50% of learners mention height or any formula, spend an additional 3 minutes on a quick whole-class recall of area formulas before proceeding.</w:t>
+            </w:r>
+          </w:p>
+        </w:tc>
+      </w:tr>
+      <w:tr>
+        <w:tc>
+          <w:tcPr>
+            <w:tcW w:type="dxa" w:w="1520"/>
+            <w:shd w:fill="D9EEF1" w:color="auto" w:val="clear"/>
+            <w:tcMar>
+              <w:top w:type="dxa" w:w="60"/>
+              <w:left w:type="dxa" w:w="120"/>
+              <w:bottom w:type="dxa" w:w="60"/>
+              <w:right w:type="dxa" w:w="120"/>
+            </w:tcMar>
+            <w:vAlign w:val="top"/>
+          </w:tcPr>
+          <w:p>
+            <w:pPr>
+              <w:spacing w:after="40" w:before="0"/>
+              <w:jc w:val="left"/>
+            </w:pPr>
+            <w:r>
+              <w:rPr>
+                <w:rFonts w:ascii="Arial" w:cs="Arial" w:eastAsia="Arial" w:hAnsi="Arial"/>
+                <w:b/>
+                <w:bCs/>
+                <w:i w:val="false"/>
+                <w:iCs w:val="false"/>
+                <w:color w:val="000000"/>
+                <w:sz w:val="18"/>
+                <w:szCs w:val="18"/>
+              </w:rPr>
+              <w:t xml:space="preserve">Observe Phase</w:t>
+            </w:r>
+          </w:p>
+          <w:p>
+            <w:pPr>
+              <w:spacing w:after="20" w:before="0"/>
+            </w:pPr>
+            <w:r>
+              <w:rPr>
+                <w:rFonts w:ascii="Arial" w:cs="Arial" w:eastAsia="Arial" w:hAnsi="Arial"/>
+                <w:b/>
+                <w:bCs/>
+                <w:color w:val="1F3864"/>
+                <w:sz w:val="16"/>
+                <w:szCs w:val="16"/>
+              </w:rPr>
+              <w:t xml:space="preserve">📹 VIDEO:</w:t>
+            </w:r>
+          </w:p>
+          <w:p>
+            <w:pPr>
+              <w:spacing w:after="20" w:before="0"/>
+            </w:pPr>
+            <w:hyperlink w:history="1" r:id="rIdtp4mn4bar8knodmfnhbjt">
               <w:r>
                 <w:rPr>
                   <w:rFonts w:ascii="Arial" w:cs="Arial" w:eastAsia="Arial" w:hAnsi="Arial"/>
@@ -3316,7 +3622,7 @@
               <w:spacing w:after="10" w:before="0"/>
               <w:ind w:left="120"/>
             </w:pPr>
-            <w:hyperlink w:history="1" r:id="rIdoypridpbowjnqc1y4ddse">
+            <w:hyperlink w:history="1" r:id="rIdxvn-aro5uoiplmjflhll1">
               <w:r>
                 <w:rPr>
                   <w:rFonts w:ascii="Arial" w:cs="Arial" w:eastAsia="Arial" w:hAnsi="Arial"/>
@@ -3361,7 +3667,7 @@
             <w:pPr>
               <w:spacing w:after="20" w:before="0"/>
             </w:pPr>
-            <w:hyperlink w:history="1" r:id="rIdx6uullgri-bftg0jns8bg">
+            <w:hyperlink w:history="1" r:id="rIdiuuj186jpvjvo9n7dfq82">
               <w:r>
                 <w:rPr>
                   <w:rFonts w:ascii="Arial" w:cs="Arial" w:eastAsia="Arial" w:hAnsi="Arial"/>
@@ -3394,7 +3700,7 @@
               <w:spacing w:after="10" w:before="0"/>
               <w:ind w:left="120"/>
             </w:pPr>
-            <w:hyperlink w:history="1" r:id="rIdoyzokhsvccpuywmnswxau">
+            <w:hyperlink w:history="1" r:id="rId9le9ryhk83kb9re-xqojn">
               <w:r>
                 <w:rPr>
                   <w:rFonts w:ascii="Arial" w:cs="Arial" w:eastAsia="Arial" w:hAnsi="Arial"/>
@@ -3436,7 +3742,7 @@
                 <w:sz w:val="18"/>
                 <w:szCs w:val="18"/>
               </w:rPr>
-              <w:t xml:space="preserve">Learners are shown a hand-drawn sketch of an irregular five-sided shamba in Nakuru County (displayed on the board or printed on a half-sheet). The sketch shows five boundary fence posts labelled A, B, C, D, E with unequal side lengths written alongside (e.g., AB = 48 m, BC = 35 m, CD = 52 m, DE = 40 m, EA = 37 m) but NO perpendicular heights marked. Learners are told: 'Three siblings — Achieng, Baraka, and Cherotich — have inherited this shamba from their late father. A land surveyor from Nakuru town has been hired to calculate the exact area so the land can be fairly divided. Your task right now: In your exercise book, write down EXACTLY how you would calculate the area of this plot using only a tape measure and what you already know about area.' Learners work individually and silently for 4 minutes, then share predictions with a shoulder partner for 2 minutes.</w:t>
+              <w:t xml:space="preserve">Learners receive a printed or hand-drawn A4 worksheet containing three triangles drawn on a 1 cm squared grid paper background. Triangle 1: right-angled triangle (base = 6 cm, height = 4 cm — height is a grid line, easy to read). Triangle 2: acute triangle (base = 8 cm, a slanted height is drawn as a dotted line = 5 cm). Triangle 3: obtuse triangle (base = 10 cm, NO height line drawn — learners must construct or estimate the perpendicular height themselves using a ruler and set square). For each triangle, learners: (a) Count the full squares and half-squares inside the triangle to estimate area by counting. (b) Identify and measure the base and perpendicular height. (c) Apply the formula Area = ½ × base × height and record their answer. (d) Compare their counting estimate with their formula answer. Learners work in pairs. They also have access to a 30 cm ruler and a set square.</w:t>
             </w:r>
           </w:p>
         </w:tc>
@@ -3468,7 +3774,7 @@
                 <w:sz w:val="18"/>
                 <w:szCs w:val="18"/>
               </w:rPr>
-              <w:t xml:space="preserve">1. Before revealing the sketch, say: 'Before I show you anything, I want you to think about this — what do you already know about calculating area of shapes?' Cold-call 3 learners for quick responses. Write key words (rectangle, length × width, triangle, base, height) on the board. 2. Reveal the shamba sketch. Say: 'This is a real problem facing land surveyors across Kenya every day — in Nakuru, in Eldoret, in Kisumu. The shamba belongs to a real family. The surveyor is standing right here at fence post A. What does she do?' 3. Give the written prediction task. Circulate silently — do NOT answer questions. After 4 minutes, say: 'Now share your prediction with your partner. You have 2 minutes. Go.' 4. After partner share, cold-call 4 learners to share predictions. Write a short phrase from each on the board under the heading 'OUR PREDICTIONS'. Do not correct — affirm all contributions: 'Interesting. Let's keep that idea on the board and return to it.' 5. Ask the class: 'How many of you mentioned a formula that needs a HEIGHT? Put your hand up.' Pause for 10 seconds. Then say: 'That height — that is going to be the most important word in this entire unit. Remember it.'</w:t>
+              <w:t xml:space="preserve">1. Distribute worksheets and materials. Say: 'You have three triangles. For each one, I want you to do four things — I'll write them on the board.' Write the four steps clearly. 2. Circulate actively. At Triangle 1, prompt: 'How many full squares are inside? How many half-squares? What does that give you?' Wait 10 seconds before giving any further prompt. 3. At Triangle 2, ask pairs: 'Where exactly is the perpendicular height? How do you know it is perpendicular?' Cold-call 2 pairs to explain. 4. At Triangle 3 — this is the critical triangle. When learners struggle to find the height, do NOT immediately help. Say: 'This is the most important triangle on your sheet. Sit with the confusion for a moment. What would you NEED to draw to find the height?' Wait 15 seconds. Then hint: 'Think about what perpendicular means. Use your set square.' 5. After 15 minutes of pair work, bring the class together. Ask: 'For Triangle 3 — who found the height easily? Who struggled?' Hands up, scan, then cold-call one learner from each group. 6. Say: 'Now look back at our surveyor's shamba sketch. Does the shamba have any perpendicular heights drawn? What does that mean for our formula?'</w:t>
             </w:r>
           </w:p>
         </w:tc>
@@ -3500,7 +3806,7 @@
                 <w:sz w:val="18"/>
                 <w:szCs w:val="18"/>
               </w:rPr>
-              <w:t xml:space="preserve">Strategy: Anchored Prediction (Elicit-Before-Instruction). By asking learners to commit a written prediction to paper BEFORE instruction begins, the teacher activates prior knowledge, surfaces misconceptions (e.g., 'just multiply all sides', 'use length × width'), and creates a personal stake in resolving the puzzle. Displaying predictions on the board creates a public record that will be revisited and revised across the unit, building metacognitive awareness of how understanding grows.</w:t>
+              <w:t xml:space="preserve">Strategy: Concrete-Representational-Abstract (CRA) Progression with Purposeful Struggle. Learners begin with counting squares (concrete estimation), move to reading a drawn height (representational), and then must construct the height themselves (abstract application). Triangle 3 is deliberately designed to create productive struggle — the absence of a drawn height mirrors exactly the surveyor's dilemma with the real shamba. The comparison between counting estimate and formula answer builds trust in the formula while making the HEIGHT visible as the critical variable.</w:t>
             </w:r>
           </w:p>
         </w:tc>
@@ -3532,7 +3838,7 @@
                 <w:sz w:val="18"/>
                 <w:szCs w:val="18"/>
               </w:rPr>
-              <w:t xml:space="preserve">Observable indicator: Teacher scans written predictions during circulation — look for whether learners (a) identify that the shape must be broken into simpler parts, (b) correctly recall that triangle area involves a height, (c) show confusion about how to get the height. Use this to gauge the class's starting point. Cold-call responses reveal whether learners can connect 'area' to a formula, not just a vague process. Red flag: If fewer than 50% of learners mention height or any formula, spend an additional 3 minutes on a quick whole-class recall of area formulas before proceeding.</w:t>
+              <w:t xml:space="preserve">Observable indicator: Check that learners correctly identify the perpendicular (not slant) height for Triangle 2. Common error: measuring the slant side as the height. For Triangle 3, observe whether learners use the set square correctly to draw a perpendicular from the apex to the base extended. Ask targeted pairs: 'Show me exactly where your height starts and ends.' Learners should be able to state: 'The height must be perpendicular to the base.' If the majority measure slant height for Triangle 2, pause the class and address this misconception whole-class before moving to Triangle 3.</w:t>
             </w:r>
           </w:p>
         </w:tc>
@@ -3541,32 +3847,32 @@
         <w:tc>
           <w:tcPr>
             <w:tcW w:type="dxa" w:w="1520"/>
-            <w:shd w:fill="D9EEF1" w:color="auto" w:val="clear"/>
-            <w:tcMar>
-              <w:top w:type="dxa" w:w="60"/>
-              <w:left w:type="dxa" w:w="120"/>
-              <w:bottom w:type="dxa" w:w="60"/>
-              <w:right w:type="dxa" w:w="120"/>
-            </w:tcMar>
-            <w:vAlign w:val="top"/>
-          </w:tcPr>
-          <w:p>
-            <w:pPr>
-              <w:spacing w:after="40" w:before="0"/>
-              <w:jc w:val="left"/>
-            </w:pPr>
-            <w:r>
-              <w:rPr>
-                <w:rFonts w:ascii="Arial" w:cs="Arial" w:eastAsia="Arial" w:hAnsi="Arial"/>
-                <w:b/>
-                <w:bCs/>
-                <w:i w:val="false"/>
-                <w:iCs w:val="false"/>
-                <w:color w:val="000000"/>
-                <w:sz w:val="18"/>
-                <w:szCs w:val="18"/>
-              </w:rPr>
-              <w:t xml:space="preserve">Observe Phase</w:t>
+            <w:shd w:fill="E2EFDA" w:color="auto" w:val="clear"/>
+            <w:tcMar>
+              <w:top w:type="dxa" w:w="60"/>
+              <w:left w:type="dxa" w:w="120"/>
+              <w:bottom w:type="dxa" w:w="60"/>
+              <w:right w:type="dxa" w:w="120"/>
+            </w:tcMar>
+            <w:vAlign w:val="top"/>
+          </w:tcPr>
+          <w:p>
+            <w:pPr>
+              <w:spacing w:after="40" w:before="0"/>
+              <w:jc w:val="left"/>
+            </w:pPr>
+            <w:r>
+              <w:rPr>
+                <w:rFonts w:ascii="Arial" w:cs="Arial" w:eastAsia="Arial" w:hAnsi="Arial"/>
+                <w:b/>
+                <w:bCs/>
+                <w:i w:val="false"/>
+                <w:iCs w:val="false"/>
+                <w:color w:val="000000"/>
+                <w:sz w:val="18"/>
+                <w:szCs w:val="18"/>
+              </w:rPr>
+              <w:t xml:space="preserve">Explain Phase</w:t>
             </w:r>
           </w:p>
           <w:p>
@@ -3589,7 +3895,7 @@
             <w:pPr>
               <w:spacing w:after="20" w:before="0"/>
             </w:pPr>
-            <w:hyperlink w:history="1" r:id="rIdteruojxwmxjnjpede_-gn">
+            <w:hyperlink w:history="1" r:id="rIdqqzdhlggpivkq9ffd2juf">
               <w:r>
                 <w:rPr>
                   <w:rFonts w:ascii="Arial" w:cs="Arial" w:eastAsia="Arial" w:hAnsi="Arial"/>
@@ -3622,7 +3928,7 @@
               <w:spacing w:after="10" w:before="0"/>
               <w:ind w:left="120"/>
             </w:pPr>
-            <w:hyperlink w:history="1" r:id="rIdk0c6k37iqvpn-gqx2cr4k">
+            <w:hyperlink w:history="1" r:id="rIdpsdpvencktqlo2ya8jkb0">
               <w:r>
                 <w:rPr>
                   <w:rFonts w:ascii="Arial" w:cs="Arial" w:eastAsia="Arial" w:hAnsi="Arial"/>
@@ -3667,7 +3973,7 @@
             <w:pPr>
               <w:spacing w:after="20" w:before="0"/>
             </w:pPr>
-            <w:hyperlink w:history="1" r:id="rId0p8wvozf-5lr8hiuguny-">
+            <w:hyperlink w:history="1" r:id="rIdlu0v43s2nq3fvcwzo3ch_">
               <w:r>
                 <w:rPr>
                   <w:rFonts w:ascii="Arial" w:cs="Arial" w:eastAsia="Arial" w:hAnsi="Arial"/>
@@ -3700,7 +4006,7 @@
               <w:spacing w:after="10" w:before="0"/>
               <w:ind w:left="120"/>
             </w:pPr>
-            <w:hyperlink w:history="1" r:id="rId-yyhrmez0uyi_mdr2oxje">
+            <w:hyperlink w:history="1" r:id="rIdeliquy-oidpzkttdvqx2d">
               <w:r>
                 <w:rPr>
                   <w:rFonts w:ascii="Arial" w:cs="Arial" w:eastAsia="Arial" w:hAnsi="Arial"/>
@@ -3742,7 +4048,7 @@
                 <w:sz w:val="18"/>
                 <w:szCs w:val="18"/>
               </w:rPr>
-              <w:t xml:space="preserve">Learners receive a printed or hand-drawn A4 worksheet containing three triangles drawn on a 1 cm squared grid paper background. Triangle 1: right-angled triangle (base = 6 cm, height = 4 cm — height is a grid line, easy to read). Triangle 2: acute triangle (base = 8 cm, a slanted height is drawn as a dotted line = 5 cm). Triangle 3: obtuse triangle (base = 10 cm, NO height line drawn — learners must construct or estimate the perpendicular height themselves using a ruler and set square). For each triangle, learners: (a) Count the full squares and half-squares inside the triangle to estimate area by counting. (b) Identify and measure the base and perpendicular height. (c) Apply the formula Area = ½ × base × height and record their answer. (d) Compare their counting estimate with their formula answer. Learners work in pairs. They also have access to a 30 cm ruler and a set square.</w:t>
+              <w:t xml:space="preserve">Learners now connect their hands-on findings back to the Nakuru shamba phenomenon. Working in groups of four, they receive a 'Surveyor's Challenge Card' that reads: 'Surveyor Wanjiku is standing at the shamba in Nakuru. She has measured all five sides of the plot. She wants to split the plot into triangles to calculate the total area. She draws diagonal lines from corner A to corner C, and from corner A to corner D, creating three triangles: Triangle ABC, Triangle ACD, and Triangle ADE. She knows all side lengths but she CANNOT measure any perpendicular heights because the ground is uneven and she cannot stretch a tape measure at a right angle across the maize crop growing in the shamba. She asks you: Can I still use Area = ½ × base × height? What is the problem? What do I need instead?' Groups discuss for 5 minutes and write a group response on a piece of manila paper. Groups then share responses in a 'gallery walk' — each group's paper is posted on the wall and learners circulate with sticky notes to add comments or questions.</w:t>
             </w:r>
           </w:p>
         </w:tc>
@@ -3774,7 +4080,7 @@
                 <w:sz w:val="18"/>
                 <w:szCs w:val="18"/>
               </w:rPr>
-              <w:t xml:space="preserve">1. Distribute worksheets and materials. Say: 'You have three triangles. For each one, I want you to do four things — I'll write them on the board.' Write the four steps clearly. 2. Circulate actively. At Triangle 1, prompt: 'How many full squares are inside? How many half-squares? What does that give you?' Wait 10 seconds before giving any further prompt. 3. At Triangle 2, ask pairs: 'Where exactly is the perpendicular height? How do you know it is perpendicular?' Cold-call 2 pairs to explain. 4. At Triangle 3 — this is the critical triangle. When learners struggle to find the height, do NOT immediately help. Say: 'This is the most important triangle on your sheet. Sit with the confusion for a moment. What would you NEED to draw to find the height?' Wait 15 seconds. Then hint: 'Think about what perpendicular means. Use your set square.' 5. After 15 minutes of pair work, bring the class together. Ask: 'For Triangle 3 — who found the height easily? Who struggled?' Hands up, scan, then cold-call one learner from each group. 6. Say: 'Now look back at our surveyor's shamba sketch. Does the shamba have any perpendicular heights drawn? What does that mean for our formula?'</w:t>
+              <w:t xml:space="preserve">1. Distribute Surveyor's Challenge Cards and manila paper. Say: 'Surveyor Wanjiku needs your help. In your group, answer her question — and be specific. Don't just say the formula won't work. Explain WHY.' 2. Circulate during group work. Listen for groups that identify the perpendicular height as the missing element. Prompt groups that are stuck: 'What does ½ × base × height actually need from you — what must you physically measure or know?' Wait 10 seconds. 3. During gallery walk (5 minutes), prompt learners to write sticky notes that say either 'We agree because…' or 'We have a question about…'. 4. After gallery walk, bring class back together. Ask: 'What was the most common problem all groups identified?' Cold-call 3 learners. Establish the class consensus statement: 'To use Area = ½ × base × height, we MUST know the perpendicular height.' Write this on the board in a box labelled 'WHAT WE NOW KNOW'. 5. Then say: 'So here is our big question — if Surveyor Wanjiku does NOT have the perpendicular height, but she DOES have the lengths of all three sides of each triangle, is there another way? Take 10 seconds and think silently.' Pause for 10 seconds. Say: 'That question — that is what this unit is about. We will answer it together over the next lessons.' 6. Return to the shamba sketch. Say: 'By the end of this unit, you will be able to calculate the exact area of this shamba. Today, you have taken the first step.'</w:t>
             </w:r>
           </w:p>
         </w:tc>
@@ -3806,7 +4112,7 @@
                 <w:sz w:val="18"/>
                 <w:szCs w:val="18"/>
               </w:rPr>
-              <w:t xml:space="preserve">Strategy: Concrete-Representational-Abstract (CRA) Progression with Purposeful Struggle. Learners begin with counting squares (concrete estimation), move to reading a drawn height (representational), and then must construct the height themselves (abstract application). Triangle 3 is deliberately designed to create productive struggle — the absence of a drawn height mirrors exactly the surveyor's dilemma with the real shamba. The comparison between counting estimate and formula answer builds trust in the formula while making the HEIGHT visible as the critical variable.</w:t>
+              <w:t xml:space="preserve">Strategy: Collaborative Argumentation via Gallery Walk. By requiring groups to write a position on the surveyor's problem and then critique each other's reasoning through sticky notes, learners practise constructing and evaluating explanations — a core Science and Engineering Practice. The gallery walk externalises thinking and creates a low-stakes peer-review environment. The teacher's final consolidation move (the class consensus statement in the box) converts the collaborative discussion into a shared, recorded claim that anchors the unit's knowledge-building trajectory.</w:t>
             </w:r>
           </w:p>
         </w:tc>
@@ -3838,7 +4144,7 @@
                 <w:sz w:val="18"/>
                 <w:szCs w:val="18"/>
               </w:rPr>
-              <w:t xml:space="preserve">Observable indicator: Check that learners correctly identify the perpendicular (not slant) height for Triangle 2. Common error: measuring the slant side as the height. For Triangle 3, observe whether learners use the set square correctly to draw a perpendicular from the apex to the base extended. Ask targeted pairs: 'Show me exactly where your height starts and ends.' Learners should be able to state: 'The height must be perpendicular to the base.' If the majority measure slant height for Triangle 2, pause the class and address this misconception whole-class before moving to Triangle 3.</w:t>
+              <w:t xml:space="preserve">Observable indicator: Group manila paper responses should clearly state that the perpendicular height is the missing element and that the formula cannot be applied without it. Look for groups that also begin to speculate about alternative methods (e.g., 'maybe we use angles' or 'maybe there is another formula') — these are high-value ideas to affirm publicly. Red flag: Groups that say 'she can just guess the height' or 'she can measure diagonally' need targeted questioning: 'What does perpendicular mean? Is a diagonal measurement the same as a perpendicular height?'</w:t>
             </w:r>
           </w:p>
         </w:tc>
@@ -3847,32 +4153,32 @@
         <w:tc>
           <w:tcPr>
             <w:tcW w:type="dxa" w:w="1520"/>
-            <w:shd w:fill="E2EFDA" w:color="auto" w:val="clear"/>
-            <w:tcMar>
-              <w:top w:type="dxa" w:w="60"/>
-              <w:left w:type="dxa" w:w="120"/>
-              <w:bottom w:type="dxa" w:w="60"/>
-              <w:right w:type="dxa" w:w="120"/>
-            </w:tcMar>
-            <w:vAlign w:val="top"/>
-          </w:tcPr>
-          <w:p>
-            <w:pPr>
-              <w:spacing w:after="40" w:before="0"/>
-              <w:jc w:val="left"/>
-            </w:pPr>
-            <w:r>
-              <w:rPr>
-                <w:rFonts w:ascii="Arial" w:cs="Arial" w:eastAsia="Arial" w:hAnsi="Arial"/>
-                <w:b/>
-                <w:bCs/>
-                <w:i w:val="false"/>
-                <w:iCs w:val="false"/>
-                <w:color w:val="000000"/>
-                <w:sz w:val="18"/>
-                <w:szCs w:val="18"/>
-              </w:rPr>
-              <w:t xml:space="preserve">Explain Phase</w:t>
+            <w:shd w:fill="FCE4D6" w:color="auto" w:val="clear"/>
+            <w:tcMar>
+              <w:top w:type="dxa" w:w="60"/>
+              <w:left w:type="dxa" w:w="120"/>
+              <w:bottom w:type="dxa" w:w="60"/>
+              <w:right w:type="dxa" w:w="120"/>
+            </w:tcMar>
+            <w:vAlign w:val="top"/>
+          </w:tcPr>
+          <w:p>
+            <w:pPr>
+              <w:spacing w:after="40" w:before="0"/>
+              <w:jc w:val="left"/>
+            </w:pPr>
+            <w:r>
+              <w:rPr>
+                <w:rFonts w:ascii="Arial" w:cs="Arial" w:eastAsia="Arial" w:hAnsi="Arial"/>
+                <w:b/>
+                <w:bCs/>
+                <w:i w:val="false"/>
+                <w:iCs w:val="false"/>
+                <w:color w:val="000000"/>
+                <w:sz w:val="18"/>
+                <w:szCs w:val="18"/>
+              </w:rPr>
+              <w:t xml:space="preserve">Driving Question Board (DQB) Creation</w:t>
             </w:r>
           </w:p>
           <w:p>
@@ -3895,7 +4201,7 @@
             <w:pPr>
               <w:spacing w:after="20" w:before="0"/>
             </w:pPr>
-            <w:hyperlink w:history="1" r:id="rIdb5ggy5ne_czsztdz9gh8a">
+            <w:hyperlink w:history="1" r:id="rId_pxmmj9pdgaqagvhn2jf-">
               <w:r>
                 <w:rPr>
                   <w:rFonts w:ascii="Arial" w:cs="Arial" w:eastAsia="Arial" w:hAnsi="Arial"/>
@@ -3928,7 +4234,7 @@
               <w:spacing w:after="10" w:before="0"/>
               <w:ind w:left="120"/>
             </w:pPr>
-            <w:hyperlink w:history="1" r:id="rIdyfovtargnw8p-mlv7raib">
+            <w:hyperlink w:history="1" r:id="rIdnklzdshbiaefmmn0wkjbo">
               <w:r>
                 <w:rPr>
                   <w:rFonts w:ascii="Arial" w:cs="Arial" w:eastAsia="Arial" w:hAnsi="Arial"/>
@@ -3973,7 +4279,7 @@
             <w:pPr>
               <w:spacing w:after="20" w:before="0"/>
             </w:pPr>
-            <w:hyperlink w:history="1" r:id="rIdw2cdcmgev18_b6vrmguyd">
+            <w:hyperlink w:history="1" r:id="rId_bsinjrkjkicghqlbptsq">
               <w:r>
                 <w:rPr>
                   <w:rFonts w:ascii="Arial" w:cs="Arial" w:eastAsia="Arial" w:hAnsi="Arial"/>
@@ -4006,7 +4312,7 @@
               <w:spacing w:after="10" w:before="0"/>
               <w:ind w:left="120"/>
             </w:pPr>
-            <w:hyperlink w:history="1" r:id="rIdon1y_l4pp9ozgpjrx9exa">
+            <w:hyperlink w:history="1" r:id="rIdi6vlnfbkcwd0gwsqzr2ja">
               <w:r>
                 <w:rPr>
                   <w:rFonts w:ascii="Arial" w:cs="Arial" w:eastAsia="Arial" w:hAnsi="Arial"/>
@@ -4048,7 +4354,7 @@
                 <w:sz w:val="18"/>
                 <w:szCs w:val="18"/>
               </w:rPr>
-              <w:t xml:space="preserve">Learners now connect their hands-on findings back to the Nakuru shamba phenomenon. Working in groups of four, they receive a 'Surveyor's Challenge Card' that reads: 'Surveyor Wanjiku is standing at the shamba in Nakuru. She has measured all five sides of the plot. She wants to split the plot into triangles to calculate the total area. She draws diagonal lines from corner A to corner C, and from corner A to corner D, creating three triangles: Triangle ABC, Triangle ACD, and Triangle ADE. She knows all side lengths but she CANNOT measure any perpendicular heights because the ground is uneven and she cannot stretch a tape measure at a right angle across the maize crop growing in the shamba. She asks you: Can I still use Area = ½ × base × height? What is the problem? What do I need instead?' Groups discuss for 5 minutes and write a group response on a piece of manila paper. Groups then share responses in a 'gallery walk' — each group's paper is posted on the wall and learners circulate with sticky notes to add comments or questions.</w:t>
+              <w:t xml:space="preserve">Each learner receives three sticky notes. They are asked to write one item per sticky note: (1) BLUE sticky note — one thing they NOW KNOW about area of triangles and polygons (from today's lesson). (2) YELLOW sticky note — one question they STILL HAVE about how to find area when the height is unknown. (3) GREEN sticky note — one prediction or idea about what mathematics might help the surveyor solve her problem. Learners write individually (3 minutes), then come to the board one row at a time and place their sticky notes in the correct column of the class Driving Question Board. The DQB has three columns: 'What We Know', 'What We Wonder', 'What We Think Will Help'. The teacher reads aloud a selection of yellow (wonder) sticky notes and circles two or three that will explicitly be answered in upcoming lessons.</w:t>
             </w:r>
           </w:p>
         </w:tc>
@@ -4080,7 +4386,7 @@
                 <w:sz w:val="18"/>
                 <w:szCs w:val="18"/>
               </w:rPr>
-              <w:t xml:space="preserve">1. Distribute Surveyor's Challenge Cards and manila paper. Say: 'Surveyor Wanjiku needs your help. In your group, answer her question — and be specific. Don't just say the formula won't work. Explain WHY.' 2. Circulate during group work. Listen for groups that identify the perpendicular height as the missing element. Prompt groups that are stuck: 'What does ½ × base × height actually need from you — what must you physically measure or know?' Wait 10 seconds. 3. During gallery walk (5 minutes), prompt learners to write sticky notes that say either 'We agree because…' or 'We have a question about…'. 4. After gallery walk, bring class back together. Ask: 'What was the most common problem all groups identified?' Cold-call 3 learners. Establish the class consensus statement: 'To use Area = ½ × base × height, we MUST know the perpendicular height.' Write this on the board in a box labelled 'WHAT WE NOW KNOW'. 5. Then say: 'So here is our big question — if Surveyor Wanjiku does NOT have the perpendicular height, but she DOES have the lengths of all three sides of each triangle, is there another way? Take 10 seconds and think silently.' Pause for 10 seconds. Say: 'That question — that is what this unit is about. We will answer it together over the next lessons.' 6. Return to the shamba sketch. Say: 'By the end of this unit, you will be able to calculate the exact area of this shamba. Today, you have taken the first step.'</w:t>
+              <w:t xml:space="preserve">1. Introduce the DQB on a large section of the classroom wall or a dedicated display board. Say: 'This board is going to track our journey as a class. By the last lesson of this unit, every single yellow sticky note — every question you write today — should have an answer on this board. That is our goal.' 2. Distribute sticky notes. Say: 'Blue: one thing you KNOW. Yellow: one thing you WONDER. Green: one idea you PREDICT. Write your name small on the back of each note. You have 3 minutes. Silent, individual thinking.' Wait 3 minutes without circulating. 3. Invite learners row by row to place their notes. As they do, read a few aloud and narrate: 'Someone wonders whether there is a formula that uses only sides and no height — excellent. Let's put that right here.' 4. After all notes are placed, stand back and say: 'Look at this board. This is every question that this class has about area of polygons right now. These questions are not weaknesses — they are the engine of our learning.' 5. Circle 2–3 yellow notes that align with upcoming lessons (Heron's formula, sine rule for area). Say: 'These questions — right here — we will answer in Lesson 2 and Lesson 3. Keep them in mind.' 6. Take a photo of the DQB to display digitally or keep for reference in future lessons.</w:t>
             </w:r>
           </w:p>
         </w:tc>
@@ -4112,7 +4418,7 @@
                 <w:sz w:val="18"/>
                 <w:szCs w:val="18"/>
               </w:rPr>
-              <w:t xml:space="preserve">Strategy: Collaborative Argumentation via Gallery Walk. By requiring groups to write a position on the surveyor's problem and then critique each other's reasoning through sticky notes, learners practise constructing and evaluating explanations — a core Science and Engineering Practice. The gallery walk externalises thinking and creates a low-stakes peer-review environment. The teacher's final consolidation move (the class consensus statement in the box) converts the collaborative discussion into a shared, recorded claim that anchors the unit's knowledge-building trajectory.</w:t>
+              <w:t xml:space="preserve">Strategy: Driving Question Board (DQB) as a Living Knowledge Artefact. The DQB is not a one-time activity — it is a cumulative display that will be revisited at the start and end of every lesson in the unit. By having learners categorise their thinking into 'Know / Wonder / Predict', the teacher makes metacognition visible and communal. Circling specific questions that future lessons will answer creates a narrative thread — learners can see their questions being systematically resolved, which builds motivation and a sense of intellectual progress tied directly to the phenomenon.</w:t>
             </w:r>
           </w:p>
         </w:tc>
@@ -4144,7 +4450,7 @@
                 <w:sz w:val="18"/>
                 <w:szCs w:val="18"/>
               </w:rPr>
-              <w:t xml:space="preserve">Observable indicator: Group manila paper responses should clearly state that the perpendicular height is the missing element and that the formula cannot be applied without it. Look for groups that also begin to speculate about alternative methods (e.g., 'maybe we use angles' or 'maybe there is another formula') — these are high-value ideas to affirm publicly. Red flag: Groups that say 'she can just guess the height' or 'she can measure diagonally' need targeted questioning: 'What does perpendicular mean? Is a diagonal measurement the same as a perpendicular height?'</w:t>
+              <w:t xml:space="preserve">Observable indicator: Yellow sticky notes should contain genuine conceptual questions (e.g., 'How do you find area without height?', 'Can you use angles instead?', 'What if the triangle is very flat?') rather than procedural ones (e.g., 'What is the formula?'). If most yellow notes are purely procedural, the phenomenon has not yet created sufficient cognitive dissonance — consider spending 2 additional minutes re-narrating the surveyor's dilemma more vividly before the next lesson. Green prediction notes that mention angles, sine, or 'a different formula' indicate learners who are ready for acceleration in Lesson 2.</w:t>
             </w:r>
           </w:p>
         </w:tc>
@@ -4153,32 +4459,32 @@
         <w:tc>
           <w:tcPr>
             <w:tcW w:type="dxa" w:w="1520"/>
-            <w:shd w:fill="FCE4D6" w:color="auto" w:val="clear"/>
-            <w:tcMar>
-              <w:top w:type="dxa" w:w="60"/>
-              <w:left w:type="dxa" w:w="120"/>
-              <w:bottom w:type="dxa" w:w="60"/>
-              <w:right w:type="dxa" w:w="120"/>
-            </w:tcMar>
-            <w:vAlign w:val="top"/>
-          </w:tcPr>
-          <w:p>
-            <w:pPr>
-              <w:spacing w:after="40" w:before="0"/>
-              <w:jc w:val="left"/>
-            </w:pPr>
-            <w:r>
-              <w:rPr>
-                <w:rFonts w:ascii="Arial" w:cs="Arial" w:eastAsia="Arial" w:hAnsi="Arial"/>
-                <w:b/>
-                <w:bCs/>
-                <w:i w:val="false"/>
-                <w:iCs w:val="false"/>
-                <w:color w:val="000000"/>
-                <w:sz w:val="18"/>
-                <w:szCs w:val="18"/>
-              </w:rPr>
-              <w:t xml:space="preserve">Driving Question Board (DQB) Creation</w:t>
+            <w:shd w:fill="D5E8F0" w:color="auto" w:val="clear"/>
+            <w:tcMar>
+              <w:top w:type="dxa" w:w="60"/>
+              <w:left w:type="dxa" w:w="120"/>
+              <w:bottom w:type="dxa" w:w="60"/>
+              <w:right w:type="dxa" w:w="120"/>
+            </w:tcMar>
+            <w:vAlign w:val="top"/>
+          </w:tcPr>
+          <w:p>
+            <w:pPr>
+              <w:spacing w:after="40" w:before="0"/>
+              <w:jc w:val="left"/>
+            </w:pPr>
+            <w:r>
+              <w:rPr>
+                <w:rFonts w:ascii="Arial" w:cs="Arial" w:eastAsia="Arial" w:hAnsi="Arial"/>
+                <w:b/>
+                <w:bCs/>
+                <w:i w:val="false"/>
+                <w:iCs w:val="false"/>
+                <w:color w:val="000000"/>
+                <w:sz w:val="18"/>
+                <w:szCs w:val="18"/>
+              </w:rPr>
+              <w:t xml:space="preserve">Model Building Phase</w:t>
             </w:r>
           </w:p>
           <w:p>
@@ -4201,7 +4507,7 @@
             <w:pPr>
               <w:spacing w:after="20" w:before="0"/>
             </w:pPr>
-            <w:hyperlink w:history="1" r:id="rIdivkl2wu_qjlh-dvsk1hw8">
+            <w:hyperlink w:history="1" r:id="rIdtnwcyskmpubdfhz5bnglx">
               <w:r>
                 <w:rPr>
                   <w:rFonts w:ascii="Arial" w:cs="Arial" w:eastAsia="Arial" w:hAnsi="Arial"/>
@@ -4210,7 +4516,7 @@
                   <w:szCs w:val="16"/>
                   <w:u w:val="single" w:color="2E75B6"/>
                 </w:rPr>
-                <w:t xml:space="preserve">Area of a triangle</w:t>
+                <w:t xml:space="preserve">Finding area of triangles</w:t>
               </w:r>
             </w:hyperlink>
           </w:p>
@@ -4234,7 +4540,7 @@
               <w:spacing w:after="10" w:before="0"/>
               <w:ind w:left="120"/>
             </w:pPr>
-            <w:hyperlink w:history="1" r:id="rIdmvdr_f50ptglqz5jbozql">
+            <w:hyperlink w:history="1" r:id="rIdskdmuumwpalfme1t0wm54">
               <w:r>
                 <w:rPr>
                   <w:rFonts w:ascii="Arial" w:cs="Arial" w:eastAsia="Arial" w:hAnsi="Arial"/>
@@ -4272,14 +4578,14 @@
                 <w:sz w:val="16"/>
                 <w:szCs w:val="16"/>
               </w:rPr>
-              <w:t xml:space="preserve">📖 HTML:</w:t>
+              <w:t xml:space="preserve">📖 EXERCISE:</w:t>
             </w:r>
           </w:p>
           <w:p>
             <w:pPr>
               <w:spacing w:after="20" w:before="0"/>
             </w:pPr>
-            <w:hyperlink w:history="1" r:id="rIdm5txh11wsd62ikwcxinyb">
+            <w:hyperlink w:history="1" r:id="rIdl105yiy3spvckboyqqjov">
               <w:r>
                 <w:rPr>
                   <w:rFonts w:ascii="Arial" w:cs="Arial" w:eastAsia="Arial" w:hAnsi="Arial"/>
@@ -4288,7 +4594,7 @@
                   <w:szCs w:val="16"/>
                   <w:u w:val="single" w:color="2E75B6"/>
                 </w:rPr>
-                <w:t xml:space="preserve">Alternate Area of a Triangle (PLIX)</w:t>
+                <w:t xml:space="preserve">Find base and height on a triangle</w:t>
               </w:r>
             </w:hyperlink>
           </w:p>
@@ -4304,7 +4610,7 @@
                 <w:sz w:val="14"/>
                 <w:szCs w:val="14"/>
               </w:rPr>
-              <w:t xml:space="preserve">Source: CK-12</w:t>
+              <w:t xml:space="preserve">Source: Khan Academy (English - US curriculum)</w:t>
             </w:r>
           </w:p>
           <w:p>
@@ -4312,313 +4618,7 @@
               <w:spacing w:after="10" w:before="0"/>
               <w:ind w:left="120"/>
             </w:pPr>
-            <w:hyperlink w:history="1" r:id="rId4onj607f1jnjn1hnxy324">
-              <w:r>
-                <w:rPr>
-                  <w:rFonts w:ascii="Arial" w:cs="Arial" w:eastAsia="Arial" w:hAnsi="Arial"/>
-                  <w:color w:val="595959"/>
-                  <w:sz w:val="14"/>
-                  <w:szCs w:val="14"/>
-                  <w:u w:val="single" w:color="595959"/>
-                </w:rPr>
-                <w:t xml:space="preserve">🔍 Search ARES for similar readings</w:t>
-              </w:r>
-            </w:hyperlink>
-          </w:p>
-        </w:tc>
-        <w:tc>
-          <w:tcPr>
-            <w:tcW w:type="dxa" w:w="3040"/>
-            <w:shd w:fill="FFFFFF" w:color="auto" w:val="clear"/>
-            <w:tcMar>
-              <w:top w:type="dxa" w:w="60"/>
-              <w:left w:type="dxa" w:w="120"/>
-              <w:bottom w:type="dxa" w:w="60"/>
-              <w:right w:type="dxa" w:w="120"/>
-            </w:tcMar>
-            <w:vAlign w:val="top"/>
-          </w:tcPr>
-          <w:p>
-            <w:pPr>
-              <w:spacing w:after="40" w:before="0"/>
-              <w:jc w:val="left"/>
-            </w:pPr>
-            <w:r>
-              <w:rPr>
-                <w:rFonts w:ascii="Arial" w:cs="Arial" w:eastAsia="Arial" w:hAnsi="Arial"/>
-                <w:b w:val="false"/>
-                <w:bCs w:val="false"/>
-                <w:i w:val="false"/>
-                <w:iCs w:val="false"/>
-                <w:color w:val="000000"/>
-                <w:sz w:val="18"/>
-                <w:szCs w:val="18"/>
-              </w:rPr>
-              <w:t xml:space="preserve">Each learner receives three sticky notes. They are asked to write one item per sticky note: (1) BLUE sticky note — one thing they NOW KNOW about area of triangles and polygons (from today's lesson). (2) YELLOW sticky note — one question they STILL HAVE about how to find area when the height is unknown. (3) GREEN sticky note — one prediction or idea about what mathematics might help the surveyor solve her problem. Learners write individually (3 minutes), then come to the board one row at a time and place their sticky notes in the correct column of the class Driving Question Board. The DQB has three columns: 'What We Know', 'What We Wonder', 'What We Think Will Help'. The teacher reads aloud a selection of yellow (wonder) sticky notes and circles two or three that will explicitly be answered in upcoming lessons.</w:t>
-            </w:r>
-          </w:p>
-        </w:tc>
-        <w:tc>
-          <w:tcPr>
-            <w:tcW w:type="dxa" w:w="3040"/>
-            <w:shd w:fill="F2F2F2" w:color="auto" w:val="clear"/>
-            <w:tcMar>
-              <w:top w:type="dxa" w:w="60"/>
-              <w:left w:type="dxa" w:w="120"/>
-              <w:bottom w:type="dxa" w:w="60"/>
-              <w:right w:type="dxa" w:w="120"/>
-            </w:tcMar>
-            <w:vAlign w:val="top"/>
-          </w:tcPr>
-          <w:p>
-            <w:pPr>
-              <w:spacing w:after="40" w:before="0"/>
-              <w:jc w:val="left"/>
-            </w:pPr>
-            <w:r>
-              <w:rPr>
-                <w:rFonts w:ascii="Arial" w:cs="Arial" w:eastAsia="Arial" w:hAnsi="Arial"/>
-                <w:b w:val="false"/>
-                <w:bCs w:val="false"/>
-                <w:i w:val="false"/>
-                <w:iCs w:val="false"/>
-                <w:color w:val="000000"/>
-                <w:sz w:val="18"/>
-                <w:szCs w:val="18"/>
-              </w:rPr>
-              <w:t xml:space="preserve">1. Introduce the DQB on a large section of the classroom wall or a dedicated display board. Say: 'This board is going to track our journey as a class. By the last lesson of this unit, every single yellow sticky note — every question you write today — should have an answer on this board. That is our goal.' 2. Distribute sticky notes. Say: 'Blue: one thing you KNOW. Yellow: one thing you WONDER. Green: one idea you PREDICT. Write your name small on the back of each note. You have 3 minutes. Silent, individual thinking.' Wait 3 minutes without circulating. 3. Invite learners row by row to place their notes. As they do, read a few aloud and narrate: 'Someone wonders whether there is a formula that uses only sides and no height — excellent. Let's put that right here.' 4. After all notes are placed, stand back and say: 'Look at this board. This is every question that this class has about area of polygons right now. These questions are not weaknesses — they are the engine of our learning.' 5. Circle 2–3 yellow notes that align with upcoming lessons (Heron's formula, sine rule for area). Say: 'These questions — right here — we will answer in Lesson 2 and Lesson 3. Keep them in mind.' 6. Take a photo of the DQB to display digitally or keep for reference in future lessons.</w:t>
-            </w:r>
-          </w:p>
-        </w:tc>
-        <w:tc>
-          <w:tcPr>
-            <w:tcW w:type="dxa" w:w="3040"/>
-            <w:shd w:fill="FFFFFF" w:color="auto" w:val="clear"/>
-            <w:tcMar>
-              <w:top w:type="dxa" w:w="60"/>
-              <w:left w:type="dxa" w:w="120"/>
-              <w:bottom w:type="dxa" w:w="60"/>
-              <w:right w:type="dxa" w:w="120"/>
-            </w:tcMar>
-            <w:vAlign w:val="top"/>
-          </w:tcPr>
-          <w:p>
-            <w:pPr>
-              <w:spacing w:after="40" w:before="0"/>
-              <w:jc w:val="left"/>
-            </w:pPr>
-            <w:r>
-              <w:rPr>
-                <w:rFonts w:ascii="Arial" w:cs="Arial" w:eastAsia="Arial" w:hAnsi="Arial"/>
-                <w:b w:val="false"/>
-                <w:bCs w:val="false"/>
-                <w:i w:val="false"/>
-                <w:iCs w:val="false"/>
-                <w:color w:val="000000"/>
-                <w:sz w:val="18"/>
-                <w:szCs w:val="18"/>
-              </w:rPr>
-              <w:t xml:space="preserve">Strategy: Driving Question Board (DQB) as a Living Knowledge Artefact. The DQB is not a one-time activity — it is a cumulative display that will be revisited at the start and end of every lesson in the unit. By having learners categorise their thinking into 'Know / Wonder / Predict', the teacher makes metacognition visible and communal. Circling specific questions that future lessons will answer creates a narrative thread — learners can see their questions being systematically resolved, which builds motivation and a sense of intellectual progress tied directly to the phenomenon.</w:t>
-            </w:r>
-          </w:p>
-        </w:tc>
-        <w:tc>
-          <w:tcPr>
-            <w:tcW w:type="dxa" w:w="3040"/>
-            <w:shd w:fill="F2F2F2" w:color="auto" w:val="clear"/>
-            <w:tcMar>
-              <w:top w:type="dxa" w:w="60"/>
-              <w:left w:type="dxa" w:w="120"/>
-              <w:bottom w:type="dxa" w:w="60"/>
-              <w:right w:type="dxa" w:w="120"/>
-            </w:tcMar>
-            <w:vAlign w:val="top"/>
-          </w:tcPr>
-          <w:p>
-            <w:pPr>
-              <w:spacing w:after="40" w:before="0"/>
-              <w:jc w:val="left"/>
-            </w:pPr>
-            <w:r>
-              <w:rPr>
-                <w:rFonts w:ascii="Arial" w:cs="Arial" w:eastAsia="Arial" w:hAnsi="Arial"/>
-                <w:b w:val="false"/>
-                <w:bCs w:val="false"/>
-                <w:i w:val="false"/>
-                <w:iCs w:val="false"/>
-                <w:color w:val="000000"/>
-                <w:sz w:val="18"/>
-                <w:szCs w:val="18"/>
-              </w:rPr>
-              <w:t xml:space="preserve">Observable indicator: Yellow sticky notes should contain genuine conceptual questions (e.g., 'How do you find area without height?', 'Can you use angles instead?', 'What if the triangle is very flat?') rather than procedural ones (e.g., 'What is the formula?'). If most yellow notes are purely procedural, the phenomenon has not yet created sufficient cognitive dissonance — consider spending 2 additional minutes re-narrating the surveyor's dilemma more vividly before the next lesson. Green prediction notes that mention angles, sine, or 'a different formula' indicate learners who are ready for acceleration in Lesson 2.</w:t>
-            </w:r>
-          </w:p>
-        </w:tc>
-      </w:tr>
-      <w:tr>
-        <w:tc>
-          <w:tcPr>
-            <w:tcW w:type="dxa" w:w="1520"/>
-            <w:shd w:fill="D5E8F0" w:color="auto" w:val="clear"/>
-            <w:tcMar>
-              <w:top w:type="dxa" w:w="60"/>
-              <w:left w:type="dxa" w:w="120"/>
-              <w:bottom w:type="dxa" w:w="60"/>
-              <w:right w:type="dxa" w:w="120"/>
-            </w:tcMar>
-            <w:vAlign w:val="top"/>
-          </w:tcPr>
-          <w:p>
-            <w:pPr>
-              <w:spacing w:after="40" w:before="0"/>
-              <w:jc w:val="left"/>
-            </w:pPr>
-            <w:r>
-              <w:rPr>
-                <w:rFonts w:ascii="Arial" w:cs="Arial" w:eastAsia="Arial" w:hAnsi="Arial"/>
-                <w:b/>
-                <w:bCs/>
-                <w:i w:val="false"/>
-                <w:iCs w:val="false"/>
-                <w:color w:val="000000"/>
-                <w:sz w:val="18"/>
-                <w:szCs w:val="18"/>
-              </w:rPr>
-              <w:t xml:space="preserve">Model Building Phase</w:t>
-            </w:r>
-          </w:p>
-          <w:p>
-            <w:pPr>
-              <w:spacing w:after="20" w:before="0"/>
-            </w:pPr>
-            <w:r>
-              <w:rPr>
-                <w:rFonts w:ascii="Arial" w:cs="Arial" w:eastAsia="Arial" w:hAnsi="Arial"/>
-                <w:b/>
-                <w:bCs/>
-                <w:color w:val="1F3864"/>
-                <w:sz w:val="16"/>
-                <w:szCs w:val="16"/>
-              </w:rPr>
-              <w:t xml:space="preserve">📹 VIDEO:</w:t>
-            </w:r>
-          </w:p>
-          <w:p>
-            <w:pPr>
-              <w:spacing w:after="20" w:before="0"/>
-            </w:pPr>
-            <w:hyperlink w:history="1" r:id="rIdz2v84ifpzxutk4rmieyg1">
-              <w:r>
-                <w:rPr>
-                  <w:rFonts w:ascii="Arial" w:cs="Arial" w:eastAsia="Arial" w:hAnsi="Arial"/>
-                  <w:color w:val="2E75B6"/>
-                  <w:sz w:val="16"/>
-                  <w:szCs w:val="16"/>
-                  <w:u w:val="single" w:color="2E75B6"/>
-                </w:rPr>
-                <w:t xml:space="preserve">Manipulating formulas: area</w:t>
-              </w:r>
-            </w:hyperlink>
-          </w:p>
-          <w:p>
-            <w:pPr>
-              <w:spacing w:after="10" w:before="0"/>
-              <w:ind w:left="120"/>
-            </w:pPr>
-            <w:r>
-              <w:rPr>
-                <w:rFonts w:ascii="Arial" w:cs="Arial" w:eastAsia="Arial" w:hAnsi="Arial"/>
-                <w:color w:val="595959"/>
-                <w:sz w:val="14"/>
-                <w:szCs w:val="14"/>
-              </w:rPr>
-              <w:t xml:space="preserve">Source: Khan Academy (English - US curriculum)</w:t>
-            </w:r>
-          </w:p>
-          <w:p>
-            <w:pPr>
-              <w:spacing w:after="10" w:before="0"/>
-              <w:ind w:left="120"/>
-            </w:pPr>
-            <w:hyperlink w:history="1" r:id="rIdy7xl_7x8b_o9plcl2kjao">
-              <w:r>
-                <w:rPr>
-                  <w:rFonts w:ascii="Arial" w:cs="Arial" w:eastAsia="Arial" w:hAnsi="Arial"/>
-                  <w:color w:val="595959"/>
-                  <w:sz w:val="14"/>
-                  <w:szCs w:val="14"/>
-                  <w:u w:val="single" w:color="595959"/>
-                </w:rPr>
-                <w:t xml:space="preserve">🔍 Search ARES for similar videos</w:t>
-              </w:r>
-            </w:hyperlink>
-          </w:p>
-          <w:p>
-            <w:pPr>
-              <w:spacing w:after="40" w:before="0"/>
-            </w:pPr>
-            <w:r>
-              <w:rPr>
-                <w:sz w:val="14"/>
-                <w:szCs w:val="14"/>
-              </w:rPr>
-              <w:t xml:space="preserve"/>
-            </w:r>
-          </w:p>
-          <w:p>
-            <w:pPr>
-              <w:spacing w:after="20" w:before="0"/>
-            </w:pPr>
-            <w:r>
-              <w:rPr>
-                <w:rFonts w:ascii="Arial" w:cs="Arial" w:eastAsia="Arial" w:hAnsi="Arial"/>
-                <w:b/>
-                <w:bCs/>
-                <w:color w:val="1F3864"/>
-                <w:sz w:val="16"/>
-                <w:szCs w:val="16"/>
-              </w:rPr>
-              <w:t xml:space="preserve">📖 HTML:</w:t>
-            </w:r>
-          </w:p>
-          <w:p>
-            <w:pPr>
-              <w:spacing w:after="20" w:before="0"/>
-            </w:pPr>
-            <w:hyperlink w:history="1" r:id="rIdmmravcqzycoicfkevd005">
-              <w:r>
-                <w:rPr>
-                  <w:rFonts w:ascii="Arial" w:cs="Arial" w:eastAsia="Arial" w:hAnsi="Arial"/>
-                  <w:color w:val="2E75B6"/>
-                  <w:sz w:val="16"/>
-                  <w:szCs w:val="16"/>
-                  <w:u w:val="single" w:color="2E75B6"/>
-                </w:rPr>
-                <w:t xml:space="preserve">Area of a Triangle: Ice Cream Cones (PLIX)</w:t>
-              </w:r>
-            </w:hyperlink>
-          </w:p>
-          <w:p>
-            <w:pPr>
-              <w:spacing w:after="10" w:before="0"/>
-              <w:ind w:left="120"/>
-            </w:pPr>
-            <w:r>
-              <w:rPr>
-                <w:rFonts w:ascii="Arial" w:cs="Arial" w:eastAsia="Arial" w:hAnsi="Arial"/>
-                <w:color w:val="595959"/>
-                <w:sz w:val="14"/>
-                <w:szCs w:val="14"/>
-              </w:rPr>
-              <w:t xml:space="preserve">Source: CK-12</w:t>
-            </w:r>
-          </w:p>
-          <w:p>
-            <w:pPr>
-              <w:spacing w:after="10" w:before="0"/>
-              <w:ind w:left="120"/>
-            </w:pPr>
-            <w:hyperlink w:history="1" r:id="rIdif_k4qnwt2yezj-tjqftg">
+            <w:hyperlink w:history="1" r:id="rIdgcnwbq6p-bja36df5uedt">
               <w:r>
                 <w:rPr>
                   <w:rFonts w:ascii="Arial" w:cs="Arial" w:eastAsia="Arial" w:hAnsi="Arial"/>
@@ -6105,7 +6105,7 @@
             <w:pPr>
               <w:spacing w:after="20" w:before="0"/>
             </w:pPr>
-            <w:hyperlink w:history="1" r:id="rIdq4jntvyjl9-5potv7p5cz">
+            <w:hyperlink w:history="1" r:id="rIdajy7vcwqjrm388uxnqle2">
               <w:r>
                 <w:rPr>
                   <w:rFonts w:ascii="Arial" w:cs="Arial" w:eastAsia="Arial" w:hAnsi="Arial"/>
@@ -6138,7 +6138,7 @@
               <w:spacing w:after="10" w:before="0"/>
               <w:ind w:left="120"/>
             </w:pPr>
-            <w:hyperlink w:history="1" r:id="rIdfhjzmbbdyqxojxovurrzk">
+            <w:hyperlink w:history="1" r:id="rIditfgoztbo_rerctjri0nn">
               <w:r>
                 <w:rPr>
                   <w:rFonts w:ascii="Arial" w:cs="Arial" w:eastAsia="Arial" w:hAnsi="Arial"/>
@@ -6183,7 +6183,7 @@
             <w:pPr>
               <w:spacing w:after="20" w:before="0"/>
             </w:pPr>
-            <w:hyperlink w:history="1" r:id="rIds3luorqyx7dpmmolfbml0">
+            <w:hyperlink w:history="1" r:id="rIdbv6ymxacxvz59gxwbhciv">
               <w:r>
                 <w:rPr>
                   <w:rFonts w:ascii="Arial" w:cs="Arial" w:eastAsia="Arial" w:hAnsi="Arial"/>
@@ -6216,7 +6216,7 @@
               <w:spacing w:after="10" w:before="0"/>
               <w:ind w:left="120"/>
             </w:pPr>
-            <w:hyperlink w:history="1" r:id="rIdidttl-9rmyjlj0_6cqqze">
+            <w:hyperlink w:history="1" r:id="rIdkqjo4ztfnup9jkdkjnzws">
               <w:r>
                 <w:rPr>
                   <w:rFonts w:ascii="Arial" w:cs="Arial" w:eastAsia="Arial" w:hAnsi="Arial"/>
@@ -6411,7 +6411,7 @@
             <w:pPr>
               <w:spacing w:after="20" w:before="0"/>
             </w:pPr>
-            <w:hyperlink w:history="1" r:id="rIdgjap79gefmosuckeep39s">
+            <w:hyperlink w:history="1" r:id="rIdidu-ngusxqpxjafsypfb8">
               <w:r>
                 <w:rPr>
                   <w:rFonts w:ascii="Arial" w:cs="Arial" w:eastAsia="Arial" w:hAnsi="Arial"/>
@@ -6444,7 +6444,7 @@
               <w:spacing w:after="10" w:before="0"/>
               <w:ind w:left="120"/>
             </w:pPr>
-            <w:hyperlink w:history="1" r:id="rIdy1aakwlfzulsl4wnfaqmg">
+            <w:hyperlink w:history="1" r:id="rIdxxpleoz4b1txltbnryiex">
               <w:r>
                 <w:rPr>
                   <w:rFonts w:ascii="Arial" w:cs="Arial" w:eastAsia="Arial" w:hAnsi="Arial"/>
@@ -6489,7 +6489,7 @@
             <w:pPr>
               <w:spacing w:after="20" w:before="0"/>
             </w:pPr>
-            <w:hyperlink w:history="1" r:id="rIduic0hjfx07q_ewqzgb3ng">
+            <w:hyperlink w:history="1" r:id="rIdo9iuwiqwkgsobh_z3vekh">
               <w:r>
                 <w:rPr>
                   <w:rFonts w:ascii="Arial" w:cs="Arial" w:eastAsia="Arial" w:hAnsi="Arial"/>
@@ -6522,7 +6522,7 @@
               <w:spacing w:after="10" w:before="0"/>
               <w:ind w:left="120"/>
             </w:pPr>
-            <w:hyperlink w:history="1" r:id="rIdssrmhiidg0p-2axkwuemk">
+            <w:hyperlink w:history="1" r:id="rId25yhshag1s1ll-znfcff2">
               <w:r>
                 <w:rPr>
                   <w:rFonts w:ascii="Arial" w:cs="Arial" w:eastAsia="Arial" w:hAnsi="Arial"/>
@@ -6717,7 +6717,7 @@
             <w:pPr>
               <w:spacing w:after="20" w:before="0"/>
             </w:pPr>
-            <w:hyperlink w:history="1" r:id="rIdwislh5-yh9n9azipr2w54">
+            <w:hyperlink w:history="1" r:id="rId_odfhq-m6w2vizsocc_al">
               <w:r>
                 <w:rPr>
                   <w:rFonts w:ascii="Arial" w:cs="Arial" w:eastAsia="Arial" w:hAnsi="Arial"/>
@@ -6750,7 +6750,7 @@
               <w:spacing w:after="10" w:before="0"/>
               <w:ind w:left="120"/>
             </w:pPr>
-            <w:hyperlink w:history="1" r:id="rIdluxxrl4_2sc9jc5b_ekfo">
+            <w:hyperlink w:history="1" r:id="rId8dxevtkmlhntctzjkea_h">
               <w:r>
                 <w:rPr>
                   <w:rFonts w:ascii="Arial" w:cs="Arial" w:eastAsia="Arial" w:hAnsi="Arial"/>
@@ -6795,7 +6795,7 @@
             <w:pPr>
               <w:spacing w:after="20" w:before="0"/>
             </w:pPr>
-            <w:hyperlink w:history="1" r:id="rId2sz0_4h0ftxgtbhq3nkq4">
+            <w:hyperlink w:history="1" r:id="rIdufhtzzmtkolhqimaxgoal">
               <w:r>
                 <w:rPr>
                   <w:rFonts w:ascii="Arial" w:cs="Arial" w:eastAsia="Arial" w:hAnsi="Arial"/>
@@ -6828,7 +6828,7 @@
               <w:spacing w:after="10" w:before="0"/>
               <w:ind w:left="120"/>
             </w:pPr>
-            <w:hyperlink w:history="1" r:id="rIdd-cjfqbn2wllipposm4nj">
+            <w:hyperlink w:history="1" r:id="rIdudtarxcpgfmjxe1c05tp8">
               <w:r>
                 <w:rPr>
                   <w:rFonts w:ascii="Arial" w:cs="Arial" w:eastAsia="Arial" w:hAnsi="Arial"/>
@@ -7023,7 +7023,7 @@
             <w:pPr>
               <w:spacing w:after="20" w:before="0"/>
             </w:pPr>
-            <w:hyperlink w:history="1" r:id="rIdust5hnsawfe_dnosreckn">
+            <w:hyperlink w:history="1" r:id="rId_rchrud1ikqr6qyok3pwa">
               <w:r>
                 <w:rPr>
                   <w:rFonts w:ascii="Arial" w:cs="Arial" w:eastAsia="Arial" w:hAnsi="Arial"/>
@@ -7056,7 +7056,7 @@
               <w:spacing w:after="10" w:before="0"/>
               <w:ind w:left="120"/>
             </w:pPr>
-            <w:hyperlink w:history="1" r:id="rId4dccdmsxfqqilgesjt2uz">
+            <w:hyperlink w:history="1" r:id="rIdnexxahuk9cadgv-x_yoqv">
               <w:r>
                 <w:rPr>
                   <w:rFonts w:ascii="Arial" w:cs="Arial" w:eastAsia="Arial" w:hAnsi="Arial"/>
@@ -7094,6 +7094,312 @@
                 <w:sz w:val="16"/>
                 <w:szCs w:val="16"/>
               </w:rPr>
+              <w:t xml:space="preserve">📖 EXERCISE:</w:t>
+            </w:r>
+          </w:p>
+          <w:p>
+            <w:pPr>
+              <w:spacing w:after="20" w:before="0"/>
+            </w:pPr>
+            <w:hyperlink w:history="1" r:id="rIdgvzclybrl9qlfo_d63v8i">
+              <w:r>
+                <w:rPr>
+                  <w:rFonts w:ascii="Arial" w:cs="Arial" w:eastAsia="Arial" w:hAnsi="Arial"/>
+                  <w:color w:val="2E75B6"/>
+                  <w:sz w:val="16"/>
+                  <w:szCs w:val="16"/>
+                  <w:u w:val="single" w:color="2E75B6"/>
+                </w:rPr>
+                <w:t xml:space="preserve">Find missing length when given area of a triangle</w:t>
+              </w:r>
+            </w:hyperlink>
+          </w:p>
+          <w:p>
+            <w:pPr>
+              <w:spacing w:after="10" w:before="0"/>
+              <w:ind w:left="120"/>
+            </w:pPr>
+            <w:r>
+              <w:rPr>
+                <w:rFonts w:ascii="Arial" w:cs="Arial" w:eastAsia="Arial" w:hAnsi="Arial"/>
+                <w:color w:val="595959"/>
+                <w:sz w:val="14"/>
+                <w:szCs w:val="14"/>
+              </w:rPr>
+              <w:t xml:space="preserve">Source: Khan Academy (English - US curriculum)</w:t>
+            </w:r>
+          </w:p>
+          <w:p>
+            <w:pPr>
+              <w:spacing w:after="10" w:before="0"/>
+              <w:ind w:left="120"/>
+            </w:pPr>
+            <w:hyperlink w:history="1" r:id="rIdbolhihgmd2mw1qphu60ca">
+              <w:r>
+                <w:rPr>
+                  <w:rFonts w:ascii="Arial" w:cs="Arial" w:eastAsia="Arial" w:hAnsi="Arial"/>
+                  <w:color w:val="595959"/>
+                  <w:sz w:val="14"/>
+                  <w:szCs w:val="14"/>
+                  <w:u w:val="single" w:color="595959"/>
+                </w:rPr>
+                <w:t xml:space="preserve">🔍 Search ARES for similar readings</w:t>
+              </w:r>
+            </w:hyperlink>
+          </w:p>
+        </w:tc>
+        <w:tc>
+          <w:tcPr>
+            <w:tcW w:type="dxa" w:w="3040"/>
+            <w:shd w:fill="FFFFFF" w:color="auto" w:val="clear"/>
+            <w:tcMar>
+              <w:top w:type="dxa" w:w="60"/>
+              <w:left w:type="dxa" w:w="120"/>
+              <w:bottom w:type="dxa" w:w="60"/>
+              <w:right w:type="dxa" w:w="120"/>
+            </w:tcMar>
+            <w:vAlign w:val="top"/>
+          </w:tcPr>
+          <w:p>
+            <w:pPr>
+              <w:spacing w:after="40" w:before="0"/>
+              <w:jc w:val="left"/>
+            </w:pPr>
+            <w:r>
+              <w:rPr>
+                <w:rFonts w:ascii="Arial" w:cs="Arial" w:eastAsia="Arial" w:hAnsi="Arial"/>
+                <w:b w:val="false"/>
+                <w:bCs w:val="false"/>
+                <w:i w:val="false"/>
+                <w:iCs w:val="false"/>
+                <w:color w:val="000000"/>
+                <w:sz w:val="18"/>
+                <w:szCs w:val="18"/>
+              </w:rPr>
+              <w:t xml:space="preserve">Each learner writes one sticky note (or index card) responding to the prompt: 'What new evidence from today's lesson helps the Nakuru surveyor answer the driving question — how can she calculate the exact area of the irregularly shaped shamba?' Learners also write one remaining question they still have. Cards are placed on the DQB under two columns: 'Evidence We Now Have' and 'Questions We Still Have.' The teacher reads three evidence cards and two question cards aloud to the class, annotating the DQB. The class agrees on a collective evidence statement to add: 'When two sides and the included angle of a triangle are known, A = ½ab sin θ gives the exact area — even without a measurable height.' The teacher also returns to the three predictions written at the start of the lesson and asks: 'Were any of our predictions correct? What surprised you?'</w:t>
+            </w:r>
+          </w:p>
+        </w:tc>
+        <w:tc>
+          <w:tcPr>
+            <w:tcW w:type="dxa" w:w="3040"/>
+            <w:shd w:fill="F2F2F2" w:color="auto" w:val="clear"/>
+            <w:tcMar>
+              <w:top w:type="dxa" w:w="60"/>
+              <w:left w:type="dxa" w:w="120"/>
+              <w:bottom w:type="dxa" w:w="60"/>
+              <w:right w:type="dxa" w:w="120"/>
+            </w:tcMar>
+            <w:vAlign w:val="top"/>
+          </w:tcPr>
+          <w:p>
+            <w:pPr>
+              <w:spacing w:after="40" w:before="0"/>
+              <w:jc w:val="left"/>
+            </w:pPr>
+            <w:r>
+              <w:rPr>
+                <w:rFonts w:ascii="Arial" w:cs="Arial" w:eastAsia="Arial" w:hAnsi="Arial"/>
+                <w:b w:val="false"/>
+                <w:bCs w:val="false"/>
+                <w:i w:val="false"/>
+                <w:iCs w:val="false"/>
+                <w:color w:val="000000"/>
+                <w:sz w:val="18"/>
+                <w:szCs w:val="18"/>
+              </w:rPr>
+              <w:t xml:space="preserve">Distribute sticky notes or index cards. Say verbatim: 'Write one piece of evidence from today that helps the surveyor, and one question you still have — you have 3 minutes.' After collection, read three evidence cards aloud verbatim, then ask: 'Does everyone agree this is evidence for our driving question? Thumbs up, sideways, or down.' Read two question cards aloud and say: 'These are great questions — hold them. Some will be answered in Lessons 3 and 4.' Write the class consensus evidence statement on the DQB in a different colour marker. Then point to the Predictions corner: 'At the start of the lesson, [Learner Name] predicted the formula could be rescued. Were they right? How?' Wait 10 seconds. Cold-call the learner whose prediction was referenced. Affirm: 'Yes — and the rescue came from trigonometry we already knew.'</w:t>
+            </w:r>
+          </w:p>
+        </w:tc>
+        <w:tc>
+          <w:tcPr>
+            <w:tcW w:type="dxa" w:w="3040"/>
+            <w:shd w:fill="FFFFFF" w:color="auto" w:val="clear"/>
+            <w:tcMar>
+              <w:top w:type="dxa" w:w="60"/>
+              <w:left w:type="dxa" w:w="120"/>
+              <w:bottom w:type="dxa" w:w="60"/>
+              <w:right w:type="dxa" w:w="120"/>
+            </w:tcMar>
+            <w:vAlign w:val="top"/>
+          </w:tcPr>
+          <w:p>
+            <w:pPr>
+              <w:spacing w:after="40" w:before="0"/>
+              <w:jc w:val="left"/>
+            </w:pPr>
+            <w:r>
+              <w:rPr>
+                <w:rFonts w:ascii="Arial" w:cs="Arial" w:eastAsia="Arial" w:hAnsi="Arial"/>
+                <w:b w:val="false"/>
+                <w:bCs w:val="false"/>
+                <w:i w:val="false"/>
+                <w:iCs w:val="false"/>
+                <w:color w:val="000000"/>
+                <w:sz w:val="18"/>
+                <w:szCs w:val="18"/>
+              </w:rPr>
+              <w:t xml:space="preserve">Driving Question Board — Evidence Tracking (NGSS Practice: Engaging in Argument from Evidence): the DQB makes the cumulative nature of the evidence sequence visible. By physically placing a new card each lesson, learners see their growing toolkit. The return to opening predictions reinforces metacognitive reflection and shows learners that productive scientific thinking often starts with good predictions, not correct ones.</w:t>
+            </w:r>
+          </w:p>
+        </w:tc>
+        <w:tc>
+          <w:tcPr>
+            <w:tcW w:type="dxa" w:w="3040"/>
+            <w:shd w:fill="F2F2F2" w:color="auto" w:val="clear"/>
+            <w:tcMar>
+              <w:top w:type="dxa" w:w="60"/>
+              <w:left w:type="dxa" w:w="120"/>
+              <w:bottom w:type="dxa" w:w="60"/>
+              <w:right w:type="dxa" w:w="120"/>
+            </w:tcMar>
+            <w:vAlign w:val="top"/>
+          </w:tcPr>
+          <w:p>
+            <w:pPr>
+              <w:spacing w:after="40" w:before="0"/>
+              <w:jc w:val="left"/>
+            </w:pPr>
+            <w:r>
+              <w:rPr>
+                <w:rFonts w:ascii="Arial" w:cs="Arial" w:eastAsia="Arial" w:hAnsi="Arial"/>
+                <w:b w:val="false"/>
+                <w:bCs w:val="false"/>
+                <w:i w:val="false"/>
+                <w:iCs w:val="false"/>
+                <w:color w:val="000000"/>
+                <w:sz w:val="18"/>
+                <w:szCs w:val="18"/>
+              </w:rPr>
+              <w:t xml:space="preserve">Observable indicator: The learner's evidence card correctly names the formula A = ½ab sin θ and specifies the condition (two sides and included angle known). A strong card also links to the shamba context (e.g., 'The surveyor can now find the area of the triangular corners of the five-sided plot'). Vague cards ('we learned a new formula') indicate surface-level engagement — these learners should be paired with stronger peers during Lesson 3's group work.</w:t>
+            </w:r>
+          </w:p>
+        </w:tc>
+      </w:tr>
+      <w:tr>
+        <w:tc>
+          <w:tcPr>
+            <w:tcW w:type="dxa" w:w="1520"/>
+            <w:shd w:fill="D5E8F0" w:color="auto" w:val="clear"/>
+            <w:tcMar>
+              <w:top w:type="dxa" w:w="60"/>
+              <w:left w:type="dxa" w:w="120"/>
+              <w:bottom w:type="dxa" w:w="60"/>
+              <w:right w:type="dxa" w:w="120"/>
+            </w:tcMar>
+            <w:vAlign w:val="top"/>
+          </w:tcPr>
+          <w:p>
+            <w:pPr>
+              <w:spacing w:after="40" w:before="0"/>
+              <w:jc w:val="left"/>
+            </w:pPr>
+            <w:r>
+              <w:rPr>
+                <w:rFonts w:ascii="Arial" w:cs="Arial" w:eastAsia="Arial" w:hAnsi="Arial"/>
+                <w:b/>
+                <w:bCs/>
+                <w:i w:val="false"/>
+                <w:iCs w:val="false"/>
+                <w:color w:val="000000"/>
+                <w:sz w:val="18"/>
+                <w:szCs w:val="18"/>
+              </w:rPr>
+              <w:t xml:space="preserve">Model Building Phase</w:t>
+            </w:r>
+          </w:p>
+          <w:p>
+            <w:pPr>
+              <w:spacing w:after="20" w:before="0"/>
+            </w:pPr>
+            <w:r>
+              <w:rPr>
+                <w:rFonts w:ascii="Arial" w:cs="Arial" w:eastAsia="Arial" w:hAnsi="Arial"/>
+                <w:b/>
+                <w:bCs/>
+                <w:color w:val="1F3864"/>
+                <w:sz w:val="16"/>
+                <w:szCs w:val="16"/>
+              </w:rPr>
+              <w:t xml:space="preserve">📹 VIDEO:</w:t>
+            </w:r>
+          </w:p>
+          <w:p>
+            <w:pPr>
+              <w:spacing w:after="20" w:before="0"/>
+            </w:pPr>
+            <w:hyperlink w:history="1" r:id="rIdtje6baoqh4ojxhd0jdyh_">
+              <w:r>
+                <w:rPr>
+                  <w:rFonts w:ascii="Arial" w:cs="Arial" w:eastAsia="Arial" w:hAnsi="Arial"/>
+                  <w:color w:val="2E75B6"/>
+                  <w:sz w:val="16"/>
+                  <w:szCs w:val="16"/>
+                  <w:u w:val="single" w:color="2E75B6"/>
+                </w:rPr>
+                <w:t xml:space="preserve">Manipulating formulas: area</w:t>
+              </w:r>
+            </w:hyperlink>
+          </w:p>
+          <w:p>
+            <w:pPr>
+              <w:spacing w:after="10" w:before="0"/>
+              <w:ind w:left="120"/>
+            </w:pPr>
+            <w:r>
+              <w:rPr>
+                <w:rFonts w:ascii="Arial" w:cs="Arial" w:eastAsia="Arial" w:hAnsi="Arial"/>
+                <w:color w:val="595959"/>
+                <w:sz w:val="14"/>
+                <w:szCs w:val="14"/>
+              </w:rPr>
+              <w:t xml:space="preserve">Source: Khan Academy (English - US curriculum)</w:t>
+            </w:r>
+          </w:p>
+          <w:p>
+            <w:pPr>
+              <w:spacing w:after="10" w:before="0"/>
+              <w:ind w:left="120"/>
+            </w:pPr>
+            <w:hyperlink w:history="1" r:id="rIdoxbjmnniadzsy7lme3qfo">
+              <w:r>
+                <w:rPr>
+                  <w:rFonts w:ascii="Arial" w:cs="Arial" w:eastAsia="Arial" w:hAnsi="Arial"/>
+                  <w:color w:val="595959"/>
+                  <w:sz w:val="14"/>
+                  <w:szCs w:val="14"/>
+                  <w:u w:val="single" w:color="595959"/>
+                </w:rPr>
+                <w:t xml:space="preserve">🔍 Search ARES for similar videos</w:t>
+              </w:r>
+            </w:hyperlink>
+          </w:p>
+          <w:p>
+            <w:pPr>
+              <w:spacing w:after="40" w:before="0"/>
+            </w:pPr>
+            <w:r>
+              <w:rPr>
+                <w:sz w:val="14"/>
+                <w:szCs w:val="14"/>
+              </w:rPr>
+              <w:t xml:space="preserve"/>
+            </w:r>
+          </w:p>
+          <w:p>
+            <w:pPr>
+              <w:spacing w:after="20" w:before="0"/>
+            </w:pPr>
+            <w:r>
+              <w:rPr>
+                <w:rFonts w:ascii="Arial" w:cs="Arial" w:eastAsia="Arial" w:hAnsi="Arial"/>
+                <w:b/>
+                <w:bCs/>
+                <w:color w:val="1F3864"/>
+                <w:sz w:val="16"/>
+                <w:szCs w:val="16"/>
+              </w:rPr>
               <w:t xml:space="preserve">📖 HTML:</w:t>
             </w:r>
           </w:p>
@@ -7101,7 +7407,7 @@
             <w:pPr>
               <w:spacing w:after="20" w:before="0"/>
             </w:pPr>
-            <w:hyperlink w:history="1" r:id="rIdup1_zc2jwcfjvrzdiejij">
+            <w:hyperlink w:history="1" r:id="rIdghtedbgpeqgvhqq11qnok">
               <w:r>
                 <w:rPr>
                   <w:rFonts w:ascii="Arial" w:cs="Arial" w:eastAsia="Arial" w:hAnsi="Arial"/>
@@ -7134,313 +7440,7 @@
               <w:spacing w:after="10" w:before="0"/>
               <w:ind w:left="120"/>
             </w:pPr>
-            <w:hyperlink w:history="1" r:id="rIdamlakk46csstyf1vckjka">
-              <w:r>
-                <w:rPr>
-                  <w:rFonts w:ascii="Arial" w:cs="Arial" w:eastAsia="Arial" w:hAnsi="Arial"/>
-                  <w:color w:val="595959"/>
-                  <w:sz w:val="14"/>
-                  <w:szCs w:val="14"/>
-                  <w:u w:val="single" w:color="595959"/>
-                </w:rPr>
-                <w:t xml:space="preserve">🔍 Search ARES for similar readings</w:t>
-              </w:r>
-            </w:hyperlink>
-          </w:p>
-        </w:tc>
-        <w:tc>
-          <w:tcPr>
-            <w:tcW w:type="dxa" w:w="3040"/>
-            <w:shd w:fill="FFFFFF" w:color="auto" w:val="clear"/>
-            <w:tcMar>
-              <w:top w:type="dxa" w:w="60"/>
-              <w:left w:type="dxa" w:w="120"/>
-              <w:bottom w:type="dxa" w:w="60"/>
-              <w:right w:type="dxa" w:w="120"/>
-            </w:tcMar>
-            <w:vAlign w:val="top"/>
-          </w:tcPr>
-          <w:p>
-            <w:pPr>
-              <w:spacing w:after="40" w:before="0"/>
-              <w:jc w:val="left"/>
-            </w:pPr>
-            <w:r>
-              <w:rPr>
-                <w:rFonts w:ascii="Arial" w:cs="Arial" w:eastAsia="Arial" w:hAnsi="Arial"/>
-                <w:b w:val="false"/>
-                <w:bCs w:val="false"/>
-                <w:i w:val="false"/>
-                <w:iCs w:val="false"/>
-                <w:color w:val="000000"/>
-                <w:sz w:val="18"/>
-                <w:szCs w:val="18"/>
-              </w:rPr>
-              <w:t xml:space="preserve">Each learner writes one sticky note (or index card) responding to the prompt: 'What new evidence from today's lesson helps the Nakuru surveyor answer the driving question — how can she calculate the exact area of the irregularly shaped shamba?' Learners also write one remaining question they still have. Cards are placed on the DQB under two columns: 'Evidence We Now Have' and 'Questions We Still Have.' The teacher reads three evidence cards and two question cards aloud to the class, annotating the DQB. The class agrees on a collective evidence statement to add: 'When two sides and the included angle of a triangle are known, A = ½ab sin θ gives the exact area — even without a measurable height.' The teacher also returns to the three predictions written at the start of the lesson and asks: 'Were any of our predictions correct? What surprised you?'</w:t>
-            </w:r>
-          </w:p>
-        </w:tc>
-        <w:tc>
-          <w:tcPr>
-            <w:tcW w:type="dxa" w:w="3040"/>
-            <w:shd w:fill="F2F2F2" w:color="auto" w:val="clear"/>
-            <w:tcMar>
-              <w:top w:type="dxa" w:w="60"/>
-              <w:left w:type="dxa" w:w="120"/>
-              <w:bottom w:type="dxa" w:w="60"/>
-              <w:right w:type="dxa" w:w="120"/>
-            </w:tcMar>
-            <w:vAlign w:val="top"/>
-          </w:tcPr>
-          <w:p>
-            <w:pPr>
-              <w:spacing w:after="40" w:before="0"/>
-              <w:jc w:val="left"/>
-            </w:pPr>
-            <w:r>
-              <w:rPr>
-                <w:rFonts w:ascii="Arial" w:cs="Arial" w:eastAsia="Arial" w:hAnsi="Arial"/>
-                <w:b w:val="false"/>
-                <w:bCs w:val="false"/>
-                <w:i w:val="false"/>
-                <w:iCs w:val="false"/>
-                <w:color w:val="000000"/>
-                <w:sz w:val="18"/>
-                <w:szCs w:val="18"/>
-              </w:rPr>
-              <w:t xml:space="preserve">Distribute sticky notes or index cards. Say verbatim: 'Write one piece of evidence from today that helps the surveyor, and one question you still have — you have 3 minutes.' After collection, read three evidence cards aloud verbatim, then ask: 'Does everyone agree this is evidence for our driving question? Thumbs up, sideways, or down.' Read two question cards aloud and say: 'These are great questions — hold them. Some will be answered in Lessons 3 and 4.' Write the class consensus evidence statement on the DQB in a different colour marker. Then point to the Predictions corner: 'At the start of the lesson, [Learner Name] predicted the formula could be rescued. Were they right? How?' Wait 10 seconds. Cold-call the learner whose prediction was referenced. Affirm: 'Yes — and the rescue came from trigonometry we already knew.'</w:t>
-            </w:r>
-          </w:p>
-        </w:tc>
-        <w:tc>
-          <w:tcPr>
-            <w:tcW w:type="dxa" w:w="3040"/>
-            <w:shd w:fill="FFFFFF" w:color="auto" w:val="clear"/>
-            <w:tcMar>
-              <w:top w:type="dxa" w:w="60"/>
-              <w:left w:type="dxa" w:w="120"/>
-              <w:bottom w:type="dxa" w:w="60"/>
-              <w:right w:type="dxa" w:w="120"/>
-            </w:tcMar>
-            <w:vAlign w:val="top"/>
-          </w:tcPr>
-          <w:p>
-            <w:pPr>
-              <w:spacing w:after="40" w:before="0"/>
-              <w:jc w:val="left"/>
-            </w:pPr>
-            <w:r>
-              <w:rPr>
-                <w:rFonts w:ascii="Arial" w:cs="Arial" w:eastAsia="Arial" w:hAnsi="Arial"/>
-                <w:b w:val="false"/>
-                <w:bCs w:val="false"/>
-                <w:i w:val="false"/>
-                <w:iCs w:val="false"/>
-                <w:color w:val="000000"/>
-                <w:sz w:val="18"/>
-                <w:szCs w:val="18"/>
-              </w:rPr>
-              <w:t xml:space="preserve">Driving Question Board — Evidence Tracking (NGSS Practice: Engaging in Argument from Evidence): the DQB makes the cumulative nature of the evidence sequence visible. By physically placing a new card each lesson, learners see their growing toolkit. The return to opening predictions reinforces metacognitive reflection and shows learners that productive scientific thinking often starts with good predictions, not correct ones.</w:t>
-            </w:r>
-          </w:p>
-        </w:tc>
-        <w:tc>
-          <w:tcPr>
-            <w:tcW w:type="dxa" w:w="3040"/>
-            <w:shd w:fill="F2F2F2" w:color="auto" w:val="clear"/>
-            <w:tcMar>
-              <w:top w:type="dxa" w:w="60"/>
-              <w:left w:type="dxa" w:w="120"/>
-              <w:bottom w:type="dxa" w:w="60"/>
-              <w:right w:type="dxa" w:w="120"/>
-            </w:tcMar>
-            <w:vAlign w:val="top"/>
-          </w:tcPr>
-          <w:p>
-            <w:pPr>
-              <w:spacing w:after="40" w:before="0"/>
-              <w:jc w:val="left"/>
-            </w:pPr>
-            <w:r>
-              <w:rPr>
-                <w:rFonts w:ascii="Arial" w:cs="Arial" w:eastAsia="Arial" w:hAnsi="Arial"/>
-                <w:b w:val="false"/>
-                <w:bCs w:val="false"/>
-                <w:i w:val="false"/>
-                <w:iCs w:val="false"/>
-                <w:color w:val="000000"/>
-                <w:sz w:val="18"/>
-                <w:szCs w:val="18"/>
-              </w:rPr>
-              <w:t xml:space="preserve">Observable indicator: The learner's evidence card correctly names the formula A = ½ab sin θ and specifies the condition (two sides and included angle known). A strong card also links to the shamba context (e.g., 'The surveyor can now find the area of the triangular corners of the five-sided plot'). Vague cards ('we learned a new formula') indicate surface-level engagement — these learners should be paired with stronger peers during Lesson 3's group work.</w:t>
-            </w:r>
-          </w:p>
-        </w:tc>
-      </w:tr>
-      <w:tr>
-        <w:tc>
-          <w:tcPr>
-            <w:tcW w:type="dxa" w:w="1520"/>
-            <w:shd w:fill="D5E8F0" w:color="auto" w:val="clear"/>
-            <w:tcMar>
-              <w:top w:type="dxa" w:w="60"/>
-              <w:left w:type="dxa" w:w="120"/>
-              <w:bottom w:type="dxa" w:w="60"/>
-              <w:right w:type="dxa" w:w="120"/>
-            </w:tcMar>
-            <w:vAlign w:val="top"/>
-          </w:tcPr>
-          <w:p>
-            <w:pPr>
-              <w:spacing w:after="40" w:before="0"/>
-              <w:jc w:val="left"/>
-            </w:pPr>
-            <w:r>
-              <w:rPr>
-                <w:rFonts w:ascii="Arial" w:cs="Arial" w:eastAsia="Arial" w:hAnsi="Arial"/>
-                <w:b/>
-                <w:bCs/>
-                <w:i w:val="false"/>
-                <w:iCs w:val="false"/>
-                <w:color w:val="000000"/>
-                <w:sz w:val="18"/>
-                <w:szCs w:val="18"/>
-              </w:rPr>
-              <w:t xml:space="preserve">Model Building Phase</w:t>
-            </w:r>
-          </w:p>
-          <w:p>
-            <w:pPr>
-              <w:spacing w:after="20" w:before="0"/>
-            </w:pPr>
-            <w:r>
-              <w:rPr>
-                <w:rFonts w:ascii="Arial" w:cs="Arial" w:eastAsia="Arial" w:hAnsi="Arial"/>
-                <w:b/>
-                <w:bCs/>
-                <w:color w:val="1F3864"/>
-                <w:sz w:val="16"/>
-                <w:szCs w:val="16"/>
-              </w:rPr>
-              <w:t xml:space="preserve">📹 VIDEO:</w:t>
-            </w:r>
-          </w:p>
-          <w:p>
-            <w:pPr>
-              <w:spacing w:after="20" w:before="0"/>
-            </w:pPr>
-            <w:hyperlink w:history="1" r:id="rIdhoujzgcqt-3mtyfq4iyjv">
-              <w:r>
-                <w:rPr>
-                  <w:rFonts w:ascii="Arial" w:cs="Arial" w:eastAsia="Arial" w:hAnsi="Arial"/>
-                  <w:color w:val="2E75B6"/>
-                  <w:sz w:val="16"/>
-                  <w:szCs w:val="16"/>
-                  <w:u w:val="single" w:color="2E75B6"/>
-                </w:rPr>
-                <w:t xml:space="preserve">Manipulating formulas: area</w:t>
-              </w:r>
-            </w:hyperlink>
-          </w:p>
-          <w:p>
-            <w:pPr>
-              <w:spacing w:after="10" w:before="0"/>
-              <w:ind w:left="120"/>
-            </w:pPr>
-            <w:r>
-              <w:rPr>
-                <w:rFonts w:ascii="Arial" w:cs="Arial" w:eastAsia="Arial" w:hAnsi="Arial"/>
-                <w:color w:val="595959"/>
-                <w:sz w:val="14"/>
-                <w:szCs w:val="14"/>
-              </w:rPr>
-              <w:t xml:space="preserve">Source: Khan Academy (English - US curriculum)</w:t>
-            </w:r>
-          </w:p>
-          <w:p>
-            <w:pPr>
-              <w:spacing w:after="10" w:before="0"/>
-              <w:ind w:left="120"/>
-            </w:pPr>
-            <w:hyperlink w:history="1" r:id="rIdae5guicde8vp6-d4qppsj">
-              <w:r>
-                <w:rPr>
-                  <w:rFonts w:ascii="Arial" w:cs="Arial" w:eastAsia="Arial" w:hAnsi="Arial"/>
-                  <w:color w:val="595959"/>
-                  <w:sz w:val="14"/>
-                  <w:szCs w:val="14"/>
-                  <w:u w:val="single" w:color="595959"/>
-                </w:rPr>
-                <w:t xml:space="preserve">🔍 Search ARES for similar videos</w:t>
-              </w:r>
-            </w:hyperlink>
-          </w:p>
-          <w:p>
-            <w:pPr>
-              <w:spacing w:after="40" w:before="0"/>
-            </w:pPr>
-            <w:r>
-              <w:rPr>
-                <w:sz w:val="14"/>
-                <w:szCs w:val="14"/>
-              </w:rPr>
-              <w:t xml:space="preserve"/>
-            </w:r>
-          </w:p>
-          <w:p>
-            <w:pPr>
-              <w:spacing w:after="20" w:before="0"/>
-            </w:pPr>
-            <w:r>
-              <w:rPr>
-                <w:rFonts w:ascii="Arial" w:cs="Arial" w:eastAsia="Arial" w:hAnsi="Arial"/>
-                <w:b/>
-                <w:bCs/>
-                <w:color w:val="1F3864"/>
-                <w:sz w:val="16"/>
-                <w:szCs w:val="16"/>
-              </w:rPr>
-              <w:t xml:space="preserve">📖 HTML:</w:t>
-            </w:r>
-          </w:p>
-          <w:p>
-            <w:pPr>
-              <w:spacing w:after="20" w:before="0"/>
-            </w:pPr>
-            <w:hyperlink w:history="1" r:id="rId72ghk9fhvpry4jwgdmdvs">
-              <w:r>
-                <w:rPr>
-                  <w:rFonts w:ascii="Arial" w:cs="Arial" w:eastAsia="Arial" w:hAnsi="Arial"/>
-                  <w:color w:val="2E75B6"/>
-                  <w:sz w:val="16"/>
-                  <w:szCs w:val="16"/>
-                  <w:u w:val="single" w:color="2E75B6"/>
-                </w:rPr>
-                <w:t xml:space="preserve">Area of a Triangle: Ice Cream Cones (PLIX)</w:t>
-              </w:r>
-            </w:hyperlink>
-          </w:p>
-          <w:p>
-            <w:pPr>
-              <w:spacing w:after="10" w:before="0"/>
-              <w:ind w:left="120"/>
-            </w:pPr>
-            <w:r>
-              <w:rPr>
-                <w:rFonts w:ascii="Arial" w:cs="Arial" w:eastAsia="Arial" w:hAnsi="Arial"/>
-                <w:color w:val="595959"/>
-                <w:sz w:val="14"/>
-                <w:szCs w:val="14"/>
-              </w:rPr>
-              <w:t xml:space="preserve">Source: CK-12</w:t>
-            </w:r>
-          </w:p>
-          <w:p>
-            <w:pPr>
-              <w:spacing w:after="10" w:before="0"/>
-              <w:ind w:left="120"/>
-            </w:pPr>
-            <w:hyperlink w:history="1" r:id="rIdkf43s_g9hwfrhm8bvr_64">
+            <w:hyperlink w:history="1" r:id="rIdb4u5x1mv7eac6osbnrmks">
               <w:r>
                 <w:rPr>
                   <w:rFonts w:ascii="Arial" w:cs="Arial" w:eastAsia="Arial" w:hAnsi="Arial"/>
@@ -8927,7 +8927,7 @@
             <w:pPr>
               <w:spacing w:after="20" w:before="0"/>
             </w:pPr>
-            <w:hyperlink w:history="1" r:id="rId0i1ktrkb-ahj3guu7xd5p">
+            <w:hyperlink w:history="1" r:id="rIdnavwj5kgtwo3cv7hxvdwa">
               <w:r>
                 <w:rPr>
                   <w:rFonts w:ascii="Arial" w:cs="Arial" w:eastAsia="Arial" w:hAnsi="Arial"/>
@@ -8960,7 +8960,7 @@
               <w:spacing w:after="10" w:before="0"/>
               <w:ind w:left="120"/>
             </w:pPr>
-            <w:hyperlink w:history="1" r:id="rIdxdyu7co1fx1q9y3qwlawc">
+            <w:hyperlink w:history="1" r:id="rIdxguinak_aifru9ers7_mi">
               <w:r>
                 <w:rPr>
                   <w:rFonts w:ascii="Arial" w:cs="Arial" w:eastAsia="Arial" w:hAnsi="Arial"/>
@@ -9005,7 +9005,7 @@
             <w:pPr>
               <w:spacing w:after="20" w:before="0"/>
             </w:pPr>
-            <w:hyperlink w:history="1" r:id="rIdjf2tqsohvebpwoqxclpq0">
+            <w:hyperlink w:history="1" r:id="rIdzed6lsyqkczqej0vr97vs">
               <w:r>
                 <w:rPr>
                   <w:rFonts w:ascii="Arial" w:cs="Arial" w:eastAsia="Arial" w:hAnsi="Arial"/>
@@ -9038,7 +9038,7 @@
               <w:spacing w:after="10" w:before="0"/>
               <w:ind w:left="120"/>
             </w:pPr>
-            <w:hyperlink w:history="1" r:id="rId8zhqcktwaitow5auwxons">
+            <w:hyperlink w:history="1" r:id="rIdkl25ifzixu4tbryv44cf9">
               <w:r>
                 <w:rPr>
                   <w:rFonts w:ascii="Arial" w:cs="Arial" w:eastAsia="Arial" w:hAnsi="Arial"/>
@@ -9233,7 +9233,7 @@
             <w:pPr>
               <w:spacing w:after="20" w:before="0"/>
             </w:pPr>
-            <w:hyperlink w:history="1" r:id="rIdyh2knzb_dzhztcow1e5n4">
+            <w:hyperlink w:history="1" r:id="rIdujqb09pzmbvxmgslgkvax">
               <w:r>
                 <w:rPr>
                   <w:rFonts w:ascii="Arial" w:cs="Arial" w:eastAsia="Arial" w:hAnsi="Arial"/>
@@ -9266,7 +9266,7 @@
               <w:spacing w:after="10" w:before="0"/>
               <w:ind w:left="120"/>
             </w:pPr>
-            <w:hyperlink w:history="1" r:id="rIdfhgqdxerndykpql-klco5">
+            <w:hyperlink w:history="1" r:id="rId8-anjaurlxmqps-p33mft">
               <w:r>
                 <w:rPr>
                   <w:rFonts w:ascii="Arial" w:cs="Arial" w:eastAsia="Arial" w:hAnsi="Arial"/>
@@ -9311,7 +9311,7 @@
             <w:pPr>
               <w:spacing w:after="20" w:before="0"/>
             </w:pPr>
-            <w:hyperlink w:history="1" r:id="rIdxl2a74zwvkxny4wfw7bc9">
+            <w:hyperlink w:history="1" r:id="rIdu3-1_crxccncz85rxoppl">
               <w:r>
                 <w:rPr>
                   <w:rFonts w:ascii="Arial" w:cs="Arial" w:eastAsia="Arial" w:hAnsi="Arial"/>
@@ -9344,7 +9344,7 @@
               <w:spacing w:after="10" w:before="0"/>
               <w:ind w:left="120"/>
             </w:pPr>
-            <w:hyperlink w:history="1" r:id="rIdyediecymkl_vqyp1du-zs">
+            <w:hyperlink w:history="1" r:id="rIdikabhr1lpjm0b0t74fqty">
               <w:r>
                 <w:rPr>
                   <w:rFonts w:ascii="Arial" w:cs="Arial" w:eastAsia="Arial" w:hAnsi="Arial"/>
@@ -9539,7 +9539,7 @@
             <w:pPr>
               <w:spacing w:after="20" w:before="0"/>
             </w:pPr>
-            <w:hyperlink w:history="1" r:id="rIdyjtaa3-kxz5ipyliwrc-3">
+            <w:hyperlink w:history="1" r:id="rIdzhimgzivkfbczuktv0cyg">
               <w:r>
                 <w:rPr>
                   <w:rFonts w:ascii="Arial" w:cs="Arial" w:eastAsia="Arial" w:hAnsi="Arial"/>
@@ -9572,7 +9572,7 @@
               <w:spacing w:after="10" w:before="0"/>
               <w:ind w:left="120"/>
             </w:pPr>
-            <w:hyperlink w:history="1" r:id="rId3keoghkhos_pui6jgmriu">
+            <w:hyperlink w:history="1" r:id="rIdlmqh7zvrcptnlbwqtb7ny">
               <w:r>
                 <w:rPr>
                   <w:rFonts w:ascii="Arial" w:cs="Arial" w:eastAsia="Arial" w:hAnsi="Arial"/>
@@ -9617,7 +9617,7 @@
             <w:pPr>
               <w:spacing w:after="20" w:before="0"/>
             </w:pPr>
-            <w:hyperlink w:history="1" r:id="rIdm0o8xgdxggpu28siibeiq">
+            <w:hyperlink w:history="1" r:id="rIduwngm7rlfncuozvdc2pr5">
               <w:r>
                 <w:rPr>
                   <w:rFonts w:ascii="Arial" w:cs="Arial" w:eastAsia="Arial" w:hAnsi="Arial"/>
@@ -9650,7 +9650,7 @@
               <w:spacing w:after="10" w:before="0"/>
               <w:ind w:left="120"/>
             </w:pPr>
-            <w:hyperlink w:history="1" r:id="rIdze9vc9hivk24ta1cw-tyw">
+            <w:hyperlink w:history="1" r:id="rId2lq-fsvqmi8bewarqarbr">
               <w:r>
                 <w:rPr>
                   <w:rFonts w:ascii="Arial" w:cs="Arial" w:eastAsia="Arial" w:hAnsi="Arial"/>
@@ -9845,7 +9845,7 @@
             <w:pPr>
               <w:spacing w:after="20" w:before="0"/>
             </w:pPr>
-            <w:hyperlink w:history="1" r:id="rIdquxyb9an42nod4c_mt6xo">
+            <w:hyperlink w:history="1" r:id="rIdp9oggjigujgsml9zrgz7z">
               <w:r>
                 <w:rPr>
                   <w:rFonts w:ascii="Arial" w:cs="Arial" w:eastAsia="Arial" w:hAnsi="Arial"/>
@@ -9878,7 +9878,7 @@
               <w:spacing w:after="10" w:before="0"/>
               <w:ind w:left="120"/>
             </w:pPr>
-            <w:hyperlink w:history="1" r:id="rIdk1kuyzxqcyklhiww_xpmc">
+            <w:hyperlink w:history="1" r:id="rIdimt3cbzhfve3_c90jqlez">
               <w:r>
                 <w:rPr>
                   <w:rFonts w:ascii="Arial" w:cs="Arial" w:eastAsia="Arial" w:hAnsi="Arial"/>
@@ -9923,7 +9923,7 @@
             <w:pPr>
               <w:spacing w:after="20" w:before="0"/>
             </w:pPr>
-            <w:hyperlink w:history="1" r:id="rIdhvciwhpvktts-wv1349mi">
+            <w:hyperlink w:history="1" r:id="rIdqclee1pytte_u59xlwslp">
               <w:r>
                 <w:rPr>
                   <w:rFonts w:ascii="Arial" w:cs="Arial" w:eastAsia="Arial" w:hAnsi="Arial"/>
@@ -9956,7 +9956,7 @@
               <w:spacing w:after="10" w:before="0"/>
               <w:ind w:left="120"/>
             </w:pPr>
-            <w:hyperlink w:history="1" r:id="rIdamm-fs0wqctodw3gffbor">
+            <w:hyperlink w:history="1" r:id="rIdn7tm3sdwn1zy69dm9wzrn">
               <w:r>
                 <w:rPr>
                   <w:rFonts w:ascii="Arial" w:cs="Arial" w:eastAsia="Arial" w:hAnsi="Arial"/>
@@ -10151,7 +10151,7 @@
             <w:pPr>
               <w:spacing w:after="20" w:before="0"/>
             </w:pPr>
-            <w:hyperlink w:history="1" r:id="rIdi3vgs5afy_pryc3mviwqj">
+            <w:hyperlink w:history="1" r:id="rIdoloxttzaljvkaleojbt5j">
               <w:r>
                 <w:rPr>
                   <w:rFonts w:ascii="Arial" w:cs="Arial" w:eastAsia="Arial" w:hAnsi="Arial"/>
@@ -10184,7 +10184,7 @@
               <w:spacing w:after="10" w:before="0"/>
               <w:ind w:left="120"/>
             </w:pPr>
-            <w:hyperlink w:history="1" r:id="rIdnrkr9c0rswwa_hbvbm22z">
+            <w:hyperlink w:history="1" r:id="rId_bdxw_wjhyugc17xigm0n">
               <w:r>
                 <w:rPr>
                   <w:rFonts w:ascii="Arial" w:cs="Arial" w:eastAsia="Arial" w:hAnsi="Arial"/>
@@ -10229,7 +10229,7 @@
             <w:pPr>
               <w:spacing w:after="20" w:before="0"/>
             </w:pPr>
-            <w:hyperlink w:history="1" r:id="rIdqrtt-otzu8p70otav0gvd">
+            <w:hyperlink w:history="1" r:id="rIddrlrcn2n_jybcuqnbm5ll">
               <w:r>
                 <w:rPr>
                   <w:rFonts w:ascii="Arial" w:cs="Arial" w:eastAsia="Arial" w:hAnsi="Arial"/>
@@ -10262,7 +10262,7 @@
               <w:spacing w:after="10" w:before="0"/>
               <w:ind w:left="120"/>
             </w:pPr>
-            <w:hyperlink w:history="1" r:id="rId2us9ehwavexvaiu90ift0">
+            <w:hyperlink w:history="1" r:id="rId_wmydgfekphyq2mqjgedy">
               <w:r>
                 <w:rPr>
                   <w:rFonts w:ascii="Arial" w:cs="Arial" w:eastAsia="Arial" w:hAnsi="Arial"/>
@@ -11749,7 +11749,7 @@
             <w:pPr>
               <w:spacing w:after="20" w:before="0"/>
             </w:pPr>
-            <w:hyperlink w:history="1" r:id="rIdx16zr38f-_f9-clsdudxq">
+            <w:hyperlink w:history="1" r:id="rIdmtzjemjrls7kftcz8vktu">
               <w:r>
                 <w:rPr>
                   <w:rFonts w:ascii="Arial" w:cs="Arial" w:eastAsia="Arial" w:hAnsi="Arial"/>
@@ -11782,7 +11782,7 @@
               <w:spacing w:after="10" w:before="0"/>
               <w:ind w:left="120"/>
             </w:pPr>
-            <w:hyperlink w:history="1" r:id="rIdpxbj_21qlssogrjjpcpsk">
+            <w:hyperlink w:history="1" r:id="rIdbzc862gowwizhclzdneva">
               <w:r>
                 <w:rPr>
                   <w:rFonts w:ascii="Arial" w:cs="Arial" w:eastAsia="Arial" w:hAnsi="Arial"/>
@@ -11827,7 +11827,7 @@
             <w:pPr>
               <w:spacing w:after="20" w:before="0"/>
             </w:pPr>
-            <w:hyperlink w:history="1" r:id="rIdtnqsytqtksksngwd2f6x8">
+            <w:hyperlink w:history="1" r:id="rIdfvbnlrkvjwfirppevndmk">
               <w:r>
                 <w:rPr>
                   <w:rFonts w:ascii="Arial" w:cs="Arial" w:eastAsia="Arial" w:hAnsi="Arial"/>
@@ -11860,7 +11860,7 @@
               <w:spacing w:after="10" w:before="0"/>
               <w:ind w:left="120"/>
             </w:pPr>
-            <w:hyperlink w:history="1" r:id="rIdldjh7eg68ytiec7tgebbv">
+            <w:hyperlink w:history="1" r:id="rIdjnzillvuxbuieyueexg5u">
               <w:r>
                 <w:rPr>
                   <w:rFonts w:ascii="Arial" w:cs="Arial" w:eastAsia="Arial" w:hAnsi="Arial"/>
@@ -12055,7 +12055,7 @@
             <w:pPr>
               <w:spacing w:after="20" w:before="0"/>
             </w:pPr>
-            <w:hyperlink w:history="1" r:id="rIdv8vnprpq6un7x7eqrfbgo">
+            <w:hyperlink w:history="1" r:id="rIdvdlzd2awcg68j8othxgms">
               <w:r>
                 <w:rPr>
                   <w:rFonts w:ascii="Arial" w:cs="Arial" w:eastAsia="Arial" w:hAnsi="Arial"/>
@@ -12088,7 +12088,7 @@
               <w:spacing w:after="10" w:before="0"/>
               <w:ind w:left="120"/>
             </w:pPr>
-            <w:hyperlink w:history="1" r:id="rIdabvb8521zwojjn_541lxb">
+            <w:hyperlink w:history="1" r:id="rIdllyb3nxykg2mahtflglep">
               <w:r>
                 <w:rPr>
                   <w:rFonts w:ascii="Arial" w:cs="Arial" w:eastAsia="Arial" w:hAnsi="Arial"/>
@@ -12133,7 +12133,7 @@
             <w:pPr>
               <w:spacing w:after="20" w:before="0"/>
             </w:pPr>
-            <w:hyperlink w:history="1" r:id="rIdm2tbntmnsjfpiw_gy5yr_">
+            <w:hyperlink w:history="1" r:id="rIdtkst3shjl_xigs-hgcw3-">
               <w:r>
                 <w:rPr>
                   <w:rFonts w:ascii="Arial" w:cs="Arial" w:eastAsia="Arial" w:hAnsi="Arial"/>
@@ -12166,7 +12166,7 @@
               <w:spacing w:after="10" w:before="0"/>
               <w:ind w:left="120"/>
             </w:pPr>
-            <w:hyperlink w:history="1" r:id="rIdpq-ced_klxeysqmbjjm7r">
+            <w:hyperlink w:history="1" r:id="rIdda6yku6jsulqizskb5xtb">
               <w:r>
                 <w:rPr>
                   <w:rFonts w:ascii="Arial" w:cs="Arial" w:eastAsia="Arial" w:hAnsi="Arial"/>
@@ -12361,7 +12361,7 @@
             <w:pPr>
               <w:spacing w:after="20" w:before="0"/>
             </w:pPr>
-            <w:hyperlink w:history="1" r:id="rIdebtvpotpphksqsq8sotvt">
+            <w:hyperlink w:history="1" r:id="rIdxmzqhjajr9guwl9e6hwpj">
               <w:r>
                 <w:rPr>
                   <w:rFonts w:ascii="Arial" w:cs="Arial" w:eastAsia="Arial" w:hAnsi="Arial"/>
@@ -12394,7 +12394,7 @@
               <w:spacing w:after="10" w:before="0"/>
               <w:ind w:left="120"/>
             </w:pPr>
-            <w:hyperlink w:history="1" r:id="rIdxndzwjxtkbz6jbblr75yg">
+            <w:hyperlink w:history="1" r:id="rIdp6pvel542y600ritwqkrr">
               <w:r>
                 <w:rPr>
                   <w:rFonts w:ascii="Arial" w:cs="Arial" w:eastAsia="Arial" w:hAnsi="Arial"/>
@@ -12439,7 +12439,7 @@
             <w:pPr>
               <w:spacing w:after="20" w:before="0"/>
             </w:pPr>
-            <w:hyperlink w:history="1" r:id="rIdbd5-mru_uwxtltgzqcjoq">
+            <w:hyperlink w:history="1" r:id="rIdij_q6dbqf4mpiuj_tsl4y">
               <w:r>
                 <w:rPr>
                   <w:rFonts w:ascii="Arial" w:cs="Arial" w:eastAsia="Arial" w:hAnsi="Arial"/>
@@ -12472,7 +12472,7 @@
               <w:spacing w:after="10" w:before="0"/>
               <w:ind w:left="120"/>
             </w:pPr>
-            <w:hyperlink w:history="1" r:id="rIdy5s_fnxeqviojbhy6p-1h">
+            <w:hyperlink w:history="1" r:id="rIdchym-ejbduixxfp0b-tia">
               <w:r>
                 <w:rPr>
                   <w:rFonts w:ascii="Arial" w:cs="Arial" w:eastAsia="Arial" w:hAnsi="Arial"/>
@@ -12667,7 +12667,7 @@
             <w:pPr>
               <w:spacing w:after="20" w:before="0"/>
             </w:pPr>
-            <w:hyperlink w:history="1" r:id="rIdy54rhebp9lrcms3kkxkzu">
+            <w:hyperlink w:history="1" r:id="rIdenyz38qa1_hmevu4y2gf1">
               <w:r>
                 <w:rPr>
                   <w:rFonts w:ascii="Arial" w:cs="Arial" w:eastAsia="Arial" w:hAnsi="Arial"/>
@@ -12700,7 +12700,7 @@
               <w:spacing w:after="10" w:before="0"/>
               <w:ind w:left="120"/>
             </w:pPr>
-            <w:hyperlink w:history="1" r:id="rIdyyqit89etkgongi_k8bzt">
+            <w:hyperlink w:history="1" r:id="rId4v_9-oxj1hrydv_bfxdml">
               <w:r>
                 <w:rPr>
                   <w:rFonts w:ascii="Arial" w:cs="Arial" w:eastAsia="Arial" w:hAnsi="Arial"/>
@@ -12745,7 +12745,7 @@
             <w:pPr>
               <w:spacing w:after="20" w:before="0"/>
             </w:pPr>
-            <w:hyperlink w:history="1" r:id="rIdbmi-cpeztgzcdcdb58gh2">
+            <w:hyperlink w:history="1" r:id="rIdletkrafkkkfeekbdww5ai">
               <w:r>
                 <w:rPr>
                   <w:rFonts w:ascii="Arial" w:cs="Arial" w:eastAsia="Arial" w:hAnsi="Arial"/>
@@ -12778,7 +12778,7 @@
               <w:spacing w:after="10" w:before="0"/>
               <w:ind w:left="120"/>
             </w:pPr>
-            <w:hyperlink w:history="1" r:id="rId3twr4uoflolpinpssfzfs">
+            <w:hyperlink w:history="1" r:id="rIdb4g_bftqo7hq-ox1dk0im">
               <w:r>
                 <w:rPr>
                   <w:rFonts w:ascii="Arial" w:cs="Arial" w:eastAsia="Arial" w:hAnsi="Arial"/>
@@ -12973,7 +12973,7 @@
             <w:pPr>
               <w:spacing w:after="20" w:before="0"/>
             </w:pPr>
-            <w:hyperlink w:history="1" r:id="rId_jlcatkdxs7kxipzmomfr">
+            <w:hyperlink w:history="1" r:id="rIdghg87shbqqxd-0vhap4sz">
               <w:r>
                 <w:rPr>
                   <w:rFonts w:ascii="Arial" w:cs="Arial" w:eastAsia="Arial" w:hAnsi="Arial"/>
@@ -13006,7 +13006,7 @@
               <w:spacing w:after="10" w:before="0"/>
               <w:ind w:left="120"/>
             </w:pPr>
-            <w:hyperlink w:history="1" r:id="rIdy8qdfsdkpqcykutyk2_eb">
+            <w:hyperlink w:history="1" r:id="rIdimti8sjwy2grndl3qtjyf">
               <w:r>
                 <w:rPr>
                   <w:rFonts w:ascii="Arial" w:cs="Arial" w:eastAsia="Arial" w:hAnsi="Arial"/>
@@ -13051,7 +13051,7 @@
             <w:pPr>
               <w:spacing w:after="20" w:before="0"/>
             </w:pPr>
-            <w:hyperlink w:history="1" r:id="rIdgsajj5q4no-2ebojw-uim">
+            <w:hyperlink w:history="1" r:id="rIdnivpos67deoqhru-5btui">
               <w:r>
                 <w:rPr>
                   <w:rFonts w:ascii="Arial" w:cs="Arial" w:eastAsia="Arial" w:hAnsi="Arial"/>
@@ -13084,7 +13084,7 @@
               <w:spacing w:after="10" w:before="0"/>
               <w:ind w:left="120"/>
             </w:pPr>
-            <w:hyperlink w:history="1" r:id="rIdzkvksj_1s58ivexyhmcty">
+            <w:hyperlink w:history="1" r:id="rIdb4vrkd5hwfb3mrsdjua02">
               <w:r>
                 <w:rPr>
                   <w:rFonts w:ascii="Arial" w:cs="Arial" w:eastAsia="Arial" w:hAnsi="Arial"/>
@@ -14704,7 +14704,7 @@
             <w:pPr>
               <w:spacing w:after="20" w:before="0"/>
             </w:pPr>
-            <w:hyperlink w:history="1" r:id="rIdeafcjshsa1uyen6nk05nt">
+            <w:hyperlink w:history="1" r:id="rIdce6izheyu-d9u2-onspa7">
               <w:r>
                 <w:rPr>
                   <w:rFonts w:ascii="Arial" w:cs="Arial" w:eastAsia="Arial" w:hAnsi="Arial"/>
@@ -14737,7 +14737,7 @@
               <w:spacing w:after="10" w:before="0"/>
               <w:ind w:left="120"/>
             </w:pPr>
-            <w:hyperlink w:history="1" r:id="rId6lkxsiesguyruhygzjvq5">
+            <w:hyperlink w:history="1" r:id="rIdqth6onflt1fia4a5-dtyj">
               <w:r>
                 <w:rPr>
                   <w:rFonts w:ascii="Arial" w:cs="Arial" w:eastAsia="Arial" w:hAnsi="Arial"/>
@@ -14782,7 +14782,7 @@
             <w:pPr>
               <w:spacing w:after="20" w:before="0"/>
             </w:pPr>
-            <w:hyperlink w:history="1" r:id="rIdrbg7qjg_yn_b2ubea8kb4">
+            <w:hyperlink w:history="1" r:id="rIdz-dosj0ovj5jolji3jp_i">
               <w:r>
                 <w:rPr>
                   <w:rFonts w:ascii="Arial" w:cs="Arial" w:eastAsia="Arial" w:hAnsi="Arial"/>
@@ -14815,7 +14815,7 @@
               <w:spacing w:after="10" w:before="0"/>
               <w:ind w:left="120"/>
             </w:pPr>
-            <w:hyperlink w:history="1" r:id="rIdaxhjjrlf5dpsaqnt7426c">
+            <w:hyperlink w:history="1" r:id="rId9qzksahj3hiuu8tri6z8t">
               <w:r>
                 <w:rPr>
                   <w:rFonts w:ascii="Arial" w:cs="Arial" w:eastAsia="Arial" w:hAnsi="Arial"/>
@@ -15010,7 +15010,7 @@
             <w:pPr>
               <w:spacing w:after="20" w:before="0"/>
             </w:pPr>
-            <w:hyperlink w:history="1" r:id="rIdre1gwzhg8yw0unjhvroig">
+            <w:hyperlink w:history="1" r:id="rIdlrephwrymuuq7ekjnxfrd">
               <w:r>
                 <w:rPr>
                   <w:rFonts w:ascii="Arial" w:cs="Arial" w:eastAsia="Arial" w:hAnsi="Arial"/>
@@ -15043,7 +15043,7 @@
               <w:spacing w:after="10" w:before="0"/>
               <w:ind w:left="120"/>
             </w:pPr>
-            <w:hyperlink w:history="1" r:id="rIdepap9cpwj0ewfpsmdgbqo">
+            <w:hyperlink w:history="1" r:id="rIdf32nbgx_3ksxulj6cmree">
               <w:r>
                 <w:rPr>
                   <w:rFonts w:ascii="Arial" w:cs="Arial" w:eastAsia="Arial" w:hAnsi="Arial"/>
@@ -15088,7 +15088,313 @@
             <w:pPr>
               <w:spacing w:after="20" w:before="0"/>
             </w:pPr>
-            <w:hyperlink w:history="1" r:id="rIdpz3arwamj5lu3briq_u9-">
+            <w:hyperlink w:history="1" r:id="rIdwdhbjut_am18ymlnghhyp">
+              <w:r>
+                <w:rPr>
+                  <w:rFonts w:ascii="Arial" w:cs="Arial" w:eastAsia="Arial" w:hAnsi="Arial"/>
+                  <w:color w:val="2E75B6"/>
+                  <w:sz w:val="16"/>
+                  <w:szCs w:val="16"/>
+                  <w:u w:val="single" w:color="2E75B6"/>
+                </w:rPr>
+                <w:t xml:space="preserve">Area of Regular Polygons (Flexbook)</w:t>
+              </w:r>
+            </w:hyperlink>
+          </w:p>
+          <w:p>
+            <w:pPr>
+              <w:spacing w:after="10" w:before="0"/>
+              <w:ind w:left="120"/>
+            </w:pPr>
+            <w:r>
+              <w:rPr>
+                <w:rFonts w:ascii="Arial" w:cs="Arial" w:eastAsia="Arial" w:hAnsi="Arial"/>
+                <w:color w:val="595959"/>
+                <w:sz w:val="14"/>
+                <w:szCs w:val="14"/>
+              </w:rPr>
+              <w:t xml:space="preserve">Source: CK-12</w:t>
+            </w:r>
+          </w:p>
+          <w:p>
+            <w:pPr>
+              <w:spacing w:after="10" w:before="0"/>
+              <w:ind w:left="120"/>
+            </w:pPr>
+            <w:hyperlink w:history="1" r:id="rIdvetnytbcifxiiwkdeoh3l">
+              <w:r>
+                <w:rPr>
+                  <w:rFonts w:ascii="Arial" w:cs="Arial" w:eastAsia="Arial" w:hAnsi="Arial"/>
+                  <w:color w:val="595959"/>
+                  <w:sz w:val="14"/>
+                  <w:szCs w:val="14"/>
+                  <w:u w:val="single" w:color="595959"/>
+                </w:rPr>
+                <w:t xml:space="preserve">🔍 Search ARES for similar readings</w:t>
+              </w:r>
+            </w:hyperlink>
+          </w:p>
+        </w:tc>
+        <w:tc>
+          <w:tcPr>
+            <w:tcW w:type="dxa" w:w="3040"/>
+            <w:shd w:fill="FFFFFF" w:color="auto" w:val="clear"/>
+            <w:tcMar>
+              <w:top w:type="dxa" w:w="60"/>
+              <w:left w:type="dxa" w:w="120"/>
+              <w:bottom w:type="dxa" w:w="60"/>
+              <w:right w:type="dxa" w:w="120"/>
+            </w:tcMar>
+            <w:vAlign w:val="top"/>
+          </w:tcPr>
+          <w:p>
+            <w:pPr>
+              <w:spacing w:after="40" w:before="0"/>
+              <w:jc w:val="left"/>
+            </w:pPr>
+            <w:r>
+              <w:rPr>
+                <w:rFonts w:ascii="Arial" w:cs="Arial" w:eastAsia="Arial" w:hAnsi="Arial"/>
+                <w:b w:val="false"/>
+                <w:bCs w:val="false"/>
+                <w:i w:val="false"/>
+                <w:iCs w:val="false"/>
+                <w:color w:val="000000"/>
+                <w:sz w:val="18"/>
+                <w:szCs w:val="18"/>
+              </w:rPr>
+              <w:t xml:space="preserve">Activity A — Polygon Sort (20 minutes): Each group of four receives an envelope containing 10 pre-cut cardboard polygon shapes (triangles, quadrilaterals, pentagons, hexagons — some regular, some irregular, some convex, some concave — labelled P1–P10). Groups also receive a sorting mat with four quadrants: Regular/Convex, Regular/Concave, Irregular/Convex, Irregular/Concave. Learners physically place each shape on the mat, discuss as a group, and record their placement decisions and reasoning in a table in their workbooks. Activity B — Video Resource (10 minutes): Learners watch a short curated video (or teacher-led slide presentation if video is unavailable) that covers: polygon naming by number of sides, the interior angle sum formula S = (n − 2) × 180°, and examples of convex vs concave polygons. Learners complete a guided note-frame in their workbooks as they watch. Activity C — Pentagon Cut-and-Fill (8 minutes): Each learner receives a paper copy of the same irregular pentagon as the shamba plot. Learners use a ruler to draw straight diagonal lines from ONE vertex to all non-adjacent vertices, cutting the pentagon into triangles. They count the triangles, record the number, and repeat with a hexagon cut-out.</w:t>
+            </w:r>
+          </w:p>
+        </w:tc>
+        <w:tc>
+          <w:tcPr>
+            <w:tcW w:type="dxa" w:w="3040"/>
+            <w:shd w:fill="F2F2F2" w:color="auto" w:val="clear"/>
+            <w:tcMar>
+              <w:top w:type="dxa" w:w="60"/>
+              <w:left w:type="dxa" w:w="120"/>
+              <w:bottom w:type="dxa" w:w="60"/>
+              <w:right w:type="dxa" w:w="120"/>
+            </w:tcMar>
+            <w:vAlign w:val="top"/>
+          </w:tcPr>
+          <w:p>
+            <w:pPr>
+              <w:spacing w:after="40" w:before="0"/>
+              <w:jc w:val="left"/>
+            </w:pPr>
+            <w:r>
+              <w:rPr>
+                <w:rFonts w:ascii="Arial" w:cs="Arial" w:eastAsia="Arial" w:hAnsi="Arial"/>
+                <w:b w:val="false"/>
+                <w:bCs w:val="false"/>
+                <w:i w:val="false"/>
+                <w:iCs w:val="false"/>
+                <w:color w:val="000000"/>
+                <w:sz w:val="18"/>
+                <w:szCs w:val="18"/>
+              </w:rPr>
+              <w:t xml:space="preserve">Distribute envelopes and sorting mats. Say: 'In your group, sort these shapes into the four quadrants. You must agree as a group AND write one reason for each placement.' Allow 8 minutes. Circulate — when a group is uncertain, ask: 'Does this shape have all equal sides and all equal angles? If yes, it is regular. If you poke a vertex inward, does the shape cave in? If yes, it is concave.' Do NOT give answers — ask guiding questions only. After 8 minutes, cold-call 2 groups to share placements for shapes P3 (an irregular convex pentagon — the shamba shape) and P7 (a concave hexagon). Use WAIT TIME of 10 seconds after asking each group to respond. Facilitate a brief whole-class discussion: 'Did any groups disagree? Why?' Transition to video: 'Now let us watch/review to check our sorting and learn the interior angle sum rule.' Pause the video or slides at the interior angle sum formula. Ask: 'For our five-sided shamba plot, what is the sum of all interior angles? Work it out now.' WAIT TIME 12 seconds, then cold-call 1 learner. For the cut-and-fill activity, model the first diagonal on the board pentagon before learners begin. Say: 'Draw from vertex A only — go to every vertex that is NOT next to A. Count your triangles.'</w:t>
+            </w:r>
+          </w:p>
+        </w:tc>
+        <w:tc>
+          <w:tcPr>
+            <w:tcW w:type="dxa" w:w="3040"/>
+            <w:shd w:fill="FFFFFF" w:color="auto" w:val="clear"/>
+            <w:tcMar>
+              <w:top w:type="dxa" w:w="60"/>
+              <w:left w:type="dxa" w:w="120"/>
+              <w:bottom w:type="dxa" w:w="60"/>
+              <w:right w:type="dxa" w:w="120"/>
+            </w:tcMar>
+            <w:vAlign w:val="top"/>
+          </w:tcPr>
+          <w:p>
+            <w:pPr>
+              <w:spacing w:after="40" w:before="0"/>
+              <w:jc w:val="left"/>
+            </w:pPr>
+            <w:r>
+              <w:rPr>
+                <w:rFonts w:ascii="Arial" w:cs="Arial" w:eastAsia="Arial" w:hAnsi="Arial"/>
+                <w:b w:val="false"/>
+                <w:bCs w:val="false"/>
+                <w:i w:val="false"/>
+                <w:iCs w:val="false"/>
+                <w:color w:val="000000"/>
+                <w:sz w:val="18"/>
+                <w:szCs w:val="18"/>
+              </w:rPr>
+              <w:t xml:space="preserve">Concrete-to-Abstract Bridging via Manipulatives: Physical sorting of cut-out shapes gives learners direct sensory experience of polygon properties before formal definitions are introduced. The pentagon cut-and-fill activity makes the decomposition strategy tangible — learners literally see the triangles inside the polygon. This grounds the abstract formula (n − 2) in physical experience, which is especially important for visual and kinaesthetic learners.</w:t>
+            </w:r>
+          </w:p>
+        </w:tc>
+        <w:tc>
+          <w:tcPr>
+            <w:tcW w:type="dxa" w:w="3040"/>
+            <w:shd w:fill="F2F2F2" w:color="auto" w:val="clear"/>
+            <w:tcMar>
+              <w:top w:type="dxa" w:w="60"/>
+              <w:left w:type="dxa" w:w="120"/>
+              <w:bottom w:type="dxa" w:w="60"/>
+              <w:right w:type="dxa" w:w="120"/>
+            </w:tcMar>
+            <w:vAlign w:val="top"/>
+          </w:tcPr>
+          <w:p>
+            <w:pPr>
+              <w:spacing w:after="40" w:before="0"/>
+              <w:jc w:val="left"/>
+            </w:pPr>
+            <w:r>
+              <w:rPr>
+                <w:rFonts w:ascii="Arial" w:cs="Arial" w:eastAsia="Arial" w:hAnsi="Arial"/>
+                <w:b w:val="false"/>
+                <w:bCs w:val="false"/>
+                <w:i w:val="false"/>
+                <w:iCs w:val="false"/>
+                <w:color w:val="000000"/>
+                <w:sz w:val="18"/>
+                <w:szCs w:val="18"/>
+              </w:rPr>
+              <w:t xml:space="preserve">Observable indicators: (1) Sorting mat — check that each group has correctly identified P3 as irregular and convex (the shamba-type shape). If groups place it in the wrong quadrant, address during the cold-call debrief. (2) Guided note-frame — learners should correctly write S = (n − 2) × 180° and compute S = 540° for the pentagon. Scan books during circulation. (3) Cut-and-fill count — learners should arrive at 3 triangles for the pentagon and 4 for the hexagon. If a learner reports a different number, check whether they drew diagonals from a single vertex only. Ask: 'Did all your diagonals start from the same corner?'</w:t>
+            </w:r>
+          </w:p>
+        </w:tc>
+      </w:tr>
+      <w:tr>
+        <w:tc>
+          <w:tcPr>
+            <w:tcW w:type="dxa" w:w="1520"/>
+            <w:shd w:fill="E2EFDA" w:color="auto" w:val="clear"/>
+            <w:tcMar>
+              <w:top w:type="dxa" w:w="60"/>
+              <w:left w:type="dxa" w:w="120"/>
+              <w:bottom w:type="dxa" w:w="60"/>
+              <w:right w:type="dxa" w:w="120"/>
+            </w:tcMar>
+            <w:vAlign w:val="top"/>
+          </w:tcPr>
+          <w:p>
+            <w:pPr>
+              <w:spacing w:after="40" w:before="0"/>
+              <w:jc w:val="left"/>
+            </w:pPr>
+            <w:r>
+              <w:rPr>
+                <w:rFonts w:ascii="Arial" w:cs="Arial" w:eastAsia="Arial" w:hAnsi="Arial"/>
+                <w:b/>
+                <w:bCs/>
+                <w:i w:val="false"/>
+                <w:iCs w:val="false"/>
+                <w:color w:val="000000"/>
+                <w:sz w:val="18"/>
+                <w:szCs w:val="18"/>
+              </w:rPr>
+              <w:t xml:space="preserve">Explain Phase</w:t>
+            </w:r>
+          </w:p>
+          <w:p>
+            <w:pPr>
+              <w:spacing w:after="20" w:before="0"/>
+            </w:pPr>
+            <w:r>
+              <w:rPr>
+                <w:rFonts w:ascii="Arial" w:cs="Arial" w:eastAsia="Arial" w:hAnsi="Arial"/>
+                <w:b/>
+                <w:bCs/>
+                <w:color w:val="1F3864"/>
+                <w:sz w:val="16"/>
+                <w:szCs w:val="16"/>
+              </w:rPr>
+              <w:t xml:space="preserve">📹 VIDEO:</w:t>
+            </w:r>
+          </w:p>
+          <w:p>
+            <w:pPr>
+              <w:spacing w:after="20" w:before="0"/>
+            </w:pPr>
+            <w:hyperlink w:history="1" r:id="rIdgqhgwyh_yq2vmaiyrqs3p">
+              <w:r>
+                <w:rPr>
+                  <w:rFonts w:ascii="Arial" w:cs="Arial" w:eastAsia="Arial" w:hAnsi="Arial"/>
+                  <w:color w:val="2E75B6"/>
+                  <w:sz w:val="16"/>
+                  <w:szCs w:val="16"/>
+                  <w:u w:val="single" w:color="2E75B6"/>
+                </w:rPr>
+                <w:t xml:space="preserve">Area of Regular Polygons Principles</w:t>
+              </w:r>
+            </w:hyperlink>
+          </w:p>
+          <w:p>
+            <w:pPr>
+              <w:spacing w:after="10" w:before="0"/>
+              <w:ind w:left="120"/>
+            </w:pPr>
+            <w:r>
+              <w:rPr>
+                <w:rFonts w:ascii="Arial" w:cs="Arial" w:eastAsia="Arial" w:hAnsi="Arial"/>
+                <w:color w:val="595959"/>
+                <w:sz w:val="14"/>
+                <w:szCs w:val="14"/>
+              </w:rPr>
+              <w:t xml:space="preserve">Source: CK-12</w:t>
+            </w:r>
+          </w:p>
+          <w:p>
+            <w:pPr>
+              <w:spacing w:after="10" w:before="0"/>
+              <w:ind w:left="120"/>
+            </w:pPr>
+            <w:hyperlink w:history="1" r:id="rId16l7fudb8jy11pkpm_mtg">
+              <w:r>
+                <w:rPr>
+                  <w:rFonts w:ascii="Arial" w:cs="Arial" w:eastAsia="Arial" w:hAnsi="Arial"/>
+                  <w:color w:val="595959"/>
+                  <w:sz w:val="14"/>
+                  <w:szCs w:val="14"/>
+                  <w:u w:val="single" w:color="595959"/>
+                </w:rPr>
+                <w:t xml:space="preserve">🔍 Search ARES for similar videos</w:t>
+              </w:r>
+            </w:hyperlink>
+          </w:p>
+          <w:p>
+            <w:pPr>
+              <w:spacing w:after="40" w:before="0"/>
+            </w:pPr>
+            <w:r>
+              <w:rPr>
+                <w:sz w:val="14"/>
+                <w:szCs w:val="14"/>
+              </w:rPr>
+              <w:t xml:space="preserve"/>
+            </w:r>
+          </w:p>
+          <w:p>
+            <w:pPr>
+              <w:spacing w:after="20" w:before="0"/>
+            </w:pPr>
+            <w:r>
+              <w:rPr>
+                <w:rFonts w:ascii="Arial" w:cs="Arial" w:eastAsia="Arial" w:hAnsi="Arial"/>
+                <w:b/>
+                <w:bCs/>
+                <w:color w:val="1F3864"/>
+                <w:sz w:val="16"/>
+                <w:szCs w:val="16"/>
+              </w:rPr>
+              <w:t xml:space="preserve">📖 HTML:</w:t>
+            </w:r>
+          </w:p>
+          <w:p>
+            <w:pPr>
+              <w:spacing w:after="20" w:before="0"/>
+            </w:pPr>
+            <w:hyperlink w:history="1" r:id="rIdyronauyazxq4dqxrgspuv">
               <w:r>
                 <w:rPr>
                   <w:rFonts w:ascii="Arial" w:cs="Arial" w:eastAsia="Arial" w:hAnsi="Arial"/>
@@ -15121,7 +15427,7 @@
               <w:spacing w:after="10" w:before="0"/>
               <w:ind w:left="120"/>
             </w:pPr>
-            <w:hyperlink w:history="1" r:id="rIdoqb737t7tn0kwd4sunpmn">
+            <w:hyperlink w:history="1" r:id="rId6-tjhxndohf5v2jfq027m">
               <w:r>
                 <w:rPr>
                   <w:rFonts w:ascii="Arial" w:cs="Arial" w:eastAsia="Arial" w:hAnsi="Arial"/>
@@ -15163,7 +15469,7 @@
                 <w:sz w:val="18"/>
                 <w:szCs w:val="18"/>
               </w:rPr>
-              <w:t xml:space="preserve">Activity A — Polygon Sort (20 minutes): Each group of four receives an envelope containing 10 pre-cut cardboard polygon shapes (triangles, quadrilaterals, pentagons, hexagons — some regular, some irregular, some convex, some concave — labelled P1–P10). Groups also receive a sorting mat with four quadrants: Regular/Convex, Regular/Concave, Irregular/Convex, Irregular/Concave. Learners physically place each shape on the mat, discuss as a group, and record their placement decisions and reasoning in a table in their workbooks. Activity B — Video Resource (10 minutes): Learners watch a short curated video (or teacher-led slide presentation if video is unavailable) that covers: polygon naming by number of sides, the interior angle sum formula S = (n − 2) × 180°, and examples of convex vs concave polygons. Learners complete a guided note-frame in their workbooks as they watch. Activity C — Pentagon Cut-and-Fill (8 minutes): Each learner receives a paper copy of the same irregular pentagon as the shamba plot. Learners use a ruler to draw straight diagonal lines from ONE vertex to all non-adjacent vertices, cutting the pentagon into triangles. They count the triangles, record the number, and repeat with a hexagon cut-out.</w:t>
+              <w:t xml:space="preserve">Learners reconvene as a whole class for structured sensemaking. The teacher leads a guided discussion to formalise: (1) the definition and examples of regular vs irregular and convex vs concave polygons; (2) the interior angle sum formula S = (n − 2) × 180°; (3) the triangle decomposition rule: an n-sided polygon decomposes into (n − 2) triangles drawn from one vertex. Learners then apply this directly to the Nakuru shamba: they sketch the five-sided plot in their books, draw the two diagonals from vertex A to create 3 triangles, and label each triangle (Triangle 1: ABC, Triangle 2: ACD, Triangle 3: ADE). They then identify — for each triangle — what information the surveyor has (sides, angles) and which area formula (sine rule: A = ½ab sin C, or Heron's formula: A = √[s(s−a)(s−b)(s−c)]) would be most appropriate to use. This is a planning exercise, not yet a calculation.</w:t>
             </w:r>
           </w:p>
         </w:tc>
@@ -15195,7 +15501,7 @@
                 <w:sz w:val="18"/>
                 <w:szCs w:val="18"/>
               </w:rPr>
-              <w:t xml:space="preserve">Distribute envelopes and sorting mats. Say: 'In your group, sort these shapes into the four quadrants. You must agree as a group AND write one reason for each placement.' Allow 8 minutes. Circulate — when a group is uncertain, ask: 'Does this shape have all equal sides and all equal angles? If yes, it is regular. If you poke a vertex inward, does the shape cave in? If yes, it is concave.' Do NOT give answers — ask guiding questions only. After 8 minutes, cold-call 2 groups to share placements for shapes P3 (an irregular convex pentagon — the shamba shape) and P7 (a concave hexagon). Use WAIT TIME of 10 seconds after asking each group to respond. Facilitate a brief whole-class discussion: 'Did any groups disagree? Why?' Transition to video: 'Now let us watch/review to check our sorting and learn the interior angle sum rule.' Pause the video or slides at the interior angle sum formula. Ask: 'For our five-sided shamba plot, what is the sum of all interior angles? Work it out now.' WAIT TIME 12 seconds, then cold-call 1 learner. For the cut-and-fill activity, model the first diagonal on the board pentagon before learners begin. Say: 'Draw from vertex A only — go to every vertex that is NOT next to A. Count your triangles.'</w:t>
+              <w:t xml:space="preserve">Return to the board predictions from Phase 1. Say: 'Raise your hand if you predicted 3 triangles.' Pause. 'Let us now prove why 3 is correct for any pentagon.' Write on the board: 'Number of triangles = n − 2. For n = 5: 5 − 2 = 3.' Ask: 'Why does this rule work? Discuss with your partner for 90 seconds.' Cold-call 2 pairs — WAIT TIME 12 seconds each. Guide learners toward the idea that each diagonal 'uses up' one side-worth of the polygon. Formalise definitions on the board with examples drawn from the sorting activity shapes. Then say: 'Open to your shamba sketch. Draw the two diagonals from vertex A now.' Circulate — 2 minutes. Then ask: 'You have three triangles. For Triangle ABC, the surveyor knows sides AB, BC, and angle B. Which formula do we use?' WAIT TIME 15 seconds. Cold-call 1 learner. Say: 'Say the formula aloud for the class.' Repeat for Triangle ACD (where only three sides are known → Heron's formula) and Triangle ADE (where two sides and included angle are known → sine formula). Write on the board: 'Total Area of Shamba = Area(ABC) + Area(ACD) + Area(ADE).' Say: 'This is the plan. In Lessons 6 and 7, we will execute this plan with real numbers.'</w:t>
             </w:r>
           </w:p>
         </w:tc>
@@ -15227,7 +15533,7 @@
                 <w:sz w:val="18"/>
                 <w:szCs w:val="18"/>
               </w:rPr>
-              <w:t xml:space="preserve">Concrete-to-Abstract Bridging via Manipulatives: Physical sorting of cut-out shapes gives learners direct sensory experience of polygon properties before formal definitions are introduced. The pentagon cut-and-fill activity makes the decomposition strategy tangible — learners literally see the triangles inside the polygon. This grounds the abstract formula (n − 2) in physical experience, which is especially important for visual and kinaesthetic learners.</w:t>
+              <w:t xml:space="preserve">Worked Example with Live Annotation: The teacher annotates the board pentagon in real time as learners annotate their own sketches simultaneously. This dual-coding approach (visual diagram + symbolic formula labels) helps learners connect the geometric decomposition to the algebraic tools they already have. The explicit formula-selection step (sine vs Heron's) consolidates Lessons 1–4 learning and makes the pathway to solving the phenomenon concrete and achievable.</w:t>
             </w:r>
           </w:p>
         </w:tc>
@@ -15259,7 +15565,7 @@
                 <w:sz w:val="18"/>
                 <w:szCs w:val="18"/>
               </w:rPr>
-              <w:t xml:space="preserve">Observable indicators: (1) Sorting mat — check that each group has correctly identified P3 as irregular and convex (the shamba-type shape). If groups place it in the wrong quadrant, address during the cold-call debrief. (2) Guided note-frame — learners should correctly write S = (n − 2) × 180° and compute S = 540° for the pentagon. Scan books during circulation. (3) Cut-and-fill count — learners should arrive at 3 triangles for the pentagon and 4 for the hexagon. If a learner reports a different number, check whether they drew diagonals from a single vertex only. Ask: 'Did all your diagonals start from the same corner?'</w:t>
+              <w:t xml:space="preserve">Observable indicators: (1) All learners should have a correctly decomposed pentagon sketch with 3 labelled triangles in their books. Scan during the 2-minute drawing period. (2) During cold-calls on formula selection, listen for correct justification: 'I use the sine formula when I have two sides and the included angle' and 'I use Heron's formula when I have all three sides but no height.' If a learner selects the wrong formula, ask: 'What information does the surveyor have for that triangle? What does the sine formula need?' (3) Exit check: after writing the total area equation on the board, ask learners to copy it and annotate each term with the formula they would use. Collect and check 5 books at random.</w:t>
             </w:r>
           </w:p>
         </w:tc>
@@ -15268,32 +15574,32 @@
         <w:tc>
           <w:tcPr>
             <w:tcW w:type="dxa" w:w="1520"/>
-            <w:shd w:fill="E2EFDA" w:color="auto" w:val="clear"/>
-            <w:tcMar>
-              <w:top w:type="dxa" w:w="60"/>
-              <w:left w:type="dxa" w:w="120"/>
-              <w:bottom w:type="dxa" w:w="60"/>
-              <w:right w:type="dxa" w:w="120"/>
-            </w:tcMar>
-            <w:vAlign w:val="top"/>
-          </w:tcPr>
-          <w:p>
-            <w:pPr>
-              <w:spacing w:after="40" w:before="0"/>
-              <w:jc w:val="left"/>
-            </w:pPr>
-            <w:r>
-              <w:rPr>
-                <w:rFonts w:ascii="Arial" w:cs="Arial" w:eastAsia="Arial" w:hAnsi="Arial"/>
-                <w:b/>
-                <w:bCs/>
-                <w:i w:val="false"/>
-                <w:iCs w:val="false"/>
-                <w:color w:val="000000"/>
-                <w:sz w:val="18"/>
-                <w:szCs w:val="18"/>
-              </w:rPr>
-              <w:t xml:space="preserve">Explain Phase</w:t>
+            <w:shd w:fill="FCE4D6" w:color="auto" w:val="clear"/>
+            <w:tcMar>
+              <w:top w:type="dxa" w:w="60"/>
+              <w:left w:type="dxa" w:w="120"/>
+              <w:bottom w:type="dxa" w:w="60"/>
+              <w:right w:type="dxa" w:w="120"/>
+            </w:tcMar>
+            <w:vAlign w:val="top"/>
+          </w:tcPr>
+          <w:p>
+            <w:pPr>
+              <w:spacing w:after="40" w:before="0"/>
+              <w:jc w:val="left"/>
+            </w:pPr>
+            <w:r>
+              <w:rPr>
+                <w:rFonts w:ascii="Arial" w:cs="Arial" w:eastAsia="Arial" w:hAnsi="Arial"/>
+                <w:b/>
+                <w:bCs/>
+                <w:i w:val="false"/>
+                <w:iCs w:val="false"/>
+                <w:color w:val="000000"/>
+                <w:sz w:val="18"/>
+                <w:szCs w:val="18"/>
+              </w:rPr>
+              <w:t xml:space="preserve">Driving Question Board (DQB) Creation</w:t>
             </w:r>
           </w:p>
           <w:p>
@@ -15316,7 +15622,7 @@
             <w:pPr>
               <w:spacing w:after="20" w:before="0"/>
             </w:pPr>
-            <w:hyperlink w:history="1" r:id="rIdfc5lsqyw7gn8dfzzaaxtp">
+            <w:hyperlink w:history="1" r:id="rIdeh__y37ryvd6npvzs4vwz">
               <w:r>
                 <w:rPr>
                   <w:rFonts w:ascii="Arial" w:cs="Arial" w:eastAsia="Arial" w:hAnsi="Arial"/>
@@ -15349,7 +15655,7 @@
               <w:spacing w:after="10" w:before="0"/>
               <w:ind w:left="120"/>
             </w:pPr>
-            <w:hyperlink w:history="1" r:id="rIdct3ewetil6ht6c4yitmhg">
+            <w:hyperlink w:history="1" r:id="rIdgvf9hzqj5ona-1ptf0fuq">
               <w:r>
                 <w:rPr>
                   <w:rFonts w:ascii="Arial" w:cs="Arial" w:eastAsia="Arial" w:hAnsi="Arial"/>
@@ -15394,7 +15700,7 @@
             <w:pPr>
               <w:spacing w:after="20" w:before="0"/>
             </w:pPr>
-            <w:hyperlink w:history="1" r:id="rIdby7lolhiebmylpyys0nny">
+            <w:hyperlink w:history="1" r:id="rIdxlfpmqhafrr1wpwdrpkp1">
               <w:r>
                 <w:rPr>
                   <w:rFonts w:ascii="Arial" w:cs="Arial" w:eastAsia="Arial" w:hAnsi="Arial"/>
@@ -15427,7 +15733,7 @@
               <w:spacing w:after="10" w:before="0"/>
               <w:ind w:left="120"/>
             </w:pPr>
-            <w:hyperlink w:history="1" r:id="rIdrrprs54q0l9doz2i8__nu">
+            <w:hyperlink w:history="1" r:id="rIdqqmtttxc46mbp6ueob_dj">
               <w:r>
                 <w:rPr>
                   <w:rFonts w:ascii="Arial" w:cs="Arial" w:eastAsia="Arial" w:hAnsi="Arial"/>
@@ -15469,7 +15775,7 @@
                 <w:sz w:val="18"/>
                 <w:szCs w:val="18"/>
               </w:rPr>
-              <w:t xml:space="preserve">Learners reconvene as a whole class for structured sensemaking. The teacher leads a guided discussion to formalise: (1) the definition and examples of regular vs irregular and convex vs concave polygons; (2) the interior angle sum formula S = (n − 2) × 180°; (3) the triangle decomposition rule: an n-sided polygon decomposes into (n − 2) triangles drawn from one vertex. Learners then apply this directly to the Nakuru shamba: they sketch the five-sided plot in their books, draw the two diagonals from vertex A to create 3 triangles, and label each triangle (Triangle 1: ABC, Triangle 2: ACD, Triangle 3: ADE). They then identify — for each triangle — what information the surveyor has (sides, angles) and which area formula (sine rule: A = ½ab sin C, or Heron's formula: A = √[s(s−a)(s−b)(s−c)]) would be most appropriate to use. This is a planning exercise, not yet a calculation.</w:t>
+              <w:t xml:space="preserve">Each learner writes a new sticky note (or entry in the designated DQB section of their exercise book) responding to the prompt: 'What new understanding from today moves us closer to answering: How can the Nakuru land surveyor calculate the exact area of the five-sided shamba plot?' Learners also review the class DQB from Lessons 1–4 and identify one question that today's lesson has now answered and one new question that today's lesson has raised. Groups share their 'answered' and 'new' questions briefly (2 minutes total), and the teacher updates the physical or digital DQB accordingly.</w:t>
             </w:r>
           </w:p>
         </w:tc>
@@ -15501,7 +15807,7 @@
                 <w:sz w:val="18"/>
                 <w:szCs w:val="18"/>
               </w:rPr>
-              <w:t xml:space="preserve">Return to the board predictions from Phase 1. Say: 'Raise your hand if you predicted 3 triangles.' Pause. 'Let us now prove why 3 is correct for any pentagon.' Write on the board: 'Number of triangles = n − 2. For n = 5: 5 − 2 = 3.' Ask: 'Why does this rule work? Discuss with your partner for 90 seconds.' Cold-call 2 pairs — WAIT TIME 12 seconds each. Guide learners toward the idea that each diagonal 'uses up' one side-worth of the polygon. Formalise definitions on the board with examples drawn from the sorting activity shapes. Then say: 'Open to your shamba sketch. Draw the two diagonals from vertex A now.' Circulate — 2 minutes. Then ask: 'You have three triangles. For Triangle ABC, the surveyor knows sides AB, BC, and angle B. Which formula do we use?' WAIT TIME 15 seconds. Cold-call 1 learner. Say: 'Say the formula aloud for the class.' Repeat for Triangle ACD (where only three sides are known → Heron's formula) and Triangle ADE (where two sides and included angle are known → sine formula). Write on the board: 'Total Area of Shamba = Area(ABC) + Area(ACD) + Area(ADE).' Say: 'This is the plan. In Lessons 6 and 7, we will execute this plan with real numbers.'</w:t>
+              <w:t xml:space="preserve">Display the full Driving Question on the board: 'How can a land surveyor in Nakuru calculate the exact area of any irregularly shaped farm plot, no matter what measurements are available?' Say: 'On your sticky note, write one sentence: what does today's lesson give the surveyor that they did not have before?' Allow 2 minutes of silent writing. Then say: 'Look at our DQB from the last four lessons. Find one question that you can now answer. Underline it.' Cold-call 2 learners to share their answered question and their new question. WAIT TIME 10 seconds after each. Add the new questions to the DQB. Say: 'Notice that our board is filling up with evidence. Each lesson is a tool. Today we gave the surveyor a plan — decompose the plot into triangles.'</w:t>
             </w:r>
           </w:p>
         </w:tc>
@@ -15533,7 +15839,7 @@
                 <w:sz w:val="18"/>
                 <w:szCs w:val="18"/>
               </w:rPr>
-              <w:t xml:space="preserve">Worked Example with Live Annotation: The teacher annotates the board pentagon in real time as learners annotate their own sketches simultaneously. This dual-coding approach (visual diagram + symbolic formula labels) helps learners connect the geometric decomposition to the algebraic tools they already have. The explicit formula-selection step (sine vs Heron's) consolidates Lessons 1–4 learning and makes the pathway to solving the phenomenon concrete and achievable.</w:t>
+              <w:t xml:space="preserve">Driving Question Board as Cumulative Evidence Tracker: The DQB makes visible the growing body of knowledge across the lesson sequence. By identifying both answered and newly raised questions, learners experience science/mathematics as an iterative inquiry process, building metacognitive awareness of what they know and what remains to be solved.</w:t>
             </w:r>
           </w:p>
         </w:tc>
@@ -15565,7 +15871,7 @@
                 <w:sz w:val="18"/>
                 <w:szCs w:val="18"/>
               </w:rPr>
-              <w:t xml:space="preserve">Observable indicators: (1) All learners should have a correctly decomposed pentagon sketch with 3 labelled triangles in their books. Scan during the 2-minute drawing period. (2) During cold-calls on formula selection, listen for correct justification: 'I use the sine formula when I have two sides and the included angle' and 'I use Heron's formula when I have all three sides but no height.' If a learner selects the wrong formula, ask: 'What information does the surveyor have for that triangle? What does the sine formula need?' (3) Exit check: after writing the total area equation on the board, ask learners to copy it and annotate each term with the formula they would use. Collect and check 5 books at random.</w:t>
+              <w:t xml:space="preserve">Observable indicator: Each learner's DQB entry should explicitly mention polygon decomposition or 'cutting into triangles' as the new understanding. Entries that only restate definitions (e.g. 'I learned what a convex polygon is') indicate surface-level engagement — follow up with: 'How does knowing what kind of polygon the shamba is help the surveyor calculate area?'</w:t>
             </w:r>
           </w:p>
         </w:tc>
@@ -15574,32 +15880,32 @@
         <w:tc>
           <w:tcPr>
             <w:tcW w:type="dxa" w:w="1520"/>
-            <w:shd w:fill="FCE4D6" w:color="auto" w:val="clear"/>
-            <w:tcMar>
-              <w:top w:type="dxa" w:w="60"/>
-              <w:left w:type="dxa" w:w="120"/>
-              <w:bottom w:type="dxa" w:w="60"/>
-              <w:right w:type="dxa" w:w="120"/>
-            </w:tcMar>
-            <w:vAlign w:val="top"/>
-          </w:tcPr>
-          <w:p>
-            <w:pPr>
-              <w:spacing w:after="40" w:before="0"/>
-              <w:jc w:val="left"/>
-            </w:pPr>
-            <w:r>
-              <w:rPr>
-                <w:rFonts w:ascii="Arial" w:cs="Arial" w:eastAsia="Arial" w:hAnsi="Arial"/>
-                <w:b/>
-                <w:bCs/>
-                <w:i w:val="false"/>
-                <w:iCs w:val="false"/>
-                <w:color w:val="000000"/>
-                <w:sz w:val="18"/>
-                <w:szCs w:val="18"/>
-              </w:rPr>
-              <w:t xml:space="preserve">Driving Question Board (DQB) Creation</w:t>
+            <w:shd w:fill="D5E8F0" w:color="auto" w:val="clear"/>
+            <w:tcMar>
+              <w:top w:type="dxa" w:w="60"/>
+              <w:left w:type="dxa" w:w="120"/>
+              <w:bottom w:type="dxa" w:w="60"/>
+              <w:right w:type="dxa" w:w="120"/>
+            </w:tcMar>
+            <w:vAlign w:val="top"/>
+          </w:tcPr>
+          <w:p>
+            <w:pPr>
+              <w:spacing w:after="40" w:before="0"/>
+              <w:jc w:val="left"/>
+            </w:pPr>
+            <w:r>
+              <w:rPr>
+                <w:rFonts w:ascii="Arial" w:cs="Arial" w:eastAsia="Arial" w:hAnsi="Arial"/>
+                <w:b/>
+                <w:bCs/>
+                <w:i w:val="false"/>
+                <w:iCs w:val="false"/>
+                <w:color w:val="000000"/>
+                <w:sz w:val="18"/>
+                <w:szCs w:val="18"/>
+              </w:rPr>
+              <w:t xml:space="preserve">Model Building Phase</w:t>
             </w:r>
           </w:p>
           <w:p>
@@ -15622,7 +15928,7 @@
             <w:pPr>
               <w:spacing w:after="20" w:before="0"/>
             </w:pPr>
-            <w:hyperlink w:history="1" r:id="rIdn3t4xlpik1auvrmfaazni">
+            <w:hyperlink w:history="1" r:id="rIdmrsix2jyho0xnps3blkuu">
               <w:r>
                 <w:rPr>
                   <w:rFonts w:ascii="Arial" w:cs="Arial" w:eastAsia="Arial" w:hAnsi="Arial"/>
@@ -15655,7 +15961,7 @@
               <w:spacing w:after="10" w:before="0"/>
               <w:ind w:left="120"/>
             </w:pPr>
-            <w:hyperlink w:history="1" r:id="rIdjovwprinr6pympgahranp">
+            <w:hyperlink w:history="1" r:id="rIdxoehamx77esajrz1frx4r">
               <w:r>
                 <w:rPr>
                   <w:rFonts w:ascii="Arial" w:cs="Arial" w:eastAsia="Arial" w:hAnsi="Arial"/>
@@ -15700,313 +16006,7 @@
             <w:pPr>
               <w:spacing w:after="20" w:before="0"/>
             </w:pPr>
-            <w:hyperlink w:history="1" r:id="rIdiswrkc_uexo0f_66pamkr">
-              <w:r>
-                <w:rPr>
-                  <w:rFonts w:ascii="Arial" w:cs="Arial" w:eastAsia="Arial" w:hAnsi="Arial"/>
-                  <w:color w:val="2E75B6"/>
-                  <w:sz w:val="16"/>
-                  <w:szCs w:val="16"/>
-                  <w:u w:val="single" w:color="2E75B6"/>
-                </w:rPr>
-                <w:t xml:space="preserve">Area of Regular Polygons (Flexbook)</w:t>
-              </w:r>
-            </w:hyperlink>
-          </w:p>
-          <w:p>
-            <w:pPr>
-              <w:spacing w:after="10" w:before="0"/>
-              <w:ind w:left="120"/>
-            </w:pPr>
-            <w:r>
-              <w:rPr>
-                <w:rFonts w:ascii="Arial" w:cs="Arial" w:eastAsia="Arial" w:hAnsi="Arial"/>
-                <w:color w:val="595959"/>
-                <w:sz w:val="14"/>
-                <w:szCs w:val="14"/>
-              </w:rPr>
-              <w:t xml:space="preserve">Source: CK-12</w:t>
-            </w:r>
-          </w:p>
-          <w:p>
-            <w:pPr>
-              <w:spacing w:after="10" w:before="0"/>
-              <w:ind w:left="120"/>
-            </w:pPr>
-            <w:hyperlink w:history="1" r:id="rId4fcecpq9exfjcsg02h5nu">
-              <w:r>
-                <w:rPr>
-                  <w:rFonts w:ascii="Arial" w:cs="Arial" w:eastAsia="Arial" w:hAnsi="Arial"/>
-                  <w:color w:val="595959"/>
-                  <w:sz w:val="14"/>
-                  <w:szCs w:val="14"/>
-                  <w:u w:val="single" w:color="595959"/>
-                </w:rPr>
-                <w:t xml:space="preserve">🔍 Search ARES for similar readings</w:t>
-              </w:r>
-            </w:hyperlink>
-          </w:p>
-        </w:tc>
-        <w:tc>
-          <w:tcPr>
-            <w:tcW w:type="dxa" w:w="3040"/>
-            <w:shd w:fill="FFFFFF" w:color="auto" w:val="clear"/>
-            <w:tcMar>
-              <w:top w:type="dxa" w:w="60"/>
-              <w:left w:type="dxa" w:w="120"/>
-              <w:bottom w:type="dxa" w:w="60"/>
-              <w:right w:type="dxa" w:w="120"/>
-            </w:tcMar>
-            <w:vAlign w:val="top"/>
-          </w:tcPr>
-          <w:p>
-            <w:pPr>
-              <w:spacing w:after="40" w:before="0"/>
-              <w:jc w:val="left"/>
-            </w:pPr>
-            <w:r>
-              <w:rPr>
-                <w:rFonts w:ascii="Arial" w:cs="Arial" w:eastAsia="Arial" w:hAnsi="Arial"/>
-                <w:b w:val="false"/>
-                <w:bCs w:val="false"/>
-                <w:i w:val="false"/>
-                <w:iCs w:val="false"/>
-                <w:color w:val="000000"/>
-                <w:sz w:val="18"/>
-                <w:szCs w:val="18"/>
-              </w:rPr>
-              <w:t xml:space="preserve">Each learner writes a new sticky note (or entry in the designated DQB section of their exercise book) responding to the prompt: 'What new understanding from today moves us closer to answering: How can the Nakuru land surveyor calculate the exact area of the five-sided shamba plot?' Learners also review the class DQB from Lessons 1–4 and identify one question that today's lesson has now answered and one new question that today's lesson has raised. Groups share their 'answered' and 'new' questions briefly (2 minutes total), and the teacher updates the physical or digital DQB accordingly.</w:t>
-            </w:r>
-          </w:p>
-        </w:tc>
-        <w:tc>
-          <w:tcPr>
-            <w:tcW w:type="dxa" w:w="3040"/>
-            <w:shd w:fill="F2F2F2" w:color="auto" w:val="clear"/>
-            <w:tcMar>
-              <w:top w:type="dxa" w:w="60"/>
-              <w:left w:type="dxa" w:w="120"/>
-              <w:bottom w:type="dxa" w:w="60"/>
-              <w:right w:type="dxa" w:w="120"/>
-            </w:tcMar>
-            <w:vAlign w:val="top"/>
-          </w:tcPr>
-          <w:p>
-            <w:pPr>
-              <w:spacing w:after="40" w:before="0"/>
-              <w:jc w:val="left"/>
-            </w:pPr>
-            <w:r>
-              <w:rPr>
-                <w:rFonts w:ascii="Arial" w:cs="Arial" w:eastAsia="Arial" w:hAnsi="Arial"/>
-                <w:b w:val="false"/>
-                <w:bCs w:val="false"/>
-                <w:i w:val="false"/>
-                <w:iCs w:val="false"/>
-                <w:color w:val="000000"/>
-                <w:sz w:val="18"/>
-                <w:szCs w:val="18"/>
-              </w:rPr>
-              <w:t xml:space="preserve">Display the full Driving Question on the board: 'How can a land surveyor in Nakuru calculate the exact area of any irregularly shaped farm plot, no matter what measurements are available?' Say: 'On your sticky note, write one sentence: what does today's lesson give the surveyor that they did not have before?' Allow 2 minutes of silent writing. Then say: 'Look at our DQB from the last four lessons. Find one question that you can now answer. Underline it.' Cold-call 2 learners to share their answered question and their new question. WAIT TIME 10 seconds after each. Add the new questions to the DQB. Say: 'Notice that our board is filling up with evidence. Each lesson is a tool. Today we gave the surveyor a plan — decompose the plot into triangles.'</w:t>
-            </w:r>
-          </w:p>
-        </w:tc>
-        <w:tc>
-          <w:tcPr>
-            <w:tcW w:type="dxa" w:w="3040"/>
-            <w:shd w:fill="FFFFFF" w:color="auto" w:val="clear"/>
-            <w:tcMar>
-              <w:top w:type="dxa" w:w="60"/>
-              <w:left w:type="dxa" w:w="120"/>
-              <w:bottom w:type="dxa" w:w="60"/>
-              <w:right w:type="dxa" w:w="120"/>
-            </w:tcMar>
-            <w:vAlign w:val="top"/>
-          </w:tcPr>
-          <w:p>
-            <w:pPr>
-              <w:spacing w:after="40" w:before="0"/>
-              <w:jc w:val="left"/>
-            </w:pPr>
-            <w:r>
-              <w:rPr>
-                <w:rFonts w:ascii="Arial" w:cs="Arial" w:eastAsia="Arial" w:hAnsi="Arial"/>
-                <w:b w:val="false"/>
-                <w:bCs w:val="false"/>
-                <w:i w:val="false"/>
-                <w:iCs w:val="false"/>
-                <w:color w:val="000000"/>
-                <w:sz w:val="18"/>
-                <w:szCs w:val="18"/>
-              </w:rPr>
-              <w:t xml:space="preserve">Driving Question Board as Cumulative Evidence Tracker: The DQB makes visible the growing body of knowledge across the lesson sequence. By identifying both answered and newly raised questions, learners experience science/mathematics as an iterative inquiry process, building metacognitive awareness of what they know and what remains to be solved.</w:t>
-            </w:r>
-          </w:p>
-        </w:tc>
-        <w:tc>
-          <w:tcPr>
-            <w:tcW w:type="dxa" w:w="3040"/>
-            <w:shd w:fill="F2F2F2" w:color="auto" w:val="clear"/>
-            <w:tcMar>
-              <w:top w:type="dxa" w:w="60"/>
-              <w:left w:type="dxa" w:w="120"/>
-              <w:bottom w:type="dxa" w:w="60"/>
-              <w:right w:type="dxa" w:w="120"/>
-            </w:tcMar>
-            <w:vAlign w:val="top"/>
-          </w:tcPr>
-          <w:p>
-            <w:pPr>
-              <w:spacing w:after="40" w:before="0"/>
-              <w:jc w:val="left"/>
-            </w:pPr>
-            <w:r>
-              <w:rPr>
-                <w:rFonts w:ascii="Arial" w:cs="Arial" w:eastAsia="Arial" w:hAnsi="Arial"/>
-                <w:b w:val="false"/>
-                <w:bCs w:val="false"/>
-                <w:i w:val="false"/>
-                <w:iCs w:val="false"/>
-                <w:color w:val="000000"/>
-                <w:sz w:val="18"/>
-                <w:szCs w:val="18"/>
-              </w:rPr>
-              <w:t xml:space="preserve">Observable indicator: Each learner's DQB entry should explicitly mention polygon decomposition or 'cutting into triangles' as the new understanding. Entries that only restate definitions (e.g. 'I learned what a convex polygon is') indicate surface-level engagement — follow up with: 'How does knowing what kind of polygon the shamba is help the surveyor calculate area?'</w:t>
-            </w:r>
-          </w:p>
-        </w:tc>
-      </w:tr>
-      <w:tr>
-        <w:tc>
-          <w:tcPr>
-            <w:tcW w:type="dxa" w:w="1520"/>
-            <w:shd w:fill="D5E8F0" w:color="auto" w:val="clear"/>
-            <w:tcMar>
-              <w:top w:type="dxa" w:w="60"/>
-              <w:left w:type="dxa" w:w="120"/>
-              <w:bottom w:type="dxa" w:w="60"/>
-              <w:right w:type="dxa" w:w="120"/>
-            </w:tcMar>
-            <w:vAlign w:val="top"/>
-          </w:tcPr>
-          <w:p>
-            <w:pPr>
-              <w:spacing w:after="40" w:before="0"/>
-              <w:jc w:val="left"/>
-            </w:pPr>
-            <w:r>
-              <w:rPr>
-                <w:rFonts w:ascii="Arial" w:cs="Arial" w:eastAsia="Arial" w:hAnsi="Arial"/>
-                <w:b/>
-                <w:bCs/>
-                <w:i w:val="false"/>
-                <w:iCs w:val="false"/>
-                <w:color w:val="000000"/>
-                <w:sz w:val="18"/>
-                <w:szCs w:val="18"/>
-              </w:rPr>
-              <w:t xml:space="preserve">Model Building Phase</w:t>
-            </w:r>
-          </w:p>
-          <w:p>
-            <w:pPr>
-              <w:spacing w:after="20" w:before="0"/>
-            </w:pPr>
-            <w:r>
-              <w:rPr>
-                <w:rFonts w:ascii="Arial" w:cs="Arial" w:eastAsia="Arial" w:hAnsi="Arial"/>
-                <w:b/>
-                <w:bCs/>
-                <w:color w:val="1F3864"/>
-                <w:sz w:val="16"/>
-                <w:szCs w:val="16"/>
-              </w:rPr>
-              <w:t xml:space="preserve">📹 VIDEO:</w:t>
-            </w:r>
-          </w:p>
-          <w:p>
-            <w:pPr>
-              <w:spacing w:after="20" w:before="0"/>
-            </w:pPr>
-            <w:hyperlink w:history="1" r:id="rId5tb4jv_keyov5_6vtfxwa">
-              <w:r>
-                <w:rPr>
-                  <w:rFonts w:ascii="Arial" w:cs="Arial" w:eastAsia="Arial" w:hAnsi="Arial"/>
-                  <w:color w:val="2E75B6"/>
-                  <w:sz w:val="16"/>
-                  <w:szCs w:val="16"/>
-                  <w:u w:val="single" w:color="2E75B6"/>
-                </w:rPr>
-                <w:t xml:space="preserve">Area of Regular Polygons Principles</w:t>
-              </w:r>
-            </w:hyperlink>
-          </w:p>
-          <w:p>
-            <w:pPr>
-              <w:spacing w:after="10" w:before="0"/>
-              <w:ind w:left="120"/>
-            </w:pPr>
-            <w:r>
-              <w:rPr>
-                <w:rFonts w:ascii="Arial" w:cs="Arial" w:eastAsia="Arial" w:hAnsi="Arial"/>
-                <w:color w:val="595959"/>
-                <w:sz w:val="14"/>
-                <w:szCs w:val="14"/>
-              </w:rPr>
-              <w:t xml:space="preserve">Source: CK-12</w:t>
-            </w:r>
-          </w:p>
-          <w:p>
-            <w:pPr>
-              <w:spacing w:after="10" w:before="0"/>
-              <w:ind w:left="120"/>
-            </w:pPr>
-            <w:hyperlink w:history="1" r:id="rIdocywyz0e126vaee6iqhbl">
-              <w:r>
-                <w:rPr>
-                  <w:rFonts w:ascii="Arial" w:cs="Arial" w:eastAsia="Arial" w:hAnsi="Arial"/>
-                  <w:color w:val="595959"/>
-                  <w:sz w:val="14"/>
-                  <w:szCs w:val="14"/>
-                  <w:u w:val="single" w:color="595959"/>
-                </w:rPr>
-                <w:t xml:space="preserve">🔍 Search ARES for similar videos</w:t>
-              </w:r>
-            </w:hyperlink>
-          </w:p>
-          <w:p>
-            <w:pPr>
-              <w:spacing w:after="40" w:before="0"/>
-            </w:pPr>
-            <w:r>
-              <w:rPr>
-                <w:sz w:val="14"/>
-                <w:szCs w:val="14"/>
-              </w:rPr>
-              <w:t xml:space="preserve"/>
-            </w:r>
-          </w:p>
-          <w:p>
-            <w:pPr>
-              <w:spacing w:after="20" w:before="0"/>
-            </w:pPr>
-            <w:r>
-              <w:rPr>
-                <w:rFonts w:ascii="Arial" w:cs="Arial" w:eastAsia="Arial" w:hAnsi="Arial"/>
-                <w:b/>
-                <w:bCs/>
-                <w:color w:val="1F3864"/>
-                <w:sz w:val="16"/>
-                <w:szCs w:val="16"/>
-              </w:rPr>
-              <w:t xml:space="preserve">📖 HTML:</w:t>
-            </w:r>
-          </w:p>
-          <w:p>
-            <w:pPr>
-              <w:spacing w:after="20" w:before="0"/>
-            </w:pPr>
-            <w:hyperlink w:history="1" r:id="rIds3jp1bioxie57e8cbw4ba">
+            <w:hyperlink w:history="1" r:id="rIdbfltkoe6meoi-qj5nzy8w">
               <w:r>
                 <w:rPr>
                   <w:rFonts w:ascii="Arial" w:cs="Arial" w:eastAsia="Arial" w:hAnsi="Arial"/>
@@ -16039,7 +16039,7 @@
               <w:spacing w:after="10" w:before="0"/>
               <w:ind w:left="120"/>
             </w:pPr>
-            <w:hyperlink w:history="1" r:id="rIdhowotds8b5bj4pcptbx98">
+            <w:hyperlink w:history="1" r:id="rIdkaugfieqxxjncwzawp9xg">
               <w:r>
                 <w:rPr>
                   <w:rFonts w:ascii="Arial" w:cs="Arial" w:eastAsia="Arial" w:hAnsi="Arial"/>
@@ -17526,7 +17526,7 @@
             <w:pPr>
               <w:spacing w:after="20" w:before="0"/>
             </w:pPr>
-            <w:hyperlink w:history="1" r:id="rIdls5zazkbxpte-_rvmcwcm">
+            <w:hyperlink w:history="1" r:id="rIdcs8k2vjmvwhav8ckzq_i2">
               <w:r>
                 <w:rPr>
                   <w:rFonts w:ascii="Arial" w:cs="Arial" w:eastAsia="Arial" w:hAnsi="Arial"/>
@@ -17559,7 +17559,7 @@
               <w:spacing w:after="10" w:before="0"/>
               <w:ind w:left="120"/>
             </w:pPr>
-            <w:hyperlink w:history="1" r:id="rIdlvwgpjv4ntqxskn1lszy0">
+            <w:hyperlink w:history="1" r:id="rIdcpzsugunddydgvl2iwpj2">
               <w:r>
                 <w:rPr>
                   <w:rFonts w:ascii="Arial" w:cs="Arial" w:eastAsia="Arial" w:hAnsi="Arial"/>
@@ -17604,7 +17604,7 @@
             <w:pPr>
               <w:spacing w:after="20" w:before="0"/>
             </w:pPr>
-            <w:hyperlink w:history="1" r:id="rIdwsylghcur5-hilxkg3msw">
+            <w:hyperlink w:history="1" r:id="rIdovmo_vncowyrycdxbufas">
               <w:r>
                 <w:rPr>
                   <w:rFonts w:ascii="Arial" w:cs="Arial" w:eastAsia="Arial" w:hAnsi="Arial"/>
@@ -17637,7 +17637,7 @@
               <w:spacing w:after="10" w:before="0"/>
               <w:ind w:left="120"/>
             </w:pPr>
-            <w:hyperlink w:history="1" r:id="rIdnpsuflxwzimvjixeptrw5">
+            <w:hyperlink w:history="1" r:id="rIdv-v7aaatmigf1skwj_yyr">
               <w:r>
                 <w:rPr>
                   <w:rFonts w:ascii="Arial" w:cs="Arial" w:eastAsia="Arial" w:hAnsi="Arial"/>
@@ -17832,7 +17832,7 @@
             <w:pPr>
               <w:spacing w:after="20" w:before="0"/>
             </w:pPr>
-            <w:hyperlink w:history="1" r:id="rIdtinj_h5_te4to-3nzf_cs">
+            <w:hyperlink w:history="1" r:id="rIdtdadeketacz2_tbcpdvkh">
               <w:r>
                 <w:rPr>
                   <w:rFonts w:ascii="Arial" w:cs="Arial" w:eastAsia="Arial" w:hAnsi="Arial"/>
@@ -17865,7 +17865,7 @@
               <w:spacing w:after="10" w:before="0"/>
               <w:ind w:left="120"/>
             </w:pPr>
-            <w:hyperlink w:history="1" r:id="rId_pke0mkzmtqjb1q_dayuz">
+            <w:hyperlink w:history="1" r:id="rIdhfk2pieekoquwk5xtlxkx">
               <w:r>
                 <w:rPr>
                   <w:rFonts w:ascii="Arial" w:cs="Arial" w:eastAsia="Arial" w:hAnsi="Arial"/>
@@ -17910,7 +17910,7 @@
             <w:pPr>
               <w:spacing w:after="20" w:before="0"/>
             </w:pPr>
-            <w:hyperlink w:history="1" r:id="rIdslhwgc1-oj2uitotxnrot">
+            <w:hyperlink w:history="1" r:id="rIdvjc3p8r6vb5-ilfoxphbe">
               <w:r>
                 <w:rPr>
                   <w:rFonts w:ascii="Arial" w:cs="Arial" w:eastAsia="Arial" w:hAnsi="Arial"/>
@@ -17943,7 +17943,7 @@
               <w:spacing w:after="10" w:before="0"/>
               <w:ind w:left="120"/>
             </w:pPr>
-            <w:hyperlink w:history="1" r:id="rIdivdduqtajexgqnwnfx-yy">
+            <w:hyperlink w:history="1" r:id="rId7sbmvtln8rdfukcytqjh7">
               <w:r>
                 <w:rPr>
                   <w:rFonts w:ascii="Arial" w:cs="Arial" w:eastAsia="Arial" w:hAnsi="Arial"/>
@@ -18138,7 +18138,7 @@
             <w:pPr>
               <w:spacing w:after="20" w:before="0"/>
             </w:pPr>
-            <w:hyperlink w:history="1" r:id="rIdwir88tpz6xuelzbmpjz9l">
+            <w:hyperlink w:history="1" r:id="rIdi_gr6uqj8pworz-3ti3oh">
               <w:r>
                 <w:rPr>
                   <w:rFonts w:ascii="Arial" w:cs="Arial" w:eastAsia="Arial" w:hAnsi="Arial"/>
@@ -18147,7 +18147,7 @@
                   <w:szCs w:val="16"/>
                   <w:u w:val="single" w:color="2E75B6"/>
                 </w:rPr>
-                <w:t xml:space="preserve">Eneo la Pembesita -dubbed(KY)</w:t>
+                <w:t xml:space="preserve">Area of Regular Polygons Principles</w:t>
               </w:r>
             </w:hyperlink>
           </w:p>
@@ -18163,7 +18163,7 @@
                 <w:sz w:val="14"/>
                 <w:szCs w:val="14"/>
               </w:rPr>
-              <w:t xml:space="preserve">Source: Khan Academy (Kiswahili)</w:t>
+              <w:t xml:space="preserve">Source: CK-12</w:t>
             </w:r>
           </w:p>
           <w:p>
@@ -18171,7 +18171,7 @@
               <w:spacing w:after="10" w:before="0"/>
               <w:ind w:left="120"/>
             </w:pPr>
-            <w:hyperlink w:history="1" r:id="rIdzsjxxw9qeotoc7wxbxmvp">
+            <w:hyperlink w:history="1" r:id="rIdkojgygm-rw-lq5opseixk">
               <w:r>
                 <w:rPr>
                   <w:rFonts w:ascii="Arial" w:cs="Arial" w:eastAsia="Arial" w:hAnsi="Arial"/>
@@ -18216,7 +18216,7 @@
             <w:pPr>
               <w:spacing w:after="20" w:before="0"/>
             </w:pPr>
-            <w:hyperlink w:history="1" r:id="rIdfflqywe9ptldowgaqezp-">
+            <w:hyperlink w:history="1" r:id="rIdpnf4oa0ob0ng25f2zc2hp">
               <w:r>
                 <w:rPr>
                   <w:rFonts w:ascii="Arial" w:cs="Arial" w:eastAsia="Arial" w:hAnsi="Arial"/>
@@ -18249,7 +18249,7 @@
               <w:spacing w:after="10" w:before="0"/>
               <w:ind w:left="120"/>
             </w:pPr>
-            <w:hyperlink w:history="1" r:id="rIdfn3dttwyfgzwd5f9cvued">
+            <w:hyperlink w:history="1" r:id="rIdt8mkosgzappfidamqcx-z">
               <w:r>
                 <w:rPr>
                   <w:rFonts w:ascii="Arial" w:cs="Arial" w:eastAsia="Arial" w:hAnsi="Arial"/>
@@ -18444,7 +18444,7 @@
             <w:pPr>
               <w:spacing w:after="20" w:before="0"/>
             </w:pPr>
-            <w:hyperlink w:history="1" r:id="rIdk0qtym9q549kt6kbg6mtd">
+            <w:hyperlink w:history="1" r:id="rIdkr5j6cso9-6yqux8q4u52">
               <w:r>
                 <w:rPr>
                   <w:rFonts w:ascii="Arial" w:cs="Arial" w:eastAsia="Arial" w:hAnsi="Arial"/>
@@ -18477,7 +18477,7 @@
               <w:spacing w:after="10" w:before="0"/>
               <w:ind w:left="120"/>
             </w:pPr>
-            <w:hyperlink w:history="1" r:id="rIdpenjec6tamhieprtaciqp">
+            <w:hyperlink w:history="1" r:id="rId92oh9z90lplfct3497k_j">
               <w:r>
                 <w:rPr>
                   <w:rFonts w:ascii="Arial" w:cs="Arial" w:eastAsia="Arial" w:hAnsi="Arial"/>
@@ -18522,7 +18522,7 @@
             <w:pPr>
               <w:spacing w:after="20" w:before="0"/>
             </w:pPr>
-            <w:hyperlink w:history="1" r:id="rIdr25ld23qwic3n-uweuzpz">
+            <w:hyperlink w:history="1" r:id="rIdvfayyiduttvwphz6blr_n">
               <w:r>
                 <w:rPr>
                   <w:rFonts w:ascii="Arial" w:cs="Arial" w:eastAsia="Arial" w:hAnsi="Arial"/>
@@ -18555,7 +18555,7 @@
               <w:spacing w:after="10" w:before="0"/>
               <w:ind w:left="120"/>
             </w:pPr>
-            <w:hyperlink w:history="1" r:id="rIdiv-684rbfvok4faqhi6di">
+            <w:hyperlink w:history="1" r:id="rId5z0alsocjnqiamygfjwmp">
               <w:r>
                 <w:rPr>
                   <w:rFonts w:ascii="Arial" w:cs="Arial" w:eastAsia="Arial" w:hAnsi="Arial"/>
@@ -18750,7 +18750,7 @@
             <w:pPr>
               <w:spacing w:after="20" w:before="0"/>
             </w:pPr>
-            <w:hyperlink w:history="1" r:id="rIdoragzhxjkm0po5y4vi8hg">
+            <w:hyperlink w:history="1" r:id="rIdmroja8_qnarukkhjl_lew">
               <w:r>
                 <w:rPr>
                   <w:rFonts w:ascii="Arial" w:cs="Arial" w:eastAsia="Arial" w:hAnsi="Arial"/>
@@ -18783,7 +18783,7 @@
               <w:spacing w:after="10" w:before="0"/>
               <w:ind w:left="120"/>
             </w:pPr>
-            <w:hyperlink w:history="1" r:id="rIdcm_lxadeslndapkaispaq">
+            <w:hyperlink w:history="1" r:id="rIdd4lu5_ntcegnbl1zwyc-w">
               <w:r>
                 <w:rPr>
                   <w:rFonts w:ascii="Arial" w:cs="Arial" w:eastAsia="Arial" w:hAnsi="Arial"/>
@@ -18828,7 +18828,7 @@
             <w:pPr>
               <w:spacing w:after="20" w:before="0"/>
             </w:pPr>
-            <w:hyperlink w:history="1" r:id="rId17eibza_nl3gbxmzicfnw">
+            <w:hyperlink w:history="1" r:id="rIdalcazozfubdbbe7sx_oa4">
               <w:r>
                 <w:rPr>
                   <w:rFonts w:ascii="Arial" w:cs="Arial" w:eastAsia="Arial" w:hAnsi="Arial"/>
@@ -18861,7 +18861,7 @@
               <w:spacing w:after="10" w:before="0"/>
               <w:ind w:left="120"/>
             </w:pPr>
-            <w:hyperlink w:history="1" r:id="rIdwbd1kmmj4cxbpcvnixxne">
+            <w:hyperlink w:history="1" r:id="rIdiv7p6zjnufyildfoxjen2">
               <w:r>
                 <w:rPr>
                   <w:rFonts w:ascii="Arial" w:cs="Arial" w:eastAsia="Arial" w:hAnsi="Arial"/>
@@ -20348,7 +20348,7 @@
             <w:pPr>
               <w:spacing w:after="20" w:before="0"/>
             </w:pPr>
-            <w:hyperlink w:history="1" r:id="rIdprshtetmttty7lgqlmsfd">
+            <w:hyperlink w:history="1" r:id="rId1w92pn3duejbt5ketri7g">
               <w:r>
                 <w:rPr>
                   <w:rFonts w:ascii="Arial" w:cs="Arial" w:eastAsia="Arial" w:hAnsi="Arial"/>
@@ -20381,7 +20381,7 @@
               <w:spacing w:after="10" w:before="0"/>
               <w:ind w:left="120"/>
             </w:pPr>
-            <w:hyperlink w:history="1" r:id="rId_kic1mngn9fcqxnwk9zcg">
+            <w:hyperlink w:history="1" r:id="rIdmqsagtna9lssv1bzd0cgx">
               <w:r>
                 <w:rPr>
                   <w:rFonts w:ascii="Arial" w:cs="Arial" w:eastAsia="Arial" w:hAnsi="Arial"/>
@@ -20443,7 +20443,7 @@
               <w:spacing w:after="10" w:before="0"/>
               <w:ind w:left="120"/>
             </w:pPr>
-            <w:hyperlink w:history="1" r:id="rIdwkv6csin_b4fxbcyumvaz">
+            <w:hyperlink w:history="1" r:id="rIdoapfcv3v7qxandavkagfb">
               <w:r>
                 <w:rPr>
                   <w:rFonts w:ascii="Arial" w:cs="Arial" w:eastAsia="Arial" w:hAnsi="Arial"/>
@@ -20653,7 +20653,7 @@
             <w:pPr>
               <w:spacing w:after="20" w:before="0"/>
             </w:pPr>
-            <w:hyperlink w:history="1" r:id="rIdr8_z2nve0gwma_x60hpud">
+            <w:hyperlink w:history="1" r:id="rIdvj-vtd7so92bdcljr36o-">
               <w:r>
                 <w:rPr>
                   <w:rFonts w:ascii="Arial" w:cs="Arial" w:eastAsia="Arial" w:hAnsi="Arial"/>
@@ -20686,7 +20686,7 @@
               <w:spacing w:after="10" w:before="0"/>
               <w:ind w:left="120"/>
             </w:pPr>
-            <w:hyperlink w:history="1" r:id="rIdccfaxxdwqieyeymv_1wnp">
+            <w:hyperlink w:history="1" r:id="rIdhhv3keyjpmwzc4dbtjcqg">
               <w:r>
                 <w:rPr>
                   <w:rFonts w:ascii="Arial" w:cs="Arial" w:eastAsia="Arial" w:hAnsi="Arial"/>
@@ -20748,7 +20748,7 @@
               <w:spacing w:after="10" w:before="0"/>
               <w:ind w:left="120"/>
             </w:pPr>
-            <w:hyperlink w:history="1" r:id="rIdld0xoakmd_oags47ktttc">
+            <w:hyperlink w:history="1" r:id="rId7xpyvwre562i4zmzwlzqb">
               <w:r>
                 <w:rPr>
                   <w:rFonts w:ascii="Arial" w:cs="Arial" w:eastAsia="Arial" w:hAnsi="Arial"/>
@@ -20958,7 +20958,7 @@
             <w:pPr>
               <w:spacing w:after="20" w:before="0"/>
             </w:pPr>
-            <w:hyperlink w:history="1" r:id="rId7rczug8ti0l6qoprp7zmn">
+            <w:hyperlink w:history="1" r:id="rIdx-u6olbcdob2tzszazyin">
               <w:r>
                 <w:rPr>
                   <w:rFonts w:ascii="Arial" w:cs="Arial" w:eastAsia="Arial" w:hAnsi="Arial"/>
@@ -20991,7 +20991,7 @@
               <w:spacing w:after="10" w:before="0"/>
               <w:ind w:left="120"/>
             </w:pPr>
-            <w:hyperlink w:history="1" r:id="rIdtfaxd8o22fvbhdmh108qn">
+            <w:hyperlink w:history="1" r:id="rId-xicgfpj46x6ha4jdsxba">
               <w:r>
                 <w:rPr>
                   <w:rFonts w:ascii="Arial" w:cs="Arial" w:eastAsia="Arial" w:hAnsi="Arial"/>
@@ -21053,7 +21053,7 @@
               <w:spacing w:after="10" w:before="0"/>
               <w:ind w:left="120"/>
             </w:pPr>
-            <w:hyperlink w:history="1" r:id="rIdit484fgwqgjyurq2i2jry">
+            <w:hyperlink w:history="1" r:id="rId45lvhdo9ppumqclboe156">
               <w:r>
                 <w:rPr>
                   <w:rFonts w:ascii="Arial" w:cs="Arial" w:eastAsia="Arial" w:hAnsi="Arial"/>
@@ -21263,7 +21263,7 @@
             <w:pPr>
               <w:spacing w:after="20" w:before="0"/>
             </w:pPr>
-            <w:hyperlink w:history="1" r:id="rIdqruxaz2thtpgluvdddngu">
+            <w:hyperlink w:history="1" r:id="rIdo2omgje_xzcrxrmjgwcc5">
               <w:r>
                 <w:rPr>
                   <w:rFonts w:ascii="Arial" w:cs="Arial" w:eastAsia="Arial" w:hAnsi="Arial"/>
@@ -21296,7 +21296,7 @@
               <w:spacing w:after="10" w:before="0"/>
               <w:ind w:left="120"/>
             </w:pPr>
-            <w:hyperlink w:history="1" r:id="rIdz6bxofvcdtv9wcjukj1c2">
+            <w:hyperlink w:history="1" r:id="rIdqdzgbtg17jlmumkt48ue8">
               <w:r>
                 <w:rPr>
                   <w:rFonts w:ascii="Arial" w:cs="Arial" w:eastAsia="Arial" w:hAnsi="Arial"/>
@@ -21358,7 +21358,7 @@
               <w:spacing w:after="10" w:before="0"/>
               <w:ind w:left="120"/>
             </w:pPr>
-            <w:hyperlink w:history="1" r:id="rIddjzgiy286lhxhrpwec7cr">
+            <w:hyperlink w:history="1" r:id="rIdvrqw8vmtu9aw15rha235c">
               <w:r>
                 <w:rPr>
                   <w:rFonts w:ascii="Arial" w:cs="Arial" w:eastAsia="Arial" w:hAnsi="Arial"/>
@@ -21568,7 +21568,7 @@
             <w:pPr>
               <w:spacing w:after="20" w:before="0"/>
             </w:pPr>
-            <w:hyperlink w:history="1" r:id="rIdr92djdun1i0x_pf_3legu">
+            <w:hyperlink w:history="1" r:id="rIdzxbq5keasxi2sqapasr_b">
               <w:r>
                 <w:rPr>
                   <w:rFonts w:ascii="Arial" w:cs="Arial" w:eastAsia="Arial" w:hAnsi="Arial"/>
@@ -21601,7 +21601,7 @@
               <w:spacing w:after="10" w:before="0"/>
               <w:ind w:left="120"/>
             </w:pPr>
-            <w:hyperlink w:history="1" r:id="rIdlsnb3h5ykn9aywow60j9y">
+            <w:hyperlink w:history="1" r:id="rIdadm4ijzscx_xq02qubxaz">
               <w:r>
                 <w:rPr>
                   <w:rFonts w:ascii="Arial" w:cs="Arial" w:eastAsia="Arial" w:hAnsi="Arial"/>
@@ -21663,7 +21663,7 @@
               <w:spacing w:after="10" w:before="0"/>
               <w:ind w:left="120"/>
             </w:pPr>
-            <w:hyperlink w:history="1" r:id="rIdedz97swguvtdttpa203co">
+            <w:hyperlink w:history="1" r:id="rIdfurjcmndext0wkuds96p4">
               <w:r>
                 <w:rPr>
                   <w:rFonts w:ascii="Arial" w:cs="Arial" w:eastAsia="Arial" w:hAnsi="Arial"/>
@@ -23165,7 +23165,7 @@
             <w:pPr>
               <w:spacing w:after="20" w:before="0"/>
             </w:pPr>
-            <w:hyperlink w:history="1" r:id="rIdqpbclagejdffshyur9kut">
+            <w:hyperlink w:history="1" r:id="rId1vq2hpddnplymhb9upzpx">
               <w:r>
                 <w:rPr>
                   <w:rFonts w:ascii="Arial" w:cs="Arial" w:eastAsia="Arial" w:hAnsi="Arial"/>
@@ -23198,7 +23198,7 @@
               <w:spacing w:after="10" w:before="0"/>
               <w:ind w:left="120"/>
             </w:pPr>
-            <w:hyperlink w:history="1" r:id="rIdwy2wwko-ynxmvw93a_tbi">
+            <w:hyperlink w:history="1" r:id="rIdpblmyuhhpyilvxlpie_ll">
               <w:r>
                 <w:rPr>
                   <w:rFonts w:ascii="Arial" w:cs="Arial" w:eastAsia="Arial" w:hAnsi="Arial"/>
@@ -23243,7 +23243,7 @@
             <w:pPr>
               <w:spacing w:after="20" w:before="0"/>
             </w:pPr>
-            <w:hyperlink w:history="1" r:id="rIdlgbywz5_1-dp4zphdldqy">
+            <w:hyperlink w:history="1" r:id="rIdg5hmapts7sw1woa3de9rl">
               <w:r>
                 <w:rPr>
                   <w:rFonts w:ascii="Arial" w:cs="Arial" w:eastAsia="Arial" w:hAnsi="Arial"/>
@@ -23276,7 +23276,7 @@
               <w:spacing w:after="10" w:before="0"/>
               <w:ind w:left="120"/>
             </w:pPr>
-            <w:hyperlink w:history="1" r:id="rIduaxlbgdu3qiofqukohvxv">
+            <w:hyperlink w:history="1" r:id="rIdvdeifyy2fugio0osisdkq">
               <w:r>
                 <w:rPr>
                   <w:rFonts w:ascii="Arial" w:cs="Arial" w:eastAsia="Arial" w:hAnsi="Arial"/>
@@ -23471,7 +23471,313 @@
             <w:pPr>
               <w:spacing w:after="20" w:before="0"/>
             </w:pPr>
-            <w:hyperlink w:history="1" r:id="rIdpsq_m_9fsdk6d1bksnhdn">
+            <w:hyperlink w:history="1" r:id="rId7g2rqnk_8w1deewkxrbea">
+              <w:r>
+                <w:rPr>
+                  <w:rFonts w:ascii="Arial" w:cs="Arial" w:eastAsia="Arial" w:hAnsi="Arial"/>
+                  <w:color w:val="2E75B6"/>
+                  <w:sz w:val="16"/>
+                  <w:szCs w:val="16"/>
+                  <w:u w:val="single" w:color="2E75B6"/>
+                </w:rPr>
+                <w:t xml:space="preserve">Area of Regular Polygons Principles</w:t>
+              </w:r>
+            </w:hyperlink>
+          </w:p>
+          <w:p>
+            <w:pPr>
+              <w:spacing w:after="10" w:before="0"/>
+              <w:ind w:left="120"/>
+            </w:pPr>
+            <w:r>
+              <w:rPr>
+                <w:rFonts w:ascii="Arial" w:cs="Arial" w:eastAsia="Arial" w:hAnsi="Arial"/>
+                <w:color w:val="595959"/>
+                <w:sz w:val="14"/>
+                <w:szCs w:val="14"/>
+              </w:rPr>
+              <w:t xml:space="preserve">Source: CK-12</w:t>
+            </w:r>
+          </w:p>
+          <w:p>
+            <w:pPr>
+              <w:spacing w:after="10" w:before="0"/>
+              <w:ind w:left="120"/>
+            </w:pPr>
+            <w:hyperlink w:history="1" r:id="rIdpveiffcsfen8fpchnutbx">
+              <w:r>
+                <w:rPr>
+                  <w:rFonts w:ascii="Arial" w:cs="Arial" w:eastAsia="Arial" w:hAnsi="Arial"/>
+                  <w:color w:val="595959"/>
+                  <w:sz w:val="14"/>
+                  <w:szCs w:val="14"/>
+                  <w:u w:val="single" w:color="595959"/>
+                </w:rPr>
+                <w:t xml:space="preserve">🔍 Search ARES for similar videos</w:t>
+              </w:r>
+            </w:hyperlink>
+          </w:p>
+          <w:p>
+            <w:pPr>
+              <w:spacing w:after="40" w:before="0"/>
+            </w:pPr>
+            <w:r>
+              <w:rPr>
+                <w:sz w:val="14"/>
+                <w:szCs w:val="14"/>
+              </w:rPr>
+              <w:t xml:space="preserve"/>
+            </w:r>
+          </w:p>
+          <w:p>
+            <w:pPr>
+              <w:spacing w:after="20" w:before="0"/>
+            </w:pPr>
+            <w:r>
+              <w:rPr>
+                <w:rFonts w:ascii="Arial" w:cs="Arial" w:eastAsia="Arial" w:hAnsi="Arial"/>
+                <w:b/>
+                <w:bCs/>
+                <w:color w:val="1F3864"/>
+                <w:sz w:val="16"/>
+                <w:szCs w:val="16"/>
+              </w:rPr>
+              <w:t xml:space="preserve">📖 EXERCISE:</w:t>
+            </w:r>
+          </w:p>
+          <w:p>
+            <w:pPr>
+              <w:spacing w:after="20" w:before="0"/>
+            </w:pPr>
+            <w:hyperlink w:history="1" r:id="rIdtp5c4ahiqfthnaoaofreb">
+              <w:r>
+                <w:rPr>
+                  <w:rFonts w:ascii="Arial" w:cs="Arial" w:eastAsia="Arial" w:hAnsi="Arial"/>
+                  <w:color w:val="2E75B6"/>
+                  <w:sz w:val="16"/>
+                  <w:szCs w:val="16"/>
+                  <w:u w:val="single" w:color="2E75B6"/>
+                </w:rPr>
+                <w:t xml:space="preserve">Heron's Formula Practice</w:t>
+              </w:r>
+            </w:hyperlink>
+          </w:p>
+          <w:p>
+            <w:pPr>
+              <w:spacing w:after="10" w:before="0"/>
+              <w:ind w:left="120"/>
+            </w:pPr>
+            <w:r>
+              <w:rPr>
+                <w:rFonts w:ascii="Arial" w:cs="Arial" w:eastAsia="Arial" w:hAnsi="Arial"/>
+                <w:color w:val="595959"/>
+                <w:sz w:val="14"/>
+                <w:szCs w:val="14"/>
+              </w:rPr>
+              <w:t xml:space="preserve">Source: CK-12</w:t>
+            </w:r>
+          </w:p>
+          <w:p>
+            <w:pPr>
+              <w:spacing w:after="10" w:before="0"/>
+              <w:ind w:left="120"/>
+            </w:pPr>
+            <w:hyperlink w:history="1" r:id="rId-p3-damshz2vgluqo3cat">
+              <w:r>
+                <w:rPr>
+                  <w:rFonts w:ascii="Arial" w:cs="Arial" w:eastAsia="Arial" w:hAnsi="Arial"/>
+                  <w:color w:val="595959"/>
+                  <w:sz w:val="14"/>
+                  <w:szCs w:val="14"/>
+                  <w:u w:val="single" w:color="595959"/>
+                </w:rPr>
+                <w:t xml:space="preserve">🔍 Search ARES for similar readings</w:t>
+              </w:r>
+            </w:hyperlink>
+          </w:p>
+        </w:tc>
+        <w:tc>
+          <w:tcPr>
+            <w:tcW w:type="dxa" w:w="3040"/>
+            <w:shd w:fill="FFFFFF" w:color="auto" w:val="clear"/>
+            <w:tcMar>
+              <w:top w:type="dxa" w:w="60"/>
+              <w:left w:type="dxa" w:w="120"/>
+              <w:bottom w:type="dxa" w:w="60"/>
+              <w:right w:type="dxa" w:w="120"/>
+            </w:tcMar>
+            <w:vAlign w:val="top"/>
+          </w:tcPr>
+          <w:p>
+            <w:pPr>
+              <w:spacing w:after="40" w:before="0"/>
+              <w:jc w:val="left"/>
+            </w:pPr>
+            <w:r>
+              <w:rPr>
+                <w:rFonts w:ascii="Arial" w:cs="Arial" w:eastAsia="Arial" w:hAnsi="Arial"/>
+                <w:b w:val="false"/>
+                <w:bCs w:val="false"/>
+                <w:i w:val="false"/>
+                <w:iCs w:val="false"/>
+                <w:color w:val="000000"/>
+                <w:sz w:val="18"/>
+                <w:szCs w:val="18"/>
+              </w:rPr>
+              <w:t xml:space="preserve">The class stands and gathers around the Driving Question Board (DQB) that has been built across all eight lessons. The teacher reads aloud the driving question: 'How can a land surveyor in Nakuru calculate the exact area of any irregularly shaped farm plot, no matter what measurements are available?' Learners are given 2 minutes to silently read every sticky note on the board — questions asked in earlier lessons, partial answers posted along the way, and vocabulary terms added over time. Each learner then physically moves one sticky note from the 'Still Wondering' column to the 'We Can Now Explain This' column if they believe the unit has answered it, attaching a brief written justification on the back. The teacher facilitates a 4-minute discussion about the migration of notes, highlighting how the unit storyline moved from ½bh → sine formula → Heron's formula → quadrilateral formulas → regular polygons → composite decomposition.</w:t>
+            </w:r>
+          </w:p>
+        </w:tc>
+        <w:tc>
+          <w:tcPr>
+            <w:tcW w:type="dxa" w:w="3040"/>
+            <w:shd w:fill="F2F2F2" w:color="auto" w:val="clear"/>
+            <w:tcMar>
+              <w:top w:type="dxa" w:w="60"/>
+              <w:left w:type="dxa" w:w="120"/>
+              <w:bottom w:type="dxa" w:w="60"/>
+              <w:right w:type="dxa" w:w="120"/>
+            </w:tcMar>
+            <w:vAlign w:val="top"/>
+          </w:tcPr>
+          <w:p>
+            <w:pPr>
+              <w:spacing w:after="40" w:before="0"/>
+              <w:jc w:val="left"/>
+            </w:pPr>
+            <w:r>
+              <w:rPr>
+                <w:rFonts w:ascii="Arial" w:cs="Arial" w:eastAsia="Arial" w:hAnsi="Arial"/>
+                <w:b w:val="false"/>
+                <w:bCs w:val="false"/>
+                <w:i w:val="false"/>
+                <w:iCs w:val="false"/>
+                <w:color w:val="000000"/>
+                <w:sz w:val="18"/>
+                <w:szCs w:val="18"/>
+              </w:rPr>
+              <w:t xml:space="preserve">Stand beside the DQB and say: 'This board has been our scientific and mathematical memory for the whole unit. Every question, every breakthrough, every tool — it is all here.' Give 2 minutes of silent reading time (enforce silence with a visible timer). Then say: 'If you believe the unit has given you enough tools to answer a question on this board, walk up, take the sticky note, write your justification on the back, and move it to the green column. You have 2 minutes.' After migration, ask 3 learners (cold-call by name): 'Which note did you move, and in one sentence, what evidence allowed you to move it?' Conclude by pointing to any notes still in 'Still Wondering' and saying: 'Let's see if today's final task closes those gaps too.'</w:t>
+            </w:r>
+          </w:p>
+        </w:tc>
+        <w:tc>
+          <w:tcPr>
+            <w:tcW w:type="dxa" w:w="3040"/>
+            <w:shd w:fill="FFFFFF" w:color="auto" w:val="clear"/>
+            <w:tcMar>
+              <w:top w:type="dxa" w:w="60"/>
+              <w:left w:type="dxa" w:w="120"/>
+              <w:bottom w:type="dxa" w:w="60"/>
+              <w:right w:type="dxa" w:w="120"/>
+            </w:tcMar>
+            <w:vAlign w:val="top"/>
+          </w:tcPr>
+          <w:p>
+            <w:pPr>
+              <w:spacing w:after="40" w:before="0"/>
+              <w:jc w:val="left"/>
+            </w:pPr>
+            <w:r>
+              <w:rPr>
+                <w:rFonts w:ascii="Arial" w:cs="Arial" w:eastAsia="Arial" w:hAnsi="Arial"/>
+                <w:b w:val="false"/>
+                <w:bCs w:val="false"/>
+                <w:i w:val="false"/>
+                <w:iCs w:val="false"/>
+                <w:color w:val="000000"/>
+                <w:sz w:val="18"/>
+                <w:szCs w:val="18"/>
+              </w:rPr>
+              <w:t xml:space="preserve">Driving Question Board Evidence Audit — this strategy makes the cumulative knowledge journey visible and tangible. By physically moving sticky notes, learners perform a metacognitive audit of their own understanding, connecting each prior lesson's evidence to the overarching driving question.</w:t>
+            </w:r>
+          </w:p>
+        </w:tc>
+        <w:tc>
+          <w:tcPr>
+            <w:tcW w:type="dxa" w:w="3040"/>
+            <w:shd w:fill="F2F2F2" w:color="auto" w:val="clear"/>
+            <w:tcMar>
+              <w:top w:type="dxa" w:w="60"/>
+              <w:left w:type="dxa" w:w="120"/>
+              <w:bottom w:type="dxa" w:w="60"/>
+              <w:right w:type="dxa" w:w="120"/>
+            </w:tcMar>
+            <w:vAlign w:val="top"/>
+          </w:tcPr>
+          <w:p>
+            <w:pPr>
+              <w:spacing w:after="40" w:before="0"/>
+              <w:jc w:val="left"/>
+            </w:pPr>
+            <w:r>
+              <w:rPr>
+                <w:rFonts w:ascii="Arial" w:cs="Arial" w:eastAsia="Arial" w:hAnsi="Arial"/>
+                <w:b w:val="false"/>
+                <w:bCs w:val="false"/>
+                <w:i w:val="false"/>
+                <w:iCs w:val="false"/>
+                <w:color w:val="000000"/>
+                <w:sz w:val="18"/>
+                <w:szCs w:val="18"/>
+              </w:rPr>
+              <w:t xml:space="preserve">Teacher observes which sticky notes are moved and reads the justifications written on the back. Observable indicator: learner's written justification references a specific formula or strategy learned in a named lesson (e.g., 'In Lesson 5 we learned Heron's formula, which means we do not need a height at all — only the three side lengths'). Notes that are not moved flag conceptual gaps for targeted support during Phase 3.</w:t>
+            </w:r>
+          </w:p>
+        </w:tc>
+      </w:tr>
+      <w:tr>
+        <w:tc>
+          <w:tcPr>
+            <w:tcW w:type="dxa" w:w="1520"/>
+            <w:shd w:fill="E2EFDA" w:color="auto" w:val="clear"/>
+            <w:tcMar>
+              <w:top w:type="dxa" w:w="60"/>
+              <w:left w:type="dxa" w:w="120"/>
+              <w:bottom w:type="dxa" w:w="60"/>
+              <w:right w:type="dxa" w:w="120"/>
+            </w:tcMar>
+            <w:vAlign w:val="top"/>
+          </w:tcPr>
+          <w:p>
+            <w:pPr>
+              <w:spacing w:after="40" w:before="0"/>
+              <w:jc w:val="left"/>
+            </w:pPr>
+            <w:r>
+              <w:rPr>
+                <w:rFonts w:ascii="Arial" w:cs="Arial" w:eastAsia="Arial" w:hAnsi="Arial"/>
+                <w:b/>
+                <w:bCs/>
+                <w:i w:val="false"/>
+                <w:iCs w:val="false"/>
+                <w:color w:val="000000"/>
+                <w:sz w:val="18"/>
+                <w:szCs w:val="18"/>
+              </w:rPr>
+              <w:t xml:space="preserve">Explain Phase</w:t>
+            </w:r>
+          </w:p>
+          <w:p>
+            <w:pPr>
+              <w:spacing w:after="20" w:before="0"/>
+            </w:pPr>
+            <w:r>
+              <w:rPr>
+                <w:rFonts w:ascii="Arial" w:cs="Arial" w:eastAsia="Arial" w:hAnsi="Arial"/>
+                <w:b/>
+                <w:bCs/>
+                <w:color w:val="1F3864"/>
+                <w:sz w:val="16"/>
+                <w:szCs w:val="16"/>
+              </w:rPr>
+              <w:t xml:space="preserve">📹 VIDEO:</w:t>
+            </w:r>
+          </w:p>
+          <w:p>
+            <w:pPr>
+              <w:spacing w:after="20" w:before="0"/>
+            </w:pPr>
+            <w:hyperlink w:history="1" r:id="rIdc91u2qtfcatugqzt67xqc">
               <w:r>
                 <w:rPr>
                   <w:rFonts w:ascii="Arial" w:cs="Arial" w:eastAsia="Arial" w:hAnsi="Arial"/>
@@ -23504,7 +23810,7 @@
               <w:spacing w:after="10" w:before="0"/>
               <w:ind w:left="120"/>
             </w:pPr>
-            <w:hyperlink w:history="1" r:id="rIdnu5jtqvudz7ceeek2hvhd">
+            <w:hyperlink w:history="1" r:id="rId_pez5hdwbbcgigun4rocf">
               <w:r>
                 <w:rPr>
                   <w:rFonts w:ascii="Arial" w:cs="Arial" w:eastAsia="Arial" w:hAnsi="Arial"/>
@@ -23542,14 +23848,14 @@
                 <w:sz w:val="16"/>
                 <w:szCs w:val="16"/>
               </w:rPr>
-              <w:t xml:space="preserve">📖 EXERCISE:</w:t>
+              <w:t xml:space="preserve">📖 HTML:</w:t>
             </w:r>
           </w:p>
           <w:p>
             <w:pPr>
               <w:spacing w:after="20" w:before="0"/>
             </w:pPr>
-            <w:hyperlink w:history="1" r:id="rId4pmzpnfm4keomle8gnz2l">
+            <w:hyperlink w:history="1" r:id="rIdy6tksypwncomkya1beqwk">
               <w:r>
                 <w:rPr>
                   <w:rFonts w:ascii="Arial" w:cs="Arial" w:eastAsia="Arial" w:hAnsi="Arial"/>
@@ -23558,7 +23864,7 @@
                   <w:szCs w:val="16"/>
                   <w:u w:val="single" w:color="2E75B6"/>
                 </w:rPr>
-                <w:t xml:space="preserve">Heron's Formula Practice</w:t>
+                <w:t xml:space="preserve">Area of Regular Polygons (Flexbook)</w:t>
               </w:r>
             </w:hyperlink>
           </w:p>
@@ -23582,7 +23888,7 @@
               <w:spacing w:after="10" w:before="0"/>
               <w:ind w:left="120"/>
             </w:pPr>
-            <w:hyperlink w:history="1" r:id="rIde8ql9dfyolvuk3fbp0xog">
+            <w:hyperlink w:history="1" r:id="rIdfigh_ggzpei3fwi_b57pt">
               <w:r>
                 <w:rPr>
                   <w:rFonts w:ascii="Arial" w:cs="Arial" w:eastAsia="Arial" w:hAnsi="Arial"/>
@@ -23624,7 +23930,7 @@
                 <w:sz w:val="18"/>
                 <w:szCs w:val="18"/>
               </w:rPr>
-              <w:t xml:space="preserve">The class stands and gathers around the Driving Question Board (DQB) that has been built across all eight lessons. The teacher reads aloud the driving question: 'How can a land surveyor in Nakuru calculate the exact area of any irregularly shaped farm plot, no matter what measurements are available?' Learners are given 2 minutes to silently read every sticky note on the board — questions asked in earlier lessons, partial answers posted along the way, and vocabulary terms added over time. Each learner then physically moves one sticky note from the 'Still Wondering' column to the 'We Can Now Explain This' column if they believe the unit has answered it, attaching a brief written justification on the back. The teacher facilitates a 4-minute discussion about the migration of notes, highlighting how the unit storyline moved from ½bh → sine formula → Heron's formula → quadrilateral formulas → regular polygons → composite decomposition.</w:t>
+              <w:t xml:space="preserve">Groups of four receive the 'Nakuru County Land &amp; Design Challenge' problem card — a rich, mixed-context problem set containing four interconnected scenarios all tied to the anchoring phenomenon: (1) The five-sided shamba: given three side lengths and two included angles, decompose the plot into three triangles, apply the sine formula and Heron's formula as appropriate, and find the total area in hectares. (2) A parallelogram-shaped maize field in Kericho: find its area given base and height, then find the cost of ploughing at KSh 3,500 per hectare. (3) A decorative kite-shaped tile design for a new community centre in Kisumu: find the tile's area given both diagonals. (4) A regular hexagonal water harvesting tank base in Nakuru: find its floor area using A = ns²/[4 tan(180°/n)]. Groups work collaboratively for 18 minutes on whiteboards or large paper, showing full working for each sub-problem. Each group then presents one assigned scenario (2 minutes per group) and the class provides structured peer feedback using the 'WWW/EBI' (What Went Well / Even Better If) protocol. The teacher facilitates connections between each scenario and the surveyor's toolkit.</w:t>
             </w:r>
           </w:p>
         </w:tc>
@@ -23656,7 +23962,7 @@
                 <w:sz w:val="18"/>
                 <w:szCs w:val="18"/>
               </w:rPr>
-              <w:t xml:space="preserve">Stand beside the DQB and say: 'This board has been our scientific and mathematical memory for the whole unit. Every question, every breakthrough, every tool — it is all here.' Give 2 minutes of silent reading time (enforce silence with a visible timer). Then say: 'If you believe the unit has given you enough tools to answer a question on this board, walk up, take the sticky note, write your justification on the back, and move it to the green column. You have 2 minutes.' After migration, ask 3 learners (cold-call by name): 'Which note did you move, and in one sentence, what evidence allowed you to move it?' Conclude by pointing to any notes still in 'Still Wondering' and saying: 'Let's see if today's final task closes those gaps too.'</w:t>
+              <w:t xml:space="preserve">Distribute problem cards and say: 'These four problems all live in the same world as the Nakuru surveyor. Your group must solve all four, but each group will present one. I will assign presentations randomly at the end — so everyone must understand every problem.' Assign scenarios to groups after 18 minutes using random selection (name sticks in a cup). During group work, circulate every 3 minutes. Use targeted prompts: For groups stuck on Problem 1: 'Which diagonal do you draw first? What does that diagonal split the polygon into?' For groups stuck on Problem 4: 'What is n here? What is s? Substitute carefully.' After each 2-minute presentation, say: 'Class, give this group one WWW and one EBI — raise your hand when ready.' Cold-call 2 students for feedback after each presentation. After all four presentations, say: 'Notice what we just did — we just solved the exact problem the Nakuru surveyor was facing. Every formula you used exists because a real person, somewhere in Kenya, needed it.'</w:t>
             </w:r>
           </w:p>
         </w:tc>
@@ -23688,7 +23994,7 @@
                 <w:sz w:val="18"/>
                 <w:szCs w:val="18"/>
               </w:rPr>
-              <w:t xml:space="preserve">Driving Question Board Evidence Audit — this strategy makes the cumulative knowledge journey visible and tangible. By physically moving sticky notes, learners perform a metacognitive audit of their own understanding, connecting each prior lesson's evidence to the overarching driving question.</w:t>
+              <w:t xml:space="preserve">Jigsaw Presentation with Peer Feedback — by requiring all groups to solve all problems but each to present only one, this strategy creates authentic interdependence and whole-class accountability. The WWW/EBI protocol structures peer feedback to be specific and constructive, reinforcing mathematical communication skills.</w:t>
             </w:r>
           </w:p>
         </w:tc>
@@ -23720,7 +24026,7 @@
                 <w:sz w:val="18"/>
                 <w:szCs w:val="18"/>
               </w:rPr>
-              <w:t xml:space="preserve">Teacher observes which sticky notes are moved and reads the justifications written on the back. Observable indicator: learner's written justification references a specific formula or strategy learned in a named lesson (e.g., 'In Lesson 5 we learned Heron's formula, which means we do not need a height at all — only the three side lengths'). Notes that are not moved flag conceptual gaps for targeted support during Phase 3.</w:t>
+              <w:t xml:space="preserve">Teacher checks group whiteboards at the 10-minute mark. Observable indicators: (a) Problem 1 solution shows correct polygon decomposition into triangles with labelled sub-triangles; (b) correct substitution into A = ½ab sin C or Heron's formula with units converted to hectares; (c) Problem 4 shows correct substitution of n = 6 and the given side length into the regular polygon formula. A group that cannot decompose Problem 1 correctly receives an immediate teacher scaffold: a pre-drawn diagonal to prompt the first decomposition step.</w:t>
             </w:r>
           </w:p>
         </w:tc>
@@ -23729,32 +24035,32 @@
         <w:tc>
           <w:tcPr>
             <w:tcW w:type="dxa" w:w="1520"/>
-            <w:shd w:fill="E2EFDA" w:color="auto" w:val="clear"/>
-            <w:tcMar>
-              <w:top w:type="dxa" w:w="60"/>
-              <w:left w:type="dxa" w:w="120"/>
-              <w:bottom w:type="dxa" w:w="60"/>
-              <w:right w:type="dxa" w:w="120"/>
-            </w:tcMar>
-            <w:vAlign w:val="top"/>
-          </w:tcPr>
-          <w:p>
-            <w:pPr>
-              <w:spacing w:after="40" w:before="0"/>
-              <w:jc w:val="left"/>
-            </w:pPr>
-            <w:r>
-              <w:rPr>
-                <w:rFonts w:ascii="Arial" w:cs="Arial" w:eastAsia="Arial" w:hAnsi="Arial"/>
-                <w:b/>
-                <w:bCs/>
-                <w:i w:val="false"/>
-                <w:iCs w:val="false"/>
-                <w:color w:val="000000"/>
-                <w:sz w:val="18"/>
-                <w:szCs w:val="18"/>
-              </w:rPr>
-              <w:t xml:space="preserve">Explain Phase</w:t>
+            <w:shd w:fill="FCE4D6" w:color="auto" w:val="clear"/>
+            <w:tcMar>
+              <w:top w:type="dxa" w:w="60"/>
+              <w:left w:type="dxa" w:w="120"/>
+              <w:bottom w:type="dxa" w:w="60"/>
+              <w:right w:type="dxa" w:w="120"/>
+            </w:tcMar>
+            <w:vAlign w:val="top"/>
+          </w:tcPr>
+          <w:p>
+            <w:pPr>
+              <w:spacing w:after="40" w:before="0"/>
+              <w:jc w:val="left"/>
+            </w:pPr>
+            <w:r>
+              <w:rPr>
+                <w:rFonts w:ascii="Arial" w:cs="Arial" w:eastAsia="Arial" w:hAnsi="Arial"/>
+                <w:b/>
+                <w:bCs/>
+                <w:i w:val="false"/>
+                <w:iCs w:val="false"/>
+                <w:color w:val="000000"/>
+                <w:sz w:val="18"/>
+                <w:szCs w:val="18"/>
+              </w:rPr>
+              <w:t xml:space="preserve">Driving Question Board (DQB) Creation</w:t>
             </w:r>
           </w:p>
           <w:p>
@@ -23777,7 +24083,7 @@
             <w:pPr>
               <w:spacing w:after="20" w:before="0"/>
             </w:pPr>
-            <w:hyperlink w:history="1" r:id="rIddis3drad-0uf6jviv2gcl">
+            <w:hyperlink w:history="1" r:id="rIdw5_65m3ju2yygnkt2w3by">
               <w:r>
                 <w:rPr>
                   <w:rFonts w:ascii="Arial" w:cs="Arial" w:eastAsia="Arial" w:hAnsi="Arial"/>
@@ -23810,7 +24116,7 @@
               <w:spacing w:after="10" w:before="0"/>
               <w:ind w:left="120"/>
             </w:pPr>
-            <w:hyperlink w:history="1" r:id="rIdh68rd4tirua4i1b_u9w3v">
+            <w:hyperlink w:history="1" r:id="rIdszbzlbh2xgtlqcya8usts">
               <w:r>
                 <w:rPr>
                   <w:rFonts w:ascii="Arial" w:cs="Arial" w:eastAsia="Arial" w:hAnsi="Arial"/>
@@ -23855,7 +24161,7 @@
             <w:pPr>
               <w:spacing w:after="20" w:before="0"/>
             </w:pPr>
-            <w:hyperlink w:history="1" r:id="rId5qeosn5hctjkvgmpt2qis">
+            <w:hyperlink w:history="1" r:id="rIdyj5ozi0afsf-sfexbuebw">
               <w:r>
                 <w:rPr>
                   <w:rFonts w:ascii="Arial" w:cs="Arial" w:eastAsia="Arial" w:hAnsi="Arial"/>
@@ -23864,7 +24170,7 @@
                   <w:szCs w:val="16"/>
                   <w:u w:val="single" w:color="2E75B6"/>
                 </w:rPr>
-                <w:t xml:space="preserve">Area of Regular Polygons (Flexbook)</w:t>
+                <w:t xml:space="preserve">Heron's Formula (Flexbook)</w:t>
               </w:r>
             </w:hyperlink>
           </w:p>
@@ -23888,7 +24194,7 @@
               <w:spacing w:after="10" w:before="0"/>
               <w:ind w:left="120"/>
             </w:pPr>
-            <w:hyperlink w:history="1" r:id="rIdddfl0fmobouzp-zbp90zg">
+            <w:hyperlink w:history="1" r:id="rIdm5u9gct006w5isntgdmtg">
               <w:r>
                 <w:rPr>
                   <w:rFonts w:ascii="Arial" w:cs="Arial" w:eastAsia="Arial" w:hAnsi="Arial"/>
@@ -23930,7 +24236,7 @@
                 <w:sz w:val="18"/>
                 <w:szCs w:val="18"/>
               </w:rPr>
-              <w:t xml:space="preserve">Groups of four receive the 'Nakuru County Land &amp; Design Challenge' problem card — a rich, mixed-context problem set containing four interconnected scenarios all tied to the anchoring phenomenon: (1) The five-sided shamba: given three side lengths and two included angles, decompose the plot into three triangles, apply the sine formula and Heron's formula as appropriate, and find the total area in hectares. (2) A parallelogram-shaped maize field in Kericho: find its area given base and height, then find the cost of ploughing at KSh 3,500 per hectare. (3) A decorative kite-shaped tile design for a new community centre in Kisumu: find the tile's area given both diagonals. (4) A regular hexagonal water harvesting tank base in Nakuru: find its floor area using A = ns²/[4 tan(180°/n)]. Groups work collaboratively for 18 minutes on whiteboards or large paper, showing full working for each sub-problem. Each group then presents one assigned scenario (2 minutes per group) and the class provides structured peer feedback using the 'WWW/EBI' (What Went Well / Even Better If) protocol. The teacher facilitates connections between each scenario and the surveyor's toolkit.</w:t>
+              <w:t xml:space="preserve">The class reconvenes at the DQB for the final ceremony. The teacher reads the driving question aloud one last time, and learners are invited to co-construct a final class answer on a large sheet of paper that will be permanently posted beside the DQB. Working as a whole class, learners contribute sentences verbally while the teacher scribes. The final answer must include: (a) the decision-tree logic for formula selection (if height is known → ½bh; if two sides and included angle known → ½ab sin C; if three sides known → Heron's; if regular polygon → ns²/[4 tan(180°/n)]; if irregular → decompose); (b) a reference to the Nakuru shamba as the specific real-world context; and (c) at least one numerical example from the Phase 3 problem set. Each learner then updates their own running polygon area model (started in Lesson 1) by adding a final 'Lesson 8' panel showing the complete decision tree and the five-sided shamba solution. Learners compare their Lesson 1 model (which likely showed only ½bh) against their final model, and write one sentence at the bottom: 'Between Lesson 1 and Lesson 8, my model grew because...'</w:t>
             </w:r>
           </w:p>
         </w:tc>
@@ -23962,7 +24268,7 @@
                 <w:sz w:val="18"/>
                 <w:szCs w:val="18"/>
               </w:rPr>
-              <w:t xml:space="preserve">Distribute problem cards and say: 'These four problems all live in the same world as the Nakuru surveyor. Your group must solve all four, but each group will present one. I will assign presentations randomly at the end — so everyone must understand every problem.' Assign scenarios to groups after 18 minutes using random selection (name sticks in a cup). During group work, circulate every 3 minutes. Use targeted prompts: For groups stuck on Problem 1: 'Which diagonal do you draw first? What does that diagonal split the polygon into?' For groups stuck on Problem 4: 'What is n here? What is s? Substitute carefully.' After each 2-minute presentation, say: 'Class, give this group one WWW and one EBI — raise your hand when ready.' Cold-call 2 students for feedback after each presentation. After all four presentations, say: 'Notice what we just did — we just solved the exact problem the Nakuru surveyor was facing. Every formula you used exists because a real person, somewhere in Kenya, needed it.'</w:t>
+              <w:t xml:space="preserve">Stand at the DQB and say: 'We have arrived. Today we close this board — not because learning is over, but because we have answered the question it was asking. Let's write the answer together.' Point to the driving question banner and ask: 'If the Nakuru surveyor asked you right now — what would you tell them? Who wants to start?' Take contributions from at least 6 learners (cold-call 3, accept 3 volunteers). Scribe the class answer on a large poster, shaping contributions into a coherent decision-tree paragraph. Then say: 'Now open your running model. Add a Lesson 8 panel. Show the decision tree and the shamba solution. And at the bottom, write one sentence about how your model grew.' Allow 6 minutes. Ask 3 learners (cold-call) to read their 'my model grew because...' sentence aloud. Affirm growth publicly: 'You walked in here in Lesson 1 knowing one formula. You walk out knowing five, and you know when to use each one. That is what it means to think like a mathematician — and like a surveyor in Nakuru.'</w:t>
             </w:r>
           </w:p>
         </w:tc>
@@ -23994,7 +24300,7 @@
                 <w:sz w:val="18"/>
                 <w:szCs w:val="18"/>
               </w:rPr>
-              <w:t xml:space="preserve">Jigsaw Presentation with Peer Feedback — by requiring all groups to solve all problems but each to present only one, this strategy creates authentic interdependence and whole-class accountability. The WWW/EBI protocol structures peer feedback to be specific and constructive, reinforcing mathematical communication skills.</w:t>
+              <w:t xml:space="preserve">Model Revision with L1 vs. L8 Comparison — by returning to the original Lesson 1 model and explicitly comparing it against the final model, this strategy makes conceptual growth visible and consolidates the unit's learning trajectory into a single artefact. The co-constructed class answer on the poster creates shared ownership of the final explanation.</w:t>
             </w:r>
           </w:p>
         </w:tc>
@@ -24026,7 +24332,7 @@
                 <w:sz w:val="18"/>
                 <w:szCs w:val="18"/>
               </w:rPr>
-              <w:t xml:space="preserve">Teacher checks group whiteboards at the 10-minute mark. Observable indicators: (a) Problem 1 solution shows correct polygon decomposition into triangles with labelled sub-triangles; (b) correct substitution into A = ½ab sin C or Heron's formula with units converted to hectares; (c) Problem 4 shows correct substitution of n = 6 and the given side length into the regular polygon formula. A group that cannot decompose Problem 1 correctly receives an immediate teacher scaffold: a pre-drawn diagonal to prompt the first decomposition step.</w:t>
+              <w:t xml:space="preserve">Teacher collects or photographs final running models. Observable indicator: the Lesson 8 panel contains a clearly labelled decision tree covering all five formula pathways, and the 'my model grew because...' sentence names specific formulas or strategies learned during the unit. The sentence 'my model grew because I now know Heron's formula and can find area without a perpendicular height' is the target level of response.</w:t>
             </w:r>
           </w:p>
         </w:tc>
@@ -24035,32 +24341,32 @@
         <w:tc>
           <w:tcPr>
             <w:tcW w:type="dxa" w:w="1520"/>
-            <w:shd w:fill="FCE4D6" w:color="auto" w:val="clear"/>
-            <w:tcMar>
-              <w:top w:type="dxa" w:w="60"/>
-              <w:left w:type="dxa" w:w="120"/>
-              <w:bottom w:type="dxa" w:w="60"/>
-              <w:right w:type="dxa" w:w="120"/>
-            </w:tcMar>
-            <w:vAlign w:val="top"/>
-          </w:tcPr>
-          <w:p>
-            <w:pPr>
-              <w:spacing w:after="40" w:before="0"/>
-              <w:jc w:val="left"/>
-            </w:pPr>
-            <w:r>
-              <w:rPr>
-                <w:rFonts w:ascii="Arial" w:cs="Arial" w:eastAsia="Arial" w:hAnsi="Arial"/>
-                <w:b/>
-                <w:bCs/>
-                <w:i w:val="false"/>
-                <w:iCs w:val="false"/>
-                <w:color w:val="000000"/>
-                <w:sz w:val="18"/>
-                <w:szCs w:val="18"/>
-              </w:rPr>
-              <w:t xml:space="preserve">Driving Question Board (DQB) Creation</w:t>
+            <w:shd w:fill="D5E8F0" w:color="auto" w:val="clear"/>
+            <w:tcMar>
+              <w:top w:type="dxa" w:w="60"/>
+              <w:left w:type="dxa" w:w="120"/>
+              <w:bottom w:type="dxa" w:w="60"/>
+              <w:right w:type="dxa" w:w="120"/>
+            </w:tcMar>
+            <w:vAlign w:val="top"/>
+          </w:tcPr>
+          <w:p>
+            <w:pPr>
+              <w:spacing w:after="40" w:before="0"/>
+              <w:jc w:val="left"/>
+            </w:pPr>
+            <w:r>
+              <w:rPr>
+                <w:rFonts w:ascii="Arial" w:cs="Arial" w:eastAsia="Arial" w:hAnsi="Arial"/>
+                <w:b/>
+                <w:bCs/>
+                <w:i w:val="false"/>
+                <w:iCs w:val="false"/>
+                <w:color w:val="000000"/>
+                <w:sz w:val="18"/>
+                <w:szCs w:val="18"/>
+              </w:rPr>
+              <w:t xml:space="preserve">Model Building Phase</w:t>
             </w:r>
           </w:p>
           <w:p>
@@ -24083,7 +24389,7 @@
             <w:pPr>
               <w:spacing w:after="20" w:before="0"/>
             </w:pPr>
-            <w:hyperlink w:history="1" r:id="rIdryqhamwire6rg_tvljd2e">
+            <w:hyperlink w:history="1" r:id="rIdui9w-46ekekmleoc2f_38">
               <w:r>
                 <w:rPr>
                   <w:rFonts w:ascii="Arial" w:cs="Arial" w:eastAsia="Arial" w:hAnsi="Arial"/>
@@ -24092,7 +24398,7 @@
                   <w:szCs w:val="16"/>
                   <w:u w:val="single" w:color="2E75B6"/>
                 </w:rPr>
-                <w:t xml:space="preserve">Area of Regular Polygons Principles</w:t>
+                <w:t xml:space="preserve">Area of inscribed equilateral triangle -dubbed(KY)</w:t>
               </w:r>
             </w:hyperlink>
           </w:p>
@@ -24108,7 +24414,7 @@
                 <w:sz w:val="14"/>
                 <w:szCs w:val="14"/>
               </w:rPr>
-              <w:t xml:space="preserve">Source: CK-12</w:t>
+              <w:t xml:space="preserve">Source: Khan Academy (Kiswahili)</w:t>
             </w:r>
           </w:p>
           <w:p>
@@ -24116,7 +24422,7 @@
               <w:spacing w:after="10" w:before="0"/>
               <w:ind w:left="120"/>
             </w:pPr>
-            <w:hyperlink w:history="1" r:id="rIdwzwb9rptmv6m3lry_ryu5">
+            <w:hyperlink w:history="1" r:id="rIdxgpeavoxdoakgy5m1ckzb">
               <w:r>
                 <w:rPr>
                   <w:rFonts w:ascii="Arial" w:cs="Arial" w:eastAsia="Arial" w:hAnsi="Arial"/>
@@ -24161,7 +24467,7 @@
             <w:pPr>
               <w:spacing w:after="20" w:before="0"/>
             </w:pPr>
-            <w:hyperlink w:history="1" r:id="rIdz0fhvhum6wl9bqtj5arhg">
+            <w:hyperlink w:history="1" r:id="rIdgvm6f0mvs9eyh5k8emsdd">
               <w:r>
                 <w:rPr>
                   <w:rFonts w:ascii="Arial" w:cs="Arial" w:eastAsia="Arial" w:hAnsi="Arial"/>
@@ -24194,313 +24500,7 @@
               <w:spacing w:after="10" w:before="0"/>
               <w:ind w:left="120"/>
             </w:pPr>
-            <w:hyperlink w:history="1" r:id="rIdxm9hzwnslrn0u01i7ztbr">
-              <w:r>
-                <w:rPr>
-                  <w:rFonts w:ascii="Arial" w:cs="Arial" w:eastAsia="Arial" w:hAnsi="Arial"/>
-                  <w:color w:val="595959"/>
-                  <w:sz w:val="14"/>
-                  <w:szCs w:val="14"/>
-                  <w:u w:val="single" w:color="595959"/>
-                </w:rPr>
-                <w:t xml:space="preserve">🔍 Search ARES for similar readings</w:t>
-              </w:r>
-            </w:hyperlink>
-          </w:p>
-        </w:tc>
-        <w:tc>
-          <w:tcPr>
-            <w:tcW w:type="dxa" w:w="3040"/>
-            <w:shd w:fill="FFFFFF" w:color="auto" w:val="clear"/>
-            <w:tcMar>
-              <w:top w:type="dxa" w:w="60"/>
-              <w:left w:type="dxa" w:w="120"/>
-              <w:bottom w:type="dxa" w:w="60"/>
-              <w:right w:type="dxa" w:w="120"/>
-            </w:tcMar>
-            <w:vAlign w:val="top"/>
-          </w:tcPr>
-          <w:p>
-            <w:pPr>
-              <w:spacing w:after="40" w:before="0"/>
-              <w:jc w:val="left"/>
-            </w:pPr>
-            <w:r>
-              <w:rPr>
-                <w:rFonts w:ascii="Arial" w:cs="Arial" w:eastAsia="Arial" w:hAnsi="Arial"/>
-                <w:b w:val="false"/>
-                <w:bCs w:val="false"/>
-                <w:i w:val="false"/>
-                <w:iCs w:val="false"/>
-                <w:color w:val="000000"/>
-                <w:sz w:val="18"/>
-                <w:szCs w:val="18"/>
-              </w:rPr>
-              <w:t xml:space="preserve">The class reconvenes at the DQB for the final ceremony. The teacher reads the driving question aloud one last time, and learners are invited to co-construct a final class answer on a large sheet of paper that will be permanently posted beside the DQB. Working as a whole class, learners contribute sentences verbally while the teacher scribes. The final answer must include: (a) the decision-tree logic for formula selection (if height is known → ½bh; if two sides and included angle known → ½ab sin C; if three sides known → Heron's; if regular polygon → ns²/[4 tan(180°/n)]; if irregular → decompose); (b) a reference to the Nakuru shamba as the specific real-world context; and (c) at least one numerical example from the Phase 3 problem set. Each learner then updates their own running polygon area model (started in Lesson 1) by adding a final 'Lesson 8' panel showing the complete decision tree and the five-sided shamba solution. Learners compare their Lesson 1 model (which likely showed only ½bh) against their final model, and write one sentence at the bottom: 'Between Lesson 1 and Lesson 8, my model grew because...'</w:t>
-            </w:r>
-          </w:p>
-        </w:tc>
-        <w:tc>
-          <w:tcPr>
-            <w:tcW w:type="dxa" w:w="3040"/>
-            <w:shd w:fill="F2F2F2" w:color="auto" w:val="clear"/>
-            <w:tcMar>
-              <w:top w:type="dxa" w:w="60"/>
-              <w:left w:type="dxa" w:w="120"/>
-              <w:bottom w:type="dxa" w:w="60"/>
-              <w:right w:type="dxa" w:w="120"/>
-            </w:tcMar>
-            <w:vAlign w:val="top"/>
-          </w:tcPr>
-          <w:p>
-            <w:pPr>
-              <w:spacing w:after="40" w:before="0"/>
-              <w:jc w:val="left"/>
-            </w:pPr>
-            <w:r>
-              <w:rPr>
-                <w:rFonts w:ascii="Arial" w:cs="Arial" w:eastAsia="Arial" w:hAnsi="Arial"/>
-                <w:b w:val="false"/>
-                <w:bCs w:val="false"/>
-                <w:i w:val="false"/>
-                <w:iCs w:val="false"/>
-                <w:color w:val="000000"/>
-                <w:sz w:val="18"/>
-                <w:szCs w:val="18"/>
-              </w:rPr>
-              <w:t xml:space="preserve">Stand at the DQB and say: 'We have arrived. Today we close this board — not because learning is over, but because we have answered the question it was asking. Let's write the answer together.' Point to the driving question banner and ask: 'If the Nakuru surveyor asked you right now — what would you tell them? Who wants to start?' Take contributions from at least 6 learners (cold-call 3, accept 3 volunteers). Scribe the class answer on a large poster, shaping contributions into a coherent decision-tree paragraph. Then say: 'Now open your running model. Add a Lesson 8 panel. Show the decision tree and the shamba solution. And at the bottom, write one sentence about how your model grew.' Allow 6 minutes. Ask 3 learners (cold-call) to read their 'my model grew because...' sentence aloud. Affirm growth publicly: 'You walked in here in Lesson 1 knowing one formula. You walk out knowing five, and you know when to use each one. That is what it means to think like a mathematician — and like a surveyor in Nakuru.'</w:t>
-            </w:r>
-          </w:p>
-        </w:tc>
-        <w:tc>
-          <w:tcPr>
-            <w:tcW w:type="dxa" w:w="3040"/>
-            <w:shd w:fill="FFFFFF" w:color="auto" w:val="clear"/>
-            <w:tcMar>
-              <w:top w:type="dxa" w:w="60"/>
-              <w:left w:type="dxa" w:w="120"/>
-              <w:bottom w:type="dxa" w:w="60"/>
-              <w:right w:type="dxa" w:w="120"/>
-            </w:tcMar>
-            <w:vAlign w:val="top"/>
-          </w:tcPr>
-          <w:p>
-            <w:pPr>
-              <w:spacing w:after="40" w:before="0"/>
-              <w:jc w:val="left"/>
-            </w:pPr>
-            <w:r>
-              <w:rPr>
-                <w:rFonts w:ascii="Arial" w:cs="Arial" w:eastAsia="Arial" w:hAnsi="Arial"/>
-                <w:b w:val="false"/>
-                <w:bCs w:val="false"/>
-                <w:i w:val="false"/>
-                <w:iCs w:val="false"/>
-                <w:color w:val="000000"/>
-                <w:sz w:val="18"/>
-                <w:szCs w:val="18"/>
-              </w:rPr>
-              <w:t xml:space="preserve">Model Revision with L1 vs. L8 Comparison — by returning to the original Lesson 1 model and explicitly comparing it against the final model, this strategy makes conceptual growth visible and consolidates the unit's learning trajectory into a single artefact. The co-constructed class answer on the poster creates shared ownership of the final explanation.</w:t>
-            </w:r>
-          </w:p>
-        </w:tc>
-        <w:tc>
-          <w:tcPr>
-            <w:tcW w:type="dxa" w:w="3040"/>
-            <w:shd w:fill="F2F2F2" w:color="auto" w:val="clear"/>
-            <w:tcMar>
-              <w:top w:type="dxa" w:w="60"/>
-              <w:left w:type="dxa" w:w="120"/>
-              <w:bottom w:type="dxa" w:w="60"/>
-              <w:right w:type="dxa" w:w="120"/>
-            </w:tcMar>
-            <w:vAlign w:val="top"/>
-          </w:tcPr>
-          <w:p>
-            <w:pPr>
-              <w:spacing w:after="40" w:before="0"/>
-              <w:jc w:val="left"/>
-            </w:pPr>
-            <w:r>
-              <w:rPr>
-                <w:rFonts w:ascii="Arial" w:cs="Arial" w:eastAsia="Arial" w:hAnsi="Arial"/>
-                <w:b w:val="false"/>
-                <w:bCs w:val="false"/>
-                <w:i w:val="false"/>
-                <w:iCs w:val="false"/>
-                <w:color w:val="000000"/>
-                <w:sz w:val="18"/>
-                <w:szCs w:val="18"/>
-              </w:rPr>
-              <w:t xml:space="preserve">Teacher collects or photographs final running models. Observable indicator: the Lesson 8 panel contains a clearly labelled decision tree covering all five formula pathways, and the 'my model grew because...' sentence names specific formulas or strategies learned during the unit. The sentence 'my model grew because I now know Heron's formula and can find area without a perpendicular height' is the target level of response.</w:t>
-            </w:r>
-          </w:p>
-        </w:tc>
-      </w:tr>
-      <w:tr>
-        <w:tc>
-          <w:tcPr>
-            <w:tcW w:type="dxa" w:w="1520"/>
-            <w:shd w:fill="D5E8F0" w:color="auto" w:val="clear"/>
-            <w:tcMar>
-              <w:top w:type="dxa" w:w="60"/>
-              <w:left w:type="dxa" w:w="120"/>
-              <w:bottom w:type="dxa" w:w="60"/>
-              <w:right w:type="dxa" w:w="120"/>
-            </w:tcMar>
-            <w:vAlign w:val="top"/>
-          </w:tcPr>
-          <w:p>
-            <w:pPr>
-              <w:spacing w:after="40" w:before="0"/>
-              <w:jc w:val="left"/>
-            </w:pPr>
-            <w:r>
-              <w:rPr>
-                <w:rFonts w:ascii="Arial" w:cs="Arial" w:eastAsia="Arial" w:hAnsi="Arial"/>
-                <w:b/>
-                <w:bCs/>
-                <w:i w:val="false"/>
-                <w:iCs w:val="false"/>
-                <w:color w:val="000000"/>
-                <w:sz w:val="18"/>
-                <w:szCs w:val="18"/>
-              </w:rPr>
-              <w:t xml:space="preserve">Model Building Phase</w:t>
-            </w:r>
-          </w:p>
-          <w:p>
-            <w:pPr>
-              <w:spacing w:after="20" w:before="0"/>
-            </w:pPr>
-            <w:r>
-              <w:rPr>
-                <w:rFonts w:ascii="Arial" w:cs="Arial" w:eastAsia="Arial" w:hAnsi="Arial"/>
-                <w:b/>
-                <w:bCs/>
-                <w:color w:val="1F3864"/>
-                <w:sz w:val="16"/>
-                <w:szCs w:val="16"/>
-              </w:rPr>
-              <w:t xml:space="preserve">📹 VIDEO:</w:t>
-            </w:r>
-          </w:p>
-          <w:p>
-            <w:pPr>
-              <w:spacing w:after="20" w:before="0"/>
-            </w:pPr>
-            <w:hyperlink w:history="1" r:id="rIdxsznazxysejkmkqsz7sa_">
-              <w:r>
-                <w:rPr>
-                  <w:rFonts w:ascii="Arial" w:cs="Arial" w:eastAsia="Arial" w:hAnsi="Arial"/>
-                  <w:color w:val="2E75B6"/>
-                  <w:sz w:val="16"/>
-                  <w:szCs w:val="16"/>
-                  <w:u w:val="single" w:color="2E75B6"/>
-                </w:rPr>
-                <w:t xml:space="preserve">Area of inscribed equilateral triangle -dubbed(KY)</w:t>
-              </w:r>
-            </w:hyperlink>
-          </w:p>
-          <w:p>
-            <w:pPr>
-              <w:spacing w:after="10" w:before="0"/>
-              <w:ind w:left="120"/>
-            </w:pPr>
-            <w:r>
-              <w:rPr>
-                <w:rFonts w:ascii="Arial" w:cs="Arial" w:eastAsia="Arial" w:hAnsi="Arial"/>
-                <w:color w:val="595959"/>
-                <w:sz w:val="14"/>
-                <w:szCs w:val="14"/>
-              </w:rPr>
-              <w:t xml:space="preserve">Source: Khan Academy (Kiswahili)</w:t>
-            </w:r>
-          </w:p>
-          <w:p>
-            <w:pPr>
-              <w:spacing w:after="10" w:before="0"/>
-              <w:ind w:left="120"/>
-            </w:pPr>
-            <w:hyperlink w:history="1" r:id="rIdduwkgkov4wyjpkmlpjd2w">
-              <w:r>
-                <w:rPr>
-                  <w:rFonts w:ascii="Arial" w:cs="Arial" w:eastAsia="Arial" w:hAnsi="Arial"/>
-                  <w:color w:val="595959"/>
-                  <w:sz w:val="14"/>
-                  <w:szCs w:val="14"/>
-                  <w:u w:val="single" w:color="595959"/>
-                </w:rPr>
-                <w:t xml:space="preserve">🔍 Search ARES for similar videos</w:t>
-              </w:r>
-            </w:hyperlink>
-          </w:p>
-          <w:p>
-            <w:pPr>
-              <w:spacing w:after="40" w:before="0"/>
-            </w:pPr>
-            <w:r>
-              <w:rPr>
-                <w:sz w:val="14"/>
-                <w:szCs w:val="14"/>
-              </w:rPr>
-              <w:t xml:space="preserve"/>
-            </w:r>
-          </w:p>
-          <w:p>
-            <w:pPr>
-              <w:spacing w:after="20" w:before="0"/>
-            </w:pPr>
-            <w:r>
-              <w:rPr>
-                <w:rFonts w:ascii="Arial" w:cs="Arial" w:eastAsia="Arial" w:hAnsi="Arial"/>
-                <w:b/>
-                <w:bCs/>
-                <w:color w:val="1F3864"/>
-                <w:sz w:val="16"/>
-                <w:szCs w:val="16"/>
-              </w:rPr>
-              <w:t xml:space="preserve">📖 HTML:</w:t>
-            </w:r>
-          </w:p>
-          <w:p>
-            <w:pPr>
-              <w:spacing w:after="20" w:before="0"/>
-            </w:pPr>
-            <w:hyperlink w:history="1" r:id="rIddvwfwwrq46812qgzamght">
-              <w:r>
-                <w:rPr>
-                  <w:rFonts w:ascii="Arial" w:cs="Arial" w:eastAsia="Arial" w:hAnsi="Arial"/>
-                  <w:color w:val="2E75B6"/>
-                  <w:sz w:val="16"/>
-                  <w:szCs w:val="16"/>
-                  <w:u w:val="single" w:color="2E75B6"/>
-                </w:rPr>
-                <w:t xml:space="preserve">Heron's Formula (Flexbook)</w:t>
-              </w:r>
-            </w:hyperlink>
-          </w:p>
-          <w:p>
-            <w:pPr>
-              <w:spacing w:after="10" w:before="0"/>
-              <w:ind w:left="120"/>
-            </w:pPr>
-            <w:r>
-              <w:rPr>
-                <w:rFonts w:ascii="Arial" w:cs="Arial" w:eastAsia="Arial" w:hAnsi="Arial"/>
-                <w:color w:val="595959"/>
-                <w:sz w:val="14"/>
-                <w:szCs w:val="14"/>
-              </w:rPr>
-              <w:t xml:space="preserve">Source: CK-12</w:t>
-            </w:r>
-          </w:p>
-          <w:p>
-            <w:pPr>
-              <w:spacing w:after="10" w:before="0"/>
-              <w:ind w:left="120"/>
-            </w:pPr>
-            <w:hyperlink w:history="1" r:id="rId_4oq9o-zkxdg8xcgnmmaz">
+            <w:hyperlink w:history="1" r:id="rId388aodrg8605m9xbmyplq">
               <w:r>
                 <w:rPr>
                   <w:rFonts w:ascii="Arial" w:cs="Arial" w:eastAsia="Arial" w:hAnsi="Arial"/>

--- a/data/outputs/v2/Maths/SS2.2_Area_of_Polygons/Mathematics_Area_of_Polygons_CBE_LessonSequence.docx
+++ b/data/outputs/v2/Maths/SS2.2_Area_of_Polygons/Mathematics_Area_of_Polygons_CBE_LessonSequence.docx
@@ -42,6 +42,177 @@
     </w:p>
     <w:p>
       <w:pPr>
+        <w:spacing w:after="80" w:before="120"/>
+      </w:pPr>
+      <w:r>
+        <w:rPr>
+          <w:rFonts w:ascii="Arial" w:cs="Arial" w:eastAsia="Arial" w:hAnsi="Arial"/>
+          <w:b/>
+          <w:bCs/>
+          <w:color w:val="1F3864"/>
+          <w:sz w:val="20"/>
+          <w:szCs w:val="20"/>
+        </w:rPr>
+        <w:t xml:space="preserve">ATTRIBUTION AND LICENSING</w:t>
+      </w:r>
+    </w:p>
+    <w:p>
+      <w:pPr>
+        <w:spacing w:after="60" w:before="0"/>
+      </w:pPr>
+      <w:r>
+        <w:rPr>
+          <w:rFonts w:ascii="Arial" w:cs="Arial" w:eastAsia="Arial" w:hAnsi="Arial"/>
+          <w:b/>
+          <w:bCs/>
+          <w:sz w:val="17"/>
+          <w:szCs w:val="17"/>
+        </w:rPr>
+        <w:t xml:space="preserve">Curriculum Alignment: </w:t>
+      </w:r>
+      <w:r>
+        <w:rPr>
+          <w:rFonts w:ascii="Arial" w:cs="Arial" w:eastAsia="Arial" w:hAnsi="Arial"/>
+          <w:sz w:val="17"/>
+          <w:szCs w:val="17"/>
+        </w:rPr>
+        <w:t xml:space="preserve">Structured in pedagogical alignment with the competence-based curriculum format and learning outcomes established by the Kenya Institute of Curriculum Development (KICD). This material is independently developed and is not officially endorsed or published by KICD.</w:t>
+      </w:r>
+    </w:p>
+    <w:p>
+      <w:pPr>
+        <w:spacing w:after="60" w:before="0"/>
+      </w:pPr>
+      <w:r>
+        <w:rPr>
+          <w:rFonts w:ascii="Arial" w:cs="Arial" w:eastAsia="Arial" w:hAnsi="Arial"/>
+          <w:b/>
+          <w:bCs/>
+          <w:sz w:val="17"/>
+          <w:szCs w:val="17"/>
+        </w:rPr>
+        <w:t xml:space="preserve">Content &amp; Pedagogy: </w:t>
+      </w:r>
+      <w:r>
+        <w:rPr>
+          <w:rFonts w:ascii="Arial" w:cs="Arial" w:eastAsia="Arial" w:hAnsi="Arial"/>
+          <w:sz w:val="17"/>
+          <w:szCs w:val="17"/>
+        </w:rPr>
+        <w:t xml:space="preserve">Developed and adapted by the educator team at SeaVuria (registered 501(c)(3) in the United States and registered NGO in Kenya, No. 872-850A-BF11), who designed the pedagogical framework, lesson templates and exemplar lessons on which this material is based.</w:t>
+      </w:r>
+    </w:p>
+    <w:p>
+      <w:pPr>
+        <w:spacing w:after="60" w:before="0"/>
+      </w:pPr>
+      <w:r>
+        <w:rPr>
+          <w:rFonts w:ascii="Arial" w:cs="Arial" w:eastAsia="Arial" w:hAnsi="Arial"/>
+          <w:b/>
+          <w:bCs/>
+          <w:sz w:val="17"/>
+          <w:szCs w:val="17"/>
+        </w:rPr>
+        <w:t xml:space="preserve">Production &amp; Layout: </w:t>
+      </w:r>
+      <w:r>
+        <w:rPr>
+          <w:rFonts w:ascii="Arial" w:cs="Arial" w:eastAsia="Arial" w:hAnsi="Arial"/>
+          <w:sz w:val="17"/>
+          <w:szCs w:val="17"/>
+        </w:rPr>
+        <w:t xml:space="preserve">Educational design and curriculum sequencing by SeaVuria. Technical layout, structural formatting, and digital optimization/implementation executed in partnership with ARES Education (registered 501(c)(3) in the United States and Canada (as Afretech Aid) and registered NGO in Kenya), with lesson drafting and compilation assisted by AI (Claude, Anthropic).</w:t>
+      </w:r>
+    </w:p>
+    <w:p>
+      <w:pPr>
+        <w:pBdr>
+          <w:bottom w:val="single" w:color="1F3864" w:sz="6" w:space="6"/>
+        </w:pBdr>
+        <w:spacing w:after="60" w:before="0"/>
+      </w:pPr>
+      <w:r>
+        <w:rPr>
+          <w:rFonts w:ascii="Arial" w:cs="Arial" w:eastAsia="Arial" w:hAnsi="Arial"/>
+          <w:b/>
+          <w:bCs/>
+          <w:sz w:val="17"/>
+          <w:szCs w:val="17"/>
+        </w:rPr>
+        <w:t xml:space="preserve">Licensing &amp; Copyright: </w:t>
+      </w:r>
+      <w:r>
+        <w:rPr>
+          <w:rFonts w:ascii="Arial" w:cs="Arial" w:eastAsia="Arial" w:hAnsi="Arial"/>
+          <w:sz w:val="17"/>
+          <w:szCs w:val="17"/>
+        </w:rPr>
+        <w:t xml:space="preserve">© 2026 SeaVuria and ARES. This work is licensed under a </w:t>
+      </w:r>
+      <w:hyperlink w:history="1" r:id="rIdirrkkur-yykbtb75z2vgq">
+        <w:r>
+          <w:rPr>
+            <w:rFonts w:ascii="Arial" w:cs="Arial" w:eastAsia="Arial" w:hAnsi="Arial"/>
+            <w:color w:val="1F6B75"/>
+            <w:sz w:val="17"/>
+            <w:szCs w:val="17"/>
+            <w:u w:val="single" w:color="1F6B75"/>
+          </w:rPr>
+          <w:t xml:space="preserve">Creative Commons Attribution-NonCommercial 4.0 International License</w:t>
+        </w:r>
+      </w:hyperlink>
+      <w:r>
+        <w:rPr>
+          <w:rFonts w:ascii="Arial" w:cs="Arial" w:eastAsia="Arial" w:hAnsi="Arial"/>
+          <w:sz w:val="17"/>
+          <w:szCs w:val="17"/>
+        </w:rPr>
+        <w:t xml:space="preserve"> (</w:t>
+      </w:r>
+      <w:hyperlink w:history="1" r:id="rIdq1ldit-pd0kzriwq8wwjg">
+        <w:r>
+          <w:rPr>
+            <w:rFonts w:ascii="Arial" w:cs="Arial" w:eastAsia="Arial" w:hAnsi="Arial"/>
+            <w:color w:val="1F6B75"/>
+            <w:sz w:val="17"/>
+            <w:szCs w:val="17"/>
+            <w:u w:val="single" w:color="1F6B75"/>
+          </w:rPr>
+          <w:t xml:space="preserve">CC BY-NC 4.0</w:t>
+        </w:r>
+      </w:hyperlink>
+      <w:r>
+        <w:rPr>
+          <w:rFonts w:ascii="Arial" w:cs="Arial" w:eastAsia="Arial" w:hAnsi="Arial"/>
+          <w:sz w:val="17"/>
+          <w:szCs w:val="17"/>
+        </w:rPr>
+        <w:t xml:space="preserve">). To view a copy of this license, visit </w:t>
+      </w:r>
+      <w:hyperlink w:history="1" r:id="rId-uhob5u0m7vi9ywk1kn3z">
+        <w:r>
+          <w:rPr>
+            <w:rFonts w:ascii="Arial" w:cs="Arial" w:eastAsia="Arial" w:hAnsi="Arial"/>
+            <w:color w:val="1F6B75"/>
+            <w:sz w:val="17"/>
+            <w:szCs w:val="17"/>
+            <w:u w:val="single" w:color="1F6B75"/>
+          </w:rPr>
+          <w:t xml:space="preserve">https://creativecommons.org/licenses/by-nc/4.0/</w:t>
+        </w:r>
+      </w:hyperlink>
+      <w:r>
+        <w:rPr>
+          <w:rFonts w:ascii="Arial" w:cs="Arial" w:eastAsia="Arial" w:hAnsi="Arial"/>
+          <w:sz w:val="17"/>
+          <w:szCs w:val="17"/>
+        </w:rPr>
+        <w:t xml:space="preserve">. You are free to copy, redistribute, and adapt this material in any medium or format, provided appropriate credit is given and the material is not used for commercial purposes. KICD learning outcomes and curriculum designations reproduced here for alignment purposes remain the property of KICD and are not covered by this license. Linked external resources (e.g. CK-12, Khan Academy, PhET) are subject to their own licenses.</w:t>
+      </w:r>
+    </w:p>
+    <w:p>
+      <w:pPr>
         <w:spacing w:after="120"/>
       </w:pPr>
       <w:r>
@@ -3283,7 +3454,7 @@
             <w:pPr>
               <w:spacing w:after="20" w:before="0"/>
             </w:pPr>
-            <w:hyperlink w:history="1" r:id="rIdqfniv0zwsrgtxlf1bwo-t">
+            <w:hyperlink w:history="1" r:id="rIdkai0xfzypbduzx2uxeggm">
               <w:r>
                 <w:rPr>
                   <w:rFonts w:ascii="Arial" w:cs="Arial" w:eastAsia="Arial" w:hAnsi="Arial"/>
@@ -3316,7 +3487,7 @@
               <w:spacing w:after="10" w:before="0"/>
               <w:ind w:left="120"/>
             </w:pPr>
-            <w:hyperlink w:history="1" r:id="rIdjebpikuqknuhxkfo5aryo">
+            <w:hyperlink w:history="1" r:id="rIdamu8e_mj2d_kvjtw8ra0z">
               <w:r>
                 <w:rPr>
                   <w:rFonts w:ascii="Arial" w:cs="Arial" w:eastAsia="Arial" w:hAnsi="Arial"/>
@@ -3361,7 +3532,7 @@
             <w:pPr>
               <w:spacing w:after="20" w:before="0"/>
             </w:pPr>
-            <w:hyperlink w:history="1" r:id="rId_thzbfxe8fmk9bq8bipab">
+            <w:hyperlink w:history="1" r:id="rId6ya18n8qneiagt8r9pndc">
               <w:r>
                 <w:rPr>
                   <w:rFonts w:ascii="Arial" w:cs="Arial" w:eastAsia="Arial" w:hAnsi="Arial"/>
@@ -3394,7 +3565,7 @@
               <w:spacing w:after="10" w:before="0"/>
               <w:ind w:left="120"/>
             </w:pPr>
-            <w:hyperlink w:history="1" r:id="rIdfn068olxqrl7ufrjxdalt">
+            <w:hyperlink w:history="1" r:id="rId0p0wwgikjojrmwenna9rc">
               <w:r>
                 <w:rPr>
                   <w:rFonts w:ascii="Arial" w:cs="Arial" w:eastAsia="Arial" w:hAnsi="Arial"/>
@@ -3589,7 +3760,7 @@
             <w:pPr>
               <w:spacing w:after="20" w:before="0"/>
             </w:pPr>
-            <w:hyperlink w:history="1" r:id="rIdtp4mn4bar8knodmfnhbjt">
+            <w:hyperlink w:history="1" r:id="rId3y81r5zqo2z_wu68hw7rz">
               <w:r>
                 <w:rPr>
                   <w:rFonts w:ascii="Arial" w:cs="Arial" w:eastAsia="Arial" w:hAnsi="Arial"/>
@@ -3622,7 +3793,7 @@
               <w:spacing w:after="10" w:before="0"/>
               <w:ind w:left="120"/>
             </w:pPr>
-            <w:hyperlink w:history="1" r:id="rIdxvn-aro5uoiplmjflhll1">
+            <w:hyperlink w:history="1" r:id="rIdcbjykybt-xp4wi7pwpckx">
               <w:r>
                 <w:rPr>
                   <w:rFonts w:ascii="Arial" w:cs="Arial" w:eastAsia="Arial" w:hAnsi="Arial"/>
@@ -3667,7 +3838,7 @@
             <w:pPr>
               <w:spacing w:after="20" w:before="0"/>
             </w:pPr>
-            <w:hyperlink w:history="1" r:id="rIdiuuj186jpvjvo9n7dfq82">
+            <w:hyperlink w:history="1" r:id="rIdizsui_bmq1zk659j0bvax">
               <w:r>
                 <w:rPr>
                   <w:rFonts w:ascii="Arial" w:cs="Arial" w:eastAsia="Arial" w:hAnsi="Arial"/>
@@ -3700,7 +3871,7 @@
               <w:spacing w:after="10" w:before="0"/>
               <w:ind w:left="120"/>
             </w:pPr>
-            <w:hyperlink w:history="1" r:id="rId9le9ryhk83kb9re-xqojn">
+            <w:hyperlink w:history="1" r:id="rIdyxefjcm0h-umykvgwzrty">
               <w:r>
                 <w:rPr>
                   <w:rFonts w:ascii="Arial" w:cs="Arial" w:eastAsia="Arial" w:hAnsi="Arial"/>
@@ -3895,7 +4066,7 @@
             <w:pPr>
               <w:spacing w:after="20" w:before="0"/>
             </w:pPr>
-            <w:hyperlink w:history="1" r:id="rIdqqzdhlggpivkq9ffd2juf">
+            <w:hyperlink w:history="1" r:id="rIdr_u6m4b5l9mlhkvpdhpoo">
               <w:r>
                 <w:rPr>
                   <w:rFonts w:ascii="Arial" w:cs="Arial" w:eastAsia="Arial" w:hAnsi="Arial"/>
@@ -3928,7 +4099,7 @@
               <w:spacing w:after="10" w:before="0"/>
               <w:ind w:left="120"/>
             </w:pPr>
-            <w:hyperlink w:history="1" r:id="rIdpsdpvencktqlo2ya8jkb0">
+            <w:hyperlink w:history="1" r:id="rIdgwotwc3pojr5udwdt2ohp">
               <w:r>
                 <w:rPr>
                   <w:rFonts w:ascii="Arial" w:cs="Arial" w:eastAsia="Arial" w:hAnsi="Arial"/>
@@ -3973,7 +4144,7 @@
             <w:pPr>
               <w:spacing w:after="20" w:before="0"/>
             </w:pPr>
-            <w:hyperlink w:history="1" r:id="rIdlu0v43s2nq3fvcwzo3ch_">
+            <w:hyperlink w:history="1" r:id="rIdealufhcjrptm3ejgzqfu2">
               <w:r>
                 <w:rPr>
                   <w:rFonts w:ascii="Arial" w:cs="Arial" w:eastAsia="Arial" w:hAnsi="Arial"/>
@@ -4006,7 +4177,7 @@
               <w:spacing w:after="10" w:before="0"/>
               <w:ind w:left="120"/>
             </w:pPr>
-            <w:hyperlink w:history="1" r:id="rIdeliquy-oidpzkttdvqx2d">
+            <w:hyperlink w:history="1" r:id="rId-7oc1kfnsfmgnwbo03h1c">
               <w:r>
                 <w:rPr>
                   <w:rFonts w:ascii="Arial" w:cs="Arial" w:eastAsia="Arial" w:hAnsi="Arial"/>
@@ -4201,7 +4372,7 @@
             <w:pPr>
               <w:spacing w:after="20" w:before="0"/>
             </w:pPr>
-            <w:hyperlink w:history="1" r:id="rId_pxmmj9pdgaqagvhn2jf-">
+            <w:hyperlink w:history="1" r:id="rIdjkp5zo_cvzjbi6oqlhx5a">
               <w:r>
                 <w:rPr>
                   <w:rFonts w:ascii="Arial" w:cs="Arial" w:eastAsia="Arial" w:hAnsi="Arial"/>
@@ -4234,7 +4405,7 @@
               <w:spacing w:after="10" w:before="0"/>
               <w:ind w:left="120"/>
             </w:pPr>
-            <w:hyperlink w:history="1" r:id="rIdnklzdshbiaefmmn0wkjbo">
+            <w:hyperlink w:history="1" r:id="rIdhdcztgwxt3zuagmhzgfxv">
               <w:r>
                 <w:rPr>
                   <w:rFonts w:ascii="Arial" w:cs="Arial" w:eastAsia="Arial" w:hAnsi="Arial"/>
@@ -4279,7 +4450,7 @@
             <w:pPr>
               <w:spacing w:after="20" w:before="0"/>
             </w:pPr>
-            <w:hyperlink w:history="1" r:id="rId_bsinjrkjkicghqlbptsq">
+            <w:hyperlink w:history="1" r:id="rIdzsumzmitkodhhuf6x7ln9">
               <w:r>
                 <w:rPr>
                   <w:rFonts w:ascii="Arial" w:cs="Arial" w:eastAsia="Arial" w:hAnsi="Arial"/>
@@ -4312,7 +4483,7 @@
               <w:spacing w:after="10" w:before="0"/>
               <w:ind w:left="120"/>
             </w:pPr>
-            <w:hyperlink w:history="1" r:id="rIdi6vlnfbkcwd0gwsqzr2ja">
+            <w:hyperlink w:history="1" r:id="rIdukda22frki5vedy27tjej">
               <w:r>
                 <w:rPr>
                   <w:rFonts w:ascii="Arial" w:cs="Arial" w:eastAsia="Arial" w:hAnsi="Arial"/>
@@ -4507,7 +4678,7 @@
             <w:pPr>
               <w:spacing w:after="20" w:before="0"/>
             </w:pPr>
-            <w:hyperlink w:history="1" r:id="rIdtnwcyskmpubdfhz5bnglx">
+            <w:hyperlink w:history="1" r:id="rId1s7x6tr4mgbddoqycivq1">
               <w:r>
                 <w:rPr>
                   <w:rFonts w:ascii="Arial" w:cs="Arial" w:eastAsia="Arial" w:hAnsi="Arial"/>
@@ -4540,7 +4711,7 @@
               <w:spacing w:after="10" w:before="0"/>
               <w:ind w:left="120"/>
             </w:pPr>
-            <w:hyperlink w:history="1" r:id="rIdskdmuumwpalfme1t0wm54">
+            <w:hyperlink w:history="1" r:id="rIdnwlhaol6hrnarp5zbu4vs">
               <w:r>
                 <w:rPr>
                   <w:rFonts w:ascii="Arial" w:cs="Arial" w:eastAsia="Arial" w:hAnsi="Arial"/>
@@ -4585,7 +4756,7 @@
             <w:pPr>
               <w:spacing w:after="20" w:before="0"/>
             </w:pPr>
-            <w:hyperlink w:history="1" r:id="rIdl105yiy3spvckboyqqjov">
+            <w:hyperlink w:history="1" r:id="rIdropstbwuta7nzklp6xac_">
               <w:r>
                 <w:rPr>
                   <w:rFonts w:ascii="Arial" w:cs="Arial" w:eastAsia="Arial" w:hAnsi="Arial"/>
@@ -4618,7 +4789,7 @@
               <w:spacing w:after="10" w:before="0"/>
               <w:ind w:left="120"/>
             </w:pPr>
-            <w:hyperlink w:history="1" r:id="rIdgcnwbq6p-bja36df5uedt">
+            <w:hyperlink w:history="1" r:id="rId_nd7hiduziwgj68lg_gba">
               <w:r>
                 <w:rPr>
                   <w:rFonts w:ascii="Arial" w:cs="Arial" w:eastAsia="Arial" w:hAnsi="Arial"/>
@@ -5114,6 +5285,65 @@
         </w:tc>
       </w:tr>
     </w:tbl>
+    <w:p>
+      <w:pPr>
+        <w:pBdr>
+          <w:top w:val="single" w:color="BBBBBB" w:sz="4" w:space="4"/>
+        </w:pBdr>
+        <w:spacing w:after="0" w:before="160"/>
+      </w:pPr>
+      <w:r>
+        <w:rPr>
+          <w:rFonts w:ascii="Arial" w:cs="Arial" w:eastAsia="Arial" w:hAnsi="Arial"/>
+          <w:color w:val="666666"/>
+          <w:sz w:val="14"/>
+          <w:szCs w:val="14"/>
+        </w:rPr>
+        <w:t xml:space="preserve">© 2026 SeaVuria and ARES. Aligned with KICD objectives. Developed by SeaVuria; technical implementation by ARES (with AI assistance from Claude). Licensed under </w:t>
+      </w:r>
+      <w:hyperlink w:history="1" r:id="rIdlwufsn6erpu9irv3maenh">
+        <w:r>
+          <w:rPr>
+            <w:rFonts w:ascii="Arial" w:cs="Arial" w:eastAsia="Arial" w:hAnsi="Arial"/>
+            <w:color w:val="1F6B75"/>
+            <w:sz w:val="14"/>
+            <w:szCs w:val="14"/>
+            <w:u w:val="single" w:color="1F6B75"/>
+          </w:rPr>
+          <w:t xml:space="preserve">CC BY-NC 4.0</w:t>
+        </w:r>
+      </w:hyperlink>
+      <w:r>
+        <w:rPr>
+          <w:rFonts w:ascii="Arial" w:cs="Arial" w:eastAsia="Arial" w:hAnsi="Arial"/>
+          <w:color w:val="666666"/>
+          <w:sz w:val="14"/>
+          <w:szCs w:val="14"/>
+        </w:rPr>
+        <w:t xml:space="preserve"> (</w:t>
+      </w:r>
+      <w:hyperlink w:history="1" r:id="rIdw9-hvhhq33gcvdu9bxbv_">
+        <w:r>
+          <w:rPr>
+            <w:rFonts w:ascii="Arial" w:cs="Arial" w:eastAsia="Arial" w:hAnsi="Arial"/>
+            <w:color w:val="1F6B75"/>
+            <w:sz w:val="14"/>
+            <w:szCs w:val="14"/>
+            <w:u w:val="single" w:color="1F6B75"/>
+          </w:rPr>
+          <w:t xml:space="preserve">https://creativecommons.org/licenses/by-nc/4.0/</w:t>
+        </w:r>
+      </w:hyperlink>
+      <w:r>
+        <w:rPr>
+          <w:rFonts w:ascii="Arial" w:cs="Arial" w:eastAsia="Arial" w:hAnsi="Arial"/>
+          <w:color w:val="666666"/>
+          <w:sz w:val="14"/>
+          <w:szCs w:val="14"/>
+        </w:rPr>
+        <w:t xml:space="preserve">).</w:t>
+      </w:r>
+    </w:p>
     <w:p>
       <w:r>
         <w:br w:type="page"/>
@@ -6105,7 +6335,7 @@
             <w:pPr>
               <w:spacing w:after="20" w:before="0"/>
             </w:pPr>
-            <w:hyperlink w:history="1" r:id="rIdajy7vcwqjrm388uxnqle2">
+            <w:hyperlink w:history="1" r:id="rIdpcxy3--ljeomei-qnkmw7">
               <w:r>
                 <w:rPr>
                   <w:rFonts w:ascii="Arial" w:cs="Arial" w:eastAsia="Arial" w:hAnsi="Arial"/>
@@ -6138,7 +6368,7 @@
               <w:spacing w:after="10" w:before="0"/>
               <w:ind w:left="120"/>
             </w:pPr>
-            <w:hyperlink w:history="1" r:id="rIditfgoztbo_rerctjri0nn">
+            <w:hyperlink w:history="1" r:id="rId5exeg123jvz2ptluq479e">
               <w:r>
                 <w:rPr>
                   <w:rFonts w:ascii="Arial" w:cs="Arial" w:eastAsia="Arial" w:hAnsi="Arial"/>
@@ -6183,7 +6413,7 @@
             <w:pPr>
               <w:spacing w:after="20" w:before="0"/>
             </w:pPr>
-            <w:hyperlink w:history="1" r:id="rIdbv6ymxacxvz59gxwbhciv">
+            <w:hyperlink w:history="1" r:id="rIdqi_qqrralgw2phjfj7fcq">
               <w:r>
                 <w:rPr>
                   <w:rFonts w:ascii="Arial" w:cs="Arial" w:eastAsia="Arial" w:hAnsi="Arial"/>
@@ -6216,7 +6446,7 @@
               <w:spacing w:after="10" w:before="0"/>
               <w:ind w:left="120"/>
             </w:pPr>
-            <w:hyperlink w:history="1" r:id="rIdkqjo4ztfnup9jkdkjnzws">
+            <w:hyperlink w:history="1" r:id="rIdxvkwf0brfstvtrdewk-xk">
               <w:r>
                 <w:rPr>
                   <w:rFonts w:ascii="Arial" w:cs="Arial" w:eastAsia="Arial" w:hAnsi="Arial"/>
@@ -6411,7 +6641,7 @@
             <w:pPr>
               <w:spacing w:after="20" w:before="0"/>
             </w:pPr>
-            <w:hyperlink w:history="1" r:id="rIdidu-ngusxqpxjafsypfb8">
+            <w:hyperlink w:history="1" r:id="rId3dxfvawaxdpxri4tjnjll">
               <w:r>
                 <w:rPr>
                   <w:rFonts w:ascii="Arial" w:cs="Arial" w:eastAsia="Arial" w:hAnsi="Arial"/>
@@ -6444,7 +6674,7 @@
               <w:spacing w:after="10" w:before="0"/>
               <w:ind w:left="120"/>
             </w:pPr>
-            <w:hyperlink w:history="1" r:id="rIdxxpleoz4b1txltbnryiex">
+            <w:hyperlink w:history="1" r:id="rIdulcidclhm9ffb94rxjw__">
               <w:r>
                 <w:rPr>
                   <w:rFonts w:ascii="Arial" w:cs="Arial" w:eastAsia="Arial" w:hAnsi="Arial"/>
@@ -6489,7 +6719,7 @@
             <w:pPr>
               <w:spacing w:after="20" w:before="0"/>
             </w:pPr>
-            <w:hyperlink w:history="1" r:id="rIdo9iuwiqwkgsobh_z3vekh">
+            <w:hyperlink w:history="1" r:id="rIdpurn6_l9mk_21o2tsgg7r">
               <w:r>
                 <w:rPr>
                   <w:rFonts w:ascii="Arial" w:cs="Arial" w:eastAsia="Arial" w:hAnsi="Arial"/>
@@ -6522,7 +6752,7 @@
               <w:spacing w:after="10" w:before="0"/>
               <w:ind w:left="120"/>
             </w:pPr>
-            <w:hyperlink w:history="1" r:id="rId25yhshag1s1ll-znfcff2">
+            <w:hyperlink w:history="1" r:id="rId7rkso1dhmlalgask_kzzt">
               <w:r>
                 <w:rPr>
                   <w:rFonts w:ascii="Arial" w:cs="Arial" w:eastAsia="Arial" w:hAnsi="Arial"/>
@@ -6717,7 +6947,7 @@
             <w:pPr>
               <w:spacing w:after="20" w:before="0"/>
             </w:pPr>
-            <w:hyperlink w:history="1" r:id="rId_odfhq-m6w2vizsocc_al">
+            <w:hyperlink w:history="1" r:id="rIdbmuecqxlguipfltl4m27e">
               <w:r>
                 <w:rPr>
                   <w:rFonts w:ascii="Arial" w:cs="Arial" w:eastAsia="Arial" w:hAnsi="Arial"/>
@@ -6750,7 +6980,7 @@
               <w:spacing w:after="10" w:before="0"/>
               <w:ind w:left="120"/>
             </w:pPr>
-            <w:hyperlink w:history="1" r:id="rId8dxevtkmlhntctzjkea_h">
+            <w:hyperlink w:history="1" r:id="rIdpozyffg9sdwomkbwv0sw8">
               <w:r>
                 <w:rPr>
                   <w:rFonts w:ascii="Arial" w:cs="Arial" w:eastAsia="Arial" w:hAnsi="Arial"/>
@@ -6795,7 +7025,7 @@
             <w:pPr>
               <w:spacing w:after="20" w:before="0"/>
             </w:pPr>
-            <w:hyperlink w:history="1" r:id="rIdufhtzzmtkolhqimaxgoal">
+            <w:hyperlink w:history="1" r:id="rId67pj9g5elfzugb175w4ir">
               <w:r>
                 <w:rPr>
                   <w:rFonts w:ascii="Arial" w:cs="Arial" w:eastAsia="Arial" w:hAnsi="Arial"/>
@@ -6828,7 +7058,7 @@
               <w:spacing w:after="10" w:before="0"/>
               <w:ind w:left="120"/>
             </w:pPr>
-            <w:hyperlink w:history="1" r:id="rIdudtarxcpgfmjxe1c05tp8">
+            <w:hyperlink w:history="1" r:id="rId7ovqzsnxmmwjb64dgpbhc">
               <w:r>
                 <w:rPr>
                   <w:rFonts w:ascii="Arial" w:cs="Arial" w:eastAsia="Arial" w:hAnsi="Arial"/>
@@ -7023,7 +7253,7 @@
             <w:pPr>
               <w:spacing w:after="20" w:before="0"/>
             </w:pPr>
-            <w:hyperlink w:history="1" r:id="rId_rchrud1ikqr6qyok3pwa">
+            <w:hyperlink w:history="1" r:id="rIdhbiu-x-eigic5dzz0q5it">
               <w:r>
                 <w:rPr>
                   <w:rFonts w:ascii="Arial" w:cs="Arial" w:eastAsia="Arial" w:hAnsi="Arial"/>
@@ -7056,7 +7286,7 @@
               <w:spacing w:after="10" w:before="0"/>
               <w:ind w:left="120"/>
             </w:pPr>
-            <w:hyperlink w:history="1" r:id="rIdnexxahuk9cadgv-x_yoqv">
+            <w:hyperlink w:history="1" r:id="rIdszvb1-vepvazjh4nxhyi7">
               <w:r>
                 <w:rPr>
                   <w:rFonts w:ascii="Arial" w:cs="Arial" w:eastAsia="Arial" w:hAnsi="Arial"/>
@@ -7101,7 +7331,7 @@
             <w:pPr>
               <w:spacing w:after="20" w:before="0"/>
             </w:pPr>
-            <w:hyperlink w:history="1" r:id="rIdgvzclybrl9qlfo_d63v8i">
+            <w:hyperlink w:history="1" r:id="rId2yvydvdflgdqanmiiorad">
               <w:r>
                 <w:rPr>
                   <w:rFonts w:ascii="Arial" w:cs="Arial" w:eastAsia="Arial" w:hAnsi="Arial"/>
@@ -7134,7 +7364,7 @@
               <w:spacing w:after="10" w:before="0"/>
               <w:ind w:left="120"/>
             </w:pPr>
-            <w:hyperlink w:history="1" r:id="rIdbolhihgmd2mw1qphu60ca">
+            <w:hyperlink w:history="1" r:id="rId-qsfn3y2p3g147dw89gjo">
               <w:r>
                 <w:rPr>
                   <w:rFonts w:ascii="Arial" w:cs="Arial" w:eastAsia="Arial" w:hAnsi="Arial"/>
@@ -7329,7 +7559,7 @@
             <w:pPr>
               <w:spacing w:after="20" w:before="0"/>
             </w:pPr>
-            <w:hyperlink w:history="1" r:id="rIdtje6baoqh4ojxhd0jdyh_">
+            <w:hyperlink w:history="1" r:id="rId8mc-mxtf2e5gtwh_k4wis">
               <w:r>
                 <w:rPr>
                   <w:rFonts w:ascii="Arial" w:cs="Arial" w:eastAsia="Arial" w:hAnsi="Arial"/>
@@ -7362,7 +7592,7 @@
               <w:spacing w:after="10" w:before="0"/>
               <w:ind w:left="120"/>
             </w:pPr>
-            <w:hyperlink w:history="1" r:id="rIdoxbjmnniadzsy7lme3qfo">
+            <w:hyperlink w:history="1" r:id="rId-tr13tes3yi24xldglvyp">
               <w:r>
                 <w:rPr>
                   <w:rFonts w:ascii="Arial" w:cs="Arial" w:eastAsia="Arial" w:hAnsi="Arial"/>
@@ -7407,7 +7637,7 @@
             <w:pPr>
               <w:spacing w:after="20" w:before="0"/>
             </w:pPr>
-            <w:hyperlink w:history="1" r:id="rIdghtedbgpeqgvhqq11qnok">
+            <w:hyperlink w:history="1" r:id="rIdg_0eq4a6xic5jsd_qyt3i">
               <w:r>
                 <w:rPr>
                   <w:rFonts w:ascii="Arial" w:cs="Arial" w:eastAsia="Arial" w:hAnsi="Arial"/>
@@ -7440,7 +7670,7 @@
               <w:spacing w:after="10" w:before="0"/>
               <w:ind w:left="120"/>
             </w:pPr>
-            <w:hyperlink w:history="1" r:id="rIdb4u5x1mv7eac6osbnrmks">
+            <w:hyperlink w:history="1" r:id="rId5-0mhchissglsn5n8m74u">
               <w:r>
                 <w:rPr>
                   <w:rFonts w:ascii="Arial" w:cs="Arial" w:eastAsia="Arial" w:hAnsi="Arial"/>
@@ -7936,6 +8166,65 @@
         </w:tc>
       </w:tr>
     </w:tbl>
+    <w:p>
+      <w:pPr>
+        <w:pBdr>
+          <w:top w:val="single" w:color="BBBBBB" w:sz="4" w:space="4"/>
+        </w:pBdr>
+        <w:spacing w:after="0" w:before="160"/>
+      </w:pPr>
+      <w:r>
+        <w:rPr>
+          <w:rFonts w:ascii="Arial" w:cs="Arial" w:eastAsia="Arial" w:hAnsi="Arial"/>
+          <w:color w:val="666666"/>
+          <w:sz w:val="14"/>
+          <w:szCs w:val="14"/>
+        </w:rPr>
+        <w:t xml:space="preserve">© 2026 SeaVuria and ARES. Aligned with KICD objectives. Developed by SeaVuria; technical implementation by ARES (with AI assistance from Claude). Licensed under </w:t>
+      </w:r>
+      <w:hyperlink w:history="1" r:id="rId-ucnynrm0bptoea9fz5oj">
+        <w:r>
+          <w:rPr>
+            <w:rFonts w:ascii="Arial" w:cs="Arial" w:eastAsia="Arial" w:hAnsi="Arial"/>
+            <w:color w:val="1F6B75"/>
+            <w:sz w:val="14"/>
+            <w:szCs w:val="14"/>
+            <w:u w:val="single" w:color="1F6B75"/>
+          </w:rPr>
+          <w:t xml:space="preserve">CC BY-NC 4.0</w:t>
+        </w:r>
+      </w:hyperlink>
+      <w:r>
+        <w:rPr>
+          <w:rFonts w:ascii="Arial" w:cs="Arial" w:eastAsia="Arial" w:hAnsi="Arial"/>
+          <w:color w:val="666666"/>
+          <w:sz w:val="14"/>
+          <w:szCs w:val="14"/>
+        </w:rPr>
+        <w:t xml:space="preserve"> (</w:t>
+      </w:r>
+      <w:hyperlink w:history="1" r:id="rIdgjmsz_o-50urrqabj9_mi">
+        <w:r>
+          <w:rPr>
+            <w:rFonts w:ascii="Arial" w:cs="Arial" w:eastAsia="Arial" w:hAnsi="Arial"/>
+            <w:color w:val="1F6B75"/>
+            <w:sz w:val="14"/>
+            <w:szCs w:val="14"/>
+            <w:u w:val="single" w:color="1F6B75"/>
+          </w:rPr>
+          <w:t xml:space="preserve">https://creativecommons.org/licenses/by-nc/4.0/</w:t>
+        </w:r>
+      </w:hyperlink>
+      <w:r>
+        <w:rPr>
+          <w:rFonts w:ascii="Arial" w:cs="Arial" w:eastAsia="Arial" w:hAnsi="Arial"/>
+          <w:color w:val="666666"/>
+          <w:sz w:val="14"/>
+          <w:szCs w:val="14"/>
+        </w:rPr>
+        <w:t xml:space="preserve">).</w:t>
+      </w:r>
+    </w:p>
     <w:p>
       <w:r>
         <w:br w:type="page"/>
@@ -8927,7 +9216,7 @@
             <w:pPr>
               <w:spacing w:after="20" w:before="0"/>
             </w:pPr>
-            <w:hyperlink w:history="1" r:id="rIdnavwj5kgtwo3cv7hxvdwa">
+            <w:hyperlink w:history="1" r:id="rIdl-tmph9vemtzdnq9zwuyy">
               <w:r>
                 <w:rPr>
                   <w:rFonts w:ascii="Arial" w:cs="Arial" w:eastAsia="Arial" w:hAnsi="Arial"/>
@@ -8960,7 +9249,7 @@
               <w:spacing w:after="10" w:before="0"/>
               <w:ind w:left="120"/>
             </w:pPr>
-            <w:hyperlink w:history="1" r:id="rIdxguinak_aifru9ers7_mi">
+            <w:hyperlink w:history="1" r:id="rId5be2nparbyy8892prj0fn">
               <w:r>
                 <w:rPr>
                   <w:rFonts w:ascii="Arial" w:cs="Arial" w:eastAsia="Arial" w:hAnsi="Arial"/>
@@ -9005,7 +9294,7 @@
             <w:pPr>
               <w:spacing w:after="20" w:before="0"/>
             </w:pPr>
-            <w:hyperlink w:history="1" r:id="rIdzed6lsyqkczqej0vr97vs">
+            <w:hyperlink w:history="1" r:id="rIdqx9frtrkecrk30kzficsi">
               <w:r>
                 <w:rPr>
                   <w:rFonts w:ascii="Arial" w:cs="Arial" w:eastAsia="Arial" w:hAnsi="Arial"/>
@@ -9038,7 +9327,7 @@
               <w:spacing w:after="10" w:before="0"/>
               <w:ind w:left="120"/>
             </w:pPr>
-            <w:hyperlink w:history="1" r:id="rIdkl25ifzixu4tbryv44cf9">
+            <w:hyperlink w:history="1" r:id="rId6dqfhls1oemzondajpyfm">
               <w:r>
                 <w:rPr>
                   <w:rFonts w:ascii="Arial" w:cs="Arial" w:eastAsia="Arial" w:hAnsi="Arial"/>
@@ -9233,7 +9522,7 @@
             <w:pPr>
               <w:spacing w:after="20" w:before="0"/>
             </w:pPr>
-            <w:hyperlink w:history="1" r:id="rIdujqb09pzmbvxmgslgkvax">
+            <w:hyperlink w:history="1" r:id="rIdls2pt8mc7yx6athm7rp_a">
               <w:r>
                 <w:rPr>
                   <w:rFonts w:ascii="Arial" w:cs="Arial" w:eastAsia="Arial" w:hAnsi="Arial"/>
@@ -9266,7 +9555,7 @@
               <w:spacing w:after="10" w:before="0"/>
               <w:ind w:left="120"/>
             </w:pPr>
-            <w:hyperlink w:history="1" r:id="rId8-anjaurlxmqps-p33mft">
+            <w:hyperlink w:history="1" r:id="rIdphecr2pe7lza0ropkxz2v">
               <w:r>
                 <w:rPr>
                   <w:rFonts w:ascii="Arial" w:cs="Arial" w:eastAsia="Arial" w:hAnsi="Arial"/>
@@ -9311,7 +9600,7 @@
             <w:pPr>
               <w:spacing w:after="20" w:before="0"/>
             </w:pPr>
-            <w:hyperlink w:history="1" r:id="rIdu3-1_crxccncz85rxoppl">
+            <w:hyperlink w:history="1" r:id="rIdf08wwjekqavtcuj9f7mmq">
               <w:r>
                 <w:rPr>
                   <w:rFonts w:ascii="Arial" w:cs="Arial" w:eastAsia="Arial" w:hAnsi="Arial"/>
@@ -9344,7 +9633,7 @@
               <w:spacing w:after="10" w:before="0"/>
               <w:ind w:left="120"/>
             </w:pPr>
-            <w:hyperlink w:history="1" r:id="rIdikabhr1lpjm0b0t74fqty">
+            <w:hyperlink w:history="1" r:id="rIdemcljwdou-3_astofbvev">
               <w:r>
                 <w:rPr>
                   <w:rFonts w:ascii="Arial" w:cs="Arial" w:eastAsia="Arial" w:hAnsi="Arial"/>
@@ -9539,7 +9828,7 @@
             <w:pPr>
               <w:spacing w:after="20" w:before="0"/>
             </w:pPr>
-            <w:hyperlink w:history="1" r:id="rIdzhimgzivkfbczuktv0cyg">
+            <w:hyperlink w:history="1" r:id="rIdxstz-wyhy4ggx0lhhmw9e">
               <w:r>
                 <w:rPr>
                   <w:rFonts w:ascii="Arial" w:cs="Arial" w:eastAsia="Arial" w:hAnsi="Arial"/>
@@ -9572,7 +9861,7 @@
               <w:spacing w:after="10" w:before="0"/>
               <w:ind w:left="120"/>
             </w:pPr>
-            <w:hyperlink w:history="1" r:id="rIdlmqh7zvrcptnlbwqtb7ny">
+            <w:hyperlink w:history="1" r:id="rIdypfwiwcsshjmqyz10z7ez">
               <w:r>
                 <w:rPr>
                   <w:rFonts w:ascii="Arial" w:cs="Arial" w:eastAsia="Arial" w:hAnsi="Arial"/>
@@ -9617,7 +9906,7 @@
             <w:pPr>
               <w:spacing w:after="20" w:before="0"/>
             </w:pPr>
-            <w:hyperlink w:history="1" r:id="rIduwngm7rlfncuozvdc2pr5">
+            <w:hyperlink w:history="1" r:id="rId6cudimxow9sjfvlno0bxp">
               <w:r>
                 <w:rPr>
                   <w:rFonts w:ascii="Arial" w:cs="Arial" w:eastAsia="Arial" w:hAnsi="Arial"/>
@@ -9650,7 +9939,7 @@
               <w:spacing w:after="10" w:before="0"/>
               <w:ind w:left="120"/>
             </w:pPr>
-            <w:hyperlink w:history="1" r:id="rId2lq-fsvqmi8bewarqarbr">
+            <w:hyperlink w:history="1" r:id="rIduu60uhnyahihteuuy8lqo">
               <w:r>
                 <w:rPr>
                   <w:rFonts w:ascii="Arial" w:cs="Arial" w:eastAsia="Arial" w:hAnsi="Arial"/>
@@ -9845,7 +10134,7 @@
             <w:pPr>
               <w:spacing w:after="20" w:before="0"/>
             </w:pPr>
-            <w:hyperlink w:history="1" r:id="rIdp9oggjigujgsml9zrgz7z">
+            <w:hyperlink w:history="1" r:id="rIdwvaj6fypkhy1e1jh77qhb">
               <w:r>
                 <w:rPr>
                   <w:rFonts w:ascii="Arial" w:cs="Arial" w:eastAsia="Arial" w:hAnsi="Arial"/>
@@ -9878,7 +10167,7 @@
               <w:spacing w:after="10" w:before="0"/>
               <w:ind w:left="120"/>
             </w:pPr>
-            <w:hyperlink w:history="1" r:id="rIdimt3cbzhfve3_c90jqlez">
+            <w:hyperlink w:history="1" r:id="rIdno9dsyj4mbvjseusfmbub">
               <w:r>
                 <w:rPr>
                   <w:rFonts w:ascii="Arial" w:cs="Arial" w:eastAsia="Arial" w:hAnsi="Arial"/>
@@ -9923,7 +10212,7 @@
             <w:pPr>
               <w:spacing w:after="20" w:before="0"/>
             </w:pPr>
-            <w:hyperlink w:history="1" r:id="rIdqclee1pytte_u59xlwslp">
+            <w:hyperlink w:history="1" r:id="rIdolnhpk4yaefp_onw3je7l">
               <w:r>
                 <w:rPr>
                   <w:rFonts w:ascii="Arial" w:cs="Arial" w:eastAsia="Arial" w:hAnsi="Arial"/>
@@ -9956,7 +10245,7 @@
               <w:spacing w:after="10" w:before="0"/>
               <w:ind w:left="120"/>
             </w:pPr>
-            <w:hyperlink w:history="1" r:id="rIdn7tm3sdwn1zy69dm9wzrn">
+            <w:hyperlink w:history="1" r:id="rIdna2y4cazugv5xjv8giqxt">
               <w:r>
                 <w:rPr>
                   <w:rFonts w:ascii="Arial" w:cs="Arial" w:eastAsia="Arial" w:hAnsi="Arial"/>
@@ -10151,7 +10440,7 @@
             <w:pPr>
               <w:spacing w:after="20" w:before="0"/>
             </w:pPr>
-            <w:hyperlink w:history="1" r:id="rIdoloxttzaljvkaleojbt5j">
+            <w:hyperlink w:history="1" r:id="rId66wyo_sfumgm08mig6xyu">
               <w:r>
                 <w:rPr>
                   <w:rFonts w:ascii="Arial" w:cs="Arial" w:eastAsia="Arial" w:hAnsi="Arial"/>
@@ -10184,7 +10473,7 @@
               <w:spacing w:after="10" w:before="0"/>
               <w:ind w:left="120"/>
             </w:pPr>
-            <w:hyperlink w:history="1" r:id="rId_bdxw_wjhyugc17xigm0n">
+            <w:hyperlink w:history="1" r:id="rIdhgbtizoaq2s4mv9scwz2v">
               <w:r>
                 <w:rPr>
                   <w:rFonts w:ascii="Arial" w:cs="Arial" w:eastAsia="Arial" w:hAnsi="Arial"/>
@@ -10229,7 +10518,7 @@
             <w:pPr>
               <w:spacing w:after="20" w:before="0"/>
             </w:pPr>
-            <w:hyperlink w:history="1" r:id="rIddrlrcn2n_jybcuqnbm5ll">
+            <w:hyperlink w:history="1" r:id="rIdignm2d_cresoqpcn1zpoa">
               <w:r>
                 <w:rPr>
                   <w:rFonts w:ascii="Arial" w:cs="Arial" w:eastAsia="Arial" w:hAnsi="Arial"/>
@@ -10262,7 +10551,7 @@
               <w:spacing w:after="10" w:before="0"/>
               <w:ind w:left="120"/>
             </w:pPr>
-            <w:hyperlink w:history="1" r:id="rId_wmydgfekphyq2mqjgedy">
+            <w:hyperlink w:history="1" r:id="rIdyz6fafi-8vopq5lfgqunz">
               <w:r>
                 <w:rPr>
                   <w:rFonts w:ascii="Arial" w:cs="Arial" w:eastAsia="Arial" w:hAnsi="Arial"/>
@@ -10758,6 +11047,65 @@
         </w:tc>
       </w:tr>
     </w:tbl>
+    <w:p>
+      <w:pPr>
+        <w:pBdr>
+          <w:top w:val="single" w:color="BBBBBB" w:sz="4" w:space="4"/>
+        </w:pBdr>
+        <w:spacing w:after="0" w:before="160"/>
+      </w:pPr>
+      <w:r>
+        <w:rPr>
+          <w:rFonts w:ascii="Arial" w:cs="Arial" w:eastAsia="Arial" w:hAnsi="Arial"/>
+          <w:color w:val="666666"/>
+          <w:sz w:val="14"/>
+          <w:szCs w:val="14"/>
+        </w:rPr>
+        <w:t xml:space="preserve">© 2026 SeaVuria and ARES. Aligned with KICD objectives. Developed by SeaVuria; technical implementation by ARES (with AI assistance from Claude). Licensed under </w:t>
+      </w:r>
+      <w:hyperlink w:history="1" r:id="rIdzkesvrirxqudzma6e7h7a">
+        <w:r>
+          <w:rPr>
+            <w:rFonts w:ascii="Arial" w:cs="Arial" w:eastAsia="Arial" w:hAnsi="Arial"/>
+            <w:color w:val="1F6B75"/>
+            <w:sz w:val="14"/>
+            <w:szCs w:val="14"/>
+            <w:u w:val="single" w:color="1F6B75"/>
+          </w:rPr>
+          <w:t xml:space="preserve">CC BY-NC 4.0</w:t>
+        </w:r>
+      </w:hyperlink>
+      <w:r>
+        <w:rPr>
+          <w:rFonts w:ascii="Arial" w:cs="Arial" w:eastAsia="Arial" w:hAnsi="Arial"/>
+          <w:color w:val="666666"/>
+          <w:sz w:val="14"/>
+          <w:szCs w:val="14"/>
+        </w:rPr>
+        <w:t xml:space="preserve"> (</w:t>
+      </w:r>
+      <w:hyperlink w:history="1" r:id="rIdtnvoigiomx0pgf6zg0vzj">
+        <w:r>
+          <w:rPr>
+            <w:rFonts w:ascii="Arial" w:cs="Arial" w:eastAsia="Arial" w:hAnsi="Arial"/>
+            <w:color w:val="1F6B75"/>
+            <w:sz w:val="14"/>
+            <w:szCs w:val="14"/>
+            <w:u w:val="single" w:color="1F6B75"/>
+          </w:rPr>
+          <w:t xml:space="preserve">https://creativecommons.org/licenses/by-nc/4.0/</w:t>
+        </w:r>
+      </w:hyperlink>
+      <w:r>
+        <w:rPr>
+          <w:rFonts w:ascii="Arial" w:cs="Arial" w:eastAsia="Arial" w:hAnsi="Arial"/>
+          <w:color w:val="666666"/>
+          <w:sz w:val="14"/>
+          <w:szCs w:val="14"/>
+        </w:rPr>
+        <w:t xml:space="preserve">).</w:t>
+      </w:r>
+    </w:p>
     <w:p>
       <w:r>
         <w:br w:type="page"/>
@@ -11749,7 +12097,7 @@
             <w:pPr>
               <w:spacing w:after="20" w:before="0"/>
             </w:pPr>
-            <w:hyperlink w:history="1" r:id="rIdmtzjemjrls7kftcz8vktu">
+            <w:hyperlink w:history="1" r:id="rId8j2qdpibxastcwdnppnqz">
               <w:r>
                 <w:rPr>
                   <w:rFonts w:ascii="Arial" w:cs="Arial" w:eastAsia="Arial" w:hAnsi="Arial"/>
@@ -11782,7 +12130,7 @@
               <w:spacing w:after="10" w:before="0"/>
               <w:ind w:left="120"/>
             </w:pPr>
-            <w:hyperlink w:history="1" r:id="rIdbzc862gowwizhclzdneva">
+            <w:hyperlink w:history="1" r:id="rIdz5-iv_0smuigoapslsb3g">
               <w:r>
                 <w:rPr>
                   <w:rFonts w:ascii="Arial" w:cs="Arial" w:eastAsia="Arial" w:hAnsi="Arial"/>
@@ -11827,7 +12175,7 @@
             <w:pPr>
               <w:spacing w:after="20" w:before="0"/>
             </w:pPr>
-            <w:hyperlink w:history="1" r:id="rIdfvbnlrkvjwfirppevndmk">
+            <w:hyperlink w:history="1" r:id="rIdsdd50zq5ahoonvajft85y">
               <w:r>
                 <w:rPr>
                   <w:rFonts w:ascii="Arial" w:cs="Arial" w:eastAsia="Arial" w:hAnsi="Arial"/>
@@ -11860,7 +12208,7 @@
               <w:spacing w:after="10" w:before="0"/>
               <w:ind w:left="120"/>
             </w:pPr>
-            <w:hyperlink w:history="1" r:id="rIdjnzillvuxbuieyueexg5u">
+            <w:hyperlink w:history="1" r:id="rIdu6i1kvsxc7kjgfxvfm2pi">
               <w:r>
                 <w:rPr>
                   <w:rFonts w:ascii="Arial" w:cs="Arial" w:eastAsia="Arial" w:hAnsi="Arial"/>
@@ -12055,7 +12403,7 @@
             <w:pPr>
               <w:spacing w:after="20" w:before="0"/>
             </w:pPr>
-            <w:hyperlink w:history="1" r:id="rIdvdlzd2awcg68j8othxgms">
+            <w:hyperlink w:history="1" r:id="rIdz-sbrtk46lpn40trsgj7g">
               <w:r>
                 <w:rPr>
                   <w:rFonts w:ascii="Arial" w:cs="Arial" w:eastAsia="Arial" w:hAnsi="Arial"/>
@@ -12088,7 +12436,7 @@
               <w:spacing w:after="10" w:before="0"/>
               <w:ind w:left="120"/>
             </w:pPr>
-            <w:hyperlink w:history="1" r:id="rIdllyb3nxykg2mahtflglep">
+            <w:hyperlink w:history="1" r:id="rIdg5gaccwze4vqsx01tw6n5">
               <w:r>
                 <w:rPr>
                   <w:rFonts w:ascii="Arial" w:cs="Arial" w:eastAsia="Arial" w:hAnsi="Arial"/>
@@ -12133,7 +12481,7 @@
             <w:pPr>
               <w:spacing w:after="20" w:before="0"/>
             </w:pPr>
-            <w:hyperlink w:history="1" r:id="rIdtkst3shjl_xigs-hgcw3-">
+            <w:hyperlink w:history="1" r:id="rId9acmudoebl8zqg08kzs1t">
               <w:r>
                 <w:rPr>
                   <w:rFonts w:ascii="Arial" w:cs="Arial" w:eastAsia="Arial" w:hAnsi="Arial"/>
@@ -12166,7 +12514,7 @@
               <w:spacing w:after="10" w:before="0"/>
               <w:ind w:left="120"/>
             </w:pPr>
-            <w:hyperlink w:history="1" r:id="rIdda6yku6jsulqizskb5xtb">
+            <w:hyperlink w:history="1" r:id="rId05ejqj6ql-icrit2v6p7i">
               <w:r>
                 <w:rPr>
                   <w:rFonts w:ascii="Arial" w:cs="Arial" w:eastAsia="Arial" w:hAnsi="Arial"/>
@@ -12361,7 +12709,7 @@
             <w:pPr>
               <w:spacing w:after="20" w:before="0"/>
             </w:pPr>
-            <w:hyperlink w:history="1" r:id="rIdxmzqhjajr9guwl9e6hwpj">
+            <w:hyperlink w:history="1" r:id="rIdgybzat-mb9m8uidwuc0fh">
               <w:r>
                 <w:rPr>
                   <w:rFonts w:ascii="Arial" w:cs="Arial" w:eastAsia="Arial" w:hAnsi="Arial"/>
@@ -12394,7 +12742,7 @@
               <w:spacing w:after="10" w:before="0"/>
               <w:ind w:left="120"/>
             </w:pPr>
-            <w:hyperlink w:history="1" r:id="rIdp6pvel542y600ritwqkrr">
+            <w:hyperlink w:history="1" r:id="rIdqa5iza6jraqo3j8i4sjea">
               <w:r>
                 <w:rPr>
                   <w:rFonts w:ascii="Arial" w:cs="Arial" w:eastAsia="Arial" w:hAnsi="Arial"/>
@@ -12439,7 +12787,7 @@
             <w:pPr>
               <w:spacing w:after="20" w:before="0"/>
             </w:pPr>
-            <w:hyperlink w:history="1" r:id="rIdij_q6dbqf4mpiuj_tsl4y">
+            <w:hyperlink w:history="1" r:id="rIdkxhd5vftligjxxpvuoaua">
               <w:r>
                 <w:rPr>
                   <w:rFonts w:ascii="Arial" w:cs="Arial" w:eastAsia="Arial" w:hAnsi="Arial"/>
@@ -12472,7 +12820,7 @@
               <w:spacing w:after="10" w:before="0"/>
               <w:ind w:left="120"/>
             </w:pPr>
-            <w:hyperlink w:history="1" r:id="rIdchym-ejbduixxfp0b-tia">
+            <w:hyperlink w:history="1" r:id="rIdjqndrdxqb3syolwfsygga">
               <w:r>
                 <w:rPr>
                   <w:rFonts w:ascii="Arial" w:cs="Arial" w:eastAsia="Arial" w:hAnsi="Arial"/>
@@ -12667,7 +13015,7 @@
             <w:pPr>
               <w:spacing w:after="20" w:before="0"/>
             </w:pPr>
-            <w:hyperlink w:history="1" r:id="rIdenyz38qa1_hmevu4y2gf1">
+            <w:hyperlink w:history="1" r:id="rIdueg_qh2q51wctncd6u733">
               <w:r>
                 <w:rPr>
                   <w:rFonts w:ascii="Arial" w:cs="Arial" w:eastAsia="Arial" w:hAnsi="Arial"/>
@@ -12700,7 +13048,7 @@
               <w:spacing w:after="10" w:before="0"/>
               <w:ind w:left="120"/>
             </w:pPr>
-            <w:hyperlink w:history="1" r:id="rId4v_9-oxj1hrydv_bfxdml">
+            <w:hyperlink w:history="1" r:id="rIdxvoqughy1tmdgs2keuwma">
               <w:r>
                 <w:rPr>
                   <w:rFonts w:ascii="Arial" w:cs="Arial" w:eastAsia="Arial" w:hAnsi="Arial"/>
@@ -12745,7 +13093,7 @@
             <w:pPr>
               <w:spacing w:after="20" w:before="0"/>
             </w:pPr>
-            <w:hyperlink w:history="1" r:id="rIdletkrafkkkfeekbdww5ai">
+            <w:hyperlink w:history="1" r:id="rIdawaczw0oz6dfh1hszcbjv">
               <w:r>
                 <w:rPr>
                   <w:rFonts w:ascii="Arial" w:cs="Arial" w:eastAsia="Arial" w:hAnsi="Arial"/>
@@ -12778,7 +13126,7 @@
               <w:spacing w:after="10" w:before="0"/>
               <w:ind w:left="120"/>
             </w:pPr>
-            <w:hyperlink w:history="1" r:id="rIdb4g_bftqo7hq-ox1dk0im">
+            <w:hyperlink w:history="1" r:id="rIdkg1qbnsr9yjbcyddpjghw">
               <w:r>
                 <w:rPr>
                   <w:rFonts w:ascii="Arial" w:cs="Arial" w:eastAsia="Arial" w:hAnsi="Arial"/>
@@ -12973,7 +13321,7 @@
             <w:pPr>
               <w:spacing w:after="20" w:before="0"/>
             </w:pPr>
-            <w:hyperlink w:history="1" r:id="rIdghg87shbqqxd-0vhap4sz">
+            <w:hyperlink w:history="1" r:id="rIdh0olgvextuerip4fa57lu">
               <w:r>
                 <w:rPr>
                   <w:rFonts w:ascii="Arial" w:cs="Arial" w:eastAsia="Arial" w:hAnsi="Arial"/>
@@ -13006,7 +13354,7 @@
               <w:spacing w:after="10" w:before="0"/>
               <w:ind w:left="120"/>
             </w:pPr>
-            <w:hyperlink w:history="1" r:id="rIdimti8sjwy2grndl3qtjyf">
+            <w:hyperlink w:history="1" r:id="rIdf23-3u_noavzlp9j408lw">
               <w:r>
                 <w:rPr>
                   <w:rFonts w:ascii="Arial" w:cs="Arial" w:eastAsia="Arial" w:hAnsi="Arial"/>
@@ -13051,7 +13399,7 @@
             <w:pPr>
               <w:spacing w:after="20" w:before="0"/>
             </w:pPr>
-            <w:hyperlink w:history="1" r:id="rIdnivpos67deoqhru-5btui">
+            <w:hyperlink w:history="1" r:id="rIdlobpuih8ou2ruevmg5edg">
               <w:r>
                 <w:rPr>
                   <w:rFonts w:ascii="Arial" w:cs="Arial" w:eastAsia="Arial" w:hAnsi="Arial"/>
@@ -13084,7 +13432,7 @@
               <w:spacing w:after="10" w:before="0"/>
               <w:ind w:left="120"/>
             </w:pPr>
-            <w:hyperlink w:history="1" r:id="rIdb4vrkd5hwfb3mrsdjua02">
+            <w:hyperlink w:history="1" r:id="rIdq3hixnypeoykj20obe_7o">
               <w:r>
                 <w:rPr>
                   <w:rFonts w:ascii="Arial" w:cs="Arial" w:eastAsia="Arial" w:hAnsi="Arial"/>
@@ -13713,6 +14061,65 @@
         </w:tc>
       </w:tr>
     </w:tbl>
+    <w:p>
+      <w:pPr>
+        <w:pBdr>
+          <w:top w:val="single" w:color="BBBBBB" w:sz="4" w:space="4"/>
+        </w:pBdr>
+        <w:spacing w:after="0" w:before="160"/>
+      </w:pPr>
+      <w:r>
+        <w:rPr>
+          <w:rFonts w:ascii="Arial" w:cs="Arial" w:eastAsia="Arial" w:hAnsi="Arial"/>
+          <w:color w:val="666666"/>
+          <w:sz w:val="14"/>
+          <w:szCs w:val="14"/>
+        </w:rPr>
+        <w:t xml:space="preserve">© 2026 SeaVuria and ARES. Aligned with KICD objectives. Developed by SeaVuria; technical implementation by ARES (with AI assistance from Claude). Licensed under </w:t>
+      </w:r>
+      <w:hyperlink w:history="1" r:id="rIdvu3amfsjodsz6qmasrtun">
+        <w:r>
+          <w:rPr>
+            <w:rFonts w:ascii="Arial" w:cs="Arial" w:eastAsia="Arial" w:hAnsi="Arial"/>
+            <w:color w:val="1F6B75"/>
+            <w:sz w:val="14"/>
+            <w:szCs w:val="14"/>
+            <w:u w:val="single" w:color="1F6B75"/>
+          </w:rPr>
+          <w:t xml:space="preserve">CC BY-NC 4.0</w:t>
+        </w:r>
+      </w:hyperlink>
+      <w:r>
+        <w:rPr>
+          <w:rFonts w:ascii="Arial" w:cs="Arial" w:eastAsia="Arial" w:hAnsi="Arial"/>
+          <w:color w:val="666666"/>
+          <w:sz w:val="14"/>
+          <w:szCs w:val="14"/>
+        </w:rPr>
+        <w:t xml:space="preserve"> (</w:t>
+      </w:r>
+      <w:hyperlink w:history="1" r:id="rIdy9mu5uk3axygdlzpjub4j">
+        <w:r>
+          <w:rPr>
+            <w:rFonts w:ascii="Arial" w:cs="Arial" w:eastAsia="Arial" w:hAnsi="Arial"/>
+            <w:color w:val="1F6B75"/>
+            <w:sz w:val="14"/>
+            <w:szCs w:val="14"/>
+            <w:u w:val="single" w:color="1F6B75"/>
+          </w:rPr>
+          <w:t xml:space="preserve">https://creativecommons.org/licenses/by-nc/4.0/</w:t>
+        </w:r>
+      </w:hyperlink>
+      <w:r>
+        <w:rPr>
+          <w:rFonts w:ascii="Arial" w:cs="Arial" w:eastAsia="Arial" w:hAnsi="Arial"/>
+          <w:color w:val="666666"/>
+          <w:sz w:val="14"/>
+          <w:szCs w:val="14"/>
+        </w:rPr>
+        <w:t xml:space="preserve">).</w:t>
+      </w:r>
+    </w:p>
     <w:p>
       <w:r>
         <w:br w:type="page"/>
@@ -14704,7 +15111,7 @@
             <w:pPr>
               <w:spacing w:after="20" w:before="0"/>
             </w:pPr>
-            <w:hyperlink w:history="1" r:id="rIdce6izheyu-d9u2-onspa7">
+            <w:hyperlink w:history="1" r:id="rIdcsbiyc8wmqemdsdim1lkx">
               <w:r>
                 <w:rPr>
                   <w:rFonts w:ascii="Arial" w:cs="Arial" w:eastAsia="Arial" w:hAnsi="Arial"/>
@@ -14737,7 +15144,7 @@
               <w:spacing w:after="10" w:before="0"/>
               <w:ind w:left="120"/>
             </w:pPr>
-            <w:hyperlink w:history="1" r:id="rIdqth6onflt1fia4a5-dtyj">
+            <w:hyperlink w:history="1" r:id="rIdemitrrgvcnre21xksqucs">
               <w:r>
                 <w:rPr>
                   <w:rFonts w:ascii="Arial" w:cs="Arial" w:eastAsia="Arial" w:hAnsi="Arial"/>
@@ -14782,7 +15189,7 @@
             <w:pPr>
               <w:spacing w:after="20" w:before="0"/>
             </w:pPr>
-            <w:hyperlink w:history="1" r:id="rIdz-dosj0ovj5jolji3jp_i">
+            <w:hyperlink w:history="1" r:id="rIdbs8ik4fvbpajhyg69pw0f">
               <w:r>
                 <w:rPr>
                   <w:rFonts w:ascii="Arial" w:cs="Arial" w:eastAsia="Arial" w:hAnsi="Arial"/>
@@ -14815,7 +15222,7 @@
               <w:spacing w:after="10" w:before="0"/>
               <w:ind w:left="120"/>
             </w:pPr>
-            <w:hyperlink w:history="1" r:id="rId9qzksahj3hiuu8tri6z8t">
+            <w:hyperlink w:history="1" r:id="rIdp5lyezd5ic9rmx9lkl0jf">
               <w:r>
                 <w:rPr>
                   <w:rFonts w:ascii="Arial" w:cs="Arial" w:eastAsia="Arial" w:hAnsi="Arial"/>
@@ -15010,7 +15417,7 @@
             <w:pPr>
               <w:spacing w:after="20" w:before="0"/>
             </w:pPr>
-            <w:hyperlink w:history="1" r:id="rIdlrephwrymuuq7ekjnxfrd">
+            <w:hyperlink w:history="1" r:id="rIdl6iz_ob2kh1rj6z50nwca">
               <w:r>
                 <w:rPr>
                   <w:rFonts w:ascii="Arial" w:cs="Arial" w:eastAsia="Arial" w:hAnsi="Arial"/>
@@ -15043,7 +15450,7 @@
               <w:spacing w:after="10" w:before="0"/>
               <w:ind w:left="120"/>
             </w:pPr>
-            <w:hyperlink w:history="1" r:id="rIdf32nbgx_3ksxulj6cmree">
+            <w:hyperlink w:history="1" r:id="rId8vuy9idk4tvgmmzj8sqpw">
               <w:r>
                 <w:rPr>
                   <w:rFonts w:ascii="Arial" w:cs="Arial" w:eastAsia="Arial" w:hAnsi="Arial"/>
@@ -15088,7 +15495,7 @@
             <w:pPr>
               <w:spacing w:after="20" w:before="0"/>
             </w:pPr>
-            <w:hyperlink w:history="1" r:id="rIdwdhbjut_am18ymlnghhyp">
+            <w:hyperlink w:history="1" r:id="rId31gf-egwdv3ue4fcgmkds">
               <w:r>
                 <w:rPr>
                   <w:rFonts w:ascii="Arial" w:cs="Arial" w:eastAsia="Arial" w:hAnsi="Arial"/>
@@ -15121,7 +15528,7 @@
               <w:spacing w:after="10" w:before="0"/>
               <w:ind w:left="120"/>
             </w:pPr>
-            <w:hyperlink w:history="1" r:id="rIdvetnytbcifxiiwkdeoh3l">
+            <w:hyperlink w:history="1" r:id="rIdcfby8ytbej5l6nnw4hlnv">
               <w:r>
                 <w:rPr>
                   <w:rFonts w:ascii="Arial" w:cs="Arial" w:eastAsia="Arial" w:hAnsi="Arial"/>
@@ -15316,7 +15723,7 @@
             <w:pPr>
               <w:spacing w:after="20" w:before="0"/>
             </w:pPr>
-            <w:hyperlink w:history="1" r:id="rIdgqhgwyh_yq2vmaiyrqs3p">
+            <w:hyperlink w:history="1" r:id="rIdbdtca0muxgnaslmd-zzch">
               <w:r>
                 <w:rPr>
                   <w:rFonts w:ascii="Arial" w:cs="Arial" w:eastAsia="Arial" w:hAnsi="Arial"/>
@@ -15349,7 +15756,7 @@
               <w:spacing w:after="10" w:before="0"/>
               <w:ind w:left="120"/>
             </w:pPr>
-            <w:hyperlink w:history="1" r:id="rId16l7fudb8jy11pkpm_mtg">
+            <w:hyperlink w:history="1" r:id="rIdxpcfqpuxpo0ukdw9dkbz1">
               <w:r>
                 <w:rPr>
                   <w:rFonts w:ascii="Arial" w:cs="Arial" w:eastAsia="Arial" w:hAnsi="Arial"/>
@@ -15394,7 +15801,7 @@
             <w:pPr>
               <w:spacing w:after="20" w:before="0"/>
             </w:pPr>
-            <w:hyperlink w:history="1" r:id="rIdyronauyazxq4dqxrgspuv">
+            <w:hyperlink w:history="1" r:id="rIdzyxs4u_ycs52a2xg8pg0f">
               <w:r>
                 <w:rPr>
                   <w:rFonts w:ascii="Arial" w:cs="Arial" w:eastAsia="Arial" w:hAnsi="Arial"/>
@@ -15427,7 +15834,7 @@
               <w:spacing w:after="10" w:before="0"/>
               <w:ind w:left="120"/>
             </w:pPr>
-            <w:hyperlink w:history="1" r:id="rId6-tjhxndohf5v2jfq027m">
+            <w:hyperlink w:history="1" r:id="rIdbqqmbn9xibwdp7n6ildmv">
               <w:r>
                 <w:rPr>
                   <w:rFonts w:ascii="Arial" w:cs="Arial" w:eastAsia="Arial" w:hAnsi="Arial"/>
@@ -15622,7 +16029,7 @@
             <w:pPr>
               <w:spacing w:after="20" w:before="0"/>
             </w:pPr>
-            <w:hyperlink w:history="1" r:id="rIdeh__y37ryvd6npvzs4vwz">
+            <w:hyperlink w:history="1" r:id="rIdryvc6suplxlkoaqqns6rf">
               <w:r>
                 <w:rPr>
                   <w:rFonts w:ascii="Arial" w:cs="Arial" w:eastAsia="Arial" w:hAnsi="Arial"/>
@@ -15655,7 +16062,7 @@
               <w:spacing w:after="10" w:before="0"/>
               <w:ind w:left="120"/>
             </w:pPr>
-            <w:hyperlink w:history="1" r:id="rIdgvf9hzqj5ona-1ptf0fuq">
+            <w:hyperlink w:history="1" r:id="rIdfc2hpxmml-mwpbb9htfcl">
               <w:r>
                 <w:rPr>
                   <w:rFonts w:ascii="Arial" w:cs="Arial" w:eastAsia="Arial" w:hAnsi="Arial"/>
@@ -15700,7 +16107,7 @@
             <w:pPr>
               <w:spacing w:after="20" w:before="0"/>
             </w:pPr>
-            <w:hyperlink w:history="1" r:id="rIdxlfpmqhafrr1wpwdrpkp1">
+            <w:hyperlink w:history="1" r:id="rIdy0qgne7cjz9szljv93ka_">
               <w:r>
                 <w:rPr>
                   <w:rFonts w:ascii="Arial" w:cs="Arial" w:eastAsia="Arial" w:hAnsi="Arial"/>
@@ -15733,7 +16140,7 @@
               <w:spacing w:after="10" w:before="0"/>
               <w:ind w:left="120"/>
             </w:pPr>
-            <w:hyperlink w:history="1" r:id="rIdqqmtttxc46mbp6ueob_dj">
+            <w:hyperlink w:history="1" r:id="rIdjezkfeeurhp4yzsu3hmk0">
               <w:r>
                 <w:rPr>
                   <w:rFonts w:ascii="Arial" w:cs="Arial" w:eastAsia="Arial" w:hAnsi="Arial"/>
@@ -15928,7 +16335,7 @@
             <w:pPr>
               <w:spacing w:after="20" w:before="0"/>
             </w:pPr>
-            <w:hyperlink w:history="1" r:id="rIdmrsix2jyho0xnps3blkuu">
+            <w:hyperlink w:history="1" r:id="rIdlwaxejkvu3pf5vown0ec8">
               <w:r>
                 <w:rPr>
                   <w:rFonts w:ascii="Arial" w:cs="Arial" w:eastAsia="Arial" w:hAnsi="Arial"/>
@@ -15961,7 +16368,7 @@
               <w:spacing w:after="10" w:before="0"/>
               <w:ind w:left="120"/>
             </w:pPr>
-            <w:hyperlink w:history="1" r:id="rIdxoehamx77esajrz1frx4r">
+            <w:hyperlink w:history="1" r:id="rIdt0oflphoao6smg4vpn7pj">
               <w:r>
                 <w:rPr>
                   <w:rFonts w:ascii="Arial" w:cs="Arial" w:eastAsia="Arial" w:hAnsi="Arial"/>
@@ -16006,7 +16413,7 @@
             <w:pPr>
               <w:spacing w:after="20" w:before="0"/>
             </w:pPr>
-            <w:hyperlink w:history="1" r:id="rIdbfltkoe6meoi-qj5nzy8w">
+            <w:hyperlink w:history="1" r:id="rIdgcabuoqv3auvuyj_buwox">
               <w:r>
                 <w:rPr>
                   <w:rFonts w:ascii="Arial" w:cs="Arial" w:eastAsia="Arial" w:hAnsi="Arial"/>
@@ -16039,7 +16446,7 @@
               <w:spacing w:after="10" w:before="0"/>
               <w:ind w:left="120"/>
             </w:pPr>
-            <w:hyperlink w:history="1" r:id="rIdkaugfieqxxjncwzawp9xg">
+            <w:hyperlink w:history="1" r:id="rIdp8v0ll1jlysggrmtzcrsg">
               <w:r>
                 <w:rPr>
                   <w:rFonts w:ascii="Arial" w:cs="Arial" w:eastAsia="Arial" w:hAnsi="Arial"/>
@@ -16535,6 +16942,65 @@
         </w:tc>
       </w:tr>
     </w:tbl>
+    <w:p>
+      <w:pPr>
+        <w:pBdr>
+          <w:top w:val="single" w:color="BBBBBB" w:sz="4" w:space="4"/>
+        </w:pBdr>
+        <w:spacing w:after="0" w:before="160"/>
+      </w:pPr>
+      <w:r>
+        <w:rPr>
+          <w:rFonts w:ascii="Arial" w:cs="Arial" w:eastAsia="Arial" w:hAnsi="Arial"/>
+          <w:color w:val="666666"/>
+          <w:sz w:val="14"/>
+          <w:szCs w:val="14"/>
+        </w:rPr>
+        <w:t xml:space="preserve">© 2026 SeaVuria and ARES. Aligned with KICD objectives. Developed by SeaVuria; technical implementation by ARES (with AI assistance from Claude). Licensed under </w:t>
+      </w:r>
+      <w:hyperlink w:history="1" r:id="rId7yozjcfoc9lbyruezdjro">
+        <w:r>
+          <w:rPr>
+            <w:rFonts w:ascii="Arial" w:cs="Arial" w:eastAsia="Arial" w:hAnsi="Arial"/>
+            <w:color w:val="1F6B75"/>
+            <w:sz w:val="14"/>
+            <w:szCs w:val="14"/>
+            <w:u w:val="single" w:color="1F6B75"/>
+          </w:rPr>
+          <w:t xml:space="preserve">CC BY-NC 4.0</w:t>
+        </w:r>
+      </w:hyperlink>
+      <w:r>
+        <w:rPr>
+          <w:rFonts w:ascii="Arial" w:cs="Arial" w:eastAsia="Arial" w:hAnsi="Arial"/>
+          <w:color w:val="666666"/>
+          <w:sz w:val="14"/>
+          <w:szCs w:val="14"/>
+        </w:rPr>
+        <w:t xml:space="preserve"> (</w:t>
+      </w:r>
+      <w:hyperlink w:history="1" r:id="rIdtmar95s9njvgxfh66mqqq">
+        <w:r>
+          <w:rPr>
+            <w:rFonts w:ascii="Arial" w:cs="Arial" w:eastAsia="Arial" w:hAnsi="Arial"/>
+            <w:color w:val="1F6B75"/>
+            <w:sz w:val="14"/>
+            <w:szCs w:val="14"/>
+            <w:u w:val="single" w:color="1F6B75"/>
+          </w:rPr>
+          <w:t xml:space="preserve">https://creativecommons.org/licenses/by-nc/4.0/</w:t>
+        </w:r>
+      </w:hyperlink>
+      <w:r>
+        <w:rPr>
+          <w:rFonts w:ascii="Arial" w:cs="Arial" w:eastAsia="Arial" w:hAnsi="Arial"/>
+          <w:color w:val="666666"/>
+          <w:sz w:val="14"/>
+          <w:szCs w:val="14"/>
+        </w:rPr>
+        <w:t xml:space="preserve">).</w:t>
+      </w:r>
+    </w:p>
     <w:p>
       <w:r>
         <w:br w:type="page"/>
@@ -17526,7 +17992,7 @@
             <w:pPr>
               <w:spacing w:after="20" w:before="0"/>
             </w:pPr>
-            <w:hyperlink w:history="1" r:id="rIdcs8k2vjmvwhav8ckzq_i2">
+            <w:hyperlink w:history="1" r:id="rId_wody-b7ei9tzuzbox--m">
               <w:r>
                 <w:rPr>
                   <w:rFonts w:ascii="Arial" w:cs="Arial" w:eastAsia="Arial" w:hAnsi="Arial"/>
@@ -17559,7 +18025,7 @@
               <w:spacing w:after="10" w:before="0"/>
               <w:ind w:left="120"/>
             </w:pPr>
-            <w:hyperlink w:history="1" r:id="rIdcpzsugunddydgvl2iwpj2">
+            <w:hyperlink w:history="1" r:id="rIdek9gmmzuvyh095z61ypei">
               <w:r>
                 <w:rPr>
                   <w:rFonts w:ascii="Arial" w:cs="Arial" w:eastAsia="Arial" w:hAnsi="Arial"/>
@@ -17604,7 +18070,7 @@
             <w:pPr>
               <w:spacing w:after="20" w:before="0"/>
             </w:pPr>
-            <w:hyperlink w:history="1" r:id="rIdovmo_vncowyrycdxbufas">
+            <w:hyperlink w:history="1" r:id="rIdixcgkkzkaqrx5la8n9uvs">
               <w:r>
                 <w:rPr>
                   <w:rFonts w:ascii="Arial" w:cs="Arial" w:eastAsia="Arial" w:hAnsi="Arial"/>
@@ -17637,7 +18103,7 @@
               <w:spacing w:after="10" w:before="0"/>
               <w:ind w:left="120"/>
             </w:pPr>
-            <w:hyperlink w:history="1" r:id="rIdv-v7aaatmigf1skwj_yyr">
+            <w:hyperlink w:history="1" r:id="rIdsgtosn1rt3qfstv4gkxg3">
               <w:r>
                 <w:rPr>
                   <w:rFonts w:ascii="Arial" w:cs="Arial" w:eastAsia="Arial" w:hAnsi="Arial"/>
@@ -17832,7 +18298,7 @@
             <w:pPr>
               <w:spacing w:after="20" w:before="0"/>
             </w:pPr>
-            <w:hyperlink w:history="1" r:id="rIdtdadeketacz2_tbcpdvkh">
+            <w:hyperlink w:history="1" r:id="rId-zv1jnqnhfqzlm7vccwnf">
               <w:r>
                 <w:rPr>
                   <w:rFonts w:ascii="Arial" w:cs="Arial" w:eastAsia="Arial" w:hAnsi="Arial"/>
@@ -17865,7 +18331,7 @@
               <w:spacing w:after="10" w:before="0"/>
               <w:ind w:left="120"/>
             </w:pPr>
-            <w:hyperlink w:history="1" r:id="rIdhfk2pieekoquwk5xtlxkx">
+            <w:hyperlink w:history="1" r:id="rId1n-a9zlo1ar6xddsfsnmt">
               <w:r>
                 <w:rPr>
                   <w:rFonts w:ascii="Arial" w:cs="Arial" w:eastAsia="Arial" w:hAnsi="Arial"/>
@@ -17910,7 +18376,7 @@
             <w:pPr>
               <w:spacing w:after="20" w:before="0"/>
             </w:pPr>
-            <w:hyperlink w:history="1" r:id="rIdvjc3p8r6vb5-ilfoxphbe">
+            <w:hyperlink w:history="1" r:id="rIdgyzmceu40uix9gu-cjn5w">
               <w:r>
                 <w:rPr>
                   <w:rFonts w:ascii="Arial" w:cs="Arial" w:eastAsia="Arial" w:hAnsi="Arial"/>
@@ -17943,7 +18409,7 @@
               <w:spacing w:after="10" w:before="0"/>
               <w:ind w:left="120"/>
             </w:pPr>
-            <w:hyperlink w:history="1" r:id="rId7sbmvtln8rdfukcytqjh7">
+            <w:hyperlink w:history="1" r:id="rIdublbn390lwcrvdnxqfwtm">
               <w:r>
                 <w:rPr>
                   <w:rFonts w:ascii="Arial" w:cs="Arial" w:eastAsia="Arial" w:hAnsi="Arial"/>
@@ -18138,7 +18604,7 @@
             <w:pPr>
               <w:spacing w:after="20" w:before="0"/>
             </w:pPr>
-            <w:hyperlink w:history="1" r:id="rIdi_gr6uqj8pworz-3ti3oh">
+            <w:hyperlink w:history="1" r:id="rIddcarmk2truseqxtcrbjjz">
               <w:r>
                 <w:rPr>
                   <w:rFonts w:ascii="Arial" w:cs="Arial" w:eastAsia="Arial" w:hAnsi="Arial"/>
@@ -18171,7 +18637,7 @@
               <w:spacing w:after="10" w:before="0"/>
               <w:ind w:left="120"/>
             </w:pPr>
-            <w:hyperlink w:history="1" r:id="rIdkojgygm-rw-lq5opseixk">
+            <w:hyperlink w:history="1" r:id="rIdzhivhcgw6-z6ixgiigz4d">
               <w:r>
                 <w:rPr>
                   <w:rFonts w:ascii="Arial" w:cs="Arial" w:eastAsia="Arial" w:hAnsi="Arial"/>
@@ -18216,7 +18682,7 @@
             <w:pPr>
               <w:spacing w:after="20" w:before="0"/>
             </w:pPr>
-            <w:hyperlink w:history="1" r:id="rIdpnf4oa0ob0ng25f2zc2hp">
+            <w:hyperlink w:history="1" r:id="rIdqd6xgyetvzaomcnf27z77">
               <w:r>
                 <w:rPr>
                   <w:rFonts w:ascii="Arial" w:cs="Arial" w:eastAsia="Arial" w:hAnsi="Arial"/>
@@ -18249,7 +18715,7 @@
               <w:spacing w:after="10" w:before="0"/>
               <w:ind w:left="120"/>
             </w:pPr>
-            <w:hyperlink w:history="1" r:id="rIdt8mkosgzappfidamqcx-z">
+            <w:hyperlink w:history="1" r:id="rIdkxfuro8uhsfwmtxer-ucb">
               <w:r>
                 <w:rPr>
                   <w:rFonts w:ascii="Arial" w:cs="Arial" w:eastAsia="Arial" w:hAnsi="Arial"/>
@@ -18444,7 +18910,7 @@
             <w:pPr>
               <w:spacing w:after="20" w:before="0"/>
             </w:pPr>
-            <w:hyperlink w:history="1" r:id="rIdkr5j6cso9-6yqux8q4u52">
+            <w:hyperlink w:history="1" r:id="rIdi5aaeroym-ihrrtaivjhd">
               <w:r>
                 <w:rPr>
                   <w:rFonts w:ascii="Arial" w:cs="Arial" w:eastAsia="Arial" w:hAnsi="Arial"/>
@@ -18477,7 +18943,7 @@
               <w:spacing w:after="10" w:before="0"/>
               <w:ind w:left="120"/>
             </w:pPr>
-            <w:hyperlink w:history="1" r:id="rId92oh9z90lplfct3497k_j">
+            <w:hyperlink w:history="1" r:id="rIdqzsvwrdwmxj1p_jq4rkvu">
               <w:r>
                 <w:rPr>
                   <w:rFonts w:ascii="Arial" w:cs="Arial" w:eastAsia="Arial" w:hAnsi="Arial"/>
@@ -18522,7 +18988,7 @@
             <w:pPr>
               <w:spacing w:after="20" w:before="0"/>
             </w:pPr>
-            <w:hyperlink w:history="1" r:id="rIdvfayyiduttvwphz6blr_n">
+            <w:hyperlink w:history="1" r:id="rIdcoyvbm1u_l7l-nkwp7aby">
               <w:r>
                 <w:rPr>
                   <w:rFonts w:ascii="Arial" w:cs="Arial" w:eastAsia="Arial" w:hAnsi="Arial"/>
@@ -18555,7 +19021,7 @@
               <w:spacing w:after="10" w:before="0"/>
               <w:ind w:left="120"/>
             </w:pPr>
-            <w:hyperlink w:history="1" r:id="rId5z0alsocjnqiamygfjwmp">
+            <w:hyperlink w:history="1" r:id="rIdyopfwloefo-yxurnsbd0m">
               <w:r>
                 <w:rPr>
                   <w:rFonts w:ascii="Arial" w:cs="Arial" w:eastAsia="Arial" w:hAnsi="Arial"/>
@@ -18750,7 +19216,7 @@
             <w:pPr>
               <w:spacing w:after="20" w:before="0"/>
             </w:pPr>
-            <w:hyperlink w:history="1" r:id="rIdmroja8_qnarukkhjl_lew">
+            <w:hyperlink w:history="1" r:id="rId_ecrin6ry1ushr8bar0ep">
               <w:r>
                 <w:rPr>
                   <w:rFonts w:ascii="Arial" w:cs="Arial" w:eastAsia="Arial" w:hAnsi="Arial"/>
@@ -18783,7 +19249,7 @@
               <w:spacing w:after="10" w:before="0"/>
               <w:ind w:left="120"/>
             </w:pPr>
-            <w:hyperlink w:history="1" r:id="rIdd4lu5_ntcegnbl1zwyc-w">
+            <w:hyperlink w:history="1" r:id="rIdmcwzhiiluxdremwbmbiet">
               <w:r>
                 <w:rPr>
                   <w:rFonts w:ascii="Arial" w:cs="Arial" w:eastAsia="Arial" w:hAnsi="Arial"/>
@@ -18828,7 +19294,7 @@
             <w:pPr>
               <w:spacing w:after="20" w:before="0"/>
             </w:pPr>
-            <w:hyperlink w:history="1" r:id="rIdalcazozfubdbbe7sx_oa4">
+            <w:hyperlink w:history="1" r:id="rIdqjnq2wfc2wzpiusbxmsdk">
               <w:r>
                 <w:rPr>
                   <w:rFonts w:ascii="Arial" w:cs="Arial" w:eastAsia="Arial" w:hAnsi="Arial"/>
@@ -18861,7 +19327,7 @@
               <w:spacing w:after="10" w:before="0"/>
               <w:ind w:left="120"/>
             </w:pPr>
-            <w:hyperlink w:history="1" r:id="rIdiv7p6zjnufyildfoxjen2">
+            <w:hyperlink w:history="1" r:id="rIdso7pk-9h65au0bode8pp-">
               <w:r>
                 <w:rPr>
                   <w:rFonts w:ascii="Arial" w:cs="Arial" w:eastAsia="Arial" w:hAnsi="Arial"/>
@@ -19357,6 +19823,65 @@
         </w:tc>
       </w:tr>
     </w:tbl>
+    <w:p>
+      <w:pPr>
+        <w:pBdr>
+          <w:top w:val="single" w:color="BBBBBB" w:sz="4" w:space="4"/>
+        </w:pBdr>
+        <w:spacing w:after="0" w:before="160"/>
+      </w:pPr>
+      <w:r>
+        <w:rPr>
+          <w:rFonts w:ascii="Arial" w:cs="Arial" w:eastAsia="Arial" w:hAnsi="Arial"/>
+          <w:color w:val="666666"/>
+          <w:sz w:val="14"/>
+          <w:szCs w:val="14"/>
+        </w:rPr>
+        <w:t xml:space="preserve">© 2026 SeaVuria and ARES. Aligned with KICD objectives. Developed by SeaVuria; technical implementation by ARES (with AI assistance from Claude). Licensed under </w:t>
+      </w:r>
+      <w:hyperlink w:history="1" r:id="rId_kilzidnrjnb4yttpshp5">
+        <w:r>
+          <w:rPr>
+            <w:rFonts w:ascii="Arial" w:cs="Arial" w:eastAsia="Arial" w:hAnsi="Arial"/>
+            <w:color w:val="1F6B75"/>
+            <w:sz w:val="14"/>
+            <w:szCs w:val="14"/>
+            <w:u w:val="single" w:color="1F6B75"/>
+          </w:rPr>
+          <w:t xml:space="preserve">CC BY-NC 4.0</w:t>
+        </w:r>
+      </w:hyperlink>
+      <w:r>
+        <w:rPr>
+          <w:rFonts w:ascii="Arial" w:cs="Arial" w:eastAsia="Arial" w:hAnsi="Arial"/>
+          <w:color w:val="666666"/>
+          <w:sz w:val="14"/>
+          <w:szCs w:val="14"/>
+        </w:rPr>
+        <w:t xml:space="preserve"> (</w:t>
+      </w:r>
+      <w:hyperlink w:history="1" r:id="rId36pq26a3fae9o6hq0kh5h">
+        <w:r>
+          <w:rPr>
+            <w:rFonts w:ascii="Arial" w:cs="Arial" w:eastAsia="Arial" w:hAnsi="Arial"/>
+            <w:color w:val="1F6B75"/>
+            <w:sz w:val="14"/>
+            <w:szCs w:val="14"/>
+            <w:u w:val="single" w:color="1F6B75"/>
+          </w:rPr>
+          <w:t xml:space="preserve">https://creativecommons.org/licenses/by-nc/4.0/</w:t>
+        </w:r>
+      </w:hyperlink>
+      <w:r>
+        <w:rPr>
+          <w:rFonts w:ascii="Arial" w:cs="Arial" w:eastAsia="Arial" w:hAnsi="Arial"/>
+          <w:color w:val="666666"/>
+          <w:sz w:val="14"/>
+          <w:szCs w:val="14"/>
+        </w:rPr>
+        <w:t xml:space="preserve">).</w:t>
+      </w:r>
+    </w:p>
     <w:p>
       <w:r>
         <w:br w:type="page"/>
@@ -20348,7 +20873,7 @@
             <w:pPr>
               <w:spacing w:after="20" w:before="0"/>
             </w:pPr>
-            <w:hyperlink w:history="1" r:id="rId1w92pn3duejbt5ketri7g">
+            <w:hyperlink w:history="1" r:id="rIdinjlwfqwtrzvuxbzwmda_">
               <w:r>
                 <w:rPr>
                   <w:rFonts w:ascii="Arial" w:cs="Arial" w:eastAsia="Arial" w:hAnsi="Arial"/>
@@ -20381,7 +20906,7 @@
               <w:spacing w:after="10" w:before="0"/>
               <w:ind w:left="120"/>
             </w:pPr>
-            <w:hyperlink w:history="1" r:id="rIdmqsagtna9lssv1bzd0cgx">
+            <w:hyperlink w:history="1" r:id="rIdh2iz2nidfgdcanufgd-bu">
               <w:r>
                 <w:rPr>
                   <w:rFonts w:ascii="Arial" w:cs="Arial" w:eastAsia="Arial" w:hAnsi="Arial"/>
@@ -20443,7 +20968,7 @@
               <w:spacing w:after="10" w:before="0"/>
               <w:ind w:left="120"/>
             </w:pPr>
-            <w:hyperlink w:history="1" r:id="rIdoapfcv3v7qxandavkagfb">
+            <w:hyperlink w:history="1" r:id="rIdaisvmjlbmtwp4o5zvcjoz">
               <w:r>
                 <w:rPr>
                   <w:rFonts w:ascii="Arial" w:cs="Arial" w:eastAsia="Arial" w:hAnsi="Arial"/>
@@ -20653,7 +21178,7 @@
             <w:pPr>
               <w:spacing w:after="20" w:before="0"/>
             </w:pPr>
-            <w:hyperlink w:history="1" r:id="rIdvj-vtd7so92bdcljr36o-">
+            <w:hyperlink w:history="1" r:id="rIdpenwtov9relgf8uzfbiun">
               <w:r>
                 <w:rPr>
                   <w:rFonts w:ascii="Arial" w:cs="Arial" w:eastAsia="Arial" w:hAnsi="Arial"/>
@@ -20686,7 +21211,7 @@
               <w:spacing w:after="10" w:before="0"/>
               <w:ind w:left="120"/>
             </w:pPr>
-            <w:hyperlink w:history="1" r:id="rIdhhv3keyjpmwzc4dbtjcqg">
+            <w:hyperlink w:history="1" r:id="rIdofceng39u0raabc4tpwuu">
               <w:r>
                 <w:rPr>
                   <w:rFonts w:ascii="Arial" w:cs="Arial" w:eastAsia="Arial" w:hAnsi="Arial"/>
@@ -20748,7 +21273,7 @@
               <w:spacing w:after="10" w:before="0"/>
               <w:ind w:left="120"/>
             </w:pPr>
-            <w:hyperlink w:history="1" r:id="rId7xpyvwre562i4zmzwlzqb">
+            <w:hyperlink w:history="1" r:id="rIdwoi4bnz-zrhwq2caqgvi8">
               <w:r>
                 <w:rPr>
                   <w:rFonts w:ascii="Arial" w:cs="Arial" w:eastAsia="Arial" w:hAnsi="Arial"/>
@@ -20958,7 +21483,7 @@
             <w:pPr>
               <w:spacing w:after="20" w:before="0"/>
             </w:pPr>
-            <w:hyperlink w:history="1" r:id="rIdx-u6olbcdob2tzszazyin">
+            <w:hyperlink w:history="1" r:id="rIdjysudkr_8qmoby_4h--ud">
               <w:r>
                 <w:rPr>
                   <w:rFonts w:ascii="Arial" w:cs="Arial" w:eastAsia="Arial" w:hAnsi="Arial"/>
@@ -20991,7 +21516,7 @@
               <w:spacing w:after="10" w:before="0"/>
               <w:ind w:left="120"/>
             </w:pPr>
-            <w:hyperlink w:history="1" r:id="rId-xicgfpj46x6ha4jdsxba">
+            <w:hyperlink w:history="1" r:id="rIdcfjij3krwjzwpxilsb7gk">
               <w:r>
                 <w:rPr>
                   <w:rFonts w:ascii="Arial" w:cs="Arial" w:eastAsia="Arial" w:hAnsi="Arial"/>
@@ -21053,7 +21578,7 @@
               <w:spacing w:after="10" w:before="0"/>
               <w:ind w:left="120"/>
             </w:pPr>
-            <w:hyperlink w:history="1" r:id="rId45lvhdo9ppumqclboe156">
+            <w:hyperlink w:history="1" r:id="rIdnx2rzsfgw_y4oq_cvdxj-">
               <w:r>
                 <w:rPr>
                   <w:rFonts w:ascii="Arial" w:cs="Arial" w:eastAsia="Arial" w:hAnsi="Arial"/>
@@ -21263,7 +21788,7 @@
             <w:pPr>
               <w:spacing w:after="20" w:before="0"/>
             </w:pPr>
-            <w:hyperlink w:history="1" r:id="rIdo2omgje_xzcrxrmjgwcc5">
+            <w:hyperlink w:history="1" r:id="rId8ahcheyri5zspssq56e37">
               <w:r>
                 <w:rPr>
                   <w:rFonts w:ascii="Arial" w:cs="Arial" w:eastAsia="Arial" w:hAnsi="Arial"/>
@@ -21296,7 +21821,7 @@
               <w:spacing w:after="10" w:before="0"/>
               <w:ind w:left="120"/>
             </w:pPr>
-            <w:hyperlink w:history="1" r:id="rIdqdzgbtg17jlmumkt48ue8">
+            <w:hyperlink w:history="1" r:id="rId8_sewwmfk1grbkfotfoen">
               <w:r>
                 <w:rPr>
                   <w:rFonts w:ascii="Arial" w:cs="Arial" w:eastAsia="Arial" w:hAnsi="Arial"/>
@@ -21358,7 +21883,7 @@
               <w:spacing w:after="10" w:before="0"/>
               <w:ind w:left="120"/>
             </w:pPr>
-            <w:hyperlink w:history="1" r:id="rIdvrqw8vmtu9aw15rha235c">
+            <w:hyperlink w:history="1" r:id="rIdkili9tfvnzq7bulixjlpj">
               <w:r>
                 <w:rPr>
                   <w:rFonts w:ascii="Arial" w:cs="Arial" w:eastAsia="Arial" w:hAnsi="Arial"/>
@@ -21568,7 +22093,7 @@
             <w:pPr>
               <w:spacing w:after="20" w:before="0"/>
             </w:pPr>
-            <w:hyperlink w:history="1" r:id="rIdzxbq5keasxi2sqapasr_b">
+            <w:hyperlink w:history="1" r:id="rIdcvkrjvgstrxt4o23fpjhc">
               <w:r>
                 <w:rPr>
                   <w:rFonts w:ascii="Arial" w:cs="Arial" w:eastAsia="Arial" w:hAnsi="Arial"/>
@@ -21601,7 +22126,7 @@
               <w:spacing w:after="10" w:before="0"/>
               <w:ind w:left="120"/>
             </w:pPr>
-            <w:hyperlink w:history="1" r:id="rIdadm4ijzscx_xq02qubxaz">
+            <w:hyperlink w:history="1" r:id="rIddqhx-yfzx1feldlwgeksk">
               <w:r>
                 <w:rPr>
                   <w:rFonts w:ascii="Arial" w:cs="Arial" w:eastAsia="Arial" w:hAnsi="Arial"/>
@@ -21663,7 +22188,7 @@
               <w:spacing w:after="10" w:before="0"/>
               <w:ind w:left="120"/>
             </w:pPr>
-            <w:hyperlink w:history="1" r:id="rIdfurjcmndext0wkuds96p4">
+            <w:hyperlink w:history="1" r:id="rIdvpuypj8ri7ls7jlwloymo">
               <w:r>
                 <w:rPr>
                   <w:rFonts w:ascii="Arial" w:cs="Arial" w:eastAsia="Arial" w:hAnsi="Arial"/>
@@ -22174,6 +22699,65 @@
         </w:tc>
       </w:tr>
     </w:tbl>
+    <w:p>
+      <w:pPr>
+        <w:pBdr>
+          <w:top w:val="single" w:color="BBBBBB" w:sz="4" w:space="4"/>
+        </w:pBdr>
+        <w:spacing w:after="0" w:before="160"/>
+      </w:pPr>
+      <w:r>
+        <w:rPr>
+          <w:rFonts w:ascii="Arial" w:cs="Arial" w:eastAsia="Arial" w:hAnsi="Arial"/>
+          <w:color w:val="666666"/>
+          <w:sz w:val="14"/>
+          <w:szCs w:val="14"/>
+        </w:rPr>
+        <w:t xml:space="preserve">© 2026 SeaVuria and ARES. Aligned with KICD objectives. Developed by SeaVuria; technical implementation by ARES (with AI assistance from Claude). Licensed under </w:t>
+      </w:r>
+      <w:hyperlink w:history="1" r:id="rId5vgeouy8px0w56t_pi3mc">
+        <w:r>
+          <w:rPr>
+            <w:rFonts w:ascii="Arial" w:cs="Arial" w:eastAsia="Arial" w:hAnsi="Arial"/>
+            <w:color w:val="1F6B75"/>
+            <w:sz w:val="14"/>
+            <w:szCs w:val="14"/>
+            <w:u w:val="single" w:color="1F6B75"/>
+          </w:rPr>
+          <w:t xml:space="preserve">CC BY-NC 4.0</w:t>
+        </w:r>
+      </w:hyperlink>
+      <w:r>
+        <w:rPr>
+          <w:rFonts w:ascii="Arial" w:cs="Arial" w:eastAsia="Arial" w:hAnsi="Arial"/>
+          <w:color w:val="666666"/>
+          <w:sz w:val="14"/>
+          <w:szCs w:val="14"/>
+        </w:rPr>
+        <w:t xml:space="preserve"> (</w:t>
+      </w:r>
+      <w:hyperlink w:history="1" r:id="rIdxrfwscvc5roonythjdukz">
+        <w:r>
+          <w:rPr>
+            <w:rFonts w:ascii="Arial" w:cs="Arial" w:eastAsia="Arial" w:hAnsi="Arial"/>
+            <w:color w:val="1F6B75"/>
+            <w:sz w:val="14"/>
+            <w:szCs w:val="14"/>
+            <w:u w:val="single" w:color="1F6B75"/>
+          </w:rPr>
+          <w:t xml:space="preserve">https://creativecommons.org/licenses/by-nc/4.0/</w:t>
+        </w:r>
+      </w:hyperlink>
+      <w:r>
+        <w:rPr>
+          <w:rFonts w:ascii="Arial" w:cs="Arial" w:eastAsia="Arial" w:hAnsi="Arial"/>
+          <w:color w:val="666666"/>
+          <w:sz w:val="14"/>
+          <w:szCs w:val="14"/>
+        </w:rPr>
+        <w:t xml:space="preserve">).</w:t>
+      </w:r>
+    </w:p>
     <w:p>
       <w:r>
         <w:br w:type="page"/>
@@ -23165,7 +23749,7 @@
             <w:pPr>
               <w:spacing w:after="20" w:before="0"/>
             </w:pPr>
-            <w:hyperlink w:history="1" r:id="rId1vq2hpddnplymhb9upzpx">
+            <w:hyperlink w:history="1" r:id="rIdghl70fpisb1qqxw-7nvas">
               <w:r>
                 <w:rPr>
                   <w:rFonts w:ascii="Arial" w:cs="Arial" w:eastAsia="Arial" w:hAnsi="Arial"/>
@@ -23198,7 +23782,7 @@
               <w:spacing w:after="10" w:before="0"/>
               <w:ind w:left="120"/>
             </w:pPr>
-            <w:hyperlink w:history="1" r:id="rIdpblmyuhhpyilvxlpie_ll">
+            <w:hyperlink w:history="1" r:id="rIdvypb2huguvqqs0es8bwsa">
               <w:r>
                 <w:rPr>
                   <w:rFonts w:ascii="Arial" w:cs="Arial" w:eastAsia="Arial" w:hAnsi="Arial"/>
@@ -23243,7 +23827,7 @@
             <w:pPr>
               <w:spacing w:after="20" w:before="0"/>
             </w:pPr>
-            <w:hyperlink w:history="1" r:id="rIdg5hmapts7sw1woa3de9rl">
+            <w:hyperlink w:history="1" r:id="rId11z_vx-dv9b8eobai3nbk">
               <w:r>
                 <w:rPr>
                   <w:rFonts w:ascii="Arial" w:cs="Arial" w:eastAsia="Arial" w:hAnsi="Arial"/>
@@ -23276,7 +23860,7 @@
               <w:spacing w:after="10" w:before="0"/>
               <w:ind w:left="120"/>
             </w:pPr>
-            <w:hyperlink w:history="1" r:id="rIdvdeifyy2fugio0osisdkq">
+            <w:hyperlink w:history="1" r:id="rIdbxnxh9kna9kt1uaqfmts5">
               <w:r>
                 <w:rPr>
                   <w:rFonts w:ascii="Arial" w:cs="Arial" w:eastAsia="Arial" w:hAnsi="Arial"/>
@@ -23471,7 +24055,7 @@
             <w:pPr>
               <w:spacing w:after="20" w:before="0"/>
             </w:pPr>
-            <w:hyperlink w:history="1" r:id="rId7g2rqnk_8w1deewkxrbea">
+            <w:hyperlink w:history="1" r:id="rIdadf1-cd9at6dtfuzmue4r">
               <w:r>
                 <w:rPr>
                   <w:rFonts w:ascii="Arial" w:cs="Arial" w:eastAsia="Arial" w:hAnsi="Arial"/>
@@ -23504,7 +24088,7 @@
               <w:spacing w:after="10" w:before="0"/>
               <w:ind w:left="120"/>
             </w:pPr>
-            <w:hyperlink w:history="1" r:id="rIdpveiffcsfen8fpchnutbx">
+            <w:hyperlink w:history="1" r:id="rId-k9vkfmwkvq6wan2evsmm">
               <w:r>
                 <w:rPr>
                   <w:rFonts w:ascii="Arial" w:cs="Arial" w:eastAsia="Arial" w:hAnsi="Arial"/>
@@ -23549,7 +24133,7 @@
             <w:pPr>
               <w:spacing w:after="20" w:before="0"/>
             </w:pPr>
-            <w:hyperlink w:history="1" r:id="rIdtp5c4ahiqfthnaoaofreb">
+            <w:hyperlink w:history="1" r:id="rIddwzlgc4qn3ba50itz-r5-">
               <w:r>
                 <w:rPr>
                   <w:rFonts w:ascii="Arial" w:cs="Arial" w:eastAsia="Arial" w:hAnsi="Arial"/>
@@ -23582,7 +24166,7 @@
               <w:spacing w:after="10" w:before="0"/>
               <w:ind w:left="120"/>
             </w:pPr>
-            <w:hyperlink w:history="1" r:id="rId-p3-damshz2vgluqo3cat">
+            <w:hyperlink w:history="1" r:id="rIdfazlbve8b83p7ljquqara">
               <w:r>
                 <w:rPr>
                   <w:rFonts w:ascii="Arial" w:cs="Arial" w:eastAsia="Arial" w:hAnsi="Arial"/>
@@ -23777,7 +24361,7 @@
             <w:pPr>
               <w:spacing w:after="20" w:before="0"/>
             </w:pPr>
-            <w:hyperlink w:history="1" r:id="rIdc91u2qtfcatugqzt67xqc">
+            <w:hyperlink w:history="1" r:id="rIdvpuueo_kxej-uwqsq_uwh">
               <w:r>
                 <w:rPr>
                   <w:rFonts w:ascii="Arial" w:cs="Arial" w:eastAsia="Arial" w:hAnsi="Arial"/>
@@ -23810,7 +24394,7 @@
               <w:spacing w:after="10" w:before="0"/>
               <w:ind w:left="120"/>
             </w:pPr>
-            <w:hyperlink w:history="1" r:id="rId_pez5hdwbbcgigun4rocf">
+            <w:hyperlink w:history="1" r:id="rIddtvbvcvbfcprem_bh55cs">
               <w:r>
                 <w:rPr>
                   <w:rFonts w:ascii="Arial" w:cs="Arial" w:eastAsia="Arial" w:hAnsi="Arial"/>
@@ -23855,7 +24439,7 @@
             <w:pPr>
               <w:spacing w:after="20" w:before="0"/>
             </w:pPr>
-            <w:hyperlink w:history="1" r:id="rIdy6tksypwncomkya1beqwk">
+            <w:hyperlink w:history="1" r:id="rId5gp3dnr3o6ps4t6g0rozf">
               <w:r>
                 <w:rPr>
                   <w:rFonts w:ascii="Arial" w:cs="Arial" w:eastAsia="Arial" w:hAnsi="Arial"/>
@@ -23888,7 +24472,7 @@
               <w:spacing w:after="10" w:before="0"/>
               <w:ind w:left="120"/>
             </w:pPr>
-            <w:hyperlink w:history="1" r:id="rIdfigh_ggzpei3fwi_b57pt">
+            <w:hyperlink w:history="1" r:id="rIdost3x2ksxv19d9-sextm1">
               <w:r>
                 <w:rPr>
                   <w:rFonts w:ascii="Arial" w:cs="Arial" w:eastAsia="Arial" w:hAnsi="Arial"/>
@@ -24083,7 +24667,7 @@
             <w:pPr>
               <w:spacing w:after="20" w:before="0"/>
             </w:pPr>
-            <w:hyperlink w:history="1" r:id="rIdw5_65m3ju2yygnkt2w3by">
+            <w:hyperlink w:history="1" r:id="rId00vqxha3oajoa9k4phq_q">
               <w:r>
                 <w:rPr>
                   <w:rFonts w:ascii="Arial" w:cs="Arial" w:eastAsia="Arial" w:hAnsi="Arial"/>
@@ -24116,7 +24700,7 @@
               <w:spacing w:after="10" w:before="0"/>
               <w:ind w:left="120"/>
             </w:pPr>
-            <w:hyperlink w:history="1" r:id="rIdszbzlbh2xgtlqcya8usts">
+            <w:hyperlink w:history="1" r:id="rId8z77ycaxcnmx2ss0r5nm1">
               <w:r>
                 <w:rPr>
                   <w:rFonts w:ascii="Arial" w:cs="Arial" w:eastAsia="Arial" w:hAnsi="Arial"/>
@@ -24161,7 +24745,7 @@
             <w:pPr>
               <w:spacing w:after="20" w:before="0"/>
             </w:pPr>
-            <w:hyperlink w:history="1" r:id="rIdyj5ozi0afsf-sfexbuebw">
+            <w:hyperlink w:history="1" r:id="rIdigw4hcm6z12j1upwomc_6">
               <w:r>
                 <w:rPr>
                   <w:rFonts w:ascii="Arial" w:cs="Arial" w:eastAsia="Arial" w:hAnsi="Arial"/>
@@ -24194,7 +24778,7 @@
               <w:spacing w:after="10" w:before="0"/>
               <w:ind w:left="120"/>
             </w:pPr>
-            <w:hyperlink w:history="1" r:id="rIdm5u9gct006w5isntgdmtg">
+            <w:hyperlink w:history="1" r:id="rId0j3dhh8nb0dv4g5rp0v72">
               <w:r>
                 <w:rPr>
                   <w:rFonts w:ascii="Arial" w:cs="Arial" w:eastAsia="Arial" w:hAnsi="Arial"/>
@@ -24389,7 +24973,7 @@
             <w:pPr>
               <w:spacing w:after="20" w:before="0"/>
             </w:pPr>
-            <w:hyperlink w:history="1" r:id="rIdui9w-46ekekmleoc2f_38">
+            <w:hyperlink w:history="1" r:id="rIdkrzfi-pvp1zf-vmal2yue">
               <w:r>
                 <w:rPr>
                   <w:rFonts w:ascii="Arial" w:cs="Arial" w:eastAsia="Arial" w:hAnsi="Arial"/>
@@ -24422,7 +25006,7 @@
               <w:spacing w:after="10" w:before="0"/>
               <w:ind w:left="120"/>
             </w:pPr>
-            <w:hyperlink w:history="1" r:id="rIdxgpeavoxdoakgy5m1ckzb">
+            <w:hyperlink w:history="1" r:id="rIdz5wovdvvtte5ks8zoedv7">
               <w:r>
                 <w:rPr>
                   <w:rFonts w:ascii="Arial" w:cs="Arial" w:eastAsia="Arial" w:hAnsi="Arial"/>
@@ -24467,7 +25051,7 @@
             <w:pPr>
               <w:spacing w:after="20" w:before="0"/>
             </w:pPr>
-            <w:hyperlink w:history="1" r:id="rIdgvm6f0mvs9eyh5k8emsdd">
+            <w:hyperlink w:history="1" r:id="rIdky7azalnh_rtie2phm05t">
               <w:r>
                 <w:rPr>
                   <w:rFonts w:ascii="Arial" w:cs="Arial" w:eastAsia="Arial" w:hAnsi="Arial"/>
@@ -24500,7 +25084,7 @@
               <w:spacing w:after="10" w:before="0"/>
               <w:ind w:left="120"/>
             </w:pPr>
-            <w:hyperlink w:history="1" r:id="rId388aodrg8605m9xbmyplq">
+            <w:hyperlink w:history="1" r:id="rIdzy4hs28ucwftremhqhiwj">
               <w:r>
                 <w:rPr>
                   <w:rFonts w:ascii="Arial" w:cs="Arial" w:eastAsia="Arial" w:hAnsi="Arial"/>
@@ -24996,6 +25580,65 @@
         </w:tc>
       </w:tr>
     </w:tbl>
+    <w:p>
+      <w:pPr>
+        <w:pBdr>
+          <w:top w:val="single" w:color="BBBBBB" w:sz="4" w:space="4"/>
+        </w:pBdr>
+        <w:spacing w:after="0" w:before="160"/>
+      </w:pPr>
+      <w:r>
+        <w:rPr>
+          <w:rFonts w:ascii="Arial" w:cs="Arial" w:eastAsia="Arial" w:hAnsi="Arial"/>
+          <w:color w:val="666666"/>
+          <w:sz w:val="14"/>
+          <w:szCs w:val="14"/>
+        </w:rPr>
+        <w:t xml:space="preserve">© 2026 SeaVuria and ARES. Aligned with KICD objectives. Developed by SeaVuria; technical implementation by ARES (with AI assistance from Claude). Licensed under </w:t>
+      </w:r>
+      <w:hyperlink w:history="1" r:id="rIdppwmvkjzuzojha9fdptam">
+        <w:r>
+          <w:rPr>
+            <w:rFonts w:ascii="Arial" w:cs="Arial" w:eastAsia="Arial" w:hAnsi="Arial"/>
+            <w:color w:val="1F6B75"/>
+            <w:sz w:val="14"/>
+            <w:szCs w:val="14"/>
+            <w:u w:val="single" w:color="1F6B75"/>
+          </w:rPr>
+          <w:t xml:space="preserve">CC BY-NC 4.0</w:t>
+        </w:r>
+      </w:hyperlink>
+      <w:r>
+        <w:rPr>
+          <w:rFonts w:ascii="Arial" w:cs="Arial" w:eastAsia="Arial" w:hAnsi="Arial"/>
+          <w:color w:val="666666"/>
+          <w:sz w:val="14"/>
+          <w:szCs w:val="14"/>
+        </w:rPr>
+        <w:t xml:space="preserve"> (</w:t>
+      </w:r>
+      <w:hyperlink w:history="1" r:id="rIdap7nddydqqnefsl5jqr3i">
+        <w:r>
+          <w:rPr>
+            <w:rFonts w:ascii="Arial" w:cs="Arial" w:eastAsia="Arial" w:hAnsi="Arial"/>
+            <w:color w:val="1F6B75"/>
+            <w:sz w:val="14"/>
+            <w:szCs w:val="14"/>
+            <w:u w:val="single" w:color="1F6B75"/>
+          </w:rPr>
+          <w:t xml:space="preserve">https://creativecommons.org/licenses/by-nc/4.0/</w:t>
+        </w:r>
+      </w:hyperlink>
+      <w:r>
+        <w:rPr>
+          <w:rFonts w:ascii="Arial" w:cs="Arial" w:eastAsia="Arial" w:hAnsi="Arial"/>
+          <w:color w:val="666666"/>
+          <w:sz w:val="14"/>
+          <w:szCs w:val="14"/>
+        </w:rPr>
+        <w:t xml:space="preserve">).</w:t>
+      </w:r>
+    </w:p>
     <w:p>
       <w:r>
         <w:br w:type="page"/>

--- a/data/outputs/v2/Maths/SS2.2_Area_of_Polygons/Mathematics_Area_of_Polygons_CBE_LessonSequence.docx
+++ b/data/outputs/v2/Maths/SS2.2_Area_of_Polygons/Mathematics_Area_of_Polygons_CBE_LessonSequence.docx
@@ -38,6 +38,2258 @@
           <w:szCs w:val="22"/>
         </w:rPr>
         <w:t xml:space="preserve">CBE Phenomenon-Driven Lesson Sequence — Sub-Strand 2.2 (8 Lessons)</w:t>
+      </w:r>
+    </w:p>
+    <w:p>
+      <w:pPr>
+        <w:spacing w:after="120"/>
+      </w:pPr>
+      <w:r>
+        <w:t xml:space="preserve"/>
+      </w:r>
+    </w:p>
+    <w:tbl>
+      <w:tblPr>
+        <w:tblW w:type="dxa" w:w="13680"/>
+        <w:tblBorders>
+          <w:top w:val="single" w:color="AAAAAA" w:sz="4"/>
+          <w:left w:val="single" w:color="AAAAAA" w:sz="4"/>
+          <w:bottom w:val="single" w:color="AAAAAA" w:sz="4"/>
+          <w:right w:val="single" w:color="AAAAAA" w:sz="4"/>
+          <w:insideH w:val="single" w:color="auto" w:sz="4"/>
+          <w:insideV w:val="single" w:color="auto" w:sz="4"/>
+        </w:tblBorders>
+        <w:tblLayout w:type="fixed"/>
+      </w:tblPr>
+      <w:tblGrid>
+        <w:gridCol w:w="3000"/>
+        <w:gridCol w:w="10680"/>
+      </w:tblGrid>
+      <w:tr>
+        <w:tc>
+          <w:tcPr>
+            <w:tcW w:type="dxa" w:w="13680"/>
+            <w:gridSpan w:val="2"/>
+            <w:shd w:fill="1F3864" w:color="auto" w:val="clear"/>
+            <w:tcMar>
+              <w:top w:type="dxa" w:w="60"/>
+              <w:left w:type="dxa" w:w="120"/>
+              <w:bottom w:type="dxa" w:w="60"/>
+              <w:right w:type="dxa" w:w="120"/>
+            </w:tcMar>
+            <w:vAlign w:val="top"/>
+          </w:tcPr>
+          <w:p>
+            <w:pPr>
+              <w:spacing w:after="40" w:before="0"/>
+              <w:jc w:val="center"/>
+            </w:pPr>
+            <w:r>
+              <w:rPr>
+                <w:rFonts w:ascii="Arial" w:cs="Arial" w:eastAsia="Arial" w:hAnsi="Arial"/>
+                <w:b/>
+                <w:bCs/>
+                <w:i w:val="false"/>
+                <w:iCs w:val="false"/>
+                <w:color w:val="FFFFFF"/>
+                <w:sz w:val="22"/>
+                <w:szCs w:val="22"/>
+              </w:rPr>
+              <w:t xml:space="preserve">SUB-STRAND OVERVIEW</w:t>
+            </w:r>
+          </w:p>
+        </w:tc>
+      </w:tr>
+      <w:tr>
+        <w:tc>
+          <w:tcPr>
+            <w:tcW w:type="dxa" w:w="3000"/>
+            <w:shd w:fill="D5E8F0" w:color="auto" w:val="clear"/>
+            <w:tcMar>
+              <w:top w:type="dxa" w:w="60"/>
+              <w:left w:type="dxa" w:w="120"/>
+              <w:bottom w:type="dxa" w:w="60"/>
+              <w:right w:type="dxa" w:w="120"/>
+            </w:tcMar>
+            <w:vAlign w:val="top"/>
+          </w:tcPr>
+          <w:p>
+            <w:pPr>
+              <w:spacing w:after="40" w:before="0"/>
+              <w:jc w:val="left"/>
+            </w:pPr>
+            <w:r>
+              <w:rPr>
+                <w:rFonts w:ascii="Arial" w:cs="Arial" w:eastAsia="Arial" w:hAnsi="Arial"/>
+                <w:b/>
+                <w:bCs/>
+                <w:i w:val="false"/>
+                <w:iCs w:val="false"/>
+                <w:color w:val="000000"/>
+                <w:sz w:val="18"/>
+                <w:szCs w:val="18"/>
+              </w:rPr>
+              <w:t xml:space="preserve">Grade Level</w:t>
+            </w:r>
+          </w:p>
+        </w:tc>
+        <w:tc>
+          <w:tcPr>
+            <w:tcW w:type="dxa" w:w="10680"/>
+            <w:shd w:fill="FFFFFF" w:color="auto" w:val="clear"/>
+            <w:tcMar>
+              <w:top w:type="dxa" w:w="60"/>
+              <w:left w:type="dxa" w:w="120"/>
+              <w:bottom w:type="dxa" w:w="60"/>
+              <w:right w:type="dxa" w:w="120"/>
+            </w:tcMar>
+            <w:vAlign w:val="top"/>
+          </w:tcPr>
+          <w:p>
+            <w:pPr>
+              <w:spacing w:after="40" w:before="0"/>
+              <w:jc w:val="left"/>
+            </w:pPr>
+            <w:r>
+              <w:rPr>
+                <w:rFonts w:ascii="Arial" w:cs="Arial" w:eastAsia="Arial" w:hAnsi="Arial"/>
+                <w:b w:val="false"/>
+                <w:bCs w:val="false"/>
+                <w:i w:val="false"/>
+                <w:iCs w:val="false"/>
+                <w:color w:val="000000"/>
+                <w:sz w:val="18"/>
+                <w:szCs w:val="18"/>
+              </w:rPr>
+              <w:t xml:space="preserve">10</w:t>
+            </w:r>
+          </w:p>
+        </w:tc>
+      </w:tr>
+      <w:tr>
+        <w:tc>
+          <w:tcPr>
+            <w:tcW w:type="dxa" w:w="3000"/>
+            <w:shd w:fill="D5E8F0" w:color="auto" w:val="clear"/>
+            <w:tcMar>
+              <w:top w:type="dxa" w:w="60"/>
+              <w:left w:type="dxa" w:w="120"/>
+              <w:bottom w:type="dxa" w:w="60"/>
+              <w:right w:type="dxa" w:w="120"/>
+            </w:tcMar>
+            <w:vAlign w:val="top"/>
+          </w:tcPr>
+          <w:p>
+            <w:pPr>
+              <w:spacing w:after="40" w:before="0"/>
+              <w:jc w:val="left"/>
+            </w:pPr>
+            <w:r>
+              <w:rPr>
+                <w:rFonts w:ascii="Arial" w:cs="Arial" w:eastAsia="Arial" w:hAnsi="Arial"/>
+                <w:b/>
+                <w:bCs/>
+                <w:i w:val="false"/>
+                <w:iCs w:val="false"/>
+                <w:color w:val="000000"/>
+                <w:sz w:val="18"/>
+                <w:szCs w:val="18"/>
+              </w:rPr>
+              <w:t xml:space="preserve">Subject</w:t>
+            </w:r>
+          </w:p>
+        </w:tc>
+        <w:tc>
+          <w:tcPr>
+            <w:tcW w:type="dxa" w:w="10680"/>
+            <w:shd w:fill="FFFFFF" w:color="auto" w:val="clear"/>
+            <w:tcMar>
+              <w:top w:type="dxa" w:w="60"/>
+              <w:left w:type="dxa" w:w="120"/>
+              <w:bottom w:type="dxa" w:w="60"/>
+              <w:right w:type="dxa" w:w="120"/>
+            </w:tcMar>
+            <w:vAlign w:val="top"/>
+          </w:tcPr>
+          <w:p>
+            <w:pPr>
+              <w:spacing w:after="40" w:before="0"/>
+              <w:jc w:val="left"/>
+            </w:pPr>
+            <w:r>
+              <w:rPr>
+                <w:rFonts w:ascii="Arial" w:cs="Arial" w:eastAsia="Arial" w:hAnsi="Arial"/>
+                <w:b w:val="false"/>
+                <w:bCs w:val="false"/>
+                <w:i w:val="false"/>
+                <w:iCs w:val="false"/>
+                <w:color w:val="000000"/>
+                <w:sz w:val="18"/>
+                <w:szCs w:val="18"/>
+              </w:rPr>
+              <w:t xml:space="preserve">Mathematics</w:t>
+            </w:r>
+          </w:p>
+        </w:tc>
+      </w:tr>
+      <w:tr>
+        <w:tc>
+          <w:tcPr>
+            <w:tcW w:type="dxa" w:w="3000"/>
+            <w:shd w:fill="D5E8F0" w:color="auto" w:val="clear"/>
+            <w:tcMar>
+              <w:top w:type="dxa" w:w="60"/>
+              <w:left w:type="dxa" w:w="120"/>
+              <w:bottom w:type="dxa" w:w="60"/>
+              <w:right w:type="dxa" w:w="120"/>
+            </w:tcMar>
+            <w:vAlign w:val="top"/>
+          </w:tcPr>
+          <w:p>
+            <w:pPr>
+              <w:spacing w:after="40" w:before="0"/>
+              <w:jc w:val="left"/>
+            </w:pPr>
+            <w:r>
+              <w:rPr>
+                <w:rFonts w:ascii="Arial" w:cs="Arial" w:eastAsia="Arial" w:hAnsi="Arial"/>
+                <w:b/>
+                <w:bCs/>
+                <w:i w:val="false"/>
+                <w:iCs w:val="false"/>
+                <w:color w:val="000000"/>
+                <w:sz w:val="18"/>
+                <w:szCs w:val="18"/>
+              </w:rPr>
+              <w:t xml:space="preserve">Strand</w:t>
+            </w:r>
+          </w:p>
+        </w:tc>
+        <w:tc>
+          <w:tcPr>
+            <w:tcW w:type="dxa" w:w="10680"/>
+            <w:shd w:fill="FFFFFF" w:color="auto" w:val="clear"/>
+            <w:tcMar>
+              <w:top w:type="dxa" w:w="60"/>
+              <w:left w:type="dxa" w:w="120"/>
+              <w:bottom w:type="dxa" w:w="60"/>
+              <w:right w:type="dxa" w:w="120"/>
+            </w:tcMar>
+            <w:vAlign w:val="top"/>
+          </w:tcPr>
+          <w:p>
+            <w:pPr>
+              <w:spacing w:after="40" w:before="0"/>
+              <w:jc w:val="left"/>
+            </w:pPr>
+            <w:r>
+              <w:rPr>
+                <w:rFonts w:ascii="Arial" w:cs="Arial" w:eastAsia="Arial" w:hAnsi="Arial"/>
+                <w:b w:val="false"/>
+                <w:bCs w:val="false"/>
+                <w:i w:val="false"/>
+                <w:iCs w:val="false"/>
+                <w:color w:val="000000"/>
+                <w:sz w:val="18"/>
+                <w:szCs w:val="18"/>
+              </w:rPr>
+              <w:t xml:space="preserve">Strand 2.0: Geometry</w:t>
+            </w:r>
+          </w:p>
+        </w:tc>
+      </w:tr>
+      <w:tr>
+        <w:tc>
+          <w:tcPr>
+            <w:tcW w:type="dxa" w:w="3000"/>
+            <w:shd w:fill="D5E8F0" w:color="auto" w:val="clear"/>
+            <w:tcMar>
+              <w:top w:type="dxa" w:w="60"/>
+              <w:left w:type="dxa" w:w="120"/>
+              <w:bottom w:type="dxa" w:w="60"/>
+              <w:right w:type="dxa" w:w="120"/>
+            </w:tcMar>
+            <w:vAlign w:val="top"/>
+          </w:tcPr>
+          <w:p>
+            <w:pPr>
+              <w:spacing w:after="40" w:before="0"/>
+              <w:jc w:val="left"/>
+            </w:pPr>
+            <w:r>
+              <w:rPr>
+                <w:rFonts w:ascii="Arial" w:cs="Arial" w:eastAsia="Arial" w:hAnsi="Arial"/>
+                <w:b/>
+                <w:bCs/>
+                <w:i w:val="false"/>
+                <w:iCs w:val="false"/>
+                <w:color w:val="000000"/>
+                <w:sz w:val="18"/>
+                <w:szCs w:val="18"/>
+              </w:rPr>
+              <w:t xml:space="preserve">Sub-Strand</w:t>
+            </w:r>
+          </w:p>
+        </w:tc>
+        <w:tc>
+          <w:tcPr>
+            <w:tcW w:type="dxa" w:w="10680"/>
+            <w:shd w:fill="FFFFFF" w:color="auto" w:val="clear"/>
+            <w:tcMar>
+              <w:top w:type="dxa" w:w="60"/>
+              <w:left w:type="dxa" w:w="120"/>
+              <w:bottom w:type="dxa" w:w="60"/>
+              <w:right w:type="dxa" w:w="120"/>
+            </w:tcMar>
+            <w:vAlign w:val="top"/>
+          </w:tcPr>
+          <w:p>
+            <w:pPr>
+              <w:spacing w:after="40" w:before="0"/>
+              <w:jc w:val="left"/>
+            </w:pPr>
+            <w:r>
+              <w:rPr>
+                <w:rFonts w:ascii="Arial" w:cs="Arial" w:eastAsia="Arial" w:hAnsi="Arial"/>
+                <w:b w:val="false"/>
+                <w:bCs w:val="false"/>
+                <w:i w:val="false"/>
+                <w:iCs w:val="false"/>
+                <w:color w:val="000000"/>
+                <w:sz w:val="18"/>
+                <w:szCs w:val="18"/>
+              </w:rPr>
+              <w:t xml:space="preserve">Sub-Strand 2.5: Area of Polygons</w:t>
+            </w:r>
+          </w:p>
+        </w:tc>
+      </w:tr>
+      <w:tr>
+        <w:tc>
+          <w:tcPr>
+            <w:tcW w:type="dxa" w:w="3000"/>
+            <w:shd w:fill="D5E8F0" w:color="auto" w:val="clear"/>
+            <w:tcMar>
+              <w:top w:type="dxa" w:w="60"/>
+              <w:left w:type="dxa" w:w="120"/>
+              <w:bottom w:type="dxa" w:w="60"/>
+              <w:right w:type="dxa" w:w="120"/>
+            </w:tcMar>
+            <w:vAlign w:val="top"/>
+          </w:tcPr>
+          <w:p>
+            <w:pPr>
+              <w:spacing w:after="40" w:before="0"/>
+              <w:jc w:val="left"/>
+            </w:pPr>
+            <w:r>
+              <w:rPr>
+                <w:rFonts w:ascii="Arial" w:cs="Arial" w:eastAsia="Arial" w:hAnsi="Arial"/>
+                <w:b/>
+                <w:bCs/>
+                <w:i w:val="false"/>
+                <w:iCs w:val="false"/>
+                <w:color w:val="000000"/>
+                <w:sz w:val="18"/>
+                <w:szCs w:val="18"/>
+              </w:rPr>
+              <w:t xml:space="preserve">Total Duration</w:t>
+            </w:r>
+          </w:p>
+        </w:tc>
+        <w:tc>
+          <w:tcPr>
+            <w:tcW w:type="dxa" w:w="10680"/>
+            <w:shd w:fill="FFFFFF" w:color="auto" w:val="clear"/>
+            <w:tcMar>
+              <w:top w:type="dxa" w:w="60"/>
+              <w:left w:type="dxa" w:w="120"/>
+              <w:bottom w:type="dxa" w:w="60"/>
+              <w:right w:type="dxa" w:w="120"/>
+            </w:tcMar>
+            <w:vAlign w:val="top"/>
+          </w:tcPr>
+          <w:p>
+            <w:pPr>
+              <w:spacing w:after="40" w:before="0"/>
+              <w:jc w:val="left"/>
+            </w:pPr>
+            <w:r>
+              <w:rPr>
+                <w:rFonts w:ascii="Arial" w:cs="Arial" w:eastAsia="Arial" w:hAnsi="Arial"/>
+                <w:b w:val="false"/>
+                <w:bCs w:val="false"/>
+                <w:i w:val="false"/>
+                <w:iCs w:val="false"/>
+                <w:color w:val="000000"/>
+                <w:sz w:val="18"/>
+                <w:szCs w:val="18"/>
+              </w:rPr>
+              <w:t xml:space="preserve">8 lessons (approximately 16 periods × 40 minutes = 640 minutes)</w:t>
+            </w:r>
+          </w:p>
+        </w:tc>
+      </w:tr>
+      <w:tr>
+        <w:tc>
+          <w:tcPr>
+            <w:tcW w:type="dxa" w:w="3000"/>
+            <w:shd w:fill="D5E8F0" w:color="auto" w:val="clear"/>
+            <w:tcMar>
+              <w:top w:type="dxa" w:w="60"/>
+              <w:left w:type="dxa" w:w="120"/>
+              <w:bottom w:type="dxa" w:w="60"/>
+              <w:right w:type="dxa" w:w="120"/>
+            </w:tcMar>
+            <w:vAlign w:val="top"/>
+          </w:tcPr>
+          <w:p>
+            <w:pPr>
+              <w:spacing w:after="40" w:before="0"/>
+              <w:jc w:val="left"/>
+            </w:pPr>
+            <w:r>
+              <w:rPr>
+                <w:rFonts w:ascii="Arial" w:cs="Arial" w:eastAsia="Arial" w:hAnsi="Arial"/>
+                <w:b/>
+                <w:bCs/>
+                <w:i w:val="false"/>
+                <w:iCs w:val="false"/>
+                <w:color w:val="000000"/>
+                <w:sz w:val="18"/>
+                <w:szCs w:val="18"/>
+              </w:rPr>
+              <w:t xml:space="preserve">Sub-Strand Content</w:t>
+            </w:r>
+          </w:p>
+        </w:tc>
+        <w:tc>
+          <w:tcPr>
+            <w:tcW w:type="dxa" w:w="10680"/>
+            <w:shd w:fill="FFFFFF" w:color="auto" w:val="clear"/>
+            <w:tcMar>
+              <w:top w:type="dxa" w:w="60"/>
+              <w:left w:type="dxa" w:w="120"/>
+              <w:bottom w:type="dxa" w:w="60"/>
+              <w:right w:type="dxa" w:w="120"/>
+            </w:tcMar>
+            <w:vAlign w:val="top"/>
+          </w:tcPr>
+          <w:p>
+            <w:pPr>
+              <w:spacing w:after="30" w:before="0"/>
+              <w:ind w:left="360" w:hanging="180"/>
+              <w:jc w:val="left"/>
+            </w:pPr>
+            <w:r>
+              <w:rPr>
+                <w:rFonts w:ascii="Arial" w:cs="Arial" w:eastAsia="Arial" w:hAnsi="Arial"/>
+                <w:b w:val="false"/>
+                <w:bCs w:val="false"/>
+                <w:i w:val="false"/>
+                <w:iCs w:val="false"/>
+                <w:color w:val="000000"/>
+                <w:sz w:val="18"/>
+                <w:szCs w:val="18"/>
+              </w:rPr>
+              <w:t xml:space="preserve">–  Area of a triangle using the formula ½ × base × height</w:t>
+            </w:r>
+          </w:p>
+          <w:p>
+            <w:pPr>
+              <w:spacing w:after="30" w:before="0"/>
+              <w:ind w:left="360" w:hanging="180"/>
+              <w:jc w:val="left"/>
+            </w:pPr>
+            <w:r>
+              <w:rPr>
+                <w:rFonts w:ascii="Arial" w:cs="Arial" w:eastAsia="Arial" w:hAnsi="Arial"/>
+                <w:b w:val="false"/>
+                <w:bCs w:val="false"/>
+                <w:i w:val="false"/>
+                <w:iCs w:val="false"/>
+                <w:color w:val="000000"/>
+                <w:sz w:val="18"/>
+                <w:szCs w:val="18"/>
+              </w:rPr>
+              <w:t xml:space="preserve">–  Area of a triangle using the sine formula: ½ab sin(θ)</w:t>
+            </w:r>
+          </w:p>
+          <w:p>
+            <w:pPr>
+              <w:spacing w:after="30" w:before="0"/>
+              <w:ind w:left="360" w:hanging="180"/>
+              <w:jc w:val="left"/>
+            </w:pPr>
+            <w:r>
+              <w:rPr>
+                <w:rFonts w:ascii="Arial" w:cs="Arial" w:eastAsia="Arial" w:hAnsi="Arial"/>
+                <w:b w:val="false"/>
+                <w:bCs w:val="false"/>
+                <w:i w:val="false"/>
+                <w:iCs w:val="false"/>
+                <w:color w:val="000000"/>
+                <w:sz w:val="18"/>
+                <w:szCs w:val="18"/>
+              </w:rPr>
+              <w:t xml:space="preserve">–  Area of a triangle using Heron's formula: A = √[s(s−a)(s−b)(s−c)]</w:t>
+            </w:r>
+          </w:p>
+          <w:p>
+            <w:pPr>
+              <w:spacing w:after="30" w:before="0"/>
+              <w:ind w:left="360" w:hanging="180"/>
+              <w:jc w:val="left"/>
+            </w:pPr>
+            <w:r>
+              <w:rPr>
+                <w:rFonts w:ascii="Arial" w:cs="Arial" w:eastAsia="Arial" w:hAnsi="Arial"/>
+                <w:b w:val="false"/>
+                <w:bCs w:val="false"/>
+                <w:i w:val="false"/>
+                <w:iCs w:val="false"/>
+                <w:color w:val="000000"/>
+                <w:sz w:val="18"/>
+                <w:szCs w:val="18"/>
+              </w:rPr>
+              <w:t xml:space="preserve">–  Properties and classification of polygons (regular and irregular)</w:t>
+            </w:r>
+          </w:p>
+          <w:p>
+            <w:pPr>
+              <w:spacing w:after="30" w:before="0"/>
+              <w:ind w:left="360" w:hanging="180"/>
+              <w:jc w:val="left"/>
+            </w:pPr>
+            <w:r>
+              <w:rPr>
+                <w:rFonts w:ascii="Arial" w:cs="Arial" w:eastAsia="Arial" w:hAnsi="Arial"/>
+                <w:b w:val="false"/>
+                <w:bCs w:val="false"/>
+                <w:i w:val="false"/>
+                <w:iCs w:val="false"/>
+                <w:color w:val="000000"/>
+                <w:sz w:val="18"/>
+                <w:szCs w:val="18"/>
+              </w:rPr>
+              <w:t xml:space="preserve">–  Area of regular polygons (equilateral triangle, square, pentagon, hexagon, octagon)</w:t>
+            </w:r>
+          </w:p>
+          <w:p>
+            <w:pPr>
+              <w:spacing w:after="30" w:before="0"/>
+              <w:ind w:left="360" w:hanging="180"/>
+              <w:jc w:val="left"/>
+            </w:pPr>
+            <w:r>
+              <w:rPr>
+                <w:rFonts w:ascii="Arial" w:cs="Arial" w:eastAsia="Arial" w:hAnsi="Arial"/>
+                <w:b w:val="false"/>
+                <w:bCs w:val="false"/>
+                <w:i w:val="false"/>
+                <w:iCs w:val="false"/>
+                <w:color w:val="000000"/>
+                <w:sz w:val="18"/>
+                <w:szCs w:val="18"/>
+              </w:rPr>
+              <w:t xml:space="preserve">–  Area of irregular polygons (decomposition method)</w:t>
+            </w:r>
+          </w:p>
+          <w:p>
+            <w:pPr>
+              <w:spacing w:after="30" w:before="0"/>
+              <w:ind w:left="360" w:hanging="180"/>
+              <w:jc w:val="left"/>
+            </w:pPr>
+            <w:r>
+              <w:rPr>
+                <w:rFonts w:ascii="Arial" w:cs="Arial" w:eastAsia="Arial" w:hAnsi="Arial"/>
+                <w:b w:val="false"/>
+                <w:bCs w:val="false"/>
+                <w:i w:val="false"/>
+                <w:iCs w:val="false"/>
+                <w:color w:val="000000"/>
+                <w:sz w:val="18"/>
+                <w:szCs w:val="18"/>
+              </w:rPr>
+              <w:t xml:space="preserve">–  Application of polygon area formulae in real-world contexts</w:t>
+            </w:r>
+          </w:p>
+          <w:p>
+            <w:pPr>
+              <w:spacing w:after="30" w:before="0"/>
+              <w:ind w:left="360" w:hanging="180"/>
+              <w:jc w:val="left"/>
+            </w:pPr>
+            <w:r>
+              <w:rPr>
+                <w:rFonts w:ascii="Arial" w:cs="Arial" w:eastAsia="Arial" w:hAnsi="Arial"/>
+                <w:b w:val="false"/>
+                <w:bCs w:val="false"/>
+                <w:i w:val="false"/>
+                <w:iCs w:val="false"/>
+                <w:color w:val="000000"/>
+                <w:sz w:val="18"/>
+                <w:szCs w:val="18"/>
+              </w:rPr>
+              <w:t xml:space="preserve">–  Problem solving involving combined and composite polygon shapes</w:t>
+            </w:r>
+          </w:p>
+        </w:tc>
+      </w:tr>
+      <w:tr>
+        <w:tc>
+          <w:tcPr>
+            <w:tcW w:type="dxa" w:w="3000"/>
+            <w:shd w:fill="D5E8F0" w:color="auto" w:val="clear"/>
+            <w:tcMar>
+              <w:top w:type="dxa" w:w="60"/>
+              <w:left w:type="dxa" w:w="120"/>
+              <w:bottom w:type="dxa" w:w="60"/>
+              <w:right w:type="dxa" w:w="120"/>
+            </w:tcMar>
+            <w:vAlign w:val="top"/>
+          </w:tcPr>
+          <w:p>
+            <w:pPr>
+              <w:spacing w:after="40" w:before="0"/>
+              <w:jc w:val="left"/>
+            </w:pPr>
+            <w:r>
+              <w:rPr>
+                <w:rFonts w:ascii="Arial" w:cs="Arial" w:eastAsia="Arial" w:hAnsi="Arial"/>
+                <w:b/>
+                <w:bCs/>
+                <w:i w:val="false"/>
+                <w:iCs w:val="false"/>
+                <w:color w:val="000000"/>
+                <w:sz w:val="18"/>
+                <w:szCs w:val="18"/>
+              </w:rPr>
+              <w:t xml:space="preserve">Learning Outcomes</w:t>
+            </w:r>
+          </w:p>
+        </w:tc>
+        <w:tc>
+          <w:tcPr>
+            <w:tcW w:type="dxa" w:w="10680"/>
+            <w:shd w:fill="FFFFFF" w:color="auto" w:val="clear"/>
+            <w:tcMar>
+              <w:top w:type="dxa" w:w="60"/>
+              <w:left w:type="dxa" w:w="120"/>
+              <w:bottom w:type="dxa" w:w="60"/>
+              <w:right w:type="dxa" w:w="120"/>
+            </w:tcMar>
+            <w:vAlign w:val="top"/>
+          </w:tcPr>
+          <w:p>
+            <w:pPr>
+              <w:spacing w:after="40" w:before="0"/>
+              <w:jc w:val="left"/>
+            </w:pPr>
+            <w:r>
+              <w:rPr>
+                <w:rFonts w:ascii="Arial" w:cs="Arial" w:eastAsia="Arial" w:hAnsi="Arial"/>
+                <w:b w:val="false"/>
+                <w:bCs w:val="false"/>
+                <w:i w:val="false"/>
+                <w:iCs w:val="false"/>
+                <w:color w:val="000000"/>
+                <w:sz w:val="18"/>
+                <w:szCs w:val="18"/>
+              </w:rPr>
+              <w:t xml:space="preserve">By the end of the sub-strand, the learner should be able to:</w:t>
+            </w:r>
+          </w:p>
+          <w:p>
+            <w:pPr>
+              <w:spacing w:after="40" w:before="0"/>
+              <w:jc w:val="left"/>
+            </w:pPr>
+            <w:r>
+              <w:rPr>
+                <w:rFonts w:ascii="Arial" w:cs="Arial" w:eastAsia="Arial" w:hAnsi="Arial"/>
+                <w:b w:val="false"/>
+                <w:bCs w:val="false"/>
+                <w:i w:val="false"/>
+                <w:iCs w:val="false"/>
+                <w:color w:val="000000"/>
+                <w:sz w:val="18"/>
+                <w:szCs w:val="18"/>
+              </w:rPr>
+              <w:t xml:space="preserve">a) calculate the area of a triangle using the formula ½ × base × height in different situations,</w:t>
+            </w:r>
+          </w:p>
+          <w:p>
+            <w:pPr>
+              <w:spacing w:after="40" w:before="0"/>
+              <w:jc w:val="left"/>
+            </w:pPr>
+            <w:r>
+              <w:rPr>
+                <w:rFonts w:ascii="Arial" w:cs="Arial" w:eastAsia="Arial" w:hAnsi="Arial"/>
+                <w:b w:val="false"/>
+                <w:bCs w:val="false"/>
+                <w:i w:val="false"/>
+                <w:iCs w:val="false"/>
+                <w:color w:val="000000"/>
+                <w:sz w:val="18"/>
+                <w:szCs w:val="18"/>
+              </w:rPr>
+              <w:t xml:space="preserve">b) derive and apply the sine formula ½ab sin(θ) to calculate the area of a triangle given two sides and an included angle,</w:t>
+            </w:r>
+          </w:p>
+          <w:p>
+            <w:pPr>
+              <w:spacing w:after="40" w:before="0"/>
+              <w:jc w:val="left"/>
+            </w:pPr>
+            <w:r>
+              <w:rPr>
+                <w:rFonts w:ascii="Arial" w:cs="Arial" w:eastAsia="Arial" w:hAnsi="Arial"/>
+                <w:b w:val="false"/>
+                <w:bCs w:val="false"/>
+                <w:i w:val="false"/>
+                <w:iCs w:val="false"/>
+                <w:color w:val="000000"/>
+                <w:sz w:val="18"/>
+                <w:szCs w:val="18"/>
+              </w:rPr>
+              <w:t xml:space="preserve">c) apply Heron's formula to calculate the area of a triangle given all three sides,</w:t>
+            </w:r>
+          </w:p>
+          <w:p>
+            <w:pPr>
+              <w:spacing w:after="40" w:before="0"/>
+              <w:jc w:val="left"/>
+            </w:pPr>
+            <w:r>
+              <w:rPr>
+                <w:rFonts w:ascii="Arial" w:cs="Arial" w:eastAsia="Arial" w:hAnsi="Arial"/>
+                <w:b w:val="false"/>
+                <w:bCs w:val="false"/>
+                <w:i w:val="false"/>
+                <w:iCs w:val="false"/>
+                <w:color w:val="000000"/>
+                <w:sz w:val="18"/>
+                <w:szCs w:val="18"/>
+              </w:rPr>
+              <w:t xml:space="preserve">d) identify and classify polygons as regular or irregular based on their properties,</w:t>
+            </w:r>
+          </w:p>
+          <w:p>
+            <w:pPr>
+              <w:spacing w:after="40" w:before="0"/>
+              <w:jc w:val="left"/>
+            </w:pPr>
+            <w:r>
+              <w:rPr>
+                <w:rFonts w:ascii="Arial" w:cs="Arial" w:eastAsia="Arial" w:hAnsi="Arial"/>
+                <w:b w:val="false"/>
+                <w:bCs w:val="false"/>
+                <w:i w:val="false"/>
+                <w:iCs w:val="false"/>
+                <w:color w:val="000000"/>
+                <w:sz w:val="18"/>
+                <w:szCs w:val="18"/>
+              </w:rPr>
+              <w:t xml:space="preserve">e) calculate the area of regular polygons using appropriate formulae,</w:t>
+            </w:r>
+          </w:p>
+          <w:p>
+            <w:pPr>
+              <w:spacing w:after="40" w:before="0"/>
+              <w:jc w:val="left"/>
+            </w:pPr>
+            <w:r>
+              <w:rPr>
+                <w:rFonts w:ascii="Arial" w:cs="Arial" w:eastAsia="Arial" w:hAnsi="Arial"/>
+                <w:b w:val="false"/>
+                <w:bCs w:val="false"/>
+                <w:i w:val="false"/>
+                <w:iCs w:val="false"/>
+                <w:color w:val="000000"/>
+                <w:sz w:val="18"/>
+                <w:szCs w:val="18"/>
+              </w:rPr>
+              <w:t xml:space="preserve">f) calculate the area of irregular polygons by decomposing them into triangles and other known shapes,</w:t>
+            </w:r>
+          </w:p>
+          <w:p>
+            <w:pPr>
+              <w:spacing w:after="40" w:before="0"/>
+              <w:jc w:val="left"/>
+            </w:pPr>
+            <w:r>
+              <w:rPr>
+                <w:rFonts w:ascii="Arial" w:cs="Arial" w:eastAsia="Arial" w:hAnsi="Arial"/>
+                <w:b w:val="false"/>
+                <w:bCs w:val="false"/>
+                <w:i w:val="false"/>
+                <w:iCs w:val="false"/>
+                <w:color w:val="000000"/>
+                <w:sz w:val="18"/>
+                <w:szCs w:val="18"/>
+              </w:rPr>
+              <w:t xml:space="preserve">g) solve real-life problems involving areas of polygons in different contexts,</w:t>
+            </w:r>
+          </w:p>
+          <w:p>
+            <w:pPr>
+              <w:spacing w:after="40" w:before="0"/>
+              <w:jc w:val="left"/>
+            </w:pPr>
+            <w:r>
+              <w:rPr>
+                <w:rFonts w:ascii="Arial" w:cs="Arial" w:eastAsia="Arial" w:hAnsi="Arial"/>
+                <w:b w:val="false"/>
+                <w:bCs w:val="false"/>
+                <w:i w:val="false"/>
+                <w:iCs w:val="false"/>
+                <w:color w:val="000000"/>
+                <w:sz w:val="18"/>
+                <w:szCs w:val="18"/>
+              </w:rPr>
+              <w:t xml:space="preserve">h) appreciate the application of area of polygons in day-to-day activities such as land surveying, architecture, and design.</w:t>
+            </w:r>
+          </w:p>
+        </w:tc>
+      </w:tr>
+      <w:tr>
+        <w:tc>
+          <w:tcPr>
+            <w:tcW w:type="dxa" w:w="3000"/>
+            <w:shd w:fill="D5E8F0" w:color="auto" w:val="clear"/>
+            <w:tcMar>
+              <w:top w:type="dxa" w:w="60"/>
+              <w:left w:type="dxa" w:w="120"/>
+              <w:bottom w:type="dxa" w:w="60"/>
+              <w:right w:type="dxa" w:w="120"/>
+            </w:tcMar>
+            <w:vAlign w:val="top"/>
+          </w:tcPr>
+          <w:p>
+            <w:pPr>
+              <w:spacing w:after="40" w:before="0"/>
+              <w:jc w:val="left"/>
+            </w:pPr>
+            <w:r>
+              <w:rPr>
+                <w:rFonts w:ascii="Arial" w:cs="Arial" w:eastAsia="Arial" w:hAnsi="Arial"/>
+                <w:b/>
+                <w:bCs/>
+                <w:i w:val="false"/>
+                <w:iCs w:val="false"/>
+                <w:color w:val="000000"/>
+                <w:sz w:val="18"/>
+                <w:szCs w:val="18"/>
+              </w:rPr>
+              <w:t xml:space="preserve">Core Competencies</w:t>
+            </w:r>
+          </w:p>
+        </w:tc>
+        <w:tc>
+          <w:tcPr>
+            <w:tcW w:type="dxa" w:w="10680"/>
+            <w:shd w:fill="FFFFFF" w:color="auto" w:val="clear"/>
+            <w:tcMar>
+              <w:top w:type="dxa" w:w="60"/>
+              <w:left w:type="dxa" w:w="120"/>
+              <w:bottom w:type="dxa" w:w="60"/>
+              <w:right w:type="dxa" w:w="120"/>
+            </w:tcMar>
+            <w:vAlign w:val="top"/>
+          </w:tcPr>
+          <w:p>
+            <w:pPr>
+              <w:spacing w:after="30" w:before="0"/>
+              <w:ind w:left="360" w:hanging="180"/>
+              <w:jc w:val="left"/>
+            </w:pPr>
+            <w:r>
+              <w:rPr>
+                <w:rFonts w:ascii="Arial" w:cs="Arial" w:eastAsia="Arial" w:hAnsi="Arial"/>
+                <w:b w:val="false"/>
+                <w:bCs w:val="false"/>
+                <w:i w:val="false"/>
+                <w:iCs w:val="false"/>
+                <w:color w:val="000000"/>
+                <w:sz w:val="18"/>
+                <w:szCs w:val="18"/>
+              </w:rPr>
+              <w:t xml:space="preserve">–  Communication and Collaboration: The learner discusses with peers to derive and verify area formulae for triangles and polygons, sharing strategies for decomposing irregular shapes into manageable parts.</w:t>
+            </w:r>
+          </w:p>
+          <w:p>
+            <w:pPr>
+              <w:spacing w:after="30" w:before="0"/>
+              <w:ind w:left="360" w:hanging="180"/>
+              <w:jc w:val="left"/>
+            </w:pPr>
+            <w:r>
+              <w:rPr>
+                <w:rFonts w:ascii="Arial" w:cs="Arial" w:eastAsia="Arial" w:hAnsi="Arial"/>
+                <w:b w:val="false"/>
+                <w:bCs w:val="false"/>
+                <w:i w:val="false"/>
+                <w:iCs w:val="false"/>
+                <w:color w:val="000000"/>
+                <w:sz w:val="18"/>
+                <w:szCs w:val="18"/>
+              </w:rPr>
+              <w:t xml:space="preserve">–  Critical Thinking and Problem Solving: The learner selects the most appropriate area formula (½bh, sine rule, or Heron's) depending on the given information, and applies decomposition strategies to irregular polygons.</w:t>
+            </w:r>
+          </w:p>
+          <w:p>
+            <w:pPr>
+              <w:spacing w:after="30" w:before="0"/>
+              <w:ind w:left="360" w:hanging="180"/>
+              <w:jc w:val="left"/>
+            </w:pPr>
+            <w:r>
+              <w:rPr>
+                <w:rFonts w:ascii="Arial" w:cs="Arial" w:eastAsia="Arial" w:hAnsi="Arial"/>
+                <w:b w:val="false"/>
+                <w:bCs w:val="false"/>
+                <w:i w:val="false"/>
+                <w:iCs w:val="false"/>
+                <w:color w:val="000000"/>
+                <w:sz w:val="18"/>
+                <w:szCs w:val="18"/>
+              </w:rPr>
+              <w:t xml:space="preserve">–  Digital Literacy: The learner uses digital devices and video resources to explore and verify area calculations for triangles and regular polygons, including interactive simulations.</w:t>
+            </w:r>
+          </w:p>
+          <w:p>
+            <w:pPr>
+              <w:spacing w:after="30" w:before="0"/>
+              <w:ind w:left="360" w:hanging="180"/>
+              <w:jc w:val="left"/>
+            </w:pPr>
+            <w:r>
+              <w:rPr>
+                <w:rFonts w:ascii="Arial" w:cs="Arial" w:eastAsia="Arial" w:hAnsi="Arial"/>
+                <w:b w:val="false"/>
+                <w:bCs w:val="false"/>
+                <w:i w:val="false"/>
+                <w:iCs w:val="false"/>
+                <w:color w:val="000000"/>
+                <w:sz w:val="18"/>
+                <w:szCs w:val="18"/>
+              </w:rPr>
+              <w:t xml:space="preserve">–  Creativity and Imagination: The learner designs composite polygon shapes and calculates their areas, connecting mathematical concepts to real-world design and construction contexts in Kenya.</w:t>
+            </w:r>
+          </w:p>
+          <w:p>
+            <w:pPr>
+              <w:spacing w:after="30" w:before="0"/>
+              <w:ind w:left="360" w:hanging="180"/>
+              <w:jc w:val="left"/>
+            </w:pPr>
+            <w:r>
+              <w:rPr>
+                <w:rFonts w:ascii="Arial" w:cs="Arial" w:eastAsia="Arial" w:hAnsi="Arial"/>
+                <w:b w:val="false"/>
+                <w:bCs w:val="false"/>
+                <w:i w:val="false"/>
+                <w:iCs w:val="false"/>
+                <w:color w:val="000000"/>
+                <w:sz w:val="18"/>
+                <w:szCs w:val="18"/>
+              </w:rPr>
+              <w:t xml:space="preserve">–  Learning to Learn: The learner reflects on which formula is most efficient for a given triangle scenario, building metacognitive awareness of mathematical tool selection.</w:t>
+            </w:r>
+          </w:p>
+        </w:tc>
+      </w:tr>
+      <w:tr>
+        <w:tc>
+          <w:tcPr>
+            <w:tcW w:type="dxa" w:w="3000"/>
+            <w:shd w:fill="E2EFDA" w:color="auto" w:val="clear"/>
+            <w:tcMar>
+              <w:top w:type="dxa" w:w="60"/>
+              <w:left w:type="dxa" w:w="120"/>
+              <w:bottom w:type="dxa" w:w="60"/>
+              <w:right w:type="dxa" w:w="120"/>
+            </w:tcMar>
+            <w:vAlign w:val="top"/>
+          </w:tcPr>
+          <w:p>
+            <w:pPr>
+              <w:spacing w:after="40" w:before="0"/>
+              <w:jc w:val="left"/>
+            </w:pPr>
+            <w:r>
+              <w:rPr>
+                <w:rFonts w:ascii="Arial" w:cs="Arial" w:eastAsia="Arial" w:hAnsi="Arial"/>
+                <w:b/>
+                <w:bCs/>
+                <w:i w:val="false"/>
+                <w:iCs w:val="false"/>
+                <w:color w:val="000000"/>
+                <w:sz w:val="18"/>
+                <w:szCs w:val="18"/>
+              </w:rPr>
+              <w:t xml:space="preserve">Core Values</w:t>
+            </w:r>
+          </w:p>
+        </w:tc>
+        <w:tc>
+          <w:tcPr>
+            <w:tcW w:type="dxa" w:w="10680"/>
+            <w:shd w:fill="FFFFFF" w:color="auto" w:val="clear"/>
+            <w:tcMar>
+              <w:top w:type="dxa" w:w="60"/>
+              <w:left w:type="dxa" w:w="120"/>
+              <w:bottom w:type="dxa" w:w="60"/>
+              <w:right w:type="dxa" w:w="120"/>
+            </w:tcMar>
+            <w:vAlign w:val="top"/>
+          </w:tcPr>
+          <w:p>
+            <w:pPr>
+              <w:spacing w:after="30" w:before="0"/>
+              <w:ind w:left="360" w:hanging="180"/>
+              <w:jc w:val="left"/>
+            </w:pPr>
+            <w:r>
+              <w:rPr>
+                <w:rFonts w:ascii="Arial" w:cs="Arial" w:eastAsia="Arial" w:hAnsi="Arial"/>
+                <w:b w:val="false"/>
+                <w:bCs w:val="false"/>
+                <w:i w:val="false"/>
+                <w:iCs w:val="false"/>
+                <w:color w:val="000000"/>
+                <w:sz w:val="18"/>
+                <w:szCs w:val="18"/>
+              </w:rPr>
+              <w:t xml:space="preserve">–  Responsibility: The learner takes care of mathematical tools (rulers, protractors, calculators) used during area investigations and polygon constructions.</w:t>
+            </w:r>
+          </w:p>
+          <w:p>
+            <w:pPr>
+              <w:spacing w:after="30" w:before="0"/>
+              <w:ind w:left="360" w:hanging="180"/>
+              <w:jc w:val="left"/>
+            </w:pPr>
+            <w:r>
+              <w:rPr>
+                <w:rFonts w:ascii="Arial" w:cs="Arial" w:eastAsia="Arial" w:hAnsi="Arial"/>
+                <w:b w:val="false"/>
+                <w:bCs w:val="false"/>
+                <w:i w:val="false"/>
+                <w:iCs w:val="false"/>
+                <w:color w:val="000000"/>
+                <w:sz w:val="18"/>
+                <w:szCs w:val="18"/>
+              </w:rPr>
+              <w:t xml:space="preserve">–  Unity: The learner works collaboratively in groups to decompose irregular polygons and verify area calculations, valuing each member's contribution.</w:t>
+            </w:r>
+          </w:p>
+          <w:p>
+            <w:pPr>
+              <w:spacing w:after="30" w:before="0"/>
+              <w:ind w:left="360" w:hanging="180"/>
+              <w:jc w:val="left"/>
+            </w:pPr>
+            <w:r>
+              <w:rPr>
+                <w:rFonts w:ascii="Arial" w:cs="Arial" w:eastAsia="Arial" w:hAnsi="Arial"/>
+                <w:b w:val="false"/>
+                <w:bCs w:val="false"/>
+                <w:i w:val="false"/>
+                <w:iCs w:val="false"/>
+                <w:color w:val="000000"/>
+                <w:sz w:val="18"/>
+                <w:szCs w:val="18"/>
+              </w:rPr>
+              <w:t xml:space="preserve">–  Respect: The learner listens to and respects peers' alternative methods for calculating areas, recognising that multiple valid approaches exist.</w:t>
+            </w:r>
+          </w:p>
+          <w:p>
+            <w:pPr>
+              <w:spacing w:after="30" w:before="0"/>
+              <w:ind w:left="360" w:hanging="180"/>
+              <w:jc w:val="left"/>
+            </w:pPr>
+            <w:r>
+              <w:rPr>
+                <w:rFonts w:ascii="Arial" w:cs="Arial" w:eastAsia="Arial" w:hAnsi="Arial"/>
+                <w:b w:val="false"/>
+                <w:bCs w:val="false"/>
+                <w:i w:val="false"/>
+                <w:iCs w:val="false"/>
+                <w:color w:val="000000"/>
+                <w:sz w:val="18"/>
+                <w:szCs w:val="18"/>
+              </w:rPr>
+              <w:t xml:space="preserve">–  Social Justice: The learner appreciates how accurate land area measurement is critical for fair land distribution and ownership in Kenyan communities, particularly in rural and peri-urban areas.</w:t>
+            </w:r>
+          </w:p>
+        </w:tc>
+      </w:tr>
+      <w:tr>
+        <w:tc>
+          <w:tcPr>
+            <w:tcW w:type="dxa" w:w="3000"/>
+            <w:shd w:fill="D5E8F0" w:color="auto" w:val="clear"/>
+            <w:tcMar>
+              <w:top w:type="dxa" w:w="60"/>
+              <w:left w:type="dxa" w:w="120"/>
+              <w:bottom w:type="dxa" w:w="60"/>
+              <w:right w:type="dxa" w:w="120"/>
+            </w:tcMar>
+            <w:vAlign w:val="top"/>
+          </w:tcPr>
+          <w:p>
+            <w:pPr>
+              <w:spacing w:after="40" w:before="0"/>
+              <w:jc w:val="left"/>
+            </w:pPr>
+            <w:r>
+              <w:rPr>
+                <w:rFonts w:ascii="Arial" w:cs="Arial" w:eastAsia="Arial" w:hAnsi="Arial"/>
+                <w:b/>
+                <w:bCs/>
+                <w:i w:val="false"/>
+                <w:iCs w:val="false"/>
+                <w:color w:val="000000"/>
+                <w:sz w:val="18"/>
+                <w:szCs w:val="18"/>
+              </w:rPr>
+              <w:t xml:space="preserve">Science &amp; Engineering Practices</w:t>
+            </w:r>
+          </w:p>
+        </w:tc>
+        <w:tc>
+          <w:tcPr>
+            <w:tcW w:type="dxa" w:w="10680"/>
+            <w:shd w:fill="FFFFFF" w:color="auto" w:val="clear"/>
+            <w:tcMar>
+              <w:top w:type="dxa" w:w="60"/>
+              <w:left w:type="dxa" w:w="120"/>
+              <w:bottom w:type="dxa" w:w="60"/>
+              <w:right w:type="dxa" w:w="120"/>
+            </w:tcMar>
+            <w:vAlign w:val="top"/>
+          </w:tcPr>
+          <w:p>
+            <w:pPr>
+              <w:spacing w:after="30" w:before="0"/>
+              <w:ind w:left="360" w:hanging="180"/>
+              <w:jc w:val="left"/>
+            </w:pPr>
+            <w:r>
+              <w:rPr>
+                <w:rFonts w:ascii="Arial" w:cs="Arial" w:eastAsia="Arial" w:hAnsi="Arial"/>
+                <w:b w:val="false"/>
+                <w:bCs w:val="false"/>
+                <w:i w:val="false"/>
+                <w:iCs w:val="false"/>
+                <w:color w:val="000000"/>
+                <w:sz w:val="18"/>
+                <w:szCs w:val="18"/>
+              </w:rPr>
+              <w:t xml:space="preserve">–  Developing and Using Models: The learner constructs visual and algebraic models of triangles and polygons to represent and calculate area, revising models as new formulae are introduced.</w:t>
+            </w:r>
+          </w:p>
+          <w:p>
+            <w:pPr>
+              <w:spacing w:after="30" w:before="0"/>
+              <w:ind w:left="360" w:hanging="180"/>
+              <w:jc w:val="left"/>
+            </w:pPr>
+            <w:r>
+              <w:rPr>
+                <w:rFonts w:ascii="Arial" w:cs="Arial" w:eastAsia="Arial" w:hAnsi="Arial"/>
+                <w:b w:val="false"/>
+                <w:bCs w:val="false"/>
+                <w:i w:val="false"/>
+                <w:iCs w:val="false"/>
+                <w:color w:val="000000"/>
+                <w:sz w:val="18"/>
+                <w:szCs w:val="18"/>
+              </w:rPr>
+              <w:t xml:space="preserve">–  Using Mathematics and Computational Thinking: The learner applies and compares three distinct area formulae for triangles and extends computational strategies to regular and irregular polygons.</w:t>
+            </w:r>
+          </w:p>
+          <w:p>
+            <w:pPr>
+              <w:spacing w:after="30" w:before="0"/>
+              <w:ind w:left="360" w:hanging="180"/>
+              <w:jc w:val="left"/>
+            </w:pPr>
+            <w:r>
+              <w:rPr>
+                <w:rFonts w:ascii="Arial" w:cs="Arial" w:eastAsia="Arial" w:hAnsi="Arial"/>
+                <w:b w:val="false"/>
+                <w:bCs w:val="false"/>
+                <w:i w:val="false"/>
+                <w:iCs w:val="false"/>
+                <w:color w:val="000000"/>
+                <w:sz w:val="18"/>
+                <w:szCs w:val="18"/>
+              </w:rPr>
+              <w:t xml:space="preserve">–  Analysing and Interpreting Data: The learner measures dimensions of physical polygon shapes, records data, calculates areas, and evaluates the accuracy of different methods.</w:t>
+            </w:r>
+          </w:p>
+          <w:p>
+            <w:pPr>
+              <w:spacing w:after="30" w:before="0"/>
+              <w:ind w:left="360" w:hanging="180"/>
+              <w:jc w:val="left"/>
+            </w:pPr>
+            <w:r>
+              <w:rPr>
+                <w:rFonts w:ascii="Arial" w:cs="Arial" w:eastAsia="Arial" w:hAnsi="Arial"/>
+                <w:b w:val="false"/>
+                <w:bCs w:val="false"/>
+                <w:i w:val="false"/>
+                <w:iCs w:val="false"/>
+                <w:color w:val="000000"/>
+                <w:sz w:val="18"/>
+                <w:szCs w:val="18"/>
+              </w:rPr>
+              <w:t xml:space="preserve">–  Constructing Explanations: The learner explains why different formulae are needed depending on the information available (height, angles, or all three sides), constructing reasoned justifications.</w:t>
+            </w:r>
+          </w:p>
+          <w:p>
+            <w:pPr>
+              <w:spacing w:after="30" w:before="0"/>
+              <w:ind w:left="360" w:hanging="180"/>
+              <w:jc w:val="left"/>
+            </w:pPr>
+            <w:r>
+              <w:rPr>
+                <w:rFonts w:ascii="Arial" w:cs="Arial" w:eastAsia="Arial" w:hAnsi="Arial"/>
+                <w:b w:val="false"/>
+                <w:bCs w:val="false"/>
+                <w:i w:val="false"/>
+                <w:iCs w:val="false"/>
+                <w:color w:val="000000"/>
+                <w:sz w:val="18"/>
+                <w:szCs w:val="18"/>
+              </w:rPr>
+              <w:t xml:space="preserve">–  Obtaining, Evaluating, and Communicating Information: The learner watches instructional videos, reads worked examples, and communicates findings on polygon areas to peers through presentations and model displays.</w:t>
+            </w:r>
+          </w:p>
+        </w:tc>
+      </w:tr>
+      <w:tr>
+        <w:tc>
+          <w:tcPr>
+            <w:tcW w:type="dxa" w:w="3000"/>
+            <w:shd w:fill="FCE4D6" w:color="auto" w:val="clear"/>
+            <w:tcMar>
+              <w:top w:type="dxa" w:w="60"/>
+              <w:left w:type="dxa" w:w="120"/>
+              <w:bottom w:type="dxa" w:w="60"/>
+              <w:right w:type="dxa" w:w="120"/>
+            </w:tcMar>
+            <w:vAlign w:val="top"/>
+          </w:tcPr>
+          <w:p>
+            <w:pPr>
+              <w:spacing w:after="40" w:before="0"/>
+              <w:jc w:val="left"/>
+            </w:pPr>
+            <w:r>
+              <w:rPr>
+                <w:rFonts w:ascii="Arial" w:cs="Arial" w:eastAsia="Arial" w:hAnsi="Arial"/>
+                <w:b/>
+                <w:bCs/>
+                <w:i w:val="false"/>
+                <w:iCs w:val="false"/>
+                <w:color w:val="000000"/>
+                <w:sz w:val="18"/>
+                <w:szCs w:val="18"/>
+              </w:rPr>
+              <w:t xml:space="preserve">Pertinent &amp; Contemporary Issues (PCIs)</w:t>
+            </w:r>
+          </w:p>
+        </w:tc>
+        <w:tc>
+          <w:tcPr>
+            <w:tcW w:type="dxa" w:w="10680"/>
+            <w:shd w:fill="FFFFFF" w:color="auto" w:val="clear"/>
+            <w:tcMar>
+              <w:top w:type="dxa" w:w="60"/>
+              <w:left w:type="dxa" w:w="120"/>
+              <w:bottom w:type="dxa" w:w="60"/>
+              <w:right w:type="dxa" w:w="120"/>
+            </w:tcMar>
+            <w:vAlign w:val="top"/>
+          </w:tcPr>
+          <w:p>
+            <w:pPr>
+              <w:spacing w:after="30" w:before="0"/>
+              <w:ind w:left="360" w:hanging="180"/>
+              <w:jc w:val="left"/>
+            </w:pPr>
+            <w:r>
+              <w:rPr>
+                <w:rFonts w:ascii="Arial" w:cs="Arial" w:eastAsia="Arial" w:hAnsi="Arial"/>
+                <w:b w:val="false"/>
+                <w:bCs w:val="false"/>
+                <w:i w:val="false"/>
+                <w:iCs w:val="false"/>
+                <w:color w:val="000000"/>
+                <w:sz w:val="18"/>
+                <w:szCs w:val="18"/>
+              </w:rPr>
+              <w:t xml:space="preserve">–  Life Skills (Critical Thinking): The learner evaluates which area formula is most efficient given specific triangle conditions, developing decision-making and analytical life skills.</w:t>
+            </w:r>
+          </w:p>
+          <w:p>
+            <w:pPr>
+              <w:spacing w:after="30" w:before="0"/>
+              <w:ind w:left="360" w:hanging="180"/>
+              <w:jc w:val="left"/>
+            </w:pPr>
+            <w:r>
+              <w:rPr>
+                <w:rFonts w:ascii="Arial" w:cs="Arial" w:eastAsia="Arial" w:hAnsi="Arial"/>
+                <w:b w:val="false"/>
+                <w:bCs w:val="false"/>
+                <w:i w:val="false"/>
+                <w:iCs w:val="false"/>
+                <w:color w:val="000000"/>
+                <w:sz w:val="18"/>
+                <w:szCs w:val="18"/>
+              </w:rPr>
+              <w:t xml:space="preserve">–  Life Skills (Problem Solving): The learner applies area of polygons to solve practical problems such as estimating the area of a shamba (farm plot), a roof section, or a tiled floor pattern in a Kenyan household.</w:t>
+            </w:r>
+          </w:p>
+          <w:p>
+            <w:pPr>
+              <w:spacing w:after="30" w:before="0"/>
+              <w:ind w:left="360" w:hanging="180"/>
+              <w:jc w:val="left"/>
+            </w:pPr>
+            <w:r>
+              <w:rPr>
+                <w:rFonts w:ascii="Arial" w:cs="Arial" w:eastAsia="Arial" w:hAnsi="Arial"/>
+                <w:b w:val="false"/>
+                <w:bCs w:val="false"/>
+                <w:i w:val="false"/>
+                <w:iCs w:val="false"/>
+                <w:color w:val="000000"/>
+                <w:sz w:val="18"/>
+                <w:szCs w:val="18"/>
+              </w:rPr>
+              <w:t xml:space="preserve">–  Citizenship: The learner connects polygon area calculations to land surveying and title deed demarcation in Kenya, understanding the civic importance of accurate measurement.</w:t>
+            </w:r>
+          </w:p>
+          <w:p>
+            <w:pPr>
+              <w:spacing w:after="30" w:before="0"/>
+              <w:ind w:left="360" w:hanging="180"/>
+              <w:jc w:val="left"/>
+            </w:pPr>
+            <w:r>
+              <w:rPr>
+                <w:rFonts w:ascii="Arial" w:cs="Arial" w:eastAsia="Arial" w:hAnsi="Arial"/>
+                <w:b w:val="false"/>
+                <w:bCs w:val="false"/>
+                <w:i w:val="false"/>
+                <w:iCs w:val="false"/>
+                <w:color w:val="000000"/>
+                <w:sz w:val="18"/>
+                <w:szCs w:val="18"/>
+              </w:rPr>
+              <w:t xml:space="preserve">–  Environmental Education: The learner explores how area calculations are used in conservation planning, such as estimating the size of forest reserves or wildlife corridors in Kenya's national parks.</w:t>
+            </w:r>
+          </w:p>
+        </w:tc>
+      </w:tr>
+      <w:tr>
+        <w:tc>
+          <w:tcPr>
+            <w:tcW w:type="dxa" w:w="3000"/>
+            <w:shd w:fill="D9EEF1" w:color="auto" w:val="clear"/>
+            <w:tcMar>
+              <w:top w:type="dxa" w:w="60"/>
+              <w:left w:type="dxa" w:w="120"/>
+              <w:bottom w:type="dxa" w:w="60"/>
+              <w:right w:type="dxa" w:w="120"/>
+            </w:tcMar>
+            <w:vAlign w:val="top"/>
+          </w:tcPr>
+          <w:p>
+            <w:pPr>
+              <w:spacing w:after="40" w:before="0"/>
+              <w:jc w:val="left"/>
+            </w:pPr>
+            <w:r>
+              <w:rPr>
+                <w:rFonts w:ascii="Arial" w:cs="Arial" w:eastAsia="Arial" w:hAnsi="Arial"/>
+                <w:b/>
+                <w:bCs/>
+                <w:i w:val="false"/>
+                <w:iCs w:val="false"/>
+                <w:color w:val="000000"/>
+                <w:sz w:val="18"/>
+                <w:szCs w:val="18"/>
+              </w:rPr>
+              <w:t xml:space="preserve">Career Connections</w:t>
+            </w:r>
+          </w:p>
+        </w:tc>
+        <w:tc>
+          <w:tcPr>
+            <w:tcW w:type="dxa" w:w="10680"/>
+            <w:shd w:fill="FFFFFF" w:color="auto" w:val="clear"/>
+            <w:tcMar>
+              <w:top w:type="dxa" w:w="60"/>
+              <w:left w:type="dxa" w:w="120"/>
+              <w:bottom w:type="dxa" w:w="60"/>
+              <w:right w:type="dxa" w:w="120"/>
+            </w:tcMar>
+            <w:vAlign w:val="top"/>
+          </w:tcPr>
+          <w:p>
+            <w:pPr>
+              <w:spacing w:after="30" w:before="0"/>
+              <w:ind w:left="360" w:hanging="180"/>
+              <w:jc w:val="left"/>
+            </w:pPr>
+            <w:r>
+              <w:rPr>
+                <w:rFonts w:ascii="Arial" w:cs="Arial" w:eastAsia="Arial" w:hAnsi="Arial"/>
+                <w:b w:val="false"/>
+                <w:bCs w:val="false"/>
+                <w:i w:val="false"/>
+                <w:iCs w:val="false"/>
+                <w:color w:val="000000"/>
+                <w:sz w:val="18"/>
+                <w:szCs w:val="18"/>
+              </w:rPr>
+              <w:t xml:space="preserve">–  Land Surveyor: Area of polygons is fundamental to surveying and demarcating land boundaries for farms, plots, and estates across Kenya's counties.</w:t>
+            </w:r>
+          </w:p>
+          <w:p>
+            <w:pPr>
+              <w:spacing w:after="30" w:before="0"/>
+              <w:ind w:left="360" w:hanging="180"/>
+              <w:jc w:val="left"/>
+            </w:pPr>
+            <w:r>
+              <w:rPr>
+                <w:rFonts w:ascii="Arial" w:cs="Arial" w:eastAsia="Arial" w:hAnsi="Arial"/>
+                <w:b w:val="false"/>
+                <w:bCs w:val="false"/>
+                <w:i w:val="false"/>
+                <w:iCs w:val="false"/>
+                <w:color w:val="000000"/>
+                <w:sz w:val="18"/>
+                <w:szCs w:val="18"/>
+              </w:rPr>
+              <w:t xml:space="preserve">–  Architect and Civil Engineer: Calculating areas of triangular and polygonal floor plans, roof sections, and structural components is a core professional skill in building design in Kenya.</w:t>
+            </w:r>
+          </w:p>
+          <w:p>
+            <w:pPr>
+              <w:spacing w:after="30" w:before="0"/>
+              <w:ind w:left="360" w:hanging="180"/>
+              <w:jc w:val="left"/>
+            </w:pPr>
+            <w:r>
+              <w:rPr>
+                <w:rFonts w:ascii="Arial" w:cs="Arial" w:eastAsia="Arial" w:hAnsi="Arial"/>
+                <w:b w:val="false"/>
+                <w:bCs w:val="false"/>
+                <w:i w:val="false"/>
+                <w:iCs w:val="false"/>
+                <w:color w:val="000000"/>
+                <w:sz w:val="18"/>
+                <w:szCs w:val="18"/>
+              </w:rPr>
+              <w:t xml:space="preserve">–  Quantity Surveyor: Estimating material quantities (tiles, roofing sheets, paint) for construction projects requires accurate polygon area calculations.</w:t>
+            </w:r>
+          </w:p>
+          <w:p>
+            <w:pPr>
+              <w:spacing w:after="30" w:before="0"/>
+              <w:ind w:left="360" w:hanging="180"/>
+              <w:jc w:val="left"/>
+            </w:pPr>
+            <w:r>
+              <w:rPr>
+                <w:rFonts w:ascii="Arial" w:cs="Arial" w:eastAsia="Arial" w:hAnsi="Arial"/>
+                <w:b w:val="false"/>
+                <w:bCs w:val="false"/>
+                <w:i w:val="false"/>
+                <w:iCs w:val="false"/>
+                <w:color w:val="000000"/>
+                <w:sz w:val="18"/>
+                <w:szCs w:val="18"/>
+              </w:rPr>
+              <w:t xml:space="preserve">–  Graphic Designer and Artist: Regular and irregular polygon area knowledge informs pattern design, tiling, and visual layout work in Kenya's creative industries.</w:t>
+            </w:r>
+          </w:p>
+          <w:p>
+            <w:pPr>
+              <w:spacing w:after="30" w:before="0"/>
+              <w:ind w:left="360" w:hanging="180"/>
+              <w:jc w:val="left"/>
+            </w:pPr>
+            <w:r>
+              <w:rPr>
+                <w:rFonts w:ascii="Arial" w:cs="Arial" w:eastAsia="Arial" w:hAnsi="Arial"/>
+                <w:b w:val="false"/>
+                <w:bCs w:val="false"/>
+                <w:i w:val="false"/>
+                <w:iCs w:val="false"/>
+                <w:color w:val="000000"/>
+                <w:sz w:val="18"/>
+                <w:szCs w:val="18"/>
+              </w:rPr>
+              <w:t xml:space="preserve">–  Agricultural Extension Officer: Estimating the area of irregularly shaped farm plots (shambas) helps farmers in counties like Kericho, Trans Nzoia, and Nakuru plan crop yields and input use.</w:t>
+            </w:r>
+          </w:p>
+        </w:tc>
+      </w:tr>
+      <w:tr>
+        <w:tc>
+          <w:tcPr>
+            <w:tcW w:type="dxa" w:w="3000"/>
+            <w:shd w:fill="D5E8F0" w:color="auto" w:val="clear"/>
+            <w:tcMar>
+              <w:top w:type="dxa" w:w="60"/>
+              <w:left w:type="dxa" w:w="120"/>
+              <w:bottom w:type="dxa" w:w="60"/>
+              <w:right w:type="dxa" w:w="120"/>
+            </w:tcMar>
+            <w:vAlign w:val="top"/>
+          </w:tcPr>
+          <w:p>
+            <w:pPr>
+              <w:spacing w:after="40" w:before="0"/>
+              <w:jc w:val="left"/>
+            </w:pPr>
+            <w:r>
+              <w:rPr>
+                <w:rFonts w:ascii="Arial" w:cs="Arial" w:eastAsia="Arial" w:hAnsi="Arial"/>
+                <w:b/>
+                <w:bCs/>
+                <w:i w:val="false"/>
+                <w:iCs w:val="false"/>
+                <w:color w:val="000000"/>
+                <w:sz w:val="18"/>
+                <w:szCs w:val="18"/>
+              </w:rPr>
+              <w:t xml:space="preserve">Focus for Lessons</w:t>
+            </w:r>
+          </w:p>
+        </w:tc>
+        <w:tc>
+          <w:tcPr>
+            <w:tcW w:type="dxa" w:w="10680"/>
+            <w:shd w:fill="FFFFFF" w:color="auto" w:val="clear"/>
+            <w:tcMar>
+              <w:top w:type="dxa" w:w="60"/>
+              <w:left w:type="dxa" w:w="120"/>
+              <w:bottom w:type="dxa" w:w="60"/>
+              <w:right w:type="dxa" w:w="120"/>
+            </w:tcMar>
+            <w:vAlign w:val="top"/>
+          </w:tcPr>
+          <w:p>
+            <w:pPr>
+              <w:spacing w:after="40" w:before="0"/>
+              <w:jc w:val="left"/>
+            </w:pPr>
+            <w:r>
+              <w:rPr>
+                <w:rFonts w:ascii="Arial" w:cs="Arial" w:eastAsia="Arial" w:hAnsi="Arial"/>
+                <w:b w:val="false"/>
+                <w:bCs w:val="false"/>
+                <w:i w:val="false"/>
+                <w:iCs w:val="false"/>
+                <w:color w:val="000000"/>
+                <w:sz w:val="18"/>
+                <w:szCs w:val="18"/>
+              </w:rPr>
+              <w:t xml:space="preserve">This unit develops learners' ability to calculate areas of triangles using three distinct methods — the base-height formula, the sine formula, and Heron's formula — and extends these skills to computing the areas of regular and irregular polygons. Using the anchoring phenomenon of a Kenyan land surveyor measuring an irregularly shaped farm plot near the Rift Valley, learners are challenged to discover why a single formula is not always sufficient and how different mathematical tools unlock solutions depending on available information. Throughout the unit, real-world Kenyan contexts — including architectural designs, tiled mosque floors in Mombasa, and shamba demarcation in Trans Nzoia — ground every lesson in authentic problem-solving.</w:t>
+            </w:r>
+          </w:p>
+        </w:tc>
+      </w:tr>
+      <w:tr>
+        <w:tc>
+          <w:tcPr>
+            <w:tcW w:type="dxa" w:w="3000"/>
+            <w:shd w:fill="EAD1F5" w:color="auto" w:val="clear"/>
+            <w:tcMar>
+              <w:top w:type="dxa" w:w="60"/>
+              <w:left w:type="dxa" w:w="120"/>
+              <w:bottom w:type="dxa" w:w="60"/>
+              <w:right w:type="dxa" w:w="120"/>
+            </w:tcMar>
+            <w:vAlign w:val="top"/>
+          </w:tcPr>
+          <w:p>
+            <w:pPr>
+              <w:spacing w:after="40" w:before="0"/>
+              <w:jc w:val="left"/>
+            </w:pPr>
+            <w:r>
+              <w:rPr>
+                <w:rFonts w:ascii="Arial" w:cs="Arial" w:eastAsia="Arial" w:hAnsi="Arial"/>
+                <w:b/>
+                <w:bCs/>
+                <w:i w:val="false"/>
+                <w:iCs w:val="false"/>
+                <w:color w:val="000000"/>
+                <w:sz w:val="18"/>
+                <w:szCs w:val="18"/>
+              </w:rPr>
+              <w:t xml:space="preserve">Driving Question / Key Inquiry Questions</w:t>
+            </w:r>
+          </w:p>
+        </w:tc>
+        <w:tc>
+          <w:tcPr>
+            <w:tcW w:type="dxa" w:w="10680"/>
+            <w:shd w:fill="FFFFFF" w:color="auto" w:val="clear"/>
+            <w:tcMar>
+              <w:top w:type="dxa" w:w="60"/>
+              <w:left w:type="dxa" w:w="120"/>
+              <w:bottom w:type="dxa" w:w="60"/>
+              <w:right w:type="dxa" w:w="120"/>
+            </w:tcMar>
+            <w:vAlign w:val="top"/>
+          </w:tcPr>
+          <w:p>
+            <w:pPr>
+              <w:spacing w:after="40" w:before="0"/>
+              <w:jc w:val="left"/>
+            </w:pPr>
+            <w:r>
+              <w:rPr>
+                <w:rFonts w:ascii="Arial" w:cs="Arial" w:eastAsia="Arial" w:hAnsi="Arial"/>
+                <w:b w:val="false"/>
+                <w:bCs w:val="false"/>
+                <w:i w:val="false"/>
+                <w:iCs w:val="false"/>
+                <w:color w:val="000000"/>
+                <w:sz w:val="18"/>
+                <w:szCs w:val="18"/>
+              </w:rPr>
+              <w:t xml:space="preserve">DRIVING QUESTION: How can a land surveyor in Nakuru calculate the exact area of any irregularly shaped farm plot, no matter what measurements are available?</w:t>
+            </w:r>
+          </w:p>
+          <w:p>
+            <w:pPr>
+              <w:spacing w:after="40" w:before="0"/>
+              <w:jc w:val="left"/>
+            </w:pPr>
+            <w:r>
+              <w:rPr>
+                <w:rFonts w:ascii="Arial" w:cs="Arial" w:eastAsia="Arial" w:hAnsi="Arial"/>
+                <w:b w:val="false"/>
+                <w:bCs w:val="false"/>
+                <w:i w:val="false"/>
+                <w:iCs w:val="false"/>
+                <w:color w:val="000000"/>
+                <w:sz w:val="18"/>
+                <w:szCs w:val="18"/>
+              </w:rPr>
+              <w:t xml:space="preserve"/>
+            </w:r>
+          </w:p>
+          <w:p>
+            <w:pPr>
+              <w:spacing w:after="40" w:before="0"/>
+              <w:jc w:val="left"/>
+            </w:pPr>
+            <w:r>
+              <w:rPr>
+                <w:rFonts w:ascii="Arial" w:cs="Arial" w:eastAsia="Arial" w:hAnsi="Arial"/>
+                <w:b w:val="false"/>
+                <w:bCs w:val="false"/>
+                <w:i w:val="false"/>
+                <w:iCs w:val="false"/>
+                <w:color w:val="000000"/>
+                <w:sz w:val="18"/>
+                <w:szCs w:val="18"/>
+              </w:rPr>
+              <w:t xml:space="preserve">KICD KEY INQUIRY QUESTIONS:</w:t>
+            </w:r>
+          </w:p>
+          <w:p>
+            <w:pPr>
+              <w:spacing w:after="40" w:before="0"/>
+              <w:jc w:val="left"/>
+            </w:pPr>
+            <w:r>
+              <w:rPr>
+                <w:rFonts w:ascii="Arial" w:cs="Arial" w:eastAsia="Arial" w:hAnsi="Arial"/>
+                <w:b w:val="false"/>
+                <w:bCs w:val="false"/>
+                <w:i w:val="false"/>
+                <w:iCs w:val="false"/>
+                <w:color w:val="000000"/>
+                <w:sz w:val="18"/>
+                <w:szCs w:val="18"/>
+              </w:rPr>
+              <w:t xml:space="preserve">1. How do we determine the area of a polygon?</w:t>
+            </w:r>
+          </w:p>
+          <w:p>
+            <w:pPr>
+              <w:spacing w:after="40" w:before="0"/>
+              <w:jc w:val="left"/>
+            </w:pPr>
+            <w:r>
+              <w:rPr>
+                <w:rFonts w:ascii="Arial" w:cs="Arial" w:eastAsia="Arial" w:hAnsi="Arial"/>
+                <w:b w:val="false"/>
+                <w:bCs w:val="false"/>
+                <w:i w:val="false"/>
+                <w:iCs w:val="false"/>
+                <w:color w:val="000000"/>
+                <w:sz w:val="18"/>
+                <w:szCs w:val="18"/>
+              </w:rPr>
+              <w:t xml:space="preserve">2. How do we apply area of polygons in real-life situations?</w:t>
+            </w:r>
+          </w:p>
+        </w:tc>
+      </w:tr>
+      <w:tr>
+        <w:tc>
+          <w:tcPr>
+            <w:tcW w:type="dxa" w:w="3000"/>
+            <w:shd w:fill="EAD1F5" w:color="auto" w:val="clear"/>
+            <w:tcMar>
+              <w:top w:type="dxa" w:w="60"/>
+              <w:left w:type="dxa" w:w="120"/>
+              <w:bottom w:type="dxa" w:w="60"/>
+              <w:right w:type="dxa" w:w="120"/>
+            </w:tcMar>
+            <w:vAlign w:val="top"/>
+          </w:tcPr>
+          <w:p>
+            <w:pPr>
+              <w:spacing w:after="40" w:before="0"/>
+              <w:jc w:val="left"/>
+            </w:pPr>
+            <w:r>
+              <w:rPr>
+                <w:rFonts w:ascii="Arial" w:cs="Arial" w:eastAsia="Arial" w:hAnsi="Arial"/>
+                <w:b/>
+                <w:bCs/>
+                <w:i w:val="false"/>
+                <w:iCs w:val="false"/>
+                <w:color w:val="000000"/>
+                <w:sz w:val="18"/>
+                <w:szCs w:val="18"/>
+              </w:rPr>
+              <w:t xml:space="preserve">Anchoring Phenomenon</w:t>
+            </w:r>
+          </w:p>
+        </w:tc>
+        <w:tc>
+          <w:tcPr>
+            <w:tcW w:type="dxa" w:w="10680"/>
+            <w:shd w:fill="FFFFFF" w:color="auto" w:val="clear"/>
+            <w:tcMar>
+              <w:top w:type="dxa" w:w="60"/>
+              <w:left w:type="dxa" w:w="120"/>
+              <w:bottom w:type="dxa" w:w="60"/>
+              <w:right w:type="dxa" w:w="120"/>
+            </w:tcMar>
+            <w:vAlign w:val="top"/>
+          </w:tcPr>
+          <w:p>
+            <w:pPr>
+              <w:spacing w:after="40" w:before="0"/>
+              <w:jc w:val="left"/>
+            </w:pPr>
+            <w:r>
+              <w:rPr>
+                <w:rFonts w:ascii="Arial" w:cs="Arial" w:eastAsia="Arial" w:hAnsi="Arial"/>
+                <w:b w:val="false"/>
+                <w:bCs w:val="false"/>
+                <w:i w:val="false"/>
+                <w:iCs w:val="false"/>
+                <w:color w:val="000000"/>
+                <w:sz w:val="18"/>
+                <w:szCs w:val="18"/>
+              </w:rPr>
+              <w:t xml:space="preserve">A land surveyor in Nakuru County has been hired to determine the exact area of an irregularly shaped shamba (farm plot) left to three siblings after their father's passing. The plot has five boundary corners marked by old fence posts, and no two adjacent sides are equal in length — the plot cannot be neatly described as a rectangle or a simple triangle. The surveyor has measurements of some sides and some angles but not all heights. Standing at the edge of the plot, the surveyor must decide: which formula do I use when I don't know the height of a triangle? Can I even calculate the area of this five-sided irregular plot? Students observe that the surveyor's standard ½ × base × height formula cannot be directly applied without a perpendicular height, and that the plot must be broken into triangles to be solved. This puzzling situation — how do you find the area of something you cannot neatly measure with a ruler alone? — anchors the entire unit and motivates the exploration of the sine formula, Heron's formula, and polygon decomposition strategies.</w:t>
+            </w:r>
+          </w:p>
+        </w:tc>
+      </w:tr>
+      <w:tr>
+        <w:tc>
+          <w:tcPr>
+            <w:tcW w:type="dxa" w:w="3000"/>
+            <w:shd w:fill="D9EEF1" w:color="auto" w:val="clear"/>
+            <w:tcMar>
+              <w:top w:type="dxa" w:w="60"/>
+              <w:left w:type="dxa" w:w="120"/>
+              <w:bottom w:type="dxa" w:w="60"/>
+              <w:right w:type="dxa" w:w="120"/>
+            </w:tcMar>
+            <w:vAlign w:val="top"/>
+          </w:tcPr>
+          <w:p>
+            <w:pPr>
+              <w:spacing w:after="40" w:before="0"/>
+              <w:jc w:val="left"/>
+            </w:pPr>
+            <w:r>
+              <w:rPr>
+                <w:rFonts w:ascii="Arial" w:cs="Arial" w:eastAsia="Arial" w:hAnsi="Arial"/>
+                <w:b/>
+                <w:bCs/>
+                <w:i w:val="false"/>
+                <w:iCs w:val="false"/>
+                <w:color w:val="000000"/>
+                <w:sz w:val="18"/>
+                <w:szCs w:val="18"/>
+              </w:rPr>
+              <w:t xml:space="preserve">Storyline Thread</w:t>
+            </w:r>
+          </w:p>
+        </w:tc>
+        <w:tc>
+          <w:tcPr>
+            <w:tcW w:type="dxa" w:w="10680"/>
+            <w:shd w:fill="FFFFFF" w:color="auto" w:val="clear"/>
+            <w:tcMar>
+              <w:top w:type="dxa" w:w="60"/>
+              <w:left w:type="dxa" w:w="120"/>
+              <w:bottom w:type="dxa" w:w="60"/>
+              <w:right w:type="dxa" w:w="120"/>
+            </w:tcMar>
+            <w:vAlign w:val="top"/>
+          </w:tcPr>
+          <w:p>
+            <w:pPr>
+              <w:spacing w:after="40" w:before="0"/>
+              <w:jc w:val="left"/>
+            </w:pPr>
+            <w:r>
+              <w:rPr>
+                <w:rFonts w:ascii="Arial" w:cs="Arial" w:eastAsia="Arial" w:hAnsi="Arial"/>
+                <w:b w:val="false"/>
+                <w:bCs w:val="false"/>
+                <w:i w:val="false"/>
+                <w:iCs w:val="false"/>
+                <w:color w:val="000000"/>
+                <w:sz w:val="18"/>
+                <w:szCs w:val="18"/>
+              </w:rPr>
+              <w:t xml:space="preserve">Lesson 1 — Anchoring Phenomenon &amp; Area of a Triangle (½ × base × height): Students are introduced to the Nakuru land surveyor phenomenon. They predict how they would measure the shamba's area using only a tape measure. Learners review and apply the foundational ½ × base × height formula through hands-on measurement of triangular shapes on squared paper, connecting to the surveyor's challenge of needing a perpendicular height.</w:t>
+            </w:r>
+          </w:p>
+          <w:p>
+            <w:pPr>
+              <w:spacing w:after="40" w:before="0"/>
+              <w:jc w:val="left"/>
+            </w:pPr>
+            <w:r>
+              <w:rPr>
+                <w:rFonts w:ascii="Arial" w:cs="Arial" w:eastAsia="Arial" w:hAnsi="Arial"/>
+                <w:b w:val="false"/>
+                <w:bCs w:val="false"/>
+                <w:i w:val="false"/>
+                <w:iCs w:val="false"/>
+                <w:color w:val="000000"/>
+                <w:sz w:val="18"/>
+                <w:szCs w:val="18"/>
+              </w:rPr>
+              <w:t xml:space="preserve"/>
+            </w:r>
+          </w:p>
+          <w:p>
+            <w:pPr>
+              <w:spacing w:after="40" w:before="0"/>
+              <w:jc w:val="left"/>
+            </w:pPr>
+            <w:r>
+              <w:rPr>
+                <w:rFonts w:ascii="Arial" w:cs="Arial" w:eastAsia="Arial" w:hAnsi="Arial"/>
+                <w:b w:val="false"/>
+                <w:bCs w:val="false"/>
+                <w:i w:val="false"/>
+                <w:iCs w:val="false"/>
+                <w:color w:val="000000"/>
+                <w:sz w:val="18"/>
+                <w:szCs w:val="18"/>
+              </w:rPr>
+              <w:t xml:space="preserve">Lesson 2 — Area of a Triangle Using the Sine Formula (½ab sinθ): Students investigate what happens when the height cannot be measured directly. Through a guided derivation, learners discover that ½ab sin(θ) gives the area when two sides and the included angle are known. Worked examples use triangular farm plots with given side lengths and angles, directly addressing the surveyor's dilemma.</w:t>
+            </w:r>
+          </w:p>
+          <w:p>
+            <w:pPr>
+              <w:spacing w:after="40" w:before="0"/>
+              <w:jc w:val="left"/>
+            </w:pPr>
+            <w:r>
+              <w:rPr>
+                <w:rFonts w:ascii="Arial" w:cs="Arial" w:eastAsia="Arial" w:hAnsi="Arial"/>
+                <w:b w:val="false"/>
+                <w:bCs w:val="false"/>
+                <w:i w:val="false"/>
+                <w:iCs w:val="false"/>
+                <w:color w:val="000000"/>
+                <w:sz w:val="18"/>
+                <w:szCs w:val="18"/>
+              </w:rPr>
+              <w:t xml:space="preserve"/>
+            </w:r>
+          </w:p>
+          <w:p>
+            <w:pPr>
+              <w:spacing w:after="40" w:before="0"/>
+              <w:jc w:val="left"/>
+            </w:pPr>
+            <w:r>
+              <w:rPr>
+                <w:rFonts w:ascii="Arial" w:cs="Arial" w:eastAsia="Arial" w:hAnsi="Arial"/>
+                <w:b w:val="false"/>
+                <w:bCs w:val="false"/>
+                <w:i w:val="false"/>
+                <w:iCs w:val="false"/>
+                <w:color w:val="000000"/>
+                <w:sz w:val="18"/>
+                <w:szCs w:val="18"/>
+              </w:rPr>
+              <w:t xml:space="preserve">Lesson 3 — Applying the Sine Formula &amp; Video Examples: Learners watch a video demonstrating the sine formula in action and work through a series of Kenyan-context examples (triangular roof sections in Eldoret, boat sail areas on Lake Victoria). They practise selecting between ½bh and ½ab sinθ based on given information.</w:t>
+            </w:r>
+          </w:p>
+          <w:p>
+            <w:pPr>
+              <w:spacing w:after="40" w:before="0"/>
+              <w:jc w:val="left"/>
+            </w:pPr>
+            <w:r>
+              <w:rPr>
+                <w:rFonts w:ascii="Arial" w:cs="Arial" w:eastAsia="Arial" w:hAnsi="Arial"/>
+                <w:b w:val="false"/>
+                <w:bCs w:val="false"/>
+                <w:i w:val="false"/>
+                <w:iCs w:val="false"/>
+                <w:color w:val="000000"/>
+                <w:sz w:val="18"/>
+                <w:szCs w:val="18"/>
+              </w:rPr>
+              <w:t xml:space="preserve"/>
+            </w:r>
+          </w:p>
+          <w:p>
+            <w:pPr>
+              <w:spacing w:after="40" w:before="0"/>
+              <w:jc w:val="left"/>
+            </w:pPr>
+            <w:r>
+              <w:rPr>
+                <w:rFonts w:ascii="Arial" w:cs="Arial" w:eastAsia="Arial" w:hAnsi="Arial"/>
+                <w:b w:val="false"/>
+                <w:bCs w:val="false"/>
+                <w:i w:val="false"/>
+                <w:iCs w:val="false"/>
+                <w:color w:val="000000"/>
+                <w:sz w:val="18"/>
+                <w:szCs w:val="18"/>
+              </w:rPr>
+              <w:t xml:space="preserve">Lesson 4 — Area of a Triangle Using Heron's Formula: Students explore the scenario of the Kisumu carpenter who knows all three sides but no angle or height. Learners derive and apply Heron's formula A = √[s(s−a)(s−b)(s−c)], verifying results against the sine formula where possible. Class discussion addresses which formula is most powerful and why.</w:t>
+            </w:r>
+          </w:p>
+          <w:p>
+            <w:pPr>
+              <w:spacing w:after="40" w:before="0"/>
+              <w:jc w:val="left"/>
+            </w:pPr>
+            <w:r>
+              <w:rPr>
+                <w:rFonts w:ascii="Arial" w:cs="Arial" w:eastAsia="Arial" w:hAnsi="Arial"/>
+                <w:b w:val="false"/>
+                <w:bCs w:val="false"/>
+                <w:i w:val="false"/>
+                <w:iCs w:val="false"/>
+                <w:color w:val="000000"/>
+                <w:sz w:val="18"/>
+                <w:szCs w:val="18"/>
+              </w:rPr>
+              <w:t xml:space="preserve"/>
+            </w:r>
+          </w:p>
+          <w:p>
+            <w:pPr>
+              <w:spacing w:after="40" w:before="0"/>
+              <w:jc w:val="left"/>
+            </w:pPr>
+            <w:r>
+              <w:rPr>
+                <w:rFonts w:ascii="Arial" w:cs="Arial" w:eastAsia="Arial" w:hAnsi="Arial"/>
+                <w:b w:val="false"/>
+                <w:bCs w:val="false"/>
+                <w:i w:val="false"/>
+                <w:iCs w:val="false"/>
+                <w:color w:val="000000"/>
+                <w:sz w:val="18"/>
+                <w:szCs w:val="18"/>
+              </w:rPr>
+              <w:t xml:space="preserve">Lesson 5 — Polygons: Classification and Properties: Students classify polygons as regular or irregular, convex or concave, using cut-out shapes and video resources. Learners connect this to the five-sided shamba plot and realise any polygon can be decomposed into triangles — the key insight for solving the anchoring phenomenon.</w:t>
+            </w:r>
+          </w:p>
+          <w:p>
+            <w:pPr>
+              <w:spacing w:after="40" w:before="0"/>
+              <w:jc w:val="left"/>
+            </w:pPr>
+            <w:r>
+              <w:rPr>
+                <w:rFonts w:ascii="Arial" w:cs="Arial" w:eastAsia="Arial" w:hAnsi="Arial"/>
+                <w:b w:val="false"/>
+                <w:bCs w:val="false"/>
+                <w:i w:val="false"/>
+                <w:iCs w:val="false"/>
+                <w:color w:val="000000"/>
+                <w:sz w:val="18"/>
+                <w:szCs w:val="18"/>
+              </w:rPr>
+              <w:t xml:space="preserve"/>
+            </w:r>
+          </w:p>
+          <w:p>
+            <w:pPr>
+              <w:spacing w:after="40" w:before="0"/>
+              <w:jc w:val="left"/>
+            </w:pPr>
+            <w:r>
+              <w:rPr>
+                <w:rFonts w:ascii="Arial" w:cs="Arial" w:eastAsia="Arial" w:hAnsi="Arial"/>
+                <w:b w:val="false"/>
+                <w:bCs w:val="false"/>
+                <w:i w:val="false"/>
+                <w:iCs w:val="false"/>
+                <w:color w:val="000000"/>
+                <w:sz w:val="18"/>
+                <w:szCs w:val="18"/>
+              </w:rPr>
+              <w:t xml:space="preserve">Lesson 6 — Area of Regular Polygons: Learners derive and apply formulae for the area of regular polygons (equilateral triangle, square, regular pentagon, regular hexagon, regular octagon) using the central triangle decomposition method. Supporting phenomenon: calculating tile coverage for the Jamia Mosque hexagonal floor pattern.</w:t>
+            </w:r>
+          </w:p>
+          <w:p>
+            <w:pPr>
+              <w:spacing w:after="40" w:before="0"/>
+              <w:jc w:val="left"/>
+            </w:pPr>
+            <w:r>
+              <w:rPr>
+                <w:rFonts w:ascii="Arial" w:cs="Arial" w:eastAsia="Arial" w:hAnsi="Arial"/>
+                <w:b w:val="false"/>
+                <w:bCs w:val="false"/>
+                <w:i w:val="false"/>
+                <w:iCs w:val="false"/>
+                <w:color w:val="000000"/>
+                <w:sz w:val="18"/>
+                <w:szCs w:val="18"/>
+              </w:rPr>
+              <w:t xml:space="preserve"/>
+            </w:r>
+          </w:p>
+          <w:p>
+            <w:pPr>
+              <w:spacing w:after="40" w:before="0"/>
+              <w:jc w:val="left"/>
+            </w:pPr>
+            <w:r>
+              <w:rPr>
+                <w:rFonts w:ascii="Arial" w:cs="Arial" w:eastAsia="Arial" w:hAnsi="Arial"/>
+                <w:b w:val="false"/>
+                <w:bCs w:val="false"/>
+                <w:i w:val="false"/>
+                <w:iCs w:val="false"/>
+                <w:color w:val="000000"/>
+                <w:sz w:val="18"/>
+                <w:szCs w:val="18"/>
+              </w:rPr>
+              <w:t xml:space="preserve">Lesson 7 — Area of Irregular Polygons: Students return fully to the anchoring phenomenon and decompose the surveyor's five-sided shamba plot into triangles, applying all three triangle area formulae as needed. Learners solve the agricultural officer's quadrilateral farm plot problem and the Eldoret school's pentagonal mural wall, consolidating all prior learning.</w:t>
+            </w:r>
+          </w:p>
+          <w:p>
+            <w:pPr>
+              <w:spacing w:after="40" w:before="0"/>
+              <w:jc w:val="left"/>
+            </w:pPr>
+            <w:r>
+              <w:rPr>
+                <w:rFonts w:ascii="Arial" w:cs="Arial" w:eastAsia="Arial" w:hAnsi="Arial"/>
+                <w:b w:val="false"/>
+                <w:bCs w:val="false"/>
+                <w:i w:val="false"/>
+                <w:iCs w:val="false"/>
+                <w:color w:val="000000"/>
+                <w:sz w:val="18"/>
+                <w:szCs w:val="18"/>
+              </w:rPr>
+              <w:t xml:space="preserve"/>
+            </w:r>
+          </w:p>
+          <w:p>
+            <w:pPr>
+              <w:spacing w:after="40" w:before="0"/>
+              <w:jc w:val="left"/>
+            </w:pPr>
+            <w:r>
+              <w:rPr>
+                <w:rFonts w:ascii="Arial" w:cs="Arial" w:eastAsia="Arial" w:hAnsi="Arial"/>
+                <w:b w:val="false"/>
+                <w:bCs w:val="false"/>
+                <w:i w:val="false"/>
+                <w:iCs w:val="false"/>
+                <w:color w:val="000000"/>
+                <w:sz w:val="18"/>
+                <w:szCs w:val="18"/>
+              </w:rPr>
+              <w:t xml:space="preserve">Lesson 8 — Consolidation, Model Revision &amp; Real-World Applications: Learners revise their running polygon area model, present solutions to the driving question, and tackle mixed-context problems combining regular and irregular polygons. A class Driving Question Board review documents the full journey from ½bh to composite polygon decomposition, celebrating how mathematical tools unlock real-world land and design problems across Kenya.</w:t>
+            </w:r>
+          </w:p>
+        </w:tc>
+      </w:tr>
+      <w:tr>
+        <w:tc>
+          <w:tcPr>
+            <w:tcW w:type="dxa" w:w="3000"/>
+            <w:shd w:fill="EAD1F5" w:color="auto" w:val="clear"/>
+            <w:tcMar>
+              <w:top w:type="dxa" w:w="60"/>
+              <w:left w:type="dxa" w:w="120"/>
+              <w:bottom w:type="dxa" w:w="60"/>
+              <w:right w:type="dxa" w:w="120"/>
+            </w:tcMar>
+            <w:vAlign w:val="top"/>
+          </w:tcPr>
+          <w:p>
+            <w:pPr>
+              <w:spacing w:after="40" w:before="0"/>
+              <w:jc w:val="left"/>
+            </w:pPr>
+            <w:r>
+              <w:rPr>
+                <w:rFonts w:ascii="Arial" w:cs="Arial" w:eastAsia="Arial" w:hAnsi="Arial"/>
+                <w:b/>
+                <w:bCs/>
+                <w:i w:val="false"/>
+                <w:iCs w:val="false"/>
+                <w:color w:val="000000"/>
+                <w:sz w:val="18"/>
+                <w:szCs w:val="18"/>
+              </w:rPr>
+              <w:t xml:space="preserve">Supporting Phenomena</w:t>
+            </w:r>
+          </w:p>
+        </w:tc>
+        <w:tc>
+          <w:tcPr>
+            <w:tcW w:type="dxa" w:w="10680"/>
+            <w:shd w:fill="FFFFFF" w:color="auto" w:val="clear"/>
+            <w:tcMar>
+              <w:top w:type="dxa" w:w="60"/>
+              <w:left w:type="dxa" w:w="120"/>
+              <w:bottom w:type="dxa" w:w="60"/>
+              <w:right w:type="dxa" w:w="120"/>
+            </w:tcMar>
+            <w:vAlign w:val="top"/>
+          </w:tcPr>
+          <w:p>
+            <w:pPr>
+              <w:spacing w:after="30" w:before="0"/>
+              <w:ind w:left="360" w:hanging="180"/>
+              <w:jc w:val="left"/>
+            </w:pPr>
+            <w:r>
+              <w:rPr>
+                <w:rFonts w:ascii="Arial" w:cs="Arial" w:eastAsia="Arial" w:hAnsi="Arial"/>
+                <w:b w:val="false"/>
+                <w:bCs w:val="false"/>
+                <w:i w:val="false"/>
+                <w:iCs w:val="false"/>
+                <w:color w:val="000000"/>
+                <w:sz w:val="18"/>
+                <w:szCs w:val="18"/>
+              </w:rPr>
+              <w:t xml:space="preserve">–  A tiled floor in the Jamia Mosque in Nairobi features a repeating pattern of regular hexagonal and triangular tiles — how do the tilers calculate exactly how many tiles of each shape are needed to cover the entire prayer hall floor without waste?</w:t>
+            </w:r>
+          </w:p>
+          <w:p>
+            <w:pPr>
+              <w:spacing w:after="30" w:before="0"/>
+              <w:ind w:left="360" w:hanging="180"/>
+              <w:jc w:val="left"/>
+            </w:pPr>
+            <w:r>
+              <w:rPr>
+                <w:rFonts w:ascii="Arial" w:cs="Arial" w:eastAsia="Arial" w:hAnsi="Arial"/>
+                <w:b w:val="false"/>
+                <w:bCs w:val="false"/>
+                <w:i w:val="false"/>
+                <w:iCs w:val="false"/>
+                <w:color w:val="000000"/>
+                <w:sz w:val="18"/>
+                <w:szCs w:val="18"/>
+              </w:rPr>
+              <w:t xml:space="preserve">–  A carpenter in Kisumu is building a triangular wooden tabletop for a client and knows the lengths of all three sides but has no way to measure the height — how does she calculate how much varnish to buy to coat the surface?</w:t>
+            </w:r>
+          </w:p>
+          <w:p>
+            <w:pPr>
+              <w:spacing w:after="30" w:before="0"/>
+              <w:ind w:left="360" w:hanging="180"/>
+              <w:jc w:val="left"/>
+            </w:pPr>
+            <w:r>
+              <w:rPr>
+                <w:rFonts w:ascii="Arial" w:cs="Arial" w:eastAsia="Arial" w:hAnsi="Arial"/>
+                <w:b w:val="false"/>
+                <w:bCs w:val="false"/>
+                <w:i w:val="false"/>
+                <w:iCs w:val="false"/>
+                <w:color w:val="000000"/>
+                <w:sz w:val="18"/>
+                <w:szCs w:val="18"/>
+              </w:rPr>
+              <w:t xml:space="preserve">–  A school in Eldoret wants to paint a large mural on a pentagonal wall section — the art teacher must calculate the area of the irregular pentagon to estimate how many tins of paint are needed.</w:t>
+            </w:r>
+          </w:p>
+          <w:p>
+            <w:pPr>
+              <w:spacing w:after="30" w:before="0"/>
+              <w:ind w:left="360" w:hanging="180"/>
+              <w:jc w:val="left"/>
+            </w:pPr>
+            <w:r>
+              <w:rPr>
+                <w:rFonts w:ascii="Arial" w:cs="Arial" w:eastAsia="Arial" w:hAnsi="Arial"/>
+                <w:b w:val="false"/>
+                <w:bCs w:val="false"/>
+                <w:i w:val="false"/>
+                <w:iCs w:val="false"/>
+                <w:color w:val="000000"/>
+                <w:sz w:val="18"/>
+                <w:szCs w:val="18"/>
+              </w:rPr>
+              <w:t xml:space="preserve">–  A maize farmer in Trans Nzoia has a plot shaped like a quadrilateral with no right angles; the local agricultural officer needs to estimate the plot's area to advise on the correct amount of fertiliser to purchase per acre.</w:t>
+            </w:r>
+          </w:p>
+        </w:tc>
+      </w:tr>
+    </w:tbl>
+    <w:p>
+      <w:pPr>
+        <w:spacing w:after="120"/>
+      </w:pPr>
+      <w:r>
+        <w:t xml:space="preserve"/>
       </w:r>
     </w:p>
     <w:p>
@@ -150,7 +2402,7 @@
         </w:rPr>
         <w:t xml:space="preserve">© 2026 SeaVuria and ARES. This work is licensed under a </w:t>
       </w:r>
-      <w:hyperlink w:history="1" r:id="rIdirrkkur-yykbtb75z2vgq">
+      <w:hyperlink w:history="1" r:id="rIdjgikoei_i0woadxtw4tvp">
         <w:r>
           <w:rPr>
             <w:rFonts w:ascii="Arial" w:cs="Arial" w:eastAsia="Arial" w:hAnsi="Arial"/>
@@ -170,7 +2422,7 @@
         </w:rPr>
         <w:t xml:space="preserve"> (</w:t>
       </w:r>
-      <w:hyperlink w:history="1" r:id="rIdq1ldit-pd0kzriwq8wwjg">
+      <w:hyperlink w:history="1" r:id="rIdyqu-hsrdck39x-l0trdga">
         <w:r>
           <w:rPr>
             <w:rFonts w:ascii="Arial" w:cs="Arial" w:eastAsia="Arial" w:hAnsi="Arial"/>
@@ -190,7 +2442,7 @@
         </w:rPr>
         <w:t xml:space="preserve">). To view a copy of this license, visit </w:t>
       </w:r>
-      <w:hyperlink w:history="1" r:id="rId-uhob5u0m7vi9ywk1kn3z">
+      <w:hyperlink w:history="1" r:id="rIdends6t24namkn0qzg-ei9">
         <w:r>
           <w:rPr>
             <w:rFonts w:ascii="Arial" w:cs="Arial" w:eastAsia="Arial" w:hAnsi="Arial"/>
@@ -209,2258 +2461,6 @@
           <w:szCs w:val="17"/>
         </w:rPr>
         <w:t xml:space="preserve">. You are free to copy, redistribute, and adapt this material in any medium or format, provided appropriate credit is given and the material is not used for commercial purposes. KICD learning outcomes and curriculum designations reproduced here for alignment purposes remain the property of KICD and are not covered by this license. Linked external resources (e.g. CK-12, Khan Academy, PhET) are subject to their own licenses.</w:t>
-      </w:r>
-    </w:p>
-    <w:p>
-      <w:pPr>
-        <w:spacing w:after="120"/>
-      </w:pPr>
-      <w:r>
-        <w:t xml:space="preserve"/>
-      </w:r>
-    </w:p>
-    <w:tbl>
-      <w:tblPr>
-        <w:tblW w:type="dxa" w:w="13680"/>
-        <w:tblBorders>
-          <w:top w:val="single" w:color="AAAAAA" w:sz="4"/>
-          <w:left w:val="single" w:color="AAAAAA" w:sz="4"/>
-          <w:bottom w:val="single" w:color="AAAAAA" w:sz="4"/>
-          <w:right w:val="single" w:color="AAAAAA" w:sz="4"/>
-          <w:insideH w:val="single" w:color="auto" w:sz="4"/>
-          <w:insideV w:val="single" w:color="auto" w:sz="4"/>
-        </w:tblBorders>
-        <w:tblLayout w:type="fixed"/>
-      </w:tblPr>
-      <w:tblGrid>
-        <w:gridCol w:w="3000"/>
-        <w:gridCol w:w="10680"/>
-      </w:tblGrid>
-      <w:tr>
-        <w:tc>
-          <w:tcPr>
-            <w:tcW w:type="dxa" w:w="13680"/>
-            <w:gridSpan w:val="2"/>
-            <w:shd w:fill="1F3864" w:color="auto" w:val="clear"/>
-            <w:tcMar>
-              <w:top w:type="dxa" w:w="60"/>
-              <w:left w:type="dxa" w:w="120"/>
-              <w:bottom w:type="dxa" w:w="60"/>
-              <w:right w:type="dxa" w:w="120"/>
-            </w:tcMar>
-            <w:vAlign w:val="top"/>
-          </w:tcPr>
-          <w:p>
-            <w:pPr>
-              <w:spacing w:after="40" w:before="0"/>
-              <w:jc w:val="center"/>
-            </w:pPr>
-            <w:r>
-              <w:rPr>
-                <w:rFonts w:ascii="Arial" w:cs="Arial" w:eastAsia="Arial" w:hAnsi="Arial"/>
-                <w:b/>
-                <w:bCs/>
-                <w:i w:val="false"/>
-                <w:iCs w:val="false"/>
-                <w:color w:val="FFFFFF"/>
-                <w:sz w:val="22"/>
-                <w:szCs w:val="22"/>
-              </w:rPr>
-              <w:t xml:space="preserve">SUB-STRAND OVERVIEW</w:t>
-            </w:r>
-          </w:p>
-        </w:tc>
-      </w:tr>
-      <w:tr>
-        <w:tc>
-          <w:tcPr>
-            <w:tcW w:type="dxa" w:w="3000"/>
-            <w:shd w:fill="D5E8F0" w:color="auto" w:val="clear"/>
-            <w:tcMar>
-              <w:top w:type="dxa" w:w="60"/>
-              <w:left w:type="dxa" w:w="120"/>
-              <w:bottom w:type="dxa" w:w="60"/>
-              <w:right w:type="dxa" w:w="120"/>
-            </w:tcMar>
-            <w:vAlign w:val="top"/>
-          </w:tcPr>
-          <w:p>
-            <w:pPr>
-              <w:spacing w:after="40" w:before="0"/>
-              <w:jc w:val="left"/>
-            </w:pPr>
-            <w:r>
-              <w:rPr>
-                <w:rFonts w:ascii="Arial" w:cs="Arial" w:eastAsia="Arial" w:hAnsi="Arial"/>
-                <w:b/>
-                <w:bCs/>
-                <w:i w:val="false"/>
-                <w:iCs w:val="false"/>
-                <w:color w:val="000000"/>
-                <w:sz w:val="18"/>
-                <w:szCs w:val="18"/>
-              </w:rPr>
-              <w:t xml:space="preserve">Grade Level</w:t>
-            </w:r>
-          </w:p>
-        </w:tc>
-        <w:tc>
-          <w:tcPr>
-            <w:tcW w:type="dxa" w:w="10680"/>
-            <w:shd w:fill="FFFFFF" w:color="auto" w:val="clear"/>
-            <w:tcMar>
-              <w:top w:type="dxa" w:w="60"/>
-              <w:left w:type="dxa" w:w="120"/>
-              <w:bottom w:type="dxa" w:w="60"/>
-              <w:right w:type="dxa" w:w="120"/>
-            </w:tcMar>
-            <w:vAlign w:val="top"/>
-          </w:tcPr>
-          <w:p>
-            <w:pPr>
-              <w:spacing w:after="40" w:before="0"/>
-              <w:jc w:val="left"/>
-            </w:pPr>
-            <w:r>
-              <w:rPr>
-                <w:rFonts w:ascii="Arial" w:cs="Arial" w:eastAsia="Arial" w:hAnsi="Arial"/>
-                <w:b w:val="false"/>
-                <w:bCs w:val="false"/>
-                <w:i w:val="false"/>
-                <w:iCs w:val="false"/>
-                <w:color w:val="000000"/>
-                <w:sz w:val="18"/>
-                <w:szCs w:val="18"/>
-              </w:rPr>
-              <w:t xml:space="preserve">10</w:t>
-            </w:r>
-          </w:p>
-        </w:tc>
-      </w:tr>
-      <w:tr>
-        <w:tc>
-          <w:tcPr>
-            <w:tcW w:type="dxa" w:w="3000"/>
-            <w:shd w:fill="D5E8F0" w:color="auto" w:val="clear"/>
-            <w:tcMar>
-              <w:top w:type="dxa" w:w="60"/>
-              <w:left w:type="dxa" w:w="120"/>
-              <w:bottom w:type="dxa" w:w="60"/>
-              <w:right w:type="dxa" w:w="120"/>
-            </w:tcMar>
-            <w:vAlign w:val="top"/>
-          </w:tcPr>
-          <w:p>
-            <w:pPr>
-              <w:spacing w:after="40" w:before="0"/>
-              <w:jc w:val="left"/>
-            </w:pPr>
-            <w:r>
-              <w:rPr>
-                <w:rFonts w:ascii="Arial" w:cs="Arial" w:eastAsia="Arial" w:hAnsi="Arial"/>
-                <w:b/>
-                <w:bCs/>
-                <w:i w:val="false"/>
-                <w:iCs w:val="false"/>
-                <w:color w:val="000000"/>
-                <w:sz w:val="18"/>
-                <w:szCs w:val="18"/>
-              </w:rPr>
-              <w:t xml:space="preserve">Subject</w:t>
-            </w:r>
-          </w:p>
-        </w:tc>
-        <w:tc>
-          <w:tcPr>
-            <w:tcW w:type="dxa" w:w="10680"/>
-            <w:shd w:fill="FFFFFF" w:color="auto" w:val="clear"/>
-            <w:tcMar>
-              <w:top w:type="dxa" w:w="60"/>
-              <w:left w:type="dxa" w:w="120"/>
-              <w:bottom w:type="dxa" w:w="60"/>
-              <w:right w:type="dxa" w:w="120"/>
-            </w:tcMar>
-            <w:vAlign w:val="top"/>
-          </w:tcPr>
-          <w:p>
-            <w:pPr>
-              <w:spacing w:after="40" w:before="0"/>
-              <w:jc w:val="left"/>
-            </w:pPr>
-            <w:r>
-              <w:rPr>
-                <w:rFonts w:ascii="Arial" w:cs="Arial" w:eastAsia="Arial" w:hAnsi="Arial"/>
-                <w:b w:val="false"/>
-                <w:bCs w:val="false"/>
-                <w:i w:val="false"/>
-                <w:iCs w:val="false"/>
-                <w:color w:val="000000"/>
-                <w:sz w:val="18"/>
-                <w:szCs w:val="18"/>
-              </w:rPr>
-              <w:t xml:space="preserve">Mathematics</w:t>
-            </w:r>
-          </w:p>
-        </w:tc>
-      </w:tr>
-      <w:tr>
-        <w:tc>
-          <w:tcPr>
-            <w:tcW w:type="dxa" w:w="3000"/>
-            <w:shd w:fill="D5E8F0" w:color="auto" w:val="clear"/>
-            <w:tcMar>
-              <w:top w:type="dxa" w:w="60"/>
-              <w:left w:type="dxa" w:w="120"/>
-              <w:bottom w:type="dxa" w:w="60"/>
-              <w:right w:type="dxa" w:w="120"/>
-            </w:tcMar>
-            <w:vAlign w:val="top"/>
-          </w:tcPr>
-          <w:p>
-            <w:pPr>
-              <w:spacing w:after="40" w:before="0"/>
-              <w:jc w:val="left"/>
-            </w:pPr>
-            <w:r>
-              <w:rPr>
-                <w:rFonts w:ascii="Arial" w:cs="Arial" w:eastAsia="Arial" w:hAnsi="Arial"/>
-                <w:b/>
-                <w:bCs/>
-                <w:i w:val="false"/>
-                <w:iCs w:val="false"/>
-                <w:color w:val="000000"/>
-                <w:sz w:val="18"/>
-                <w:szCs w:val="18"/>
-              </w:rPr>
-              <w:t xml:space="preserve">Strand</w:t>
-            </w:r>
-          </w:p>
-        </w:tc>
-        <w:tc>
-          <w:tcPr>
-            <w:tcW w:type="dxa" w:w="10680"/>
-            <w:shd w:fill="FFFFFF" w:color="auto" w:val="clear"/>
-            <w:tcMar>
-              <w:top w:type="dxa" w:w="60"/>
-              <w:left w:type="dxa" w:w="120"/>
-              <w:bottom w:type="dxa" w:w="60"/>
-              <w:right w:type="dxa" w:w="120"/>
-            </w:tcMar>
-            <w:vAlign w:val="top"/>
-          </w:tcPr>
-          <w:p>
-            <w:pPr>
-              <w:spacing w:after="40" w:before="0"/>
-              <w:jc w:val="left"/>
-            </w:pPr>
-            <w:r>
-              <w:rPr>
-                <w:rFonts w:ascii="Arial" w:cs="Arial" w:eastAsia="Arial" w:hAnsi="Arial"/>
-                <w:b w:val="false"/>
-                <w:bCs w:val="false"/>
-                <w:i w:val="false"/>
-                <w:iCs w:val="false"/>
-                <w:color w:val="000000"/>
-                <w:sz w:val="18"/>
-                <w:szCs w:val="18"/>
-              </w:rPr>
-              <w:t xml:space="preserve">Strand 2.0: Geometry</w:t>
-            </w:r>
-          </w:p>
-        </w:tc>
-      </w:tr>
-      <w:tr>
-        <w:tc>
-          <w:tcPr>
-            <w:tcW w:type="dxa" w:w="3000"/>
-            <w:shd w:fill="D5E8F0" w:color="auto" w:val="clear"/>
-            <w:tcMar>
-              <w:top w:type="dxa" w:w="60"/>
-              <w:left w:type="dxa" w:w="120"/>
-              <w:bottom w:type="dxa" w:w="60"/>
-              <w:right w:type="dxa" w:w="120"/>
-            </w:tcMar>
-            <w:vAlign w:val="top"/>
-          </w:tcPr>
-          <w:p>
-            <w:pPr>
-              <w:spacing w:after="40" w:before="0"/>
-              <w:jc w:val="left"/>
-            </w:pPr>
-            <w:r>
-              <w:rPr>
-                <w:rFonts w:ascii="Arial" w:cs="Arial" w:eastAsia="Arial" w:hAnsi="Arial"/>
-                <w:b/>
-                <w:bCs/>
-                <w:i w:val="false"/>
-                <w:iCs w:val="false"/>
-                <w:color w:val="000000"/>
-                <w:sz w:val="18"/>
-                <w:szCs w:val="18"/>
-              </w:rPr>
-              <w:t xml:space="preserve">Sub-Strand</w:t>
-            </w:r>
-          </w:p>
-        </w:tc>
-        <w:tc>
-          <w:tcPr>
-            <w:tcW w:type="dxa" w:w="10680"/>
-            <w:shd w:fill="FFFFFF" w:color="auto" w:val="clear"/>
-            <w:tcMar>
-              <w:top w:type="dxa" w:w="60"/>
-              <w:left w:type="dxa" w:w="120"/>
-              <w:bottom w:type="dxa" w:w="60"/>
-              <w:right w:type="dxa" w:w="120"/>
-            </w:tcMar>
-            <w:vAlign w:val="top"/>
-          </w:tcPr>
-          <w:p>
-            <w:pPr>
-              <w:spacing w:after="40" w:before="0"/>
-              <w:jc w:val="left"/>
-            </w:pPr>
-            <w:r>
-              <w:rPr>
-                <w:rFonts w:ascii="Arial" w:cs="Arial" w:eastAsia="Arial" w:hAnsi="Arial"/>
-                <w:b w:val="false"/>
-                <w:bCs w:val="false"/>
-                <w:i w:val="false"/>
-                <w:iCs w:val="false"/>
-                <w:color w:val="000000"/>
-                <w:sz w:val="18"/>
-                <w:szCs w:val="18"/>
-              </w:rPr>
-              <w:t xml:space="preserve">Sub-Strand 2.5: Area of Polygons</w:t>
-            </w:r>
-          </w:p>
-        </w:tc>
-      </w:tr>
-      <w:tr>
-        <w:tc>
-          <w:tcPr>
-            <w:tcW w:type="dxa" w:w="3000"/>
-            <w:shd w:fill="D5E8F0" w:color="auto" w:val="clear"/>
-            <w:tcMar>
-              <w:top w:type="dxa" w:w="60"/>
-              <w:left w:type="dxa" w:w="120"/>
-              <w:bottom w:type="dxa" w:w="60"/>
-              <w:right w:type="dxa" w:w="120"/>
-            </w:tcMar>
-            <w:vAlign w:val="top"/>
-          </w:tcPr>
-          <w:p>
-            <w:pPr>
-              <w:spacing w:after="40" w:before="0"/>
-              <w:jc w:val="left"/>
-            </w:pPr>
-            <w:r>
-              <w:rPr>
-                <w:rFonts w:ascii="Arial" w:cs="Arial" w:eastAsia="Arial" w:hAnsi="Arial"/>
-                <w:b/>
-                <w:bCs/>
-                <w:i w:val="false"/>
-                <w:iCs w:val="false"/>
-                <w:color w:val="000000"/>
-                <w:sz w:val="18"/>
-                <w:szCs w:val="18"/>
-              </w:rPr>
-              <w:t xml:space="preserve">Total Duration</w:t>
-            </w:r>
-          </w:p>
-        </w:tc>
-        <w:tc>
-          <w:tcPr>
-            <w:tcW w:type="dxa" w:w="10680"/>
-            <w:shd w:fill="FFFFFF" w:color="auto" w:val="clear"/>
-            <w:tcMar>
-              <w:top w:type="dxa" w:w="60"/>
-              <w:left w:type="dxa" w:w="120"/>
-              <w:bottom w:type="dxa" w:w="60"/>
-              <w:right w:type="dxa" w:w="120"/>
-            </w:tcMar>
-            <w:vAlign w:val="top"/>
-          </w:tcPr>
-          <w:p>
-            <w:pPr>
-              <w:spacing w:after="40" w:before="0"/>
-              <w:jc w:val="left"/>
-            </w:pPr>
-            <w:r>
-              <w:rPr>
-                <w:rFonts w:ascii="Arial" w:cs="Arial" w:eastAsia="Arial" w:hAnsi="Arial"/>
-                <w:b w:val="false"/>
-                <w:bCs w:val="false"/>
-                <w:i w:val="false"/>
-                <w:iCs w:val="false"/>
-                <w:color w:val="000000"/>
-                <w:sz w:val="18"/>
-                <w:szCs w:val="18"/>
-              </w:rPr>
-              <w:t xml:space="preserve">8 lessons (approximately 16 periods × 40 minutes = 640 minutes)</w:t>
-            </w:r>
-          </w:p>
-        </w:tc>
-      </w:tr>
-      <w:tr>
-        <w:tc>
-          <w:tcPr>
-            <w:tcW w:type="dxa" w:w="3000"/>
-            <w:shd w:fill="D5E8F0" w:color="auto" w:val="clear"/>
-            <w:tcMar>
-              <w:top w:type="dxa" w:w="60"/>
-              <w:left w:type="dxa" w:w="120"/>
-              <w:bottom w:type="dxa" w:w="60"/>
-              <w:right w:type="dxa" w:w="120"/>
-            </w:tcMar>
-            <w:vAlign w:val="top"/>
-          </w:tcPr>
-          <w:p>
-            <w:pPr>
-              <w:spacing w:after="40" w:before="0"/>
-              <w:jc w:val="left"/>
-            </w:pPr>
-            <w:r>
-              <w:rPr>
-                <w:rFonts w:ascii="Arial" w:cs="Arial" w:eastAsia="Arial" w:hAnsi="Arial"/>
-                <w:b/>
-                <w:bCs/>
-                <w:i w:val="false"/>
-                <w:iCs w:val="false"/>
-                <w:color w:val="000000"/>
-                <w:sz w:val="18"/>
-                <w:szCs w:val="18"/>
-              </w:rPr>
-              <w:t xml:space="preserve">Sub-Strand Content</w:t>
-            </w:r>
-          </w:p>
-        </w:tc>
-        <w:tc>
-          <w:tcPr>
-            <w:tcW w:type="dxa" w:w="10680"/>
-            <w:shd w:fill="FFFFFF" w:color="auto" w:val="clear"/>
-            <w:tcMar>
-              <w:top w:type="dxa" w:w="60"/>
-              <w:left w:type="dxa" w:w="120"/>
-              <w:bottom w:type="dxa" w:w="60"/>
-              <w:right w:type="dxa" w:w="120"/>
-            </w:tcMar>
-            <w:vAlign w:val="top"/>
-          </w:tcPr>
-          <w:p>
-            <w:pPr>
-              <w:spacing w:after="30" w:before="0"/>
-              <w:ind w:left="360" w:hanging="180"/>
-              <w:jc w:val="left"/>
-            </w:pPr>
-            <w:r>
-              <w:rPr>
-                <w:rFonts w:ascii="Arial" w:cs="Arial" w:eastAsia="Arial" w:hAnsi="Arial"/>
-                <w:b w:val="false"/>
-                <w:bCs w:val="false"/>
-                <w:i w:val="false"/>
-                <w:iCs w:val="false"/>
-                <w:color w:val="000000"/>
-                <w:sz w:val="18"/>
-                <w:szCs w:val="18"/>
-              </w:rPr>
-              <w:t xml:space="preserve">–  Area of a triangle using the formula ½ × base × height</w:t>
-            </w:r>
-          </w:p>
-          <w:p>
-            <w:pPr>
-              <w:spacing w:after="30" w:before="0"/>
-              <w:ind w:left="360" w:hanging="180"/>
-              <w:jc w:val="left"/>
-            </w:pPr>
-            <w:r>
-              <w:rPr>
-                <w:rFonts w:ascii="Arial" w:cs="Arial" w:eastAsia="Arial" w:hAnsi="Arial"/>
-                <w:b w:val="false"/>
-                <w:bCs w:val="false"/>
-                <w:i w:val="false"/>
-                <w:iCs w:val="false"/>
-                <w:color w:val="000000"/>
-                <w:sz w:val="18"/>
-                <w:szCs w:val="18"/>
-              </w:rPr>
-              <w:t xml:space="preserve">–  Area of a triangle using the sine formula: ½ab sin(θ)</w:t>
-            </w:r>
-          </w:p>
-          <w:p>
-            <w:pPr>
-              <w:spacing w:after="30" w:before="0"/>
-              <w:ind w:left="360" w:hanging="180"/>
-              <w:jc w:val="left"/>
-            </w:pPr>
-            <w:r>
-              <w:rPr>
-                <w:rFonts w:ascii="Arial" w:cs="Arial" w:eastAsia="Arial" w:hAnsi="Arial"/>
-                <w:b w:val="false"/>
-                <w:bCs w:val="false"/>
-                <w:i w:val="false"/>
-                <w:iCs w:val="false"/>
-                <w:color w:val="000000"/>
-                <w:sz w:val="18"/>
-                <w:szCs w:val="18"/>
-              </w:rPr>
-              <w:t xml:space="preserve">–  Area of a triangle using Heron's formula: A = √[s(s−a)(s−b)(s−c)]</w:t>
-            </w:r>
-          </w:p>
-          <w:p>
-            <w:pPr>
-              <w:spacing w:after="30" w:before="0"/>
-              <w:ind w:left="360" w:hanging="180"/>
-              <w:jc w:val="left"/>
-            </w:pPr>
-            <w:r>
-              <w:rPr>
-                <w:rFonts w:ascii="Arial" w:cs="Arial" w:eastAsia="Arial" w:hAnsi="Arial"/>
-                <w:b w:val="false"/>
-                <w:bCs w:val="false"/>
-                <w:i w:val="false"/>
-                <w:iCs w:val="false"/>
-                <w:color w:val="000000"/>
-                <w:sz w:val="18"/>
-                <w:szCs w:val="18"/>
-              </w:rPr>
-              <w:t xml:space="preserve">–  Properties and classification of polygons (regular and irregular)</w:t>
-            </w:r>
-          </w:p>
-          <w:p>
-            <w:pPr>
-              <w:spacing w:after="30" w:before="0"/>
-              <w:ind w:left="360" w:hanging="180"/>
-              <w:jc w:val="left"/>
-            </w:pPr>
-            <w:r>
-              <w:rPr>
-                <w:rFonts w:ascii="Arial" w:cs="Arial" w:eastAsia="Arial" w:hAnsi="Arial"/>
-                <w:b w:val="false"/>
-                <w:bCs w:val="false"/>
-                <w:i w:val="false"/>
-                <w:iCs w:val="false"/>
-                <w:color w:val="000000"/>
-                <w:sz w:val="18"/>
-                <w:szCs w:val="18"/>
-              </w:rPr>
-              <w:t xml:space="preserve">–  Area of regular polygons (equilateral triangle, square, pentagon, hexagon, octagon)</w:t>
-            </w:r>
-          </w:p>
-          <w:p>
-            <w:pPr>
-              <w:spacing w:after="30" w:before="0"/>
-              <w:ind w:left="360" w:hanging="180"/>
-              <w:jc w:val="left"/>
-            </w:pPr>
-            <w:r>
-              <w:rPr>
-                <w:rFonts w:ascii="Arial" w:cs="Arial" w:eastAsia="Arial" w:hAnsi="Arial"/>
-                <w:b w:val="false"/>
-                <w:bCs w:val="false"/>
-                <w:i w:val="false"/>
-                <w:iCs w:val="false"/>
-                <w:color w:val="000000"/>
-                <w:sz w:val="18"/>
-                <w:szCs w:val="18"/>
-              </w:rPr>
-              <w:t xml:space="preserve">–  Area of irregular polygons (decomposition method)</w:t>
-            </w:r>
-          </w:p>
-          <w:p>
-            <w:pPr>
-              <w:spacing w:after="30" w:before="0"/>
-              <w:ind w:left="360" w:hanging="180"/>
-              <w:jc w:val="left"/>
-            </w:pPr>
-            <w:r>
-              <w:rPr>
-                <w:rFonts w:ascii="Arial" w:cs="Arial" w:eastAsia="Arial" w:hAnsi="Arial"/>
-                <w:b w:val="false"/>
-                <w:bCs w:val="false"/>
-                <w:i w:val="false"/>
-                <w:iCs w:val="false"/>
-                <w:color w:val="000000"/>
-                <w:sz w:val="18"/>
-                <w:szCs w:val="18"/>
-              </w:rPr>
-              <w:t xml:space="preserve">–  Application of polygon area formulae in real-world contexts</w:t>
-            </w:r>
-          </w:p>
-          <w:p>
-            <w:pPr>
-              <w:spacing w:after="30" w:before="0"/>
-              <w:ind w:left="360" w:hanging="180"/>
-              <w:jc w:val="left"/>
-            </w:pPr>
-            <w:r>
-              <w:rPr>
-                <w:rFonts w:ascii="Arial" w:cs="Arial" w:eastAsia="Arial" w:hAnsi="Arial"/>
-                <w:b w:val="false"/>
-                <w:bCs w:val="false"/>
-                <w:i w:val="false"/>
-                <w:iCs w:val="false"/>
-                <w:color w:val="000000"/>
-                <w:sz w:val="18"/>
-                <w:szCs w:val="18"/>
-              </w:rPr>
-              <w:t xml:space="preserve">–  Problem solving involving combined and composite polygon shapes</w:t>
-            </w:r>
-          </w:p>
-        </w:tc>
-      </w:tr>
-      <w:tr>
-        <w:tc>
-          <w:tcPr>
-            <w:tcW w:type="dxa" w:w="3000"/>
-            <w:shd w:fill="D5E8F0" w:color="auto" w:val="clear"/>
-            <w:tcMar>
-              <w:top w:type="dxa" w:w="60"/>
-              <w:left w:type="dxa" w:w="120"/>
-              <w:bottom w:type="dxa" w:w="60"/>
-              <w:right w:type="dxa" w:w="120"/>
-            </w:tcMar>
-            <w:vAlign w:val="top"/>
-          </w:tcPr>
-          <w:p>
-            <w:pPr>
-              <w:spacing w:after="40" w:before="0"/>
-              <w:jc w:val="left"/>
-            </w:pPr>
-            <w:r>
-              <w:rPr>
-                <w:rFonts w:ascii="Arial" w:cs="Arial" w:eastAsia="Arial" w:hAnsi="Arial"/>
-                <w:b/>
-                <w:bCs/>
-                <w:i w:val="false"/>
-                <w:iCs w:val="false"/>
-                <w:color w:val="000000"/>
-                <w:sz w:val="18"/>
-                <w:szCs w:val="18"/>
-              </w:rPr>
-              <w:t xml:space="preserve">Learning Outcomes</w:t>
-            </w:r>
-          </w:p>
-        </w:tc>
-        <w:tc>
-          <w:tcPr>
-            <w:tcW w:type="dxa" w:w="10680"/>
-            <w:shd w:fill="FFFFFF" w:color="auto" w:val="clear"/>
-            <w:tcMar>
-              <w:top w:type="dxa" w:w="60"/>
-              <w:left w:type="dxa" w:w="120"/>
-              <w:bottom w:type="dxa" w:w="60"/>
-              <w:right w:type="dxa" w:w="120"/>
-            </w:tcMar>
-            <w:vAlign w:val="top"/>
-          </w:tcPr>
-          <w:p>
-            <w:pPr>
-              <w:spacing w:after="40" w:before="0"/>
-              <w:jc w:val="left"/>
-            </w:pPr>
-            <w:r>
-              <w:rPr>
-                <w:rFonts w:ascii="Arial" w:cs="Arial" w:eastAsia="Arial" w:hAnsi="Arial"/>
-                <w:b w:val="false"/>
-                <w:bCs w:val="false"/>
-                <w:i w:val="false"/>
-                <w:iCs w:val="false"/>
-                <w:color w:val="000000"/>
-                <w:sz w:val="18"/>
-                <w:szCs w:val="18"/>
-              </w:rPr>
-              <w:t xml:space="preserve">By the end of the sub-strand, the learner should be able to:</w:t>
-            </w:r>
-          </w:p>
-          <w:p>
-            <w:pPr>
-              <w:spacing w:after="40" w:before="0"/>
-              <w:jc w:val="left"/>
-            </w:pPr>
-            <w:r>
-              <w:rPr>
-                <w:rFonts w:ascii="Arial" w:cs="Arial" w:eastAsia="Arial" w:hAnsi="Arial"/>
-                <w:b w:val="false"/>
-                <w:bCs w:val="false"/>
-                <w:i w:val="false"/>
-                <w:iCs w:val="false"/>
-                <w:color w:val="000000"/>
-                <w:sz w:val="18"/>
-                <w:szCs w:val="18"/>
-              </w:rPr>
-              <w:t xml:space="preserve">a) calculate the area of a triangle using the formula ½ × base × height in different situations,</w:t>
-            </w:r>
-          </w:p>
-          <w:p>
-            <w:pPr>
-              <w:spacing w:after="40" w:before="0"/>
-              <w:jc w:val="left"/>
-            </w:pPr>
-            <w:r>
-              <w:rPr>
-                <w:rFonts w:ascii="Arial" w:cs="Arial" w:eastAsia="Arial" w:hAnsi="Arial"/>
-                <w:b w:val="false"/>
-                <w:bCs w:val="false"/>
-                <w:i w:val="false"/>
-                <w:iCs w:val="false"/>
-                <w:color w:val="000000"/>
-                <w:sz w:val="18"/>
-                <w:szCs w:val="18"/>
-              </w:rPr>
-              <w:t xml:space="preserve">b) derive and apply the sine formula ½ab sin(θ) to calculate the area of a triangle given two sides and an included angle,</w:t>
-            </w:r>
-          </w:p>
-          <w:p>
-            <w:pPr>
-              <w:spacing w:after="40" w:before="0"/>
-              <w:jc w:val="left"/>
-            </w:pPr>
-            <w:r>
-              <w:rPr>
-                <w:rFonts w:ascii="Arial" w:cs="Arial" w:eastAsia="Arial" w:hAnsi="Arial"/>
-                <w:b w:val="false"/>
-                <w:bCs w:val="false"/>
-                <w:i w:val="false"/>
-                <w:iCs w:val="false"/>
-                <w:color w:val="000000"/>
-                <w:sz w:val="18"/>
-                <w:szCs w:val="18"/>
-              </w:rPr>
-              <w:t xml:space="preserve">c) apply Heron's formula to calculate the area of a triangle given all three sides,</w:t>
-            </w:r>
-          </w:p>
-          <w:p>
-            <w:pPr>
-              <w:spacing w:after="40" w:before="0"/>
-              <w:jc w:val="left"/>
-            </w:pPr>
-            <w:r>
-              <w:rPr>
-                <w:rFonts w:ascii="Arial" w:cs="Arial" w:eastAsia="Arial" w:hAnsi="Arial"/>
-                <w:b w:val="false"/>
-                <w:bCs w:val="false"/>
-                <w:i w:val="false"/>
-                <w:iCs w:val="false"/>
-                <w:color w:val="000000"/>
-                <w:sz w:val="18"/>
-                <w:szCs w:val="18"/>
-              </w:rPr>
-              <w:t xml:space="preserve">d) identify and classify polygons as regular or irregular based on their properties,</w:t>
-            </w:r>
-          </w:p>
-          <w:p>
-            <w:pPr>
-              <w:spacing w:after="40" w:before="0"/>
-              <w:jc w:val="left"/>
-            </w:pPr>
-            <w:r>
-              <w:rPr>
-                <w:rFonts w:ascii="Arial" w:cs="Arial" w:eastAsia="Arial" w:hAnsi="Arial"/>
-                <w:b w:val="false"/>
-                <w:bCs w:val="false"/>
-                <w:i w:val="false"/>
-                <w:iCs w:val="false"/>
-                <w:color w:val="000000"/>
-                <w:sz w:val="18"/>
-                <w:szCs w:val="18"/>
-              </w:rPr>
-              <w:t xml:space="preserve">e) calculate the area of regular polygons using appropriate formulae,</w:t>
-            </w:r>
-          </w:p>
-          <w:p>
-            <w:pPr>
-              <w:spacing w:after="40" w:before="0"/>
-              <w:jc w:val="left"/>
-            </w:pPr>
-            <w:r>
-              <w:rPr>
-                <w:rFonts w:ascii="Arial" w:cs="Arial" w:eastAsia="Arial" w:hAnsi="Arial"/>
-                <w:b w:val="false"/>
-                <w:bCs w:val="false"/>
-                <w:i w:val="false"/>
-                <w:iCs w:val="false"/>
-                <w:color w:val="000000"/>
-                <w:sz w:val="18"/>
-                <w:szCs w:val="18"/>
-              </w:rPr>
-              <w:t xml:space="preserve">f) calculate the area of irregular polygons by decomposing them into triangles and other known shapes,</w:t>
-            </w:r>
-          </w:p>
-          <w:p>
-            <w:pPr>
-              <w:spacing w:after="40" w:before="0"/>
-              <w:jc w:val="left"/>
-            </w:pPr>
-            <w:r>
-              <w:rPr>
-                <w:rFonts w:ascii="Arial" w:cs="Arial" w:eastAsia="Arial" w:hAnsi="Arial"/>
-                <w:b w:val="false"/>
-                <w:bCs w:val="false"/>
-                <w:i w:val="false"/>
-                <w:iCs w:val="false"/>
-                <w:color w:val="000000"/>
-                <w:sz w:val="18"/>
-                <w:szCs w:val="18"/>
-              </w:rPr>
-              <w:t xml:space="preserve">g) solve real-life problems involving areas of polygons in different contexts,</w:t>
-            </w:r>
-          </w:p>
-          <w:p>
-            <w:pPr>
-              <w:spacing w:after="40" w:before="0"/>
-              <w:jc w:val="left"/>
-            </w:pPr>
-            <w:r>
-              <w:rPr>
-                <w:rFonts w:ascii="Arial" w:cs="Arial" w:eastAsia="Arial" w:hAnsi="Arial"/>
-                <w:b w:val="false"/>
-                <w:bCs w:val="false"/>
-                <w:i w:val="false"/>
-                <w:iCs w:val="false"/>
-                <w:color w:val="000000"/>
-                <w:sz w:val="18"/>
-                <w:szCs w:val="18"/>
-              </w:rPr>
-              <w:t xml:space="preserve">h) appreciate the application of area of polygons in day-to-day activities such as land surveying, architecture, and design.</w:t>
-            </w:r>
-          </w:p>
-        </w:tc>
-      </w:tr>
-      <w:tr>
-        <w:tc>
-          <w:tcPr>
-            <w:tcW w:type="dxa" w:w="3000"/>
-            <w:shd w:fill="D5E8F0" w:color="auto" w:val="clear"/>
-            <w:tcMar>
-              <w:top w:type="dxa" w:w="60"/>
-              <w:left w:type="dxa" w:w="120"/>
-              <w:bottom w:type="dxa" w:w="60"/>
-              <w:right w:type="dxa" w:w="120"/>
-            </w:tcMar>
-            <w:vAlign w:val="top"/>
-          </w:tcPr>
-          <w:p>
-            <w:pPr>
-              <w:spacing w:after="40" w:before="0"/>
-              <w:jc w:val="left"/>
-            </w:pPr>
-            <w:r>
-              <w:rPr>
-                <w:rFonts w:ascii="Arial" w:cs="Arial" w:eastAsia="Arial" w:hAnsi="Arial"/>
-                <w:b/>
-                <w:bCs/>
-                <w:i w:val="false"/>
-                <w:iCs w:val="false"/>
-                <w:color w:val="000000"/>
-                <w:sz w:val="18"/>
-                <w:szCs w:val="18"/>
-              </w:rPr>
-              <w:t xml:space="preserve">Core Competencies</w:t>
-            </w:r>
-          </w:p>
-        </w:tc>
-        <w:tc>
-          <w:tcPr>
-            <w:tcW w:type="dxa" w:w="10680"/>
-            <w:shd w:fill="FFFFFF" w:color="auto" w:val="clear"/>
-            <w:tcMar>
-              <w:top w:type="dxa" w:w="60"/>
-              <w:left w:type="dxa" w:w="120"/>
-              <w:bottom w:type="dxa" w:w="60"/>
-              <w:right w:type="dxa" w:w="120"/>
-            </w:tcMar>
-            <w:vAlign w:val="top"/>
-          </w:tcPr>
-          <w:p>
-            <w:pPr>
-              <w:spacing w:after="30" w:before="0"/>
-              <w:ind w:left="360" w:hanging="180"/>
-              <w:jc w:val="left"/>
-            </w:pPr>
-            <w:r>
-              <w:rPr>
-                <w:rFonts w:ascii="Arial" w:cs="Arial" w:eastAsia="Arial" w:hAnsi="Arial"/>
-                <w:b w:val="false"/>
-                <w:bCs w:val="false"/>
-                <w:i w:val="false"/>
-                <w:iCs w:val="false"/>
-                <w:color w:val="000000"/>
-                <w:sz w:val="18"/>
-                <w:szCs w:val="18"/>
-              </w:rPr>
-              <w:t xml:space="preserve">–  Communication and Collaboration: The learner discusses with peers to derive and verify area formulae for triangles and polygons, sharing strategies for decomposing irregular shapes into manageable parts.</w:t>
-            </w:r>
-          </w:p>
-          <w:p>
-            <w:pPr>
-              <w:spacing w:after="30" w:before="0"/>
-              <w:ind w:left="360" w:hanging="180"/>
-              <w:jc w:val="left"/>
-            </w:pPr>
-            <w:r>
-              <w:rPr>
-                <w:rFonts w:ascii="Arial" w:cs="Arial" w:eastAsia="Arial" w:hAnsi="Arial"/>
-                <w:b w:val="false"/>
-                <w:bCs w:val="false"/>
-                <w:i w:val="false"/>
-                <w:iCs w:val="false"/>
-                <w:color w:val="000000"/>
-                <w:sz w:val="18"/>
-                <w:szCs w:val="18"/>
-              </w:rPr>
-              <w:t xml:space="preserve">–  Critical Thinking and Problem Solving: The learner selects the most appropriate area formula (½bh, sine rule, or Heron's) depending on the given information, and applies decomposition strategies to irregular polygons.</w:t>
-            </w:r>
-          </w:p>
-          <w:p>
-            <w:pPr>
-              <w:spacing w:after="30" w:before="0"/>
-              <w:ind w:left="360" w:hanging="180"/>
-              <w:jc w:val="left"/>
-            </w:pPr>
-            <w:r>
-              <w:rPr>
-                <w:rFonts w:ascii="Arial" w:cs="Arial" w:eastAsia="Arial" w:hAnsi="Arial"/>
-                <w:b w:val="false"/>
-                <w:bCs w:val="false"/>
-                <w:i w:val="false"/>
-                <w:iCs w:val="false"/>
-                <w:color w:val="000000"/>
-                <w:sz w:val="18"/>
-                <w:szCs w:val="18"/>
-              </w:rPr>
-              <w:t xml:space="preserve">–  Digital Literacy: The learner uses digital devices and video resources to explore and verify area calculations for triangles and regular polygons, including interactive simulations.</w:t>
-            </w:r>
-          </w:p>
-          <w:p>
-            <w:pPr>
-              <w:spacing w:after="30" w:before="0"/>
-              <w:ind w:left="360" w:hanging="180"/>
-              <w:jc w:val="left"/>
-            </w:pPr>
-            <w:r>
-              <w:rPr>
-                <w:rFonts w:ascii="Arial" w:cs="Arial" w:eastAsia="Arial" w:hAnsi="Arial"/>
-                <w:b w:val="false"/>
-                <w:bCs w:val="false"/>
-                <w:i w:val="false"/>
-                <w:iCs w:val="false"/>
-                <w:color w:val="000000"/>
-                <w:sz w:val="18"/>
-                <w:szCs w:val="18"/>
-              </w:rPr>
-              <w:t xml:space="preserve">–  Creativity and Imagination: The learner designs composite polygon shapes and calculates their areas, connecting mathematical concepts to real-world design and construction contexts in Kenya.</w:t>
-            </w:r>
-          </w:p>
-          <w:p>
-            <w:pPr>
-              <w:spacing w:after="30" w:before="0"/>
-              <w:ind w:left="360" w:hanging="180"/>
-              <w:jc w:val="left"/>
-            </w:pPr>
-            <w:r>
-              <w:rPr>
-                <w:rFonts w:ascii="Arial" w:cs="Arial" w:eastAsia="Arial" w:hAnsi="Arial"/>
-                <w:b w:val="false"/>
-                <w:bCs w:val="false"/>
-                <w:i w:val="false"/>
-                <w:iCs w:val="false"/>
-                <w:color w:val="000000"/>
-                <w:sz w:val="18"/>
-                <w:szCs w:val="18"/>
-              </w:rPr>
-              <w:t xml:space="preserve">–  Learning to Learn: The learner reflects on which formula is most efficient for a given triangle scenario, building metacognitive awareness of mathematical tool selection.</w:t>
-            </w:r>
-          </w:p>
-        </w:tc>
-      </w:tr>
-      <w:tr>
-        <w:tc>
-          <w:tcPr>
-            <w:tcW w:type="dxa" w:w="3000"/>
-            <w:shd w:fill="E2EFDA" w:color="auto" w:val="clear"/>
-            <w:tcMar>
-              <w:top w:type="dxa" w:w="60"/>
-              <w:left w:type="dxa" w:w="120"/>
-              <w:bottom w:type="dxa" w:w="60"/>
-              <w:right w:type="dxa" w:w="120"/>
-            </w:tcMar>
-            <w:vAlign w:val="top"/>
-          </w:tcPr>
-          <w:p>
-            <w:pPr>
-              <w:spacing w:after="40" w:before="0"/>
-              <w:jc w:val="left"/>
-            </w:pPr>
-            <w:r>
-              <w:rPr>
-                <w:rFonts w:ascii="Arial" w:cs="Arial" w:eastAsia="Arial" w:hAnsi="Arial"/>
-                <w:b/>
-                <w:bCs/>
-                <w:i w:val="false"/>
-                <w:iCs w:val="false"/>
-                <w:color w:val="000000"/>
-                <w:sz w:val="18"/>
-                <w:szCs w:val="18"/>
-              </w:rPr>
-              <w:t xml:space="preserve">Core Values</w:t>
-            </w:r>
-          </w:p>
-        </w:tc>
-        <w:tc>
-          <w:tcPr>
-            <w:tcW w:type="dxa" w:w="10680"/>
-            <w:shd w:fill="FFFFFF" w:color="auto" w:val="clear"/>
-            <w:tcMar>
-              <w:top w:type="dxa" w:w="60"/>
-              <w:left w:type="dxa" w:w="120"/>
-              <w:bottom w:type="dxa" w:w="60"/>
-              <w:right w:type="dxa" w:w="120"/>
-            </w:tcMar>
-            <w:vAlign w:val="top"/>
-          </w:tcPr>
-          <w:p>
-            <w:pPr>
-              <w:spacing w:after="30" w:before="0"/>
-              <w:ind w:left="360" w:hanging="180"/>
-              <w:jc w:val="left"/>
-            </w:pPr>
-            <w:r>
-              <w:rPr>
-                <w:rFonts w:ascii="Arial" w:cs="Arial" w:eastAsia="Arial" w:hAnsi="Arial"/>
-                <w:b w:val="false"/>
-                <w:bCs w:val="false"/>
-                <w:i w:val="false"/>
-                <w:iCs w:val="false"/>
-                <w:color w:val="000000"/>
-                <w:sz w:val="18"/>
-                <w:szCs w:val="18"/>
-              </w:rPr>
-              <w:t xml:space="preserve">–  Responsibility: The learner takes care of mathematical tools (rulers, protractors, calculators) used during area investigations and polygon constructions.</w:t>
-            </w:r>
-          </w:p>
-          <w:p>
-            <w:pPr>
-              <w:spacing w:after="30" w:before="0"/>
-              <w:ind w:left="360" w:hanging="180"/>
-              <w:jc w:val="left"/>
-            </w:pPr>
-            <w:r>
-              <w:rPr>
-                <w:rFonts w:ascii="Arial" w:cs="Arial" w:eastAsia="Arial" w:hAnsi="Arial"/>
-                <w:b w:val="false"/>
-                <w:bCs w:val="false"/>
-                <w:i w:val="false"/>
-                <w:iCs w:val="false"/>
-                <w:color w:val="000000"/>
-                <w:sz w:val="18"/>
-                <w:szCs w:val="18"/>
-              </w:rPr>
-              <w:t xml:space="preserve">–  Unity: The learner works collaboratively in groups to decompose irregular polygons and verify area calculations, valuing each member's contribution.</w:t>
-            </w:r>
-          </w:p>
-          <w:p>
-            <w:pPr>
-              <w:spacing w:after="30" w:before="0"/>
-              <w:ind w:left="360" w:hanging="180"/>
-              <w:jc w:val="left"/>
-            </w:pPr>
-            <w:r>
-              <w:rPr>
-                <w:rFonts w:ascii="Arial" w:cs="Arial" w:eastAsia="Arial" w:hAnsi="Arial"/>
-                <w:b w:val="false"/>
-                <w:bCs w:val="false"/>
-                <w:i w:val="false"/>
-                <w:iCs w:val="false"/>
-                <w:color w:val="000000"/>
-                <w:sz w:val="18"/>
-                <w:szCs w:val="18"/>
-              </w:rPr>
-              <w:t xml:space="preserve">–  Respect: The learner listens to and respects peers' alternative methods for calculating areas, recognising that multiple valid approaches exist.</w:t>
-            </w:r>
-          </w:p>
-          <w:p>
-            <w:pPr>
-              <w:spacing w:after="30" w:before="0"/>
-              <w:ind w:left="360" w:hanging="180"/>
-              <w:jc w:val="left"/>
-            </w:pPr>
-            <w:r>
-              <w:rPr>
-                <w:rFonts w:ascii="Arial" w:cs="Arial" w:eastAsia="Arial" w:hAnsi="Arial"/>
-                <w:b w:val="false"/>
-                <w:bCs w:val="false"/>
-                <w:i w:val="false"/>
-                <w:iCs w:val="false"/>
-                <w:color w:val="000000"/>
-                <w:sz w:val="18"/>
-                <w:szCs w:val="18"/>
-              </w:rPr>
-              <w:t xml:space="preserve">–  Social Justice: The learner appreciates how accurate land area measurement is critical for fair land distribution and ownership in Kenyan communities, particularly in rural and peri-urban areas.</w:t>
-            </w:r>
-          </w:p>
-        </w:tc>
-      </w:tr>
-      <w:tr>
-        <w:tc>
-          <w:tcPr>
-            <w:tcW w:type="dxa" w:w="3000"/>
-            <w:shd w:fill="D5E8F0" w:color="auto" w:val="clear"/>
-            <w:tcMar>
-              <w:top w:type="dxa" w:w="60"/>
-              <w:left w:type="dxa" w:w="120"/>
-              <w:bottom w:type="dxa" w:w="60"/>
-              <w:right w:type="dxa" w:w="120"/>
-            </w:tcMar>
-            <w:vAlign w:val="top"/>
-          </w:tcPr>
-          <w:p>
-            <w:pPr>
-              <w:spacing w:after="40" w:before="0"/>
-              <w:jc w:val="left"/>
-            </w:pPr>
-            <w:r>
-              <w:rPr>
-                <w:rFonts w:ascii="Arial" w:cs="Arial" w:eastAsia="Arial" w:hAnsi="Arial"/>
-                <w:b/>
-                <w:bCs/>
-                <w:i w:val="false"/>
-                <w:iCs w:val="false"/>
-                <w:color w:val="000000"/>
-                <w:sz w:val="18"/>
-                <w:szCs w:val="18"/>
-              </w:rPr>
-              <w:t xml:space="preserve">Science &amp; Engineering Practices</w:t>
-            </w:r>
-          </w:p>
-        </w:tc>
-        <w:tc>
-          <w:tcPr>
-            <w:tcW w:type="dxa" w:w="10680"/>
-            <w:shd w:fill="FFFFFF" w:color="auto" w:val="clear"/>
-            <w:tcMar>
-              <w:top w:type="dxa" w:w="60"/>
-              <w:left w:type="dxa" w:w="120"/>
-              <w:bottom w:type="dxa" w:w="60"/>
-              <w:right w:type="dxa" w:w="120"/>
-            </w:tcMar>
-            <w:vAlign w:val="top"/>
-          </w:tcPr>
-          <w:p>
-            <w:pPr>
-              <w:spacing w:after="30" w:before="0"/>
-              <w:ind w:left="360" w:hanging="180"/>
-              <w:jc w:val="left"/>
-            </w:pPr>
-            <w:r>
-              <w:rPr>
-                <w:rFonts w:ascii="Arial" w:cs="Arial" w:eastAsia="Arial" w:hAnsi="Arial"/>
-                <w:b w:val="false"/>
-                <w:bCs w:val="false"/>
-                <w:i w:val="false"/>
-                <w:iCs w:val="false"/>
-                <w:color w:val="000000"/>
-                <w:sz w:val="18"/>
-                <w:szCs w:val="18"/>
-              </w:rPr>
-              <w:t xml:space="preserve">–  Developing and Using Models: The learner constructs visual and algebraic models of triangles and polygons to represent and calculate area, revising models as new formulae are introduced.</w:t>
-            </w:r>
-          </w:p>
-          <w:p>
-            <w:pPr>
-              <w:spacing w:after="30" w:before="0"/>
-              <w:ind w:left="360" w:hanging="180"/>
-              <w:jc w:val="left"/>
-            </w:pPr>
-            <w:r>
-              <w:rPr>
-                <w:rFonts w:ascii="Arial" w:cs="Arial" w:eastAsia="Arial" w:hAnsi="Arial"/>
-                <w:b w:val="false"/>
-                <w:bCs w:val="false"/>
-                <w:i w:val="false"/>
-                <w:iCs w:val="false"/>
-                <w:color w:val="000000"/>
-                <w:sz w:val="18"/>
-                <w:szCs w:val="18"/>
-              </w:rPr>
-              <w:t xml:space="preserve">–  Using Mathematics and Computational Thinking: The learner applies and compares three distinct area formulae for triangles and extends computational strategies to regular and irregular polygons.</w:t>
-            </w:r>
-          </w:p>
-          <w:p>
-            <w:pPr>
-              <w:spacing w:after="30" w:before="0"/>
-              <w:ind w:left="360" w:hanging="180"/>
-              <w:jc w:val="left"/>
-            </w:pPr>
-            <w:r>
-              <w:rPr>
-                <w:rFonts w:ascii="Arial" w:cs="Arial" w:eastAsia="Arial" w:hAnsi="Arial"/>
-                <w:b w:val="false"/>
-                <w:bCs w:val="false"/>
-                <w:i w:val="false"/>
-                <w:iCs w:val="false"/>
-                <w:color w:val="000000"/>
-                <w:sz w:val="18"/>
-                <w:szCs w:val="18"/>
-              </w:rPr>
-              <w:t xml:space="preserve">–  Analysing and Interpreting Data: The learner measures dimensions of physical polygon shapes, records data, calculates areas, and evaluates the accuracy of different methods.</w:t>
-            </w:r>
-          </w:p>
-          <w:p>
-            <w:pPr>
-              <w:spacing w:after="30" w:before="0"/>
-              <w:ind w:left="360" w:hanging="180"/>
-              <w:jc w:val="left"/>
-            </w:pPr>
-            <w:r>
-              <w:rPr>
-                <w:rFonts w:ascii="Arial" w:cs="Arial" w:eastAsia="Arial" w:hAnsi="Arial"/>
-                <w:b w:val="false"/>
-                <w:bCs w:val="false"/>
-                <w:i w:val="false"/>
-                <w:iCs w:val="false"/>
-                <w:color w:val="000000"/>
-                <w:sz w:val="18"/>
-                <w:szCs w:val="18"/>
-              </w:rPr>
-              <w:t xml:space="preserve">–  Constructing Explanations: The learner explains why different formulae are needed depending on the information available (height, angles, or all three sides), constructing reasoned justifications.</w:t>
-            </w:r>
-          </w:p>
-          <w:p>
-            <w:pPr>
-              <w:spacing w:after="30" w:before="0"/>
-              <w:ind w:left="360" w:hanging="180"/>
-              <w:jc w:val="left"/>
-            </w:pPr>
-            <w:r>
-              <w:rPr>
-                <w:rFonts w:ascii="Arial" w:cs="Arial" w:eastAsia="Arial" w:hAnsi="Arial"/>
-                <w:b w:val="false"/>
-                <w:bCs w:val="false"/>
-                <w:i w:val="false"/>
-                <w:iCs w:val="false"/>
-                <w:color w:val="000000"/>
-                <w:sz w:val="18"/>
-                <w:szCs w:val="18"/>
-              </w:rPr>
-              <w:t xml:space="preserve">–  Obtaining, Evaluating, and Communicating Information: The learner watches instructional videos, reads worked examples, and communicates findings on polygon areas to peers through presentations and model displays.</w:t>
-            </w:r>
-          </w:p>
-        </w:tc>
-      </w:tr>
-      <w:tr>
-        <w:tc>
-          <w:tcPr>
-            <w:tcW w:type="dxa" w:w="3000"/>
-            <w:shd w:fill="FCE4D6" w:color="auto" w:val="clear"/>
-            <w:tcMar>
-              <w:top w:type="dxa" w:w="60"/>
-              <w:left w:type="dxa" w:w="120"/>
-              <w:bottom w:type="dxa" w:w="60"/>
-              <w:right w:type="dxa" w:w="120"/>
-            </w:tcMar>
-            <w:vAlign w:val="top"/>
-          </w:tcPr>
-          <w:p>
-            <w:pPr>
-              <w:spacing w:after="40" w:before="0"/>
-              <w:jc w:val="left"/>
-            </w:pPr>
-            <w:r>
-              <w:rPr>
-                <w:rFonts w:ascii="Arial" w:cs="Arial" w:eastAsia="Arial" w:hAnsi="Arial"/>
-                <w:b/>
-                <w:bCs/>
-                <w:i w:val="false"/>
-                <w:iCs w:val="false"/>
-                <w:color w:val="000000"/>
-                <w:sz w:val="18"/>
-                <w:szCs w:val="18"/>
-              </w:rPr>
-              <w:t xml:space="preserve">Pertinent &amp; Contemporary Issues (PCIs)</w:t>
-            </w:r>
-          </w:p>
-        </w:tc>
-        <w:tc>
-          <w:tcPr>
-            <w:tcW w:type="dxa" w:w="10680"/>
-            <w:shd w:fill="FFFFFF" w:color="auto" w:val="clear"/>
-            <w:tcMar>
-              <w:top w:type="dxa" w:w="60"/>
-              <w:left w:type="dxa" w:w="120"/>
-              <w:bottom w:type="dxa" w:w="60"/>
-              <w:right w:type="dxa" w:w="120"/>
-            </w:tcMar>
-            <w:vAlign w:val="top"/>
-          </w:tcPr>
-          <w:p>
-            <w:pPr>
-              <w:spacing w:after="30" w:before="0"/>
-              <w:ind w:left="360" w:hanging="180"/>
-              <w:jc w:val="left"/>
-            </w:pPr>
-            <w:r>
-              <w:rPr>
-                <w:rFonts w:ascii="Arial" w:cs="Arial" w:eastAsia="Arial" w:hAnsi="Arial"/>
-                <w:b w:val="false"/>
-                <w:bCs w:val="false"/>
-                <w:i w:val="false"/>
-                <w:iCs w:val="false"/>
-                <w:color w:val="000000"/>
-                <w:sz w:val="18"/>
-                <w:szCs w:val="18"/>
-              </w:rPr>
-              <w:t xml:space="preserve">–  Life Skills (Critical Thinking): The learner evaluates which area formula is most efficient given specific triangle conditions, developing decision-making and analytical life skills.</w:t>
-            </w:r>
-          </w:p>
-          <w:p>
-            <w:pPr>
-              <w:spacing w:after="30" w:before="0"/>
-              <w:ind w:left="360" w:hanging="180"/>
-              <w:jc w:val="left"/>
-            </w:pPr>
-            <w:r>
-              <w:rPr>
-                <w:rFonts w:ascii="Arial" w:cs="Arial" w:eastAsia="Arial" w:hAnsi="Arial"/>
-                <w:b w:val="false"/>
-                <w:bCs w:val="false"/>
-                <w:i w:val="false"/>
-                <w:iCs w:val="false"/>
-                <w:color w:val="000000"/>
-                <w:sz w:val="18"/>
-                <w:szCs w:val="18"/>
-              </w:rPr>
-              <w:t xml:space="preserve">–  Life Skills (Problem Solving): The learner applies area of polygons to solve practical problems such as estimating the area of a shamba (farm plot), a roof section, or a tiled floor pattern in a Kenyan household.</w:t>
-            </w:r>
-          </w:p>
-          <w:p>
-            <w:pPr>
-              <w:spacing w:after="30" w:before="0"/>
-              <w:ind w:left="360" w:hanging="180"/>
-              <w:jc w:val="left"/>
-            </w:pPr>
-            <w:r>
-              <w:rPr>
-                <w:rFonts w:ascii="Arial" w:cs="Arial" w:eastAsia="Arial" w:hAnsi="Arial"/>
-                <w:b w:val="false"/>
-                <w:bCs w:val="false"/>
-                <w:i w:val="false"/>
-                <w:iCs w:val="false"/>
-                <w:color w:val="000000"/>
-                <w:sz w:val="18"/>
-                <w:szCs w:val="18"/>
-              </w:rPr>
-              <w:t xml:space="preserve">–  Citizenship: The learner connects polygon area calculations to land surveying and title deed demarcation in Kenya, understanding the civic importance of accurate measurement.</w:t>
-            </w:r>
-          </w:p>
-          <w:p>
-            <w:pPr>
-              <w:spacing w:after="30" w:before="0"/>
-              <w:ind w:left="360" w:hanging="180"/>
-              <w:jc w:val="left"/>
-            </w:pPr>
-            <w:r>
-              <w:rPr>
-                <w:rFonts w:ascii="Arial" w:cs="Arial" w:eastAsia="Arial" w:hAnsi="Arial"/>
-                <w:b w:val="false"/>
-                <w:bCs w:val="false"/>
-                <w:i w:val="false"/>
-                <w:iCs w:val="false"/>
-                <w:color w:val="000000"/>
-                <w:sz w:val="18"/>
-                <w:szCs w:val="18"/>
-              </w:rPr>
-              <w:t xml:space="preserve">–  Environmental Education: The learner explores how area calculations are used in conservation planning, such as estimating the size of forest reserves or wildlife corridors in Kenya's national parks.</w:t>
-            </w:r>
-          </w:p>
-        </w:tc>
-      </w:tr>
-      <w:tr>
-        <w:tc>
-          <w:tcPr>
-            <w:tcW w:type="dxa" w:w="3000"/>
-            <w:shd w:fill="D9EEF1" w:color="auto" w:val="clear"/>
-            <w:tcMar>
-              <w:top w:type="dxa" w:w="60"/>
-              <w:left w:type="dxa" w:w="120"/>
-              <w:bottom w:type="dxa" w:w="60"/>
-              <w:right w:type="dxa" w:w="120"/>
-            </w:tcMar>
-            <w:vAlign w:val="top"/>
-          </w:tcPr>
-          <w:p>
-            <w:pPr>
-              <w:spacing w:after="40" w:before="0"/>
-              <w:jc w:val="left"/>
-            </w:pPr>
-            <w:r>
-              <w:rPr>
-                <w:rFonts w:ascii="Arial" w:cs="Arial" w:eastAsia="Arial" w:hAnsi="Arial"/>
-                <w:b/>
-                <w:bCs/>
-                <w:i w:val="false"/>
-                <w:iCs w:val="false"/>
-                <w:color w:val="000000"/>
-                <w:sz w:val="18"/>
-                <w:szCs w:val="18"/>
-              </w:rPr>
-              <w:t xml:space="preserve">Career Connections</w:t>
-            </w:r>
-          </w:p>
-        </w:tc>
-        <w:tc>
-          <w:tcPr>
-            <w:tcW w:type="dxa" w:w="10680"/>
-            <w:shd w:fill="FFFFFF" w:color="auto" w:val="clear"/>
-            <w:tcMar>
-              <w:top w:type="dxa" w:w="60"/>
-              <w:left w:type="dxa" w:w="120"/>
-              <w:bottom w:type="dxa" w:w="60"/>
-              <w:right w:type="dxa" w:w="120"/>
-            </w:tcMar>
-            <w:vAlign w:val="top"/>
-          </w:tcPr>
-          <w:p>
-            <w:pPr>
-              <w:spacing w:after="30" w:before="0"/>
-              <w:ind w:left="360" w:hanging="180"/>
-              <w:jc w:val="left"/>
-            </w:pPr>
-            <w:r>
-              <w:rPr>
-                <w:rFonts w:ascii="Arial" w:cs="Arial" w:eastAsia="Arial" w:hAnsi="Arial"/>
-                <w:b w:val="false"/>
-                <w:bCs w:val="false"/>
-                <w:i w:val="false"/>
-                <w:iCs w:val="false"/>
-                <w:color w:val="000000"/>
-                <w:sz w:val="18"/>
-                <w:szCs w:val="18"/>
-              </w:rPr>
-              <w:t xml:space="preserve">–  Land Surveyor: Area of polygons is fundamental to surveying and demarcating land boundaries for farms, plots, and estates across Kenya's counties.</w:t>
-            </w:r>
-          </w:p>
-          <w:p>
-            <w:pPr>
-              <w:spacing w:after="30" w:before="0"/>
-              <w:ind w:left="360" w:hanging="180"/>
-              <w:jc w:val="left"/>
-            </w:pPr>
-            <w:r>
-              <w:rPr>
-                <w:rFonts w:ascii="Arial" w:cs="Arial" w:eastAsia="Arial" w:hAnsi="Arial"/>
-                <w:b w:val="false"/>
-                <w:bCs w:val="false"/>
-                <w:i w:val="false"/>
-                <w:iCs w:val="false"/>
-                <w:color w:val="000000"/>
-                <w:sz w:val="18"/>
-                <w:szCs w:val="18"/>
-              </w:rPr>
-              <w:t xml:space="preserve">–  Architect and Civil Engineer: Calculating areas of triangular and polygonal floor plans, roof sections, and structural components is a core professional skill in building design in Kenya.</w:t>
-            </w:r>
-          </w:p>
-          <w:p>
-            <w:pPr>
-              <w:spacing w:after="30" w:before="0"/>
-              <w:ind w:left="360" w:hanging="180"/>
-              <w:jc w:val="left"/>
-            </w:pPr>
-            <w:r>
-              <w:rPr>
-                <w:rFonts w:ascii="Arial" w:cs="Arial" w:eastAsia="Arial" w:hAnsi="Arial"/>
-                <w:b w:val="false"/>
-                <w:bCs w:val="false"/>
-                <w:i w:val="false"/>
-                <w:iCs w:val="false"/>
-                <w:color w:val="000000"/>
-                <w:sz w:val="18"/>
-                <w:szCs w:val="18"/>
-              </w:rPr>
-              <w:t xml:space="preserve">–  Quantity Surveyor: Estimating material quantities (tiles, roofing sheets, paint) for construction projects requires accurate polygon area calculations.</w:t>
-            </w:r>
-          </w:p>
-          <w:p>
-            <w:pPr>
-              <w:spacing w:after="30" w:before="0"/>
-              <w:ind w:left="360" w:hanging="180"/>
-              <w:jc w:val="left"/>
-            </w:pPr>
-            <w:r>
-              <w:rPr>
-                <w:rFonts w:ascii="Arial" w:cs="Arial" w:eastAsia="Arial" w:hAnsi="Arial"/>
-                <w:b w:val="false"/>
-                <w:bCs w:val="false"/>
-                <w:i w:val="false"/>
-                <w:iCs w:val="false"/>
-                <w:color w:val="000000"/>
-                <w:sz w:val="18"/>
-                <w:szCs w:val="18"/>
-              </w:rPr>
-              <w:t xml:space="preserve">–  Graphic Designer and Artist: Regular and irregular polygon area knowledge informs pattern design, tiling, and visual layout work in Kenya's creative industries.</w:t>
-            </w:r>
-          </w:p>
-          <w:p>
-            <w:pPr>
-              <w:spacing w:after="30" w:before="0"/>
-              <w:ind w:left="360" w:hanging="180"/>
-              <w:jc w:val="left"/>
-            </w:pPr>
-            <w:r>
-              <w:rPr>
-                <w:rFonts w:ascii="Arial" w:cs="Arial" w:eastAsia="Arial" w:hAnsi="Arial"/>
-                <w:b w:val="false"/>
-                <w:bCs w:val="false"/>
-                <w:i w:val="false"/>
-                <w:iCs w:val="false"/>
-                <w:color w:val="000000"/>
-                <w:sz w:val="18"/>
-                <w:szCs w:val="18"/>
-              </w:rPr>
-              <w:t xml:space="preserve">–  Agricultural Extension Officer: Estimating the area of irregularly shaped farm plots (shambas) helps farmers in counties like Kericho, Trans Nzoia, and Nakuru plan crop yields and input use.</w:t>
-            </w:r>
-          </w:p>
-        </w:tc>
-      </w:tr>
-      <w:tr>
-        <w:tc>
-          <w:tcPr>
-            <w:tcW w:type="dxa" w:w="3000"/>
-            <w:shd w:fill="D5E8F0" w:color="auto" w:val="clear"/>
-            <w:tcMar>
-              <w:top w:type="dxa" w:w="60"/>
-              <w:left w:type="dxa" w:w="120"/>
-              <w:bottom w:type="dxa" w:w="60"/>
-              <w:right w:type="dxa" w:w="120"/>
-            </w:tcMar>
-            <w:vAlign w:val="top"/>
-          </w:tcPr>
-          <w:p>
-            <w:pPr>
-              <w:spacing w:after="40" w:before="0"/>
-              <w:jc w:val="left"/>
-            </w:pPr>
-            <w:r>
-              <w:rPr>
-                <w:rFonts w:ascii="Arial" w:cs="Arial" w:eastAsia="Arial" w:hAnsi="Arial"/>
-                <w:b/>
-                <w:bCs/>
-                <w:i w:val="false"/>
-                <w:iCs w:val="false"/>
-                <w:color w:val="000000"/>
-                <w:sz w:val="18"/>
-                <w:szCs w:val="18"/>
-              </w:rPr>
-              <w:t xml:space="preserve">Focus for Lessons</w:t>
-            </w:r>
-          </w:p>
-        </w:tc>
-        <w:tc>
-          <w:tcPr>
-            <w:tcW w:type="dxa" w:w="10680"/>
-            <w:shd w:fill="FFFFFF" w:color="auto" w:val="clear"/>
-            <w:tcMar>
-              <w:top w:type="dxa" w:w="60"/>
-              <w:left w:type="dxa" w:w="120"/>
-              <w:bottom w:type="dxa" w:w="60"/>
-              <w:right w:type="dxa" w:w="120"/>
-            </w:tcMar>
-            <w:vAlign w:val="top"/>
-          </w:tcPr>
-          <w:p>
-            <w:pPr>
-              <w:spacing w:after="40" w:before="0"/>
-              <w:jc w:val="left"/>
-            </w:pPr>
-            <w:r>
-              <w:rPr>
-                <w:rFonts w:ascii="Arial" w:cs="Arial" w:eastAsia="Arial" w:hAnsi="Arial"/>
-                <w:b w:val="false"/>
-                <w:bCs w:val="false"/>
-                <w:i w:val="false"/>
-                <w:iCs w:val="false"/>
-                <w:color w:val="000000"/>
-                <w:sz w:val="18"/>
-                <w:szCs w:val="18"/>
-              </w:rPr>
-              <w:t xml:space="preserve">This unit develops learners' ability to calculate areas of triangles using three distinct methods — the base-height formula, the sine formula, and Heron's formula — and extends these skills to computing the areas of regular and irregular polygons. Using the anchoring phenomenon of a Kenyan land surveyor measuring an irregularly shaped farm plot near the Rift Valley, learners are challenged to discover why a single formula is not always sufficient and how different mathematical tools unlock solutions depending on available information. Throughout the unit, real-world Kenyan contexts — including architectural designs, tiled mosque floors in Mombasa, and shamba demarcation in Trans Nzoia — ground every lesson in authentic problem-solving.</w:t>
-            </w:r>
-          </w:p>
-        </w:tc>
-      </w:tr>
-      <w:tr>
-        <w:tc>
-          <w:tcPr>
-            <w:tcW w:type="dxa" w:w="3000"/>
-            <w:shd w:fill="EAD1F5" w:color="auto" w:val="clear"/>
-            <w:tcMar>
-              <w:top w:type="dxa" w:w="60"/>
-              <w:left w:type="dxa" w:w="120"/>
-              <w:bottom w:type="dxa" w:w="60"/>
-              <w:right w:type="dxa" w:w="120"/>
-            </w:tcMar>
-            <w:vAlign w:val="top"/>
-          </w:tcPr>
-          <w:p>
-            <w:pPr>
-              <w:spacing w:after="40" w:before="0"/>
-              <w:jc w:val="left"/>
-            </w:pPr>
-            <w:r>
-              <w:rPr>
-                <w:rFonts w:ascii="Arial" w:cs="Arial" w:eastAsia="Arial" w:hAnsi="Arial"/>
-                <w:b/>
-                <w:bCs/>
-                <w:i w:val="false"/>
-                <w:iCs w:val="false"/>
-                <w:color w:val="000000"/>
-                <w:sz w:val="18"/>
-                <w:szCs w:val="18"/>
-              </w:rPr>
-              <w:t xml:space="preserve">Driving Question / Key Inquiry Questions</w:t>
-            </w:r>
-          </w:p>
-        </w:tc>
-        <w:tc>
-          <w:tcPr>
-            <w:tcW w:type="dxa" w:w="10680"/>
-            <w:shd w:fill="FFFFFF" w:color="auto" w:val="clear"/>
-            <w:tcMar>
-              <w:top w:type="dxa" w:w="60"/>
-              <w:left w:type="dxa" w:w="120"/>
-              <w:bottom w:type="dxa" w:w="60"/>
-              <w:right w:type="dxa" w:w="120"/>
-            </w:tcMar>
-            <w:vAlign w:val="top"/>
-          </w:tcPr>
-          <w:p>
-            <w:pPr>
-              <w:spacing w:after="40" w:before="0"/>
-              <w:jc w:val="left"/>
-            </w:pPr>
-            <w:r>
-              <w:rPr>
-                <w:rFonts w:ascii="Arial" w:cs="Arial" w:eastAsia="Arial" w:hAnsi="Arial"/>
-                <w:b w:val="false"/>
-                <w:bCs w:val="false"/>
-                <w:i w:val="false"/>
-                <w:iCs w:val="false"/>
-                <w:color w:val="000000"/>
-                <w:sz w:val="18"/>
-                <w:szCs w:val="18"/>
-              </w:rPr>
-              <w:t xml:space="preserve">DRIVING QUESTION: How can a land surveyor in Nakuru calculate the exact area of any irregularly shaped farm plot, no matter what measurements are available?</w:t>
-            </w:r>
-          </w:p>
-          <w:p>
-            <w:pPr>
-              <w:spacing w:after="40" w:before="0"/>
-              <w:jc w:val="left"/>
-            </w:pPr>
-            <w:r>
-              <w:rPr>
-                <w:rFonts w:ascii="Arial" w:cs="Arial" w:eastAsia="Arial" w:hAnsi="Arial"/>
-                <w:b w:val="false"/>
-                <w:bCs w:val="false"/>
-                <w:i w:val="false"/>
-                <w:iCs w:val="false"/>
-                <w:color w:val="000000"/>
-                <w:sz w:val="18"/>
-                <w:szCs w:val="18"/>
-              </w:rPr>
-              <w:t xml:space="preserve"/>
-            </w:r>
-          </w:p>
-          <w:p>
-            <w:pPr>
-              <w:spacing w:after="40" w:before="0"/>
-              <w:jc w:val="left"/>
-            </w:pPr>
-            <w:r>
-              <w:rPr>
-                <w:rFonts w:ascii="Arial" w:cs="Arial" w:eastAsia="Arial" w:hAnsi="Arial"/>
-                <w:b w:val="false"/>
-                <w:bCs w:val="false"/>
-                <w:i w:val="false"/>
-                <w:iCs w:val="false"/>
-                <w:color w:val="000000"/>
-                <w:sz w:val="18"/>
-                <w:szCs w:val="18"/>
-              </w:rPr>
-              <w:t xml:space="preserve">KICD KEY INQUIRY QUESTIONS:</w:t>
-            </w:r>
-          </w:p>
-          <w:p>
-            <w:pPr>
-              <w:spacing w:after="40" w:before="0"/>
-              <w:jc w:val="left"/>
-            </w:pPr>
-            <w:r>
-              <w:rPr>
-                <w:rFonts w:ascii="Arial" w:cs="Arial" w:eastAsia="Arial" w:hAnsi="Arial"/>
-                <w:b w:val="false"/>
-                <w:bCs w:val="false"/>
-                <w:i w:val="false"/>
-                <w:iCs w:val="false"/>
-                <w:color w:val="000000"/>
-                <w:sz w:val="18"/>
-                <w:szCs w:val="18"/>
-              </w:rPr>
-              <w:t xml:space="preserve">1. How do we determine the area of a polygon?</w:t>
-            </w:r>
-          </w:p>
-          <w:p>
-            <w:pPr>
-              <w:spacing w:after="40" w:before="0"/>
-              <w:jc w:val="left"/>
-            </w:pPr>
-            <w:r>
-              <w:rPr>
-                <w:rFonts w:ascii="Arial" w:cs="Arial" w:eastAsia="Arial" w:hAnsi="Arial"/>
-                <w:b w:val="false"/>
-                <w:bCs w:val="false"/>
-                <w:i w:val="false"/>
-                <w:iCs w:val="false"/>
-                <w:color w:val="000000"/>
-                <w:sz w:val="18"/>
-                <w:szCs w:val="18"/>
-              </w:rPr>
-              <w:t xml:space="preserve">2. How do we apply area of polygons in real-life situations?</w:t>
-            </w:r>
-          </w:p>
-        </w:tc>
-      </w:tr>
-      <w:tr>
-        <w:tc>
-          <w:tcPr>
-            <w:tcW w:type="dxa" w:w="3000"/>
-            <w:shd w:fill="EAD1F5" w:color="auto" w:val="clear"/>
-            <w:tcMar>
-              <w:top w:type="dxa" w:w="60"/>
-              <w:left w:type="dxa" w:w="120"/>
-              <w:bottom w:type="dxa" w:w="60"/>
-              <w:right w:type="dxa" w:w="120"/>
-            </w:tcMar>
-            <w:vAlign w:val="top"/>
-          </w:tcPr>
-          <w:p>
-            <w:pPr>
-              <w:spacing w:after="40" w:before="0"/>
-              <w:jc w:val="left"/>
-            </w:pPr>
-            <w:r>
-              <w:rPr>
-                <w:rFonts w:ascii="Arial" w:cs="Arial" w:eastAsia="Arial" w:hAnsi="Arial"/>
-                <w:b/>
-                <w:bCs/>
-                <w:i w:val="false"/>
-                <w:iCs w:val="false"/>
-                <w:color w:val="000000"/>
-                <w:sz w:val="18"/>
-                <w:szCs w:val="18"/>
-              </w:rPr>
-              <w:t xml:space="preserve">Anchoring Phenomenon</w:t>
-            </w:r>
-          </w:p>
-        </w:tc>
-        <w:tc>
-          <w:tcPr>
-            <w:tcW w:type="dxa" w:w="10680"/>
-            <w:shd w:fill="FFFFFF" w:color="auto" w:val="clear"/>
-            <w:tcMar>
-              <w:top w:type="dxa" w:w="60"/>
-              <w:left w:type="dxa" w:w="120"/>
-              <w:bottom w:type="dxa" w:w="60"/>
-              <w:right w:type="dxa" w:w="120"/>
-            </w:tcMar>
-            <w:vAlign w:val="top"/>
-          </w:tcPr>
-          <w:p>
-            <w:pPr>
-              <w:spacing w:after="40" w:before="0"/>
-              <w:jc w:val="left"/>
-            </w:pPr>
-            <w:r>
-              <w:rPr>
-                <w:rFonts w:ascii="Arial" w:cs="Arial" w:eastAsia="Arial" w:hAnsi="Arial"/>
-                <w:b w:val="false"/>
-                <w:bCs w:val="false"/>
-                <w:i w:val="false"/>
-                <w:iCs w:val="false"/>
-                <w:color w:val="000000"/>
-                <w:sz w:val="18"/>
-                <w:szCs w:val="18"/>
-              </w:rPr>
-              <w:t xml:space="preserve">A land surveyor in Nakuru County has been hired to determine the exact area of an irregularly shaped shamba (farm plot) left to three siblings after their father's passing. The plot has five boundary corners marked by old fence posts, and no two adjacent sides are equal in length — the plot cannot be neatly described as a rectangle or a simple triangle. The surveyor has measurements of some sides and some angles but not all heights. Standing at the edge of the plot, the surveyor must decide: which formula do I use when I don't know the height of a triangle? Can I even calculate the area of this five-sided irregular plot? Students observe that the surveyor's standard ½ × base × height formula cannot be directly applied without a perpendicular height, and that the plot must be broken into triangles to be solved. This puzzling situation — how do you find the area of something you cannot neatly measure with a ruler alone? — anchors the entire unit and motivates the exploration of the sine formula, Heron's formula, and polygon decomposition strategies.</w:t>
-            </w:r>
-          </w:p>
-        </w:tc>
-      </w:tr>
-      <w:tr>
-        <w:tc>
-          <w:tcPr>
-            <w:tcW w:type="dxa" w:w="3000"/>
-            <w:shd w:fill="D9EEF1" w:color="auto" w:val="clear"/>
-            <w:tcMar>
-              <w:top w:type="dxa" w:w="60"/>
-              <w:left w:type="dxa" w:w="120"/>
-              <w:bottom w:type="dxa" w:w="60"/>
-              <w:right w:type="dxa" w:w="120"/>
-            </w:tcMar>
-            <w:vAlign w:val="top"/>
-          </w:tcPr>
-          <w:p>
-            <w:pPr>
-              <w:spacing w:after="40" w:before="0"/>
-              <w:jc w:val="left"/>
-            </w:pPr>
-            <w:r>
-              <w:rPr>
-                <w:rFonts w:ascii="Arial" w:cs="Arial" w:eastAsia="Arial" w:hAnsi="Arial"/>
-                <w:b/>
-                <w:bCs/>
-                <w:i w:val="false"/>
-                <w:iCs w:val="false"/>
-                <w:color w:val="000000"/>
-                <w:sz w:val="18"/>
-                <w:szCs w:val="18"/>
-              </w:rPr>
-              <w:t xml:space="preserve">Storyline Thread</w:t>
-            </w:r>
-          </w:p>
-        </w:tc>
-        <w:tc>
-          <w:tcPr>
-            <w:tcW w:type="dxa" w:w="10680"/>
-            <w:shd w:fill="FFFFFF" w:color="auto" w:val="clear"/>
-            <w:tcMar>
-              <w:top w:type="dxa" w:w="60"/>
-              <w:left w:type="dxa" w:w="120"/>
-              <w:bottom w:type="dxa" w:w="60"/>
-              <w:right w:type="dxa" w:w="120"/>
-            </w:tcMar>
-            <w:vAlign w:val="top"/>
-          </w:tcPr>
-          <w:p>
-            <w:pPr>
-              <w:spacing w:after="40" w:before="0"/>
-              <w:jc w:val="left"/>
-            </w:pPr>
-            <w:r>
-              <w:rPr>
-                <w:rFonts w:ascii="Arial" w:cs="Arial" w:eastAsia="Arial" w:hAnsi="Arial"/>
-                <w:b w:val="false"/>
-                <w:bCs w:val="false"/>
-                <w:i w:val="false"/>
-                <w:iCs w:val="false"/>
-                <w:color w:val="000000"/>
-                <w:sz w:val="18"/>
-                <w:szCs w:val="18"/>
-              </w:rPr>
-              <w:t xml:space="preserve">Lesson 1 — Anchoring Phenomenon &amp; Area of a Triangle (½ × base × height): Students are introduced to the Nakuru land surveyor phenomenon. They predict how they would measure the shamba's area using only a tape measure. Learners review and apply the foundational ½ × base × height formula through hands-on measurement of triangular shapes on squared paper, connecting to the surveyor's challenge of needing a perpendicular height.</w:t>
-            </w:r>
-          </w:p>
-          <w:p>
-            <w:pPr>
-              <w:spacing w:after="40" w:before="0"/>
-              <w:jc w:val="left"/>
-            </w:pPr>
-            <w:r>
-              <w:rPr>
-                <w:rFonts w:ascii="Arial" w:cs="Arial" w:eastAsia="Arial" w:hAnsi="Arial"/>
-                <w:b w:val="false"/>
-                <w:bCs w:val="false"/>
-                <w:i w:val="false"/>
-                <w:iCs w:val="false"/>
-                <w:color w:val="000000"/>
-                <w:sz w:val="18"/>
-                <w:szCs w:val="18"/>
-              </w:rPr>
-              <w:t xml:space="preserve"/>
-            </w:r>
-          </w:p>
-          <w:p>
-            <w:pPr>
-              <w:spacing w:after="40" w:before="0"/>
-              <w:jc w:val="left"/>
-            </w:pPr>
-            <w:r>
-              <w:rPr>
-                <w:rFonts w:ascii="Arial" w:cs="Arial" w:eastAsia="Arial" w:hAnsi="Arial"/>
-                <w:b w:val="false"/>
-                <w:bCs w:val="false"/>
-                <w:i w:val="false"/>
-                <w:iCs w:val="false"/>
-                <w:color w:val="000000"/>
-                <w:sz w:val="18"/>
-                <w:szCs w:val="18"/>
-              </w:rPr>
-              <w:t xml:space="preserve">Lesson 2 — Area of a Triangle Using the Sine Formula (½ab sinθ): Students investigate what happens when the height cannot be measured directly. Through a guided derivation, learners discover that ½ab sin(θ) gives the area when two sides and the included angle are known. Worked examples use triangular farm plots with given side lengths and angles, directly addressing the surveyor's dilemma.</w:t>
-            </w:r>
-          </w:p>
-          <w:p>
-            <w:pPr>
-              <w:spacing w:after="40" w:before="0"/>
-              <w:jc w:val="left"/>
-            </w:pPr>
-            <w:r>
-              <w:rPr>
-                <w:rFonts w:ascii="Arial" w:cs="Arial" w:eastAsia="Arial" w:hAnsi="Arial"/>
-                <w:b w:val="false"/>
-                <w:bCs w:val="false"/>
-                <w:i w:val="false"/>
-                <w:iCs w:val="false"/>
-                <w:color w:val="000000"/>
-                <w:sz w:val="18"/>
-                <w:szCs w:val="18"/>
-              </w:rPr>
-              <w:t xml:space="preserve"/>
-            </w:r>
-          </w:p>
-          <w:p>
-            <w:pPr>
-              <w:spacing w:after="40" w:before="0"/>
-              <w:jc w:val="left"/>
-            </w:pPr>
-            <w:r>
-              <w:rPr>
-                <w:rFonts w:ascii="Arial" w:cs="Arial" w:eastAsia="Arial" w:hAnsi="Arial"/>
-                <w:b w:val="false"/>
-                <w:bCs w:val="false"/>
-                <w:i w:val="false"/>
-                <w:iCs w:val="false"/>
-                <w:color w:val="000000"/>
-                <w:sz w:val="18"/>
-                <w:szCs w:val="18"/>
-              </w:rPr>
-              <w:t xml:space="preserve">Lesson 3 — Applying the Sine Formula &amp; Video Examples: Learners watch a video demonstrating the sine formula in action and work through a series of Kenyan-context examples (triangular roof sections in Eldoret, boat sail areas on Lake Victoria). They practise selecting between ½bh and ½ab sinθ based on given information.</w:t>
-            </w:r>
-          </w:p>
-          <w:p>
-            <w:pPr>
-              <w:spacing w:after="40" w:before="0"/>
-              <w:jc w:val="left"/>
-            </w:pPr>
-            <w:r>
-              <w:rPr>
-                <w:rFonts w:ascii="Arial" w:cs="Arial" w:eastAsia="Arial" w:hAnsi="Arial"/>
-                <w:b w:val="false"/>
-                <w:bCs w:val="false"/>
-                <w:i w:val="false"/>
-                <w:iCs w:val="false"/>
-                <w:color w:val="000000"/>
-                <w:sz w:val="18"/>
-                <w:szCs w:val="18"/>
-              </w:rPr>
-              <w:t xml:space="preserve"/>
-            </w:r>
-          </w:p>
-          <w:p>
-            <w:pPr>
-              <w:spacing w:after="40" w:before="0"/>
-              <w:jc w:val="left"/>
-            </w:pPr>
-            <w:r>
-              <w:rPr>
-                <w:rFonts w:ascii="Arial" w:cs="Arial" w:eastAsia="Arial" w:hAnsi="Arial"/>
-                <w:b w:val="false"/>
-                <w:bCs w:val="false"/>
-                <w:i w:val="false"/>
-                <w:iCs w:val="false"/>
-                <w:color w:val="000000"/>
-                <w:sz w:val="18"/>
-                <w:szCs w:val="18"/>
-              </w:rPr>
-              <w:t xml:space="preserve">Lesson 4 — Area of a Triangle Using Heron's Formula: Students explore the scenario of the Kisumu carpenter who knows all three sides but no angle or height. Learners derive and apply Heron's formula A = √[s(s−a)(s−b)(s−c)], verifying results against the sine formula where possible. Class discussion addresses which formula is most powerful and why.</w:t>
-            </w:r>
-          </w:p>
-          <w:p>
-            <w:pPr>
-              <w:spacing w:after="40" w:before="0"/>
-              <w:jc w:val="left"/>
-            </w:pPr>
-            <w:r>
-              <w:rPr>
-                <w:rFonts w:ascii="Arial" w:cs="Arial" w:eastAsia="Arial" w:hAnsi="Arial"/>
-                <w:b w:val="false"/>
-                <w:bCs w:val="false"/>
-                <w:i w:val="false"/>
-                <w:iCs w:val="false"/>
-                <w:color w:val="000000"/>
-                <w:sz w:val="18"/>
-                <w:szCs w:val="18"/>
-              </w:rPr>
-              <w:t xml:space="preserve"/>
-            </w:r>
-          </w:p>
-          <w:p>
-            <w:pPr>
-              <w:spacing w:after="40" w:before="0"/>
-              <w:jc w:val="left"/>
-            </w:pPr>
-            <w:r>
-              <w:rPr>
-                <w:rFonts w:ascii="Arial" w:cs="Arial" w:eastAsia="Arial" w:hAnsi="Arial"/>
-                <w:b w:val="false"/>
-                <w:bCs w:val="false"/>
-                <w:i w:val="false"/>
-                <w:iCs w:val="false"/>
-                <w:color w:val="000000"/>
-                <w:sz w:val="18"/>
-                <w:szCs w:val="18"/>
-              </w:rPr>
-              <w:t xml:space="preserve">Lesson 5 — Polygons: Classification and Properties: Students classify polygons as regular or irregular, convex or concave, using cut-out shapes and video resources. Learners connect this to the five-sided shamba plot and realise any polygon can be decomposed into triangles — the key insight for solving the anchoring phenomenon.</w:t>
-            </w:r>
-          </w:p>
-          <w:p>
-            <w:pPr>
-              <w:spacing w:after="40" w:before="0"/>
-              <w:jc w:val="left"/>
-            </w:pPr>
-            <w:r>
-              <w:rPr>
-                <w:rFonts w:ascii="Arial" w:cs="Arial" w:eastAsia="Arial" w:hAnsi="Arial"/>
-                <w:b w:val="false"/>
-                <w:bCs w:val="false"/>
-                <w:i w:val="false"/>
-                <w:iCs w:val="false"/>
-                <w:color w:val="000000"/>
-                <w:sz w:val="18"/>
-                <w:szCs w:val="18"/>
-              </w:rPr>
-              <w:t xml:space="preserve"/>
-            </w:r>
-          </w:p>
-          <w:p>
-            <w:pPr>
-              <w:spacing w:after="40" w:before="0"/>
-              <w:jc w:val="left"/>
-            </w:pPr>
-            <w:r>
-              <w:rPr>
-                <w:rFonts w:ascii="Arial" w:cs="Arial" w:eastAsia="Arial" w:hAnsi="Arial"/>
-                <w:b w:val="false"/>
-                <w:bCs w:val="false"/>
-                <w:i w:val="false"/>
-                <w:iCs w:val="false"/>
-                <w:color w:val="000000"/>
-                <w:sz w:val="18"/>
-                <w:szCs w:val="18"/>
-              </w:rPr>
-              <w:t xml:space="preserve">Lesson 6 — Area of Regular Polygons: Learners derive and apply formulae for the area of regular polygons (equilateral triangle, square, regular pentagon, regular hexagon, regular octagon) using the central triangle decomposition method. Supporting phenomenon: calculating tile coverage for the Jamia Mosque hexagonal floor pattern.</w:t>
-            </w:r>
-          </w:p>
-          <w:p>
-            <w:pPr>
-              <w:spacing w:after="40" w:before="0"/>
-              <w:jc w:val="left"/>
-            </w:pPr>
-            <w:r>
-              <w:rPr>
-                <w:rFonts w:ascii="Arial" w:cs="Arial" w:eastAsia="Arial" w:hAnsi="Arial"/>
-                <w:b w:val="false"/>
-                <w:bCs w:val="false"/>
-                <w:i w:val="false"/>
-                <w:iCs w:val="false"/>
-                <w:color w:val="000000"/>
-                <w:sz w:val="18"/>
-                <w:szCs w:val="18"/>
-              </w:rPr>
-              <w:t xml:space="preserve"/>
-            </w:r>
-          </w:p>
-          <w:p>
-            <w:pPr>
-              <w:spacing w:after="40" w:before="0"/>
-              <w:jc w:val="left"/>
-            </w:pPr>
-            <w:r>
-              <w:rPr>
-                <w:rFonts w:ascii="Arial" w:cs="Arial" w:eastAsia="Arial" w:hAnsi="Arial"/>
-                <w:b w:val="false"/>
-                <w:bCs w:val="false"/>
-                <w:i w:val="false"/>
-                <w:iCs w:val="false"/>
-                <w:color w:val="000000"/>
-                <w:sz w:val="18"/>
-                <w:szCs w:val="18"/>
-              </w:rPr>
-              <w:t xml:space="preserve">Lesson 7 — Area of Irregular Polygons: Students return fully to the anchoring phenomenon and decompose the surveyor's five-sided shamba plot into triangles, applying all three triangle area formulae as needed. Learners solve the agricultural officer's quadrilateral farm plot problem and the Eldoret school's pentagonal mural wall, consolidating all prior learning.</w:t>
-            </w:r>
-          </w:p>
-          <w:p>
-            <w:pPr>
-              <w:spacing w:after="40" w:before="0"/>
-              <w:jc w:val="left"/>
-            </w:pPr>
-            <w:r>
-              <w:rPr>
-                <w:rFonts w:ascii="Arial" w:cs="Arial" w:eastAsia="Arial" w:hAnsi="Arial"/>
-                <w:b w:val="false"/>
-                <w:bCs w:val="false"/>
-                <w:i w:val="false"/>
-                <w:iCs w:val="false"/>
-                <w:color w:val="000000"/>
-                <w:sz w:val="18"/>
-                <w:szCs w:val="18"/>
-              </w:rPr>
-              <w:t xml:space="preserve"/>
-            </w:r>
-          </w:p>
-          <w:p>
-            <w:pPr>
-              <w:spacing w:after="40" w:before="0"/>
-              <w:jc w:val="left"/>
-            </w:pPr>
-            <w:r>
-              <w:rPr>
-                <w:rFonts w:ascii="Arial" w:cs="Arial" w:eastAsia="Arial" w:hAnsi="Arial"/>
-                <w:b w:val="false"/>
-                <w:bCs w:val="false"/>
-                <w:i w:val="false"/>
-                <w:iCs w:val="false"/>
-                <w:color w:val="000000"/>
-                <w:sz w:val="18"/>
-                <w:szCs w:val="18"/>
-              </w:rPr>
-              <w:t xml:space="preserve">Lesson 8 — Consolidation, Model Revision &amp; Real-World Applications: Learners revise their running polygon area model, present solutions to the driving question, and tackle mixed-context problems combining regular and irregular polygons. A class Driving Question Board review documents the full journey from ½bh to composite polygon decomposition, celebrating how mathematical tools unlock real-world land and design problems across Kenya.</w:t>
-            </w:r>
-          </w:p>
-        </w:tc>
-      </w:tr>
-      <w:tr>
-        <w:tc>
-          <w:tcPr>
-            <w:tcW w:type="dxa" w:w="3000"/>
-            <w:shd w:fill="EAD1F5" w:color="auto" w:val="clear"/>
-            <w:tcMar>
-              <w:top w:type="dxa" w:w="60"/>
-              <w:left w:type="dxa" w:w="120"/>
-              <w:bottom w:type="dxa" w:w="60"/>
-              <w:right w:type="dxa" w:w="120"/>
-            </w:tcMar>
-            <w:vAlign w:val="top"/>
-          </w:tcPr>
-          <w:p>
-            <w:pPr>
-              <w:spacing w:after="40" w:before="0"/>
-              <w:jc w:val="left"/>
-            </w:pPr>
-            <w:r>
-              <w:rPr>
-                <w:rFonts w:ascii="Arial" w:cs="Arial" w:eastAsia="Arial" w:hAnsi="Arial"/>
-                <w:b/>
-                <w:bCs/>
-                <w:i w:val="false"/>
-                <w:iCs w:val="false"/>
-                <w:color w:val="000000"/>
-                <w:sz w:val="18"/>
-                <w:szCs w:val="18"/>
-              </w:rPr>
-              <w:t xml:space="preserve">Supporting Phenomena</w:t>
-            </w:r>
-          </w:p>
-        </w:tc>
-        <w:tc>
-          <w:tcPr>
-            <w:tcW w:type="dxa" w:w="10680"/>
-            <w:shd w:fill="FFFFFF" w:color="auto" w:val="clear"/>
-            <w:tcMar>
-              <w:top w:type="dxa" w:w="60"/>
-              <w:left w:type="dxa" w:w="120"/>
-              <w:bottom w:type="dxa" w:w="60"/>
-              <w:right w:type="dxa" w:w="120"/>
-            </w:tcMar>
-            <w:vAlign w:val="top"/>
-          </w:tcPr>
-          <w:p>
-            <w:pPr>
-              <w:spacing w:after="30" w:before="0"/>
-              <w:ind w:left="360" w:hanging="180"/>
-              <w:jc w:val="left"/>
-            </w:pPr>
-            <w:r>
-              <w:rPr>
-                <w:rFonts w:ascii="Arial" w:cs="Arial" w:eastAsia="Arial" w:hAnsi="Arial"/>
-                <w:b w:val="false"/>
-                <w:bCs w:val="false"/>
-                <w:i w:val="false"/>
-                <w:iCs w:val="false"/>
-                <w:color w:val="000000"/>
-                <w:sz w:val="18"/>
-                <w:szCs w:val="18"/>
-              </w:rPr>
-              <w:t xml:space="preserve">–  A tiled floor in the Jamia Mosque in Nairobi features a repeating pattern of regular hexagonal and triangular tiles — how do the tilers calculate exactly how many tiles of each shape are needed to cover the entire prayer hall floor without waste?</w:t>
-            </w:r>
-          </w:p>
-          <w:p>
-            <w:pPr>
-              <w:spacing w:after="30" w:before="0"/>
-              <w:ind w:left="360" w:hanging="180"/>
-              <w:jc w:val="left"/>
-            </w:pPr>
-            <w:r>
-              <w:rPr>
-                <w:rFonts w:ascii="Arial" w:cs="Arial" w:eastAsia="Arial" w:hAnsi="Arial"/>
-                <w:b w:val="false"/>
-                <w:bCs w:val="false"/>
-                <w:i w:val="false"/>
-                <w:iCs w:val="false"/>
-                <w:color w:val="000000"/>
-                <w:sz w:val="18"/>
-                <w:szCs w:val="18"/>
-              </w:rPr>
-              <w:t xml:space="preserve">–  A carpenter in Kisumu is building a triangular wooden tabletop for a client and knows the lengths of all three sides but has no way to measure the height — how does she calculate how much varnish to buy to coat the surface?</w:t>
-            </w:r>
-          </w:p>
-          <w:p>
-            <w:pPr>
-              <w:spacing w:after="30" w:before="0"/>
-              <w:ind w:left="360" w:hanging="180"/>
-              <w:jc w:val="left"/>
-            </w:pPr>
-            <w:r>
-              <w:rPr>
-                <w:rFonts w:ascii="Arial" w:cs="Arial" w:eastAsia="Arial" w:hAnsi="Arial"/>
-                <w:b w:val="false"/>
-                <w:bCs w:val="false"/>
-                <w:i w:val="false"/>
-                <w:iCs w:val="false"/>
-                <w:color w:val="000000"/>
-                <w:sz w:val="18"/>
-                <w:szCs w:val="18"/>
-              </w:rPr>
-              <w:t xml:space="preserve">–  A school in Eldoret wants to paint a large mural on a pentagonal wall section — the art teacher must calculate the area of the irregular pentagon to estimate how many tins of paint are needed.</w:t>
-            </w:r>
-          </w:p>
-          <w:p>
-            <w:pPr>
-              <w:spacing w:after="30" w:before="0"/>
-              <w:ind w:left="360" w:hanging="180"/>
-              <w:jc w:val="left"/>
-            </w:pPr>
-            <w:r>
-              <w:rPr>
-                <w:rFonts w:ascii="Arial" w:cs="Arial" w:eastAsia="Arial" w:hAnsi="Arial"/>
-                <w:b w:val="false"/>
-                <w:bCs w:val="false"/>
-                <w:i w:val="false"/>
-                <w:iCs w:val="false"/>
-                <w:color w:val="000000"/>
-                <w:sz w:val="18"/>
-                <w:szCs w:val="18"/>
-              </w:rPr>
-              <w:t xml:space="preserve">–  A maize farmer in Trans Nzoia has a plot shaped like a quadrilateral with no right angles; the local agricultural officer needs to estimate the plot's area to advise on the correct amount of fertiliser to purchase per acre.</w:t>
-            </w:r>
-          </w:p>
-        </w:tc>
-      </w:tr>
-    </w:tbl>
-    <w:p>
-      <w:pPr>
-        <w:spacing w:after="120"/>
-      </w:pPr>
-      <w:r>
-        <w:t xml:space="preserve"/>
       </w:r>
     </w:p>
     <w:p>
@@ -3454,7 +3454,7 @@
             <w:pPr>
               <w:spacing w:after="20" w:before="0"/>
             </w:pPr>
-            <w:hyperlink w:history="1" r:id="rIdkai0xfzypbduzx2uxeggm">
+            <w:hyperlink w:history="1" r:id="rIdp8vdxps-twu3aiprhiqyi">
               <w:r>
                 <w:rPr>
                   <w:rFonts w:ascii="Arial" w:cs="Arial" w:eastAsia="Arial" w:hAnsi="Arial"/>
@@ -3487,7 +3487,7 @@
               <w:spacing w:after="10" w:before="0"/>
               <w:ind w:left="120"/>
             </w:pPr>
-            <w:hyperlink w:history="1" r:id="rIdamu8e_mj2d_kvjtw8ra0z">
+            <w:hyperlink w:history="1" r:id="rIdyu8zf9fnv0ir9izwjfldy">
               <w:r>
                 <w:rPr>
                   <w:rFonts w:ascii="Arial" w:cs="Arial" w:eastAsia="Arial" w:hAnsi="Arial"/>
@@ -3532,7 +3532,7 @@
             <w:pPr>
               <w:spacing w:after="20" w:before="0"/>
             </w:pPr>
-            <w:hyperlink w:history="1" r:id="rId6ya18n8qneiagt8r9pndc">
+            <w:hyperlink w:history="1" r:id="rIdxbzmu3pu21eunnvqp3u6v">
               <w:r>
                 <w:rPr>
                   <w:rFonts w:ascii="Arial" w:cs="Arial" w:eastAsia="Arial" w:hAnsi="Arial"/>
@@ -3565,7 +3565,7 @@
               <w:spacing w:after="10" w:before="0"/>
               <w:ind w:left="120"/>
             </w:pPr>
-            <w:hyperlink w:history="1" r:id="rId0p0wwgikjojrmwenna9rc">
+            <w:hyperlink w:history="1" r:id="rIdxwqkntw0fk3ha65kkbduc">
               <w:r>
                 <w:rPr>
                   <w:rFonts w:ascii="Arial" w:cs="Arial" w:eastAsia="Arial" w:hAnsi="Arial"/>
@@ -3760,7 +3760,7 @@
             <w:pPr>
               <w:spacing w:after="20" w:before="0"/>
             </w:pPr>
-            <w:hyperlink w:history="1" r:id="rId3y81r5zqo2z_wu68hw7rz">
+            <w:hyperlink w:history="1" r:id="rIdmgy3q_ehq7qjvbbkbsbvl">
               <w:r>
                 <w:rPr>
                   <w:rFonts w:ascii="Arial" w:cs="Arial" w:eastAsia="Arial" w:hAnsi="Arial"/>
@@ -3793,7 +3793,7 @@
               <w:spacing w:after="10" w:before="0"/>
               <w:ind w:left="120"/>
             </w:pPr>
-            <w:hyperlink w:history="1" r:id="rIdcbjykybt-xp4wi7pwpckx">
+            <w:hyperlink w:history="1" r:id="rId7z_bi_fqbm5vjanuwzvua">
               <w:r>
                 <w:rPr>
                   <w:rFonts w:ascii="Arial" w:cs="Arial" w:eastAsia="Arial" w:hAnsi="Arial"/>
@@ -3838,7 +3838,7 @@
             <w:pPr>
               <w:spacing w:after="20" w:before="0"/>
             </w:pPr>
-            <w:hyperlink w:history="1" r:id="rIdizsui_bmq1zk659j0bvax">
+            <w:hyperlink w:history="1" r:id="rIdkuyfrk0wgspyr27-ugkbk">
               <w:r>
                 <w:rPr>
                   <w:rFonts w:ascii="Arial" w:cs="Arial" w:eastAsia="Arial" w:hAnsi="Arial"/>
@@ -3871,7 +3871,7 @@
               <w:spacing w:after="10" w:before="0"/>
               <w:ind w:left="120"/>
             </w:pPr>
-            <w:hyperlink w:history="1" r:id="rIdyxefjcm0h-umykvgwzrty">
+            <w:hyperlink w:history="1" r:id="rIde-va0dn6mfi46jyu9oujn">
               <w:r>
                 <w:rPr>
                   <w:rFonts w:ascii="Arial" w:cs="Arial" w:eastAsia="Arial" w:hAnsi="Arial"/>
@@ -4066,7 +4066,7 @@
             <w:pPr>
               <w:spacing w:after="20" w:before="0"/>
             </w:pPr>
-            <w:hyperlink w:history="1" r:id="rIdr_u6m4b5l9mlhkvpdhpoo">
+            <w:hyperlink w:history="1" r:id="rIdmpx6jdz1fx2dgn_8gxp9c">
               <w:r>
                 <w:rPr>
                   <w:rFonts w:ascii="Arial" w:cs="Arial" w:eastAsia="Arial" w:hAnsi="Arial"/>
@@ -4099,7 +4099,7 @@
               <w:spacing w:after="10" w:before="0"/>
               <w:ind w:left="120"/>
             </w:pPr>
-            <w:hyperlink w:history="1" r:id="rIdgwotwc3pojr5udwdt2ohp">
+            <w:hyperlink w:history="1" r:id="rId59_gzkyvvlhzqykdzva1w">
               <w:r>
                 <w:rPr>
                   <w:rFonts w:ascii="Arial" w:cs="Arial" w:eastAsia="Arial" w:hAnsi="Arial"/>
@@ -4144,7 +4144,7 @@
             <w:pPr>
               <w:spacing w:after="20" w:before="0"/>
             </w:pPr>
-            <w:hyperlink w:history="1" r:id="rIdealufhcjrptm3ejgzqfu2">
+            <w:hyperlink w:history="1" r:id="rIdjhpmevfr6wgoikfrvdj0a">
               <w:r>
                 <w:rPr>
                   <w:rFonts w:ascii="Arial" w:cs="Arial" w:eastAsia="Arial" w:hAnsi="Arial"/>
@@ -4177,7 +4177,7 @@
               <w:spacing w:after="10" w:before="0"/>
               <w:ind w:left="120"/>
             </w:pPr>
-            <w:hyperlink w:history="1" r:id="rId-7oc1kfnsfmgnwbo03h1c">
+            <w:hyperlink w:history="1" r:id="rId2ebggnuxstfhz6ejac04f">
               <w:r>
                 <w:rPr>
                   <w:rFonts w:ascii="Arial" w:cs="Arial" w:eastAsia="Arial" w:hAnsi="Arial"/>
@@ -4372,7 +4372,7 @@
             <w:pPr>
               <w:spacing w:after="20" w:before="0"/>
             </w:pPr>
-            <w:hyperlink w:history="1" r:id="rIdjkp5zo_cvzjbi6oqlhx5a">
+            <w:hyperlink w:history="1" r:id="rIdy6zi_bwbhtqsq0ccde34i">
               <w:r>
                 <w:rPr>
                   <w:rFonts w:ascii="Arial" w:cs="Arial" w:eastAsia="Arial" w:hAnsi="Arial"/>
@@ -4405,7 +4405,7 @@
               <w:spacing w:after="10" w:before="0"/>
               <w:ind w:left="120"/>
             </w:pPr>
-            <w:hyperlink w:history="1" r:id="rIdhdcztgwxt3zuagmhzgfxv">
+            <w:hyperlink w:history="1" r:id="rIdd1tgoznjrr9zw5gyw_mrf">
               <w:r>
                 <w:rPr>
                   <w:rFonts w:ascii="Arial" w:cs="Arial" w:eastAsia="Arial" w:hAnsi="Arial"/>
@@ -4450,7 +4450,7 @@
             <w:pPr>
               <w:spacing w:after="20" w:before="0"/>
             </w:pPr>
-            <w:hyperlink w:history="1" r:id="rIdzsumzmitkodhhuf6x7ln9">
+            <w:hyperlink w:history="1" r:id="rIduf_u20qxlqnr83ry1djzx">
               <w:r>
                 <w:rPr>
                   <w:rFonts w:ascii="Arial" w:cs="Arial" w:eastAsia="Arial" w:hAnsi="Arial"/>
@@ -4483,7 +4483,7 @@
               <w:spacing w:after="10" w:before="0"/>
               <w:ind w:left="120"/>
             </w:pPr>
-            <w:hyperlink w:history="1" r:id="rIdukda22frki5vedy27tjej">
+            <w:hyperlink w:history="1" r:id="rIdqo-ntmcayvncd902w1pee">
               <w:r>
                 <w:rPr>
                   <w:rFonts w:ascii="Arial" w:cs="Arial" w:eastAsia="Arial" w:hAnsi="Arial"/>
@@ -4678,7 +4678,7 @@
             <w:pPr>
               <w:spacing w:after="20" w:before="0"/>
             </w:pPr>
-            <w:hyperlink w:history="1" r:id="rId1s7x6tr4mgbddoqycivq1">
+            <w:hyperlink w:history="1" r:id="rIdlnebw27ta1mus-hurvxlr">
               <w:r>
                 <w:rPr>
                   <w:rFonts w:ascii="Arial" w:cs="Arial" w:eastAsia="Arial" w:hAnsi="Arial"/>
@@ -4711,7 +4711,7 @@
               <w:spacing w:after="10" w:before="0"/>
               <w:ind w:left="120"/>
             </w:pPr>
-            <w:hyperlink w:history="1" r:id="rIdnwlhaol6hrnarp5zbu4vs">
+            <w:hyperlink w:history="1" r:id="rIdcatro-74yuze738phr_le">
               <w:r>
                 <w:rPr>
                   <w:rFonts w:ascii="Arial" w:cs="Arial" w:eastAsia="Arial" w:hAnsi="Arial"/>
@@ -4756,7 +4756,7 @@
             <w:pPr>
               <w:spacing w:after="20" w:before="0"/>
             </w:pPr>
-            <w:hyperlink w:history="1" r:id="rIdropstbwuta7nzklp6xac_">
+            <w:hyperlink w:history="1" r:id="rIdzfn7nwwxemppsdcwxrmhq">
               <w:r>
                 <w:rPr>
                   <w:rFonts w:ascii="Arial" w:cs="Arial" w:eastAsia="Arial" w:hAnsi="Arial"/>
@@ -4789,7 +4789,7 @@
               <w:spacing w:after="10" w:before="0"/>
               <w:ind w:left="120"/>
             </w:pPr>
-            <w:hyperlink w:history="1" r:id="rId_nd7hiduziwgj68lg_gba">
+            <w:hyperlink w:history="1" r:id="rIdbywi9gj9thfjc7jwmk8vp">
               <w:r>
                 <w:rPr>
                   <w:rFonts w:ascii="Arial" w:cs="Arial" w:eastAsia="Arial" w:hAnsi="Arial"/>
@@ -5301,7 +5301,7 @@
         </w:rPr>
         <w:t xml:space="preserve">© 2026 SeaVuria and ARES. Aligned with KICD objectives. Developed by SeaVuria; technical implementation by ARES (with AI assistance from Claude). Licensed under </w:t>
       </w:r>
-      <w:hyperlink w:history="1" r:id="rIdlwufsn6erpu9irv3maenh">
+      <w:hyperlink w:history="1" r:id="rIdyfvid5njbexwpatn-yat8">
         <w:r>
           <w:rPr>
             <w:rFonts w:ascii="Arial" w:cs="Arial" w:eastAsia="Arial" w:hAnsi="Arial"/>
@@ -5322,7 +5322,7 @@
         </w:rPr>
         <w:t xml:space="preserve"> (</w:t>
       </w:r>
-      <w:hyperlink w:history="1" r:id="rIdw9-hvhhq33gcvdu9bxbv_">
+      <w:hyperlink w:history="1" r:id="rIdk-1pnxhxymmswwav7ftjg">
         <w:r>
           <w:rPr>
             <w:rFonts w:ascii="Arial" w:cs="Arial" w:eastAsia="Arial" w:hAnsi="Arial"/>
@@ -6335,7 +6335,7 @@
             <w:pPr>
               <w:spacing w:after="20" w:before="0"/>
             </w:pPr>
-            <w:hyperlink w:history="1" r:id="rIdpcxy3--ljeomei-qnkmw7">
+            <w:hyperlink w:history="1" r:id="rIdsnsmhn8svgnlo_xbu5ntx">
               <w:r>
                 <w:rPr>
                   <w:rFonts w:ascii="Arial" w:cs="Arial" w:eastAsia="Arial" w:hAnsi="Arial"/>
@@ -6368,7 +6368,7 @@
               <w:spacing w:after="10" w:before="0"/>
               <w:ind w:left="120"/>
             </w:pPr>
-            <w:hyperlink w:history="1" r:id="rId5exeg123jvz2ptluq479e">
+            <w:hyperlink w:history="1" r:id="rIdrulqz5kw35naoqiiql-qu">
               <w:r>
                 <w:rPr>
                   <w:rFonts w:ascii="Arial" w:cs="Arial" w:eastAsia="Arial" w:hAnsi="Arial"/>
@@ -6413,7 +6413,7 @@
             <w:pPr>
               <w:spacing w:after="20" w:before="0"/>
             </w:pPr>
-            <w:hyperlink w:history="1" r:id="rIdqi_qqrralgw2phjfj7fcq">
+            <w:hyperlink w:history="1" r:id="rIdqgm7zuwbvdysxuxtex0jv">
               <w:r>
                 <w:rPr>
                   <w:rFonts w:ascii="Arial" w:cs="Arial" w:eastAsia="Arial" w:hAnsi="Arial"/>
@@ -6446,7 +6446,7 @@
               <w:spacing w:after="10" w:before="0"/>
               <w:ind w:left="120"/>
             </w:pPr>
-            <w:hyperlink w:history="1" r:id="rIdxvkwf0brfstvtrdewk-xk">
+            <w:hyperlink w:history="1" r:id="rIdfv_9tfyu3ai1bmlwkyt_g">
               <w:r>
                 <w:rPr>
                   <w:rFonts w:ascii="Arial" w:cs="Arial" w:eastAsia="Arial" w:hAnsi="Arial"/>
@@ -6641,7 +6641,7 @@
             <w:pPr>
               <w:spacing w:after="20" w:before="0"/>
             </w:pPr>
-            <w:hyperlink w:history="1" r:id="rId3dxfvawaxdpxri4tjnjll">
+            <w:hyperlink w:history="1" r:id="rIdcqcgk0zie6o6qm_m4yijx">
               <w:r>
                 <w:rPr>
                   <w:rFonts w:ascii="Arial" w:cs="Arial" w:eastAsia="Arial" w:hAnsi="Arial"/>
@@ -6674,7 +6674,7 @@
               <w:spacing w:after="10" w:before="0"/>
               <w:ind w:left="120"/>
             </w:pPr>
-            <w:hyperlink w:history="1" r:id="rIdulcidclhm9ffb94rxjw__">
+            <w:hyperlink w:history="1" r:id="rIdi-umep_6kcpo-moykfw0o">
               <w:r>
                 <w:rPr>
                   <w:rFonts w:ascii="Arial" w:cs="Arial" w:eastAsia="Arial" w:hAnsi="Arial"/>
@@ -6719,7 +6719,7 @@
             <w:pPr>
               <w:spacing w:after="20" w:before="0"/>
             </w:pPr>
-            <w:hyperlink w:history="1" r:id="rIdpurn6_l9mk_21o2tsgg7r">
+            <w:hyperlink w:history="1" r:id="rIdocl7myrj9rgolbxgcsyhu">
               <w:r>
                 <w:rPr>
                   <w:rFonts w:ascii="Arial" w:cs="Arial" w:eastAsia="Arial" w:hAnsi="Arial"/>
@@ -6752,7 +6752,7 @@
               <w:spacing w:after="10" w:before="0"/>
               <w:ind w:left="120"/>
             </w:pPr>
-            <w:hyperlink w:history="1" r:id="rId7rkso1dhmlalgask_kzzt">
+            <w:hyperlink w:history="1" r:id="rIdbolgkbn2nndmcmkwr_fiy">
               <w:r>
                 <w:rPr>
                   <w:rFonts w:ascii="Arial" w:cs="Arial" w:eastAsia="Arial" w:hAnsi="Arial"/>
@@ -6947,7 +6947,7 @@
             <w:pPr>
               <w:spacing w:after="20" w:before="0"/>
             </w:pPr>
-            <w:hyperlink w:history="1" r:id="rIdbmuecqxlguipfltl4m27e">
+            <w:hyperlink w:history="1" r:id="rIduyhx5vwiq95vjyolwzmqa">
               <w:r>
                 <w:rPr>
                   <w:rFonts w:ascii="Arial" w:cs="Arial" w:eastAsia="Arial" w:hAnsi="Arial"/>
@@ -6980,7 +6980,7 @@
               <w:spacing w:after="10" w:before="0"/>
               <w:ind w:left="120"/>
             </w:pPr>
-            <w:hyperlink w:history="1" r:id="rIdpozyffg9sdwomkbwv0sw8">
+            <w:hyperlink w:history="1" r:id="rIda3eeh0s09psxgs07r8hjh">
               <w:r>
                 <w:rPr>
                   <w:rFonts w:ascii="Arial" w:cs="Arial" w:eastAsia="Arial" w:hAnsi="Arial"/>
@@ -7025,7 +7025,7 @@
             <w:pPr>
               <w:spacing w:after="20" w:before="0"/>
             </w:pPr>
-            <w:hyperlink w:history="1" r:id="rId67pj9g5elfzugb175w4ir">
+            <w:hyperlink w:history="1" r:id="rIdxtjr4jmiogz4uuw3nxumg">
               <w:r>
                 <w:rPr>
                   <w:rFonts w:ascii="Arial" w:cs="Arial" w:eastAsia="Arial" w:hAnsi="Arial"/>
@@ -7058,7 +7058,7 @@
               <w:spacing w:after="10" w:before="0"/>
               <w:ind w:left="120"/>
             </w:pPr>
-            <w:hyperlink w:history="1" r:id="rId7ovqzsnxmmwjb64dgpbhc">
+            <w:hyperlink w:history="1" r:id="rId53qszi7spr_jtxszyhczi">
               <w:r>
                 <w:rPr>
                   <w:rFonts w:ascii="Arial" w:cs="Arial" w:eastAsia="Arial" w:hAnsi="Arial"/>
@@ -7253,7 +7253,7 @@
             <w:pPr>
               <w:spacing w:after="20" w:before="0"/>
             </w:pPr>
-            <w:hyperlink w:history="1" r:id="rIdhbiu-x-eigic5dzz0q5it">
+            <w:hyperlink w:history="1" r:id="rIdmo74qvnwgwgyttfi6f5ff">
               <w:r>
                 <w:rPr>
                   <w:rFonts w:ascii="Arial" w:cs="Arial" w:eastAsia="Arial" w:hAnsi="Arial"/>
@@ -7286,7 +7286,7 @@
               <w:spacing w:after="10" w:before="0"/>
               <w:ind w:left="120"/>
             </w:pPr>
-            <w:hyperlink w:history="1" r:id="rIdszvb1-vepvazjh4nxhyi7">
+            <w:hyperlink w:history="1" r:id="rIdb2vgkjrm2oj7cwto44r_l">
               <w:r>
                 <w:rPr>
                   <w:rFonts w:ascii="Arial" w:cs="Arial" w:eastAsia="Arial" w:hAnsi="Arial"/>
@@ -7331,7 +7331,7 @@
             <w:pPr>
               <w:spacing w:after="20" w:before="0"/>
             </w:pPr>
-            <w:hyperlink w:history="1" r:id="rId2yvydvdflgdqanmiiorad">
+            <w:hyperlink w:history="1" r:id="rIdxsyisekngu91ymprsxoul">
               <w:r>
                 <w:rPr>
                   <w:rFonts w:ascii="Arial" w:cs="Arial" w:eastAsia="Arial" w:hAnsi="Arial"/>
@@ -7364,7 +7364,7 @@
               <w:spacing w:after="10" w:before="0"/>
               <w:ind w:left="120"/>
             </w:pPr>
-            <w:hyperlink w:history="1" r:id="rId-qsfn3y2p3g147dw89gjo">
+            <w:hyperlink w:history="1" r:id="rIdoqzeye9shfmsgptwimn1o">
               <w:r>
                 <w:rPr>
                   <w:rFonts w:ascii="Arial" w:cs="Arial" w:eastAsia="Arial" w:hAnsi="Arial"/>
@@ -7559,7 +7559,7 @@
             <w:pPr>
               <w:spacing w:after="20" w:before="0"/>
             </w:pPr>
-            <w:hyperlink w:history="1" r:id="rId8mc-mxtf2e5gtwh_k4wis">
+            <w:hyperlink w:history="1" r:id="rIdawkfazd1jbtrmmugn-wv5">
               <w:r>
                 <w:rPr>
                   <w:rFonts w:ascii="Arial" w:cs="Arial" w:eastAsia="Arial" w:hAnsi="Arial"/>
@@ -7592,7 +7592,7 @@
               <w:spacing w:after="10" w:before="0"/>
               <w:ind w:left="120"/>
             </w:pPr>
-            <w:hyperlink w:history="1" r:id="rId-tr13tes3yi24xldglvyp">
+            <w:hyperlink w:history="1" r:id="rId9dhyc7p3ehsrl1ij8fgmz">
               <w:r>
                 <w:rPr>
                   <w:rFonts w:ascii="Arial" w:cs="Arial" w:eastAsia="Arial" w:hAnsi="Arial"/>
@@ -7637,7 +7637,7 @@
             <w:pPr>
               <w:spacing w:after="20" w:before="0"/>
             </w:pPr>
-            <w:hyperlink w:history="1" r:id="rIdg_0eq4a6xic5jsd_qyt3i">
+            <w:hyperlink w:history="1" r:id="rIda-covxfgtbrnlli8b7rgy">
               <w:r>
                 <w:rPr>
                   <w:rFonts w:ascii="Arial" w:cs="Arial" w:eastAsia="Arial" w:hAnsi="Arial"/>
@@ -7670,7 +7670,7 @@
               <w:spacing w:after="10" w:before="0"/>
               <w:ind w:left="120"/>
             </w:pPr>
-            <w:hyperlink w:history="1" r:id="rId5-0mhchissglsn5n8m74u">
+            <w:hyperlink w:history="1" r:id="rIdn-gqnvji02lxixaizcehh">
               <w:r>
                 <w:rPr>
                   <w:rFonts w:ascii="Arial" w:cs="Arial" w:eastAsia="Arial" w:hAnsi="Arial"/>
@@ -8182,7 +8182,7 @@
         </w:rPr>
         <w:t xml:space="preserve">© 2026 SeaVuria and ARES. Aligned with KICD objectives. Developed by SeaVuria; technical implementation by ARES (with AI assistance from Claude). Licensed under </w:t>
       </w:r>
-      <w:hyperlink w:history="1" r:id="rId-ucnynrm0bptoea9fz5oj">
+      <w:hyperlink w:history="1" r:id="rIds4t_f8hmbeb-vh2ghadcx">
         <w:r>
           <w:rPr>
             <w:rFonts w:ascii="Arial" w:cs="Arial" w:eastAsia="Arial" w:hAnsi="Arial"/>
@@ -8203,7 +8203,7 @@
         </w:rPr>
         <w:t xml:space="preserve"> (</w:t>
       </w:r>
-      <w:hyperlink w:history="1" r:id="rIdgjmsz_o-50urrqabj9_mi">
+      <w:hyperlink w:history="1" r:id="rIdza_3aceu4qjyousbdbyq7">
         <w:r>
           <w:rPr>
             <w:rFonts w:ascii="Arial" w:cs="Arial" w:eastAsia="Arial" w:hAnsi="Arial"/>
@@ -9216,7 +9216,7 @@
             <w:pPr>
               <w:spacing w:after="20" w:before="0"/>
             </w:pPr>
-            <w:hyperlink w:history="1" r:id="rIdl-tmph9vemtzdnq9zwuyy">
+            <w:hyperlink w:history="1" r:id="rIdjrebcbcttpr4-7gelxai9">
               <w:r>
                 <w:rPr>
                   <w:rFonts w:ascii="Arial" w:cs="Arial" w:eastAsia="Arial" w:hAnsi="Arial"/>
@@ -9249,7 +9249,7 @@
               <w:spacing w:after="10" w:before="0"/>
               <w:ind w:left="120"/>
             </w:pPr>
-            <w:hyperlink w:history="1" r:id="rId5be2nparbyy8892prj0fn">
+            <w:hyperlink w:history="1" r:id="rIdt95_rgh0830tpy0owgc9k">
               <w:r>
                 <w:rPr>
                   <w:rFonts w:ascii="Arial" w:cs="Arial" w:eastAsia="Arial" w:hAnsi="Arial"/>
@@ -9294,7 +9294,7 @@
             <w:pPr>
               <w:spacing w:after="20" w:before="0"/>
             </w:pPr>
-            <w:hyperlink w:history="1" r:id="rIdqx9frtrkecrk30kzficsi">
+            <w:hyperlink w:history="1" r:id="rIdcuxnery48iqiidy2xmvfi">
               <w:r>
                 <w:rPr>
                   <w:rFonts w:ascii="Arial" w:cs="Arial" w:eastAsia="Arial" w:hAnsi="Arial"/>
@@ -9327,7 +9327,7 @@
               <w:spacing w:after="10" w:before="0"/>
               <w:ind w:left="120"/>
             </w:pPr>
-            <w:hyperlink w:history="1" r:id="rId6dqfhls1oemzondajpyfm">
+            <w:hyperlink w:history="1" r:id="rIdhsd1psyzj1sr-c9ton8nd">
               <w:r>
                 <w:rPr>
                   <w:rFonts w:ascii="Arial" w:cs="Arial" w:eastAsia="Arial" w:hAnsi="Arial"/>
@@ -9522,7 +9522,7 @@
             <w:pPr>
               <w:spacing w:after="20" w:before="0"/>
             </w:pPr>
-            <w:hyperlink w:history="1" r:id="rIdls2pt8mc7yx6athm7rp_a">
+            <w:hyperlink w:history="1" r:id="rIdhvtzr5jod4iy1vyeanwp_">
               <w:r>
                 <w:rPr>
                   <w:rFonts w:ascii="Arial" w:cs="Arial" w:eastAsia="Arial" w:hAnsi="Arial"/>
@@ -9555,7 +9555,7 @@
               <w:spacing w:after="10" w:before="0"/>
               <w:ind w:left="120"/>
             </w:pPr>
-            <w:hyperlink w:history="1" r:id="rIdphecr2pe7lza0ropkxz2v">
+            <w:hyperlink w:history="1" r:id="rIdw-nruky1yomk3dx2fmje6">
               <w:r>
                 <w:rPr>
                   <w:rFonts w:ascii="Arial" w:cs="Arial" w:eastAsia="Arial" w:hAnsi="Arial"/>
@@ -9600,7 +9600,7 @@
             <w:pPr>
               <w:spacing w:after="20" w:before="0"/>
             </w:pPr>
-            <w:hyperlink w:history="1" r:id="rIdf08wwjekqavtcuj9f7mmq">
+            <w:hyperlink w:history="1" r:id="rIdkbgvh_a9fohbyqqdy2xgk">
               <w:r>
                 <w:rPr>
                   <w:rFonts w:ascii="Arial" w:cs="Arial" w:eastAsia="Arial" w:hAnsi="Arial"/>
@@ -9633,7 +9633,7 @@
               <w:spacing w:after="10" w:before="0"/>
               <w:ind w:left="120"/>
             </w:pPr>
-            <w:hyperlink w:history="1" r:id="rIdemcljwdou-3_astofbvev">
+            <w:hyperlink w:history="1" r:id="rIdtxxa_wxao53suaodyzhsy">
               <w:r>
                 <w:rPr>
                   <w:rFonts w:ascii="Arial" w:cs="Arial" w:eastAsia="Arial" w:hAnsi="Arial"/>
@@ -9828,7 +9828,7 @@
             <w:pPr>
               <w:spacing w:after="20" w:before="0"/>
             </w:pPr>
-            <w:hyperlink w:history="1" r:id="rIdxstz-wyhy4ggx0lhhmw9e">
+            <w:hyperlink w:history="1" r:id="rId1ry6mqjvzx9l6gy7flulh">
               <w:r>
                 <w:rPr>
                   <w:rFonts w:ascii="Arial" w:cs="Arial" w:eastAsia="Arial" w:hAnsi="Arial"/>
@@ -9861,7 +9861,7 @@
               <w:spacing w:after="10" w:before="0"/>
               <w:ind w:left="120"/>
             </w:pPr>
-            <w:hyperlink w:history="1" r:id="rIdypfwiwcsshjmqyz10z7ez">
+            <w:hyperlink w:history="1" r:id="rId4qfgo8ptgt3am4vpt1shm">
               <w:r>
                 <w:rPr>
                   <w:rFonts w:ascii="Arial" w:cs="Arial" w:eastAsia="Arial" w:hAnsi="Arial"/>
@@ -9906,7 +9906,7 @@
             <w:pPr>
               <w:spacing w:after="20" w:before="0"/>
             </w:pPr>
-            <w:hyperlink w:history="1" r:id="rId6cudimxow9sjfvlno0bxp">
+            <w:hyperlink w:history="1" r:id="rIdxitij3skfiuetl8akxixs">
               <w:r>
                 <w:rPr>
                   <w:rFonts w:ascii="Arial" w:cs="Arial" w:eastAsia="Arial" w:hAnsi="Arial"/>
@@ -9939,7 +9939,7 @@
               <w:spacing w:after="10" w:before="0"/>
               <w:ind w:left="120"/>
             </w:pPr>
-            <w:hyperlink w:history="1" r:id="rIduu60uhnyahihteuuy8lqo">
+            <w:hyperlink w:history="1" r:id="rIdqiozolxmfdydsvhe8pvcc">
               <w:r>
                 <w:rPr>
                   <w:rFonts w:ascii="Arial" w:cs="Arial" w:eastAsia="Arial" w:hAnsi="Arial"/>
@@ -10134,7 +10134,7 @@
             <w:pPr>
               <w:spacing w:after="20" w:before="0"/>
             </w:pPr>
-            <w:hyperlink w:history="1" r:id="rIdwvaj6fypkhy1e1jh77qhb">
+            <w:hyperlink w:history="1" r:id="rIdussxqguprlssdpskgjre5">
               <w:r>
                 <w:rPr>
                   <w:rFonts w:ascii="Arial" w:cs="Arial" w:eastAsia="Arial" w:hAnsi="Arial"/>
@@ -10167,7 +10167,7 @@
               <w:spacing w:after="10" w:before="0"/>
               <w:ind w:left="120"/>
             </w:pPr>
-            <w:hyperlink w:history="1" r:id="rIdno9dsyj4mbvjseusfmbub">
+            <w:hyperlink w:history="1" r:id="rIdhtmn-h5uqh-sp-girrxm6">
               <w:r>
                 <w:rPr>
                   <w:rFonts w:ascii="Arial" w:cs="Arial" w:eastAsia="Arial" w:hAnsi="Arial"/>
@@ -10212,7 +10212,7 @@
             <w:pPr>
               <w:spacing w:after="20" w:before="0"/>
             </w:pPr>
-            <w:hyperlink w:history="1" r:id="rIdolnhpk4yaefp_onw3je7l">
+            <w:hyperlink w:history="1" r:id="rIdfluys1lzjm72ww1xxjiyx">
               <w:r>
                 <w:rPr>
                   <w:rFonts w:ascii="Arial" w:cs="Arial" w:eastAsia="Arial" w:hAnsi="Arial"/>
@@ -10245,7 +10245,7 @@
               <w:spacing w:after="10" w:before="0"/>
               <w:ind w:left="120"/>
             </w:pPr>
-            <w:hyperlink w:history="1" r:id="rIdna2y4cazugv5xjv8giqxt">
+            <w:hyperlink w:history="1" r:id="rId739jgvxrwlihrocx4j1sy">
               <w:r>
                 <w:rPr>
                   <w:rFonts w:ascii="Arial" w:cs="Arial" w:eastAsia="Arial" w:hAnsi="Arial"/>
@@ -10440,7 +10440,7 @@
             <w:pPr>
               <w:spacing w:after="20" w:before="0"/>
             </w:pPr>
-            <w:hyperlink w:history="1" r:id="rId66wyo_sfumgm08mig6xyu">
+            <w:hyperlink w:history="1" r:id="rId1p9komuuradwn2_y00ypp">
               <w:r>
                 <w:rPr>
                   <w:rFonts w:ascii="Arial" w:cs="Arial" w:eastAsia="Arial" w:hAnsi="Arial"/>
@@ -10473,7 +10473,7 @@
               <w:spacing w:after="10" w:before="0"/>
               <w:ind w:left="120"/>
             </w:pPr>
-            <w:hyperlink w:history="1" r:id="rIdhgbtizoaq2s4mv9scwz2v">
+            <w:hyperlink w:history="1" r:id="rIdprmddic123_7cgv4_r8gz">
               <w:r>
                 <w:rPr>
                   <w:rFonts w:ascii="Arial" w:cs="Arial" w:eastAsia="Arial" w:hAnsi="Arial"/>
@@ -10518,7 +10518,7 @@
             <w:pPr>
               <w:spacing w:after="20" w:before="0"/>
             </w:pPr>
-            <w:hyperlink w:history="1" r:id="rIdignm2d_cresoqpcn1zpoa">
+            <w:hyperlink w:history="1" r:id="rId5jqnyj8emljhhuqwapzxj">
               <w:r>
                 <w:rPr>
                   <w:rFonts w:ascii="Arial" w:cs="Arial" w:eastAsia="Arial" w:hAnsi="Arial"/>
@@ -10551,7 +10551,7 @@
               <w:spacing w:after="10" w:before="0"/>
               <w:ind w:left="120"/>
             </w:pPr>
-            <w:hyperlink w:history="1" r:id="rIdyz6fafi-8vopq5lfgqunz">
+            <w:hyperlink w:history="1" r:id="rId-uxzwt0cimntygho-kcle">
               <w:r>
                 <w:rPr>
                   <w:rFonts w:ascii="Arial" w:cs="Arial" w:eastAsia="Arial" w:hAnsi="Arial"/>
@@ -11063,7 +11063,7 @@
         </w:rPr>
         <w:t xml:space="preserve">© 2026 SeaVuria and ARES. Aligned with KICD objectives. Developed by SeaVuria; technical implementation by ARES (with AI assistance from Claude). Licensed under </w:t>
       </w:r>
-      <w:hyperlink w:history="1" r:id="rIdzkesvrirxqudzma6e7h7a">
+      <w:hyperlink w:history="1" r:id="rIdths-mj1lxpixgjl_4m4_7">
         <w:r>
           <w:rPr>
             <w:rFonts w:ascii="Arial" w:cs="Arial" w:eastAsia="Arial" w:hAnsi="Arial"/>
@@ -11084,7 +11084,7 @@
         </w:rPr>
         <w:t xml:space="preserve"> (</w:t>
       </w:r>
-      <w:hyperlink w:history="1" r:id="rIdtnvoigiomx0pgf6zg0vzj">
+      <w:hyperlink w:history="1" r:id="rIdhm7ze7phga47pp6oryfxw">
         <w:r>
           <w:rPr>
             <w:rFonts w:ascii="Arial" w:cs="Arial" w:eastAsia="Arial" w:hAnsi="Arial"/>
@@ -12097,7 +12097,7 @@
             <w:pPr>
               <w:spacing w:after="20" w:before="0"/>
             </w:pPr>
-            <w:hyperlink w:history="1" r:id="rId8j2qdpibxastcwdnppnqz">
+            <w:hyperlink w:history="1" r:id="rIdlfpsybgvd7k18exmcvpff">
               <w:r>
                 <w:rPr>
                   <w:rFonts w:ascii="Arial" w:cs="Arial" w:eastAsia="Arial" w:hAnsi="Arial"/>
@@ -12130,7 +12130,7 @@
               <w:spacing w:after="10" w:before="0"/>
               <w:ind w:left="120"/>
             </w:pPr>
-            <w:hyperlink w:history="1" r:id="rIdz5-iv_0smuigoapslsb3g">
+            <w:hyperlink w:history="1" r:id="rIdesxlqzvypfzimhdqgkjmt">
               <w:r>
                 <w:rPr>
                   <w:rFonts w:ascii="Arial" w:cs="Arial" w:eastAsia="Arial" w:hAnsi="Arial"/>
@@ -12175,7 +12175,7 @@
             <w:pPr>
               <w:spacing w:after="20" w:before="0"/>
             </w:pPr>
-            <w:hyperlink w:history="1" r:id="rIdsdd50zq5ahoonvajft85y">
+            <w:hyperlink w:history="1" r:id="rIdenmgx4yd8c35q2d-rnpc8">
               <w:r>
                 <w:rPr>
                   <w:rFonts w:ascii="Arial" w:cs="Arial" w:eastAsia="Arial" w:hAnsi="Arial"/>
@@ -12208,7 +12208,7 @@
               <w:spacing w:after="10" w:before="0"/>
               <w:ind w:left="120"/>
             </w:pPr>
-            <w:hyperlink w:history="1" r:id="rIdu6i1kvsxc7kjgfxvfm2pi">
+            <w:hyperlink w:history="1" r:id="rId00uwjeazgagmxt7vdru-s">
               <w:r>
                 <w:rPr>
                   <w:rFonts w:ascii="Arial" w:cs="Arial" w:eastAsia="Arial" w:hAnsi="Arial"/>
@@ -12403,7 +12403,7 @@
             <w:pPr>
               <w:spacing w:after="20" w:before="0"/>
             </w:pPr>
-            <w:hyperlink w:history="1" r:id="rIdz-sbrtk46lpn40trsgj7g">
+            <w:hyperlink w:history="1" r:id="rIdihczekjxdiy7maqs8grw3">
               <w:r>
                 <w:rPr>
                   <w:rFonts w:ascii="Arial" w:cs="Arial" w:eastAsia="Arial" w:hAnsi="Arial"/>
@@ -12436,7 +12436,7 @@
               <w:spacing w:after="10" w:before="0"/>
               <w:ind w:left="120"/>
             </w:pPr>
-            <w:hyperlink w:history="1" r:id="rIdg5gaccwze4vqsx01tw6n5">
+            <w:hyperlink w:history="1" r:id="rIdcz9qu9dkgquvdrhsdmtpi">
               <w:r>
                 <w:rPr>
                   <w:rFonts w:ascii="Arial" w:cs="Arial" w:eastAsia="Arial" w:hAnsi="Arial"/>
@@ -12481,7 +12481,7 @@
             <w:pPr>
               <w:spacing w:after="20" w:before="0"/>
             </w:pPr>
-            <w:hyperlink w:history="1" r:id="rId9acmudoebl8zqg08kzs1t">
+            <w:hyperlink w:history="1" r:id="rIde5oiuybzhccv79l67dm8-">
               <w:r>
                 <w:rPr>
                   <w:rFonts w:ascii="Arial" w:cs="Arial" w:eastAsia="Arial" w:hAnsi="Arial"/>
@@ -12514,7 +12514,7 @@
               <w:spacing w:after="10" w:before="0"/>
               <w:ind w:left="120"/>
             </w:pPr>
-            <w:hyperlink w:history="1" r:id="rId05ejqj6ql-icrit2v6p7i">
+            <w:hyperlink w:history="1" r:id="rIdjudcpbl_eodyazngkdo3v">
               <w:r>
                 <w:rPr>
                   <w:rFonts w:ascii="Arial" w:cs="Arial" w:eastAsia="Arial" w:hAnsi="Arial"/>
@@ -12709,7 +12709,7 @@
             <w:pPr>
               <w:spacing w:after="20" w:before="0"/>
             </w:pPr>
-            <w:hyperlink w:history="1" r:id="rIdgybzat-mb9m8uidwuc0fh">
+            <w:hyperlink w:history="1" r:id="rIdnsdfznkrduzhlezprauyb">
               <w:r>
                 <w:rPr>
                   <w:rFonts w:ascii="Arial" w:cs="Arial" w:eastAsia="Arial" w:hAnsi="Arial"/>
@@ -12742,7 +12742,7 @@
               <w:spacing w:after="10" w:before="0"/>
               <w:ind w:left="120"/>
             </w:pPr>
-            <w:hyperlink w:history="1" r:id="rIdqa5iza6jraqo3j8i4sjea">
+            <w:hyperlink w:history="1" r:id="rIdkqpo8vjhgjrn7uzwh9apv">
               <w:r>
                 <w:rPr>
                   <w:rFonts w:ascii="Arial" w:cs="Arial" w:eastAsia="Arial" w:hAnsi="Arial"/>
@@ -12787,7 +12787,7 @@
             <w:pPr>
               <w:spacing w:after="20" w:before="0"/>
             </w:pPr>
-            <w:hyperlink w:history="1" r:id="rIdkxhd5vftligjxxpvuoaua">
+            <w:hyperlink w:history="1" r:id="rIdbkitbqdkzkavnqtdnuy7o">
               <w:r>
                 <w:rPr>
                   <w:rFonts w:ascii="Arial" w:cs="Arial" w:eastAsia="Arial" w:hAnsi="Arial"/>
@@ -12820,7 +12820,7 @@
               <w:spacing w:after="10" w:before="0"/>
               <w:ind w:left="120"/>
             </w:pPr>
-            <w:hyperlink w:history="1" r:id="rIdjqndrdxqb3syolwfsygga">
+            <w:hyperlink w:history="1" r:id="rId5spt-9urdhppeveyjdt0l">
               <w:r>
                 <w:rPr>
                   <w:rFonts w:ascii="Arial" w:cs="Arial" w:eastAsia="Arial" w:hAnsi="Arial"/>
@@ -13015,7 +13015,7 @@
             <w:pPr>
               <w:spacing w:after="20" w:before="0"/>
             </w:pPr>
-            <w:hyperlink w:history="1" r:id="rIdueg_qh2q51wctncd6u733">
+            <w:hyperlink w:history="1" r:id="rIdvjcnzwnrm7jq1vu4cjjht">
               <w:r>
                 <w:rPr>
                   <w:rFonts w:ascii="Arial" w:cs="Arial" w:eastAsia="Arial" w:hAnsi="Arial"/>
@@ -13048,7 +13048,7 @@
               <w:spacing w:after="10" w:before="0"/>
               <w:ind w:left="120"/>
             </w:pPr>
-            <w:hyperlink w:history="1" r:id="rIdxvoqughy1tmdgs2keuwma">
+            <w:hyperlink w:history="1" r:id="rIdloqtmbclbv-9v-t0ugpmp">
               <w:r>
                 <w:rPr>
                   <w:rFonts w:ascii="Arial" w:cs="Arial" w:eastAsia="Arial" w:hAnsi="Arial"/>
@@ -13093,7 +13093,7 @@
             <w:pPr>
               <w:spacing w:after="20" w:before="0"/>
             </w:pPr>
-            <w:hyperlink w:history="1" r:id="rIdawaczw0oz6dfh1hszcbjv">
+            <w:hyperlink w:history="1" r:id="rIdqtlmifbfarfjwklv1fdlf">
               <w:r>
                 <w:rPr>
                   <w:rFonts w:ascii="Arial" w:cs="Arial" w:eastAsia="Arial" w:hAnsi="Arial"/>
@@ -13126,7 +13126,7 @@
               <w:spacing w:after="10" w:before="0"/>
               <w:ind w:left="120"/>
             </w:pPr>
-            <w:hyperlink w:history="1" r:id="rIdkg1qbnsr9yjbcyddpjghw">
+            <w:hyperlink w:history="1" r:id="rIdo-9qsgujdghxusodv84dm">
               <w:r>
                 <w:rPr>
                   <w:rFonts w:ascii="Arial" w:cs="Arial" w:eastAsia="Arial" w:hAnsi="Arial"/>
@@ -13321,7 +13321,7 @@
             <w:pPr>
               <w:spacing w:after="20" w:before="0"/>
             </w:pPr>
-            <w:hyperlink w:history="1" r:id="rIdh0olgvextuerip4fa57lu">
+            <w:hyperlink w:history="1" r:id="rIdle0zfyr_ykl1nhubp6jya">
               <w:r>
                 <w:rPr>
                   <w:rFonts w:ascii="Arial" w:cs="Arial" w:eastAsia="Arial" w:hAnsi="Arial"/>
@@ -13354,7 +13354,7 @@
               <w:spacing w:after="10" w:before="0"/>
               <w:ind w:left="120"/>
             </w:pPr>
-            <w:hyperlink w:history="1" r:id="rIdf23-3u_noavzlp9j408lw">
+            <w:hyperlink w:history="1" r:id="rId1mp1nawejrn2l4hat7hu-">
               <w:r>
                 <w:rPr>
                   <w:rFonts w:ascii="Arial" w:cs="Arial" w:eastAsia="Arial" w:hAnsi="Arial"/>
@@ -13399,7 +13399,7 @@
             <w:pPr>
               <w:spacing w:after="20" w:before="0"/>
             </w:pPr>
-            <w:hyperlink w:history="1" r:id="rIdlobpuih8ou2ruevmg5edg">
+            <w:hyperlink w:history="1" r:id="rId1rfkew11bkipupu-1kdsz">
               <w:r>
                 <w:rPr>
                   <w:rFonts w:ascii="Arial" w:cs="Arial" w:eastAsia="Arial" w:hAnsi="Arial"/>
@@ -13432,7 +13432,7 @@
               <w:spacing w:after="10" w:before="0"/>
               <w:ind w:left="120"/>
             </w:pPr>
-            <w:hyperlink w:history="1" r:id="rIdq3hixnypeoykj20obe_7o">
+            <w:hyperlink w:history="1" r:id="rIddye5hlcai7dbe4wdc5_gg">
               <w:r>
                 <w:rPr>
                   <w:rFonts w:ascii="Arial" w:cs="Arial" w:eastAsia="Arial" w:hAnsi="Arial"/>
@@ -14077,7 +14077,7 @@
         </w:rPr>
         <w:t xml:space="preserve">© 2026 SeaVuria and ARES. Aligned with KICD objectives. Developed by SeaVuria; technical implementation by ARES (with AI assistance from Claude). Licensed under </w:t>
       </w:r>
-      <w:hyperlink w:history="1" r:id="rIdvu3amfsjodsz6qmasrtun">
+      <w:hyperlink w:history="1" r:id="rIdsewecp2f5l2hbsh4fe9yv">
         <w:r>
           <w:rPr>
             <w:rFonts w:ascii="Arial" w:cs="Arial" w:eastAsia="Arial" w:hAnsi="Arial"/>
@@ -14098,7 +14098,7 @@
         </w:rPr>
         <w:t xml:space="preserve"> (</w:t>
       </w:r>
-      <w:hyperlink w:history="1" r:id="rIdy9mu5uk3axygdlzpjub4j">
+      <w:hyperlink w:history="1" r:id="rId0dhaljx9cq7lu69uveurv">
         <w:r>
           <w:rPr>
             <w:rFonts w:ascii="Arial" w:cs="Arial" w:eastAsia="Arial" w:hAnsi="Arial"/>
@@ -15111,7 +15111,7 @@
             <w:pPr>
               <w:spacing w:after="20" w:before="0"/>
             </w:pPr>
-            <w:hyperlink w:history="1" r:id="rIdcsbiyc8wmqemdsdim1lkx">
+            <w:hyperlink w:history="1" r:id="rIdhf6hbdaddafxn7hq5zw8v">
               <w:r>
                 <w:rPr>
                   <w:rFonts w:ascii="Arial" w:cs="Arial" w:eastAsia="Arial" w:hAnsi="Arial"/>
@@ -15144,7 +15144,7 @@
               <w:spacing w:after="10" w:before="0"/>
               <w:ind w:left="120"/>
             </w:pPr>
-            <w:hyperlink w:history="1" r:id="rIdemitrrgvcnre21xksqucs">
+            <w:hyperlink w:history="1" r:id="rIdgtgaxosursma91tj6vcpc">
               <w:r>
                 <w:rPr>
                   <w:rFonts w:ascii="Arial" w:cs="Arial" w:eastAsia="Arial" w:hAnsi="Arial"/>
@@ -15189,7 +15189,7 @@
             <w:pPr>
               <w:spacing w:after="20" w:before="0"/>
             </w:pPr>
-            <w:hyperlink w:history="1" r:id="rIdbs8ik4fvbpajhyg69pw0f">
+            <w:hyperlink w:history="1" r:id="rIdtp7-pocjs_1mdh0bjde1q">
               <w:r>
                 <w:rPr>
                   <w:rFonts w:ascii="Arial" w:cs="Arial" w:eastAsia="Arial" w:hAnsi="Arial"/>
@@ -15222,7 +15222,7 @@
               <w:spacing w:after="10" w:before="0"/>
               <w:ind w:left="120"/>
             </w:pPr>
-            <w:hyperlink w:history="1" r:id="rIdp5lyezd5ic9rmx9lkl0jf">
+            <w:hyperlink w:history="1" r:id="rIdy9pbdqgbdudtf6wouthnc">
               <w:r>
                 <w:rPr>
                   <w:rFonts w:ascii="Arial" w:cs="Arial" w:eastAsia="Arial" w:hAnsi="Arial"/>
@@ -15417,7 +15417,7 @@
             <w:pPr>
               <w:spacing w:after="20" w:before="0"/>
             </w:pPr>
-            <w:hyperlink w:history="1" r:id="rIdl6iz_ob2kh1rj6z50nwca">
+            <w:hyperlink w:history="1" r:id="rIdkyikvjdqw83veilmcdrn2">
               <w:r>
                 <w:rPr>
                   <w:rFonts w:ascii="Arial" w:cs="Arial" w:eastAsia="Arial" w:hAnsi="Arial"/>
@@ -15450,7 +15450,7 @@
               <w:spacing w:after="10" w:before="0"/>
               <w:ind w:left="120"/>
             </w:pPr>
-            <w:hyperlink w:history="1" r:id="rId8vuy9idk4tvgmmzj8sqpw">
+            <w:hyperlink w:history="1" r:id="rIdhz8pjggsitcbrfgeyeps8">
               <w:r>
                 <w:rPr>
                   <w:rFonts w:ascii="Arial" w:cs="Arial" w:eastAsia="Arial" w:hAnsi="Arial"/>
@@ -15495,7 +15495,7 @@
             <w:pPr>
               <w:spacing w:after="20" w:before="0"/>
             </w:pPr>
-            <w:hyperlink w:history="1" r:id="rId31gf-egwdv3ue4fcgmkds">
+            <w:hyperlink w:history="1" r:id="rId1k-1_rdugwi6hjh1ufww3">
               <w:r>
                 <w:rPr>
                   <w:rFonts w:ascii="Arial" w:cs="Arial" w:eastAsia="Arial" w:hAnsi="Arial"/>
@@ -15528,7 +15528,7 @@
               <w:spacing w:after="10" w:before="0"/>
               <w:ind w:left="120"/>
             </w:pPr>
-            <w:hyperlink w:history="1" r:id="rIdcfby8ytbej5l6nnw4hlnv">
+            <w:hyperlink w:history="1" r:id="rIdjfjxtio95cqvg3j3nxqk3">
               <w:r>
                 <w:rPr>
                   <w:rFonts w:ascii="Arial" w:cs="Arial" w:eastAsia="Arial" w:hAnsi="Arial"/>
@@ -15723,7 +15723,7 @@
             <w:pPr>
               <w:spacing w:after="20" w:before="0"/>
             </w:pPr>
-            <w:hyperlink w:history="1" r:id="rIdbdtca0muxgnaslmd-zzch">
+            <w:hyperlink w:history="1" r:id="rId8wuckvgwbw0rg8eftiajl">
               <w:r>
                 <w:rPr>
                   <w:rFonts w:ascii="Arial" w:cs="Arial" w:eastAsia="Arial" w:hAnsi="Arial"/>
@@ -15756,7 +15756,7 @@
               <w:spacing w:after="10" w:before="0"/>
               <w:ind w:left="120"/>
             </w:pPr>
-            <w:hyperlink w:history="1" r:id="rIdxpcfqpuxpo0ukdw9dkbz1">
+            <w:hyperlink w:history="1" r:id="rIdz-ex1y3dhyk-qhxaqqkgd">
               <w:r>
                 <w:rPr>
                   <w:rFonts w:ascii="Arial" w:cs="Arial" w:eastAsia="Arial" w:hAnsi="Arial"/>
@@ -15801,7 +15801,7 @@
             <w:pPr>
               <w:spacing w:after="20" w:before="0"/>
             </w:pPr>
-            <w:hyperlink w:history="1" r:id="rIdzyxs4u_ycs52a2xg8pg0f">
+            <w:hyperlink w:history="1" r:id="rIdjtvn2yeyrc_4fv8m3xcrj">
               <w:r>
                 <w:rPr>
                   <w:rFonts w:ascii="Arial" w:cs="Arial" w:eastAsia="Arial" w:hAnsi="Arial"/>
@@ -15834,7 +15834,7 @@
               <w:spacing w:after="10" w:before="0"/>
               <w:ind w:left="120"/>
             </w:pPr>
-            <w:hyperlink w:history="1" r:id="rIdbqqmbn9xibwdp7n6ildmv">
+            <w:hyperlink w:history="1" r:id="rIdnsngo51j_bk-gnfjmjx4q">
               <w:r>
                 <w:rPr>
                   <w:rFonts w:ascii="Arial" w:cs="Arial" w:eastAsia="Arial" w:hAnsi="Arial"/>
@@ -16029,7 +16029,7 @@
             <w:pPr>
               <w:spacing w:after="20" w:before="0"/>
             </w:pPr>
-            <w:hyperlink w:history="1" r:id="rIdryvc6suplxlkoaqqns6rf">
+            <w:hyperlink w:history="1" r:id="rIdj1ph74cxv3qew0tcc03tq">
               <w:r>
                 <w:rPr>
                   <w:rFonts w:ascii="Arial" w:cs="Arial" w:eastAsia="Arial" w:hAnsi="Arial"/>
@@ -16062,7 +16062,7 @@
               <w:spacing w:after="10" w:before="0"/>
               <w:ind w:left="120"/>
             </w:pPr>
-            <w:hyperlink w:history="1" r:id="rIdfc2hpxmml-mwpbb9htfcl">
+            <w:hyperlink w:history="1" r:id="rId2_c5kqii3skam6farmhtu">
               <w:r>
                 <w:rPr>
                   <w:rFonts w:ascii="Arial" w:cs="Arial" w:eastAsia="Arial" w:hAnsi="Arial"/>
@@ -16107,7 +16107,7 @@
             <w:pPr>
               <w:spacing w:after="20" w:before="0"/>
             </w:pPr>
-            <w:hyperlink w:history="1" r:id="rIdy0qgne7cjz9szljv93ka_">
+            <w:hyperlink w:history="1" r:id="rIdyjwjfjjsyteagrleohdfk">
               <w:r>
                 <w:rPr>
                   <w:rFonts w:ascii="Arial" w:cs="Arial" w:eastAsia="Arial" w:hAnsi="Arial"/>
@@ -16140,7 +16140,7 @@
               <w:spacing w:after="10" w:before="0"/>
               <w:ind w:left="120"/>
             </w:pPr>
-            <w:hyperlink w:history="1" r:id="rIdjezkfeeurhp4yzsu3hmk0">
+            <w:hyperlink w:history="1" r:id="rId-dfl1dtdddmycddadikgn">
               <w:r>
                 <w:rPr>
                   <w:rFonts w:ascii="Arial" w:cs="Arial" w:eastAsia="Arial" w:hAnsi="Arial"/>
@@ -16335,7 +16335,7 @@
             <w:pPr>
               <w:spacing w:after="20" w:before="0"/>
             </w:pPr>
-            <w:hyperlink w:history="1" r:id="rIdlwaxejkvu3pf5vown0ec8">
+            <w:hyperlink w:history="1" r:id="rIdcciuzpgmuodkgznevx94z">
               <w:r>
                 <w:rPr>
                   <w:rFonts w:ascii="Arial" w:cs="Arial" w:eastAsia="Arial" w:hAnsi="Arial"/>
@@ -16368,7 +16368,7 @@
               <w:spacing w:after="10" w:before="0"/>
               <w:ind w:left="120"/>
             </w:pPr>
-            <w:hyperlink w:history="1" r:id="rIdt0oflphoao6smg4vpn7pj">
+            <w:hyperlink w:history="1" r:id="rIdi3rydmi2pwzpmroqb6sdc">
               <w:r>
                 <w:rPr>
                   <w:rFonts w:ascii="Arial" w:cs="Arial" w:eastAsia="Arial" w:hAnsi="Arial"/>
@@ -16413,7 +16413,7 @@
             <w:pPr>
               <w:spacing w:after="20" w:before="0"/>
             </w:pPr>
-            <w:hyperlink w:history="1" r:id="rIdgcabuoqv3auvuyj_buwox">
+            <w:hyperlink w:history="1" r:id="rIdjzm9jn6dxr67bchqvnued">
               <w:r>
                 <w:rPr>
                   <w:rFonts w:ascii="Arial" w:cs="Arial" w:eastAsia="Arial" w:hAnsi="Arial"/>
@@ -16446,7 +16446,7 @@
               <w:spacing w:after="10" w:before="0"/>
               <w:ind w:left="120"/>
             </w:pPr>
-            <w:hyperlink w:history="1" r:id="rIdp8v0ll1jlysggrmtzcrsg">
+            <w:hyperlink w:history="1" r:id="rId35qq5nb2f_xfulq9tldbg">
               <w:r>
                 <w:rPr>
                   <w:rFonts w:ascii="Arial" w:cs="Arial" w:eastAsia="Arial" w:hAnsi="Arial"/>
@@ -16958,7 +16958,7 @@
         </w:rPr>
         <w:t xml:space="preserve">© 2026 SeaVuria and ARES. Aligned with KICD objectives. Developed by SeaVuria; technical implementation by ARES (with AI assistance from Claude). Licensed under </w:t>
       </w:r>
-      <w:hyperlink w:history="1" r:id="rId7yozjcfoc9lbyruezdjro">
+      <w:hyperlink w:history="1" r:id="rIdmfofviykcdz-_k3bprc4v">
         <w:r>
           <w:rPr>
             <w:rFonts w:ascii="Arial" w:cs="Arial" w:eastAsia="Arial" w:hAnsi="Arial"/>
@@ -16979,7 +16979,7 @@
         </w:rPr>
         <w:t xml:space="preserve"> (</w:t>
       </w:r>
-      <w:hyperlink w:history="1" r:id="rIdtmar95s9njvgxfh66mqqq">
+      <w:hyperlink w:history="1" r:id="rIdt1n6pfdrt1q1ddtggl7gl">
         <w:r>
           <w:rPr>
             <w:rFonts w:ascii="Arial" w:cs="Arial" w:eastAsia="Arial" w:hAnsi="Arial"/>
@@ -17992,7 +17992,7 @@
             <w:pPr>
               <w:spacing w:after="20" w:before="0"/>
             </w:pPr>
-            <w:hyperlink w:history="1" r:id="rId_wody-b7ei9tzuzbox--m">
+            <w:hyperlink w:history="1" r:id="rIddrn4kkam7t3rcsqegqmzm">
               <w:r>
                 <w:rPr>
                   <w:rFonts w:ascii="Arial" w:cs="Arial" w:eastAsia="Arial" w:hAnsi="Arial"/>
@@ -18025,7 +18025,7 @@
               <w:spacing w:after="10" w:before="0"/>
               <w:ind w:left="120"/>
             </w:pPr>
-            <w:hyperlink w:history="1" r:id="rIdek9gmmzuvyh095z61ypei">
+            <w:hyperlink w:history="1" r:id="rIdueuxbg4fyjb-qzj_xbtci">
               <w:r>
                 <w:rPr>
                   <w:rFonts w:ascii="Arial" w:cs="Arial" w:eastAsia="Arial" w:hAnsi="Arial"/>
@@ -18070,7 +18070,7 @@
             <w:pPr>
               <w:spacing w:after="20" w:before="0"/>
             </w:pPr>
-            <w:hyperlink w:history="1" r:id="rIdixcgkkzkaqrx5la8n9uvs">
+            <w:hyperlink w:history="1" r:id="rIdrtrvkvf9vdpq-5ka0ncqb">
               <w:r>
                 <w:rPr>
                   <w:rFonts w:ascii="Arial" w:cs="Arial" w:eastAsia="Arial" w:hAnsi="Arial"/>
@@ -18103,7 +18103,7 @@
               <w:spacing w:after="10" w:before="0"/>
               <w:ind w:left="120"/>
             </w:pPr>
-            <w:hyperlink w:history="1" r:id="rIdsgtosn1rt3qfstv4gkxg3">
+            <w:hyperlink w:history="1" r:id="rId4ipe2deciz8-p-2ivudji">
               <w:r>
                 <w:rPr>
                   <w:rFonts w:ascii="Arial" w:cs="Arial" w:eastAsia="Arial" w:hAnsi="Arial"/>
@@ -18298,7 +18298,7 @@
             <w:pPr>
               <w:spacing w:after="20" w:before="0"/>
             </w:pPr>
-            <w:hyperlink w:history="1" r:id="rId-zv1jnqnhfqzlm7vccwnf">
+            <w:hyperlink w:history="1" r:id="rIdlbkktuo8tovkujoazqfux">
               <w:r>
                 <w:rPr>
                   <w:rFonts w:ascii="Arial" w:cs="Arial" w:eastAsia="Arial" w:hAnsi="Arial"/>
@@ -18331,7 +18331,7 @@
               <w:spacing w:after="10" w:before="0"/>
               <w:ind w:left="120"/>
             </w:pPr>
-            <w:hyperlink w:history="1" r:id="rId1n-a9zlo1ar6xddsfsnmt">
+            <w:hyperlink w:history="1" r:id="rIde05h2m4ndjxwxmxj9nmtn">
               <w:r>
                 <w:rPr>
                   <w:rFonts w:ascii="Arial" w:cs="Arial" w:eastAsia="Arial" w:hAnsi="Arial"/>
@@ -18376,7 +18376,7 @@
             <w:pPr>
               <w:spacing w:after="20" w:before="0"/>
             </w:pPr>
-            <w:hyperlink w:history="1" r:id="rIdgyzmceu40uix9gu-cjn5w">
+            <w:hyperlink w:history="1" r:id="rIdkfwouwiaigqmzfwrhciae">
               <w:r>
                 <w:rPr>
                   <w:rFonts w:ascii="Arial" w:cs="Arial" w:eastAsia="Arial" w:hAnsi="Arial"/>
@@ -18409,7 +18409,7 @@
               <w:spacing w:after="10" w:before="0"/>
               <w:ind w:left="120"/>
             </w:pPr>
-            <w:hyperlink w:history="1" r:id="rIdublbn390lwcrvdnxqfwtm">
+            <w:hyperlink w:history="1" r:id="rIdzwfvlmjaln9ocsd5ul9lb">
               <w:r>
                 <w:rPr>
                   <w:rFonts w:ascii="Arial" w:cs="Arial" w:eastAsia="Arial" w:hAnsi="Arial"/>
@@ -18604,7 +18604,7 @@
             <w:pPr>
               <w:spacing w:after="20" w:before="0"/>
             </w:pPr>
-            <w:hyperlink w:history="1" r:id="rIddcarmk2truseqxtcrbjjz">
+            <w:hyperlink w:history="1" r:id="rIdwagzc0b_uhgzzop_qhkm7">
               <w:r>
                 <w:rPr>
                   <w:rFonts w:ascii="Arial" w:cs="Arial" w:eastAsia="Arial" w:hAnsi="Arial"/>
@@ -18637,7 +18637,7 @@
               <w:spacing w:after="10" w:before="0"/>
               <w:ind w:left="120"/>
             </w:pPr>
-            <w:hyperlink w:history="1" r:id="rIdzhivhcgw6-z6ixgiigz4d">
+            <w:hyperlink w:history="1" r:id="rId9ti2uub3zrihjaslndngo">
               <w:r>
                 <w:rPr>
                   <w:rFonts w:ascii="Arial" w:cs="Arial" w:eastAsia="Arial" w:hAnsi="Arial"/>
@@ -18682,7 +18682,7 @@
             <w:pPr>
               <w:spacing w:after="20" w:before="0"/>
             </w:pPr>
-            <w:hyperlink w:history="1" r:id="rIdqd6xgyetvzaomcnf27z77">
+            <w:hyperlink w:history="1" r:id="rIdiy0_oklgmmc3sxwqiyy7w">
               <w:r>
                 <w:rPr>
                   <w:rFonts w:ascii="Arial" w:cs="Arial" w:eastAsia="Arial" w:hAnsi="Arial"/>
@@ -18715,7 +18715,7 @@
               <w:spacing w:after="10" w:before="0"/>
               <w:ind w:left="120"/>
             </w:pPr>
-            <w:hyperlink w:history="1" r:id="rIdkxfuro8uhsfwmtxer-ucb">
+            <w:hyperlink w:history="1" r:id="rId9hl7kiwaxgx7r0zishvhv">
               <w:r>
                 <w:rPr>
                   <w:rFonts w:ascii="Arial" w:cs="Arial" w:eastAsia="Arial" w:hAnsi="Arial"/>
@@ -18910,7 +18910,7 @@
             <w:pPr>
               <w:spacing w:after="20" w:before="0"/>
             </w:pPr>
-            <w:hyperlink w:history="1" r:id="rIdi5aaeroym-ihrrtaivjhd">
+            <w:hyperlink w:history="1" r:id="rIdsvf_vxsppwoxigf9zq35n">
               <w:r>
                 <w:rPr>
                   <w:rFonts w:ascii="Arial" w:cs="Arial" w:eastAsia="Arial" w:hAnsi="Arial"/>
@@ -18943,7 +18943,7 @@
               <w:spacing w:after="10" w:before="0"/>
               <w:ind w:left="120"/>
             </w:pPr>
-            <w:hyperlink w:history="1" r:id="rIdqzsvwrdwmxj1p_jq4rkvu">
+            <w:hyperlink w:history="1" r:id="rIdu1hib6nyvxjsur4fc0agx">
               <w:r>
                 <w:rPr>
                   <w:rFonts w:ascii="Arial" w:cs="Arial" w:eastAsia="Arial" w:hAnsi="Arial"/>
@@ -18988,7 +18988,7 @@
             <w:pPr>
               <w:spacing w:after="20" w:before="0"/>
             </w:pPr>
-            <w:hyperlink w:history="1" r:id="rIdcoyvbm1u_l7l-nkwp7aby">
+            <w:hyperlink w:history="1" r:id="rIdj4tcruipc7yhwkl82iyp0">
               <w:r>
                 <w:rPr>
                   <w:rFonts w:ascii="Arial" w:cs="Arial" w:eastAsia="Arial" w:hAnsi="Arial"/>
@@ -19021,7 +19021,7 @@
               <w:spacing w:after="10" w:before="0"/>
               <w:ind w:left="120"/>
             </w:pPr>
-            <w:hyperlink w:history="1" r:id="rIdyopfwloefo-yxurnsbd0m">
+            <w:hyperlink w:history="1" r:id="rIdla3lrbydvftjfpcdjmcdz">
               <w:r>
                 <w:rPr>
                   <w:rFonts w:ascii="Arial" w:cs="Arial" w:eastAsia="Arial" w:hAnsi="Arial"/>
@@ -19216,7 +19216,7 @@
             <w:pPr>
               <w:spacing w:after="20" w:before="0"/>
             </w:pPr>
-            <w:hyperlink w:history="1" r:id="rId_ecrin6ry1ushr8bar0ep">
+            <w:hyperlink w:history="1" r:id="rIdyeeygx9ffd_ifvz9m2nhg">
               <w:r>
                 <w:rPr>
                   <w:rFonts w:ascii="Arial" w:cs="Arial" w:eastAsia="Arial" w:hAnsi="Arial"/>
@@ -19249,7 +19249,7 @@
               <w:spacing w:after="10" w:before="0"/>
               <w:ind w:left="120"/>
             </w:pPr>
-            <w:hyperlink w:history="1" r:id="rIdmcwzhiiluxdremwbmbiet">
+            <w:hyperlink w:history="1" r:id="rIddhwkzccsmtoqjrd2zqn-d">
               <w:r>
                 <w:rPr>
                   <w:rFonts w:ascii="Arial" w:cs="Arial" w:eastAsia="Arial" w:hAnsi="Arial"/>
@@ -19294,7 +19294,7 @@
             <w:pPr>
               <w:spacing w:after="20" w:before="0"/>
             </w:pPr>
-            <w:hyperlink w:history="1" r:id="rIdqjnq2wfc2wzpiusbxmsdk">
+            <w:hyperlink w:history="1" r:id="rIdetqumutha_tb2isennlw8">
               <w:r>
                 <w:rPr>
                   <w:rFonts w:ascii="Arial" w:cs="Arial" w:eastAsia="Arial" w:hAnsi="Arial"/>
@@ -19327,7 +19327,7 @@
               <w:spacing w:after="10" w:before="0"/>
               <w:ind w:left="120"/>
             </w:pPr>
-            <w:hyperlink w:history="1" r:id="rIdso7pk-9h65au0bode8pp-">
+            <w:hyperlink w:history="1" r:id="rIduieszztit4wfqwsbccwnd">
               <w:r>
                 <w:rPr>
                   <w:rFonts w:ascii="Arial" w:cs="Arial" w:eastAsia="Arial" w:hAnsi="Arial"/>
@@ -19839,7 +19839,7 @@
         </w:rPr>
         <w:t xml:space="preserve">© 2026 SeaVuria and ARES. Aligned with KICD objectives. Developed by SeaVuria; technical implementation by ARES (with AI assistance from Claude). Licensed under </w:t>
       </w:r>
-      <w:hyperlink w:history="1" r:id="rId_kilzidnrjnb4yttpshp5">
+      <w:hyperlink w:history="1" r:id="rIdgcolvpi47jp4cne6a_44k">
         <w:r>
           <w:rPr>
             <w:rFonts w:ascii="Arial" w:cs="Arial" w:eastAsia="Arial" w:hAnsi="Arial"/>
@@ -19860,7 +19860,7 @@
         </w:rPr>
         <w:t xml:space="preserve"> (</w:t>
       </w:r>
-      <w:hyperlink w:history="1" r:id="rId36pq26a3fae9o6hq0kh5h">
+      <w:hyperlink w:history="1" r:id="rIdt6qimxzllmjg1vudeuxxp">
         <w:r>
           <w:rPr>
             <w:rFonts w:ascii="Arial" w:cs="Arial" w:eastAsia="Arial" w:hAnsi="Arial"/>
@@ -20873,7 +20873,7 @@
             <w:pPr>
               <w:spacing w:after="20" w:before="0"/>
             </w:pPr>
-            <w:hyperlink w:history="1" r:id="rIdinjlwfqwtrzvuxbzwmda_">
+            <w:hyperlink w:history="1" r:id="rId2ei03ittwmeb73wb5look">
               <w:r>
                 <w:rPr>
                   <w:rFonts w:ascii="Arial" w:cs="Arial" w:eastAsia="Arial" w:hAnsi="Arial"/>
@@ -20906,7 +20906,7 @@
               <w:spacing w:after="10" w:before="0"/>
               <w:ind w:left="120"/>
             </w:pPr>
-            <w:hyperlink w:history="1" r:id="rIdh2iz2nidfgdcanufgd-bu">
+            <w:hyperlink w:history="1" r:id="rIdd2quura3zvb7qo4hlnrx1">
               <w:r>
                 <w:rPr>
                   <w:rFonts w:ascii="Arial" w:cs="Arial" w:eastAsia="Arial" w:hAnsi="Arial"/>
@@ -20968,7 +20968,7 @@
               <w:spacing w:after="10" w:before="0"/>
               <w:ind w:left="120"/>
             </w:pPr>
-            <w:hyperlink w:history="1" r:id="rIdaisvmjlbmtwp4o5zvcjoz">
+            <w:hyperlink w:history="1" r:id="rIdqc5ge5ykzvwa6cdje2pzl">
               <w:r>
                 <w:rPr>
                   <w:rFonts w:ascii="Arial" w:cs="Arial" w:eastAsia="Arial" w:hAnsi="Arial"/>
@@ -21178,7 +21178,7 @@
             <w:pPr>
               <w:spacing w:after="20" w:before="0"/>
             </w:pPr>
-            <w:hyperlink w:history="1" r:id="rIdpenwtov9relgf8uzfbiun">
+            <w:hyperlink w:history="1" r:id="rId5rv-dvy0wwymdkardpimx">
               <w:r>
                 <w:rPr>
                   <w:rFonts w:ascii="Arial" w:cs="Arial" w:eastAsia="Arial" w:hAnsi="Arial"/>
@@ -21211,7 +21211,7 @@
               <w:spacing w:after="10" w:before="0"/>
               <w:ind w:left="120"/>
             </w:pPr>
-            <w:hyperlink w:history="1" r:id="rIdofceng39u0raabc4tpwuu">
+            <w:hyperlink w:history="1" r:id="rId4xr5kjm4zkko4zspsrlgp">
               <w:r>
                 <w:rPr>
                   <w:rFonts w:ascii="Arial" w:cs="Arial" w:eastAsia="Arial" w:hAnsi="Arial"/>
@@ -21273,7 +21273,7 @@
               <w:spacing w:after="10" w:before="0"/>
               <w:ind w:left="120"/>
             </w:pPr>
-            <w:hyperlink w:history="1" r:id="rIdwoi4bnz-zrhwq2caqgvi8">
+            <w:hyperlink w:history="1" r:id="rIdspegfz1sgjz52rpn17asn">
               <w:r>
                 <w:rPr>
                   <w:rFonts w:ascii="Arial" w:cs="Arial" w:eastAsia="Arial" w:hAnsi="Arial"/>
@@ -21483,7 +21483,7 @@
             <w:pPr>
               <w:spacing w:after="20" w:before="0"/>
             </w:pPr>
-            <w:hyperlink w:history="1" r:id="rIdjysudkr_8qmoby_4h--ud">
+            <w:hyperlink w:history="1" r:id="rIdfypnw0crdlhjao-zifsnf">
               <w:r>
                 <w:rPr>
                   <w:rFonts w:ascii="Arial" w:cs="Arial" w:eastAsia="Arial" w:hAnsi="Arial"/>
@@ -21516,7 +21516,7 @@
               <w:spacing w:after="10" w:before="0"/>
               <w:ind w:left="120"/>
             </w:pPr>
-            <w:hyperlink w:history="1" r:id="rIdcfjij3krwjzwpxilsb7gk">
+            <w:hyperlink w:history="1" r:id="rIdtlp27lmjlg7rdky0i17hy">
               <w:r>
                 <w:rPr>
                   <w:rFonts w:ascii="Arial" w:cs="Arial" w:eastAsia="Arial" w:hAnsi="Arial"/>
@@ -21578,7 +21578,7 @@
               <w:spacing w:after="10" w:before="0"/>
               <w:ind w:left="120"/>
             </w:pPr>
-            <w:hyperlink w:history="1" r:id="rIdnx2rzsfgw_y4oq_cvdxj-">
+            <w:hyperlink w:history="1" r:id="rIdoliv2dcnnjbfnv0hripya">
               <w:r>
                 <w:rPr>
                   <w:rFonts w:ascii="Arial" w:cs="Arial" w:eastAsia="Arial" w:hAnsi="Arial"/>
@@ -21788,7 +21788,7 @@
             <w:pPr>
               <w:spacing w:after="20" w:before="0"/>
             </w:pPr>
-            <w:hyperlink w:history="1" r:id="rId8ahcheyri5zspssq56e37">
+            <w:hyperlink w:history="1" r:id="rIdftwr5te6_7fuyvyhqdu2l">
               <w:r>
                 <w:rPr>
                   <w:rFonts w:ascii="Arial" w:cs="Arial" w:eastAsia="Arial" w:hAnsi="Arial"/>
@@ -21821,7 +21821,7 @@
               <w:spacing w:after="10" w:before="0"/>
               <w:ind w:left="120"/>
             </w:pPr>
-            <w:hyperlink w:history="1" r:id="rId8_sewwmfk1grbkfotfoen">
+            <w:hyperlink w:history="1" r:id="rIdxulfcvecbnz8hvgg1n1kj">
               <w:r>
                 <w:rPr>
                   <w:rFonts w:ascii="Arial" w:cs="Arial" w:eastAsia="Arial" w:hAnsi="Arial"/>
@@ -21883,7 +21883,7 @@
               <w:spacing w:after="10" w:before="0"/>
               <w:ind w:left="120"/>
             </w:pPr>
-            <w:hyperlink w:history="1" r:id="rIdkili9tfvnzq7bulixjlpj">
+            <w:hyperlink w:history="1" r:id="rIda-ljnhqinspu50dtexh0c">
               <w:r>
                 <w:rPr>
                   <w:rFonts w:ascii="Arial" w:cs="Arial" w:eastAsia="Arial" w:hAnsi="Arial"/>
@@ -22093,7 +22093,7 @@
             <w:pPr>
               <w:spacing w:after="20" w:before="0"/>
             </w:pPr>
-            <w:hyperlink w:history="1" r:id="rIdcvkrjvgstrxt4o23fpjhc">
+            <w:hyperlink w:history="1" r:id="rIdxb3bpuk9b5mctoo7xeat9">
               <w:r>
                 <w:rPr>
                   <w:rFonts w:ascii="Arial" w:cs="Arial" w:eastAsia="Arial" w:hAnsi="Arial"/>
@@ -22126,7 +22126,7 @@
               <w:spacing w:after="10" w:before="0"/>
               <w:ind w:left="120"/>
             </w:pPr>
-            <w:hyperlink w:history="1" r:id="rIddqhx-yfzx1feldlwgeksk">
+            <w:hyperlink w:history="1" r:id="rId1_pewkkvd6eh-0z3llh5_">
               <w:r>
                 <w:rPr>
                   <w:rFonts w:ascii="Arial" w:cs="Arial" w:eastAsia="Arial" w:hAnsi="Arial"/>
@@ -22188,7 +22188,7 @@
               <w:spacing w:after="10" w:before="0"/>
               <w:ind w:left="120"/>
             </w:pPr>
-            <w:hyperlink w:history="1" r:id="rIdvpuypj8ri7ls7jlwloymo">
+            <w:hyperlink w:history="1" r:id="rIdraehgysvjghwoedq2rwag">
               <w:r>
                 <w:rPr>
                   <w:rFonts w:ascii="Arial" w:cs="Arial" w:eastAsia="Arial" w:hAnsi="Arial"/>
@@ -22715,7 +22715,7 @@
         </w:rPr>
         <w:t xml:space="preserve">© 2026 SeaVuria and ARES. Aligned with KICD objectives. Developed by SeaVuria; technical implementation by ARES (with AI assistance from Claude). Licensed under </w:t>
       </w:r>
-      <w:hyperlink w:history="1" r:id="rId5vgeouy8px0w56t_pi3mc">
+      <w:hyperlink w:history="1" r:id="rIdp3n1fnouhq9yfpu9sgien">
         <w:r>
           <w:rPr>
             <w:rFonts w:ascii="Arial" w:cs="Arial" w:eastAsia="Arial" w:hAnsi="Arial"/>
@@ -22736,7 +22736,7 @@
         </w:rPr>
         <w:t xml:space="preserve"> (</w:t>
       </w:r>
-      <w:hyperlink w:history="1" r:id="rIdxrfwscvc5roonythjdukz">
+      <w:hyperlink w:history="1" r:id="rIdnma1tuk4unmtt1f0rbhpr">
         <w:r>
           <w:rPr>
             <w:rFonts w:ascii="Arial" w:cs="Arial" w:eastAsia="Arial" w:hAnsi="Arial"/>
@@ -23749,7 +23749,7 @@
             <w:pPr>
               <w:spacing w:after="20" w:before="0"/>
             </w:pPr>
-            <w:hyperlink w:history="1" r:id="rIdghl70fpisb1qqxw-7nvas">
+            <w:hyperlink w:history="1" r:id="rIdh3rwoukxfwmspjg0u4qxg">
               <w:r>
                 <w:rPr>
                   <w:rFonts w:ascii="Arial" w:cs="Arial" w:eastAsia="Arial" w:hAnsi="Arial"/>
@@ -23782,7 +23782,7 @@
               <w:spacing w:after="10" w:before="0"/>
               <w:ind w:left="120"/>
             </w:pPr>
-            <w:hyperlink w:history="1" r:id="rIdvypb2huguvqqs0es8bwsa">
+            <w:hyperlink w:history="1" r:id="rIdwzuiymblfznrlmwjo7ham">
               <w:r>
                 <w:rPr>
                   <w:rFonts w:ascii="Arial" w:cs="Arial" w:eastAsia="Arial" w:hAnsi="Arial"/>
@@ -23827,7 +23827,7 @@
             <w:pPr>
               <w:spacing w:after="20" w:before="0"/>
             </w:pPr>
-            <w:hyperlink w:history="1" r:id="rId11z_vx-dv9b8eobai3nbk">
+            <w:hyperlink w:history="1" r:id="rIdbhnu21dyrzhfcw3fjtqtt">
               <w:r>
                 <w:rPr>
                   <w:rFonts w:ascii="Arial" w:cs="Arial" w:eastAsia="Arial" w:hAnsi="Arial"/>
@@ -23860,7 +23860,7 @@
               <w:spacing w:after="10" w:before="0"/>
               <w:ind w:left="120"/>
             </w:pPr>
-            <w:hyperlink w:history="1" r:id="rIdbxnxh9kna9kt1uaqfmts5">
+            <w:hyperlink w:history="1" r:id="rIdkm4972-rb8c0wgnuru8xo">
               <w:r>
                 <w:rPr>
                   <w:rFonts w:ascii="Arial" w:cs="Arial" w:eastAsia="Arial" w:hAnsi="Arial"/>
@@ -24055,7 +24055,7 @@
             <w:pPr>
               <w:spacing w:after="20" w:before="0"/>
             </w:pPr>
-            <w:hyperlink w:history="1" r:id="rIdadf1-cd9at6dtfuzmue4r">
+            <w:hyperlink w:history="1" r:id="rIdkezjtie_fexrlw-09cxuj">
               <w:r>
                 <w:rPr>
                   <w:rFonts w:ascii="Arial" w:cs="Arial" w:eastAsia="Arial" w:hAnsi="Arial"/>
@@ -24088,7 +24088,7 @@
               <w:spacing w:after="10" w:before="0"/>
               <w:ind w:left="120"/>
             </w:pPr>
-            <w:hyperlink w:history="1" r:id="rId-k9vkfmwkvq6wan2evsmm">
+            <w:hyperlink w:history="1" r:id="rId5arnfid8fljrquibzmooh">
               <w:r>
                 <w:rPr>
                   <w:rFonts w:ascii="Arial" w:cs="Arial" w:eastAsia="Arial" w:hAnsi="Arial"/>
@@ -24133,7 +24133,7 @@
             <w:pPr>
               <w:spacing w:after="20" w:before="0"/>
             </w:pPr>
-            <w:hyperlink w:history="1" r:id="rIddwzlgc4qn3ba50itz-r5-">
+            <w:hyperlink w:history="1" r:id="rIdrgggmjzjciyuzcvlhh3fn">
               <w:r>
                 <w:rPr>
                   <w:rFonts w:ascii="Arial" w:cs="Arial" w:eastAsia="Arial" w:hAnsi="Arial"/>
@@ -24166,7 +24166,7 @@
               <w:spacing w:after="10" w:before="0"/>
               <w:ind w:left="120"/>
             </w:pPr>
-            <w:hyperlink w:history="1" r:id="rIdfazlbve8b83p7ljquqara">
+            <w:hyperlink w:history="1" r:id="rId5gxi44xqnzoxk0yeg_-zn">
               <w:r>
                 <w:rPr>
                   <w:rFonts w:ascii="Arial" w:cs="Arial" w:eastAsia="Arial" w:hAnsi="Arial"/>
@@ -24361,7 +24361,7 @@
             <w:pPr>
               <w:spacing w:after="20" w:before="0"/>
             </w:pPr>
-            <w:hyperlink w:history="1" r:id="rIdvpuueo_kxej-uwqsq_uwh">
+            <w:hyperlink w:history="1" r:id="rIdtft7unoftcjnxta3bwgu4">
               <w:r>
                 <w:rPr>
                   <w:rFonts w:ascii="Arial" w:cs="Arial" w:eastAsia="Arial" w:hAnsi="Arial"/>
@@ -24394,7 +24394,7 @@
               <w:spacing w:after="10" w:before="0"/>
               <w:ind w:left="120"/>
             </w:pPr>
-            <w:hyperlink w:history="1" r:id="rIddtvbvcvbfcprem_bh55cs">
+            <w:hyperlink w:history="1" r:id="rIdfvjknpxzrbk2dgqkyxa5g">
               <w:r>
                 <w:rPr>
                   <w:rFonts w:ascii="Arial" w:cs="Arial" w:eastAsia="Arial" w:hAnsi="Arial"/>
@@ -24439,7 +24439,7 @@
             <w:pPr>
               <w:spacing w:after="20" w:before="0"/>
             </w:pPr>
-            <w:hyperlink w:history="1" r:id="rId5gp3dnr3o6ps4t6g0rozf">
+            <w:hyperlink w:history="1" r:id="rIdfqvul9h94fqw_x0x6g3zi">
               <w:r>
                 <w:rPr>
                   <w:rFonts w:ascii="Arial" w:cs="Arial" w:eastAsia="Arial" w:hAnsi="Arial"/>
@@ -24472,7 +24472,7 @@
               <w:spacing w:after="10" w:before="0"/>
               <w:ind w:left="120"/>
             </w:pPr>
-            <w:hyperlink w:history="1" r:id="rIdost3x2ksxv19d9-sextm1">
+            <w:hyperlink w:history="1" r:id="rIdwxv0qstlgq5dn96b9ukko">
               <w:r>
                 <w:rPr>
                   <w:rFonts w:ascii="Arial" w:cs="Arial" w:eastAsia="Arial" w:hAnsi="Arial"/>
@@ -24667,7 +24667,7 @@
             <w:pPr>
               <w:spacing w:after="20" w:before="0"/>
             </w:pPr>
-            <w:hyperlink w:history="1" r:id="rId00vqxha3oajoa9k4phq_q">
+            <w:hyperlink w:history="1" r:id="rIda4i636gspf6yxeb5v9pr1">
               <w:r>
                 <w:rPr>
                   <w:rFonts w:ascii="Arial" w:cs="Arial" w:eastAsia="Arial" w:hAnsi="Arial"/>
@@ -24700,7 +24700,7 @@
               <w:spacing w:after="10" w:before="0"/>
               <w:ind w:left="120"/>
             </w:pPr>
-            <w:hyperlink w:history="1" r:id="rId8z77ycaxcnmx2ss0r5nm1">
+            <w:hyperlink w:history="1" r:id="rIdrrw9ezf7myiq0n1iegjht">
               <w:r>
                 <w:rPr>
                   <w:rFonts w:ascii="Arial" w:cs="Arial" w:eastAsia="Arial" w:hAnsi="Arial"/>
@@ -24745,7 +24745,7 @@
             <w:pPr>
               <w:spacing w:after="20" w:before="0"/>
             </w:pPr>
-            <w:hyperlink w:history="1" r:id="rIdigw4hcm6z12j1upwomc_6">
+            <w:hyperlink w:history="1" r:id="rIdg6yrhp6cthtxu5yi4xl6n">
               <w:r>
                 <w:rPr>
                   <w:rFonts w:ascii="Arial" w:cs="Arial" w:eastAsia="Arial" w:hAnsi="Arial"/>
@@ -24778,7 +24778,7 @@
               <w:spacing w:after="10" w:before="0"/>
               <w:ind w:left="120"/>
             </w:pPr>
-            <w:hyperlink w:history="1" r:id="rId0j3dhh8nb0dv4g5rp0v72">
+            <w:hyperlink w:history="1" r:id="rIdl74tqf7hpybmmlkmymw4x">
               <w:r>
                 <w:rPr>
                   <w:rFonts w:ascii="Arial" w:cs="Arial" w:eastAsia="Arial" w:hAnsi="Arial"/>
@@ -24973,7 +24973,7 @@
             <w:pPr>
               <w:spacing w:after="20" w:before="0"/>
             </w:pPr>
-            <w:hyperlink w:history="1" r:id="rIdkrzfi-pvp1zf-vmal2yue">
+            <w:hyperlink w:history="1" r:id="rIdfukfwx5mjvovmxj12fga1">
               <w:r>
                 <w:rPr>
                   <w:rFonts w:ascii="Arial" w:cs="Arial" w:eastAsia="Arial" w:hAnsi="Arial"/>
@@ -25006,7 +25006,7 @@
               <w:spacing w:after="10" w:before="0"/>
               <w:ind w:left="120"/>
             </w:pPr>
-            <w:hyperlink w:history="1" r:id="rIdz5wovdvvtte5ks8zoedv7">
+            <w:hyperlink w:history="1" r:id="rIdtis88qym0d8fu2p6ed2c3">
               <w:r>
                 <w:rPr>
                   <w:rFonts w:ascii="Arial" w:cs="Arial" w:eastAsia="Arial" w:hAnsi="Arial"/>
@@ -25051,7 +25051,7 @@
             <w:pPr>
               <w:spacing w:after="20" w:before="0"/>
             </w:pPr>
-            <w:hyperlink w:history="1" r:id="rIdky7azalnh_rtie2phm05t">
+            <w:hyperlink w:history="1" r:id="rId7keriuphsoqtmk-fq6c14">
               <w:r>
                 <w:rPr>
                   <w:rFonts w:ascii="Arial" w:cs="Arial" w:eastAsia="Arial" w:hAnsi="Arial"/>
@@ -25084,7 +25084,7 @@
               <w:spacing w:after="10" w:before="0"/>
               <w:ind w:left="120"/>
             </w:pPr>
-            <w:hyperlink w:history="1" r:id="rIdzy4hs28ucwftremhqhiwj">
+            <w:hyperlink w:history="1" r:id="rIdywiuffdven-b_1bfqmvdm">
               <w:r>
                 <w:rPr>
                   <w:rFonts w:ascii="Arial" w:cs="Arial" w:eastAsia="Arial" w:hAnsi="Arial"/>
@@ -25596,7 +25596,7 @@
         </w:rPr>
         <w:t xml:space="preserve">© 2026 SeaVuria and ARES. Aligned with KICD objectives. Developed by SeaVuria; technical implementation by ARES (with AI assistance from Claude). Licensed under </w:t>
       </w:r>
-      <w:hyperlink w:history="1" r:id="rIdppwmvkjzuzojha9fdptam">
+      <w:hyperlink w:history="1" r:id="rIdxt9i19rlynwujr62qnzgd">
         <w:r>
           <w:rPr>
             <w:rFonts w:ascii="Arial" w:cs="Arial" w:eastAsia="Arial" w:hAnsi="Arial"/>
@@ -25617,7 +25617,7 @@
         </w:rPr>
         <w:t xml:space="preserve"> (</w:t>
       </w:r>
-      <w:hyperlink w:history="1" r:id="rIdap7nddydqqnefsl5jqr3i">
+      <w:hyperlink w:history="1" r:id="rIdcf88nfh-g2tqk897j8gdp">
         <w:r>
           <w:rPr>
             <w:rFonts w:ascii="Arial" w:cs="Arial" w:eastAsia="Arial" w:hAnsi="Arial"/>

--- a/data/outputs/v2/Maths/SS2.2_Area_of_Polygons/Mathematics_Area_of_Polygons_CBE_LessonSequence.docx
+++ b/data/outputs/v2/Maths/SS2.2_Area_of_Polygons/Mathematics_Area_of_Polygons_CBE_LessonSequence.docx
@@ -2402,7 +2402,7 @@
         </w:rPr>
         <w:t xml:space="preserve">© 2026 SeaVuria and ARES. This work is licensed under a </w:t>
       </w:r>
-      <w:hyperlink w:history="1" r:id="rIdjgikoei_i0woadxtw4tvp">
+      <w:hyperlink w:history="1" r:id="rId2evlxpdllpuptbrvwvtmt">
         <w:r>
           <w:rPr>
             <w:rFonts w:ascii="Arial" w:cs="Arial" w:eastAsia="Arial" w:hAnsi="Arial"/>
@@ -2422,7 +2422,7 @@
         </w:rPr>
         <w:t xml:space="preserve"> (</w:t>
       </w:r>
-      <w:hyperlink w:history="1" r:id="rIdyqu-hsrdck39x-l0trdga">
+      <w:hyperlink w:history="1" r:id="rIdn16xkaxrmtm8jcrbsm1em">
         <w:r>
           <w:rPr>
             <w:rFonts w:ascii="Arial" w:cs="Arial" w:eastAsia="Arial" w:hAnsi="Arial"/>
@@ -2442,7 +2442,7 @@
         </w:rPr>
         <w:t xml:space="preserve">). To view a copy of this license, visit </w:t>
       </w:r>
-      <w:hyperlink w:history="1" r:id="rIdends6t24namkn0qzg-ei9">
+      <w:hyperlink w:history="1" r:id="rIdzi-c9vsgslam0fmru083t">
         <w:r>
           <w:rPr>
             <w:rFonts w:ascii="Arial" w:cs="Arial" w:eastAsia="Arial" w:hAnsi="Arial"/>
@@ -3454,7 +3454,7 @@
             <w:pPr>
               <w:spacing w:after="20" w:before="0"/>
             </w:pPr>
-            <w:hyperlink w:history="1" r:id="rIdp8vdxps-twu3aiprhiqyi">
+            <w:hyperlink w:history="1" r:id="rIdgsfvutlowjdkho1o-qz2e">
               <w:r>
                 <w:rPr>
                   <w:rFonts w:ascii="Arial" w:cs="Arial" w:eastAsia="Arial" w:hAnsi="Arial"/>
@@ -3487,7 +3487,7 @@
               <w:spacing w:after="10" w:before="0"/>
               <w:ind w:left="120"/>
             </w:pPr>
-            <w:hyperlink w:history="1" r:id="rIdyu8zf9fnv0ir9izwjfldy">
+            <w:hyperlink w:history="1" r:id="rIdnziu47bqxgdrsuvjp6vtl">
               <w:r>
                 <w:rPr>
                   <w:rFonts w:ascii="Arial" w:cs="Arial" w:eastAsia="Arial" w:hAnsi="Arial"/>
@@ -3532,7 +3532,7 @@
             <w:pPr>
               <w:spacing w:after="20" w:before="0"/>
             </w:pPr>
-            <w:hyperlink w:history="1" r:id="rIdxbzmu3pu21eunnvqp3u6v">
+            <w:hyperlink w:history="1" r:id="rIduwlpzjknpdaq50ki8_0dq">
               <w:r>
                 <w:rPr>
                   <w:rFonts w:ascii="Arial" w:cs="Arial" w:eastAsia="Arial" w:hAnsi="Arial"/>
@@ -3541,7 +3541,7 @@
                   <w:szCs w:val="16"/>
                   <w:u w:val="single" w:color="2E75B6"/>
                 </w:rPr>
-                <w:t xml:space="preserve">Find missing length when given area of a triangle</w:t>
+                <w:t xml:space="preserve">Find base and height on a triangle</w:t>
               </w:r>
             </w:hyperlink>
           </w:p>
@@ -3565,7 +3565,7 @@
               <w:spacing w:after="10" w:before="0"/>
               <w:ind w:left="120"/>
             </w:pPr>
-            <w:hyperlink w:history="1" r:id="rIdxwqkntw0fk3ha65kkbduc">
+            <w:hyperlink w:history="1" r:id="rIdocch56uig5ifynpzjhd-t">
               <w:r>
                 <w:rPr>
                   <w:rFonts w:ascii="Arial" w:cs="Arial" w:eastAsia="Arial" w:hAnsi="Arial"/>
@@ -3760,7 +3760,925 @@
             <w:pPr>
               <w:spacing w:after="20" w:before="0"/>
             </w:pPr>
-            <w:hyperlink w:history="1" r:id="rIdmgy3q_ehq7qjvbbkbsbvl">
+            <w:hyperlink w:history="1" r:id="rIdk2nxpqrfjytqfztuxfc__">
+              <w:r>
+                <w:rPr>
+                  <w:rFonts w:ascii="Arial" w:cs="Arial" w:eastAsia="Arial" w:hAnsi="Arial"/>
+                  <w:color w:val="2E75B6"/>
+                  <w:sz w:val="16"/>
+                  <w:szCs w:val="16"/>
+                  <w:u w:val="single" w:color="2E75B6"/>
+                </w:rPr>
+                <w:t xml:space="preserve">Finding area of triangles</w:t>
+              </w:r>
+            </w:hyperlink>
+          </w:p>
+          <w:p>
+            <w:pPr>
+              <w:spacing w:after="10" w:before="0"/>
+              <w:ind w:left="120"/>
+            </w:pPr>
+            <w:r>
+              <w:rPr>
+                <w:rFonts w:ascii="Arial" w:cs="Arial" w:eastAsia="Arial" w:hAnsi="Arial"/>
+                <w:color w:val="595959"/>
+                <w:sz w:val="14"/>
+                <w:szCs w:val="14"/>
+              </w:rPr>
+              <w:t xml:space="preserve">Source: Khan Academy (English - US curriculum)</w:t>
+            </w:r>
+          </w:p>
+          <w:p>
+            <w:pPr>
+              <w:spacing w:after="10" w:before="0"/>
+              <w:ind w:left="120"/>
+            </w:pPr>
+            <w:hyperlink w:history="1" r:id="rIdagsvwf0sw47y4r7et4e-i">
+              <w:r>
+                <w:rPr>
+                  <w:rFonts w:ascii="Arial" w:cs="Arial" w:eastAsia="Arial" w:hAnsi="Arial"/>
+                  <w:color w:val="595959"/>
+                  <w:sz w:val="14"/>
+                  <w:szCs w:val="14"/>
+                  <w:u w:val="single" w:color="595959"/>
+                </w:rPr>
+                <w:t xml:space="preserve">🔍 Search ARES for similar videos</w:t>
+              </w:r>
+            </w:hyperlink>
+          </w:p>
+          <w:p>
+            <w:pPr>
+              <w:spacing w:after="40" w:before="0"/>
+            </w:pPr>
+            <w:r>
+              <w:rPr>
+                <w:sz w:val="14"/>
+                <w:szCs w:val="14"/>
+              </w:rPr>
+              <w:t xml:space="preserve"/>
+            </w:r>
+          </w:p>
+          <w:p>
+            <w:pPr>
+              <w:spacing w:after="20" w:before="0"/>
+            </w:pPr>
+            <w:r>
+              <w:rPr>
+                <w:rFonts w:ascii="Arial" w:cs="Arial" w:eastAsia="Arial" w:hAnsi="Arial"/>
+                <w:b/>
+                <w:bCs/>
+                <w:color w:val="1F3864"/>
+                <w:sz w:val="16"/>
+                <w:szCs w:val="16"/>
+              </w:rPr>
+              <w:t xml:space="preserve">📖 EXERCISE:</w:t>
+            </w:r>
+          </w:p>
+          <w:p>
+            <w:pPr>
+              <w:spacing w:after="20" w:before="0"/>
+            </w:pPr>
+            <w:hyperlink w:history="1" r:id="rIdlyppmdffbkybxldcz44tp">
+              <w:r>
+                <w:rPr>
+                  <w:rFonts w:ascii="Arial" w:cs="Arial" w:eastAsia="Arial" w:hAnsi="Arial"/>
+                  <w:color w:val="2E75B6"/>
+                  <w:sz w:val="16"/>
+                  <w:szCs w:val="16"/>
+                  <w:u w:val="single" w:color="2E75B6"/>
+                </w:rPr>
+                <w:t xml:space="preserve">Decompose area with triangles</w:t>
+              </w:r>
+            </w:hyperlink>
+          </w:p>
+          <w:p>
+            <w:pPr>
+              <w:spacing w:after="10" w:before="0"/>
+              <w:ind w:left="120"/>
+            </w:pPr>
+            <w:r>
+              <w:rPr>
+                <w:rFonts w:ascii="Arial" w:cs="Arial" w:eastAsia="Arial" w:hAnsi="Arial"/>
+                <w:color w:val="595959"/>
+                <w:sz w:val="14"/>
+                <w:szCs w:val="14"/>
+              </w:rPr>
+              <w:t xml:space="preserve">Source: Khan Academy (English - US curriculum)</w:t>
+            </w:r>
+          </w:p>
+          <w:p>
+            <w:pPr>
+              <w:spacing w:after="10" w:before="0"/>
+              <w:ind w:left="120"/>
+            </w:pPr>
+            <w:hyperlink w:history="1" r:id="rIdrao7xzz7kcqupcwhzoi1n">
+              <w:r>
+                <w:rPr>
+                  <w:rFonts w:ascii="Arial" w:cs="Arial" w:eastAsia="Arial" w:hAnsi="Arial"/>
+                  <w:color w:val="595959"/>
+                  <w:sz w:val="14"/>
+                  <w:szCs w:val="14"/>
+                  <w:u w:val="single" w:color="595959"/>
+                </w:rPr>
+                <w:t xml:space="preserve">🔍 Search ARES for similar readings</w:t>
+              </w:r>
+            </w:hyperlink>
+          </w:p>
+        </w:tc>
+        <w:tc>
+          <w:tcPr>
+            <w:tcW w:type="dxa" w:w="3040"/>
+            <w:shd w:fill="FFFFFF" w:color="auto" w:val="clear"/>
+            <w:tcMar>
+              <w:top w:type="dxa" w:w="60"/>
+              <w:left w:type="dxa" w:w="120"/>
+              <w:bottom w:type="dxa" w:w="60"/>
+              <w:right w:type="dxa" w:w="120"/>
+            </w:tcMar>
+            <w:vAlign w:val="top"/>
+          </w:tcPr>
+          <w:p>
+            <w:pPr>
+              <w:spacing w:after="40" w:before="0"/>
+              <w:jc w:val="left"/>
+            </w:pPr>
+            <w:r>
+              <w:rPr>
+                <w:rFonts w:ascii="Arial" w:cs="Arial" w:eastAsia="Arial" w:hAnsi="Arial"/>
+                <w:b w:val="false"/>
+                <w:bCs w:val="false"/>
+                <w:i w:val="false"/>
+                <w:iCs w:val="false"/>
+                <w:color w:val="000000"/>
+                <w:sz w:val="18"/>
+                <w:szCs w:val="18"/>
+              </w:rPr>
+              <w:t xml:space="preserve">Learners receive a printed or hand-drawn A4 worksheet containing three triangles drawn on a 1 cm squared grid paper background. Triangle 1: right-angled triangle (base = 6 cm, height = 4 cm — height is a grid line, easy to read). Triangle 2: acute triangle (base = 8 cm, a slanted height is drawn as a dotted line = 5 cm). Triangle 3: obtuse triangle (base = 10 cm, NO height line drawn — learners must construct or estimate the perpendicular height themselves using a ruler and set square). For each triangle, learners: (a) Count the full squares and half-squares inside the triangle to estimate area by counting. (b) Identify and measure the base and perpendicular height. (c) Apply the formula Area = ½ × base × height and record their answer. (d) Compare their counting estimate with their formula answer. Learners work in pairs. They also have access to a 30 cm ruler and a set square.</w:t>
+            </w:r>
+          </w:p>
+        </w:tc>
+        <w:tc>
+          <w:tcPr>
+            <w:tcW w:type="dxa" w:w="3040"/>
+            <w:shd w:fill="F2F2F2" w:color="auto" w:val="clear"/>
+            <w:tcMar>
+              <w:top w:type="dxa" w:w="60"/>
+              <w:left w:type="dxa" w:w="120"/>
+              <w:bottom w:type="dxa" w:w="60"/>
+              <w:right w:type="dxa" w:w="120"/>
+            </w:tcMar>
+            <w:vAlign w:val="top"/>
+          </w:tcPr>
+          <w:p>
+            <w:pPr>
+              <w:spacing w:after="40" w:before="0"/>
+              <w:jc w:val="left"/>
+            </w:pPr>
+            <w:r>
+              <w:rPr>
+                <w:rFonts w:ascii="Arial" w:cs="Arial" w:eastAsia="Arial" w:hAnsi="Arial"/>
+                <w:b w:val="false"/>
+                <w:bCs w:val="false"/>
+                <w:i w:val="false"/>
+                <w:iCs w:val="false"/>
+                <w:color w:val="000000"/>
+                <w:sz w:val="18"/>
+                <w:szCs w:val="18"/>
+              </w:rPr>
+              <w:t xml:space="preserve">1. Distribute worksheets and materials. Say: 'You have three triangles. For each one, I want you to do four things — I'll write them on the board.' Write the four steps clearly. 2. Circulate actively. At Triangle 1, prompt: 'How many full squares are inside? How many half-squares? What does that give you?' Wait 10 seconds before giving any further prompt. 3. At Triangle 2, ask pairs: 'Where exactly is the perpendicular height? How do you know it is perpendicular?' Cold-call 2 pairs to explain. 4. At Triangle 3 — this is the critical triangle. When learners struggle to find the height, do NOT immediately help. Say: 'This is the most important triangle on your sheet. Sit with the confusion for a moment. What would you NEED to draw to find the height?' Wait 15 seconds. Then hint: 'Think about what perpendicular means. Use your set square.' 5. After 15 minutes of pair work, bring the class together. Ask: 'For Triangle 3 — who found the height easily? Who struggled?' Hands up, scan, then cold-call one learner from each group. 6. Say: 'Now look back at our surveyor's shamba sketch. Does the shamba have any perpendicular heights drawn? What does that mean for our formula?'</w:t>
+            </w:r>
+          </w:p>
+        </w:tc>
+        <w:tc>
+          <w:tcPr>
+            <w:tcW w:type="dxa" w:w="3040"/>
+            <w:shd w:fill="FFFFFF" w:color="auto" w:val="clear"/>
+            <w:tcMar>
+              <w:top w:type="dxa" w:w="60"/>
+              <w:left w:type="dxa" w:w="120"/>
+              <w:bottom w:type="dxa" w:w="60"/>
+              <w:right w:type="dxa" w:w="120"/>
+            </w:tcMar>
+            <w:vAlign w:val="top"/>
+          </w:tcPr>
+          <w:p>
+            <w:pPr>
+              <w:spacing w:after="40" w:before="0"/>
+              <w:jc w:val="left"/>
+            </w:pPr>
+            <w:r>
+              <w:rPr>
+                <w:rFonts w:ascii="Arial" w:cs="Arial" w:eastAsia="Arial" w:hAnsi="Arial"/>
+                <w:b w:val="false"/>
+                <w:bCs w:val="false"/>
+                <w:i w:val="false"/>
+                <w:iCs w:val="false"/>
+                <w:color w:val="000000"/>
+                <w:sz w:val="18"/>
+                <w:szCs w:val="18"/>
+              </w:rPr>
+              <w:t xml:space="preserve">Strategy: Concrete-Representational-Abstract (CRA) Progression with Purposeful Struggle. Learners begin with counting squares (concrete estimation), move to reading a drawn height (representational), and then must construct the height themselves (abstract application). Triangle 3 is deliberately designed to create productive struggle — the absence of a drawn height mirrors exactly the surveyor's dilemma with the real shamba. The comparison between counting estimate and formula answer builds trust in the formula while making the HEIGHT visible as the critical variable.</w:t>
+            </w:r>
+          </w:p>
+        </w:tc>
+        <w:tc>
+          <w:tcPr>
+            <w:tcW w:type="dxa" w:w="3040"/>
+            <w:shd w:fill="F2F2F2" w:color="auto" w:val="clear"/>
+            <w:tcMar>
+              <w:top w:type="dxa" w:w="60"/>
+              <w:left w:type="dxa" w:w="120"/>
+              <w:bottom w:type="dxa" w:w="60"/>
+              <w:right w:type="dxa" w:w="120"/>
+            </w:tcMar>
+            <w:vAlign w:val="top"/>
+          </w:tcPr>
+          <w:p>
+            <w:pPr>
+              <w:spacing w:after="40" w:before="0"/>
+              <w:jc w:val="left"/>
+            </w:pPr>
+            <w:r>
+              <w:rPr>
+                <w:rFonts w:ascii="Arial" w:cs="Arial" w:eastAsia="Arial" w:hAnsi="Arial"/>
+                <w:b w:val="false"/>
+                <w:bCs w:val="false"/>
+                <w:i w:val="false"/>
+                <w:iCs w:val="false"/>
+                <w:color w:val="000000"/>
+                <w:sz w:val="18"/>
+                <w:szCs w:val="18"/>
+              </w:rPr>
+              <w:t xml:space="preserve">Observable indicator: Check that learners correctly identify the perpendicular (not slant) height for Triangle 2. Common error: measuring the slant side as the height. For Triangle 3, observe whether learners use the set square correctly to draw a perpendicular from the apex to the base extended. Ask targeted pairs: 'Show me exactly where your height starts and ends.' Learners should be able to state: 'The height must be perpendicular to the base.' If the majority measure slant height for Triangle 2, pause the class and address this misconception whole-class before moving to Triangle 3.</w:t>
+            </w:r>
+          </w:p>
+        </w:tc>
+      </w:tr>
+      <w:tr>
+        <w:tc>
+          <w:tcPr>
+            <w:tcW w:type="dxa" w:w="1520"/>
+            <w:shd w:fill="E2EFDA" w:color="auto" w:val="clear"/>
+            <w:tcMar>
+              <w:top w:type="dxa" w:w="60"/>
+              <w:left w:type="dxa" w:w="120"/>
+              <w:bottom w:type="dxa" w:w="60"/>
+              <w:right w:type="dxa" w:w="120"/>
+            </w:tcMar>
+            <w:vAlign w:val="top"/>
+          </w:tcPr>
+          <w:p>
+            <w:pPr>
+              <w:spacing w:after="40" w:before="0"/>
+              <w:jc w:val="left"/>
+            </w:pPr>
+            <w:r>
+              <w:rPr>
+                <w:rFonts w:ascii="Arial" w:cs="Arial" w:eastAsia="Arial" w:hAnsi="Arial"/>
+                <w:b/>
+                <w:bCs/>
+                <w:i w:val="false"/>
+                <w:iCs w:val="false"/>
+                <w:color w:val="000000"/>
+                <w:sz w:val="18"/>
+                <w:szCs w:val="18"/>
+              </w:rPr>
+              <w:t xml:space="preserve">Explain Phase</w:t>
+            </w:r>
+          </w:p>
+          <w:p>
+            <w:pPr>
+              <w:spacing w:after="20" w:before="0"/>
+            </w:pPr>
+            <w:r>
+              <w:rPr>
+                <w:rFonts w:ascii="Arial" w:cs="Arial" w:eastAsia="Arial" w:hAnsi="Arial"/>
+                <w:b/>
+                <w:bCs/>
+                <w:color w:val="1F3864"/>
+                <w:sz w:val="16"/>
+                <w:szCs w:val="16"/>
+              </w:rPr>
+              <w:t xml:space="preserve">📹 VIDEO:</w:t>
+            </w:r>
+          </w:p>
+          <w:p>
+            <w:pPr>
+              <w:spacing w:after="20" w:before="0"/>
+            </w:pPr>
+            <w:hyperlink w:history="1" r:id="rIdeau1qyc_mlzenardkoant">
+              <w:r>
+                <w:rPr>
+                  <w:rFonts w:ascii="Arial" w:cs="Arial" w:eastAsia="Arial" w:hAnsi="Arial"/>
+                  <w:color w:val="2E75B6"/>
+                  <w:sz w:val="16"/>
+                  <w:szCs w:val="16"/>
+                  <w:u w:val="single" w:color="2E75B6"/>
+                </w:rPr>
+                <w:t xml:space="preserve">Area of a triangle</w:t>
+              </w:r>
+            </w:hyperlink>
+          </w:p>
+          <w:p>
+            <w:pPr>
+              <w:spacing w:after="10" w:before="0"/>
+              <w:ind w:left="120"/>
+            </w:pPr>
+            <w:r>
+              <w:rPr>
+                <w:rFonts w:ascii="Arial" w:cs="Arial" w:eastAsia="Arial" w:hAnsi="Arial"/>
+                <w:color w:val="595959"/>
+                <w:sz w:val="14"/>
+                <w:szCs w:val="14"/>
+              </w:rPr>
+              <w:t xml:space="preserve">Source: Khan Academy (English - US curriculum)</w:t>
+            </w:r>
+          </w:p>
+          <w:p>
+            <w:pPr>
+              <w:spacing w:after="10" w:before="0"/>
+              <w:ind w:left="120"/>
+            </w:pPr>
+            <w:hyperlink w:history="1" r:id="rIdgwdnxbsgtl2ooeinwxmba">
+              <w:r>
+                <w:rPr>
+                  <w:rFonts w:ascii="Arial" w:cs="Arial" w:eastAsia="Arial" w:hAnsi="Arial"/>
+                  <w:color w:val="595959"/>
+                  <w:sz w:val="14"/>
+                  <w:szCs w:val="14"/>
+                  <w:u w:val="single" w:color="595959"/>
+                </w:rPr>
+                <w:t xml:space="preserve">🔍 Search ARES for similar videos</w:t>
+              </w:r>
+            </w:hyperlink>
+          </w:p>
+          <w:p>
+            <w:pPr>
+              <w:spacing w:after="40" w:before="0"/>
+            </w:pPr>
+            <w:r>
+              <w:rPr>
+                <w:sz w:val="14"/>
+                <w:szCs w:val="14"/>
+              </w:rPr>
+              <w:t xml:space="preserve"/>
+            </w:r>
+          </w:p>
+          <w:p>
+            <w:pPr>
+              <w:spacing w:after="20" w:before="0"/>
+            </w:pPr>
+            <w:r>
+              <w:rPr>
+                <w:rFonts w:ascii="Arial" w:cs="Arial" w:eastAsia="Arial" w:hAnsi="Arial"/>
+                <w:b/>
+                <w:bCs/>
+                <w:color w:val="1F3864"/>
+                <w:sz w:val="16"/>
+                <w:szCs w:val="16"/>
+              </w:rPr>
+              <w:t xml:space="preserve">📖 HTML:</w:t>
+            </w:r>
+          </w:p>
+          <w:p>
+            <w:pPr>
+              <w:spacing w:after="20" w:before="0"/>
+            </w:pPr>
+            <w:hyperlink w:history="1" r:id="rIdrm8f2kudalvu7fzl9flet">
+              <w:r>
+                <w:rPr>
+                  <w:rFonts w:ascii="Arial" w:cs="Arial" w:eastAsia="Arial" w:hAnsi="Arial"/>
+                  <w:color w:val="2E75B6"/>
+                  <w:sz w:val="16"/>
+                  <w:szCs w:val="16"/>
+                  <w:u w:val="single" w:color="2E75B6"/>
+                </w:rPr>
+                <w:t xml:space="preserve">Derivation of the Triangle Area Formula (Flexbook)</w:t>
+              </w:r>
+            </w:hyperlink>
+          </w:p>
+          <w:p>
+            <w:pPr>
+              <w:spacing w:after="10" w:before="0"/>
+              <w:ind w:left="120"/>
+            </w:pPr>
+            <w:r>
+              <w:rPr>
+                <w:rFonts w:ascii="Arial" w:cs="Arial" w:eastAsia="Arial" w:hAnsi="Arial"/>
+                <w:color w:val="595959"/>
+                <w:sz w:val="14"/>
+                <w:szCs w:val="14"/>
+              </w:rPr>
+              <w:t xml:space="preserve">Source: CK-12</w:t>
+            </w:r>
+          </w:p>
+          <w:p>
+            <w:pPr>
+              <w:spacing w:after="10" w:before="0"/>
+              <w:ind w:left="120"/>
+            </w:pPr>
+            <w:hyperlink w:history="1" r:id="rId40iuz3zew7vfkiopvu-zm">
+              <w:r>
+                <w:rPr>
+                  <w:rFonts w:ascii="Arial" w:cs="Arial" w:eastAsia="Arial" w:hAnsi="Arial"/>
+                  <w:color w:val="595959"/>
+                  <w:sz w:val="14"/>
+                  <w:szCs w:val="14"/>
+                  <w:u w:val="single" w:color="595959"/>
+                </w:rPr>
+                <w:t xml:space="preserve">🔍 Search ARES for similar readings</w:t>
+              </w:r>
+            </w:hyperlink>
+          </w:p>
+        </w:tc>
+        <w:tc>
+          <w:tcPr>
+            <w:tcW w:type="dxa" w:w="3040"/>
+            <w:shd w:fill="FFFFFF" w:color="auto" w:val="clear"/>
+            <w:tcMar>
+              <w:top w:type="dxa" w:w="60"/>
+              <w:left w:type="dxa" w:w="120"/>
+              <w:bottom w:type="dxa" w:w="60"/>
+              <w:right w:type="dxa" w:w="120"/>
+            </w:tcMar>
+            <w:vAlign w:val="top"/>
+          </w:tcPr>
+          <w:p>
+            <w:pPr>
+              <w:spacing w:after="40" w:before="0"/>
+              <w:jc w:val="left"/>
+            </w:pPr>
+            <w:r>
+              <w:rPr>
+                <w:rFonts w:ascii="Arial" w:cs="Arial" w:eastAsia="Arial" w:hAnsi="Arial"/>
+                <w:b w:val="false"/>
+                <w:bCs w:val="false"/>
+                <w:i w:val="false"/>
+                <w:iCs w:val="false"/>
+                <w:color w:val="000000"/>
+                <w:sz w:val="18"/>
+                <w:szCs w:val="18"/>
+              </w:rPr>
+              <w:t xml:space="preserve">Learners now connect their hands-on findings back to the Nakuru shamba phenomenon. Working in groups of four, they receive a 'Surveyor's Challenge Card' that reads: 'Surveyor Wanjiku is standing at the shamba in Nakuru. She has measured all five sides of the plot. She wants to split the plot into triangles to calculate the total area. She draws diagonal lines from corner A to corner C, and from corner A to corner D, creating three triangles: Triangle ABC, Triangle ACD, and Triangle ADE. She knows all side lengths but she CANNOT measure any perpendicular heights because the ground is uneven and she cannot stretch a tape measure at a right angle across the maize crop growing in the shamba. She asks you: Can I still use Area = ½ × base × height? What is the problem? What do I need instead?' Groups discuss for 5 minutes and write a group response on a piece of manila paper. Groups then share responses in a 'gallery walk' — each group's paper is posted on the wall and learners circulate with sticky notes to add comments or questions.</w:t>
+            </w:r>
+          </w:p>
+        </w:tc>
+        <w:tc>
+          <w:tcPr>
+            <w:tcW w:type="dxa" w:w="3040"/>
+            <w:shd w:fill="F2F2F2" w:color="auto" w:val="clear"/>
+            <w:tcMar>
+              <w:top w:type="dxa" w:w="60"/>
+              <w:left w:type="dxa" w:w="120"/>
+              <w:bottom w:type="dxa" w:w="60"/>
+              <w:right w:type="dxa" w:w="120"/>
+            </w:tcMar>
+            <w:vAlign w:val="top"/>
+          </w:tcPr>
+          <w:p>
+            <w:pPr>
+              <w:spacing w:after="40" w:before="0"/>
+              <w:jc w:val="left"/>
+            </w:pPr>
+            <w:r>
+              <w:rPr>
+                <w:rFonts w:ascii="Arial" w:cs="Arial" w:eastAsia="Arial" w:hAnsi="Arial"/>
+                <w:b w:val="false"/>
+                <w:bCs w:val="false"/>
+                <w:i w:val="false"/>
+                <w:iCs w:val="false"/>
+                <w:color w:val="000000"/>
+                <w:sz w:val="18"/>
+                <w:szCs w:val="18"/>
+              </w:rPr>
+              <w:t xml:space="preserve">1. Distribute Surveyor's Challenge Cards and manila paper. Say: 'Surveyor Wanjiku needs your help. In your group, answer her question — and be specific. Don't just say the formula won't work. Explain WHY.' 2. Circulate during group work. Listen for groups that identify the perpendicular height as the missing element. Prompt groups that are stuck: 'What does ½ × base × height actually need from you — what must you physically measure or know?' Wait 10 seconds. 3. During gallery walk (5 minutes), prompt learners to write sticky notes that say either 'We agree because…' or 'We have a question about…'. 4. After gallery walk, bring class back together. Ask: 'What was the most common problem all groups identified?' Cold-call 3 learners. Establish the class consensus statement: 'To use Area = ½ × base × height, we MUST know the perpendicular height.' Write this on the board in a box labelled 'WHAT WE NOW KNOW'. 5. Then say: 'So here is our big question — if Surveyor Wanjiku does NOT have the perpendicular height, but she DOES have the lengths of all three sides of each triangle, is there another way? Take 10 seconds and think silently.' Pause for 10 seconds. Say: 'That question — that is what this unit is about. We will answer it together over the next lessons.' 6. Return to the shamba sketch. Say: 'By the end of this unit, you will be able to calculate the exact area of this shamba. Today, you have taken the first step.'</w:t>
+            </w:r>
+          </w:p>
+        </w:tc>
+        <w:tc>
+          <w:tcPr>
+            <w:tcW w:type="dxa" w:w="3040"/>
+            <w:shd w:fill="FFFFFF" w:color="auto" w:val="clear"/>
+            <w:tcMar>
+              <w:top w:type="dxa" w:w="60"/>
+              <w:left w:type="dxa" w:w="120"/>
+              <w:bottom w:type="dxa" w:w="60"/>
+              <w:right w:type="dxa" w:w="120"/>
+            </w:tcMar>
+            <w:vAlign w:val="top"/>
+          </w:tcPr>
+          <w:p>
+            <w:pPr>
+              <w:spacing w:after="40" w:before="0"/>
+              <w:jc w:val="left"/>
+            </w:pPr>
+            <w:r>
+              <w:rPr>
+                <w:rFonts w:ascii="Arial" w:cs="Arial" w:eastAsia="Arial" w:hAnsi="Arial"/>
+                <w:b w:val="false"/>
+                <w:bCs w:val="false"/>
+                <w:i w:val="false"/>
+                <w:iCs w:val="false"/>
+                <w:color w:val="000000"/>
+                <w:sz w:val="18"/>
+                <w:szCs w:val="18"/>
+              </w:rPr>
+              <w:t xml:space="preserve">Strategy: Collaborative Argumentation via Gallery Walk. By requiring groups to write a position on the surveyor's problem and then critique each other's reasoning through sticky notes, learners practise constructing and evaluating explanations — a core Science and Engineering Practice. The gallery walk externalises thinking and creates a low-stakes peer-review environment. The teacher's final consolidation move (the class consensus statement in the box) converts the collaborative discussion into a shared, recorded claim that anchors the unit's knowledge-building trajectory.</w:t>
+            </w:r>
+          </w:p>
+        </w:tc>
+        <w:tc>
+          <w:tcPr>
+            <w:tcW w:type="dxa" w:w="3040"/>
+            <w:shd w:fill="F2F2F2" w:color="auto" w:val="clear"/>
+            <w:tcMar>
+              <w:top w:type="dxa" w:w="60"/>
+              <w:left w:type="dxa" w:w="120"/>
+              <w:bottom w:type="dxa" w:w="60"/>
+              <w:right w:type="dxa" w:w="120"/>
+            </w:tcMar>
+            <w:vAlign w:val="top"/>
+          </w:tcPr>
+          <w:p>
+            <w:pPr>
+              <w:spacing w:after="40" w:before="0"/>
+              <w:jc w:val="left"/>
+            </w:pPr>
+            <w:r>
+              <w:rPr>
+                <w:rFonts w:ascii="Arial" w:cs="Arial" w:eastAsia="Arial" w:hAnsi="Arial"/>
+                <w:b w:val="false"/>
+                <w:bCs w:val="false"/>
+                <w:i w:val="false"/>
+                <w:iCs w:val="false"/>
+                <w:color w:val="000000"/>
+                <w:sz w:val="18"/>
+                <w:szCs w:val="18"/>
+              </w:rPr>
+              <w:t xml:space="preserve">Observable indicator: Group manila paper responses should clearly state that the perpendicular height is the missing element and that the formula cannot be applied without it. Look for groups that also begin to speculate about alternative methods (e.g., 'maybe we use angles' or 'maybe there is another formula') — these are high-value ideas to affirm publicly. Red flag: Groups that say 'she can just guess the height' or 'she can measure diagonally' need targeted questioning: 'What does perpendicular mean? Is a diagonal measurement the same as a perpendicular height?'</w:t>
+            </w:r>
+          </w:p>
+        </w:tc>
+      </w:tr>
+      <w:tr>
+        <w:tc>
+          <w:tcPr>
+            <w:tcW w:type="dxa" w:w="1520"/>
+            <w:shd w:fill="FCE4D6" w:color="auto" w:val="clear"/>
+            <w:tcMar>
+              <w:top w:type="dxa" w:w="60"/>
+              <w:left w:type="dxa" w:w="120"/>
+              <w:bottom w:type="dxa" w:w="60"/>
+              <w:right w:type="dxa" w:w="120"/>
+            </w:tcMar>
+            <w:vAlign w:val="top"/>
+          </w:tcPr>
+          <w:p>
+            <w:pPr>
+              <w:spacing w:after="40" w:before="0"/>
+              <w:jc w:val="left"/>
+            </w:pPr>
+            <w:r>
+              <w:rPr>
+                <w:rFonts w:ascii="Arial" w:cs="Arial" w:eastAsia="Arial" w:hAnsi="Arial"/>
+                <w:b/>
+                <w:bCs/>
+                <w:i w:val="false"/>
+                <w:iCs w:val="false"/>
+                <w:color w:val="000000"/>
+                <w:sz w:val="18"/>
+                <w:szCs w:val="18"/>
+              </w:rPr>
+              <w:t xml:space="preserve">Driving Question Board (DQB) Creation</w:t>
+            </w:r>
+          </w:p>
+          <w:p>
+            <w:pPr>
+              <w:spacing w:after="20" w:before="0"/>
+            </w:pPr>
+            <w:r>
+              <w:rPr>
+                <w:rFonts w:ascii="Arial" w:cs="Arial" w:eastAsia="Arial" w:hAnsi="Arial"/>
+                <w:b/>
+                <w:bCs/>
+                <w:color w:val="1F3864"/>
+                <w:sz w:val="16"/>
+                <w:szCs w:val="16"/>
+              </w:rPr>
+              <w:t xml:space="preserve">📹 VIDEO:</w:t>
+            </w:r>
+          </w:p>
+          <w:p>
+            <w:pPr>
+              <w:spacing w:after="20" w:before="0"/>
+            </w:pPr>
+            <w:hyperlink w:history="1" r:id="rIdkudtmzils3mhiprj3b5sh">
+              <w:r>
+                <w:rPr>
+                  <w:rFonts w:ascii="Arial" w:cs="Arial" w:eastAsia="Arial" w:hAnsi="Arial"/>
+                  <w:color w:val="2E75B6"/>
+                  <w:sz w:val="16"/>
+                  <w:szCs w:val="16"/>
+                  <w:u w:val="single" w:color="2E75B6"/>
+                </w:rPr>
+                <w:t xml:space="preserve">Finding area of triangles</w:t>
+              </w:r>
+            </w:hyperlink>
+          </w:p>
+          <w:p>
+            <w:pPr>
+              <w:spacing w:after="10" w:before="0"/>
+              <w:ind w:left="120"/>
+            </w:pPr>
+            <w:r>
+              <w:rPr>
+                <w:rFonts w:ascii="Arial" w:cs="Arial" w:eastAsia="Arial" w:hAnsi="Arial"/>
+                <w:color w:val="595959"/>
+                <w:sz w:val="14"/>
+                <w:szCs w:val="14"/>
+              </w:rPr>
+              <w:t xml:space="preserve">Source: Khan Academy (English - US curriculum)</w:t>
+            </w:r>
+          </w:p>
+          <w:p>
+            <w:pPr>
+              <w:spacing w:after="10" w:before="0"/>
+              <w:ind w:left="120"/>
+            </w:pPr>
+            <w:hyperlink w:history="1" r:id="rIdsjegu1iekoecxr_ilq4gl">
+              <w:r>
+                <w:rPr>
+                  <w:rFonts w:ascii="Arial" w:cs="Arial" w:eastAsia="Arial" w:hAnsi="Arial"/>
+                  <w:color w:val="595959"/>
+                  <w:sz w:val="14"/>
+                  <w:szCs w:val="14"/>
+                  <w:u w:val="single" w:color="595959"/>
+                </w:rPr>
+                <w:t xml:space="preserve">🔍 Search ARES for similar videos</w:t>
+              </w:r>
+            </w:hyperlink>
+          </w:p>
+          <w:p>
+            <w:pPr>
+              <w:spacing w:after="40" w:before="0"/>
+            </w:pPr>
+            <w:r>
+              <w:rPr>
+                <w:sz w:val="14"/>
+                <w:szCs w:val="14"/>
+              </w:rPr>
+              <w:t xml:space="preserve"/>
+            </w:r>
+          </w:p>
+          <w:p>
+            <w:pPr>
+              <w:spacing w:after="20" w:before="0"/>
+            </w:pPr>
+            <w:r>
+              <w:rPr>
+                <w:rFonts w:ascii="Arial" w:cs="Arial" w:eastAsia="Arial" w:hAnsi="Arial"/>
+                <w:b/>
+                <w:bCs/>
+                <w:color w:val="1F3864"/>
+                <w:sz w:val="16"/>
+                <w:szCs w:val="16"/>
+              </w:rPr>
+              <w:t xml:space="preserve">📖 EXERCISE:</w:t>
+            </w:r>
+          </w:p>
+          <w:p>
+            <w:pPr>
+              <w:spacing w:after="20" w:before="0"/>
+            </w:pPr>
+            <w:hyperlink w:history="1" r:id="rId0sddhouf2dyjwto_8vtow">
+              <w:r>
+                <w:rPr>
+                  <w:rFonts w:ascii="Arial" w:cs="Arial" w:eastAsia="Arial" w:hAnsi="Arial"/>
+                  <w:color w:val="2E75B6"/>
+                  <w:sz w:val="16"/>
+                  <w:szCs w:val="16"/>
+                  <w:u w:val="single" w:color="2E75B6"/>
+                </w:rPr>
+                <w:t xml:space="preserve">Derivation of the Triangle Area Formula Practice</w:t>
+              </w:r>
+            </w:hyperlink>
+          </w:p>
+          <w:p>
+            <w:pPr>
+              <w:spacing w:after="10" w:before="0"/>
+              <w:ind w:left="120"/>
+            </w:pPr>
+            <w:r>
+              <w:rPr>
+                <w:rFonts w:ascii="Arial" w:cs="Arial" w:eastAsia="Arial" w:hAnsi="Arial"/>
+                <w:color w:val="595959"/>
+                <w:sz w:val="14"/>
+                <w:szCs w:val="14"/>
+              </w:rPr>
+              <w:t xml:space="preserve">Source: CK-12</w:t>
+            </w:r>
+          </w:p>
+          <w:p>
+            <w:pPr>
+              <w:spacing w:after="10" w:before="0"/>
+              <w:ind w:left="120"/>
+            </w:pPr>
+            <w:hyperlink w:history="1" r:id="rId1t3iaiia8z3vctm_ytpgl">
+              <w:r>
+                <w:rPr>
+                  <w:rFonts w:ascii="Arial" w:cs="Arial" w:eastAsia="Arial" w:hAnsi="Arial"/>
+                  <w:color w:val="595959"/>
+                  <w:sz w:val="14"/>
+                  <w:szCs w:val="14"/>
+                  <w:u w:val="single" w:color="595959"/>
+                </w:rPr>
+                <w:t xml:space="preserve">🔍 Search ARES for similar readings</w:t>
+              </w:r>
+            </w:hyperlink>
+          </w:p>
+        </w:tc>
+        <w:tc>
+          <w:tcPr>
+            <w:tcW w:type="dxa" w:w="3040"/>
+            <w:shd w:fill="FFFFFF" w:color="auto" w:val="clear"/>
+            <w:tcMar>
+              <w:top w:type="dxa" w:w="60"/>
+              <w:left w:type="dxa" w:w="120"/>
+              <w:bottom w:type="dxa" w:w="60"/>
+              <w:right w:type="dxa" w:w="120"/>
+            </w:tcMar>
+            <w:vAlign w:val="top"/>
+          </w:tcPr>
+          <w:p>
+            <w:pPr>
+              <w:spacing w:after="40" w:before="0"/>
+              <w:jc w:val="left"/>
+            </w:pPr>
+            <w:r>
+              <w:rPr>
+                <w:rFonts w:ascii="Arial" w:cs="Arial" w:eastAsia="Arial" w:hAnsi="Arial"/>
+                <w:b w:val="false"/>
+                <w:bCs w:val="false"/>
+                <w:i w:val="false"/>
+                <w:iCs w:val="false"/>
+                <w:color w:val="000000"/>
+                <w:sz w:val="18"/>
+                <w:szCs w:val="18"/>
+              </w:rPr>
+              <w:t xml:space="preserve">Each learner receives three sticky notes. They are asked to write one item per sticky note: (1) BLUE sticky note — one thing they NOW KNOW about area of triangles and polygons (from today's lesson). (2) YELLOW sticky note — one question they STILL HAVE about how to find area when the height is unknown. (3) GREEN sticky note — one prediction or idea about what mathematics might help the surveyor solve her problem. Learners write individually (3 minutes), then come to the board one row at a time and place their sticky notes in the correct column of the class Driving Question Board. The DQB has three columns: 'What We Know', 'What We Wonder', 'What We Think Will Help'. The teacher reads aloud a selection of yellow (wonder) sticky notes and circles two or three that will explicitly be answered in upcoming lessons.</w:t>
+            </w:r>
+          </w:p>
+        </w:tc>
+        <w:tc>
+          <w:tcPr>
+            <w:tcW w:type="dxa" w:w="3040"/>
+            <w:shd w:fill="F2F2F2" w:color="auto" w:val="clear"/>
+            <w:tcMar>
+              <w:top w:type="dxa" w:w="60"/>
+              <w:left w:type="dxa" w:w="120"/>
+              <w:bottom w:type="dxa" w:w="60"/>
+              <w:right w:type="dxa" w:w="120"/>
+            </w:tcMar>
+            <w:vAlign w:val="top"/>
+          </w:tcPr>
+          <w:p>
+            <w:pPr>
+              <w:spacing w:after="40" w:before="0"/>
+              <w:jc w:val="left"/>
+            </w:pPr>
+            <w:r>
+              <w:rPr>
+                <w:rFonts w:ascii="Arial" w:cs="Arial" w:eastAsia="Arial" w:hAnsi="Arial"/>
+                <w:b w:val="false"/>
+                <w:bCs w:val="false"/>
+                <w:i w:val="false"/>
+                <w:iCs w:val="false"/>
+                <w:color w:val="000000"/>
+                <w:sz w:val="18"/>
+                <w:szCs w:val="18"/>
+              </w:rPr>
+              <w:t xml:space="preserve">1. Introduce the DQB on a large section of the classroom wall or a dedicated display board. Say: 'This board is going to track our journey as a class. By the last lesson of this unit, every single yellow sticky note — every question you write today — should have an answer on this board. That is our goal.' 2. Distribute sticky notes. Say: 'Blue: one thing you KNOW. Yellow: one thing you WONDER. Green: one idea you PREDICT. Write your name small on the back of each note. You have 3 minutes. Silent, individual thinking.' Wait 3 minutes without circulating. 3. Invite learners row by row to place their notes. As they do, read a few aloud and narrate: 'Someone wonders whether there is a formula that uses only sides and no height — excellent. Let's put that right here.' 4. After all notes are placed, stand back and say: 'Look at this board. This is every question that this class has about area of polygons right now. These questions are not weaknesses — they are the engine of our learning.' 5. Circle 2–3 yellow notes that align with upcoming lessons (Heron's formula, sine rule for area). Say: 'These questions — right here — we will answer in Lesson 2 and Lesson 3. Keep them in mind.' 6. Take a photo of the DQB to display digitally or keep for reference in future lessons.</w:t>
+            </w:r>
+          </w:p>
+        </w:tc>
+        <w:tc>
+          <w:tcPr>
+            <w:tcW w:type="dxa" w:w="3040"/>
+            <w:shd w:fill="FFFFFF" w:color="auto" w:val="clear"/>
+            <w:tcMar>
+              <w:top w:type="dxa" w:w="60"/>
+              <w:left w:type="dxa" w:w="120"/>
+              <w:bottom w:type="dxa" w:w="60"/>
+              <w:right w:type="dxa" w:w="120"/>
+            </w:tcMar>
+            <w:vAlign w:val="top"/>
+          </w:tcPr>
+          <w:p>
+            <w:pPr>
+              <w:spacing w:after="40" w:before="0"/>
+              <w:jc w:val="left"/>
+            </w:pPr>
+            <w:r>
+              <w:rPr>
+                <w:rFonts w:ascii="Arial" w:cs="Arial" w:eastAsia="Arial" w:hAnsi="Arial"/>
+                <w:b w:val="false"/>
+                <w:bCs w:val="false"/>
+                <w:i w:val="false"/>
+                <w:iCs w:val="false"/>
+                <w:color w:val="000000"/>
+                <w:sz w:val="18"/>
+                <w:szCs w:val="18"/>
+              </w:rPr>
+              <w:t xml:space="preserve">Strategy: Driving Question Board (DQB) as a Living Knowledge Artefact. The DQB is not a one-time activity — it is a cumulative display that will be revisited at the start and end of every lesson in the unit. By having learners categorise their thinking into 'Know / Wonder / Predict', the teacher makes metacognition visible and communal. Circling specific questions that future lessons will answer creates a narrative thread — learners can see their questions being systematically resolved, which builds motivation and a sense of intellectual progress tied directly to the phenomenon.</w:t>
+            </w:r>
+          </w:p>
+        </w:tc>
+        <w:tc>
+          <w:tcPr>
+            <w:tcW w:type="dxa" w:w="3040"/>
+            <w:shd w:fill="F2F2F2" w:color="auto" w:val="clear"/>
+            <w:tcMar>
+              <w:top w:type="dxa" w:w="60"/>
+              <w:left w:type="dxa" w:w="120"/>
+              <w:bottom w:type="dxa" w:w="60"/>
+              <w:right w:type="dxa" w:w="120"/>
+            </w:tcMar>
+            <w:vAlign w:val="top"/>
+          </w:tcPr>
+          <w:p>
+            <w:pPr>
+              <w:spacing w:after="40" w:before="0"/>
+              <w:jc w:val="left"/>
+            </w:pPr>
+            <w:r>
+              <w:rPr>
+                <w:rFonts w:ascii="Arial" w:cs="Arial" w:eastAsia="Arial" w:hAnsi="Arial"/>
+                <w:b w:val="false"/>
+                <w:bCs w:val="false"/>
+                <w:i w:val="false"/>
+                <w:iCs w:val="false"/>
+                <w:color w:val="000000"/>
+                <w:sz w:val="18"/>
+                <w:szCs w:val="18"/>
+              </w:rPr>
+              <w:t xml:space="preserve">Observable indicator: Yellow sticky notes should contain genuine conceptual questions (e.g., 'How do you find area without height?', 'Can you use angles instead?', 'What if the triangle is very flat?') rather than procedural ones (e.g., 'What is the formula?'). If most yellow notes are purely procedural, the phenomenon has not yet created sufficient cognitive dissonance — consider spending 2 additional minutes re-narrating the surveyor's dilemma more vividly before the next lesson. Green prediction notes that mention angles, sine, or 'a different formula' indicate learners who are ready for acceleration in Lesson 2.</w:t>
+            </w:r>
+          </w:p>
+        </w:tc>
+      </w:tr>
+      <w:tr>
+        <w:tc>
+          <w:tcPr>
+            <w:tcW w:type="dxa" w:w="1520"/>
+            <w:shd w:fill="D5E8F0" w:color="auto" w:val="clear"/>
+            <w:tcMar>
+              <w:top w:type="dxa" w:w="60"/>
+              <w:left w:type="dxa" w:w="120"/>
+              <w:bottom w:type="dxa" w:w="60"/>
+              <w:right w:type="dxa" w:w="120"/>
+            </w:tcMar>
+            <w:vAlign w:val="top"/>
+          </w:tcPr>
+          <w:p>
+            <w:pPr>
+              <w:spacing w:after="40" w:before="0"/>
+              <w:jc w:val="left"/>
+            </w:pPr>
+            <w:r>
+              <w:rPr>
+                <w:rFonts w:ascii="Arial" w:cs="Arial" w:eastAsia="Arial" w:hAnsi="Arial"/>
+                <w:b/>
+                <w:bCs/>
+                <w:i w:val="false"/>
+                <w:iCs w:val="false"/>
+                <w:color w:val="000000"/>
+                <w:sz w:val="18"/>
+                <w:szCs w:val="18"/>
+              </w:rPr>
+              <w:t xml:space="preserve">Model Building Phase</w:t>
+            </w:r>
+          </w:p>
+          <w:p>
+            <w:pPr>
+              <w:spacing w:after="20" w:before="0"/>
+            </w:pPr>
+            <w:r>
+              <w:rPr>
+                <w:rFonts w:ascii="Arial" w:cs="Arial" w:eastAsia="Arial" w:hAnsi="Arial"/>
+                <w:b/>
+                <w:bCs/>
+                <w:color w:val="1F3864"/>
+                <w:sz w:val="16"/>
+                <w:szCs w:val="16"/>
+              </w:rPr>
+              <w:t xml:space="preserve">📹 VIDEO:</w:t>
+            </w:r>
+          </w:p>
+          <w:p>
+            <w:pPr>
+              <w:spacing w:after="20" w:before="0"/>
+            </w:pPr>
+            <w:hyperlink w:history="1" r:id="rIdwngdvzbl6nsdbxxh2p3jx">
               <w:r>
                 <w:rPr>
                   <w:rFonts w:ascii="Arial" w:cs="Arial" w:eastAsia="Arial" w:hAnsi="Arial"/>
@@ -3775,6 +4693,22 @@
           </w:p>
           <w:p>
             <w:pPr>
+              <w:spacing w:after="20" w:before="0"/>
+            </w:pPr>
+            <w:r>
+              <w:rPr>
+                <w:rFonts w:ascii="Arial" w:cs="Arial" w:eastAsia="Arial" w:hAnsi="Arial"/>
+                <w:i/>
+                <w:iCs/>
+                <w:color w:val="595959"/>
+                <w:sz w:val="16"/>
+                <w:szCs w:val="16"/>
+              </w:rPr>
+              <w:t xml:space="preserve">Related topic: not an exact match for this lesson.</w:t>
+            </w:r>
+          </w:p>
+          <w:p>
+            <w:pPr>
               <w:spacing w:after="10" w:before="0"/>
               <w:ind w:left="120"/>
             </w:pPr>
@@ -3793,7 +4727,7 @@
               <w:spacing w:after="10" w:before="0"/>
               <w:ind w:left="120"/>
             </w:pPr>
-            <w:hyperlink w:history="1" r:id="rId7z_bi_fqbm5vjanuwzvua">
+            <w:hyperlink w:history="1" r:id="rIdnshfvlqod1_hd3fenc73s">
               <w:r>
                 <w:rPr>
                   <w:rFonts w:ascii="Arial" w:cs="Arial" w:eastAsia="Arial" w:hAnsi="Arial"/>
@@ -3831,932 +4765,14 @@
                 <w:sz w:val="16"/>
                 <w:szCs w:val="16"/>
               </w:rPr>
-              <w:t xml:space="preserve">📖 HTML:</w:t>
+              <w:t xml:space="preserve">📖 EXERCISE:</w:t>
             </w:r>
           </w:p>
           <w:p>
             <w:pPr>
               <w:spacing w:after="20" w:before="0"/>
             </w:pPr>
-            <w:hyperlink w:history="1" r:id="rIdkuyfrk0wgspyr27-ugkbk">
-              <w:r>
-                <w:rPr>
-                  <w:rFonts w:ascii="Arial" w:cs="Arial" w:eastAsia="Arial" w:hAnsi="Arial"/>
-                  <w:color w:val="2E75B6"/>
-                  <w:sz w:val="16"/>
-                  <w:szCs w:val="16"/>
-                  <w:u w:val="single" w:color="2E75B6"/>
-                </w:rPr>
-                <w:t xml:space="preserve">Alternate Formula for the Area of a Triangle (Flexbook)</w:t>
-              </w:r>
-            </w:hyperlink>
-          </w:p>
-          <w:p>
-            <w:pPr>
-              <w:spacing w:after="10" w:before="0"/>
-              <w:ind w:left="120"/>
-            </w:pPr>
-            <w:r>
-              <w:rPr>
-                <w:rFonts w:ascii="Arial" w:cs="Arial" w:eastAsia="Arial" w:hAnsi="Arial"/>
-                <w:color w:val="595959"/>
-                <w:sz w:val="14"/>
-                <w:szCs w:val="14"/>
-              </w:rPr>
-              <w:t xml:space="preserve">Source: CK-12</w:t>
-            </w:r>
-          </w:p>
-          <w:p>
-            <w:pPr>
-              <w:spacing w:after="10" w:before="0"/>
-              <w:ind w:left="120"/>
-            </w:pPr>
-            <w:hyperlink w:history="1" r:id="rIde-va0dn6mfi46jyu9oujn">
-              <w:r>
-                <w:rPr>
-                  <w:rFonts w:ascii="Arial" w:cs="Arial" w:eastAsia="Arial" w:hAnsi="Arial"/>
-                  <w:color w:val="595959"/>
-                  <w:sz w:val="14"/>
-                  <w:szCs w:val="14"/>
-                  <w:u w:val="single" w:color="595959"/>
-                </w:rPr>
-                <w:t xml:space="preserve">🔍 Search ARES for similar readings</w:t>
-              </w:r>
-            </w:hyperlink>
-          </w:p>
-        </w:tc>
-        <w:tc>
-          <w:tcPr>
-            <w:tcW w:type="dxa" w:w="3040"/>
-            <w:shd w:fill="FFFFFF" w:color="auto" w:val="clear"/>
-            <w:tcMar>
-              <w:top w:type="dxa" w:w="60"/>
-              <w:left w:type="dxa" w:w="120"/>
-              <w:bottom w:type="dxa" w:w="60"/>
-              <w:right w:type="dxa" w:w="120"/>
-            </w:tcMar>
-            <w:vAlign w:val="top"/>
-          </w:tcPr>
-          <w:p>
-            <w:pPr>
-              <w:spacing w:after="40" w:before="0"/>
-              <w:jc w:val="left"/>
-            </w:pPr>
-            <w:r>
-              <w:rPr>
-                <w:rFonts w:ascii="Arial" w:cs="Arial" w:eastAsia="Arial" w:hAnsi="Arial"/>
-                <w:b w:val="false"/>
-                <w:bCs w:val="false"/>
-                <w:i w:val="false"/>
-                <w:iCs w:val="false"/>
-                <w:color w:val="000000"/>
-                <w:sz w:val="18"/>
-                <w:szCs w:val="18"/>
-              </w:rPr>
-              <w:t xml:space="preserve">Learners receive a printed or hand-drawn A4 worksheet containing three triangles drawn on a 1 cm squared grid paper background. Triangle 1: right-angled triangle (base = 6 cm, height = 4 cm — height is a grid line, easy to read). Triangle 2: acute triangle (base = 8 cm, a slanted height is drawn as a dotted line = 5 cm). Triangle 3: obtuse triangle (base = 10 cm, NO height line drawn — learners must construct or estimate the perpendicular height themselves using a ruler and set square). For each triangle, learners: (a) Count the full squares and half-squares inside the triangle to estimate area by counting. (b) Identify and measure the base and perpendicular height. (c) Apply the formula Area = ½ × base × height and record their answer. (d) Compare their counting estimate with their formula answer. Learners work in pairs. They also have access to a 30 cm ruler and a set square.</w:t>
-            </w:r>
-          </w:p>
-        </w:tc>
-        <w:tc>
-          <w:tcPr>
-            <w:tcW w:type="dxa" w:w="3040"/>
-            <w:shd w:fill="F2F2F2" w:color="auto" w:val="clear"/>
-            <w:tcMar>
-              <w:top w:type="dxa" w:w="60"/>
-              <w:left w:type="dxa" w:w="120"/>
-              <w:bottom w:type="dxa" w:w="60"/>
-              <w:right w:type="dxa" w:w="120"/>
-            </w:tcMar>
-            <w:vAlign w:val="top"/>
-          </w:tcPr>
-          <w:p>
-            <w:pPr>
-              <w:spacing w:after="40" w:before="0"/>
-              <w:jc w:val="left"/>
-            </w:pPr>
-            <w:r>
-              <w:rPr>
-                <w:rFonts w:ascii="Arial" w:cs="Arial" w:eastAsia="Arial" w:hAnsi="Arial"/>
-                <w:b w:val="false"/>
-                <w:bCs w:val="false"/>
-                <w:i w:val="false"/>
-                <w:iCs w:val="false"/>
-                <w:color w:val="000000"/>
-                <w:sz w:val="18"/>
-                <w:szCs w:val="18"/>
-              </w:rPr>
-              <w:t xml:space="preserve">1. Distribute worksheets and materials. Say: 'You have three triangles. For each one, I want you to do four things — I'll write them on the board.' Write the four steps clearly. 2. Circulate actively. At Triangle 1, prompt: 'How many full squares are inside? How many half-squares? What does that give you?' Wait 10 seconds before giving any further prompt. 3. At Triangle 2, ask pairs: 'Where exactly is the perpendicular height? How do you know it is perpendicular?' Cold-call 2 pairs to explain. 4. At Triangle 3 — this is the critical triangle. When learners struggle to find the height, do NOT immediately help. Say: 'This is the most important triangle on your sheet. Sit with the confusion for a moment. What would you NEED to draw to find the height?' Wait 15 seconds. Then hint: 'Think about what perpendicular means. Use your set square.' 5. After 15 minutes of pair work, bring the class together. Ask: 'For Triangle 3 — who found the height easily? Who struggled?' Hands up, scan, then cold-call one learner from each group. 6. Say: 'Now look back at our surveyor's shamba sketch. Does the shamba have any perpendicular heights drawn? What does that mean for our formula?'</w:t>
-            </w:r>
-          </w:p>
-        </w:tc>
-        <w:tc>
-          <w:tcPr>
-            <w:tcW w:type="dxa" w:w="3040"/>
-            <w:shd w:fill="FFFFFF" w:color="auto" w:val="clear"/>
-            <w:tcMar>
-              <w:top w:type="dxa" w:w="60"/>
-              <w:left w:type="dxa" w:w="120"/>
-              <w:bottom w:type="dxa" w:w="60"/>
-              <w:right w:type="dxa" w:w="120"/>
-            </w:tcMar>
-            <w:vAlign w:val="top"/>
-          </w:tcPr>
-          <w:p>
-            <w:pPr>
-              <w:spacing w:after="40" w:before="0"/>
-              <w:jc w:val="left"/>
-            </w:pPr>
-            <w:r>
-              <w:rPr>
-                <w:rFonts w:ascii="Arial" w:cs="Arial" w:eastAsia="Arial" w:hAnsi="Arial"/>
-                <w:b w:val="false"/>
-                <w:bCs w:val="false"/>
-                <w:i w:val="false"/>
-                <w:iCs w:val="false"/>
-                <w:color w:val="000000"/>
-                <w:sz w:val="18"/>
-                <w:szCs w:val="18"/>
-              </w:rPr>
-              <w:t xml:space="preserve">Strategy: Concrete-Representational-Abstract (CRA) Progression with Purposeful Struggle. Learners begin with counting squares (concrete estimation), move to reading a drawn height (representational), and then must construct the height themselves (abstract application). Triangle 3 is deliberately designed to create productive struggle — the absence of a drawn height mirrors exactly the surveyor's dilemma with the real shamba. The comparison between counting estimate and formula answer builds trust in the formula while making the HEIGHT visible as the critical variable.</w:t>
-            </w:r>
-          </w:p>
-        </w:tc>
-        <w:tc>
-          <w:tcPr>
-            <w:tcW w:type="dxa" w:w="3040"/>
-            <w:shd w:fill="F2F2F2" w:color="auto" w:val="clear"/>
-            <w:tcMar>
-              <w:top w:type="dxa" w:w="60"/>
-              <w:left w:type="dxa" w:w="120"/>
-              <w:bottom w:type="dxa" w:w="60"/>
-              <w:right w:type="dxa" w:w="120"/>
-            </w:tcMar>
-            <w:vAlign w:val="top"/>
-          </w:tcPr>
-          <w:p>
-            <w:pPr>
-              <w:spacing w:after="40" w:before="0"/>
-              <w:jc w:val="left"/>
-            </w:pPr>
-            <w:r>
-              <w:rPr>
-                <w:rFonts w:ascii="Arial" w:cs="Arial" w:eastAsia="Arial" w:hAnsi="Arial"/>
-                <w:b w:val="false"/>
-                <w:bCs w:val="false"/>
-                <w:i w:val="false"/>
-                <w:iCs w:val="false"/>
-                <w:color w:val="000000"/>
-                <w:sz w:val="18"/>
-                <w:szCs w:val="18"/>
-              </w:rPr>
-              <w:t xml:space="preserve">Observable indicator: Check that learners correctly identify the perpendicular (not slant) height for Triangle 2. Common error: measuring the slant side as the height. For Triangle 3, observe whether learners use the set square correctly to draw a perpendicular from the apex to the base extended. Ask targeted pairs: 'Show me exactly where your height starts and ends.' Learners should be able to state: 'The height must be perpendicular to the base.' If the majority measure slant height for Triangle 2, pause the class and address this misconception whole-class before moving to Triangle 3.</w:t>
-            </w:r>
-          </w:p>
-        </w:tc>
-      </w:tr>
-      <w:tr>
-        <w:tc>
-          <w:tcPr>
-            <w:tcW w:type="dxa" w:w="1520"/>
-            <w:shd w:fill="E2EFDA" w:color="auto" w:val="clear"/>
-            <w:tcMar>
-              <w:top w:type="dxa" w:w="60"/>
-              <w:left w:type="dxa" w:w="120"/>
-              <w:bottom w:type="dxa" w:w="60"/>
-              <w:right w:type="dxa" w:w="120"/>
-            </w:tcMar>
-            <w:vAlign w:val="top"/>
-          </w:tcPr>
-          <w:p>
-            <w:pPr>
-              <w:spacing w:after="40" w:before="0"/>
-              <w:jc w:val="left"/>
-            </w:pPr>
-            <w:r>
-              <w:rPr>
-                <w:rFonts w:ascii="Arial" w:cs="Arial" w:eastAsia="Arial" w:hAnsi="Arial"/>
-                <w:b/>
-                <w:bCs/>
-                <w:i w:val="false"/>
-                <w:iCs w:val="false"/>
-                <w:color w:val="000000"/>
-                <w:sz w:val="18"/>
-                <w:szCs w:val="18"/>
-              </w:rPr>
-              <w:t xml:space="preserve">Explain Phase</w:t>
-            </w:r>
-          </w:p>
-          <w:p>
-            <w:pPr>
-              <w:spacing w:after="20" w:before="0"/>
-            </w:pPr>
-            <w:r>
-              <w:rPr>
-                <w:rFonts w:ascii="Arial" w:cs="Arial" w:eastAsia="Arial" w:hAnsi="Arial"/>
-                <w:b/>
-                <w:bCs/>
-                <w:color w:val="1F3864"/>
-                <w:sz w:val="16"/>
-                <w:szCs w:val="16"/>
-              </w:rPr>
-              <w:t xml:space="preserve">📹 VIDEO:</w:t>
-            </w:r>
-          </w:p>
-          <w:p>
-            <w:pPr>
-              <w:spacing w:after="20" w:before="0"/>
-            </w:pPr>
-            <w:hyperlink w:history="1" r:id="rIdmpx6jdz1fx2dgn_8gxp9c">
-              <w:r>
-                <w:rPr>
-                  <w:rFonts w:ascii="Arial" w:cs="Arial" w:eastAsia="Arial" w:hAnsi="Arial"/>
-                  <w:color w:val="2E75B6"/>
-                  <w:sz w:val="16"/>
-                  <w:szCs w:val="16"/>
-                  <w:u w:val="single" w:color="2E75B6"/>
-                </w:rPr>
-                <w:t xml:space="preserve">Proof of Heron's formula (1 of 2) -dubbed(KY)</w:t>
-              </w:r>
-            </w:hyperlink>
-          </w:p>
-          <w:p>
-            <w:pPr>
-              <w:spacing w:after="10" w:before="0"/>
-              <w:ind w:left="120"/>
-            </w:pPr>
-            <w:r>
-              <w:rPr>
-                <w:rFonts w:ascii="Arial" w:cs="Arial" w:eastAsia="Arial" w:hAnsi="Arial"/>
-                <w:color w:val="595959"/>
-                <w:sz w:val="14"/>
-                <w:szCs w:val="14"/>
-              </w:rPr>
-              <w:t xml:space="preserve">Source: Khan Academy (Kiswahili)</w:t>
-            </w:r>
-          </w:p>
-          <w:p>
-            <w:pPr>
-              <w:spacing w:after="10" w:before="0"/>
-              <w:ind w:left="120"/>
-            </w:pPr>
-            <w:hyperlink w:history="1" r:id="rId59_gzkyvvlhzqykdzva1w">
-              <w:r>
-                <w:rPr>
-                  <w:rFonts w:ascii="Arial" w:cs="Arial" w:eastAsia="Arial" w:hAnsi="Arial"/>
-                  <w:color w:val="595959"/>
-                  <w:sz w:val="14"/>
-                  <w:szCs w:val="14"/>
-                  <w:u w:val="single" w:color="595959"/>
-                </w:rPr>
-                <w:t xml:space="preserve">🔍 Search ARES for similar videos</w:t>
-              </w:r>
-            </w:hyperlink>
-          </w:p>
-          <w:p>
-            <w:pPr>
-              <w:spacing w:after="40" w:before="0"/>
-            </w:pPr>
-            <w:r>
-              <w:rPr>
-                <w:sz w:val="14"/>
-                <w:szCs w:val="14"/>
-              </w:rPr>
-              <w:t xml:space="preserve"/>
-            </w:r>
-          </w:p>
-          <w:p>
-            <w:pPr>
-              <w:spacing w:after="20" w:before="0"/>
-            </w:pPr>
-            <w:r>
-              <w:rPr>
-                <w:rFonts w:ascii="Arial" w:cs="Arial" w:eastAsia="Arial" w:hAnsi="Arial"/>
-                <w:b/>
-                <w:bCs/>
-                <w:color w:val="1F3864"/>
-                <w:sz w:val="16"/>
-                <w:szCs w:val="16"/>
-              </w:rPr>
-              <w:t xml:space="preserve">📖 EXERCISE:</w:t>
-            </w:r>
-          </w:p>
-          <w:p>
-            <w:pPr>
-              <w:spacing w:after="20" w:before="0"/>
-            </w:pPr>
-            <w:hyperlink w:history="1" r:id="rIdjhpmevfr6wgoikfrvdj0a">
-              <w:r>
-                <w:rPr>
-                  <w:rFonts w:ascii="Arial" w:cs="Arial" w:eastAsia="Arial" w:hAnsi="Arial"/>
-                  <w:color w:val="2E75B6"/>
-                  <w:sz w:val="16"/>
-                  <w:szCs w:val="16"/>
-                  <w:u w:val="single" w:color="2E75B6"/>
-                </w:rPr>
-                <w:t xml:space="preserve">Alternate Formula for the Area of a Triangle Practice</w:t>
-              </w:r>
-            </w:hyperlink>
-          </w:p>
-          <w:p>
-            <w:pPr>
-              <w:spacing w:after="10" w:before="0"/>
-              <w:ind w:left="120"/>
-            </w:pPr>
-            <w:r>
-              <w:rPr>
-                <w:rFonts w:ascii="Arial" w:cs="Arial" w:eastAsia="Arial" w:hAnsi="Arial"/>
-                <w:color w:val="595959"/>
-                <w:sz w:val="14"/>
-                <w:szCs w:val="14"/>
-              </w:rPr>
-              <w:t xml:space="preserve">Source: CK-12</w:t>
-            </w:r>
-          </w:p>
-          <w:p>
-            <w:pPr>
-              <w:spacing w:after="10" w:before="0"/>
-              <w:ind w:left="120"/>
-            </w:pPr>
-            <w:hyperlink w:history="1" r:id="rId2ebggnuxstfhz6ejac04f">
-              <w:r>
-                <w:rPr>
-                  <w:rFonts w:ascii="Arial" w:cs="Arial" w:eastAsia="Arial" w:hAnsi="Arial"/>
-                  <w:color w:val="595959"/>
-                  <w:sz w:val="14"/>
-                  <w:szCs w:val="14"/>
-                  <w:u w:val="single" w:color="595959"/>
-                </w:rPr>
-                <w:t xml:space="preserve">🔍 Search ARES for similar readings</w:t>
-              </w:r>
-            </w:hyperlink>
-          </w:p>
-        </w:tc>
-        <w:tc>
-          <w:tcPr>
-            <w:tcW w:type="dxa" w:w="3040"/>
-            <w:shd w:fill="FFFFFF" w:color="auto" w:val="clear"/>
-            <w:tcMar>
-              <w:top w:type="dxa" w:w="60"/>
-              <w:left w:type="dxa" w:w="120"/>
-              <w:bottom w:type="dxa" w:w="60"/>
-              <w:right w:type="dxa" w:w="120"/>
-            </w:tcMar>
-            <w:vAlign w:val="top"/>
-          </w:tcPr>
-          <w:p>
-            <w:pPr>
-              <w:spacing w:after="40" w:before="0"/>
-              <w:jc w:val="left"/>
-            </w:pPr>
-            <w:r>
-              <w:rPr>
-                <w:rFonts w:ascii="Arial" w:cs="Arial" w:eastAsia="Arial" w:hAnsi="Arial"/>
-                <w:b w:val="false"/>
-                <w:bCs w:val="false"/>
-                <w:i w:val="false"/>
-                <w:iCs w:val="false"/>
-                <w:color w:val="000000"/>
-                <w:sz w:val="18"/>
-                <w:szCs w:val="18"/>
-              </w:rPr>
-              <w:t xml:space="preserve">Learners now connect their hands-on findings back to the Nakuru shamba phenomenon. Working in groups of four, they receive a 'Surveyor's Challenge Card' that reads: 'Surveyor Wanjiku is standing at the shamba in Nakuru. She has measured all five sides of the plot. She wants to split the plot into triangles to calculate the total area. She draws diagonal lines from corner A to corner C, and from corner A to corner D, creating three triangles: Triangle ABC, Triangle ACD, and Triangle ADE. She knows all side lengths but she CANNOT measure any perpendicular heights because the ground is uneven and she cannot stretch a tape measure at a right angle across the maize crop growing in the shamba. She asks you: Can I still use Area = ½ × base × height? What is the problem? What do I need instead?' Groups discuss for 5 minutes and write a group response on a piece of manila paper. Groups then share responses in a 'gallery walk' — each group's paper is posted on the wall and learners circulate with sticky notes to add comments or questions.</w:t>
-            </w:r>
-          </w:p>
-        </w:tc>
-        <w:tc>
-          <w:tcPr>
-            <w:tcW w:type="dxa" w:w="3040"/>
-            <w:shd w:fill="F2F2F2" w:color="auto" w:val="clear"/>
-            <w:tcMar>
-              <w:top w:type="dxa" w:w="60"/>
-              <w:left w:type="dxa" w:w="120"/>
-              <w:bottom w:type="dxa" w:w="60"/>
-              <w:right w:type="dxa" w:w="120"/>
-            </w:tcMar>
-            <w:vAlign w:val="top"/>
-          </w:tcPr>
-          <w:p>
-            <w:pPr>
-              <w:spacing w:after="40" w:before="0"/>
-              <w:jc w:val="left"/>
-            </w:pPr>
-            <w:r>
-              <w:rPr>
-                <w:rFonts w:ascii="Arial" w:cs="Arial" w:eastAsia="Arial" w:hAnsi="Arial"/>
-                <w:b w:val="false"/>
-                <w:bCs w:val="false"/>
-                <w:i w:val="false"/>
-                <w:iCs w:val="false"/>
-                <w:color w:val="000000"/>
-                <w:sz w:val="18"/>
-                <w:szCs w:val="18"/>
-              </w:rPr>
-              <w:t xml:space="preserve">1. Distribute Surveyor's Challenge Cards and manila paper. Say: 'Surveyor Wanjiku needs your help. In your group, answer her question — and be specific. Don't just say the formula won't work. Explain WHY.' 2. Circulate during group work. Listen for groups that identify the perpendicular height as the missing element. Prompt groups that are stuck: 'What does ½ × base × height actually need from you — what must you physically measure or know?' Wait 10 seconds. 3. During gallery walk (5 minutes), prompt learners to write sticky notes that say either 'We agree because…' or 'We have a question about…'. 4. After gallery walk, bring class back together. Ask: 'What was the most common problem all groups identified?' Cold-call 3 learners. Establish the class consensus statement: 'To use Area = ½ × base × height, we MUST know the perpendicular height.' Write this on the board in a box labelled 'WHAT WE NOW KNOW'. 5. Then say: 'So here is our big question — if Surveyor Wanjiku does NOT have the perpendicular height, but she DOES have the lengths of all three sides of each triangle, is there another way? Take 10 seconds and think silently.' Pause for 10 seconds. Say: 'That question — that is what this unit is about. We will answer it together over the next lessons.' 6. Return to the shamba sketch. Say: 'By the end of this unit, you will be able to calculate the exact area of this shamba. Today, you have taken the first step.'</w:t>
-            </w:r>
-          </w:p>
-        </w:tc>
-        <w:tc>
-          <w:tcPr>
-            <w:tcW w:type="dxa" w:w="3040"/>
-            <w:shd w:fill="FFFFFF" w:color="auto" w:val="clear"/>
-            <w:tcMar>
-              <w:top w:type="dxa" w:w="60"/>
-              <w:left w:type="dxa" w:w="120"/>
-              <w:bottom w:type="dxa" w:w="60"/>
-              <w:right w:type="dxa" w:w="120"/>
-            </w:tcMar>
-            <w:vAlign w:val="top"/>
-          </w:tcPr>
-          <w:p>
-            <w:pPr>
-              <w:spacing w:after="40" w:before="0"/>
-              <w:jc w:val="left"/>
-            </w:pPr>
-            <w:r>
-              <w:rPr>
-                <w:rFonts w:ascii="Arial" w:cs="Arial" w:eastAsia="Arial" w:hAnsi="Arial"/>
-                <w:b w:val="false"/>
-                <w:bCs w:val="false"/>
-                <w:i w:val="false"/>
-                <w:iCs w:val="false"/>
-                <w:color w:val="000000"/>
-                <w:sz w:val="18"/>
-                <w:szCs w:val="18"/>
-              </w:rPr>
-              <w:t xml:space="preserve">Strategy: Collaborative Argumentation via Gallery Walk. By requiring groups to write a position on the surveyor's problem and then critique each other's reasoning through sticky notes, learners practise constructing and evaluating explanations — a core Science and Engineering Practice. The gallery walk externalises thinking and creates a low-stakes peer-review environment. The teacher's final consolidation move (the class consensus statement in the box) converts the collaborative discussion into a shared, recorded claim that anchors the unit's knowledge-building trajectory.</w:t>
-            </w:r>
-          </w:p>
-        </w:tc>
-        <w:tc>
-          <w:tcPr>
-            <w:tcW w:type="dxa" w:w="3040"/>
-            <w:shd w:fill="F2F2F2" w:color="auto" w:val="clear"/>
-            <w:tcMar>
-              <w:top w:type="dxa" w:w="60"/>
-              <w:left w:type="dxa" w:w="120"/>
-              <w:bottom w:type="dxa" w:w="60"/>
-              <w:right w:type="dxa" w:w="120"/>
-            </w:tcMar>
-            <w:vAlign w:val="top"/>
-          </w:tcPr>
-          <w:p>
-            <w:pPr>
-              <w:spacing w:after="40" w:before="0"/>
-              <w:jc w:val="left"/>
-            </w:pPr>
-            <w:r>
-              <w:rPr>
-                <w:rFonts w:ascii="Arial" w:cs="Arial" w:eastAsia="Arial" w:hAnsi="Arial"/>
-                <w:b w:val="false"/>
-                <w:bCs w:val="false"/>
-                <w:i w:val="false"/>
-                <w:iCs w:val="false"/>
-                <w:color w:val="000000"/>
-                <w:sz w:val="18"/>
-                <w:szCs w:val="18"/>
-              </w:rPr>
-              <w:t xml:space="preserve">Observable indicator: Group manila paper responses should clearly state that the perpendicular height is the missing element and that the formula cannot be applied without it. Look for groups that also begin to speculate about alternative methods (e.g., 'maybe we use angles' or 'maybe there is another formula') — these are high-value ideas to affirm publicly. Red flag: Groups that say 'she can just guess the height' or 'she can measure diagonally' need targeted questioning: 'What does perpendicular mean? Is a diagonal measurement the same as a perpendicular height?'</w:t>
-            </w:r>
-          </w:p>
-        </w:tc>
-      </w:tr>
-      <w:tr>
-        <w:tc>
-          <w:tcPr>
-            <w:tcW w:type="dxa" w:w="1520"/>
-            <w:shd w:fill="FCE4D6" w:color="auto" w:val="clear"/>
-            <w:tcMar>
-              <w:top w:type="dxa" w:w="60"/>
-              <w:left w:type="dxa" w:w="120"/>
-              <w:bottom w:type="dxa" w:w="60"/>
-              <w:right w:type="dxa" w:w="120"/>
-            </w:tcMar>
-            <w:vAlign w:val="top"/>
-          </w:tcPr>
-          <w:p>
-            <w:pPr>
-              <w:spacing w:after="40" w:before="0"/>
-              <w:jc w:val="left"/>
-            </w:pPr>
-            <w:r>
-              <w:rPr>
-                <w:rFonts w:ascii="Arial" w:cs="Arial" w:eastAsia="Arial" w:hAnsi="Arial"/>
-                <w:b/>
-                <w:bCs/>
-                <w:i w:val="false"/>
-                <w:iCs w:val="false"/>
-                <w:color w:val="000000"/>
-                <w:sz w:val="18"/>
-                <w:szCs w:val="18"/>
-              </w:rPr>
-              <w:t xml:space="preserve">Driving Question Board (DQB) Creation</w:t>
-            </w:r>
-          </w:p>
-          <w:p>
-            <w:pPr>
-              <w:spacing w:after="20" w:before="0"/>
-            </w:pPr>
-            <w:r>
-              <w:rPr>
-                <w:rFonts w:ascii="Arial" w:cs="Arial" w:eastAsia="Arial" w:hAnsi="Arial"/>
-                <w:b/>
-                <w:bCs/>
-                <w:color w:val="1F3864"/>
-                <w:sz w:val="16"/>
-                <w:szCs w:val="16"/>
-              </w:rPr>
-              <w:t xml:space="preserve">📹 VIDEO:</w:t>
-            </w:r>
-          </w:p>
-          <w:p>
-            <w:pPr>
-              <w:spacing w:after="20" w:before="0"/>
-            </w:pPr>
-            <w:hyperlink w:history="1" r:id="rIdy6zi_bwbhtqsq0ccde34i">
-              <w:r>
-                <w:rPr>
-                  <w:rFonts w:ascii="Arial" w:cs="Arial" w:eastAsia="Arial" w:hAnsi="Arial"/>
-                  <w:color w:val="2E75B6"/>
-                  <w:sz w:val="16"/>
-                  <w:szCs w:val="16"/>
-                  <w:u w:val="single" w:color="2E75B6"/>
-                </w:rPr>
-                <w:t xml:space="preserve">Proof of Heron's formula (2 of 2) -dubbed(KY)</w:t>
-              </w:r>
-            </w:hyperlink>
-          </w:p>
-          <w:p>
-            <w:pPr>
-              <w:spacing w:after="10" w:before="0"/>
-              <w:ind w:left="120"/>
-            </w:pPr>
-            <w:r>
-              <w:rPr>
-                <w:rFonts w:ascii="Arial" w:cs="Arial" w:eastAsia="Arial" w:hAnsi="Arial"/>
-                <w:color w:val="595959"/>
-                <w:sz w:val="14"/>
-                <w:szCs w:val="14"/>
-              </w:rPr>
-              <w:t xml:space="preserve">Source: Khan Academy (Kiswahili)</w:t>
-            </w:r>
-          </w:p>
-          <w:p>
-            <w:pPr>
-              <w:spacing w:after="10" w:before="0"/>
-              <w:ind w:left="120"/>
-            </w:pPr>
-            <w:hyperlink w:history="1" r:id="rIdd1tgoznjrr9zw5gyw_mrf">
-              <w:r>
-                <w:rPr>
-                  <w:rFonts w:ascii="Arial" w:cs="Arial" w:eastAsia="Arial" w:hAnsi="Arial"/>
-                  <w:color w:val="595959"/>
-                  <w:sz w:val="14"/>
-                  <w:szCs w:val="14"/>
-                  <w:u w:val="single" w:color="595959"/>
-                </w:rPr>
-                <w:t xml:space="preserve">🔍 Search ARES for similar videos</w:t>
-              </w:r>
-            </w:hyperlink>
-          </w:p>
-          <w:p>
-            <w:pPr>
-              <w:spacing w:after="40" w:before="0"/>
-            </w:pPr>
-            <w:r>
-              <w:rPr>
-                <w:sz w:val="14"/>
-                <w:szCs w:val="14"/>
-              </w:rPr>
-              <w:t xml:space="preserve"/>
-            </w:r>
-          </w:p>
-          <w:p>
-            <w:pPr>
-              <w:spacing w:after="20" w:before="0"/>
-            </w:pPr>
-            <w:r>
-              <w:rPr>
-                <w:rFonts w:ascii="Arial" w:cs="Arial" w:eastAsia="Arial" w:hAnsi="Arial"/>
-                <w:b/>
-                <w:bCs/>
-                <w:color w:val="1F3864"/>
-                <w:sz w:val="16"/>
-                <w:szCs w:val="16"/>
-              </w:rPr>
-              <w:t xml:space="preserve">📖 EXERCISE:</w:t>
-            </w:r>
-          </w:p>
-          <w:p>
-            <w:pPr>
-              <w:spacing w:after="20" w:before="0"/>
-            </w:pPr>
-            <w:hyperlink w:history="1" r:id="rIduf_u20qxlqnr83ry1djzx">
-              <w:r>
-                <w:rPr>
-                  <w:rFonts w:ascii="Arial" w:cs="Arial" w:eastAsia="Arial" w:hAnsi="Arial"/>
-                  <w:color w:val="2E75B6"/>
-                  <w:sz w:val="16"/>
-                  <w:szCs w:val="16"/>
-                  <w:u w:val="single" w:color="2E75B6"/>
-                </w:rPr>
-                <w:t xml:space="preserve">Decompose area with triangles</w:t>
-              </w:r>
-            </w:hyperlink>
-          </w:p>
-          <w:p>
-            <w:pPr>
-              <w:spacing w:after="10" w:before="0"/>
-              <w:ind w:left="120"/>
-            </w:pPr>
-            <w:r>
-              <w:rPr>
-                <w:rFonts w:ascii="Arial" w:cs="Arial" w:eastAsia="Arial" w:hAnsi="Arial"/>
-                <w:color w:val="595959"/>
-                <w:sz w:val="14"/>
-                <w:szCs w:val="14"/>
-              </w:rPr>
-              <w:t xml:space="preserve">Source: Khan Academy (English - US curriculum)</w:t>
-            </w:r>
-          </w:p>
-          <w:p>
-            <w:pPr>
-              <w:spacing w:after="10" w:before="0"/>
-              <w:ind w:left="120"/>
-            </w:pPr>
-            <w:hyperlink w:history="1" r:id="rIdqo-ntmcayvncd902w1pee">
-              <w:r>
-                <w:rPr>
-                  <w:rFonts w:ascii="Arial" w:cs="Arial" w:eastAsia="Arial" w:hAnsi="Arial"/>
-                  <w:color w:val="595959"/>
-                  <w:sz w:val="14"/>
-                  <w:szCs w:val="14"/>
-                  <w:u w:val="single" w:color="595959"/>
-                </w:rPr>
-                <w:t xml:space="preserve">🔍 Search ARES for similar readings</w:t>
-              </w:r>
-            </w:hyperlink>
-          </w:p>
-        </w:tc>
-        <w:tc>
-          <w:tcPr>
-            <w:tcW w:type="dxa" w:w="3040"/>
-            <w:shd w:fill="FFFFFF" w:color="auto" w:val="clear"/>
-            <w:tcMar>
-              <w:top w:type="dxa" w:w="60"/>
-              <w:left w:type="dxa" w:w="120"/>
-              <w:bottom w:type="dxa" w:w="60"/>
-              <w:right w:type="dxa" w:w="120"/>
-            </w:tcMar>
-            <w:vAlign w:val="top"/>
-          </w:tcPr>
-          <w:p>
-            <w:pPr>
-              <w:spacing w:after="40" w:before="0"/>
-              <w:jc w:val="left"/>
-            </w:pPr>
-            <w:r>
-              <w:rPr>
-                <w:rFonts w:ascii="Arial" w:cs="Arial" w:eastAsia="Arial" w:hAnsi="Arial"/>
-                <w:b w:val="false"/>
-                <w:bCs w:val="false"/>
-                <w:i w:val="false"/>
-                <w:iCs w:val="false"/>
-                <w:color w:val="000000"/>
-                <w:sz w:val="18"/>
-                <w:szCs w:val="18"/>
-              </w:rPr>
-              <w:t xml:space="preserve">Each learner receives three sticky notes. They are asked to write one item per sticky note: (1) BLUE sticky note — one thing they NOW KNOW about area of triangles and polygons (from today's lesson). (2) YELLOW sticky note — one question they STILL HAVE about how to find area when the height is unknown. (3) GREEN sticky note — one prediction or idea about what mathematics might help the surveyor solve her problem. Learners write individually (3 minutes), then come to the board one row at a time and place their sticky notes in the correct column of the class Driving Question Board. The DQB has three columns: 'What We Know', 'What We Wonder', 'What We Think Will Help'. The teacher reads aloud a selection of yellow (wonder) sticky notes and circles two or three that will explicitly be answered in upcoming lessons.</w:t>
-            </w:r>
-          </w:p>
-        </w:tc>
-        <w:tc>
-          <w:tcPr>
-            <w:tcW w:type="dxa" w:w="3040"/>
-            <w:shd w:fill="F2F2F2" w:color="auto" w:val="clear"/>
-            <w:tcMar>
-              <w:top w:type="dxa" w:w="60"/>
-              <w:left w:type="dxa" w:w="120"/>
-              <w:bottom w:type="dxa" w:w="60"/>
-              <w:right w:type="dxa" w:w="120"/>
-            </w:tcMar>
-            <w:vAlign w:val="top"/>
-          </w:tcPr>
-          <w:p>
-            <w:pPr>
-              <w:spacing w:after="40" w:before="0"/>
-              <w:jc w:val="left"/>
-            </w:pPr>
-            <w:r>
-              <w:rPr>
-                <w:rFonts w:ascii="Arial" w:cs="Arial" w:eastAsia="Arial" w:hAnsi="Arial"/>
-                <w:b w:val="false"/>
-                <w:bCs w:val="false"/>
-                <w:i w:val="false"/>
-                <w:iCs w:val="false"/>
-                <w:color w:val="000000"/>
-                <w:sz w:val="18"/>
-                <w:szCs w:val="18"/>
-              </w:rPr>
-              <w:t xml:space="preserve">1. Introduce the DQB on a large section of the classroom wall or a dedicated display board. Say: 'This board is going to track our journey as a class. By the last lesson of this unit, every single yellow sticky note — every question you write today — should have an answer on this board. That is our goal.' 2. Distribute sticky notes. Say: 'Blue: one thing you KNOW. Yellow: one thing you WONDER. Green: one idea you PREDICT. Write your name small on the back of each note. You have 3 minutes. Silent, individual thinking.' Wait 3 minutes without circulating. 3. Invite learners row by row to place their notes. As they do, read a few aloud and narrate: 'Someone wonders whether there is a formula that uses only sides and no height — excellent. Let's put that right here.' 4. After all notes are placed, stand back and say: 'Look at this board. This is every question that this class has about area of polygons right now. These questions are not weaknesses — they are the engine of our learning.' 5. Circle 2–3 yellow notes that align with upcoming lessons (Heron's formula, sine rule for area). Say: 'These questions — right here — we will answer in Lesson 2 and Lesson 3. Keep them in mind.' 6. Take a photo of the DQB to display digitally or keep for reference in future lessons.</w:t>
-            </w:r>
-          </w:p>
-        </w:tc>
-        <w:tc>
-          <w:tcPr>
-            <w:tcW w:type="dxa" w:w="3040"/>
-            <w:shd w:fill="FFFFFF" w:color="auto" w:val="clear"/>
-            <w:tcMar>
-              <w:top w:type="dxa" w:w="60"/>
-              <w:left w:type="dxa" w:w="120"/>
-              <w:bottom w:type="dxa" w:w="60"/>
-              <w:right w:type="dxa" w:w="120"/>
-            </w:tcMar>
-            <w:vAlign w:val="top"/>
-          </w:tcPr>
-          <w:p>
-            <w:pPr>
-              <w:spacing w:after="40" w:before="0"/>
-              <w:jc w:val="left"/>
-            </w:pPr>
-            <w:r>
-              <w:rPr>
-                <w:rFonts w:ascii="Arial" w:cs="Arial" w:eastAsia="Arial" w:hAnsi="Arial"/>
-                <w:b w:val="false"/>
-                <w:bCs w:val="false"/>
-                <w:i w:val="false"/>
-                <w:iCs w:val="false"/>
-                <w:color w:val="000000"/>
-                <w:sz w:val="18"/>
-                <w:szCs w:val="18"/>
-              </w:rPr>
-              <w:t xml:space="preserve">Strategy: Driving Question Board (DQB) as a Living Knowledge Artefact. The DQB is not a one-time activity — it is a cumulative display that will be revisited at the start and end of every lesson in the unit. By having learners categorise their thinking into 'Know / Wonder / Predict', the teacher makes metacognition visible and communal. Circling specific questions that future lessons will answer creates a narrative thread — learners can see their questions being systematically resolved, which builds motivation and a sense of intellectual progress tied directly to the phenomenon.</w:t>
-            </w:r>
-          </w:p>
-        </w:tc>
-        <w:tc>
-          <w:tcPr>
-            <w:tcW w:type="dxa" w:w="3040"/>
-            <w:shd w:fill="F2F2F2" w:color="auto" w:val="clear"/>
-            <w:tcMar>
-              <w:top w:type="dxa" w:w="60"/>
-              <w:left w:type="dxa" w:w="120"/>
-              <w:bottom w:type="dxa" w:w="60"/>
-              <w:right w:type="dxa" w:w="120"/>
-            </w:tcMar>
-            <w:vAlign w:val="top"/>
-          </w:tcPr>
-          <w:p>
-            <w:pPr>
-              <w:spacing w:after="40" w:before="0"/>
-              <w:jc w:val="left"/>
-            </w:pPr>
-            <w:r>
-              <w:rPr>
-                <w:rFonts w:ascii="Arial" w:cs="Arial" w:eastAsia="Arial" w:hAnsi="Arial"/>
-                <w:b w:val="false"/>
-                <w:bCs w:val="false"/>
-                <w:i w:val="false"/>
-                <w:iCs w:val="false"/>
-                <w:color w:val="000000"/>
-                <w:sz w:val="18"/>
-                <w:szCs w:val="18"/>
-              </w:rPr>
-              <w:t xml:space="preserve">Observable indicator: Yellow sticky notes should contain genuine conceptual questions (e.g., 'How do you find area without height?', 'Can you use angles instead?', 'What if the triangle is very flat?') rather than procedural ones (e.g., 'What is the formula?'). If most yellow notes are purely procedural, the phenomenon has not yet created sufficient cognitive dissonance — consider spending 2 additional minutes re-narrating the surveyor's dilemma more vividly before the next lesson. Green prediction notes that mention angles, sine, or 'a different formula' indicate learners who are ready for acceleration in Lesson 2.</w:t>
-            </w:r>
-          </w:p>
-        </w:tc>
-      </w:tr>
-      <w:tr>
-        <w:tc>
-          <w:tcPr>
-            <w:tcW w:type="dxa" w:w="1520"/>
-            <w:shd w:fill="D5E8F0" w:color="auto" w:val="clear"/>
-            <w:tcMar>
-              <w:top w:type="dxa" w:w="60"/>
-              <w:left w:type="dxa" w:w="120"/>
-              <w:bottom w:type="dxa" w:w="60"/>
-              <w:right w:type="dxa" w:w="120"/>
-            </w:tcMar>
-            <w:vAlign w:val="top"/>
-          </w:tcPr>
-          <w:p>
-            <w:pPr>
-              <w:spacing w:after="40" w:before="0"/>
-              <w:jc w:val="left"/>
-            </w:pPr>
-            <w:r>
-              <w:rPr>
-                <w:rFonts w:ascii="Arial" w:cs="Arial" w:eastAsia="Arial" w:hAnsi="Arial"/>
-                <w:b/>
-                <w:bCs/>
-                <w:i w:val="false"/>
-                <w:iCs w:val="false"/>
-                <w:color w:val="000000"/>
-                <w:sz w:val="18"/>
-                <w:szCs w:val="18"/>
-              </w:rPr>
-              <w:t xml:space="preserve">Model Building Phase</w:t>
-            </w:r>
-          </w:p>
-          <w:p>
-            <w:pPr>
-              <w:spacing w:after="20" w:before="0"/>
-            </w:pPr>
-            <w:r>
-              <w:rPr>
-                <w:rFonts w:ascii="Arial" w:cs="Arial" w:eastAsia="Arial" w:hAnsi="Arial"/>
-                <w:b/>
-                <w:bCs/>
-                <w:color w:val="1F3864"/>
-                <w:sz w:val="16"/>
-                <w:szCs w:val="16"/>
-              </w:rPr>
-              <w:t xml:space="preserve">📹 VIDEO:</w:t>
-            </w:r>
-          </w:p>
-          <w:p>
-            <w:pPr>
-              <w:spacing w:after="20" w:before="0"/>
-            </w:pPr>
-            <w:hyperlink w:history="1" r:id="rIdlnebw27ta1mus-hurvxlr">
-              <w:r>
-                <w:rPr>
-                  <w:rFonts w:ascii="Arial" w:cs="Arial" w:eastAsia="Arial" w:hAnsi="Arial"/>
-                  <w:color w:val="2E75B6"/>
-                  <w:sz w:val="16"/>
-                  <w:szCs w:val="16"/>
-                  <w:u w:val="single" w:color="2E75B6"/>
-                </w:rPr>
-                <w:t xml:space="preserve">Finding area of triangles</w:t>
-              </w:r>
-            </w:hyperlink>
-          </w:p>
-          <w:p>
-            <w:pPr>
-              <w:spacing w:after="10" w:before="0"/>
-              <w:ind w:left="120"/>
-            </w:pPr>
-            <w:r>
-              <w:rPr>
-                <w:rFonts w:ascii="Arial" w:cs="Arial" w:eastAsia="Arial" w:hAnsi="Arial"/>
-                <w:color w:val="595959"/>
-                <w:sz w:val="14"/>
-                <w:szCs w:val="14"/>
-              </w:rPr>
-              <w:t xml:space="preserve">Source: Khan Academy (English - US curriculum)</w:t>
-            </w:r>
-          </w:p>
-          <w:p>
-            <w:pPr>
-              <w:spacing w:after="10" w:before="0"/>
-              <w:ind w:left="120"/>
-            </w:pPr>
-            <w:hyperlink w:history="1" r:id="rIdcatro-74yuze738phr_le">
-              <w:r>
-                <w:rPr>
-                  <w:rFonts w:ascii="Arial" w:cs="Arial" w:eastAsia="Arial" w:hAnsi="Arial"/>
-                  <w:color w:val="595959"/>
-                  <w:sz w:val="14"/>
-                  <w:szCs w:val="14"/>
-                  <w:u w:val="single" w:color="595959"/>
-                </w:rPr>
-                <w:t xml:space="preserve">🔍 Search ARES for similar videos</w:t>
-              </w:r>
-            </w:hyperlink>
-          </w:p>
-          <w:p>
-            <w:pPr>
-              <w:spacing w:after="40" w:before="0"/>
-            </w:pPr>
-            <w:r>
-              <w:rPr>
-                <w:sz w:val="14"/>
-                <w:szCs w:val="14"/>
-              </w:rPr>
-              <w:t xml:space="preserve"/>
-            </w:r>
-          </w:p>
-          <w:p>
-            <w:pPr>
-              <w:spacing w:after="20" w:before="0"/>
-            </w:pPr>
-            <w:r>
-              <w:rPr>
-                <w:rFonts w:ascii="Arial" w:cs="Arial" w:eastAsia="Arial" w:hAnsi="Arial"/>
-                <w:b/>
-                <w:bCs/>
-                <w:color w:val="1F3864"/>
-                <w:sz w:val="16"/>
-                <w:szCs w:val="16"/>
-              </w:rPr>
-              <w:t xml:space="preserve">📖 EXERCISE:</w:t>
-            </w:r>
-          </w:p>
-          <w:p>
-            <w:pPr>
-              <w:spacing w:after="20" w:before="0"/>
-            </w:pPr>
-            <w:hyperlink w:history="1" r:id="rIdzfn7nwwxemppsdcwxrmhq">
+            <w:hyperlink w:history="1" r:id="rIdzcmerxoqc8lylfztdfvx7">
               <w:r>
                 <w:rPr>
                   <w:rFonts w:ascii="Arial" w:cs="Arial" w:eastAsia="Arial" w:hAnsi="Arial"/>
@@ -4789,7 +4805,7 @@
               <w:spacing w:after="10" w:before="0"/>
               <w:ind w:left="120"/>
             </w:pPr>
-            <w:hyperlink w:history="1" r:id="rIdbywi9gj9thfjc7jwmk8vp">
+            <w:hyperlink w:history="1" r:id="rId6hqzkrl6_oqn7zj61qi08">
               <w:r>
                 <w:rPr>
                   <w:rFonts w:ascii="Arial" w:cs="Arial" w:eastAsia="Arial" w:hAnsi="Arial"/>
@@ -5301,7 +5317,7 @@
         </w:rPr>
         <w:t xml:space="preserve">© 2026 SeaVuria and ARES. Aligned with KICD objectives. Developed by SeaVuria; technical implementation by ARES (with AI assistance from Claude). Licensed under </w:t>
       </w:r>
-      <w:hyperlink w:history="1" r:id="rIdyfvid5njbexwpatn-yat8">
+      <w:hyperlink w:history="1" r:id="rIdrpabilkwu72k4-9lrjbnb">
         <w:r>
           <w:rPr>
             <w:rFonts w:ascii="Arial" w:cs="Arial" w:eastAsia="Arial" w:hAnsi="Arial"/>
@@ -5322,7 +5338,7 @@
         </w:rPr>
         <w:t xml:space="preserve"> (</w:t>
       </w:r>
-      <w:hyperlink w:history="1" r:id="rIdk-1pnxhxymmswwav7ftjg">
+      <w:hyperlink w:history="1" r:id="rIddvophspjcdgl727tnv6uk">
         <w:r>
           <w:rPr>
             <w:rFonts w:ascii="Arial" w:cs="Arial" w:eastAsia="Arial" w:hAnsi="Arial"/>
@@ -6335,7 +6351,7 @@
             <w:pPr>
               <w:spacing w:after="20" w:before="0"/>
             </w:pPr>
-            <w:hyperlink w:history="1" r:id="rIdsnsmhn8svgnlo_xbu5ntx">
+            <w:hyperlink w:history="1" r:id="rId-nb27drexzm_lsaqmu_lc">
               <w:r>
                 <w:rPr>
                   <w:rFonts w:ascii="Arial" w:cs="Arial" w:eastAsia="Arial" w:hAnsi="Arial"/>
@@ -6350,6 +6366,22 @@
           </w:p>
           <w:p>
             <w:pPr>
+              <w:spacing w:after="20" w:before="0"/>
+            </w:pPr>
+            <w:r>
+              <w:rPr>
+                <w:rFonts w:ascii="Arial" w:cs="Arial" w:eastAsia="Arial" w:hAnsi="Arial"/>
+                <w:i/>
+                <w:iCs/>
+                <w:color w:val="595959"/>
+                <w:sz w:val="16"/>
+                <w:szCs w:val="16"/>
+              </w:rPr>
+              <w:t xml:space="preserve">Related topic: not an exact match for this lesson.</w:t>
+            </w:r>
+          </w:p>
+          <w:p>
+            <w:pPr>
               <w:spacing w:after="10" w:before="0"/>
               <w:ind w:left="120"/>
             </w:pPr>
@@ -6368,7 +6400,7 @@
               <w:spacing w:after="10" w:before="0"/>
               <w:ind w:left="120"/>
             </w:pPr>
-            <w:hyperlink w:history="1" r:id="rIdrulqz5kw35naoqiiql-qu">
+            <w:hyperlink w:history="1" r:id="rIdjwqzo1tsflglcbrprwwgf">
               <w:r>
                 <w:rPr>
                   <w:rFonts w:ascii="Arial" w:cs="Arial" w:eastAsia="Arial" w:hAnsi="Arial"/>
@@ -6413,7 +6445,7 @@
             <w:pPr>
               <w:spacing w:after="20" w:before="0"/>
             </w:pPr>
-            <w:hyperlink w:history="1" r:id="rIdqgm7zuwbvdysxuxtex0jv">
+            <w:hyperlink w:history="1" r:id="rId1o0qkrkmvujagghs5mlg1">
               <w:r>
                 <w:rPr>
                   <w:rFonts w:ascii="Arial" w:cs="Arial" w:eastAsia="Arial" w:hAnsi="Arial"/>
@@ -6446,7 +6478,7 @@
               <w:spacing w:after="10" w:before="0"/>
               <w:ind w:left="120"/>
             </w:pPr>
-            <w:hyperlink w:history="1" r:id="rIdfv_9tfyu3ai1bmlwkyt_g">
+            <w:hyperlink w:history="1" r:id="rIdyryozlqoh9dwkxeb3jgqg">
               <w:r>
                 <w:rPr>
                   <w:rFonts w:ascii="Arial" w:cs="Arial" w:eastAsia="Arial" w:hAnsi="Arial"/>
@@ -6641,7 +6673,7 @@
             <w:pPr>
               <w:spacing w:after="20" w:before="0"/>
             </w:pPr>
-            <w:hyperlink w:history="1" r:id="rIdcqcgk0zie6o6qm_m4yijx">
+            <w:hyperlink w:history="1" r:id="rIdb5-2yt29yosquoo5vbgn6">
               <w:r>
                 <w:rPr>
                   <w:rFonts w:ascii="Arial" w:cs="Arial" w:eastAsia="Arial" w:hAnsi="Arial"/>
@@ -6650,9 +6682,25 @@
                   <w:szCs w:val="16"/>
                   <w:u w:val="single" w:color="2E75B6"/>
                 </w:rPr>
-                <w:t xml:space="preserve">Proof of Heron's formula (1 of 2) -dubbed(KY)</w:t>
+                <w:t xml:space="preserve">Area of inscribed equilateral triangle -dubbed(KY)</w:t>
               </w:r>
             </w:hyperlink>
+          </w:p>
+          <w:p>
+            <w:pPr>
+              <w:spacing w:after="20" w:before="0"/>
+            </w:pPr>
+            <w:r>
+              <w:rPr>
+                <w:rFonts w:ascii="Arial" w:cs="Arial" w:eastAsia="Arial" w:hAnsi="Arial"/>
+                <w:i/>
+                <w:iCs/>
+                <w:color w:val="595959"/>
+                <w:sz w:val="16"/>
+                <w:szCs w:val="16"/>
+              </w:rPr>
+              <w:t xml:space="preserve">Related topic: not an exact match for this lesson.</w:t>
+            </w:r>
           </w:p>
           <w:p>
             <w:pPr>
@@ -6674,7 +6722,7 @@
               <w:spacing w:after="10" w:before="0"/>
               <w:ind w:left="120"/>
             </w:pPr>
-            <w:hyperlink w:history="1" r:id="rIdi-umep_6kcpo-moykfw0o">
+            <w:hyperlink w:history="1" r:id="rIdswfodew9zehhb31-khugu">
               <w:r>
                 <w:rPr>
                   <w:rFonts w:ascii="Arial" w:cs="Arial" w:eastAsia="Arial" w:hAnsi="Arial"/>
@@ -6719,7 +6767,7 @@
             <w:pPr>
               <w:spacing w:after="20" w:before="0"/>
             </w:pPr>
-            <w:hyperlink w:history="1" r:id="rIdocl7myrj9rgolbxgcsyhu">
+            <w:hyperlink w:history="1" r:id="rIdqi1sdrufken7xy_m2c0_7">
               <w:r>
                 <w:rPr>
                   <w:rFonts w:ascii="Arial" w:cs="Arial" w:eastAsia="Arial" w:hAnsi="Arial"/>
@@ -6752,7 +6800,7 @@
               <w:spacing w:after="10" w:before="0"/>
               <w:ind w:left="120"/>
             </w:pPr>
-            <w:hyperlink w:history="1" r:id="rIdbolgkbn2nndmcmkwr_fiy">
+            <w:hyperlink w:history="1" r:id="rIds2sbfvjp4njmhcjl92zc4">
               <w:r>
                 <w:rPr>
                   <w:rFonts w:ascii="Arial" w:cs="Arial" w:eastAsia="Arial" w:hAnsi="Arial"/>
@@ -6947,7 +6995,7 @@
             <w:pPr>
               <w:spacing w:after="20" w:before="0"/>
             </w:pPr>
-            <w:hyperlink w:history="1" r:id="rIduyhx5vwiq95vjyolwzmqa">
+            <w:hyperlink w:history="1" r:id="rIdb_h48c_u_8y_4xy9-3lmm">
               <w:r>
                 <w:rPr>
                   <w:rFonts w:ascii="Arial" w:cs="Arial" w:eastAsia="Arial" w:hAnsi="Arial"/>
@@ -6956,9 +7004,25 @@
                   <w:szCs w:val="16"/>
                   <w:u w:val="single" w:color="2E75B6"/>
                 </w:rPr>
-                <w:t xml:space="preserve">Proof of Heron's formula (2 of 2) -dubbed(KY)</w:t>
+                <w:t xml:space="preserve">Manipulating formulas: area</w:t>
               </w:r>
             </w:hyperlink>
+          </w:p>
+          <w:p>
+            <w:pPr>
+              <w:spacing w:after="20" w:before="0"/>
+            </w:pPr>
+            <w:r>
+              <w:rPr>
+                <w:rFonts w:ascii="Arial" w:cs="Arial" w:eastAsia="Arial" w:hAnsi="Arial"/>
+                <w:i/>
+                <w:iCs/>
+                <w:color w:val="595959"/>
+                <w:sz w:val="16"/>
+                <w:szCs w:val="16"/>
+              </w:rPr>
+              <w:t xml:space="preserve">Related topic: not an exact match for this lesson.</w:t>
+            </w:r>
           </w:p>
           <w:p>
             <w:pPr>
@@ -6972,7 +7036,7 @@
                 <w:sz w:val="14"/>
                 <w:szCs w:val="14"/>
               </w:rPr>
-              <w:t xml:space="preserve">Source: Khan Academy (Kiswahili)</w:t>
+              <w:t xml:space="preserve">Source: Khan Academy (English - US curriculum)</w:t>
             </w:r>
           </w:p>
           <w:p>
@@ -6980,7 +7044,7 @@
               <w:spacing w:after="10" w:before="0"/>
               <w:ind w:left="120"/>
             </w:pPr>
-            <w:hyperlink w:history="1" r:id="rIda3eeh0s09psxgs07r8hjh">
+            <w:hyperlink w:history="1" r:id="rIdu-s9pwejgfgah36lx_kil">
               <w:r>
                 <w:rPr>
                   <w:rFonts w:ascii="Arial" w:cs="Arial" w:eastAsia="Arial" w:hAnsi="Arial"/>
@@ -7018,14 +7082,14 @@
                 <w:sz w:val="16"/>
                 <w:szCs w:val="16"/>
               </w:rPr>
-              <w:t xml:space="preserve">📖 EXERCISE:</w:t>
+              <w:t xml:space="preserve">📖 HTML:</w:t>
             </w:r>
           </w:p>
           <w:p>
             <w:pPr>
               <w:spacing w:after="20" w:before="0"/>
             </w:pPr>
-            <w:hyperlink w:history="1" r:id="rIdxtjr4jmiogz4uuw3nxumg">
+            <w:hyperlink w:history="1" r:id="rId2gtu_gcoxngeawbb6nnf4">
               <w:r>
                 <w:rPr>
                   <w:rFonts w:ascii="Arial" w:cs="Arial" w:eastAsia="Arial" w:hAnsi="Arial"/>
@@ -7034,7 +7098,7 @@
                   <w:szCs w:val="16"/>
                   <w:u w:val="single" w:color="2E75B6"/>
                 </w:rPr>
-                <w:t xml:space="preserve">Decompose area with triangles</w:t>
+                <w:t xml:space="preserve">Alternate Area of a Triangle (PLIX)</w:t>
               </w:r>
             </w:hyperlink>
           </w:p>
@@ -7050,7 +7114,7 @@
                 <w:sz w:val="14"/>
                 <w:szCs w:val="14"/>
               </w:rPr>
-              <w:t xml:space="preserve">Source: Khan Academy (English - US curriculum)</w:t>
+              <w:t xml:space="preserve">Source: CK-12</w:t>
             </w:r>
           </w:p>
           <w:p>
@@ -7058,7 +7122,7 @@
               <w:spacing w:after="10" w:before="0"/>
               <w:ind w:left="120"/>
             </w:pPr>
-            <w:hyperlink w:history="1" r:id="rId53qszi7spr_jtxszyhczi">
+            <w:hyperlink w:history="1" r:id="rIdpyynuh9o1age872qd_kzd">
               <w:r>
                 <w:rPr>
                   <w:rFonts w:ascii="Arial" w:cs="Arial" w:eastAsia="Arial" w:hAnsi="Arial"/>
@@ -7253,7 +7317,7 @@
             <w:pPr>
               <w:spacing w:after="20" w:before="0"/>
             </w:pPr>
-            <w:hyperlink w:history="1" r:id="rIdmo74qvnwgwgyttfi6f5ff">
+            <w:hyperlink w:history="1" r:id="rId-v_ocx97sverseiyf5frm">
               <w:r>
                 <w:rPr>
                   <w:rFonts w:ascii="Arial" w:cs="Arial" w:eastAsia="Arial" w:hAnsi="Arial"/>
@@ -7262,9 +7326,25 @@
                   <w:szCs w:val="16"/>
                   <w:u w:val="single" w:color="2E75B6"/>
                 </w:rPr>
-                <w:t xml:space="preserve">Area of inscribed equilateral triangle -dubbed(KY)</w:t>
+                <w:t xml:space="preserve">Area of a triangle</w:t>
               </w:r>
             </w:hyperlink>
+          </w:p>
+          <w:p>
+            <w:pPr>
+              <w:spacing w:after="20" w:before="0"/>
+            </w:pPr>
+            <w:r>
+              <w:rPr>
+                <w:rFonts w:ascii="Arial" w:cs="Arial" w:eastAsia="Arial" w:hAnsi="Arial"/>
+                <w:i/>
+                <w:iCs/>
+                <w:color w:val="595959"/>
+                <w:sz w:val="16"/>
+                <w:szCs w:val="16"/>
+              </w:rPr>
+              <w:t xml:space="preserve">Related topic: not an exact match for this lesson.</w:t>
+            </w:r>
           </w:p>
           <w:p>
             <w:pPr>
@@ -7278,7 +7358,7 @@
                 <w:sz w:val="14"/>
                 <w:szCs w:val="14"/>
               </w:rPr>
-              <w:t xml:space="preserve">Source: Khan Academy (Kiswahili)</w:t>
+              <w:t xml:space="preserve">Source: Khan Academy (English - US curriculum)</w:t>
             </w:r>
           </w:p>
           <w:p>
@@ -7286,7 +7366,7 @@
               <w:spacing w:after="10" w:before="0"/>
               <w:ind w:left="120"/>
             </w:pPr>
-            <w:hyperlink w:history="1" r:id="rIdb2vgkjrm2oj7cwto44r_l">
+            <w:hyperlink w:history="1" r:id="rIdhq8dqqxxtpbwcjgxk_rlw">
               <w:r>
                 <w:rPr>
                   <w:rFonts w:ascii="Arial" w:cs="Arial" w:eastAsia="Arial" w:hAnsi="Arial"/>
@@ -7324,14 +7404,14 @@
                 <w:sz w:val="16"/>
                 <w:szCs w:val="16"/>
               </w:rPr>
-              <w:t xml:space="preserve">📖 EXERCISE:</w:t>
+              <w:t xml:space="preserve">📖 HTML:</w:t>
             </w:r>
           </w:p>
           <w:p>
             <w:pPr>
               <w:spacing w:after="20" w:before="0"/>
             </w:pPr>
-            <w:hyperlink w:history="1" r:id="rIdxsyisekngu91ymprsxoul">
+            <w:hyperlink w:history="1" r:id="rIdvqwv4vqvyl1lph392cz0c">
               <w:r>
                 <w:rPr>
                   <w:rFonts w:ascii="Arial" w:cs="Arial" w:eastAsia="Arial" w:hAnsi="Arial"/>
@@ -7340,7 +7420,7 @@
                   <w:szCs w:val="16"/>
                   <w:u w:val="single" w:color="2E75B6"/>
                 </w:rPr>
-                <w:t xml:space="preserve">Find missing length when given area of a triangle</w:t>
+                <w:t xml:space="preserve">Derivation of the Triangle Area Formula (Flexbook)</w:t>
               </w:r>
             </w:hyperlink>
           </w:p>
@@ -7356,7 +7436,7 @@
                 <w:sz w:val="14"/>
                 <w:szCs w:val="14"/>
               </w:rPr>
-              <w:t xml:space="preserve">Source: Khan Academy (English - US curriculum)</w:t>
+              <w:t xml:space="preserve">Source: CK-12</w:t>
             </w:r>
           </w:p>
           <w:p>
@@ -7364,7 +7444,7 @@
               <w:spacing w:after="10" w:before="0"/>
               <w:ind w:left="120"/>
             </w:pPr>
-            <w:hyperlink w:history="1" r:id="rIdoqzeye9shfmsgptwimn1o">
+            <w:hyperlink w:history="1" r:id="rIdsbftwnnjkuq-l3gssnv5c">
               <w:r>
                 <w:rPr>
                   <w:rFonts w:ascii="Arial" w:cs="Arial" w:eastAsia="Arial" w:hAnsi="Arial"/>
@@ -7559,7 +7639,7 @@
             <w:pPr>
               <w:spacing w:after="20" w:before="0"/>
             </w:pPr>
-            <w:hyperlink w:history="1" r:id="rIdawkfazd1jbtrmmugn-wv5">
+            <w:hyperlink w:history="1" r:id="rIdjpz8_cyd9spxuysnprzyf">
               <w:r>
                 <w:rPr>
                   <w:rFonts w:ascii="Arial" w:cs="Arial" w:eastAsia="Arial" w:hAnsi="Arial"/>
@@ -7568,9 +7648,25 @@
                   <w:szCs w:val="16"/>
                   <w:u w:val="single" w:color="2E75B6"/>
                 </w:rPr>
-                <w:t xml:space="preserve">Manipulating formulas: area</w:t>
+                <w:t xml:space="preserve">Heron's formula -dubbed(KY)</w:t>
               </w:r>
             </w:hyperlink>
+          </w:p>
+          <w:p>
+            <w:pPr>
+              <w:spacing w:after="20" w:before="0"/>
+            </w:pPr>
+            <w:r>
+              <w:rPr>
+                <w:rFonts w:ascii="Arial" w:cs="Arial" w:eastAsia="Arial" w:hAnsi="Arial"/>
+                <w:i/>
+                <w:iCs/>
+                <w:color w:val="595959"/>
+                <w:sz w:val="16"/>
+                <w:szCs w:val="16"/>
+              </w:rPr>
+              <w:t xml:space="preserve">Related topic: not an exact match for this lesson.</w:t>
+            </w:r>
           </w:p>
           <w:p>
             <w:pPr>
@@ -7584,7 +7680,7 @@
                 <w:sz w:val="14"/>
                 <w:szCs w:val="14"/>
               </w:rPr>
-              <w:t xml:space="preserve">Source: Khan Academy (English - US curriculum)</w:t>
+              <w:t xml:space="preserve">Source: Khan Academy (Kiswahili)</w:t>
             </w:r>
           </w:p>
           <w:p>
@@ -7592,7 +7688,7 @@
               <w:spacing w:after="10" w:before="0"/>
               <w:ind w:left="120"/>
             </w:pPr>
-            <w:hyperlink w:history="1" r:id="rId9dhyc7p3ehsrl1ij8fgmz">
+            <w:hyperlink w:history="1" r:id="rId42beolf8_ptfwds3nkx5x">
               <w:r>
                 <w:rPr>
                   <w:rFonts w:ascii="Arial" w:cs="Arial" w:eastAsia="Arial" w:hAnsi="Arial"/>
@@ -7630,14 +7726,14 @@
                 <w:sz w:val="16"/>
                 <w:szCs w:val="16"/>
               </w:rPr>
-              <w:t xml:space="preserve">📖 HTML:</w:t>
+              <w:t xml:space="preserve">📖 EXERCISE:</w:t>
             </w:r>
           </w:p>
           <w:p>
             <w:pPr>
               <w:spacing w:after="20" w:before="0"/>
             </w:pPr>
-            <w:hyperlink w:history="1" r:id="rIda-covxfgtbrnlli8b7rgy">
+            <w:hyperlink w:history="1" r:id="rIdtfmje-cfdqmgvp0857o7t">
               <w:r>
                 <w:rPr>
                   <w:rFonts w:ascii="Arial" w:cs="Arial" w:eastAsia="Arial" w:hAnsi="Arial"/>
@@ -7646,7 +7742,7 @@
                   <w:szCs w:val="16"/>
                   <w:u w:val="single" w:color="2E75B6"/>
                 </w:rPr>
-                <w:t xml:space="preserve">Alternate Area of a Triangle (PLIX)</w:t>
+                <w:t xml:space="preserve">Derivation of the Triangle Area Formula Practice</w:t>
               </w:r>
             </w:hyperlink>
           </w:p>
@@ -7670,7 +7766,7 @@
               <w:spacing w:after="10" w:before="0"/>
               <w:ind w:left="120"/>
             </w:pPr>
-            <w:hyperlink w:history="1" r:id="rIdn-gqnvji02lxixaizcehh">
+            <w:hyperlink w:history="1" r:id="rIdca6pcf1dy8hlauyp4zxue">
               <w:r>
                 <w:rPr>
                   <w:rFonts w:ascii="Arial" w:cs="Arial" w:eastAsia="Arial" w:hAnsi="Arial"/>
@@ -8182,7 +8278,7 @@
         </w:rPr>
         <w:t xml:space="preserve">© 2026 SeaVuria and ARES. Aligned with KICD objectives. Developed by SeaVuria; technical implementation by ARES (with AI assistance from Claude). Licensed under </w:t>
       </w:r>
-      <w:hyperlink w:history="1" r:id="rIds4t_f8hmbeb-vh2ghadcx">
+      <w:hyperlink w:history="1" r:id="rIdqgneqye_mjmdx2x9frgkm">
         <w:r>
           <w:rPr>
             <w:rFonts w:ascii="Arial" w:cs="Arial" w:eastAsia="Arial" w:hAnsi="Arial"/>
@@ -8203,7 +8299,7 @@
         </w:rPr>
         <w:t xml:space="preserve"> (</w:t>
       </w:r>
-      <w:hyperlink w:history="1" r:id="rIdza_3aceu4qjyousbdbyq7">
+      <w:hyperlink w:history="1" r:id="rIdg2umtubtjfl18r21ql4is">
         <w:r>
           <w:rPr>
             <w:rFonts w:ascii="Arial" w:cs="Arial" w:eastAsia="Arial" w:hAnsi="Arial"/>
@@ -9216,7 +9312,7 @@
             <w:pPr>
               <w:spacing w:after="20" w:before="0"/>
             </w:pPr>
-            <w:hyperlink w:history="1" r:id="rIdjrebcbcttpr4-7gelxai9">
+            <w:hyperlink w:history="1" r:id="rId4ug0jh_eyzmjwulqpgs--">
               <w:r>
                 <w:rPr>
                   <w:rFonts w:ascii="Arial" w:cs="Arial" w:eastAsia="Arial" w:hAnsi="Arial"/>
@@ -9231,6 +9327,22 @@
           </w:p>
           <w:p>
             <w:pPr>
+              <w:spacing w:after="20" w:before="0"/>
+            </w:pPr>
+            <w:r>
+              <w:rPr>
+                <w:rFonts w:ascii="Arial" w:cs="Arial" w:eastAsia="Arial" w:hAnsi="Arial"/>
+                <w:i/>
+                <w:iCs/>
+                <w:color w:val="595959"/>
+                <w:sz w:val="16"/>
+                <w:szCs w:val="16"/>
+              </w:rPr>
+              <w:t xml:space="preserve">Related topic: not an exact match for this lesson.</w:t>
+            </w:r>
+          </w:p>
+          <w:p>
+            <w:pPr>
               <w:spacing w:after="10" w:before="0"/>
               <w:ind w:left="120"/>
             </w:pPr>
@@ -9249,7 +9361,7 @@
               <w:spacing w:after="10" w:before="0"/>
               <w:ind w:left="120"/>
             </w:pPr>
-            <w:hyperlink w:history="1" r:id="rIdt95_rgh0830tpy0owgc9k">
+            <w:hyperlink w:history="1" r:id="rIdk3dzlcvr8negq1eyyeze7">
               <w:r>
                 <w:rPr>
                   <w:rFonts w:ascii="Arial" w:cs="Arial" w:eastAsia="Arial" w:hAnsi="Arial"/>
@@ -9294,7 +9406,7 @@
             <w:pPr>
               <w:spacing w:after="20" w:before="0"/>
             </w:pPr>
-            <w:hyperlink w:history="1" r:id="rIdcuxnery48iqiidy2xmvfi">
+            <w:hyperlink w:history="1" r:id="rIdrnr1hzvjsaybm__o-glj2">
               <w:r>
                 <w:rPr>
                   <w:rFonts w:ascii="Arial" w:cs="Arial" w:eastAsia="Arial" w:hAnsi="Arial"/>
@@ -9327,7 +9439,7 @@
               <w:spacing w:after="10" w:before="0"/>
               <w:ind w:left="120"/>
             </w:pPr>
-            <w:hyperlink w:history="1" r:id="rIdhsd1psyzj1sr-c9ton8nd">
+            <w:hyperlink w:history="1" r:id="rIdl9d1ul17vubzt4wrfien1">
               <w:r>
                 <w:rPr>
                   <w:rFonts w:ascii="Arial" w:cs="Arial" w:eastAsia="Arial" w:hAnsi="Arial"/>
@@ -9522,7 +9634,7 @@
             <w:pPr>
               <w:spacing w:after="20" w:before="0"/>
             </w:pPr>
-            <w:hyperlink w:history="1" r:id="rIdhvtzr5jod4iy1vyeanwp_">
+            <w:hyperlink w:history="1" r:id="rIdo3uyea2rrjadknqhu6xmd">
               <w:r>
                 <w:rPr>
                   <w:rFonts w:ascii="Arial" w:cs="Arial" w:eastAsia="Arial" w:hAnsi="Arial"/>
@@ -9531,9 +9643,25 @@
                   <w:szCs w:val="16"/>
                   <w:u w:val="single" w:color="2E75B6"/>
                 </w:rPr>
-                <w:t xml:space="preserve">Proof of Heron's formula (1 of 2) -dubbed(KY)</w:t>
+                <w:t xml:space="preserve">Area of inscribed equilateral triangle -dubbed(KY)</w:t>
               </w:r>
             </w:hyperlink>
+          </w:p>
+          <w:p>
+            <w:pPr>
+              <w:spacing w:after="20" w:before="0"/>
+            </w:pPr>
+            <w:r>
+              <w:rPr>
+                <w:rFonts w:ascii="Arial" w:cs="Arial" w:eastAsia="Arial" w:hAnsi="Arial"/>
+                <w:i/>
+                <w:iCs/>
+                <w:color w:val="595959"/>
+                <w:sz w:val="16"/>
+                <w:szCs w:val="16"/>
+              </w:rPr>
+              <w:t xml:space="preserve">Related topic: not an exact match for this lesson.</w:t>
+            </w:r>
           </w:p>
           <w:p>
             <w:pPr>
@@ -9555,7 +9683,7 @@
               <w:spacing w:after="10" w:before="0"/>
               <w:ind w:left="120"/>
             </w:pPr>
-            <w:hyperlink w:history="1" r:id="rIdw-nruky1yomk3dx2fmje6">
+            <w:hyperlink w:history="1" r:id="rId-nb7nanlfl9f4o4khl5w6">
               <w:r>
                 <w:rPr>
                   <w:rFonts w:ascii="Arial" w:cs="Arial" w:eastAsia="Arial" w:hAnsi="Arial"/>
@@ -9600,7 +9728,7 @@
             <w:pPr>
               <w:spacing w:after="20" w:before="0"/>
             </w:pPr>
-            <w:hyperlink w:history="1" r:id="rIdkbgvh_a9fohbyqqdy2xgk">
+            <w:hyperlink w:history="1" r:id="rIdxwkn48pnly0d2oa1bzr5u">
               <w:r>
                 <w:rPr>
                   <w:rFonts w:ascii="Arial" w:cs="Arial" w:eastAsia="Arial" w:hAnsi="Arial"/>
@@ -9633,7 +9761,7 @@
               <w:spacing w:after="10" w:before="0"/>
               <w:ind w:left="120"/>
             </w:pPr>
-            <w:hyperlink w:history="1" r:id="rIdtxxa_wxao53suaodyzhsy">
+            <w:hyperlink w:history="1" r:id="rIdq8nnl-qhkeqfwn7akvaek">
               <w:r>
                 <w:rPr>
                   <w:rFonts w:ascii="Arial" w:cs="Arial" w:eastAsia="Arial" w:hAnsi="Arial"/>
@@ -9828,7 +9956,7 @@
             <w:pPr>
               <w:spacing w:after="20" w:before="0"/>
             </w:pPr>
-            <w:hyperlink w:history="1" r:id="rId1ry6mqjvzx9l6gy7flulh">
+            <w:hyperlink w:history="1" r:id="rIdibiqqfkndc6wlq9xzbek4">
               <w:r>
                 <w:rPr>
                   <w:rFonts w:ascii="Arial" w:cs="Arial" w:eastAsia="Arial" w:hAnsi="Arial"/>
@@ -9837,9 +9965,25 @@
                   <w:szCs w:val="16"/>
                   <w:u w:val="single" w:color="2E75B6"/>
                 </w:rPr>
-                <w:t xml:space="preserve">Proof of Heron's formula (2 of 2) -dubbed(KY)</w:t>
+                <w:t xml:space="preserve">Heron's formula -dubbed(KY)</w:t>
               </w:r>
             </w:hyperlink>
+          </w:p>
+          <w:p>
+            <w:pPr>
+              <w:spacing w:after="20" w:before="0"/>
+            </w:pPr>
+            <w:r>
+              <w:rPr>
+                <w:rFonts w:ascii="Arial" w:cs="Arial" w:eastAsia="Arial" w:hAnsi="Arial"/>
+                <w:i/>
+                <w:iCs/>
+                <w:color w:val="595959"/>
+                <w:sz w:val="16"/>
+                <w:szCs w:val="16"/>
+              </w:rPr>
+              <w:t xml:space="preserve">Related topic: not an exact match for this lesson.</w:t>
+            </w:r>
           </w:p>
           <w:p>
             <w:pPr>
@@ -9861,7 +10005,7 @@
               <w:spacing w:after="10" w:before="0"/>
               <w:ind w:left="120"/>
             </w:pPr>
-            <w:hyperlink w:history="1" r:id="rId4qfgo8ptgt3am4vpt1shm">
+            <w:hyperlink w:history="1" r:id="rIdivxzwn5arnciqze3acwg7">
               <w:r>
                 <w:rPr>
                   <w:rFonts w:ascii="Arial" w:cs="Arial" w:eastAsia="Arial" w:hAnsi="Arial"/>
@@ -9899,14 +10043,14 @@
                 <w:sz w:val="16"/>
                 <w:szCs w:val="16"/>
               </w:rPr>
-              <w:t xml:space="preserve">📖 EXERCISE:</w:t>
+              <w:t xml:space="preserve">📖 HTML:</w:t>
             </w:r>
           </w:p>
           <w:p>
             <w:pPr>
               <w:spacing w:after="20" w:before="0"/>
             </w:pPr>
-            <w:hyperlink w:history="1" r:id="rIdxitij3skfiuetl8akxixs">
+            <w:hyperlink w:history="1" r:id="rId3jf8sc7ql9iz2mk_qnxhm">
               <w:r>
                 <w:rPr>
                   <w:rFonts w:ascii="Arial" w:cs="Arial" w:eastAsia="Arial" w:hAnsi="Arial"/>
@@ -9915,7 +10059,7 @@
                   <w:szCs w:val="16"/>
                   <w:u w:val="single" w:color="2E75B6"/>
                 </w:rPr>
-                <w:t xml:space="preserve">Decompose area with triangles</w:t>
+                <w:t xml:space="preserve">Alternate Area of a Triangle (PLIX)</w:t>
               </w:r>
             </w:hyperlink>
           </w:p>
@@ -9931,7 +10075,7 @@
                 <w:sz w:val="14"/>
                 <w:szCs w:val="14"/>
               </w:rPr>
-              <w:t xml:space="preserve">Source: Khan Academy (English - US curriculum)</w:t>
+              <w:t xml:space="preserve">Source: CK-12</w:t>
             </w:r>
           </w:p>
           <w:p>
@@ -9939,7 +10083,7 @@
               <w:spacing w:after="10" w:before="0"/>
               <w:ind w:left="120"/>
             </w:pPr>
-            <w:hyperlink w:history="1" r:id="rIdqiozolxmfdydsvhe8pvcc">
+            <w:hyperlink w:history="1" r:id="rIdh7rismfz3nvnnqsiv3ygc">
               <w:r>
                 <w:rPr>
                   <w:rFonts w:ascii="Arial" w:cs="Arial" w:eastAsia="Arial" w:hAnsi="Arial"/>
@@ -10134,7 +10278,7 @@
             <w:pPr>
               <w:spacing w:after="20" w:before="0"/>
             </w:pPr>
-            <w:hyperlink w:history="1" r:id="rIdussxqguprlssdpskgjre5">
+            <w:hyperlink w:history="1" r:id="rIdnsjft_7lrvm0ncqdsjy8l">
               <w:r>
                 <w:rPr>
                   <w:rFonts w:ascii="Arial" w:cs="Arial" w:eastAsia="Arial" w:hAnsi="Arial"/>
@@ -10149,6 +10293,22 @@
           </w:p>
           <w:p>
             <w:pPr>
+              <w:spacing w:after="20" w:before="0"/>
+            </w:pPr>
+            <w:r>
+              <w:rPr>
+                <w:rFonts w:ascii="Arial" w:cs="Arial" w:eastAsia="Arial" w:hAnsi="Arial"/>
+                <w:i/>
+                <w:iCs/>
+                <w:color w:val="595959"/>
+                <w:sz w:val="16"/>
+                <w:szCs w:val="16"/>
+              </w:rPr>
+              <w:t xml:space="preserve">Related topic: not an exact match for this lesson.</w:t>
+            </w:r>
+          </w:p>
+          <w:p>
+            <w:pPr>
               <w:spacing w:after="10" w:before="0"/>
               <w:ind w:left="120"/>
             </w:pPr>
@@ -10167,7 +10327,7 @@
               <w:spacing w:after="10" w:before="0"/>
               <w:ind w:left="120"/>
             </w:pPr>
-            <w:hyperlink w:history="1" r:id="rIdhtmn-h5uqh-sp-girrxm6">
+            <w:hyperlink w:history="1" r:id="rIdel0txr5vexudx3r7nfkii">
               <w:r>
                 <w:rPr>
                   <w:rFonts w:ascii="Arial" w:cs="Arial" w:eastAsia="Arial" w:hAnsi="Arial"/>
@@ -10212,7 +10372,7 @@
             <w:pPr>
               <w:spacing w:after="20" w:before="0"/>
             </w:pPr>
-            <w:hyperlink w:history="1" r:id="rIdfluys1lzjm72ww1xxjiyx">
+            <w:hyperlink w:history="1" r:id="rIdhl3hk8_26iy9eyogbiezr">
               <w:r>
                 <w:rPr>
                   <w:rFonts w:ascii="Arial" w:cs="Arial" w:eastAsia="Arial" w:hAnsi="Arial"/>
@@ -10221,7 +10381,7 @@
                   <w:szCs w:val="16"/>
                   <w:u w:val="single" w:color="2E75B6"/>
                 </w:rPr>
-                <w:t xml:space="preserve">Alternate Area of a Triangle (PLIX)</w:t>
+                <w:t xml:space="preserve">Area of a Triangle: Ice Cream Cones (PLIX)</w:t>
               </w:r>
             </w:hyperlink>
           </w:p>
@@ -10245,7 +10405,7 @@
               <w:spacing w:after="10" w:before="0"/>
               <w:ind w:left="120"/>
             </w:pPr>
-            <w:hyperlink w:history="1" r:id="rId739jgvxrwlihrocx4j1sy">
+            <w:hyperlink w:history="1" r:id="rIddsuyp5gp5bgvpldowxrwa">
               <w:r>
                 <w:rPr>
                   <w:rFonts w:ascii="Arial" w:cs="Arial" w:eastAsia="Arial" w:hAnsi="Arial"/>
@@ -10440,7 +10600,7 @@
             <w:pPr>
               <w:spacing w:after="20" w:before="0"/>
             </w:pPr>
-            <w:hyperlink w:history="1" r:id="rId1p9komuuradwn2_y00ypp">
+            <w:hyperlink w:history="1" r:id="rIdcehhes5dgfv3qfze9ie7h">
               <w:r>
                 <w:rPr>
                   <w:rFonts w:ascii="Arial" w:cs="Arial" w:eastAsia="Arial" w:hAnsi="Arial"/>
@@ -10449,9 +10609,25 @@
                   <w:szCs w:val="16"/>
                   <w:u w:val="single" w:color="2E75B6"/>
                 </w:rPr>
-                <w:t xml:space="preserve">Finding trig values using angle addition identities</w:t>
+                <w:t xml:space="preserve">Heron's formula -dubbed(KY)</w:t>
               </w:r>
             </w:hyperlink>
+          </w:p>
+          <w:p>
+            <w:pPr>
+              <w:spacing w:after="20" w:before="0"/>
+            </w:pPr>
+            <w:r>
+              <w:rPr>
+                <w:rFonts w:ascii="Arial" w:cs="Arial" w:eastAsia="Arial" w:hAnsi="Arial"/>
+                <w:i/>
+                <w:iCs/>
+                <w:color w:val="595959"/>
+                <w:sz w:val="16"/>
+                <w:szCs w:val="16"/>
+              </w:rPr>
+              <w:t xml:space="preserve">Related topic: not an exact match for this lesson.</w:t>
+            </w:r>
           </w:p>
           <w:p>
             <w:pPr>
@@ -10465,7 +10641,7 @@
                 <w:sz w:val="14"/>
                 <w:szCs w:val="14"/>
               </w:rPr>
-              <w:t xml:space="preserve">Source: Khan Academy (English - US curriculum)</w:t>
+              <w:t xml:space="preserve">Source: Khan Academy (Kiswahili)</w:t>
             </w:r>
           </w:p>
           <w:p>
@@ -10473,7 +10649,7 @@
               <w:spacing w:after="10" w:before="0"/>
               <w:ind w:left="120"/>
             </w:pPr>
-            <w:hyperlink w:history="1" r:id="rIdprmddic123_7cgv4_r8gz">
+            <w:hyperlink w:history="1" r:id="rIdc3koy05c7myy2xlrwhggg">
               <w:r>
                 <w:rPr>
                   <w:rFonts w:ascii="Arial" w:cs="Arial" w:eastAsia="Arial" w:hAnsi="Arial"/>
@@ -10518,7 +10694,7 @@
             <w:pPr>
               <w:spacing w:after="20" w:before="0"/>
             </w:pPr>
-            <w:hyperlink w:history="1" r:id="rId5jqnyj8emljhhuqwapzxj">
+            <w:hyperlink w:history="1" r:id="rIdefrwm1-vvyg89zdvuof5y">
               <w:r>
                 <w:rPr>
                   <w:rFonts w:ascii="Arial" w:cs="Arial" w:eastAsia="Arial" w:hAnsi="Arial"/>
@@ -10527,7 +10703,7 @@
                   <w:szCs w:val="16"/>
                   <w:u w:val="single" w:color="2E75B6"/>
                 </w:rPr>
-                <w:t xml:space="preserve">Area of a Triangle: Ice Cream Cones (PLIX)</w:t>
+                <w:t xml:space="preserve">Alternate Formula for the Area of a Triangle (Flexbook)</w:t>
               </w:r>
             </w:hyperlink>
           </w:p>
@@ -10551,7 +10727,7 @@
               <w:spacing w:after="10" w:before="0"/>
               <w:ind w:left="120"/>
             </w:pPr>
-            <w:hyperlink w:history="1" r:id="rId-uxzwt0cimntygho-kcle">
+            <w:hyperlink w:history="1" r:id="rIduwsk7hufnsfs2grd3grtx">
               <w:r>
                 <w:rPr>
                   <w:rFonts w:ascii="Arial" w:cs="Arial" w:eastAsia="Arial" w:hAnsi="Arial"/>
@@ -11063,7 +11239,7 @@
         </w:rPr>
         <w:t xml:space="preserve">© 2026 SeaVuria and ARES. Aligned with KICD objectives. Developed by SeaVuria; technical implementation by ARES (with AI assistance from Claude). Licensed under </w:t>
       </w:r>
-      <w:hyperlink w:history="1" r:id="rIdths-mj1lxpixgjl_4m4_7">
+      <w:hyperlink w:history="1" r:id="rIdsy-b1xglycdfc5cyzfnm0">
         <w:r>
           <w:rPr>
             <w:rFonts w:ascii="Arial" w:cs="Arial" w:eastAsia="Arial" w:hAnsi="Arial"/>
@@ -11084,7 +11260,7 @@
         </w:rPr>
         <w:t xml:space="preserve"> (</w:t>
       </w:r>
-      <w:hyperlink w:history="1" r:id="rIdhm7ze7phga47pp6oryfxw">
+      <w:hyperlink w:history="1" r:id="rId4qw7lwvlxq2mljsbif_hg">
         <w:r>
           <w:rPr>
             <w:rFonts w:ascii="Arial" w:cs="Arial" w:eastAsia="Arial" w:hAnsi="Arial"/>
@@ -12097,7 +12273,7 @@
             <w:pPr>
               <w:spacing w:after="20" w:before="0"/>
             </w:pPr>
-            <w:hyperlink w:history="1" r:id="rIdlfpsybgvd7k18exmcvpff">
+            <w:hyperlink w:history="1" r:id="rIdbgis3ccj0lw3uzpxwpsyb">
               <w:r>
                 <w:rPr>
                   <w:rFonts w:ascii="Arial" w:cs="Arial" w:eastAsia="Arial" w:hAnsi="Arial"/>
@@ -12130,7 +12306,7 @@
               <w:spacing w:after="10" w:before="0"/>
               <w:ind w:left="120"/>
             </w:pPr>
-            <w:hyperlink w:history="1" r:id="rIdesxlqzvypfzimhdqgkjmt">
+            <w:hyperlink w:history="1" r:id="rId0xrgpfdii4wdbztzoo1yr">
               <w:r>
                 <w:rPr>
                   <w:rFonts w:ascii="Arial" w:cs="Arial" w:eastAsia="Arial" w:hAnsi="Arial"/>
@@ -12175,7 +12351,7 @@
             <w:pPr>
               <w:spacing w:after="20" w:before="0"/>
             </w:pPr>
-            <w:hyperlink w:history="1" r:id="rIdenmgx4yd8c35q2d-rnpc8">
+            <w:hyperlink w:history="1" r:id="rIdxf6k-it14kz8yttuzckbt">
               <w:r>
                 <w:rPr>
                   <w:rFonts w:ascii="Arial" w:cs="Arial" w:eastAsia="Arial" w:hAnsi="Arial"/>
@@ -12208,7 +12384,7 @@
               <w:spacing w:after="10" w:before="0"/>
               <w:ind w:left="120"/>
             </w:pPr>
-            <w:hyperlink w:history="1" r:id="rId00uwjeazgagmxt7vdru-s">
+            <w:hyperlink w:history="1" r:id="rIddavszva8nj281ahvxyo7q">
               <w:r>
                 <w:rPr>
                   <w:rFonts w:ascii="Arial" w:cs="Arial" w:eastAsia="Arial" w:hAnsi="Arial"/>
@@ -12403,7 +12579,7 @@
             <w:pPr>
               <w:spacing w:after="20" w:before="0"/>
             </w:pPr>
-            <w:hyperlink w:history="1" r:id="rIdihczekjxdiy7maqs8grw3">
+            <w:hyperlink w:history="1" r:id="rIdql7ui38bxjkdm3ssjcc2e">
               <w:r>
                 <w:rPr>
                   <w:rFonts w:ascii="Arial" w:cs="Arial" w:eastAsia="Arial" w:hAnsi="Arial"/>
@@ -12436,7 +12612,7 @@
               <w:spacing w:after="10" w:before="0"/>
               <w:ind w:left="120"/>
             </w:pPr>
-            <w:hyperlink w:history="1" r:id="rIdcz9qu9dkgquvdrhsdmtpi">
+            <w:hyperlink w:history="1" r:id="rId6zdilg6z_0gbuppv-_gtm">
               <w:r>
                 <w:rPr>
                   <w:rFonts w:ascii="Arial" w:cs="Arial" w:eastAsia="Arial" w:hAnsi="Arial"/>
@@ -12481,7 +12657,7 @@
             <w:pPr>
               <w:spacing w:after="20" w:before="0"/>
             </w:pPr>
-            <w:hyperlink w:history="1" r:id="rIde5oiuybzhccv79l67dm8-">
+            <w:hyperlink w:history="1" r:id="rIdvxhqxtrfr837wpgo5vxqu">
               <w:r>
                 <w:rPr>
                   <w:rFonts w:ascii="Arial" w:cs="Arial" w:eastAsia="Arial" w:hAnsi="Arial"/>
@@ -12514,7 +12690,7 @@
               <w:spacing w:after="10" w:before="0"/>
               <w:ind w:left="120"/>
             </w:pPr>
-            <w:hyperlink w:history="1" r:id="rIdjudcpbl_eodyazngkdo3v">
+            <w:hyperlink w:history="1" r:id="rId0mabkmbpcavewpikjil4m">
               <w:r>
                 <w:rPr>
                   <w:rFonts w:ascii="Arial" w:cs="Arial" w:eastAsia="Arial" w:hAnsi="Arial"/>
@@ -12709,7 +12885,7 @@
             <w:pPr>
               <w:spacing w:after="20" w:before="0"/>
             </w:pPr>
-            <w:hyperlink w:history="1" r:id="rIdnsdfznkrduzhlezprauyb">
+            <w:hyperlink w:history="1" r:id="rIdm70p9eymldmrjprnoriz3">
               <w:r>
                 <w:rPr>
                   <w:rFonts w:ascii="Arial" w:cs="Arial" w:eastAsia="Arial" w:hAnsi="Arial"/>
@@ -12742,7 +12918,7 @@
               <w:spacing w:after="10" w:before="0"/>
               <w:ind w:left="120"/>
             </w:pPr>
-            <w:hyperlink w:history="1" r:id="rIdkqpo8vjhgjrn7uzwh9apv">
+            <w:hyperlink w:history="1" r:id="rIdwdsj112txr4fxpzfbxnhz">
               <w:r>
                 <w:rPr>
                   <w:rFonts w:ascii="Arial" w:cs="Arial" w:eastAsia="Arial" w:hAnsi="Arial"/>
@@ -12780,14 +12956,14 @@
                 <w:sz w:val="16"/>
                 <w:szCs w:val="16"/>
               </w:rPr>
-              <w:t xml:space="preserve">📖 HTML:</w:t>
+              <w:t xml:space="preserve">📖 EXERCISE:</w:t>
             </w:r>
           </w:p>
           <w:p>
             <w:pPr>
               <w:spacing w:after="20" w:before="0"/>
             </w:pPr>
-            <w:hyperlink w:history="1" r:id="rIdbkitbqdkzkavnqtdnuy7o">
+            <w:hyperlink w:history="1" r:id="rIdnf2mexmqn-tipiqeqguff">
               <w:r>
                 <w:rPr>
                   <w:rFonts w:ascii="Arial" w:cs="Arial" w:eastAsia="Arial" w:hAnsi="Arial"/>
@@ -12796,7 +12972,7 @@
                   <w:szCs w:val="16"/>
                   <w:u w:val="single" w:color="2E75B6"/>
                 </w:rPr>
-                <w:t xml:space="preserve">Derivation of the Triangle Area Formula (Flexbook)</w:t>
+                <w:t xml:space="preserve">Alternate Formula for the Area of a Triangle Practice</w:t>
               </w:r>
             </w:hyperlink>
           </w:p>
@@ -12820,7 +12996,7 @@
               <w:spacing w:after="10" w:before="0"/>
               <w:ind w:left="120"/>
             </w:pPr>
-            <w:hyperlink w:history="1" r:id="rId5spt-9urdhppeveyjdt0l">
+            <w:hyperlink w:history="1" r:id="rIdvk055s7bagatjtgs5say4">
               <w:r>
                 <w:rPr>
                   <w:rFonts w:ascii="Arial" w:cs="Arial" w:eastAsia="Arial" w:hAnsi="Arial"/>
@@ -13015,7 +13191,7 @@
             <w:pPr>
               <w:spacing w:after="20" w:before="0"/>
             </w:pPr>
-            <w:hyperlink w:history="1" r:id="rIdvjcnzwnrm7jq1vu4cjjht">
+            <w:hyperlink w:history="1" r:id="rIdw2sof5ajjdrfwa-yzz9ml">
               <w:r>
                 <w:rPr>
                   <w:rFonts w:ascii="Arial" w:cs="Arial" w:eastAsia="Arial" w:hAnsi="Arial"/>
@@ -13048,7 +13224,7 @@
               <w:spacing w:after="10" w:before="0"/>
               <w:ind w:left="120"/>
             </w:pPr>
-            <w:hyperlink w:history="1" r:id="rIdloqtmbclbv-9v-t0ugpmp">
+            <w:hyperlink w:history="1" r:id="rIdlw0osxaafloc3ner7ium2">
               <w:r>
                 <w:rPr>
                   <w:rFonts w:ascii="Arial" w:cs="Arial" w:eastAsia="Arial" w:hAnsi="Arial"/>
@@ -13086,14 +13262,14 @@
                 <w:sz w:val="16"/>
                 <w:szCs w:val="16"/>
               </w:rPr>
-              <w:t xml:space="preserve">📖 EXERCISE:</w:t>
+              <w:t xml:space="preserve">📖 HTML:</w:t>
             </w:r>
           </w:p>
           <w:p>
             <w:pPr>
               <w:spacing w:after="20" w:before="0"/>
             </w:pPr>
-            <w:hyperlink w:history="1" r:id="rIdqtlmifbfarfjwklv1fdlf">
+            <w:hyperlink w:history="1" r:id="rIdz3dmxoxmmamraywaecxld">
               <w:r>
                 <w:rPr>
                   <w:rFonts w:ascii="Arial" w:cs="Arial" w:eastAsia="Arial" w:hAnsi="Arial"/>
@@ -13102,7 +13278,7 @@
                   <w:szCs w:val="16"/>
                   <w:u w:val="single" w:color="2E75B6"/>
                 </w:rPr>
-                <w:t xml:space="preserve">Derivation of the Triangle Area Formula Practice</w:t>
+                <w:t xml:space="preserve">Heron's Formula (Flexbook)</w:t>
               </w:r>
             </w:hyperlink>
           </w:p>
@@ -13126,7 +13302,7 @@
               <w:spacing w:after="10" w:before="0"/>
               <w:ind w:left="120"/>
             </w:pPr>
-            <w:hyperlink w:history="1" r:id="rIdo-9qsgujdghxusodv84dm">
+            <w:hyperlink w:history="1" r:id="rId9s0pkeixdwe0sweidwe4q">
               <w:r>
                 <w:rPr>
                   <w:rFonts w:ascii="Arial" w:cs="Arial" w:eastAsia="Arial" w:hAnsi="Arial"/>
@@ -13321,7 +13497,7 @@
             <w:pPr>
               <w:spacing w:after="20" w:before="0"/>
             </w:pPr>
-            <w:hyperlink w:history="1" r:id="rIdle0zfyr_ykl1nhubp6jya">
+            <w:hyperlink w:history="1" r:id="rIdlzpv7m6dwmnu2bij1rbim">
               <w:r>
                 <w:rPr>
                   <w:rFonts w:ascii="Arial" w:cs="Arial" w:eastAsia="Arial" w:hAnsi="Arial"/>
@@ -13330,7 +13506,7 @@
                   <w:szCs w:val="16"/>
                   <w:u w:val="single" w:color="2E75B6"/>
                 </w:rPr>
-                <w:t xml:space="preserve">Heron's formula -dubbed(KY)</w:t>
+                <w:t xml:space="preserve">Proof of Heron's formula (1 of 2) -dubbed(KY)</w:t>
               </w:r>
             </w:hyperlink>
           </w:p>
@@ -13354,7 +13530,7 @@
               <w:spacing w:after="10" w:before="0"/>
               <w:ind w:left="120"/>
             </w:pPr>
-            <w:hyperlink w:history="1" r:id="rId1mp1nawejrn2l4hat7hu-">
+            <w:hyperlink w:history="1" r:id="rId4zhpj6fuvsxe6myum_ltu">
               <w:r>
                 <w:rPr>
                   <w:rFonts w:ascii="Arial" w:cs="Arial" w:eastAsia="Arial" w:hAnsi="Arial"/>
@@ -13392,14 +13568,14 @@
                 <w:sz w:val="16"/>
                 <w:szCs w:val="16"/>
               </w:rPr>
-              <w:t xml:space="preserve">📖 HTML:</w:t>
+              <w:t xml:space="preserve">📖 EXERCISE:</w:t>
             </w:r>
           </w:p>
           <w:p>
             <w:pPr>
               <w:spacing w:after="20" w:before="0"/>
             </w:pPr>
-            <w:hyperlink w:history="1" r:id="rId1rfkew11bkipupu-1kdsz">
+            <w:hyperlink w:history="1" r:id="rIdppxwxijrgyw2vakbsf5ms">
               <w:r>
                 <w:rPr>
                   <w:rFonts w:ascii="Arial" w:cs="Arial" w:eastAsia="Arial" w:hAnsi="Arial"/>
@@ -13408,7 +13584,7 @@
                   <w:szCs w:val="16"/>
                   <w:u w:val="single" w:color="2E75B6"/>
                 </w:rPr>
-                <w:t xml:space="preserve">Alternate Formula for the Area of a Triangle (Flexbook)</w:t>
+                <w:t xml:space="preserve">Heron's Formula Practice</w:t>
               </w:r>
             </w:hyperlink>
           </w:p>
@@ -13432,7 +13608,7 @@
               <w:spacing w:after="10" w:before="0"/>
               <w:ind w:left="120"/>
             </w:pPr>
-            <w:hyperlink w:history="1" r:id="rIddye5hlcai7dbe4wdc5_gg">
+            <w:hyperlink w:history="1" r:id="rIdart1pklpse2pm3w-wklv9">
               <w:r>
                 <w:rPr>
                   <w:rFonts w:ascii="Arial" w:cs="Arial" w:eastAsia="Arial" w:hAnsi="Arial"/>
@@ -14077,7 +14253,7 @@
         </w:rPr>
         <w:t xml:space="preserve">© 2026 SeaVuria and ARES. Aligned with KICD objectives. Developed by SeaVuria; technical implementation by ARES (with AI assistance from Claude). Licensed under </w:t>
       </w:r>
-      <w:hyperlink w:history="1" r:id="rIdsewecp2f5l2hbsh4fe9yv">
+      <w:hyperlink w:history="1" r:id="rIdbywwut2fkdiyvhgchwxkm">
         <w:r>
           <w:rPr>
             <w:rFonts w:ascii="Arial" w:cs="Arial" w:eastAsia="Arial" w:hAnsi="Arial"/>
@@ -14098,7 +14274,7 @@
         </w:rPr>
         <w:t xml:space="preserve"> (</w:t>
       </w:r>
-      <w:hyperlink w:history="1" r:id="rId0dhaljx9cq7lu69uveurv">
+      <w:hyperlink w:history="1" r:id="rIdzqx13sogpmfwpeatrnmqi">
         <w:r>
           <w:rPr>
             <w:rFonts w:ascii="Arial" w:cs="Arial" w:eastAsia="Arial" w:hAnsi="Arial"/>
@@ -15111,7 +15287,619 @@
             <w:pPr>
               <w:spacing w:after="20" w:before="0"/>
             </w:pPr>
-            <w:hyperlink w:history="1" r:id="rIdhf6hbdaddafxn7hq5zw8v">
+            <w:hyperlink w:history="1" r:id="rIdgxg0d6znuu1jrkv7jrl4f">
+              <w:r>
+                <w:rPr>
+                  <w:rFonts w:ascii="Arial" w:cs="Arial" w:eastAsia="Arial" w:hAnsi="Arial"/>
+                  <w:color w:val="2E75B6"/>
+                  <w:sz w:val="16"/>
+                  <w:szCs w:val="16"/>
+                  <w:u w:val="single" w:color="2E75B6"/>
+                </w:rPr>
+                <w:t xml:space="preserve">Interior Angles in Convex Polygons Principles - Basic</w:t>
+              </w:r>
+            </w:hyperlink>
+          </w:p>
+          <w:p>
+            <w:pPr>
+              <w:spacing w:after="10" w:before="0"/>
+              <w:ind w:left="120"/>
+            </w:pPr>
+            <w:r>
+              <w:rPr>
+                <w:rFonts w:ascii="Arial" w:cs="Arial" w:eastAsia="Arial" w:hAnsi="Arial"/>
+                <w:color w:val="595959"/>
+                <w:sz w:val="14"/>
+                <w:szCs w:val="14"/>
+              </w:rPr>
+              <w:t xml:space="preserve">Source: CK-12</w:t>
+            </w:r>
+          </w:p>
+          <w:p>
+            <w:pPr>
+              <w:spacing w:after="10" w:before="0"/>
+              <w:ind w:left="120"/>
+            </w:pPr>
+            <w:hyperlink w:history="1" r:id="rId_sqruzussavftrusauqg0">
+              <w:r>
+                <w:rPr>
+                  <w:rFonts w:ascii="Arial" w:cs="Arial" w:eastAsia="Arial" w:hAnsi="Arial"/>
+                  <w:color w:val="595959"/>
+                  <w:sz w:val="14"/>
+                  <w:szCs w:val="14"/>
+                  <w:u w:val="single" w:color="595959"/>
+                </w:rPr>
+                <w:t xml:space="preserve">🔍 Search ARES for similar videos</w:t>
+              </w:r>
+            </w:hyperlink>
+          </w:p>
+          <w:p>
+            <w:pPr>
+              <w:spacing w:after="40" w:before="0"/>
+            </w:pPr>
+            <w:r>
+              <w:rPr>
+                <w:sz w:val="14"/>
+                <w:szCs w:val="14"/>
+              </w:rPr>
+              <w:t xml:space="preserve"/>
+            </w:r>
+          </w:p>
+          <w:p>
+            <w:pPr>
+              <w:spacing w:after="20" w:before="0"/>
+            </w:pPr>
+            <w:r>
+              <w:rPr>
+                <w:rFonts w:ascii="Arial" w:cs="Arial" w:eastAsia="Arial" w:hAnsi="Arial"/>
+                <w:b/>
+                <w:bCs/>
+                <w:color w:val="1F3864"/>
+                <w:sz w:val="16"/>
+                <w:szCs w:val="16"/>
+              </w:rPr>
+              <w:t xml:space="preserve">📖 HTML:</w:t>
+            </w:r>
+          </w:p>
+          <w:p>
+            <w:pPr>
+              <w:spacing w:after="20" w:before="0"/>
+            </w:pPr>
+            <w:hyperlink w:history="1" r:id="rIdtylqgbqchs35kk929yvgg">
+              <w:r>
+                <w:rPr>
+                  <w:rFonts w:ascii="Arial" w:cs="Arial" w:eastAsia="Arial" w:hAnsi="Arial"/>
+                  <w:color w:val="2E75B6"/>
+                  <w:sz w:val="16"/>
+                  <w:szCs w:val="16"/>
+                  <w:u w:val="single" w:color="2E75B6"/>
+                </w:rPr>
+                <w:t xml:space="preserve">Regular and Irregular Polygons: Polygon States (PLIX)</w:t>
+              </w:r>
+            </w:hyperlink>
+          </w:p>
+          <w:p>
+            <w:pPr>
+              <w:spacing w:after="10" w:before="0"/>
+              <w:ind w:left="120"/>
+            </w:pPr>
+            <w:r>
+              <w:rPr>
+                <w:rFonts w:ascii="Arial" w:cs="Arial" w:eastAsia="Arial" w:hAnsi="Arial"/>
+                <w:color w:val="595959"/>
+                <w:sz w:val="14"/>
+                <w:szCs w:val="14"/>
+              </w:rPr>
+              <w:t xml:space="preserve">Source: CK-12</w:t>
+            </w:r>
+          </w:p>
+          <w:p>
+            <w:pPr>
+              <w:spacing w:after="10" w:before="0"/>
+              <w:ind w:left="120"/>
+            </w:pPr>
+            <w:hyperlink w:history="1" r:id="rId_g7ud46kayxqn_99qkrzd">
+              <w:r>
+                <w:rPr>
+                  <w:rFonts w:ascii="Arial" w:cs="Arial" w:eastAsia="Arial" w:hAnsi="Arial"/>
+                  <w:color w:val="595959"/>
+                  <w:sz w:val="14"/>
+                  <w:szCs w:val="14"/>
+                  <w:u w:val="single" w:color="595959"/>
+                </w:rPr>
+                <w:t xml:space="preserve">🔍 Search ARES for similar readings</w:t>
+              </w:r>
+            </w:hyperlink>
+          </w:p>
+        </w:tc>
+        <w:tc>
+          <w:tcPr>
+            <w:tcW w:type="dxa" w:w="3040"/>
+            <w:shd w:fill="FFFFFF" w:color="auto" w:val="clear"/>
+            <w:tcMar>
+              <w:top w:type="dxa" w:w="60"/>
+              <w:left w:type="dxa" w:w="120"/>
+              <w:bottom w:type="dxa" w:w="60"/>
+              <w:right w:type="dxa" w:w="120"/>
+            </w:tcMar>
+            <w:vAlign w:val="top"/>
+          </w:tcPr>
+          <w:p>
+            <w:pPr>
+              <w:spacing w:after="40" w:before="0"/>
+              <w:jc w:val="left"/>
+            </w:pPr>
+            <w:r>
+              <w:rPr>
+                <w:rFonts w:ascii="Arial" w:cs="Arial" w:eastAsia="Arial" w:hAnsi="Arial"/>
+                <w:b w:val="false"/>
+                <w:bCs w:val="false"/>
+                <w:i w:val="false"/>
+                <w:iCs w:val="false"/>
+                <w:color w:val="000000"/>
+                <w:sz w:val="18"/>
+                <w:szCs w:val="18"/>
+              </w:rPr>
+              <w:t xml:space="preserve">Learners are shown a sketch of the surveyor's five-sided shamba plot (drawn on the board and in their workbooks) with its five fence-post corners labelled A, B, C, D, E and some side lengths written in metres. The teacher poses the prompt: 'Without doing any calculation, predict — how many triangles do you think you would need to completely fill this five-sided plot with no gaps and no overlaps? Write your prediction and one reason in your exercise book.' Learners write individually for 2 minutes, then share with a shoulder partner for 1 minute.</w:t>
+            </w:r>
+          </w:p>
+        </w:tc>
+        <w:tc>
+          <w:tcPr>
+            <w:tcW w:type="dxa" w:w="3040"/>
+            <w:shd w:fill="F2F2F2" w:color="auto" w:val="clear"/>
+            <w:tcMar>
+              <w:top w:type="dxa" w:w="60"/>
+              <w:left w:type="dxa" w:w="120"/>
+              <w:bottom w:type="dxa" w:w="60"/>
+              <w:right w:type="dxa" w:w="120"/>
+            </w:tcMar>
+            <w:vAlign w:val="top"/>
+          </w:tcPr>
+          <w:p>
+            <w:pPr>
+              <w:spacing w:after="40" w:before="0"/>
+              <w:jc w:val="left"/>
+            </w:pPr>
+            <w:r>
+              <w:rPr>
+                <w:rFonts w:ascii="Arial" w:cs="Arial" w:eastAsia="Arial" w:hAnsi="Arial"/>
+                <w:b w:val="false"/>
+                <w:bCs w:val="false"/>
+                <w:i w:val="false"/>
+                <w:iCs w:val="false"/>
+                <w:color w:val="000000"/>
+                <w:sz w:val="18"/>
+                <w:szCs w:val="18"/>
+              </w:rPr>
+              <w:t xml:space="preserve">Draw the irregular pentagon on the board clearly, labelling vertices A–E. Say: 'This is the shamba in Nakuru. Today we are NOT calculating the area yet — we are going to understand the shape first.' Pose the prediction prompt verbally and write it on the board: 'How many triangles fill this five-sided plot?' Allow 2 minutes of silent individual thinking. Circulate and scan — do NOT correct predictions. After 2 minutes say: 'Share your prediction and reason with your partner. You have 1 minute.' Cold-call 3 learners with varied predictions. For each, ask: 'What made you choose that number?' Use WAIT TIME of 12 seconds after each cold-call before taking the answer. Record the three predictions on the board (e.g. 3, 4, 5) without indicating which is correct — leave productive tension. Say: 'By the end of today, you will know the answer and, more importantly, WHY.'</w:t>
+            </w:r>
+          </w:p>
+        </w:tc>
+        <w:tc>
+          <w:tcPr>
+            <w:tcW w:type="dxa" w:w="3040"/>
+            <w:shd w:fill="FFFFFF" w:color="auto" w:val="clear"/>
+            <w:tcMar>
+              <w:top w:type="dxa" w:w="60"/>
+              <w:left w:type="dxa" w:w="120"/>
+              <w:bottom w:type="dxa" w:w="60"/>
+              <w:right w:type="dxa" w:w="120"/>
+            </w:tcMar>
+            <w:vAlign w:val="top"/>
+          </w:tcPr>
+          <w:p>
+            <w:pPr>
+              <w:spacing w:after="40" w:before="0"/>
+              <w:jc w:val="left"/>
+            </w:pPr>
+            <w:r>
+              <w:rPr>
+                <w:rFonts w:ascii="Arial" w:cs="Arial" w:eastAsia="Arial" w:hAnsi="Arial"/>
+                <w:b w:val="false"/>
+                <w:bCs w:val="false"/>
+                <w:i w:val="false"/>
+                <w:iCs w:val="false"/>
+                <w:color w:val="000000"/>
+                <w:sz w:val="18"/>
+                <w:szCs w:val="18"/>
+              </w:rPr>
+              <w:t xml:space="preserve">Prediction with Productive Tension: Learners commit to a specific numerical prediction before instruction. Recording multiple conflicting predictions on the board creates cognitive dissonance that motivates engagement with the evidence-gathering activity. This activates prior spatial reasoning about triangles built in Lessons 1–4.</w:t>
+            </w:r>
+          </w:p>
+        </w:tc>
+        <w:tc>
+          <w:tcPr>
+            <w:tcW w:type="dxa" w:w="3040"/>
+            <w:shd w:fill="F2F2F2" w:color="auto" w:val="clear"/>
+            <w:tcMar>
+              <w:top w:type="dxa" w:w="60"/>
+              <w:left w:type="dxa" w:w="120"/>
+              <w:bottom w:type="dxa" w:w="60"/>
+              <w:right w:type="dxa" w:w="120"/>
+            </w:tcMar>
+            <w:vAlign w:val="top"/>
+          </w:tcPr>
+          <w:p>
+            <w:pPr>
+              <w:spacing w:after="40" w:before="0"/>
+              <w:jc w:val="left"/>
+            </w:pPr>
+            <w:r>
+              <w:rPr>
+                <w:rFonts w:ascii="Arial" w:cs="Arial" w:eastAsia="Arial" w:hAnsi="Arial"/>
+                <w:b w:val="false"/>
+                <w:bCs w:val="false"/>
+                <w:i w:val="false"/>
+                <w:iCs w:val="false"/>
+                <w:color w:val="000000"/>
+                <w:sz w:val="18"/>
+                <w:szCs w:val="18"/>
+              </w:rPr>
+              <w:t xml:space="preserve">Observable indicator: Every learner has a written prediction AND a written reason in their exercise book within 2 minutes. Teacher scans books during circulation — if more than one-third of learners have left the reason blank, pause and prompt: 'Think about how many sides a triangle has compared to a pentagon.' Listen to partner-share conversations for misconceptions such as 'you need 5 triangles because there are 5 sides' — note these for targeted address in Phase 3.</w:t>
+            </w:r>
+          </w:p>
+        </w:tc>
+      </w:tr>
+      <w:tr>
+        <w:tc>
+          <w:tcPr>
+            <w:tcW w:type="dxa" w:w="1520"/>
+            <w:shd w:fill="D9EEF1" w:color="auto" w:val="clear"/>
+            <w:tcMar>
+              <w:top w:type="dxa" w:w="60"/>
+              <w:left w:type="dxa" w:w="120"/>
+              <w:bottom w:type="dxa" w:w="60"/>
+              <w:right w:type="dxa" w:w="120"/>
+            </w:tcMar>
+            <w:vAlign w:val="top"/>
+          </w:tcPr>
+          <w:p>
+            <w:pPr>
+              <w:spacing w:after="40" w:before="0"/>
+              <w:jc w:val="left"/>
+            </w:pPr>
+            <w:r>
+              <w:rPr>
+                <w:rFonts w:ascii="Arial" w:cs="Arial" w:eastAsia="Arial" w:hAnsi="Arial"/>
+                <w:b/>
+                <w:bCs/>
+                <w:i w:val="false"/>
+                <w:iCs w:val="false"/>
+                <w:color w:val="000000"/>
+                <w:sz w:val="18"/>
+                <w:szCs w:val="18"/>
+              </w:rPr>
+              <w:t xml:space="preserve">Observe Phase</w:t>
+            </w:r>
+          </w:p>
+          <w:p>
+            <w:pPr>
+              <w:spacing w:after="20" w:before="0"/>
+            </w:pPr>
+            <w:r>
+              <w:rPr>
+                <w:rFonts w:ascii="Arial" w:cs="Arial" w:eastAsia="Arial" w:hAnsi="Arial"/>
+                <w:b/>
+                <w:bCs/>
+                <w:color w:val="1F3864"/>
+                <w:sz w:val="16"/>
+                <w:szCs w:val="16"/>
+              </w:rPr>
+              <w:t xml:space="preserve">📹 VIDEO:</w:t>
+            </w:r>
+          </w:p>
+          <w:p>
+            <w:pPr>
+              <w:spacing w:after="20" w:before="0"/>
+            </w:pPr>
+            <w:hyperlink w:history="1" r:id="rIdvgruyh39ukgbzaxb7fxle">
+              <w:r>
+                <w:rPr>
+                  <w:rFonts w:ascii="Arial" w:cs="Arial" w:eastAsia="Arial" w:hAnsi="Arial"/>
+                  <w:color w:val="2E75B6"/>
+                  <w:sz w:val="16"/>
+                  <w:szCs w:val="16"/>
+                  <w:u w:val="single" w:color="2E75B6"/>
+                </w:rPr>
+                <w:t xml:space="preserve">Interior Angles in Convex Polygons Principles - Basic</w:t>
+              </w:r>
+            </w:hyperlink>
+          </w:p>
+          <w:p>
+            <w:pPr>
+              <w:spacing w:after="10" w:before="0"/>
+              <w:ind w:left="120"/>
+            </w:pPr>
+            <w:r>
+              <w:rPr>
+                <w:rFonts w:ascii="Arial" w:cs="Arial" w:eastAsia="Arial" w:hAnsi="Arial"/>
+                <w:color w:val="595959"/>
+                <w:sz w:val="14"/>
+                <w:szCs w:val="14"/>
+              </w:rPr>
+              <w:t xml:space="preserve">Source: CK-12</w:t>
+            </w:r>
+          </w:p>
+          <w:p>
+            <w:pPr>
+              <w:spacing w:after="10" w:before="0"/>
+              <w:ind w:left="120"/>
+            </w:pPr>
+            <w:hyperlink w:history="1" r:id="rIdt_q8m7v36ernu2jw0sq_i">
+              <w:r>
+                <w:rPr>
+                  <w:rFonts w:ascii="Arial" w:cs="Arial" w:eastAsia="Arial" w:hAnsi="Arial"/>
+                  <w:color w:val="595959"/>
+                  <w:sz w:val="14"/>
+                  <w:szCs w:val="14"/>
+                  <w:u w:val="single" w:color="595959"/>
+                </w:rPr>
+                <w:t xml:space="preserve">🔍 Search ARES for similar videos</w:t>
+              </w:r>
+            </w:hyperlink>
+          </w:p>
+          <w:p>
+            <w:pPr>
+              <w:spacing w:after="40" w:before="0"/>
+            </w:pPr>
+            <w:r>
+              <w:rPr>
+                <w:sz w:val="14"/>
+                <w:szCs w:val="14"/>
+              </w:rPr>
+              <w:t xml:space="preserve"/>
+            </w:r>
+          </w:p>
+          <w:p>
+            <w:pPr>
+              <w:spacing w:after="20" w:before="0"/>
+            </w:pPr>
+            <w:r>
+              <w:rPr>
+                <w:rFonts w:ascii="Arial" w:cs="Arial" w:eastAsia="Arial" w:hAnsi="Arial"/>
+                <w:b/>
+                <w:bCs/>
+                <w:color w:val="1F3864"/>
+                <w:sz w:val="16"/>
+                <w:szCs w:val="16"/>
+              </w:rPr>
+              <w:t xml:space="preserve">📖 HTML:</w:t>
+            </w:r>
+          </w:p>
+          <w:p>
+            <w:pPr>
+              <w:spacing w:after="20" w:before="0"/>
+            </w:pPr>
+            <w:hyperlink w:history="1" r:id="rIdjum0bhgd_ix_azhjmda6r">
+              <w:r>
+                <w:rPr>
+                  <w:rFonts w:ascii="Arial" w:cs="Arial" w:eastAsia="Arial" w:hAnsi="Arial"/>
+                  <w:color w:val="2E75B6"/>
+                  <w:sz w:val="16"/>
+                  <w:szCs w:val="16"/>
+                  <w:u w:val="single" w:color="2E75B6"/>
+                </w:rPr>
+                <w:t xml:space="preserve">Interior Angles in Convex Polygons (Flexbook)</w:t>
+              </w:r>
+            </w:hyperlink>
+          </w:p>
+          <w:p>
+            <w:pPr>
+              <w:spacing w:after="10" w:before="0"/>
+              <w:ind w:left="120"/>
+            </w:pPr>
+            <w:r>
+              <w:rPr>
+                <w:rFonts w:ascii="Arial" w:cs="Arial" w:eastAsia="Arial" w:hAnsi="Arial"/>
+                <w:color w:val="595959"/>
+                <w:sz w:val="14"/>
+                <w:szCs w:val="14"/>
+              </w:rPr>
+              <w:t xml:space="preserve">Source: CK-12</w:t>
+            </w:r>
+          </w:p>
+          <w:p>
+            <w:pPr>
+              <w:spacing w:after="10" w:before="0"/>
+              <w:ind w:left="120"/>
+            </w:pPr>
+            <w:hyperlink w:history="1" r:id="rIdq8igphrhfrd8whdbqqvbt">
+              <w:r>
+                <w:rPr>
+                  <w:rFonts w:ascii="Arial" w:cs="Arial" w:eastAsia="Arial" w:hAnsi="Arial"/>
+                  <w:color w:val="595959"/>
+                  <w:sz w:val="14"/>
+                  <w:szCs w:val="14"/>
+                  <w:u w:val="single" w:color="595959"/>
+                </w:rPr>
+                <w:t xml:space="preserve">🔍 Search ARES for similar readings</w:t>
+              </w:r>
+            </w:hyperlink>
+          </w:p>
+        </w:tc>
+        <w:tc>
+          <w:tcPr>
+            <w:tcW w:type="dxa" w:w="3040"/>
+            <w:shd w:fill="FFFFFF" w:color="auto" w:val="clear"/>
+            <w:tcMar>
+              <w:top w:type="dxa" w:w="60"/>
+              <w:left w:type="dxa" w:w="120"/>
+              <w:bottom w:type="dxa" w:w="60"/>
+              <w:right w:type="dxa" w:w="120"/>
+            </w:tcMar>
+            <w:vAlign w:val="top"/>
+          </w:tcPr>
+          <w:p>
+            <w:pPr>
+              <w:spacing w:after="40" w:before="0"/>
+              <w:jc w:val="left"/>
+            </w:pPr>
+            <w:r>
+              <w:rPr>
+                <w:rFonts w:ascii="Arial" w:cs="Arial" w:eastAsia="Arial" w:hAnsi="Arial"/>
+                <w:b w:val="false"/>
+                <w:bCs w:val="false"/>
+                <w:i w:val="false"/>
+                <w:iCs w:val="false"/>
+                <w:color w:val="000000"/>
+                <w:sz w:val="18"/>
+                <w:szCs w:val="18"/>
+              </w:rPr>
+              <w:t xml:space="preserve">Activity A — Polygon Sort (20 minutes): Each group of four receives an envelope containing 10 pre-cut cardboard polygon shapes (triangles, quadrilaterals, pentagons, hexagons — some regular, some irregular, some convex, some concave — labelled P1–P10). Groups also receive a sorting mat with four quadrants: Regular/Convex, Regular/Concave, Irregular/Convex, Irregular/Concave. Learners physically place each shape on the mat, discuss as a group, and record their placement decisions and reasoning in a table in their workbooks. Activity B — Video Resource (10 minutes): Learners watch a short curated video (or teacher-led slide presentation if video is unavailable) that covers: polygon naming by number of sides, the interior angle sum formula S = (n − 2) × 180°, and examples of convex vs concave polygons. Learners complete a guided note-frame in their workbooks as they watch. Activity C — Pentagon Cut-and-Fill (8 minutes): Each learner receives a paper copy of the same irregular pentagon as the shamba plot. Learners use a ruler to draw straight diagonal lines from ONE vertex to all non-adjacent vertices, cutting the pentagon into triangles. They count the triangles, record the number, and repeat with a hexagon cut-out.</w:t>
+            </w:r>
+          </w:p>
+        </w:tc>
+        <w:tc>
+          <w:tcPr>
+            <w:tcW w:type="dxa" w:w="3040"/>
+            <w:shd w:fill="F2F2F2" w:color="auto" w:val="clear"/>
+            <w:tcMar>
+              <w:top w:type="dxa" w:w="60"/>
+              <w:left w:type="dxa" w:w="120"/>
+              <w:bottom w:type="dxa" w:w="60"/>
+              <w:right w:type="dxa" w:w="120"/>
+            </w:tcMar>
+            <w:vAlign w:val="top"/>
+          </w:tcPr>
+          <w:p>
+            <w:pPr>
+              <w:spacing w:after="40" w:before="0"/>
+              <w:jc w:val="left"/>
+            </w:pPr>
+            <w:r>
+              <w:rPr>
+                <w:rFonts w:ascii="Arial" w:cs="Arial" w:eastAsia="Arial" w:hAnsi="Arial"/>
+                <w:b w:val="false"/>
+                <w:bCs w:val="false"/>
+                <w:i w:val="false"/>
+                <w:iCs w:val="false"/>
+                <w:color w:val="000000"/>
+                <w:sz w:val="18"/>
+                <w:szCs w:val="18"/>
+              </w:rPr>
+              <w:t xml:space="preserve">Distribute envelopes and sorting mats. Say: 'In your group, sort these shapes into the four quadrants. You must agree as a group AND write one reason for each placement.' Allow 8 minutes. Circulate — when a group is uncertain, ask: 'Does this shape have all equal sides and all equal angles? If yes, it is regular. If you poke a vertex inward, does the shape cave in? If yes, it is concave.' Do NOT give answers — ask guiding questions only. After 8 minutes, cold-call 2 groups to share placements for shapes P3 (an irregular convex pentagon — the shamba shape) and P7 (a concave hexagon). Use WAIT TIME of 10 seconds after asking each group to respond. Facilitate a brief whole-class discussion: 'Did any groups disagree? Why?' Transition to video: 'Now let us watch/review to check our sorting and learn the interior angle sum rule.' Pause the video or slides at the interior angle sum formula. Ask: 'For our five-sided shamba plot, what is the sum of all interior angles? Work it out now.' WAIT TIME 12 seconds, then cold-call 1 learner. For the cut-and-fill activity, model the first diagonal on the board pentagon before learners begin. Say: 'Draw from vertex A only — go to every vertex that is NOT next to A. Count your triangles.'</w:t>
+            </w:r>
+          </w:p>
+        </w:tc>
+        <w:tc>
+          <w:tcPr>
+            <w:tcW w:type="dxa" w:w="3040"/>
+            <w:shd w:fill="FFFFFF" w:color="auto" w:val="clear"/>
+            <w:tcMar>
+              <w:top w:type="dxa" w:w="60"/>
+              <w:left w:type="dxa" w:w="120"/>
+              <w:bottom w:type="dxa" w:w="60"/>
+              <w:right w:type="dxa" w:w="120"/>
+            </w:tcMar>
+            <w:vAlign w:val="top"/>
+          </w:tcPr>
+          <w:p>
+            <w:pPr>
+              <w:spacing w:after="40" w:before="0"/>
+              <w:jc w:val="left"/>
+            </w:pPr>
+            <w:r>
+              <w:rPr>
+                <w:rFonts w:ascii="Arial" w:cs="Arial" w:eastAsia="Arial" w:hAnsi="Arial"/>
+                <w:b w:val="false"/>
+                <w:bCs w:val="false"/>
+                <w:i w:val="false"/>
+                <w:iCs w:val="false"/>
+                <w:color w:val="000000"/>
+                <w:sz w:val="18"/>
+                <w:szCs w:val="18"/>
+              </w:rPr>
+              <w:t xml:space="preserve">Concrete-to-Abstract Bridging via Manipulatives: Physical sorting of cut-out shapes gives learners direct sensory experience of polygon properties before formal definitions are introduced. The pentagon cut-and-fill activity makes the decomposition strategy tangible — learners literally see the triangles inside the polygon. This grounds the abstract formula (n − 2) in physical experience, which is especially important for visual and kinaesthetic learners.</w:t>
+            </w:r>
+          </w:p>
+        </w:tc>
+        <w:tc>
+          <w:tcPr>
+            <w:tcW w:type="dxa" w:w="3040"/>
+            <w:shd w:fill="F2F2F2" w:color="auto" w:val="clear"/>
+            <w:tcMar>
+              <w:top w:type="dxa" w:w="60"/>
+              <w:left w:type="dxa" w:w="120"/>
+              <w:bottom w:type="dxa" w:w="60"/>
+              <w:right w:type="dxa" w:w="120"/>
+            </w:tcMar>
+            <w:vAlign w:val="top"/>
+          </w:tcPr>
+          <w:p>
+            <w:pPr>
+              <w:spacing w:after="40" w:before="0"/>
+              <w:jc w:val="left"/>
+            </w:pPr>
+            <w:r>
+              <w:rPr>
+                <w:rFonts w:ascii="Arial" w:cs="Arial" w:eastAsia="Arial" w:hAnsi="Arial"/>
+                <w:b w:val="false"/>
+                <w:bCs w:val="false"/>
+                <w:i w:val="false"/>
+                <w:iCs w:val="false"/>
+                <w:color w:val="000000"/>
+                <w:sz w:val="18"/>
+                <w:szCs w:val="18"/>
+              </w:rPr>
+              <w:t xml:space="preserve">Observable indicators: (1) Sorting mat — check that each group has correctly identified P3 as irregular and convex (the shamba-type shape). If groups place it in the wrong quadrant, address during the cold-call debrief. (2) Guided note-frame — learners should correctly write S = (n − 2) × 180° and compute S = 540° for the pentagon. Scan books during circulation. (3) Cut-and-fill count — learners should arrive at 3 triangles for the pentagon and 4 for the hexagon. If a learner reports a different number, check whether they drew diagonals from a single vertex only. Ask: 'Did all your diagonals start from the same corner?'</w:t>
+            </w:r>
+          </w:p>
+        </w:tc>
+      </w:tr>
+      <w:tr>
+        <w:tc>
+          <w:tcPr>
+            <w:tcW w:type="dxa" w:w="1520"/>
+            <w:shd w:fill="E2EFDA" w:color="auto" w:val="clear"/>
+            <w:tcMar>
+              <w:top w:type="dxa" w:w="60"/>
+              <w:left w:type="dxa" w:w="120"/>
+              <w:bottom w:type="dxa" w:w="60"/>
+              <w:right w:type="dxa" w:w="120"/>
+            </w:tcMar>
+            <w:vAlign w:val="top"/>
+          </w:tcPr>
+          <w:p>
+            <w:pPr>
+              <w:spacing w:after="40" w:before="0"/>
+              <w:jc w:val="left"/>
+            </w:pPr>
+            <w:r>
+              <w:rPr>
+                <w:rFonts w:ascii="Arial" w:cs="Arial" w:eastAsia="Arial" w:hAnsi="Arial"/>
+                <w:b/>
+                <w:bCs/>
+                <w:i w:val="false"/>
+                <w:iCs w:val="false"/>
+                <w:color w:val="000000"/>
+                <w:sz w:val="18"/>
+                <w:szCs w:val="18"/>
+              </w:rPr>
+              <w:t xml:space="preserve">Explain Phase</w:t>
+            </w:r>
+          </w:p>
+          <w:p>
+            <w:pPr>
+              <w:spacing w:after="20" w:before="0"/>
+            </w:pPr>
+            <w:r>
+              <w:rPr>
+                <w:rFonts w:ascii="Arial" w:cs="Arial" w:eastAsia="Arial" w:hAnsi="Arial"/>
+                <w:b/>
+                <w:bCs/>
+                <w:color w:val="1F3864"/>
+                <w:sz w:val="16"/>
+                <w:szCs w:val="16"/>
+              </w:rPr>
+              <w:t xml:space="preserve">📹 VIDEO:</w:t>
+            </w:r>
+          </w:p>
+          <w:p>
+            <w:pPr>
+              <w:spacing w:after="20" w:before="0"/>
+            </w:pPr>
+            <w:hyperlink w:history="1" r:id="rIduep1kqd8ecpxprfijoqoa">
               <w:r>
                 <w:rPr>
                   <w:rFonts w:ascii="Arial" w:cs="Arial" w:eastAsia="Arial" w:hAnsi="Arial"/>
@@ -15126,6 +15914,22 @@
           </w:p>
           <w:p>
             <w:pPr>
+              <w:spacing w:after="20" w:before="0"/>
+            </w:pPr>
+            <w:r>
+              <w:rPr>
+                <w:rFonts w:ascii="Arial" w:cs="Arial" w:eastAsia="Arial" w:hAnsi="Arial"/>
+                <w:i/>
+                <w:iCs/>
+                <w:color w:val="595959"/>
+                <w:sz w:val="16"/>
+                <w:szCs w:val="16"/>
+              </w:rPr>
+              <w:t xml:space="preserve">Related topic: not an exact match for this lesson.</w:t>
+            </w:r>
+          </w:p>
+          <w:p>
+            <w:pPr>
               <w:spacing w:after="10" w:before="0"/>
               <w:ind w:left="120"/>
             </w:pPr>
@@ -15144,7 +15948,7 @@
               <w:spacing w:after="10" w:before="0"/>
               <w:ind w:left="120"/>
             </w:pPr>
-            <w:hyperlink w:history="1" r:id="rIdgtgaxosursma91tj6vcpc">
+            <w:hyperlink w:history="1" r:id="rIdp6m90iljltjrs8sjrome6">
               <w:r>
                 <w:rPr>
                   <w:rFonts w:ascii="Arial" w:cs="Arial" w:eastAsia="Arial" w:hAnsi="Arial"/>
@@ -15182,14 +15986,14 @@
                 <w:sz w:val="16"/>
                 <w:szCs w:val="16"/>
               </w:rPr>
-              <w:t xml:space="preserve">📖 HTML:</w:t>
+              <w:t xml:space="preserve">📖 EXERCISE:</w:t>
             </w:r>
           </w:p>
           <w:p>
             <w:pPr>
               <w:spacing w:after="20" w:before="0"/>
             </w:pPr>
-            <w:hyperlink w:history="1" r:id="rIdtp7-pocjs_1mdh0bjde1q">
+            <w:hyperlink w:history="1" r:id="rId0nhixwxnfzhrglwugyx4g">
               <w:r>
                 <w:rPr>
                   <w:rFonts w:ascii="Arial" w:cs="Arial" w:eastAsia="Arial" w:hAnsi="Arial"/>
@@ -15198,7 +16002,7 @@
                   <w:szCs w:val="16"/>
                   <w:u w:val="single" w:color="2E75B6"/>
                 </w:rPr>
-                <w:t xml:space="preserve">Regular and Irregular Polygons: Polygon States (PLIX)</w:t>
+                <w:t xml:space="preserve">Interior Angles in Convex Polygons Practice</w:t>
               </w:r>
             </w:hyperlink>
           </w:p>
@@ -15222,7 +16026,7 @@
               <w:spacing w:after="10" w:before="0"/>
               <w:ind w:left="120"/>
             </w:pPr>
-            <w:hyperlink w:history="1" r:id="rIdy9pbdqgbdudtf6wouthnc">
+            <w:hyperlink w:history="1" r:id="rId09zaupzzu4yn60imwsdlh">
               <w:r>
                 <w:rPr>
                   <w:rFonts w:ascii="Arial" w:cs="Arial" w:eastAsia="Arial" w:hAnsi="Arial"/>
@@ -15264,7 +16068,7 @@
                 <w:sz w:val="18"/>
                 <w:szCs w:val="18"/>
               </w:rPr>
-              <w:t xml:space="preserve">Learners are shown a sketch of the surveyor's five-sided shamba plot (drawn on the board and in their workbooks) with its five fence-post corners labelled A, B, C, D, E and some side lengths written in metres. The teacher poses the prompt: 'Without doing any calculation, predict — how many triangles do you think you would need to completely fill this five-sided plot with no gaps and no overlaps? Write your prediction and one reason in your exercise book.' Learners write individually for 2 minutes, then share with a shoulder partner for 1 minute.</w:t>
+              <w:t xml:space="preserve">Learners reconvene as a whole class for structured sensemaking. The teacher leads a guided discussion to formalise: (1) the definition and examples of regular vs irregular and convex vs concave polygons; (2) the interior angle sum formula S = (n − 2) × 180°; (3) the triangle decomposition rule: an n-sided polygon decomposes into (n − 2) triangles drawn from one vertex. Learners then apply this directly to the Nakuru shamba: they sketch the five-sided plot in their books, draw the two diagonals from vertex A to create 3 triangles, and label each triangle (Triangle 1: ABC, Triangle 2: ACD, Triangle 3: ADE). They then identify — for each triangle — what information the surveyor has (sides, angles) and which area formula (sine rule: A = ½ab sin C, or Heron's formula: A = √[s(s−a)(s−b)(s−c)]) would be most appropriate to use. This is a planning exercise, not yet a calculation.</w:t>
             </w:r>
           </w:p>
         </w:tc>
@@ -15296,7 +16100,7 @@
                 <w:sz w:val="18"/>
                 <w:szCs w:val="18"/>
               </w:rPr>
-              <w:t xml:space="preserve">Draw the irregular pentagon on the board clearly, labelling vertices A–E. Say: 'This is the shamba in Nakuru. Today we are NOT calculating the area yet — we are going to understand the shape first.' Pose the prediction prompt verbally and write it on the board: 'How many triangles fill this five-sided plot?' Allow 2 minutes of silent individual thinking. Circulate and scan — do NOT correct predictions. After 2 minutes say: 'Share your prediction and reason with your partner. You have 1 minute.' Cold-call 3 learners with varied predictions. For each, ask: 'What made you choose that number?' Use WAIT TIME of 12 seconds after each cold-call before taking the answer. Record the three predictions on the board (e.g. 3, 4, 5) without indicating which is correct — leave productive tension. Say: 'By the end of today, you will know the answer and, more importantly, WHY.'</w:t>
+              <w:t xml:space="preserve">Return to the board predictions from Phase 1. Say: 'Raise your hand if you predicted 3 triangles.' Pause. 'Let us now prove why 3 is correct for any pentagon.' Write on the board: 'Number of triangles = n − 2. For n = 5: 5 − 2 = 3.' Ask: 'Why does this rule work? Discuss with your partner for 90 seconds.' Cold-call 2 pairs — WAIT TIME 12 seconds each. Guide learners toward the idea that each diagonal 'uses up' one side-worth of the polygon. Formalise definitions on the board with examples drawn from the sorting activity shapes. Then say: 'Open to your shamba sketch. Draw the two diagonals from vertex A now.' Circulate — 2 minutes. Then ask: 'You have three triangles. For Triangle ABC, the surveyor knows sides AB, BC, and angle B. Which formula do we use?' WAIT TIME 15 seconds. Cold-call 1 learner. Say: 'Say the formula aloud for the class.' Repeat for Triangle ACD (where only three sides are known → Heron's formula) and Triangle ADE (where two sides and included angle are known → sine formula). Write on the board: 'Total Area of Shamba = Area(ABC) + Area(ACD) + Area(ADE).' Say: 'This is the plan. In Lessons 6 and 7, we will execute this plan with real numbers.'</w:t>
             </w:r>
           </w:p>
         </w:tc>
@@ -15328,7 +16132,7 @@
                 <w:sz w:val="18"/>
                 <w:szCs w:val="18"/>
               </w:rPr>
-              <w:t xml:space="preserve">Prediction with Productive Tension: Learners commit to a specific numerical prediction before instruction. Recording multiple conflicting predictions on the board creates cognitive dissonance that motivates engagement with the evidence-gathering activity. This activates prior spatial reasoning about triangles built in Lessons 1–4.</w:t>
+              <w:t xml:space="preserve">Worked Example with Live Annotation: The teacher annotates the board pentagon in real time as learners annotate their own sketches simultaneously. This dual-coding approach (visual diagram + symbolic formula labels) helps learners connect the geometric decomposition to the algebraic tools they already have. The explicit formula-selection step (sine vs Heron's) consolidates Lessons 1–4 learning and makes the pathway to solving the phenomenon concrete and achievable.</w:t>
             </w:r>
           </w:p>
         </w:tc>
@@ -15360,7 +16164,7 @@
                 <w:sz w:val="18"/>
                 <w:szCs w:val="18"/>
               </w:rPr>
-              <w:t xml:space="preserve">Observable indicator: Every learner has a written prediction AND a written reason in their exercise book within 2 minutes. Teacher scans books during circulation — if more than one-third of learners have left the reason blank, pause and prompt: 'Think about how many sides a triangle has compared to a pentagon.' Listen to partner-share conversations for misconceptions such as 'you need 5 triangles because there are 5 sides' — note these for targeted address in Phase 3.</w:t>
+              <w:t xml:space="preserve">Observable indicators: (1) All learners should have a correctly decomposed pentagon sketch with 3 labelled triangles in their books. Scan during the 2-minute drawing period. (2) During cold-calls on formula selection, listen for correct justification: 'I use the sine formula when I have two sides and the included angle' and 'I use Heron's formula when I have all three sides but no height.' If a learner selects the wrong formula, ask: 'What information does the surveyor have for that triangle? What does the sine formula need?' (3) Exit check: after writing the total area equation on the board, ask learners to copy it and annotate each term with the formula they would use. Collect and check 5 books at random.</w:t>
             </w:r>
           </w:p>
         </w:tc>
@@ -15369,32 +16173,32 @@
         <w:tc>
           <w:tcPr>
             <w:tcW w:type="dxa" w:w="1520"/>
-            <w:shd w:fill="D9EEF1" w:color="auto" w:val="clear"/>
-            <w:tcMar>
-              <w:top w:type="dxa" w:w="60"/>
-              <w:left w:type="dxa" w:w="120"/>
-              <w:bottom w:type="dxa" w:w="60"/>
-              <w:right w:type="dxa" w:w="120"/>
-            </w:tcMar>
-            <w:vAlign w:val="top"/>
-          </w:tcPr>
-          <w:p>
-            <w:pPr>
-              <w:spacing w:after="40" w:before="0"/>
-              <w:jc w:val="left"/>
-            </w:pPr>
-            <w:r>
-              <w:rPr>
-                <w:rFonts w:ascii="Arial" w:cs="Arial" w:eastAsia="Arial" w:hAnsi="Arial"/>
-                <w:b/>
-                <w:bCs/>
-                <w:i w:val="false"/>
-                <w:iCs w:val="false"/>
-                <w:color w:val="000000"/>
-                <w:sz w:val="18"/>
-                <w:szCs w:val="18"/>
-              </w:rPr>
-              <w:t xml:space="preserve">Observe Phase</w:t>
+            <w:shd w:fill="FCE4D6" w:color="auto" w:val="clear"/>
+            <w:tcMar>
+              <w:top w:type="dxa" w:w="60"/>
+              <w:left w:type="dxa" w:w="120"/>
+              <w:bottom w:type="dxa" w:w="60"/>
+              <w:right w:type="dxa" w:w="120"/>
+            </w:tcMar>
+            <w:vAlign w:val="top"/>
+          </w:tcPr>
+          <w:p>
+            <w:pPr>
+              <w:spacing w:after="40" w:before="0"/>
+              <w:jc w:val="left"/>
+            </w:pPr>
+            <w:r>
+              <w:rPr>
+                <w:rFonts w:ascii="Arial" w:cs="Arial" w:eastAsia="Arial" w:hAnsi="Arial"/>
+                <w:b/>
+                <w:bCs/>
+                <w:i w:val="false"/>
+                <w:iCs w:val="false"/>
+                <w:color w:val="000000"/>
+                <w:sz w:val="18"/>
+                <w:szCs w:val="18"/>
+              </w:rPr>
+              <w:t xml:space="preserve">Driving Question Board (DQB) Creation</w:t>
             </w:r>
           </w:p>
           <w:p>
@@ -15417,7 +16221,7 @@
             <w:pPr>
               <w:spacing w:after="20" w:before="0"/>
             </w:pPr>
-            <w:hyperlink w:history="1" r:id="rIdkyikvjdqw83veilmcdrn2">
+            <w:hyperlink w:history="1" r:id="rIdpytxqxdvbwi-sxdiky9e5">
               <w:r>
                 <w:rPr>
                   <w:rFonts w:ascii="Arial" w:cs="Arial" w:eastAsia="Arial" w:hAnsi="Arial"/>
@@ -15426,9 +16230,25 @@
                   <w:szCs w:val="16"/>
                   <w:u w:val="single" w:color="2E75B6"/>
                 </w:rPr>
-                <w:t xml:space="preserve">Area of Regular Polygons Principles</w:t>
+                <w:t xml:space="preserve">Using similar &amp; congruent triangles</w:t>
               </w:r>
             </w:hyperlink>
+          </w:p>
+          <w:p>
+            <w:pPr>
+              <w:spacing w:after="20" w:before="0"/>
+            </w:pPr>
+            <w:r>
+              <w:rPr>
+                <w:rFonts w:ascii="Arial" w:cs="Arial" w:eastAsia="Arial" w:hAnsi="Arial"/>
+                <w:i/>
+                <w:iCs/>
+                <w:color w:val="595959"/>
+                <w:sz w:val="16"/>
+                <w:szCs w:val="16"/>
+              </w:rPr>
+              <w:t xml:space="preserve">Related topic: not an exact match for this lesson.</w:t>
+            </w:r>
           </w:p>
           <w:p>
             <w:pPr>
@@ -15442,7 +16262,7 @@
                 <w:sz w:val="14"/>
                 <w:szCs w:val="14"/>
               </w:rPr>
-              <w:t xml:space="preserve">Source: CK-12</w:t>
+              <w:t xml:space="preserve">Source: Khan Academy (English - US curriculum)</w:t>
             </w:r>
           </w:p>
           <w:p>
@@ -15450,7 +16270,7 @@
               <w:spacing w:after="10" w:before="0"/>
               <w:ind w:left="120"/>
             </w:pPr>
-            <w:hyperlink w:history="1" r:id="rIdhz8pjggsitcbrfgeyeps8">
+            <w:hyperlink w:history="1" r:id="rId6v1vqt9vnlxcade3yjnre">
               <w:r>
                 <w:rPr>
                   <w:rFonts w:ascii="Arial" w:cs="Arial" w:eastAsia="Arial" w:hAnsi="Arial"/>
@@ -15495,7 +16315,7 @@
             <w:pPr>
               <w:spacing w:after="20" w:before="0"/>
             </w:pPr>
-            <w:hyperlink w:history="1" r:id="rId1k-1_rdugwi6hjh1ufww3">
+            <w:hyperlink w:history="1" r:id="rIdbqp-h1s-7fdzywte9ksdl">
               <w:r>
                 <w:rPr>
                   <w:rFonts w:ascii="Arial" w:cs="Arial" w:eastAsia="Arial" w:hAnsi="Arial"/>
@@ -15504,7 +16324,7 @@
                   <w:szCs w:val="16"/>
                   <w:u w:val="single" w:color="2E75B6"/>
                 </w:rPr>
-                <w:t xml:space="preserve">Area of Regular Polygons (Flexbook)</w:t>
+                <w:t xml:space="preserve">Interior Angles in Convex Polygons (PLIX)</w:t>
               </w:r>
             </w:hyperlink>
           </w:p>
@@ -15528,7 +16348,7 @@
               <w:spacing w:after="10" w:before="0"/>
               <w:ind w:left="120"/>
             </w:pPr>
-            <w:hyperlink w:history="1" r:id="rIdjfjxtio95cqvg3j3nxqk3">
+            <w:hyperlink w:history="1" r:id="rIdafu6q0ve8qdaqqufyaznw">
               <w:r>
                 <w:rPr>
                   <w:rFonts w:ascii="Arial" w:cs="Arial" w:eastAsia="Arial" w:hAnsi="Arial"/>
@@ -15570,7 +16390,7 @@
                 <w:sz w:val="18"/>
                 <w:szCs w:val="18"/>
               </w:rPr>
-              <w:t xml:space="preserve">Activity A — Polygon Sort (20 minutes): Each group of four receives an envelope containing 10 pre-cut cardboard polygon shapes (triangles, quadrilaterals, pentagons, hexagons — some regular, some irregular, some convex, some concave — labelled P1–P10). Groups also receive a sorting mat with four quadrants: Regular/Convex, Regular/Concave, Irregular/Convex, Irregular/Concave. Learners physically place each shape on the mat, discuss as a group, and record their placement decisions and reasoning in a table in their workbooks. Activity B — Video Resource (10 minutes): Learners watch a short curated video (or teacher-led slide presentation if video is unavailable) that covers: polygon naming by number of sides, the interior angle sum formula S = (n − 2) × 180°, and examples of convex vs concave polygons. Learners complete a guided note-frame in their workbooks as they watch. Activity C — Pentagon Cut-and-Fill (8 minutes): Each learner receives a paper copy of the same irregular pentagon as the shamba plot. Learners use a ruler to draw straight diagonal lines from ONE vertex to all non-adjacent vertices, cutting the pentagon into triangles. They count the triangles, record the number, and repeat with a hexagon cut-out.</w:t>
+              <w:t xml:space="preserve">Each learner writes a new sticky note (or entry in the designated DQB section of their exercise book) responding to the prompt: 'What new understanding from today moves us closer to answering: How can the Nakuru land surveyor calculate the exact area of the five-sided shamba plot?' Learners also review the class DQB from Lessons 1–4 and identify one question that today's lesson has now answered and one new question that today's lesson has raised. Groups share their 'answered' and 'new' questions briefly (2 minutes total), and the teacher updates the physical or digital DQB accordingly.</w:t>
             </w:r>
           </w:p>
         </w:tc>
@@ -15602,7 +16422,7 @@
                 <w:sz w:val="18"/>
                 <w:szCs w:val="18"/>
               </w:rPr>
-              <w:t xml:space="preserve">Distribute envelopes and sorting mats. Say: 'In your group, sort these shapes into the four quadrants. You must agree as a group AND write one reason for each placement.' Allow 8 minutes. Circulate — when a group is uncertain, ask: 'Does this shape have all equal sides and all equal angles? If yes, it is regular. If you poke a vertex inward, does the shape cave in? If yes, it is concave.' Do NOT give answers — ask guiding questions only. After 8 minutes, cold-call 2 groups to share placements for shapes P3 (an irregular convex pentagon — the shamba shape) and P7 (a concave hexagon). Use WAIT TIME of 10 seconds after asking each group to respond. Facilitate a brief whole-class discussion: 'Did any groups disagree? Why?' Transition to video: 'Now let us watch/review to check our sorting and learn the interior angle sum rule.' Pause the video or slides at the interior angle sum formula. Ask: 'For our five-sided shamba plot, what is the sum of all interior angles? Work it out now.' WAIT TIME 12 seconds, then cold-call 1 learner. For the cut-and-fill activity, model the first diagonal on the board pentagon before learners begin. Say: 'Draw from vertex A only — go to every vertex that is NOT next to A. Count your triangles.'</w:t>
+              <w:t xml:space="preserve">Display the full Driving Question on the board: 'How can a land surveyor in Nakuru calculate the exact area of any irregularly shaped farm plot, no matter what measurements are available?' Say: 'On your sticky note, write one sentence: what does today's lesson give the surveyor that they did not have before?' Allow 2 minutes of silent writing. Then say: 'Look at our DQB from the last four lessons. Find one question that you can now answer. Underline it.' Cold-call 2 learners to share their answered question and their new question. WAIT TIME 10 seconds after each. Add the new questions to the DQB. Say: 'Notice that our board is filling up with evidence. Each lesson is a tool. Today we gave the surveyor a plan — decompose the plot into triangles.'</w:t>
             </w:r>
           </w:p>
         </w:tc>
@@ -15634,7 +16454,7 @@
                 <w:sz w:val="18"/>
                 <w:szCs w:val="18"/>
               </w:rPr>
-              <w:t xml:space="preserve">Concrete-to-Abstract Bridging via Manipulatives: Physical sorting of cut-out shapes gives learners direct sensory experience of polygon properties before formal definitions are introduced. The pentagon cut-and-fill activity makes the decomposition strategy tangible — learners literally see the triangles inside the polygon. This grounds the abstract formula (n − 2) in physical experience, which is especially important for visual and kinaesthetic learners.</w:t>
+              <w:t xml:space="preserve">Driving Question Board as Cumulative Evidence Tracker: The DQB makes visible the growing body of knowledge across the lesson sequence. By identifying both answered and newly raised questions, learners experience science/mathematics as an iterative inquiry process, building metacognitive awareness of what they know and what remains to be solved.</w:t>
             </w:r>
           </w:p>
         </w:tc>
@@ -15666,7 +16486,7 @@
                 <w:sz w:val="18"/>
                 <w:szCs w:val="18"/>
               </w:rPr>
-              <w:t xml:space="preserve">Observable indicators: (1) Sorting mat — check that each group has correctly identified P3 as irregular and convex (the shamba-type shape). If groups place it in the wrong quadrant, address during the cold-call debrief. (2) Guided note-frame — learners should correctly write S = (n − 2) × 180° and compute S = 540° for the pentagon. Scan books during circulation. (3) Cut-and-fill count — learners should arrive at 3 triangles for the pentagon and 4 for the hexagon. If a learner reports a different number, check whether they drew diagonals from a single vertex only. Ask: 'Did all your diagonals start from the same corner?'</w:t>
+              <w:t xml:space="preserve">Observable indicator: Each learner's DQB entry should explicitly mention polygon decomposition or 'cutting into triangles' as the new understanding. Entries that only restate definitions (e.g. 'I learned what a convex polygon is') indicate surface-level engagement — follow up with: 'How does knowing what kind of polygon the shamba is help the surveyor calculate area?'</w:t>
             </w:r>
           </w:p>
         </w:tc>
@@ -15675,32 +16495,32 @@
         <w:tc>
           <w:tcPr>
             <w:tcW w:type="dxa" w:w="1520"/>
-            <w:shd w:fill="E2EFDA" w:color="auto" w:val="clear"/>
-            <w:tcMar>
-              <w:top w:type="dxa" w:w="60"/>
-              <w:left w:type="dxa" w:w="120"/>
-              <w:bottom w:type="dxa" w:w="60"/>
-              <w:right w:type="dxa" w:w="120"/>
-            </w:tcMar>
-            <w:vAlign w:val="top"/>
-          </w:tcPr>
-          <w:p>
-            <w:pPr>
-              <w:spacing w:after="40" w:before="0"/>
-              <w:jc w:val="left"/>
-            </w:pPr>
-            <w:r>
-              <w:rPr>
-                <w:rFonts w:ascii="Arial" w:cs="Arial" w:eastAsia="Arial" w:hAnsi="Arial"/>
-                <w:b/>
-                <w:bCs/>
-                <w:i w:val="false"/>
-                <w:iCs w:val="false"/>
-                <w:color w:val="000000"/>
-                <w:sz w:val="18"/>
-                <w:szCs w:val="18"/>
-              </w:rPr>
-              <w:t xml:space="preserve">Explain Phase</w:t>
+            <w:shd w:fill="D5E8F0" w:color="auto" w:val="clear"/>
+            <w:tcMar>
+              <w:top w:type="dxa" w:w="60"/>
+              <w:left w:type="dxa" w:w="120"/>
+              <w:bottom w:type="dxa" w:w="60"/>
+              <w:right w:type="dxa" w:w="120"/>
+            </w:tcMar>
+            <w:vAlign w:val="top"/>
+          </w:tcPr>
+          <w:p>
+            <w:pPr>
+              <w:spacing w:after="40" w:before="0"/>
+              <w:jc w:val="left"/>
+            </w:pPr>
+            <w:r>
+              <w:rPr>
+                <w:rFonts w:ascii="Arial" w:cs="Arial" w:eastAsia="Arial" w:hAnsi="Arial"/>
+                <w:b/>
+                <w:bCs/>
+                <w:i w:val="false"/>
+                <w:iCs w:val="false"/>
+                <w:color w:val="000000"/>
+                <w:sz w:val="18"/>
+                <w:szCs w:val="18"/>
+              </w:rPr>
+              <w:t xml:space="preserve">Model Building Phase</w:t>
             </w:r>
           </w:p>
           <w:p>
@@ -15723,7 +16543,7 @@
             <w:pPr>
               <w:spacing w:after="20" w:before="0"/>
             </w:pPr>
-            <w:hyperlink w:history="1" r:id="rId8wuckvgwbw0rg8eftiajl">
+            <w:hyperlink w:history="1" r:id="rIdhsc9espt6xb66djq1q6s2">
               <w:r>
                 <w:rPr>
                   <w:rFonts w:ascii="Arial" w:cs="Arial" w:eastAsia="Arial" w:hAnsi="Arial"/>
@@ -15732,9 +16552,25 @@
                   <w:szCs w:val="16"/>
                   <w:u w:val="single" w:color="2E75B6"/>
                 </w:rPr>
-                <w:t xml:space="preserve">Area of Regular Polygons Principles</w:t>
+                <w:t xml:space="preserve">Using similar &amp; congruent triangles -dubbed(KY)</w:t>
               </w:r>
             </w:hyperlink>
+          </w:p>
+          <w:p>
+            <w:pPr>
+              <w:spacing w:after="20" w:before="0"/>
+            </w:pPr>
+            <w:r>
+              <w:rPr>
+                <w:rFonts w:ascii="Arial" w:cs="Arial" w:eastAsia="Arial" w:hAnsi="Arial"/>
+                <w:i/>
+                <w:iCs/>
+                <w:color w:val="595959"/>
+                <w:sz w:val="16"/>
+                <w:szCs w:val="16"/>
+              </w:rPr>
+              <w:t xml:space="preserve">Related topic: not an exact match for this lesson.</w:t>
+            </w:r>
           </w:p>
           <w:p>
             <w:pPr>
@@ -15748,7 +16584,7 @@
                 <w:sz w:val="14"/>
                 <w:szCs w:val="14"/>
               </w:rPr>
-              <w:t xml:space="preserve">Source: CK-12</w:t>
+              <w:t xml:space="preserve">Source: Khan Academy (Kiswahili)</w:t>
             </w:r>
           </w:p>
           <w:p>
@@ -15756,7 +16592,7 @@
               <w:spacing w:after="10" w:before="0"/>
               <w:ind w:left="120"/>
             </w:pPr>
-            <w:hyperlink w:history="1" r:id="rIdz-ex1y3dhyk-qhxaqqkgd">
+            <w:hyperlink w:history="1" r:id="rIdkebnqg2n0kx-vyranqsqo">
               <w:r>
                 <w:rPr>
                   <w:rFonts w:ascii="Arial" w:cs="Arial" w:eastAsia="Arial" w:hAnsi="Arial"/>
@@ -15801,7 +16637,7 @@
             <w:pPr>
               <w:spacing w:after="20" w:before="0"/>
             </w:pPr>
-            <w:hyperlink w:history="1" r:id="rIdjtvn2yeyrc_4fv8m3xcrj">
+            <w:hyperlink w:history="1" r:id="rIdoigvgaqg5qwmaxjptvs3-">
               <w:r>
                 <w:rPr>
                   <w:rFonts w:ascii="Arial" w:cs="Arial" w:eastAsia="Arial" w:hAnsi="Arial"/>
@@ -15834,619 +16670,7 @@
               <w:spacing w:after="10" w:before="0"/>
               <w:ind w:left="120"/>
             </w:pPr>
-            <w:hyperlink w:history="1" r:id="rIdnsngo51j_bk-gnfjmjx4q">
-              <w:r>
-                <w:rPr>
-                  <w:rFonts w:ascii="Arial" w:cs="Arial" w:eastAsia="Arial" w:hAnsi="Arial"/>
-                  <w:color w:val="595959"/>
-                  <w:sz w:val="14"/>
-                  <w:szCs w:val="14"/>
-                  <w:u w:val="single" w:color="595959"/>
-                </w:rPr>
-                <w:t xml:space="preserve">🔍 Search ARES for similar readings</w:t>
-              </w:r>
-            </w:hyperlink>
-          </w:p>
-        </w:tc>
-        <w:tc>
-          <w:tcPr>
-            <w:tcW w:type="dxa" w:w="3040"/>
-            <w:shd w:fill="FFFFFF" w:color="auto" w:val="clear"/>
-            <w:tcMar>
-              <w:top w:type="dxa" w:w="60"/>
-              <w:left w:type="dxa" w:w="120"/>
-              <w:bottom w:type="dxa" w:w="60"/>
-              <w:right w:type="dxa" w:w="120"/>
-            </w:tcMar>
-            <w:vAlign w:val="top"/>
-          </w:tcPr>
-          <w:p>
-            <w:pPr>
-              <w:spacing w:after="40" w:before="0"/>
-              <w:jc w:val="left"/>
-            </w:pPr>
-            <w:r>
-              <w:rPr>
-                <w:rFonts w:ascii="Arial" w:cs="Arial" w:eastAsia="Arial" w:hAnsi="Arial"/>
-                <w:b w:val="false"/>
-                <w:bCs w:val="false"/>
-                <w:i w:val="false"/>
-                <w:iCs w:val="false"/>
-                <w:color w:val="000000"/>
-                <w:sz w:val="18"/>
-                <w:szCs w:val="18"/>
-              </w:rPr>
-              <w:t xml:space="preserve">Learners reconvene as a whole class for structured sensemaking. The teacher leads a guided discussion to formalise: (1) the definition and examples of regular vs irregular and convex vs concave polygons; (2) the interior angle sum formula S = (n − 2) × 180°; (3) the triangle decomposition rule: an n-sided polygon decomposes into (n − 2) triangles drawn from one vertex. Learners then apply this directly to the Nakuru shamba: they sketch the five-sided plot in their books, draw the two diagonals from vertex A to create 3 triangles, and label each triangle (Triangle 1: ABC, Triangle 2: ACD, Triangle 3: ADE). They then identify — for each triangle — what information the surveyor has (sides, angles) and which area formula (sine rule: A = ½ab sin C, or Heron's formula: A = √[s(s−a)(s−b)(s−c)]) would be most appropriate to use. This is a planning exercise, not yet a calculation.</w:t>
-            </w:r>
-          </w:p>
-        </w:tc>
-        <w:tc>
-          <w:tcPr>
-            <w:tcW w:type="dxa" w:w="3040"/>
-            <w:shd w:fill="F2F2F2" w:color="auto" w:val="clear"/>
-            <w:tcMar>
-              <w:top w:type="dxa" w:w="60"/>
-              <w:left w:type="dxa" w:w="120"/>
-              <w:bottom w:type="dxa" w:w="60"/>
-              <w:right w:type="dxa" w:w="120"/>
-            </w:tcMar>
-            <w:vAlign w:val="top"/>
-          </w:tcPr>
-          <w:p>
-            <w:pPr>
-              <w:spacing w:after="40" w:before="0"/>
-              <w:jc w:val="left"/>
-            </w:pPr>
-            <w:r>
-              <w:rPr>
-                <w:rFonts w:ascii="Arial" w:cs="Arial" w:eastAsia="Arial" w:hAnsi="Arial"/>
-                <w:b w:val="false"/>
-                <w:bCs w:val="false"/>
-                <w:i w:val="false"/>
-                <w:iCs w:val="false"/>
-                <w:color w:val="000000"/>
-                <w:sz w:val="18"/>
-                <w:szCs w:val="18"/>
-              </w:rPr>
-              <w:t xml:space="preserve">Return to the board predictions from Phase 1. Say: 'Raise your hand if you predicted 3 triangles.' Pause. 'Let us now prove why 3 is correct for any pentagon.' Write on the board: 'Number of triangles = n − 2. For n = 5: 5 − 2 = 3.' Ask: 'Why does this rule work? Discuss with your partner for 90 seconds.' Cold-call 2 pairs — WAIT TIME 12 seconds each. Guide learners toward the idea that each diagonal 'uses up' one side-worth of the polygon. Formalise definitions on the board with examples drawn from the sorting activity shapes. Then say: 'Open to your shamba sketch. Draw the two diagonals from vertex A now.' Circulate — 2 minutes. Then ask: 'You have three triangles. For Triangle ABC, the surveyor knows sides AB, BC, and angle B. Which formula do we use?' WAIT TIME 15 seconds. Cold-call 1 learner. Say: 'Say the formula aloud for the class.' Repeat for Triangle ACD (where only three sides are known → Heron's formula) and Triangle ADE (where two sides and included angle are known → sine formula). Write on the board: 'Total Area of Shamba = Area(ABC) + Area(ACD) + Area(ADE).' Say: 'This is the plan. In Lessons 6 and 7, we will execute this plan with real numbers.'</w:t>
-            </w:r>
-          </w:p>
-        </w:tc>
-        <w:tc>
-          <w:tcPr>
-            <w:tcW w:type="dxa" w:w="3040"/>
-            <w:shd w:fill="FFFFFF" w:color="auto" w:val="clear"/>
-            <w:tcMar>
-              <w:top w:type="dxa" w:w="60"/>
-              <w:left w:type="dxa" w:w="120"/>
-              <w:bottom w:type="dxa" w:w="60"/>
-              <w:right w:type="dxa" w:w="120"/>
-            </w:tcMar>
-            <w:vAlign w:val="top"/>
-          </w:tcPr>
-          <w:p>
-            <w:pPr>
-              <w:spacing w:after="40" w:before="0"/>
-              <w:jc w:val="left"/>
-            </w:pPr>
-            <w:r>
-              <w:rPr>
-                <w:rFonts w:ascii="Arial" w:cs="Arial" w:eastAsia="Arial" w:hAnsi="Arial"/>
-                <w:b w:val="false"/>
-                <w:bCs w:val="false"/>
-                <w:i w:val="false"/>
-                <w:iCs w:val="false"/>
-                <w:color w:val="000000"/>
-                <w:sz w:val="18"/>
-                <w:szCs w:val="18"/>
-              </w:rPr>
-              <w:t xml:space="preserve">Worked Example with Live Annotation: The teacher annotates the board pentagon in real time as learners annotate their own sketches simultaneously. This dual-coding approach (visual diagram + symbolic formula labels) helps learners connect the geometric decomposition to the algebraic tools they already have. The explicit formula-selection step (sine vs Heron's) consolidates Lessons 1–4 learning and makes the pathway to solving the phenomenon concrete and achievable.</w:t>
-            </w:r>
-          </w:p>
-        </w:tc>
-        <w:tc>
-          <w:tcPr>
-            <w:tcW w:type="dxa" w:w="3040"/>
-            <w:shd w:fill="F2F2F2" w:color="auto" w:val="clear"/>
-            <w:tcMar>
-              <w:top w:type="dxa" w:w="60"/>
-              <w:left w:type="dxa" w:w="120"/>
-              <w:bottom w:type="dxa" w:w="60"/>
-              <w:right w:type="dxa" w:w="120"/>
-            </w:tcMar>
-            <w:vAlign w:val="top"/>
-          </w:tcPr>
-          <w:p>
-            <w:pPr>
-              <w:spacing w:after="40" w:before="0"/>
-              <w:jc w:val="left"/>
-            </w:pPr>
-            <w:r>
-              <w:rPr>
-                <w:rFonts w:ascii="Arial" w:cs="Arial" w:eastAsia="Arial" w:hAnsi="Arial"/>
-                <w:b w:val="false"/>
-                <w:bCs w:val="false"/>
-                <w:i w:val="false"/>
-                <w:iCs w:val="false"/>
-                <w:color w:val="000000"/>
-                <w:sz w:val="18"/>
-                <w:szCs w:val="18"/>
-              </w:rPr>
-              <w:t xml:space="preserve">Observable indicators: (1) All learners should have a correctly decomposed pentagon sketch with 3 labelled triangles in their books. Scan during the 2-minute drawing period. (2) During cold-calls on formula selection, listen for correct justification: 'I use the sine formula when I have two sides and the included angle' and 'I use Heron's formula when I have all three sides but no height.' If a learner selects the wrong formula, ask: 'What information does the surveyor have for that triangle? What does the sine formula need?' (3) Exit check: after writing the total area equation on the board, ask learners to copy it and annotate each term with the formula they would use. Collect and check 5 books at random.</w:t>
-            </w:r>
-          </w:p>
-        </w:tc>
-      </w:tr>
-      <w:tr>
-        <w:tc>
-          <w:tcPr>
-            <w:tcW w:type="dxa" w:w="1520"/>
-            <w:shd w:fill="FCE4D6" w:color="auto" w:val="clear"/>
-            <w:tcMar>
-              <w:top w:type="dxa" w:w="60"/>
-              <w:left w:type="dxa" w:w="120"/>
-              <w:bottom w:type="dxa" w:w="60"/>
-              <w:right w:type="dxa" w:w="120"/>
-            </w:tcMar>
-            <w:vAlign w:val="top"/>
-          </w:tcPr>
-          <w:p>
-            <w:pPr>
-              <w:spacing w:after="40" w:before="0"/>
-              <w:jc w:val="left"/>
-            </w:pPr>
-            <w:r>
-              <w:rPr>
-                <w:rFonts w:ascii="Arial" w:cs="Arial" w:eastAsia="Arial" w:hAnsi="Arial"/>
-                <w:b/>
-                <w:bCs/>
-                <w:i w:val="false"/>
-                <w:iCs w:val="false"/>
-                <w:color w:val="000000"/>
-                <w:sz w:val="18"/>
-                <w:szCs w:val="18"/>
-              </w:rPr>
-              <w:t xml:space="preserve">Driving Question Board (DQB) Creation</w:t>
-            </w:r>
-          </w:p>
-          <w:p>
-            <w:pPr>
-              <w:spacing w:after="20" w:before="0"/>
-            </w:pPr>
-            <w:r>
-              <w:rPr>
-                <w:rFonts w:ascii="Arial" w:cs="Arial" w:eastAsia="Arial" w:hAnsi="Arial"/>
-                <w:b/>
-                <w:bCs/>
-                <w:color w:val="1F3864"/>
-                <w:sz w:val="16"/>
-                <w:szCs w:val="16"/>
-              </w:rPr>
-              <w:t xml:space="preserve">📹 VIDEO:</w:t>
-            </w:r>
-          </w:p>
-          <w:p>
-            <w:pPr>
-              <w:spacing w:after="20" w:before="0"/>
-            </w:pPr>
-            <w:hyperlink w:history="1" r:id="rIdj1ph74cxv3qew0tcc03tq">
-              <w:r>
-                <w:rPr>
-                  <w:rFonts w:ascii="Arial" w:cs="Arial" w:eastAsia="Arial" w:hAnsi="Arial"/>
-                  <w:color w:val="2E75B6"/>
-                  <w:sz w:val="16"/>
-                  <w:szCs w:val="16"/>
-                  <w:u w:val="single" w:color="2E75B6"/>
-                </w:rPr>
-                <w:t xml:space="preserve">Area of Regular Polygons Principles</w:t>
-              </w:r>
-            </w:hyperlink>
-          </w:p>
-          <w:p>
-            <w:pPr>
-              <w:spacing w:after="10" w:before="0"/>
-              <w:ind w:left="120"/>
-            </w:pPr>
-            <w:r>
-              <w:rPr>
-                <w:rFonts w:ascii="Arial" w:cs="Arial" w:eastAsia="Arial" w:hAnsi="Arial"/>
-                <w:color w:val="595959"/>
-                <w:sz w:val="14"/>
-                <w:szCs w:val="14"/>
-              </w:rPr>
-              <w:t xml:space="preserve">Source: CK-12</w:t>
-            </w:r>
-          </w:p>
-          <w:p>
-            <w:pPr>
-              <w:spacing w:after="10" w:before="0"/>
-              <w:ind w:left="120"/>
-            </w:pPr>
-            <w:hyperlink w:history="1" r:id="rId2_c5kqii3skam6farmhtu">
-              <w:r>
-                <w:rPr>
-                  <w:rFonts w:ascii="Arial" w:cs="Arial" w:eastAsia="Arial" w:hAnsi="Arial"/>
-                  <w:color w:val="595959"/>
-                  <w:sz w:val="14"/>
-                  <w:szCs w:val="14"/>
-                  <w:u w:val="single" w:color="595959"/>
-                </w:rPr>
-                <w:t xml:space="preserve">🔍 Search ARES for similar videos</w:t>
-              </w:r>
-            </w:hyperlink>
-          </w:p>
-          <w:p>
-            <w:pPr>
-              <w:spacing w:after="40" w:before="0"/>
-            </w:pPr>
-            <w:r>
-              <w:rPr>
-                <w:sz w:val="14"/>
-                <w:szCs w:val="14"/>
-              </w:rPr>
-              <w:t xml:space="preserve"/>
-            </w:r>
-          </w:p>
-          <w:p>
-            <w:pPr>
-              <w:spacing w:after="20" w:before="0"/>
-            </w:pPr>
-            <w:r>
-              <w:rPr>
-                <w:rFonts w:ascii="Arial" w:cs="Arial" w:eastAsia="Arial" w:hAnsi="Arial"/>
-                <w:b/>
-                <w:bCs/>
-                <w:color w:val="1F3864"/>
-                <w:sz w:val="16"/>
-                <w:szCs w:val="16"/>
-              </w:rPr>
-              <w:t xml:space="preserve">📖 EXERCISE:</w:t>
-            </w:r>
-          </w:p>
-          <w:p>
-            <w:pPr>
-              <w:spacing w:after="20" w:before="0"/>
-            </w:pPr>
-            <w:hyperlink w:history="1" r:id="rIdyjwjfjjsyteagrleohdfk">
-              <w:r>
-                <w:rPr>
-                  <w:rFonts w:ascii="Arial" w:cs="Arial" w:eastAsia="Arial" w:hAnsi="Arial"/>
-                  <w:color w:val="2E75B6"/>
-                  <w:sz w:val="16"/>
-                  <w:szCs w:val="16"/>
-                  <w:u w:val="single" w:color="2E75B6"/>
-                </w:rPr>
-                <w:t xml:space="preserve">Regular and Irregular Polygons Practice</w:t>
-              </w:r>
-            </w:hyperlink>
-          </w:p>
-          <w:p>
-            <w:pPr>
-              <w:spacing w:after="10" w:before="0"/>
-              <w:ind w:left="120"/>
-            </w:pPr>
-            <w:r>
-              <w:rPr>
-                <w:rFonts w:ascii="Arial" w:cs="Arial" w:eastAsia="Arial" w:hAnsi="Arial"/>
-                <w:color w:val="595959"/>
-                <w:sz w:val="14"/>
-                <w:szCs w:val="14"/>
-              </w:rPr>
-              <w:t xml:space="preserve">Source: CK-12</w:t>
-            </w:r>
-          </w:p>
-          <w:p>
-            <w:pPr>
-              <w:spacing w:after="10" w:before="0"/>
-              <w:ind w:left="120"/>
-            </w:pPr>
-            <w:hyperlink w:history="1" r:id="rId-dfl1dtdddmycddadikgn">
-              <w:r>
-                <w:rPr>
-                  <w:rFonts w:ascii="Arial" w:cs="Arial" w:eastAsia="Arial" w:hAnsi="Arial"/>
-                  <w:color w:val="595959"/>
-                  <w:sz w:val="14"/>
-                  <w:szCs w:val="14"/>
-                  <w:u w:val="single" w:color="595959"/>
-                </w:rPr>
-                <w:t xml:space="preserve">🔍 Search ARES for similar readings</w:t>
-              </w:r>
-            </w:hyperlink>
-          </w:p>
-        </w:tc>
-        <w:tc>
-          <w:tcPr>
-            <w:tcW w:type="dxa" w:w="3040"/>
-            <w:shd w:fill="FFFFFF" w:color="auto" w:val="clear"/>
-            <w:tcMar>
-              <w:top w:type="dxa" w:w="60"/>
-              <w:left w:type="dxa" w:w="120"/>
-              <w:bottom w:type="dxa" w:w="60"/>
-              <w:right w:type="dxa" w:w="120"/>
-            </w:tcMar>
-            <w:vAlign w:val="top"/>
-          </w:tcPr>
-          <w:p>
-            <w:pPr>
-              <w:spacing w:after="40" w:before="0"/>
-              <w:jc w:val="left"/>
-            </w:pPr>
-            <w:r>
-              <w:rPr>
-                <w:rFonts w:ascii="Arial" w:cs="Arial" w:eastAsia="Arial" w:hAnsi="Arial"/>
-                <w:b w:val="false"/>
-                <w:bCs w:val="false"/>
-                <w:i w:val="false"/>
-                <w:iCs w:val="false"/>
-                <w:color w:val="000000"/>
-                <w:sz w:val="18"/>
-                <w:szCs w:val="18"/>
-              </w:rPr>
-              <w:t xml:space="preserve">Each learner writes a new sticky note (or entry in the designated DQB section of their exercise book) responding to the prompt: 'What new understanding from today moves us closer to answering: How can the Nakuru land surveyor calculate the exact area of the five-sided shamba plot?' Learners also review the class DQB from Lessons 1–4 and identify one question that today's lesson has now answered and one new question that today's lesson has raised. Groups share their 'answered' and 'new' questions briefly (2 minutes total), and the teacher updates the physical or digital DQB accordingly.</w:t>
-            </w:r>
-          </w:p>
-        </w:tc>
-        <w:tc>
-          <w:tcPr>
-            <w:tcW w:type="dxa" w:w="3040"/>
-            <w:shd w:fill="F2F2F2" w:color="auto" w:val="clear"/>
-            <w:tcMar>
-              <w:top w:type="dxa" w:w="60"/>
-              <w:left w:type="dxa" w:w="120"/>
-              <w:bottom w:type="dxa" w:w="60"/>
-              <w:right w:type="dxa" w:w="120"/>
-            </w:tcMar>
-            <w:vAlign w:val="top"/>
-          </w:tcPr>
-          <w:p>
-            <w:pPr>
-              <w:spacing w:after="40" w:before="0"/>
-              <w:jc w:val="left"/>
-            </w:pPr>
-            <w:r>
-              <w:rPr>
-                <w:rFonts w:ascii="Arial" w:cs="Arial" w:eastAsia="Arial" w:hAnsi="Arial"/>
-                <w:b w:val="false"/>
-                <w:bCs w:val="false"/>
-                <w:i w:val="false"/>
-                <w:iCs w:val="false"/>
-                <w:color w:val="000000"/>
-                <w:sz w:val="18"/>
-                <w:szCs w:val="18"/>
-              </w:rPr>
-              <w:t xml:space="preserve">Display the full Driving Question on the board: 'How can a land surveyor in Nakuru calculate the exact area of any irregularly shaped farm plot, no matter what measurements are available?' Say: 'On your sticky note, write one sentence: what does today's lesson give the surveyor that they did not have before?' Allow 2 minutes of silent writing. Then say: 'Look at our DQB from the last four lessons. Find one question that you can now answer. Underline it.' Cold-call 2 learners to share their answered question and their new question. WAIT TIME 10 seconds after each. Add the new questions to the DQB. Say: 'Notice that our board is filling up with evidence. Each lesson is a tool. Today we gave the surveyor a plan — decompose the plot into triangles.'</w:t>
-            </w:r>
-          </w:p>
-        </w:tc>
-        <w:tc>
-          <w:tcPr>
-            <w:tcW w:type="dxa" w:w="3040"/>
-            <w:shd w:fill="FFFFFF" w:color="auto" w:val="clear"/>
-            <w:tcMar>
-              <w:top w:type="dxa" w:w="60"/>
-              <w:left w:type="dxa" w:w="120"/>
-              <w:bottom w:type="dxa" w:w="60"/>
-              <w:right w:type="dxa" w:w="120"/>
-            </w:tcMar>
-            <w:vAlign w:val="top"/>
-          </w:tcPr>
-          <w:p>
-            <w:pPr>
-              <w:spacing w:after="40" w:before="0"/>
-              <w:jc w:val="left"/>
-            </w:pPr>
-            <w:r>
-              <w:rPr>
-                <w:rFonts w:ascii="Arial" w:cs="Arial" w:eastAsia="Arial" w:hAnsi="Arial"/>
-                <w:b w:val="false"/>
-                <w:bCs w:val="false"/>
-                <w:i w:val="false"/>
-                <w:iCs w:val="false"/>
-                <w:color w:val="000000"/>
-                <w:sz w:val="18"/>
-                <w:szCs w:val="18"/>
-              </w:rPr>
-              <w:t xml:space="preserve">Driving Question Board as Cumulative Evidence Tracker: The DQB makes visible the growing body of knowledge across the lesson sequence. By identifying both answered and newly raised questions, learners experience science/mathematics as an iterative inquiry process, building metacognitive awareness of what they know and what remains to be solved.</w:t>
-            </w:r>
-          </w:p>
-        </w:tc>
-        <w:tc>
-          <w:tcPr>
-            <w:tcW w:type="dxa" w:w="3040"/>
-            <w:shd w:fill="F2F2F2" w:color="auto" w:val="clear"/>
-            <w:tcMar>
-              <w:top w:type="dxa" w:w="60"/>
-              <w:left w:type="dxa" w:w="120"/>
-              <w:bottom w:type="dxa" w:w="60"/>
-              <w:right w:type="dxa" w:w="120"/>
-            </w:tcMar>
-            <w:vAlign w:val="top"/>
-          </w:tcPr>
-          <w:p>
-            <w:pPr>
-              <w:spacing w:after="40" w:before="0"/>
-              <w:jc w:val="left"/>
-            </w:pPr>
-            <w:r>
-              <w:rPr>
-                <w:rFonts w:ascii="Arial" w:cs="Arial" w:eastAsia="Arial" w:hAnsi="Arial"/>
-                <w:b w:val="false"/>
-                <w:bCs w:val="false"/>
-                <w:i w:val="false"/>
-                <w:iCs w:val="false"/>
-                <w:color w:val="000000"/>
-                <w:sz w:val="18"/>
-                <w:szCs w:val="18"/>
-              </w:rPr>
-              <w:t xml:space="preserve">Observable indicator: Each learner's DQB entry should explicitly mention polygon decomposition or 'cutting into triangles' as the new understanding. Entries that only restate definitions (e.g. 'I learned what a convex polygon is') indicate surface-level engagement — follow up with: 'How does knowing what kind of polygon the shamba is help the surveyor calculate area?'</w:t>
-            </w:r>
-          </w:p>
-        </w:tc>
-      </w:tr>
-      <w:tr>
-        <w:tc>
-          <w:tcPr>
-            <w:tcW w:type="dxa" w:w="1520"/>
-            <w:shd w:fill="D5E8F0" w:color="auto" w:val="clear"/>
-            <w:tcMar>
-              <w:top w:type="dxa" w:w="60"/>
-              <w:left w:type="dxa" w:w="120"/>
-              <w:bottom w:type="dxa" w:w="60"/>
-              <w:right w:type="dxa" w:w="120"/>
-            </w:tcMar>
-            <w:vAlign w:val="top"/>
-          </w:tcPr>
-          <w:p>
-            <w:pPr>
-              <w:spacing w:after="40" w:before="0"/>
-              <w:jc w:val="left"/>
-            </w:pPr>
-            <w:r>
-              <w:rPr>
-                <w:rFonts w:ascii="Arial" w:cs="Arial" w:eastAsia="Arial" w:hAnsi="Arial"/>
-                <w:b/>
-                <w:bCs/>
-                <w:i w:val="false"/>
-                <w:iCs w:val="false"/>
-                <w:color w:val="000000"/>
-                <w:sz w:val="18"/>
-                <w:szCs w:val="18"/>
-              </w:rPr>
-              <w:t xml:space="preserve">Model Building Phase</w:t>
-            </w:r>
-          </w:p>
-          <w:p>
-            <w:pPr>
-              <w:spacing w:after="20" w:before="0"/>
-            </w:pPr>
-            <w:r>
-              <w:rPr>
-                <w:rFonts w:ascii="Arial" w:cs="Arial" w:eastAsia="Arial" w:hAnsi="Arial"/>
-                <w:b/>
-                <w:bCs/>
-                <w:color w:val="1F3864"/>
-                <w:sz w:val="16"/>
-                <w:szCs w:val="16"/>
-              </w:rPr>
-              <w:t xml:space="preserve">📹 VIDEO:</w:t>
-            </w:r>
-          </w:p>
-          <w:p>
-            <w:pPr>
-              <w:spacing w:after="20" w:before="0"/>
-            </w:pPr>
-            <w:hyperlink w:history="1" r:id="rIdcciuzpgmuodkgznevx94z">
-              <w:r>
-                <w:rPr>
-                  <w:rFonts w:ascii="Arial" w:cs="Arial" w:eastAsia="Arial" w:hAnsi="Arial"/>
-                  <w:color w:val="2E75B6"/>
-                  <w:sz w:val="16"/>
-                  <w:szCs w:val="16"/>
-                  <w:u w:val="single" w:color="2E75B6"/>
-                </w:rPr>
-                <w:t xml:space="preserve">Area of Regular Polygons Principles</w:t>
-              </w:r>
-            </w:hyperlink>
-          </w:p>
-          <w:p>
-            <w:pPr>
-              <w:spacing w:after="10" w:before="0"/>
-              <w:ind w:left="120"/>
-            </w:pPr>
-            <w:r>
-              <w:rPr>
-                <w:rFonts w:ascii="Arial" w:cs="Arial" w:eastAsia="Arial" w:hAnsi="Arial"/>
-                <w:color w:val="595959"/>
-                <w:sz w:val="14"/>
-                <w:szCs w:val="14"/>
-              </w:rPr>
-              <w:t xml:space="preserve">Source: CK-12</w:t>
-            </w:r>
-          </w:p>
-          <w:p>
-            <w:pPr>
-              <w:spacing w:after="10" w:before="0"/>
-              <w:ind w:left="120"/>
-            </w:pPr>
-            <w:hyperlink w:history="1" r:id="rIdi3rydmi2pwzpmroqb6sdc">
-              <w:r>
-                <w:rPr>
-                  <w:rFonts w:ascii="Arial" w:cs="Arial" w:eastAsia="Arial" w:hAnsi="Arial"/>
-                  <w:color w:val="595959"/>
-                  <w:sz w:val="14"/>
-                  <w:szCs w:val="14"/>
-                  <w:u w:val="single" w:color="595959"/>
-                </w:rPr>
-                <w:t xml:space="preserve">🔍 Search ARES for similar videos</w:t>
-              </w:r>
-            </w:hyperlink>
-          </w:p>
-          <w:p>
-            <w:pPr>
-              <w:spacing w:after="40" w:before="0"/>
-            </w:pPr>
-            <w:r>
-              <w:rPr>
-                <w:sz w:val="14"/>
-                <w:szCs w:val="14"/>
-              </w:rPr>
-              <w:t xml:space="preserve"/>
-            </w:r>
-          </w:p>
-          <w:p>
-            <w:pPr>
-              <w:spacing w:after="20" w:before="0"/>
-            </w:pPr>
-            <w:r>
-              <w:rPr>
-                <w:rFonts w:ascii="Arial" w:cs="Arial" w:eastAsia="Arial" w:hAnsi="Arial"/>
-                <w:b/>
-                <w:bCs/>
-                <w:color w:val="1F3864"/>
-                <w:sz w:val="16"/>
-                <w:szCs w:val="16"/>
-              </w:rPr>
-              <w:t xml:space="preserve">📖 HTML:</w:t>
-            </w:r>
-          </w:p>
-          <w:p>
-            <w:pPr>
-              <w:spacing w:after="20" w:before="0"/>
-            </w:pPr>
-            <w:hyperlink w:history="1" r:id="rIdjzm9jn6dxr67bchqvnued">
-              <w:r>
-                <w:rPr>
-                  <w:rFonts w:ascii="Arial" w:cs="Arial" w:eastAsia="Arial" w:hAnsi="Arial"/>
-                  <w:color w:val="2E75B6"/>
-                  <w:sz w:val="16"/>
-                  <w:szCs w:val="16"/>
-                  <w:u w:val="single" w:color="2E75B6"/>
-                </w:rPr>
-                <w:t xml:space="preserve">Polygon Classification (Flexbook)</w:t>
-              </w:r>
-            </w:hyperlink>
-          </w:p>
-          <w:p>
-            <w:pPr>
-              <w:spacing w:after="10" w:before="0"/>
-              <w:ind w:left="120"/>
-            </w:pPr>
-            <w:r>
-              <w:rPr>
-                <w:rFonts w:ascii="Arial" w:cs="Arial" w:eastAsia="Arial" w:hAnsi="Arial"/>
-                <w:color w:val="595959"/>
-                <w:sz w:val="14"/>
-                <w:szCs w:val="14"/>
-              </w:rPr>
-              <w:t xml:space="preserve">Source: CK-12</w:t>
-            </w:r>
-          </w:p>
-          <w:p>
-            <w:pPr>
-              <w:spacing w:after="10" w:before="0"/>
-              <w:ind w:left="120"/>
-            </w:pPr>
-            <w:hyperlink w:history="1" r:id="rId35qq5nb2f_xfulq9tldbg">
+            <w:hyperlink w:history="1" r:id="rIdppmwannejlkzaqlhsdt97">
               <w:r>
                 <w:rPr>
                   <w:rFonts w:ascii="Arial" w:cs="Arial" w:eastAsia="Arial" w:hAnsi="Arial"/>
@@ -16958,7 +17182,7 @@
         </w:rPr>
         <w:t xml:space="preserve">© 2026 SeaVuria and ARES. Aligned with KICD objectives. Developed by SeaVuria; technical implementation by ARES (with AI assistance from Claude). Licensed under </w:t>
       </w:r>
-      <w:hyperlink w:history="1" r:id="rIdmfofviykcdz-_k3bprc4v">
+      <w:hyperlink w:history="1" r:id="rIdvrn6f2ffqnsqxjpglmohw">
         <w:r>
           <w:rPr>
             <w:rFonts w:ascii="Arial" w:cs="Arial" w:eastAsia="Arial" w:hAnsi="Arial"/>
@@ -16979,7 +17203,7 @@
         </w:rPr>
         <w:t xml:space="preserve"> (</w:t>
       </w:r>
-      <w:hyperlink w:history="1" r:id="rIdt1n6pfdrt1q1ddtggl7gl">
+      <w:hyperlink w:history="1" r:id="rIdaiv18pu3ffl_n5srlczvr">
         <w:r>
           <w:rPr>
             <w:rFonts w:ascii="Arial" w:cs="Arial" w:eastAsia="Arial" w:hAnsi="Arial"/>
@@ -17992,7 +18216,7 @@
             <w:pPr>
               <w:spacing w:after="20" w:before="0"/>
             </w:pPr>
-            <w:hyperlink w:history="1" r:id="rIddrn4kkam7t3rcsqegqmzm">
+            <w:hyperlink w:history="1" r:id="rIdkpjinmdp4pixc32zxztr2">
               <w:r>
                 <w:rPr>
                   <w:rFonts w:ascii="Arial" w:cs="Arial" w:eastAsia="Arial" w:hAnsi="Arial"/>
@@ -18025,7 +18249,7 @@
               <w:spacing w:after="10" w:before="0"/>
               <w:ind w:left="120"/>
             </w:pPr>
-            <w:hyperlink w:history="1" r:id="rIdueuxbg4fyjb-qzj_xbtci">
+            <w:hyperlink w:history="1" r:id="rId6evj5zjzghdu0jtd0u3b4">
               <w:r>
                 <w:rPr>
                   <w:rFonts w:ascii="Arial" w:cs="Arial" w:eastAsia="Arial" w:hAnsi="Arial"/>
@@ -18070,7 +18294,7 @@
             <w:pPr>
               <w:spacing w:after="20" w:before="0"/>
             </w:pPr>
-            <w:hyperlink w:history="1" r:id="rIdrtrvkvf9vdpq-5ka0ncqb">
+            <w:hyperlink w:history="1" r:id="rIda_wydpipj4deqlc_bmtio">
               <w:r>
                 <w:rPr>
                   <w:rFonts w:ascii="Arial" w:cs="Arial" w:eastAsia="Arial" w:hAnsi="Arial"/>
@@ -18103,7 +18327,7 @@
               <w:spacing w:after="10" w:before="0"/>
               <w:ind w:left="120"/>
             </w:pPr>
-            <w:hyperlink w:history="1" r:id="rId4ipe2deciz8-p-2ivudji">
+            <w:hyperlink w:history="1" r:id="rIdgwuektais8aacnit7gbxv">
               <w:r>
                 <w:rPr>
                   <w:rFonts w:ascii="Arial" w:cs="Arial" w:eastAsia="Arial" w:hAnsi="Arial"/>
@@ -18298,7 +18522,313 @@
             <w:pPr>
               <w:spacing w:after="20" w:before="0"/>
             </w:pPr>
-            <w:hyperlink w:history="1" r:id="rIdlbkktuo8tovkujoazqfux">
+            <w:hyperlink w:history="1" r:id="rIdmfn6s2lk3-sihnirmghck">
+              <w:r>
+                <w:rPr>
+                  <w:rFonts w:ascii="Arial" w:cs="Arial" w:eastAsia="Arial" w:hAnsi="Arial"/>
+                  <w:color w:val="2E75B6"/>
+                  <w:sz w:val="16"/>
+                  <w:szCs w:val="16"/>
+                  <w:u w:val="single" w:color="2E75B6"/>
+                </w:rPr>
+                <w:t xml:space="preserve">Area of Regular Polygons Principles</w:t>
+              </w:r>
+            </w:hyperlink>
+          </w:p>
+          <w:p>
+            <w:pPr>
+              <w:spacing w:after="10" w:before="0"/>
+              <w:ind w:left="120"/>
+            </w:pPr>
+            <w:r>
+              <w:rPr>
+                <w:rFonts w:ascii="Arial" w:cs="Arial" w:eastAsia="Arial" w:hAnsi="Arial"/>
+                <w:color w:val="595959"/>
+                <w:sz w:val="14"/>
+                <w:szCs w:val="14"/>
+              </w:rPr>
+              <w:t xml:space="preserve">Source: CK-12</w:t>
+            </w:r>
+          </w:p>
+          <w:p>
+            <w:pPr>
+              <w:spacing w:after="10" w:before="0"/>
+              <w:ind w:left="120"/>
+            </w:pPr>
+            <w:hyperlink w:history="1" r:id="rIdrrmrlzbtdvjsfihoh6o4j">
+              <w:r>
+                <w:rPr>
+                  <w:rFonts w:ascii="Arial" w:cs="Arial" w:eastAsia="Arial" w:hAnsi="Arial"/>
+                  <w:color w:val="595959"/>
+                  <w:sz w:val="14"/>
+                  <w:szCs w:val="14"/>
+                  <w:u w:val="single" w:color="595959"/>
+                </w:rPr>
+                <w:t xml:space="preserve">🔍 Search ARES for similar videos</w:t>
+              </w:r>
+            </w:hyperlink>
+          </w:p>
+          <w:p>
+            <w:pPr>
+              <w:spacing w:after="40" w:before="0"/>
+            </w:pPr>
+            <w:r>
+              <w:rPr>
+                <w:sz w:val="14"/>
+                <w:szCs w:val="14"/>
+              </w:rPr>
+              <w:t xml:space="preserve"/>
+            </w:r>
+          </w:p>
+          <w:p>
+            <w:pPr>
+              <w:spacing w:after="20" w:before="0"/>
+            </w:pPr>
+            <w:r>
+              <w:rPr>
+                <w:rFonts w:ascii="Arial" w:cs="Arial" w:eastAsia="Arial" w:hAnsi="Arial"/>
+                <w:b/>
+                <w:bCs/>
+                <w:color w:val="1F3864"/>
+                <w:sz w:val="16"/>
+                <w:szCs w:val="16"/>
+              </w:rPr>
+              <w:t xml:space="preserve">📖 HTML:</w:t>
+            </w:r>
+          </w:p>
+          <w:p>
+            <w:pPr>
+              <w:spacing w:after="20" w:before="0"/>
+            </w:pPr>
+            <w:hyperlink w:history="1" r:id="rIduaxctlr6ho4fvfzc8pyhi">
+              <w:r>
+                <w:rPr>
+                  <w:rFonts w:ascii="Arial" w:cs="Arial" w:eastAsia="Arial" w:hAnsi="Arial"/>
+                  <w:color w:val="2E75B6"/>
+                  <w:sz w:val="16"/>
+                  <w:szCs w:val="16"/>
+                  <w:u w:val="single" w:color="2E75B6"/>
+                </w:rPr>
+                <w:t xml:space="preserve">Area of Regular Polygons (Flexbook)</w:t>
+              </w:r>
+            </w:hyperlink>
+          </w:p>
+          <w:p>
+            <w:pPr>
+              <w:spacing w:after="10" w:before="0"/>
+              <w:ind w:left="120"/>
+            </w:pPr>
+            <w:r>
+              <w:rPr>
+                <w:rFonts w:ascii="Arial" w:cs="Arial" w:eastAsia="Arial" w:hAnsi="Arial"/>
+                <w:color w:val="595959"/>
+                <w:sz w:val="14"/>
+                <w:szCs w:val="14"/>
+              </w:rPr>
+              <w:t xml:space="preserve">Source: CK-12</w:t>
+            </w:r>
+          </w:p>
+          <w:p>
+            <w:pPr>
+              <w:spacing w:after="10" w:before="0"/>
+              <w:ind w:left="120"/>
+            </w:pPr>
+            <w:hyperlink w:history="1" r:id="rIdh6tpfn-qli0k6tozzxiz2">
+              <w:r>
+                <w:rPr>
+                  <w:rFonts w:ascii="Arial" w:cs="Arial" w:eastAsia="Arial" w:hAnsi="Arial"/>
+                  <w:color w:val="595959"/>
+                  <w:sz w:val="14"/>
+                  <w:szCs w:val="14"/>
+                  <w:u w:val="single" w:color="595959"/>
+                </w:rPr>
+                <w:t xml:space="preserve">🔍 Search ARES for similar readings</w:t>
+              </w:r>
+            </w:hyperlink>
+          </w:p>
+        </w:tc>
+        <w:tc>
+          <w:tcPr>
+            <w:tcW w:type="dxa" w:w="3040"/>
+            <w:shd w:fill="FFFFFF" w:color="auto" w:val="clear"/>
+            <w:tcMar>
+              <w:top w:type="dxa" w:w="60"/>
+              <w:left w:type="dxa" w:w="120"/>
+              <w:bottom w:type="dxa" w:w="60"/>
+              <w:right w:type="dxa" w:w="120"/>
+            </w:tcMar>
+            <w:vAlign w:val="top"/>
+          </w:tcPr>
+          <w:p>
+            <w:pPr>
+              <w:spacing w:after="40" w:before="0"/>
+              <w:jc w:val="left"/>
+            </w:pPr>
+            <w:r>
+              <w:rPr>
+                <w:rFonts w:ascii="Arial" w:cs="Arial" w:eastAsia="Arial" w:hAnsi="Arial"/>
+                <w:b w:val="false"/>
+                <w:bCs w:val="false"/>
+                <w:i w:val="false"/>
+                <w:iCs w:val="false"/>
+                <w:color w:val="000000"/>
+                <w:sz w:val="18"/>
+                <w:szCs w:val="18"/>
+              </w:rPr>
+              <w:t xml:space="preserve">Activity A — Construct and Decompose (25 min): In groups of 4, learners use compass and ruler to construct (i) a regular hexagon with side 6 cm and (ii) a regular pentagon with side 6 cm on plain paper. They then draw straight lines from the centre of each polygon to every vertex, decomposing each polygon into congruent triangles. Learners label: n (number of sides), s (side length), the central angle at the apex of each triangle, and measure the perpendicular height (apothem) of one triangle using their ruler. They record all measurements in a structured observation table: | Polygon | n | s (cm) | Central angle | No. of triangles | Apothem h (cm) | Area of 1 triangle (cm²) | Total area (cm²) |. Activity B — Spot the Pattern (5 min): Learners compute: central angle = 360°/n for each polygon. They also compute tan(central angle / 2) and link it to the ratio (s/2) ÷ apothem. They record the relationship: apothem = (s/2) / tan(180°/n).</w:t>
+            </w:r>
+          </w:p>
+        </w:tc>
+        <w:tc>
+          <w:tcPr>
+            <w:tcW w:type="dxa" w:w="3040"/>
+            <w:shd w:fill="F2F2F2" w:color="auto" w:val="clear"/>
+            <w:tcMar>
+              <w:top w:type="dxa" w:w="60"/>
+              <w:left w:type="dxa" w:w="120"/>
+              <w:bottom w:type="dxa" w:w="60"/>
+              <w:right w:type="dxa" w:w="120"/>
+            </w:tcMar>
+            <w:vAlign w:val="top"/>
+          </w:tcPr>
+          <w:p>
+            <w:pPr>
+              <w:spacing w:after="40" w:before="0"/>
+              <w:jc w:val="left"/>
+            </w:pPr>
+            <w:r>
+              <w:rPr>
+                <w:rFonts w:ascii="Arial" w:cs="Arial" w:eastAsia="Arial" w:hAnsi="Arial"/>
+                <w:b w:val="false"/>
+                <w:bCs w:val="false"/>
+                <w:i w:val="false"/>
+                <w:iCs w:val="false"/>
+                <w:color w:val="000000"/>
+                <w:sz w:val="18"/>
+                <w:szCs w:val="18"/>
+              </w:rPr>
+              <w:t xml:space="preserve">Before construction begins, say: 'The key question today is — can you find the area of one of these central triangles using only the side length s and the number of sides n? Let that guide your measurements.' (WAIT 10 seconds.) Circulate to each group during Activity A. At the 10-minute mark, pause the class: 'Hold up — how many triangles did your hexagon split into?' (Cold-call 3 groups — expected answer: 6.) 'And your pentagon?' (Expected: 5.) 'So for any regular polygon with n sides, how many triangles will you always get?' (WAIT 12 seconds, cold-call 2 learners — expected: n triangles.) During Activity B, prompt struggling groups: 'Look at one triangle only — you have the base s and you need the height. What trigonometric ratio connects the half-base, the height, and the angle at the top?' If a group finishes early, challenge them: 'Predict the apothem of a regular octagon with s = 6 cm before we compute it formally.'</w:t>
+            </w:r>
+          </w:p>
+        </w:tc>
+        <w:tc>
+          <w:tcPr>
+            <w:tcW w:type="dxa" w:w="3040"/>
+            <w:shd w:fill="FFFFFF" w:color="auto" w:val="clear"/>
+            <w:tcMar>
+              <w:top w:type="dxa" w:w="60"/>
+              <w:left w:type="dxa" w:w="120"/>
+              <w:bottom w:type="dxa" w:w="60"/>
+              <w:right w:type="dxa" w:w="120"/>
+            </w:tcMar>
+            <w:vAlign w:val="top"/>
+          </w:tcPr>
+          <w:p>
+            <w:pPr>
+              <w:spacing w:after="40" w:before="0"/>
+              <w:jc w:val="left"/>
+            </w:pPr>
+            <w:r>
+              <w:rPr>
+                <w:rFonts w:ascii="Arial" w:cs="Arial" w:eastAsia="Arial" w:hAnsi="Arial"/>
+                <w:b w:val="false"/>
+                <w:bCs w:val="false"/>
+                <w:i w:val="false"/>
+                <w:iCs w:val="false"/>
+                <w:color w:val="000000"/>
+                <w:sz w:val="18"/>
+                <w:szCs w:val="18"/>
+              </w:rPr>
+              <w:t xml:space="preserve">Structured Observation with Data Table: Forces learners to record raw measurements before generalising, building evidence-based reasoning. The two-polygon comparison (hexagon vs pentagon) makes the pattern of central angle = 360°/n visible through contrast, not just assertion.</w:t>
+            </w:r>
+          </w:p>
+        </w:tc>
+        <w:tc>
+          <w:tcPr>
+            <w:tcW w:type="dxa" w:w="3040"/>
+            <w:shd w:fill="F2F2F2" w:color="auto" w:val="clear"/>
+            <w:tcMar>
+              <w:top w:type="dxa" w:w="60"/>
+              <w:left w:type="dxa" w:w="120"/>
+              <w:bottom w:type="dxa" w:w="60"/>
+              <w:right w:type="dxa" w:w="120"/>
+            </w:tcMar>
+            <w:vAlign w:val="top"/>
+          </w:tcPr>
+          <w:p>
+            <w:pPr>
+              <w:spacing w:after="40" w:before="0"/>
+              <w:jc w:val="left"/>
+            </w:pPr>
+            <w:r>
+              <w:rPr>
+                <w:rFonts w:ascii="Arial" w:cs="Arial" w:eastAsia="Arial" w:hAnsi="Arial"/>
+                <w:b w:val="false"/>
+                <w:bCs w:val="false"/>
+                <w:i w:val="false"/>
+                <w:iCs w:val="false"/>
+                <w:color w:val="000000"/>
+                <w:sz w:val="18"/>
+                <w:szCs w:val="18"/>
+              </w:rPr>
+              <w:t xml:space="preserve">Observable indicator: Each group's observation table is fully completed with measured and calculated values. Teacher checks that the central angle column shows 60° for hexagon and 72° for pentagon — groups with wrong values are redirected to re-measure. At least one learner per group can state the relationship between apothem, s, and tan(180°/n) verbally before Phase 3 begins.</w:t>
+            </w:r>
+          </w:p>
+        </w:tc>
+      </w:tr>
+      <w:tr>
+        <w:tc>
+          <w:tcPr>
+            <w:tcW w:type="dxa" w:w="1520"/>
+            <w:shd w:fill="E2EFDA" w:color="auto" w:val="clear"/>
+            <w:tcMar>
+              <w:top w:type="dxa" w:w="60"/>
+              <w:left w:type="dxa" w:w="120"/>
+              <w:bottom w:type="dxa" w:w="60"/>
+              <w:right w:type="dxa" w:w="120"/>
+            </w:tcMar>
+            <w:vAlign w:val="top"/>
+          </w:tcPr>
+          <w:p>
+            <w:pPr>
+              <w:spacing w:after="40" w:before="0"/>
+              <w:jc w:val="left"/>
+            </w:pPr>
+            <w:r>
+              <w:rPr>
+                <w:rFonts w:ascii="Arial" w:cs="Arial" w:eastAsia="Arial" w:hAnsi="Arial"/>
+                <w:b/>
+                <w:bCs/>
+                <w:i w:val="false"/>
+                <w:iCs w:val="false"/>
+                <w:color w:val="000000"/>
+                <w:sz w:val="18"/>
+                <w:szCs w:val="18"/>
+              </w:rPr>
+              <w:t xml:space="preserve">Explain Phase</w:t>
+            </w:r>
+          </w:p>
+          <w:p>
+            <w:pPr>
+              <w:spacing w:after="20" w:before="0"/>
+            </w:pPr>
+            <w:r>
+              <w:rPr>
+                <w:rFonts w:ascii="Arial" w:cs="Arial" w:eastAsia="Arial" w:hAnsi="Arial"/>
+                <w:b/>
+                <w:bCs/>
+                <w:color w:val="1F3864"/>
+                <w:sz w:val="16"/>
+                <w:szCs w:val="16"/>
+              </w:rPr>
+              <w:t xml:space="preserve">📹 VIDEO:</w:t>
+            </w:r>
+          </w:p>
+          <w:p>
+            <w:pPr>
+              <w:spacing w:after="20" w:before="0"/>
+            </w:pPr>
+            <w:hyperlink w:history="1" r:id="rIdz5ulbb3z7yiu17-r6hwhy">
               <w:r>
                 <w:rPr>
                   <w:rFonts w:ascii="Arial" w:cs="Arial" w:eastAsia="Arial" w:hAnsi="Arial"/>
@@ -18313,6 +18843,22 @@
           </w:p>
           <w:p>
             <w:pPr>
+              <w:spacing w:after="20" w:before="0"/>
+            </w:pPr>
+            <w:r>
+              <w:rPr>
+                <w:rFonts w:ascii="Arial" w:cs="Arial" w:eastAsia="Arial" w:hAnsi="Arial"/>
+                <w:i/>
+                <w:iCs/>
+                <w:color w:val="595959"/>
+                <w:sz w:val="16"/>
+                <w:szCs w:val="16"/>
+              </w:rPr>
+              <w:t xml:space="preserve">Related topic: not an exact match for this lesson.</w:t>
+            </w:r>
+          </w:p>
+          <w:p>
+            <w:pPr>
               <w:spacing w:after="10" w:before="0"/>
               <w:ind w:left="120"/>
             </w:pPr>
@@ -18331,7 +18877,7 @@
               <w:spacing w:after="10" w:before="0"/>
               <w:ind w:left="120"/>
             </w:pPr>
-            <w:hyperlink w:history="1" r:id="rIde05h2m4ndjxwxmxj9nmtn">
+            <w:hyperlink w:history="1" r:id="rId5vdzyxz1drif87ztul6oh">
               <w:r>
                 <w:rPr>
                   <w:rFonts w:ascii="Arial" w:cs="Arial" w:eastAsia="Arial" w:hAnsi="Arial"/>
@@ -18369,6 +18915,344 @@
                 <w:sz w:val="16"/>
                 <w:szCs w:val="16"/>
               </w:rPr>
+              <w:t xml:space="preserve">📖 EXERCISE:</w:t>
+            </w:r>
+          </w:p>
+          <w:p>
+            <w:pPr>
+              <w:spacing w:after="20" w:before="0"/>
+            </w:pPr>
+            <w:hyperlink w:history="1" r:id="rIdlkmpcj_t_bturbiuq2855">
+              <w:r>
+                <w:rPr>
+                  <w:rFonts w:ascii="Arial" w:cs="Arial" w:eastAsia="Arial" w:hAnsi="Arial"/>
+                  <w:color w:val="2E75B6"/>
+                  <w:sz w:val="16"/>
+                  <w:szCs w:val="16"/>
+                  <w:u w:val="single" w:color="2E75B6"/>
+                </w:rPr>
+                <w:t xml:space="preserve">Decompose area with triangles</w:t>
+              </w:r>
+            </w:hyperlink>
+          </w:p>
+          <w:p>
+            <w:pPr>
+              <w:spacing w:after="20" w:before="0"/>
+            </w:pPr>
+            <w:r>
+              <w:rPr>
+                <w:rFonts w:ascii="Arial" w:cs="Arial" w:eastAsia="Arial" w:hAnsi="Arial"/>
+                <w:i/>
+                <w:iCs/>
+                <w:color w:val="595959"/>
+                <w:sz w:val="16"/>
+                <w:szCs w:val="16"/>
+              </w:rPr>
+              <w:t xml:space="preserve">Related topic: not an exact match for this lesson.</w:t>
+            </w:r>
+          </w:p>
+          <w:p>
+            <w:pPr>
+              <w:spacing w:after="10" w:before="0"/>
+              <w:ind w:left="120"/>
+            </w:pPr>
+            <w:r>
+              <w:rPr>
+                <w:rFonts w:ascii="Arial" w:cs="Arial" w:eastAsia="Arial" w:hAnsi="Arial"/>
+                <w:color w:val="595959"/>
+                <w:sz w:val="14"/>
+                <w:szCs w:val="14"/>
+              </w:rPr>
+              <w:t xml:space="preserve">Source: Khan Academy (English - US curriculum)</w:t>
+            </w:r>
+          </w:p>
+          <w:p>
+            <w:pPr>
+              <w:spacing w:after="10" w:before="0"/>
+              <w:ind w:left="120"/>
+            </w:pPr>
+            <w:hyperlink w:history="1" r:id="rIdfii7ql6fd2vo3papo5oaz">
+              <w:r>
+                <w:rPr>
+                  <w:rFonts w:ascii="Arial" w:cs="Arial" w:eastAsia="Arial" w:hAnsi="Arial"/>
+                  <w:color w:val="595959"/>
+                  <w:sz w:val="14"/>
+                  <w:szCs w:val="14"/>
+                  <w:u w:val="single" w:color="595959"/>
+                </w:rPr>
+                <w:t xml:space="preserve">🔍 Search ARES for similar readings</w:t>
+              </w:r>
+            </w:hyperlink>
+          </w:p>
+        </w:tc>
+        <w:tc>
+          <w:tcPr>
+            <w:tcW w:type="dxa" w:w="3040"/>
+            <w:shd w:fill="FFFFFF" w:color="auto" w:val="clear"/>
+            <w:tcMar>
+              <w:top w:type="dxa" w:w="60"/>
+              <w:left w:type="dxa" w:w="120"/>
+              <w:bottom w:type="dxa" w:w="60"/>
+              <w:right w:type="dxa" w:w="120"/>
+            </w:tcMar>
+            <w:vAlign w:val="top"/>
+          </w:tcPr>
+          <w:p>
+            <w:pPr>
+              <w:spacing w:after="40" w:before="0"/>
+              <w:jc w:val="left"/>
+            </w:pPr>
+            <w:r>
+              <w:rPr>
+                <w:rFonts w:ascii="Arial" w:cs="Arial" w:eastAsia="Arial" w:hAnsi="Arial"/>
+                <w:b w:val="false"/>
+                <w:bCs w:val="false"/>
+                <w:i w:val="false"/>
+                <w:iCs w:val="false"/>
+                <w:color w:val="000000"/>
+                <w:sz w:val="18"/>
+                <w:szCs w:val="18"/>
+              </w:rPr>
+              <w:t xml:space="preserve">Whole-class derivation (15 min): The teacher guides learners to derive the general formula step-by-step, with learners contributing each algebraic step. Starting from: Area of one central triangle = ½ × base × height = ½ × s × apothem. Substituting apothem = (s/2) / tan(180°/n) gives: Area of 1 triangle = ½ × s × (s/2) / tan(180°/n) = s² / (4 tan(180°/n)). Since there are n such triangles: Total area = n × s² / (4 tan(180°/n)) → A = (n × s²) / (4 × tan(180°/n)). Learners copy the derivation into their notebooks, then immediately apply it: (i) Verify their measured hexagon area (n=6, s=6 cm) using the formula and compare with their table measurement — percentage error check. (ii) Calculate the area of one Jamia Mosque hexagonal tile with s = 20 cm. (iii) Calculate how many tiles are needed to cover a 3 m × 2 m floor section (accounting for no gaps in a regular hexagonal tiling). Paired practice (10 min): Learners solve two further problems: (a) A regular pentagonal flower bed at the Nairobi Arboretum has a side length of 3.5 m — find its area. (b) A boda-boda stage owner in Kisumu wants to pave a regular octagonal waiting bay with side 2 m — find the total paved area.</w:t>
+            </w:r>
+          </w:p>
+        </w:tc>
+        <w:tc>
+          <w:tcPr>
+            <w:tcW w:type="dxa" w:w="3040"/>
+            <w:shd w:fill="F2F2F2" w:color="auto" w:val="clear"/>
+            <w:tcMar>
+              <w:top w:type="dxa" w:w="60"/>
+              <w:left w:type="dxa" w:w="120"/>
+              <w:bottom w:type="dxa" w:w="60"/>
+              <w:right w:type="dxa" w:w="120"/>
+            </w:tcMar>
+            <w:vAlign w:val="top"/>
+          </w:tcPr>
+          <w:p>
+            <w:pPr>
+              <w:spacing w:after="40" w:before="0"/>
+              <w:jc w:val="left"/>
+            </w:pPr>
+            <w:r>
+              <w:rPr>
+                <w:rFonts w:ascii="Arial" w:cs="Arial" w:eastAsia="Arial" w:hAnsi="Arial"/>
+                <w:b w:val="false"/>
+                <w:bCs w:val="false"/>
+                <w:i w:val="false"/>
+                <w:iCs w:val="false"/>
+                <w:color w:val="000000"/>
+                <w:sz w:val="18"/>
+                <w:szCs w:val="18"/>
+              </w:rPr>
+              <w:t xml:space="preserve">At the start of derivation, say: 'We are going to build this formula together — I will not give you the steps, you will give them to me.' Write only 'A = ?' on the board. Ask: 'What is the area of ONE central triangle in terms of s and the apothem?' (WAIT 12 seconds, cold-call 1 learner.) After each step, pause and ask the class: 'Does everyone agree with this step? Thumbs up, thumbs sideways, or thumbs down.' Address any thumbs-down immediately. After the formula is derived, return to the predictions from Phase 1: 'You predicted the area of one hexagonal tile. Let's see how close you were — calculate now using the formula.' (WAIT 15 seconds for calculation.) Cold-call 2 learners to share their answers and their Phase 1 predictions — celebrate accuracy AND growth from incorrect predictions. For paired practice, say: 'You have 10 minutes. If you finish both problems, write one new word problem of your own using a regular polygon and a Kenyan context — we will solve two of them on the board.' Circulate and provide targeted prompts: 'What is n for an octagon?' and 'What does tan(22.5°) equal on your calculator?'</w:t>
+            </w:r>
+          </w:p>
+        </w:tc>
+        <w:tc>
+          <w:tcPr>
+            <w:tcW w:type="dxa" w:w="3040"/>
+            <w:shd w:fill="FFFFFF" w:color="auto" w:val="clear"/>
+            <w:tcMar>
+              <w:top w:type="dxa" w:w="60"/>
+              <w:left w:type="dxa" w:w="120"/>
+              <w:bottom w:type="dxa" w:w="60"/>
+              <w:right w:type="dxa" w:w="120"/>
+            </w:tcMar>
+            <w:vAlign w:val="top"/>
+          </w:tcPr>
+          <w:p>
+            <w:pPr>
+              <w:spacing w:after="40" w:before="0"/>
+              <w:jc w:val="left"/>
+            </w:pPr>
+            <w:r>
+              <w:rPr>
+                <w:rFonts w:ascii="Arial" w:cs="Arial" w:eastAsia="Arial" w:hAnsi="Arial"/>
+                <w:b w:val="false"/>
+                <w:bCs w:val="false"/>
+                <w:i w:val="false"/>
+                <w:iCs w:val="false"/>
+                <w:color w:val="000000"/>
+                <w:sz w:val="18"/>
+                <w:szCs w:val="18"/>
+              </w:rPr>
+              <w:t xml:space="preserve">Collaborative Algebraic Derivation (Co-construction): Rather than receiving the formula, learners supply each algebraic step with teacher facilitation. This strategy builds ownership of the formula and deep understanding of why it works — not just how to apply it. Connecting back to the Phase 1 prediction creates a closing cognitive loop.</w:t>
+            </w:r>
+          </w:p>
+        </w:tc>
+        <w:tc>
+          <w:tcPr>
+            <w:tcW w:type="dxa" w:w="3040"/>
+            <w:shd w:fill="F2F2F2" w:color="auto" w:val="clear"/>
+            <w:tcMar>
+              <w:top w:type="dxa" w:w="60"/>
+              <w:left w:type="dxa" w:w="120"/>
+              <w:bottom w:type="dxa" w:w="60"/>
+              <w:right w:type="dxa" w:w="120"/>
+            </w:tcMar>
+            <w:vAlign w:val="top"/>
+          </w:tcPr>
+          <w:p>
+            <w:pPr>
+              <w:spacing w:after="40" w:before="0"/>
+              <w:jc w:val="left"/>
+            </w:pPr>
+            <w:r>
+              <w:rPr>
+                <w:rFonts w:ascii="Arial" w:cs="Arial" w:eastAsia="Arial" w:hAnsi="Arial"/>
+                <w:b w:val="false"/>
+                <w:bCs w:val="false"/>
+                <w:i w:val="false"/>
+                <w:iCs w:val="false"/>
+                <w:color w:val="000000"/>
+                <w:sz w:val="18"/>
+                <w:szCs w:val="18"/>
+              </w:rPr>
+              <w:t xml:space="preserve">Observable indicator: During derivation, at least 4 different learners contribute a step unprompted. During paired practice, teacher checks that learners correctly substitute n and s — a common error is using the full central angle (360°/n) instead of the half-angle (180°/n) in the tangent. Any learner making this error is re-directed with: 'Look at your triangle — what is the angle at the APEX of ONE triangle, not the full rotation?'</w:t>
+            </w:r>
+          </w:p>
+        </w:tc>
+      </w:tr>
+      <w:tr>
+        <w:tc>
+          <w:tcPr>
+            <w:tcW w:type="dxa" w:w="1520"/>
+            <w:shd w:fill="FCE4D6" w:color="auto" w:val="clear"/>
+            <w:tcMar>
+              <w:top w:type="dxa" w:w="60"/>
+              <w:left w:type="dxa" w:w="120"/>
+              <w:bottom w:type="dxa" w:w="60"/>
+              <w:right w:type="dxa" w:w="120"/>
+            </w:tcMar>
+            <w:vAlign w:val="top"/>
+          </w:tcPr>
+          <w:p>
+            <w:pPr>
+              <w:spacing w:after="40" w:before="0"/>
+              <w:jc w:val="left"/>
+            </w:pPr>
+            <w:r>
+              <w:rPr>
+                <w:rFonts w:ascii="Arial" w:cs="Arial" w:eastAsia="Arial" w:hAnsi="Arial"/>
+                <w:b/>
+                <w:bCs/>
+                <w:i w:val="false"/>
+                <w:iCs w:val="false"/>
+                <w:color w:val="000000"/>
+                <w:sz w:val="18"/>
+                <w:szCs w:val="18"/>
+              </w:rPr>
+              <w:t xml:space="preserve">Driving Question Board (DQB) Creation</w:t>
+            </w:r>
+          </w:p>
+          <w:p>
+            <w:pPr>
+              <w:spacing w:after="20" w:before="0"/>
+            </w:pPr>
+            <w:r>
+              <w:rPr>
+                <w:rFonts w:ascii="Arial" w:cs="Arial" w:eastAsia="Arial" w:hAnsi="Arial"/>
+                <w:b/>
+                <w:bCs/>
+                <w:color w:val="1F3864"/>
+                <w:sz w:val="16"/>
+                <w:szCs w:val="16"/>
+              </w:rPr>
+              <w:t xml:space="preserve">📹 VIDEO:</w:t>
+            </w:r>
+          </w:p>
+          <w:p>
+            <w:pPr>
+              <w:spacing w:after="20" w:before="0"/>
+            </w:pPr>
+            <w:hyperlink w:history="1" r:id="rIdufgheo0donvfbbnyoauer">
+              <w:r>
+                <w:rPr>
+                  <w:rFonts w:ascii="Arial" w:cs="Arial" w:eastAsia="Arial" w:hAnsi="Arial"/>
+                  <w:color w:val="2E75B6"/>
+                  <w:sz w:val="16"/>
+                  <w:szCs w:val="16"/>
+                  <w:u w:val="single" w:color="2E75B6"/>
+                </w:rPr>
+                <w:t xml:space="preserve">Using similar &amp; congruent triangles</w:t>
+              </w:r>
+            </w:hyperlink>
+          </w:p>
+          <w:p>
+            <w:pPr>
+              <w:spacing w:after="20" w:before="0"/>
+            </w:pPr>
+            <w:r>
+              <w:rPr>
+                <w:rFonts w:ascii="Arial" w:cs="Arial" w:eastAsia="Arial" w:hAnsi="Arial"/>
+                <w:i/>
+                <w:iCs/>
+                <w:color w:val="595959"/>
+                <w:sz w:val="16"/>
+                <w:szCs w:val="16"/>
+              </w:rPr>
+              <w:t xml:space="preserve">Related topic: not an exact match for this lesson.</w:t>
+            </w:r>
+          </w:p>
+          <w:p>
+            <w:pPr>
+              <w:spacing w:after="10" w:before="0"/>
+              <w:ind w:left="120"/>
+            </w:pPr>
+            <w:r>
+              <w:rPr>
+                <w:rFonts w:ascii="Arial" w:cs="Arial" w:eastAsia="Arial" w:hAnsi="Arial"/>
+                <w:color w:val="595959"/>
+                <w:sz w:val="14"/>
+                <w:szCs w:val="14"/>
+              </w:rPr>
+              <w:t xml:space="preserve">Source: Khan Academy (English - US curriculum)</w:t>
+            </w:r>
+          </w:p>
+          <w:p>
+            <w:pPr>
+              <w:spacing w:after="10" w:before="0"/>
+              <w:ind w:left="120"/>
+            </w:pPr>
+            <w:hyperlink w:history="1" r:id="rId2urrxslliwj5tkiper63p">
+              <w:r>
+                <w:rPr>
+                  <w:rFonts w:ascii="Arial" w:cs="Arial" w:eastAsia="Arial" w:hAnsi="Arial"/>
+                  <w:color w:val="595959"/>
+                  <w:sz w:val="14"/>
+                  <w:szCs w:val="14"/>
+                  <w:u w:val="single" w:color="595959"/>
+                </w:rPr>
+                <w:t xml:space="preserve">🔍 Search ARES for similar videos</w:t>
+              </w:r>
+            </w:hyperlink>
+          </w:p>
+          <w:p>
+            <w:pPr>
+              <w:spacing w:after="40" w:before="0"/>
+            </w:pPr>
+            <w:r>
+              <w:rPr>
+                <w:sz w:val="14"/>
+                <w:szCs w:val="14"/>
+              </w:rPr>
+              <w:t xml:space="preserve"/>
+            </w:r>
+          </w:p>
+          <w:p>
+            <w:pPr>
+              <w:spacing w:after="20" w:before="0"/>
+            </w:pPr>
+            <w:r>
+              <w:rPr>
+                <w:rFonts w:ascii="Arial" w:cs="Arial" w:eastAsia="Arial" w:hAnsi="Arial"/>
+                <w:b/>
+                <w:bCs/>
+                <w:color w:val="1F3864"/>
+                <w:sz w:val="16"/>
+                <w:szCs w:val="16"/>
+              </w:rPr>
               <w:t xml:space="preserve">📖 HTML:</w:t>
             </w:r>
           </w:p>
@@ -18376,7 +19260,7 @@
             <w:pPr>
               <w:spacing w:after="20" w:before="0"/>
             </w:pPr>
-            <w:hyperlink w:history="1" r:id="rIdkfwouwiaigqmzfwrhciae">
+            <w:hyperlink w:history="1" r:id="rIdlq19awldlimr492qbl04f">
               <w:r>
                 <w:rPr>
                   <w:rFonts w:ascii="Arial" w:cs="Arial" w:eastAsia="Arial" w:hAnsi="Arial"/>
@@ -18409,7 +19293,7 @@
               <w:spacing w:after="10" w:before="0"/>
               <w:ind w:left="120"/>
             </w:pPr>
-            <w:hyperlink w:history="1" r:id="rIdzwfvlmjaln9ocsd5ul9lb">
+            <w:hyperlink w:history="1" r:id="rIddm5tdrur7ocve0oijfhlc">
               <w:r>
                 <w:rPr>
                   <w:rFonts w:ascii="Arial" w:cs="Arial" w:eastAsia="Arial" w:hAnsi="Arial"/>
@@ -18451,7 +19335,7 @@
                 <w:sz w:val="18"/>
                 <w:szCs w:val="18"/>
               </w:rPr>
-              <w:t xml:space="preserve">Activity A — Construct and Decompose (25 min): In groups of 4, learners use compass and ruler to construct (i) a regular hexagon with side 6 cm and (ii) a regular pentagon with side 6 cm on plain paper. They then draw straight lines from the centre of each polygon to every vertex, decomposing each polygon into congruent triangles. Learners label: n (number of sides), s (side length), the central angle at the apex of each triangle, and measure the perpendicular height (apothem) of one triangle using their ruler. They record all measurements in a structured observation table: | Polygon | n | s (cm) | Central angle | No. of triangles | Apothem h (cm) | Area of 1 triangle (cm²) | Total area (cm²) |. Activity B — Spot the Pattern (5 min): Learners compute: central angle = 360°/n for each polygon. They also compute tan(central angle / 2) and link it to the ratio (s/2) ÷ apothem. They record the relationship: apothem = (s/2) / tan(180°/n).</w:t>
+              <w:t xml:space="preserve">Each group receives two sticky notes of different colours. On the GREEN note, they write one new piece of evidence they now have to help answer: 'How can the Nakuru surveyor calculate the exact area of any irregularly shaped shamba?' On the ORANGE note, they write one remaining question or limitation: 'What can this formula NOT do for the surveyor, and why?' Groups post their notes on the class DQB under the headings 'NEW EVIDENCE' and 'STILL WONDERING'. The class reads 3–4 posted notes aloud and the teacher annotates the board to highlight the emerging consensus: the regular polygon formula requires equal sides — it cannot be directly applied to the surveyor's irregular shamba. This sets up Lesson 7 (irregular polygons).</w:t>
             </w:r>
           </w:p>
         </w:tc>
@@ -18483,7 +19367,7 @@
                 <w:sz w:val="18"/>
                 <w:szCs w:val="18"/>
               </w:rPr>
-              <w:t xml:space="preserve">Before construction begins, say: 'The key question today is — can you find the area of one of these central triangles using only the side length s and the number of sides n? Let that guide your measurements.' (WAIT 10 seconds.) Circulate to each group during Activity A. At the 10-minute mark, pause the class: 'Hold up — how many triangles did your hexagon split into?' (Cold-call 3 groups — expected answer: 6.) 'And your pentagon?' (Expected: 5.) 'So for any regular polygon with n sides, how many triangles will you always get?' (WAIT 12 seconds, cold-call 2 learners — expected: n triangles.) During Activity B, prompt struggling groups: 'Look at one triangle only — you have the base s and you need the height. What trigonometric ratio connects the half-base, the height, and the angle at the top?' If a group finishes early, challenge them: 'Predict the apothem of a regular octagon with s = 6 cm before we compute it formally.'</w:t>
+              <w:t xml:space="preserve">Say: 'Our surveyor in Nakuru is watching us. She has just seen us derive a beautiful formula for regular polygons. Does this solve her problem completely?' (WAIT 10 seconds, cold-call 3 learners.) After responses, say: 'Write exactly what we have solved and exactly what remains unsolved for her.' After posting, read 2 green notes and 2 orange notes aloud and ask: 'Do we all agree this is still a limitation? What kind of polygon is the surveyor's shamba — regular or irregular?' (Expected: irregular.) 'So what tool do we still need to build?' (Expected: a method for irregular polygons — previewing Lesson 7.) Update the DQB anchor strip: add 'Regular polygon formula (n sides): A = (n × s²) / (4 × tan(180°/n))' under 'FORMULAE WE KNOW'.</w:t>
             </w:r>
           </w:p>
         </w:tc>
@@ -18515,7 +19399,7 @@
                 <w:sz w:val="18"/>
                 <w:szCs w:val="18"/>
               </w:rPr>
-              <w:t xml:space="preserve">Structured Observation with Data Table: Forces learners to record raw measurements before generalising, building evidence-based reasoning. The two-polygon comparison (hexagon vs pentagon) makes the pattern of central angle = 360°/n visible through contrast, not just assertion.</w:t>
+              <w:t xml:space="preserve">Driving Question Board (Evidence Tracking): The two-colour sticky note protocol forces learners to separately articulate evidence gained versus gaps remaining, making the boundary of their current knowledge visible and creating genuine motivation for Lesson 7.</w:t>
             </w:r>
           </w:p>
         </w:tc>
@@ -18547,7 +19431,7 @@
                 <w:sz w:val="18"/>
                 <w:szCs w:val="18"/>
               </w:rPr>
-              <w:t xml:space="preserve">Observable indicator: Each group's observation table is fully completed with measured and calculated values. Teacher checks that the central angle column shows 60° for hexagon and 72° for pentagon — groups with wrong values are redirected to re-measure. At least one learner per group can state the relationship between apothem, s, and tan(180°/n) verbally before Phase 3 begins.</w:t>
+              <w:t xml:space="preserve">Observable indicator: Every group's green note references the regular polygon formula with at least one correct variable (n or s). Every group's orange note correctly identifies that the surveyor's shamba is irregular and therefore the formula cannot be directly applied — groups that write vague statements ('it is hard') are prompted: 'What specific property of a regular polygon does the surveyor's shamba NOT have?'</w:t>
             </w:r>
           </w:p>
         </w:tc>
@@ -18556,32 +19440,32 @@
         <w:tc>
           <w:tcPr>
             <w:tcW w:type="dxa" w:w="1520"/>
-            <w:shd w:fill="E2EFDA" w:color="auto" w:val="clear"/>
-            <w:tcMar>
-              <w:top w:type="dxa" w:w="60"/>
-              <w:left w:type="dxa" w:w="120"/>
-              <w:bottom w:type="dxa" w:w="60"/>
-              <w:right w:type="dxa" w:w="120"/>
-            </w:tcMar>
-            <w:vAlign w:val="top"/>
-          </w:tcPr>
-          <w:p>
-            <w:pPr>
-              <w:spacing w:after="40" w:before="0"/>
-              <w:jc w:val="left"/>
-            </w:pPr>
-            <w:r>
-              <w:rPr>
-                <w:rFonts w:ascii="Arial" w:cs="Arial" w:eastAsia="Arial" w:hAnsi="Arial"/>
-                <w:b/>
-                <w:bCs/>
-                <w:i w:val="false"/>
-                <w:iCs w:val="false"/>
-                <w:color w:val="000000"/>
-                <w:sz w:val="18"/>
-                <w:szCs w:val="18"/>
-              </w:rPr>
-              <w:t xml:space="preserve">Explain Phase</w:t>
+            <w:shd w:fill="D5E8F0" w:color="auto" w:val="clear"/>
+            <w:tcMar>
+              <w:top w:type="dxa" w:w="60"/>
+              <w:left w:type="dxa" w:w="120"/>
+              <w:bottom w:type="dxa" w:w="60"/>
+              <w:right w:type="dxa" w:w="120"/>
+            </w:tcMar>
+            <w:vAlign w:val="top"/>
+          </w:tcPr>
+          <w:p>
+            <w:pPr>
+              <w:spacing w:after="40" w:before="0"/>
+              <w:jc w:val="left"/>
+            </w:pPr>
+            <w:r>
+              <w:rPr>
+                <w:rFonts w:ascii="Arial" w:cs="Arial" w:eastAsia="Arial" w:hAnsi="Arial"/>
+                <w:b/>
+                <w:bCs/>
+                <w:i w:val="false"/>
+                <w:iCs w:val="false"/>
+                <w:color w:val="000000"/>
+                <w:sz w:val="18"/>
+                <w:szCs w:val="18"/>
+              </w:rPr>
+              <w:t xml:space="preserve">Model Building Phase</w:t>
             </w:r>
           </w:p>
           <w:p>
@@ -18604,7 +19488,7 @@
             <w:pPr>
               <w:spacing w:after="20" w:before="0"/>
             </w:pPr>
-            <w:hyperlink w:history="1" r:id="rIdwagzc0b_uhgzzop_qhkm7">
+            <w:hyperlink w:history="1" r:id="rIdsfgrz_1-hb_ovqw6zcbqc">
               <w:r>
                 <w:rPr>
                   <w:rFonts w:ascii="Arial" w:cs="Arial" w:eastAsia="Arial" w:hAnsi="Arial"/>
@@ -18613,9 +19497,25 @@
                   <w:szCs w:val="16"/>
                   <w:u w:val="single" w:color="2E75B6"/>
                 </w:rPr>
-                <w:t xml:space="preserve">Area of Regular Polygons Principles</w:t>
+                <w:t xml:space="preserve">Using similar &amp; congruent triangles -dubbed(KY)</w:t>
               </w:r>
             </w:hyperlink>
+          </w:p>
+          <w:p>
+            <w:pPr>
+              <w:spacing w:after="20" w:before="0"/>
+            </w:pPr>
+            <w:r>
+              <w:rPr>
+                <w:rFonts w:ascii="Arial" w:cs="Arial" w:eastAsia="Arial" w:hAnsi="Arial"/>
+                <w:i/>
+                <w:iCs/>
+                <w:color w:val="595959"/>
+                <w:sz w:val="16"/>
+                <w:szCs w:val="16"/>
+              </w:rPr>
+              <w:t xml:space="preserve">Related topic: not an exact match for this lesson.</w:t>
+            </w:r>
           </w:p>
           <w:p>
             <w:pPr>
@@ -18629,7 +19529,7 @@
                 <w:sz w:val="14"/>
                 <w:szCs w:val="14"/>
               </w:rPr>
-              <w:t xml:space="preserve">Source: CK-12</w:t>
+              <w:t xml:space="preserve">Source: Khan Academy (Kiswahili)</w:t>
             </w:r>
           </w:p>
           <w:p>
@@ -18637,7 +19537,7 @@
               <w:spacing w:after="10" w:before="0"/>
               <w:ind w:left="120"/>
             </w:pPr>
-            <w:hyperlink w:history="1" r:id="rId9ti2uub3zrihjaslndngo">
+            <w:hyperlink w:history="1" r:id="rIdycrrep_bry3bqhlc8patx">
               <w:r>
                 <w:rPr>
                   <w:rFonts w:ascii="Arial" w:cs="Arial" w:eastAsia="Arial" w:hAnsi="Arial"/>
@@ -18682,7 +19582,7 @@
             <w:pPr>
               <w:spacing w:after="20" w:before="0"/>
             </w:pPr>
-            <w:hyperlink w:history="1" r:id="rIdiy0_oklgmmc3sxwqiyy7w">
+            <w:hyperlink w:history="1" r:id="rIdevutacvogmtpxrvn-emyi">
               <w:r>
                 <w:rPr>
                   <w:rFonts w:ascii="Arial" w:cs="Arial" w:eastAsia="Arial" w:hAnsi="Arial"/>
@@ -18715,619 +19615,7 @@
               <w:spacing w:after="10" w:before="0"/>
               <w:ind w:left="120"/>
             </w:pPr>
-            <w:hyperlink w:history="1" r:id="rId9hl7kiwaxgx7r0zishvhv">
-              <w:r>
-                <w:rPr>
-                  <w:rFonts w:ascii="Arial" w:cs="Arial" w:eastAsia="Arial" w:hAnsi="Arial"/>
-                  <w:color w:val="595959"/>
-                  <w:sz w:val="14"/>
-                  <w:szCs w:val="14"/>
-                  <w:u w:val="single" w:color="595959"/>
-                </w:rPr>
-                <w:t xml:space="preserve">🔍 Search ARES for similar readings</w:t>
-              </w:r>
-            </w:hyperlink>
-          </w:p>
-        </w:tc>
-        <w:tc>
-          <w:tcPr>
-            <w:tcW w:type="dxa" w:w="3040"/>
-            <w:shd w:fill="FFFFFF" w:color="auto" w:val="clear"/>
-            <w:tcMar>
-              <w:top w:type="dxa" w:w="60"/>
-              <w:left w:type="dxa" w:w="120"/>
-              <w:bottom w:type="dxa" w:w="60"/>
-              <w:right w:type="dxa" w:w="120"/>
-            </w:tcMar>
-            <w:vAlign w:val="top"/>
-          </w:tcPr>
-          <w:p>
-            <w:pPr>
-              <w:spacing w:after="40" w:before="0"/>
-              <w:jc w:val="left"/>
-            </w:pPr>
-            <w:r>
-              <w:rPr>
-                <w:rFonts w:ascii="Arial" w:cs="Arial" w:eastAsia="Arial" w:hAnsi="Arial"/>
-                <w:b w:val="false"/>
-                <w:bCs w:val="false"/>
-                <w:i w:val="false"/>
-                <w:iCs w:val="false"/>
-                <w:color w:val="000000"/>
-                <w:sz w:val="18"/>
-                <w:szCs w:val="18"/>
-              </w:rPr>
-              <w:t xml:space="preserve">Whole-class derivation (15 min): The teacher guides learners to derive the general formula step-by-step, with learners contributing each algebraic step. Starting from: Area of one central triangle = ½ × base × height = ½ × s × apothem. Substituting apothem = (s/2) / tan(180°/n) gives: Area of 1 triangle = ½ × s × (s/2) / tan(180°/n) = s² / (4 tan(180°/n)). Since there are n such triangles: Total area = n × s² / (4 tan(180°/n)) → A = (n × s²) / (4 × tan(180°/n)). Learners copy the derivation into their notebooks, then immediately apply it: (i) Verify their measured hexagon area (n=6, s=6 cm) using the formula and compare with their table measurement — percentage error check. (ii) Calculate the area of one Jamia Mosque hexagonal tile with s = 20 cm. (iii) Calculate how many tiles are needed to cover a 3 m × 2 m floor section (accounting for no gaps in a regular hexagonal tiling). Paired practice (10 min): Learners solve two further problems: (a) A regular pentagonal flower bed at the Nairobi Arboretum has a side length of 3.5 m — find its area. (b) A boda-boda stage owner in Kisumu wants to pave a regular octagonal waiting bay with side 2 m — find the total paved area.</w:t>
-            </w:r>
-          </w:p>
-        </w:tc>
-        <w:tc>
-          <w:tcPr>
-            <w:tcW w:type="dxa" w:w="3040"/>
-            <w:shd w:fill="F2F2F2" w:color="auto" w:val="clear"/>
-            <w:tcMar>
-              <w:top w:type="dxa" w:w="60"/>
-              <w:left w:type="dxa" w:w="120"/>
-              <w:bottom w:type="dxa" w:w="60"/>
-              <w:right w:type="dxa" w:w="120"/>
-            </w:tcMar>
-            <w:vAlign w:val="top"/>
-          </w:tcPr>
-          <w:p>
-            <w:pPr>
-              <w:spacing w:after="40" w:before="0"/>
-              <w:jc w:val="left"/>
-            </w:pPr>
-            <w:r>
-              <w:rPr>
-                <w:rFonts w:ascii="Arial" w:cs="Arial" w:eastAsia="Arial" w:hAnsi="Arial"/>
-                <w:b w:val="false"/>
-                <w:bCs w:val="false"/>
-                <w:i w:val="false"/>
-                <w:iCs w:val="false"/>
-                <w:color w:val="000000"/>
-                <w:sz w:val="18"/>
-                <w:szCs w:val="18"/>
-              </w:rPr>
-              <w:t xml:space="preserve">At the start of derivation, say: 'We are going to build this formula together — I will not give you the steps, you will give them to me.' Write only 'A = ?' on the board. Ask: 'What is the area of ONE central triangle in terms of s and the apothem?' (WAIT 12 seconds, cold-call 1 learner.) After each step, pause and ask the class: 'Does everyone agree with this step? Thumbs up, thumbs sideways, or thumbs down.' Address any thumbs-down immediately. After the formula is derived, return to the predictions from Phase 1: 'You predicted the area of one hexagonal tile. Let's see how close you were — calculate now using the formula.' (WAIT 15 seconds for calculation.) Cold-call 2 learners to share their answers and their Phase 1 predictions — celebrate accuracy AND growth from incorrect predictions. For paired practice, say: 'You have 10 minutes. If you finish both problems, write one new word problem of your own using a regular polygon and a Kenyan context — we will solve two of them on the board.' Circulate and provide targeted prompts: 'What is n for an octagon?' and 'What does tan(22.5°) equal on your calculator?'</w:t>
-            </w:r>
-          </w:p>
-        </w:tc>
-        <w:tc>
-          <w:tcPr>
-            <w:tcW w:type="dxa" w:w="3040"/>
-            <w:shd w:fill="FFFFFF" w:color="auto" w:val="clear"/>
-            <w:tcMar>
-              <w:top w:type="dxa" w:w="60"/>
-              <w:left w:type="dxa" w:w="120"/>
-              <w:bottom w:type="dxa" w:w="60"/>
-              <w:right w:type="dxa" w:w="120"/>
-            </w:tcMar>
-            <w:vAlign w:val="top"/>
-          </w:tcPr>
-          <w:p>
-            <w:pPr>
-              <w:spacing w:after="40" w:before="0"/>
-              <w:jc w:val="left"/>
-            </w:pPr>
-            <w:r>
-              <w:rPr>
-                <w:rFonts w:ascii="Arial" w:cs="Arial" w:eastAsia="Arial" w:hAnsi="Arial"/>
-                <w:b w:val="false"/>
-                <w:bCs w:val="false"/>
-                <w:i w:val="false"/>
-                <w:iCs w:val="false"/>
-                <w:color w:val="000000"/>
-                <w:sz w:val="18"/>
-                <w:szCs w:val="18"/>
-              </w:rPr>
-              <w:t xml:space="preserve">Collaborative Algebraic Derivation (Co-construction): Rather than receiving the formula, learners supply each algebraic step with teacher facilitation. This strategy builds ownership of the formula and deep understanding of why it works — not just how to apply it. Connecting back to the Phase 1 prediction creates a closing cognitive loop.</w:t>
-            </w:r>
-          </w:p>
-        </w:tc>
-        <w:tc>
-          <w:tcPr>
-            <w:tcW w:type="dxa" w:w="3040"/>
-            <w:shd w:fill="F2F2F2" w:color="auto" w:val="clear"/>
-            <w:tcMar>
-              <w:top w:type="dxa" w:w="60"/>
-              <w:left w:type="dxa" w:w="120"/>
-              <w:bottom w:type="dxa" w:w="60"/>
-              <w:right w:type="dxa" w:w="120"/>
-            </w:tcMar>
-            <w:vAlign w:val="top"/>
-          </w:tcPr>
-          <w:p>
-            <w:pPr>
-              <w:spacing w:after="40" w:before="0"/>
-              <w:jc w:val="left"/>
-            </w:pPr>
-            <w:r>
-              <w:rPr>
-                <w:rFonts w:ascii="Arial" w:cs="Arial" w:eastAsia="Arial" w:hAnsi="Arial"/>
-                <w:b w:val="false"/>
-                <w:bCs w:val="false"/>
-                <w:i w:val="false"/>
-                <w:iCs w:val="false"/>
-                <w:color w:val="000000"/>
-                <w:sz w:val="18"/>
-                <w:szCs w:val="18"/>
-              </w:rPr>
-              <w:t xml:space="preserve">Observable indicator: During derivation, at least 4 different learners contribute a step unprompted. During paired practice, teacher checks that learners correctly substitute n and s — a common error is using the full central angle (360°/n) instead of the half-angle (180°/n) in the tangent. Any learner making this error is re-directed with: 'Look at your triangle — what is the angle at the APEX of ONE triangle, not the full rotation?'</w:t>
-            </w:r>
-          </w:p>
-        </w:tc>
-      </w:tr>
-      <w:tr>
-        <w:tc>
-          <w:tcPr>
-            <w:tcW w:type="dxa" w:w="1520"/>
-            <w:shd w:fill="FCE4D6" w:color="auto" w:val="clear"/>
-            <w:tcMar>
-              <w:top w:type="dxa" w:w="60"/>
-              <w:left w:type="dxa" w:w="120"/>
-              <w:bottom w:type="dxa" w:w="60"/>
-              <w:right w:type="dxa" w:w="120"/>
-            </w:tcMar>
-            <w:vAlign w:val="top"/>
-          </w:tcPr>
-          <w:p>
-            <w:pPr>
-              <w:spacing w:after="40" w:before="0"/>
-              <w:jc w:val="left"/>
-            </w:pPr>
-            <w:r>
-              <w:rPr>
-                <w:rFonts w:ascii="Arial" w:cs="Arial" w:eastAsia="Arial" w:hAnsi="Arial"/>
-                <w:b/>
-                <w:bCs/>
-                <w:i w:val="false"/>
-                <w:iCs w:val="false"/>
-                <w:color w:val="000000"/>
-                <w:sz w:val="18"/>
-                <w:szCs w:val="18"/>
-              </w:rPr>
-              <w:t xml:space="preserve">Driving Question Board (DQB) Creation</w:t>
-            </w:r>
-          </w:p>
-          <w:p>
-            <w:pPr>
-              <w:spacing w:after="20" w:before="0"/>
-            </w:pPr>
-            <w:r>
-              <w:rPr>
-                <w:rFonts w:ascii="Arial" w:cs="Arial" w:eastAsia="Arial" w:hAnsi="Arial"/>
-                <w:b/>
-                <w:bCs/>
-                <w:color w:val="1F3864"/>
-                <w:sz w:val="16"/>
-                <w:szCs w:val="16"/>
-              </w:rPr>
-              <w:t xml:space="preserve">📹 VIDEO:</w:t>
-            </w:r>
-          </w:p>
-          <w:p>
-            <w:pPr>
-              <w:spacing w:after="20" w:before="0"/>
-            </w:pPr>
-            <w:hyperlink w:history="1" r:id="rIdsvf_vxsppwoxigf9zq35n">
-              <w:r>
-                <w:rPr>
-                  <w:rFonts w:ascii="Arial" w:cs="Arial" w:eastAsia="Arial" w:hAnsi="Arial"/>
-                  <w:color w:val="2E75B6"/>
-                  <w:sz w:val="16"/>
-                  <w:szCs w:val="16"/>
-                  <w:u w:val="single" w:color="2E75B6"/>
-                </w:rPr>
-                <w:t xml:space="preserve">Area of Regular Polygons Principles</w:t>
-              </w:r>
-            </w:hyperlink>
-          </w:p>
-          <w:p>
-            <w:pPr>
-              <w:spacing w:after="10" w:before="0"/>
-              <w:ind w:left="120"/>
-            </w:pPr>
-            <w:r>
-              <w:rPr>
-                <w:rFonts w:ascii="Arial" w:cs="Arial" w:eastAsia="Arial" w:hAnsi="Arial"/>
-                <w:color w:val="595959"/>
-                <w:sz w:val="14"/>
-                <w:szCs w:val="14"/>
-              </w:rPr>
-              <w:t xml:space="preserve">Source: CK-12</w:t>
-            </w:r>
-          </w:p>
-          <w:p>
-            <w:pPr>
-              <w:spacing w:after="10" w:before="0"/>
-              <w:ind w:left="120"/>
-            </w:pPr>
-            <w:hyperlink w:history="1" r:id="rIdu1hib6nyvxjsur4fc0agx">
-              <w:r>
-                <w:rPr>
-                  <w:rFonts w:ascii="Arial" w:cs="Arial" w:eastAsia="Arial" w:hAnsi="Arial"/>
-                  <w:color w:val="595959"/>
-                  <w:sz w:val="14"/>
-                  <w:szCs w:val="14"/>
-                  <w:u w:val="single" w:color="595959"/>
-                </w:rPr>
-                <w:t xml:space="preserve">🔍 Search ARES for similar videos</w:t>
-              </w:r>
-            </w:hyperlink>
-          </w:p>
-          <w:p>
-            <w:pPr>
-              <w:spacing w:after="40" w:before="0"/>
-            </w:pPr>
-            <w:r>
-              <w:rPr>
-                <w:sz w:val="14"/>
-                <w:szCs w:val="14"/>
-              </w:rPr>
-              <w:t xml:space="preserve"/>
-            </w:r>
-          </w:p>
-          <w:p>
-            <w:pPr>
-              <w:spacing w:after="20" w:before="0"/>
-            </w:pPr>
-            <w:r>
-              <w:rPr>
-                <w:rFonts w:ascii="Arial" w:cs="Arial" w:eastAsia="Arial" w:hAnsi="Arial"/>
-                <w:b/>
-                <w:bCs/>
-                <w:color w:val="1F3864"/>
-                <w:sz w:val="16"/>
-                <w:szCs w:val="16"/>
-              </w:rPr>
-              <w:t xml:space="preserve">📖 HTML:</w:t>
-            </w:r>
-          </w:p>
-          <w:p>
-            <w:pPr>
-              <w:spacing w:after="20" w:before="0"/>
-            </w:pPr>
-            <w:hyperlink w:history="1" r:id="rIdj4tcruipc7yhwkl82iyp0">
-              <w:r>
-                <w:rPr>
-                  <w:rFonts w:ascii="Arial" w:cs="Arial" w:eastAsia="Arial" w:hAnsi="Arial"/>
-                  <w:color w:val="2E75B6"/>
-                  <w:sz w:val="16"/>
-                  <w:szCs w:val="16"/>
-                  <w:u w:val="single" w:color="2E75B6"/>
-                </w:rPr>
-                <w:t xml:space="preserve">Area of Regular Polygons (Flexbook)</w:t>
-              </w:r>
-            </w:hyperlink>
-          </w:p>
-          <w:p>
-            <w:pPr>
-              <w:spacing w:after="10" w:before="0"/>
-              <w:ind w:left="120"/>
-            </w:pPr>
-            <w:r>
-              <w:rPr>
-                <w:rFonts w:ascii="Arial" w:cs="Arial" w:eastAsia="Arial" w:hAnsi="Arial"/>
-                <w:color w:val="595959"/>
-                <w:sz w:val="14"/>
-                <w:szCs w:val="14"/>
-              </w:rPr>
-              <w:t xml:space="preserve">Source: CK-12</w:t>
-            </w:r>
-          </w:p>
-          <w:p>
-            <w:pPr>
-              <w:spacing w:after="10" w:before="0"/>
-              <w:ind w:left="120"/>
-            </w:pPr>
-            <w:hyperlink w:history="1" r:id="rIdla3lrbydvftjfpcdjmcdz">
-              <w:r>
-                <w:rPr>
-                  <w:rFonts w:ascii="Arial" w:cs="Arial" w:eastAsia="Arial" w:hAnsi="Arial"/>
-                  <w:color w:val="595959"/>
-                  <w:sz w:val="14"/>
-                  <w:szCs w:val="14"/>
-                  <w:u w:val="single" w:color="595959"/>
-                </w:rPr>
-                <w:t xml:space="preserve">🔍 Search ARES for similar readings</w:t>
-              </w:r>
-            </w:hyperlink>
-          </w:p>
-        </w:tc>
-        <w:tc>
-          <w:tcPr>
-            <w:tcW w:type="dxa" w:w="3040"/>
-            <w:shd w:fill="FFFFFF" w:color="auto" w:val="clear"/>
-            <w:tcMar>
-              <w:top w:type="dxa" w:w="60"/>
-              <w:left w:type="dxa" w:w="120"/>
-              <w:bottom w:type="dxa" w:w="60"/>
-              <w:right w:type="dxa" w:w="120"/>
-            </w:tcMar>
-            <w:vAlign w:val="top"/>
-          </w:tcPr>
-          <w:p>
-            <w:pPr>
-              <w:spacing w:after="40" w:before="0"/>
-              <w:jc w:val="left"/>
-            </w:pPr>
-            <w:r>
-              <w:rPr>
-                <w:rFonts w:ascii="Arial" w:cs="Arial" w:eastAsia="Arial" w:hAnsi="Arial"/>
-                <w:b w:val="false"/>
-                <w:bCs w:val="false"/>
-                <w:i w:val="false"/>
-                <w:iCs w:val="false"/>
-                <w:color w:val="000000"/>
-                <w:sz w:val="18"/>
-                <w:szCs w:val="18"/>
-              </w:rPr>
-              <w:t xml:space="preserve">Each group receives two sticky notes of different colours. On the GREEN note, they write one new piece of evidence they now have to help answer: 'How can the Nakuru surveyor calculate the exact area of any irregularly shaped shamba?' On the ORANGE note, they write one remaining question or limitation: 'What can this formula NOT do for the surveyor, and why?' Groups post their notes on the class DQB under the headings 'NEW EVIDENCE' and 'STILL WONDERING'. The class reads 3–4 posted notes aloud and the teacher annotates the board to highlight the emerging consensus: the regular polygon formula requires equal sides — it cannot be directly applied to the surveyor's irregular shamba. This sets up Lesson 7 (irregular polygons).</w:t>
-            </w:r>
-          </w:p>
-        </w:tc>
-        <w:tc>
-          <w:tcPr>
-            <w:tcW w:type="dxa" w:w="3040"/>
-            <w:shd w:fill="F2F2F2" w:color="auto" w:val="clear"/>
-            <w:tcMar>
-              <w:top w:type="dxa" w:w="60"/>
-              <w:left w:type="dxa" w:w="120"/>
-              <w:bottom w:type="dxa" w:w="60"/>
-              <w:right w:type="dxa" w:w="120"/>
-            </w:tcMar>
-            <w:vAlign w:val="top"/>
-          </w:tcPr>
-          <w:p>
-            <w:pPr>
-              <w:spacing w:after="40" w:before="0"/>
-              <w:jc w:val="left"/>
-            </w:pPr>
-            <w:r>
-              <w:rPr>
-                <w:rFonts w:ascii="Arial" w:cs="Arial" w:eastAsia="Arial" w:hAnsi="Arial"/>
-                <w:b w:val="false"/>
-                <w:bCs w:val="false"/>
-                <w:i w:val="false"/>
-                <w:iCs w:val="false"/>
-                <w:color w:val="000000"/>
-                <w:sz w:val="18"/>
-                <w:szCs w:val="18"/>
-              </w:rPr>
-              <w:t xml:space="preserve">Say: 'Our surveyor in Nakuru is watching us. She has just seen us derive a beautiful formula for regular polygons. Does this solve her problem completely?' (WAIT 10 seconds, cold-call 3 learners.) After responses, say: 'Write exactly what we have solved and exactly what remains unsolved for her.' After posting, read 2 green notes and 2 orange notes aloud and ask: 'Do we all agree this is still a limitation? What kind of polygon is the surveyor's shamba — regular or irregular?' (Expected: irregular.) 'So what tool do we still need to build?' (Expected: a method for irregular polygons — previewing Lesson 7.) Update the DQB anchor strip: add 'Regular polygon formula (n sides): A = (n × s²) / (4 × tan(180°/n))' under 'FORMULAE WE KNOW'.</w:t>
-            </w:r>
-          </w:p>
-        </w:tc>
-        <w:tc>
-          <w:tcPr>
-            <w:tcW w:type="dxa" w:w="3040"/>
-            <w:shd w:fill="FFFFFF" w:color="auto" w:val="clear"/>
-            <w:tcMar>
-              <w:top w:type="dxa" w:w="60"/>
-              <w:left w:type="dxa" w:w="120"/>
-              <w:bottom w:type="dxa" w:w="60"/>
-              <w:right w:type="dxa" w:w="120"/>
-            </w:tcMar>
-            <w:vAlign w:val="top"/>
-          </w:tcPr>
-          <w:p>
-            <w:pPr>
-              <w:spacing w:after="40" w:before="0"/>
-              <w:jc w:val="left"/>
-            </w:pPr>
-            <w:r>
-              <w:rPr>
-                <w:rFonts w:ascii="Arial" w:cs="Arial" w:eastAsia="Arial" w:hAnsi="Arial"/>
-                <w:b w:val="false"/>
-                <w:bCs w:val="false"/>
-                <w:i w:val="false"/>
-                <w:iCs w:val="false"/>
-                <w:color w:val="000000"/>
-                <w:sz w:val="18"/>
-                <w:szCs w:val="18"/>
-              </w:rPr>
-              <w:t xml:space="preserve">Driving Question Board (Evidence Tracking): The two-colour sticky note protocol forces learners to separately articulate evidence gained versus gaps remaining, making the boundary of their current knowledge visible and creating genuine motivation for Lesson 7.</w:t>
-            </w:r>
-          </w:p>
-        </w:tc>
-        <w:tc>
-          <w:tcPr>
-            <w:tcW w:type="dxa" w:w="3040"/>
-            <w:shd w:fill="F2F2F2" w:color="auto" w:val="clear"/>
-            <w:tcMar>
-              <w:top w:type="dxa" w:w="60"/>
-              <w:left w:type="dxa" w:w="120"/>
-              <w:bottom w:type="dxa" w:w="60"/>
-              <w:right w:type="dxa" w:w="120"/>
-            </w:tcMar>
-            <w:vAlign w:val="top"/>
-          </w:tcPr>
-          <w:p>
-            <w:pPr>
-              <w:spacing w:after="40" w:before="0"/>
-              <w:jc w:val="left"/>
-            </w:pPr>
-            <w:r>
-              <w:rPr>
-                <w:rFonts w:ascii="Arial" w:cs="Arial" w:eastAsia="Arial" w:hAnsi="Arial"/>
-                <w:b w:val="false"/>
-                <w:bCs w:val="false"/>
-                <w:i w:val="false"/>
-                <w:iCs w:val="false"/>
-                <w:color w:val="000000"/>
-                <w:sz w:val="18"/>
-                <w:szCs w:val="18"/>
-              </w:rPr>
-              <w:t xml:space="preserve">Observable indicator: Every group's green note references the regular polygon formula with at least one correct variable (n or s). Every group's orange note correctly identifies that the surveyor's shamba is irregular and therefore the formula cannot be directly applied — groups that write vague statements ('it is hard') are prompted: 'What specific property of a regular polygon does the surveyor's shamba NOT have?'</w:t>
-            </w:r>
-          </w:p>
-        </w:tc>
-      </w:tr>
-      <w:tr>
-        <w:tc>
-          <w:tcPr>
-            <w:tcW w:type="dxa" w:w="1520"/>
-            <w:shd w:fill="D5E8F0" w:color="auto" w:val="clear"/>
-            <w:tcMar>
-              <w:top w:type="dxa" w:w="60"/>
-              <w:left w:type="dxa" w:w="120"/>
-              <w:bottom w:type="dxa" w:w="60"/>
-              <w:right w:type="dxa" w:w="120"/>
-            </w:tcMar>
-            <w:vAlign w:val="top"/>
-          </w:tcPr>
-          <w:p>
-            <w:pPr>
-              <w:spacing w:after="40" w:before="0"/>
-              <w:jc w:val="left"/>
-            </w:pPr>
-            <w:r>
-              <w:rPr>
-                <w:rFonts w:ascii="Arial" w:cs="Arial" w:eastAsia="Arial" w:hAnsi="Arial"/>
-                <w:b/>
-                <w:bCs/>
-                <w:i w:val="false"/>
-                <w:iCs w:val="false"/>
-                <w:color w:val="000000"/>
-                <w:sz w:val="18"/>
-                <w:szCs w:val="18"/>
-              </w:rPr>
-              <w:t xml:space="preserve">Model Building Phase</w:t>
-            </w:r>
-          </w:p>
-          <w:p>
-            <w:pPr>
-              <w:spacing w:after="20" w:before="0"/>
-            </w:pPr>
-            <w:r>
-              <w:rPr>
-                <w:rFonts w:ascii="Arial" w:cs="Arial" w:eastAsia="Arial" w:hAnsi="Arial"/>
-                <w:b/>
-                <w:bCs/>
-                <w:color w:val="1F3864"/>
-                <w:sz w:val="16"/>
-                <w:szCs w:val="16"/>
-              </w:rPr>
-              <w:t xml:space="preserve">📹 VIDEO:</w:t>
-            </w:r>
-          </w:p>
-          <w:p>
-            <w:pPr>
-              <w:spacing w:after="20" w:before="0"/>
-            </w:pPr>
-            <w:hyperlink w:history="1" r:id="rIdyeeygx9ffd_ifvz9m2nhg">
-              <w:r>
-                <w:rPr>
-                  <w:rFonts w:ascii="Arial" w:cs="Arial" w:eastAsia="Arial" w:hAnsi="Arial"/>
-                  <w:color w:val="2E75B6"/>
-                  <w:sz w:val="16"/>
-                  <w:szCs w:val="16"/>
-                  <w:u w:val="single" w:color="2E75B6"/>
-                </w:rPr>
-                <w:t xml:space="preserve">Area of Regular Polygons Principles</w:t>
-              </w:r>
-            </w:hyperlink>
-          </w:p>
-          <w:p>
-            <w:pPr>
-              <w:spacing w:after="10" w:before="0"/>
-              <w:ind w:left="120"/>
-            </w:pPr>
-            <w:r>
-              <w:rPr>
-                <w:rFonts w:ascii="Arial" w:cs="Arial" w:eastAsia="Arial" w:hAnsi="Arial"/>
-                <w:color w:val="595959"/>
-                <w:sz w:val="14"/>
-                <w:szCs w:val="14"/>
-              </w:rPr>
-              <w:t xml:space="preserve">Source: CK-12</w:t>
-            </w:r>
-          </w:p>
-          <w:p>
-            <w:pPr>
-              <w:spacing w:after="10" w:before="0"/>
-              <w:ind w:left="120"/>
-            </w:pPr>
-            <w:hyperlink w:history="1" r:id="rIddhwkzccsmtoqjrd2zqn-d">
-              <w:r>
-                <w:rPr>
-                  <w:rFonts w:ascii="Arial" w:cs="Arial" w:eastAsia="Arial" w:hAnsi="Arial"/>
-                  <w:color w:val="595959"/>
-                  <w:sz w:val="14"/>
-                  <w:szCs w:val="14"/>
-                  <w:u w:val="single" w:color="595959"/>
-                </w:rPr>
-                <w:t xml:space="preserve">🔍 Search ARES for similar videos</w:t>
-              </w:r>
-            </w:hyperlink>
-          </w:p>
-          <w:p>
-            <w:pPr>
-              <w:spacing w:after="40" w:before="0"/>
-            </w:pPr>
-            <w:r>
-              <w:rPr>
-                <w:sz w:val="14"/>
-                <w:szCs w:val="14"/>
-              </w:rPr>
-              <w:t xml:space="preserve"/>
-            </w:r>
-          </w:p>
-          <w:p>
-            <w:pPr>
-              <w:spacing w:after="20" w:before="0"/>
-            </w:pPr>
-            <w:r>
-              <w:rPr>
-                <w:rFonts w:ascii="Arial" w:cs="Arial" w:eastAsia="Arial" w:hAnsi="Arial"/>
-                <w:b/>
-                <w:bCs/>
-                <w:color w:val="1F3864"/>
-                <w:sz w:val="16"/>
-                <w:szCs w:val="16"/>
-              </w:rPr>
-              <w:t xml:space="preserve">📖 HTML:</w:t>
-            </w:r>
-          </w:p>
-          <w:p>
-            <w:pPr>
-              <w:spacing w:after="20" w:before="0"/>
-            </w:pPr>
-            <w:hyperlink w:history="1" r:id="rIdetqumutha_tb2isennlw8">
-              <w:r>
-                <w:rPr>
-                  <w:rFonts w:ascii="Arial" w:cs="Arial" w:eastAsia="Arial" w:hAnsi="Arial"/>
-                  <w:color w:val="2E75B6"/>
-                  <w:sz w:val="16"/>
-                  <w:szCs w:val="16"/>
-                  <w:u w:val="single" w:color="2E75B6"/>
-                </w:rPr>
-                <w:t xml:space="preserve">Area of Regular Polygons (Flexbook)</w:t>
-              </w:r>
-            </w:hyperlink>
-          </w:p>
-          <w:p>
-            <w:pPr>
-              <w:spacing w:after="10" w:before="0"/>
-              <w:ind w:left="120"/>
-            </w:pPr>
-            <w:r>
-              <w:rPr>
-                <w:rFonts w:ascii="Arial" w:cs="Arial" w:eastAsia="Arial" w:hAnsi="Arial"/>
-                <w:color w:val="595959"/>
-                <w:sz w:val="14"/>
-                <w:szCs w:val="14"/>
-              </w:rPr>
-              <w:t xml:space="preserve">Source: CK-12</w:t>
-            </w:r>
-          </w:p>
-          <w:p>
-            <w:pPr>
-              <w:spacing w:after="10" w:before="0"/>
-              <w:ind w:left="120"/>
-            </w:pPr>
-            <w:hyperlink w:history="1" r:id="rIduieszztit4wfqwsbccwnd">
+            <w:hyperlink w:history="1" r:id="rId-mebvnvtce_-qbutamzbs">
               <w:r>
                 <w:rPr>
                   <w:rFonts w:ascii="Arial" w:cs="Arial" w:eastAsia="Arial" w:hAnsi="Arial"/>
@@ -19839,7 +20127,7 @@
         </w:rPr>
         <w:t xml:space="preserve">© 2026 SeaVuria and ARES. Aligned with KICD objectives. Developed by SeaVuria; technical implementation by ARES (with AI assistance from Claude). Licensed under </w:t>
       </w:r>
-      <w:hyperlink w:history="1" r:id="rIdgcolvpi47jp4cne6a_44k">
+      <w:hyperlink w:history="1" r:id="rId4besi5dhv2a5tcjikoxni">
         <w:r>
           <w:rPr>
             <w:rFonts w:ascii="Arial" w:cs="Arial" w:eastAsia="Arial" w:hAnsi="Arial"/>
@@ -19860,7 +20148,7 @@
         </w:rPr>
         <w:t xml:space="preserve"> (</w:t>
       </w:r>
-      <w:hyperlink w:history="1" r:id="rIdt6qimxzllmjg1vudeuxxp">
+      <w:hyperlink w:history="1" r:id="rIdbl-m67sg3cktfmxqwkkre">
         <w:r>
           <w:rPr>
             <w:rFonts w:ascii="Arial" w:cs="Arial" w:eastAsia="Arial" w:hAnsi="Arial"/>
@@ -20873,7 +21161,7 @@
             <w:pPr>
               <w:spacing w:after="20" w:before="0"/>
             </w:pPr>
-            <w:hyperlink w:history="1" r:id="rId2ei03ittwmeb73wb5look">
+            <w:hyperlink w:history="1" r:id="rIdwmbuyeekifeozhpzznup4">
               <w:r>
                 <w:rPr>
                   <w:rFonts w:ascii="Arial" w:cs="Arial" w:eastAsia="Arial" w:hAnsi="Arial"/>
@@ -20888,6 +21176,22 @@
           </w:p>
           <w:p>
             <w:pPr>
+              <w:spacing w:after="20" w:before="0"/>
+            </w:pPr>
+            <w:r>
+              <w:rPr>
+                <w:rFonts w:ascii="Arial" w:cs="Arial" w:eastAsia="Arial" w:hAnsi="Arial"/>
+                <w:i/>
+                <w:iCs/>
+                <w:color w:val="595959"/>
+                <w:sz w:val="16"/>
+                <w:szCs w:val="16"/>
+              </w:rPr>
+              <w:t xml:space="preserve">Related topic: not an exact match for this lesson.</w:t>
+            </w:r>
+          </w:p>
+          <w:p>
+            <w:pPr>
               <w:spacing w:after="10" w:before="0"/>
               <w:ind w:left="120"/>
             </w:pPr>
@@ -20906,7 +21210,7 @@
               <w:spacing w:after="10" w:before="0"/>
               <w:ind w:left="120"/>
             </w:pPr>
-            <w:hyperlink w:history="1" r:id="rIdd2quura3zvb7qo4hlnrx1">
+            <w:hyperlink w:history="1" r:id="rIdpgzx94q61j4fzfgsscp6w">
               <w:r>
                 <w:rPr>
                   <w:rFonts w:ascii="Arial" w:cs="Arial" w:eastAsia="Arial" w:hAnsi="Arial"/>
@@ -20968,7 +21272,7 @@
               <w:spacing w:after="10" w:before="0"/>
               <w:ind w:left="120"/>
             </w:pPr>
-            <w:hyperlink w:history="1" r:id="rIdqc5ge5ykzvwa6cdje2pzl">
+            <w:hyperlink w:history="1" r:id="rIduoxnaypd6st_rwoxm_am0">
               <w:r>
                 <w:rPr>
                   <w:rFonts w:ascii="Arial" w:cs="Arial" w:eastAsia="Arial" w:hAnsi="Arial"/>
@@ -21178,7 +21482,7 @@
             <w:pPr>
               <w:spacing w:after="20" w:before="0"/>
             </w:pPr>
-            <w:hyperlink w:history="1" r:id="rId5rv-dvy0wwymdkardpimx">
+            <w:hyperlink w:history="1" r:id="rIdujwxfbndebdauyrk1zxkz">
               <w:r>
                 <w:rPr>
                   <w:rFonts w:ascii="Arial" w:cs="Arial" w:eastAsia="Arial" w:hAnsi="Arial"/>
@@ -21193,6 +21497,22 @@
           </w:p>
           <w:p>
             <w:pPr>
+              <w:spacing w:after="20" w:before="0"/>
+            </w:pPr>
+            <w:r>
+              <w:rPr>
+                <w:rFonts w:ascii="Arial" w:cs="Arial" w:eastAsia="Arial" w:hAnsi="Arial"/>
+                <w:i/>
+                <w:iCs/>
+                <w:color w:val="595959"/>
+                <w:sz w:val="16"/>
+                <w:szCs w:val="16"/>
+              </w:rPr>
+              <w:t xml:space="preserve">Related topic: not an exact match for this lesson.</w:t>
+            </w:r>
+          </w:p>
+          <w:p>
+            <w:pPr>
               <w:spacing w:after="10" w:before="0"/>
               <w:ind w:left="120"/>
             </w:pPr>
@@ -21211,7 +21531,7 @@
               <w:spacing w:after="10" w:before="0"/>
               <w:ind w:left="120"/>
             </w:pPr>
-            <w:hyperlink w:history="1" r:id="rId4xr5kjm4zkko4zspsrlgp">
+            <w:hyperlink w:history="1" r:id="rIdum6yeba5addbnqbdxlaft">
               <w:r>
                 <w:rPr>
                   <w:rFonts w:ascii="Arial" w:cs="Arial" w:eastAsia="Arial" w:hAnsi="Arial"/>
@@ -21273,7 +21593,7 @@
               <w:spacing w:after="10" w:before="0"/>
               <w:ind w:left="120"/>
             </w:pPr>
-            <w:hyperlink w:history="1" r:id="rIdspegfz1sgjz52rpn17asn">
+            <w:hyperlink w:history="1" r:id="rIdyjllrfe9uzmtvombqm26s">
               <w:r>
                 <w:rPr>
                   <w:rFonts w:ascii="Arial" w:cs="Arial" w:eastAsia="Arial" w:hAnsi="Arial"/>
@@ -21483,7 +21803,7 @@
             <w:pPr>
               <w:spacing w:after="20" w:before="0"/>
             </w:pPr>
-            <w:hyperlink w:history="1" r:id="rIdfypnw0crdlhjao-zifsnf">
+            <w:hyperlink w:history="1" r:id="rIdy_lcaztibn0c2a11lrh5l">
               <w:r>
                 <w:rPr>
                   <w:rFonts w:ascii="Arial" w:cs="Arial" w:eastAsia="Arial" w:hAnsi="Arial"/>
@@ -21498,6 +21818,22 @@
           </w:p>
           <w:p>
             <w:pPr>
+              <w:spacing w:after="20" w:before="0"/>
+            </w:pPr>
+            <w:r>
+              <w:rPr>
+                <w:rFonts w:ascii="Arial" w:cs="Arial" w:eastAsia="Arial" w:hAnsi="Arial"/>
+                <w:i/>
+                <w:iCs/>
+                <w:color w:val="595959"/>
+                <w:sz w:val="16"/>
+                <w:szCs w:val="16"/>
+              </w:rPr>
+              <w:t xml:space="preserve">Related topic: not an exact match for this lesson.</w:t>
+            </w:r>
+          </w:p>
+          <w:p>
+            <w:pPr>
               <w:spacing w:after="10" w:before="0"/>
               <w:ind w:left="120"/>
             </w:pPr>
@@ -21516,7 +21852,7 @@
               <w:spacing w:after="10" w:before="0"/>
               <w:ind w:left="120"/>
             </w:pPr>
-            <w:hyperlink w:history="1" r:id="rIdtlp27lmjlg7rdky0i17hy">
+            <w:hyperlink w:history="1" r:id="rId-4xkbjz_9w82uqfwo6cpt">
               <w:r>
                 <w:rPr>
                   <w:rFonts w:ascii="Arial" w:cs="Arial" w:eastAsia="Arial" w:hAnsi="Arial"/>
@@ -21578,7 +21914,7 @@
               <w:spacing w:after="10" w:before="0"/>
               <w:ind w:left="120"/>
             </w:pPr>
-            <w:hyperlink w:history="1" r:id="rIdoliv2dcnnjbfnv0hripya">
+            <w:hyperlink w:history="1" r:id="rIdxy-_-83onxfaaag8lt3aq">
               <w:r>
                 <w:rPr>
                   <w:rFonts w:ascii="Arial" w:cs="Arial" w:eastAsia="Arial" w:hAnsi="Arial"/>
@@ -21788,7 +22124,7 @@
             <w:pPr>
               <w:spacing w:after="20" w:before="0"/>
             </w:pPr>
-            <w:hyperlink w:history="1" r:id="rIdftwr5te6_7fuyvyhqdu2l">
+            <w:hyperlink w:history="1" r:id="rId6jufunzjcqcwak-_a34di">
               <w:r>
                 <w:rPr>
                   <w:rFonts w:ascii="Arial" w:cs="Arial" w:eastAsia="Arial" w:hAnsi="Arial"/>
@@ -21803,6 +22139,22 @@
           </w:p>
           <w:p>
             <w:pPr>
+              <w:spacing w:after="20" w:before="0"/>
+            </w:pPr>
+            <w:r>
+              <w:rPr>
+                <w:rFonts w:ascii="Arial" w:cs="Arial" w:eastAsia="Arial" w:hAnsi="Arial"/>
+                <w:i/>
+                <w:iCs/>
+                <w:color w:val="595959"/>
+                <w:sz w:val="16"/>
+                <w:szCs w:val="16"/>
+              </w:rPr>
+              <w:t xml:space="preserve">Related topic: not an exact match for this lesson.</w:t>
+            </w:r>
+          </w:p>
+          <w:p>
+            <w:pPr>
               <w:spacing w:after="10" w:before="0"/>
               <w:ind w:left="120"/>
             </w:pPr>
@@ -21821,7 +22173,7 @@
               <w:spacing w:after="10" w:before="0"/>
               <w:ind w:left="120"/>
             </w:pPr>
-            <w:hyperlink w:history="1" r:id="rIdxulfcvecbnz8hvgg1n1kj">
+            <w:hyperlink w:history="1" r:id="rIdgcfoi6iify27ukjocy38i">
               <w:r>
                 <w:rPr>
                   <w:rFonts w:ascii="Arial" w:cs="Arial" w:eastAsia="Arial" w:hAnsi="Arial"/>
@@ -21883,7 +22235,7 @@
               <w:spacing w:after="10" w:before="0"/>
               <w:ind w:left="120"/>
             </w:pPr>
-            <w:hyperlink w:history="1" r:id="rIda-ljnhqinspu50dtexh0c">
+            <w:hyperlink w:history="1" r:id="rIdacthhgeoiyywuvw0e3rdi">
               <w:r>
                 <w:rPr>
                   <w:rFonts w:ascii="Arial" w:cs="Arial" w:eastAsia="Arial" w:hAnsi="Arial"/>
@@ -22093,7 +22445,7 @@
             <w:pPr>
               <w:spacing w:after="20" w:before="0"/>
             </w:pPr>
-            <w:hyperlink w:history="1" r:id="rIdxb3bpuk9b5mctoo7xeat9">
+            <w:hyperlink w:history="1" r:id="rId7kwmiuhgzx9npjfhdw4lm">
               <w:r>
                 <w:rPr>
                   <w:rFonts w:ascii="Arial" w:cs="Arial" w:eastAsia="Arial" w:hAnsi="Arial"/>
@@ -22108,6 +22460,22 @@
           </w:p>
           <w:p>
             <w:pPr>
+              <w:spacing w:after="20" w:before="0"/>
+            </w:pPr>
+            <w:r>
+              <w:rPr>
+                <w:rFonts w:ascii="Arial" w:cs="Arial" w:eastAsia="Arial" w:hAnsi="Arial"/>
+                <w:i/>
+                <w:iCs/>
+                <w:color w:val="595959"/>
+                <w:sz w:val="16"/>
+                <w:szCs w:val="16"/>
+              </w:rPr>
+              <w:t xml:space="preserve">Related topic: not an exact match for this lesson.</w:t>
+            </w:r>
+          </w:p>
+          <w:p>
+            <w:pPr>
               <w:spacing w:after="10" w:before="0"/>
               <w:ind w:left="120"/>
             </w:pPr>
@@ -22126,7 +22494,7 @@
               <w:spacing w:after="10" w:before="0"/>
               <w:ind w:left="120"/>
             </w:pPr>
-            <w:hyperlink w:history="1" r:id="rId1_pewkkvd6eh-0z3llh5_">
+            <w:hyperlink w:history="1" r:id="rIdoxekgkr77bix1m9ueyrzx">
               <w:r>
                 <w:rPr>
                   <w:rFonts w:ascii="Arial" w:cs="Arial" w:eastAsia="Arial" w:hAnsi="Arial"/>
@@ -22188,7 +22556,7 @@
               <w:spacing w:after="10" w:before="0"/>
               <w:ind w:left="120"/>
             </w:pPr>
-            <w:hyperlink w:history="1" r:id="rIdraehgysvjghwoedq2rwag">
+            <w:hyperlink w:history="1" r:id="rIdadjq6eayimczey5rmbdcl">
               <w:r>
                 <w:rPr>
                   <w:rFonts w:ascii="Arial" w:cs="Arial" w:eastAsia="Arial" w:hAnsi="Arial"/>
@@ -22715,7 +23083,7 @@
         </w:rPr>
         <w:t xml:space="preserve">© 2026 SeaVuria and ARES. Aligned with KICD objectives. Developed by SeaVuria; technical implementation by ARES (with AI assistance from Claude). Licensed under </w:t>
       </w:r>
-      <w:hyperlink w:history="1" r:id="rIdp3n1fnouhq9yfpu9sgien">
+      <w:hyperlink w:history="1" r:id="rIdouspeobvgqo2upqsgaud-">
         <w:r>
           <w:rPr>
             <w:rFonts w:ascii="Arial" w:cs="Arial" w:eastAsia="Arial" w:hAnsi="Arial"/>
@@ -22736,7 +23104,7 @@
         </w:rPr>
         <w:t xml:space="preserve"> (</w:t>
       </w:r>
-      <w:hyperlink w:history="1" r:id="rIdnma1tuk4unmtt1f0rbhpr">
+      <w:hyperlink w:history="1" r:id="rIdixjpouwhs-zpffuuvhwui">
         <w:r>
           <w:rPr>
             <w:rFonts w:ascii="Arial" w:cs="Arial" w:eastAsia="Arial" w:hAnsi="Arial"/>
@@ -23749,7 +24117,313 @@
             <w:pPr>
               <w:spacing w:after="20" w:before="0"/>
             </w:pPr>
-            <w:hyperlink w:history="1" r:id="rIdh3rwoukxfwmspjg0u4qxg">
+            <w:hyperlink w:history="1" r:id="rId8wwi131yzapgvhxvyhr0o">
+              <w:r>
+                <w:rPr>
+                  <w:rFonts w:ascii="Arial" w:cs="Arial" w:eastAsia="Arial" w:hAnsi="Arial"/>
+                  <w:color w:val="2E75B6"/>
+                  <w:sz w:val="16"/>
+                  <w:szCs w:val="16"/>
+                  <w:u w:val="single" w:color="2E75B6"/>
+                </w:rPr>
+                <w:t xml:space="preserve">Area of Regular Polygons Principles</w:t>
+              </w:r>
+            </w:hyperlink>
+          </w:p>
+          <w:p>
+            <w:pPr>
+              <w:spacing w:after="10" w:before="0"/>
+              <w:ind w:left="120"/>
+            </w:pPr>
+            <w:r>
+              <w:rPr>
+                <w:rFonts w:ascii="Arial" w:cs="Arial" w:eastAsia="Arial" w:hAnsi="Arial"/>
+                <w:color w:val="595959"/>
+                <w:sz w:val="14"/>
+                <w:szCs w:val="14"/>
+              </w:rPr>
+              <w:t xml:space="preserve">Source: CK-12</w:t>
+            </w:r>
+          </w:p>
+          <w:p>
+            <w:pPr>
+              <w:spacing w:after="10" w:before="0"/>
+              <w:ind w:left="120"/>
+            </w:pPr>
+            <w:hyperlink w:history="1" r:id="rIdsk07rctt2wdyzyntz9q5s">
+              <w:r>
+                <w:rPr>
+                  <w:rFonts w:ascii="Arial" w:cs="Arial" w:eastAsia="Arial" w:hAnsi="Arial"/>
+                  <w:color w:val="595959"/>
+                  <w:sz w:val="14"/>
+                  <w:szCs w:val="14"/>
+                  <w:u w:val="single" w:color="595959"/>
+                </w:rPr>
+                <w:t xml:space="preserve">🔍 Search ARES for similar videos</w:t>
+              </w:r>
+            </w:hyperlink>
+          </w:p>
+          <w:p>
+            <w:pPr>
+              <w:spacing w:after="40" w:before="0"/>
+            </w:pPr>
+            <w:r>
+              <w:rPr>
+                <w:sz w:val="14"/>
+                <w:szCs w:val="14"/>
+              </w:rPr>
+              <w:t xml:space="preserve"/>
+            </w:r>
+          </w:p>
+          <w:p>
+            <w:pPr>
+              <w:spacing w:after="20" w:before="0"/>
+            </w:pPr>
+            <w:r>
+              <w:rPr>
+                <w:rFonts w:ascii="Arial" w:cs="Arial" w:eastAsia="Arial" w:hAnsi="Arial"/>
+                <w:b/>
+                <w:bCs/>
+                <w:color w:val="1F3864"/>
+                <w:sz w:val="16"/>
+                <w:szCs w:val="16"/>
+              </w:rPr>
+              <w:t xml:space="preserve">📖 HTML:</w:t>
+            </w:r>
+          </w:p>
+          <w:p>
+            <w:pPr>
+              <w:spacing w:after="20" w:before="0"/>
+            </w:pPr>
+            <w:hyperlink w:history="1" r:id="rId4kk_vdwpaibsgi1a1wg2n">
+              <w:r>
+                <w:rPr>
+                  <w:rFonts w:ascii="Arial" w:cs="Arial" w:eastAsia="Arial" w:hAnsi="Arial"/>
+                  <w:color w:val="2E75B6"/>
+                  <w:sz w:val="16"/>
+                  <w:szCs w:val="16"/>
+                  <w:u w:val="single" w:color="2E75B6"/>
+                </w:rPr>
+                <w:t xml:space="preserve">Area of Regular Polygons (Flexbook)</w:t>
+              </w:r>
+            </w:hyperlink>
+          </w:p>
+          <w:p>
+            <w:pPr>
+              <w:spacing w:after="10" w:before="0"/>
+              <w:ind w:left="120"/>
+            </w:pPr>
+            <w:r>
+              <w:rPr>
+                <w:rFonts w:ascii="Arial" w:cs="Arial" w:eastAsia="Arial" w:hAnsi="Arial"/>
+                <w:color w:val="595959"/>
+                <w:sz w:val="14"/>
+                <w:szCs w:val="14"/>
+              </w:rPr>
+              <w:t xml:space="preserve">Source: CK-12</w:t>
+            </w:r>
+          </w:p>
+          <w:p>
+            <w:pPr>
+              <w:spacing w:after="10" w:before="0"/>
+              <w:ind w:left="120"/>
+            </w:pPr>
+            <w:hyperlink w:history="1" r:id="rIdwpn-sbuuomxtzloixe2xi">
+              <w:r>
+                <w:rPr>
+                  <w:rFonts w:ascii="Arial" w:cs="Arial" w:eastAsia="Arial" w:hAnsi="Arial"/>
+                  <w:color w:val="595959"/>
+                  <w:sz w:val="14"/>
+                  <w:szCs w:val="14"/>
+                  <w:u w:val="single" w:color="595959"/>
+                </w:rPr>
+                <w:t xml:space="preserve">🔍 Search ARES for similar readings</w:t>
+              </w:r>
+            </w:hyperlink>
+          </w:p>
+        </w:tc>
+        <w:tc>
+          <w:tcPr>
+            <w:tcW w:type="dxa" w:w="3040"/>
+            <w:shd w:fill="FFFFFF" w:color="auto" w:val="clear"/>
+            <w:tcMar>
+              <w:top w:type="dxa" w:w="60"/>
+              <w:left w:type="dxa" w:w="120"/>
+              <w:bottom w:type="dxa" w:w="60"/>
+              <w:right w:type="dxa" w:w="120"/>
+            </w:tcMar>
+            <w:vAlign w:val="top"/>
+          </w:tcPr>
+          <w:p>
+            <w:pPr>
+              <w:spacing w:after="40" w:before="0"/>
+              <w:jc w:val="left"/>
+            </w:pPr>
+            <w:r>
+              <w:rPr>
+                <w:rFonts w:ascii="Arial" w:cs="Arial" w:eastAsia="Arial" w:hAnsi="Arial"/>
+                <w:b w:val="false"/>
+                <w:bCs w:val="false"/>
+                <w:i w:val="false"/>
+                <w:iCs w:val="false"/>
+                <w:color w:val="000000"/>
+                <w:sz w:val="18"/>
+                <w:szCs w:val="18"/>
+              </w:rPr>
+              <w:t xml:space="preserve">Learners receive a single A4 'Surveyor's Toolkit Card' showing a blank table with five rows labelled: Triangle (no height given), Triangle (all three sides given), Quadrilateral (parallelogram/trapezium/kite), Regular Polygon, Irregular Polygon. Working individually for 3 minutes, learners fill in the formula they would use for each case and the minimum measurements required — drawing entirely from memory. They then share with a shoulder partner for 2 minutes and reconcile any differences. The class is cold-called for responses before the teacher reveals a colour-coded answer key on the board. This re-activates the entire unit's knowledge base and surfaces any lingering gaps before the final explanation task.</w:t>
+            </w:r>
+          </w:p>
+        </w:tc>
+        <w:tc>
+          <w:tcPr>
+            <w:tcW w:type="dxa" w:w="3040"/>
+            <w:shd w:fill="F2F2F2" w:color="auto" w:val="clear"/>
+            <w:tcMar>
+              <w:top w:type="dxa" w:w="60"/>
+              <w:left w:type="dxa" w:w="120"/>
+              <w:bottom w:type="dxa" w:w="60"/>
+              <w:right w:type="dxa" w:w="120"/>
+            </w:tcMar>
+            <w:vAlign w:val="top"/>
+          </w:tcPr>
+          <w:p>
+            <w:pPr>
+              <w:spacing w:after="40" w:before="0"/>
+              <w:jc w:val="left"/>
+            </w:pPr>
+            <w:r>
+              <w:rPr>
+                <w:rFonts w:ascii="Arial" w:cs="Arial" w:eastAsia="Arial" w:hAnsi="Arial"/>
+                <w:b w:val="false"/>
+                <w:bCs w:val="false"/>
+                <w:i w:val="false"/>
+                <w:iCs w:val="false"/>
+                <w:color w:val="000000"/>
+                <w:sz w:val="18"/>
+                <w:szCs w:val="18"/>
+              </w:rPr>
+              <w:t xml:space="preserve">Distribute Surveyor's Toolkit Cards face-down. Say: 'Before we solve the big problem today, I want you to prove to yourself how far you have come. Flip your card. Fill in every row from memory — no notes. You have 3 minutes. Go.' Set a visible timer. After 3 minutes say: 'Compare with your partner. Where do you agree? Where do you disagree? 2 minutes.' After partner share, cold-call 5 different students — one per row — using name sticks. For each response, ask the class: 'Hands up if you had something different for this row.' Address discrepancies immediately. Display the colour-coded answer key and say: 'These are your five professional tools. Today you use all of them to solve the Nakuru shamba problem once and for all.'</w:t>
+            </w:r>
+          </w:p>
+        </w:tc>
+        <w:tc>
+          <w:tcPr>
+            <w:tcW w:type="dxa" w:w="3040"/>
+            <w:shd w:fill="FFFFFF" w:color="auto" w:val="clear"/>
+            <w:tcMar>
+              <w:top w:type="dxa" w:w="60"/>
+              <w:left w:type="dxa" w:w="120"/>
+              <w:bottom w:type="dxa" w:w="60"/>
+              <w:right w:type="dxa" w:w="120"/>
+            </w:tcMar>
+            <w:vAlign w:val="top"/>
+          </w:tcPr>
+          <w:p>
+            <w:pPr>
+              <w:spacing w:after="40" w:before="0"/>
+              <w:jc w:val="left"/>
+            </w:pPr>
+            <w:r>
+              <w:rPr>
+                <w:rFonts w:ascii="Arial" w:cs="Arial" w:eastAsia="Arial" w:hAnsi="Arial"/>
+                <w:b w:val="false"/>
+                <w:bCs w:val="false"/>
+                <w:i w:val="false"/>
+                <w:iCs w:val="false"/>
+                <w:color w:val="000000"/>
+                <w:sz w:val="18"/>
+                <w:szCs w:val="18"/>
+              </w:rPr>
+              <w:t xml:space="preserve">Knowledge Inventory / Retrieval Practice — by asking learners to recall formulas from memory before instruction, this strategy strengthens long-term retention (the testing effect) and makes prior knowledge explicit, so learners can consciously select tools during the final explanation task.</w:t>
+            </w:r>
+          </w:p>
+        </w:tc>
+        <w:tc>
+          <w:tcPr>
+            <w:tcW w:type="dxa" w:w="3040"/>
+            <w:shd w:fill="F2F2F2" w:color="auto" w:val="clear"/>
+            <w:tcMar>
+              <w:top w:type="dxa" w:w="60"/>
+              <w:left w:type="dxa" w:w="120"/>
+              <w:bottom w:type="dxa" w:w="60"/>
+              <w:right w:type="dxa" w:w="120"/>
+            </w:tcMar>
+            <w:vAlign w:val="top"/>
+          </w:tcPr>
+          <w:p>
+            <w:pPr>
+              <w:spacing w:after="40" w:before="0"/>
+              <w:jc w:val="left"/>
+            </w:pPr>
+            <w:r>
+              <w:rPr>
+                <w:rFonts w:ascii="Arial" w:cs="Arial" w:eastAsia="Arial" w:hAnsi="Arial"/>
+                <w:b w:val="false"/>
+                <w:bCs w:val="false"/>
+                <w:i w:val="false"/>
+                <w:iCs w:val="false"/>
+                <w:color w:val="000000"/>
+                <w:sz w:val="18"/>
+                <w:szCs w:val="18"/>
+              </w:rPr>
+              <w:t xml:space="preserve">Teacher circulates during individual recall and notes which rows are left blank or incorrectly filled. Observable indicator: learner can write A = ½ab sin C and A = √[s(s−a)(s−b)(s−c)] and A = ns²/[4 tan(180°/n)] without prompting. Any learner with more than two blank rows is paired with a stronger peer for the group task.</w:t>
+            </w:r>
+          </w:p>
+        </w:tc>
+      </w:tr>
+      <w:tr>
+        <w:tc>
+          <w:tcPr>
+            <w:tcW w:type="dxa" w:w="1520"/>
+            <w:shd w:fill="D9EEF1" w:color="auto" w:val="clear"/>
+            <w:tcMar>
+              <w:top w:type="dxa" w:w="60"/>
+              <w:left w:type="dxa" w:w="120"/>
+              <w:bottom w:type="dxa" w:w="60"/>
+              <w:right w:type="dxa" w:w="120"/>
+            </w:tcMar>
+            <w:vAlign w:val="top"/>
+          </w:tcPr>
+          <w:p>
+            <w:pPr>
+              <w:spacing w:after="40" w:before="0"/>
+              <w:jc w:val="left"/>
+            </w:pPr>
+            <w:r>
+              <w:rPr>
+                <w:rFonts w:ascii="Arial" w:cs="Arial" w:eastAsia="Arial" w:hAnsi="Arial"/>
+                <w:b/>
+                <w:bCs/>
+                <w:i w:val="false"/>
+                <w:iCs w:val="false"/>
+                <w:color w:val="000000"/>
+                <w:sz w:val="18"/>
+                <w:szCs w:val="18"/>
+              </w:rPr>
+              <w:t xml:space="preserve">Observe Phase</w:t>
+            </w:r>
+          </w:p>
+          <w:p>
+            <w:pPr>
+              <w:spacing w:after="20" w:before="0"/>
+            </w:pPr>
+            <w:r>
+              <w:rPr>
+                <w:rFonts w:ascii="Arial" w:cs="Arial" w:eastAsia="Arial" w:hAnsi="Arial"/>
+                <w:b/>
+                <w:bCs/>
+                <w:color w:val="1F3864"/>
+                <w:sz w:val="16"/>
+                <w:szCs w:val="16"/>
+              </w:rPr>
+              <w:t xml:space="preserve">📹 VIDEO:</w:t>
+            </w:r>
+          </w:p>
+          <w:p>
+            <w:pPr>
+              <w:spacing w:after="20" w:before="0"/>
+            </w:pPr>
+            <w:hyperlink w:history="1" r:id="rId7cnmhhrk4oh8pcyc8wtyg">
               <w:r>
                 <w:rPr>
                   <w:rFonts w:ascii="Arial" w:cs="Arial" w:eastAsia="Arial" w:hAnsi="Arial"/>
@@ -23782,7 +24456,7 @@
               <w:spacing w:after="10" w:before="0"/>
               <w:ind w:left="120"/>
             </w:pPr>
-            <w:hyperlink w:history="1" r:id="rIdwzuiymblfznrlmwjo7ham">
+            <w:hyperlink w:history="1" r:id="rIdwzdn0bqieeeeqjkqfyyxy">
               <w:r>
                 <w:rPr>
                   <w:rFonts w:ascii="Arial" w:cs="Arial" w:eastAsia="Arial" w:hAnsi="Arial"/>
@@ -23827,7 +24501,7 @@
             <w:pPr>
               <w:spacing w:after="20" w:before="0"/>
             </w:pPr>
-            <w:hyperlink w:history="1" r:id="rIdbhnu21dyrzhfcw3fjtqtt">
+            <w:hyperlink w:history="1" r:id="rIdz3snpjdwgglti6cfyuuns">
               <w:r>
                 <w:rPr>
                   <w:rFonts w:ascii="Arial" w:cs="Arial" w:eastAsia="Arial" w:hAnsi="Arial"/>
@@ -23860,7 +24534,7 @@
               <w:spacing w:after="10" w:before="0"/>
               <w:ind w:left="120"/>
             </w:pPr>
-            <w:hyperlink w:history="1" r:id="rIdkm4972-rb8c0wgnuru8xo">
+            <w:hyperlink w:history="1" r:id="rIddjerp2zdvvsao03m7nvll">
               <w:r>
                 <w:rPr>
                   <w:rFonts w:ascii="Arial" w:cs="Arial" w:eastAsia="Arial" w:hAnsi="Arial"/>
@@ -23902,7 +24576,7 @@
                 <w:sz w:val="18"/>
                 <w:szCs w:val="18"/>
               </w:rPr>
-              <w:t xml:space="preserve">Learners receive a single A4 'Surveyor's Toolkit Card' showing a blank table with five rows labelled: Triangle (no height given), Triangle (all three sides given), Quadrilateral (parallelogram/trapezium/kite), Regular Polygon, Irregular Polygon. Working individually for 3 minutes, learners fill in the formula they would use for each case and the minimum measurements required — drawing entirely from memory. They then share with a shoulder partner for 2 minutes and reconcile any differences. The class is cold-called for responses before the teacher reveals a colour-coded answer key on the board. This re-activates the entire unit's knowledge base and surfaces any lingering gaps before the final explanation task.</w:t>
+              <w:t xml:space="preserve">The class stands and gathers around the Driving Question Board (DQB) that has been built across all eight lessons. The teacher reads aloud the driving question: 'How can a land surveyor in Nakuru calculate the exact area of any irregularly shaped farm plot, no matter what measurements are available?' Learners are given 2 minutes to silently read every sticky note on the board — questions asked in earlier lessons, partial answers posted along the way, and vocabulary terms added over time. Each learner then physically moves one sticky note from the 'Still Wondering' column to the 'We Can Now Explain This' column if they believe the unit has answered it, attaching a brief written justification on the back. The teacher facilitates a 4-minute discussion about the migration of notes, highlighting how the unit storyline moved from ½bh → sine formula → Heron's formula → quadrilateral formulas → regular polygons → composite decomposition.</w:t>
             </w:r>
           </w:p>
         </w:tc>
@@ -23934,7 +24608,7 @@
                 <w:sz w:val="18"/>
                 <w:szCs w:val="18"/>
               </w:rPr>
-              <w:t xml:space="preserve">Distribute Surveyor's Toolkit Cards face-down. Say: 'Before we solve the big problem today, I want you to prove to yourself how far you have come. Flip your card. Fill in every row from memory — no notes. You have 3 minutes. Go.' Set a visible timer. After 3 minutes say: 'Compare with your partner. Where do you agree? Where do you disagree? 2 minutes.' After partner share, cold-call 5 different students — one per row — using name sticks. For each response, ask the class: 'Hands up if you had something different for this row.' Address discrepancies immediately. Display the colour-coded answer key and say: 'These are your five professional tools. Today you use all of them to solve the Nakuru shamba problem once and for all.'</w:t>
+              <w:t xml:space="preserve">Stand beside the DQB and say: 'This board has been our scientific and mathematical memory for the whole unit. Every question, every breakthrough, every tool — it is all here.' Give 2 minutes of silent reading time (enforce silence with a visible timer). Then say: 'If you believe the unit has given you enough tools to answer a question on this board, walk up, take the sticky note, write your justification on the back, and move it to the green column. You have 2 minutes.' After migration, ask 3 learners (cold-call by name): 'Which note did you move, and in one sentence, what evidence allowed you to move it?' Conclude by pointing to any notes still in 'Still Wondering' and saying: 'Let's see if today's final task closes those gaps too.'</w:t>
             </w:r>
           </w:p>
         </w:tc>
@@ -23966,7 +24640,7 @@
                 <w:sz w:val="18"/>
                 <w:szCs w:val="18"/>
               </w:rPr>
-              <w:t xml:space="preserve">Knowledge Inventory / Retrieval Practice — by asking learners to recall formulas from memory before instruction, this strategy strengthens long-term retention (the testing effect) and makes prior knowledge explicit, so learners can consciously select tools during the final explanation task.</w:t>
+              <w:t xml:space="preserve">Driving Question Board Evidence Audit — this strategy makes the cumulative knowledge journey visible and tangible. By physically moving sticky notes, learners perform a metacognitive audit of their own understanding, connecting each prior lesson's evidence to the overarching driving question.</w:t>
             </w:r>
           </w:p>
         </w:tc>
@@ -23998,7 +24672,7 @@
                 <w:sz w:val="18"/>
                 <w:szCs w:val="18"/>
               </w:rPr>
-              <w:t xml:space="preserve">Teacher circulates during individual recall and notes which rows are left blank or incorrectly filled. Observable indicator: learner can write A = ½ab sin C and A = √[s(s−a)(s−b)(s−c)] and A = ns²/[4 tan(180°/n)] without prompting. Any learner with more than two blank rows is paired with a stronger peer for the group task.</w:t>
+              <w:t xml:space="preserve">Teacher observes which sticky notes are moved and reads the justifications written on the back. Observable indicator: learner's written justification references a specific formula or strategy learned in a named lesson (e.g., 'In Lesson 5 we learned Heron's formula, which means we do not need a height at all — only the three side lengths'). Notes that are not moved flag conceptual gaps for targeted support during Phase 3.</w:t>
             </w:r>
           </w:p>
         </w:tc>
@@ -24007,32 +24681,32 @@
         <w:tc>
           <w:tcPr>
             <w:tcW w:type="dxa" w:w="1520"/>
-            <w:shd w:fill="D9EEF1" w:color="auto" w:val="clear"/>
-            <w:tcMar>
-              <w:top w:type="dxa" w:w="60"/>
-              <w:left w:type="dxa" w:w="120"/>
-              <w:bottom w:type="dxa" w:w="60"/>
-              <w:right w:type="dxa" w:w="120"/>
-            </w:tcMar>
-            <w:vAlign w:val="top"/>
-          </w:tcPr>
-          <w:p>
-            <w:pPr>
-              <w:spacing w:after="40" w:before="0"/>
-              <w:jc w:val="left"/>
-            </w:pPr>
-            <w:r>
-              <w:rPr>
-                <w:rFonts w:ascii="Arial" w:cs="Arial" w:eastAsia="Arial" w:hAnsi="Arial"/>
-                <w:b/>
-                <w:bCs/>
-                <w:i w:val="false"/>
-                <w:iCs w:val="false"/>
-                <w:color w:val="000000"/>
-                <w:sz w:val="18"/>
-                <w:szCs w:val="18"/>
-              </w:rPr>
-              <w:t xml:space="preserve">Observe Phase</w:t>
+            <w:shd w:fill="E2EFDA" w:color="auto" w:val="clear"/>
+            <w:tcMar>
+              <w:top w:type="dxa" w:w="60"/>
+              <w:left w:type="dxa" w:w="120"/>
+              <w:bottom w:type="dxa" w:w="60"/>
+              <w:right w:type="dxa" w:w="120"/>
+            </w:tcMar>
+            <w:vAlign w:val="top"/>
+          </w:tcPr>
+          <w:p>
+            <w:pPr>
+              <w:spacing w:after="40" w:before="0"/>
+              <w:jc w:val="left"/>
+            </w:pPr>
+            <w:r>
+              <w:rPr>
+                <w:rFonts w:ascii="Arial" w:cs="Arial" w:eastAsia="Arial" w:hAnsi="Arial"/>
+                <w:b/>
+                <w:bCs/>
+                <w:i w:val="false"/>
+                <w:iCs w:val="false"/>
+                <w:color w:val="000000"/>
+                <w:sz w:val="18"/>
+                <w:szCs w:val="18"/>
+              </w:rPr>
+              <w:t xml:space="preserve">Explain Phase</w:t>
             </w:r>
           </w:p>
           <w:p>
@@ -24055,7 +24729,313 @@
             <w:pPr>
               <w:spacing w:after="20" w:before="0"/>
             </w:pPr>
-            <w:hyperlink w:history="1" r:id="rIdkezjtie_fexrlw-09cxuj">
+            <w:hyperlink w:history="1" r:id="rId4pjfzbackomysi901kbvr">
+              <w:r>
+                <w:rPr>
+                  <w:rFonts w:ascii="Arial" w:cs="Arial" w:eastAsia="Arial" w:hAnsi="Arial"/>
+                  <w:color w:val="2E75B6"/>
+                  <w:sz w:val="16"/>
+                  <w:szCs w:val="16"/>
+                  <w:u w:val="single" w:color="2E75B6"/>
+                </w:rPr>
+                <w:t xml:space="preserve">Area of composite shapes</w:t>
+              </w:r>
+            </w:hyperlink>
+          </w:p>
+          <w:p>
+            <w:pPr>
+              <w:spacing w:after="10" w:before="0"/>
+              <w:ind w:left="120"/>
+            </w:pPr>
+            <w:r>
+              <w:rPr>
+                <w:rFonts w:ascii="Arial" w:cs="Arial" w:eastAsia="Arial" w:hAnsi="Arial"/>
+                <w:color w:val="595959"/>
+                <w:sz w:val="14"/>
+                <w:szCs w:val="14"/>
+              </w:rPr>
+              <w:t xml:space="preserve">Source: Khan Academy (English - US curriculum)</w:t>
+            </w:r>
+          </w:p>
+          <w:p>
+            <w:pPr>
+              <w:spacing w:after="10" w:before="0"/>
+              <w:ind w:left="120"/>
+            </w:pPr>
+            <w:hyperlink w:history="1" r:id="rId0ztaic0hjtxbf6latmhta">
+              <w:r>
+                <w:rPr>
+                  <w:rFonts w:ascii="Arial" w:cs="Arial" w:eastAsia="Arial" w:hAnsi="Arial"/>
+                  <w:color w:val="595959"/>
+                  <w:sz w:val="14"/>
+                  <w:szCs w:val="14"/>
+                  <w:u w:val="single" w:color="595959"/>
+                </w:rPr>
+                <w:t xml:space="preserve">🔍 Search ARES for similar videos</w:t>
+              </w:r>
+            </w:hyperlink>
+          </w:p>
+          <w:p>
+            <w:pPr>
+              <w:spacing w:after="40" w:before="0"/>
+            </w:pPr>
+            <w:r>
+              <w:rPr>
+                <w:sz w:val="14"/>
+                <w:szCs w:val="14"/>
+              </w:rPr>
+              <w:t xml:space="preserve"/>
+            </w:r>
+          </w:p>
+          <w:p>
+            <w:pPr>
+              <w:spacing w:after="20" w:before="0"/>
+            </w:pPr>
+            <w:r>
+              <w:rPr>
+                <w:rFonts w:ascii="Arial" w:cs="Arial" w:eastAsia="Arial" w:hAnsi="Arial"/>
+                <w:b/>
+                <w:bCs/>
+                <w:color w:val="1F3864"/>
+                <w:sz w:val="16"/>
+                <w:szCs w:val="16"/>
+              </w:rPr>
+              <w:t xml:space="preserve">📖 EXERCISE:</w:t>
+            </w:r>
+          </w:p>
+          <w:p>
+            <w:pPr>
+              <w:spacing w:after="20" w:before="0"/>
+            </w:pPr>
+            <w:hyperlink w:history="1" r:id="rIdlhq3cjkcibutiqot9_j8r">
+              <w:r>
+                <w:rPr>
+                  <w:rFonts w:ascii="Arial" w:cs="Arial" w:eastAsia="Arial" w:hAnsi="Arial"/>
+                  <w:color w:val="2E75B6"/>
+                  <w:sz w:val="16"/>
+                  <w:szCs w:val="16"/>
+                  <w:u w:val="single" w:color="2E75B6"/>
+                </w:rPr>
+                <w:t xml:space="preserve">Heron's Formula Practice</w:t>
+              </w:r>
+            </w:hyperlink>
+          </w:p>
+          <w:p>
+            <w:pPr>
+              <w:spacing w:after="10" w:before="0"/>
+              <w:ind w:left="120"/>
+            </w:pPr>
+            <w:r>
+              <w:rPr>
+                <w:rFonts w:ascii="Arial" w:cs="Arial" w:eastAsia="Arial" w:hAnsi="Arial"/>
+                <w:color w:val="595959"/>
+                <w:sz w:val="14"/>
+                <w:szCs w:val="14"/>
+              </w:rPr>
+              <w:t xml:space="preserve">Source: CK-12</w:t>
+            </w:r>
+          </w:p>
+          <w:p>
+            <w:pPr>
+              <w:spacing w:after="10" w:before="0"/>
+              <w:ind w:left="120"/>
+            </w:pPr>
+            <w:hyperlink w:history="1" r:id="rIdmsld-vekvian6sgiizuap">
+              <w:r>
+                <w:rPr>
+                  <w:rFonts w:ascii="Arial" w:cs="Arial" w:eastAsia="Arial" w:hAnsi="Arial"/>
+                  <w:color w:val="595959"/>
+                  <w:sz w:val="14"/>
+                  <w:szCs w:val="14"/>
+                  <w:u w:val="single" w:color="595959"/>
+                </w:rPr>
+                <w:t xml:space="preserve">🔍 Search ARES for similar readings</w:t>
+              </w:r>
+            </w:hyperlink>
+          </w:p>
+        </w:tc>
+        <w:tc>
+          <w:tcPr>
+            <w:tcW w:type="dxa" w:w="3040"/>
+            <w:shd w:fill="FFFFFF" w:color="auto" w:val="clear"/>
+            <w:tcMar>
+              <w:top w:type="dxa" w:w="60"/>
+              <w:left w:type="dxa" w:w="120"/>
+              <w:bottom w:type="dxa" w:w="60"/>
+              <w:right w:type="dxa" w:w="120"/>
+            </w:tcMar>
+            <w:vAlign w:val="top"/>
+          </w:tcPr>
+          <w:p>
+            <w:pPr>
+              <w:spacing w:after="40" w:before="0"/>
+              <w:jc w:val="left"/>
+            </w:pPr>
+            <w:r>
+              <w:rPr>
+                <w:rFonts w:ascii="Arial" w:cs="Arial" w:eastAsia="Arial" w:hAnsi="Arial"/>
+                <w:b w:val="false"/>
+                <w:bCs w:val="false"/>
+                <w:i w:val="false"/>
+                <w:iCs w:val="false"/>
+                <w:color w:val="000000"/>
+                <w:sz w:val="18"/>
+                <w:szCs w:val="18"/>
+              </w:rPr>
+              <w:t xml:space="preserve">Groups of four receive the 'Nakuru County Land &amp; Design Challenge' problem card — a rich, mixed-context problem set containing four interconnected scenarios all tied to the anchoring phenomenon: (1) The five-sided shamba: given three side lengths and two included angles, decompose the plot into three triangles, apply the sine formula and Heron's formula as appropriate, and find the total area in hectares. (2) A parallelogram-shaped maize field in Kericho: find its area given base and height, then find the cost of ploughing at KSh 3,500 per hectare. (3) A decorative kite-shaped tile design for a new community centre in Kisumu: find the tile's area given both diagonals. (4) A regular hexagonal water harvesting tank base in Nakuru: find its floor area using A = ns²/[4 tan(180°/n)]. Groups work collaboratively for 18 minutes on whiteboards or large paper, showing full working for each sub-problem. Each group then presents one assigned scenario (2 minutes per group) and the class provides structured peer feedback using the 'WWW/EBI' (What Went Well / Even Better If) protocol. The teacher facilitates connections between each scenario and the surveyor's toolkit.</w:t>
+            </w:r>
+          </w:p>
+        </w:tc>
+        <w:tc>
+          <w:tcPr>
+            <w:tcW w:type="dxa" w:w="3040"/>
+            <w:shd w:fill="F2F2F2" w:color="auto" w:val="clear"/>
+            <w:tcMar>
+              <w:top w:type="dxa" w:w="60"/>
+              <w:left w:type="dxa" w:w="120"/>
+              <w:bottom w:type="dxa" w:w="60"/>
+              <w:right w:type="dxa" w:w="120"/>
+            </w:tcMar>
+            <w:vAlign w:val="top"/>
+          </w:tcPr>
+          <w:p>
+            <w:pPr>
+              <w:spacing w:after="40" w:before="0"/>
+              <w:jc w:val="left"/>
+            </w:pPr>
+            <w:r>
+              <w:rPr>
+                <w:rFonts w:ascii="Arial" w:cs="Arial" w:eastAsia="Arial" w:hAnsi="Arial"/>
+                <w:b w:val="false"/>
+                <w:bCs w:val="false"/>
+                <w:i w:val="false"/>
+                <w:iCs w:val="false"/>
+                <w:color w:val="000000"/>
+                <w:sz w:val="18"/>
+                <w:szCs w:val="18"/>
+              </w:rPr>
+              <w:t xml:space="preserve">Distribute problem cards and say: 'These four problems all live in the same world as the Nakuru surveyor. Your group must solve all four, but each group will present one. I will assign presentations randomly at the end — so everyone must understand every problem.' Assign scenarios to groups after 18 minutes using random selection (name sticks in a cup). During group work, circulate every 3 minutes. Use targeted prompts: For groups stuck on Problem 1: 'Which diagonal do you draw first? What does that diagonal split the polygon into?' For groups stuck on Problem 4: 'What is n here? What is s? Substitute carefully.' After each 2-minute presentation, say: 'Class, give this group one WWW and one EBI — raise your hand when ready.' Cold-call 2 students for feedback after each presentation. After all four presentations, say: 'Notice what we just did — we just solved the exact problem the Nakuru surveyor was facing. Every formula you used exists because a real person, somewhere in Kenya, needed it.'</w:t>
+            </w:r>
+          </w:p>
+        </w:tc>
+        <w:tc>
+          <w:tcPr>
+            <w:tcW w:type="dxa" w:w="3040"/>
+            <w:shd w:fill="FFFFFF" w:color="auto" w:val="clear"/>
+            <w:tcMar>
+              <w:top w:type="dxa" w:w="60"/>
+              <w:left w:type="dxa" w:w="120"/>
+              <w:bottom w:type="dxa" w:w="60"/>
+              <w:right w:type="dxa" w:w="120"/>
+            </w:tcMar>
+            <w:vAlign w:val="top"/>
+          </w:tcPr>
+          <w:p>
+            <w:pPr>
+              <w:spacing w:after="40" w:before="0"/>
+              <w:jc w:val="left"/>
+            </w:pPr>
+            <w:r>
+              <w:rPr>
+                <w:rFonts w:ascii="Arial" w:cs="Arial" w:eastAsia="Arial" w:hAnsi="Arial"/>
+                <w:b w:val="false"/>
+                <w:bCs w:val="false"/>
+                <w:i w:val="false"/>
+                <w:iCs w:val="false"/>
+                <w:color w:val="000000"/>
+                <w:sz w:val="18"/>
+                <w:szCs w:val="18"/>
+              </w:rPr>
+              <w:t xml:space="preserve">Jigsaw Presentation with Peer Feedback — by requiring all groups to solve all problems but each to present only one, this strategy creates authentic interdependence and whole-class accountability. The WWW/EBI protocol structures peer feedback to be specific and constructive, reinforcing mathematical communication skills.</w:t>
+            </w:r>
+          </w:p>
+        </w:tc>
+        <w:tc>
+          <w:tcPr>
+            <w:tcW w:type="dxa" w:w="3040"/>
+            <w:shd w:fill="F2F2F2" w:color="auto" w:val="clear"/>
+            <w:tcMar>
+              <w:top w:type="dxa" w:w="60"/>
+              <w:left w:type="dxa" w:w="120"/>
+              <w:bottom w:type="dxa" w:w="60"/>
+              <w:right w:type="dxa" w:w="120"/>
+            </w:tcMar>
+            <w:vAlign w:val="top"/>
+          </w:tcPr>
+          <w:p>
+            <w:pPr>
+              <w:spacing w:after="40" w:before="0"/>
+              <w:jc w:val="left"/>
+            </w:pPr>
+            <w:r>
+              <w:rPr>
+                <w:rFonts w:ascii="Arial" w:cs="Arial" w:eastAsia="Arial" w:hAnsi="Arial"/>
+                <w:b w:val="false"/>
+                <w:bCs w:val="false"/>
+                <w:i w:val="false"/>
+                <w:iCs w:val="false"/>
+                <w:color w:val="000000"/>
+                <w:sz w:val="18"/>
+                <w:szCs w:val="18"/>
+              </w:rPr>
+              <w:t xml:space="preserve">Teacher checks group whiteboards at the 10-minute mark. Observable indicators: (a) Problem 1 solution shows correct polygon decomposition into triangles with labelled sub-triangles; (b) correct substitution into A = ½ab sin C or Heron's formula with units converted to hectares; (c) Problem 4 shows correct substitution of n = 6 and the given side length into the regular polygon formula. A group that cannot decompose Problem 1 correctly receives an immediate teacher scaffold: a pre-drawn diagonal to prompt the first decomposition step.</w:t>
+            </w:r>
+          </w:p>
+        </w:tc>
+      </w:tr>
+      <w:tr>
+        <w:tc>
+          <w:tcPr>
+            <w:tcW w:type="dxa" w:w="1520"/>
+            <w:shd w:fill="FCE4D6" w:color="auto" w:val="clear"/>
+            <w:tcMar>
+              <w:top w:type="dxa" w:w="60"/>
+              <w:left w:type="dxa" w:w="120"/>
+              <w:bottom w:type="dxa" w:w="60"/>
+              <w:right w:type="dxa" w:w="120"/>
+            </w:tcMar>
+            <w:vAlign w:val="top"/>
+          </w:tcPr>
+          <w:p>
+            <w:pPr>
+              <w:spacing w:after="40" w:before="0"/>
+              <w:jc w:val="left"/>
+            </w:pPr>
+            <w:r>
+              <w:rPr>
+                <w:rFonts w:ascii="Arial" w:cs="Arial" w:eastAsia="Arial" w:hAnsi="Arial"/>
+                <w:b/>
+                <w:bCs/>
+                <w:i w:val="false"/>
+                <w:iCs w:val="false"/>
+                <w:color w:val="000000"/>
+                <w:sz w:val="18"/>
+                <w:szCs w:val="18"/>
+              </w:rPr>
+              <w:t xml:space="preserve">Driving Question Board (DQB) Creation</w:t>
+            </w:r>
+          </w:p>
+          <w:p>
+            <w:pPr>
+              <w:spacing w:after="20" w:before="0"/>
+            </w:pPr>
+            <w:r>
+              <w:rPr>
+                <w:rFonts w:ascii="Arial" w:cs="Arial" w:eastAsia="Arial" w:hAnsi="Arial"/>
+                <w:b/>
+                <w:bCs/>
+                <w:color w:val="1F3864"/>
+                <w:sz w:val="16"/>
+                <w:szCs w:val="16"/>
+              </w:rPr>
+              <w:t xml:space="preserve">📹 VIDEO:</w:t>
+            </w:r>
+          </w:p>
+          <w:p>
+            <w:pPr>
+              <w:spacing w:after="20" w:before="0"/>
+            </w:pPr>
+            <w:hyperlink w:history="1" r:id="rIdkiiyc4crm3b4lflmnew7c">
               <w:r>
                 <w:rPr>
                   <w:rFonts w:ascii="Arial" w:cs="Arial" w:eastAsia="Arial" w:hAnsi="Arial"/>
@@ -24088,7 +25068,7 @@
               <w:spacing w:after="10" w:before="0"/>
               <w:ind w:left="120"/>
             </w:pPr>
-            <w:hyperlink w:history="1" r:id="rId5arnfid8fljrquibzmooh">
+            <w:hyperlink w:history="1" r:id="rIdxgopnrjvsqwwwnhno6nst">
               <w:r>
                 <w:rPr>
                   <w:rFonts w:ascii="Arial" w:cs="Arial" w:eastAsia="Arial" w:hAnsi="Arial"/>
@@ -24126,14 +25106,14 @@
                 <w:sz w:val="16"/>
                 <w:szCs w:val="16"/>
               </w:rPr>
-              <w:t xml:space="preserve">📖 EXERCISE:</w:t>
+              <w:t xml:space="preserve">📖 HTML:</w:t>
             </w:r>
           </w:p>
           <w:p>
             <w:pPr>
               <w:spacing w:after="20" w:before="0"/>
             </w:pPr>
-            <w:hyperlink w:history="1" r:id="rIdrgggmjzjciyuzcvlhh3fn">
+            <w:hyperlink w:history="1" r:id="rId5xzfe1qce_9jo5iwtncbb">
               <w:r>
                 <w:rPr>
                   <w:rFonts w:ascii="Arial" w:cs="Arial" w:eastAsia="Arial" w:hAnsi="Arial"/>
@@ -24142,7 +25122,7 @@
                   <w:szCs w:val="16"/>
                   <w:u w:val="single" w:color="2E75B6"/>
                 </w:rPr>
-                <w:t xml:space="preserve">Heron's Formula Practice</w:t>
+                <w:t xml:space="preserve">Area of Regular Polygons (Flexbook)</w:t>
               </w:r>
             </w:hyperlink>
           </w:p>
@@ -24166,7 +25146,7 @@
               <w:spacing w:after="10" w:before="0"/>
               <w:ind w:left="120"/>
             </w:pPr>
-            <w:hyperlink w:history="1" r:id="rId5gxi44xqnzoxk0yeg_-zn">
+            <w:hyperlink w:history="1" r:id="rIdbhzw0pnto3lt-q7v_mrqs">
               <w:r>
                 <w:rPr>
                   <w:rFonts w:ascii="Arial" w:cs="Arial" w:eastAsia="Arial" w:hAnsi="Arial"/>
@@ -24208,7 +25188,7 @@
                 <w:sz w:val="18"/>
                 <w:szCs w:val="18"/>
               </w:rPr>
-              <w:t xml:space="preserve">The class stands and gathers around the Driving Question Board (DQB) that has been built across all eight lessons. The teacher reads aloud the driving question: 'How can a land surveyor in Nakuru calculate the exact area of any irregularly shaped farm plot, no matter what measurements are available?' Learners are given 2 minutes to silently read every sticky note on the board — questions asked in earlier lessons, partial answers posted along the way, and vocabulary terms added over time. Each learner then physically moves one sticky note from the 'Still Wondering' column to the 'We Can Now Explain This' column if they believe the unit has answered it, attaching a brief written justification on the back. The teacher facilitates a 4-minute discussion about the migration of notes, highlighting how the unit storyline moved from ½bh → sine formula → Heron's formula → quadrilateral formulas → regular polygons → composite decomposition.</w:t>
+              <w:t xml:space="preserve">The class reconvenes at the DQB for the final ceremony. The teacher reads the driving question aloud one last time, and learners are invited to co-construct a final class answer on a large sheet of paper that will be permanently posted beside the DQB. Working as a whole class, learners contribute sentences verbally while the teacher scribes. The final answer must include: (a) the decision-tree logic for formula selection (if height is known → ½bh; if two sides and included angle known → ½ab sin C; if three sides known → Heron's; if regular polygon → ns²/[4 tan(180°/n)]; if irregular → decompose); (b) a reference to the Nakuru shamba as the specific real-world context; and (c) at least one numerical example from the Phase 3 problem set. Each learner then updates their own running polygon area model (started in Lesson 1) by adding a final 'Lesson 8' panel showing the complete decision tree and the five-sided shamba solution. Learners compare their Lesson 1 model (which likely showed only ½bh) against their final model, and write one sentence at the bottom: 'Between Lesson 1 and Lesson 8, my model grew because...'</w:t>
             </w:r>
           </w:p>
         </w:tc>
@@ -24240,7 +25220,7 @@
                 <w:sz w:val="18"/>
                 <w:szCs w:val="18"/>
               </w:rPr>
-              <w:t xml:space="preserve">Stand beside the DQB and say: 'This board has been our scientific and mathematical memory for the whole unit. Every question, every breakthrough, every tool — it is all here.' Give 2 minutes of silent reading time (enforce silence with a visible timer). Then say: 'If you believe the unit has given you enough tools to answer a question on this board, walk up, take the sticky note, write your justification on the back, and move it to the green column. You have 2 minutes.' After migration, ask 3 learners (cold-call by name): 'Which note did you move, and in one sentence, what evidence allowed you to move it?' Conclude by pointing to any notes still in 'Still Wondering' and saying: 'Let's see if today's final task closes those gaps too.'</w:t>
+              <w:t xml:space="preserve">Stand at the DQB and say: 'We have arrived. Today we close this board — not because learning is over, but because we have answered the question it was asking. Let's write the answer together.' Point to the driving question banner and ask: 'If the Nakuru surveyor asked you right now — what would you tell them? Who wants to start?' Take contributions from at least 6 learners (cold-call 3, accept 3 volunteers). Scribe the class answer on a large poster, shaping contributions into a coherent decision-tree paragraph. Then say: 'Now open your running model. Add a Lesson 8 panel. Show the decision tree and the shamba solution. And at the bottom, write one sentence about how your model grew.' Allow 6 minutes. Ask 3 learners (cold-call) to read their 'my model grew because...' sentence aloud. Affirm growth publicly: 'You walked in here in Lesson 1 knowing one formula. You walk out knowing five, and you know when to use each one. That is what it means to think like a mathematician — and like a surveyor in Nakuru.'</w:t>
             </w:r>
           </w:p>
         </w:tc>
@@ -24272,7 +25252,7 @@
                 <w:sz w:val="18"/>
                 <w:szCs w:val="18"/>
               </w:rPr>
-              <w:t xml:space="preserve">Driving Question Board Evidence Audit — this strategy makes the cumulative knowledge journey visible and tangible. By physically moving sticky notes, learners perform a metacognitive audit of their own understanding, connecting each prior lesson's evidence to the overarching driving question.</w:t>
+              <w:t xml:space="preserve">Model Revision with L1 vs. L8 Comparison — by returning to the original Lesson 1 model and explicitly comparing it against the final model, this strategy makes conceptual growth visible and consolidates the unit's learning trajectory into a single artefact. The co-constructed class answer on the poster creates shared ownership of the final explanation.</w:t>
             </w:r>
           </w:p>
         </w:tc>
@@ -24304,7 +25284,7 @@
                 <w:sz w:val="18"/>
                 <w:szCs w:val="18"/>
               </w:rPr>
-              <w:t xml:space="preserve">Teacher observes which sticky notes are moved and reads the justifications written on the back. Observable indicator: learner's written justification references a specific formula or strategy learned in a named lesson (e.g., 'In Lesson 5 we learned Heron's formula, which means we do not need a height at all — only the three side lengths'). Notes that are not moved flag conceptual gaps for targeted support during Phase 3.</w:t>
+              <w:t xml:space="preserve">Teacher collects or photographs final running models. Observable indicator: the Lesson 8 panel contains a clearly labelled decision tree covering all five formula pathways, and the 'my model grew because...' sentence names specific formulas or strategies learned during the unit. The sentence 'my model grew because I now know Heron's formula and can find area without a perpendicular height' is the target level of response.</w:t>
             </w:r>
           </w:p>
         </w:tc>
@@ -24313,32 +25293,32 @@
         <w:tc>
           <w:tcPr>
             <w:tcW w:type="dxa" w:w="1520"/>
-            <w:shd w:fill="E2EFDA" w:color="auto" w:val="clear"/>
-            <w:tcMar>
-              <w:top w:type="dxa" w:w="60"/>
-              <w:left w:type="dxa" w:w="120"/>
-              <w:bottom w:type="dxa" w:w="60"/>
-              <w:right w:type="dxa" w:w="120"/>
-            </w:tcMar>
-            <w:vAlign w:val="top"/>
-          </w:tcPr>
-          <w:p>
-            <w:pPr>
-              <w:spacing w:after="40" w:before="0"/>
-              <w:jc w:val="left"/>
-            </w:pPr>
-            <w:r>
-              <w:rPr>
-                <w:rFonts w:ascii="Arial" w:cs="Arial" w:eastAsia="Arial" w:hAnsi="Arial"/>
-                <w:b/>
-                <w:bCs/>
-                <w:i w:val="false"/>
-                <w:iCs w:val="false"/>
-                <w:color w:val="000000"/>
-                <w:sz w:val="18"/>
-                <w:szCs w:val="18"/>
-              </w:rPr>
-              <w:t xml:space="preserve">Explain Phase</w:t>
+            <w:shd w:fill="D5E8F0" w:color="auto" w:val="clear"/>
+            <w:tcMar>
+              <w:top w:type="dxa" w:w="60"/>
+              <w:left w:type="dxa" w:w="120"/>
+              <w:bottom w:type="dxa" w:w="60"/>
+              <w:right w:type="dxa" w:w="120"/>
+            </w:tcMar>
+            <w:vAlign w:val="top"/>
+          </w:tcPr>
+          <w:p>
+            <w:pPr>
+              <w:spacing w:after="40" w:before="0"/>
+              <w:jc w:val="left"/>
+            </w:pPr>
+            <w:r>
+              <w:rPr>
+                <w:rFonts w:ascii="Arial" w:cs="Arial" w:eastAsia="Arial" w:hAnsi="Arial"/>
+                <w:b/>
+                <w:bCs/>
+                <w:i w:val="false"/>
+                <w:iCs w:val="false"/>
+                <w:color w:val="000000"/>
+                <w:sz w:val="18"/>
+                <w:szCs w:val="18"/>
+              </w:rPr>
+              <w:t xml:space="preserve">Model Building Phase</w:t>
             </w:r>
           </w:p>
           <w:p>
@@ -24361,7 +25341,7 @@
             <w:pPr>
               <w:spacing w:after="20" w:before="0"/>
             </w:pPr>
-            <w:hyperlink w:history="1" r:id="rIdtft7unoftcjnxta3bwgu4">
+            <w:hyperlink w:history="1" r:id="rIdlnnqqxladp5ttarpbtjpc">
               <w:r>
                 <w:rPr>
                   <w:rFonts w:ascii="Arial" w:cs="Arial" w:eastAsia="Arial" w:hAnsi="Arial"/>
@@ -24370,7 +25350,7 @@
                   <w:szCs w:val="16"/>
                   <w:u w:val="single" w:color="2E75B6"/>
                 </w:rPr>
-                <w:t xml:space="preserve">Proof of Heron's formula (1 of 2) -dubbed(KY)</w:t>
+                <w:t xml:space="preserve">Heron's formula -dubbed(KY)</w:t>
               </w:r>
             </w:hyperlink>
           </w:p>
@@ -24394,7 +25374,7 @@
               <w:spacing w:after="10" w:before="0"/>
               <w:ind w:left="120"/>
             </w:pPr>
-            <w:hyperlink w:history="1" r:id="rIdfvjknpxzrbk2dgqkyxa5g">
+            <w:hyperlink w:history="1" r:id="rId24-jtfht8llhy3fbnz3xb">
               <w:r>
                 <w:rPr>
                   <w:rFonts w:ascii="Arial" w:cs="Arial" w:eastAsia="Arial" w:hAnsi="Arial"/>
@@ -24439,313 +25419,7 @@
             <w:pPr>
               <w:spacing w:after="20" w:before="0"/>
             </w:pPr>
-            <w:hyperlink w:history="1" r:id="rIdfqvul9h94fqw_x0x6g3zi">
-              <w:r>
-                <w:rPr>
-                  <w:rFonts w:ascii="Arial" w:cs="Arial" w:eastAsia="Arial" w:hAnsi="Arial"/>
-                  <w:color w:val="2E75B6"/>
-                  <w:sz w:val="16"/>
-                  <w:szCs w:val="16"/>
-                  <w:u w:val="single" w:color="2E75B6"/>
-                </w:rPr>
-                <w:t xml:space="preserve">Area of Regular Polygons (Flexbook)</w:t>
-              </w:r>
-            </w:hyperlink>
-          </w:p>
-          <w:p>
-            <w:pPr>
-              <w:spacing w:after="10" w:before="0"/>
-              <w:ind w:left="120"/>
-            </w:pPr>
-            <w:r>
-              <w:rPr>
-                <w:rFonts w:ascii="Arial" w:cs="Arial" w:eastAsia="Arial" w:hAnsi="Arial"/>
-                <w:color w:val="595959"/>
-                <w:sz w:val="14"/>
-                <w:szCs w:val="14"/>
-              </w:rPr>
-              <w:t xml:space="preserve">Source: CK-12</w:t>
-            </w:r>
-          </w:p>
-          <w:p>
-            <w:pPr>
-              <w:spacing w:after="10" w:before="0"/>
-              <w:ind w:left="120"/>
-            </w:pPr>
-            <w:hyperlink w:history="1" r:id="rIdwxv0qstlgq5dn96b9ukko">
-              <w:r>
-                <w:rPr>
-                  <w:rFonts w:ascii="Arial" w:cs="Arial" w:eastAsia="Arial" w:hAnsi="Arial"/>
-                  <w:color w:val="595959"/>
-                  <w:sz w:val="14"/>
-                  <w:szCs w:val="14"/>
-                  <w:u w:val="single" w:color="595959"/>
-                </w:rPr>
-                <w:t xml:space="preserve">🔍 Search ARES for similar readings</w:t>
-              </w:r>
-            </w:hyperlink>
-          </w:p>
-        </w:tc>
-        <w:tc>
-          <w:tcPr>
-            <w:tcW w:type="dxa" w:w="3040"/>
-            <w:shd w:fill="FFFFFF" w:color="auto" w:val="clear"/>
-            <w:tcMar>
-              <w:top w:type="dxa" w:w="60"/>
-              <w:left w:type="dxa" w:w="120"/>
-              <w:bottom w:type="dxa" w:w="60"/>
-              <w:right w:type="dxa" w:w="120"/>
-            </w:tcMar>
-            <w:vAlign w:val="top"/>
-          </w:tcPr>
-          <w:p>
-            <w:pPr>
-              <w:spacing w:after="40" w:before="0"/>
-              <w:jc w:val="left"/>
-            </w:pPr>
-            <w:r>
-              <w:rPr>
-                <w:rFonts w:ascii="Arial" w:cs="Arial" w:eastAsia="Arial" w:hAnsi="Arial"/>
-                <w:b w:val="false"/>
-                <w:bCs w:val="false"/>
-                <w:i w:val="false"/>
-                <w:iCs w:val="false"/>
-                <w:color w:val="000000"/>
-                <w:sz w:val="18"/>
-                <w:szCs w:val="18"/>
-              </w:rPr>
-              <w:t xml:space="preserve">Groups of four receive the 'Nakuru County Land &amp; Design Challenge' problem card — a rich, mixed-context problem set containing four interconnected scenarios all tied to the anchoring phenomenon: (1) The five-sided shamba: given three side lengths and two included angles, decompose the plot into three triangles, apply the sine formula and Heron's formula as appropriate, and find the total area in hectares. (2) A parallelogram-shaped maize field in Kericho: find its area given base and height, then find the cost of ploughing at KSh 3,500 per hectare. (3) A decorative kite-shaped tile design for a new community centre in Kisumu: find the tile's area given both diagonals. (4) A regular hexagonal water harvesting tank base in Nakuru: find its floor area using A = ns²/[4 tan(180°/n)]. Groups work collaboratively for 18 minutes on whiteboards or large paper, showing full working for each sub-problem. Each group then presents one assigned scenario (2 minutes per group) and the class provides structured peer feedback using the 'WWW/EBI' (What Went Well / Even Better If) protocol. The teacher facilitates connections between each scenario and the surveyor's toolkit.</w:t>
-            </w:r>
-          </w:p>
-        </w:tc>
-        <w:tc>
-          <w:tcPr>
-            <w:tcW w:type="dxa" w:w="3040"/>
-            <w:shd w:fill="F2F2F2" w:color="auto" w:val="clear"/>
-            <w:tcMar>
-              <w:top w:type="dxa" w:w="60"/>
-              <w:left w:type="dxa" w:w="120"/>
-              <w:bottom w:type="dxa" w:w="60"/>
-              <w:right w:type="dxa" w:w="120"/>
-            </w:tcMar>
-            <w:vAlign w:val="top"/>
-          </w:tcPr>
-          <w:p>
-            <w:pPr>
-              <w:spacing w:after="40" w:before="0"/>
-              <w:jc w:val="left"/>
-            </w:pPr>
-            <w:r>
-              <w:rPr>
-                <w:rFonts w:ascii="Arial" w:cs="Arial" w:eastAsia="Arial" w:hAnsi="Arial"/>
-                <w:b w:val="false"/>
-                <w:bCs w:val="false"/>
-                <w:i w:val="false"/>
-                <w:iCs w:val="false"/>
-                <w:color w:val="000000"/>
-                <w:sz w:val="18"/>
-                <w:szCs w:val="18"/>
-              </w:rPr>
-              <w:t xml:space="preserve">Distribute problem cards and say: 'These four problems all live in the same world as the Nakuru surveyor. Your group must solve all four, but each group will present one. I will assign presentations randomly at the end — so everyone must understand every problem.' Assign scenarios to groups after 18 minutes using random selection (name sticks in a cup). During group work, circulate every 3 minutes. Use targeted prompts: For groups stuck on Problem 1: 'Which diagonal do you draw first? What does that diagonal split the polygon into?' For groups stuck on Problem 4: 'What is n here? What is s? Substitute carefully.' After each 2-minute presentation, say: 'Class, give this group one WWW and one EBI — raise your hand when ready.' Cold-call 2 students for feedback after each presentation. After all four presentations, say: 'Notice what we just did — we just solved the exact problem the Nakuru surveyor was facing. Every formula you used exists because a real person, somewhere in Kenya, needed it.'</w:t>
-            </w:r>
-          </w:p>
-        </w:tc>
-        <w:tc>
-          <w:tcPr>
-            <w:tcW w:type="dxa" w:w="3040"/>
-            <w:shd w:fill="FFFFFF" w:color="auto" w:val="clear"/>
-            <w:tcMar>
-              <w:top w:type="dxa" w:w="60"/>
-              <w:left w:type="dxa" w:w="120"/>
-              <w:bottom w:type="dxa" w:w="60"/>
-              <w:right w:type="dxa" w:w="120"/>
-            </w:tcMar>
-            <w:vAlign w:val="top"/>
-          </w:tcPr>
-          <w:p>
-            <w:pPr>
-              <w:spacing w:after="40" w:before="0"/>
-              <w:jc w:val="left"/>
-            </w:pPr>
-            <w:r>
-              <w:rPr>
-                <w:rFonts w:ascii="Arial" w:cs="Arial" w:eastAsia="Arial" w:hAnsi="Arial"/>
-                <w:b w:val="false"/>
-                <w:bCs w:val="false"/>
-                <w:i w:val="false"/>
-                <w:iCs w:val="false"/>
-                <w:color w:val="000000"/>
-                <w:sz w:val="18"/>
-                <w:szCs w:val="18"/>
-              </w:rPr>
-              <w:t xml:space="preserve">Jigsaw Presentation with Peer Feedback — by requiring all groups to solve all problems but each to present only one, this strategy creates authentic interdependence and whole-class accountability. The WWW/EBI protocol structures peer feedback to be specific and constructive, reinforcing mathematical communication skills.</w:t>
-            </w:r>
-          </w:p>
-        </w:tc>
-        <w:tc>
-          <w:tcPr>
-            <w:tcW w:type="dxa" w:w="3040"/>
-            <w:shd w:fill="F2F2F2" w:color="auto" w:val="clear"/>
-            <w:tcMar>
-              <w:top w:type="dxa" w:w="60"/>
-              <w:left w:type="dxa" w:w="120"/>
-              <w:bottom w:type="dxa" w:w="60"/>
-              <w:right w:type="dxa" w:w="120"/>
-            </w:tcMar>
-            <w:vAlign w:val="top"/>
-          </w:tcPr>
-          <w:p>
-            <w:pPr>
-              <w:spacing w:after="40" w:before="0"/>
-              <w:jc w:val="left"/>
-            </w:pPr>
-            <w:r>
-              <w:rPr>
-                <w:rFonts w:ascii="Arial" w:cs="Arial" w:eastAsia="Arial" w:hAnsi="Arial"/>
-                <w:b w:val="false"/>
-                <w:bCs w:val="false"/>
-                <w:i w:val="false"/>
-                <w:iCs w:val="false"/>
-                <w:color w:val="000000"/>
-                <w:sz w:val="18"/>
-                <w:szCs w:val="18"/>
-              </w:rPr>
-              <w:t xml:space="preserve">Teacher checks group whiteboards at the 10-minute mark. Observable indicators: (a) Problem 1 solution shows correct polygon decomposition into triangles with labelled sub-triangles; (b) correct substitution into A = ½ab sin C or Heron's formula with units converted to hectares; (c) Problem 4 shows correct substitution of n = 6 and the given side length into the regular polygon formula. A group that cannot decompose Problem 1 correctly receives an immediate teacher scaffold: a pre-drawn diagonal to prompt the first decomposition step.</w:t>
-            </w:r>
-          </w:p>
-        </w:tc>
-      </w:tr>
-      <w:tr>
-        <w:tc>
-          <w:tcPr>
-            <w:tcW w:type="dxa" w:w="1520"/>
-            <w:shd w:fill="FCE4D6" w:color="auto" w:val="clear"/>
-            <w:tcMar>
-              <w:top w:type="dxa" w:w="60"/>
-              <w:left w:type="dxa" w:w="120"/>
-              <w:bottom w:type="dxa" w:w="60"/>
-              <w:right w:type="dxa" w:w="120"/>
-            </w:tcMar>
-            <w:vAlign w:val="top"/>
-          </w:tcPr>
-          <w:p>
-            <w:pPr>
-              <w:spacing w:after="40" w:before="0"/>
-              <w:jc w:val="left"/>
-            </w:pPr>
-            <w:r>
-              <w:rPr>
-                <w:rFonts w:ascii="Arial" w:cs="Arial" w:eastAsia="Arial" w:hAnsi="Arial"/>
-                <w:b/>
-                <w:bCs/>
-                <w:i w:val="false"/>
-                <w:iCs w:val="false"/>
-                <w:color w:val="000000"/>
-                <w:sz w:val="18"/>
-                <w:szCs w:val="18"/>
-              </w:rPr>
-              <w:t xml:space="preserve">Driving Question Board (DQB) Creation</w:t>
-            </w:r>
-          </w:p>
-          <w:p>
-            <w:pPr>
-              <w:spacing w:after="20" w:before="0"/>
-            </w:pPr>
-            <w:r>
-              <w:rPr>
-                <w:rFonts w:ascii="Arial" w:cs="Arial" w:eastAsia="Arial" w:hAnsi="Arial"/>
-                <w:b/>
-                <w:bCs/>
-                <w:color w:val="1F3864"/>
-                <w:sz w:val="16"/>
-                <w:szCs w:val="16"/>
-              </w:rPr>
-              <w:t xml:space="preserve">📹 VIDEO:</w:t>
-            </w:r>
-          </w:p>
-          <w:p>
-            <w:pPr>
-              <w:spacing w:after="20" w:before="0"/>
-            </w:pPr>
-            <w:hyperlink w:history="1" r:id="rIda4i636gspf6yxeb5v9pr1">
-              <w:r>
-                <w:rPr>
-                  <w:rFonts w:ascii="Arial" w:cs="Arial" w:eastAsia="Arial" w:hAnsi="Arial"/>
-                  <w:color w:val="2E75B6"/>
-                  <w:sz w:val="16"/>
-                  <w:szCs w:val="16"/>
-                  <w:u w:val="single" w:color="2E75B6"/>
-                </w:rPr>
-                <w:t xml:space="preserve">Proof of Heron's formula (2 of 2) -dubbed(KY)</w:t>
-              </w:r>
-            </w:hyperlink>
-          </w:p>
-          <w:p>
-            <w:pPr>
-              <w:spacing w:after="10" w:before="0"/>
-              <w:ind w:left="120"/>
-            </w:pPr>
-            <w:r>
-              <w:rPr>
-                <w:rFonts w:ascii="Arial" w:cs="Arial" w:eastAsia="Arial" w:hAnsi="Arial"/>
-                <w:color w:val="595959"/>
-                <w:sz w:val="14"/>
-                <w:szCs w:val="14"/>
-              </w:rPr>
-              <w:t xml:space="preserve">Source: Khan Academy (Kiswahili)</w:t>
-            </w:r>
-          </w:p>
-          <w:p>
-            <w:pPr>
-              <w:spacing w:after="10" w:before="0"/>
-              <w:ind w:left="120"/>
-            </w:pPr>
-            <w:hyperlink w:history="1" r:id="rIdrrw9ezf7myiq0n1iegjht">
-              <w:r>
-                <w:rPr>
-                  <w:rFonts w:ascii="Arial" w:cs="Arial" w:eastAsia="Arial" w:hAnsi="Arial"/>
-                  <w:color w:val="595959"/>
-                  <w:sz w:val="14"/>
-                  <w:szCs w:val="14"/>
-                  <w:u w:val="single" w:color="595959"/>
-                </w:rPr>
-                <w:t xml:space="preserve">🔍 Search ARES for similar videos</w:t>
-              </w:r>
-            </w:hyperlink>
-          </w:p>
-          <w:p>
-            <w:pPr>
-              <w:spacing w:after="40" w:before="0"/>
-            </w:pPr>
-            <w:r>
-              <w:rPr>
-                <w:sz w:val="14"/>
-                <w:szCs w:val="14"/>
-              </w:rPr>
-              <w:t xml:space="preserve"/>
-            </w:r>
-          </w:p>
-          <w:p>
-            <w:pPr>
-              <w:spacing w:after="20" w:before="0"/>
-            </w:pPr>
-            <w:r>
-              <w:rPr>
-                <w:rFonts w:ascii="Arial" w:cs="Arial" w:eastAsia="Arial" w:hAnsi="Arial"/>
-                <w:b/>
-                <w:bCs/>
-                <w:color w:val="1F3864"/>
-                <w:sz w:val="16"/>
-                <w:szCs w:val="16"/>
-              </w:rPr>
-              <w:t xml:space="preserve">📖 HTML:</w:t>
-            </w:r>
-          </w:p>
-          <w:p>
-            <w:pPr>
-              <w:spacing w:after="20" w:before="0"/>
-            </w:pPr>
-            <w:hyperlink w:history="1" r:id="rIdg6yrhp6cthtxu5yi4xl6n">
+            <w:hyperlink w:history="1" r:id="rIdtyqyg9n2wplo7qlpwg_nk">
               <w:r>
                 <w:rPr>
                   <w:rFonts w:ascii="Arial" w:cs="Arial" w:eastAsia="Arial" w:hAnsi="Arial"/>
@@ -24778,313 +25452,7 @@
               <w:spacing w:after="10" w:before="0"/>
               <w:ind w:left="120"/>
             </w:pPr>
-            <w:hyperlink w:history="1" r:id="rIdl74tqf7hpybmmlkmymw4x">
-              <w:r>
-                <w:rPr>
-                  <w:rFonts w:ascii="Arial" w:cs="Arial" w:eastAsia="Arial" w:hAnsi="Arial"/>
-                  <w:color w:val="595959"/>
-                  <w:sz w:val="14"/>
-                  <w:szCs w:val="14"/>
-                  <w:u w:val="single" w:color="595959"/>
-                </w:rPr>
-                <w:t xml:space="preserve">🔍 Search ARES for similar readings</w:t>
-              </w:r>
-            </w:hyperlink>
-          </w:p>
-        </w:tc>
-        <w:tc>
-          <w:tcPr>
-            <w:tcW w:type="dxa" w:w="3040"/>
-            <w:shd w:fill="FFFFFF" w:color="auto" w:val="clear"/>
-            <w:tcMar>
-              <w:top w:type="dxa" w:w="60"/>
-              <w:left w:type="dxa" w:w="120"/>
-              <w:bottom w:type="dxa" w:w="60"/>
-              <w:right w:type="dxa" w:w="120"/>
-            </w:tcMar>
-            <w:vAlign w:val="top"/>
-          </w:tcPr>
-          <w:p>
-            <w:pPr>
-              <w:spacing w:after="40" w:before="0"/>
-              <w:jc w:val="left"/>
-            </w:pPr>
-            <w:r>
-              <w:rPr>
-                <w:rFonts w:ascii="Arial" w:cs="Arial" w:eastAsia="Arial" w:hAnsi="Arial"/>
-                <w:b w:val="false"/>
-                <w:bCs w:val="false"/>
-                <w:i w:val="false"/>
-                <w:iCs w:val="false"/>
-                <w:color w:val="000000"/>
-                <w:sz w:val="18"/>
-                <w:szCs w:val="18"/>
-              </w:rPr>
-              <w:t xml:space="preserve">The class reconvenes at the DQB for the final ceremony. The teacher reads the driving question aloud one last time, and learners are invited to co-construct a final class answer on a large sheet of paper that will be permanently posted beside the DQB. Working as a whole class, learners contribute sentences verbally while the teacher scribes. The final answer must include: (a) the decision-tree logic for formula selection (if height is known → ½bh; if two sides and included angle known → ½ab sin C; if three sides known → Heron's; if regular polygon → ns²/[4 tan(180°/n)]; if irregular → decompose); (b) a reference to the Nakuru shamba as the specific real-world context; and (c) at least one numerical example from the Phase 3 problem set. Each learner then updates their own running polygon area model (started in Lesson 1) by adding a final 'Lesson 8' panel showing the complete decision tree and the five-sided shamba solution. Learners compare their Lesson 1 model (which likely showed only ½bh) against their final model, and write one sentence at the bottom: 'Between Lesson 1 and Lesson 8, my model grew because...'</w:t>
-            </w:r>
-          </w:p>
-        </w:tc>
-        <w:tc>
-          <w:tcPr>
-            <w:tcW w:type="dxa" w:w="3040"/>
-            <w:shd w:fill="F2F2F2" w:color="auto" w:val="clear"/>
-            <w:tcMar>
-              <w:top w:type="dxa" w:w="60"/>
-              <w:left w:type="dxa" w:w="120"/>
-              <w:bottom w:type="dxa" w:w="60"/>
-              <w:right w:type="dxa" w:w="120"/>
-            </w:tcMar>
-            <w:vAlign w:val="top"/>
-          </w:tcPr>
-          <w:p>
-            <w:pPr>
-              <w:spacing w:after="40" w:before="0"/>
-              <w:jc w:val="left"/>
-            </w:pPr>
-            <w:r>
-              <w:rPr>
-                <w:rFonts w:ascii="Arial" w:cs="Arial" w:eastAsia="Arial" w:hAnsi="Arial"/>
-                <w:b w:val="false"/>
-                <w:bCs w:val="false"/>
-                <w:i w:val="false"/>
-                <w:iCs w:val="false"/>
-                <w:color w:val="000000"/>
-                <w:sz w:val="18"/>
-                <w:szCs w:val="18"/>
-              </w:rPr>
-              <w:t xml:space="preserve">Stand at the DQB and say: 'We have arrived. Today we close this board — not because learning is over, but because we have answered the question it was asking. Let's write the answer together.' Point to the driving question banner and ask: 'If the Nakuru surveyor asked you right now — what would you tell them? Who wants to start?' Take contributions from at least 6 learners (cold-call 3, accept 3 volunteers). Scribe the class answer on a large poster, shaping contributions into a coherent decision-tree paragraph. Then say: 'Now open your running model. Add a Lesson 8 panel. Show the decision tree and the shamba solution. And at the bottom, write one sentence about how your model grew.' Allow 6 minutes. Ask 3 learners (cold-call) to read their 'my model grew because...' sentence aloud. Affirm growth publicly: 'You walked in here in Lesson 1 knowing one formula. You walk out knowing five, and you know when to use each one. That is what it means to think like a mathematician — and like a surveyor in Nakuru.'</w:t>
-            </w:r>
-          </w:p>
-        </w:tc>
-        <w:tc>
-          <w:tcPr>
-            <w:tcW w:type="dxa" w:w="3040"/>
-            <w:shd w:fill="FFFFFF" w:color="auto" w:val="clear"/>
-            <w:tcMar>
-              <w:top w:type="dxa" w:w="60"/>
-              <w:left w:type="dxa" w:w="120"/>
-              <w:bottom w:type="dxa" w:w="60"/>
-              <w:right w:type="dxa" w:w="120"/>
-            </w:tcMar>
-            <w:vAlign w:val="top"/>
-          </w:tcPr>
-          <w:p>
-            <w:pPr>
-              <w:spacing w:after="40" w:before="0"/>
-              <w:jc w:val="left"/>
-            </w:pPr>
-            <w:r>
-              <w:rPr>
-                <w:rFonts w:ascii="Arial" w:cs="Arial" w:eastAsia="Arial" w:hAnsi="Arial"/>
-                <w:b w:val="false"/>
-                <w:bCs w:val="false"/>
-                <w:i w:val="false"/>
-                <w:iCs w:val="false"/>
-                <w:color w:val="000000"/>
-                <w:sz w:val="18"/>
-                <w:szCs w:val="18"/>
-              </w:rPr>
-              <w:t xml:space="preserve">Model Revision with L1 vs. L8 Comparison — by returning to the original Lesson 1 model and explicitly comparing it against the final model, this strategy makes conceptual growth visible and consolidates the unit's learning trajectory into a single artefact. The co-constructed class answer on the poster creates shared ownership of the final explanation.</w:t>
-            </w:r>
-          </w:p>
-        </w:tc>
-        <w:tc>
-          <w:tcPr>
-            <w:tcW w:type="dxa" w:w="3040"/>
-            <w:shd w:fill="F2F2F2" w:color="auto" w:val="clear"/>
-            <w:tcMar>
-              <w:top w:type="dxa" w:w="60"/>
-              <w:left w:type="dxa" w:w="120"/>
-              <w:bottom w:type="dxa" w:w="60"/>
-              <w:right w:type="dxa" w:w="120"/>
-            </w:tcMar>
-            <w:vAlign w:val="top"/>
-          </w:tcPr>
-          <w:p>
-            <w:pPr>
-              <w:spacing w:after="40" w:before="0"/>
-              <w:jc w:val="left"/>
-            </w:pPr>
-            <w:r>
-              <w:rPr>
-                <w:rFonts w:ascii="Arial" w:cs="Arial" w:eastAsia="Arial" w:hAnsi="Arial"/>
-                <w:b w:val="false"/>
-                <w:bCs w:val="false"/>
-                <w:i w:val="false"/>
-                <w:iCs w:val="false"/>
-                <w:color w:val="000000"/>
-                <w:sz w:val="18"/>
-                <w:szCs w:val="18"/>
-              </w:rPr>
-              <w:t xml:space="preserve">Teacher collects or photographs final running models. Observable indicator: the Lesson 8 panel contains a clearly labelled decision tree covering all five formula pathways, and the 'my model grew because...' sentence names specific formulas or strategies learned during the unit. The sentence 'my model grew because I now know Heron's formula and can find area without a perpendicular height' is the target level of response.</w:t>
-            </w:r>
-          </w:p>
-        </w:tc>
-      </w:tr>
-      <w:tr>
-        <w:tc>
-          <w:tcPr>
-            <w:tcW w:type="dxa" w:w="1520"/>
-            <w:shd w:fill="D5E8F0" w:color="auto" w:val="clear"/>
-            <w:tcMar>
-              <w:top w:type="dxa" w:w="60"/>
-              <w:left w:type="dxa" w:w="120"/>
-              <w:bottom w:type="dxa" w:w="60"/>
-              <w:right w:type="dxa" w:w="120"/>
-            </w:tcMar>
-            <w:vAlign w:val="top"/>
-          </w:tcPr>
-          <w:p>
-            <w:pPr>
-              <w:spacing w:after="40" w:before="0"/>
-              <w:jc w:val="left"/>
-            </w:pPr>
-            <w:r>
-              <w:rPr>
-                <w:rFonts w:ascii="Arial" w:cs="Arial" w:eastAsia="Arial" w:hAnsi="Arial"/>
-                <w:b/>
-                <w:bCs/>
-                <w:i w:val="false"/>
-                <w:iCs w:val="false"/>
-                <w:color w:val="000000"/>
-                <w:sz w:val="18"/>
-                <w:szCs w:val="18"/>
-              </w:rPr>
-              <w:t xml:space="preserve">Model Building Phase</w:t>
-            </w:r>
-          </w:p>
-          <w:p>
-            <w:pPr>
-              <w:spacing w:after="20" w:before="0"/>
-            </w:pPr>
-            <w:r>
-              <w:rPr>
-                <w:rFonts w:ascii="Arial" w:cs="Arial" w:eastAsia="Arial" w:hAnsi="Arial"/>
-                <w:b/>
-                <w:bCs/>
-                <w:color w:val="1F3864"/>
-                <w:sz w:val="16"/>
-                <w:szCs w:val="16"/>
-              </w:rPr>
-              <w:t xml:space="preserve">📹 VIDEO:</w:t>
-            </w:r>
-          </w:p>
-          <w:p>
-            <w:pPr>
-              <w:spacing w:after="20" w:before="0"/>
-            </w:pPr>
-            <w:hyperlink w:history="1" r:id="rIdfukfwx5mjvovmxj12fga1">
-              <w:r>
-                <w:rPr>
-                  <w:rFonts w:ascii="Arial" w:cs="Arial" w:eastAsia="Arial" w:hAnsi="Arial"/>
-                  <w:color w:val="2E75B6"/>
-                  <w:sz w:val="16"/>
-                  <w:szCs w:val="16"/>
-                  <w:u w:val="single" w:color="2E75B6"/>
-                </w:rPr>
-                <w:t xml:space="preserve">Area of inscribed equilateral triangle -dubbed(KY)</w:t>
-              </w:r>
-            </w:hyperlink>
-          </w:p>
-          <w:p>
-            <w:pPr>
-              <w:spacing w:after="10" w:before="0"/>
-              <w:ind w:left="120"/>
-            </w:pPr>
-            <w:r>
-              <w:rPr>
-                <w:rFonts w:ascii="Arial" w:cs="Arial" w:eastAsia="Arial" w:hAnsi="Arial"/>
-                <w:color w:val="595959"/>
-                <w:sz w:val="14"/>
-                <w:szCs w:val="14"/>
-              </w:rPr>
-              <w:t xml:space="preserve">Source: Khan Academy (Kiswahili)</w:t>
-            </w:r>
-          </w:p>
-          <w:p>
-            <w:pPr>
-              <w:spacing w:after="10" w:before="0"/>
-              <w:ind w:left="120"/>
-            </w:pPr>
-            <w:hyperlink w:history="1" r:id="rIdtis88qym0d8fu2p6ed2c3">
-              <w:r>
-                <w:rPr>
-                  <w:rFonts w:ascii="Arial" w:cs="Arial" w:eastAsia="Arial" w:hAnsi="Arial"/>
-                  <w:color w:val="595959"/>
-                  <w:sz w:val="14"/>
-                  <w:szCs w:val="14"/>
-                  <w:u w:val="single" w:color="595959"/>
-                </w:rPr>
-                <w:t xml:space="preserve">🔍 Search ARES for similar videos</w:t>
-              </w:r>
-            </w:hyperlink>
-          </w:p>
-          <w:p>
-            <w:pPr>
-              <w:spacing w:after="40" w:before="0"/>
-            </w:pPr>
-            <w:r>
-              <w:rPr>
-                <w:sz w:val="14"/>
-                <w:szCs w:val="14"/>
-              </w:rPr>
-              <w:t xml:space="preserve"/>
-            </w:r>
-          </w:p>
-          <w:p>
-            <w:pPr>
-              <w:spacing w:after="20" w:before="0"/>
-            </w:pPr>
-            <w:r>
-              <w:rPr>
-                <w:rFonts w:ascii="Arial" w:cs="Arial" w:eastAsia="Arial" w:hAnsi="Arial"/>
-                <w:b/>
-                <w:bCs/>
-                <w:color w:val="1F3864"/>
-                <w:sz w:val="16"/>
-                <w:szCs w:val="16"/>
-              </w:rPr>
-              <w:t xml:space="preserve">📖 HTML:</w:t>
-            </w:r>
-          </w:p>
-          <w:p>
-            <w:pPr>
-              <w:spacing w:after="20" w:before="0"/>
-            </w:pPr>
-            <w:hyperlink w:history="1" r:id="rId7keriuphsoqtmk-fq6c14">
-              <w:r>
-                <w:rPr>
-                  <w:rFonts w:ascii="Arial" w:cs="Arial" w:eastAsia="Arial" w:hAnsi="Arial"/>
-                  <w:color w:val="2E75B6"/>
-                  <w:sz w:val="16"/>
-                  <w:szCs w:val="16"/>
-                  <w:u w:val="single" w:color="2E75B6"/>
-                </w:rPr>
-                <w:t xml:space="preserve">Heron's Formula (Flexbook)</w:t>
-              </w:r>
-            </w:hyperlink>
-          </w:p>
-          <w:p>
-            <w:pPr>
-              <w:spacing w:after="10" w:before="0"/>
-              <w:ind w:left="120"/>
-            </w:pPr>
-            <w:r>
-              <w:rPr>
-                <w:rFonts w:ascii="Arial" w:cs="Arial" w:eastAsia="Arial" w:hAnsi="Arial"/>
-                <w:color w:val="595959"/>
-                <w:sz w:val="14"/>
-                <w:szCs w:val="14"/>
-              </w:rPr>
-              <w:t xml:space="preserve">Source: CK-12</w:t>
-            </w:r>
-          </w:p>
-          <w:p>
-            <w:pPr>
-              <w:spacing w:after="10" w:before="0"/>
-              <w:ind w:left="120"/>
-            </w:pPr>
-            <w:hyperlink w:history="1" r:id="rIdywiuffdven-b_1bfqmvdm">
+            <w:hyperlink w:history="1" r:id="rId4yedxodgenhx0fngzrqau">
               <w:r>
                 <w:rPr>
                   <w:rFonts w:ascii="Arial" w:cs="Arial" w:eastAsia="Arial" w:hAnsi="Arial"/>
@@ -25596,7 +25964,7 @@
         </w:rPr>
         <w:t xml:space="preserve">© 2026 SeaVuria and ARES. Aligned with KICD objectives. Developed by SeaVuria; technical implementation by ARES (with AI assistance from Claude). Licensed under </w:t>
       </w:r>
-      <w:hyperlink w:history="1" r:id="rIdxt9i19rlynwujr62qnzgd">
+      <w:hyperlink w:history="1" r:id="rIdpikitjmke2dmnzckqyz6m">
         <w:r>
           <w:rPr>
             <w:rFonts w:ascii="Arial" w:cs="Arial" w:eastAsia="Arial" w:hAnsi="Arial"/>
@@ -25617,7 +25985,7 @@
         </w:rPr>
         <w:t xml:space="preserve"> (</w:t>
       </w:r>
-      <w:hyperlink w:history="1" r:id="rIdcf88nfh-g2tqk897j8gdp">
+      <w:hyperlink w:history="1" r:id="rIdobq8affjfo1uhvjgmcmbf">
         <w:r>
           <w:rPr>
             <w:rFonts w:ascii="Arial" w:cs="Arial" w:eastAsia="Arial" w:hAnsi="Arial"/>

--- a/data/outputs/v2/Maths/SS2.2_Area_of_Polygons/Mathematics_Area_of_Polygons_CBE_LessonSequence.docx
+++ b/data/outputs/v2/Maths/SS2.2_Area_of_Polygons/Mathematics_Area_of_Polygons_CBE_LessonSequence.docx
@@ -2402,7 +2402,7 @@
         </w:rPr>
         <w:t xml:space="preserve">© 2026 SeaVuria and ARES. This work is licensed under a </w:t>
       </w:r>
-      <w:hyperlink w:history="1" r:id="rId2evlxpdllpuptbrvwvtmt">
+      <w:hyperlink w:history="1" r:id="rIdhfys-_wvvqf1ee2lcbmni">
         <w:r>
           <w:rPr>
             <w:rFonts w:ascii="Arial" w:cs="Arial" w:eastAsia="Arial" w:hAnsi="Arial"/>
@@ -2422,7 +2422,7 @@
         </w:rPr>
         <w:t xml:space="preserve"> (</w:t>
       </w:r>
-      <w:hyperlink w:history="1" r:id="rIdn16xkaxrmtm8jcrbsm1em">
+      <w:hyperlink w:history="1" r:id="rIdygxc8cts_8pdjnirdlxyf">
         <w:r>
           <w:rPr>
             <w:rFonts w:ascii="Arial" w:cs="Arial" w:eastAsia="Arial" w:hAnsi="Arial"/>
@@ -2442,7 +2442,7 @@
         </w:rPr>
         <w:t xml:space="preserve">). To view a copy of this license, visit </w:t>
       </w:r>
-      <w:hyperlink w:history="1" r:id="rIdzi-c9vsgslam0fmru083t">
+      <w:hyperlink w:history="1" r:id="rIdkljapj2cunget3elih9xd">
         <w:r>
           <w:rPr>
             <w:rFonts w:ascii="Arial" w:cs="Arial" w:eastAsia="Arial" w:hAnsi="Arial"/>
@@ -3454,7 +3454,7 @@
             <w:pPr>
               <w:spacing w:after="20" w:before="0"/>
             </w:pPr>
-            <w:hyperlink w:history="1" r:id="rIdgsfvutlowjdkho1o-qz2e">
+            <w:hyperlink w:history="1" r:id="rIdy7hurwvlqqmzpxjq6f6tz">
               <w:r>
                 <w:rPr>
                   <w:rFonts w:ascii="Arial" w:cs="Arial" w:eastAsia="Arial" w:hAnsi="Arial"/>
@@ -3487,7 +3487,7 @@
               <w:spacing w:after="10" w:before="0"/>
               <w:ind w:left="120"/>
             </w:pPr>
-            <w:hyperlink w:history="1" r:id="rIdnziu47bqxgdrsuvjp6vtl">
+            <w:hyperlink w:history="1" r:id="rIdyda6egb1u1xf_amqd5c9c">
               <w:r>
                 <w:rPr>
                   <w:rFonts w:ascii="Arial" w:cs="Arial" w:eastAsia="Arial" w:hAnsi="Arial"/>
@@ -3532,7 +3532,7 @@
             <w:pPr>
               <w:spacing w:after="20" w:before="0"/>
             </w:pPr>
-            <w:hyperlink w:history="1" r:id="rIduwlpzjknpdaq50ki8_0dq">
+            <w:hyperlink w:history="1" r:id="rIdpkzkhbpvy6zr_serpnptw">
               <w:r>
                 <w:rPr>
                   <w:rFonts w:ascii="Arial" w:cs="Arial" w:eastAsia="Arial" w:hAnsi="Arial"/>
@@ -3565,7 +3565,7 @@
               <w:spacing w:after="10" w:before="0"/>
               <w:ind w:left="120"/>
             </w:pPr>
-            <w:hyperlink w:history="1" r:id="rIdocch56uig5ifynpzjhd-t">
+            <w:hyperlink w:history="1" r:id="rIdaristmftu7dzqhv6vmp4c">
               <w:r>
                 <w:rPr>
                   <w:rFonts w:ascii="Arial" w:cs="Arial" w:eastAsia="Arial" w:hAnsi="Arial"/>
@@ -3760,7 +3760,7 @@
             <w:pPr>
               <w:spacing w:after="20" w:before="0"/>
             </w:pPr>
-            <w:hyperlink w:history="1" r:id="rIdk2nxpqrfjytqfztuxfc__">
+            <w:hyperlink w:history="1" r:id="rIdfaxlt_cfveyg-6wplnq-8">
               <w:r>
                 <w:rPr>
                   <w:rFonts w:ascii="Arial" w:cs="Arial" w:eastAsia="Arial" w:hAnsi="Arial"/>
@@ -3793,7 +3793,7 @@
               <w:spacing w:after="10" w:before="0"/>
               <w:ind w:left="120"/>
             </w:pPr>
-            <w:hyperlink w:history="1" r:id="rIdagsvwf0sw47y4r7et4e-i">
+            <w:hyperlink w:history="1" r:id="rIdyxilhqxcjau04vp-rx1sr">
               <w:r>
                 <w:rPr>
                   <w:rFonts w:ascii="Arial" w:cs="Arial" w:eastAsia="Arial" w:hAnsi="Arial"/>
@@ -3838,7 +3838,7 @@
             <w:pPr>
               <w:spacing w:after="20" w:before="0"/>
             </w:pPr>
-            <w:hyperlink w:history="1" r:id="rIdlyppmdffbkybxldcz44tp">
+            <w:hyperlink w:history="1" r:id="rIdnxqhlv3saoqrffcy6nmjj">
               <w:r>
                 <w:rPr>
                   <w:rFonts w:ascii="Arial" w:cs="Arial" w:eastAsia="Arial" w:hAnsi="Arial"/>
@@ -3871,7 +3871,7 @@
               <w:spacing w:after="10" w:before="0"/>
               <w:ind w:left="120"/>
             </w:pPr>
-            <w:hyperlink w:history="1" r:id="rIdrao7xzz7kcqupcwhzoi1n">
+            <w:hyperlink w:history="1" r:id="rIdzja70oww6b3arybt5onea">
               <w:r>
                 <w:rPr>
                   <w:rFonts w:ascii="Arial" w:cs="Arial" w:eastAsia="Arial" w:hAnsi="Arial"/>
@@ -4066,7 +4066,7 @@
             <w:pPr>
               <w:spacing w:after="20" w:before="0"/>
             </w:pPr>
-            <w:hyperlink w:history="1" r:id="rIdeau1qyc_mlzenardkoant">
+            <w:hyperlink w:history="1" r:id="rIdthqxyy1b7-o0ximf4o8ih">
               <w:r>
                 <w:rPr>
                   <w:rFonts w:ascii="Arial" w:cs="Arial" w:eastAsia="Arial" w:hAnsi="Arial"/>
@@ -4099,7 +4099,7 @@
               <w:spacing w:after="10" w:before="0"/>
               <w:ind w:left="120"/>
             </w:pPr>
-            <w:hyperlink w:history="1" r:id="rIdgwdnxbsgtl2ooeinwxmba">
+            <w:hyperlink w:history="1" r:id="rIdvdyq8olowwxqcq2nvv9fi">
               <w:r>
                 <w:rPr>
                   <w:rFonts w:ascii="Arial" w:cs="Arial" w:eastAsia="Arial" w:hAnsi="Arial"/>
@@ -4144,7 +4144,7 @@
             <w:pPr>
               <w:spacing w:after="20" w:before="0"/>
             </w:pPr>
-            <w:hyperlink w:history="1" r:id="rIdrm8f2kudalvu7fzl9flet">
+            <w:hyperlink w:history="1" r:id="rIdgua1w2qo35b1ekayvls0p">
               <w:r>
                 <w:rPr>
                   <w:rFonts w:ascii="Arial" w:cs="Arial" w:eastAsia="Arial" w:hAnsi="Arial"/>
@@ -4177,7 +4177,7 @@
               <w:spacing w:after="10" w:before="0"/>
               <w:ind w:left="120"/>
             </w:pPr>
-            <w:hyperlink w:history="1" r:id="rId40iuz3zew7vfkiopvu-zm">
+            <w:hyperlink w:history="1" r:id="rIdoafg3zjwr7otkrmq8rcpr">
               <w:r>
                 <w:rPr>
                   <w:rFonts w:ascii="Arial" w:cs="Arial" w:eastAsia="Arial" w:hAnsi="Arial"/>
@@ -4372,7 +4372,7 @@
             <w:pPr>
               <w:spacing w:after="20" w:before="0"/>
             </w:pPr>
-            <w:hyperlink w:history="1" r:id="rIdkudtmzils3mhiprj3b5sh">
+            <w:hyperlink w:history="1" r:id="rIdvqd2u0qics-vefcr2nk7j">
               <w:r>
                 <w:rPr>
                   <w:rFonts w:ascii="Arial" w:cs="Arial" w:eastAsia="Arial" w:hAnsi="Arial"/>
@@ -4405,7 +4405,7 @@
               <w:spacing w:after="10" w:before="0"/>
               <w:ind w:left="120"/>
             </w:pPr>
-            <w:hyperlink w:history="1" r:id="rIdsjegu1iekoecxr_ilq4gl">
+            <w:hyperlink w:history="1" r:id="rIduesxlfdrj50gbr9znqdee">
               <w:r>
                 <w:rPr>
                   <w:rFonts w:ascii="Arial" w:cs="Arial" w:eastAsia="Arial" w:hAnsi="Arial"/>
@@ -4450,7 +4450,7 @@
             <w:pPr>
               <w:spacing w:after="20" w:before="0"/>
             </w:pPr>
-            <w:hyperlink w:history="1" r:id="rId0sddhouf2dyjwto_8vtow">
+            <w:hyperlink w:history="1" r:id="rId0uvkpworsj5syzefoacxv">
               <w:r>
                 <w:rPr>
                   <w:rFonts w:ascii="Arial" w:cs="Arial" w:eastAsia="Arial" w:hAnsi="Arial"/>
@@ -4483,7 +4483,7 @@
               <w:spacing w:after="10" w:before="0"/>
               <w:ind w:left="120"/>
             </w:pPr>
-            <w:hyperlink w:history="1" r:id="rId1t3iaiia8z3vctm_ytpgl">
+            <w:hyperlink w:history="1" r:id="rIdvsmomym5r0zgukppi_nk7">
               <w:r>
                 <w:rPr>
                   <w:rFonts w:ascii="Arial" w:cs="Arial" w:eastAsia="Arial" w:hAnsi="Arial"/>
@@ -4678,7 +4678,7 @@
             <w:pPr>
               <w:spacing w:after="20" w:before="0"/>
             </w:pPr>
-            <w:hyperlink w:history="1" r:id="rIdwngdvzbl6nsdbxxh2p3jx">
+            <w:hyperlink w:history="1" r:id="rId5znxyp9c8v05ky7cym90h">
               <w:r>
                 <w:rPr>
                   <w:rFonts w:ascii="Arial" w:cs="Arial" w:eastAsia="Arial" w:hAnsi="Arial"/>
@@ -4727,7 +4727,7 @@
               <w:spacing w:after="10" w:before="0"/>
               <w:ind w:left="120"/>
             </w:pPr>
-            <w:hyperlink w:history="1" r:id="rIdnshfvlqod1_hd3fenc73s">
+            <w:hyperlink w:history="1" r:id="rIdsgfjtric_aijf7h67w6xr">
               <w:r>
                 <w:rPr>
                   <w:rFonts w:ascii="Arial" w:cs="Arial" w:eastAsia="Arial" w:hAnsi="Arial"/>
@@ -4772,7 +4772,7 @@
             <w:pPr>
               <w:spacing w:after="20" w:before="0"/>
             </w:pPr>
-            <w:hyperlink w:history="1" r:id="rIdzcmerxoqc8lylfztdfvx7">
+            <w:hyperlink w:history="1" r:id="rIdchz_oaidhz32c9sl5hn0w">
               <w:r>
                 <w:rPr>
                   <w:rFonts w:ascii="Arial" w:cs="Arial" w:eastAsia="Arial" w:hAnsi="Arial"/>
@@ -4805,7 +4805,7 @@
               <w:spacing w:after="10" w:before="0"/>
               <w:ind w:left="120"/>
             </w:pPr>
-            <w:hyperlink w:history="1" r:id="rId6hqzkrl6_oqn7zj61qi08">
+            <w:hyperlink w:history="1" r:id="rIdskw5esdgpkt4cv2ky4usw">
               <w:r>
                 <w:rPr>
                   <w:rFonts w:ascii="Arial" w:cs="Arial" w:eastAsia="Arial" w:hAnsi="Arial"/>
@@ -5317,7 +5317,7 @@
         </w:rPr>
         <w:t xml:space="preserve">© 2026 SeaVuria and ARES. Aligned with KICD objectives. Developed by SeaVuria; technical implementation by ARES (with AI assistance from Claude). Licensed under </w:t>
       </w:r>
-      <w:hyperlink w:history="1" r:id="rIdrpabilkwu72k4-9lrjbnb">
+      <w:hyperlink w:history="1" r:id="rIdomrsraeliw8lzsbsdlrt2">
         <w:r>
           <w:rPr>
             <w:rFonts w:ascii="Arial" w:cs="Arial" w:eastAsia="Arial" w:hAnsi="Arial"/>
@@ -5338,7 +5338,7 @@
         </w:rPr>
         <w:t xml:space="preserve"> (</w:t>
       </w:r>
-      <w:hyperlink w:history="1" r:id="rIddvophspjcdgl727tnv6uk">
+      <w:hyperlink w:history="1" r:id="rIda9ebptvyhaoavonsnbiha">
         <w:r>
           <w:rPr>
             <w:rFonts w:ascii="Arial" w:cs="Arial" w:eastAsia="Arial" w:hAnsi="Arial"/>
@@ -6351,7 +6351,7 @@
             <w:pPr>
               <w:spacing w:after="20" w:before="0"/>
             </w:pPr>
-            <w:hyperlink w:history="1" r:id="rId-nb27drexzm_lsaqmu_lc">
+            <w:hyperlink w:history="1" r:id="rIdltcswzdflxxpqt3temn8q">
               <w:r>
                 <w:rPr>
                   <w:rFonts w:ascii="Arial" w:cs="Arial" w:eastAsia="Arial" w:hAnsi="Arial"/>
@@ -6400,7 +6400,7 @@
               <w:spacing w:after="10" w:before="0"/>
               <w:ind w:left="120"/>
             </w:pPr>
-            <w:hyperlink w:history="1" r:id="rIdjwqzo1tsflglcbrprwwgf">
+            <w:hyperlink w:history="1" r:id="rIdwui-_4sayr8_d2ghkyz2j">
               <w:r>
                 <w:rPr>
                   <w:rFonts w:ascii="Arial" w:cs="Arial" w:eastAsia="Arial" w:hAnsi="Arial"/>
@@ -6445,7 +6445,7 @@
             <w:pPr>
               <w:spacing w:after="20" w:before="0"/>
             </w:pPr>
-            <w:hyperlink w:history="1" r:id="rId1o0qkrkmvujagghs5mlg1">
+            <w:hyperlink w:history="1" r:id="rIdhwlgrhsnhsnitjhucdmue">
               <w:r>
                 <w:rPr>
                   <w:rFonts w:ascii="Arial" w:cs="Arial" w:eastAsia="Arial" w:hAnsi="Arial"/>
@@ -6478,7 +6478,7 @@
               <w:spacing w:after="10" w:before="0"/>
               <w:ind w:left="120"/>
             </w:pPr>
-            <w:hyperlink w:history="1" r:id="rIdyryozlqoh9dwkxeb3jgqg">
+            <w:hyperlink w:history="1" r:id="rIdrnzhnzyffobdybf8kid_e">
               <w:r>
                 <w:rPr>
                   <w:rFonts w:ascii="Arial" w:cs="Arial" w:eastAsia="Arial" w:hAnsi="Arial"/>
@@ -6673,7 +6673,7 @@
             <w:pPr>
               <w:spacing w:after="20" w:before="0"/>
             </w:pPr>
-            <w:hyperlink w:history="1" r:id="rIdb5-2yt29yosquoo5vbgn6">
+            <w:hyperlink w:history="1" r:id="rIdx5h2vtof3ho_12-uqrgb2">
               <w:r>
                 <w:rPr>
                   <w:rFonts w:ascii="Arial" w:cs="Arial" w:eastAsia="Arial" w:hAnsi="Arial"/>
@@ -6722,7 +6722,7 @@
               <w:spacing w:after="10" w:before="0"/>
               <w:ind w:left="120"/>
             </w:pPr>
-            <w:hyperlink w:history="1" r:id="rIdswfodew9zehhb31-khugu">
+            <w:hyperlink w:history="1" r:id="rIdh7fllkqiatjbgvc_vbik7">
               <w:r>
                 <w:rPr>
                   <w:rFonts w:ascii="Arial" w:cs="Arial" w:eastAsia="Arial" w:hAnsi="Arial"/>
@@ -6767,7 +6767,7 @@
             <w:pPr>
               <w:spacing w:after="20" w:before="0"/>
             </w:pPr>
-            <w:hyperlink w:history="1" r:id="rIdqi1sdrufken7xy_m2c0_7">
+            <w:hyperlink w:history="1" r:id="rIdxgayyqxmgzeu6wu0pwcsu">
               <w:r>
                 <w:rPr>
                   <w:rFonts w:ascii="Arial" w:cs="Arial" w:eastAsia="Arial" w:hAnsi="Arial"/>
@@ -6800,7 +6800,7 @@
               <w:spacing w:after="10" w:before="0"/>
               <w:ind w:left="120"/>
             </w:pPr>
-            <w:hyperlink w:history="1" r:id="rIds2sbfvjp4njmhcjl92zc4">
+            <w:hyperlink w:history="1" r:id="rIdekngja833wswx4tsm8o4b">
               <w:r>
                 <w:rPr>
                   <w:rFonts w:ascii="Arial" w:cs="Arial" w:eastAsia="Arial" w:hAnsi="Arial"/>
@@ -6995,7 +6995,7 @@
             <w:pPr>
               <w:spacing w:after="20" w:before="0"/>
             </w:pPr>
-            <w:hyperlink w:history="1" r:id="rIdb_h48c_u_8y_4xy9-3lmm">
+            <w:hyperlink w:history="1" r:id="rIdz8-xlnxsvtd8fafiqilf1">
               <w:r>
                 <w:rPr>
                   <w:rFonts w:ascii="Arial" w:cs="Arial" w:eastAsia="Arial" w:hAnsi="Arial"/>
@@ -7044,7 +7044,7 @@
               <w:spacing w:after="10" w:before="0"/>
               <w:ind w:left="120"/>
             </w:pPr>
-            <w:hyperlink w:history="1" r:id="rIdu-s9pwejgfgah36lx_kil">
+            <w:hyperlink w:history="1" r:id="rId01ewsxlaxcr9gv_xxpm5f">
               <w:r>
                 <w:rPr>
                   <w:rFonts w:ascii="Arial" w:cs="Arial" w:eastAsia="Arial" w:hAnsi="Arial"/>
@@ -7089,7 +7089,7 @@
             <w:pPr>
               <w:spacing w:after="20" w:before="0"/>
             </w:pPr>
-            <w:hyperlink w:history="1" r:id="rId2gtu_gcoxngeawbb6nnf4">
+            <w:hyperlink w:history="1" r:id="rIdcj4xnqgxsnyh6sj326c-7">
               <w:r>
                 <w:rPr>
                   <w:rFonts w:ascii="Arial" w:cs="Arial" w:eastAsia="Arial" w:hAnsi="Arial"/>
@@ -7122,7 +7122,7 @@
               <w:spacing w:after="10" w:before="0"/>
               <w:ind w:left="120"/>
             </w:pPr>
-            <w:hyperlink w:history="1" r:id="rIdpyynuh9o1age872qd_kzd">
+            <w:hyperlink w:history="1" r:id="rIdd_ys8shusho04wx5gzukj">
               <w:r>
                 <w:rPr>
                   <w:rFonts w:ascii="Arial" w:cs="Arial" w:eastAsia="Arial" w:hAnsi="Arial"/>
@@ -7317,7 +7317,7 @@
             <w:pPr>
               <w:spacing w:after="20" w:before="0"/>
             </w:pPr>
-            <w:hyperlink w:history="1" r:id="rId-v_ocx97sverseiyf5frm">
+            <w:hyperlink w:history="1" r:id="rIdtmzgiqtsmqswiggulhnir">
               <w:r>
                 <w:rPr>
                   <w:rFonts w:ascii="Arial" w:cs="Arial" w:eastAsia="Arial" w:hAnsi="Arial"/>
@@ -7366,7 +7366,7 @@
               <w:spacing w:after="10" w:before="0"/>
               <w:ind w:left="120"/>
             </w:pPr>
-            <w:hyperlink w:history="1" r:id="rIdhq8dqqxxtpbwcjgxk_rlw">
+            <w:hyperlink w:history="1" r:id="rIdhj8bitigxknwdqbkvkrxq">
               <w:r>
                 <w:rPr>
                   <w:rFonts w:ascii="Arial" w:cs="Arial" w:eastAsia="Arial" w:hAnsi="Arial"/>
@@ -7411,7 +7411,7 @@
             <w:pPr>
               <w:spacing w:after="20" w:before="0"/>
             </w:pPr>
-            <w:hyperlink w:history="1" r:id="rIdvqwv4vqvyl1lph392cz0c">
+            <w:hyperlink w:history="1" r:id="rIdapmjgdaynxphdxqjwz8yq">
               <w:r>
                 <w:rPr>
                   <w:rFonts w:ascii="Arial" w:cs="Arial" w:eastAsia="Arial" w:hAnsi="Arial"/>
@@ -7444,7 +7444,7 @@
               <w:spacing w:after="10" w:before="0"/>
               <w:ind w:left="120"/>
             </w:pPr>
-            <w:hyperlink w:history="1" r:id="rIdsbftwnnjkuq-l3gssnv5c">
+            <w:hyperlink w:history="1" r:id="rIdq8oyeoi_hvcjxfm4mdspe">
               <w:r>
                 <w:rPr>
                   <w:rFonts w:ascii="Arial" w:cs="Arial" w:eastAsia="Arial" w:hAnsi="Arial"/>
@@ -7639,7 +7639,7 @@
             <w:pPr>
               <w:spacing w:after="20" w:before="0"/>
             </w:pPr>
-            <w:hyperlink w:history="1" r:id="rIdjpz8_cyd9spxuysnprzyf">
+            <w:hyperlink w:history="1" r:id="rIduj2z3zh5x9cwy0foal-qi">
               <w:r>
                 <w:rPr>
                   <w:rFonts w:ascii="Arial" w:cs="Arial" w:eastAsia="Arial" w:hAnsi="Arial"/>
@@ -7688,7 +7688,7 @@
               <w:spacing w:after="10" w:before="0"/>
               <w:ind w:left="120"/>
             </w:pPr>
-            <w:hyperlink w:history="1" r:id="rId42beolf8_ptfwds3nkx5x">
+            <w:hyperlink w:history="1" r:id="rIdtak9kb708iv7omh_faqgm">
               <w:r>
                 <w:rPr>
                   <w:rFonts w:ascii="Arial" w:cs="Arial" w:eastAsia="Arial" w:hAnsi="Arial"/>
@@ -7733,7 +7733,7 @@
             <w:pPr>
               <w:spacing w:after="20" w:before="0"/>
             </w:pPr>
-            <w:hyperlink w:history="1" r:id="rIdtfmje-cfdqmgvp0857o7t">
+            <w:hyperlink w:history="1" r:id="rIdbqs-lylhu0zwfavz8ch8s">
               <w:r>
                 <w:rPr>
                   <w:rFonts w:ascii="Arial" w:cs="Arial" w:eastAsia="Arial" w:hAnsi="Arial"/>
@@ -7766,7 +7766,7 @@
               <w:spacing w:after="10" w:before="0"/>
               <w:ind w:left="120"/>
             </w:pPr>
-            <w:hyperlink w:history="1" r:id="rIdca6pcf1dy8hlauyp4zxue">
+            <w:hyperlink w:history="1" r:id="rIdmjeaj0mctybfjz1peykna">
               <w:r>
                 <w:rPr>
                   <w:rFonts w:ascii="Arial" w:cs="Arial" w:eastAsia="Arial" w:hAnsi="Arial"/>
@@ -8278,7 +8278,7 @@
         </w:rPr>
         <w:t xml:space="preserve">© 2026 SeaVuria and ARES. Aligned with KICD objectives. Developed by SeaVuria; technical implementation by ARES (with AI assistance from Claude). Licensed under </w:t>
       </w:r>
-      <w:hyperlink w:history="1" r:id="rIdqgneqye_mjmdx2x9frgkm">
+      <w:hyperlink w:history="1" r:id="rId_eq-bg9c2ybvgxefdjdfa">
         <w:r>
           <w:rPr>
             <w:rFonts w:ascii="Arial" w:cs="Arial" w:eastAsia="Arial" w:hAnsi="Arial"/>
@@ -8299,7 +8299,7 @@
         </w:rPr>
         <w:t xml:space="preserve"> (</w:t>
       </w:r>
-      <w:hyperlink w:history="1" r:id="rIdg2umtubtjfl18r21ql4is">
+      <w:hyperlink w:history="1" r:id="rIdfk6-_dzxljdtruhhle6xw">
         <w:r>
           <w:rPr>
             <w:rFonts w:ascii="Arial" w:cs="Arial" w:eastAsia="Arial" w:hAnsi="Arial"/>
@@ -8870,7 +8870,7 @@
                 <w:sz w:val="18"/>
                 <w:szCs w:val="18"/>
               </w:rPr>
-              <w:t xml:space="preserve">In Lesson 1 learners identified that the Nakuru surveyor cannot always find a perpendicular height. In Lesson 2 they explored Heron's formula for when all three sides are known. Now in Lesson 3, learners discover the sine formula — the surveyor's tool when two sides and the included angle are known — and practise selecting the right formula. This directly advances their ability to decompose the five-sided shamba into triangles and calculate each triangle's area.</w:t>
+              <w:t xml:space="preserve">In Lesson 1 learners identified that the Nakuru surveyor cannot always find a perpendicular height. In Lesson 2 they met the sine formula on Triangle ABC. Now in Lesson 3, learners apply the sine formula — the surveyor's tool when two sides and the included angle are known — and practise selecting the right formula. This directly advances their ability to decompose the five-sided shamba into triangles and calculate each triangle's area.</w:t>
             </w:r>
           </w:p>
         </w:tc>
@@ -9029,7 +9029,7 @@
                 <w:sz w:val="18"/>
                 <w:szCs w:val="18"/>
               </w:rPr>
-              <w:t xml:space="preserve">Learners revisit the Nakuru shamba phenomenon and recall that the surveyor cannot always measure a perpendicular height. Building on Lesson 2 (Heron's formula — all three sides known), learners now explore the sine formula A = ½ab sinC for when two sides and the included angle are known. They watch a short narrated video showing the sine formula applied to a triangular roof panel in Eldoret and a boat sail on Lake Victoria, then work through guided and independent Kenyan-context examples. The lesson closes with a formula-selection card sort and a DQB update that records how the surveyor's toolkit is growing. By the end, learners can confidently choose between ½bh and ½ab sinC and apply the sine formula accurately.</w:t>
+              <w:t xml:space="preserve">Learners revisit the Nakuru shamba phenomenon and recall that the surveyor cannot always measure a perpendicular height. Building on Lesson 2 (first use of the sine formula), learners now apply the sine formula A = ½ab sinC for when two sides and the included angle are known. They watch a short narrated video showing the sine formula applied to a triangular roof panel in Eldoret and a boat sail on Lake Victoria, then work through guided and independent Kenyan-context examples. The lesson closes with a formula-selection card sort and a DQB update that records how the surveyor's toolkit is growing. By the end, learners can confidently choose between ½bh and ½ab sinC and apply the sine formula accurately.</w:t>
             </w:r>
           </w:p>
         </w:tc>
@@ -9312,7 +9312,7 @@
             <w:pPr>
               <w:spacing w:after="20" w:before="0"/>
             </w:pPr>
-            <w:hyperlink w:history="1" r:id="rId4ug0jh_eyzmjwulqpgs--">
+            <w:hyperlink w:history="1" r:id="rIdnr_4nbgpumkuuhiozc3hu">
               <w:r>
                 <w:rPr>
                   <w:rFonts w:ascii="Arial" w:cs="Arial" w:eastAsia="Arial" w:hAnsi="Arial"/>
@@ -9361,7 +9361,7 @@
               <w:spacing w:after="10" w:before="0"/>
               <w:ind w:left="120"/>
             </w:pPr>
-            <w:hyperlink w:history="1" r:id="rIdk3dzlcvr8negq1eyyeze7">
+            <w:hyperlink w:history="1" r:id="rIdxflzlyyqdmn2ikz9t5vj3">
               <w:r>
                 <w:rPr>
                   <w:rFonts w:ascii="Arial" w:cs="Arial" w:eastAsia="Arial" w:hAnsi="Arial"/>
@@ -9406,7 +9406,7 @@
             <w:pPr>
               <w:spacing w:after="20" w:before="0"/>
             </w:pPr>
-            <w:hyperlink w:history="1" r:id="rIdrnr1hzvjsaybm__o-glj2">
+            <w:hyperlink w:history="1" r:id="rIdljk6jm_c0ekuesgp4bcp6">
               <w:r>
                 <w:rPr>
                   <w:rFonts w:ascii="Arial" w:cs="Arial" w:eastAsia="Arial" w:hAnsi="Arial"/>
@@ -9439,7 +9439,7 @@
               <w:spacing w:after="10" w:before="0"/>
               <w:ind w:left="120"/>
             </w:pPr>
-            <w:hyperlink w:history="1" r:id="rIdl9d1ul17vubzt4wrfien1">
+            <w:hyperlink w:history="1" r:id="rIdf588cfpp__xrdyshow7r6">
               <w:r>
                 <w:rPr>
                   <w:rFonts w:ascii="Arial" w:cs="Arial" w:eastAsia="Arial" w:hAnsi="Arial"/>
@@ -9634,7 +9634,7 @@
             <w:pPr>
               <w:spacing w:after="20" w:before="0"/>
             </w:pPr>
-            <w:hyperlink w:history="1" r:id="rIdo3uyea2rrjadknqhu6xmd">
+            <w:hyperlink w:history="1" r:id="rIdtd4ujwpizsgn4ff63jtq0">
               <w:r>
                 <w:rPr>
                   <w:rFonts w:ascii="Arial" w:cs="Arial" w:eastAsia="Arial" w:hAnsi="Arial"/>
@@ -9683,7 +9683,7 @@
               <w:spacing w:after="10" w:before="0"/>
               <w:ind w:left="120"/>
             </w:pPr>
-            <w:hyperlink w:history="1" r:id="rId-nb7nanlfl9f4o4khl5w6">
+            <w:hyperlink w:history="1" r:id="rIde-b01mtt_z7tsxiizwrhw">
               <w:r>
                 <w:rPr>
                   <w:rFonts w:ascii="Arial" w:cs="Arial" w:eastAsia="Arial" w:hAnsi="Arial"/>
@@ -9728,7 +9728,7 @@
             <w:pPr>
               <w:spacing w:after="20" w:before="0"/>
             </w:pPr>
-            <w:hyperlink w:history="1" r:id="rIdxwkn48pnly0d2oa1bzr5u">
+            <w:hyperlink w:history="1" r:id="rIdft34enhqm9wofjcjhh13q">
               <w:r>
                 <w:rPr>
                   <w:rFonts w:ascii="Arial" w:cs="Arial" w:eastAsia="Arial" w:hAnsi="Arial"/>
@@ -9761,7 +9761,7 @@
               <w:spacing w:after="10" w:before="0"/>
               <w:ind w:left="120"/>
             </w:pPr>
-            <w:hyperlink w:history="1" r:id="rIdq8nnl-qhkeqfwn7akvaek">
+            <w:hyperlink w:history="1" r:id="rIdldl0gc894wjruu3ulnfhi">
               <w:r>
                 <w:rPr>
                   <w:rFonts w:ascii="Arial" w:cs="Arial" w:eastAsia="Arial" w:hAnsi="Arial"/>
@@ -9956,7 +9956,7 @@
             <w:pPr>
               <w:spacing w:after="20" w:before="0"/>
             </w:pPr>
-            <w:hyperlink w:history="1" r:id="rIdibiqqfkndc6wlq9xzbek4">
+            <w:hyperlink w:history="1" r:id="rIdv94yofsloeohgptd2g9y2">
               <w:r>
                 <w:rPr>
                   <w:rFonts w:ascii="Arial" w:cs="Arial" w:eastAsia="Arial" w:hAnsi="Arial"/>
@@ -10005,7 +10005,7 @@
               <w:spacing w:after="10" w:before="0"/>
               <w:ind w:left="120"/>
             </w:pPr>
-            <w:hyperlink w:history="1" r:id="rIdivxzwn5arnciqze3acwg7">
+            <w:hyperlink w:history="1" r:id="rIdsggddcyp4rspbaqbvnvbx">
               <w:r>
                 <w:rPr>
                   <w:rFonts w:ascii="Arial" w:cs="Arial" w:eastAsia="Arial" w:hAnsi="Arial"/>
@@ -10050,7 +10050,7 @@
             <w:pPr>
               <w:spacing w:after="20" w:before="0"/>
             </w:pPr>
-            <w:hyperlink w:history="1" r:id="rId3jf8sc7ql9iz2mk_qnxhm">
+            <w:hyperlink w:history="1" r:id="rIdqrsdnsjeu3duwyqxjfp3c">
               <w:r>
                 <w:rPr>
                   <w:rFonts w:ascii="Arial" w:cs="Arial" w:eastAsia="Arial" w:hAnsi="Arial"/>
@@ -10083,7 +10083,7 @@
               <w:spacing w:after="10" w:before="0"/>
               <w:ind w:left="120"/>
             </w:pPr>
-            <w:hyperlink w:history="1" r:id="rIdh7rismfz3nvnnqsiv3ygc">
+            <w:hyperlink w:history="1" r:id="rIduh0z9dfu1ftvdn2awi_k1">
               <w:r>
                 <w:rPr>
                   <w:rFonts w:ascii="Arial" w:cs="Arial" w:eastAsia="Arial" w:hAnsi="Arial"/>
@@ -10278,7 +10278,7 @@
             <w:pPr>
               <w:spacing w:after="20" w:before="0"/>
             </w:pPr>
-            <w:hyperlink w:history="1" r:id="rIdnsjft_7lrvm0ncqdsjy8l">
+            <w:hyperlink w:history="1" r:id="rId6uk1-m01emojwfoidvdce">
               <w:r>
                 <w:rPr>
                   <w:rFonts w:ascii="Arial" w:cs="Arial" w:eastAsia="Arial" w:hAnsi="Arial"/>
@@ -10327,7 +10327,7 @@
               <w:spacing w:after="10" w:before="0"/>
               <w:ind w:left="120"/>
             </w:pPr>
-            <w:hyperlink w:history="1" r:id="rIdel0txr5vexudx3r7nfkii">
+            <w:hyperlink w:history="1" r:id="rIdts-vlxvr9yca7b3mri1q2">
               <w:r>
                 <w:rPr>
                   <w:rFonts w:ascii="Arial" w:cs="Arial" w:eastAsia="Arial" w:hAnsi="Arial"/>
@@ -10372,7 +10372,7 @@
             <w:pPr>
               <w:spacing w:after="20" w:before="0"/>
             </w:pPr>
-            <w:hyperlink w:history="1" r:id="rIdhl3hk8_26iy9eyogbiezr">
+            <w:hyperlink w:history="1" r:id="rIde0yyeiexax5j1i5qxjmmv">
               <w:r>
                 <w:rPr>
                   <w:rFonts w:ascii="Arial" w:cs="Arial" w:eastAsia="Arial" w:hAnsi="Arial"/>
@@ -10405,7 +10405,7 @@
               <w:spacing w:after="10" w:before="0"/>
               <w:ind w:left="120"/>
             </w:pPr>
-            <w:hyperlink w:history="1" r:id="rIddsuyp5gp5bgvpldowxrwa">
+            <w:hyperlink w:history="1" r:id="rId1qukj9qeslvybisu8eboz">
               <w:r>
                 <w:rPr>
                   <w:rFonts w:ascii="Arial" w:cs="Arial" w:eastAsia="Arial" w:hAnsi="Arial"/>
@@ -10543,7 +10543,7 @@
                 <w:sz w:val="18"/>
                 <w:szCs w:val="18"/>
               </w:rPr>
-              <w:t xml:space="preserve">Observable indicators: 'WHAT WE NOW KNOW' notes correctly reference the sine formula and its condition (two sides + included angle). 'NEW QUESTIONS' notes reveal whether learners are thinking ahead (e.g., 'What about when we only have three sides?' — confirms Heron's formula is retained from Lesson 2; or 'How do we add up all the triangle areas?' — shows readiness for polygon decomposition in Lesson 5). Teacher photographs the DQB at the end of class for tracking across the unit.</w:t>
+              <w:t xml:space="preserve">Observable indicators: 'WHAT WE NOW KNOW' notes correctly reference the sine formula and its condition (two sides + included angle). 'NEW QUESTIONS' notes reveal whether learners are thinking ahead (e.g., 'What about when we only have three sides?' — shows readiness for Heron's formula in Lesson 4; or 'How do we add up all the triangle areas?' — shows readiness for polygon decomposition in Lesson 5). Teacher photographs the DQB at the end of class for tracking across the unit.</w:t>
             </w:r>
           </w:p>
         </w:tc>
@@ -10600,7 +10600,7 @@
             <w:pPr>
               <w:spacing w:after="20" w:before="0"/>
             </w:pPr>
-            <w:hyperlink w:history="1" r:id="rIdcehhes5dgfv3qfze9ie7h">
+            <w:hyperlink w:history="1" r:id="rIdlhwnjrlslsg68xlkr_x07">
               <w:r>
                 <w:rPr>
                   <w:rFonts w:ascii="Arial" w:cs="Arial" w:eastAsia="Arial" w:hAnsi="Arial"/>
@@ -10649,7 +10649,7 @@
               <w:spacing w:after="10" w:before="0"/>
               <w:ind w:left="120"/>
             </w:pPr>
-            <w:hyperlink w:history="1" r:id="rIdc3koy05c7myy2xlrwhggg">
+            <w:hyperlink w:history="1" r:id="rIdx5doztbju2ye1hwlp0dmf">
               <w:r>
                 <w:rPr>
                   <w:rFonts w:ascii="Arial" w:cs="Arial" w:eastAsia="Arial" w:hAnsi="Arial"/>
@@ -10694,7 +10694,7 @@
             <w:pPr>
               <w:spacing w:after="20" w:before="0"/>
             </w:pPr>
-            <w:hyperlink w:history="1" r:id="rIdefrwm1-vvyg89zdvuof5y">
+            <w:hyperlink w:history="1" r:id="rIdpzlqhzavrp3an2lb7jgk4">
               <w:r>
                 <w:rPr>
                   <w:rFonts w:ascii="Arial" w:cs="Arial" w:eastAsia="Arial" w:hAnsi="Arial"/>
@@ -10727,7 +10727,7 @@
               <w:spacing w:after="10" w:before="0"/>
               <w:ind w:left="120"/>
             </w:pPr>
-            <w:hyperlink w:history="1" r:id="rIduwsk7hufnsfs2grd3grtx">
+            <w:hyperlink w:history="1" r:id="rIdiixj5uhb_h0zgi5qys6az">
               <w:r>
                 <w:rPr>
                   <w:rFonts w:ascii="Arial" w:cs="Arial" w:eastAsia="Arial" w:hAnsi="Arial"/>
@@ -10769,7 +10769,7 @@
                 <w:sz w:val="18"/>
                 <w:szCs w:val="18"/>
               </w:rPr>
-              <w:t xml:space="preserve">Learners return to their cumulative 'Surveyor's Toolkit' model — a visual diagram they have been building since Lesson 1. In Lesson 1, they added the phenomenon and the question. In Lesson 2, they added Heron's formula with the condition 'use when: all 3 sides known.' Today they add a new branch labelled 'Sine Formula: A = ½ab sinC' with the condition 'use when: 2 sides + included angle known.' They also add an arrow showing that the five-sided shamba can be decomposed into triangles, each of which might require EITHER Heron's OR the sine formula depending on what measurements the surveyor has. Learners annotate their model with one real example from today's lesson (e.g., the Eldoret roof panel or the Lake Victoria sail). As an exit task, each learner writes one sentence at the bottom of their model: 'The surveyor can now handle a triangle where ______ because ______.'</w:t>
+              <w:t xml:space="preserve">Learners return to their cumulative 'Surveyor's Toolkit' model — a visual diagram they have been building since Lesson 1. In Lesson 1, they added the phenomenon and the question. In Lesson 2, they shaded Triangle ABC and found its area with the sine formula. Today they add a new branch labelled 'Sine Formula: A = ½ab sinC' with the condition 'use when: 2 sides + included angle known.' They also add an arrow showing that the five-sided shamba can be decomposed into triangles, each of which might require EITHER Heron's OR the sine formula depending on what measurements the surveyor has. Learners annotate their model with one real example from today's lesson (e.g., the Eldoret roof panel or the Lake Victoria sail). As an exit task, each learner writes one sentence at the bottom of their model: 'The surveyor can now handle a triangle where ______ because ______.'</w:t>
             </w:r>
           </w:p>
         </w:tc>
@@ -11239,7 +11239,7 @@
         </w:rPr>
         <w:t xml:space="preserve">© 2026 SeaVuria and ARES. Aligned with KICD objectives. Developed by SeaVuria; technical implementation by ARES (with AI assistance from Claude). Licensed under </w:t>
       </w:r>
-      <w:hyperlink w:history="1" r:id="rIdsy-b1xglycdfc5cyzfnm0">
+      <w:hyperlink w:history="1" r:id="rIdnbykwmhpokqx8hv2ruthe">
         <w:r>
           <w:rPr>
             <w:rFonts w:ascii="Arial" w:cs="Arial" w:eastAsia="Arial" w:hAnsi="Arial"/>
@@ -11260,7 +11260,7 @@
         </w:rPr>
         <w:t xml:space="preserve"> (</w:t>
       </w:r>
-      <w:hyperlink w:history="1" r:id="rId4qw7lwvlxq2mljsbif_hg">
+      <w:hyperlink w:history="1" r:id="rIdmsnxm5dqb9nrxp0uj-yso">
         <w:r>
           <w:rPr>
             <w:rFonts w:ascii="Arial" w:cs="Arial" w:eastAsia="Arial" w:hAnsi="Arial"/>
@@ -12273,7 +12273,7 @@
             <w:pPr>
               <w:spacing w:after="20" w:before="0"/>
             </w:pPr>
-            <w:hyperlink w:history="1" r:id="rIdbgis3ccj0lw3uzpxwpsyb">
+            <w:hyperlink w:history="1" r:id="rIdt_xsam2zdbcr0n4q2zlv1">
               <w:r>
                 <w:rPr>
                   <w:rFonts w:ascii="Arial" w:cs="Arial" w:eastAsia="Arial" w:hAnsi="Arial"/>
@@ -12306,7 +12306,7 @@
               <w:spacing w:after="10" w:before="0"/>
               <w:ind w:left="120"/>
             </w:pPr>
-            <w:hyperlink w:history="1" r:id="rId0xrgpfdii4wdbztzoo1yr">
+            <w:hyperlink w:history="1" r:id="rId1dh-sgxfui0rmrea_lrbv">
               <w:r>
                 <w:rPr>
                   <w:rFonts w:ascii="Arial" w:cs="Arial" w:eastAsia="Arial" w:hAnsi="Arial"/>
@@ -12351,7 +12351,7 @@
             <w:pPr>
               <w:spacing w:after="20" w:before="0"/>
             </w:pPr>
-            <w:hyperlink w:history="1" r:id="rIdxf6k-it14kz8yttuzckbt">
+            <w:hyperlink w:history="1" r:id="rIdihaxmqi51ex8hw2jaqo2u">
               <w:r>
                 <w:rPr>
                   <w:rFonts w:ascii="Arial" w:cs="Arial" w:eastAsia="Arial" w:hAnsi="Arial"/>
@@ -12384,7 +12384,7 @@
               <w:spacing w:after="10" w:before="0"/>
               <w:ind w:left="120"/>
             </w:pPr>
-            <w:hyperlink w:history="1" r:id="rIddavszva8nj281ahvxyo7q">
+            <w:hyperlink w:history="1" r:id="rIdh_1eway_hu8cwm5nbjifa">
               <w:r>
                 <w:rPr>
                   <w:rFonts w:ascii="Arial" w:cs="Arial" w:eastAsia="Arial" w:hAnsi="Arial"/>
@@ -12579,7 +12579,7 @@
             <w:pPr>
               <w:spacing w:after="20" w:before="0"/>
             </w:pPr>
-            <w:hyperlink w:history="1" r:id="rIdql7ui38bxjkdm3ssjcc2e">
+            <w:hyperlink w:history="1" r:id="rIdoetls9nv6ims_nia6xg89">
               <w:r>
                 <w:rPr>
                   <w:rFonts w:ascii="Arial" w:cs="Arial" w:eastAsia="Arial" w:hAnsi="Arial"/>
@@ -12612,7 +12612,7 @@
               <w:spacing w:after="10" w:before="0"/>
               <w:ind w:left="120"/>
             </w:pPr>
-            <w:hyperlink w:history="1" r:id="rId6zdilg6z_0gbuppv-_gtm">
+            <w:hyperlink w:history="1" r:id="rId-ovo6odnw6q9vamyjnl0b">
               <w:r>
                 <w:rPr>
                   <w:rFonts w:ascii="Arial" w:cs="Arial" w:eastAsia="Arial" w:hAnsi="Arial"/>
@@ -12657,7 +12657,7 @@
             <w:pPr>
               <w:spacing w:after="20" w:before="0"/>
             </w:pPr>
-            <w:hyperlink w:history="1" r:id="rIdvxhqxtrfr837wpgo5vxqu">
+            <w:hyperlink w:history="1" r:id="rIdpni0jddtipo1d5vmb-iaj">
               <w:r>
                 <w:rPr>
                   <w:rFonts w:ascii="Arial" w:cs="Arial" w:eastAsia="Arial" w:hAnsi="Arial"/>
@@ -12690,7 +12690,7 @@
               <w:spacing w:after="10" w:before="0"/>
               <w:ind w:left="120"/>
             </w:pPr>
-            <w:hyperlink w:history="1" r:id="rId0mabkmbpcavewpikjil4m">
+            <w:hyperlink w:history="1" r:id="rIdjih6rmkfszyqeza78n3cu">
               <w:r>
                 <w:rPr>
                   <w:rFonts w:ascii="Arial" w:cs="Arial" w:eastAsia="Arial" w:hAnsi="Arial"/>
@@ -12885,7 +12885,7 @@
             <w:pPr>
               <w:spacing w:after="20" w:before="0"/>
             </w:pPr>
-            <w:hyperlink w:history="1" r:id="rIdm70p9eymldmrjprnoriz3">
+            <w:hyperlink w:history="1" r:id="rIdji3hzvolkgzwdkrrmqka8">
               <w:r>
                 <w:rPr>
                   <w:rFonts w:ascii="Arial" w:cs="Arial" w:eastAsia="Arial" w:hAnsi="Arial"/>
@@ -12918,7 +12918,7 @@
               <w:spacing w:after="10" w:before="0"/>
               <w:ind w:left="120"/>
             </w:pPr>
-            <w:hyperlink w:history="1" r:id="rIdwdsj112txr4fxpzfbxnhz">
+            <w:hyperlink w:history="1" r:id="rIdavyhd8jofv_s505lpzlsx">
               <w:r>
                 <w:rPr>
                   <w:rFonts w:ascii="Arial" w:cs="Arial" w:eastAsia="Arial" w:hAnsi="Arial"/>
@@ -12963,7 +12963,7 @@
             <w:pPr>
               <w:spacing w:after="20" w:before="0"/>
             </w:pPr>
-            <w:hyperlink w:history="1" r:id="rIdnf2mexmqn-tipiqeqguff">
+            <w:hyperlink w:history="1" r:id="rIdxqhx6m8brs5aitbxotwtv">
               <w:r>
                 <w:rPr>
                   <w:rFonts w:ascii="Arial" w:cs="Arial" w:eastAsia="Arial" w:hAnsi="Arial"/>
@@ -12996,7 +12996,7 @@
               <w:spacing w:after="10" w:before="0"/>
               <w:ind w:left="120"/>
             </w:pPr>
-            <w:hyperlink w:history="1" r:id="rIdvk055s7bagatjtgs5say4">
+            <w:hyperlink w:history="1" r:id="rId3rvwwmwhykecwhpietf0v">
               <w:r>
                 <w:rPr>
                   <w:rFonts w:ascii="Arial" w:cs="Arial" w:eastAsia="Arial" w:hAnsi="Arial"/>
@@ -13191,7 +13191,7 @@
             <w:pPr>
               <w:spacing w:after="20" w:before="0"/>
             </w:pPr>
-            <w:hyperlink w:history="1" r:id="rIdw2sof5ajjdrfwa-yzz9ml">
+            <w:hyperlink w:history="1" r:id="rIdtjyrsnsahppajnfcbpkxn">
               <w:r>
                 <w:rPr>
                   <w:rFonts w:ascii="Arial" w:cs="Arial" w:eastAsia="Arial" w:hAnsi="Arial"/>
@@ -13224,7 +13224,7 @@
               <w:spacing w:after="10" w:before="0"/>
               <w:ind w:left="120"/>
             </w:pPr>
-            <w:hyperlink w:history="1" r:id="rIdlw0osxaafloc3ner7ium2">
+            <w:hyperlink w:history="1" r:id="rIdr86gliojutcow5aabfcjk">
               <w:r>
                 <w:rPr>
                   <w:rFonts w:ascii="Arial" w:cs="Arial" w:eastAsia="Arial" w:hAnsi="Arial"/>
@@ -13269,7 +13269,7 @@
             <w:pPr>
               <w:spacing w:after="20" w:before="0"/>
             </w:pPr>
-            <w:hyperlink w:history="1" r:id="rIdz3dmxoxmmamraywaecxld">
+            <w:hyperlink w:history="1" r:id="rIdohq6w0g5cyzkkr0rfqoun">
               <w:r>
                 <w:rPr>
                   <w:rFonts w:ascii="Arial" w:cs="Arial" w:eastAsia="Arial" w:hAnsi="Arial"/>
@@ -13302,7 +13302,7 @@
               <w:spacing w:after="10" w:before="0"/>
               <w:ind w:left="120"/>
             </w:pPr>
-            <w:hyperlink w:history="1" r:id="rId9s0pkeixdwe0sweidwe4q">
+            <w:hyperlink w:history="1" r:id="rIdvthvcdbqn34hdwovzn9pi">
               <w:r>
                 <w:rPr>
                   <w:rFonts w:ascii="Arial" w:cs="Arial" w:eastAsia="Arial" w:hAnsi="Arial"/>
@@ -13497,7 +13497,7 @@
             <w:pPr>
               <w:spacing w:after="20" w:before="0"/>
             </w:pPr>
-            <w:hyperlink w:history="1" r:id="rIdlzpv7m6dwmnu2bij1rbim">
+            <w:hyperlink w:history="1" r:id="rIda35ciamemdjb1ahvdcyk7">
               <w:r>
                 <w:rPr>
                   <w:rFonts w:ascii="Arial" w:cs="Arial" w:eastAsia="Arial" w:hAnsi="Arial"/>
@@ -13530,7 +13530,7 @@
               <w:spacing w:after="10" w:before="0"/>
               <w:ind w:left="120"/>
             </w:pPr>
-            <w:hyperlink w:history="1" r:id="rId4zhpj6fuvsxe6myum_ltu">
+            <w:hyperlink w:history="1" r:id="rIdamo5vicuff7j4uah-xc2m">
               <w:r>
                 <w:rPr>
                   <w:rFonts w:ascii="Arial" w:cs="Arial" w:eastAsia="Arial" w:hAnsi="Arial"/>
@@ -13575,7 +13575,7 @@
             <w:pPr>
               <w:spacing w:after="20" w:before="0"/>
             </w:pPr>
-            <w:hyperlink w:history="1" r:id="rIdppxwxijrgyw2vakbsf5ms">
+            <w:hyperlink w:history="1" r:id="rIdy2mkziqht2fz1brdj9f8r">
               <w:r>
                 <w:rPr>
                   <w:rFonts w:ascii="Arial" w:cs="Arial" w:eastAsia="Arial" w:hAnsi="Arial"/>
@@ -13608,7 +13608,7 @@
               <w:spacing w:after="10" w:before="0"/>
               <w:ind w:left="120"/>
             </w:pPr>
-            <w:hyperlink w:history="1" r:id="rIdart1pklpse2pm3w-wklv9">
+            <w:hyperlink w:history="1" r:id="rIdcujjeto4n8t_qsg6xqxbe">
               <w:r>
                 <w:rPr>
                   <w:rFonts w:ascii="Arial" w:cs="Arial" w:eastAsia="Arial" w:hAnsi="Arial"/>
@@ -13650,7 +13650,7 @@
                 <w:sz w:val="18"/>
                 <w:szCs w:val="18"/>
               </w:rPr>
-              <w:t xml:space="preserve">Learners open their cumulative 'Surveyor's Decomposition Model' — a diagram of the five-sided Nakuru shamba that they have been building across the lesson sequence. In earlier lessons, they labelled sub-triangles that could be solved using ½bh (Lesson 2) and the sine formula (Lesson 3). Today, they identify which sub-triangle(s) of the shamba could ONLY be solved using Heron's formula (i.e., where only three side lengths are available and no angle is marked). Learners annotate those triangles with a green label: 'Heron's formula — 3 sides known.' They also update a legend/key on their model diagram to include: 'Heron's Formula: A = √[s(s−a)(s−b)(s−c)].' In the final 2 minutes, learners write one sentence below their model: 'The Nakuru surveyor can now calculate the area of the northern triangular sub-plot because...'</w:t>
+              <w:t xml:space="preserve">Learners open their cumulative 'Surveyor's Decomposition Model' — a diagram of the five-sided Nakuru shamba that they have been building across the lesson sequence. In earlier lessons, they labelled sub-triangles that could be solved using ½bh (Lesson 1) and the sine formula (Lessons 2–3). Today, they identify which sub-triangle(s) of the shamba could ONLY be solved using Heron's formula (i.e., where only three side lengths are available and no angle is marked). Learners annotate those triangles with a green label: 'Heron's formula — 3 sides known.' They also update a legend/key on their model diagram to include: 'Heron's Formula: A = √[s(s−a)(s−b)(s−c)].' In the final 2 minutes, learners write one sentence below their model: 'The Nakuru surveyor can now calculate the area of the northern triangular sub-plot because...'</w:t>
             </w:r>
           </w:p>
         </w:tc>
@@ -14253,7 +14253,7 @@
         </w:rPr>
         <w:t xml:space="preserve">© 2026 SeaVuria and ARES. Aligned with KICD objectives. Developed by SeaVuria; technical implementation by ARES (with AI assistance from Claude). Licensed under </w:t>
       </w:r>
-      <w:hyperlink w:history="1" r:id="rIdbywwut2fkdiyvhgchwxkm">
+      <w:hyperlink w:history="1" r:id="rIdcrpwlgcs_3ermoeeeotdt">
         <w:r>
           <w:rPr>
             <w:rFonts w:ascii="Arial" w:cs="Arial" w:eastAsia="Arial" w:hAnsi="Arial"/>
@@ -14274,7 +14274,7 @@
         </w:rPr>
         <w:t xml:space="preserve"> (</w:t>
       </w:r>
-      <w:hyperlink w:history="1" r:id="rIdzqx13sogpmfwpeatrnmqi">
+      <w:hyperlink w:history="1" r:id="rIdwqkycb3d-7r2awi_ykq-u">
         <w:r>
           <w:rPr>
             <w:rFonts w:ascii="Arial" w:cs="Arial" w:eastAsia="Arial" w:hAnsi="Arial"/>
@@ -15287,7 +15287,7 @@
             <w:pPr>
               <w:spacing w:after="20" w:before="0"/>
             </w:pPr>
-            <w:hyperlink w:history="1" r:id="rIdgxg0d6znuu1jrkv7jrl4f">
+            <w:hyperlink w:history="1" r:id="rIdzrc4a6q6icyd3osrq5yee">
               <w:r>
                 <w:rPr>
                   <w:rFonts w:ascii="Arial" w:cs="Arial" w:eastAsia="Arial" w:hAnsi="Arial"/>
@@ -15320,7 +15320,7 @@
               <w:spacing w:after="10" w:before="0"/>
               <w:ind w:left="120"/>
             </w:pPr>
-            <w:hyperlink w:history="1" r:id="rId_sqruzussavftrusauqg0">
+            <w:hyperlink w:history="1" r:id="rId4zryq7wsvsvfo5sgpvaoe">
               <w:r>
                 <w:rPr>
                   <w:rFonts w:ascii="Arial" w:cs="Arial" w:eastAsia="Arial" w:hAnsi="Arial"/>
@@ -15365,7 +15365,7 @@
             <w:pPr>
               <w:spacing w:after="20" w:before="0"/>
             </w:pPr>
-            <w:hyperlink w:history="1" r:id="rIdtylqgbqchs35kk929yvgg">
+            <w:hyperlink w:history="1" r:id="rId2ftqfqce71vc1kw1lhuii">
               <w:r>
                 <w:rPr>
                   <w:rFonts w:ascii="Arial" w:cs="Arial" w:eastAsia="Arial" w:hAnsi="Arial"/>
@@ -15398,7 +15398,7 @@
               <w:spacing w:after="10" w:before="0"/>
               <w:ind w:left="120"/>
             </w:pPr>
-            <w:hyperlink w:history="1" r:id="rId_g7ud46kayxqn_99qkrzd">
+            <w:hyperlink w:history="1" r:id="rIdgooc7zyd6ohbmsnpjabux">
               <w:r>
                 <w:rPr>
                   <w:rFonts w:ascii="Arial" w:cs="Arial" w:eastAsia="Arial" w:hAnsi="Arial"/>
@@ -15593,7 +15593,7 @@
             <w:pPr>
               <w:spacing w:after="20" w:before="0"/>
             </w:pPr>
-            <w:hyperlink w:history="1" r:id="rIdvgruyh39ukgbzaxb7fxle">
+            <w:hyperlink w:history="1" r:id="rIdinjvqeaw8bo9kmnqc4dwn">
               <w:r>
                 <w:rPr>
                   <w:rFonts w:ascii="Arial" w:cs="Arial" w:eastAsia="Arial" w:hAnsi="Arial"/>
@@ -15626,7 +15626,7 @@
               <w:spacing w:after="10" w:before="0"/>
               <w:ind w:left="120"/>
             </w:pPr>
-            <w:hyperlink w:history="1" r:id="rIdt_q8m7v36ernu2jw0sq_i">
+            <w:hyperlink w:history="1" r:id="rIdw5_nkngg_dow37hjo9xwe">
               <w:r>
                 <w:rPr>
                   <w:rFonts w:ascii="Arial" w:cs="Arial" w:eastAsia="Arial" w:hAnsi="Arial"/>
@@ -15671,7 +15671,7 @@
             <w:pPr>
               <w:spacing w:after="20" w:before="0"/>
             </w:pPr>
-            <w:hyperlink w:history="1" r:id="rIdjum0bhgd_ix_azhjmda6r">
+            <w:hyperlink w:history="1" r:id="rIdvyegjy1ora1fzhjlskuzz">
               <w:r>
                 <w:rPr>
                   <w:rFonts w:ascii="Arial" w:cs="Arial" w:eastAsia="Arial" w:hAnsi="Arial"/>
@@ -15704,7 +15704,7 @@
               <w:spacing w:after="10" w:before="0"/>
               <w:ind w:left="120"/>
             </w:pPr>
-            <w:hyperlink w:history="1" r:id="rIdq8igphrhfrd8whdbqqvbt">
+            <w:hyperlink w:history="1" r:id="rIdum1f6okz-qlicbb21nkbt">
               <w:r>
                 <w:rPr>
                   <w:rFonts w:ascii="Arial" w:cs="Arial" w:eastAsia="Arial" w:hAnsi="Arial"/>
@@ -15899,7 +15899,7 @@
             <w:pPr>
               <w:spacing w:after="20" w:before="0"/>
             </w:pPr>
-            <w:hyperlink w:history="1" r:id="rIduep1kqd8ecpxprfijoqoa">
+            <w:hyperlink w:history="1" r:id="rIdkbi3xyruoxzfjarwi0sha">
               <w:r>
                 <w:rPr>
                   <w:rFonts w:ascii="Arial" w:cs="Arial" w:eastAsia="Arial" w:hAnsi="Arial"/>
@@ -15948,7 +15948,7 @@
               <w:spacing w:after="10" w:before="0"/>
               <w:ind w:left="120"/>
             </w:pPr>
-            <w:hyperlink w:history="1" r:id="rIdp6m90iljltjrs8sjrome6">
+            <w:hyperlink w:history="1" r:id="rIdrugxx_xkuf_ea4hcqjiyk">
               <w:r>
                 <w:rPr>
                   <w:rFonts w:ascii="Arial" w:cs="Arial" w:eastAsia="Arial" w:hAnsi="Arial"/>
@@ -15993,7 +15993,7 @@
             <w:pPr>
               <w:spacing w:after="20" w:before="0"/>
             </w:pPr>
-            <w:hyperlink w:history="1" r:id="rId0nhixwxnfzhrglwugyx4g">
+            <w:hyperlink w:history="1" r:id="rIdvw9-mivgevw5d8pbtm-iu">
               <w:r>
                 <w:rPr>
                   <w:rFonts w:ascii="Arial" w:cs="Arial" w:eastAsia="Arial" w:hAnsi="Arial"/>
@@ -16026,7 +16026,7 @@
               <w:spacing w:after="10" w:before="0"/>
               <w:ind w:left="120"/>
             </w:pPr>
-            <w:hyperlink w:history="1" r:id="rId09zaupzzu4yn60imwsdlh">
+            <w:hyperlink w:history="1" r:id="rId4tqwshbfvga86rbqmxobv">
               <w:r>
                 <w:rPr>
                   <w:rFonts w:ascii="Arial" w:cs="Arial" w:eastAsia="Arial" w:hAnsi="Arial"/>
@@ -16221,7 +16221,7 @@
             <w:pPr>
               <w:spacing w:after="20" w:before="0"/>
             </w:pPr>
-            <w:hyperlink w:history="1" r:id="rIdpytxqxdvbwi-sxdiky9e5">
+            <w:hyperlink w:history="1" r:id="rId9xifbr1mredb_egtvmrrc">
               <w:r>
                 <w:rPr>
                   <w:rFonts w:ascii="Arial" w:cs="Arial" w:eastAsia="Arial" w:hAnsi="Arial"/>
@@ -16270,7 +16270,7 @@
               <w:spacing w:after="10" w:before="0"/>
               <w:ind w:left="120"/>
             </w:pPr>
-            <w:hyperlink w:history="1" r:id="rId6v1vqt9vnlxcade3yjnre">
+            <w:hyperlink w:history="1" r:id="rId47uizbqf4bxo5phctqeuq">
               <w:r>
                 <w:rPr>
                   <w:rFonts w:ascii="Arial" w:cs="Arial" w:eastAsia="Arial" w:hAnsi="Arial"/>
@@ -16315,7 +16315,7 @@
             <w:pPr>
               <w:spacing w:after="20" w:before="0"/>
             </w:pPr>
-            <w:hyperlink w:history="1" r:id="rIdbqp-h1s-7fdzywte9ksdl">
+            <w:hyperlink w:history="1" r:id="rIdaxc0yf_mipmtdyltvmd2y">
               <w:r>
                 <w:rPr>
                   <w:rFonts w:ascii="Arial" w:cs="Arial" w:eastAsia="Arial" w:hAnsi="Arial"/>
@@ -16348,7 +16348,7 @@
               <w:spacing w:after="10" w:before="0"/>
               <w:ind w:left="120"/>
             </w:pPr>
-            <w:hyperlink w:history="1" r:id="rIdafu6q0ve8qdaqqufyaznw">
+            <w:hyperlink w:history="1" r:id="rId9j-1oq1monh__esax2lgk">
               <w:r>
                 <w:rPr>
                   <w:rFonts w:ascii="Arial" w:cs="Arial" w:eastAsia="Arial" w:hAnsi="Arial"/>
@@ -16543,7 +16543,7 @@
             <w:pPr>
               <w:spacing w:after="20" w:before="0"/>
             </w:pPr>
-            <w:hyperlink w:history="1" r:id="rIdhsc9espt6xb66djq1q6s2">
+            <w:hyperlink w:history="1" r:id="rIdwuyp4hdrew7yzo1azvcdc">
               <w:r>
                 <w:rPr>
                   <w:rFonts w:ascii="Arial" w:cs="Arial" w:eastAsia="Arial" w:hAnsi="Arial"/>
@@ -16592,7 +16592,7 @@
               <w:spacing w:after="10" w:before="0"/>
               <w:ind w:left="120"/>
             </w:pPr>
-            <w:hyperlink w:history="1" r:id="rIdkebnqg2n0kx-vyranqsqo">
+            <w:hyperlink w:history="1" r:id="rIdcv_q2t5wtp3karm-odovn">
               <w:r>
                 <w:rPr>
                   <w:rFonts w:ascii="Arial" w:cs="Arial" w:eastAsia="Arial" w:hAnsi="Arial"/>
@@ -16637,7 +16637,7 @@
             <w:pPr>
               <w:spacing w:after="20" w:before="0"/>
             </w:pPr>
-            <w:hyperlink w:history="1" r:id="rIdoigvgaqg5qwmaxjptvs3-">
+            <w:hyperlink w:history="1" r:id="rIdg6_qaok7486bfqzdioflp">
               <w:r>
                 <w:rPr>
                   <w:rFonts w:ascii="Arial" w:cs="Arial" w:eastAsia="Arial" w:hAnsi="Arial"/>
@@ -16670,7 +16670,7 @@
               <w:spacing w:after="10" w:before="0"/>
               <w:ind w:left="120"/>
             </w:pPr>
-            <w:hyperlink w:history="1" r:id="rIdppmwannejlkzaqlhsdt97">
+            <w:hyperlink w:history="1" r:id="rIdzm09q8mtvqr-f9h1kvknp">
               <w:r>
                 <w:rPr>
                   <w:rFonts w:ascii="Arial" w:cs="Arial" w:eastAsia="Arial" w:hAnsi="Arial"/>
@@ -17182,7 +17182,7 @@
         </w:rPr>
         <w:t xml:space="preserve">© 2026 SeaVuria and ARES. Aligned with KICD objectives. Developed by SeaVuria; technical implementation by ARES (with AI assistance from Claude). Licensed under </w:t>
       </w:r>
-      <w:hyperlink w:history="1" r:id="rIdvrn6f2ffqnsqxjpglmohw">
+      <w:hyperlink w:history="1" r:id="rIdbdj22y3xwcwmurjjeiw-s">
         <w:r>
           <w:rPr>
             <w:rFonts w:ascii="Arial" w:cs="Arial" w:eastAsia="Arial" w:hAnsi="Arial"/>
@@ -17203,7 +17203,7 @@
         </w:rPr>
         <w:t xml:space="preserve"> (</w:t>
       </w:r>
-      <w:hyperlink w:history="1" r:id="rIdaiv18pu3ffl_n5srlczvr">
+      <w:hyperlink w:history="1" r:id="rIdpc8alraccdxqkoj7srsmu">
         <w:r>
           <w:rPr>
             <w:rFonts w:ascii="Arial" w:cs="Arial" w:eastAsia="Arial" w:hAnsi="Arial"/>
@@ -18216,7 +18216,7 @@
             <w:pPr>
               <w:spacing w:after="20" w:before="0"/>
             </w:pPr>
-            <w:hyperlink w:history="1" r:id="rIdkpjinmdp4pixc32zxztr2">
+            <w:hyperlink w:history="1" r:id="rIdeatxdvsey-z0azgphdw_q">
               <w:r>
                 <w:rPr>
                   <w:rFonts w:ascii="Arial" w:cs="Arial" w:eastAsia="Arial" w:hAnsi="Arial"/>
@@ -18249,7 +18249,7 @@
               <w:spacing w:after="10" w:before="0"/>
               <w:ind w:left="120"/>
             </w:pPr>
-            <w:hyperlink w:history="1" r:id="rId6evj5zjzghdu0jtd0u3b4">
+            <w:hyperlink w:history="1" r:id="rIdsx3bxpxohqwiquiipsijb">
               <w:r>
                 <w:rPr>
                   <w:rFonts w:ascii="Arial" w:cs="Arial" w:eastAsia="Arial" w:hAnsi="Arial"/>
@@ -18294,7 +18294,7 @@
             <w:pPr>
               <w:spacing w:after="20" w:before="0"/>
             </w:pPr>
-            <w:hyperlink w:history="1" r:id="rIda_wydpipj4deqlc_bmtio">
+            <w:hyperlink w:history="1" r:id="rIdged5mvvaqw7e3r8hf0rub">
               <w:r>
                 <w:rPr>
                   <w:rFonts w:ascii="Arial" w:cs="Arial" w:eastAsia="Arial" w:hAnsi="Arial"/>
@@ -18327,7 +18327,7 @@
               <w:spacing w:after="10" w:before="0"/>
               <w:ind w:left="120"/>
             </w:pPr>
-            <w:hyperlink w:history="1" r:id="rIdgwuektais8aacnit7gbxv">
+            <w:hyperlink w:history="1" r:id="rIdw5jr7fa2cyb5-4kxgeffl">
               <w:r>
                 <w:rPr>
                   <w:rFonts w:ascii="Arial" w:cs="Arial" w:eastAsia="Arial" w:hAnsi="Arial"/>
@@ -18522,7 +18522,7 @@
             <w:pPr>
               <w:spacing w:after="20" w:before="0"/>
             </w:pPr>
-            <w:hyperlink w:history="1" r:id="rIdmfn6s2lk3-sihnirmghck">
+            <w:hyperlink w:history="1" r:id="rIdj-1owyzuotm76v24ada00">
               <w:r>
                 <w:rPr>
                   <w:rFonts w:ascii="Arial" w:cs="Arial" w:eastAsia="Arial" w:hAnsi="Arial"/>
@@ -18555,7 +18555,7 @@
               <w:spacing w:after="10" w:before="0"/>
               <w:ind w:left="120"/>
             </w:pPr>
-            <w:hyperlink w:history="1" r:id="rIdrrmrlzbtdvjsfihoh6o4j">
+            <w:hyperlink w:history="1" r:id="rId5-t47vl52d_z--mc8flhj">
               <w:r>
                 <w:rPr>
                   <w:rFonts w:ascii="Arial" w:cs="Arial" w:eastAsia="Arial" w:hAnsi="Arial"/>
@@ -18600,7 +18600,7 @@
             <w:pPr>
               <w:spacing w:after="20" w:before="0"/>
             </w:pPr>
-            <w:hyperlink w:history="1" r:id="rIduaxctlr6ho4fvfzc8pyhi">
+            <w:hyperlink w:history="1" r:id="rIdsybn5o7mlb8yuc6vih5pd">
               <w:r>
                 <w:rPr>
                   <w:rFonts w:ascii="Arial" w:cs="Arial" w:eastAsia="Arial" w:hAnsi="Arial"/>
@@ -18633,7 +18633,7 @@
               <w:spacing w:after="10" w:before="0"/>
               <w:ind w:left="120"/>
             </w:pPr>
-            <w:hyperlink w:history="1" r:id="rIdh6tpfn-qli0k6tozzxiz2">
+            <w:hyperlink w:history="1" r:id="rIduw7p6fnwtvkvkrubix44v">
               <w:r>
                 <w:rPr>
                   <w:rFonts w:ascii="Arial" w:cs="Arial" w:eastAsia="Arial" w:hAnsi="Arial"/>
@@ -18828,7 +18828,7 @@
             <w:pPr>
               <w:spacing w:after="20" w:before="0"/>
             </w:pPr>
-            <w:hyperlink w:history="1" r:id="rIdz5ulbb3z7yiu17-r6hwhy">
+            <w:hyperlink w:history="1" r:id="rIdxnmyjbo6mhj2uqkmfcpkd">
               <w:r>
                 <w:rPr>
                   <w:rFonts w:ascii="Arial" w:cs="Arial" w:eastAsia="Arial" w:hAnsi="Arial"/>
@@ -18877,7 +18877,7 @@
               <w:spacing w:after="10" w:before="0"/>
               <w:ind w:left="120"/>
             </w:pPr>
-            <w:hyperlink w:history="1" r:id="rId5vdzyxz1drif87ztul6oh">
+            <w:hyperlink w:history="1" r:id="rId_sbcaxwfqr1o_rt4qmdgg">
               <w:r>
                 <w:rPr>
                   <w:rFonts w:ascii="Arial" w:cs="Arial" w:eastAsia="Arial" w:hAnsi="Arial"/>
@@ -18922,7 +18922,7 @@
             <w:pPr>
               <w:spacing w:after="20" w:before="0"/>
             </w:pPr>
-            <w:hyperlink w:history="1" r:id="rIdlkmpcj_t_bturbiuq2855">
+            <w:hyperlink w:history="1" r:id="rIdeq3jlepgii8hfjjxc1uuk">
               <w:r>
                 <w:rPr>
                   <w:rFonts w:ascii="Arial" w:cs="Arial" w:eastAsia="Arial" w:hAnsi="Arial"/>
@@ -18971,7 +18971,7 @@
               <w:spacing w:after="10" w:before="0"/>
               <w:ind w:left="120"/>
             </w:pPr>
-            <w:hyperlink w:history="1" r:id="rIdfii7ql6fd2vo3papo5oaz">
+            <w:hyperlink w:history="1" r:id="rIdnpebmcglsyzbmsi3s8u2r">
               <w:r>
                 <w:rPr>
                   <w:rFonts w:ascii="Arial" w:cs="Arial" w:eastAsia="Arial" w:hAnsi="Arial"/>
@@ -19166,7 +19166,7 @@
             <w:pPr>
               <w:spacing w:after="20" w:before="0"/>
             </w:pPr>
-            <w:hyperlink w:history="1" r:id="rIdufgheo0donvfbbnyoauer">
+            <w:hyperlink w:history="1" r:id="rId6taapxnvhg3qgyjwjubqi">
               <w:r>
                 <w:rPr>
                   <w:rFonts w:ascii="Arial" w:cs="Arial" w:eastAsia="Arial" w:hAnsi="Arial"/>
@@ -19215,7 +19215,7 @@
               <w:spacing w:after="10" w:before="0"/>
               <w:ind w:left="120"/>
             </w:pPr>
-            <w:hyperlink w:history="1" r:id="rId2urrxslliwj5tkiper63p">
+            <w:hyperlink w:history="1" r:id="rId0wne2qcg4x8k1wpfhtyw3">
               <w:r>
                 <w:rPr>
                   <w:rFonts w:ascii="Arial" w:cs="Arial" w:eastAsia="Arial" w:hAnsi="Arial"/>
@@ -19260,7 +19260,7 @@
             <w:pPr>
               <w:spacing w:after="20" w:before="0"/>
             </w:pPr>
-            <w:hyperlink w:history="1" r:id="rIdlq19awldlimr492qbl04f">
+            <w:hyperlink w:history="1" r:id="rIdgse4sfwyex9_szdgduu9n">
               <w:r>
                 <w:rPr>
                   <w:rFonts w:ascii="Arial" w:cs="Arial" w:eastAsia="Arial" w:hAnsi="Arial"/>
@@ -19293,7 +19293,7 @@
               <w:spacing w:after="10" w:before="0"/>
               <w:ind w:left="120"/>
             </w:pPr>
-            <w:hyperlink w:history="1" r:id="rIddm5tdrur7ocve0oijfhlc">
+            <w:hyperlink w:history="1" r:id="rIdlc3kwhuc6ee06rxguwxpg">
               <w:r>
                 <w:rPr>
                   <w:rFonts w:ascii="Arial" w:cs="Arial" w:eastAsia="Arial" w:hAnsi="Arial"/>
@@ -19488,7 +19488,7 @@
             <w:pPr>
               <w:spacing w:after="20" w:before="0"/>
             </w:pPr>
-            <w:hyperlink w:history="1" r:id="rIdsfgrz_1-hb_ovqw6zcbqc">
+            <w:hyperlink w:history="1" r:id="rIdy6vfz9tmzkom4oyjt9d60">
               <w:r>
                 <w:rPr>
                   <w:rFonts w:ascii="Arial" w:cs="Arial" w:eastAsia="Arial" w:hAnsi="Arial"/>
@@ -19537,7 +19537,7 @@
               <w:spacing w:after="10" w:before="0"/>
               <w:ind w:left="120"/>
             </w:pPr>
-            <w:hyperlink w:history="1" r:id="rIdycrrep_bry3bqhlc8patx">
+            <w:hyperlink w:history="1" r:id="rIdnxrjcebobxse2t81eopmn">
               <w:r>
                 <w:rPr>
                   <w:rFonts w:ascii="Arial" w:cs="Arial" w:eastAsia="Arial" w:hAnsi="Arial"/>
@@ -19582,7 +19582,7 @@
             <w:pPr>
               <w:spacing w:after="20" w:before="0"/>
             </w:pPr>
-            <w:hyperlink w:history="1" r:id="rIdevutacvogmtpxrvn-emyi">
+            <w:hyperlink w:history="1" r:id="rIdjm7cb2yb19hqu8vsyuirh">
               <w:r>
                 <w:rPr>
                   <w:rFonts w:ascii="Arial" w:cs="Arial" w:eastAsia="Arial" w:hAnsi="Arial"/>
@@ -19615,7 +19615,7 @@
               <w:spacing w:after="10" w:before="0"/>
               <w:ind w:left="120"/>
             </w:pPr>
-            <w:hyperlink w:history="1" r:id="rId-mebvnvtce_-qbutamzbs">
+            <w:hyperlink w:history="1" r:id="rIdsus9azvupctt8lbb8jyj9">
               <w:r>
                 <w:rPr>
                   <w:rFonts w:ascii="Arial" w:cs="Arial" w:eastAsia="Arial" w:hAnsi="Arial"/>
@@ -20127,7 +20127,7 @@
         </w:rPr>
         <w:t xml:space="preserve">© 2026 SeaVuria and ARES. Aligned with KICD objectives. Developed by SeaVuria; technical implementation by ARES (with AI assistance from Claude). Licensed under </w:t>
       </w:r>
-      <w:hyperlink w:history="1" r:id="rId4besi5dhv2a5tcjikoxni">
+      <w:hyperlink w:history="1" r:id="rId8w1ixzijqx6gaebwkhtmi">
         <w:r>
           <w:rPr>
             <w:rFonts w:ascii="Arial" w:cs="Arial" w:eastAsia="Arial" w:hAnsi="Arial"/>
@@ -20148,7 +20148,7 @@
         </w:rPr>
         <w:t xml:space="preserve"> (</w:t>
       </w:r>
-      <w:hyperlink w:history="1" r:id="rIdbl-m67sg3cktfmxqwkkre">
+      <w:hyperlink w:history="1" r:id="rIdmiy1sai84_okbkcebmi-n">
         <w:r>
           <w:rPr>
             <w:rFonts w:ascii="Arial" w:cs="Arial" w:eastAsia="Arial" w:hAnsi="Arial"/>
@@ -21161,7 +21161,7 @@
             <w:pPr>
               <w:spacing w:after="20" w:before="0"/>
             </w:pPr>
-            <w:hyperlink w:history="1" r:id="rIdwmbuyeekifeozhpzznup4">
+            <w:hyperlink w:history="1" r:id="rIdnvkbbfzroip8kdao2poa5">
               <w:r>
                 <w:rPr>
                   <w:rFonts w:ascii="Arial" w:cs="Arial" w:eastAsia="Arial" w:hAnsi="Arial"/>
@@ -21210,7 +21210,7 @@
               <w:spacing w:after="10" w:before="0"/>
               <w:ind w:left="120"/>
             </w:pPr>
-            <w:hyperlink w:history="1" r:id="rIdpgzx94q61j4fzfgsscp6w">
+            <w:hyperlink w:history="1" r:id="rIdwlp8hbzonfgiq62m6e4_y">
               <w:r>
                 <w:rPr>
                   <w:rFonts w:ascii="Arial" w:cs="Arial" w:eastAsia="Arial" w:hAnsi="Arial"/>
@@ -21272,7 +21272,7 @@
               <w:spacing w:after="10" w:before="0"/>
               <w:ind w:left="120"/>
             </w:pPr>
-            <w:hyperlink w:history="1" r:id="rIduoxnaypd6st_rwoxm_am0">
+            <w:hyperlink w:history="1" r:id="rIdbcmx8j5rqji5ijskmkj-i">
               <w:r>
                 <w:rPr>
                   <w:rFonts w:ascii="Arial" w:cs="Arial" w:eastAsia="Arial" w:hAnsi="Arial"/>
@@ -21482,7 +21482,7 @@
             <w:pPr>
               <w:spacing w:after="20" w:before="0"/>
             </w:pPr>
-            <w:hyperlink w:history="1" r:id="rIdujwxfbndebdauyrk1zxkz">
+            <w:hyperlink w:history="1" r:id="rIdn66fglh6imwi0bijotqnu">
               <w:r>
                 <w:rPr>
                   <w:rFonts w:ascii="Arial" w:cs="Arial" w:eastAsia="Arial" w:hAnsi="Arial"/>
@@ -21531,7 +21531,7 @@
               <w:spacing w:after="10" w:before="0"/>
               <w:ind w:left="120"/>
             </w:pPr>
-            <w:hyperlink w:history="1" r:id="rIdum6yeba5addbnqbdxlaft">
+            <w:hyperlink w:history="1" r:id="rId0yzqlam1uwh7tr7xzktxl">
               <w:r>
                 <w:rPr>
                   <w:rFonts w:ascii="Arial" w:cs="Arial" w:eastAsia="Arial" w:hAnsi="Arial"/>
@@ -21593,7 +21593,7 @@
               <w:spacing w:after="10" w:before="0"/>
               <w:ind w:left="120"/>
             </w:pPr>
-            <w:hyperlink w:history="1" r:id="rIdyjllrfe9uzmtvombqm26s">
+            <w:hyperlink w:history="1" r:id="rIdtdflmtvp9mm4trct9z6cr">
               <w:r>
                 <w:rPr>
                   <w:rFonts w:ascii="Arial" w:cs="Arial" w:eastAsia="Arial" w:hAnsi="Arial"/>
@@ -21803,7 +21803,7 @@
             <w:pPr>
               <w:spacing w:after="20" w:before="0"/>
             </w:pPr>
-            <w:hyperlink w:history="1" r:id="rIdy_lcaztibn0c2a11lrh5l">
+            <w:hyperlink w:history="1" r:id="rIdpvyccs1fxwzc4hriqm6rr">
               <w:r>
                 <w:rPr>
                   <w:rFonts w:ascii="Arial" w:cs="Arial" w:eastAsia="Arial" w:hAnsi="Arial"/>
@@ -21852,7 +21852,7 @@
               <w:spacing w:after="10" w:before="0"/>
               <w:ind w:left="120"/>
             </w:pPr>
-            <w:hyperlink w:history="1" r:id="rId-4xkbjz_9w82uqfwo6cpt">
+            <w:hyperlink w:history="1" r:id="rIdy77-wi8mjlfj5thcouwu3">
               <w:r>
                 <w:rPr>
                   <w:rFonts w:ascii="Arial" w:cs="Arial" w:eastAsia="Arial" w:hAnsi="Arial"/>
@@ -21914,7 +21914,7 @@
               <w:spacing w:after="10" w:before="0"/>
               <w:ind w:left="120"/>
             </w:pPr>
-            <w:hyperlink w:history="1" r:id="rIdxy-_-83onxfaaag8lt3aq">
+            <w:hyperlink w:history="1" r:id="rIdicumybhhlr_rwrjhzbq4h">
               <w:r>
                 <w:rPr>
                   <w:rFonts w:ascii="Arial" w:cs="Arial" w:eastAsia="Arial" w:hAnsi="Arial"/>
@@ -22124,7 +22124,7 @@
             <w:pPr>
               <w:spacing w:after="20" w:before="0"/>
             </w:pPr>
-            <w:hyperlink w:history="1" r:id="rId6jufunzjcqcwak-_a34di">
+            <w:hyperlink w:history="1" r:id="rIddnhpsplqwlqfuaaemmcpf">
               <w:r>
                 <w:rPr>
                   <w:rFonts w:ascii="Arial" w:cs="Arial" w:eastAsia="Arial" w:hAnsi="Arial"/>
@@ -22173,7 +22173,7 @@
               <w:spacing w:after="10" w:before="0"/>
               <w:ind w:left="120"/>
             </w:pPr>
-            <w:hyperlink w:history="1" r:id="rIdgcfoi6iify27ukjocy38i">
+            <w:hyperlink w:history="1" r:id="rIdcorpm77iurbxq8gxaokw9">
               <w:r>
                 <w:rPr>
                   <w:rFonts w:ascii="Arial" w:cs="Arial" w:eastAsia="Arial" w:hAnsi="Arial"/>
@@ -22235,7 +22235,7 @@
               <w:spacing w:after="10" w:before="0"/>
               <w:ind w:left="120"/>
             </w:pPr>
-            <w:hyperlink w:history="1" r:id="rIdacthhgeoiyywuvw0e3rdi">
+            <w:hyperlink w:history="1" r:id="rIdp2qgu10qpxojhswefxyih">
               <w:r>
                 <w:rPr>
                   <w:rFonts w:ascii="Arial" w:cs="Arial" w:eastAsia="Arial" w:hAnsi="Arial"/>
@@ -22445,7 +22445,7 @@
             <w:pPr>
               <w:spacing w:after="20" w:before="0"/>
             </w:pPr>
-            <w:hyperlink w:history="1" r:id="rId7kwmiuhgzx9npjfhdw4lm">
+            <w:hyperlink w:history="1" r:id="rIdfpmaoxgulydp8pabllovi">
               <w:r>
                 <w:rPr>
                   <w:rFonts w:ascii="Arial" w:cs="Arial" w:eastAsia="Arial" w:hAnsi="Arial"/>
@@ -22494,7 +22494,7 @@
               <w:spacing w:after="10" w:before="0"/>
               <w:ind w:left="120"/>
             </w:pPr>
-            <w:hyperlink w:history="1" r:id="rIdoxekgkr77bix1m9ueyrzx">
+            <w:hyperlink w:history="1" r:id="rIdfjkvaigk0ybvycnzn1kha">
               <w:r>
                 <w:rPr>
                   <w:rFonts w:ascii="Arial" w:cs="Arial" w:eastAsia="Arial" w:hAnsi="Arial"/>
@@ -22556,7 +22556,7 @@
               <w:spacing w:after="10" w:before="0"/>
               <w:ind w:left="120"/>
             </w:pPr>
-            <w:hyperlink w:history="1" r:id="rIdadjq6eayimczey5rmbdcl">
+            <w:hyperlink w:history="1" r:id="rIdrlp3yhafnf3r9mxovxvgl">
               <w:r>
                 <w:rPr>
                   <w:rFonts w:ascii="Arial" w:cs="Arial" w:eastAsia="Arial" w:hAnsi="Arial"/>
@@ -23083,7 +23083,7 @@
         </w:rPr>
         <w:t xml:space="preserve">© 2026 SeaVuria and ARES. Aligned with KICD objectives. Developed by SeaVuria; technical implementation by ARES (with AI assistance from Claude). Licensed under </w:t>
       </w:r>
-      <w:hyperlink w:history="1" r:id="rIdouspeobvgqo2upqsgaud-">
+      <w:hyperlink w:history="1" r:id="rIdi97g5f7thdzyyxo--cjt7">
         <w:r>
           <w:rPr>
             <w:rFonts w:ascii="Arial" w:cs="Arial" w:eastAsia="Arial" w:hAnsi="Arial"/>
@@ -23104,7 +23104,7 @@
         </w:rPr>
         <w:t xml:space="preserve"> (</w:t>
       </w:r>
-      <w:hyperlink w:history="1" r:id="rIdixjpouwhs-zpffuuvhwui">
+      <w:hyperlink w:history="1" r:id="rIdb2hqvzzix1-szlebicnjz">
         <w:r>
           <w:rPr>
             <w:rFonts w:ascii="Arial" w:cs="Arial" w:eastAsia="Arial" w:hAnsi="Arial"/>
@@ -24117,7 +24117,7 @@
             <w:pPr>
               <w:spacing w:after="20" w:before="0"/>
             </w:pPr>
-            <w:hyperlink w:history="1" r:id="rId8wwi131yzapgvhxvyhr0o">
+            <w:hyperlink w:history="1" r:id="rIdvsgiin30lcznddwtruxsp">
               <w:r>
                 <w:rPr>
                   <w:rFonts w:ascii="Arial" w:cs="Arial" w:eastAsia="Arial" w:hAnsi="Arial"/>
@@ -24150,7 +24150,7 @@
               <w:spacing w:after="10" w:before="0"/>
               <w:ind w:left="120"/>
             </w:pPr>
-            <w:hyperlink w:history="1" r:id="rIdsk07rctt2wdyzyntz9q5s">
+            <w:hyperlink w:history="1" r:id="rId4a2a24_cspotrllcqbu3f">
               <w:r>
                 <w:rPr>
                   <w:rFonts w:ascii="Arial" w:cs="Arial" w:eastAsia="Arial" w:hAnsi="Arial"/>
@@ -24195,7 +24195,7 @@
             <w:pPr>
               <w:spacing w:after="20" w:before="0"/>
             </w:pPr>
-            <w:hyperlink w:history="1" r:id="rId4kk_vdwpaibsgi1a1wg2n">
+            <w:hyperlink w:history="1" r:id="rIde3vfhk_gdojfoueix4kup">
               <w:r>
                 <w:rPr>
                   <w:rFonts w:ascii="Arial" w:cs="Arial" w:eastAsia="Arial" w:hAnsi="Arial"/>
@@ -24228,7 +24228,7 @@
               <w:spacing w:after="10" w:before="0"/>
               <w:ind w:left="120"/>
             </w:pPr>
-            <w:hyperlink w:history="1" r:id="rIdwpn-sbuuomxtzloixe2xi">
+            <w:hyperlink w:history="1" r:id="rIdda88agsbj6bnhkidougtb">
               <w:r>
                 <w:rPr>
                   <w:rFonts w:ascii="Arial" w:cs="Arial" w:eastAsia="Arial" w:hAnsi="Arial"/>
@@ -24423,7 +24423,7 @@
             <w:pPr>
               <w:spacing w:after="20" w:before="0"/>
             </w:pPr>
-            <w:hyperlink w:history="1" r:id="rId7cnmhhrk4oh8pcyc8wtyg">
+            <w:hyperlink w:history="1" r:id="rIdovjd9lmxjq8d8vpjbznz1">
               <w:r>
                 <w:rPr>
                   <w:rFonts w:ascii="Arial" w:cs="Arial" w:eastAsia="Arial" w:hAnsi="Arial"/>
@@ -24456,7 +24456,7 @@
               <w:spacing w:after="10" w:before="0"/>
               <w:ind w:left="120"/>
             </w:pPr>
-            <w:hyperlink w:history="1" r:id="rIdwzdn0bqieeeeqjkqfyyxy">
+            <w:hyperlink w:history="1" r:id="rIdorhfteyesb35cwzye8f16">
               <w:r>
                 <w:rPr>
                   <w:rFonts w:ascii="Arial" w:cs="Arial" w:eastAsia="Arial" w:hAnsi="Arial"/>
@@ -24501,7 +24501,7 @@
             <w:pPr>
               <w:spacing w:after="20" w:before="0"/>
             </w:pPr>
-            <w:hyperlink w:history="1" r:id="rIdz3snpjdwgglti6cfyuuns">
+            <w:hyperlink w:history="1" r:id="rIdcjtpncfzqwymmcps-egqf">
               <w:r>
                 <w:rPr>
                   <w:rFonts w:ascii="Arial" w:cs="Arial" w:eastAsia="Arial" w:hAnsi="Arial"/>
@@ -24534,7 +24534,7 @@
               <w:spacing w:after="10" w:before="0"/>
               <w:ind w:left="120"/>
             </w:pPr>
-            <w:hyperlink w:history="1" r:id="rIddjerp2zdvvsao03m7nvll">
+            <w:hyperlink w:history="1" r:id="rIdgzgxbopdp-qsep45ycddc">
               <w:r>
                 <w:rPr>
                   <w:rFonts w:ascii="Arial" w:cs="Arial" w:eastAsia="Arial" w:hAnsi="Arial"/>
@@ -24729,7 +24729,7 @@
             <w:pPr>
               <w:spacing w:after="20" w:before="0"/>
             </w:pPr>
-            <w:hyperlink w:history="1" r:id="rId4pjfzbackomysi901kbvr">
+            <w:hyperlink w:history="1" r:id="rId_3pvcicxajbu-jlx5fhc-">
               <w:r>
                 <w:rPr>
                   <w:rFonts w:ascii="Arial" w:cs="Arial" w:eastAsia="Arial" w:hAnsi="Arial"/>
@@ -24762,7 +24762,7 @@
               <w:spacing w:after="10" w:before="0"/>
               <w:ind w:left="120"/>
             </w:pPr>
-            <w:hyperlink w:history="1" r:id="rId0ztaic0hjtxbf6latmhta">
+            <w:hyperlink w:history="1" r:id="rIdz7mjpillvu8dtgdgzevtx">
               <w:r>
                 <w:rPr>
                   <w:rFonts w:ascii="Arial" w:cs="Arial" w:eastAsia="Arial" w:hAnsi="Arial"/>
@@ -24807,7 +24807,7 @@
             <w:pPr>
               <w:spacing w:after="20" w:before="0"/>
             </w:pPr>
-            <w:hyperlink w:history="1" r:id="rIdlhq3cjkcibutiqot9_j8r">
+            <w:hyperlink w:history="1" r:id="rId3_xxjtvm4mrj6rrgxu20i">
               <w:r>
                 <w:rPr>
                   <w:rFonts w:ascii="Arial" w:cs="Arial" w:eastAsia="Arial" w:hAnsi="Arial"/>
@@ -24840,7 +24840,7 @@
               <w:spacing w:after="10" w:before="0"/>
               <w:ind w:left="120"/>
             </w:pPr>
-            <w:hyperlink w:history="1" r:id="rIdmsld-vekvian6sgiizuap">
+            <w:hyperlink w:history="1" r:id="rIdjdmvmcmume8o6dmifxscf">
               <w:r>
                 <w:rPr>
                   <w:rFonts w:ascii="Arial" w:cs="Arial" w:eastAsia="Arial" w:hAnsi="Arial"/>
@@ -25035,7 +25035,7 @@
             <w:pPr>
               <w:spacing w:after="20" w:before="0"/>
             </w:pPr>
-            <w:hyperlink w:history="1" r:id="rIdkiiyc4crm3b4lflmnew7c">
+            <w:hyperlink w:history="1" r:id="rIdy96ysfvk3pvqyqqjoywpv">
               <w:r>
                 <w:rPr>
                   <w:rFonts w:ascii="Arial" w:cs="Arial" w:eastAsia="Arial" w:hAnsi="Arial"/>
@@ -25068,7 +25068,7 @@
               <w:spacing w:after="10" w:before="0"/>
               <w:ind w:left="120"/>
             </w:pPr>
-            <w:hyperlink w:history="1" r:id="rIdxgopnrjvsqwwwnhno6nst">
+            <w:hyperlink w:history="1" r:id="rIdtzlo_p5tasuloqh6cbx3k">
               <w:r>
                 <w:rPr>
                   <w:rFonts w:ascii="Arial" w:cs="Arial" w:eastAsia="Arial" w:hAnsi="Arial"/>
@@ -25113,7 +25113,7 @@
             <w:pPr>
               <w:spacing w:after="20" w:before="0"/>
             </w:pPr>
-            <w:hyperlink w:history="1" r:id="rId5xzfe1qce_9jo5iwtncbb">
+            <w:hyperlink w:history="1" r:id="rId8ctie0t-pxnk1xu7-_nw3">
               <w:r>
                 <w:rPr>
                   <w:rFonts w:ascii="Arial" w:cs="Arial" w:eastAsia="Arial" w:hAnsi="Arial"/>
@@ -25146,7 +25146,7 @@
               <w:spacing w:after="10" w:before="0"/>
               <w:ind w:left="120"/>
             </w:pPr>
-            <w:hyperlink w:history="1" r:id="rIdbhzw0pnto3lt-q7v_mrqs">
+            <w:hyperlink w:history="1" r:id="rIddehdmnrcwveyrudgui3he">
               <w:r>
                 <w:rPr>
                   <w:rFonts w:ascii="Arial" w:cs="Arial" w:eastAsia="Arial" w:hAnsi="Arial"/>
@@ -25341,7 +25341,7 @@
             <w:pPr>
               <w:spacing w:after="20" w:before="0"/>
             </w:pPr>
-            <w:hyperlink w:history="1" r:id="rIdlnnqqxladp5ttarpbtjpc">
+            <w:hyperlink w:history="1" r:id="rIdehaxvgodz6vhj7kynvlvx">
               <w:r>
                 <w:rPr>
                   <w:rFonts w:ascii="Arial" w:cs="Arial" w:eastAsia="Arial" w:hAnsi="Arial"/>
@@ -25374,7 +25374,7 @@
               <w:spacing w:after="10" w:before="0"/>
               <w:ind w:left="120"/>
             </w:pPr>
-            <w:hyperlink w:history="1" r:id="rId24-jtfht8llhy3fbnz3xb">
+            <w:hyperlink w:history="1" r:id="rIdjxzbe3oxxlptaffh57epy">
               <w:r>
                 <w:rPr>
                   <w:rFonts w:ascii="Arial" w:cs="Arial" w:eastAsia="Arial" w:hAnsi="Arial"/>
@@ -25419,7 +25419,7 @@
             <w:pPr>
               <w:spacing w:after="20" w:before="0"/>
             </w:pPr>
-            <w:hyperlink w:history="1" r:id="rIdtyqyg9n2wplo7qlpwg_nk">
+            <w:hyperlink w:history="1" r:id="rIdegb2tfcez3j6c_rjv3qq9">
               <w:r>
                 <w:rPr>
                   <w:rFonts w:ascii="Arial" w:cs="Arial" w:eastAsia="Arial" w:hAnsi="Arial"/>
@@ -25452,7 +25452,7 @@
               <w:spacing w:after="10" w:before="0"/>
               <w:ind w:left="120"/>
             </w:pPr>
-            <w:hyperlink w:history="1" r:id="rId4yedxodgenhx0fngzrqau">
+            <w:hyperlink w:history="1" r:id="rIdnvmfmhlwpfdmcxd0i2gjh">
               <w:r>
                 <w:rPr>
                   <w:rFonts w:ascii="Arial" w:cs="Arial" w:eastAsia="Arial" w:hAnsi="Arial"/>
@@ -25964,7 +25964,7 @@
         </w:rPr>
         <w:t xml:space="preserve">© 2026 SeaVuria and ARES. Aligned with KICD objectives. Developed by SeaVuria; technical implementation by ARES (with AI assistance from Claude). Licensed under </w:t>
       </w:r>
-      <w:hyperlink w:history="1" r:id="rIdpikitjmke2dmnzckqyz6m">
+      <w:hyperlink w:history="1" r:id="rIdizse0mjlwavzsfph5yp2d">
         <w:r>
           <w:rPr>
             <w:rFonts w:ascii="Arial" w:cs="Arial" w:eastAsia="Arial" w:hAnsi="Arial"/>
@@ -25985,7 +25985,7 @@
         </w:rPr>
         <w:t xml:space="preserve"> (</w:t>
       </w:r>
-      <w:hyperlink w:history="1" r:id="rIdobq8affjfo1uhvjgmcmbf">
+      <w:hyperlink w:history="1" r:id="rId04hpjtclcfp5hzkdwxlt5">
         <w:r>
           <w:rPr>
             <w:rFonts w:ascii="Arial" w:cs="Arial" w:eastAsia="Arial" w:hAnsi="Arial"/>

--- a/data/outputs/v2/Maths/SS2.2_Area_of_Polygons/Mathematics_Area_of_Polygons_CBE_LessonSequence.docx
+++ b/data/outputs/v2/Maths/SS2.2_Area_of_Polygons/Mathematics_Area_of_Polygons_CBE_LessonSequence.docx
@@ -2402,7 +2402,7 @@
         </w:rPr>
         <w:t xml:space="preserve">© 2026 SeaVuria and ARES. This work is licensed under a </w:t>
       </w:r>
-      <w:hyperlink w:history="1" r:id="rIdhfys-_wvvqf1ee2lcbmni">
+      <w:hyperlink w:history="1" r:id="rIdzhhe8slguwk4brg91om0u">
         <w:r>
           <w:rPr>
             <w:rFonts w:ascii="Arial" w:cs="Arial" w:eastAsia="Arial" w:hAnsi="Arial"/>
@@ -2422,7 +2422,7 @@
         </w:rPr>
         <w:t xml:space="preserve"> (</w:t>
       </w:r>
-      <w:hyperlink w:history="1" r:id="rIdygxc8cts_8pdjnirdlxyf">
+      <w:hyperlink w:history="1" r:id="rIdzmsmcc_lee9z9lnhs5jzx">
         <w:r>
           <w:rPr>
             <w:rFonts w:ascii="Arial" w:cs="Arial" w:eastAsia="Arial" w:hAnsi="Arial"/>
@@ -2442,7 +2442,7 @@
         </w:rPr>
         <w:t xml:space="preserve">). To view a copy of this license, visit </w:t>
       </w:r>
-      <w:hyperlink w:history="1" r:id="rIdkljapj2cunget3elih9xd">
+      <w:hyperlink w:history="1" r:id="rId4h60jrpn3dg7iihnkgh4o">
         <w:r>
           <w:rPr>
             <w:rFonts w:ascii="Arial" w:cs="Arial" w:eastAsia="Arial" w:hAnsi="Arial"/>
@@ -3454,7 +3454,7 @@
             <w:pPr>
               <w:spacing w:after="20" w:before="0"/>
             </w:pPr>
-            <w:hyperlink w:history="1" r:id="rIdy7hurwvlqqmzpxjq6f6tz">
+            <w:hyperlink w:history="1" r:id="rIdsdo0qjs146drhlr3alsue">
               <w:r>
                 <w:rPr>
                   <w:rFonts w:ascii="Arial" w:cs="Arial" w:eastAsia="Arial" w:hAnsi="Arial"/>
@@ -3487,7 +3487,7 @@
               <w:spacing w:after="10" w:before="0"/>
               <w:ind w:left="120"/>
             </w:pPr>
-            <w:hyperlink w:history="1" r:id="rIdyda6egb1u1xf_amqd5c9c">
+            <w:hyperlink w:history="1" r:id="rIdi3lqpsn8vfw7cwgmy-tzs">
               <w:r>
                 <w:rPr>
                   <w:rFonts w:ascii="Arial" w:cs="Arial" w:eastAsia="Arial" w:hAnsi="Arial"/>
@@ -3532,7 +3532,7 @@
             <w:pPr>
               <w:spacing w:after="20" w:before="0"/>
             </w:pPr>
-            <w:hyperlink w:history="1" r:id="rIdpkzkhbpvy6zr_serpnptw">
+            <w:hyperlink w:history="1" r:id="rId-gxenqo9sbidh8nr7ubpa">
               <w:r>
                 <w:rPr>
                   <w:rFonts w:ascii="Arial" w:cs="Arial" w:eastAsia="Arial" w:hAnsi="Arial"/>
@@ -3565,7 +3565,7 @@
               <w:spacing w:after="10" w:before="0"/>
               <w:ind w:left="120"/>
             </w:pPr>
-            <w:hyperlink w:history="1" r:id="rIdaristmftu7dzqhv6vmp4c">
+            <w:hyperlink w:history="1" r:id="rId6blb-ktgbx2trnyq3ky05">
               <w:r>
                 <w:rPr>
                   <w:rFonts w:ascii="Arial" w:cs="Arial" w:eastAsia="Arial" w:hAnsi="Arial"/>
@@ -3760,7 +3760,7 @@
             <w:pPr>
               <w:spacing w:after="20" w:before="0"/>
             </w:pPr>
-            <w:hyperlink w:history="1" r:id="rIdfaxlt_cfveyg-6wplnq-8">
+            <w:hyperlink w:history="1" r:id="rIdzp11bfd4x6hcxmebn3ntr">
               <w:r>
                 <w:rPr>
                   <w:rFonts w:ascii="Arial" w:cs="Arial" w:eastAsia="Arial" w:hAnsi="Arial"/>
@@ -3793,7 +3793,7 @@
               <w:spacing w:after="10" w:before="0"/>
               <w:ind w:left="120"/>
             </w:pPr>
-            <w:hyperlink w:history="1" r:id="rIdyxilhqxcjau04vp-rx1sr">
+            <w:hyperlink w:history="1" r:id="rIdekfwlh4ukoutvcn-mld2g">
               <w:r>
                 <w:rPr>
                   <w:rFonts w:ascii="Arial" w:cs="Arial" w:eastAsia="Arial" w:hAnsi="Arial"/>
@@ -3838,7 +3838,7 @@
             <w:pPr>
               <w:spacing w:after="20" w:before="0"/>
             </w:pPr>
-            <w:hyperlink w:history="1" r:id="rIdnxqhlv3saoqrffcy6nmjj">
+            <w:hyperlink w:history="1" r:id="rId8lm70c9eladf3tr9d855c">
               <w:r>
                 <w:rPr>
                   <w:rFonts w:ascii="Arial" w:cs="Arial" w:eastAsia="Arial" w:hAnsi="Arial"/>
@@ -3871,7 +3871,7 @@
               <w:spacing w:after="10" w:before="0"/>
               <w:ind w:left="120"/>
             </w:pPr>
-            <w:hyperlink w:history="1" r:id="rIdzja70oww6b3arybt5onea">
+            <w:hyperlink w:history="1" r:id="rIdc4o14onan9ilx-6cqyxjq">
               <w:r>
                 <w:rPr>
                   <w:rFonts w:ascii="Arial" w:cs="Arial" w:eastAsia="Arial" w:hAnsi="Arial"/>
@@ -4066,7 +4066,7 @@
             <w:pPr>
               <w:spacing w:after="20" w:before="0"/>
             </w:pPr>
-            <w:hyperlink w:history="1" r:id="rIdthqxyy1b7-o0ximf4o8ih">
+            <w:hyperlink w:history="1" r:id="rIdkry-fqcl22-blleakuf0q">
               <w:r>
                 <w:rPr>
                   <w:rFonts w:ascii="Arial" w:cs="Arial" w:eastAsia="Arial" w:hAnsi="Arial"/>
@@ -4099,7 +4099,7 @@
               <w:spacing w:after="10" w:before="0"/>
               <w:ind w:left="120"/>
             </w:pPr>
-            <w:hyperlink w:history="1" r:id="rIdvdyq8olowwxqcq2nvv9fi">
+            <w:hyperlink w:history="1" r:id="rIdcrnna0glfoeobwl8dztk8">
               <w:r>
                 <w:rPr>
                   <w:rFonts w:ascii="Arial" w:cs="Arial" w:eastAsia="Arial" w:hAnsi="Arial"/>
@@ -4144,7 +4144,7 @@
             <w:pPr>
               <w:spacing w:after="20" w:before="0"/>
             </w:pPr>
-            <w:hyperlink w:history="1" r:id="rIdgua1w2qo35b1ekayvls0p">
+            <w:hyperlink w:history="1" r:id="rIdjvamluppbzahtr5hbdytf">
               <w:r>
                 <w:rPr>
                   <w:rFonts w:ascii="Arial" w:cs="Arial" w:eastAsia="Arial" w:hAnsi="Arial"/>
@@ -4177,7 +4177,7 @@
               <w:spacing w:after="10" w:before="0"/>
               <w:ind w:left="120"/>
             </w:pPr>
-            <w:hyperlink w:history="1" r:id="rIdoafg3zjwr7otkrmq8rcpr">
+            <w:hyperlink w:history="1" r:id="rIdxa1wiga4k7itdexjdfa73">
               <w:r>
                 <w:rPr>
                   <w:rFonts w:ascii="Arial" w:cs="Arial" w:eastAsia="Arial" w:hAnsi="Arial"/>
@@ -4372,7 +4372,7 @@
             <w:pPr>
               <w:spacing w:after="20" w:before="0"/>
             </w:pPr>
-            <w:hyperlink w:history="1" r:id="rIdvqd2u0qics-vefcr2nk7j">
+            <w:hyperlink w:history="1" r:id="rIdas_i8usegrien4v2vvjcf">
               <w:r>
                 <w:rPr>
                   <w:rFonts w:ascii="Arial" w:cs="Arial" w:eastAsia="Arial" w:hAnsi="Arial"/>
@@ -4405,7 +4405,7 @@
               <w:spacing w:after="10" w:before="0"/>
               <w:ind w:left="120"/>
             </w:pPr>
-            <w:hyperlink w:history="1" r:id="rIduesxlfdrj50gbr9znqdee">
+            <w:hyperlink w:history="1" r:id="rId4fsssucfozyirstvxnbh7">
               <w:r>
                 <w:rPr>
                   <w:rFonts w:ascii="Arial" w:cs="Arial" w:eastAsia="Arial" w:hAnsi="Arial"/>
@@ -4450,7 +4450,7 @@
             <w:pPr>
               <w:spacing w:after="20" w:before="0"/>
             </w:pPr>
-            <w:hyperlink w:history="1" r:id="rId0uvkpworsj5syzefoacxv">
+            <w:hyperlink w:history="1" r:id="rId-kki9tmrq0jdr7-laqynm">
               <w:r>
                 <w:rPr>
                   <w:rFonts w:ascii="Arial" w:cs="Arial" w:eastAsia="Arial" w:hAnsi="Arial"/>
@@ -4483,7 +4483,7 @@
               <w:spacing w:after="10" w:before="0"/>
               <w:ind w:left="120"/>
             </w:pPr>
-            <w:hyperlink w:history="1" r:id="rIdvsmomym5r0zgukppi_nk7">
+            <w:hyperlink w:history="1" r:id="rIddi1eg71djwovatvrzhtfu">
               <w:r>
                 <w:rPr>
                   <w:rFonts w:ascii="Arial" w:cs="Arial" w:eastAsia="Arial" w:hAnsi="Arial"/>
@@ -4678,7 +4678,7 @@
             <w:pPr>
               <w:spacing w:after="20" w:before="0"/>
             </w:pPr>
-            <w:hyperlink w:history="1" r:id="rId5znxyp9c8v05ky7cym90h">
+            <w:hyperlink w:history="1" r:id="rIdexpnhgdirkdlffqrgvfcz">
               <w:r>
                 <w:rPr>
                   <w:rFonts w:ascii="Arial" w:cs="Arial" w:eastAsia="Arial" w:hAnsi="Arial"/>
@@ -4727,7 +4727,7 @@
               <w:spacing w:after="10" w:before="0"/>
               <w:ind w:left="120"/>
             </w:pPr>
-            <w:hyperlink w:history="1" r:id="rIdsgfjtric_aijf7h67w6xr">
+            <w:hyperlink w:history="1" r:id="rIdddhuc6c6huovqzc27omzq">
               <w:r>
                 <w:rPr>
                   <w:rFonts w:ascii="Arial" w:cs="Arial" w:eastAsia="Arial" w:hAnsi="Arial"/>
@@ -4772,7 +4772,7 @@
             <w:pPr>
               <w:spacing w:after="20" w:before="0"/>
             </w:pPr>
-            <w:hyperlink w:history="1" r:id="rIdchz_oaidhz32c9sl5hn0w">
+            <w:hyperlink w:history="1" r:id="rIdr4sptgdm3tfa7-cuqlvsy">
               <w:r>
                 <w:rPr>
                   <w:rFonts w:ascii="Arial" w:cs="Arial" w:eastAsia="Arial" w:hAnsi="Arial"/>
@@ -4805,7 +4805,7 @@
               <w:spacing w:after="10" w:before="0"/>
               <w:ind w:left="120"/>
             </w:pPr>
-            <w:hyperlink w:history="1" r:id="rIdskw5esdgpkt4cv2ky4usw">
+            <w:hyperlink w:history="1" r:id="rId2hkbliphadqrro0vvjne9">
               <w:r>
                 <w:rPr>
                   <w:rFonts w:ascii="Arial" w:cs="Arial" w:eastAsia="Arial" w:hAnsi="Arial"/>
@@ -5317,7 +5317,7 @@
         </w:rPr>
         <w:t xml:space="preserve">© 2026 SeaVuria and ARES. Aligned with KICD objectives. Developed by SeaVuria; technical implementation by ARES (with AI assistance from Claude). Licensed under </w:t>
       </w:r>
-      <w:hyperlink w:history="1" r:id="rIdomrsraeliw8lzsbsdlrt2">
+      <w:hyperlink w:history="1" r:id="rIdiylsc3jlici5zdj85b8-m">
         <w:r>
           <w:rPr>
             <w:rFonts w:ascii="Arial" w:cs="Arial" w:eastAsia="Arial" w:hAnsi="Arial"/>
@@ -5338,7 +5338,7 @@
         </w:rPr>
         <w:t xml:space="preserve"> (</w:t>
       </w:r>
-      <w:hyperlink w:history="1" r:id="rIda9ebptvyhaoavonsnbiha">
+      <w:hyperlink w:history="1" r:id="rId6xenzk-tnbtwtyc6echu4">
         <w:r>
           <w:rPr>
             <w:rFonts w:ascii="Arial" w:cs="Arial" w:eastAsia="Arial" w:hAnsi="Arial"/>
@@ -6351,7 +6351,7 @@
             <w:pPr>
               <w:spacing w:after="20" w:before="0"/>
             </w:pPr>
-            <w:hyperlink w:history="1" r:id="rIdltcswzdflxxpqt3temn8q">
+            <w:hyperlink w:history="1" r:id="rId0enuebmtiihgvxemze31a">
               <w:r>
                 <w:rPr>
                   <w:rFonts w:ascii="Arial" w:cs="Arial" w:eastAsia="Arial" w:hAnsi="Arial"/>
@@ -6400,7 +6400,7 @@
               <w:spacing w:after="10" w:before="0"/>
               <w:ind w:left="120"/>
             </w:pPr>
-            <w:hyperlink w:history="1" r:id="rIdwui-_4sayr8_d2ghkyz2j">
+            <w:hyperlink w:history="1" r:id="rIdletnlszvmfz6whk5aclen">
               <w:r>
                 <w:rPr>
                   <w:rFonts w:ascii="Arial" w:cs="Arial" w:eastAsia="Arial" w:hAnsi="Arial"/>
@@ -6445,7 +6445,7 @@
             <w:pPr>
               <w:spacing w:after="20" w:before="0"/>
             </w:pPr>
-            <w:hyperlink w:history="1" r:id="rIdhwlgrhsnhsnitjhucdmue">
+            <w:hyperlink w:history="1" r:id="rId3dsztzwzyhemose1slwuy">
               <w:r>
                 <w:rPr>
                   <w:rFonts w:ascii="Arial" w:cs="Arial" w:eastAsia="Arial" w:hAnsi="Arial"/>
@@ -6478,7 +6478,7 @@
               <w:spacing w:after="10" w:before="0"/>
               <w:ind w:left="120"/>
             </w:pPr>
-            <w:hyperlink w:history="1" r:id="rIdrnzhnzyffobdybf8kid_e">
+            <w:hyperlink w:history="1" r:id="rIdeavuzr5bphybck_vvh1l5">
               <w:r>
                 <w:rPr>
                   <w:rFonts w:ascii="Arial" w:cs="Arial" w:eastAsia="Arial" w:hAnsi="Arial"/>
@@ -6673,7 +6673,7 @@
             <w:pPr>
               <w:spacing w:after="20" w:before="0"/>
             </w:pPr>
-            <w:hyperlink w:history="1" r:id="rIdx5h2vtof3ho_12-uqrgb2">
+            <w:hyperlink w:history="1" r:id="rIdhmwybfnff7ug7miol3mnj">
               <w:r>
                 <w:rPr>
                   <w:rFonts w:ascii="Arial" w:cs="Arial" w:eastAsia="Arial" w:hAnsi="Arial"/>
@@ -6722,7 +6722,7 @@
               <w:spacing w:after="10" w:before="0"/>
               <w:ind w:left="120"/>
             </w:pPr>
-            <w:hyperlink w:history="1" r:id="rIdh7fllkqiatjbgvc_vbik7">
+            <w:hyperlink w:history="1" r:id="rIddhyuo9sbcily7rm1hg3y_">
               <w:r>
                 <w:rPr>
                   <w:rFonts w:ascii="Arial" w:cs="Arial" w:eastAsia="Arial" w:hAnsi="Arial"/>
@@ -6767,7 +6767,7 @@
             <w:pPr>
               <w:spacing w:after="20" w:before="0"/>
             </w:pPr>
-            <w:hyperlink w:history="1" r:id="rIdxgayyqxmgzeu6wu0pwcsu">
+            <w:hyperlink w:history="1" r:id="rIdrxu2bcuxk0goh9o4asvhl">
               <w:r>
                 <w:rPr>
                   <w:rFonts w:ascii="Arial" w:cs="Arial" w:eastAsia="Arial" w:hAnsi="Arial"/>
@@ -6800,7 +6800,7 @@
               <w:spacing w:after="10" w:before="0"/>
               <w:ind w:left="120"/>
             </w:pPr>
-            <w:hyperlink w:history="1" r:id="rIdekngja833wswx4tsm8o4b">
+            <w:hyperlink w:history="1" r:id="rIdee41f0zybi0b8sjtwbfhk">
               <w:r>
                 <w:rPr>
                   <w:rFonts w:ascii="Arial" w:cs="Arial" w:eastAsia="Arial" w:hAnsi="Arial"/>
@@ -6995,7 +6995,7 @@
             <w:pPr>
               <w:spacing w:after="20" w:before="0"/>
             </w:pPr>
-            <w:hyperlink w:history="1" r:id="rIdz8-xlnxsvtd8fafiqilf1">
+            <w:hyperlink w:history="1" r:id="rIdo2-pmwuikgvyppu7uz1dm">
               <w:r>
                 <w:rPr>
                   <w:rFonts w:ascii="Arial" w:cs="Arial" w:eastAsia="Arial" w:hAnsi="Arial"/>
@@ -7044,7 +7044,7 @@
               <w:spacing w:after="10" w:before="0"/>
               <w:ind w:left="120"/>
             </w:pPr>
-            <w:hyperlink w:history="1" r:id="rId01ewsxlaxcr9gv_xxpm5f">
+            <w:hyperlink w:history="1" r:id="rIdoqaejun-loal2yo2lxjpi">
               <w:r>
                 <w:rPr>
                   <w:rFonts w:ascii="Arial" w:cs="Arial" w:eastAsia="Arial" w:hAnsi="Arial"/>
@@ -7089,7 +7089,7 @@
             <w:pPr>
               <w:spacing w:after="20" w:before="0"/>
             </w:pPr>
-            <w:hyperlink w:history="1" r:id="rIdcj4xnqgxsnyh6sj326c-7">
+            <w:hyperlink w:history="1" r:id="rIdrcthnada5ljqufmjrr9pu">
               <w:r>
                 <w:rPr>
                   <w:rFonts w:ascii="Arial" w:cs="Arial" w:eastAsia="Arial" w:hAnsi="Arial"/>
@@ -7122,7 +7122,7 @@
               <w:spacing w:after="10" w:before="0"/>
               <w:ind w:left="120"/>
             </w:pPr>
-            <w:hyperlink w:history="1" r:id="rIdd_ys8shusho04wx5gzukj">
+            <w:hyperlink w:history="1" r:id="rId8gjp1kt3_xlpfg8sga4ov">
               <w:r>
                 <w:rPr>
                   <w:rFonts w:ascii="Arial" w:cs="Arial" w:eastAsia="Arial" w:hAnsi="Arial"/>
@@ -7317,7 +7317,7 @@
             <w:pPr>
               <w:spacing w:after="20" w:before="0"/>
             </w:pPr>
-            <w:hyperlink w:history="1" r:id="rIdtmzgiqtsmqswiggulhnir">
+            <w:hyperlink w:history="1" r:id="rIdomkj_bngj2ljjwaky99ha">
               <w:r>
                 <w:rPr>
                   <w:rFonts w:ascii="Arial" w:cs="Arial" w:eastAsia="Arial" w:hAnsi="Arial"/>
@@ -7366,7 +7366,7 @@
               <w:spacing w:after="10" w:before="0"/>
               <w:ind w:left="120"/>
             </w:pPr>
-            <w:hyperlink w:history="1" r:id="rIdhj8bitigxknwdqbkvkrxq">
+            <w:hyperlink w:history="1" r:id="rIdckgsjmenita_hmhfkhp9p">
               <w:r>
                 <w:rPr>
                   <w:rFonts w:ascii="Arial" w:cs="Arial" w:eastAsia="Arial" w:hAnsi="Arial"/>
@@ -7411,7 +7411,7 @@
             <w:pPr>
               <w:spacing w:after="20" w:before="0"/>
             </w:pPr>
-            <w:hyperlink w:history="1" r:id="rIdapmjgdaynxphdxqjwz8yq">
+            <w:hyperlink w:history="1" r:id="rIdtp0p6gp5c6ht2r6xiqnrn">
               <w:r>
                 <w:rPr>
                   <w:rFonts w:ascii="Arial" w:cs="Arial" w:eastAsia="Arial" w:hAnsi="Arial"/>
@@ -7444,7 +7444,7 @@
               <w:spacing w:after="10" w:before="0"/>
               <w:ind w:left="120"/>
             </w:pPr>
-            <w:hyperlink w:history="1" r:id="rIdq8oyeoi_hvcjxfm4mdspe">
+            <w:hyperlink w:history="1" r:id="rIdkyefljkkyn4ymep22nwjd">
               <w:r>
                 <w:rPr>
                   <w:rFonts w:ascii="Arial" w:cs="Arial" w:eastAsia="Arial" w:hAnsi="Arial"/>
@@ -7639,7 +7639,7 @@
             <w:pPr>
               <w:spacing w:after="20" w:before="0"/>
             </w:pPr>
-            <w:hyperlink w:history="1" r:id="rIduj2z3zh5x9cwy0foal-qi">
+            <w:hyperlink w:history="1" r:id="rIdumhln45zerwbvtu1ttx0b">
               <w:r>
                 <w:rPr>
                   <w:rFonts w:ascii="Arial" w:cs="Arial" w:eastAsia="Arial" w:hAnsi="Arial"/>
@@ -7688,7 +7688,7 @@
               <w:spacing w:after="10" w:before="0"/>
               <w:ind w:left="120"/>
             </w:pPr>
-            <w:hyperlink w:history="1" r:id="rIdtak9kb708iv7omh_faqgm">
+            <w:hyperlink w:history="1" r:id="rIdfsbuyqjy6tzwh9jywt9tx">
               <w:r>
                 <w:rPr>
                   <w:rFonts w:ascii="Arial" w:cs="Arial" w:eastAsia="Arial" w:hAnsi="Arial"/>
@@ -7733,7 +7733,7 @@
             <w:pPr>
               <w:spacing w:after="20" w:before="0"/>
             </w:pPr>
-            <w:hyperlink w:history="1" r:id="rIdbqs-lylhu0zwfavz8ch8s">
+            <w:hyperlink w:history="1" r:id="rIdllxdylvgki1swo5je1fcq">
               <w:r>
                 <w:rPr>
                   <w:rFonts w:ascii="Arial" w:cs="Arial" w:eastAsia="Arial" w:hAnsi="Arial"/>
@@ -7766,7 +7766,7 @@
               <w:spacing w:after="10" w:before="0"/>
               <w:ind w:left="120"/>
             </w:pPr>
-            <w:hyperlink w:history="1" r:id="rIdmjeaj0mctybfjz1peykna">
+            <w:hyperlink w:history="1" r:id="rIdy9db92zsn77g70ngcnme9">
               <w:r>
                 <w:rPr>
                   <w:rFonts w:ascii="Arial" w:cs="Arial" w:eastAsia="Arial" w:hAnsi="Arial"/>
@@ -8278,7 +8278,7 @@
         </w:rPr>
         <w:t xml:space="preserve">© 2026 SeaVuria and ARES. Aligned with KICD objectives. Developed by SeaVuria; technical implementation by ARES (with AI assistance from Claude). Licensed under </w:t>
       </w:r>
-      <w:hyperlink w:history="1" r:id="rId_eq-bg9c2ybvgxefdjdfa">
+      <w:hyperlink w:history="1" r:id="rIdghwiu4ejoxh6jbvwfocf9">
         <w:r>
           <w:rPr>
             <w:rFonts w:ascii="Arial" w:cs="Arial" w:eastAsia="Arial" w:hAnsi="Arial"/>
@@ -8299,7 +8299,7 @@
         </w:rPr>
         <w:t xml:space="preserve"> (</w:t>
       </w:r>
-      <w:hyperlink w:history="1" r:id="rIdfk6-_dzxljdtruhhle6xw">
+      <w:hyperlink w:history="1" r:id="rIdtivjtul4or_gu6hbbxqzd">
         <w:r>
           <w:rPr>
             <w:rFonts w:ascii="Arial" w:cs="Arial" w:eastAsia="Arial" w:hAnsi="Arial"/>
@@ -9312,7 +9312,7 @@
             <w:pPr>
               <w:spacing w:after="20" w:before="0"/>
             </w:pPr>
-            <w:hyperlink w:history="1" r:id="rIdnr_4nbgpumkuuhiozc3hu">
+            <w:hyperlink w:history="1" r:id="rIdcfqyv9uj512zwgrnb9kfl">
               <w:r>
                 <w:rPr>
                   <w:rFonts w:ascii="Arial" w:cs="Arial" w:eastAsia="Arial" w:hAnsi="Arial"/>
@@ -9361,7 +9361,7 @@
               <w:spacing w:after="10" w:before="0"/>
               <w:ind w:left="120"/>
             </w:pPr>
-            <w:hyperlink w:history="1" r:id="rIdxflzlyyqdmn2ikz9t5vj3">
+            <w:hyperlink w:history="1" r:id="rIdqw0xk4muqtn9gkzt3vcln">
               <w:r>
                 <w:rPr>
                   <w:rFonts w:ascii="Arial" w:cs="Arial" w:eastAsia="Arial" w:hAnsi="Arial"/>
@@ -9406,7 +9406,7 @@
             <w:pPr>
               <w:spacing w:after="20" w:before="0"/>
             </w:pPr>
-            <w:hyperlink w:history="1" r:id="rIdljk6jm_c0ekuesgp4bcp6">
+            <w:hyperlink w:history="1" r:id="rIdgjuascclxkdf4mqukthth">
               <w:r>
                 <w:rPr>
                   <w:rFonts w:ascii="Arial" w:cs="Arial" w:eastAsia="Arial" w:hAnsi="Arial"/>
@@ -9439,7 +9439,7 @@
               <w:spacing w:after="10" w:before="0"/>
               <w:ind w:left="120"/>
             </w:pPr>
-            <w:hyperlink w:history="1" r:id="rIdf588cfpp__xrdyshow7r6">
+            <w:hyperlink w:history="1" r:id="rId9s8utgtfno_vp40lnc320">
               <w:r>
                 <w:rPr>
                   <w:rFonts w:ascii="Arial" w:cs="Arial" w:eastAsia="Arial" w:hAnsi="Arial"/>
@@ -9634,7 +9634,7 @@
             <w:pPr>
               <w:spacing w:after="20" w:before="0"/>
             </w:pPr>
-            <w:hyperlink w:history="1" r:id="rIdtd4ujwpizsgn4ff63jtq0">
+            <w:hyperlink w:history="1" r:id="rId0zbaxfswvxtbo7mkep9sf">
               <w:r>
                 <w:rPr>
                   <w:rFonts w:ascii="Arial" w:cs="Arial" w:eastAsia="Arial" w:hAnsi="Arial"/>
@@ -9683,7 +9683,7 @@
               <w:spacing w:after="10" w:before="0"/>
               <w:ind w:left="120"/>
             </w:pPr>
-            <w:hyperlink w:history="1" r:id="rIde-b01mtt_z7tsxiizwrhw">
+            <w:hyperlink w:history="1" r:id="rIdka6posmghbssfjpsg6kak">
               <w:r>
                 <w:rPr>
                   <w:rFonts w:ascii="Arial" w:cs="Arial" w:eastAsia="Arial" w:hAnsi="Arial"/>
@@ -9728,7 +9728,7 @@
             <w:pPr>
               <w:spacing w:after="20" w:before="0"/>
             </w:pPr>
-            <w:hyperlink w:history="1" r:id="rIdft34enhqm9wofjcjhh13q">
+            <w:hyperlink w:history="1" r:id="rIdiaip-rmipah5l02fj3qxs">
               <w:r>
                 <w:rPr>
                   <w:rFonts w:ascii="Arial" w:cs="Arial" w:eastAsia="Arial" w:hAnsi="Arial"/>
@@ -9761,7 +9761,7 @@
               <w:spacing w:after="10" w:before="0"/>
               <w:ind w:left="120"/>
             </w:pPr>
-            <w:hyperlink w:history="1" r:id="rIdldl0gc894wjruu3ulnfhi">
+            <w:hyperlink w:history="1" r:id="rId1hautothmuextvci3e1xc">
               <w:r>
                 <w:rPr>
                   <w:rFonts w:ascii="Arial" w:cs="Arial" w:eastAsia="Arial" w:hAnsi="Arial"/>
@@ -9956,7 +9956,7 @@
             <w:pPr>
               <w:spacing w:after="20" w:before="0"/>
             </w:pPr>
-            <w:hyperlink w:history="1" r:id="rIdv94yofsloeohgptd2g9y2">
+            <w:hyperlink w:history="1" r:id="rIdxpzsu1i4k2o2oox42laqi">
               <w:r>
                 <w:rPr>
                   <w:rFonts w:ascii="Arial" w:cs="Arial" w:eastAsia="Arial" w:hAnsi="Arial"/>
@@ -10005,7 +10005,7 @@
               <w:spacing w:after="10" w:before="0"/>
               <w:ind w:left="120"/>
             </w:pPr>
-            <w:hyperlink w:history="1" r:id="rIdsggddcyp4rspbaqbvnvbx">
+            <w:hyperlink w:history="1" r:id="rId6-c3dbfd97cawq2og8et_">
               <w:r>
                 <w:rPr>
                   <w:rFonts w:ascii="Arial" w:cs="Arial" w:eastAsia="Arial" w:hAnsi="Arial"/>
@@ -10050,7 +10050,7 @@
             <w:pPr>
               <w:spacing w:after="20" w:before="0"/>
             </w:pPr>
-            <w:hyperlink w:history="1" r:id="rIdqrsdnsjeu3duwyqxjfp3c">
+            <w:hyperlink w:history="1" r:id="rIdq7zw6ukrpnhhkgig32n_h">
               <w:r>
                 <w:rPr>
                   <w:rFonts w:ascii="Arial" w:cs="Arial" w:eastAsia="Arial" w:hAnsi="Arial"/>
@@ -10083,7 +10083,7 @@
               <w:spacing w:after="10" w:before="0"/>
               <w:ind w:left="120"/>
             </w:pPr>
-            <w:hyperlink w:history="1" r:id="rIduh0z9dfu1ftvdn2awi_k1">
+            <w:hyperlink w:history="1" r:id="rId2oxxoukk9i50c90op95cj">
               <w:r>
                 <w:rPr>
                   <w:rFonts w:ascii="Arial" w:cs="Arial" w:eastAsia="Arial" w:hAnsi="Arial"/>
@@ -10278,7 +10278,7 @@
             <w:pPr>
               <w:spacing w:after="20" w:before="0"/>
             </w:pPr>
-            <w:hyperlink w:history="1" r:id="rId6uk1-m01emojwfoidvdce">
+            <w:hyperlink w:history="1" r:id="rIdoycwny-hbyzxrrku13k0e">
               <w:r>
                 <w:rPr>
                   <w:rFonts w:ascii="Arial" w:cs="Arial" w:eastAsia="Arial" w:hAnsi="Arial"/>
@@ -10327,7 +10327,7 @@
               <w:spacing w:after="10" w:before="0"/>
               <w:ind w:left="120"/>
             </w:pPr>
-            <w:hyperlink w:history="1" r:id="rIdts-vlxvr9yca7b3mri1q2">
+            <w:hyperlink w:history="1" r:id="rIdownbnnwp_ly4w0dqznshz">
               <w:r>
                 <w:rPr>
                   <w:rFonts w:ascii="Arial" w:cs="Arial" w:eastAsia="Arial" w:hAnsi="Arial"/>
@@ -10372,7 +10372,7 @@
             <w:pPr>
               <w:spacing w:after="20" w:before="0"/>
             </w:pPr>
-            <w:hyperlink w:history="1" r:id="rIde0yyeiexax5j1i5qxjmmv">
+            <w:hyperlink w:history="1" r:id="rIdy8x8j2_naarbcwrad6rvp">
               <w:r>
                 <w:rPr>
                   <w:rFonts w:ascii="Arial" w:cs="Arial" w:eastAsia="Arial" w:hAnsi="Arial"/>
@@ -10405,7 +10405,7 @@
               <w:spacing w:after="10" w:before="0"/>
               <w:ind w:left="120"/>
             </w:pPr>
-            <w:hyperlink w:history="1" r:id="rId1qukj9qeslvybisu8eboz">
+            <w:hyperlink w:history="1" r:id="rIdusv-tgeglkgpgvar08me2">
               <w:r>
                 <w:rPr>
                   <w:rFonts w:ascii="Arial" w:cs="Arial" w:eastAsia="Arial" w:hAnsi="Arial"/>
@@ -10600,7 +10600,7 @@
             <w:pPr>
               <w:spacing w:after="20" w:before="0"/>
             </w:pPr>
-            <w:hyperlink w:history="1" r:id="rIdlhwnjrlslsg68xlkr_x07">
+            <w:hyperlink w:history="1" r:id="rIdq7fjwrob16t1u6y0sw5cp">
               <w:r>
                 <w:rPr>
                   <w:rFonts w:ascii="Arial" w:cs="Arial" w:eastAsia="Arial" w:hAnsi="Arial"/>
@@ -10649,7 +10649,7 @@
               <w:spacing w:after="10" w:before="0"/>
               <w:ind w:left="120"/>
             </w:pPr>
-            <w:hyperlink w:history="1" r:id="rIdx5doztbju2ye1hwlp0dmf">
+            <w:hyperlink w:history="1" r:id="rIdzjb3pgv6k4nnkmuduljtj">
               <w:r>
                 <w:rPr>
                   <w:rFonts w:ascii="Arial" w:cs="Arial" w:eastAsia="Arial" w:hAnsi="Arial"/>
@@ -10694,7 +10694,7 @@
             <w:pPr>
               <w:spacing w:after="20" w:before="0"/>
             </w:pPr>
-            <w:hyperlink w:history="1" r:id="rIdpzlqhzavrp3an2lb7jgk4">
+            <w:hyperlink w:history="1" r:id="rIdylvefpa1_esa0jvo1gw_c">
               <w:r>
                 <w:rPr>
                   <w:rFonts w:ascii="Arial" w:cs="Arial" w:eastAsia="Arial" w:hAnsi="Arial"/>
@@ -10727,7 +10727,7 @@
               <w:spacing w:after="10" w:before="0"/>
               <w:ind w:left="120"/>
             </w:pPr>
-            <w:hyperlink w:history="1" r:id="rIdiixj5uhb_h0zgi5qys6az">
+            <w:hyperlink w:history="1" r:id="rIdjkgmapbu_apm_tllz5dwz">
               <w:r>
                 <w:rPr>
                   <w:rFonts w:ascii="Arial" w:cs="Arial" w:eastAsia="Arial" w:hAnsi="Arial"/>
@@ -11239,7 +11239,7 @@
         </w:rPr>
         <w:t xml:space="preserve">© 2026 SeaVuria and ARES. Aligned with KICD objectives. Developed by SeaVuria; technical implementation by ARES (with AI assistance from Claude). Licensed under </w:t>
       </w:r>
-      <w:hyperlink w:history="1" r:id="rIdnbykwmhpokqx8hv2ruthe">
+      <w:hyperlink w:history="1" r:id="rId4ee7yoiz7l9wl6xniunq0">
         <w:r>
           <w:rPr>
             <w:rFonts w:ascii="Arial" w:cs="Arial" w:eastAsia="Arial" w:hAnsi="Arial"/>
@@ -11260,7 +11260,7 @@
         </w:rPr>
         <w:t xml:space="preserve"> (</w:t>
       </w:r>
-      <w:hyperlink w:history="1" r:id="rIdmsnxm5dqb9nrxp0uj-yso">
+      <w:hyperlink w:history="1" r:id="rIda4m6127jqy3h9swz41h1p">
         <w:r>
           <w:rPr>
             <w:rFonts w:ascii="Arial" w:cs="Arial" w:eastAsia="Arial" w:hAnsi="Arial"/>
@@ -12273,7 +12273,7 @@
             <w:pPr>
               <w:spacing w:after="20" w:before="0"/>
             </w:pPr>
-            <w:hyperlink w:history="1" r:id="rIdt_xsam2zdbcr0n4q2zlv1">
+            <w:hyperlink w:history="1" r:id="rIdkzfhfirwd6essbya-3kuk">
               <w:r>
                 <w:rPr>
                   <w:rFonts w:ascii="Arial" w:cs="Arial" w:eastAsia="Arial" w:hAnsi="Arial"/>
@@ -12306,7 +12306,7 @@
               <w:spacing w:after="10" w:before="0"/>
               <w:ind w:left="120"/>
             </w:pPr>
-            <w:hyperlink w:history="1" r:id="rId1dh-sgxfui0rmrea_lrbv">
+            <w:hyperlink w:history="1" r:id="rIdaaoef78rk2jfbjhubzg3b">
               <w:r>
                 <w:rPr>
                   <w:rFonts w:ascii="Arial" w:cs="Arial" w:eastAsia="Arial" w:hAnsi="Arial"/>
@@ -12351,7 +12351,7 @@
             <w:pPr>
               <w:spacing w:after="20" w:before="0"/>
             </w:pPr>
-            <w:hyperlink w:history="1" r:id="rIdihaxmqi51ex8hw2jaqo2u">
+            <w:hyperlink w:history="1" r:id="rIdzhrx9h1tu1n3s0zt7l4hv">
               <w:r>
                 <w:rPr>
                   <w:rFonts w:ascii="Arial" w:cs="Arial" w:eastAsia="Arial" w:hAnsi="Arial"/>
@@ -12384,7 +12384,7 @@
               <w:spacing w:after="10" w:before="0"/>
               <w:ind w:left="120"/>
             </w:pPr>
-            <w:hyperlink w:history="1" r:id="rIdh_1eway_hu8cwm5nbjifa">
+            <w:hyperlink w:history="1" r:id="rId9zjqwlhdvca7kw7p3ipix">
               <w:r>
                 <w:rPr>
                   <w:rFonts w:ascii="Arial" w:cs="Arial" w:eastAsia="Arial" w:hAnsi="Arial"/>
@@ -12579,7 +12579,7 @@
             <w:pPr>
               <w:spacing w:after="20" w:before="0"/>
             </w:pPr>
-            <w:hyperlink w:history="1" r:id="rIdoetls9nv6ims_nia6xg89">
+            <w:hyperlink w:history="1" r:id="rIdly8tae2wqi-nebnhi9ej2">
               <w:r>
                 <w:rPr>
                   <w:rFonts w:ascii="Arial" w:cs="Arial" w:eastAsia="Arial" w:hAnsi="Arial"/>
@@ -12612,7 +12612,7 @@
               <w:spacing w:after="10" w:before="0"/>
               <w:ind w:left="120"/>
             </w:pPr>
-            <w:hyperlink w:history="1" r:id="rId-ovo6odnw6q9vamyjnl0b">
+            <w:hyperlink w:history="1" r:id="rIdulahsnxvc1ocibkge38nw">
               <w:r>
                 <w:rPr>
                   <w:rFonts w:ascii="Arial" w:cs="Arial" w:eastAsia="Arial" w:hAnsi="Arial"/>
@@ -12657,7 +12657,7 @@
             <w:pPr>
               <w:spacing w:after="20" w:before="0"/>
             </w:pPr>
-            <w:hyperlink w:history="1" r:id="rIdpni0jddtipo1d5vmb-iaj">
+            <w:hyperlink w:history="1" r:id="rIdom37pcdkfbg1v4bgnpqhk">
               <w:r>
                 <w:rPr>
                   <w:rFonts w:ascii="Arial" w:cs="Arial" w:eastAsia="Arial" w:hAnsi="Arial"/>
@@ -12690,7 +12690,7 @@
               <w:spacing w:after="10" w:before="0"/>
               <w:ind w:left="120"/>
             </w:pPr>
-            <w:hyperlink w:history="1" r:id="rIdjih6rmkfszyqeza78n3cu">
+            <w:hyperlink w:history="1" r:id="rIdukrufjr-x7zwj6jdhlzoy">
               <w:r>
                 <w:rPr>
                   <w:rFonts w:ascii="Arial" w:cs="Arial" w:eastAsia="Arial" w:hAnsi="Arial"/>
@@ -12885,7 +12885,7 @@
             <w:pPr>
               <w:spacing w:after="20" w:before="0"/>
             </w:pPr>
-            <w:hyperlink w:history="1" r:id="rIdji3hzvolkgzwdkrrmqka8">
+            <w:hyperlink w:history="1" r:id="rIder7afaz6-mf1id57hxcmf">
               <w:r>
                 <w:rPr>
                   <w:rFonts w:ascii="Arial" w:cs="Arial" w:eastAsia="Arial" w:hAnsi="Arial"/>
@@ -12918,7 +12918,7 @@
               <w:spacing w:after="10" w:before="0"/>
               <w:ind w:left="120"/>
             </w:pPr>
-            <w:hyperlink w:history="1" r:id="rIdavyhd8jofv_s505lpzlsx">
+            <w:hyperlink w:history="1" r:id="rId1069ckpuoqp0y9kt02c0q">
               <w:r>
                 <w:rPr>
                   <w:rFonts w:ascii="Arial" w:cs="Arial" w:eastAsia="Arial" w:hAnsi="Arial"/>
@@ -12963,7 +12963,7 @@
             <w:pPr>
               <w:spacing w:after="20" w:before="0"/>
             </w:pPr>
-            <w:hyperlink w:history="1" r:id="rIdxqhx6m8brs5aitbxotwtv">
+            <w:hyperlink w:history="1" r:id="rIdno1cm_xetwirfdpm7kx7o">
               <w:r>
                 <w:rPr>
                   <w:rFonts w:ascii="Arial" w:cs="Arial" w:eastAsia="Arial" w:hAnsi="Arial"/>
@@ -12996,7 +12996,7 @@
               <w:spacing w:after="10" w:before="0"/>
               <w:ind w:left="120"/>
             </w:pPr>
-            <w:hyperlink w:history="1" r:id="rId3rvwwmwhykecwhpietf0v">
+            <w:hyperlink w:history="1" r:id="rIdnjwlbrtsge-nstklmpiie">
               <w:r>
                 <w:rPr>
                   <w:rFonts w:ascii="Arial" w:cs="Arial" w:eastAsia="Arial" w:hAnsi="Arial"/>
@@ -13191,7 +13191,7 @@
             <w:pPr>
               <w:spacing w:after="20" w:before="0"/>
             </w:pPr>
-            <w:hyperlink w:history="1" r:id="rIdtjyrsnsahppajnfcbpkxn">
+            <w:hyperlink w:history="1" r:id="rId4lyp1ddxxh3nmzwvqrq27">
               <w:r>
                 <w:rPr>
                   <w:rFonts w:ascii="Arial" w:cs="Arial" w:eastAsia="Arial" w:hAnsi="Arial"/>
@@ -13224,7 +13224,7 @@
               <w:spacing w:after="10" w:before="0"/>
               <w:ind w:left="120"/>
             </w:pPr>
-            <w:hyperlink w:history="1" r:id="rIdr86gliojutcow5aabfcjk">
+            <w:hyperlink w:history="1" r:id="rIdrabvkoy2ndc15hkklulwe">
               <w:r>
                 <w:rPr>
                   <w:rFonts w:ascii="Arial" w:cs="Arial" w:eastAsia="Arial" w:hAnsi="Arial"/>
@@ -13269,7 +13269,7 @@
             <w:pPr>
               <w:spacing w:after="20" w:before="0"/>
             </w:pPr>
-            <w:hyperlink w:history="1" r:id="rIdohq6w0g5cyzkkr0rfqoun">
+            <w:hyperlink w:history="1" r:id="rIdip22-fj9_cwrhfgyk7s9s">
               <w:r>
                 <w:rPr>
                   <w:rFonts w:ascii="Arial" w:cs="Arial" w:eastAsia="Arial" w:hAnsi="Arial"/>
@@ -13302,7 +13302,7 @@
               <w:spacing w:after="10" w:before="0"/>
               <w:ind w:left="120"/>
             </w:pPr>
-            <w:hyperlink w:history="1" r:id="rIdvthvcdbqn34hdwovzn9pi">
+            <w:hyperlink w:history="1" r:id="rIddrzypsfpzb7hybddhfwne">
               <w:r>
                 <w:rPr>
                   <w:rFonts w:ascii="Arial" w:cs="Arial" w:eastAsia="Arial" w:hAnsi="Arial"/>
@@ -13497,7 +13497,7 @@
             <w:pPr>
               <w:spacing w:after="20" w:before="0"/>
             </w:pPr>
-            <w:hyperlink w:history="1" r:id="rIda35ciamemdjb1ahvdcyk7">
+            <w:hyperlink w:history="1" r:id="rIdw_f-i-cdf_se9dxezge83">
               <w:r>
                 <w:rPr>
                   <w:rFonts w:ascii="Arial" w:cs="Arial" w:eastAsia="Arial" w:hAnsi="Arial"/>
@@ -13530,7 +13530,7 @@
               <w:spacing w:after="10" w:before="0"/>
               <w:ind w:left="120"/>
             </w:pPr>
-            <w:hyperlink w:history="1" r:id="rIdamo5vicuff7j4uah-xc2m">
+            <w:hyperlink w:history="1" r:id="rId9yzqutxprymne4u9dx9j6">
               <w:r>
                 <w:rPr>
                   <w:rFonts w:ascii="Arial" w:cs="Arial" w:eastAsia="Arial" w:hAnsi="Arial"/>
@@ -13575,7 +13575,7 @@
             <w:pPr>
               <w:spacing w:after="20" w:before="0"/>
             </w:pPr>
-            <w:hyperlink w:history="1" r:id="rIdy2mkziqht2fz1brdj9f8r">
+            <w:hyperlink w:history="1" r:id="rId4fwmbcx0djtlzf1gps9xs">
               <w:r>
                 <w:rPr>
                   <w:rFonts w:ascii="Arial" w:cs="Arial" w:eastAsia="Arial" w:hAnsi="Arial"/>
@@ -13608,7 +13608,7 @@
               <w:spacing w:after="10" w:before="0"/>
               <w:ind w:left="120"/>
             </w:pPr>
-            <w:hyperlink w:history="1" r:id="rIdcujjeto4n8t_qsg6xqxbe">
+            <w:hyperlink w:history="1" r:id="rIdrxn0didjvynbttqowtt5s">
               <w:r>
                 <w:rPr>
                   <w:rFonts w:ascii="Arial" w:cs="Arial" w:eastAsia="Arial" w:hAnsi="Arial"/>
@@ -14253,7 +14253,7 @@
         </w:rPr>
         <w:t xml:space="preserve">© 2026 SeaVuria and ARES. Aligned with KICD objectives. Developed by SeaVuria; technical implementation by ARES (with AI assistance from Claude). Licensed under </w:t>
       </w:r>
-      <w:hyperlink w:history="1" r:id="rIdcrpwlgcs_3ermoeeeotdt">
+      <w:hyperlink w:history="1" r:id="rId4eylaslhk460g5y5uaj6a">
         <w:r>
           <w:rPr>
             <w:rFonts w:ascii="Arial" w:cs="Arial" w:eastAsia="Arial" w:hAnsi="Arial"/>
@@ -14274,7 +14274,7 @@
         </w:rPr>
         <w:t xml:space="preserve"> (</w:t>
       </w:r>
-      <w:hyperlink w:history="1" r:id="rIdwqkycb3d-7r2awi_ykq-u">
+      <w:hyperlink w:history="1" r:id="rIdxsx7aqzcsgbpfpxrnur9w">
         <w:r>
           <w:rPr>
             <w:rFonts w:ascii="Arial" w:cs="Arial" w:eastAsia="Arial" w:hAnsi="Arial"/>
@@ -15287,7 +15287,7 @@
             <w:pPr>
               <w:spacing w:after="20" w:before="0"/>
             </w:pPr>
-            <w:hyperlink w:history="1" r:id="rIdzrc4a6q6icyd3osrq5yee">
+            <w:hyperlink w:history="1" r:id="rIdw_05l8uvwpfap0mnuel3u">
               <w:r>
                 <w:rPr>
                   <w:rFonts w:ascii="Arial" w:cs="Arial" w:eastAsia="Arial" w:hAnsi="Arial"/>
@@ -15320,7 +15320,7 @@
               <w:spacing w:after="10" w:before="0"/>
               <w:ind w:left="120"/>
             </w:pPr>
-            <w:hyperlink w:history="1" r:id="rId4zryq7wsvsvfo5sgpvaoe">
+            <w:hyperlink w:history="1" r:id="rIdd7yboor4hyq9zsggywo4l">
               <w:r>
                 <w:rPr>
                   <w:rFonts w:ascii="Arial" w:cs="Arial" w:eastAsia="Arial" w:hAnsi="Arial"/>
@@ -15365,7 +15365,7 @@
             <w:pPr>
               <w:spacing w:after="20" w:before="0"/>
             </w:pPr>
-            <w:hyperlink w:history="1" r:id="rId2ftqfqce71vc1kw1lhuii">
+            <w:hyperlink w:history="1" r:id="rId5bv6dhxagteaepcxbksm2">
               <w:r>
                 <w:rPr>
                   <w:rFonts w:ascii="Arial" w:cs="Arial" w:eastAsia="Arial" w:hAnsi="Arial"/>
@@ -15398,7 +15398,7 @@
               <w:spacing w:after="10" w:before="0"/>
               <w:ind w:left="120"/>
             </w:pPr>
-            <w:hyperlink w:history="1" r:id="rIdgooc7zyd6ohbmsnpjabux">
+            <w:hyperlink w:history="1" r:id="rIdsgcbu5x4cuf7sn9mw3f9a">
               <w:r>
                 <w:rPr>
                   <w:rFonts w:ascii="Arial" w:cs="Arial" w:eastAsia="Arial" w:hAnsi="Arial"/>
@@ -15593,7 +15593,7 @@
             <w:pPr>
               <w:spacing w:after="20" w:before="0"/>
             </w:pPr>
-            <w:hyperlink w:history="1" r:id="rIdinjvqeaw8bo9kmnqc4dwn">
+            <w:hyperlink w:history="1" r:id="rIdv6cb0xslxsbd-nqjnfa-n">
               <w:r>
                 <w:rPr>
                   <w:rFonts w:ascii="Arial" w:cs="Arial" w:eastAsia="Arial" w:hAnsi="Arial"/>
@@ -15626,7 +15626,7 @@
               <w:spacing w:after="10" w:before="0"/>
               <w:ind w:left="120"/>
             </w:pPr>
-            <w:hyperlink w:history="1" r:id="rIdw5_nkngg_dow37hjo9xwe">
+            <w:hyperlink w:history="1" r:id="rIdtixoucbi6boytc4pg4jcz">
               <w:r>
                 <w:rPr>
                   <w:rFonts w:ascii="Arial" w:cs="Arial" w:eastAsia="Arial" w:hAnsi="Arial"/>
@@ -15671,7 +15671,7 @@
             <w:pPr>
               <w:spacing w:after="20" w:before="0"/>
             </w:pPr>
-            <w:hyperlink w:history="1" r:id="rIdvyegjy1ora1fzhjlskuzz">
+            <w:hyperlink w:history="1" r:id="rIdktkohqdj5y_nsqc_cxjij">
               <w:r>
                 <w:rPr>
                   <w:rFonts w:ascii="Arial" w:cs="Arial" w:eastAsia="Arial" w:hAnsi="Arial"/>
@@ -15704,7 +15704,7 @@
               <w:spacing w:after="10" w:before="0"/>
               <w:ind w:left="120"/>
             </w:pPr>
-            <w:hyperlink w:history="1" r:id="rIdum1f6okz-qlicbb21nkbt">
+            <w:hyperlink w:history="1" r:id="rIdxzbp0e2vup0ij7ubdolm2">
               <w:r>
                 <w:rPr>
                   <w:rFonts w:ascii="Arial" w:cs="Arial" w:eastAsia="Arial" w:hAnsi="Arial"/>
@@ -15899,7 +15899,7 @@
             <w:pPr>
               <w:spacing w:after="20" w:before="0"/>
             </w:pPr>
-            <w:hyperlink w:history="1" r:id="rIdkbi3xyruoxzfjarwi0sha">
+            <w:hyperlink w:history="1" r:id="rIdcpbciacb40o8aoklhfp8u">
               <w:r>
                 <w:rPr>
                   <w:rFonts w:ascii="Arial" w:cs="Arial" w:eastAsia="Arial" w:hAnsi="Arial"/>
@@ -15948,7 +15948,7 @@
               <w:spacing w:after="10" w:before="0"/>
               <w:ind w:left="120"/>
             </w:pPr>
-            <w:hyperlink w:history="1" r:id="rIdrugxx_xkuf_ea4hcqjiyk">
+            <w:hyperlink w:history="1" r:id="rIdmvfadc94tgz1ke4jdltb4">
               <w:r>
                 <w:rPr>
                   <w:rFonts w:ascii="Arial" w:cs="Arial" w:eastAsia="Arial" w:hAnsi="Arial"/>
@@ -15993,7 +15993,7 @@
             <w:pPr>
               <w:spacing w:after="20" w:before="0"/>
             </w:pPr>
-            <w:hyperlink w:history="1" r:id="rIdvw9-mivgevw5d8pbtm-iu">
+            <w:hyperlink w:history="1" r:id="rIdduuatcqeurihdupntqwj-">
               <w:r>
                 <w:rPr>
                   <w:rFonts w:ascii="Arial" w:cs="Arial" w:eastAsia="Arial" w:hAnsi="Arial"/>
@@ -16026,7 +16026,7 @@
               <w:spacing w:after="10" w:before="0"/>
               <w:ind w:left="120"/>
             </w:pPr>
-            <w:hyperlink w:history="1" r:id="rId4tqwshbfvga86rbqmxobv">
+            <w:hyperlink w:history="1" r:id="rIdnce-bf9zg8hkgwlm0koqi">
               <w:r>
                 <w:rPr>
                   <w:rFonts w:ascii="Arial" w:cs="Arial" w:eastAsia="Arial" w:hAnsi="Arial"/>
@@ -16221,7 +16221,7 @@
             <w:pPr>
               <w:spacing w:after="20" w:before="0"/>
             </w:pPr>
-            <w:hyperlink w:history="1" r:id="rId9xifbr1mredb_egtvmrrc">
+            <w:hyperlink w:history="1" r:id="rId6j2w2kb3cjvf7pgovqzgq">
               <w:r>
                 <w:rPr>
                   <w:rFonts w:ascii="Arial" w:cs="Arial" w:eastAsia="Arial" w:hAnsi="Arial"/>
@@ -16270,7 +16270,7 @@
               <w:spacing w:after="10" w:before="0"/>
               <w:ind w:left="120"/>
             </w:pPr>
-            <w:hyperlink w:history="1" r:id="rId47uizbqf4bxo5phctqeuq">
+            <w:hyperlink w:history="1" r:id="rIdoo44htnyfjqtasrbgfn42">
               <w:r>
                 <w:rPr>
                   <w:rFonts w:ascii="Arial" w:cs="Arial" w:eastAsia="Arial" w:hAnsi="Arial"/>
@@ -16315,7 +16315,7 @@
             <w:pPr>
               <w:spacing w:after="20" w:before="0"/>
             </w:pPr>
-            <w:hyperlink w:history="1" r:id="rIdaxc0yf_mipmtdyltvmd2y">
+            <w:hyperlink w:history="1" r:id="rIdelpxz5ip28z0sspmhh3ca">
               <w:r>
                 <w:rPr>
                   <w:rFonts w:ascii="Arial" w:cs="Arial" w:eastAsia="Arial" w:hAnsi="Arial"/>
@@ -16348,7 +16348,7 @@
               <w:spacing w:after="10" w:before="0"/>
               <w:ind w:left="120"/>
             </w:pPr>
-            <w:hyperlink w:history="1" r:id="rId9j-1oq1monh__esax2lgk">
+            <w:hyperlink w:history="1" r:id="rIdjv_1zvrpyv8fyoxx8vceo">
               <w:r>
                 <w:rPr>
                   <w:rFonts w:ascii="Arial" w:cs="Arial" w:eastAsia="Arial" w:hAnsi="Arial"/>
@@ -16543,7 +16543,7 @@
             <w:pPr>
               <w:spacing w:after="20" w:before="0"/>
             </w:pPr>
-            <w:hyperlink w:history="1" r:id="rIdwuyp4hdrew7yzo1azvcdc">
+            <w:hyperlink w:history="1" r:id="rIde2ghwuw1pedcegvezkcck">
               <w:r>
                 <w:rPr>
                   <w:rFonts w:ascii="Arial" w:cs="Arial" w:eastAsia="Arial" w:hAnsi="Arial"/>
@@ -16592,7 +16592,7 @@
               <w:spacing w:after="10" w:before="0"/>
               <w:ind w:left="120"/>
             </w:pPr>
-            <w:hyperlink w:history="1" r:id="rIdcv_q2t5wtp3karm-odovn">
+            <w:hyperlink w:history="1" r:id="rIdsdh2jqhvf1yzocvlxri88">
               <w:r>
                 <w:rPr>
                   <w:rFonts w:ascii="Arial" w:cs="Arial" w:eastAsia="Arial" w:hAnsi="Arial"/>
@@ -16637,7 +16637,7 @@
             <w:pPr>
               <w:spacing w:after="20" w:before="0"/>
             </w:pPr>
-            <w:hyperlink w:history="1" r:id="rIdg6_qaok7486bfqzdioflp">
+            <w:hyperlink w:history="1" r:id="rId3g26bmwcgjjmuv-q4vk-u">
               <w:r>
                 <w:rPr>
                   <w:rFonts w:ascii="Arial" w:cs="Arial" w:eastAsia="Arial" w:hAnsi="Arial"/>
@@ -16670,7 +16670,7 @@
               <w:spacing w:after="10" w:before="0"/>
               <w:ind w:left="120"/>
             </w:pPr>
-            <w:hyperlink w:history="1" r:id="rIdzm09q8mtvqr-f9h1kvknp">
+            <w:hyperlink w:history="1" r:id="rId4oyepvmfekcbw2gxf7crz">
               <w:r>
                 <w:rPr>
                   <w:rFonts w:ascii="Arial" w:cs="Arial" w:eastAsia="Arial" w:hAnsi="Arial"/>
@@ -17182,7 +17182,7 @@
         </w:rPr>
         <w:t xml:space="preserve">© 2026 SeaVuria and ARES. Aligned with KICD objectives. Developed by SeaVuria; technical implementation by ARES (with AI assistance from Claude). Licensed under </w:t>
       </w:r>
-      <w:hyperlink w:history="1" r:id="rIdbdj22y3xwcwmurjjeiw-s">
+      <w:hyperlink w:history="1" r:id="rIdgdznyqr8uledsllemxt_b">
         <w:r>
           <w:rPr>
             <w:rFonts w:ascii="Arial" w:cs="Arial" w:eastAsia="Arial" w:hAnsi="Arial"/>
@@ -17203,7 +17203,7 @@
         </w:rPr>
         <w:t xml:space="preserve"> (</w:t>
       </w:r>
-      <w:hyperlink w:history="1" r:id="rIdpc8alraccdxqkoj7srsmu">
+      <w:hyperlink w:history="1" r:id="rIdek1k6kgljfh75cr-som8a">
         <w:r>
           <w:rPr>
             <w:rFonts w:ascii="Arial" w:cs="Arial" w:eastAsia="Arial" w:hAnsi="Arial"/>
@@ -18216,7 +18216,7 @@
             <w:pPr>
               <w:spacing w:after="20" w:before="0"/>
             </w:pPr>
-            <w:hyperlink w:history="1" r:id="rIdeatxdvsey-z0azgphdw_q">
+            <w:hyperlink w:history="1" r:id="rIdjwmqmfml0se2tizpna6rn">
               <w:r>
                 <w:rPr>
                   <w:rFonts w:ascii="Arial" w:cs="Arial" w:eastAsia="Arial" w:hAnsi="Arial"/>
@@ -18249,7 +18249,7 @@
               <w:spacing w:after="10" w:before="0"/>
               <w:ind w:left="120"/>
             </w:pPr>
-            <w:hyperlink w:history="1" r:id="rIdsx3bxpxohqwiquiipsijb">
+            <w:hyperlink w:history="1" r:id="rId_61nrq4xgzb8w8gj3wurs">
               <w:r>
                 <w:rPr>
                   <w:rFonts w:ascii="Arial" w:cs="Arial" w:eastAsia="Arial" w:hAnsi="Arial"/>
@@ -18294,7 +18294,7 @@
             <w:pPr>
               <w:spacing w:after="20" w:before="0"/>
             </w:pPr>
-            <w:hyperlink w:history="1" r:id="rIdged5mvvaqw7e3r8hf0rub">
+            <w:hyperlink w:history="1" r:id="rId9wbref1o0tgnb1hn9srbo">
               <w:r>
                 <w:rPr>
                   <w:rFonts w:ascii="Arial" w:cs="Arial" w:eastAsia="Arial" w:hAnsi="Arial"/>
@@ -18327,7 +18327,7 @@
               <w:spacing w:after="10" w:before="0"/>
               <w:ind w:left="120"/>
             </w:pPr>
-            <w:hyperlink w:history="1" r:id="rIdw5jr7fa2cyb5-4kxgeffl">
+            <w:hyperlink w:history="1" r:id="rId7pwh_ak2octdlba-kukzm">
               <w:r>
                 <w:rPr>
                   <w:rFonts w:ascii="Arial" w:cs="Arial" w:eastAsia="Arial" w:hAnsi="Arial"/>
@@ -18522,7 +18522,7 @@
             <w:pPr>
               <w:spacing w:after="20" w:before="0"/>
             </w:pPr>
-            <w:hyperlink w:history="1" r:id="rIdj-1owyzuotm76v24ada00">
+            <w:hyperlink w:history="1" r:id="rIdjey3sjulop2oefkao8tra">
               <w:r>
                 <w:rPr>
                   <w:rFonts w:ascii="Arial" w:cs="Arial" w:eastAsia="Arial" w:hAnsi="Arial"/>
@@ -18555,7 +18555,7 @@
               <w:spacing w:after="10" w:before="0"/>
               <w:ind w:left="120"/>
             </w:pPr>
-            <w:hyperlink w:history="1" r:id="rId5-t47vl52d_z--mc8flhj">
+            <w:hyperlink w:history="1" r:id="rId27ctdbfzbglesocmzvpmu">
               <w:r>
                 <w:rPr>
                   <w:rFonts w:ascii="Arial" w:cs="Arial" w:eastAsia="Arial" w:hAnsi="Arial"/>
@@ -18600,7 +18600,7 @@
             <w:pPr>
               <w:spacing w:after="20" w:before="0"/>
             </w:pPr>
-            <w:hyperlink w:history="1" r:id="rIdsybn5o7mlb8yuc6vih5pd">
+            <w:hyperlink w:history="1" r:id="rId4hpk3vbl07enqebwbbfmg">
               <w:r>
                 <w:rPr>
                   <w:rFonts w:ascii="Arial" w:cs="Arial" w:eastAsia="Arial" w:hAnsi="Arial"/>
@@ -18633,7 +18633,7 @@
               <w:spacing w:after="10" w:before="0"/>
               <w:ind w:left="120"/>
             </w:pPr>
-            <w:hyperlink w:history="1" r:id="rIduw7p6fnwtvkvkrubix44v">
+            <w:hyperlink w:history="1" r:id="rIdwaxro-6_s4gbhoj3n1f42">
               <w:r>
                 <w:rPr>
                   <w:rFonts w:ascii="Arial" w:cs="Arial" w:eastAsia="Arial" w:hAnsi="Arial"/>
@@ -18828,7 +18828,7 @@
             <w:pPr>
               <w:spacing w:after="20" w:before="0"/>
             </w:pPr>
-            <w:hyperlink w:history="1" r:id="rIdxnmyjbo6mhj2uqkmfcpkd">
+            <w:hyperlink w:history="1" r:id="rIdyfrmdmrimeelmp80tf0vy">
               <w:r>
                 <w:rPr>
                   <w:rFonts w:ascii="Arial" w:cs="Arial" w:eastAsia="Arial" w:hAnsi="Arial"/>
@@ -18877,7 +18877,7 @@
               <w:spacing w:after="10" w:before="0"/>
               <w:ind w:left="120"/>
             </w:pPr>
-            <w:hyperlink w:history="1" r:id="rId_sbcaxwfqr1o_rt4qmdgg">
+            <w:hyperlink w:history="1" r:id="rIdjyxbscczgdn1p7ikjf79m">
               <w:r>
                 <w:rPr>
                   <w:rFonts w:ascii="Arial" w:cs="Arial" w:eastAsia="Arial" w:hAnsi="Arial"/>
@@ -18922,7 +18922,7 @@
             <w:pPr>
               <w:spacing w:after="20" w:before="0"/>
             </w:pPr>
-            <w:hyperlink w:history="1" r:id="rIdeq3jlepgii8hfjjxc1uuk">
+            <w:hyperlink w:history="1" r:id="rIdzw-tklewmqf7ujv1t2ejc">
               <w:r>
                 <w:rPr>
                   <w:rFonts w:ascii="Arial" w:cs="Arial" w:eastAsia="Arial" w:hAnsi="Arial"/>
@@ -18971,7 +18971,7 @@
               <w:spacing w:after="10" w:before="0"/>
               <w:ind w:left="120"/>
             </w:pPr>
-            <w:hyperlink w:history="1" r:id="rIdnpebmcglsyzbmsi3s8u2r">
+            <w:hyperlink w:history="1" r:id="rIdbb7djhsy-t7gn4iwfredm">
               <w:r>
                 <w:rPr>
                   <w:rFonts w:ascii="Arial" w:cs="Arial" w:eastAsia="Arial" w:hAnsi="Arial"/>
@@ -19166,7 +19166,7 @@
             <w:pPr>
               <w:spacing w:after="20" w:before="0"/>
             </w:pPr>
-            <w:hyperlink w:history="1" r:id="rId6taapxnvhg3qgyjwjubqi">
+            <w:hyperlink w:history="1" r:id="rIdlwt_zkdcxxbpooi1i-fen">
               <w:r>
                 <w:rPr>
                   <w:rFonts w:ascii="Arial" w:cs="Arial" w:eastAsia="Arial" w:hAnsi="Arial"/>
@@ -19215,7 +19215,7 @@
               <w:spacing w:after="10" w:before="0"/>
               <w:ind w:left="120"/>
             </w:pPr>
-            <w:hyperlink w:history="1" r:id="rId0wne2qcg4x8k1wpfhtyw3">
+            <w:hyperlink w:history="1" r:id="rIdax5z0jd1weoqc-feqtadk">
               <w:r>
                 <w:rPr>
                   <w:rFonts w:ascii="Arial" w:cs="Arial" w:eastAsia="Arial" w:hAnsi="Arial"/>
@@ -19260,7 +19260,7 @@
             <w:pPr>
               <w:spacing w:after="20" w:before="0"/>
             </w:pPr>
-            <w:hyperlink w:history="1" r:id="rIdgse4sfwyex9_szdgduu9n">
+            <w:hyperlink w:history="1" r:id="rIdxkskmamf1moxsslnrjyvx">
               <w:r>
                 <w:rPr>
                   <w:rFonts w:ascii="Arial" w:cs="Arial" w:eastAsia="Arial" w:hAnsi="Arial"/>
@@ -19293,7 +19293,7 @@
               <w:spacing w:after="10" w:before="0"/>
               <w:ind w:left="120"/>
             </w:pPr>
-            <w:hyperlink w:history="1" r:id="rIdlc3kwhuc6ee06rxguwxpg">
+            <w:hyperlink w:history="1" r:id="rIdibzd5wg9gl7j-8ywe2y7e">
               <w:r>
                 <w:rPr>
                   <w:rFonts w:ascii="Arial" w:cs="Arial" w:eastAsia="Arial" w:hAnsi="Arial"/>
@@ -19488,7 +19488,7 @@
             <w:pPr>
               <w:spacing w:after="20" w:before="0"/>
             </w:pPr>
-            <w:hyperlink w:history="1" r:id="rIdy6vfz9tmzkom4oyjt9d60">
+            <w:hyperlink w:history="1" r:id="rIdfwauym8vwhdjpt6uu2lyu">
               <w:r>
                 <w:rPr>
                   <w:rFonts w:ascii="Arial" w:cs="Arial" w:eastAsia="Arial" w:hAnsi="Arial"/>
@@ -19537,7 +19537,7 @@
               <w:spacing w:after="10" w:before="0"/>
               <w:ind w:left="120"/>
             </w:pPr>
-            <w:hyperlink w:history="1" r:id="rIdnxrjcebobxse2t81eopmn">
+            <w:hyperlink w:history="1" r:id="rIdvhptjxfrh6sssxlo1j3ft">
               <w:r>
                 <w:rPr>
                   <w:rFonts w:ascii="Arial" w:cs="Arial" w:eastAsia="Arial" w:hAnsi="Arial"/>
@@ -19582,7 +19582,7 @@
             <w:pPr>
               <w:spacing w:after="20" w:before="0"/>
             </w:pPr>
-            <w:hyperlink w:history="1" r:id="rIdjm7cb2yb19hqu8vsyuirh">
+            <w:hyperlink w:history="1" r:id="rId05xy4eaiyoosbry0vn7_d">
               <w:r>
                 <w:rPr>
                   <w:rFonts w:ascii="Arial" w:cs="Arial" w:eastAsia="Arial" w:hAnsi="Arial"/>
@@ -19615,7 +19615,7 @@
               <w:spacing w:after="10" w:before="0"/>
               <w:ind w:left="120"/>
             </w:pPr>
-            <w:hyperlink w:history="1" r:id="rIdsus9azvupctt8lbb8jyj9">
+            <w:hyperlink w:history="1" r:id="rIdillkwubpcq-7qvkj4d9h-">
               <w:r>
                 <w:rPr>
                   <w:rFonts w:ascii="Arial" w:cs="Arial" w:eastAsia="Arial" w:hAnsi="Arial"/>
@@ -20127,7 +20127,7 @@
         </w:rPr>
         <w:t xml:space="preserve">© 2026 SeaVuria and ARES. Aligned with KICD objectives. Developed by SeaVuria; technical implementation by ARES (with AI assistance from Claude). Licensed under </w:t>
       </w:r>
-      <w:hyperlink w:history="1" r:id="rId8w1ixzijqx6gaebwkhtmi">
+      <w:hyperlink w:history="1" r:id="rIdja818x5-kd2tyxsp3qci8">
         <w:r>
           <w:rPr>
             <w:rFonts w:ascii="Arial" w:cs="Arial" w:eastAsia="Arial" w:hAnsi="Arial"/>
@@ -20148,7 +20148,7 @@
         </w:rPr>
         <w:t xml:space="preserve"> (</w:t>
       </w:r>
-      <w:hyperlink w:history="1" r:id="rIdmiy1sai84_okbkcebmi-n">
+      <w:hyperlink w:history="1" r:id="rIdn3sl4f6_3dte0kzgetv74">
         <w:r>
           <w:rPr>
             <w:rFonts w:ascii="Arial" w:cs="Arial" w:eastAsia="Arial" w:hAnsi="Arial"/>
@@ -21161,7 +21161,7 @@
             <w:pPr>
               <w:spacing w:after="20" w:before="0"/>
             </w:pPr>
-            <w:hyperlink w:history="1" r:id="rIdnvkbbfzroip8kdao2poa5">
+            <w:hyperlink w:history="1" r:id="rIdybuapidx_xeguyqnyvan9">
               <w:r>
                 <w:rPr>
                   <w:rFonts w:ascii="Arial" w:cs="Arial" w:eastAsia="Arial" w:hAnsi="Arial"/>
@@ -21210,7 +21210,7 @@
               <w:spacing w:after="10" w:before="0"/>
               <w:ind w:left="120"/>
             </w:pPr>
-            <w:hyperlink w:history="1" r:id="rIdwlp8hbzonfgiq62m6e4_y">
+            <w:hyperlink w:history="1" r:id="rIdgeq_na_o4xnnno3cqliba">
               <w:r>
                 <w:rPr>
                   <w:rFonts w:ascii="Arial" w:cs="Arial" w:eastAsia="Arial" w:hAnsi="Arial"/>
@@ -21272,7 +21272,7 @@
               <w:spacing w:after="10" w:before="0"/>
               <w:ind w:left="120"/>
             </w:pPr>
-            <w:hyperlink w:history="1" r:id="rIdbcmx8j5rqji5ijskmkj-i">
+            <w:hyperlink w:history="1" r:id="rIdeyfh88jzm7ytmr28edhmb">
               <w:r>
                 <w:rPr>
                   <w:rFonts w:ascii="Arial" w:cs="Arial" w:eastAsia="Arial" w:hAnsi="Arial"/>
@@ -21482,7 +21482,7 @@
             <w:pPr>
               <w:spacing w:after="20" w:before="0"/>
             </w:pPr>
-            <w:hyperlink w:history="1" r:id="rIdn66fglh6imwi0bijotqnu">
+            <w:hyperlink w:history="1" r:id="rId-8raxb19cspp61vlr6mgm">
               <w:r>
                 <w:rPr>
                   <w:rFonts w:ascii="Arial" w:cs="Arial" w:eastAsia="Arial" w:hAnsi="Arial"/>
@@ -21531,7 +21531,7 @@
               <w:spacing w:after="10" w:before="0"/>
               <w:ind w:left="120"/>
             </w:pPr>
-            <w:hyperlink w:history="1" r:id="rId0yzqlam1uwh7tr7xzktxl">
+            <w:hyperlink w:history="1" r:id="rIdlc9kinw2ppbv8o5pwzmye">
               <w:r>
                 <w:rPr>
                   <w:rFonts w:ascii="Arial" w:cs="Arial" w:eastAsia="Arial" w:hAnsi="Arial"/>
@@ -21593,7 +21593,7 @@
               <w:spacing w:after="10" w:before="0"/>
               <w:ind w:left="120"/>
             </w:pPr>
-            <w:hyperlink w:history="1" r:id="rIdtdflmtvp9mm4trct9z6cr">
+            <w:hyperlink w:history="1" r:id="rIdzbdvprbbejoio6pyvqa-9">
               <w:r>
                 <w:rPr>
                   <w:rFonts w:ascii="Arial" w:cs="Arial" w:eastAsia="Arial" w:hAnsi="Arial"/>
@@ -21803,7 +21803,7 @@
             <w:pPr>
               <w:spacing w:after="20" w:before="0"/>
             </w:pPr>
-            <w:hyperlink w:history="1" r:id="rIdpvyccs1fxwzc4hriqm6rr">
+            <w:hyperlink w:history="1" r:id="rIdsk0-32-645_niymnwbcgd">
               <w:r>
                 <w:rPr>
                   <w:rFonts w:ascii="Arial" w:cs="Arial" w:eastAsia="Arial" w:hAnsi="Arial"/>
@@ -21852,7 +21852,7 @@
               <w:spacing w:after="10" w:before="0"/>
               <w:ind w:left="120"/>
             </w:pPr>
-            <w:hyperlink w:history="1" r:id="rIdy77-wi8mjlfj5thcouwu3">
+            <w:hyperlink w:history="1" r:id="rIdu80urr88du44r5bayrqil">
               <w:r>
                 <w:rPr>
                   <w:rFonts w:ascii="Arial" w:cs="Arial" w:eastAsia="Arial" w:hAnsi="Arial"/>
@@ -21914,7 +21914,7 @@
               <w:spacing w:after="10" w:before="0"/>
               <w:ind w:left="120"/>
             </w:pPr>
-            <w:hyperlink w:history="1" r:id="rIdicumybhhlr_rwrjhzbq4h">
+            <w:hyperlink w:history="1" r:id="rIdxlmkosgzp2nwldyqimo2e">
               <w:r>
                 <w:rPr>
                   <w:rFonts w:ascii="Arial" w:cs="Arial" w:eastAsia="Arial" w:hAnsi="Arial"/>
@@ -22124,7 +22124,7 @@
             <w:pPr>
               <w:spacing w:after="20" w:before="0"/>
             </w:pPr>
-            <w:hyperlink w:history="1" r:id="rIddnhpsplqwlqfuaaemmcpf">
+            <w:hyperlink w:history="1" r:id="rIdghryflvyi38c1g011x50u">
               <w:r>
                 <w:rPr>
                   <w:rFonts w:ascii="Arial" w:cs="Arial" w:eastAsia="Arial" w:hAnsi="Arial"/>
@@ -22173,7 +22173,7 @@
               <w:spacing w:after="10" w:before="0"/>
               <w:ind w:left="120"/>
             </w:pPr>
-            <w:hyperlink w:history="1" r:id="rIdcorpm77iurbxq8gxaokw9">
+            <w:hyperlink w:history="1" r:id="rIdxrvdddr92tyg6msafcxmg">
               <w:r>
                 <w:rPr>
                   <w:rFonts w:ascii="Arial" w:cs="Arial" w:eastAsia="Arial" w:hAnsi="Arial"/>
@@ -22235,7 +22235,7 @@
               <w:spacing w:after="10" w:before="0"/>
               <w:ind w:left="120"/>
             </w:pPr>
-            <w:hyperlink w:history="1" r:id="rIdp2qgu10qpxojhswefxyih">
+            <w:hyperlink w:history="1" r:id="rIdjyykgebyt3jzdiek8gmcz">
               <w:r>
                 <w:rPr>
                   <w:rFonts w:ascii="Arial" w:cs="Arial" w:eastAsia="Arial" w:hAnsi="Arial"/>
@@ -22445,7 +22445,7 @@
             <w:pPr>
               <w:spacing w:after="20" w:before="0"/>
             </w:pPr>
-            <w:hyperlink w:history="1" r:id="rIdfpmaoxgulydp8pabllovi">
+            <w:hyperlink w:history="1" r:id="rIdujstingkelefzkjdmyqcw">
               <w:r>
                 <w:rPr>
                   <w:rFonts w:ascii="Arial" w:cs="Arial" w:eastAsia="Arial" w:hAnsi="Arial"/>
@@ -22494,7 +22494,7 @@
               <w:spacing w:after="10" w:before="0"/>
               <w:ind w:left="120"/>
             </w:pPr>
-            <w:hyperlink w:history="1" r:id="rIdfjkvaigk0ybvycnzn1kha">
+            <w:hyperlink w:history="1" r:id="rIdj2rgvarwdhrapnrlm_8yh">
               <w:r>
                 <w:rPr>
                   <w:rFonts w:ascii="Arial" w:cs="Arial" w:eastAsia="Arial" w:hAnsi="Arial"/>
@@ -22556,7 +22556,7 @@
               <w:spacing w:after="10" w:before="0"/>
               <w:ind w:left="120"/>
             </w:pPr>
-            <w:hyperlink w:history="1" r:id="rIdrlp3yhafnf3r9mxovxvgl">
+            <w:hyperlink w:history="1" r:id="rIduylvllpiweqirlhgcje6r">
               <w:r>
                 <w:rPr>
                   <w:rFonts w:ascii="Arial" w:cs="Arial" w:eastAsia="Arial" w:hAnsi="Arial"/>
@@ -23083,7 +23083,7 @@
         </w:rPr>
         <w:t xml:space="preserve">© 2026 SeaVuria and ARES. Aligned with KICD objectives. Developed by SeaVuria; technical implementation by ARES (with AI assistance from Claude). Licensed under </w:t>
       </w:r>
-      <w:hyperlink w:history="1" r:id="rIdi97g5f7thdzyyxo--cjt7">
+      <w:hyperlink w:history="1" r:id="rIdfm0gwd663fqdrohtscm01">
         <w:r>
           <w:rPr>
             <w:rFonts w:ascii="Arial" w:cs="Arial" w:eastAsia="Arial" w:hAnsi="Arial"/>
@@ -23104,7 +23104,7 @@
         </w:rPr>
         <w:t xml:space="preserve"> (</w:t>
       </w:r>
-      <w:hyperlink w:history="1" r:id="rIdb2hqvzzix1-szlebicnjz">
+      <w:hyperlink w:history="1" r:id="rIdomvqyy687ffv-mdtzgd1w">
         <w:r>
           <w:rPr>
             <w:rFonts w:ascii="Arial" w:cs="Arial" w:eastAsia="Arial" w:hAnsi="Arial"/>
@@ -24117,7 +24117,7 @@
             <w:pPr>
               <w:spacing w:after="20" w:before="0"/>
             </w:pPr>
-            <w:hyperlink w:history="1" r:id="rIdvsgiin30lcznddwtruxsp">
+            <w:hyperlink w:history="1" r:id="rId_xjp1ek9c5vmr_fwicqku">
               <w:r>
                 <w:rPr>
                   <w:rFonts w:ascii="Arial" w:cs="Arial" w:eastAsia="Arial" w:hAnsi="Arial"/>
@@ -24150,7 +24150,7 @@
               <w:spacing w:after="10" w:before="0"/>
               <w:ind w:left="120"/>
             </w:pPr>
-            <w:hyperlink w:history="1" r:id="rId4a2a24_cspotrllcqbu3f">
+            <w:hyperlink w:history="1" r:id="rIdk9qc0uby6g3n1wdr2i05s">
               <w:r>
                 <w:rPr>
                   <w:rFonts w:ascii="Arial" w:cs="Arial" w:eastAsia="Arial" w:hAnsi="Arial"/>
@@ -24195,7 +24195,7 @@
             <w:pPr>
               <w:spacing w:after="20" w:before="0"/>
             </w:pPr>
-            <w:hyperlink w:history="1" r:id="rIde3vfhk_gdojfoueix4kup">
+            <w:hyperlink w:history="1" r:id="rIdggpxfxvpxmef_uvamzdxo">
               <w:r>
                 <w:rPr>
                   <w:rFonts w:ascii="Arial" w:cs="Arial" w:eastAsia="Arial" w:hAnsi="Arial"/>
@@ -24228,7 +24228,7 @@
               <w:spacing w:after="10" w:before="0"/>
               <w:ind w:left="120"/>
             </w:pPr>
-            <w:hyperlink w:history="1" r:id="rIdda88agsbj6bnhkidougtb">
+            <w:hyperlink w:history="1" r:id="rId9hwko8cfrvc-6lm6_m1jy">
               <w:r>
                 <w:rPr>
                   <w:rFonts w:ascii="Arial" w:cs="Arial" w:eastAsia="Arial" w:hAnsi="Arial"/>
@@ -24423,7 +24423,7 @@
             <w:pPr>
               <w:spacing w:after="20" w:before="0"/>
             </w:pPr>
-            <w:hyperlink w:history="1" r:id="rIdovjd9lmxjq8d8vpjbznz1">
+            <w:hyperlink w:history="1" r:id="rId-yqyo2hpskl5jbgrbkxfc">
               <w:r>
                 <w:rPr>
                   <w:rFonts w:ascii="Arial" w:cs="Arial" w:eastAsia="Arial" w:hAnsi="Arial"/>
@@ -24456,7 +24456,7 @@
               <w:spacing w:after="10" w:before="0"/>
               <w:ind w:left="120"/>
             </w:pPr>
-            <w:hyperlink w:history="1" r:id="rIdorhfteyesb35cwzye8f16">
+            <w:hyperlink w:history="1" r:id="rIdso0en_izd4enyruza_-ni">
               <w:r>
                 <w:rPr>
                   <w:rFonts w:ascii="Arial" w:cs="Arial" w:eastAsia="Arial" w:hAnsi="Arial"/>
@@ -24501,7 +24501,7 @@
             <w:pPr>
               <w:spacing w:after="20" w:before="0"/>
             </w:pPr>
-            <w:hyperlink w:history="1" r:id="rIdcjtpncfzqwymmcps-egqf">
+            <w:hyperlink w:history="1" r:id="rId5xnp3nsrvk-xlytdercli">
               <w:r>
                 <w:rPr>
                   <w:rFonts w:ascii="Arial" w:cs="Arial" w:eastAsia="Arial" w:hAnsi="Arial"/>
@@ -24534,7 +24534,7 @@
               <w:spacing w:after="10" w:before="0"/>
               <w:ind w:left="120"/>
             </w:pPr>
-            <w:hyperlink w:history="1" r:id="rIdgzgxbopdp-qsep45ycddc">
+            <w:hyperlink w:history="1" r:id="rId9s6mikl8ukmnrew3v1szt">
               <w:r>
                 <w:rPr>
                   <w:rFonts w:ascii="Arial" w:cs="Arial" w:eastAsia="Arial" w:hAnsi="Arial"/>
@@ -24729,7 +24729,7 @@
             <w:pPr>
               <w:spacing w:after="20" w:before="0"/>
             </w:pPr>
-            <w:hyperlink w:history="1" r:id="rId_3pvcicxajbu-jlx5fhc-">
+            <w:hyperlink w:history="1" r:id="rIdqlbqozcnaq0lb7lvjijig">
               <w:r>
                 <w:rPr>
                   <w:rFonts w:ascii="Arial" w:cs="Arial" w:eastAsia="Arial" w:hAnsi="Arial"/>
@@ -24762,7 +24762,7 @@
               <w:spacing w:after="10" w:before="0"/>
               <w:ind w:left="120"/>
             </w:pPr>
-            <w:hyperlink w:history="1" r:id="rIdz7mjpillvu8dtgdgzevtx">
+            <w:hyperlink w:history="1" r:id="rIdyqyb5ymhj3ttyesduiie6">
               <w:r>
                 <w:rPr>
                   <w:rFonts w:ascii="Arial" w:cs="Arial" w:eastAsia="Arial" w:hAnsi="Arial"/>
@@ -24807,7 +24807,7 @@
             <w:pPr>
               <w:spacing w:after="20" w:before="0"/>
             </w:pPr>
-            <w:hyperlink w:history="1" r:id="rId3_xxjtvm4mrj6rrgxu20i">
+            <w:hyperlink w:history="1" r:id="rIdo-evdarqqwatc-ntil4m4">
               <w:r>
                 <w:rPr>
                   <w:rFonts w:ascii="Arial" w:cs="Arial" w:eastAsia="Arial" w:hAnsi="Arial"/>
@@ -24840,7 +24840,7 @@
               <w:spacing w:after="10" w:before="0"/>
               <w:ind w:left="120"/>
             </w:pPr>
-            <w:hyperlink w:history="1" r:id="rIdjdmvmcmume8o6dmifxscf">
+            <w:hyperlink w:history="1" r:id="rIdqrvou1_lhaiitd-gcetj1">
               <w:r>
                 <w:rPr>
                   <w:rFonts w:ascii="Arial" w:cs="Arial" w:eastAsia="Arial" w:hAnsi="Arial"/>
@@ -25035,7 +25035,7 @@
             <w:pPr>
               <w:spacing w:after="20" w:before="0"/>
             </w:pPr>
-            <w:hyperlink w:history="1" r:id="rIdy96ysfvk3pvqyqqjoywpv">
+            <w:hyperlink w:history="1" r:id="rIdo7diclt3kmxmcbt7uxzwf">
               <w:r>
                 <w:rPr>
                   <w:rFonts w:ascii="Arial" w:cs="Arial" w:eastAsia="Arial" w:hAnsi="Arial"/>
@@ -25068,7 +25068,7 @@
               <w:spacing w:after="10" w:before="0"/>
               <w:ind w:left="120"/>
             </w:pPr>
-            <w:hyperlink w:history="1" r:id="rIdtzlo_p5tasuloqh6cbx3k">
+            <w:hyperlink w:history="1" r:id="rIdebiylablealujo-kzhu5r">
               <w:r>
                 <w:rPr>
                   <w:rFonts w:ascii="Arial" w:cs="Arial" w:eastAsia="Arial" w:hAnsi="Arial"/>
@@ -25113,7 +25113,7 @@
             <w:pPr>
               <w:spacing w:after="20" w:before="0"/>
             </w:pPr>
-            <w:hyperlink w:history="1" r:id="rId8ctie0t-pxnk1xu7-_nw3">
+            <w:hyperlink w:history="1" r:id="rIdmjjpm9q1g2ioaggbh2fuc">
               <w:r>
                 <w:rPr>
                   <w:rFonts w:ascii="Arial" w:cs="Arial" w:eastAsia="Arial" w:hAnsi="Arial"/>
@@ -25146,7 +25146,7 @@
               <w:spacing w:after="10" w:before="0"/>
               <w:ind w:left="120"/>
             </w:pPr>
-            <w:hyperlink w:history="1" r:id="rIddehdmnrcwveyrudgui3he">
+            <w:hyperlink w:history="1" r:id="rIdj0w8405dc7ozoqpr0ako0">
               <w:r>
                 <w:rPr>
                   <w:rFonts w:ascii="Arial" w:cs="Arial" w:eastAsia="Arial" w:hAnsi="Arial"/>
@@ -25341,7 +25341,7 @@
             <w:pPr>
               <w:spacing w:after="20" w:before="0"/>
             </w:pPr>
-            <w:hyperlink w:history="1" r:id="rIdehaxvgodz6vhj7kynvlvx">
+            <w:hyperlink w:history="1" r:id="rIdopsrcysn1cblpywjdmmk4">
               <w:r>
                 <w:rPr>
                   <w:rFonts w:ascii="Arial" w:cs="Arial" w:eastAsia="Arial" w:hAnsi="Arial"/>
@@ -25374,7 +25374,7 @@
               <w:spacing w:after="10" w:before="0"/>
               <w:ind w:left="120"/>
             </w:pPr>
-            <w:hyperlink w:history="1" r:id="rIdjxzbe3oxxlptaffh57epy">
+            <w:hyperlink w:history="1" r:id="rIdcertnbfpngewonruupalc">
               <w:r>
                 <w:rPr>
                   <w:rFonts w:ascii="Arial" w:cs="Arial" w:eastAsia="Arial" w:hAnsi="Arial"/>
@@ -25419,7 +25419,7 @@
             <w:pPr>
               <w:spacing w:after="20" w:before="0"/>
             </w:pPr>
-            <w:hyperlink w:history="1" r:id="rIdegb2tfcez3j6c_rjv3qq9">
+            <w:hyperlink w:history="1" r:id="rIdnkxt9_4wh1cfudlgrjxwl">
               <w:r>
                 <w:rPr>
                   <w:rFonts w:ascii="Arial" w:cs="Arial" w:eastAsia="Arial" w:hAnsi="Arial"/>
@@ -25452,7 +25452,7 @@
               <w:spacing w:after="10" w:before="0"/>
               <w:ind w:left="120"/>
             </w:pPr>
-            <w:hyperlink w:history="1" r:id="rIdnvmfmhlwpfdmcxd0i2gjh">
+            <w:hyperlink w:history="1" r:id="rIdysqd29cgcodarnk_icjxn">
               <w:r>
                 <w:rPr>
                   <w:rFonts w:ascii="Arial" w:cs="Arial" w:eastAsia="Arial" w:hAnsi="Arial"/>
@@ -25964,7 +25964,7 @@
         </w:rPr>
         <w:t xml:space="preserve">© 2026 SeaVuria and ARES. Aligned with KICD objectives. Developed by SeaVuria; technical implementation by ARES (with AI assistance from Claude). Licensed under </w:t>
       </w:r>
-      <w:hyperlink w:history="1" r:id="rIdizse0mjlwavzsfph5yp2d">
+      <w:hyperlink w:history="1" r:id="rIdpl1hjglg3eyexpegyud-z">
         <w:r>
           <w:rPr>
             <w:rFonts w:ascii="Arial" w:cs="Arial" w:eastAsia="Arial" w:hAnsi="Arial"/>
@@ -25985,7 +25985,7 @@
         </w:rPr>
         <w:t xml:space="preserve"> (</w:t>
       </w:r>
-      <w:hyperlink w:history="1" r:id="rId04hpjtclcfp5hzkdwxlt5">
+      <w:hyperlink w:history="1" r:id="rIdqkgoxstucsduepw5k3ykh">
         <w:r>
           <w:rPr>
             <w:rFonts w:ascii="Arial" w:cs="Arial" w:eastAsia="Arial" w:hAnsi="Arial"/>

--- a/data/outputs/v2/Maths/SS2.2_Area_of_Polygons/Mathematics_Area_of_Polygons_CBE_LessonSequence.docx
+++ b/data/outputs/v2/Maths/SS2.2_Area_of_Polygons/Mathematics_Area_of_Polygons_CBE_LessonSequence.docx
@@ -2402,7 +2402,7 @@
         </w:rPr>
         <w:t xml:space="preserve">© 2026 SeaVuria and ARES. This work is licensed under a </w:t>
       </w:r>
-      <w:hyperlink w:history="1" r:id="rIdzhhe8slguwk4brg91om0u">
+      <w:hyperlink w:history="1" r:id="rIdyih1ttmk71dwhrvb0o_ok">
         <w:r>
           <w:rPr>
             <w:rFonts w:ascii="Arial" w:cs="Arial" w:eastAsia="Arial" w:hAnsi="Arial"/>
@@ -2422,7 +2422,7 @@
         </w:rPr>
         <w:t xml:space="preserve"> (</w:t>
       </w:r>
-      <w:hyperlink w:history="1" r:id="rIdzmsmcc_lee9z9lnhs5jzx">
+      <w:hyperlink w:history="1" r:id="rId2csgbri1xya-rgrixg_6k">
         <w:r>
           <w:rPr>
             <w:rFonts w:ascii="Arial" w:cs="Arial" w:eastAsia="Arial" w:hAnsi="Arial"/>
@@ -2442,7 +2442,7 @@
         </w:rPr>
         <w:t xml:space="preserve">). To view a copy of this license, visit </w:t>
       </w:r>
-      <w:hyperlink w:history="1" r:id="rId4h60jrpn3dg7iihnkgh4o">
+      <w:hyperlink w:history="1" r:id="rId8ukxhlpvvnuabddcdr02l">
         <w:r>
           <w:rPr>
             <w:rFonts w:ascii="Arial" w:cs="Arial" w:eastAsia="Arial" w:hAnsi="Arial"/>
@@ -3454,7 +3454,7 @@
             <w:pPr>
               <w:spacing w:after="20" w:before="0"/>
             </w:pPr>
-            <w:hyperlink w:history="1" r:id="rIdsdo0qjs146drhlr3alsue">
+            <w:hyperlink w:history="1" r:id="rIdwfu1tprrrcy_ajujayvia">
               <w:r>
                 <w:rPr>
                   <w:rFonts w:ascii="Arial" w:cs="Arial" w:eastAsia="Arial" w:hAnsi="Arial"/>
@@ -3487,7 +3487,7 @@
               <w:spacing w:after="10" w:before="0"/>
               <w:ind w:left="120"/>
             </w:pPr>
-            <w:hyperlink w:history="1" r:id="rIdi3lqpsn8vfw7cwgmy-tzs">
+            <w:hyperlink w:history="1" r:id="rIdcpg1f788y6-bwwmfnhejo">
               <w:r>
                 <w:rPr>
                   <w:rFonts w:ascii="Arial" w:cs="Arial" w:eastAsia="Arial" w:hAnsi="Arial"/>
@@ -3532,7 +3532,7 @@
             <w:pPr>
               <w:spacing w:after="20" w:before="0"/>
             </w:pPr>
-            <w:hyperlink w:history="1" r:id="rId-gxenqo9sbidh8nr7ubpa">
+            <w:hyperlink w:history="1" r:id="rIdyiiurjqfp6p5sl2fr0ve-">
               <w:r>
                 <w:rPr>
                   <w:rFonts w:ascii="Arial" w:cs="Arial" w:eastAsia="Arial" w:hAnsi="Arial"/>
@@ -3565,7 +3565,7 @@
               <w:spacing w:after="10" w:before="0"/>
               <w:ind w:left="120"/>
             </w:pPr>
-            <w:hyperlink w:history="1" r:id="rId6blb-ktgbx2trnyq3ky05">
+            <w:hyperlink w:history="1" r:id="rIdfurwv0w1cpkxscmelflp1">
               <w:r>
                 <w:rPr>
                   <w:rFonts w:ascii="Arial" w:cs="Arial" w:eastAsia="Arial" w:hAnsi="Arial"/>
@@ -3760,7 +3760,7 @@
             <w:pPr>
               <w:spacing w:after="20" w:before="0"/>
             </w:pPr>
-            <w:hyperlink w:history="1" r:id="rIdzp11bfd4x6hcxmebn3ntr">
+            <w:hyperlink w:history="1" r:id="rIdcx7bcqlrq285lh3w3f8sn">
               <w:r>
                 <w:rPr>
                   <w:rFonts w:ascii="Arial" w:cs="Arial" w:eastAsia="Arial" w:hAnsi="Arial"/>
@@ -3793,7 +3793,7 @@
               <w:spacing w:after="10" w:before="0"/>
               <w:ind w:left="120"/>
             </w:pPr>
-            <w:hyperlink w:history="1" r:id="rIdekfwlh4ukoutvcn-mld2g">
+            <w:hyperlink w:history="1" r:id="rIdryfb-uyeax5o-ki7rukbe">
               <w:r>
                 <w:rPr>
                   <w:rFonts w:ascii="Arial" w:cs="Arial" w:eastAsia="Arial" w:hAnsi="Arial"/>
@@ -3838,7 +3838,7 @@
             <w:pPr>
               <w:spacing w:after="20" w:before="0"/>
             </w:pPr>
-            <w:hyperlink w:history="1" r:id="rId8lm70c9eladf3tr9d855c">
+            <w:hyperlink w:history="1" r:id="rId0s2mjyurw4m5dmkod_hpz">
               <w:r>
                 <w:rPr>
                   <w:rFonts w:ascii="Arial" w:cs="Arial" w:eastAsia="Arial" w:hAnsi="Arial"/>
@@ -3871,7 +3871,7 @@
               <w:spacing w:after="10" w:before="0"/>
               <w:ind w:left="120"/>
             </w:pPr>
-            <w:hyperlink w:history="1" r:id="rIdc4o14onan9ilx-6cqyxjq">
+            <w:hyperlink w:history="1" r:id="rIdurv02rypbxqoju3mb-toj">
               <w:r>
                 <w:rPr>
                   <w:rFonts w:ascii="Arial" w:cs="Arial" w:eastAsia="Arial" w:hAnsi="Arial"/>
@@ -4066,7 +4066,7 @@
             <w:pPr>
               <w:spacing w:after="20" w:before="0"/>
             </w:pPr>
-            <w:hyperlink w:history="1" r:id="rIdkry-fqcl22-blleakuf0q">
+            <w:hyperlink w:history="1" r:id="rId_pkr9g8_syz1swye5ynkf">
               <w:r>
                 <w:rPr>
                   <w:rFonts w:ascii="Arial" w:cs="Arial" w:eastAsia="Arial" w:hAnsi="Arial"/>
@@ -4099,7 +4099,7 @@
               <w:spacing w:after="10" w:before="0"/>
               <w:ind w:left="120"/>
             </w:pPr>
-            <w:hyperlink w:history="1" r:id="rIdcrnna0glfoeobwl8dztk8">
+            <w:hyperlink w:history="1" r:id="rIdsjhm_19pwe3jmm02wtghs">
               <w:r>
                 <w:rPr>
                   <w:rFonts w:ascii="Arial" w:cs="Arial" w:eastAsia="Arial" w:hAnsi="Arial"/>
@@ -4144,7 +4144,7 @@
             <w:pPr>
               <w:spacing w:after="20" w:before="0"/>
             </w:pPr>
-            <w:hyperlink w:history="1" r:id="rIdjvamluppbzahtr5hbdytf">
+            <w:hyperlink w:history="1" r:id="rIdeo8c-_fuqnbn5wqy3bgwj">
               <w:r>
                 <w:rPr>
                   <w:rFonts w:ascii="Arial" w:cs="Arial" w:eastAsia="Arial" w:hAnsi="Arial"/>
@@ -4177,7 +4177,7 @@
               <w:spacing w:after="10" w:before="0"/>
               <w:ind w:left="120"/>
             </w:pPr>
-            <w:hyperlink w:history="1" r:id="rIdxa1wiga4k7itdexjdfa73">
+            <w:hyperlink w:history="1" r:id="rIdgo9mf8l4qjkpufpubidci">
               <w:r>
                 <w:rPr>
                   <w:rFonts w:ascii="Arial" w:cs="Arial" w:eastAsia="Arial" w:hAnsi="Arial"/>
@@ -4372,7 +4372,7 @@
             <w:pPr>
               <w:spacing w:after="20" w:before="0"/>
             </w:pPr>
-            <w:hyperlink w:history="1" r:id="rIdas_i8usegrien4v2vvjcf">
+            <w:hyperlink w:history="1" r:id="rIdip_zvnzgv0odvtfxzw3w1">
               <w:r>
                 <w:rPr>
                   <w:rFonts w:ascii="Arial" w:cs="Arial" w:eastAsia="Arial" w:hAnsi="Arial"/>
@@ -4405,7 +4405,7 @@
               <w:spacing w:after="10" w:before="0"/>
               <w:ind w:left="120"/>
             </w:pPr>
-            <w:hyperlink w:history="1" r:id="rId4fsssucfozyirstvxnbh7">
+            <w:hyperlink w:history="1" r:id="rIdgjr3b4dzrvddi7xkydcbr">
               <w:r>
                 <w:rPr>
                   <w:rFonts w:ascii="Arial" w:cs="Arial" w:eastAsia="Arial" w:hAnsi="Arial"/>
@@ -4450,7 +4450,7 @@
             <w:pPr>
               <w:spacing w:after="20" w:before="0"/>
             </w:pPr>
-            <w:hyperlink w:history="1" r:id="rId-kki9tmrq0jdr7-laqynm">
+            <w:hyperlink w:history="1" r:id="rIdslkyvugfj8vkdmb06zinb">
               <w:r>
                 <w:rPr>
                   <w:rFonts w:ascii="Arial" w:cs="Arial" w:eastAsia="Arial" w:hAnsi="Arial"/>
@@ -4483,7 +4483,7 @@
               <w:spacing w:after="10" w:before="0"/>
               <w:ind w:left="120"/>
             </w:pPr>
-            <w:hyperlink w:history="1" r:id="rIddi1eg71djwovatvrzhtfu">
+            <w:hyperlink w:history="1" r:id="rIdaiiebcizhukicvxpuocgl">
               <w:r>
                 <w:rPr>
                   <w:rFonts w:ascii="Arial" w:cs="Arial" w:eastAsia="Arial" w:hAnsi="Arial"/>
@@ -4678,7 +4678,7 @@
             <w:pPr>
               <w:spacing w:after="20" w:before="0"/>
             </w:pPr>
-            <w:hyperlink w:history="1" r:id="rIdexpnhgdirkdlffqrgvfcz">
+            <w:hyperlink w:history="1" r:id="rIdvrcldovpra76ucutyn6oe">
               <w:r>
                 <w:rPr>
                   <w:rFonts w:ascii="Arial" w:cs="Arial" w:eastAsia="Arial" w:hAnsi="Arial"/>
@@ -4727,7 +4727,7 @@
               <w:spacing w:after="10" w:before="0"/>
               <w:ind w:left="120"/>
             </w:pPr>
-            <w:hyperlink w:history="1" r:id="rIdddhuc6c6huovqzc27omzq">
+            <w:hyperlink w:history="1" r:id="rIdrejtm3ggwmjr7brva7jmk">
               <w:r>
                 <w:rPr>
                   <w:rFonts w:ascii="Arial" w:cs="Arial" w:eastAsia="Arial" w:hAnsi="Arial"/>
@@ -4772,7 +4772,7 @@
             <w:pPr>
               <w:spacing w:after="20" w:before="0"/>
             </w:pPr>
-            <w:hyperlink w:history="1" r:id="rIdr4sptgdm3tfa7-cuqlvsy">
+            <w:hyperlink w:history="1" r:id="rIdxg7j2qrqcjshqrfk9l-xb">
               <w:r>
                 <w:rPr>
                   <w:rFonts w:ascii="Arial" w:cs="Arial" w:eastAsia="Arial" w:hAnsi="Arial"/>
@@ -4805,7 +4805,7 @@
               <w:spacing w:after="10" w:before="0"/>
               <w:ind w:left="120"/>
             </w:pPr>
-            <w:hyperlink w:history="1" r:id="rId2hkbliphadqrro0vvjne9">
+            <w:hyperlink w:history="1" r:id="rIdoizva9fmtv3svws36rqna">
               <w:r>
                 <w:rPr>
                   <w:rFonts w:ascii="Arial" w:cs="Arial" w:eastAsia="Arial" w:hAnsi="Arial"/>
@@ -5317,7 +5317,7 @@
         </w:rPr>
         <w:t xml:space="preserve">© 2026 SeaVuria and ARES. Aligned with KICD objectives. Developed by SeaVuria; technical implementation by ARES (with AI assistance from Claude). Licensed under </w:t>
       </w:r>
-      <w:hyperlink w:history="1" r:id="rIdiylsc3jlici5zdj85b8-m">
+      <w:hyperlink w:history="1" r:id="rIdhomknp8gefklmywzoje_r">
         <w:r>
           <w:rPr>
             <w:rFonts w:ascii="Arial" w:cs="Arial" w:eastAsia="Arial" w:hAnsi="Arial"/>
@@ -5338,7 +5338,7 @@
         </w:rPr>
         <w:t xml:space="preserve"> (</w:t>
       </w:r>
-      <w:hyperlink w:history="1" r:id="rId6xenzk-tnbtwtyc6echu4">
+      <w:hyperlink w:history="1" r:id="rIdddrq1go5himdyrxgaspkd">
         <w:r>
           <w:rPr>
             <w:rFonts w:ascii="Arial" w:cs="Arial" w:eastAsia="Arial" w:hAnsi="Arial"/>
@@ -6351,7 +6351,7 @@
             <w:pPr>
               <w:spacing w:after="20" w:before="0"/>
             </w:pPr>
-            <w:hyperlink w:history="1" r:id="rId0enuebmtiihgvxemze31a">
+            <w:hyperlink w:history="1" r:id="rIdn5-dfz3ky4b_bqrakklgq">
               <w:r>
                 <w:rPr>
                   <w:rFonts w:ascii="Arial" w:cs="Arial" w:eastAsia="Arial" w:hAnsi="Arial"/>
@@ -6400,7 +6400,7 @@
               <w:spacing w:after="10" w:before="0"/>
               <w:ind w:left="120"/>
             </w:pPr>
-            <w:hyperlink w:history="1" r:id="rIdletnlszvmfz6whk5aclen">
+            <w:hyperlink w:history="1" r:id="rIdt5wurjwcbwfdp8cfydrny">
               <w:r>
                 <w:rPr>
                   <w:rFonts w:ascii="Arial" w:cs="Arial" w:eastAsia="Arial" w:hAnsi="Arial"/>
@@ -6445,7 +6445,7 @@
             <w:pPr>
               <w:spacing w:after="20" w:before="0"/>
             </w:pPr>
-            <w:hyperlink w:history="1" r:id="rId3dsztzwzyhemose1slwuy">
+            <w:hyperlink w:history="1" r:id="rId7io5wxz8b7i35hixawumd">
               <w:r>
                 <w:rPr>
                   <w:rFonts w:ascii="Arial" w:cs="Arial" w:eastAsia="Arial" w:hAnsi="Arial"/>
@@ -6478,7 +6478,7 @@
               <w:spacing w:after="10" w:before="0"/>
               <w:ind w:left="120"/>
             </w:pPr>
-            <w:hyperlink w:history="1" r:id="rIdeavuzr5bphybck_vvh1l5">
+            <w:hyperlink w:history="1" r:id="rIdjxquun5jrhbv_kpftu-gk">
               <w:r>
                 <w:rPr>
                   <w:rFonts w:ascii="Arial" w:cs="Arial" w:eastAsia="Arial" w:hAnsi="Arial"/>
@@ -6673,7 +6673,7 @@
             <w:pPr>
               <w:spacing w:after="20" w:before="0"/>
             </w:pPr>
-            <w:hyperlink w:history="1" r:id="rIdhmwybfnff7ug7miol3mnj">
+            <w:hyperlink w:history="1" r:id="rIdst201dmqv6me3hct4sgij">
               <w:r>
                 <w:rPr>
                   <w:rFonts w:ascii="Arial" w:cs="Arial" w:eastAsia="Arial" w:hAnsi="Arial"/>
@@ -6722,7 +6722,7 @@
               <w:spacing w:after="10" w:before="0"/>
               <w:ind w:left="120"/>
             </w:pPr>
-            <w:hyperlink w:history="1" r:id="rIddhyuo9sbcily7rm1hg3y_">
+            <w:hyperlink w:history="1" r:id="rIdhk6l_9spe2xbfojtmnaj6">
               <w:r>
                 <w:rPr>
                   <w:rFonts w:ascii="Arial" w:cs="Arial" w:eastAsia="Arial" w:hAnsi="Arial"/>
@@ -6767,7 +6767,7 @@
             <w:pPr>
               <w:spacing w:after="20" w:before="0"/>
             </w:pPr>
-            <w:hyperlink w:history="1" r:id="rIdrxu2bcuxk0goh9o4asvhl">
+            <w:hyperlink w:history="1" r:id="rId4yeneyindyvss8f38-sll">
               <w:r>
                 <w:rPr>
                   <w:rFonts w:ascii="Arial" w:cs="Arial" w:eastAsia="Arial" w:hAnsi="Arial"/>
@@ -6800,7 +6800,7 @@
               <w:spacing w:after="10" w:before="0"/>
               <w:ind w:left="120"/>
             </w:pPr>
-            <w:hyperlink w:history="1" r:id="rIdee41f0zybi0b8sjtwbfhk">
+            <w:hyperlink w:history="1" r:id="rIderrbfbflwijs4jrqojcqw">
               <w:r>
                 <w:rPr>
                   <w:rFonts w:ascii="Arial" w:cs="Arial" w:eastAsia="Arial" w:hAnsi="Arial"/>
@@ -6842,7 +6842,7 @@
                 <w:sz w:val="18"/>
                 <w:szCs w:val="18"/>
               </w:rPr>
-              <w:t xml:space="preserve">Learners work in pairs through a structured derivation worksheet (or teacher-guided board work). Step 1 — Recall: pairs write the standard area formula A = ½ × base × height for triangle ABC with base b = AC. Step 2 — Express h in terms of what we know: using the right-angled triangle formed by dropping a perpendicular h from B to AC, pairs use trigonometry (sin θ = opposite/hypotenuse) to write h = c sin A (where c = AB). Step 3 — Substitute: pairs substitute h = c sin A into A = ½ × b × h to obtain A = ½ × b × c × sin A, i.e., A = ½ bc sin A. Step 4 — Generalise: pairs write the formula in its general form A = ½ab sin θ where a and b are the two known sides and θ is the included angle. Step 5 — Verify with the shamba triangle: pairs calculate A = ½ × 120 × 95 × sin 68° using calculators, obtaining approximately 5 290 m². Teacher then works through a second Nakuru-context example on the board: a triangular plot near Nakuru town with sides 85 m and 110 m and included angle 52°, narrating each step aloud.</w:t>
+              <w:t xml:space="preserve">Learners work in pairs through a structured derivation worksheet (or teacher-guided board work). Step 1 — Recall: pairs write the standard area formula A = ½ × base × height for triangle ABC with base b = AC. Step 2 — Express h in terms of what we know: using the right-angled triangle formed by dropping a perpendicular h from B to AC, pairs use trigonometry (sin θ = opposite/hypotenuse) to write h = c sin A (where c = AB). Step 3 — Substitute: pairs substitute h = c sin A into A = ½ × b × h to obtain A = ½ × b × c × sin A, i.e., A = ½ bc sin A. Step 4 — Generalise: pairs write the formula in its general form A = ½ab sin θ where a and b are the two known sides and θ is the included angle. Step 5 — Verify with the shamba triangle: pairs calculate A = ½ × 120 × 95 × sin 68° using calculators, obtaining approximately 5 285 m². Teacher then works through a second Nakuru-context example on the board: a triangular plot near Nakuru town with sides 85 m and 110 m and included angle 52°, narrating each step aloud.</w:t>
             </w:r>
           </w:p>
         </w:tc>
@@ -6874,7 +6874,7 @@
                 <w:sz w:val="18"/>
                 <w:szCs w:val="18"/>
               </w:rPr>
-              <w:t xml:space="preserve">Distribute the derivation worksheet. Say verbatim: 'We are going to rescue the formula together — step by step. Work in pairs. Follow Steps 1 to 4 on your sheet. When you reach Step 5, use your calculator to compute the area. You have 15 minutes.' Circulate and check: at Step 2, pause the class after 5 minutes and ask: 'Which trigonometric ratio connects the height h, the hypotenuse AB, and the angle A?' Wait 12 seconds. Cold-call 2 pairs. If pairs are stuck, prompt: 'Draw the right-angled triangle inside the bigger triangle — label the opposite and hypotenuse.' At Step 5, ask: 'Before you type into the calculator, what mode must it be in?' Wait 10 seconds. Cold-call 1 learner. After pairs complete Step 5, say: 'Compare your answer with another pair — did you get approximately 5 290 square metres?' Then move to the second board example, narrating: 'The surveyor now moves to a second triangular section of the same shamba near Nakuru town — 85 m, 110 m, angle 52°. Watch how I apply our new formula.' Work through it step by step, pausing to ask: 'What do I substitute for a and b here?' Wait 10 seconds. Cold-call 1 learner. Emphasise: 'The angle MUST be the included angle — the one sitting between the two known sides.'</w:t>
+              <w:t xml:space="preserve">Distribute the derivation worksheet. Say verbatim: 'We are going to rescue the formula together — step by step. Work in pairs. Follow Steps 1 to 4 on your sheet. When you reach Step 5, use your calculator to compute the area. You have 15 minutes.' Circulate and check: at Step 2, pause the class after 5 minutes and ask: 'Which trigonometric ratio connects the height h, the hypotenuse AB, and the angle A?' Wait 12 seconds. Cold-call 2 pairs. If pairs are stuck, prompt: 'Draw the right-angled triangle inside the bigger triangle — label the opposite and hypotenuse.' At Step 5, ask: 'Before you type into the calculator, what mode must it be in?' Wait 10 seconds. Cold-call 1 learner. After pairs complete Step 5, say: 'Compare your answer with another pair — did you get approximately 5 285 square metres?' Then move to the second board example, narrating: 'The surveyor now moves to a second triangular section of the same shamba near Nakuru town — 85 m, 110 m, angle 52°. Watch how I apply our new formula.' Work through it step by step, pausing to ask: 'What do I substitute for a and b here?' Wait 10 seconds. Cold-call 1 learner. Emphasise: 'The angle MUST be the included angle — the one sitting between the two known sides.'</w:t>
             </w:r>
           </w:p>
         </w:tc>
@@ -6938,7 +6938,7 @@
                 <w:sz w:val="18"/>
                 <w:szCs w:val="18"/>
               </w:rPr>
-              <w:t xml:space="preserve">Observable indicator: At Step 2, the learner correctly writes h = c sin A (or equivalent). At Step 5, the learner obtains 5 285–5 295 m² (accept rounding variation). At the board example, the learner correctly identifies both known sides and the included angle before substituting. Flag any learner who uses a non-included angle — this is the most common error and must be addressed before the Explain phase.</w:t>
+              <w:t xml:space="preserve">Observable indicator: At Step 2, the learner correctly writes h = c sin A (or equivalent). At Step 5, the learner obtains 5 280–5 290 m² (accept rounding variation). At the board example, the learner correctly identifies both known sides and the included angle before substituting. Flag any learner who uses a non-included angle — this is the most common error and must be addressed before the Explain phase.</w:t>
             </w:r>
           </w:p>
         </w:tc>
@@ -6995,7 +6995,7 @@
             <w:pPr>
               <w:spacing w:after="20" w:before="0"/>
             </w:pPr>
-            <w:hyperlink w:history="1" r:id="rIdo2-pmwuikgvyppu7uz1dm">
+            <w:hyperlink w:history="1" r:id="rIdk2dmyntsmhlthfhl6kxyf">
               <w:r>
                 <w:rPr>
                   <w:rFonts w:ascii="Arial" w:cs="Arial" w:eastAsia="Arial" w:hAnsi="Arial"/>
@@ -7044,7 +7044,7 @@
               <w:spacing w:after="10" w:before="0"/>
               <w:ind w:left="120"/>
             </w:pPr>
-            <w:hyperlink w:history="1" r:id="rIdoqaejun-loal2yo2lxjpi">
+            <w:hyperlink w:history="1" r:id="rIdd0il08m7vdtrg0dvs2r6v">
               <w:r>
                 <w:rPr>
                   <w:rFonts w:ascii="Arial" w:cs="Arial" w:eastAsia="Arial" w:hAnsi="Arial"/>
@@ -7089,7 +7089,7 @@
             <w:pPr>
               <w:spacing w:after="20" w:before="0"/>
             </w:pPr>
-            <w:hyperlink w:history="1" r:id="rIdrcthnada5ljqufmjrr9pu">
+            <w:hyperlink w:history="1" r:id="rIdhp9ykg244tugleeueitvy">
               <w:r>
                 <w:rPr>
                   <w:rFonts w:ascii="Arial" w:cs="Arial" w:eastAsia="Arial" w:hAnsi="Arial"/>
@@ -7122,7 +7122,7 @@
               <w:spacing w:after="10" w:before="0"/>
               <w:ind w:left="120"/>
             </w:pPr>
-            <w:hyperlink w:history="1" r:id="rId8gjp1kt3_xlpfg8sga4ov">
+            <w:hyperlink w:history="1" r:id="rIdxxq5qwsqzp6umt0c5clso">
               <w:r>
                 <w:rPr>
                   <w:rFonts w:ascii="Arial" w:cs="Arial" w:eastAsia="Arial" w:hAnsi="Arial"/>
@@ -7317,7 +7317,7 @@
             <w:pPr>
               <w:spacing w:after="20" w:before="0"/>
             </w:pPr>
-            <w:hyperlink w:history="1" r:id="rIdomkj_bngj2ljjwaky99ha">
+            <w:hyperlink w:history="1" r:id="rId8drfxhn5l2zf_lejkjcri">
               <w:r>
                 <w:rPr>
                   <w:rFonts w:ascii="Arial" w:cs="Arial" w:eastAsia="Arial" w:hAnsi="Arial"/>
@@ -7366,7 +7366,7 @@
               <w:spacing w:after="10" w:before="0"/>
               <w:ind w:left="120"/>
             </w:pPr>
-            <w:hyperlink w:history="1" r:id="rIdckgsjmenita_hmhfkhp9p">
+            <w:hyperlink w:history="1" r:id="rIdq3hprqawmyzm_wz3rndpb">
               <w:r>
                 <w:rPr>
                   <w:rFonts w:ascii="Arial" w:cs="Arial" w:eastAsia="Arial" w:hAnsi="Arial"/>
@@ -7411,7 +7411,7 @@
             <w:pPr>
               <w:spacing w:after="20" w:before="0"/>
             </w:pPr>
-            <w:hyperlink w:history="1" r:id="rIdtp0p6gp5c6ht2r6xiqnrn">
+            <w:hyperlink w:history="1" r:id="rIdnkigoe9h3jtwvvpcp3_ow">
               <w:r>
                 <w:rPr>
                   <w:rFonts w:ascii="Arial" w:cs="Arial" w:eastAsia="Arial" w:hAnsi="Arial"/>
@@ -7444,7 +7444,7 @@
               <w:spacing w:after="10" w:before="0"/>
               <w:ind w:left="120"/>
             </w:pPr>
-            <w:hyperlink w:history="1" r:id="rIdkyefljkkyn4ymep22nwjd">
+            <w:hyperlink w:history="1" r:id="rIdxfrtee82xbm35kkiqvzzc">
               <w:r>
                 <w:rPr>
                   <w:rFonts w:ascii="Arial" w:cs="Arial" w:eastAsia="Arial" w:hAnsi="Arial"/>
@@ -7639,7 +7639,7 @@
             <w:pPr>
               <w:spacing w:after="20" w:before="0"/>
             </w:pPr>
-            <w:hyperlink w:history="1" r:id="rIdumhln45zerwbvtu1ttx0b">
+            <w:hyperlink w:history="1" r:id="rIdul8tcuomrw4pnntq7pv7c">
               <w:r>
                 <w:rPr>
                   <w:rFonts w:ascii="Arial" w:cs="Arial" w:eastAsia="Arial" w:hAnsi="Arial"/>
@@ -7688,7 +7688,7 @@
               <w:spacing w:after="10" w:before="0"/>
               <w:ind w:left="120"/>
             </w:pPr>
-            <w:hyperlink w:history="1" r:id="rIdfsbuyqjy6tzwh9jywt9tx">
+            <w:hyperlink w:history="1" r:id="rIdclkwnuw7h4mfjlduxd5uy">
               <w:r>
                 <w:rPr>
                   <w:rFonts w:ascii="Arial" w:cs="Arial" w:eastAsia="Arial" w:hAnsi="Arial"/>
@@ -7733,7 +7733,7 @@
             <w:pPr>
               <w:spacing w:after="20" w:before="0"/>
             </w:pPr>
-            <w:hyperlink w:history="1" r:id="rIdllxdylvgki1swo5je1fcq">
+            <w:hyperlink w:history="1" r:id="rIdv7czbfoozmofbz-v9jdkz">
               <w:r>
                 <w:rPr>
                   <w:rFonts w:ascii="Arial" w:cs="Arial" w:eastAsia="Arial" w:hAnsi="Arial"/>
@@ -7766,7 +7766,7 @@
               <w:spacing w:after="10" w:before="0"/>
               <w:ind w:left="120"/>
             </w:pPr>
-            <w:hyperlink w:history="1" r:id="rIdy9db92zsn77g70ngcnme9">
+            <w:hyperlink w:history="1" r:id="rIdmn8k2zga4tctsyeaifkl2">
               <w:r>
                 <w:rPr>
                   <w:rFonts w:ascii="Arial" w:cs="Arial" w:eastAsia="Arial" w:hAnsi="Arial"/>
@@ -7808,7 +7808,7 @@
                 <w:sz w:val="18"/>
                 <w:szCs w:val="18"/>
               </w:rPr>
-              <w:t xml:space="preserve">Learners retrieve their cumulative shamba diagram from Lesson 1 (a five-sided irregular polygon with labelled boundary posts). Using the two given measurements for Triangle ABC (AB = 120 m, AC = 95 m, angle A = 68°), learners shade Triangle ABC on their diagram, write the calculated area (≈ 5 290 m²) inside the shaded region, and annotate: 'Area found using A = ½ab sin θ.' Learners then write a sentence below their model: 'The sine formula solves the surveyor's problem for Triangle ABC. We still need to find areas for the remaining sections of the shamba.' Learners who finish early identify which other triangular sections of the shamba also have two sides and an included angle labelled, and predict which can also be solved with today's formula.</w:t>
+              <w:t xml:space="preserve">Learners retrieve their cumulative shamba diagram from Lesson 1 (a five-sided irregular polygon with labelled boundary posts). Using the two given measurements for Triangle ABC (AB = 120 m, AC = 95 m, angle A = 68°), learners shade Triangle ABC on their diagram, write the calculated area (≈ 5 285 m²) inside the shaded region, and annotate: 'Area found using A = ½ab sin θ.' Learners then write a sentence below their model: 'The sine formula solves the surveyor's problem for Triangle ABC. We still need to find areas for the remaining sections of the shamba.' Learners who finish early identify which other triangular sections of the shamba also have two sides and an included angle labelled, and predict which can also be solved with today's formula.</w:t>
             </w:r>
           </w:p>
         </w:tc>
@@ -7904,7 +7904,7 @@
                 <w:sz w:val="18"/>
                 <w:szCs w:val="18"/>
               </w:rPr>
-              <w:t xml:space="preserve">Observable indicator: The learner's diagram shows Triangle ABC correctly shaded with area ≈ 5 290 m² and the annotation 'A = ½ab sin θ.' The sentence below the model explicitly names both what has been solved and what remains. Extension learners correctly identify at least one additional triangular section that could use the sine formula, demonstrating readiness for Lesson 3's Heron's formula context.</w:t>
+              <w:t xml:space="preserve">Observable indicator: The learner's diagram shows Triangle ABC correctly shaded with area ≈ 5 285 m² and the annotation 'A = ½ab sin θ.' The sentence below the model explicitly names both what has been solved and what remains. Extension learners correctly identify at least one additional triangular section that could use the sine formula, demonstrating readiness for Lesson 3's Heron's formula context.</w:t>
             </w:r>
           </w:p>
         </w:tc>
@@ -8256,7 +8256,7 @@
                 <w:sz w:val="18"/>
                 <w:szCs w:val="18"/>
               </w:rPr>
-              <w:t xml:space="preserve">Learners explained that the Nakuru surveyor can now calculate the area of any triangular section of the five-sided shamba where two side lengths and the included angle are recorded in her field notes, even if she could not physically measure the height due to the stream. They explained why the assistant in Problem 2 was wrong — longer sides do not guarantee a larger area if the included angle is small. They updated their cumulative shamba model by shading and labelling Triangle ABC (area ≈ 5 290 m²) and articulated that the sine formula is the first of multiple tools needed to decompose and solve the entire irregular polygon.</w:t>
+              <w:t xml:space="preserve">Learners explained that the Nakuru surveyor can now calculate the area of any triangular section of the five-sided shamba where two side lengths and the included angle are recorded in her field notes, even if she could not physically measure the height due to the stream. They explained why the assistant in Problem 2 was wrong — longer sides do not guarantee a larger area if the included angle is small. They updated their cumulative shamba model by shading and labelling Triangle ABC (area ≈ 5 285 m²) and articulated that the sine formula is the first of multiple tools needed to decompose and solve the entire irregular polygon.</w:t>
             </w:r>
           </w:p>
         </w:tc>
@@ -8278,7 +8278,7 @@
         </w:rPr>
         <w:t xml:space="preserve">© 2026 SeaVuria and ARES. Aligned with KICD objectives. Developed by SeaVuria; technical implementation by ARES (with AI assistance from Claude). Licensed under </w:t>
       </w:r>
-      <w:hyperlink w:history="1" r:id="rIdghwiu4ejoxh6jbvwfocf9">
+      <w:hyperlink w:history="1" r:id="rIdlyqgv7gqevpwoxihdsfd2">
         <w:r>
           <w:rPr>
             <w:rFonts w:ascii="Arial" w:cs="Arial" w:eastAsia="Arial" w:hAnsi="Arial"/>
@@ -8299,7 +8299,7 @@
         </w:rPr>
         <w:t xml:space="preserve"> (</w:t>
       </w:r>
-      <w:hyperlink w:history="1" r:id="rIdtivjtul4or_gu6hbbxqzd">
+      <w:hyperlink w:history="1" r:id="rIdxd37hejtjs1na_d3pruvf">
         <w:r>
           <w:rPr>
             <w:rFonts w:ascii="Arial" w:cs="Arial" w:eastAsia="Arial" w:hAnsi="Arial"/>
@@ -9312,7 +9312,7 @@
             <w:pPr>
               <w:spacing w:after="20" w:before="0"/>
             </w:pPr>
-            <w:hyperlink w:history="1" r:id="rIdcfqyv9uj512zwgrnb9kfl">
+            <w:hyperlink w:history="1" r:id="rIdfrshua4hug9dsxbd6cwv0">
               <w:r>
                 <w:rPr>
                   <w:rFonts w:ascii="Arial" w:cs="Arial" w:eastAsia="Arial" w:hAnsi="Arial"/>
@@ -9361,7 +9361,7 @@
               <w:spacing w:after="10" w:before="0"/>
               <w:ind w:left="120"/>
             </w:pPr>
-            <w:hyperlink w:history="1" r:id="rIdqw0xk4muqtn9gkzt3vcln">
+            <w:hyperlink w:history="1" r:id="rIdjqicat2qmj7ugl8t1vqay">
               <w:r>
                 <w:rPr>
                   <w:rFonts w:ascii="Arial" w:cs="Arial" w:eastAsia="Arial" w:hAnsi="Arial"/>
@@ -9406,7 +9406,7 @@
             <w:pPr>
               <w:spacing w:after="20" w:before="0"/>
             </w:pPr>
-            <w:hyperlink w:history="1" r:id="rIdgjuascclxkdf4mqukthth">
+            <w:hyperlink w:history="1" r:id="rIdt4uz0ib4lkgenkuwmfxfv">
               <w:r>
                 <w:rPr>
                   <w:rFonts w:ascii="Arial" w:cs="Arial" w:eastAsia="Arial" w:hAnsi="Arial"/>
@@ -9439,7 +9439,7 @@
               <w:spacing w:after="10" w:before="0"/>
               <w:ind w:left="120"/>
             </w:pPr>
-            <w:hyperlink w:history="1" r:id="rId9s8utgtfno_vp40lnc320">
+            <w:hyperlink w:history="1" r:id="rIdiryhk_zf3mhl_evu40pw2">
               <w:r>
                 <w:rPr>
                   <w:rFonts w:ascii="Arial" w:cs="Arial" w:eastAsia="Arial" w:hAnsi="Arial"/>
@@ -9634,7 +9634,7 @@
             <w:pPr>
               <w:spacing w:after="20" w:before="0"/>
             </w:pPr>
-            <w:hyperlink w:history="1" r:id="rId0zbaxfswvxtbo7mkep9sf">
+            <w:hyperlink w:history="1" r:id="rIdluob3m1pssewypqgisses">
               <w:r>
                 <w:rPr>
                   <w:rFonts w:ascii="Arial" w:cs="Arial" w:eastAsia="Arial" w:hAnsi="Arial"/>
@@ -9683,7 +9683,7 @@
               <w:spacing w:after="10" w:before="0"/>
               <w:ind w:left="120"/>
             </w:pPr>
-            <w:hyperlink w:history="1" r:id="rIdka6posmghbssfjpsg6kak">
+            <w:hyperlink w:history="1" r:id="rIdy-fm7bmjzai2yq-c1qyvq">
               <w:r>
                 <w:rPr>
                   <w:rFonts w:ascii="Arial" w:cs="Arial" w:eastAsia="Arial" w:hAnsi="Arial"/>
@@ -9728,7 +9728,7 @@
             <w:pPr>
               <w:spacing w:after="20" w:before="0"/>
             </w:pPr>
-            <w:hyperlink w:history="1" r:id="rIdiaip-rmipah5l02fj3qxs">
+            <w:hyperlink w:history="1" r:id="rIdgwq1-aeiqhgymryskark4">
               <w:r>
                 <w:rPr>
                   <w:rFonts w:ascii="Arial" w:cs="Arial" w:eastAsia="Arial" w:hAnsi="Arial"/>
@@ -9761,7 +9761,7 @@
               <w:spacing w:after="10" w:before="0"/>
               <w:ind w:left="120"/>
             </w:pPr>
-            <w:hyperlink w:history="1" r:id="rId1hautothmuextvci3e1xc">
+            <w:hyperlink w:history="1" r:id="rId6hojuubo-scslx-q3gwvq">
               <w:r>
                 <w:rPr>
                   <w:rFonts w:ascii="Arial" w:cs="Arial" w:eastAsia="Arial" w:hAnsi="Arial"/>
@@ -9956,7 +9956,7 @@
             <w:pPr>
               <w:spacing w:after="20" w:before="0"/>
             </w:pPr>
-            <w:hyperlink w:history="1" r:id="rIdxpzsu1i4k2o2oox42laqi">
+            <w:hyperlink w:history="1" r:id="rIdmhgzj01sjivs9kr6w8qhh">
               <w:r>
                 <w:rPr>
                   <w:rFonts w:ascii="Arial" w:cs="Arial" w:eastAsia="Arial" w:hAnsi="Arial"/>
@@ -10005,7 +10005,7 @@
               <w:spacing w:after="10" w:before="0"/>
               <w:ind w:left="120"/>
             </w:pPr>
-            <w:hyperlink w:history="1" r:id="rId6-c3dbfd97cawq2og8et_">
+            <w:hyperlink w:history="1" r:id="rIdlxjbdzui88xhztlurpbli">
               <w:r>
                 <w:rPr>
                   <w:rFonts w:ascii="Arial" w:cs="Arial" w:eastAsia="Arial" w:hAnsi="Arial"/>
@@ -10050,7 +10050,7 @@
             <w:pPr>
               <w:spacing w:after="20" w:before="0"/>
             </w:pPr>
-            <w:hyperlink w:history="1" r:id="rIdq7zw6ukrpnhhkgig32n_h">
+            <w:hyperlink w:history="1" r:id="rIdgctwhvcgartmw2sk0pzp1">
               <w:r>
                 <w:rPr>
                   <w:rFonts w:ascii="Arial" w:cs="Arial" w:eastAsia="Arial" w:hAnsi="Arial"/>
@@ -10083,7 +10083,7 @@
               <w:spacing w:after="10" w:before="0"/>
               <w:ind w:left="120"/>
             </w:pPr>
-            <w:hyperlink w:history="1" r:id="rId2oxxoukk9i50c90op95cj">
+            <w:hyperlink w:history="1" r:id="rIdr6nwxw3ddsog2c_4at51k">
               <w:r>
                 <w:rPr>
                   <w:rFonts w:ascii="Arial" w:cs="Arial" w:eastAsia="Arial" w:hAnsi="Arial"/>
@@ -10278,7 +10278,7 @@
             <w:pPr>
               <w:spacing w:after="20" w:before="0"/>
             </w:pPr>
-            <w:hyperlink w:history="1" r:id="rIdoycwny-hbyzxrrku13k0e">
+            <w:hyperlink w:history="1" r:id="rId-kophervhfsq2gafsadye">
               <w:r>
                 <w:rPr>
                   <w:rFonts w:ascii="Arial" w:cs="Arial" w:eastAsia="Arial" w:hAnsi="Arial"/>
@@ -10327,7 +10327,7 @@
               <w:spacing w:after="10" w:before="0"/>
               <w:ind w:left="120"/>
             </w:pPr>
-            <w:hyperlink w:history="1" r:id="rIdownbnnwp_ly4w0dqznshz">
+            <w:hyperlink w:history="1" r:id="rIdzuvvtvngnm_gk5mmdqc8b">
               <w:r>
                 <w:rPr>
                   <w:rFonts w:ascii="Arial" w:cs="Arial" w:eastAsia="Arial" w:hAnsi="Arial"/>
@@ -10372,7 +10372,7 @@
             <w:pPr>
               <w:spacing w:after="20" w:before="0"/>
             </w:pPr>
-            <w:hyperlink w:history="1" r:id="rIdy8x8j2_naarbcwrad6rvp">
+            <w:hyperlink w:history="1" r:id="rIdlkglp39e2y-tq03dldecy">
               <w:r>
                 <w:rPr>
                   <w:rFonts w:ascii="Arial" w:cs="Arial" w:eastAsia="Arial" w:hAnsi="Arial"/>
@@ -10405,7 +10405,7 @@
               <w:spacing w:after="10" w:before="0"/>
               <w:ind w:left="120"/>
             </w:pPr>
-            <w:hyperlink w:history="1" r:id="rIdusv-tgeglkgpgvar08me2">
+            <w:hyperlink w:history="1" r:id="rIdw6jxtjwb03myrc55wifwd">
               <w:r>
                 <w:rPr>
                   <w:rFonts w:ascii="Arial" w:cs="Arial" w:eastAsia="Arial" w:hAnsi="Arial"/>
@@ -10600,7 +10600,7 @@
             <w:pPr>
               <w:spacing w:after="20" w:before="0"/>
             </w:pPr>
-            <w:hyperlink w:history="1" r:id="rIdq7fjwrob16t1u6y0sw5cp">
+            <w:hyperlink w:history="1" r:id="rIdfc20dag8k54juqd3gxorh">
               <w:r>
                 <w:rPr>
                   <w:rFonts w:ascii="Arial" w:cs="Arial" w:eastAsia="Arial" w:hAnsi="Arial"/>
@@ -10649,7 +10649,7 @@
               <w:spacing w:after="10" w:before="0"/>
               <w:ind w:left="120"/>
             </w:pPr>
-            <w:hyperlink w:history="1" r:id="rIdzjb3pgv6k4nnkmuduljtj">
+            <w:hyperlink w:history="1" r:id="rIdgjpesoo3mq7l8qtpkvjfe">
               <w:r>
                 <w:rPr>
                   <w:rFonts w:ascii="Arial" w:cs="Arial" w:eastAsia="Arial" w:hAnsi="Arial"/>
@@ -10694,7 +10694,7 @@
             <w:pPr>
               <w:spacing w:after="20" w:before="0"/>
             </w:pPr>
-            <w:hyperlink w:history="1" r:id="rIdylvefpa1_esa0jvo1gw_c">
+            <w:hyperlink w:history="1" r:id="rIdpz0vgma5i-a_mby9c36qa">
               <w:r>
                 <w:rPr>
                   <w:rFonts w:ascii="Arial" w:cs="Arial" w:eastAsia="Arial" w:hAnsi="Arial"/>
@@ -10727,7 +10727,7 @@
               <w:spacing w:after="10" w:before="0"/>
               <w:ind w:left="120"/>
             </w:pPr>
-            <w:hyperlink w:history="1" r:id="rIdjkgmapbu_apm_tllz5dwz">
+            <w:hyperlink w:history="1" r:id="rId4s3zlh4wqynegtoijiedp">
               <w:r>
                 <w:rPr>
                   <w:rFonts w:ascii="Arial" w:cs="Arial" w:eastAsia="Arial" w:hAnsi="Arial"/>
@@ -11239,7 +11239,7 @@
         </w:rPr>
         <w:t xml:space="preserve">© 2026 SeaVuria and ARES. Aligned with KICD objectives. Developed by SeaVuria; technical implementation by ARES (with AI assistance from Claude). Licensed under </w:t>
       </w:r>
-      <w:hyperlink w:history="1" r:id="rId4ee7yoiz7l9wl6xniunq0">
+      <w:hyperlink w:history="1" r:id="rIdm0omzdhuc8bgq8dhwkh96">
         <w:r>
           <w:rPr>
             <w:rFonts w:ascii="Arial" w:cs="Arial" w:eastAsia="Arial" w:hAnsi="Arial"/>
@@ -11260,7 +11260,7 @@
         </w:rPr>
         <w:t xml:space="preserve"> (</w:t>
       </w:r>
-      <w:hyperlink w:history="1" r:id="rIda4m6127jqy3h9swz41h1p">
+      <w:hyperlink w:history="1" r:id="rIdj1jtxi48jbtzmbviqhquq">
         <w:r>
           <w:rPr>
             <w:rFonts w:ascii="Arial" w:cs="Arial" w:eastAsia="Arial" w:hAnsi="Arial"/>
@@ -12273,7 +12273,7 @@
             <w:pPr>
               <w:spacing w:after="20" w:before="0"/>
             </w:pPr>
-            <w:hyperlink w:history="1" r:id="rIdkzfhfirwd6essbya-3kuk">
+            <w:hyperlink w:history="1" r:id="rIdrei76gejqn1xvzxqjoptr">
               <w:r>
                 <w:rPr>
                   <w:rFonts w:ascii="Arial" w:cs="Arial" w:eastAsia="Arial" w:hAnsi="Arial"/>
@@ -12306,7 +12306,7 @@
               <w:spacing w:after="10" w:before="0"/>
               <w:ind w:left="120"/>
             </w:pPr>
-            <w:hyperlink w:history="1" r:id="rIdaaoef78rk2jfbjhubzg3b">
+            <w:hyperlink w:history="1" r:id="rIdmrndpnchkhje0kzurdfvr">
               <w:r>
                 <w:rPr>
                   <w:rFonts w:ascii="Arial" w:cs="Arial" w:eastAsia="Arial" w:hAnsi="Arial"/>
@@ -12351,7 +12351,7 @@
             <w:pPr>
               <w:spacing w:after="20" w:before="0"/>
             </w:pPr>
-            <w:hyperlink w:history="1" r:id="rIdzhrx9h1tu1n3s0zt7l4hv">
+            <w:hyperlink w:history="1" r:id="rIdort2qdrkd-okpouj1fjm6">
               <w:r>
                 <w:rPr>
                   <w:rFonts w:ascii="Arial" w:cs="Arial" w:eastAsia="Arial" w:hAnsi="Arial"/>
@@ -12384,7 +12384,7 @@
               <w:spacing w:after="10" w:before="0"/>
               <w:ind w:left="120"/>
             </w:pPr>
-            <w:hyperlink w:history="1" r:id="rId9zjqwlhdvca7kw7p3ipix">
+            <w:hyperlink w:history="1" r:id="rId_pmg-tmbz85qouudcrowj">
               <w:r>
                 <w:rPr>
                   <w:rFonts w:ascii="Arial" w:cs="Arial" w:eastAsia="Arial" w:hAnsi="Arial"/>
@@ -12579,7 +12579,7 @@
             <w:pPr>
               <w:spacing w:after="20" w:before="0"/>
             </w:pPr>
-            <w:hyperlink w:history="1" r:id="rIdly8tae2wqi-nebnhi9ej2">
+            <w:hyperlink w:history="1" r:id="rId5xbzqpac9lxg9ufqfhf8q">
               <w:r>
                 <w:rPr>
                   <w:rFonts w:ascii="Arial" w:cs="Arial" w:eastAsia="Arial" w:hAnsi="Arial"/>
@@ -12612,7 +12612,7 @@
               <w:spacing w:after="10" w:before="0"/>
               <w:ind w:left="120"/>
             </w:pPr>
-            <w:hyperlink w:history="1" r:id="rIdulahsnxvc1ocibkge38nw">
+            <w:hyperlink w:history="1" r:id="rIdh6pg3xrsoeafqh0otvaey">
               <w:r>
                 <w:rPr>
                   <w:rFonts w:ascii="Arial" w:cs="Arial" w:eastAsia="Arial" w:hAnsi="Arial"/>
@@ -12657,7 +12657,7 @@
             <w:pPr>
               <w:spacing w:after="20" w:before="0"/>
             </w:pPr>
-            <w:hyperlink w:history="1" r:id="rIdom37pcdkfbg1v4bgnpqhk">
+            <w:hyperlink w:history="1" r:id="rId-cl16l8wdp0yrcmaxnfsd">
               <w:r>
                 <w:rPr>
                   <w:rFonts w:ascii="Arial" w:cs="Arial" w:eastAsia="Arial" w:hAnsi="Arial"/>
@@ -12690,7 +12690,7 @@
               <w:spacing w:after="10" w:before="0"/>
               <w:ind w:left="120"/>
             </w:pPr>
-            <w:hyperlink w:history="1" r:id="rIdukrufjr-x7zwj6jdhlzoy">
+            <w:hyperlink w:history="1" r:id="rIda2urtcc4dkvb1f-cl0wjd">
               <w:r>
                 <w:rPr>
                   <w:rFonts w:ascii="Arial" w:cs="Arial" w:eastAsia="Arial" w:hAnsi="Arial"/>
@@ -12885,7 +12885,7 @@
             <w:pPr>
               <w:spacing w:after="20" w:before="0"/>
             </w:pPr>
-            <w:hyperlink w:history="1" r:id="rIder7afaz6-mf1id57hxcmf">
+            <w:hyperlink w:history="1" r:id="rIdftonz_sbnbgiyfupzkq46">
               <w:r>
                 <w:rPr>
                   <w:rFonts w:ascii="Arial" w:cs="Arial" w:eastAsia="Arial" w:hAnsi="Arial"/>
@@ -12918,7 +12918,7 @@
               <w:spacing w:after="10" w:before="0"/>
               <w:ind w:left="120"/>
             </w:pPr>
-            <w:hyperlink w:history="1" r:id="rId1069ckpuoqp0y9kt02c0q">
+            <w:hyperlink w:history="1" r:id="rId-bvwuibn67xljvcdl_ufd">
               <w:r>
                 <w:rPr>
                   <w:rFonts w:ascii="Arial" w:cs="Arial" w:eastAsia="Arial" w:hAnsi="Arial"/>
@@ -12963,7 +12963,7 @@
             <w:pPr>
               <w:spacing w:after="20" w:before="0"/>
             </w:pPr>
-            <w:hyperlink w:history="1" r:id="rIdno1cm_xetwirfdpm7kx7o">
+            <w:hyperlink w:history="1" r:id="rId6ut5xx9as0yf4y4moxaxn">
               <w:r>
                 <w:rPr>
                   <w:rFonts w:ascii="Arial" w:cs="Arial" w:eastAsia="Arial" w:hAnsi="Arial"/>
@@ -12996,7 +12996,7 @@
               <w:spacing w:after="10" w:before="0"/>
               <w:ind w:left="120"/>
             </w:pPr>
-            <w:hyperlink w:history="1" r:id="rIdnjwlbrtsge-nstklmpiie">
+            <w:hyperlink w:history="1" r:id="rId7kelke4zn3ln3cih6mqud">
               <w:r>
                 <w:rPr>
                   <w:rFonts w:ascii="Arial" w:cs="Arial" w:eastAsia="Arial" w:hAnsi="Arial"/>
@@ -13191,7 +13191,7 @@
             <w:pPr>
               <w:spacing w:after="20" w:before="0"/>
             </w:pPr>
-            <w:hyperlink w:history="1" r:id="rId4lyp1ddxxh3nmzwvqrq27">
+            <w:hyperlink w:history="1" r:id="rIdymaz3mgf8rkeaarfdf_dm">
               <w:r>
                 <w:rPr>
                   <w:rFonts w:ascii="Arial" w:cs="Arial" w:eastAsia="Arial" w:hAnsi="Arial"/>
@@ -13224,7 +13224,7 @@
               <w:spacing w:after="10" w:before="0"/>
               <w:ind w:left="120"/>
             </w:pPr>
-            <w:hyperlink w:history="1" r:id="rIdrabvkoy2ndc15hkklulwe">
+            <w:hyperlink w:history="1" r:id="rIdkiydiprfj9sfusevk4orf">
               <w:r>
                 <w:rPr>
                   <w:rFonts w:ascii="Arial" w:cs="Arial" w:eastAsia="Arial" w:hAnsi="Arial"/>
@@ -13269,7 +13269,7 @@
             <w:pPr>
               <w:spacing w:after="20" w:before="0"/>
             </w:pPr>
-            <w:hyperlink w:history="1" r:id="rIdip22-fj9_cwrhfgyk7s9s">
+            <w:hyperlink w:history="1" r:id="rIdperxti68esijfwf7l7wf-">
               <w:r>
                 <w:rPr>
                   <w:rFonts w:ascii="Arial" w:cs="Arial" w:eastAsia="Arial" w:hAnsi="Arial"/>
@@ -13302,7 +13302,7 @@
               <w:spacing w:after="10" w:before="0"/>
               <w:ind w:left="120"/>
             </w:pPr>
-            <w:hyperlink w:history="1" r:id="rIddrzypsfpzb7hybddhfwne">
+            <w:hyperlink w:history="1" r:id="rIdb7wqpc2dptv-3clnlhvpf">
               <w:r>
                 <w:rPr>
                   <w:rFonts w:ascii="Arial" w:cs="Arial" w:eastAsia="Arial" w:hAnsi="Arial"/>
@@ -13497,7 +13497,7 @@
             <w:pPr>
               <w:spacing w:after="20" w:before="0"/>
             </w:pPr>
-            <w:hyperlink w:history="1" r:id="rIdw_f-i-cdf_se9dxezge83">
+            <w:hyperlink w:history="1" r:id="rId2a89i_y3fsvq-y7zpo_gm">
               <w:r>
                 <w:rPr>
                   <w:rFonts w:ascii="Arial" w:cs="Arial" w:eastAsia="Arial" w:hAnsi="Arial"/>
@@ -13530,7 +13530,7 @@
               <w:spacing w:after="10" w:before="0"/>
               <w:ind w:left="120"/>
             </w:pPr>
-            <w:hyperlink w:history="1" r:id="rId9yzqutxprymne4u9dx9j6">
+            <w:hyperlink w:history="1" r:id="rIduq2fipmowgqjbqtwnibi5">
               <w:r>
                 <w:rPr>
                   <w:rFonts w:ascii="Arial" w:cs="Arial" w:eastAsia="Arial" w:hAnsi="Arial"/>
@@ -13575,7 +13575,7 @@
             <w:pPr>
               <w:spacing w:after="20" w:before="0"/>
             </w:pPr>
-            <w:hyperlink w:history="1" r:id="rId4fwmbcx0djtlzf1gps9xs">
+            <w:hyperlink w:history="1" r:id="rIdgmei6wbhugr6vx_gqnfao">
               <w:r>
                 <w:rPr>
                   <w:rFonts w:ascii="Arial" w:cs="Arial" w:eastAsia="Arial" w:hAnsi="Arial"/>
@@ -13608,7 +13608,7 @@
               <w:spacing w:after="10" w:before="0"/>
               <w:ind w:left="120"/>
             </w:pPr>
-            <w:hyperlink w:history="1" r:id="rIdrxn0didjvynbttqowtt5s">
+            <w:hyperlink w:history="1" r:id="rId8efhakhaubmbw2zwvoxur">
               <w:r>
                 <w:rPr>
                   <w:rFonts w:ascii="Arial" w:cs="Arial" w:eastAsia="Arial" w:hAnsi="Arial"/>
@@ -14253,7 +14253,7 @@
         </w:rPr>
         <w:t xml:space="preserve">© 2026 SeaVuria and ARES. Aligned with KICD objectives. Developed by SeaVuria; technical implementation by ARES (with AI assistance from Claude). Licensed under </w:t>
       </w:r>
-      <w:hyperlink w:history="1" r:id="rId4eylaslhk460g5y5uaj6a">
+      <w:hyperlink w:history="1" r:id="rIdcgkf9duc2a5rvrzoz-sbh">
         <w:r>
           <w:rPr>
             <w:rFonts w:ascii="Arial" w:cs="Arial" w:eastAsia="Arial" w:hAnsi="Arial"/>
@@ -14274,7 +14274,7 @@
         </w:rPr>
         <w:t xml:space="preserve"> (</w:t>
       </w:r>
-      <w:hyperlink w:history="1" r:id="rIdxsx7aqzcsgbpfpxrnur9w">
+      <w:hyperlink w:history="1" r:id="rIdxvlydkxrhu4ezpsxkix4e">
         <w:r>
           <w:rPr>
             <w:rFonts w:ascii="Arial" w:cs="Arial" w:eastAsia="Arial" w:hAnsi="Arial"/>
@@ -15287,7 +15287,7 @@
             <w:pPr>
               <w:spacing w:after="20" w:before="0"/>
             </w:pPr>
-            <w:hyperlink w:history="1" r:id="rIdw_05l8uvwpfap0mnuel3u">
+            <w:hyperlink w:history="1" r:id="rIdeeqgee-xqvgzf1rp9vk0g">
               <w:r>
                 <w:rPr>
                   <w:rFonts w:ascii="Arial" w:cs="Arial" w:eastAsia="Arial" w:hAnsi="Arial"/>
@@ -15320,7 +15320,7 @@
               <w:spacing w:after="10" w:before="0"/>
               <w:ind w:left="120"/>
             </w:pPr>
-            <w:hyperlink w:history="1" r:id="rIdd7yboor4hyq9zsggywo4l">
+            <w:hyperlink w:history="1" r:id="rIdp12tbp2nw_iihbspluosn">
               <w:r>
                 <w:rPr>
                   <w:rFonts w:ascii="Arial" w:cs="Arial" w:eastAsia="Arial" w:hAnsi="Arial"/>
@@ -15365,7 +15365,7 @@
             <w:pPr>
               <w:spacing w:after="20" w:before="0"/>
             </w:pPr>
-            <w:hyperlink w:history="1" r:id="rId5bv6dhxagteaepcxbksm2">
+            <w:hyperlink w:history="1" r:id="rIddl2jgxsynocqbbyjcanh2">
               <w:r>
                 <w:rPr>
                   <w:rFonts w:ascii="Arial" w:cs="Arial" w:eastAsia="Arial" w:hAnsi="Arial"/>
@@ -15398,7 +15398,7 @@
               <w:spacing w:after="10" w:before="0"/>
               <w:ind w:left="120"/>
             </w:pPr>
-            <w:hyperlink w:history="1" r:id="rIdsgcbu5x4cuf7sn9mw3f9a">
+            <w:hyperlink w:history="1" r:id="rIdre3jlov0fo4xkm_f0lyaa">
               <w:r>
                 <w:rPr>
                   <w:rFonts w:ascii="Arial" w:cs="Arial" w:eastAsia="Arial" w:hAnsi="Arial"/>
@@ -15593,7 +15593,7 @@
             <w:pPr>
               <w:spacing w:after="20" w:before="0"/>
             </w:pPr>
-            <w:hyperlink w:history="1" r:id="rIdv6cb0xslxsbd-nqjnfa-n">
+            <w:hyperlink w:history="1" r:id="rIdycceplgz2atchpmrnft1h">
               <w:r>
                 <w:rPr>
                   <w:rFonts w:ascii="Arial" w:cs="Arial" w:eastAsia="Arial" w:hAnsi="Arial"/>
@@ -15626,7 +15626,7 @@
               <w:spacing w:after="10" w:before="0"/>
               <w:ind w:left="120"/>
             </w:pPr>
-            <w:hyperlink w:history="1" r:id="rIdtixoucbi6boytc4pg4jcz">
+            <w:hyperlink w:history="1" r:id="rIdldm7ysn7xvk9mokppau9q">
               <w:r>
                 <w:rPr>
                   <w:rFonts w:ascii="Arial" w:cs="Arial" w:eastAsia="Arial" w:hAnsi="Arial"/>
@@ -15671,7 +15671,7 @@
             <w:pPr>
               <w:spacing w:after="20" w:before="0"/>
             </w:pPr>
-            <w:hyperlink w:history="1" r:id="rIdktkohqdj5y_nsqc_cxjij">
+            <w:hyperlink w:history="1" r:id="rIdzwaisfydcfwnfpgavxhhx">
               <w:r>
                 <w:rPr>
                   <w:rFonts w:ascii="Arial" w:cs="Arial" w:eastAsia="Arial" w:hAnsi="Arial"/>
@@ -15704,7 +15704,7 @@
               <w:spacing w:after="10" w:before="0"/>
               <w:ind w:left="120"/>
             </w:pPr>
-            <w:hyperlink w:history="1" r:id="rIdxzbp0e2vup0ij7ubdolm2">
+            <w:hyperlink w:history="1" r:id="rId2ncpl-dt9tmrkkglj2wb9">
               <w:r>
                 <w:rPr>
                   <w:rFonts w:ascii="Arial" w:cs="Arial" w:eastAsia="Arial" w:hAnsi="Arial"/>
@@ -15899,7 +15899,7 @@
             <w:pPr>
               <w:spacing w:after="20" w:before="0"/>
             </w:pPr>
-            <w:hyperlink w:history="1" r:id="rIdcpbciacb40o8aoklhfp8u">
+            <w:hyperlink w:history="1" r:id="rIdaj0umaplnehk-qfqhfvzl">
               <w:r>
                 <w:rPr>
                   <w:rFonts w:ascii="Arial" w:cs="Arial" w:eastAsia="Arial" w:hAnsi="Arial"/>
@@ -15948,7 +15948,7 @@
               <w:spacing w:after="10" w:before="0"/>
               <w:ind w:left="120"/>
             </w:pPr>
-            <w:hyperlink w:history="1" r:id="rIdmvfadc94tgz1ke4jdltb4">
+            <w:hyperlink w:history="1" r:id="rIdii8_-iq_mndejzs_ke72z">
               <w:r>
                 <w:rPr>
                   <w:rFonts w:ascii="Arial" w:cs="Arial" w:eastAsia="Arial" w:hAnsi="Arial"/>
@@ -15993,7 +15993,7 @@
             <w:pPr>
               <w:spacing w:after="20" w:before="0"/>
             </w:pPr>
-            <w:hyperlink w:history="1" r:id="rIdduuatcqeurihdupntqwj-">
+            <w:hyperlink w:history="1" r:id="rIdv4vfm_hxe3yez7sxhuthr">
               <w:r>
                 <w:rPr>
                   <w:rFonts w:ascii="Arial" w:cs="Arial" w:eastAsia="Arial" w:hAnsi="Arial"/>
@@ -16026,7 +16026,7 @@
               <w:spacing w:after="10" w:before="0"/>
               <w:ind w:left="120"/>
             </w:pPr>
-            <w:hyperlink w:history="1" r:id="rIdnce-bf9zg8hkgwlm0koqi">
+            <w:hyperlink w:history="1" r:id="rIdighueadj8otuaog9ubhaq">
               <w:r>
                 <w:rPr>
                   <w:rFonts w:ascii="Arial" w:cs="Arial" w:eastAsia="Arial" w:hAnsi="Arial"/>
@@ -16221,7 +16221,7 @@
             <w:pPr>
               <w:spacing w:after="20" w:before="0"/>
             </w:pPr>
-            <w:hyperlink w:history="1" r:id="rId6j2w2kb3cjvf7pgovqzgq">
+            <w:hyperlink w:history="1" r:id="rId068nvruwy_t2b11srl16y">
               <w:r>
                 <w:rPr>
                   <w:rFonts w:ascii="Arial" w:cs="Arial" w:eastAsia="Arial" w:hAnsi="Arial"/>
@@ -16270,7 +16270,7 @@
               <w:spacing w:after="10" w:before="0"/>
               <w:ind w:left="120"/>
             </w:pPr>
-            <w:hyperlink w:history="1" r:id="rIdoo44htnyfjqtasrbgfn42">
+            <w:hyperlink w:history="1" r:id="rIdq4fji5n5prxqu3vteewz3">
               <w:r>
                 <w:rPr>
                   <w:rFonts w:ascii="Arial" w:cs="Arial" w:eastAsia="Arial" w:hAnsi="Arial"/>
@@ -16315,7 +16315,7 @@
             <w:pPr>
               <w:spacing w:after="20" w:before="0"/>
             </w:pPr>
-            <w:hyperlink w:history="1" r:id="rIdelpxz5ip28z0sspmhh3ca">
+            <w:hyperlink w:history="1" r:id="rIdo1odwptua09xcuhmspjd7">
               <w:r>
                 <w:rPr>
                   <w:rFonts w:ascii="Arial" w:cs="Arial" w:eastAsia="Arial" w:hAnsi="Arial"/>
@@ -16348,7 +16348,7 @@
               <w:spacing w:after="10" w:before="0"/>
               <w:ind w:left="120"/>
             </w:pPr>
-            <w:hyperlink w:history="1" r:id="rIdjv_1zvrpyv8fyoxx8vceo">
+            <w:hyperlink w:history="1" r:id="rIdjoz3vuwcdjhlhfnhdkojq">
               <w:r>
                 <w:rPr>
                   <w:rFonts w:ascii="Arial" w:cs="Arial" w:eastAsia="Arial" w:hAnsi="Arial"/>
@@ -16543,7 +16543,7 @@
             <w:pPr>
               <w:spacing w:after="20" w:before="0"/>
             </w:pPr>
-            <w:hyperlink w:history="1" r:id="rIde2ghwuw1pedcegvezkcck">
+            <w:hyperlink w:history="1" r:id="rIdiind6myct-nu57p9prrgo">
               <w:r>
                 <w:rPr>
                   <w:rFonts w:ascii="Arial" w:cs="Arial" w:eastAsia="Arial" w:hAnsi="Arial"/>
@@ -16592,7 +16592,7 @@
               <w:spacing w:after="10" w:before="0"/>
               <w:ind w:left="120"/>
             </w:pPr>
-            <w:hyperlink w:history="1" r:id="rIdsdh2jqhvf1yzocvlxri88">
+            <w:hyperlink w:history="1" r:id="rIdupsir4sh-smtexrnrvduw">
               <w:r>
                 <w:rPr>
                   <w:rFonts w:ascii="Arial" w:cs="Arial" w:eastAsia="Arial" w:hAnsi="Arial"/>
@@ -16637,7 +16637,7 @@
             <w:pPr>
               <w:spacing w:after="20" w:before="0"/>
             </w:pPr>
-            <w:hyperlink w:history="1" r:id="rId3g26bmwcgjjmuv-q4vk-u">
+            <w:hyperlink w:history="1" r:id="rIdgkhxqs2dhkrtssg2aq7dc">
               <w:r>
                 <w:rPr>
                   <w:rFonts w:ascii="Arial" w:cs="Arial" w:eastAsia="Arial" w:hAnsi="Arial"/>
@@ -16670,7 +16670,7 @@
               <w:spacing w:after="10" w:before="0"/>
               <w:ind w:left="120"/>
             </w:pPr>
-            <w:hyperlink w:history="1" r:id="rId4oyepvmfekcbw2gxf7crz">
+            <w:hyperlink w:history="1" r:id="rIdzu_whhuhvjrqmdaunzher">
               <w:r>
                 <w:rPr>
                   <w:rFonts w:ascii="Arial" w:cs="Arial" w:eastAsia="Arial" w:hAnsi="Arial"/>
@@ -17182,7 +17182,7 @@
         </w:rPr>
         <w:t xml:space="preserve">© 2026 SeaVuria and ARES. Aligned with KICD objectives. Developed by SeaVuria; technical implementation by ARES (with AI assistance from Claude). Licensed under </w:t>
       </w:r>
-      <w:hyperlink w:history="1" r:id="rIdgdznyqr8uledsllemxt_b">
+      <w:hyperlink w:history="1" r:id="rIdq0rxdlkyfunkhyirtcmxo">
         <w:r>
           <w:rPr>
             <w:rFonts w:ascii="Arial" w:cs="Arial" w:eastAsia="Arial" w:hAnsi="Arial"/>
@@ -17203,7 +17203,7 @@
         </w:rPr>
         <w:t xml:space="preserve"> (</w:t>
       </w:r>
-      <w:hyperlink w:history="1" r:id="rIdek1k6kgljfh75cr-som8a">
+      <w:hyperlink w:history="1" r:id="rIdjhc6ggb2s4azo1unv_bbw">
         <w:r>
           <w:rPr>
             <w:rFonts w:ascii="Arial" w:cs="Arial" w:eastAsia="Arial" w:hAnsi="Arial"/>
@@ -18216,7 +18216,7 @@
             <w:pPr>
               <w:spacing w:after="20" w:before="0"/>
             </w:pPr>
-            <w:hyperlink w:history="1" r:id="rIdjwmqmfml0se2tizpna6rn">
+            <w:hyperlink w:history="1" r:id="rIdgsxoofb3k5k33-bgdxe21">
               <w:r>
                 <w:rPr>
                   <w:rFonts w:ascii="Arial" w:cs="Arial" w:eastAsia="Arial" w:hAnsi="Arial"/>
@@ -18249,7 +18249,7 @@
               <w:spacing w:after="10" w:before="0"/>
               <w:ind w:left="120"/>
             </w:pPr>
-            <w:hyperlink w:history="1" r:id="rId_61nrq4xgzb8w8gj3wurs">
+            <w:hyperlink w:history="1" r:id="rId7qv5j22eassb4gp36s7w1">
               <w:r>
                 <w:rPr>
                   <w:rFonts w:ascii="Arial" w:cs="Arial" w:eastAsia="Arial" w:hAnsi="Arial"/>
@@ -18294,7 +18294,7 @@
             <w:pPr>
               <w:spacing w:after="20" w:before="0"/>
             </w:pPr>
-            <w:hyperlink w:history="1" r:id="rId9wbref1o0tgnb1hn9srbo">
+            <w:hyperlink w:history="1" r:id="rIdjtk20-jqp1istdqorpotl">
               <w:r>
                 <w:rPr>
                   <w:rFonts w:ascii="Arial" w:cs="Arial" w:eastAsia="Arial" w:hAnsi="Arial"/>
@@ -18327,7 +18327,7 @@
               <w:spacing w:after="10" w:before="0"/>
               <w:ind w:left="120"/>
             </w:pPr>
-            <w:hyperlink w:history="1" r:id="rId7pwh_ak2octdlba-kukzm">
+            <w:hyperlink w:history="1" r:id="rIdokj3enypuyrsoxj8iadnf">
               <w:r>
                 <w:rPr>
                   <w:rFonts w:ascii="Arial" w:cs="Arial" w:eastAsia="Arial" w:hAnsi="Arial"/>
@@ -18522,7 +18522,7 @@
             <w:pPr>
               <w:spacing w:after="20" w:before="0"/>
             </w:pPr>
-            <w:hyperlink w:history="1" r:id="rIdjey3sjulop2oefkao8tra">
+            <w:hyperlink w:history="1" r:id="rIdyoesrogs0shg9t5yc9s34">
               <w:r>
                 <w:rPr>
                   <w:rFonts w:ascii="Arial" w:cs="Arial" w:eastAsia="Arial" w:hAnsi="Arial"/>
@@ -18555,7 +18555,7 @@
               <w:spacing w:after="10" w:before="0"/>
               <w:ind w:left="120"/>
             </w:pPr>
-            <w:hyperlink w:history="1" r:id="rId27ctdbfzbglesocmzvpmu">
+            <w:hyperlink w:history="1" r:id="rIdm1xdc7ulefonx6ibsjx8s">
               <w:r>
                 <w:rPr>
                   <w:rFonts w:ascii="Arial" w:cs="Arial" w:eastAsia="Arial" w:hAnsi="Arial"/>
@@ -18600,7 +18600,7 @@
             <w:pPr>
               <w:spacing w:after="20" w:before="0"/>
             </w:pPr>
-            <w:hyperlink w:history="1" r:id="rId4hpk3vbl07enqebwbbfmg">
+            <w:hyperlink w:history="1" r:id="rIdkuioparh5erzmlmcnorqx">
               <w:r>
                 <w:rPr>
                   <w:rFonts w:ascii="Arial" w:cs="Arial" w:eastAsia="Arial" w:hAnsi="Arial"/>
@@ -18633,7 +18633,7 @@
               <w:spacing w:after="10" w:before="0"/>
               <w:ind w:left="120"/>
             </w:pPr>
-            <w:hyperlink w:history="1" r:id="rIdwaxro-6_s4gbhoj3n1f42">
+            <w:hyperlink w:history="1" r:id="rIdqy-7-r8h9ar9k55mpl6ft">
               <w:r>
                 <w:rPr>
                   <w:rFonts w:ascii="Arial" w:cs="Arial" w:eastAsia="Arial" w:hAnsi="Arial"/>
@@ -18828,7 +18828,7 @@
             <w:pPr>
               <w:spacing w:after="20" w:before="0"/>
             </w:pPr>
-            <w:hyperlink w:history="1" r:id="rIdyfrmdmrimeelmp80tf0vy">
+            <w:hyperlink w:history="1" r:id="rIdej3_0ko_daat8zvgglpao">
               <w:r>
                 <w:rPr>
                   <w:rFonts w:ascii="Arial" w:cs="Arial" w:eastAsia="Arial" w:hAnsi="Arial"/>
@@ -18877,7 +18877,7 @@
               <w:spacing w:after="10" w:before="0"/>
               <w:ind w:left="120"/>
             </w:pPr>
-            <w:hyperlink w:history="1" r:id="rIdjyxbscczgdn1p7ikjf79m">
+            <w:hyperlink w:history="1" r:id="rIdxpnia-g4muft7qn2c7lp5">
               <w:r>
                 <w:rPr>
                   <w:rFonts w:ascii="Arial" w:cs="Arial" w:eastAsia="Arial" w:hAnsi="Arial"/>
@@ -18922,7 +18922,7 @@
             <w:pPr>
               <w:spacing w:after="20" w:before="0"/>
             </w:pPr>
-            <w:hyperlink w:history="1" r:id="rIdzw-tklewmqf7ujv1t2ejc">
+            <w:hyperlink w:history="1" r:id="rIda3q1nudv2xnq0y9o4ztxb">
               <w:r>
                 <w:rPr>
                   <w:rFonts w:ascii="Arial" w:cs="Arial" w:eastAsia="Arial" w:hAnsi="Arial"/>
@@ -18971,7 +18971,7 @@
               <w:spacing w:after="10" w:before="0"/>
               <w:ind w:left="120"/>
             </w:pPr>
-            <w:hyperlink w:history="1" r:id="rIdbb7djhsy-t7gn4iwfredm">
+            <w:hyperlink w:history="1" r:id="rIduxtt3legqngezrbi_b3ph">
               <w:r>
                 <w:rPr>
                   <w:rFonts w:ascii="Arial" w:cs="Arial" w:eastAsia="Arial" w:hAnsi="Arial"/>
@@ -19166,7 +19166,7 @@
             <w:pPr>
               <w:spacing w:after="20" w:before="0"/>
             </w:pPr>
-            <w:hyperlink w:history="1" r:id="rIdlwt_zkdcxxbpooi1i-fen">
+            <w:hyperlink w:history="1" r:id="rIdgzlqaapug1hbizju1pfwb">
               <w:r>
                 <w:rPr>
                   <w:rFonts w:ascii="Arial" w:cs="Arial" w:eastAsia="Arial" w:hAnsi="Arial"/>
@@ -19215,7 +19215,7 @@
               <w:spacing w:after="10" w:before="0"/>
               <w:ind w:left="120"/>
             </w:pPr>
-            <w:hyperlink w:history="1" r:id="rIdax5z0jd1weoqc-feqtadk">
+            <w:hyperlink w:history="1" r:id="rIdmjuzzfghrfa8kc3eoab51">
               <w:r>
                 <w:rPr>
                   <w:rFonts w:ascii="Arial" w:cs="Arial" w:eastAsia="Arial" w:hAnsi="Arial"/>
@@ -19260,7 +19260,7 @@
             <w:pPr>
               <w:spacing w:after="20" w:before="0"/>
             </w:pPr>
-            <w:hyperlink w:history="1" r:id="rIdxkskmamf1moxsslnrjyvx">
+            <w:hyperlink w:history="1" r:id="rIdlx0x9nxw9ftmomwdzdxlm">
               <w:r>
                 <w:rPr>
                   <w:rFonts w:ascii="Arial" w:cs="Arial" w:eastAsia="Arial" w:hAnsi="Arial"/>
@@ -19293,7 +19293,7 @@
               <w:spacing w:after="10" w:before="0"/>
               <w:ind w:left="120"/>
             </w:pPr>
-            <w:hyperlink w:history="1" r:id="rIdibzd5wg9gl7j-8ywe2y7e">
+            <w:hyperlink w:history="1" r:id="rIde_kt09ynprilie_jijm9b">
               <w:r>
                 <w:rPr>
                   <w:rFonts w:ascii="Arial" w:cs="Arial" w:eastAsia="Arial" w:hAnsi="Arial"/>
@@ -19488,7 +19488,7 @@
             <w:pPr>
               <w:spacing w:after="20" w:before="0"/>
             </w:pPr>
-            <w:hyperlink w:history="1" r:id="rIdfwauym8vwhdjpt6uu2lyu">
+            <w:hyperlink w:history="1" r:id="rIdb1i_k6f0w4ymjm8_j3hcj">
               <w:r>
                 <w:rPr>
                   <w:rFonts w:ascii="Arial" w:cs="Arial" w:eastAsia="Arial" w:hAnsi="Arial"/>
@@ -19537,7 +19537,7 @@
               <w:spacing w:after="10" w:before="0"/>
               <w:ind w:left="120"/>
             </w:pPr>
-            <w:hyperlink w:history="1" r:id="rIdvhptjxfrh6sssxlo1j3ft">
+            <w:hyperlink w:history="1" r:id="rIdsa8jng5nezil7977sfufv">
               <w:r>
                 <w:rPr>
                   <w:rFonts w:ascii="Arial" w:cs="Arial" w:eastAsia="Arial" w:hAnsi="Arial"/>
@@ -19582,7 +19582,7 @@
             <w:pPr>
               <w:spacing w:after="20" w:before="0"/>
             </w:pPr>
-            <w:hyperlink w:history="1" r:id="rId05xy4eaiyoosbry0vn7_d">
+            <w:hyperlink w:history="1" r:id="rIdydtdn0kjl4vu_ecwtjdvh">
               <w:r>
                 <w:rPr>
                   <w:rFonts w:ascii="Arial" w:cs="Arial" w:eastAsia="Arial" w:hAnsi="Arial"/>
@@ -19615,7 +19615,7 @@
               <w:spacing w:after="10" w:before="0"/>
               <w:ind w:left="120"/>
             </w:pPr>
-            <w:hyperlink w:history="1" r:id="rIdillkwubpcq-7qvkj4d9h-">
+            <w:hyperlink w:history="1" r:id="rIdbmct-l3tiecmc9bqzguuh">
               <w:r>
                 <w:rPr>
                   <w:rFonts w:ascii="Arial" w:cs="Arial" w:eastAsia="Arial" w:hAnsi="Arial"/>
@@ -20127,7 +20127,7 @@
         </w:rPr>
         <w:t xml:space="preserve">© 2026 SeaVuria and ARES. Aligned with KICD objectives. Developed by SeaVuria; technical implementation by ARES (with AI assistance from Claude). Licensed under </w:t>
       </w:r>
-      <w:hyperlink w:history="1" r:id="rIdja818x5-kd2tyxsp3qci8">
+      <w:hyperlink w:history="1" r:id="rIdj54ijrpqcmqtkgt9-gpol">
         <w:r>
           <w:rPr>
             <w:rFonts w:ascii="Arial" w:cs="Arial" w:eastAsia="Arial" w:hAnsi="Arial"/>
@@ -20148,7 +20148,7 @@
         </w:rPr>
         <w:t xml:space="preserve"> (</w:t>
       </w:r>
-      <w:hyperlink w:history="1" r:id="rIdn3sl4f6_3dte0kzgetv74">
+      <w:hyperlink w:history="1" r:id="rIdz21pmglirovsz1xoieqq_">
         <w:r>
           <w:rPr>
             <w:rFonts w:ascii="Arial" w:cs="Arial" w:eastAsia="Arial" w:hAnsi="Arial"/>
@@ -21161,7 +21161,7 @@
             <w:pPr>
               <w:spacing w:after="20" w:before="0"/>
             </w:pPr>
-            <w:hyperlink w:history="1" r:id="rIdybuapidx_xeguyqnyvan9">
+            <w:hyperlink w:history="1" r:id="rIdnd2pzrefckkmwjdblhgb5">
               <w:r>
                 <w:rPr>
                   <w:rFonts w:ascii="Arial" w:cs="Arial" w:eastAsia="Arial" w:hAnsi="Arial"/>
@@ -21210,7 +21210,7 @@
               <w:spacing w:after="10" w:before="0"/>
               <w:ind w:left="120"/>
             </w:pPr>
-            <w:hyperlink w:history="1" r:id="rIdgeq_na_o4xnnno3cqliba">
+            <w:hyperlink w:history="1" r:id="rIdsgiq4gx5nv6rihdm0xgw0">
               <w:r>
                 <w:rPr>
                   <w:rFonts w:ascii="Arial" w:cs="Arial" w:eastAsia="Arial" w:hAnsi="Arial"/>
@@ -21272,7 +21272,7 @@
               <w:spacing w:after="10" w:before="0"/>
               <w:ind w:left="120"/>
             </w:pPr>
-            <w:hyperlink w:history="1" r:id="rIdeyfh88jzm7ytmr28edhmb">
+            <w:hyperlink w:history="1" r:id="rIdkj06ejdqnhndtcphvlost">
               <w:r>
                 <w:rPr>
                   <w:rFonts w:ascii="Arial" w:cs="Arial" w:eastAsia="Arial" w:hAnsi="Arial"/>
@@ -21482,7 +21482,7 @@
             <w:pPr>
               <w:spacing w:after="20" w:before="0"/>
             </w:pPr>
-            <w:hyperlink w:history="1" r:id="rId-8raxb19cspp61vlr6mgm">
+            <w:hyperlink w:history="1" r:id="rIdl--x0vby7lid5a4ocpwgy">
               <w:r>
                 <w:rPr>
                   <w:rFonts w:ascii="Arial" w:cs="Arial" w:eastAsia="Arial" w:hAnsi="Arial"/>
@@ -21531,7 +21531,7 @@
               <w:spacing w:after="10" w:before="0"/>
               <w:ind w:left="120"/>
             </w:pPr>
-            <w:hyperlink w:history="1" r:id="rIdlc9kinw2ppbv8o5pwzmye">
+            <w:hyperlink w:history="1" r:id="rId2rc1yjk6rpng4wsmvxtce">
               <w:r>
                 <w:rPr>
                   <w:rFonts w:ascii="Arial" w:cs="Arial" w:eastAsia="Arial" w:hAnsi="Arial"/>
@@ -21593,7 +21593,7 @@
               <w:spacing w:after="10" w:before="0"/>
               <w:ind w:left="120"/>
             </w:pPr>
-            <w:hyperlink w:history="1" r:id="rIdzbdvprbbejoio6pyvqa-9">
+            <w:hyperlink w:history="1" r:id="rIdxjf4ttkce1lauifergckk">
               <w:r>
                 <w:rPr>
                   <w:rFonts w:ascii="Arial" w:cs="Arial" w:eastAsia="Arial" w:hAnsi="Arial"/>
@@ -21803,7 +21803,7 @@
             <w:pPr>
               <w:spacing w:after="20" w:before="0"/>
             </w:pPr>
-            <w:hyperlink w:history="1" r:id="rIdsk0-32-645_niymnwbcgd">
+            <w:hyperlink w:history="1" r:id="rIdf8mjgddxutxmzpaqh9jei">
               <w:r>
                 <w:rPr>
                   <w:rFonts w:ascii="Arial" w:cs="Arial" w:eastAsia="Arial" w:hAnsi="Arial"/>
@@ -21852,7 +21852,7 @@
               <w:spacing w:after="10" w:before="0"/>
               <w:ind w:left="120"/>
             </w:pPr>
-            <w:hyperlink w:history="1" r:id="rIdu80urr88du44r5bayrqil">
+            <w:hyperlink w:history="1" r:id="rIdykcm3fenh5pbfrmjdfiuu">
               <w:r>
                 <w:rPr>
                   <w:rFonts w:ascii="Arial" w:cs="Arial" w:eastAsia="Arial" w:hAnsi="Arial"/>
@@ -21914,7 +21914,7 @@
               <w:spacing w:after="10" w:before="0"/>
               <w:ind w:left="120"/>
             </w:pPr>
-            <w:hyperlink w:history="1" r:id="rIdxlmkosgzp2nwldyqimo2e">
+            <w:hyperlink w:history="1" r:id="rId6kpn-f3htx2uqnicmxdc8">
               <w:r>
                 <w:rPr>
                   <w:rFonts w:ascii="Arial" w:cs="Arial" w:eastAsia="Arial" w:hAnsi="Arial"/>
@@ -22124,7 +22124,7 @@
             <w:pPr>
               <w:spacing w:after="20" w:before="0"/>
             </w:pPr>
-            <w:hyperlink w:history="1" r:id="rIdghryflvyi38c1g011x50u">
+            <w:hyperlink w:history="1" r:id="rIdtkdcfmvw2gkgghmjxhe2l">
               <w:r>
                 <w:rPr>
                   <w:rFonts w:ascii="Arial" w:cs="Arial" w:eastAsia="Arial" w:hAnsi="Arial"/>
@@ -22173,7 +22173,7 @@
               <w:spacing w:after="10" w:before="0"/>
               <w:ind w:left="120"/>
             </w:pPr>
-            <w:hyperlink w:history="1" r:id="rIdxrvdddr92tyg6msafcxmg">
+            <w:hyperlink w:history="1" r:id="rIdzvu70iauqijaszhvttrm0">
               <w:r>
                 <w:rPr>
                   <w:rFonts w:ascii="Arial" w:cs="Arial" w:eastAsia="Arial" w:hAnsi="Arial"/>
@@ -22235,7 +22235,7 @@
               <w:spacing w:after="10" w:before="0"/>
               <w:ind w:left="120"/>
             </w:pPr>
-            <w:hyperlink w:history="1" r:id="rIdjyykgebyt3jzdiek8gmcz">
+            <w:hyperlink w:history="1" r:id="rIdrutdk33arwgvtuibmr05e">
               <w:r>
                 <w:rPr>
                   <w:rFonts w:ascii="Arial" w:cs="Arial" w:eastAsia="Arial" w:hAnsi="Arial"/>
@@ -22445,7 +22445,7 @@
             <w:pPr>
               <w:spacing w:after="20" w:before="0"/>
             </w:pPr>
-            <w:hyperlink w:history="1" r:id="rIdujstingkelefzkjdmyqcw">
+            <w:hyperlink w:history="1" r:id="rIdw7kwoxwiuk3mdpkqkzifk">
               <w:r>
                 <w:rPr>
                   <w:rFonts w:ascii="Arial" w:cs="Arial" w:eastAsia="Arial" w:hAnsi="Arial"/>
@@ -22494,7 +22494,7 @@
               <w:spacing w:after="10" w:before="0"/>
               <w:ind w:left="120"/>
             </w:pPr>
-            <w:hyperlink w:history="1" r:id="rIdj2rgvarwdhrapnrlm_8yh">
+            <w:hyperlink w:history="1" r:id="rIdfaue6nef8yku2c4p0ftpn">
               <w:r>
                 <w:rPr>
                   <w:rFonts w:ascii="Arial" w:cs="Arial" w:eastAsia="Arial" w:hAnsi="Arial"/>
@@ -22556,7 +22556,7 @@
               <w:spacing w:after="10" w:before="0"/>
               <w:ind w:left="120"/>
             </w:pPr>
-            <w:hyperlink w:history="1" r:id="rIduylvllpiweqirlhgcje6r">
+            <w:hyperlink w:history="1" r:id="rIdsj3mw1c8l5mmeerjbesdn">
               <w:r>
                 <w:rPr>
                   <w:rFonts w:ascii="Arial" w:cs="Arial" w:eastAsia="Arial" w:hAnsi="Arial"/>
@@ -23083,7 +23083,7 @@
         </w:rPr>
         <w:t xml:space="preserve">© 2026 SeaVuria and ARES. Aligned with KICD objectives. Developed by SeaVuria; technical implementation by ARES (with AI assistance from Claude). Licensed under </w:t>
       </w:r>
-      <w:hyperlink w:history="1" r:id="rIdfm0gwd663fqdrohtscm01">
+      <w:hyperlink w:history="1" r:id="rIdeo9ltezj36nrxysl-syo6">
         <w:r>
           <w:rPr>
             <w:rFonts w:ascii="Arial" w:cs="Arial" w:eastAsia="Arial" w:hAnsi="Arial"/>
@@ -23104,7 +23104,7 @@
         </w:rPr>
         <w:t xml:space="preserve"> (</w:t>
       </w:r>
-      <w:hyperlink w:history="1" r:id="rIdomvqyy687ffv-mdtzgd1w">
+      <w:hyperlink w:history="1" r:id="rIdadva20tn_w4qy4pclouu8">
         <w:r>
           <w:rPr>
             <w:rFonts w:ascii="Arial" w:cs="Arial" w:eastAsia="Arial" w:hAnsi="Arial"/>
@@ -24117,7 +24117,7 @@
             <w:pPr>
               <w:spacing w:after="20" w:before="0"/>
             </w:pPr>
-            <w:hyperlink w:history="1" r:id="rId_xjp1ek9c5vmr_fwicqku">
+            <w:hyperlink w:history="1" r:id="rIdx5dnlevumhuvrik6ykcrf">
               <w:r>
                 <w:rPr>
                   <w:rFonts w:ascii="Arial" w:cs="Arial" w:eastAsia="Arial" w:hAnsi="Arial"/>
@@ -24150,7 +24150,7 @@
               <w:spacing w:after="10" w:before="0"/>
               <w:ind w:left="120"/>
             </w:pPr>
-            <w:hyperlink w:history="1" r:id="rIdk9qc0uby6g3n1wdr2i05s">
+            <w:hyperlink w:history="1" r:id="rIdeioctvyyukhvc-ynzpeyu">
               <w:r>
                 <w:rPr>
                   <w:rFonts w:ascii="Arial" w:cs="Arial" w:eastAsia="Arial" w:hAnsi="Arial"/>
@@ -24195,7 +24195,7 @@
             <w:pPr>
               <w:spacing w:after="20" w:before="0"/>
             </w:pPr>
-            <w:hyperlink w:history="1" r:id="rIdggpxfxvpxmef_uvamzdxo">
+            <w:hyperlink w:history="1" r:id="rIdc5zlgmxme8y1vo4pdib61">
               <w:r>
                 <w:rPr>
                   <w:rFonts w:ascii="Arial" w:cs="Arial" w:eastAsia="Arial" w:hAnsi="Arial"/>
@@ -24228,7 +24228,7 @@
               <w:spacing w:after="10" w:before="0"/>
               <w:ind w:left="120"/>
             </w:pPr>
-            <w:hyperlink w:history="1" r:id="rId9hwko8cfrvc-6lm6_m1jy">
+            <w:hyperlink w:history="1" r:id="rIdkjltsj4_ah3bl0d8vf3hj">
               <w:r>
                 <w:rPr>
                   <w:rFonts w:ascii="Arial" w:cs="Arial" w:eastAsia="Arial" w:hAnsi="Arial"/>
@@ -24423,7 +24423,7 @@
             <w:pPr>
               <w:spacing w:after="20" w:before="0"/>
             </w:pPr>
-            <w:hyperlink w:history="1" r:id="rId-yqyo2hpskl5jbgrbkxfc">
+            <w:hyperlink w:history="1" r:id="rIduhek4qqv8lqctpdmsyga1">
               <w:r>
                 <w:rPr>
                   <w:rFonts w:ascii="Arial" w:cs="Arial" w:eastAsia="Arial" w:hAnsi="Arial"/>
@@ -24456,7 +24456,7 @@
               <w:spacing w:after="10" w:before="0"/>
               <w:ind w:left="120"/>
             </w:pPr>
-            <w:hyperlink w:history="1" r:id="rIdso0en_izd4enyruza_-ni">
+            <w:hyperlink w:history="1" r:id="rIdhiqksfvhwqyrxiynfttqw">
               <w:r>
                 <w:rPr>
                   <w:rFonts w:ascii="Arial" w:cs="Arial" w:eastAsia="Arial" w:hAnsi="Arial"/>
@@ -24501,7 +24501,7 @@
             <w:pPr>
               <w:spacing w:after="20" w:before="0"/>
             </w:pPr>
-            <w:hyperlink w:history="1" r:id="rId5xnp3nsrvk-xlytdercli">
+            <w:hyperlink w:history="1" r:id="rId1fni2h-imkplofj-qcweh">
               <w:r>
                 <w:rPr>
                   <w:rFonts w:ascii="Arial" w:cs="Arial" w:eastAsia="Arial" w:hAnsi="Arial"/>
@@ -24534,7 +24534,7 @@
               <w:spacing w:after="10" w:before="0"/>
               <w:ind w:left="120"/>
             </w:pPr>
-            <w:hyperlink w:history="1" r:id="rId9s6mikl8ukmnrew3v1szt">
+            <w:hyperlink w:history="1" r:id="rIdlt3kgdgrcr6wbw0lqtv5w">
               <w:r>
                 <w:rPr>
                   <w:rFonts w:ascii="Arial" w:cs="Arial" w:eastAsia="Arial" w:hAnsi="Arial"/>
@@ -24729,7 +24729,7 @@
             <w:pPr>
               <w:spacing w:after="20" w:before="0"/>
             </w:pPr>
-            <w:hyperlink w:history="1" r:id="rIdqlbqozcnaq0lb7lvjijig">
+            <w:hyperlink w:history="1" r:id="rIdnjb1xa-53k9sitz3bmnen">
               <w:r>
                 <w:rPr>
                   <w:rFonts w:ascii="Arial" w:cs="Arial" w:eastAsia="Arial" w:hAnsi="Arial"/>
@@ -24762,7 +24762,7 @@
               <w:spacing w:after="10" w:before="0"/>
               <w:ind w:left="120"/>
             </w:pPr>
-            <w:hyperlink w:history="1" r:id="rIdyqyb5ymhj3ttyesduiie6">
+            <w:hyperlink w:history="1" r:id="rIdtzxdtfc3sdas8ad1k1scl">
               <w:r>
                 <w:rPr>
                   <w:rFonts w:ascii="Arial" w:cs="Arial" w:eastAsia="Arial" w:hAnsi="Arial"/>
@@ -24807,7 +24807,7 @@
             <w:pPr>
               <w:spacing w:after="20" w:before="0"/>
             </w:pPr>
-            <w:hyperlink w:history="1" r:id="rIdo-evdarqqwatc-ntil4m4">
+            <w:hyperlink w:history="1" r:id="rId0dklrbosgahxym5x47-zg">
               <w:r>
                 <w:rPr>
                   <w:rFonts w:ascii="Arial" w:cs="Arial" w:eastAsia="Arial" w:hAnsi="Arial"/>
@@ -24840,7 +24840,7 @@
               <w:spacing w:after="10" w:before="0"/>
               <w:ind w:left="120"/>
             </w:pPr>
-            <w:hyperlink w:history="1" r:id="rIdqrvou1_lhaiitd-gcetj1">
+            <w:hyperlink w:history="1" r:id="rIdelmi-h2gq_kdgkijaodon">
               <w:r>
                 <w:rPr>
                   <w:rFonts w:ascii="Arial" w:cs="Arial" w:eastAsia="Arial" w:hAnsi="Arial"/>
@@ -25035,7 +25035,7 @@
             <w:pPr>
               <w:spacing w:after="20" w:before="0"/>
             </w:pPr>
-            <w:hyperlink w:history="1" r:id="rIdo7diclt3kmxmcbt7uxzwf">
+            <w:hyperlink w:history="1" r:id="rIdmkdke7tprvxhfriaqbdaj">
               <w:r>
                 <w:rPr>
                   <w:rFonts w:ascii="Arial" w:cs="Arial" w:eastAsia="Arial" w:hAnsi="Arial"/>
@@ -25068,7 +25068,7 @@
               <w:spacing w:after="10" w:before="0"/>
               <w:ind w:left="120"/>
             </w:pPr>
-            <w:hyperlink w:history="1" r:id="rIdebiylablealujo-kzhu5r">
+            <w:hyperlink w:history="1" r:id="rIdbzrvsa1h2hrwosmfnqfvm">
               <w:r>
                 <w:rPr>
                   <w:rFonts w:ascii="Arial" w:cs="Arial" w:eastAsia="Arial" w:hAnsi="Arial"/>
@@ -25113,7 +25113,7 @@
             <w:pPr>
               <w:spacing w:after="20" w:before="0"/>
             </w:pPr>
-            <w:hyperlink w:history="1" r:id="rIdmjjpm9q1g2ioaggbh2fuc">
+            <w:hyperlink w:history="1" r:id="rIdlluo60e4it5vomcnnrqub">
               <w:r>
                 <w:rPr>
                   <w:rFonts w:ascii="Arial" w:cs="Arial" w:eastAsia="Arial" w:hAnsi="Arial"/>
@@ -25146,7 +25146,7 @@
               <w:spacing w:after="10" w:before="0"/>
               <w:ind w:left="120"/>
             </w:pPr>
-            <w:hyperlink w:history="1" r:id="rIdj0w8405dc7ozoqpr0ako0">
+            <w:hyperlink w:history="1" r:id="rIdbwurg7z0iqhu1xu-vp7i7">
               <w:r>
                 <w:rPr>
                   <w:rFonts w:ascii="Arial" w:cs="Arial" w:eastAsia="Arial" w:hAnsi="Arial"/>
@@ -25341,7 +25341,7 @@
             <w:pPr>
               <w:spacing w:after="20" w:before="0"/>
             </w:pPr>
-            <w:hyperlink w:history="1" r:id="rIdopsrcysn1cblpywjdmmk4">
+            <w:hyperlink w:history="1" r:id="rIdeagi_dw5-uprnv-2oyxtx">
               <w:r>
                 <w:rPr>
                   <w:rFonts w:ascii="Arial" w:cs="Arial" w:eastAsia="Arial" w:hAnsi="Arial"/>
@@ -25374,7 +25374,7 @@
               <w:spacing w:after="10" w:before="0"/>
               <w:ind w:left="120"/>
             </w:pPr>
-            <w:hyperlink w:history="1" r:id="rIdcertnbfpngewonruupalc">
+            <w:hyperlink w:history="1" r:id="rIdfmulrpyhnimvtwufroihj">
               <w:r>
                 <w:rPr>
                   <w:rFonts w:ascii="Arial" w:cs="Arial" w:eastAsia="Arial" w:hAnsi="Arial"/>
@@ -25419,7 +25419,7 @@
             <w:pPr>
               <w:spacing w:after="20" w:before="0"/>
             </w:pPr>
-            <w:hyperlink w:history="1" r:id="rIdnkxt9_4wh1cfudlgrjxwl">
+            <w:hyperlink w:history="1" r:id="rIdcix-gofjkvhc2a6nclp5b">
               <w:r>
                 <w:rPr>
                   <w:rFonts w:ascii="Arial" w:cs="Arial" w:eastAsia="Arial" w:hAnsi="Arial"/>
@@ -25452,7 +25452,7 @@
               <w:spacing w:after="10" w:before="0"/>
               <w:ind w:left="120"/>
             </w:pPr>
-            <w:hyperlink w:history="1" r:id="rIdysqd29cgcodarnk_icjxn">
+            <w:hyperlink w:history="1" r:id="rIdj2riyu6gzgzmt_fvmw_xc">
               <w:r>
                 <w:rPr>
                   <w:rFonts w:ascii="Arial" w:cs="Arial" w:eastAsia="Arial" w:hAnsi="Arial"/>
@@ -25964,7 +25964,7 @@
         </w:rPr>
         <w:t xml:space="preserve">© 2026 SeaVuria and ARES. Aligned with KICD objectives. Developed by SeaVuria; technical implementation by ARES (with AI assistance from Claude). Licensed under </w:t>
       </w:r>
-      <w:hyperlink w:history="1" r:id="rIdpl1hjglg3eyexpegyud-z">
+      <w:hyperlink w:history="1" r:id="rIdfg_ppwallnz1tfdxm2x7p">
         <w:r>
           <w:rPr>
             <w:rFonts w:ascii="Arial" w:cs="Arial" w:eastAsia="Arial" w:hAnsi="Arial"/>
@@ -25985,7 +25985,7 @@
         </w:rPr>
         <w:t xml:space="preserve"> (</w:t>
       </w:r>
-      <w:hyperlink w:history="1" r:id="rIdqkgoxstucsduepw5k3ykh">
+      <w:hyperlink w:history="1" r:id="rId58lerd4pqqmlknvmgel7g">
         <w:r>
           <w:rPr>
             <w:rFonts w:ascii="Arial" w:cs="Arial" w:eastAsia="Arial" w:hAnsi="Arial"/>

--- a/data/outputs/v2/Maths/SS2.2_Area_of_Polygons/Mathematics_Area_of_Polygons_CBE_LessonSequence.docx
+++ b/data/outputs/v2/Maths/SS2.2_Area_of_Polygons/Mathematics_Area_of_Polygons_CBE_LessonSequence.docx
@@ -2402,7 +2402,7 @@
         </w:rPr>
         <w:t xml:space="preserve">© 2026 SeaVuria and ARES. This work is licensed under a </w:t>
       </w:r>
-      <w:hyperlink w:history="1" r:id="rIdyih1ttmk71dwhrvb0o_ok">
+      <w:hyperlink w:history="1" r:id="rIdlits2oi1outyzzqxs-8vu">
         <w:r>
           <w:rPr>
             <w:rFonts w:ascii="Arial" w:cs="Arial" w:eastAsia="Arial" w:hAnsi="Arial"/>
@@ -2422,7 +2422,7 @@
         </w:rPr>
         <w:t xml:space="preserve"> (</w:t>
       </w:r>
-      <w:hyperlink w:history="1" r:id="rId2csgbri1xya-rgrixg_6k">
+      <w:hyperlink w:history="1" r:id="rIdyoqisc51y7sovjegczxnw">
         <w:r>
           <w:rPr>
             <w:rFonts w:ascii="Arial" w:cs="Arial" w:eastAsia="Arial" w:hAnsi="Arial"/>
@@ -2442,7 +2442,7 @@
         </w:rPr>
         <w:t xml:space="preserve">). To view a copy of this license, visit </w:t>
       </w:r>
-      <w:hyperlink w:history="1" r:id="rId8ukxhlpvvnuabddcdr02l">
+      <w:hyperlink w:history="1" r:id="rId-ik2qg8si0ssxutl1-d-t">
         <w:r>
           <w:rPr>
             <w:rFonts w:ascii="Arial" w:cs="Arial" w:eastAsia="Arial" w:hAnsi="Arial"/>
@@ -3454,7 +3454,7 @@
             <w:pPr>
               <w:spacing w:after="20" w:before="0"/>
             </w:pPr>
-            <w:hyperlink w:history="1" r:id="rIdwfu1tprrrcy_ajujayvia">
+            <w:hyperlink w:history="1" r:id="rIdxo2idgwcoylhwnchrbqbt">
               <w:r>
                 <w:rPr>
                   <w:rFonts w:ascii="Arial" w:cs="Arial" w:eastAsia="Arial" w:hAnsi="Arial"/>
@@ -3487,7 +3487,7 @@
               <w:spacing w:after="10" w:before="0"/>
               <w:ind w:left="120"/>
             </w:pPr>
-            <w:hyperlink w:history="1" r:id="rIdcpg1f788y6-bwwmfnhejo">
+            <w:hyperlink w:history="1" r:id="rIdesi27hh-fzuwwp96d384l">
               <w:r>
                 <w:rPr>
                   <w:rFonts w:ascii="Arial" w:cs="Arial" w:eastAsia="Arial" w:hAnsi="Arial"/>
@@ -3532,7 +3532,7 @@
             <w:pPr>
               <w:spacing w:after="20" w:before="0"/>
             </w:pPr>
-            <w:hyperlink w:history="1" r:id="rIdyiiurjqfp6p5sl2fr0ve-">
+            <w:hyperlink w:history="1" r:id="rIdqzquohykn6obz0slgefvd">
               <w:r>
                 <w:rPr>
                   <w:rFonts w:ascii="Arial" w:cs="Arial" w:eastAsia="Arial" w:hAnsi="Arial"/>
@@ -3565,7 +3565,7 @@
               <w:spacing w:after="10" w:before="0"/>
               <w:ind w:left="120"/>
             </w:pPr>
-            <w:hyperlink w:history="1" r:id="rIdfurwv0w1cpkxscmelflp1">
+            <w:hyperlink w:history="1" r:id="rIdeqf-xut4a5iuchmv5v2xm">
               <w:r>
                 <w:rPr>
                   <w:rFonts w:ascii="Arial" w:cs="Arial" w:eastAsia="Arial" w:hAnsi="Arial"/>
@@ -3760,7 +3760,7 @@
             <w:pPr>
               <w:spacing w:after="20" w:before="0"/>
             </w:pPr>
-            <w:hyperlink w:history="1" r:id="rIdcx7bcqlrq285lh3w3f8sn">
+            <w:hyperlink w:history="1" r:id="rIdfrer8mfqsiwc2gk-ysan-">
               <w:r>
                 <w:rPr>
                   <w:rFonts w:ascii="Arial" w:cs="Arial" w:eastAsia="Arial" w:hAnsi="Arial"/>
@@ -3793,7 +3793,7 @@
               <w:spacing w:after="10" w:before="0"/>
               <w:ind w:left="120"/>
             </w:pPr>
-            <w:hyperlink w:history="1" r:id="rIdryfb-uyeax5o-ki7rukbe">
+            <w:hyperlink w:history="1" r:id="rId0lbypbgsohy_aykil3rit">
               <w:r>
                 <w:rPr>
                   <w:rFonts w:ascii="Arial" w:cs="Arial" w:eastAsia="Arial" w:hAnsi="Arial"/>
@@ -3838,7 +3838,7 @@
             <w:pPr>
               <w:spacing w:after="20" w:before="0"/>
             </w:pPr>
-            <w:hyperlink w:history="1" r:id="rId0s2mjyurw4m5dmkod_hpz">
+            <w:hyperlink w:history="1" r:id="rIdp_5cfanrfwuawwuullvpp">
               <w:r>
                 <w:rPr>
                   <w:rFonts w:ascii="Arial" w:cs="Arial" w:eastAsia="Arial" w:hAnsi="Arial"/>
@@ -3871,7 +3871,7 @@
               <w:spacing w:after="10" w:before="0"/>
               <w:ind w:left="120"/>
             </w:pPr>
-            <w:hyperlink w:history="1" r:id="rIdurv02rypbxqoju3mb-toj">
+            <w:hyperlink w:history="1" r:id="rIdq5bvuvzulqyl9cxozpb6c">
               <w:r>
                 <w:rPr>
                   <w:rFonts w:ascii="Arial" w:cs="Arial" w:eastAsia="Arial" w:hAnsi="Arial"/>
@@ -4066,7 +4066,7 @@
             <w:pPr>
               <w:spacing w:after="20" w:before="0"/>
             </w:pPr>
-            <w:hyperlink w:history="1" r:id="rId_pkr9g8_syz1swye5ynkf">
+            <w:hyperlink w:history="1" r:id="rIdyphc_-fspubuxzyt4svjc">
               <w:r>
                 <w:rPr>
                   <w:rFonts w:ascii="Arial" w:cs="Arial" w:eastAsia="Arial" w:hAnsi="Arial"/>
@@ -4099,7 +4099,7 @@
               <w:spacing w:after="10" w:before="0"/>
               <w:ind w:left="120"/>
             </w:pPr>
-            <w:hyperlink w:history="1" r:id="rIdsjhm_19pwe3jmm02wtghs">
+            <w:hyperlink w:history="1" r:id="rIdflezbe7p2lcsiexglys9u">
               <w:r>
                 <w:rPr>
                   <w:rFonts w:ascii="Arial" w:cs="Arial" w:eastAsia="Arial" w:hAnsi="Arial"/>
@@ -4144,7 +4144,7 @@
             <w:pPr>
               <w:spacing w:after="20" w:before="0"/>
             </w:pPr>
-            <w:hyperlink w:history="1" r:id="rIdeo8c-_fuqnbn5wqy3bgwj">
+            <w:hyperlink w:history="1" r:id="rId9h7us8ojhhzuvpwcgaxck">
               <w:r>
                 <w:rPr>
                   <w:rFonts w:ascii="Arial" w:cs="Arial" w:eastAsia="Arial" w:hAnsi="Arial"/>
@@ -4177,7 +4177,7 @@
               <w:spacing w:after="10" w:before="0"/>
               <w:ind w:left="120"/>
             </w:pPr>
-            <w:hyperlink w:history="1" r:id="rIdgo9mf8l4qjkpufpubidci">
+            <w:hyperlink w:history="1" r:id="rIdc--juf2bmvkvs5hc8fjdq">
               <w:r>
                 <w:rPr>
                   <w:rFonts w:ascii="Arial" w:cs="Arial" w:eastAsia="Arial" w:hAnsi="Arial"/>
@@ -4372,7 +4372,7 @@
             <w:pPr>
               <w:spacing w:after="20" w:before="0"/>
             </w:pPr>
-            <w:hyperlink w:history="1" r:id="rIdip_zvnzgv0odvtfxzw3w1">
+            <w:hyperlink w:history="1" r:id="rId8hy78je84otpkxs8bnwks">
               <w:r>
                 <w:rPr>
                   <w:rFonts w:ascii="Arial" w:cs="Arial" w:eastAsia="Arial" w:hAnsi="Arial"/>
@@ -4405,7 +4405,7 @@
               <w:spacing w:after="10" w:before="0"/>
               <w:ind w:left="120"/>
             </w:pPr>
-            <w:hyperlink w:history="1" r:id="rIdgjr3b4dzrvddi7xkydcbr">
+            <w:hyperlink w:history="1" r:id="rIdug8za9_78qw8ks2iqspmp">
               <w:r>
                 <w:rPr>
                   <w:rFonts w:ascii="Arial" w:cs="Arial" w:eastAsia="Arial" w:hAnsi="Arial"/>
@@ -4450,7 +4450,7 @@
             <w:pPr>
               <w:spacing w:after="20" w:before="0"/>
             </w:pPr>
-            <w:hyperlink w:history="1" r:id="rIdslkyvugfj8vkdmb06zinb">
+            <w:hyperlink w:history="1" r:id="rIdzcz6jsch6vo8zx7hhqwsu">
               <w:r>
                 <w:rPr>
                   <w:rFonts w:ascii="Arial" w:cs="Arial" w:eastAsia="Arial" w:hAnsi="Arial"/>
@@ -4483,7 +4483,7 @@
               <w:spacing w:after="10" w:before="0"/>
               <w:ind w:left="120"/>
             </w:pPr>
-            <w:hyperlink w:history="1" r:id="rIdaiiebcizhukicvxpuocgl">
+            <w:hyperlink w:history="1" r:id="rIdti-p8ki12t7mbsqbmpxxi">
               <w:r>
                 <w:rPr>
                   <w:rFonts w:ascii="Arial" w:cs="Arial" w:eastAsia="Arial" w:hAnsi="Arial"/>
@@ -4678,7 +4678,7 @@
             <w:pPr>
               <w:spacing w:after="20" w:before="0"/>
             </w:pPr>
-            <w:hyperlink w:history="1" r:id="rIdvrcldovpra76ucutyn6oe">
+            <w:hyperlink w:history="1" r:id="rIdtbekx8lizddcas14wjwgw">
               <w:r>
                 <w:rPr>
                   <w:rFonts w:ascii="Arial" w:cs="Arial" w:eastAsia="Arial" w:hAnsi="Arial"/>
@@ -4727,7 +4727,7 @@
               <w:spacing w:after="10" w:before="0"/>
               <w:ind w:left="120"/>
             </w:pPr>
-            <w:hyperlink w:history="1" r:id="rIdrejtm3ggwmjr7brva7jmk">
+            <w:hyperlink w:history="1" r:id="rIdbohx8xkl6qd7xlmj67x-z">
               <w:r>
                 <w:rPr>
                   <w:rFonts w:ascii="Arial" w:cs="Arial" w:eastAsia="Arial" w:hAnsi="Arial"/>
@@ -4772,7 +4772,7 @@
             <w:pPr>
               <w:spacing w:after="20" w:before="0"/>
             </w:pPr>
-            <w:hyperlink w:history="1" r:id="rIdxg7j2qrqcjshqrfk9l-xb">
+            <w:hyperlink w:history="1" r:id="rIdcnk84ionkyx9oy9kr07l9">
               <w:r>
                 <w:rPr>
                   <w:rFonts w:ascii="Arial" w:cs="Arial" w:eastAsia="Arial" w:hAnsi="Arial"/>
@@ -4805,7 +4805,7 @@
               <w:spacing w:after="10" w:before="0"/>
               <w:ind w:left="120"/>
             </w:pPr>
-            <w:hyperlink w:history="1" r:id="rIdoizva9fmtv3svws36rqna">
+            <w:hyperlink w:history="1" r:id="rIdsyuyd3orknglsitgu9nvc">
               <w:r>
                 <w:rPr>
                   <w:rFonts w:ascii="Arial" w:cs="Arial" w:eastAsia="Arial" w:hAnsi="Arial"/>
@@ -5317,7 +5317,7 @@
         </w:rPr>
         <w:t xml:space="preserve">© 2026 SeaVuria and ARES. Aligned with KICD objectives. Developed by SeaVuria; technical implementation by ARES (with AI assistance from Claude). Licensed under </w:t>
       </w:r>
-      <w:hyperlink w:history="1" r:id="rIdhomknp8gefklmywzoje_r">
+      <w:hyperlink w:history="1" r:id="rIdkt-ldrz4jn8ojcaq4nwrt">
         <w:r>
           <w:rPr>
             <w:rFonts w:ascii="Arial" w:cs="Arial" w:eastAsia="Arial" w:hAnsi="Arial"/>
@@ -5338,7 +5338,7 @@
         </w:rPr>
         <w:t xml:space="preserve"> (</w:t>
       </w:r>
-      <w:hyperlink w:history="1" r:id="rIdddrq1go5himdyrxgaspkd">
+      <w:hyperlink w:history="1" r:id="rId15vpcqmimtsbugubqmegx">
         <w:r>
           <w:rPr>
             <w:rFonts w:ascii="Arial" w:cs="Arial" w:eastAsia="Arial" w:hAnsi="Arial"/>
@@ -6351,7 +6351,7 @@
             <w:pPr>
               <w:spacing w:after="20" w:before="0"/>
             </w:pPr>
-            <w:hyperlink w:history="1" r:id="rIdn5-dfz3ky4b_bqrakklgq">
+            <w:hyperlink w:history="1" r:id="rIdjfcmborklz2rx89-tz9k3">
               <w:r>
                 <w:rPr>
                   <w:rFonts w:ascii="Arial" w:cs="Arial" w:eastAsia="Arial" w:hAnsi="Arial"/>
@@ -6400,7 +6400,7 @@
               <w:spacing w:after="10" w:before="0"/>
               <w:ind w:left="120"/>
             </w:pPr>
-            <w:hyperlink w:history="1" r:id="rIdt5wurjwcbwfdp8cfydrny">
+            <w:hyperlink w:history="1" r:id="rIdtzn6kw8gbg-ye2-0so3px">
               <w:r>
                 <w:rPr>
                   <w:rFonts w:ascii="Arial" w:cs="Arial" w:eastAsia="Arial" w:hAnsi="Arial"/>
@@ -6445,7 +6445,7 @@
             <w:pPr>
               <w:spacing w:after="20" w:before="0"/>
             </w:pPr>
-            <w:hyperlink w:history="1" r:id="rId7io5wxz8b7i35hixawumd">
+            <w:hyperlink w:history="1" r:id="rIdyw65jp5sox7egxx-cfrxj">
               <w:r>
                 <w:rPr>
                   <w:rFonts w:ascii="Arial" w:cs="Arial" w:eastAsia="Arial" w:hAnsi="Arial"/>
@@ -6478,7 +6478,7 @@
               <w:spacing w:after="10" w:before="0"/>
               <w:ind w:left="120"/>
             </w:pPr>
-            <w:hyperlink w:history="1" r:id="rIdjxquun5jrhbv_kpftu-gk">
+            <w:hyperlink w:history="1" r:id="rIdezc8naraprloy7h3mqm9w">
               <w:r>
                 <w:rPr>
                   <w:rFonts w:ascii="Arial" w:cs="Arial" w:eastAsia="Arial" w:hAnsi="Arial"/>
@@ -6673,7 +6673,7 @@
             <w:pPr>
               <w:spacing w:after="20" w:before="0"/>
             </w:pPr>
-            <w:hyperlink w:history="1" r:id="rIdst201dmqv6me3hct4sgij">
+            <w:hyperlink w:history="1" r:id="rId-nfa85oloeontixabtwxf">
               <w:r>
                 <w:rPr>
                   <w:rFonts w:ascii="Arial" w:cs="Arial" w:eastAsia="Arial" w:hAnsi="Arial"/>
@@ -6722,7 +6722,7 @@
               <w:spacing w:after="10" w:before="0"/>
               <w:ind w:left="120"/>
             </w:pPr>
-            <w:hyperlink w:history="1" r:id="rIdhk6l_9spe2xbfojtmnaj6">
+            <w:hyperlink w:history="1" r:id="rIdyhzhgsfqxuyhhed0cephz">
               <w:r>
                 <w:rPr>
                   <w:rFonts w:ascii="Arial" w:cs="Arial" w:eastAsia="Arial" w:hAnsi="Arial"/>
@@ -6767,7 +6767,7 @@
             <w:pPr>
               <w:spacing w:after="20" w:before="0"/>
             </w:pPr>
-            <w:hyperlink w:history="1" r:id="rId4yeneyindyvss8f38-sll">
+            <w:hyperlink w:history="1" r:id="rId1fnd0pqduqjvg9yppsxrn">
               <w:r>
                 <w:rPr>
                   <w:rFonts w:ascii="Arial" w:cs="Arial" w:eastAsia="Arial" w:hAnsi="Arial"/>
@@ -6800,7 +6800,7 @@
               <w:spacing w:after="10" w:before="0"/>
               <w:ind w:left="120"/>
             </w:pPr>
-            <w:hyperlink w:history="1" r:id="rIderrbfbflwijs4jrqojcqw">
+            <w:hyperlink w:history="1" r:id="rIddjb2nqkyixyeaygrn1qpf">
               <w:r>
                 <w:rPr>
                   <w:rFonts w:ascii="Arial" w:cs="Arial" w:eastAsia="Arial" w:hAnsi="Arial"/>
@@ -6995,7 +6995,7 @@
             <w:pPr>
               <w:spacing w:after="20" w:before="0"/>
             </w:pPr>
-            <w:hyperlink w:history="1" r:id="rIdk2dmyntsmhlthfhl6kxyf">
+            <w:hyperlink w:history="1" r:id="rIdxx3zjqcdvpjwm-iybbt0f">
               <w:r>
                 <w:rPr>
                   <w:rFonts w:ascii="Arial" w:cs="Arial" w:eastAsia="Arial" w:hAnsi="Arial"/>
@@ -7044,7 +7044,7 @@
               <w:spacing w:after="10" w:before="0"/>
               <w:ind w:left="120"/>
             </w:pPr>
-            <w:hyperlink w:history="1" r:id="rIdd0il08m7vdtrg0dvs2r6v">
+            <w:hyperlink w:history="1" r:id="rIdlwg0y2yqtqvjmkqg-j1r0">
               <w:r>
                 <w:rPr>
                   <w:rFonts w:ascii="Arial" w:cs="Arial" w:eastAsia="Arial" w:hAnsi="Arial"/>
@@ -7089,7 +7089,7 @@
             <w:pPr>
               <w:spacing w:after="20" w:before="0"/>
             </w:pPr>
-            <w:hyperlink w:history="1" r:id="rIdhp9ykg244tugleeueitvy">
+            <w:hyperlink w:history="1" r:id="rIdgzaz7f7ghmmqi7nytvqqb">
               <w:r>
                 <w:rPr>
                   <w:rFonts w:ascii="Arial" w:cs="Arial" w:eastAsia="Arial" w:hAnsi="Arial"/>
@@ -7122,7 +7122,7 @@
               <w:spacing w:after="10" w:before="0"/>
               <w:ind w:left="120"/>
             </w:pPr>
-            <w:hyperlink w:history="1" r:id="rIdxxq5qwsqzp6umt0c5clso">
+            <w:hyperlink w:history="1" r:id="rIdy2nrunguwldcppxzkbtsi">
               <w:r>
                 <w:rPr>
                   <w:rFonts w:ascii="Arial" w:cs="Arial" w:eastAsia="Arial" w:hAnsi="Arial"/>
@@ -7317,7 +7317,7 @@
             <w:pPr>
               <w:spacing w:after="20" w:before="0"/>
             </w:pPr>
-            <w:hyperlink w:history="1" r:id="rId8drfxhn5l2zf_lejkjcri">
+            <w:hyperlink w:history="1" r:id="rId89ai6pcpo_kihu-3dd2ed">
               <w:r>
                 <w:rPr>
                   <w:rFonts w:ascii="Arial" w:cs="Arial" w:eastAsia="Arial" w:hAnsi="Arial"/>
@@ -7366,7 +7366,7 @@
               <w:spacing w:after="10" w:before="0"/>
               <w:ind w:left="120"/>
             </w:pPr>
-            <w:hyperlink w:history="1" r:id="rIdq3hprqawmyzm_wz3rndpb">
+            <w:hyperlink w:history="1" r:id="rId9rzrzyf3ljaxjz4vokykh">
               <w:r>
                 <w:rPr>
                   <w:rFonts w:ascii="Arial" w:cs="Arial" w:eastAsia="Arial" w:hAnsi="Arial"/>
@@ -7411,7 +7411,7 @@
             <w:pPr>
               <w:spacing w:after="20" w:before="0"/>
             </w:pPr>
-            <w:hyperlink w:history="1" r:id="rIdnkigoe9h3jtwvvpcp3_ow">
+            <w:hyperlink w:history="1" r:id="rIdgduxnf_d9l5tqz2hrxokf">
               <w:r>
                 <w:rPr>
                   <w:rFonts w:ascii="Arial" w:cs="Arial" w:eastAsia="Arial" w:hAnsi="Arial"/>
@@ -7444,7 +7444,7 @@
               <w:spacing w:after="10" w:before="0"/>
               <w:ind w:left="120"/>
             </w:pPr>
-            <w:hyperlink w:history="1" r:id="rIdxfrtee82xbm35kkiqvzzc">
+            <w:hyperlink w:history="1" r:id="rIdvfy2qcvq-njjvhwqd-jsq">
               <w:r>
                 <w:rPr>
                   <w:rFonts w:ascii="Arial" w:cs="Arial" w:eastAsia="Arial" w:hAnsi="Arial"/>
@@ -7639,7 +7639,7 @@
             <w:pPr>
               <w:spacing w:after="20" w:before="0"/>
             </w:pPr>
-            <w:hyperlink w:history="1" r:id="rIdul8tcuomrw4pnntq7pv7c">
+            <w:hyperlink w:history="1" r:id="rIdpro70n4xeyassu3822twh">
               <w:r>
                 <w:rPr>
                   <w:rFonts w:ascii="Arial" w:cs="Arial" w:eastAsia="Arial" w:hAnsi="Arial"/>
@@ -7688,7 +7688,7 @@
               <w:spacing w:after="10" w:before="0"/>
               <w:ind w:left="120"/>
             </w:pPr>
-            <w:hyperlink w:history="1" r:id="rIdclkwnuw7h4mfjlduxd5uy">
+            <w:hyperlink w:history="1" r:id="rIdibklgapn6wtpali1m8cyk">
               <w:r>
                 <w:rPr>
                   <w:rFonts w:ascii="Arial" w:cs="Arial" w:eastAsia="Arial" w:hAnsi="Arial"/>
@@ -7733,7 +7733,7 @@
             <w:pPr>
               <w:spacing w:after="20" w:before="0"/>
             </w:pPr>
-            <w:hyperlink w:history="1" r:id="rIdv7czbfoozmofbz-v9jdkz">
+            <w:hyperlink w:history="1" r:id="rIdimisa96lwnh61_ognbp44">
               <w:r>
                 <w:rPr>
                   <w:rFonts w:ascii="Arial" w:cs="Arial" w:eastAsia="Arial" w:hAnsi="Arial"/>
@@ -7766,7 +7766,7 @@
               <w:spacing w:after="10" w:before="0"/>
               <w:ind w:left="120"/>
             </w:pPr>
-            <w:hyperlink w:history="1" r:id="rIdmn8k2zga4tctsyeaifkl2">
+            <w:hyperlink w:history="1" r:id="rId2u2xurvjyygwgdwr2nd6n">
               <w:r>
                 <w:rPr>
                   <w:rFonts w:ascii="Arial" w:cs="Arial" w:eastAsia="Arial" w:hAnsi="Arial"/>
@@ -8278,7 +8278,7 @@
         </w:rPr>
         <w:t xml:space="preserve">© 2026 SeaVuria and ARES. Aligned with KICD objectives. Developed by SeaVuria; technical implementation by ARES (with AI assistance from Claude). Licensed under </w:t>
       </w:r>
-      <w:hyperlink w:history="1" r:id="rIdlyqgv7gqevpwoxihdsfd2">
+      <w:hyperlink w:history="1" r:id="rIdlwcajjvevpcep0iejd2wq">
         <w:r>
           <w:rPr>
             <w:rFonts w:ascii="Arial" w:cs="Arial" w:eastAsia="Arial" w:hAnsi="Arial"/>
@@ -8299,7 +8299,7 @@
         </w:rPr>
         <w:t xml:space="preserve"> (</w:t>
       </w:r>
-      <w:hyperlink w:history="1" r:id="rIdxd37hejtjs1na_d3pruvf">
+      <w:hyperlink w:history="1" r:id="rIdzitqjvdn1qkvcs8gixpvf">
         <w:r>
           <w:rPr>
             <w:rFonts w:ascii="Arial" w:cs="Arial" w:eastAsia="Arial" w:hAnsi="Arial"/>
@@ -9312,7 +9312,7 @@
             <w:pPr>
               <w:spacing w:after="20" w:before="0"/>
             </w:pPr>
-            <w:hyperlink w:history="1" r:id="rIdfrshua4hug9dsxbd6cwv0">
+            <w:hyperlink w:history="1" r:id="rIdaavqbdfxfmygvjlcdv6qj">
               <w:r>
                 <w:rPr>
                   <w:rFonts w:ascii="Arial" w:cs="Arial" w:eastAsia="Arial" w:hAnsi="Arial"/>
@@ -9361,7 +9361,7 @@
               <w:spacing w:after="10" w:before="0"/>
               <w:ind w:left="120"/>
             </w:pPr>
-            <w:hyperlink w:history="1" r:id="rIdjqicat2qmj7ugl8t1vqay">
+            <w:hyperlink w:history="1" r:id="rIdnsfo3bk4lj7ntt9ieb68s">
               <w:r>
                 <w:rPr>
                   <w:rFonts w:ascii="Arial" w:cs="Arial" w:eastAsia="Arial" w:hAnsi="Arial"/>
@@ -9406,7 +9406,7 @@
             <w:pPr>
               <w:spacing w:after="20" w:before="0"/>
             </w:pPr>
-            <w:hyperlink w:history="1" r:id="rIdt4uz0ib4lkgenkuwmfxfv">
+            <w:hyperlink w:history="1" r:id="rId7ogcjtm_yn-awf0gyhc3p">
               <w:r>
                 <w:rPr>
                   <w:rFonts w:ascii="Arial" w:cs="Arial" w:eastAsia="Arial" w:hAnsi="Arial"/>
@@ -9439,7 +9439,7 @@
               <w:spacing w:after="10" w:before="0"/>
               <w:ind w:left="120"/>
             </w:pPr>
-            <w:hyperlink w:history="1" r:id="rIdiryhk_zf3mhl_evu40pw2">
+            <w:hyperlink w:history="1" r:id="rId_floqsz2ifaaivln-thml">
               <w:r>
                 <w:rPr>
                   <w:rFonts w:ascii="Arial" w:cs="Arial" w:eastAsia="Arial" w:hAnsi="Arial"/>
@@ -9634,7 +9634,7 @@
             <w:pPr>
               <w:spacing w:after="20" w:before="0"/>
             </w:pPr>
-            <w:hyperlink w:history="1" r:id="rIdluob3m1pssewypqgisses">
+            <w:hyperlink w:history="1" r:id="rIdsjctt7845rj52n85dcyhx">
               <w:r>
                 <w:rPr>
                   <w:rFonts w:ascii="Arial" w:cs="Arial" w:eastAsia="Arial" w:hAnsi="Arial"/>
@@ -9683,7 +9683,7 @@
               <w:spacing w:after="10" w:before="0"/>
               <w:ind w:left="120"/>
             </w:pPr>
-            <w:hyperlink w:history="1" r:id="rIdy-fm7bmjzai2yq-c1qyvq">
+            <w:hyperlink w:history="1" r:id="rIdeqbinmfwqvagzh4bkxsw9">
               <w:r>
                 <w:rPr>
                   <w:rFonts w:ascii="Arial" w:cs="Arial" w:eastAsia="Arial" w:hAnsi="Arial"/>
@@ -9728,7 +9728,7 @@
             <w:pPr>
               <w:spacing w:after="20" w:before="0"/>
             </w:pPr>
-            <w:hyperlink w:history="1" r:id="rIdgwq1-aeiqhgymryskark4">
+            <w:hyperlink w:history="1" r:id="rIdj0xusngnuhuyz1vg-y8hl">
               <w:r>
                 <w:rPr>
                   <w:rFonts w:ascii="Arial" w:cs="Arial" w:eastAsia="Arial" w:hAnsi="Arial"/>
@@ -9761,7 +9761,7 @@
               <w:spacing w:after="10" w:before="0"/>
               <w:ind w:left="120"/>
             </w:pPr>
-            <w:hyperlink w:history="1" r:id="rId6hojuubo-scslx-q3gwvq">
+            <w:hyperlink w:history="1" r:id="rIdisd6pntxrhs2quvxxg_py">
               <w:r>
                 <w:rPr>
                   <w:rFonts w:ascii="Arial" w:cs="Arial" w:eastAsia="Arial" w:hAnsi="Arial"/>
@@ -9956,7 +9956,7 @@
             <w:pPr>
               <w:spacing w:after="20" w:before="0"/>
             </w:pPr>
-            <w:hyperlink w:history="1" r:id="rIdmhgzj01sjivs9kr6w8qhh">
+            <w:hyperlink w:history="1" r:id="rIdz37sodzpyichpzu4u51v8">
               <w:r>
                 <w:rPr>
                   <w:rFonts w:ascii="Arial" w:cs="Arial" w:eastAsia="Arial" w:hAnsi="Arial"/>
@@ -10005,7 +10005,7 @@
               <w:spacing w:after="10" w:before="0"/>
               <w:ind w:left="120"/>
             </w:pPr>
-            <w:hyperlink w:history="1" r:id="rIdlxjbdzui88xhztlurpbli">
+            <w:hyperlink w:history="1" r:id="rId2qhxu62ugyq3wgjouyxxo">
               <w:r>
                 <w:rPr>
                   <w:rFonts w:ascii="Arial" w:cs="Arial" w:eastAsia="Arial" w:hAnsi="Arial"/>
@@ -10050,7 +10050,7 @@
             <w:pPr>
               <w:spacing w:after="20" w:before="0"/>
             </w:pPr>
-            <w:hyperlink w:history="1" r:id="rIdgctwhvcgartmw2sk0pzp1">
+            <w:hyperlink w:history="1" r:id="rIdkd25flygw-ikfb_7il_in">
               <w:r>
                 <w:rPr>
                   <w:rFonts w:ascii="Arial" w:cs="Arial" w:eastAsia="Arial" w:hAnsi="Arial"/>
@@ -10083,7 +10083,7 @@
               <w:spacing w:after="10" w:before="0"/>
               <w:ind w:left="120"/>
             </w:pPr>
-            <w:hyperlink w:history="1" r:id="rIdr6nwxw3ddsog2c_4at51k">
+            <w:hyperlink w:history="1" r:id="rIdubmxqashvhshucyxdwnyr">
               <w:r>
                 <w:rPr>
                   <w:rFonts w:ascii="Arial" w:cs="Arial" w:eastAsia="Arial" w:hAnsi="Arial"/>
@@ -10278,7 +10278,7 @@
             <w:pPr>
               <w:spacing w:after="20" w:before="0"/>
             </w:pPr>
-            <w:hyperlink w:history="1" r:id="rId-kophervhfsq2gafsadye">
+            <w:hyperlink w:history="1" r:id="rIdws3cxhjfx6shytnhn6sov">
               <w:r>
                 <w:rPr>
                   <w:rFonts w:ascii="Arial" w:cs="Arial" w:eastAsia="Arial" w:hAnsi="Arial"/>
@@ -10327,7 +10327,7 @@
               <w:spacing w:after="10" w:before="0"/>
               <w:ind w:left="120"/>
             </w:pPr>
-            <w:hyperlink w:history="1" r:id="rIdzuvvtvngnm_gk5mmdqc8b">
+            <w:hyperlink w:history="1" r:id="rIdkmq9stmbmfmi4snhp4ztp">
               <w:r>
                 <w:rPr>
                   <w:rFonts w:ascii="Arial" w:cs="Arial" w:eastAsia="Arial" w:hAnsi="Arial"/>
@@ -10372,7 +10372,7 @@
             <w:pPr>
               <w:spacing w:after="20" w:before="0"/>
             </w:pPr>
-            <w:hyperlink w:history="1" r:id="rIdlkglp39e2y-tq03dldecy">
+            <w:hyperlink w:history="1" r:id="rId8zxzsztl-tzuhcf3hheux">
               <w:r>
                 <w:rPr>
                   <w:rFonts w:ascii="Arial" w:cs="Arial" w:eastAsia="Arial" w:hAnsi="Arial"/>
@@ -10405,7 +10405,7 @@
               <w:spacing w:after="10" w:before="0"/>
               <w:ind w:left="120"/>
             </w:pPr>
-            <w:hyperlink w:history="1" r:id="rIdw6jxtjwb03myrc55wifwd">
+            <w:hyperlink w:history="1" r:id="rIdw2hlmqtdjhdrswdzv8lwj">
               <w:r>
                 <w:rPr>
                   <w:rFonts w:ascii="Arial" w:cs="Arial" w:eastAsia="Arial" w:hAnsi="Arial"/>
@@ -10600,7 +10600,7 @@
             <w:pPr>
               <w:spacing w:after="20" w:before="0"/>
             </w:pPr>
-            <w:hyperlink w:history="1" r:id="rIdfc20dag8k54juqd3gxorh">
+            <w:hyperlink w:history="1" r:id="rIdqtst5-3gmujisz0295qww">
               <w:r>
                 <w:rPr>
                   <w:rFonts w:ascii="Arial" w:cs="Arial" w:eastAsia="Arial" w:hAnsi="Arial"/>
@@ -10649,7 +10649,7 @@
               <w:spacing w:after="10" w:before="0"/>
               <w:ind w:left="120"/>
             </w:pPr>
-            <w:hyperlink w:history="1" r:id="rIdgjpesoo3mq7l8qtpkvjfe">
+            <w:hyperlink w:history="1" r:id="rIddnfn4xqamvtpd8g21oope">
               <w:r>
                 <w:rPr>
                   <w:rFonts w:ascii="Arial" w:cs="Arial" w:eastAsia="Arial" w:hAnsi="Arial"/>
@@ -10694,7 +10694,7 @@
             <w:pPr>
               <w:spacing w:after="20" w:before="0"/>
             </w:pPr>
-            <w:hyperlink w:history="1" r:id="rIdpz0vgma5i-a_mby9c36qa">
+            <w:hyperlink w:history="1" r:id="rIdsxubkkgvrccs6fe8xpqbe">
               <w:r>
                 <w:rPr>
                   <w:rFonts w:ascii="Arial" w:cs="Arial" w:eastAsia="Arial" w:hAnsi="Arial"/>
@@ -10727,7 +10727,7 @@
               <w:spacing w:after="10" w:before="0"/>
               <w:ind w:left="120"/>
             </w:pPr>
-            <w:hyperlink w:history="1" r:id="rId4s3zlh4wqynegtoijiedp">
+            <w:hyperlink w:history="1" r:id="rIdvl0czed9t07d7dcvd1pzx">
               <w:r>
                 <w:rPr>
                   <w:rFonts w:ascii="Arial" w:cs="Arial" w:eastAsia="Arial" w:hAnsi="Arial"/>
@@ -11239,7 +11239,7 @@
         </w:rPr>
         <w:t xml:space="preserve">© 2026 SeaVuria and ARES. Aligned with KICD objectives. Developed by SeaVuria; technical implementation by ARES (with AI assistance from Claude). Licensed under </w:t>
       </w:r>
-      <w:hyperlink w:history="1" r:id="rIdm0omzdhuc8bgq8dhwkh96">
+      <w:hyperlink w:history="1" r:id="rIdy52phr0tehk7-azwzkz3y">
         <w:r>
           <w:rPr>
             <w:rFonts w:ascii="Arial" w:cs="Arial" w:eastAsia="Arial" w:hAnsi="Arial"/>
@@ -11260,7 +11260,7 @@
         </w:rPr>
         <w:t xml:space="preserve"> (</w:t>
       </w:r>
-      <w:hyperlink w:history="1" r:id="rIdj1jtxi48jbtzmbviqhquq">
+      <w:hyperlink w:history="1" r:id="rId_lhha26hunj8dvcuxpodo">
         <w:r>
           <w:rPr>
             <w:rFonts w:ascii="Arial" w:cs="Arial" w:eastAsia="Arial" w:hAnsi="Arial"/>
@@ -12273,7 +12273,7 @@
             <w:pPr>
               <w:spacing w:after="20" w:before="0"/>
             </w:pPr>
-            <w:hyperlink w:history="1" r:id="rIdrei76gejqn1xvzxqjoptr">
+            <w:hyperlink w:history="1" r:id="rIdz07pb4hrcivj2o4wv1cvy">
               <w:r>
                 <w:rPr>
                   <w:rFonts w:ascii="Arial" w:cs="Arial" w:eastAsia="Arial" w:hAnsi="Arial"/>
@@ -12306,7 +12306,7 @@
               <w:spacing w:after="10" w:before="0"/>
               <w:ind w:left="120"/>
             </w:pPr>
-            <w:hyperlink w:history="1" r:id="rIdmrndpnchkhje0kzurdfvr">
+            <w:hyperlink w:history="1" r:id="rIdwgiu50puqqrlujhrw_o7l">
               <w:r>
                 <w:rPr>
                   <w:rFonts w:ascii="Arial" w:cs="Arial" w:eastAsia="Arial" w:hAnsi="Arial"/>
@@ -12351,7 +12351,7 @@
             <w:pPr>
               <w:spacing w:after="20" w:before="0"/>
             </w:pPr>
-            <w:hyperlink w:history="1" r:id="rIdort2qdrkd-okpouj1fjm6">
+            <w:hyperlink w:history="1" r:id="rIdbkvpc1kovnoaoxtbyy4lk">
               <w:r>
                 <w:rPr>
                   <w:rFonts w:ascii="Arial" w:cs="Arial" w:eastAsia="Arial" w:hAnsi="Arial"/>
@@ -12384,7 +12384,7 @@
               <w:spacing w:after="10" w:before="0"/>
               <w:ind w:left="120"/>
             </w:pPr>
-            <w:hyperlink w:history="1" r:id="rId_pmg-tmbz85qouudcrowj">
+            <w:hyperlink w:history="1" r:id="rId5mne43pmhscbaggjb6_et">
               <w:r>
                 <w:rPr>
                   <w:rFonts w:ascii="Arial" w:cs="Arial" w:eastAsia="Arial" w:hAnsi="Arial"/>
@@ -12579,7 +12579,7 @@
             <w:pPr>
               <w:spacing w:after="20" w:before="0"/>
             </w:pPr>
-            <w:hyperlink w:history="1" r:id="rId5xbzqpac9lxg9ufqfhf8q">
+            <w:hyperlink w:history="1" r:id="rId0n50frinif2v-qpsozp3w">
               <w:r>
                 <w:rPr>
                   <w:rFonts w:ascii="Arial" w:cs="Arial" w:eastAsia="Arial" w:hAnsi="Arial"/>
@@ -12612,7 +12612,7 @@
               <w:spacing w:after="10" w:before="0"/>
               <w:ind w:left="120"/>
             </w:pPr>
-            <w:hyperlink w:history="1" r:id="rIdh6pg3xrsoeafqh0otvaey">
+            <w:hyperlink w:history="1" r:id="rIdqzwedr1svr-ubbhz21opw">
               <w:r>
                 <w:rPr>
                   <w:rFonts w:ascii="Arial" w:cs="Arial" w:eastAsia="Arial" w:hAnsi="Arial"/>
@@ -12657,7 +12657,7 @@
             <w:pPr>
               <w:spacing w:after="20" w:before="0"/>
             </w:pPr>
-            <w:hyperlink w:history="1" r:id="rId-cl16l8wdp0yrcmaxnfsd">
+            <w:hyperlink w:history="1" r:id="rIdojxqv8vydjw2dokbhemgj">
               <w:r>
                 <w:rPr>
                   <w:rFonts w:ascii="Arial" w:cs="Arial" w:eastAsia="Arial" w:hAnsi="Arial"/>
@@ -12690,7 +12690,7 @@
               <w:spacing w:after="10" w:before="0"/>
               <w:ind w:left="120"/>
             </w:pPr>
-            <w:hyperlink w:history="1" r:id="rIda2urtcc4dkvb1f-cl0wjd">
+            <w:hyperlink w:history="1" r:id="rIdhrvjgmilh6wkg1n_wtkyb">
               <w:r>
                 <w:rPr>
                   <w:rFonts w:ascii="Arial" w:cs="Arial" w:eastAsia="Arial" w:hAnsi="Arial"/>
@@ -12885,7 +12885,7 @@
             <w:pPr>
               <w:spacing w:after="20" w:before="0"/>
             </w:pPr>
-            <w:hyperlink w:history="1" r:id="rIdftonz_sbnbgiyfupzkq46">
+            <w:hyperlink w:history="1" r:id="rIdx4pr_higikjkyzcumhjkz">
               <w:r>
                 <w:rPr>
                   <w:rFonts w:ascii="Arial" w:cs="Arial" w:eastAsia="Arial" w:hAnsi="Arial"/>
@@ -12918,7 +12918,7 @@
               <w:spacing w:after="10" w:before="0"/>
               <w:ind w:left="120"/>
             </w:pPr>
-            <w:hyperlink w:history="1" r:id="rId-bvwuibn67xljvcdl_ufd">
+            <w:hyperlink w:history="1" r:id="rIdsdgtwubxgbb84f0c6nrc-">
               <w:r>
                 <w:rPr>
                   <w:rFonts w:ascii="Arial" w:cs="Arial" w:eastAsia="Arial" w:hAnsi="Arial"/>
@@ -12963,7 +12963,7 @@
             <w:pPr>
               <w:spacing w:after="20" w:before="0"/>
             </w:pPr>
-            <w:hyperlink w:history="1" r:id="rId6ut5xx9as0yf4y4moxaxn">
+            <w:hyperlink w:history="1" r:id="rIdhuvom-njx1adfmle3unrl">
               <w:r>
                 <w:rPr>
                   <w:rFonts w:ascii="Arial" w:cs="Arial" w:eastAsia="Arial" w:hAnsi="Arial"/>
@@ -12996,7 +12996,7 @@
               <w:spacing w:after="10" w:before="0"/>
               <w:ind w:left="120"/>
             </w:pPr>
-            <w:hyperlink w:history="1" r:id="rId7kelke4zn3ln3cih6mqud">
+            <w:hyperlink w:history="1" r:id="rIdgytpmoj3npdl2l8gzaqq_">
               <w:r>
                 <w:rPr>
                   <w:rFonts w:ascii="Arial" w:cs="Arial" w:eastAsia="Arial" w:hAnsi="Arial"/>
@@ -13191,7 +13191,7 @@
             <w:pPr>
               <w:spacing w:after="20" w:before="0"/>
             </w:pPr>
-            <w:hyperlink w:history="1" r:id="rIdymaz3mgf8rkeaarfdf_dm">
+            <w:hyperlink w:history="1" r:id="rIdfdo_s_zj_lsbpbbgdxmm3">
               <w:r>
                 <w:rPr>
                   <w:rFonts w:ascii="Arial" w:cs="Arial" w:eastAsia="Arial" w:hAnsi="Arial"/>
@@ -13224,7 +13224,7 @@
               <w:spacing w:after="10" w:before="0"/>
               <w:ind w:left="120"/>
             </w:pPr>
-            <w:hyperlink w:history="1" r:id="rIdkiydiprfj9sfusevk4orf">
+            <w:hyperlink w:history="1" r:id="rIdvol1dhu5srt9epw0qao8z">
               <w:r>
                 <w:rPr>
                   <w:rFonts w:ascii="Arial" w:cs="Arial" w:eastAsia="Arial" w:hAnsi="Arial"/>
@@ -13269,7 +13269,7 @@
             <w:pPr>
               <w:spacing w:after="20" w:before="0"/>
             </w:pPr>
-            <w:hyperlink w:history="1" r:id="rIdperxti68esijfwf7l7wf-">
+            <w:hyperlink w:history="1" r:id="rIdy4g0ee-_8rhba7tkxfxs-">
               <w:r>
                 <w:rPr>
                   <w:rFonts w:ascii="Arial" w:cs="Arial" w:eastAsia="Arial" w:hAnsi="Arial"/>
@@ -13302,7 +13302,7 @@
               <w:spacing w:after="10" w:before="0"/>
               <w:ind w:left="120"/>
             </w:pPr>
-            <w:hyperlink w:history="1" r:id="rIdb7wqpc2dptv-3clnlhvpf">
+            <w:hyperlink w:history="1" r:id="rIdghjjpkg_mficch4tercav">
               <w:r>
                 <w:rPr>
                   <w:rFonts w:ascii="Arial" w:cs="Arial" w:eastAsia="Arial" w:hAnsi="Arial"/>
@@ -13497,7 +13497,7 @@
             <w:pPr>
               <w:spacing w:after="20" w:before="0"/>
             </w:pPr>
-            <w:hyperlink w:history="1" r:id="rId2a89i_y3fsvq-y7zpo_gm">
+            <w:hyperlink w:history="1" r:id="rId8owpbs7soaoqjlc-vqnv4">
               <w:r>
                 <w:rPr>
                   <w:rFonts w:ascii="Arial" w:cs="Arial" w:eastAsia="Arial" w:hAnsi="Arial"/>
@@ -13530,7 +13530,7 @@
               <w:spacing w:after="10" w:before="0"/>
               <w:ind w:left="120"/>
             </w:pPr>
-            <w:hyperlink w:history="1" r:id="rIduq2fipmowgqjbqtwnibi5">
+            <w:hyperlink w:history="1" r:id="rIdwpnynkzwi_nzx6u2k4hsw">
               <w:r>
                 <w:rPr>
                   <w:rFonts w:ascii="Arial" w:cs="Arial" w:eastAsia="Arial" w:hAnsi="Arial"/>
@@ -13575,7 +13575,7 @@
             <w:pPr>
               <w:spacing w:after="20" w:before="0"/>
             </w:pPr>
-            <w:hyperlink w:history="1" r:id="rIdgmei6wbhugr6vx_gqnfao">
+            <w:hyperlink w:history="1" r:id="rId4geh8lfmvwjnfpyfnonn7">
               <w:r>
                 <w:rPr>
                   <w:rFonts w:ascii="Arial" w:cs="Arial" w:eastAsia="Arial" w:hAnsi="Arial"/>
@@ -13608,7 +13608,7 @@
               <w:spacing w:after="10" w:before="0"/>
               <w:ind w:left="120"/>
             </w:pPr>
-            <w:hyperlink w:history="1" r:id="rId8efhakhaubmbw2zwvoxur">
+            <w:hyperlink w:history="1" r:id="rIdjjnuocqxqfqcm7proiw8q">
               <w:r>
                 <w:rPr>
                   <w:rFonts w:ascii="Arial" w:cs="Arial" w:eastAsia="Arial" w:hAnsi="Arial"/>
@@ -14253,7 +14253,7 @@
         </w:rPr>
         <w:t xml:space="preserve">© 2026 SeaVuria and ARES. Aligned with KICD objectives. Developed by SeaVuria; technical implementation by ARES (with AI assistance from Claude). Licensed under </w:t>
       </w:r>
-      <w:hyperlink w:history="1" r:id="rIdcgkf9duc2a5rvrzoz-sbh">
+      <w:hyperlink w:history="1" r:id="rIdcxrjzun6jm8wu-chuqb_o">
         <w:r>
           <w:rPr>
             <w:rFonts w:ascii="Arial" w:cs="Arial" w:eastAsia="Arial" w:hAnsi="Arial"/>
@@ -14274,7 +14274,7 @@
         </w:rPr>
         <w:t xml:space="preserve"> (</w:t>
       </w:r>
-      <w:hyperlink w:history="1" r:id="rIdxvlydkxrhu4ezpsxkix4e">
+      <w:hyperlink w:history="1" r:id="rIdlijzxb5my8s08kvvsiot_">
         <w:r>
           <w:rPr>
             <w:rFonts w:ascii="Arial" w:cs="Arial" w:eastAsia="Arial" w:hAnsi="Arial"/>
@@ -15287,7 +15287,7 @@
             <w:pPr>
               <w:spacing w:after="20" w:before="0"/>
             </w:pPr>
-            <w:hyperlink w:history="1" r:id="rIdeeqgee-xqvgzf1rp9vk0g">
+            <w:hyperlink w:history="1" r:id="rIdspisvy68nknc3tdt_1ogq">
               <w:r>
                 <w:rPr>
                   <w:rFonts w:ascii="Arial" w:cs="Arial" w:eastAsia="Arial" w:hAnsi="Arial"/>
@@ -15320,7 +15320,7 @@
               <w:spacing w:after="10" w:before="0"/>
               <w:ind w:left="120"/>
             </w:pPr>
-            <w:hyperlink w:history="1" r:id="rIdp12tbp2nw_iihbspluosn">
+            <w:hyperlink w:history="1" r:id="rIdomzmxl-cxe_bl69a6i2bq">
               <w:r>
                 <w:rPr>
                   <w:rFonts w:ascii="Arial" w:cs="Arial" w:eastAsia="Arial" w:hAnsi="Arial"/>
@@ -15365,7 +15365,7 @@
             <w:pPr>
               <w:spacing w:after="20" w:before="0"/>
             </w:pPr>
-            <w:hyperlink w:history="1" r:id="rIddl2jgxsynocqbbyjcanh2">
+            <w:hyperlink w:history="1" r:id="rIdnf02mizygwmr_4clcxvrn">
               <w:r>
                 <w:rPr>
                   <w:rFonts w:ascii="Arial" w:cs="Arial" w:eastAsia="Arial" w:hAnsi="Arial"/>
@@ -15398,7 +15398,7 @@
               <w:spacing w:after="10" w:before="0"/>
               <w:ind w:left="120"/>
             </w:pPr>
-            <w:hyperlink w:history="1" r:id="rIdre3jlov0fo4xkm_f0lyaa">
+            <w:hyperlink w:history="1" r:id="rIdmt9khvj5yqk0wzv9_25eg">
               <w:r>
                 <w:rPr>
                   <w:rFonts w:ascii="Arial" w:cs="Arial" w:eastAsia="Arial" w:hAnsi="Arial"/>
@@ -15593,7 +15593,7 @@
             <w:pPr>
               <w:spacing w:after="20" w:before="0"/>
             </w:pPr>
-            <w:hyperlink w:history="1" r:id="rIdycceplgz2atchpmrnft1h">
+            <w:hyperlink w:history="1" r:id="rIdjyhjs2oms1foftgu3vhem">
               <w:r>
                 <w:rPr>
                   <w:rFonts w:ascii="Arial" w:cs="Arial" w:eastAsia="Arial" w:hAnsi="Arial"/>
@@ -15626,7 +15626,7 @@
               <w:spacing w:after="10" w:before="0"/>
               <w:ind w:left="120"/>
             </w:pPr>
-            <w:hyperlink w:history="1" r:id="rIdldm7ysn7xvk9mokppau9q">
+            <w:hyperlink w:history="1" r:id="rIdusrwaavgve2627d8wiebb">
               <w:r>
                 <w:rPr>
                   <w:rFonts w:ascii="Arial" w:cs="Arial" w:eastAsia="Arial" w:hAnsi="Arial"/>
@@ -15671,7 +15671,7 @@
             <w:pPr>
               <w:spacing w:after="20" w:before="0"/>
             </w:pPr>
-            <w:hyperlink w:history="1" r:id="rIdzwaisfydcfwnfpgavxhhx">
+            <w:hyperlink w:history="1" r:id="rIdh7nrwxxkxlu49zwfhutzc">
               <w:r>
                 <w:rPr>
                   <w:rFonts w:ascii="Arial" w:cs="Arial" w:eastAsia="Arial" w:hAnsi="Arial"/>
@@ -15704,7 +15704,7 @@
               <w:spacing w:after="10" w:before="0"/>
               <w:ind w:left="120"/>
             </w:pPr>
-            <w:hyperlink w:history="1" r:id="rId2ncpl-dt9tmrkkglj2wb9">
+            <w:hyperlink w:history="1" r:id="rIdjvypdgacwiak17j8bcrvq">
               <w:r>
                 <w:rPr>
                   <w:rFonts w:ascii="Arial" w:cs="Arial" w:eastAsia="Arial" w:hAnsi="Arial"/>
@@ -15899,7 +15899,7 @@
             <w:pPr>
               <w:spacing w:after="20" w:before="0"/>
             </w:pPr>
-            <w:hyperlink w:history="1" r:id="rIdaj0umaplnehk-qfqhfvzl">
+            <w:hyperlink w:history="1" r:id="rIdkhas68lj3fhpydw28m1os">
               <w:r>
                 <w:rPr>
                   <w:rFonts w:ascii="Arial" w:cs="Arial" w:eastAsia="Arial" w:hAnsi="Arial"/>
@@ -15948,7 +15948,7 @@
               <w:spacing w:after="10" w:before="0"/>
               <w:ind w:left="120"/>
             </w:pPr>
-            <w:hyperlink w:history="1" r:id="rIdii8_-iq_mndejzs_ke72z">
+            <w:hyperlink w:history="1" r:id="rIderzpjwywlrerkrmseb7vf">
               <w:r>
                 <w:rPr>
                   <w:rFonts w:ascii="Arial" w:cs="Arial" w:eastAsia="Arial" w:hAnsi="Arial"/>
@@ -15993,7 +15993,7 @@
             <w:pPr>
               <w:spacing w:after="20" w:before="0"/>
             </w:pPr>
-            <w:hyperlink w:history="1" r:id="rIdv4vfm_hxe3yez7sxhuthr">
+            <w:hyperlink w:history="1" r:id="rIdpzjgzunb2uybcscrvki0o">
               <w:r>
                 <w:rPr>
                   <w:rFonts w:ascii="Arial" w:cs="Arial" w:eastAsia="Arial" w:hAnsi="Arial"/>
@@ -16026,7 +16026,7 @@
               <w:spacing w:after="10" w:before="0"/>
               <w:ind w:left="120"/>
             </w:pPr>
-            <w:hyperlink w:history="1" r:id="rIdighueadj8otuaog9ubhaq">
+            <w:hyperlink w:history="1" r:id="rIdfphe4etu_qgxf8647dvcl">
               <w:r>
                 <w:rPr>
                   <w:rFonts w:ascii="Arial" w:cs="Arial" w:eastAsia="Arial" w:hAnsi="Arial"/>
@@ -16221,7 +16221,7 @@
             <w:pPr>
               <w:spacing w:after="20" w:before="0"/>
             </w:pPr>
-            <w:hyperlink w:history="1" r:id="rId068nvruwy_t2b11srl16y">
+            <w:hyperlink w:history="1" r:id="rId0z93zdlgk-87aceahgxnk">
               <w:r>
                 <w:rPr>
                   <w:rFonts w:ascii="Arial" w:cs="Arial" w:eastAsia="Arial" w:hAnsi="Arial"/>
@@ -16270,7 +16270,7 @@
               <w:spacing w:after="10" w:before="0"/>
               <w:ind w:left="120"/>
             </w:pPr>
-            <w:hyperlink w:history="1" r:id="rIdq4fji5n5prxqu3vteewz3">
+            <w:hyperlink w:history="1" r:id="rId974uaxedbsk4f2oz-w0r3">
               <w:r>
                 <w:rPr>
                   <w:rFonts w:ascii="Arial" w:cs="Arial" w:eastAsia="Arial" w:hAnsi="Arial"/>
@@ -16315,7 +16315,7 @@
             <w:pPr>
               <w:spacing w:after="20" w:before="0"/>
             </w:pPr>
-            <w:hyperlink w:history="1" r:id="rIdo1odwptua09xcuhmspjd7">
+            <w:hyperlink w:history="1" r:id="rIdxnmq71glstxuvtjxrcyop">
               <w:r>
                 <w:rPr>
                   <w:rFonts w:ascii="Arial" w:cs="Arial" w:eastAsia="Arial" w:hAnsi="Arial"/>
@@ -16348,7 +16348,7 @@
               <w:spacing w:after="10" w:before="0"/>
               <w:ind w:left="120"/>
             </w:pPr>
-            <w:hyperlink w:history="1" r:id="rIdjoz3vuwcdjhlhfnhdkojq">
+            <w:hyperlink w:history="1" r:id="rIdzjlz2thqkzl8urhopjmn8">
               <w:r>
                 <w:rPr>
                   <w:rFonts w:ascii="Arial" w:cs="Arial" w:eastAsia="Arial" w:hAnsi="Arial"/>
@@ -16543,7 +16543,7 @@
             <w:pPr>
               <w:spacing w:after="20" w:before="0"/>
             </w:pPr>
-            <w:hyperlink w:history="1" r:id="rIdiind6myct-nu57p9prrgo">
+            <w:hyperlink w:history="1" r:id="rIdwgdrawdf-wvh0y84trmbn">
               <w:r>
                 <w:rPr>
                   <w:rFonts w:ascii="Arial" w:cs="Arial" w:eastAsia="Arial" w:hAnsi="Arial"/>
@@ -16592,7 +16592,7 @@
               <w:spacing w:after="10" w:before="0"/>
               <w:ind w:left="120"/>
             </w:pPr>
-            <w:hyperlink w:history="1" r:id="rIdupsir4sh-smtexrnrvduw">
+            <w:hyperlink w:history="1" r:id="rIdq1rptvhd6mvgc5m0wruic">
               <w:r>
                 <w:rPr>
                   <w:rFonts w:ascii="Arial" w:cs="Arial" w:eastAsia="Arial" w:hAnsi="Arial"/>
@@ -16637,7 +16637,7 @@
             <w:pPr>
               <w:spacing w:after="20" w:before="0"/>
             </w:pPr>
-            <w:hyperlink w:history="1" r:id="rIdgkhxqs2dhkrtssg2aq7dc">
+            <w:hyperlink w:history="1" r:id="rIdv5nhoqrxv2klxx7yxhfhs">
               <w:r>
                 <w:rPr>
                   <w:rFonts w:ascii="Arial" w:cs="Arial" w:eastAsia="Arial" w:hAnsi="Arial"/>
@@ -16670,7 +16670,7 @@
               <w:spacing w:after="10" w:before="0"/>
               <w:ind w:left="120"/>
             </w:pPr>
-            <w:hyperlink w:history="1" r:id="rIdzu_whhuhvjrqmdaunzher">
+            <w:hyperlink w:history="1" r:id="rIdj7q3teaecnodd8fc3v3v1">
               <w:r>
                 <w:rPr>
                   <w:rFonts w:ascii="Arial" w:cs="Arial" w:eastAsia="Arial" w:hAnsi="Arial"/>
@@ -17182,7 +17182,7 @@
         </w:rPr>
         <w:t xml:space="preserve">© 2026 SeaVuria and ARES. Aligned with KICD objectives. Developed by SeaVuria; technical implementation by ARES (with AI assistance from Claude). Licensed under </w:t>
       </w:r>
-      <w:hyperlink w:history="1" r:id="rIdq0rxdlkyfunkhyirtcmxo">
+      <w:hyperlink w:history="1" r:id="rIdxllfymtkhvcagn_p9pogx">
         <w:r>
           <w:rPr>
             <w:rFonts w:ascii="Arial" w:cs="Arial" w:eastAsia="Arial" w:hAnsi="Arial"/>
@@ -17203,7 +17203,7 @@
         </w:rPr>
         <w:t xml:space="preserve"> (</w:t>
       </w:r>
-      <w:hyperlink w:history="1" r:id="rIdjhc6ggb2s4azo1unv_bbw">
+      <w:hyperlink w:history="1" r:id="rIdhavzztfdxp33_acbhyaw2">
         <w:r>
           <w:rPr>
             <w:rFonts w:ascii="Arial" w:cs="Arial" w:eastAsia="Arial" w:hAnsi="Arial"/>
@@ -18216,7 +18216,7 @@
             <w:pPr>
               <w:spacing w:after="20" w:before="0"/>
             </w:pPr>
-            <w:hyperlink w:history="1" r:id="rIdgsxoofb3k5k33-bgdxe21">
+            <w:hyperlink w:history="1" r:id="rIdkudkn2gl0txg37mhewvoa">
               <w:r>
                 <w:rPr>
                   <w:rFonts w:ascii="Arial" w:cs="Arial" w:eastAsia="Arial" w:hAnsi="Arial"/>
@@ -18249,7 +18249,7 @@
               <w:spacing w:after="10" w:before="0"/>
               <w:ind w:left="120"/>
             </w:pPr>
-            <w:hyperlink w:history="1" r:id="rId7qv5j22eassb4gp36s7w1">
+            <w:hyperlink w:history="1" r:id="rIdud0uslv_8swzrgrkybbfw">
               <w:r>
                 <w:rPr>
                   <w:rFonts w:ascii="Arial" w:cs="Arial" w:eastAsia="Arial" w:hAnsi="Arial"/>
@@ -18294,7 +18294,7 @@
             <w:pPr>
               <w:spacing w:after="20" w:before="0"/>
             </w:pPr>
-            <w:hyperlink w:history="1" r:id="rIdjtk20-jqp1istdqorpotl">
+            <w:hyperlink w:history="1" r:id="rIdx0st1umvng-d_ba0sreii">
               <w:r>
                 <w:rPr>
                   <w:rFonts w:ascii="Arial" w:cs="Arial" w:eastAsia="Arial" w:hAnsi="Arial"/>
@@ -18327,7 +18327,7 @@
               <w:spacing w:after="10" w:before="0"/>
               <w:ind w:left="120"/>
             </w:pPr>
-            <w:hyperlink w:history="1" r:id="rIdokj3enypuyrsoxj8iadnf">
+            <w:hyperlink w:history="1" r:id="rIdye-oxzamuq7bffgwr08fc">
               <w:r>
                 <w:rPr>
                   <w:rFonts w:ascii="Arial" w:cs="Arial" w:eastAsia="Arial" w:hAnsi="Arial"/>
@@ -18522,7 +18522,7 @@
             <w:pPr>
               <w:spacing w:after="20" w:before="0"/>
             </w:pPr>
-            <w:hyperlink w:history="1" r:id="rIdyoesrogs0shg9t5yc9s34">
+            <w:hyperlink w:history="1" r:id="rIdlb5z941xwvicd-ogjak4n">
               <w:r>
                 <w:rPr>
                   <w:rFonts w:ascii="Arial" w:cs="Arial" w:eastAsia="Arial" w:hAnsi="Arial"/>
@@ -18555,7 +18555,7 @@
               <w:spacing w:after="10" w:before="0"/>
               <w:ind w:left="120"/>
             </w:pPr>
-            <w:hyperlink w:history="1" r:id="rIdm1xdc7ulefonx6ibsjx8s">
+            <w:hyperlink w:history="1" r:id="rIdfixheptiwk_xao5sdndlp">
               <w:r>
                 <w:rPr>
                   <w:rFonts w:ascii="Arial" w:cs="Arial" w:eastAsia="Arial" w:hAnsi="Arial"/>
@@ -18600,7 +18600,7 @@
             <w:pPr>
               <w:spacing w:after="20" w:before="0"/>
             </w:pPr>
-            <w:hyperlink w:history="1" r:id="rIdkuioparh5erzmlmcnorqx">
+            <w:hyperlink w:history="1" r:id="rIdwsyefaijn2jm37umlo8s0">
               <w:r>
                 <w:rPr>
                   <w:rFonts w:ascii="Arial" w:cs="Arial" w:eastAsia="Arial" w:hAnsi="Arial"/>
@@ -18633,7 +18633,7 @@
               <w:spacing w:after="10" w:before="0"/>
               <w:ind w:left="120"/>
             </w:pPr>
-            <w:hyperlink w:history="1" r:id="rIdqy-7-r8h9ar9k55mpl6ft">
+            <w:hyperlink w:history="1" r:id="rIdtb7yb_sdssbtm9mj8nbr9">
               <w:r>
                 <w:rPr>
                   <w:rFonts w:ascii="Arial" w:cs="Arial" w:eastAsia="Arial" w:hAnsi="Arial"/>
@@ -18828,7 +18828,7 @@
             <w:pPr>
               <w:spacing w:after="20" w:before="0"/>
             </w:pPr>
-            <w:hyperlink w:history="1" r:id="rIdej3_0ko_daat8zvgglpao">
+            <w:hyperlink w:history="1" r:id="rIdajsjaxib9nyuvyobmf-3a">
               <w:r>
                 <w:rPr>
                   <w:rFonts w:ascii="Arial" w:cs="Arial" w:eastAsia="Arial" w:hAnsi="Arial"/>
@@ -18877,7 +18877,7 @@
               <w:spacing w:after="10" w:before="0"/>
               <w:ind w:left="120"/>
             </w:pPr>
-            <w:hyperlink w:history="1" r:id="rIdxpnia-g4muft7qn2c7lp5">
+            <w:hyperlink w:history="1" r:id="rIdbsoalrg7vtrwmkhlszejd">
               <w:r>
                 <w:rPr>
                   <w:rFonts w:ascii="Arial" w:cs="Arial" w:eastAsia="Arial" w:hAnsi="Arial"/>
@@ -18922,7 +18922,7 @@
             <w:pPr>
               <w:spacing w:after="20" w:before="0"/>
             </w:pPr>
-            <w:hyperlink w:history="1" r:id="rIda3q1nudv2xnq0y9o4ztxb">
+            <w:hyperlink w:history="1" r:id="rIdti1y6zhv7l7ocr3_2ituz">
               <w:r>
                 <w:rPr>
                   <w:rFonts w:ascii="Arial" w:cs="Arial" w:eastAsia="Arial" w:hAnsi="Arial"/>
@@ -18971,7 +18971,7 @@
               <w:spacing w:after="10" w:before="0"/>
               <w:ind w:left="120"/>
             </w:pPr>
-            <w:hyperlink w:history="1" r:id="rIduxtt3legqngezrbi_b3ph">
+            <w:hyperlink w:history="1" r:id="rIdrfo9q-us_eul_x_a53nr3">
               <w:r>
                 <w:rPr>
                   <w:rFonts w:ascii="Arial" w:cs="Arial" w:eastAsia="Arial" w:hAnsi="Arial"/>
@@ -19166,7 +19166,7 @@
             <w:pPr>
               <w:spacing w:after="20" w:before="0"/>
             </w:pPr>
-            <w:hyperlink w:history="1" r:id="rIdgzlqaapug1hbizju1pfwb">
+            <w:hyperlink w:history="1" r:id="rIdfendh7ctbiajyqldohmly">
               <w:r>
                 <w:rPr>
                   <w:rFonts w:ascii="Arial" w:cs="Arial" w:eastAsia="Arial" w:hAnsi="Arial"/>
@@ -19215,7 +19215,7 @@
               <w:spacing w:after="10" w:before="0"/>
               <w:ind w:left="120"/>
             </w:pPr>
-            <w:hyperlink w:history="1" r:id="rIdmjuzzfghrfa8kc3eoab51">
+            <w:hyperlink w:history="1" r:id="rIdftb6e84qg0umlp_tp4dzx">
               <w:r>
                 <w:rPr>
                   <w:rFonts w:ascii="Arial" w:cs="Arial" w:eastAsia="Arial" w:hAnsi="Arial"/>
@@ -19260,7 +19260,7 @@
             <w:pPr>
               <w:spacing w:after="20" w:before="0"/>
             </w:pPr>
-            <w:hyperlink w:history="1" r:id="rIdlx0x9nxw9ftmomwdzdxlm">
+            <w:hyperlink w:history="1" r:id="rId9grj9f9scban2_9crzeag">
               <w:r>
                 <w:rPr>
                   <w:rFonts w:ascii="Arial" w:cs="Arial" w:eastAsia="Arial" w:hAnsi="Arial"/>
@@ -19293,7 +19293,7 @@
               <w:spacing w:after="10" w:before="0"/>
               <w:ind w:left="120"/>
             </w:pPr>
-            <w:hyperlink w:history="1" r:id="rIde_kt09ynprilie_jijm9b">
+            <w:hyperlink w:history="1" r:id="rId6n45wy7oss6ws0vhzqqhe">
               <w:r>
                 <w:rPr>
                   <w:rFonts w:ascii="Arial" w:cs="Arial" w:eastAsia="Arial" w:hAnsi="Arial"/>
@@ -19488,7 +19488,7 @@
             <w:pPr>
               <w:spacing w:after="20" w:before="0"/>
             </w:pPr>
-            <w:hyperlink w:history="1" r:id="rIdb1i_k6f0w4ymjm8_j3hcj">
+            <w:hyperlink w:history="1" r:id="rIdmpusasot6esjk8ucutxnc">
               <w:r>
                 <w:rPr>
                   <w:rFonts w:ascii="Arial" w:cs="Arial" w:eastAsia="Arial" w:hAnsi="Arial"/>
@@ -19537,7 +19537,7 @@
               <w:spacing w:after="10" w:before="0"/>
               <w:ind w:left="120"/>
             </w:pPr>
-            <w:hyperlink w:history="1" r:id="rIdsa8jng5nezil7977sfufv">
+            <w:hyperlink w:history="1" r:id="rId-qnwdpadevdtkbu_ebstx">
               <w:r>
                 <w:rPr>
                   <w:rFonts w:ascii="Arial" w:cs="Arial" w:eastAsia="Arial" w:hAnsi="Arial"/>
@@ -19582,7 +19582,7 @@
             <w:pPr>
               <w:spacing w:after="20" w:before="0"/>
             </w:pPr>
-            <w:hyperlink w:history="1" r:id="rIdydtdn0kjl4vu_ecwtjdvh">
+            <w:hyperlink w:history="1" r:id="rIdflmyjxsnd9lpwbletcdtn">
               <w:r>
                 <w:rPr>
                   <w:rFonts w:ascii="Arial" w:cs="Arial" w:eastAsia="Arial" w:hAnsi="Arial"/>
@@ -19615,7 +19615,7 @@
               <w:spacing w:after="10" w:before="0"/>
               <w:ind w:left="120"/>
             </w:pPr>
-            <w:hyperlink w:history="1" r:id="rIdbmct-l3tiecmc9bqzguuh">
+            <w:hyperlink w:history="1" r:id="rIdfbaaiaq9amplpvez2sdpo">
               <w:r>
                 <w:rPr>
                   <w:rFonts w:ascii="Arial" w:cs="Arial" w:eastAsia="Arial" w:hAnsi="Arial"/>
@@ -20127,7 +20127,7 @@
         </w:rPr>
         <w:t xml:space="preserve">© 2026 SeaVuria and ARES. Aligned with KICD objectives. Developed by SeaVuria; technical implementation by ARES (with AI assistance from Claude). Licensed under </w:t>
       </w:r>
-      <w:hyperlink w:history="1" r:id="rIdj54ijrpqcmqtkgt9-gpol">
+      <w:hyperlink w:history="1" r:id="rIdu_e4jcf8nlvkfpeccwppj">
         <w:r>
           <w:rPr>
             <w:rFonts w:ascii="Arial" w:cs="Arial" w:eastAsia="Arial" w:hAnsi="Arial"/>
@@ -20148,7 +20148,7 @@
         </w:rPr>
         <w:t xml:space="preserve"> (</w:t>
       </w:r>
-      <w:hyperlink w:history="1" r:id="rIdz21pmglirovsz1xoieqq_">
+      <w:hyperlink w:history="1" r:id="rIdgmdeby9n4dihvq9legng7">
         <w:r>
           <w:rPr>
             <w:rFonts w:ascii="Arial" w:cs="Arial" w:eastAsia="Arial" w:hAnsi="Arial"/>
@@ -21161,7 +21161,7 @@
             <w:pPr>
               <w:spacing w:after="20" w:before="0"/>
             </w:pPr>
-            <w:hyperlink w:history="1" r:id="rIdnd2pzrefckkmwjdblhgb5">
+            <w:hyperlink w:history="1" r:id="rId91pp46xzohaslgsh_mwn8">
               <w:r>
                 <w:rPr>
                   <w:rFonts w:ascii="Arial" w:cs="Arial" w:eastAsia="Arial" w:hAnsi="Arial"/>
@@ -21210,7 +21210,7 @@
               <w:spacing w:after="10" w:before="0"/>
               <w:ind w:left="120"/>
             </w:pPr>
-            <w:hyperlink w:history="1" r:id="rIdsgiq4gx5nv6rihdm0xgw0">
+            <w:hyperlink w:history="1" r:id="rIdkj361zxy9mgw91qeotjti">
               <w:r>
                 <w:rPr>
                   <w:rFonts w:ascii="Arial" w:cs="Arial" w:eastAsia="Arial" w:hAnsi="Arial"/>
@@ -21272,7 +21272,7 @@
               <w:spacing w:after="10" w:before="0"/>
               <w:ind w:left="120"/>
             </w:pPr>
-            <w:hyperlink w:history="1" r:id="rIdkj06ejdqnhndtcphvlost">
+            <w:hyperlink w:history="1" r:id="rIdaz8_jqkxynp2c7yypyghj">
               <w:r>
                 <w:rPr>
                   <w:rFonts w:ascii="Arial" w:cs="Arial" w:eastAsia="Arial" w:hAnsi="Arial"/>
@@ -21482,7 +21482,7 @@
             <w:pPr>
               <w:spacing w:after="20" w:before="0"/>
             </w:pPr>
-            <w:hyperlink w:history="1" r:id="rIdl--x0vby7lid5a4ocpwgy">
+            <w:hyperlink w:history="1" r:id="rIddxrc0zo9krdj25xdt-ckj">
               <w:r>
                 <w:rPr>
                   <w:rFonts w:ascii="Arial" w:cs="Arial" w:eastAsia="Arial" w:hAnsi="Arial"/>
@@ -21531,7 +21531,7 @@
               <w:spacing w:after="10" w:before="0"/>
               <w:ind w:left="120"/>
             </w:pPr>
-            <w:hyperlink w:history="1" r:id="rId2rc1yjk6rpng4wsmvxtce">
+            <w:hyperlink w:history="1" r:id="rIdvon8kl3krxyiurlvarmau">
               <w:r>
                 <w:rPr>
                   <w:rFonts w:ascii="Arial" w:cs="Arial" w:eastAsia="Arial" w:hAnsi="Arial"/>
@@ -21593,7 +21593,7 @@
               <w:spacing w:after="10" w:before="0"/>
               <w:ind w:left="120"/>
             </w:pPr>
-            <w:hyperlink w:history="1" r:id="rIdxjf4ttkce1lauifergckk">
+            <w:hyperlink w:history="1" r:id="rIdkw2nfbxoayzzcxmj1liqo">
               <w:r>
                 <w:rPr>
                   <w:rFonts w:ascii="Arial" w:cs="Arial" w:eastAsia="Arial" w:hAnsi="Arial"/>
@@ -21803,7 +21803,7 @@
             <w:pPr>
               <w:spacing w:after="20" w:before="0"/>
             </w:pPr>
-            <w:hyperlink w:history="1" r:id="rIdf8mjgddxutxmzpaqh9jei">
+            <w:hyperlink w:history="1" r:id="rIduq6y4mu8jbw8pr92-fwb1">
               <w:r>
                 <w:rPr>
                   <w:rFonts w:ascii="Arial" w:cs="Arial" w:eastAsia="Arial" w:hAnsi="Arial"/>
@@ -21852,7 +21852,7 @@
               <w:spacing w:after="10" w:before="0"/>
               <w:ind w:left="120"/>
             </w:pPr>
-            <w:hyperlink w:history="1" r:id="rIdykcm3fenh5pbfrmjdfiuu">
+            <w:hyperlink w:history="1" r:id="rIdzaevbkltry1lrqv-puc91">
               <w:r>
                 <w:rPr>
                   <w:rFonts w:ascii="Arial" w:cs="Arial" w:eastAsia="Arial" w:hAnsi="Arial"/>
@@ -21914,7 +21914,7 @@
               <w:spacing w:after="10" w:before="0"/>
               <w:ind w:left="120"/>
             </w:pPr>
-            <w:hyperlink w:history="1" r:id="rId6kpn-f3htx2uqnicmxdc8">
+            <w:hyperlink w:history="1" r:id="rIdvn8vqhpmojll8qdgou0yl">
               <w:r>
                 <w:rPr>
                   <w:rFonts w:ascii="Arial" w:cs="Arial" w:eastAsia="Arial" w:hAnsi="Arial"/>
@@ -22124,7 +22124,7 @@
             <w:pPr>
               <w:spacing w:after="20" w:before="0"/>
             </w:pPr>
-            <w:hyperlink w:history="1" r:id="rIdtkdcfmvw2gkgghmjxhe2l">
+            <w:hyperlink w:history="1" r:id="rIdyg3przarihl23ohz-ylua">
               <w:r>
                 <w:rPr>
                   <w:rFonts w:ascii="Arial" w:cs="Arial" w:eastAsia="Arial" w:hAnsi="Arial"/>
@@ -22173,7 +22173,7 @@
               <w:spacing w:after="10" w:before="0"/>
               <w:ind w:left="120"/>
             </w:pPr>
-            <w:hyperlink w:history="1" r:id="rIdzvu70iauqijaszhvttrm0">
+            <w:hyperlink w:history="1" r:id="rIdtptlmk1zbhlsts9fev17g">
               <w:r>
                 <w:rPr>
                   <w:rFonts w:ascii="Arial" w:cs="Arial" w:eastAsia="Arial" w:hAnsi="Arial"/>
@@ -22235,7 +22235,7 @@
               <w:spacing w:after="10" w:before="0"/>
               <w:ind w:left="120"/>
             </w:pPr>
-            <w:hyperlink w:history="1" r:id="rIdrutdk33arwgvtuibmr05e">
+            <w:hyperlink w:history="1" r:id="rIdbfwqrzjeq7gkrtw3ek1gn">
               <w:r>
                 <w:rPr>
                   <w:rFonts w:ascii="Arial" w:cs="Arial" w:eastAsia="Arial" w:hAnsi="Arial"/>
@@ -22445,7 +22445,7 @@
             <w:pPr>
               <w:spacing w:after="20" w:before="0"/>
             </w:pPr>
-            <w:hyperlink w:history="1" r:id="rIdw7kwoxwiuk3mdpkqkzifk">
+            <w:hyperlink w:history="1" r:id="rIdg6syyyqxzcaygbgzl2_-u">
               <w:r>
                 <w:rPr>
                   <w:rFonts w:ascii="Arial" w:cs="Arial" w:eastAsia="Arial" w:hAnsi="Arial"/>
@@ -22494,7 +22494,7 @@
               <w:spacing w:after="10" w:before="0"/>
               <w:ind w:left="120"/>
             </w:pPr>
-            <w:hyperlink w:history="1" r:id="rIdfaue6nef8yku2c4p0ftpn">
+            <w:hyperlink w:history="1" r:id="rIdnjjr0pvzvnku4pv8sq-s_">
               <w:r>
                 <w:rPr>
                   <w:rFonts w:ascii="Arial" w:cs="Arial" w:eastAsia="Arial" w:hAnsi="Arial"/>
@@ -22556,7 +22556,7 @@
               <w:spacing w:after="10" w:before="0"/>
               <w:ind w:left="120"/>
             </w:pPr>
-            <w:hyperlink w:history="1" r:id="rIdsj3mw1c8l5mmeerjbesdn">
+            <w:hyperlink w:history="1" r:id="rIdyjb-hxtzx3_ugsbpyraxb">
               <w:r>
                 <w:rPr>
                   <w:rFonts w:ascii="Arial" w:cs="Arial" w:eastAsia="Arial" w:hAnsi="Arial"/>
@@ -23083,7 +23083,7 @@
         </w:rPr>
         <w:t xml:space="preserve">© 2026 SeaVuria and ARES. Aligned with KICD objectives. Developed by SeaVuria; technical implementation by ARES (with AI assistance from Claude). Licensed under </w:t>
       </w:r>
-      <w:hyperlink w:history="1" r:id="rIdeo9ltezj36nrxysl-syo6">
+      <w:hyperlink w:history="1" r:id="rIdhgdrc7rlrgzussmuofiww">
         <w:r>
           <w:rPr>
             <w:rFonts w:ascii="Arial" w:cs="Arial" w:eastAsia="Arial" w:hAnsi="Arial"/>
@@ -23104,7 +23104,7 @@
         </w:rPr>
         <w:t xml:space="preserve"> (</w:t>
       </w:r>
-      <w:hyperlink w:history="1" r:id="rIdadva20tn_w4qy4pclouu8">
+      <w:hyperlink w:history="1" r:id="rIdj73jkji5xnnbqenralphy">
         <w:r>
           <w:rPr>
             <w:rFonts w:ascii="Arial" w:cs="Arial" w:eastAsia="Arial" w:hAnsi="Arial"/>
@@ -24117,7 +24117,7 @@
             <w:pPr>
               <w:spacing w:after="20" w:before="0"/>
             </w:pPr>
-            <w:hyperlink w:history="1" r:id="rIdx5dnlevumhuvrik6ykcrf">
+            <w:hyperlink w:history="1" r:id="rIdiqm8krf8xyrbcdn_oxath">
               <w:r>
                 <w:rPr>
                   <w:rFonts w:ascii="Arial" w:cs="Arial" w:eastAsia="Arial" w:hAnsi="Arial"/>
@@ -24150,7 +24150,7 @@
               <w:spacing w:after="10" w:before="0"/>
               <w:ind w:left="120"/>
             </w:pPr>
-            <w:hyperlink w:history="1" r:id="rIdeioctvyyukhvc-ynzpeyu">
+            <w:hyperlink w:history="1" r:id="rIdqnod2q7qgjzs4pyuuqvxx">
               <w:r>
                 <w:rPr>
                   <w:rFonts w:ascii="Arial" w:cs="Arial" w:eastAsia="Arial" w:hAnsi="Arial"/>
@@ -24195,7 +24195,7 @@
             <w:pPr>
               <w:spacing w:after="20" w:before="0"/>
             </w:pPr>
-            <w:hyperlink w:history="1" r:id="rIdc5zlgmxme8y1vo4pdib61">
+            <w:hyperlink w:history="1" r:id="rIdielxaevxm1ithqai8iftl">
               <w:r>
                 <w:rPr>
                   <w:rFonts w:ascii="Arial" w:cs="Arial" w:eastAsia="Arial" w:hAnsi="Arial"/>
@@ -24228,7 +24228,7 @@
               <w:spacing w:after="10" w:before="0"/>
               <w:ind w:left="120"/>
             </w:pPr>
-            <w:hyperlink w:history="1" r:id="rIdkjltsj4_ah3bl0d8vf3hj">
+            <w:hyperlink w:history="1" r:id="rIdvpptgg50plefhdhr-cd9-">
               <w:r>
                 <w:rPr>
                   <w:rFonts w:ascii="Arial" w:cs="Arial" w:eastAsia="Arial" w:hAnsi="Arial"/>
@@ -24423,7 +24423,7 @@
             <w:pPr>
               <w:spacing w:after="20" w:before="0"/>
             </w:pPr>
-            <w:hyperlink w:history="1" r:id="rIduhek4qqv8lqctpdmsyga1">
+            <w:hyperlink w:history="1" r:id="rId6e0s1kv2b69xejlh3sclc">
               <w:r>
                 <w:rPr>
                   <w:rFonts w:ascii="Arial" w:cs="Arial" w:eastAsia="Arial" w:hAnsi="Arial"/>
@@ -24456,7 +24456,7 @@
               <w:spacing w:after="10" w:before="0"/>
               <w:ind w:left="120"/>
             </w:pPr>
-            <w:hyperlink w:history="1" r:id="rIdhiqksfvhwqyrxiynfttqw">
+            <w:hyperlink w:history="1" r:id="rIdqbjvcsmez5mm6nhcics40">
               <w:r>
                 <w:rPr>
                   <w:rFonts w:ascii="Arial" w:cs="Arial" w:eastAsia="Arial" w:hAnsi="Arial"/>
@@ -24501,7 +24501,7 @@
             <w:pPr>
               <w:spacing w:after="20" w:before="0"/>
             </w:pPr>
-            <w:hyperlink w:history="1" r:id="rId1fni2h-imkplofj-qcweh">
+            <w:hyperlink w:history="1" r:id="rIdwgb94c8xdfuw3aqwmjuup">
               <w:r>
                 <w:rPr>
                   <w:rFonts w:ascii="Arial" w:cs="Arial" w:eastAsia="Arial" w:hAnsi="Arial"/>
@@ -24534,7 +24534,7 @@
               <w:spacing w:after="10" w:before="0"/>
               <w:ind w:left="120"/>
             </w:pPr>
-            <w:hyperlink w:history="1" r:id="rIdlt3kgdgrcr6wbw0lqtv5w">
+            <w:hyperlink w:history="1" r:id="rId1jhe5evx0gpd2j4ojfln2">
               <w:r>
                 <w:rPr>
                   <w:rFonts w:ascii="Arial" w:cs="Arial" w:eastAsia="Arial" w:hAnsi="Arial"/>
@@ -24729,7 +24729,7 @@
             <w:pPr>
               <w:spacing w:after="20" w:before="0"/>
             </w:pPr>
-            <w:hyperlink w:history="1" r:id="rIdnjb1xa-53k9sitz3bmnen">
+            <w:hyperlink w:history="1" r:id="rIdqjvm10e9okn8lyi6rae9x">
               <w:r>
                 <w:rPr>
                   <w:rFonts w:ascii="Arial" w:cs="Arial" w:eastAsia="Arial" w:hAnsi="Arial"/>
@@ -24762,7 +24762,7 @@
               <w:spacing w:after="10" w:before="0"/>
               <w:ind w:left="120"/>
             </w:pPr>
-            <w:hyperlink w:history="1" r:id="rIdtzxdtfc3sdas8ad1k1scl">
+            <w:hyperlink w:history="1" r:id="rIdcr-eiq5wm6davbphwhqvk">
               <w:r>
                 <w:rPr>
                   <w:rFonts w:ascii="Arial" w:cs="Arial" w:eastAsia="Arial" w:hAnsi="Arial"/>
@@ -24807,7 +24807,7 @@
             <w:pPr>
               <w:spacing w:after="20" w:before="0"/>
             </w:pPr>
-            <w:hyperlink w:history="1" r:id="rId0dklrbosgahxym5x47-zg">
+            <w:hyperlink w:history="1" r:id="rIdczaiasvrwjor7i76mtgki">
               <w:r>
                 <w:rPr>
                   <w:rFonts w:ascii="Arial" w:cs="Arial" w:eastAsia="Arial" w:hAnsi="Arial"/>
@@ -24840,7 +24840,7 @@
               <w:spacing w:after="10" w:before="0"/>
               <w:ind w:left="120"/>
             </w:pPr>
-            <w:hyperlink w:history="1" r:id="rIdelmi-h2gq_kdgkijaodon">
+            <w:hyperlink w:history="1" r:id="rIdguckmn8ez26h22bd3oizd">
               <w:r>
                 <w:rPr>
                   <w:rFonts w:ascii="Arial" w:cs="Arial" w:eastAsia="Arial" w:hAnsi="Arial"/>
@@ -25035,7 +25035,7 @@
             <w:pPr>
               <w:spacing w:after="20" w:before="0"/>
             </w:pPr>
-            <w:hyperlink w:history="1" r:id="rIdmkdke7tprvxhfriaqbdaj">
+            <w:hyperlink w:history="1" r:id="rId6nwa2f3nfqmhsplshtjxu">
               <w:r>
                 <w:rPr>
                   <w:rFonts w:ascii="Arial" w:cs="Arial" w:eastAsia="Arial" w:hAnsi="Arial"/>
@@ -25068,7 +25068,7 @@
               <w:spacing w:after="10" w:before="0"/>
               <w:ind w:left="120"/>
             </w:pPr>
-            <w:hyperlink w:history="1" r:id="rIdbzrvsa1h2hrwosmfnqfvm">
+            <w:hyperlink w:history="1" r:id="rIddvkfzkdgyxp6cyzjfmk41">
               <w:r>
                 <w:rPr>
                   <w:rFonts w:ascii="Arial" w:cs="Arial" w:eastAsia="Arial" w:hAnsi="Arial"/>
@@ -25113,7 +25113,7 @@
             <w:pPr>
               <w:spacing w:after="20" w:before="0"/>
             </w:pPr>
-            <w:hyperlink w:history="1" r:id="rIdlluo60e4it5vomcnnrqub">
+            <w:hyperlink w:history="1" r:id="rIdhkphzkkf4wlcgsu72r-ac">
               <w:r>
                 <w:rPr>
                   <w:rFonts w:ascii="Arial" w:cs="Arial" w:eastAsia="Arial" w:hAnsi="Arial"/>
@@ -25146,7 +25146,7 @@
               <w:spacing w:after="10" w:before="0"/>
               <w:ind w:left="120"/>
             </w:pPr>
-            <w:hyperlink w:history="1" r:id="rIdbwurg7z0iqhu1xu-vp7i7">
+            <w:hyperlink w:history="1" r:id="rIdeaq67vx8cin9db_crh9dv">
               <w:r>
                 <w:rPr>
                   <w:rFonts w:ascii="Arial" w:cs="Arial" w:eastAsia="Arial" w:hAnsi="Arial"/>
@@ -25341,7 +25341,7 @@
             <w:pPr>
               <w:spacing w:after="20" w:before="0"/>
             </w:pPr>
-            <w:hyperlink w:history="1" r:id="rIdeagi_dw5-uprnv-2oyxtx">
+            <w:hyperlink w:history="1" r:id="rIdv_-zfbj_adq87wzoiiupz">
               <w:r>
                 <w:rPr>
                   <w:rFonts w:ascii="Arial" w:cs="Arial" w:eastAsia="Arial" w:hAnsi="Arial"/>
@@ -25374,7 +25374,7 @@
               <w:spacing w:after="10" w:before="0"/>
               <w:ind w:left="120"/>
             </w:pPr>
-            <w:hyperlink w:history="1" r:id="rIdfmulrpyhnimvtwufroihj">
+            <w:hyperlink w:history="1" r:id="rIdfud2olejpvmg69d5outpn">
               <w:r>
                 <w:rPr>
                   <w:rFonts w:ascii="Arial" w:cs="Arial" w:eastAsia="Arial" w:hAnsi="Arial"/>
@@ -25419,7 +25419,7 @@
             <w:pPr>
               <w:spacing w:after="20" w:before="0"/>
             </w:pPr>
-            <w:hyperlink w:history="1" r:id="rIdcix-gofjkvhc2a6nclp5b">
+            <w:hyperlink w:history="1" r:id="rIdzryl_qqgvk0txxte58nen">
               <w:r>
                 <w:rPr>
                   <w:rFonts w:ascii="Arial" w:cs="Arial" w:eastAsia="Arial" w:hAnsi="Arial"/>
@@ -25452,7 +25452,7 @@
               <w:spacing w:after="10" w:before="0"/>
               <w:ind w:left="120"/>
             </w:pPr>
-            <w:hyperlink w:history="1" r:id="rIdj2riyu6gzgzmt_fvmw_xc">
+            <w:hyperlink w:history="1" r:id="rIdiv8aundryno3hy5eehad8">
               <w:r>
                 <w:rPr>
                   <w:rFonts w:ascii="Arial" w:cs="Arial" w:eastAsia="Arial" w:hAnsi="Arial"/>
@@ -25964,7 +25964,7 @@
         </w:rPr>
         <w:t xml:space="preserve">© 2026 SeaVuria and ARES. Aligned with KICD objectives. Developed by SeaVuria; technical implementation by ARES (with AI assistance from Claude). Licensed under </w:t>
       </w:r>
-      <w:hyperlink w:history="1" r:id="rIdfg_ppwallnz1tfdxm2x7p">
+      <w:hyperlink w:history="1" r:id="rIdfcwvugvedss-mbabxr-jc">
         <w:r>
           <w:rPr>
             <w:rFonts w:ascii="Arial" w:cs="Arial" w:eastAsia="Arial" w:hAnsi="Arial"/>
@@ -25985,7 +25985,7 @@
         </w:rPr>
         <w:t xml:space="preserve"> (</w:t>
       </w:r>
-      <w:hyperlink w:history="1" r:id="rId58lerd4pqqmlknvmgel7g">
+      <w:hyperlink w:history="1" r:id="rIduokemcz4l9tpuzlrsfdif">
         <w:r>
           <w:rPr>
             <w:rFonts w:ascii="Arial" w:cs="Arial" w:eastAsia="Arial" w:hAnsi="Arial"/>

--- a/data/outputs/v2/Maths/SS2.2_Area_of_Polygons/Mathematics_Area_of_Polygons_CBE_LessonSequence.docx
+++ b/data/outputs/v2/Maths/SS2.2_Area_of_Polygons/Mathematics_Area_of_Polygons_CBE_LessonSequence.docx
@@ -4,6 +4,7 @@
   <w:body>
     <w:p>
       <w:pPr>
+        <w:keepNext w:val="false"/>
         <w:spacing w:after="30" w:before="0"/>
         <w:jc w:val="center"/>
       </w:pPr>
@@ -23,6 +24,7 @@
     </w:p>
     <w:p>
       <w:pPr>
+        <w:keepNext w:val="false"/>
         <w:spacing w:after="60" w:before="0"/>
         <w:jc w:val="center"/>
       </w:pPr>
@@ -81,6 +83,7 @@
           </w:tcPr>
           <w:p>
             <w:pPr>
+              <w:keepNext w:val="false"/>
               <w:spacing w:after="40" w:before="0"/>
               <w:jc w:val="center"/>
             </w:pPr>
@@ -115,6 +118,7 @@
           </w:tcPr>
           <w:p>
             <w:pPr>
+              <w:keepNext w:val="false"/>
               <w:spacing w:after="40" w:before="0"/>
               <w:jc w:val="left"/>
             </w:pPr>
@@ -147,6 +151,7 @@
           </w:tcPr>
           <w:p>
             <w:pPr>
+              <w:keepNext w:val="false"/>
               <w:spacing w:after="40" w:before="0"/>
               <w:jc w:val="left"/>
             </w:pPr>
@@ -181,6 +186,7 @@
           </w:tcPr>
           <w:p>
             <w:pPr>
+              <w:keepNext w:val="false"/>
               <w:spacing w:after="40" w:before="0"/>
               <w:jc w:val="left"/>
             </w:pPr>
@@ -213,6 +219,7 @@
           </w:tcPr>
           <w:p>
             <w:pPr>
+              <w:keepNext w:val="false"/>
               <w:spacing w:after="40" w:before="0"/>
               <w:jc w:val="left"/>
             </w:pPr>
@@ -247,6 +254,7 @@
           </w:tcPr>
           <w:p>
             <w:pPr>
+              <w:keepNext w:val="false"/>
               <w:spacing w:after="40" w:before="0"/>
               <w:jc w:val="left"/>
             </w:pPr>
@@ -279,6 +287,7 @@
           </w:tcPr>
           <w:p>
             <w:pPr>
+              <w:keepNext w:val="false"/>
               <w:spacing w:after="40" w:before="0"/>
               <w:jc w:val="left"/>
             </w:pPr>
@@ -313,6 +322,7 @@
           </w:tcPr>
           <w:p>
             <w:pPr>
+              <w:keepNext w:val="false"/>
               <w:spacing w:after="40" w:before="0"/>
               <w:jc w:val="left"/>
             </w:pPr>
@@ -345,6 +355,7 @@
           </w:tcPr>
           <w:p>
             <w:pPr>
+              <w:keepNext w:val="false"/>
               <w:spacing w:after="40" w:before="0"/>
               <w:jc w:val="left"/>
             </w:pPr>
@@ -379,6 +390,7 @@
           </w:tcPr>
           <w:p>
             <w:pPr>
+              <w:keepNext w:val="false"/>
               <w:spacing w:after="40" w:before="0"/>
               <w:jc w:val="left"/>
             </w:pPr>
@@ -411,6 +423,7 @@
           </w:tcPr>
           <w:p>
             <w:pPr>
+              <w:keepNext w:val="false"/>
               <w:spacing w:after="40" w:before="0"/>
               <w:jc w:val="left"/>
             </w:pPr>
@@ -445,6 +458,7 @@
           </w:tcPr>
           <w:p>
             <w:pPr>
+              <w:keepNext w:val="false"/>
               <w:spacing w:after="40" w:before="0"/>
               <w:jc w:val="left"/>
             </w:pPr>
@@ -652,6 +666,7 @@
           </w:tcPr>
           <w:p>
             <w:pPr>
+              <w:keepNext w:val="false"/>
               <w:spacing w:after="40" w:before="0"/>
               <w:jc w:val="left"/>
             </w:pPr>
@@ -684,6 +699,7 @@
           </w:tcPr>
           <w:p>
             <w:pPr>
+              <w:keepNext w:val="false"/>
               <w:spacing w:after="40" w:before="0"/>
               <w:jc w:val="left"/>
             </w:pPr>
@@ -703,6 +719,7 @@
           </w:p>
           <w:p>
             <w:pPr>
+              <w:keepNext w:val="false"/>
               <w:spacing w:after="40" w:before="0"/>
               <w:jc w:val="left"/>
             </w:pPr>
@@ -722,6 +739,7 @@
           </w:p>
           <w:p>
             <w:pPr>
+              <w:keepNext w:val="false"/>
               <w:spacing w:after="40" w:before="0"/>
               <w:jc w:val="left"/>
             </w:pPr>
@@ -741,6 +759,7 @@
           </w:p>
           <w:p>
             <w:pPr>
+              <w:keepNext w:val="false"/>
               <w:spacing w:after="40" w:before="0"/>
               <w:jc w:val="left"/>
             </w:pPr>
@@ -760,6 +779,7 @@
           </w:p>
           <w:p>
             <w:pPr>
+              <w:keepNext w:val="false"/>
               <w:spacing w:after="40" w:before="0"/>
               <w:jc w:val="left"/>
             </w:pPr>
@@ -779,6 +799,7 @@
           </w:p>
           <w:p>
             <w:pPr>
+              <w:keepNext w:val="false"/>
               <w:spacing w:after="40" w:before="0"/>
               <w:jc w:val="left"/>
             </w:pPr>
@@ -798,6 +819,7 @@
           </w:p>
           <w:p>
             <w:pPr>
+              <w:keepNext w:val="false"/>
               <w:spacing w:after="40" w:before="0"/>
               <w:jc w:val="left"/>
             </w:pPr>
@@ -817,6 +839,7 @@
           </w:p>
           <w:p>
             <w:pPr>
+              <w:keepNext w:val="false"/>
               <w:spacing w:after="40" w:before="0"/>
               <w:jc w:val="left"/>
             </w:pPr>
@@ -836,6 +859,7 @@
           </w:p>
           <w:p>
             <w:pPr>
+              <w:keepNext w:val="false"/>
               <w:spacing w:after="40" w:before="0"/>
               <w:jc w:val="left"/>
             </w:pPr>
@@ -870,6 +894,7 @@
           </w:tcPr>
           <w:p>
             <w:pPr>
+              <w:keepNext w:val="false"/>
               <w:spacing w:after="40" w:before="0"/>
               <w:jc w:val="left"/>
             </w:pPr>
@@ -1017,6 +1042,7 @@
           </w:tcPr>
           <w:p>
             <w:pPr>
+              <w:keepNext w:val="false"/>
               <w:spacing w:after="40" w:before="0"/>
               <w:jc w:val="left"/>
             </w:pPr>
@@ -1144,6 +1170,7 @@
           </w:tcPr>
           <w:p>
             <w:pPr>
+              <w:keepNext w:val="false"/>
               <w:spacing w:after="40" w:before="0"/>
               <w:jc w:val="left"/>
             </w:pPr>
@@ -1291,6 +1318,7 @@
           </w:tcPr>
           <w:p>
             <w:pPr>
+              <w:keepNext w:val="false"/>
               <w:spacing w:after="40" w:before="0"/>
               <w:jc w:val="left"/>
             </w:pPr>
@@ -1418,6 +1446,7 @@
           </w:tcPr>
           <w:p>
             <w:pPr>
+              <w:keepNext w:val="false"/>
               <w:spacing w:after="40" w:before="0"/>
               <w:jc w:val="left"/>
             </w:pPr>
@@ -1565,6 +1594,7 @@
           </w:tcPr>
           <w:p>
             <w:pPr>
+              <w:keepNext w:val="false"/>
               <w:spacing w:after="40" w:before="0"/>
               <w:jc w:val="left"/>
             </w:pPr>
@@ -1597,6 +1627,7 @@
           </w:tcPr>
           <w:p>
             <w:pPr>
+              <w:keepNext w:val="false"/>
               <w:spacing w:after="40" w:before="0"/>
               <w:jc w:val="left"/>
             </w:pPr>
@@ -1631,6 +1662,7 @@
           </w:tcPr>
           <w:p>
             <w:pPr>
+              <w:keepNext w:val="false"/>
               <w:spacing w:after="40" w:before="0"/>
               <w:jc w:val="left"/>
             </w:pPr>
@@ -1663,6 +1695,7 @@
           </w:tcPr>
           <w:p>
             <w:pPr>
+              <w:keepNext w:val="false"/>
               <w:spacing w:after="40" w:before="0"/>
               <w:jc w:val="left"/>
             </w:pPr>
@@ -1682,6 +1715,7 @@
           </w:p>
           <w:p>
             <w:pPr>
+              <w:keepNext w:val="false"/>
               <w:spacing w:after="40" w:before="0"/>
               <w:jc w:val="left"/>
             </w:pPr>
@@ -1701,6 +1735,7 @@
           </w:p>
           <w:p>
             <w:pPr>
+              <w:keepNext w:val="false"/>
               <w:spacing w:after="40" w:before="0"/>
               <w:jc w:val="left"/>
             </w:pPr>
@@ -1720,6 +1755,7 @@
           </w:p>
           <w:p>
             <w:pPr>
+              <w:keepNext w:val="false"/>
               <w:spacing w:after="40" w:before="0"/>
               <w:jc w:val="left"/>
             </w:pPr>
@@ -1739,6 +1775,7 @@
           </w:p>
           <w:p>
             <w:pPr>
+              <w:keepNext w:val="false"/>
               <w:spacing w:after="40" w:before="0"/>
               <w:jc w:val="left"/>
             </w:pPr>
@@ -1773,6 +1810,7 @@
           </w:tcPr>
           <w:p>
             <w:pPr>
+              <w:keepNext w:val="false"/>
               <w:spacing w:after="40" w:before="0"/>
               <w:jc w:val="left"/>
             </w:pPr>
@@ -1805,6 +1843,7 @@
           </w:tcPr>
           <w:p>
             <w:pPr>
+              <w:keepNext w:val="false"/>
               <w:spacing w:after="40" w:before="0"/>
               <w:jc w:val="left"/>
             </w:pPr>
@@ -1839,6 +1878,7 @@
           </w:tcPr>
           <w:p>
             <w:pPr>
+              <w:keepNext w:val="false"/>
               <w:spacing w:after="40" w:before="0"/>
               <w:jc w:val="left"/>
             </w:pPr>
@@ -1871,6 +1911,7 @@
           </w:tcPr>
           <w:p>
             <w:pPr>
+              <w:keepNext w:val="false"/>
               <w:spacing w:after="40" w:before="0"/>
               <w:jc w:val="left"/>
             </w:pPr>
@@ -1890,6 +1931,7 @@
           </w:p>
           <w:p>
             <w:pPr>
+              <w:keepNext w:val="false"/>
               <w:spacing w:after="40" w:before="0"/>
               <w:jc w:val="left"/>
             </w:pPr>
@@ -1909,6 +1951,7 @@
           </w:p>
           <w:p>
             <w:pPr>
+              <w:keepNext w:val="false"/>
               <w:spacing w:after="40" w:before="0"/>
               <w:jc w:val="left"/>
             </w:pPr>
@@ -1928,6 +1971,7 @@
           </w:p>
           <w:p>
             <w:pPr>
+              <w:keepNext w:val="false"/>
               <w:spacing w:after="40" w:before="0"/>
               <w:jc w:val="left"/>
             </w:pPr>
@@ -1947,6 +1991,7 @@
           </w:p>
           <w:p>
             <w:pPr>
+              <w:keepNext w:val="false"/>
               <w:spacing w:after="40" w:before="0"/>
               <w:jc w:val="left"/>
             </w:pPr>
@@ -1966,6 +2011,7 @@
           </w:p>
           <w:p>
             <w:pPr>
+              <w:keepNext w:val="false"/>
               <w:spacing w:after="40" w:before="0"/>
               <w:jc w:val="left"/>
             </w:pPr>
@@ -1985,6 +2031,7 @@
           </w:p>
           <w:p>
             <w:pPr>
+              <w:keepNext w:val="false"/>
               <w:spacing w:after="40" w:before="0"/>
               <w:jc w:val="left"/>
             </w:pPr>
@@ -2004,6 +2051,7 @@
           </w:p>
           <w:p>
             <w:pPr>
+              <w:keepNext w:val="false"/>
               <w:spacing w:after="40" w:before="0"/>
               <w:jc w:val="left"/>
             </w:pPr>
@@ -2023,6 +2071,7 @@
           </w:p>
           <w:p>
             <w:pPr>
+              <w:keepNext w:val="false"/>
               <w:spacing w:after="40" w:before="0"/>
               <w:jc w:val="left"/>
             </w:pPr>
@@ -2042,6 +2091,7 @@
           </w:p>
           <w:p>
             <w:pPr>
+              <w:keepNext w:val="false"/>
               <w:spacing w:after="40" w:before="0"/>
               <w:jc w:val="left"/>
             </w:pPr>
@@ -2061,6 +2111,7 @@
           </w:p>
           <w:p>
             <w:pPr>
+              <w:keepNext w:val="false"/>
               <w:spacing w:after="40" w:before="0"/>
               <w:jc w:val="left"/>
             </w:pPr>
@@ -2080,6 +2131,7 @@
           </w:p>
           <w:p>
             <w:pPr>
+              <w:keepNext w:val="false"/>
               <w:spacing w:after="40" w:before="0"/>
               <w:jc w:val="left"/>
             </w:pPr>
@@ -2099,6 +2151,7 @@
           </w:p>
           <w:p>
             <w:pPr>
+              <w:keepNext w:val="false"/>
               <w:spacing w:after="40" w:before="0"/>
               <w:jc w:val="left"/>
             </w:pPr>
@@ -2118,6 +2171,7 @@
           </w:p>
           <w:p>
             <w:pPr>
+              <w:keepNext w:val="false"/>
               <w:spacing w:after="40" w:before="0"/>
               <w:jc w:val="left"/>
             </w:pPr>
@@ -2137,6 +2191,7 @@
           </w:p>
           <w:p>
             <w:pPr>
+              <w:keepNext w:val="false"/>
               <w:spacing w:after="40" w:before="0"/>
               <w:jc w:val="left"/>
             </w:pPr>
@@ -2171,6 +2226,7 @@
           </w:tcPr>
           <w:p>
             <w:pPr>
+              <w:keepNext w:val="false"/>
               <w:spacing w:after="40" w:before="0"/>
               <w:jc w:val="left"/>
             </w:pPr>
@@ -2402,7 +2458,7 @@
         </w:rPr>
         <w:t xml:space="preserve">© 2026 SeaVuria and ARES. This work is licensed under a </w:t>
       </w:r>
-      <w:hyperlink w:history="1" r:id="rIdlits2oi1outyzzqxs-8vu">
+      <w:hyperlink w:history="1" r:id="rId_mjxua0u4tccuygswfnv_">
         <w:r>
           <w:rPr>
             <w:rFonts w:ascii="Arial" w:cs="Arial" w:eastAsia="Arial" w:hAnsi="Arial"/>
@@ -2422,7 +2478,7 @@
         </w:rPr>
         <w:t xml:space="preserve"> (</w:t>
       </w:r>
-      <w:hyperlink w:history="1" r:id="rIdyoqisc51y7sovjegczxnw">
+      <w:hyperlink w:history="1" r:id="rIdlmge77x4ua5izufu__bti">
         <w:r>
           <w:rPr>
             <w:rFonts w:ascii="Arial" w:cs="Arial" w:eastAsia="Arial" w:hAnsi="Arial"/>
@@ -2442,7 +2498,7 @@
         </w:rPr>
         <w:t xml:space="preserve">). To view a copy of this license, visit </w:t>
       </w:r>
-      <w:hyperlink w:history="1" r:id="rId-ik2qg8si0ssxutl1-d-t">
+      <w:hyperlink w:history="1" r:id="rIdjo4eukkvbrtz06snmoayy">
         <w:r>
           <w:rPr>
             <w:rFonts w:ascii="Arial" w:cs="Arial" w:eastAsia="Arial" w:hAnsi="Arial"/>
@@ -2501,6 +2557,7 @@
           </w:tcPr>
           <w:p>
             <w:pPr>
+              <w:keepNext w:val="false"/>
               <w:spacing w:after="40" w:before="0"/>
               <w:jc w:val="center"/>
             </w:pPr>
@@ -2536,6 +2593,7 @@
           </w:tcPr>
           <w:p>
             <w:pPr>
+              <w:keepNext w:val="false"/>
               <w:spacing w:after="40" w:before="0"/>
               <w:jc w:val="center"/>
             </w:pPr>
@@ -2570,6 +2628,7 @@
           </w:tcPr>
           <w:p>
             <w:pPr>
+              <w:keepNext w:val="false"/>
               <w:spacing w:after="40" w:before="0"/>
               <w:jc w:val="left"/>
             </w:pPr>
@@ -2602,6 +2661,7 @@
           </w:tcPr>
           <w:p>
             <w:pPr>
+              <w:keepNext w:val="false"/>
               <w:spacing w:after="40" w:before="0"/>
               <w:jc w:val="left"/>
             </w:pPr>
@@ -2636,6 +2696,7 @@
           </w:tcPr>
           <w:p>
             <w:pPr>
+              <w:keepNext w:val="false"/>
               <w:spacing w:after="40" w:before="0"/>
               <w:jc w:val="left"/>
             </w:pPr>
@@ -2668,6 +2729,7 @@
           </w:tcPr>
           <w:p>
             <w:pPr>
+              <w:keepNext w:val="false"/>
               <w:spacing w:after="40" w:before="0"/>
               <w:jc w:val="left"/>
             </w:pPr>
@@ -2702,6 +2764,7 @@
           </w:tcPr>
           <w:p>
             <w:pPr>
+              <w:keepNext w:val="false"/>
               <w:spacing w:after="40" w:before="0"/>
               <w:jc w:val="left"/>
             </w:pPr>
@@ -2734,6 +2797,7 @@
           </w:tcPr>
           <w:p>
             <w:pPr>
+              <w:keepNext w:val="false"/>
               <w:spacing w:after="40" w:before="0"/>
               <w:jc w:val="left"/>
             </w:pPr>
@@ -2768,6 +2832,7 @@
           </w:tcPr>
           <w:p>
             <w:pPr>
+              <w:keepNext w:val="false"/>
               <w:spacing w:after="40" w:before="0"/>
               <w:jc w:val="left"/>
             </w:pPr>
@@ -2800,6 +2865,7 @@
           </w:tcPr>
           <w:p>
             <w:pPr>
+              <w:keepNext w:val="false"/>
               <w:spacing w:after="40" w:before="0"/>
               <w:jc w:val="left"/>
             </w:pPr>
@@ -2834,6 +2900,7 @@
           </w:tcPr>
           <w:p>
             <w:pPr>
+              <w:keepNext w:val="false"/>
               <w:spacing w:after="40" w:before="0"/>
               <w:jc w:val="left"/>
             </w:pPr>
@@ -2866,6 +2933,7 @@
           </w:tcPr>
           <w:p>
             <w:pPr>
+              <w:keepNext w:val="false"/>
               <w:spacing w:after="40" w:before="0"/>
               <w:jc w:val="left"/>
             </w:pPr>
@@ -2900,6 +2968,7 @@
           </w:tcPr>
           <w:p>
             <w:pPr>
+              <w:keepNext w:val="false"/>
               <w:spacing w:after="40" w:before="0"/>
               <w:jc w:val="left"/>
             </w:pPr>
@@ -2932,6 +3001,7 @@
           </w:tcPr>
           <w:p>
             <w:pPr>
+              <w:keepNext w:val="false"/>
               <w:spacing w:after="40" w:before="0"/>
               <w:jc w:val="left"/>
             </w:pPr>
@@ -2966,6 +3036,7 @@
           </w:tcPr>
           <w:p>
             <w:pPr>
+              <w:keepNext w:val="false"/>
               <w:spacing w:after="40" w:before="0"/>
               <w:jc w:val="left"/>
             </w:pPr>
@@ -2998,6 +3069,7 @@
           </w:tcPr>
           <w:p>
             <w:pPr>
+              <w:keepNext w:val="false"/>
               <w:spacing w:after="40" w:before="0"/>
               <w:jc w:val="left"/>
             </w:pPr>
@@ -3032,6 +3104,7 @@
           </w:tcPr>
           <w:p>
             <w:pPr>
+              <w:keepNext w:val="false"/>
               <w:spacing w:after="40" w:before="0"/>
               <w:jc w:val="left"/>
             </w:pPr>
@@ -3064,6 +3137,7 @@
           </w:tcPr>
           <w:p>
             <w:pPr>
+              <w:keepNext w:val="false"/>
               <w:spacing w:after="40" w:before="0"/>
               <w:jc w:val="left"/>
             </w:pPr>
@@ -3123,6 +3197,7 @@
           </w:tcPr>
           <w:p>
             <w:pPr>
+              <w:keepNext w:val="false"/>
               <w:spacing w:after="40" w:before="0"/>
               <w:jc w:val="center"/>
             </w:pPr>
@@ -3157,6 +3232,7 @@
           </w:tcPr>
           <w:p>
             <w:pPr>
+              <w:keepNext w:val="false"/>
               <w:spacing w:after="40" w:before="0"/>
               <w:jc w:val="left"/>
             </w:pPr>
@@ -3221,6 +3297,7 @@
           </w:tcPr>
           <w:p>
             <w:pPr>
+              <w:keepNext w:val="false"/>
               <w:spacing w:after="40" w:before="0"/>
               <w:jc w:val="center"/>
             </w:pPr>
@@ -3255,6 +3332,7 @@
           </w:tcPr>
           <w:p>
             <w:pPr>
+              <w:keepNext w:val="false"/>
               <w:spacing w:after="40" w:before="0"/>
               <w:jc w:val="left"/>
             </w:pPr>
@@ -3287,6 +3365,7 @@
           </w:tcPr>
           <w:p>
             <w:pPr>
+              <w:keepNext w:val="false"/>
               <w:spacing w:after="40" w:before="0"/>
               <w:jc w:val="left"/>
             </w:pPr>
@@ -3319,6 +3398,7 @@
           </w:tcPr>
           <w:p>
             <w:pPr>
+              <w:keepNext w:val="false"/>
               <w:spacing w:after="40" w:before="0"/>
               <w:jc w:val="left"/>
             </w:pPr>
@@ -3351,6 +3431,7 @@
           </w:tcPr>
           <w:p>
             <w:pPr>
+              <w:keepNext w:val="false"/>
               <w:spacing w:after="40" w:before="0"/>
               <w:jc w:val="left"/>
             </w:pPr>
@@ -3383,6 +3464,7 @@
           </w:tcPr>
           <w:p>
             <w:pPr>
+              <w:keepNext w:val="false"/>
               <w:spacing w:after="40" w:before="0"/>
               <w:jc w:val="left"/>
             </w:pPr>
@@ -3417,6 +3499,7 @@
           </w:tcPr>
           <w:p>
             <w:pPr>
+              <w:keepNext w:val="false"/>
               <w:spacing w:after="40" w:before="0"/>
               <w:jc w:val="left"/>
             </w:pPr>
@@ -3454,7 +3537,7 @@
             <w:pPr>
               <w:spacing w:after="20" w:before="0"/>
             </w:pPr>
-            <w:hyperlink w:history="1" r:id="rIdxo2idgwcoylhwnchrbqbt">
+            <w:hyperlink w:history="1" r:id="rIdvsusgyculp1eq-te9lll2">
               <w:r>
                 <w:rPr>
                   <w:rFonts w:ascii="Arial" w:cs="Arial" w:eastAsia="Arial" w:hAnsi="Arial"/>
@@ -3487,7 +3570,7 @@
               <w:spacing w:after="10" w:before="0"/>
               <w:ind w:left="120"/>
             </w:pPr>
-            <w:hyperlink w:history="1" r:id="rIdesi27hh-fzuwwp96d384l">
+            <w:hyperlink w:history="1" r:id="rIdaizqnyll2t1to6vxx8-bj">
               <w:r>
                 <w:rPr>
                   <w:rFonts w:ascii="Arial" w:cs="Arial" w:eastAsia="Arial" w:hAnsi="Arial"/>
@@ -3532,7 +3615,7 @@
             <w:pPr>
               <w:spacing w:after="20" w:before="0"/>
             </w:pPr>
-            <w:hyperlink w:history="1" r:id="rIdqzquohykn6obz0slgefvd">
+            <w:hyperlink w:history="1" r:id="rIdmwuhq2nstjsdqsg2lhr9t">
               <w:r>
                 <w:rPr>
                   <w:rFonts w:ascii="Arial" w:cs="Arial" w:eastAsia="Arial" w:hAnsi="Arial"/>
@@ -3565,7 +3648,7 @@
               <w:spacing w:after="10" w:before="0"/>
               <w:ind w:left="120"/>
             </w:pPr>
-            <w:hyperlink w:history="1" r:id="rIdeqf-xut4a5iuchmv5v2xm">
+            <w:hyperlink w:history="1" r:id="rId9tyowfnaotxsodrnfqxde">
               <w:r>
                 <w:rPr>
                   <w:rFonts w:ascii="Arial" w:cs="Arial" w:eastAsia="Arial" w:hAnsi="Arial"/>
@@ -3593,6 +3676,7 @@
           </w:tcPr>
           <w:p>
             <w:pPr>
+              <w:keepNext w:val="false"/>
               <w:spacing w:after="40" w:before="0"/>
               <w:jc w:val="left"/>
             </w:pPr>
@@ -3625,6 +3709,7 @@
           </w:tcPr>
           <w:p>
             <w:pPr>
+              <w:keepNext w:val="false"/>
               <w:spacing w:after="40" w:before="0"/>
               <w:jc w:val="left"/>
             </w:pPr>
@@ -3657,6 +3742,7 @@
           </w:tcPr>
           <w:p>
             <w:pPr>
+              <w:keepNext w:val="false"/>
               <w:spacing w:after="40" w:before="0"/>
               <w:jc w:val="left"/>
             </w:pPr>
@@ -3689,6 +3775,7 @@
           </w:tcPr>
           <w:p>
             <w:pPr>
+              <w:keepNext w:val="false"/>
               <w:spacing w:after="40" w:before="0"/>
               <w:jc w:val="left"/>
             </w:pPr>
@@ -3723,6 +3810,7 @@
           </w:tcPr>
           <w:p>
             <w:pPr>
+              <w:keepNext w:val="false"/>
               <w:spacing w:after="40" w:before="0"/>
               <w:jc w:val="left"/>
             </w:pPr>
@@ -3760,7 +3848,7 @@
             <w:pPr>
               <w:spacing w:after="20" w:before="0"/>
             </w:pPr>
-            <w:hyperlink w:history="1" r:id="rIdfrer8mfqsiwc2gk-ysan-">
+            <w:hyperlink w:history="1" r:id="rIdilsvy-5heh7tcfntnqn0_">
               <w:r>
                 <w:rPr>
                   <w:rFonts w:ascii="Arial" w:cs="Arial" w:eastAsia="Arial" w:hAnsi="Arial"/>
@@ -3793,7 +3881,7 @@
               <w:spacing w:after="10" w:before="0"/>
               <w:ind w:left="120"/>
             </w:pPr>
-            <w:hyperlink w:history="1" r:id="rId0lbypbgsohy_aykil3rit">
+            <w:hyperlink w:history="1" r:id="rIdxxc1qx4y3ir0felp_0niq">
               <w:r>
                 <w:rPr>
                   <w:rFonts w:ascii="Arial" w:cs="Arial" w:eastAsia="Arial" w:hAnsi="Arial"/>
@@ -3838,7 +3926,7 @@
             <w:pPr>
               <w:spacing w:after="20" w:before="0"/>
             </w:pPr>
-            <w:hyperlink w:history="1" r:id="rIdp_5cfanrfwuawwuullvpp">
+            <w:hyperlink w:history="1" r:id="rIdmmpeaw-1hm1f6bdkabpzz">
               <w:r>
                 <w:rPr>
                   <w:rFonts w:ascii="Arial" w:cs="Arial" w:eastAsia="Arial" w:hAnsi="Arial"/>
@@ -3871,7 +3959,7 @@
               <w:spacing w:after="10" w:before="0"/>
               <w:ind w:left="120"/>
             </w:pPr>
-            <w:hyperlink w:history="1" r:id="rIdq5bvuvzulqyl9cxozpb6c">
+            <w:hyperlink w:history="1" r:id="rId5jvwukc8kxscolr26veb6">
               <w:r>
                 <w:rPr>
                   <w:rFonts w:ascii="Arial" w:cs="Arial" w:eastAsia="Arial" w:hAnsi="Arial"/>
@@ -3899,6 +3987,7 @@
           </w:tcPr>
           <w:p>
             <w:pPr>
+              <w:keepNext w:val="false"/>
               <w:spacing w:after="40" w:before="0"/>
               <w:jc w:val="left"/>
             </w:pPr>
@@ -3931,6 +4020,7 @@
           </w:tcPr>
           <w:p>
             <w:pPr>
+              <w:keepNext w:val="false"/>
               <w:spacing w:after="40" w:before="0"/>
               <w:jc w:val="left"/>
             </w:pPr>
@@ -3963,6 +4053,7 @@
           </w:tcPr>
           <w:p>
             <w:pPr>
+              <w:keepNext w:val="false"/>
               <w:spacing w:after="40" w:before="0"/>
               <w:jc w:val="left"/>
             </w:pPr>
@@ -3995,6 +4086,7 @@
           </w:tcPr>
           <w:p>
             <w:pPr>
+              <w:keepNext w:val="false"/>
               <w:spacing w:after="40" w:before="0"/>
               <w:jc w:val="left"/>
             </w:pPr>
@@ -4029,6 +4121,7 @@
           </w:tcPr>
           <w:p>
             <w:pPr>
+              <w:keepNext w:val="false"/>
               <w:spacing w:after="40" w:before="0"/>
               <w:jc w:val="left"/>
             </w:pPr>
@@ -4066,7 +4159,7 @@
             <w:pPr>
               <w:spacing w:after="20" w:before="0"/>
             </w:pPr>
-            <w:hyperlink w:history="1" r:id="rIdyphc_-fspubuxzyt4svjc">
+            <w:hyperlink w:history="1" r:id="rIdnqf-kwehtaaxaeapgdynb">
               <w:r>
                 <w:rPr>
                   <w:rFonts w:ascii="Arial" w:cs="Arial" w:eastAsia="Arial" w:hAnsi="Arial"/>
@@ -4099,7 +4192,7 @@
               <w:spacing w:after="10" w:before="0"/>
               <w:ind w:left="120"/>
             </w:pPr>
-            <w:hyperlink w:history="1" r:id="rIdflezbe7p2lcsiexglys9u">
+            <w:hyperlink w:history="1" r:id="rIde__2-n1fmylpbmnp-tza9">
               <w:r>
                 <w:rPr>
                   <w:rFonts w:ascii="Arial" w:cs="Arial" w:eastAsia="Arial" w:hAnsi="Arial"/>
@@ -4144,7 +4237,7 @@
             <w:pPr>
               <w:spacing w:after="20" w:before="0"/>
             </w:pPr>
-            <w:hyperlink w:history="1" r:id="rId9h7us8ojhhzuvpwcgaxck">
+            <w:hyperlink w:history="1" r:id="rIdx9twyj-lsz-7n2kxsbn8q">
               <w:r>
                 <w:rPr>
                   <w:rFonts w:ascii="Arial" w:cs="Arial" w:eastAsia="Arial" w:hAnsi="Arial"/>
@@ -4177,7 +4270,7 @@
               <w:spacing w:after="10" w:before="0"/>
               <w:ind w:left="120"/>
             </w:pPr>
-            <w:hyperlink w:history="1" r:id="rIdc--juf2bmvkvs5hc8fjdq">
+            <w:hyperlink w:history="1" r:id="rId8xqfw2tpqkga8pb1guwf6">
               <w:r>
                 <w:rPr>
                   <w:rFonts w:ascii="Arial" w:cs="Arial" w:eastAsia="Arial" w:hAnsi="Arial"/>
@@ -4205,6 +4298,7 @@
           </w:tcPr>
           <w:p>
             <w:pPr>
+              <w:keepNext w:val="false"/>
               <w:spacing w:after="40" w:before="0"/>
               <w:jc w:val="left"/>
             </w:pPr>
@@ -4237,6 +4331,7 @@
           </w:tcPr>
           <w:p>
             <w:pPr>
+              <w:keepNext w:val="false"/>
               <w:spacing w:after="40" w:before="0"/>
               <w:jc w:val="left"/>
             </w:pPr>
@@ -4269,6 +4364,7 @@
           </w:tcPr>
           <w:p>
             <w:pPr>
+              <w:keepNext w:val="false"/>
               <w:spacing w:after="40" w:before="0"/>
               <w:jc w:val="left"/>
             </w:pPr>
@@ -4301,6 +4397,7 @@
           </w:tcPr>
           <w:p>
             <w:pPr>
+              <w:keepNext w:val="false"/>
               <w:spacing w:after="40" w:before="0"/>
               <w:jc w:val="left"/>
             </w:pPr>
@@ -4335,6 +4432,7 @@
           </w:tcPr>
           <w:p>
             <w:pPr>
+              <w:keepNext w:val="false"/>
               <w:spacing w:after="40" w:before="0"/>
               <w:jc w:val="left"/>
             </w:pPr>
@@ -4372,7 +4470,7 @@
             <w:pPr>
               <w:spacing w:after="20" w:before="0"/>
             </w:pPr>
-            <w:hyperlink w:history="1" r:id="rId8hy78je84otpkxs8bnwks">
+            <w:hyperlink w:history="1" r:id="rIdftteuezjvqk1ihhdfe74o">
               <w:r>
                 <w:rPr>
                   <w:rFonts w:ascii="Arial" w:cs="Arial" w:eastAsia="Arial" w:hAnsi="Arial"/>
@@ -4405,7 +4503,7 @@
               <w:spacing w:after="10" w:before="0"/>
               <w:ind w:left="120"/>
             </w:pPr>
-            <w:hyperlink w:history="1" r:id="rIdug8za9_78qw8ks2iqspmp">
+            <w:hyperlink w:history="1" r:id="rId5mtjmo6feey9rlz-7ypa_">
               <w:r>
                 <w:rPr>
                   <w:rFonts w:ascii="Arial" w:cs="Arial" w:eastAsia="Arial" w:hAnsi="Arial"/>
@@ -4450,7 +4548,7 @@
             <w:pPr>
               <w:spacing w:after="20" w:before="0"/>
             </w:pPr>
-            <w:hyperlink w:history="1" r:id="rIdzcz6jsch6vo8zx7hhqwsu">
+            <w:hyperlink w:history="1" r:id="rIdae07kxyqjvvw0zlwubajj">
               <w:r>
                 <w:rPr>
                   <w:rFonts w:ascii="Arial" w:cs="Arial" w:eastAsia="Arial" w:hAnsi="Arial"/>
@@ -4483,7 +4581,7 @@
               <w:spacing w:after="10" w:before="0"/>
               <w:ind w:left="120"/>
             </w:pPr>
-            <w:hyperlink w:history="1" r:id="rIdti-p8ki12t7mbsqbmpxxi">
+            <w:hyperlink w:history="1" r:id="rId9lyvcpxa8d3cihz532uvp">
               <w:r>
                 <w:rPr>
                   <w:rFonts w:ascii="Arial" w:cs="Arial" w:eastAsia="Arial" w:hAnsi="Arial"/>
@@ -4511,6 +4609,7 @@
           </w:tcPr>
           <w:p>
             <w:pPr>
+              <w:keepNext w:val="false"/>
               <w:spacing w:after="40" w:before="0"/>
               <w:jc w:val="left"/>
             </w:pPr>
@@ -4543,6 +4642,7 @@
           </w:tcPr>
           <w:p>
             <w:pPr>
+              <w:keepNext w:val="false"/>
               <w:spacing w:after="40" w:before="0"/>
               <w:jc w:val="left"/>
             </w:pPr>
@@ -4575,6 +4675,7 @@
           </w:tcPr>
           <w:p>
             <w:pPr>
+              <w:keepNext w:val="false"/>
               <w:spacing w:after="40" w:before="0"/>
               <w:jc w:val="left"/>
             </w:pPr>
@@ -4607,6 +4708,7 @@
           </w:tcPr>
           <w:p>
             <w:pPr>
+              <w:keepNext w:val="false"/>
               <w:spacing w:after="40" w:before="0"/>
               <w:jc w:val="left"/>
             </w:pPr>
@@ -4641,6 +4743,7 @@
           </w:tcPr>
           <w:p>
             <w:pPr>
+              <w:keepNext w:val="false"/>
               <w:spacing w:after="40" w:before="0"/>
               <w:jc w:val="left"/>
             </w:pPr>
@@ -4678,7 +4781,7 @@
             <w:pPr>
               <w:spacing w:after="20" w:before="0"/>
             </w:pPr>
-            <w:hyperlink w:history="1" r:id="rIdtbekx8lizddcas14wjwgw">
+            <w:hyperlink w:history="1" r:id="rIdoomlddgrzur4o-pvfn3rf">
               <w:r>
                 <w:rPr>
                   <w:rFonts w:ascii="Arial" w:cs="Arial" w:eastAsia="Arial" w:hAnsi="Arial"/>
@@ -4727,7 +4830,7 @@
               <w:spacing w:after="10" w:before="0"/>
               <w:ind w:left="120"/>
             </w:pPr>
-            <w:hyperlink w:history="1" r:id="rIdbohx8xkl6qd7xlmj67x-z">
+            <w:hyperlink w:history="1" r:id="rIdo1viqrnjqbtvyqg_w2vqc">
               <w:r>
                 <w:rPr>
                   <w:rFonts w:ascii="Arial" w:cs="Arial" w:eastAsia="Arial" w:hAnsi="Arial"/>
@@ -4772,7 +4875,7 @@
             <w:pPr>
               <w:spacing w:after="20" w:before="0"/>
             </w:pPr>
-            <w:hyperlink w:history="1" r:id="rIdcnk84ionkyx9oy9kr07l9">
+            <w:hyperlink w:history="1" r:id="rIdfcfywz8nvkowjdr2h8qz7">
               <w:r>
                 <w:rPr>
                   <w:rFonts w:ascii="Arial" w:cs="Arial" w:eastAsia="Arial" w:hAnsi="Arial"/>
@@ -4805,7 +4908,7 @@
               <w:spacing w:after="10" w:before="0"/>
               <w:ind w:left="120"/>
             </w:pPr>
-            <w:hyperlink w:history="1" r:id="rIdsyuyd3orknglsitgu9nvc">
+            <w:hyperlink w:history="1" r:id="rId0alinbmlx5s11gvjtdtxx">
               <w:r>
                 <w:rPr>
                   <w:rFonts w:ascii="Arial" w:cs="Arial" w:eastAsia="Arial" w:hAnsi="Arial"/>
@@ -4833,6 +4936,7 @@
           </w:tcPr>
           <w:p>
             <w:pPr>
+              <w:keepNext w:val="false"/>
               <w:spacing w:after="40" w:before="0"/>
               <w:jc w:val="left"/>
             </w:pPr>
@@ -4865,6 +4969,7 @@
           </w:tcPr>
           <w:p>
             <w:pPr>
+              <w:keepNext w:val="false"/>
               <w:spacing w:after="40" w:before="0"/>
               <w:jc w:val="left"/>
             </w:pPr>
@@ -4897,6 +5002,7 @@
           </w:tcPr>
           <w:p>
             <w:pPr>
+              <w:keepNext w:val="false"/>
               <w:spacing w:after="40" w:before="0"/>
               <w:jc w:val="left"/>
             </w:pPr>
@@ -4929,6 +5035,7 @@
           </w:tcPr>
           <w:p>
             <w:pPr>
+              <w:keepNext w:val="false"/>
               <w:spacing w:after="40" w:before="0"/>
               <w:jc w:val="left"/>
             </w:pPr>
@@ -4988,6 +5095,7 @@
           </w:tcPr>
           <w:p>
             <w:pPr>
+              <w:keepNext w:val="false"/>
               <w:spacing w:after="40" w:before="0"/>
               <w:jc w:val="center"/>
             </w:pPr>
@@ -5022,6 +5130,7 @@
           </w:tcPr>
           <w:p>
             <w:pPr>
+              <w:keepNext w:val="false"/>
               <w:spacing w:after="40" w:before="0"/>
               <w:jc w:val="left"/>
             </w:pPr>
@@ -5083,6 +5192,7 @@
           </w:tcPr>
           <w:p>
             <w:pPr>
+              <w:keepNext w:val="false"/>
               <w:spacing w:after="40" w:before="0"/>
               <w:jc w:val="center"/>
             </w:pPr>
@@ -5117,6 +5227,7 @@
           </w:tcPr>
           <w:p>
             <w:pPr>
+              <w:keepNext w:val="false"/>
               <w:spacing w:after="40" w:before="0"/>
               <w:jc w:val="left"/>
             </w:pPr>
@@ -5149,6 +5260,7 @@
           </w:tcPr>
           <w:p>
             <w:pPr>
+              <w:keepNext w:val="false"/>
               <w:spacing w:after="40" w:before="0"/>
               <w:jc w:val="left"/>
             </w:pPr>
@@ -5183,6 +5295,7 @@
           </w:tcPr>
           <w:p>
             <w:pPr>
+              <w:keepNext w:val="false"/>
               <w:spacing w:after="40" w:before="0"/>
               <w:jc w:val="left"/>
             </w:pPr>
@@ -5215,6 +5328,7 @@
           </w:tcPr>
           <w:p>
             <w:pPr>
+              <w:keepNext w:val="false"/>
               <w:spacing w:after="40" w:before="0"/>
               <w:jc w:val="left"/>
             </w:pPr>
@@ -5249,6 +5363,7 @@
           </w:tcPr>
           <w:p>
             <w:pPr>
+              <w:keepNext w:val="false"/>
               <w:spacing w:after="40" w:before="0"/>
               <w:jc w:val="left"/>
             </w:pPr>
@@ -5281,6 +5396,7 @@
           </w:tcPr>
           <w:p>
             <w:pPr>
+              <w:keepNext w:val="false"/>
               <w:spacing w:after="40" w:before="0"/>
               <w:jc w:val="left"/>
             </w:pPr>
@@ -5317,7 +5433,7 @@
         </w:rPr>
         <w:t xml:space="preserve">© 2026 SeaVuria and ARES. Aligned with KICD objectives. Developed by SeaVuria; technical implementation by ARES (with AI assistance from Claude). Licensed under </w:t>
       </w:r>
-      <w:hyperlink w:history="1" r:id="rIdkt-ldrz4jn8ojcaq4nwrt">
+      <w:hyperlink w:history="1" r:id="rIdmzxfzgymdk8oy3qr-xkqc">
         <w:r>
           <w:rPr>
             <w:rFonts w:ascii="Arial" w:cs="Arial" w:eastAsia="Arial" w:hAnsi="Arial"/>
@@ -5338,7 +5454,7 @@
         </w:rPr>
         <w:t xml:space="preserve"> (</w:t>
       </w:r>
-      <w:hyperlink w:history="1" r:id="rId15vpcqmimtsbugubqmegx">
+      <w:hyperlink w:history="1" r:id="rIdahqud9x9f3benkwmxnaib">
         <w:r>
           <w:rPr>
             <w:rFonts w:ascii="Arial" w:cs="Arial" w:eastAsia="Arial" w:hAnsi="Arial"/>
@@ -5398,6 +5514,7 @@
           </w:tcPr>
           <w:p>
             <w:pPr>
+              <w:keepNext w:val="false"/>
               <w:spacing w:after="40" w:before="0"/>
               <w:jc w:val="center"/>
             </w:pPr>
@@ -5433,6 +5550,7 @@
           </w:tcPr>
           <w:p>
             <w:pPr>
+              <w:keepNext w:val="false"/>
               <w:spacing w:after="40" w:before="0"/>
               <w:jc w:val="center"/>
             </w:pPr>
@@ -5467,6 +5585,7 @@
           </w:tcPr>
           <w:p>
             <w:pPr>
+              <w:keepNext w:val="false"/>
               <w:spacing w:after="40" w:before="0"/>
               <w:jc w:val="left"/>
             </w:pPr>
@@ -5499,6 +5618,7 @@
           </w:tcPr>
           <w:p>
             <w:pPr>
+              <w:keepNext w:val="false"/>
               <w:spacing w:after="40" w:before="0"/>
               <w:jc w:val="left"/>
             </w:pPr>
@@ -5533,6 +5653,7 @@
           </w:tcPr>
           <w:p>
             <w:pPr>
+              <w:keepNext w:val="false"/>
               <w:spacing w:after="40" w:before="0"/>
               <w:jc w:val="left"/>
             </w:pPr>
@@ -5565,6 +5686,7 @@
           </w:tcPr>
           <w:p>
             <w:pPr>
+              <w:keepNext w:val="false"/>
               <w:spacing w:after="40" w:before="0"/>
               <w:jc w:val="left"/>
             </w:pPr>
@@ -5599,6 +5721,7 @@
           </w:tcPr>
           <w:p>
             <w:pPr>
+              <w:keepNext w:val="false"/>
               <w:spacing w:after="40" w:before="0"/>
               <w:jc w:val="left"/>
             </w:pPr>
@@ -5631,6 +5754,7 @@
           </w:tcPr>
           <w:p>
             <w:pPr>
+              <w:keepNext w:val="false"/>
               <w:spacing w:after="40" w:before="0"/>
               <w:jc w:val="left"/>
             </w:pPr>
@@ -5665,6 +5789,7 @@
           </w:tcPr>
           <w:p>
             <w:pPr>
+              <w:keepNext w:val="false"/>
               <w:spacing w:after="40" w:before="0"/>
               <w:jc w:val="left"/>
             </w:pPr>
@@ -5697,6 +5822,7 @@
           </w:tcPr>
           <w:p>
             <w:pPr>
+              <w:keepNext w:val="false"/>
               <w:spacing w:after="40" w:before="0"/>
               <w:jc w:val="left"/>
             </w:pPr>
@@ -5731,6 +5857,7 @@
           </w:tcPr>
           <w:p>
             <w:pPr>
+              <w:keepNext w:val="false"/>
               <w:spacing w:after="40" w:before="0"/>
               <w:jc w:val="left"/>
             </w:pPr>
@@ -5763,6 +5890,7 @@
           </w:tcPr>
           <w:p>
             <w:pPr>
+              <w:keepNext w:val="false"/>
               <w:spacing w:after="40" w:before="0"/>
               <w:jc w:val="left"/>
             </w:pPr>
@@ -5797,6 +5925,7 @@
           </w:tcPr>
           <w:p>
             <w:pPr>
+              <w:keepNext w:val="false"/>
               <w:spacing w:after="40" w:before="0"/>
               <w:jc w:val="left"/>
             </w:pPr>
@@ -5829,6 +5958,7 @@
           </w:tcPr>
           <w:p>
             <w:pPr>
+              <w:keepNext w:val="false"/>
               <w:spacing w:after="40" w:before="0"/>
               <w:jc w:val="left"/>
             </w:pPr>
@@ -5863,6 +5993,7 @@
           </w:tcPr>
           <w:p>
             <w:pPr>
+              <w:keepNext w:val="false"/>
               <w:spacing w:after="40" w:before="0"/>
               <w:jc w:val="left"/>
             </w:pPr>
@@ -5895,6 +6026,7 @@
           </w:tcPr>
           <w:p>
             <w:pPr>
+              <w:keepNext w:val="false"/>
               <w:spacing w:after="40" w:before="0"/>
               <w:jc w:val="left"/>
             </w:pPr>
@@ -5929,6 +6061,7 @@
           </w:tcPr>
           <w:p>
             <w:pPr>
+              <w:keepNext w:val="false"/>
               <w:spacing w:after="40" w:before="0"/>
               <w:jc w:val="left"/>
             </w:pPr>
@@ -5961,6 +6094,7 @@
           </w:tcPr>
           <w:p>
             <w:pPr>
+              <w:keepNext w:val="false"/>
               <w:spacing w:after="40" w:before="0"/>
               <w:jc w:val="left"/>
             </w:pPr>
@@ -6020,6 +6154,7 @@
           </w:tcPr>
           <w:p>
             <w:pPr>
+              <w:keepNext w:val="false"/>
               <w:spacing w:after="40" w:before="0"/>
               <w:jc w:val="center"/>
             </w:pPr>
@@ -6054,6 +6189,7 @@
           </w:tcPr>
           <w:p>
             <w:pPr>
+              <w:keepNext w:val="false"/>
               <w:spacing w:after="40" w:before="0"/>
               <w:jc w:val="left"/>
             </w:pPr>
@@ -6118,6 +6254,7 @@
           </w:tcPr>
           <w:p>
             <w:pPr>
+              <w:keepNext w:val="false"/>
               <w:spacing w:after="40" w:before="0"/>
               <w:jc w:val="center"/>
             </w:pPr>
@@ -6152,6 +6289,7 @@
           </w:tcPr>
           <w:p>
             <w:pPr>
+              <w:keepNext w:val="false"/>
               <w:spacing w:after="40" w:before="0"/>
               <w:jc w:val="left"/>
             </w:pPr>
@@ -6184,6 +6322,7 @@
           </w:tcPr>
           <w:p>
             <w:pPr>
+              <w:keepNext w:val="false"/>
               <w:spacing w:after="40" w:before="0"/>
               <w:jc w:val="left"/>
             </w:pPr>
@@ -6216,6 +6355,7 @@
           </w:tcPr>
           <w:p>
             <w:pPr>
+              <w:keepNext w:val="false"/>
               <w:spacing w:after="40" w:before="0"/>
               <w:jc w:val="left"/>
             </w:pPr>
@@ -6248,6 +6388,7 @@
           </w:tcPr>
           <w:p>
             <w:pPr>
+              <w:keepNext w:val="false"/>
               <w:spacing w:after="40" w:before="0"/>
               <w:jc w:val="left"/>
             </w:pPr>
@@ -6280,6 +6421,7 @@
           </w:tcPr>
           <w:p>
             <w:pPr>
+              <w:keepNext w:val="false"/>
               <w:spacing w:after="40" w:before="0"/>
               <w:jc w:val="left"/>
             </w:pPr>
@@ -6314,6 +6456,7 @@
           </w:tcPr>
           <w:p>
             <w:pPr>
+              <w:keepNext w:val="false"/>
               <w:spacing w:after="40" w:before="0"/>
               <w:jc w:val="left"/>
             </w:pPr>
@@ -6351,7 +6494,7 @@
             <w:pPr>
               <w:spacing w:after="20" w:before="0"/>
             </w:pPr>
-            <w:hyperlink w:history="1" r:id="rIdjfcmborklz2rx89-tz9k3">
+            <w:hyperlink w:history="1" r:id="rIdqn1ne4yb-3jswjiphkchj">
               <w:r>
                 <w:rPr>
                   <w:rFonts w:ascii="Arial" w:cs="Arial" w:eastAsia="Arial" w:hAnsi="Arial"/>
@@ -6400,7 +6543,7 @@
               <w:spacing w:after="10" w:before="0"/>
               <w:ind w:left="120"/>
             </w:pPr>
-            <w:hyperlink w:history="1" r:id="rIdtzn6kw8gbg-ye2-0so3px">
+            <w:hyperlink w:history="1" r:id="rIdrlrdgakqe_ipqthedkav9">
               <w:r>
                 <w:rPr>
                   <w:rFonts w:ascii="Arial" w:cs="Arial" w:eastAsia="Arial" w:hAnsi="Arial"/>
@@ -6445,7 +6588,7 @@
             <w:pPr>
               <w:spacing w:after="20" w:before="0"/>
             </w:pPr>
-            <w:hyperlink w:history="1" r:id="rIdyw65jp5sox7egxx-cfrxj">
+            <w:hyperlink w:history="1" r:id="rIdb_nxpiokcyzexihsw8-2f">
               <w:r>
                 <w:rPr>
                   <w:rFonts w:ascii="Arial" w:cs="Arial" w:eastAsia="Arial" w:hAnsi="Arial"/>
@@ -6478,7 +6621,7 @@
               <w:spacing w:after="10" w:before="0"/>
               <w:ind w:left="120"/>
             </w:pPr>
-            <w:hyperlink w:history="1" r:id="rIdezc8naraprloy7h3mqm9w">
+            <w:hyperlink w:history="1" r:id="rIdoqg5bfcu2q_ottac3vlbg">
               <w:r>
                 <w:rPr>
                   <w:rFonts w:ascii="Arial" w:cs="Arial" w:eastAsia="Arial" w:hAnsi="Arial"/>
@@ -6506,6 +6649,7 @@
           </w:tcPr>
           <w:p>
             <w:pPr>
+              <w:keepNext w:val="false"/>
               <w:spacing w:after="40" w:before="0"/>
               <w:jc w:val="left"/>
             </w:pPr>
@@ -6538,6 +6682,7 @@
           </w:tcPr>
           <w:p>
             <w:pPr>
+              <w:keepNext w:val="false"/>
               <w:spacing w:after="40" w:before="0"/>
               <w:jc w:val="left"/>
             </w:pPr>
@@ -6570,6 +6715,7 @@
           </w:tcPr>
           <w:p>
             <w:pPr>
+              <w:keepNext w:val="false"/>
               <w:spacing w:after="40" w:before="0"/>
               <w:jc w:val="left"/>
             </w:pPr>
@@ -6602,6 +6748,7 @@
           </w:tcPr>
           <w:p>
             <w:pPr>
+              <w:keepNext w:val="false"/>
               <w:spacing w:after="40" w:before="0"/>
               <w:jc w:val="left"/>
             </w:pPr>
@@ -6636,6 +6783,7 @@
           </w:tcPr>
           <w:p>
             <w:pPr>
+              <w:keepNext w:val="false"/>
               <w:spacing w:after="40" w:before="0"/>
               <w:jc w:val="left"/>
             </w:pPr>
@@ -6673,7 +6821,7 @@
             <w:pPr>
               <w:spacing w:after="20" w:before="0"/>
             </w:pPr>
-            <w:hyperlink w:history="1" r:id="rId-nfa85oloeontixabtwxf">
+            <w:hyperlink w:history="1" r:id="rId0oh7cnhn_b849wmy1w_ay">
               <w:r>
                 <w:rPr>
                   <w:rFonts w:ascii="Arial" w:cs="Arial" w:eastAsia="Arial" w:hAnsi="Arial"/>
@@ -6722,7 +6870,7 @@
               <w:spacing w:after="10" w:before="0"/>
               <w:ind w:left="120"/>
             </w:pPr>
-            <w:hyperlink w:history="1" r:id="rIdyhzhgsfqxuyhhed0cephz">
+            <w:hyperlink w:history="1" r:id="rIdlcouph79ameizqs2l4rv8">
               <w:r>
                 <w:rPr>
                   <w:rFonts w:ascii="Arial" w:cs="Arial" w:eastAsia="Arial" w:hAnsi="Arial"/>
@@ -6767,7 +6915,7 @@
             <w:pPr>
               <w:spacing w:after="20" w:before="0"/>
             </w:pPr>
-            <w:hyperlink w:history="1" r:id="rId1fnd0pqduqjvg9yppsxrn">
+            <w:hyperlink w:history="1" r:id="rIdrw1luttgwazik2ke1pl0l">
               <w:r>
                 <w:rPr>
                   <w:rFonts w:ascii="Arial" w:cs="Arial" w:eastAsia="Arial" w:hAnsi="Arial"/>
@@ -6800,7 +6948,7 @@
               <w:spacing w:after="10" w:before="0"/>
               <w:ind w:left="120"/>
             </w:pPr>
-            <w:hyperlink w:history="1" r:id="rIddjb2nqkyixyeaygrn1qpf">
+            <w:hyperlink w:history="1" r:id="rId0_k5ifdoq7nzn9pns1mvw">
               <w:r>
                 <w:rPr>
                   <w:rFonts w:ascii="Arial" w:cs="Arial" w:eastAsia="Arial" w:hAnsi="Arial"/>
@@ -6828,6 +6976,7 @@
           </w:tcPr>
           <w:p>
             <w:pPr>
+              <w:keepNext w:val="false"/>
               <w:spacing w:after="40" w:before="0"/>
               <w:jc w:val="left"/>
             </w:pPr>
@@ -6860,6 +7009,7 @@
           </w:tcPr>
           <w:p>
             <w:pPr>
+              <w:keepNext w:val="false"/>
               <w:spacing w:after="40" w:before="0"/>
               <w:jc w:val="left"/>
             </w:pPr>
@@ -6892,6 +7042,7 @@
           </w:tcPr>
           <w:p>
             <w:pPr>
+              <w:keepNext w:val="false"/>
               <w:spacing w:after="40" w:before="0"/>
               <w:jc w:val="left"/>
             </w:pPr>
@@ -6924,6 +7075,7 @@
           </w:tcPr>
           <w:p>
             <w:pPr>
+              <w:keepNext w:val="false"/>
               <w:spacing w:after="40" w:before="0"/>
               <w:jc w:val="left"/>
             </w:pPr>
@@ -6958,6 +7110,7 @@
           </w:tcPr>
           <w:p>
             <w:pPr>
+              <w:keepNext w:val="false"/>
               <w:spacing w:after="40" w:before="0"/>
               <w:jc w:val="left"/>
             </w:pPr>
@@ -6995,7 +7148,7 @@
             <w:pPr>
               <w:spacing w:after="20" w:before="0"/>
             </w:pPr>
-            <w:hyperlink w:history="1" r:id="rIdxx3zjqcdvpjwm-iybbt0f">
+            <w:hyperlink w:history="1" r:id="rIdmv3ot3zel55dhw0czske8">
               <w:r>
                 <w:rPr>
                   <w:rFonts w:ascii="Arial" w:cs="Arial" w:eastAsia="Arial" w:hAnsi="Arial"/>
@@ -7044,7 +7197,7 @@
               <w:spacing w:after="10" w:before="0"/>
               <w:ind w:left="120"/>
             </w:pPr>
-            <w:hyperlink w:history="1" r:id="rIdlwg0y2yqtqvjmkqg-j1r0">
+            <w:hyperlink w:history="1" r:id="rIdw02izzfjzojz9bwj8laha">
               <w:r>
                 <w:rPr>
                   <w:rFonts w:ascii="Arial" w:cs="Arial" w:eastAsia="Arial" w:hAnsi="Arial"/>
@@ -7089,7 +7242,7 @@
             <w:pPr>
               <w:spacing w:after="20" w:before="0"/>
             </w:pPr>
-            <w:hyperlink w:history="1" r:id="rIdgzaz7f7ghmmqi7nytvqqb">
+            <w:hyperlink w:history="1" r:id="rIdfxlqwnjlhit0kjzrjjyfp">
               <w:r>
                 <w:rPr>
                   <w:rFonts w:ascii="Arial" w:cs="Arial" w:eastAsia="Arial" w:hAnsi="Arial"/>
@@ -7122,7 +7275,7 @@
               <w:spacing w:after="10" w:before="0"/>
               <w:ind w:left="120"/>
             </w:pPr>
-            <w:hyperlink w:history="1" r:id="rIdy2nrunguwldcppxzkbtsi">
+            <w:hyperlink w:history="1" r:id="rIdllxtjutq0wszzenhq8o3i">
               <w:r>
                 <w:rPr>
                   <w:rFonts w:ascii="Arial" w:cs="Arial" w:eastAsia="Arial" w:hAnsi="Arial"/>
@@ -7150,6 +7303,7 @@
           </w:tcPr>
           <w:p>
             <w:pPr>
+              <w:keepNext w:val="false"/>
               <w:spacing w:after="40" w:before="0"/>
               <w:jc w:val="left"/>
             </w:pPr>
@@ -7182,6 +7336,7 @@
           </w:tcPr>
           <w:p>
             <w:pPr>
+              <w:keepNext w:val="false"/>
               <w:spacing w:after="40" w:before="0"/>
               <w:jc w:val="left"/>
             </w:pPr>
@@ -7214,6 +7369,7 @@
           </w:tcPr>
           <w:p>
             <w:pPr>
+              <w:keepNext w:val="false"/>
               <w:spacing w:after="40" w:before="0"/>
               <w:jc w:val="left"/>
             </w:pPr>
@@ -7246,6 +7402,7 @@
           </w:tcPr>
           <w:p>
             <w:pPr>
+              <w:keepNext w:val="false"/>
               <w:spacing w:after="40" w:before="0"/>
               <w:jc w:val="left"/>
             </w:pPr>
@@ -7280,6 +7437,7 @@
           </w:tcPr>
           <w:p>
             <w:pPr>
+              <w:keepNext w:val="false"/>
               <w:spacing w:after="40" w:before="0"/>
               <w:jc w:val="left"/>
             </w:pPr>
@@ -7317,7 +7475,7 @@
             <w:pPr>
               <w:spacing w:after="20" w:before="0"/>
             </w:pPr>
-            <w:hyperlink w:history="1" r:id="rId89ai6pcpo_kihu-3dd2ed">
+            <w:hyperlink w:history="1" r:id="rIddxinpvxnh9kcqrthhywzb">
               <w:r>
                 <w:rPr>
                   <w:rFonts w:ascii="Arial" w:cs="Arial" w:eastAsia="Arial" w:hAnsi="Arial"/>
@@ -7366,7 +7524,7 @@
               <w:spacing w:after="10" w:before="0"/>
               <w:ind w:left="120"/>
             </w:pPr>
-            <w:hyperlink w:history="1" r:id="rId9rzrzyf3ljaxjz4vokykh">
+            <w:hyperlink w:history="1" r:id="rIdqszmde6t7gfhvzlcaznoo">
               <w:r>
                 <w:rPr>
                   <w:rFonts w:ascii="Arial" w:cs="Arial" w:eastAsia="Arial" w:hAnsi="Arial"/>
@@ -7411,7 +7569,7 @@
             <w:pPr>
               <w:spacing w:after="20" w:before="0"/>
             </w:pPr>
-            <w:hyperlink w:history="1" r:id="rIdgduxnf_d9l5tqz2hrxokf">
+            <w:hyperlink w:history="1" r:id="rIdyoohxsni-npuvnsit0ezl">
               <w:r>
                 <w:rPr>
                   <w:rFonts w:ascii="Arial" w:cs="Arial" w:eastAsia="Arial" w:hAnsi="Arial"/>
@@ -7444,7 +7602,7 @@
               <w:spacing w:after="10" w:before="0"/>
               <w:ind w:left="120"/>
             </w:pPr>
-            <w:hyperlink w:history="1" r:id="rIdvfy2qcvq-njjvhwqd-jsq">
+            <w:hyperlink w:history="1" r:id="rIdrmohicyqteyttqlihonto">
               <w:r>
                 <w:rPr>
                   <w:rFonts w:ascii="Arial" w:cs="Arial" w:eastAsia="Arial" w:hAnsi="Arial"/>
@@ -7472,6 +7630,7 @@
           </w:tcPr>
           <w:p>
             <w:pPr>
+              <w:keepNext w:val="false"/>
               <w:spacing w:after="40" w:before="0"/>
               <w:jc w:val="left"/>
             </w:pPr>
@@ -7504,6 +7663,7 @@
           </w:tcPr>
           <w:p>
             <w:pPr>
+              <w:keepNext w:val="false"/>
               <w:spacing w:after="40" w:before="0"/>
               <w:jc w:val="left"/>
             </w:pPr>
@@ -7536,6 +7696,7 @@
           </w:tcPr>
           <w:p>
             <w:pPr>
+              <w:keepNext w:val="false"/>
               <w:spacing w:after="40" w:before="0"/>
               <w:jc w:val="left"/>
             </w:pPr>
@@ -7568,6 +7729,7 @@
           </w:tcPr>
           <w:p>
             <w:pPr>
+              <w:keepNext w:val="false"/>
               <w:spacing w:after="40" w:before="0"/>
               <w:jc w:val="left"/>
             </w:pPr>
@@ -7602,6 +7764,7 @@
           </w:tcPr>
           <w:p>
             <w:pPr>
+              <w:keepNext w:val="false"/>
               <w:spacing w:after="40" w:before="0"/>
               <w:jc w:val="left"/>
             </w:pPr>
@@ -7639,7 +7802,7 @@
             <w:pPr>
               <w:spacing w:after="20" w:before="0"/>
             </w:pPr>
-            <w:hyperlink w:history="1" r:id="rIdpro70n4xeyassu3822twh">
+            <w:hyperlink w:history="1" r:id="rIduqu8dlpm7apcken98fxeb">
               <w:r>
                 <w:rPr>
                   <w:rFonts w:ascii="Arial" w:cs="Arial" w:eastAsia="Arial" w:hAnsi="Arial"/>
@@ -7688,7 +7851,7 @@
               <w:spacing w:after="10" w:before="0"/>
               <w:ind w:left="120"/>
             </w:pPr>
-            <w:hyperlink w:history="1" r:id="rIdibklgapn6wtpali1m8cyk">
+            <w:hyperlink w:history="1" r:id="rIda2ilj3zeoa_mvx7ktdpqm">
               <w:r>
                 <w:rPr>
                   <w:rFonts w:ascii="Arial" w:cs="Arial" w:eastAsia="Arial" w:hAnsi="Arial"/>
@@ -7733,7 +7896,7 @@
             <w:pPr>
               <w:spacing w:after="20" w:before="0"/>
             </w:pPr>
-            <w:hyperlink w:history="1" r:id="rIdimisa96lwnh61_ognbp44">
+            <w:hyperlink w:history="1" r:id="rIdpphdcgu7pwjkfm8rmgnwh">
               <w:r>
                 <w:rPr>
                   <w:rFonts w:ascii="Arial" w:cs="Arial" w:eastAsia="Arial" w:hAnsi="Arial"/>
@@ -7766,7 +7929,7 @@
               <w:spacing w:after="10" w:before="0"/>
               <w:ind w:left="120"/>
             </w:pPr>
-            <w:hyperlink w:history="1" r:id="rId2u2xurvjyygwgdwr2nd6n">
+            <w:hyperlink w:history="1" r:id="rIdfxo5i_o90rjq98d-fe7qz">
               <w:r>
                 <w:rPr>
                   <w:rFonts w:ascii="Arial" w:cs="Arial" w:eastAsia="Arial" w:hAnsi="Arial"/>
@@ -7794,6 +7957,7 @@
           </w:tcPr>
           <w:p>
             <w:pPr>
+              <w:keepNext w:val="false"/>
               <w:spacing w:after="40" w:before="0"/>
               <w:jc w:val="left"/>
             </w:pPr>
@@ -7826,6 +7990,7 @@
           </w:tcPr>
           <w:p>
             <w:pPr>
+              <w:keepNext w:val="false"/>
               <w:spacing w:after="40" w:before="0"/>
               <w:jc w:val="left"/>
             </w:pPr>
@@ -7858,6 +8023,7 @@
           </w:tcPr>
           <w:p>
             <w:pPr>
+              <w:keepNext w:val="false"/>
               <w:spacing w:after="40" w:before="0"/>
               <w:jc w:val="left"/>
             </w:pPr>
@@ -7890,6 +8056,7 @@
           </w:tcPr>
           <w:p>
             <w:pPr>
+              <w:keepNext w:val="false"/>
               <w:spacing w:after="40" w:before="0"/>
               <w:jc w:val="left"/>
             </w:pPr>
@@ -7949,6 +8116,7 @@
           </w:tcPr>
           <w:p>
             <w:pPr>
+              <w:keepNext w:val="false"/>
               <w:spacing w:after="40" w:before="0"/>
               <w:jc w:val="center"/>
             </w:pPr>
@@ -7983,6 +8151,7 @@
           </w:tcPr>
           <w:p>
             <w:pPr>
+              <w:keepNext w:val="false"/>
               <w:spacing w:after="40" w:before="0"/>
               <w:jc w:val="left"/>
             </w:pPr>
@@ -8044,6 +8213,7 @@
           </w:tcPr>
           <w:p>
             <w:pPr>
+              <w:keepNext w:val="false"/>
               <w:spacing w:after="40" w:before="0"/>
               <w:jc w:val="center"/>
             </w:pPr>
@@ -8078,6 +8248,7 @@
           </w:tcPr>
           <w:p>
             <w:pPr>
+              <w:keepNext w:val="false"/>
               <w:spacing w:after="40" w:before="0"/>
               <w:jc w:val="left"/>
             </w:pPr>
@@ -8110,6 +8281,7 @@
           </w:tcPr>
           <w:p>
             <w:pPr>
+              <w:keepNext w:val="false"/>
               <w:spacing w:after="40" w:before="0"/>
               <w:jc w:val="left"/>
             </w:pPr>
@@ -8144,6 +8316,7 @@
           </w:tcPr>
           <w:p>
             <w:pPr>
+              <w:keepNext w:val="false"/>
               <w:spacing w:after="40" w:before="0"/>
               <w:jc w:val="left"/>
             </w:pPr>
@@ -8176,6 +8349,7 @@
           </w:tcPr>
           <w:p>
             <w:pPr>
+              <w:keepNext w:val="false"/>
               <w:spacing w:after="40" w:before="0"/>
               <w:jc w:val="left"/>
             </w:pPr>
@@ -8210,6 +8384,7 @@
           </w:tcPr>
           <w:p>
             <w:pPr>
+              <w:keepNext w:val="false"/>
               <w:spacing w:after="40" w:before="0"/>
               <w:jc w:val="left"/>
             </w:pPr>
@@ -8242,6 +8417,7 @@
           </w:tcPr>
           <w:p>
             <w:pPr>
+              <w:keepNext w:val="false"/>
               <w:spacing w:after="40" w:before="0"/>
               <w:jc w:val="left"/>
             </w:pPr>
@@ -8278,7 +8454,7 @@
         </w:rPr>
         <w:t xml:space="preserve">© 2026 SeaVuria and ARES. Aligned with KICD objectives. Developed by SeaVuria; technical implementation by ARES (with AI assistance from Claude). Licensed under </w:t>
       </w:r>
-      <w:hyperlink w:history="1" r:id="rIdlwcajjvevpcep0iejd2wq">
+      <w:hyperlink w:history="1" r:id="rId-kpaaplqmjxqrj87h9t3k">
         <w:r>
           <w:rPr>
             <w:rFonts w:ascii="Arial" w:cs="Arial" w:eastAsia="Arial" w:hAnsi="Arial"/>
@@ -8299,7 +8475,7 @@
         </w:rPr>
         <w:t xml:space="preserve"> (</w:t>
       </w:r>
-      <w:hyperlink w:history="1" r:id="rIdzitqjvdn1qkvcs8gixpvf">
+      <w:hyperlink w:history="1" r:id="rIddnswuftcbremsbnjdbvwz">
         <w:r>
           <w:rPr>
             <w:rFonts w:ascii="Arial" w:cs="Arial" w:eastAsia="Arial" w:hAnsi="Arial"/>
@@ -8359,6 +8535,7 @@
           </w:tcPr>
           <w:p>
             <w:pPr>
+              <w:keepNext w:val="false"/>
               <w:spacing w:after="40" w:before="0"/>
               <w:jc w:val="center"/>
             </w:pPr>
@@ -8394,6 +8571,7 @@
           </w:tcPr>
           <w:p>
             <w:pPr>
+              <w:keepNext w:val="false"/>
               <w:spacing w:after="40" w:before="0"/>
               <w:jc w:val="center"/>
             </w:pPr>
@@ -8428,6 +8606,7 @@
           </w:tcPr>
           <w:p>
             <w:pPr>
+              <w:keepNext w:val="false"/>
               <w:spacing w:after="40" w:before="0"/>
               <w:jc w:val="left"/>
             </w:pPr>
@@ -8460,6 +8639,7 @@
           </w:tcPr>
           <w:p>
             <w:pPr>
+              <w:keepNext w:val="false"/>
               <w:spacing w:after="40" w:before="0"/>
               <w:jc w:val="left"/>
             </w:pPr>
@@ -8494,6 +8674,7 @@
           </w:tcPr>
           <w:p>
             <w:pPr>
+              <w:keepNext w:val="false"/>
               <w:spacing w:after="40" w:before="0"/>
               <w:jc w:val="left"/>
             </w:pPr>
@@ -8526,6 +8707,7 @@
           </w:tcPr>
           <w:p>
             <w:pPr>
+              <w:keepNext w:val="false"/>
               <w:spacing w:after="40" w:before="0"/>
               <w:jc w:val="left"/>
             </w:pPr>
@@ -8560,6 +8742,7 @@
           </w:tcPr>
           <w:p>
             <w:pPr>
+              <w:keepNext w:val="false"/>
               <w:spacing w:after="40" w:before="0"/>
               <w:jc w:val="left"/>
             </w:pPr>
@@ -8592,6 +8775,7 @@
           </w:tcPr>
           <w:p>
             <w:pPr>
+              <w:keepNext w:val="false"/>
               <w:spacing w:after="40" w:before="0"/>
               <w:jc w:val="left"/>
             </w:pPr>
@@ -8626,6 +8810,7 @@
           </w:tcPr>
           <w:p>
             <w:pPr>
+              <w:keepNext w:val="false"/>
               <w:spacing w:after="40" w:before="0"/>
               <w:jc w:val="left"/>
             </w:pPr>
@@ -8658,6 +8843,7 @@
           </w:tcPr>
           <w:p>
             <w:pPr>
+              <w:keepNext w:val="false"/>
               <w:spacing w:after="40" w:before="0"/>
               <w:jc w:val="left"/>
             </w:pPr>
@@ -8692,6 +8878,7 @@
           </w:tcPr>
           <w:p>
             <w:pPr>
+              <w:keepNext w:val="false"/>
               <w:spacing w:after="40" w:before="0"/>
               <w:jc w:val="left"/>
             </w:pPr>
@@ -8724,6 +8911,7 @@
           </w:tcPr>
           <w:p>
             <w:pPr>
+              <w:keepNext w:val="false"/>
               <w:spacing w:after="40" w:before="0"/>
               <w:jc w:val="left"/>
             </w:pPr>
@@ -8758,6 +8946,7 @@
           </w:tcPr>
           <w:p>
             <w:pPr>
+              <w:keepNext w:val="false"/>
               <w:spacing w:after="40" w:before="0"/>
               <w:jc w:val="left"/>
             </w:pPr>
@@ -8790,6 +8979,7 @@
           </w:tcPr>
           <w:p>
             <w:pPr>
+              <w:keepNext w:val="false"/>
               <w:spacing w:after="40" w:before="0"/>
               <w:jc w:val="left"/>
             </w:pPr>
@@ -8824,6 +9014,7 @@
           </w:tcPr>
           <w:p>
             <w:pPr>
+              <w:keepNext w:val="false"/>
               <w:spacing w:after="40" w:before="0"/>
               <w:jc w:val="left"/>
             </w:pPr>
@@ -8856,6 +9047,7 @@
           </w:tcPr>
           <w:p>
             <w:pPr>
+              <w:keepNext w:val="false"/>
               <w:spacing w:after="40" w:before="0"/>
               <w:jc w:val="left"/>
             </w:pPr>
@@ -8890,6 +9082,7 @@
           </w:tcPr>
           <w:p>
             <w:pPr>
+              <w:keepNext w:val="false"/>
               <w:spacing w:after="40" w:before="0"/>
               <w:jc w:val="left"/>
             </w:pPr>
@@ -8922,6 +9115,7 @@
           </w:tcPr>
           <w:p>
             <w:pPr>
+              <w:keepNext w:val="false"/>
               <w:spacing w:after="40" w:before="0"/>
               <w:jc w:val="left"/>
             </w:pPr>
@@ -8981,6 +9175,7 @@
           </w:tcPr>
           <w:p>
             <w:pPr>
+              <w:keepNext w:val="false"/>
               <w:spacing w:after="40" w:before="0"/>
               <w:jc w:val="center"/>
             </w:pPr>
@@ -9015,6 +9210,7 @@
           </w:tcPr>
           <w:p>
             <w:pPr>
+              <w:keepNext w:val="false"/>
               <w:spacing w:after="40" w:before="0"/>
               <w:jc w:val="left"/>
             </w:pPr>
@@ -9079,6 +9275,7 @@
           </w:tcPr>
           <w:p>
             <w:pPr>
+              <w:keepNext w:val="false"/>
               <w:spacing w:after="40" w:before="0"/>
               <w:jc w:val="center"/>
             </w:pPr>
@@ -9113,6 +9310,7 @@
           </w:tcPr>
           <w:p>
             <w:pPr>
+              <w:keepNext w:val="false"/>
               <w:spacing w:after="40" w:before="0"/>
               <w:jc w:val="left"/>
             </w:pPr>
@@ -9145,6 +9343,7 @@
           </w:tcPr>
           <w:p>
             <w:pPr>
+              <w:keepNext w:val="false"/>
               <w:spacing w:after="40" w:before="0"/>
               <w:jc w:val="left"/>
             </w:pPr>
@@ -9177,6 +9376,7 @@
           </w:tcPr>
           <w:p>
             <w:pPr>
+              <w:keepNext w:val="false"/>
               <w:spacing w:after="40" w:before="0"/>
               <w:jc w:val="left"/>
             </w:pPr>
@@ -9209,6 +9409,7 @@
           </w:tcPr>
           <w:p>
             <w:pPr>
+              <w:keepNext w:val="false"/>
               <w:spacing w:after="40" w:before="0"/>
               <w:jc w:val="left"/>
             </w:pPr>
@@ -9241,6 +9442,7 @@
           </w:tcPr>
           <w:p>
             <w:pPr>
+              <w:keepNext w:val="false"/>
               <w:spacing w:after="40" w:before="0"/>
               <w:jc w:val="left"/>
             </w:pPr>
@@ -9275,6 +9477,7 @@
           </w:tcPr>
           <w:p>
             <w:pPr>
+              <w:keepNext w:val="false"/>
               <w:spacing w:after="40" w:before="0"/>
               <w:jc w:val="left"/>
             </w:pPr>
@@ -9312,7 +9515,7 @@
             <w:pPr>
               <w:spacing w:after="20" w:before="0"/>
             </w:pPr>
-            <w:hyperlink w:history="1" r:id="rIdaavqbdfxfmygvjlcdv6qj">
+            <w:hyperlink w:history="1" r:id="rIdhzr17ig0xrgz6bvwph_4k">
               <w:r>
                 <w:rPr>
                   <w:rFonts w:ascii="Arial" w:cs="Arial" w:eastAsia="Arial" w:hAnsi="Arial"/>
@@ -9361,7 +9564,7 @@
               <w:spacing w:after="10" w:before="0"/>
               <w:ind w:left="120"/>
             </w:pPr>
-            <w:hyperlink w:history="1" r:id="rIdnsfo3bk4lj7ntt9ieb68s">
+            <w:hyperlink w:history="1" r:id="rIddujrkt9zs_sbfk4xptas4">
               <w:r>
                 <w:rPr>
                   <w:rFonts w:ascii="Arial" w:cs="Arial" w:eastAsia="Arial" w:hAnsi="Arial"/>
@@ -9406,7 +9609,7 @@
             <w:pPr>
               <w:spacing w:after="20" w:before="0"/>
             </w:pPr>
-            <w:hyperlink w:history="1" r:id="rId7ogcjtm_yn-awf0gyhc3p">
+            <w:hyperlink w:history="1" r:id="rIdod8fq_qt0rcaf2jpm8oqc">
               <w:r>
                 <w:rPr>
                   <w:rFonts w:ascii="Arial" w:cs="Arial" w:eastAsia="Arial" w:hAnsi="Arial"/>
@@ -9439,7 +9642,7 @@
               <w:spacing w:after="10" w:before="0"/>
               <w:ind w:left="120"/>
             </w:pPr>
-            <w:hyperlink w:history="1" r:id="rId_floqsz2ifaaivln-thml">
+            <w:hyperlink w:history="1" r:id="rIdi26qjrtg3votvk07awzmi">
               <w:r>
                 <w:rPr>
                   <w:rFonts w:ascii="Arial" w:cs="Arial" w:eastAsia="Arial" w:hAnsi="Arial"/>
@@ -9467,6 +9670,7 @@
           </w:tcPr>
           <w:p>
             <w:pPr>
+              <w:keepNext w:val="false"/>
               <w:spacing w:after="40" w:before="0"/>
               <w:jc w:val="left"/>
             </w:pPr>
@@ -9499,6 +9703,7 @@
           </w:tcPr>
           <w:p>
             <w:pPr>
+              <w:keepNext w:val="false"/>
               <w:spacing w:after="40" w:before="0"/>
               <w:jc w:val="left"/>
             </w:pPr>
@@ -9531,6 +9736,7 @@
           </w:tcPr>
           <w:p>
             <w:pPr>
+              <w:keepNext w:val="false"/>
               <w:spacing w:after="40" w:before="0"/>
               <w:jc w:val="left"/>
             </w:pPr>
@@ -9563,6 +9769,7 @@
           </w:tcPr>
           <w:p>
             <w:pPr>
+              <w:keepNext w:val="false"/>
               <w:spacing w:after="40" w:before="0"/>
               <w:jc w:val="left"/>
             </w:pPr>
@@ -9597,6 +9804,7 @@
           </w:tcPr>
           <w:p>
             <w:pPr>
+              <w:keepNext w:val="false"/>
               <w:spacing w:after="40" w:before="0"/>
               <w:jc w:val="left"/>
             </w:pPr>
@@ -9634,7 +9842,7 @@
             <w:pPr>
               <w:spacing w:after="20" w:before="0"/>
             </w:pPr>
-            <w:hyperlink w:history="1" r:id="rIdsjctt7845rj52n85dcyhx">
+            <w:hyperlink w:history="1" r:id="rIdh2axycgvn3oxgp7q2qioh">
               <w:r>
                 <w:rPr>
                   <w:rFonts w:ascii="Arial" w:cs="Arial" w:eastAsia="Arial" w:hAnsi="Arial"/>
@@ -9683,7 +9891,7 @@
               <w:spacing w:after="10" w:before="0"/>
               <w:ind w:left="120"/>
             </w:pPr>
-            <w:hyperlink w:history="1" r:id="rIdeqbinmfwqvagzh4bkxsw9">
+            <w:hyperlink w:history="1" r:id="rIdptaepcoqyi2nhe7onvg2j">
               <w:r>
                 <w:rPr>
                   <w:rFonts w:ascii="Arial" w:cs="Arial" w:eastAsia="Arial" w:hAnsi="Arial"/>
@@ -9728,7 +9936,7 @@
             <w:pPr>
               <w:spacing w:after="20" w:before="0"/>
             </w:pPr>
-            <w:hyperlink w:history="1" r:id="rIdj0xusngnuhuyz1vg-y8hl">
+            <w:hyperlink w:history="1" r:id="rIdoawscino4wo-mlvzyjlyg">
               <w:r>
                 <w:rPr>
                   <w:rFonts w:ascii="Arial" w:cs="Arial" w:eastAsia="Arial" w:hAnsi="Arial"/>
@@ -9761,7 +9969,7 @@
               <w:spacing w:after="10" w:before="0"/>
               <w:ind w:left="120"/>
             </w:pPr>
-            <w:hyperlink w:history="1" r:id="rIdisd6pntxrhs2quvxxg_py">
+            <w:hyperlink w:history="1" r:id="rIddbuxcsomeputtk9r3pcrm">
               <w:r>
                 <w:rPr>
                   <w:rFonts w:ascii="Arial" w:cs="Arial" w:eastAsia="Arial" w:hAnsi="Arial"/>
@@ -9789,6 +9997,7 @@
           </w:tcPr>
           <w:p>
             <w:pPr>
+              <w:keepNext w:val="false"/>
               <w:spacing w:after="40" w:before="0"/>
               <w:jc w:val="left"/>
             </w:pPr>
@@ -9821,6 +10030,7 @@
           </w:tcPr>
           <w:p>
             <w:pPr>
+              <w:keepNext w:val="false"/>
               <w:spacing w:after="40" w:before="0"/>
               <w:jc w:val="left"/>
             </w:pPr>
@@ -9853,6 +10063,7 @@
           </w:tcPr>
           <w:p>
             <w:pPr>
+              <w:keepNext w:val="false"/>
               <w:spacing w:after="40" w:before="0"/>
               <w:jc w:val="left"/>
             </w:pPr>
@@ -9885,6 +10096,7 @@
           </w:tcPr>
           <w:p>
             <w:pPr>
+              <w:keepNext w:val="false"/>
               <w:spacing w:after="40" w:before="0"/>
               <w:jc w:val="left"/>
             </w:pPr>
@@ -9919,6 +10131,7 @@
           </w:tcPr>
           <w:p>
             <w:pPr>
+              <w:keepNext w:val="false"/>
               <w:spacing w:after="40" w:before="0"/>
               <w:jc w:val="left"/>
             </w:pPr>
@@ -9956,7 +10169,7 @@
             <w:pPr>
               <w:spacing w:after="20" w:before="0"/>
             </w:pPr>
-            <w:hyperlink w:history="1" r:id="rIdz37sodzpyichpzu4u51v8">
+            <w:hyperlink w:history="1" r:id="rIdtzfrrsibj7km4rwgv-qto">
               <w:r>
                 <w:rPr>
                   <w:rFonts w:ascii="Arial" w:cs="Arial" w:eastAsia="Arial" w:hAnsi="Arial"/>
@@ -10005,7 +10218,7 @@
               <w:spacing w:after="10" w:before="0"/>
               <w:ind w:left="120"/>
             </w:pPr>
-            <w:hyperlink w:history="1" r:id="rId2qhxu62ugyq3wgjouyxxo">
+            <w:hyperlink w:history="1" r:id="rIdd_nayaghxdbvqgwl6jjot">
               <w:r>
                 <w:rPr>
                   <w:rFonts w:ascii="Arial" w:cs="Arial" w:eastAsia="Arial" w:hAnsi="Arial"/>
@@ -10050,7 +10263,7 @@
             <w:pPr>
               <w:spacing w:after="20" w:before="0"/>
             </w:pPr>
-            <w:hyperlink w:history="1" r:id="rIdkd25flygw-ikfb_7il_in">
+            <w:hyperlink w:history="1" r:id="rIdmxull_mfgde0ynzxfdrdw">
               <w:r>
                 <w:rPr>
                   <w:rFonts w:ascii="Arial" w:cs="Arial" w:eastAsia="Arial" w:hAnsi="Arial"/>
@@ -10083,7 +10296,7 @@
               <w:spacing w:after="10" w:before="0"/>
               <w:ind w:left="120"/>
             </w:pPr>
-            <w:hyperlink w:history="1" r:id="rIdubmxqashvhshucyxdwnyr">
+            <w:hyperlink w:history="1" r:id="rIdhg5ffr1avy-pbfl3wldbf">
               <w:r>
                 <w:rPr>
                   <w:rFonts w:ascii="Arial" w:cs="Arial" w:eastAsia="Arial" w:hAnsi="Arial"/>
@@ -10111,6 +10324,7 @@
           </w:tcPr>
           <w:p>
             <w:pPr>
+              <w:keepNext w:val="false"/>
               <w:spacing w:after="40" w:before="0"/>
               <w:jc w:val="left"/>
             </w:pPr>
@@ -10143,6 +10357,7 @@
           </w:tcPr>
           <w:p>
             <w:pPr>
+              <w:keepNext w:val="false"/>
               <w:spacing w:after="40" w:before="0"/>
               <w:jc w:val="left"/>
             </w:pPr>
@@ -10175,6 +10390,7 @@
           </w:tcPr>
           <w:p>
             <w:pPr>
+              <w:keepNext w:val="false"/>
               <w:spacing w:after="40" w:before="0"/>
               <w:jc w:val="left"/>
             </w:pPr>
@@ -10207,6 +10423,7 @@
           </w:tcPr>
           <w:p>
             <w:pPr>
+              <w:keepNext w:val="false"/>
               <w:spacing w:after="40" w:before="0"/>
               <w:jc w:val="left"/>
             </w:pPr>
@@ -10241,6 +10458,7 @@
           </w:tcPr>
           <w:p>
             <w:pPr>
+              <w:keepNext w:val="false"/>
               <w:spacing w:after="40" w:before="0"/>
               <w:jc w:val="left"/>
             </w:pPr>
@@ -10278,7 +10496,7 @@
             <w:pPr>
               <w:spacing w:after="20" w:before="0"/>
             </w:pPr>
-            <w:hyperlink w:history="1" r:id="rIdws3cxhjfx6shytnhn6sov">
+            <w:hyperlink w:history="1" r:id="rId_pidh4uc9xzkh6uvdicw1">
               <w:r>
                 <w:rPr>
                   <w:rFonts w:ascii="Arial" w:cs="Arial" w:eastAsia="Arial" w:hAnsi="Arial"/>
@@ -10327,7 +10545,7 @@
               <w:spacing w:after="10" w:before="0"/>
               <w:ind w:left="120"/>
             </w:pPr>
-            <w:hyperlink w:history="1" r:id="rIdkmq9stmbmfmi4snhp4ztp">
+            <w:hyperlink w:history="1" r:id="rIdssvselircoz6pzjwdrcps">
               <w:r>
                 <w:rPr>
                   <w:rFonts w:ascii="Arial" w:cs="Arial" w:eastAsia="Arial" w:hAnsi="Arial"/>
@@ -10372,7 +10590,7 @@
             <w:pPr>
               <w:spacing w:after="20" w:before="0"/>
             </w:pPr>
-            <w:hyperlink w:history="1" r:id="rId8zxzsztl-tzuhcf3hheux">
+            <w:hyperlink w:history="1" r:id="rId1luwayxd2t6979n7a8apc">
               <w:r>
                 <w:rPr>
                   <w:rFonts w:ascii="Arial" w:cs="Arial" w:eastAsia="Arial" w:hAnsi="Arial"/>
@@ -10405,7 +10623,7 @@
               <w:spacing w:after="10" w:before="0"/>
               <w:ind w:left="120"/>
             </w:pPr>
-            <w:hyperlink w:history="1" r:id="rIdw2hlmqtdjhdrswdzv8lwj">
+            <w:hyperlink w:history="1" r:id="rIdgpt2ftnlojzwlh9_pqyxr">
               <w:r>
                 <w:rPr>
                   <w:rFonts w:ascii="Arial" w:cs="Arial" w:eastAsia="Arial" w:hAnsi="Arial"/>
@@ -10433,6 +10651,7 @@
           </w:tcPr>
           <w:p>
             <w:pPr>
+              <w:keepNext w:val="false"/>
               <w:spacing w:after="40" w:before="0"/>
               <w:jc w:val="left"/>
             </w:pPr>
@@ -10465,6 +10684,7 @@
           </w:tcPr>
           <w:p>
             <w:pPr>
+              <w:keepNext w:val="false"/>
               <w:spacing w:after="40" w:before="0"/>
               <w:jc w:val="left"/>
             </w:pPr>
@@ -10497,6 +10717,7 @@
           </w:tcPr>
           <w:p>
             <w:pPr>
+              <w:keepNext w:val="false"/>
               <w:spacing w:after="40" w:before="0"/>
               <w:jc w:val="left"/>
             </w:pPr>
@@ -10529,6 +10750,7 @@
           </w:tcPr>
           <w:p>
             <w:pPr>
+              <w:keepNext w:val="false"/>
               <w:spacing w:after="40" w:before="0"/>
               <w:jc w:val="left"/>
             </w:pPr>
@@ -10563,6 +10785,7 @@
           </w:tcPr>
           <w:p>
             <w:pPr>
+              <w:keepNext w:val="false"/>
               <w:spacing w:after="40" w:before="0"/>
               <w:jc w:val="left"/>
             </w:pPr>
@@ -10600,7 +10823,7 @@
             <w:pPr>
               <w:spacing w:after="20" w:before="0"/>
             </w:pPr>
-            <w:hyperlink w:history="1" r:id="rIdqtst5-3gmujisz0295qww">
+            <w:hyperlink w:history="1" r:id="rIdvnpm61hshnutivu0mnq49">
               <w:r>
                 <w:rPr>
                   <w:rFonts w:ascii="Arial" w:cs="Arial" w:eastAsia="Arial" w:hAnsi="Arial"/>
@@ -10649,7 +10872,7 @@
               <w:spacing w:after="10" w:before="0"/>
               <w:ind w:left="120"/>
             </w:pPr>
-            <w:hyperlink w:history="1" r:id="rIddnfn4xqamvtpd8g21oope">
+            <w:hyperlink w:history="1" r:id="rId0ore2kua3juduz84lhrqo">
               <w:r>
                 <w:rPr>
                   <w:rFonts w:ascii="Arial" w:cs="Arial" w:eastAsia="Arial" w:hAnsi="Arial"/>
@@ -10694,7 +10917,7 @@
             <w:pPr>
               <w:spacing w:after="20" w:before="0"/>
             </w:pPr>
-            <w:hyperlink w:history="1" r:id="rIdsxubkkgvrccs6fe8xpqbe">
+            <w:hyperlink w:history="1" r:id="rId3gbxpdmv9btzfbkdnfn-d">
               <w:r>
                 <w:rPr>
                   <w:rFonts w:ascii="Arial" w:cs="Arial" w:eastAsia="Arial" w:hAnsi="Arial"/>
@@ -10727,7 +10950,7 @@
               <w:spacing w:after="10" w:before="0"/>
               <w:ind w:left="120"/>
             </w:pPr>
-            <w:hyperlink w:history="1" r:id="rIdvl0czed9t07d7dcvd1pzx">
+            <w:hyperlink w:history="1" r:id="rIdctxs3veaczd1sbk0ohgzp">
               <w:r>
                 <w:rPr>
                   <w:rFonts w:ascii="Arial" w:cs="Arial" w:eastAsia="Arial" w:hAnsi="Arial"/>
@@ -10755,6 +10978,7 @@
           </w:tcPr>
           <w:p>
             <w:pPr>
+              <w:keepNext w:val="false"/>
               <w:spacing w:after="40" w:before="0"/>
               <w:jc w:val="left"/>
             </w:pPr>
@@ -10787,6 +11011,7 @@
           </w:tcPr>
           <w:p>
             <w:pPr>
+              <w:keepNext w:val="false"/>
               <w:spacing w:after="40" w:before="0"/>
               <w:jc w:val="left"/>
             </w:pPr>
@@ -10819,6 +11044,7 @@
           </w:tcPr>
           <w:p>
             <w:pPr>
+              <w:keepNext w:val="false"/>
               <w:spacing w:after="40" w:before="0"/>
               <w:jc w:val="left"/>
             </w:pPr>
@@ -10851,6 +11077,7 @@
           </w:tcPr>
           <w:p>
             <w:pPr>
+              <w:keepNext w:val="false"/>
               <w:spacing w:after="40" w:before="0"/>
               <w:jc w:val="left"/>
             </w:pPr>
@@ -10910,6 +11137,7 @@
           </w:tcPr>
           <w:p>
             <w:pPr>
+              <w:keepNext w:val="false"/>
               <w:spacing w:after="40" w:before="0"/>
               <w:jc w:val="center"/>
             </w:pPr>
@@ -10944,6 +11172,7 @@
           </w:tcPr>
           <w:p>
             <w:pPr>
+              <w:keepNext w:val="false"/>
               <w:spacing w:after="40" w:before="0"/>
               <w:jc w:val="left"/>
             </w:pPr>
@@ -11005,6 +11234,7 @@
           </w:tcPr>
           <w:p>
             <w:pPr>
+              <w:keepNext w:val="false"/>
               <w:spacing w:after="40" w:before="0"/>
               <w:jc w:val="center"/>
             </w:pPr>
@@ -11039,6 +11269,7 @@
           </w:tcPr>
           <w:p>
             <w:pPr>
+              <w:keepNext w:val="false"/>
               <w:spacing w:after="40" w:before="0"/>
               <w:jc w:val="left"/>
             </w:pPr>
@@ -11071,6 +11302,7 @@
           </w:tcPr>
           <w:p>
             <w:pPr>
+              <w:keepNext w:val="false"/>
               <w:spacing w:after="40" w:before="0"/>
               <w:jc w:val="left"/>
             </w:pPr>
@@ -11105,6 +11337,7 @@
           </w:tcPr>
           <w:p>
             <w:pPr>
+              <w:keepNext w:val="false"/>
               <w:spacing w:after="40" w:before="0"/>
               <w:jc w:val="left"/>
             </w:pPr>
@@ -11137,6 +11370,7 @@
           </w:tcPr>
           <w:p>
             <w:pPr>
+              <w:keepNext w:val="false"/>
               <w:spacing w:after="40" w:before="0"/>
               <w:jc w:val="left"/>
             </w:pPr>
@@ -11171,6 +11405,7 @@
           </w:tcPr>
           <w:p>
             <w:pPr>
+              <w:keepNext w:val="false"/>
               <w:spacing w:after="40" w:before="0"/>
               <w:jc w:val="left"/>
             </w:pPr>
@@ -11203,6 +11438,7 @@
           </w:tcPr>
           <w:p>
             <w:pPr>
+              <w:keepNext w:val="false"/>
               <w:spacing w:after="40" w:before="0"/>
               <w:jc w:val="left"/>
             </w:pPr>
@@ -11239,7 +11475,7 @@
         </w:rPr>
         <w:t xml:space="preserve">© 2026 SeaVuria and ARES. Aligned with KICD objectives. Developed by SeaVuria; technical implementation by ARES (with AI assistance from Claude). Licensed under </w:t>
       </w:r>
-      <w:hyperlink w:history="1" r:id="rIdy52phr0tehk7-azwzkz3y">
+      <w:hyperlink w:history="1" r:id="rIddila2wkcsijj5v5qkr5ho">
         <w:r>
           <w:rPr>
             <w:rFonts w:ascii="Arial" w:cs="Arial" w:eastAsia="Arial" w:hAnsi="Arial"/>
@@ -11260,7 +11496,7 @@
         </w:rPr>
         <w:t xml:space="preserve"> (</w:t>
       </w:r>
-      <w:hyperlink w:history="1" r:id="rId_lhha26hunj8dvcuxpodo">
+      <w:hyperlink w:history="1" r:id="rIdv4wgquidg_qzupb9_-jy-">
         <w:r>
           <w:rPr>
             <w:rFonts w:ascii="Arial" w:cs="Arial" w:eastAsia="Arial" w:hAnsi="Arial"/>
@@ -11320,6 +11556,7 @@
           </w:tcPr>
           <w:p>
             <w:pPr>
+              <w:keepNext w:val="false"/>
               <w:spacing w:after="40" w:before="0"/>
               <w:jc w:val="center"/>
             </w:pPr>
@@ -11355,6 +11592,7 @@
           </w:tcPr>
           <w:p>
             <w:pPr>
+              <w:keepNext w:val="false"/>
               <w:spacing w:after="40" w:before="0"/>
               <w:jc w:val="center"/>
             </w:pPr>
@@ -11389,6 +11627,7 @@
           </w:tcPr>
           <w:p>
             <w:pPr>
+              <w:keepNext w:val="false"/>
               <w:spacing w:after="40" w:before="0"/>
               <w:jc w:val="left"/>
             </w:pPr>
@@ -11421,6 +11660,7 @@
           </w:tcPr>
           <w:p>
             <w:pPr>
+              <w:keepNext w:val="false"/>
               <w:spacing w:after="40" w:before="0"/>
               <w:jc w:val="left"/>
             </w:pPr>
@@ -11455,6 +11695,7 @@
           </w:tcPr>
           <w:p>
             <w:pPr>
+              <w:keepNext w:val="false"/>
               <w:spacing w:after="40" w:before="0"/>
               <w:jc w:val="left"/>
             </w:pPr>
@@ -11487,6 +11728,7 @@
           </w:tcPr>
           <w:p>
             <w:pPr>
+              <w:keepNext w:val="false"/>
               <w:spacing w:after="40" w:before="0"/>
               <w:jc w:val="left"/>
             </w:pPr>
@@ -11521,6 +11763,7 @@
           </w:tcPr>
           <w:p>
             <w:pPr>
+              <w:keepNext w:val="false"/>
               <w:spacing w:after="40" w:before="0"/>
               <w:jc w:val="left"/>
             </w:pPr>
@@ -11553,6 +11796,7 @@
           </w:tcPr>
           <w:p>
             <w:pPr>
+              <w:keepNext w:val="false"/>
               <w:spacing w:after="40" w:before="0"/>
               <w:jc w:val="left"/>
             </w:pPr>
@@ -11587,6 +11831,7 @@
           </w:tcPr>
           <w:p>
             <w:pPr>
+              <w:keepNext w:val="false"/>
               <w:spacing w:after="40" w:before="0"/>
               <w:jc w:val="left"/>
             </w:pPr>
@@ -11619,6 +11864,7 @@
           </w:tcPr>
           <w:p>
             <w:pPr>
+              <w:keepNext w:val="false"/>
               <w:spacing w:after="40" w:before="0"/>
               <w:jc w:val="left"/>
             </w:pPr>
@@ -11653,6 +11899,7 @@
           </w:tcPr>
           <w:p>
             <w:pPr>
+              <w:keepNext w:val="false"/>
               <w:spacing w:after="40" w:before="0"/>
               <w:jc w:val="left"/>
             </w:pPr>
@@ -11685,6 +11932,7 @@
           </w:tcPr>
           <w:p>
             <w:pPr>
+              <w:keepNext w:val="false"/>
               <w:spacing w:after="40" w:before="0"/>
               <w:jc w:val="left"/>
             </w:pPr>
@@ -11719,6 +11967,7 @@
           </w:tcPr>
           <w:p>
             <w:pPr>
+              <w:keepNext w:val="false"/>
               <w:spacing w:after="40" w:before="0"/>
               <w:jc w:val="left"/>
             </w:pPr>
@@ -11751,6 +12000,7 @@
           </w:tcPr>
           <w:p>
             <w:pPr>
+              <w:keepNext w:val="false"/>
               <w:spacing w:after="40" w:before="0"/>
               <w:jc w:val="left"/>
             </w:pPr>
@@ -11785,6 +12035,7 @@
           </w:tcPr>
           <w:p>
             <w:pPr>
+              <w:keepNext w:val="false"/>
               <w:spacing w:after="40" w:before="0"/>
               <w:jc w:val="left"/>
             </w:pPr>
@@ -11817,6 +12068,7 @@
           </w:tcPr>
           <w:p>
             <w:pPr>
+              <w:keepNext w:val="false"/>
               <w:spacing w:after="40" w:before="0"/>
               <w:jc w:val="left"/>
             </w:pPr>
@@ -11851,6 +12103,7 @@
           </w:tcPr>
           <w:p>
             <w:pPr>
+              <w:keepNext w:val="false"/>
               <w:spacing w:after="40" w:before="0"/>
               <w:jc w:val="left"/>
             </w:pPr>
@@ -11883,6 +12136,7 @@
           </w:tcPr>
           <w:p>
             <w:pPr>
+              <w:keepNext w:val="false"/>
               <w:spacing w:after="40" w:before="0"/>
               <w:jc w:val="left"/>
             </w:pPr>
@@ -11942,6 +12196,7 @@
           </w:tcPr>
           <w:p>
             <w:pPr>
+              <w:keepNext w:val="false"/>
               <w:spacing w:after="40" w:before="0"/>
               <w:jc w:val="center"/>
             </w:pPr>
@@ -11976,6 +12231,7 @@
           </w:tcPr>
           <w:p>
             <w:pPr>
+              <w:keepNext w:val="false"/>
               <w:spacing w:after="40" w:before="0"/>
               <w:jc w:val="left"/>
             </w:pPr>
@@ -12040,6 +12296,7 @@
           </w:tcPr>
           <w:p>
             <w:pPr>
+              <w:keepNext w:val="false"/>
               <w:spacing w:after="40" w:before="0"/>
               <w:jc w:val="center"/>
             </w:pPr>
@@ -12074,6 +12331,7 @@
           </w:tcPr>
           <w:p>
             <w:pPr>
+              <w:keepNext w:val="false"/>
               <w:spacing w:after="40" w:before="0"/>
               <w:jc w:val="left"/>
             </w:pPr>
@@ -12106,6 +12364,7 @@
           </w:tcPr>
           <w:p>
             <w:pPr>
+              <w:keepNext w:val="false"/>
               <w:spacing w:after="40" w:before="0"/>
               <w:jc w:val="left"/>
             </w:pPr>
@@ -12138,6 +12397,7 @@
           </w:tcPr>
           <w:p>
             <w:pPr>
+              <w:keepNext w:val="false"/>
               <w:spacing w:after="40" w:before="0"/>
               <w:jc w:val="left"/>
             </w:pPr>
@@ -12170,6 +12430,7 @@
           </w:tcPr>
           <w:p>
             <w:pPr>
+              <w:keepNext w:val="false"/>
               <w:spacing w:after="40" w:before="0"/>
               <w:jc w:val="left"/>
             </w:pPr>
@@ -12202,6 +12463,7 @@
           </w:tcPr>
           <w:p>
             <w:pPr>
+              <w:keepNext w:val="false"/>
               <w:spacing w:after="40" w:before="0"/>
               <w:jc w:val="left"/>
             </w:pPr>
@@ -12236,6 +12498,7 @@
           </w:tcPr>
           <w:p>
             <w:pPr>
+              <w:keepNext w:val="false"/>
               <w:spacing w:after="40" w:before="0"/>
               <w:jc w:val="left"/>
             </w:pPr>
@@ -12273,7 +12536,7 @@
             <w:pPr>
               <w:spacing w:after="20" w:before="0"/>
             </w:pPr>
-            <w:hyperlink w:history="1" r:id="rIdz07pb4hrcivj2o4wv1cvy">
+            <w:hyperlink w:history="1" r:id="rIdwwochv-opfmkhlmwyh2pd">
               <w:r>
                 <w:rPr>
                   <w:rFonts w:ascii="Arial" w:cs="Arial" w:eastAsia="Arial" w:hAnsi="Arial"/>
@@ -12306,7 +12569,7 @@
               <w:spacing w:after="10" w:before="0"/>
               <w:ind w:left="120"/>
             </w:pPr>
-            <w:hyperlink w:history="1" r:id="rIdwgiu50puqqrlujhrw_o7l">
+            <w:hyperlink w:history="1" r:id="rIdhi4jyuo5hxwwk4lmxrd0j">
               <w:r>
                 <w:rPr>
                   <w:rFonts w:ascii="Arial" w:cs="Arial" w:eastAsia="Arial" w:hAnsi="Arial"/>
@@ -12351,7 +12614,7 @@
             <w:pPr>
               <w:spacing w:after="20" w:before="0"/>
             </w:pPr>
-            <w:hyperlink w:history="1" r:id="rIdbkvpc1kovnoaoxtbyy4lk">
+            <w:hyperlink w:history="1" r:id="rIdogfsw8tv9uiyjo9txo5e6">
               <w:r>
                 <w:rPr>
                   <w:rFonts w:ascii="Arial" w:cs="Arial" w:eastAsia="Arial" w:hAnsi="Arial"/>
@@ -12384,7 +12647,7 @@
               <w:spacing w:after="10" w:before="0"/>
               <w:ind w:left="120"/>
             </w:pPr>
-            <w:hyperlink w:history="1" r:id="rId5mne43pmhscbaggjb6_et">
+            <w:hyperlink w:history="1" r:id="rIdd-zysqjvkj6-vwgnrgv3k">
               <w:r>
                 <w:rPr>
                   <w:rFonts w:ascii="Arial" w:cs="Arial" w:eastAsia="Arial" w:hAnsi="Arial"/>
@@ -12412,6 +12675,7 @@
           </w:tcPr>
           <w:p>
             <w:pPr>
+              <w:keepNext w:val="false"/>
               <w:spacing w:after="40" w:before="0"/>
               <w:jc w:val="left"/>
             </w:pPr>
@@ -12444,6 +12708,7 @@
           </w:tcPr>
           <w:p>
             <w:pPr>
+              <w:keepNext w:val="false"/>
               <w:spacing w:after="40" w:before="0"/>
               <w:jc w:val="left"/>
             </w:pPr>
@@ -12476,6 +12741,7 @@
           </w:tcPr>
           <w:p>
             <w:pPr>
+              <w:keepNext w:val="false"/>
               <w:spacing w:after="40" w:before="0"/>
               <w:jc w:val="left"/>
             </w:pPr>
@@ -12508,6 +12774,7 @@
           </w:tcPr>
           <w:p>
             <w:pPr>
+              <w:keepNext w:val="false"/>
               <w:spacing w:after="40" w:before="0"/>
               <w:jc w:val="left"/>
             </w:pPr>
@@ -12542,6 +12809,7 @@
           </w:tcPr>
           <w:p>
             <w:pPr>
+              <w:keepNext w:val="false"/>
               <w:spacing w:after="40" w:before="0"/>
               <w:jc w:val="left"/>
             </w:pPr>
@@ -12579,7 +12847,7 @@
             <w:pPr>
               <w:spacing w:after="20" w:before="0"/>
             </w:pPr>
-            <w:hyperlink w:history="1" r:id="rId0n50frinif2v-qpsozp3w">
+            <w:hyperlink w:history="1" r:id="rIdgptsz7iuejgpecpworzx8">
               <w:r>
                 <w:rPr>
                   <w:rFonts w:ascii="Arial" w:cs="Arial" w:eastAsia="Arial" w:hAnsi="Arial"/>
@@ -12612,7 +12880,7 @@
               <w:spacing w:after="10" w:before="0"/>
               <w:ind w:left="120"/>
             </w:pPr>
-            <w:hyperlink w:history="1" r:id="rIdqzwedr1svr-ubbhz21opw">
+            <w:hyperlink w:history="1" r:id="rIdpv9zgwlldnm_ph4wxbkmu">
               <w:r>
                 <w:rPr>
                   <w:rFonts w:ascii="Arial" w:cs="Arial" w:eastAsia="Arial" w:hAnsi="Arial"/>
@@ -12657,7 +12925,7 @@
             <w:pPr>
               <w:spacing w:after="20" w:before="0"/>
             </w:pPr>
-            <w:hyperlink w:history="1" r:id="rIdojxqv8vydjw2dokbhemgj">
+            <w:hyperlink w:history="1" r:id="rIdmrz91cgksmmflz1mziv3g">
               <w:r>
                 <w:rPr>
                   <w:rFonts w:ascii="Arial" w:cs="Arial" w:eastAsia="Arial" w:hAnsi="Arial"/>
@@ -12690,7 +12958,7 @@
               <w:spacing w:after="10" w:before="0"/>
               <w:ind w:left="120"/>
             </w:pPr>
-            <w:hyperlink w:history="1" r:id="rIdhrvjgmilh6wkg1n_wtkyb">
+            <w:hyperlink w:history="1" r:id="rIdq7yyq5fmtnsnl1ppuvsh4">
               <w:r>
                 <w:rPr>
                   <w:rFonts w:ascii="Arial" w:cs="Arial" w:eastAsia="Arial" w:hAnsi="Arial"/>
@@ -12718,6 +12986,7 @@
           </w:tcPr>
           <w:p>
             <w:pPr>
+              <w:keepNext w:val="false"/>
               <w:spacing w:after="40" w:before="0"/>
               <w:jc w:val="left"/>
             </w:pPr>
@@ -12750,6 +13019,7 @@
           </w:tcPr>
           <w:p>
             <w:pPr>
+              <w:keepNext w:val="false"/>
               <w:spacing w:after="40" w:before="0"/>
               <w:jc w:val="left"/>
             </w:pPr>
@@ -12782,6 +13052,7 @@
           </w:tcPr>
           <w:p>
             <w:pPr>
+              <w:keepNext w:val="false"/>
               <w:spacing w:after="40" w:before="0"/>
               <w:jc w:val="left"/>
             </w:pPr>
@@ -12814,6 +13085,7 @@
           </w:tcPr>
           <w:p>
             <w:pPr>
+              <w:keepNext w:val="false"/>
               <w:spacing w:after="40" w:before="0"/>
               <w:jc w:val="left"/>
             </w:pPr>
@@ -12848,6 +13120,7 @@
           </w:tcPr>
           <w:p>
             <w:pPr>
+              <w:keepNext w:val="false"/>
               <w:spacing w:after="40" w:before="0"/>
               <w:jc w:val="left"/>
             </w:pPr>
@@ -12885,7 +13158,7 @@
             <w:pPr>
               <w:spacing w:after="20" w:before="0"/>
             </w:pPr>
-            <w:hyperlink w:history="1" r:id="rIdx4pr_higikjkyzcumhjkz">
+            <w:hyperlink w:history="1" r:id="rIdgikwhheq_5kfibctlx5oi">
               <w:r>
                 <w:rPr>
                   <w:rFonts w:ascii="Arial" w:cs="Arial" w:eastAsia="Arial" w:hAnsi="Arial"/>
@@ -12918,7 +13191,7 @@
               <w:spacing w:after="10" w:before="0"/>
               <w:ind w:left="120"/>
             </w:pPr>
-            <w:hyperlink w:history="1" r:id="rIdsdgtwubxgbb84f0c6nrc-">
+            <w:hyperlink w:history="1" r:id="rIda6tz4mesjazzy0ntabedt">
               <w:r>
                 <w:rPr>
                   <w:rFonts w:ascii="Arial" w:cs="Arial" w:eastAsia="Arial" w:hAnsi="Arial"/>
@@ -12963,7 +13236,7 @@
             <w:pPr>
               <w:spacing w:after="20" w:before="0"/>
             </w:pPr>
-            <w:hyperlink w:history="1" r:id="rIdhuvom-njx1adfmle3unrl">
+            <w:hyperlink w:history="1" r:id="rIdnbtlmnmulrzyzbros6yp_">
               <w:r>
                 <w:rPr>
                   <w:rFonts w:ascii="Arial" w:cs="Arial" w:eastAsia="Arial" w:hAnsi="Arial"/>
@@ -12996,7 +13269,7 @@
               <w:spacing w:after="10" w:before="0"/>
               <w:ind w:left="120"/>
             </w:pPr>
-            <w:hyperlink w:history="1" r:id="rIdgytpmoj3npdl2l8gzaqq_">
+            <w:hyperlink w:history="1" r:id="rId6yeil6y9hymrvt5z2hjdc">
               <w:r>
                 <w:rPr>
                   <w:rFonts w:ascii="Arial" w:cs="Arial" w:eastAsia="Arial" w:hAnsi="Arial"/>
@@ -13024,6 +13297,7 @@
           </w:tcPr>
           <w:p>
             <w:pPr>
+              <w:keepNext w:val="false"/>
               <w:spacing w:after="40" w:before="0"/>
               <w:jc w:val="left"/>
             </w:pPr>
@@ -13056,6 +13330,7 @@
           </w:tcPr>
           <w:p>
             <w:pPr>
+              <w:keepNext w:val="false"/>
               <w:spacing w:after="40" w:before="0"/>
               <w:jc w:val="left"/>
             </w:pPr>
@@ -13088,6 +13363,7 @@
           </w:tcPr>
           <w:p>
             <w:pPr>
+              <w:keepNext w:val="false"/>
               <w:spacing w:after="40" w:before="0"/>
               <w:jc w:val="left"/>
             </w:pPr>
@@ -13120,6 +13396,7 @@
           </w:tcPr>
           <w:p>
             <w:pPr>
+              <w:keepNext w:val="false"/>
               <w:spacing w:after="40" w:before="0"/>
               <w:jc w:val="left"/>
             </w:pPr>
@@ -13154,6 +13431,7 @@
           </w:tcPr>
           <w:p>
             <w:pPr>
+              <w:keepNext w:val="false"/>
               <w:spacing w:after="40" w:before="0"/>
               <w:jc w:val="left"/>
             </w:pPr>
@@ -13191,7 +13469,7 @@
             <w:pPr>
               <w:spacing w:after="20" w:before="0"/>
             </w:pPr>
-            <w:hyperlink w:history="1" r:id="rIdfdo_s_zj_lsbpbbgdxmm3">
+            <w:hyperlink w:history="1" r:id="rIdidzh2nxmx0gw84mzcnzej">
               <w:r>
                 <w:rPr>
                   <w:rFonts w:ascii="Arial" w:cs="Arial" w:eastAsia="Arial" w:hAnsi="Arial"/>
@@ -13224,7 +13502,7 @@
               <w:spacing w:after="10" w:before="0"/>
               <w:ind w:left="120"/>
             </w:pPr>
-            <w:hyperlink w:history="1" r:id="rIdvol1dhu5srt9epw0qao8z">
+            <w:hyperlink w:history="1" r:id="rIdp29hfz49fi73hjwcobdi-">
               <w:r>
                 <w:rPr>
                   <w:rFonts w:ascii="Arial" w:cs="Arial" w:eastAsia="Arial" w:hAnsi="Arial"/>
@@ -13269,7 +13547,7 @@
             <w:pPr>
               <w:spacing w:after="20" w:before="0"/>
             </w:pPr>
-            <w:hyperlink w:history="1" r:id="rIdy4g0ee-_8rhba7tkxfxs-">
+            <w:hyperlink w:history="1" r:id="rIdo19a-n9icbzaadqkoi51o">
               <w:r>
                 <w:rPr>
                   <w:rFonts w:ascii="Arial" w:cs="Arial" w:eastAsia="Arial" w:hAnsi="Arial"/>
@@ -13302,7 +13580,7 @@
               <w:spacing w:after="10" w:before="0"/>
               <w:ind w:left="120"/>
             </w:pPr>
-            <w:hyperlink w:history="1" r:id="rIdghjjpkg_mficch4tercav">
+            <w:hyperlink w:history="1" r:id="rIdqfwl5js_zyhbqskhoccjg">
               <w:r>
                 <w:rPr>
                   <w:rFonts w:ascii="Arial" w:cs="Arial" w:eastAsia="Arial" w:hAnsi="Arial"/>
@@ -13330,6 +13608,7 @@
           </w:tcPr>
           <w:p>
             <w:pPr>
+              <w:keepNext w:val="false"/>
               <w:spacing w:after="40" w:before="0"/>
               <w:jc w:val="left"/>
             </w:pPr>
@@ -13362,6 +13641,7 @@
           </w:tcPr>
           <w:p>
             <w:pPr>
+              <w:keepNext w:val="false"/>
               <w:spacing w:after="40" w:before="0"/>
               <w:jc w:val="left"/>
             </w:pPr>
@@ -13394,6 +13674,7 @@
           </w:tcPr>
           <w:p>
             <w:pPr>
+              <w:keepNext w:val="false"/>
               <w:spacing w:after="40" w:before="0"/>
               <w:jc w:val="left"/>
             </w:pPr>
@@ -13426,6 +13707,7 @@
           </w:tcPr>
           <w:p>
             <w:pPr>
+              <w:keepNext w:val="false"/>
               <w:spacing w:after="40" w:before="0"/>
               <w:jc w:val="left"/>
             </w:pPr>
@@ -13460,6 +13742,7 @@
           </w:tcPr>
           <w:p>
             <w:pPr>
+              <w:keepNext w:val="false"/>
               <w:spacing w:after="40" w:before="0"/>
               <w:jc w:val="left"/>
             </w:pPr>
@@ -13497,7 +13780,7 @@
             <w:pPr>
               <w:spacing w:after="20" w:before="0"/>
             </w:pPr>
-            <w:hyperlink w:history="1" r:id="rId8owpbs7soaoqjlc-vqnv4">
+            <w:hyperlink w:history="1" r:id="rIdcw5rtpjajh7imy7xgapdx">
               <w:r>
                 <w:rPr>
                   <w:rFonts w:ascii="Arial" w:cs="Arial" w:eastAsia="Arial" w:hAnsi="Arial"/>
@@ -13530,7 +13813,7 @@
               <w:spacing w:after="10" w:before="0"/>
               <w:ind w:left="120"/>
             </w:pPr>
-            <w:hyperlink w:history="1" r:id="rIdwpnynkzwi_nzx6u2k4hsw">
+            <w:hyperlink w:history="1" r:id="rId7mhdvlofmpnehzklubwdx">
               <w:r>
                 <w:rPr>
                   <w:rFonts w:ascii="Arial" w:cs="Arial" w:eastAsia="Arial" w:hAnsi="Arial"/>
@@ -13575,7 +13858,7 @@
             <w:pPr>
               <w:spacing w:after="20" w:before="0"/>
             </w:pPr>
-            <w:hyperlink w:history="1" r:id="rId4geh8lfmvwjnfpyfnonn7">
+            <w:hyperlink w:history="1" r:id="rIdryhxhn0jwuwbrs-bie-_h">
               <w:r>
                 <w:rPr>
                   <w:rFonts w:ascii="Arial" w:cs="Arial" w:eastAsia="Arial" w:hAnsi="Arial"/>
@@ -13608,7 +13891,7 @@
               <w:spacing w:after="10" w:before="0"/>
               <w:ind w:left="120"/>
             </w:pPr>
-            <w:hyperlink w:history="1" r:id="rIdjjnuocqxqfqcm7proiw8q">
+            <w:hyperlink w:history="1" r:id="rIdbmeysiwreldcfrtfeuie7">
               <w:r>
                 <w:rPr>
                   <w:rFonts w:ascii="Arial" w:cs="Arial" w:eastAsia="Arial" w:hAnsi="Arial"/>
@@ -13636,6 +13919,7 @@
           </w:tcPr>
           <w:p>
             <w:pPr>
+              <w:keepNext w:val="false"/>
               <w:spacing w:after="40" w:before="0"/>
               <w:jc w:val="left"/>
             </w:pPr>
@@ -13668,6 +13952,7 @@
           </w:tcPr>
           <w:p>
             <w:pPr>
+              <w:keepNext w:val="false"/>
               <w:spacing w:after="40" w:before="0"/>
               <w:jc w:val="left"/>
             </w:pPr>
@@ -13700,6 +13985,7 @@
           </w:tcPr>
           <w:p>
             <w:pPr>
+              <w:keepNext w:val="false"/>
               <w:spacing w:after="40" w:before="0"/>
               <w:jc w:val="left"/>
             </w:pPr>
@@ -13732,6 +14018,7 @@
           </w:tcPr>
           <w:p>
             <w:pPr>
+              <w:keepNext w:val="false"/>
               <w:spacing w:after="40" w:before="0"/>
               <w:jc w:val="left"/>
             </w:pPr>
@@ -13791,6 +14078,7 @@
           </w:tcPr>
           <w:p>
             <w:pPr>
+              <w:keepNext w:val="false"/>
               <w:spacing w:after="40" w:before="0"/>
               <w:jc w:val="center"/>
             </w:pPr>
@@ -13825,6 +14113,7 @@
           </w:tcPr>
           <w:p>
             <w:pPr>
+              <w:keepNext w:val="false"/>
               <w:spacing w:after="40" w:before="0"/>
               <w:jc w:val="left"/>
             </w:pPr>
@@ -13844,6 +14133,7 @@
           </w:p>
           <w:p>
             <w:pPr>
+              <w:keepNext w:val="false"/>
               <w:spacing w:after="40" w:before="0"/>
               <w:jc w:val="left"/>
             </w:pPr>
@@ -13863,6 +14153,7 @@
           </w:p>
           <w:p>
             <w:pPr>
+              <w:keepNext w:val="false"/>
               <w:spacing w:after="40" w:before="0"/>
               <w:jc w:val="left"/>
             </w:pPr>
@@ -13882,6 +14173,7 @@
           </w:p>
           <w:p>
             <w:pPr>
+              <w:keepNext w:val="false"/>
               <w:spacing w:after="40" w:before="0"/>
               <w:jc w:val="left"/>
             </w:pPr>
@@ -13901,6 +14193,7 @@
           </w:p>
           <w:p>
             <w:pPr>
+              <w:keepNext w:val="false"/>
               <w:spacing w:after="40" w:before="0"/>
               <w:jc w:val="left"/>
             </w:pPr>
@@ -13920,6 +14213,7 @@
           </w:p>
           <w:p>
             <w:pPr>
+              <w:keepNext w:val="false"/>
               <w:spacing w:after="40" w:before="0"/>
               <w:jc w:val="left"/>
             </w:pPr>
@@ -13939,6 +14233,7 @@
           </w:p>
           <w:p>
             <w:pPr>
+              <w:keepNext w:val="false"/>
               <w:spacing w:after="40" w:before="0"/>
               <w:jc w:val="left"/>
             </w:pPr>
@@ -13958,6 +14253,7 @@
           </w:p>
           <w:p>
             <w:pPr>
+              <w:keepNext w:val="false"/>
               <w:spacing w:after="40" w:before="0"/>
               <w:jc w:val="left"/>
             </w:pPr>
@@ -14019,6 +14315,7 @@
           </w:tcPr>
           <w:p>
             <w:pPr>
+              <w:keepNext w:val="false"/>
               <w:spacing w:after="40" w:before="0"/>
               <w:jc w:val="center"/>
             </w:pPr>
@@ -14053,6 +14350,7 @@
           </w:tcPr>
           <w:p>
             <w:pPr>
+              <w:keepNext w:val="false"/>
               <w:spacing w:after="40" w:before="0"/>
               <w:jc w:val="left"/>
             </w:pPr>
@@ -14085,6 +14383,7 @@
           </w:tcPr>
           <w:p>
             <w:pPr>
+              <w:keepNext w:val="false"/>
               <w:spacing w:after="40" w:before="0"/>
               <w:jc w:val="left"/>
             </w:pPr>
@@ -14119,6 +14418,7 @@
           </w:tcPr>
           <w:p>
             <w:pPr>
+              <w:keepNext w:val="false"/>
               <w:spacing w:after="40" w:before="0"/>
               <w:jc w:val="left"/>
             </w:pPr>
@@ -14151,6 +14451,7 @@
           </w:tcPr>
           <w:p>
             <w:pPr>
+              <w:keepNext w:val="false"/>
               <w:spacing w:after="40" w:before="0"/>
               <w:jc w:val="left"/>
             </w:pPr>
@@ -14185,6 +14486,7 @@
           </w:tcPr>
           <w:p>
             <w:pPr>
+              <w:keepNext w:val="false"/>
               <w:spacing w:after="40" w:before="0"/>
               <w:jc w:val="left"/>
             </w:pPr>
@@ -14217,6 +14519,7 @@
           </w:tcPr>
           <w:p>
             <w:pPr>
+              <w:keepNext w:val="false"/>
               <w:spacing w:after="40" w:before="0"/>
               <w:jc w:val="left"/>
             </w:pPr>
@@ -14253,7 +14556,7 @@
         </w:rPr>
         <w:t xml:space="preserve">© 2026 SeaVuria and ARES. Aligned with KICD objectives. Developed by SeaVuria; technical implementation by ARES (with AI assistance from Claude). Licensed under </w:t>
       </w:r>
-      <w:hyperlink w:history="1" r:id="rIdcxrjzun6jm8wu-chuqb_o">
+      <w:hyperlink w:history="1" r:id="rId-a-dl04iotosw2ma3bkyt">
         <w:r>
           <w:rPr>
             <w:rFonts w:ascii="Arial" w:cs="Arial" w:eastAsia="Arial" w:hAnsi="Arial"/>
@@ -14274,7 +14577,7 @@
         </w:rPr>
         <w:t xml:space="preserve"> (</w:t>
       </w:r>
-      <w:hyperlink w:history="1" r:id="rIdlijzxb5my8s08kvvsiot_">
+      <w:hyperlink w:history="1" r:id="rIdllbggmg_yn6ljskfu1e-j">
         <w:r>
           <w:rPr>
             <w:rFonts w:ascii="Arial" w:cs="Arial" w:eastAsia="Arial" w:hAnsi="Arial"/>
@@ -14334,6 +14637,7 @@
           </w:tcPr>
           <w:p>
             <w:pPr>
+              <w:keepNext w:val="false"/>
               <w:spacing w:after="40" w:before="0"/>
               <w:jc w:val="center"/>
             </w:pPr>
@@ -14369,6 +14673,7 @@
           </w:tcPr>
           <w:p>
             <w:pPr>
+              <w:keepNext w:val="false"/>
               <w:spacing w:after="40" w:before="0"/>
               <w:jc w:val="center"/>
             </w:pPr>
@@ -14403,6 +14708,7 @@
           </w:tcPr>
           <w:p>
             <w:pPr>
+              <w:keepNext w:val="false"/>
               <w:spacing w:after="40" w:before="0"/>
               <w:jc w:val="left"/>
             </w:pPr>
@@ -14435,6 +14741,7 @@
           </w:tcPr>
           <w:p>
             <w:pPr>
+              <w:keepNext w:val="false"/>
               <w:spacing w:after="40" w:before="0"/>
               <w:jc w:val="left"/>
             </w:pPr>
@@ -14469,6 +14776,7 @@
           </w:tcPr>
           <w:p>
             <w:pPr>
+              <w:keepNext w:val="false"/>
               <w:spacing w:after="40" w:before="0"/>
               <w:jc w:val="left"/>
             </w:pPr>
@@ -14501,6 +14809,7 @@
           </w:tcPr>
           <w:p>
             <w:pPr>
+              <w:keepNext w:val="false"/>
               <w:spacing w:after="40" w:before="0"/>
               <w:jc w:val="left"/>
             </w:pPr>
@@ -14535,6 +14844,7 @@
           </w:tcPr>
           <w:p>
             <w:pPr>
+              <w:keepNext w:val="false"/>
               <w:spacing w:after="40" w:before="0"/>
               <w:jc w:val="left"/>
             </w:pPr>
@@ -14567,6 +14877,7 @@
           </w:tcPr>
           <w:p>
             <w:pPr>
+              <w:keepNext w:val="false"/>
               <w:spacing w:after="40" w:before="0"/>
               <w:jc w:val="left"/>
             </w:pPr>
@@ -14601,6 +14912,7 @@
           </w:tcPr>
           <w:p>
             <w:pPr>
+              <w:keepNext w:val="false"/>
               <w:spacing w:after="40" w:before="0"/>
               <w:jc w:val="left"/>
             </w:pPr>
@@ -14633,6 +14945,7 @@
           </w:tcPr>
           <w:p>
             <w:pPr>
+              <w:keepNext w:val="false"/>
               <w:spacing w:after="40" w:before="0"/>
               <w:jc w:val="left"/>
             </w:pPr>
@@ -14667,6 +14980,7 @@
           </w:tcPr>
           <w:p>
             <w:pPr>
+              <w:keepNext w:val="false"/>
               <w:spacing w:after="40" w:before="0"/>
               <w:jc w:val="left"/>
             </w:pPr>
@@ -14699,6 +15013,7 @@
           </w:tcPr>
           <w:p>
             <w:pPr>
+              <w:keepNext w:val="false"/>
               <w:spacing w:after="40" w:before="0"/>
               <w:jc w:val="left"/>
             </w:pPr>
@@ -14733,6 +15048,7 @@
           </w:tcPr>
           <w:p>
             <w:pPr>
+              <w:keepNext w:val="false"/>
               <w:spacing w:after="40" w:before="0"/>
               <w:jc w:val="left"/>
             </w:pPr>
@@ -14765,6 +15081,7 @@
           </w:tcPr>
           <w:p>
             <w:pPr>
+              <w:keepNext w:val="false"/>
               <w:spacing w:after="40" w:before="0"/>
               <w:jc w:val="left"/>
             </w:pPr>
@@ -14799,6 +15116,7 @@
           </w:tcPr>
           <w:p>
             <w:pPr>
+              <w:keepNext w:val="false"/>
               <w:spacing w:after="40" w:before="0"/>
               <w:jc w:val="left"/>
             </w:pPr>
@@ -14831,6 +15149,7 @@
           </w:tcPr>
           <w:p>
             <w:pPr>
+              <w:keepNext w:val="false"/>
               <w:spacing w:after="40" w:before="0"/>
               <w:jc w:val="left"/>
             </w:pPr>
@@ -14865,6 +15184,7 @@
           </w:tcPr>
           <w:p>
             <w:pPr>
+              <w:keepNext w:val="false"/>
               <w:spacing w:after="40" w:before="0"/>
               <w:jc w:val="left"/>
             </w:pPr>
@@ -14897,6 +15217,7 @@
           </w:tcPr>
           <w:p>
             <w:pPr>
+              <w:keepNext w:val="false"/>
               <w:spacing w:after="40" w:before="0"/>
               <w:jc w:val="left"/>
             </w:pPr>
@@ -14956,6 +15277,7 @@
           </w:tcPr>
           <w:p>
             <w:pPr>
+              <w:keepNext w:val="false"/>
               <w:spacing w:after="40" w:before="0"/>
               <w:jc w:val="center"/>
             </w:pPr>
@@ -14990,6 +15312,7 @@
           </w:tcPr>
           <w:p>
             <w:pPr>
+              <w:keepNext w:val="false"/>
               <w:spacing w:after="40" w:before="0"/>
               <w:jc w:val="left"/>
             </w:pPr>
@@ -15054,6 +15377,7 @@
           </w:tcPr>
           <w:p>
             <w:pPr>
+              <w:keepNext w:val="false"/>
               <w:spacing w:after="40" w:before="0"/>
               <w:jc w:val="center"/>
             </w:pPr>
@@ -15088,6 +15412,7 @@
           </w:tcPr>
           <w:p>
             <w:pPr>
+              <w:keepNext w:val="false"/>
               <w:spacing w:after="40" w:before="0"/>
               <w:jc w:val="left"/>
             </w:pPr>
@@ -15120,6 +15445,7 @@
           </w:tcPr>
           <w:p>
             <w:pPr>
+              <w:keepNext w:val="false"/>
               <w:spacing w:after="40" w:before="0"/>
               <w:jc w:val="left"/>
             </w:pPr>
@@ -15152,6 +15478,7 @@
           </w:tcPr>
           <w:p>
             <w:pPr>
+              <w:keepNext w:val="false"/>
               <w:spacing w:after="40" w:before="0"/>
               <w:jc w:val="left"/>
             </w:pPr>
@@ -15184,6 +15511,7 @@
           </w:tcPr>
           <w:p>
             <w:pPr>
+              <w:keepNext w:val="false"/>
               <w:spacing w:after="40" w:before="0"/>
               <w:jc w:val="left"/>
             </w:pPr>
@@ -15216,6 +15544,7 @@
           </w:tcPr>
           <w:p>
             <w:pPr>
+              <w:keepNext w:val="false"/>
               <w:spacing w:after="40" w:before="0"/>
               <w:jc w:val="left"/>
             </w:pPr>
@@ -15250,6 +15579,7 @@
           </w:tcPr>
           <w:p>
             <w:pPr>
+              <w:keepNext w:val="false"/>
               <w:spacing w:after="40" w:before="0"/>
               <w:jc w:val="left"/>
             </w:pPr>
@@ -15287,7 +15617,7 @@
             <w:pPr>
               <w:spacing w:after="20" w:before="0"/>
             </w:pPr>
-            <w:hyperlink w:history="1" r:id="rIdspisvy68nknc3tdt_1ogq">
+            <w:hyperlink w:history="1" r:id="rIdv2wxujqcdl9nfwu3rftry">
               <w:r>
                 <w:rPr>
                   <w:rFonts w:ascii="Arial" w:cs="Arial" w:eastAsia="Arial" w:hAnsi="Arial"/>
@@ -15320,7 +15650,7 @@
               <w:spacing w:after="10" w:before="0"/>
               <w:ind w:left="120"/>
             </w:pPr>
-            <w:hyperlink w:history="1" r:id="rIdomzmxl-cxe_bl69a6i2bq">
+            <w:hyperlink w:history="1" r:id="rIdv7b_w_mfdkz0j-tvoxvu0">
               <w:r>
                 <w:rPr>
                   <w:rFonts w:ascii="Arial" w:cs="Arial" w:eastAsia="Arial" w:hAnsi="Arial"/>
@@ -15365,7 +15695,7 @@
             <w:pPr>
               <w:spacing w:after="20" w:before="0"/>
             </w:pPr>
-            <w:hyperlink w:history="1" r:id="rIdnf02mizygwmr_4clcxvrn">
+            <w:hyperlink w:history="1" r:id="rId8baedxis1qspv-bfrbfy1">
               <w:r>
                 <w:rPr>
                   <w:rFonts w:ascii="Arial" w:cs="Arial" w:eastAsia="Arial" w:hAnsi="Arial"/>
@@ -15398,7 +15728,7 @@
               <w:spacing w:after="10" w:before="0"/>
               <w:ind w:left="120"/>
             </w:pPr>
-            <w:hyperlink w:history="1" r:id="rIdmt9khvj5yqk0wzv9_25eg">
+            <w:hyperlink w:history="1" r:id="rIddwkaamhybjp-x0xwbh3vf">
               <w:r>
                 <w:rPr>
                   <w:rFonts w:ascii="Arial" w:cs="Arial" w:eastAsia="Arial" w:hAnsi="Arial"/>
@@ -15426,6 +15756,7 @@
           </w:tcPr>
           <w:p>
             <w:pPr>
+              <w:keepNext w:val="false"/>
               <w:spacing w:after="40" w:before="0"/>
               <w:jc w:val="left"/>
             </w:pPr>
@@ -15458,6 +15789,7 @@
           </w:tcPr>
           <w:p>
             <w:pPr>
+              <w:keepNext w:val="false"/>
               <w:spacing w:after="40" w:before="0"/>
               <w:jc w:val="left"/>
             </w:pPr>
@@ -15490,6 +15822,7 @@
           </w:tcPr>
           <w:p>
             <w:pPr>
+              <w:keepNext w:val="false"/>
               <w:spacing w:after="40" w:before="0"/>
               <w:jc w:val="left"/>
             </w:pPr>
@@ -15522,6 +15855,7 @@
           </w:tcPr>
           <w:p>
             <w:pPr>
+              <w:keepNext w:val="false"/>
               <w:spacing w:after="40" w:before="0"/>
               <w:jc w:val="left"/>
             </w:pPr>
@@ -15556,6 +15890,7 @@
           </w:tcPr>
           <w:p>
             <w:pPr>
+              <w:keepNext w:val="false"/>
               <w:spacing w:after="40" w:before="0"/>
               <w:jc w:val="left"/>
             </w:pPr>
@@ -15593,7 +15928,7 @@
             <w:pPr>
               <w:spacing w:after="20" w:before="0"/>
             </w:pPr>
-            <w:hyperlink w:history="1" r:id="rIdjyhjs2oms1foftgu3vhem">
+            <w:hyperlink w:history="1" r:id="rIdqwxpe2mfbiupddzc8kner">
               <w:r>
                 <w:rPr>
                   <w:rFonts w:ascii="Arial" w:cs="Arial" w:eastAsia="Arial" w:hAnsi="Arial"/>
@@ -15626,7 +15961,7 @@
               <w:spacing w:after="10" w:before="0"/>
               <w:ind w:left="120"/>
             </w:pPr>
-            <w:hyperlink w:history="1" r:id="rIdusrwaavgve2627d8wiebb">
+            <w:hyperlink w:history="1" r:id="rId1qmg5rg33-1k-vdchvu6t">
               <w:r>
                 <w:rPr>
                   <w:rFonts w:ascii="Arial" w:cs="Arial" w:eastAsia="Arial" w:hAnsi="Arial"/>
@@ -15671,7 +16006,7 @@
             <w:pPr>
               <w:spacing w:after="20" w:before="0"/>
             </w:pPr>
-            <w:hyperlink w:history="1" r:id="rIdh7nrwxxkxlu49zwfhutzc">
+            <w:hyperlink w:history="1" r:id="rId7r-jmbfsy9lepjvku28o_">
               <w:r>
                 <w:rPr>
                   <w:rFonts w:ascii="Arial" w:cs="Arial" w:eastAsia="Arial" w:hAnsi="Arial"/>
@@ -15704,7 +16039,7 @@
               <w:spacing w:after="10" w:before="0"/>
               <w:ind w:left="120"/>
             </w:pPr>
-            <w:hyperlink w:history="1" r:id="rIdjvypdgacwiak17j8bcrvq">
+            <w:hyperlink w:history="1" r:id="rIdfklweodyfw283alhzqcki">
               <w:r>
                 <w:rPr>
                   <w:rFonts w:ascii="Arial" w:cs="Arial" w:eastAsia="Arial" w:hAnsi="Arial"/>
@@ -15732,6 +16067,7 @@
           </w:tcPr>
           <w:p>
             <w:pPr>
+              <w:keepNext w:val="false"/>
               <w:spacing w:after="40" w:before="0"/>
               <w:jc w:val="left"/>
             </w:pPr>
@@ -15764,6 +16100,7 @@
           </w:tcPr>
           <w:p>
             <w:pPr>
+              <w:keepNext w:val="false"/>
               <w:spacing w:after="40" w:before="0"/>
               <w:jc w:val="left"/>
             </w:pPr>
@@ -15796,6 +16133,7 @@
           </w:tcPr>
           <w:p>
             <w:pPr>
+              <w:keepNext w:val="false"/>
               <w:spacing w:after="40" w:before="0"/>
               <w:jc w:val="left"/>
             </w:pPr>
@@ -15828,6 +16166,7 @@
           </w:tcPr>
           <w:p>
             <w:pPr>
+              <w:keepNext w:val="false"/>
               <w:spacing w:after="40" w:before="0"/>
               <w:jc w:val="left"/>
             </w:pPr>
@@ -15862,6 +16201,7 @@
           </w:tcPr>
           <w:p>
             <w:pPr>
+              <w:keepNext w:val="false"/>
               <w:spacing w:after="40" w:before="0"/>
               <w:jc w:val="left"/>
             </w:pPr>
@@ -15899,7 +16239,7 @@
             <w:pPr>
               <w:spacing w:after="20" w:before="0"/>
             </w:pPr>
-            <w:hyperlink w:history="1" r:id="rIdkhas68lj3fhpydw28m1os">
+            <w:hyperlink w:history="1" r:id="rIdbplespsmldp028ljw7oqt">
               <w:r>
                 <w:rPr>
                   <w:rFonts w:ascii="Arial" w:cs="Arial" w:eastAsia="Arial" w:hAnsi="Arial"/>
@@ -15948,7 +16288,7 @@
               <w:spacing w:after="10" w:before="0"/>
               <w:ind w:left="120"/>
             </w:pPr>
-            <w:hyperlink w:history="1" r:id="rIderzpjwywlrerkrmseb7vf">
+            <w:hyperlink w:history="1" r:id="rIdmfk59ver2t14l-fhb2twm">
               <w:r>
                 <w:rPr>
                   <w:rFonts w:ascii="Arial" w:cs="Arial" w:eastAsia="Arial" w:hAnsi="Arial"/>
@@ -15993,7 +16333,7 @@
             <w:pPr>
               <w:spacing w:after="20" w:before="0"/>
             </w:pPr>
-            <w:hyperlink w:history="1" r:id="rIdpzjgzunb2uybcscrvki0o">
+            <w:hyperlink w:history="1" r:id="rIdcvsjy1iweiq5qldpqucio">
               <w:r>
                 <w:rPr>
                   <w:rFonts w:ascii="Arial" w:cs="Arial" w:eastAsia="Arial" w:hAnsi="Arial"/>
@@ -16026,7 +16366,7 @@
               <w:spacing w:after="10" w:before="0"/>
               <w:ind w:left="120"/>
             </w:pPr>
-            <w:hyperlink w:history="1" r:id="rIdfphe4etu_qgxf8647dvcl">
+            <w:hyperlink w:history="1" r:id="rIdftrcrc9cg5jgtx0fvg3z3">
               <w:r>
                 <w:rPr>
                   <w:rFonts w:ascii="Arial" w:cs="Arial" w:eastAsia="Arial" w:hAnsi="Arial"/>
@@ -16054,6 +16394,7 @@
           </w:tcPr>
           <w:p>
             <w:pPr>
+              <w:keepNext w:val="false"/>
               <w:spacing w:after="40" w:before="0"/>
               <w:jc w:val="left"/>
             </w:pPr>
@@ -16086,6 +16427,7 @@
           </w:tcPr>
           <w:p>
             <w:pPr>
+              <w:keepNext w:val="false"/>
               <w:spacing w:after="40" w:before="0"/>
               <w:jc w:val="left"/>
             </w:pPr>
@@ -16118,6 +16460,7 @@
           </w:tcPr>
           <w:p>
             <w:pPr>
+              <w:keepNext w:val="false"/>
               <w:spacing w:after="40" w:before="0"/>
               <w:jc w:val="left"/>
             </w:pPr>
@@ -16150,6 +16493,7 @@
           </w:tcPr>
           <w:p>
             <w:pPr>
+              <w:keepNext w:val="false"/>
               <w:spacing w:after="40" w:before="0"/>
               <w:jc w:val="left"/>
             </w:pPr>
@@ -16184,6 +16528,7 @@
           </w:tcPr>
           <w:p>
             <w:pPr>
+              <w:keepNext w:val="false"/>
               <w:spacing w:after="40" w:before="0"/>
               <w:jc w:val="left"/>
             </w:pPr>
@@ -16221,7 +16566,7 @@
             <w:pPr>
               <w:spacing w:after="20" w:before="0"/>
             </w:pPr>
-            <w:hyperlink w:history="1" r:id="rId0z93zdlgk-87aceahgxnk">
+            <w:hyperlink w:history="1" r:id="rIdxbodaasfwirmqa2bp1q_5">
               <w:r>
                 <w:rPr>
                   <w:rFonts w:ascii="Arial" w:cs="Arial" w:eastAsia="Arial" w:hAnsi="Arial"/>
@@ -16270,7 +16615,7 @@
               <w:spacing w:after="10" w:before="0"/>
               <w:ind w:left="120"/>
             </w:pPr>
-            <w:hyperlink w:history="1" r:id="rId974uaxedbsk4f2oz-w0r3">
+            <w:hyperlink w:history="1" r:id="rIdrocpa2k9kmxa1ayu8eytx">
               <w:r>
                 <w:rPr>
                   <w:rFonts w:ascii="Arial" w:cs="Arial" w:eastAsia="Arial" w:hAnsi="Arial"/>
@@ -16315,7 +16660,7 @@
             <w:pPr>
               <w:spacing w:after="20" w:before="0"/>
             </w:pPr>
-            <w:hyperlink w:history="1" r:id="rIdxnmq71glstxuvtjxrcyop">
+            <w:hyperlink w:history="1" r:id="rId3zjq-dvouaryognblalkb">
               <w:r>
                 <w:rPr>
                   <w:rFonts w:ascii="Arial" w:cs="Arial" w:eastAsia="Arial" w:hAnsi="Arial"/>
@@ -16348,7 +16693,7 @@
               <w:spacing w:after="10" w:before="0"/>
               <w:ind w:left="120"/>
             </w:pPr>
-            <w:hyperlink w:history="1" r:id="rIdzjlz2thqkzl8urhopjmn8">
+            <w:hyperlink w:history="1" r:id="rIdlwfq6dpb8g1vplgyqwp8b">
               <w:r>
                 <w:rPr>
                   <w:rFonts w:ascii="Arial" w:cs="Arial" w:eastAsia="Arial" w:hAnsi="Arial"/>
@@ -16376,6 +16721,7 @@
           </w:tcPr>
           <w:p>
             <w:pPr>
+              <w:keepNext w:val="false"/>
               <w:spacing w:after="40" w:before="0"/>
               <w:jc w:val="left"/>
             </w:pPr>
@@ -16408,6 +16754,7 @@
           </w:tcPr>
           <w:p>
             <w:pPr>
+              <w:keepNext w:val="false"/>
               <w:spacing w:after="40" w:before="0"/>
               <w:jc w:val="left"/>
             </w:pPr>
@@ -16440,6 +16787,7 @@
           </w:tcPr>
           <w:p>
             <w:pPr>
+              <w:keepNext w:val="false"/>
               <w:spacing w:after="40" w:before="0"/>
               <w:jc w:val="left"/>
             </w:pPr>
@@ -16472,6 +16820,7 @@
           </w:tcPr>
           <w:p>
             <w:pPr>
+              <w:keepNext w:val="false"/>
               <w:spacing w:after="40" w:before="0"/>
               <w:jc w:val="left"/>
             </w:pPr>
@@ -16506,6 +16855,7 @@
           </w:tcPr>
           <w:p>
             <w:pPr>
+              <w:keepNext w:val="false"/>
               <w:spacing w:after="40" w:before="0"/>
               <w:jc w:val="left"/>
             </w:pPr>
@@ -16543,7 +16893,7 @@
             <w:pPr>
               <w:spacing w:after="20" w:before="0"/>
             </w:pPr>
-            <w:hyperlink w:history="1" r:id="rIdwgdrawdf-wvh0y84trmbn">
+            <w:hyperlink w:history="1" r:id="rIdzcfwenn4z_toqjb0wtalm">
               <w:r>
                 <w:rPr>
                   <w:rFonts w:ascii="Arial" w:cs="Arial" w:eastAsia="Arial" w:hAnsi="Arial"/>
@@ -16592,7 +16942,7 @@
               <w:spacing w:after="10" w:before="0"/>
               <w:ind w:left="120"/>
             </w:pPr>
-            <w:hyperlink w:history="1" r:id="rIdq1rptvhd6mvgc5m0wruic">
+            <w:hyperlink w:history="1" r:id="rIdroykrmxt6z5cgozfotues">
               <w:r>
                 <w:rPr>
                   <w:rFonts w:ascii="Arial" w:cs="Arial" w:eastAsia="Arial" w:hAnsi="Arial"/>
@@ -16637,7 +16987,7 @@
             <w:pPr>
               <w:spacing w:after="20" w:before="0"/>
             </w:pPr>
-            <w:hyperlink w:history="1" r:id="rIdv5nhoqrxv2klxx7yxhfhs">
+            <w:hyperlink w:history="1" r:id="rId6v0lvkmdzeoiiwmzoirtl">
               <w:r>
                 <w:rPr>
                   <w:rFonts w:ascii="Arial" w:cs="Arial" w:eastAsia="Arial" w:hAnsi="Arial"/>
@@ -16670,7 +17020,7 @@
               <w:spacing w:after="10" w:before="0"/>
               <w:ind w:left="120"/>
             </w:pPr>
-            <w:hyperlink w:history="1" r:id="rIdj7q3teaecnodd8fc3v3v1">
+            <w:hyperlink w:history="1" r:id="rIdvgmycw9pxjsaktqrtgnhu">
               <w:r>
                 <w:rPr>
                   <w:rFonts w:ascii="Arial" w:cs="Arial" w:eastAsia="Arial" w:hAnsi="Arial"/>
@@ -16698,6 +17048,7 @@
           </w:tcPr>
           <w:p>
             <w:pPr>
+              <w:keepNext w:val="false"/>
               <w:spacing w:after="40" w:before="0"/>
               <w:jc w:val="left"/>
             </w:pPr>
@@ -16730,6 +17081,7 @@
           </w:tcPr>
           <w:p>
             <w:pPr>
+              <w:keepNext w:val="false"/>
               <w:spacing w:after="40" w:before="0"/>
               <w:jc w:val="left"/>
             </w:pPr>
@@ -16762,6 +17114,7 @@
           </w:tcPr>
           <w:p>
             <w:pPr>
+              <w:keepNext w:val="false"/>
               <w:spacing w:after="40" w:before="0"/>
               <w:jc w:val="left"/>
             </w:pPr>
@@ -16794,6 +17147,7 @@
           </w:tcPr>
           <w:p>
             <w:pPr>
+              <w:keepNext w:val="false"/>
               <w:spacing w:after="40" w:before="0"/>
               <w:jc w:val="left"/>
             </w:pPr>
@@ -16853,6 +17207,7 @@
           </w:tcPr>
           <w:p>
             <w:pPr>
+              <w:keepNext w:val="false"/>
               <w:spacing w:after="40" w:before="0"/>
               <w:jc w:val="center"/>
             </w:pPr>
@@ -16887,6 +17242,7 @@
           </w:tcPr>
           <w:p>
             <w:pPr>
+              <w:keepNext w:val="false"/>
               <w:spacing w:after="40" w:before="0"/>
               <w:jc w:val="left"/>
             </w:pPr>
@@ -16948,6 +17304,7 @@
           </w:tcPr>
           <w:p>
             <w:pPr>
+              <w:keepNext w:val="false"/>
               <w:spacing w:after="40" w:before="0"/>
               <w:jc w:val="center"/>
             </w:pPr>
@@ -16982,6 +17339,7 @@
           </w:tcPr>
           <w:p>
             <w:pPr>
+              <w:keepNext w:val="false"/>
               <w:spacing w:after="40" w:before="0"/>
               <w:jc w:val="left"/>
             </w:pPr>
@@ -17014,6 +17372,7 @@
           </w:tcPr>
           <w:p>
             <w:pPr>
+              <w:keepNext w:val="false"/>
               <w:spacing w:after="40" w:before="0"/>
               <w:jc w:val="left"/>
             </w:pPr>
@@ -17048,6 +17407,7 @@
           </w:tcPr>
           <w:p>
             <w:pPr>
+              <w:keepNext w:val="false"/>
               <w:spacing w:after="40" w:before="0"/>
               <w:jc w:val="left"/>
             </w:pPr>
@@ -17080,6 +17440,7 @@
           </w:tcPr>
           <w:p>
             <w:pPr>
+              <w:keepNext w:val="false"/>
               <w:spacing w:after="40" w:before="0"/>
               <w:jc w:val="left"/>
             </w:pPr>
@@ -17114,6 +17475,7 @@
           </w:tcPr>
           <w:p>
             <w:pPr>
+              <w:keepNext w:val="false"/>
               <w:spacing w:after="40" w:before="0"/>
               <w:jc w:val="left"/>
             </w:pPr>
@@ -17146,6 +17508,7 @@
           </w:tcPr>
           <w:p>
             <w:pPr>
+              <w:keepNext w:val="false"/>
               <w:spacing w:after="40" w:before="0"/>
               <w:jc w:val="left"/>
             </w:pPr>
@@ -17182,7 +17545,7 @@
         </w:rPr>
         <w:t xml:space="preserve">© 2026 SeaVuria and ARES. Aligned with KICD objectives. Developed by SeaVuria; technical implementation by ARES (with AI assistance from Claude). Licensed under </w:t>
       </w:r>
-      <w:hyperlink w:history="1" r:id="rIdxllfymtkhvcagn_p9pogx">
+      <w:hyperlink w:history="1" r:id="rId2dy38fhhuxy7jdsydz5s5">
         <w:r>
           <w:rPr>
             <w:rFonts w:ascii="Arial" w:cs="Arial" w:eastAsia="Arial" w:hAnsi="Arial"/>
@@ -17203,7 +17566,7 @@
         </w:rPr>
         <w:t xml:space="preserve"> (</w:t>
       </w:r>
-      <w:hyperlink w:history="1" r:id="rIdhavzztfdxp33_acbhyaw2">
+      <w:hyperlink w:history="1" r:id="rIdbi8umzie1uucrrohmtaxa">
         <w:r>
           <w:rPr>
             <w:rFonts w:ascii="Arial" w:cs="Arial" w:eastAsia="Arial" w:hAnsi="Arial"/>
@@ -17263,6 +17626,7 @@
           </w:tcPr>
           <w:p>
             <w:pPr>
+              <w:keepNext w:val="false"/>
               <w:spacing w:after="40" w:before="0"/>
               <w:jc w:val="center"/>
             </w:pPr>
@@ -17298,6 +17662,7 @@
           </w:tcPr>
           <w:p>
             <w:pPr>
+              <w:keepNext w:val="false"/>
               <w:spacing w:after="40" w:before="0"/>
               <w:jc w:val="center"/>
             </w:pPr>
@@ -17332,6 +17697,7 @@
           </w:tcPr>
           <w:p>
             <w:pPr>
+              <w:keepNext w:val="false"/>
               <w:spacing w:after="40" w:before="0"/>
               <w:jc w:val="left"/>
             </w:pPr>
@@ -17364,6 +17730,7 @@
           </w:tcPr>
           <w:p>
             <w:pPr>
+              <w:keepNext w:val="false"/>
               <w:spacing w:after="40" w:before="0"/>
               <w:jc w:val="left"/>
             </w:pPr>
@@ -17398,6 +17765,7 @@
           </w:tcPr>
           <w:p>
             <w:pPr>
+              <w:keepNext w:val="false"/>
               <w:spacing w:after="40" w:before="0"/>
               <w:jc w:val="left"/>
             </w:pPr>
@@ -17430,6 +17798,7 @@
           </w:tcPr>
           <w:p>
             <w:pPr>
+              <w:keepNext w:val="false"/>
               <w:spacing w:after="40" w:before="0"/>
               <w:jc w:val="left"/>
             </w:pPr>
@@ -17464,6 +17833,7 @@
           </w:tcPr>
           <w:p>
             <w:pPr>
+              <w:keepNext w:val="false"/>
               <w:spacing w:after="40" w:before="0"/>
               <w:jc w:val="left"/>
             </w:pPr>
@@ -17496,6 +17866,7 @@
           </w:tcPr>
           <w:p>
             <w:pPr>
+              <w:keepNext w:val="false"/>
               <w:spacing w:after="40" w:before="0"/>
               <w:jc w:val="left"/>
             </w:pPr>
@@ -17530,6 +17901,7 @@
           </w:tcPr>
           <w:p>
             <w:pPr>
+              <w:keepNext w:val="false"/>
               <w:spacing w:after="40" w:before="0"/>
               <w:jc w:val="left"/>
             </w:pPr>
@@ -17562,6 +17934,7 @@
           </w:tcPr>
           <w:p>
             <w:pPr>
+              <w:keepNext w:val="false"/>
               <w:spacing w:after="40" w:before="0"/>
               <w:jc w:val="left"/>
             </w:pPr>
@@ -17596,6 +17969,7 @@
           </w:tcPr>
           <w:p>
             <w:pPr>
+              <w:keepNext w:val="false"/>
               <w:spacing w:after="40" w:before="0"/>
               <w:jc w:val="left"/>
             </w:pPr>
@@ -17628,6 +18002,7 @@
           </w:tcPr>
           <w:p>
             <w:pPr>
+              <w:keepNext w:val="false"/>
               <w:spacing w:after="40" w:before="0"/>
               <w:jc w:val="left"/>
             </w:pPr>
@@ -17662,6 +18037,7 @@
           </w:tcPr>
           <w:p>
             <w:pPr>
+              <w:keepNext w:val="false"/>
               <w:spacing w:after="40" w:before="0"/>
               <w:jc w:val="left"/>
             </w:pPr>
@@ -17694,6 +18070,7 @@
           </w:tcPr>
           <w:p>
             <w:pPr>
+              <w:keepNext w:val="false"/>
               <w:spacing w:after="40" w:before="0"/>
               <w:jc w:val="left"/>
             </w:pPr>
@@ -17728,6 +18105,7 @@
           </w:tcPr>
           <w:p>
             <w:pPr>
+              <w:keepNext w:val="false"/>
               <w:spacing w:after="40" w:before="0"/>
               <w:jc w:val="left"/>
             </w:pPr>
@@ -17760,6 +18138,7 @@
           </w:tcPr>
           <w:p>
             <w:pPr>
+              <w:keepNext w:val="false"/>
               <w:spacing w:after="40" w:before="0"/>
               <w:jc w:val="left"/>
             </w:pPr>
@@ -17794,6 +18173,7 @@
           </w:tcPr>
           <w:p>
             <w:pPr>
+              <w:keepNext w:val="false"/>
               <w:spacing w:after="40" w:before="0"/>
               <w:jc w:val="left"/>
             </w:pPr>
@@ -17826,6 +18206,7 @@
           </w:tcPr>
           <w:p>
             <w:pPr>
+              <w:keepNext w:val="false"/>
               <w:spacing w:after="40" w:before="0"/>
               <w:jc w:val="left"/>
             </w:pPr>
@@ -17885,6 +18266,7 @@
           </w:tcPr>
           <w:p>
             <w:pPr>
+              <w:keepNext w:val="false"/>
               <w:spacing w:after="40" w:before="0"/>
               <w:jc w:val="center"/>
             </w:pPr>
@@ -17919,6 +18301,7 @@
           </w:tcPr>
           <w:p>
             <w:pPr>
+              <w:keepNext w:val="false"/>
               <w:spacing w:after="40" w:before="0"/>
               <w:jc w:val="left"/>
             </w:pPr>
@@ -17983,6 +18366,7 @@
           </w:tcPr>
           <w:p>
             <w:pPr>
+              <w:keepNext w:val="false"/>
               <w:spacing w:after="40" w:before="0"/>
               <w:jc w:val="center"/>
             </w:pPr>
@@ -18017,6 +18401,7 @@
           </w:tcPr>
           <w:p>
             <w:pPr>
+              <w:keepNext w:val="false"/>
               <w:spacing w:after="40" w:before="0"/>
               <w:jc w:val="left"/>
             </w:pPr>
@@ -18049,6 +18434,7 @@
           </w:tcPr>
           <w:p>
             <w:pPr>
+              <w:keepNext w:val="false"/>
               <w:spacing w:after="40" w:before="0"/>
               <w:jc w:val="left"/>
             </w:pPr>
@@ -18081,6 +18467,7 @@
           </w:tcPr>
           <w:p>
             <w:pPr>
+              <w:keepNext w:val="false"/>
               <w:spacing w:after="40" w:before="0"/>
               <w:jc w:val="left"/>
             </w:pPr>
@@ -18113,6 +18500,7 @@
           </w:tcPr>
           <w:p>
             <w:pPr>
+              <w:keepNext w:val="false"/>
               <w:spacing w:after="40" w:before="0"/>
               <w:jc w:val="left"/>
             </w:pPr>
@@ -18145,6 +18533,7 @@
           </w:tcPr>
           <w:p>
             <w:pPr>
+              <w:keepNext w:val="false"/>
               <w:spacing w:after="40" w:before="0"/>
               <w:jc w:val="left"/>
             </w:pPr>
@@ -18179,6 +18568,7 @@
           </w:tcPr>
           <w:p>
             <w:pPr>
+              <w:keepNext w:val="false"/>
               <w:spacing w:after="40" w:before="0"/>
               <w:jc w:val="left"/>
             </w:pPr>
@@ -18216,7 +18606,7 @@
             <w:pPr>
               <w:spacing w:after="20" w:before="0"/>
             </w:pPr>
-            <w:hyperlink w:history="1" r:id="rIdkudkn2gl0txg37mhewvoa">
+            <w:hyperlink w:history="1" r:id="rIdfn1f7gjsjirdcpqw8usg-">
               <w:r>
                 <w:rPr>
                   <w:rFonts w:ascii="Arial" w:cs="Arial" w:eastAsia="Arial" w:hAnsi="Arial"/>
@@ -18249,7 +18639,7 @@
               <w:spacing w:after="10" w:before="0"/>
               <w:ind w:left="120"/>
             </w:pPr>
-            <w:hyperlink w:history="1" r:id="rIdud0uslv_8swzrgrkybbfw">
+            <w:hyperlink w:history="1" r:id="rIdpmy9wb2bzjusrq4g63s3d">
               <w:r>
                 <w:rPr>
                   <w:rFonts w:ascii="Arial" w:cs="Arial" w:eastAsia="Arial" w:hAnsi="Arial"/>
@@ -18294,7 +18684,7 @@
             <w:pPr>
               <w:spacing w:after="20" w:before="0"/>
             </w:pPr>
-            <w:hyperlink w:history="1" r:id="rIdx0st1umvng-d_ba0sreii">
+            <w:hyperlink w:history="1" r:id="rIdkhllcirxou_j_jv7tdb8x">
               <w:r>
                 <w:rPr>
                   <w:rFonts w:ascii="Arial" w:cs="Arial" w:eastAsia="Arial" w:hAnsi="Arial"/>
@@ -18327,7 +18717,7 @@
               <w:spacing w:after="10" w:before="0"/>
               <w:ind w:left="120"/>
             </w:pPr>
-            <w:hyperlink w:history="1" r:id="rIdye-oxzamuq7bffgwr08fc">
+            <w:hyperlink w:history="1" r:id="rIdb5tereyxpj4usxkc3c8vj">
               <w:r>
                 <w:rPr>
                   <w:rFonts w:ascii="Arial" w:cs="Arial" w:eastAsia="Arial" w:hAnsi="Arial"/>
@@ -18355,6 +18745,7 @@
           </w:tcPr>
           <w:p>
             <w:pPr>
+              <w:keepNext w:val="false"/>
               <w:spacing w:after="40" w:before="0"/>
               <w:jc w:val="left"/>
             </w:pPr>
@@ -18387,6 +18778,7 @@
           </w:tcPr>
           <w:p>
             <w:pPr>
+              <w:keepNext w:val="false"/>
               <w:spacing w:after="40" w:before="0"/>
               <w:jc w:val="left"/>
             </w:pPr>
@@ -18419,6 +18811,7 @@
           </w:tcPr>
           <w:p>
             <w:pPr>
+              <w:keepNext w:val="false"/>
               <w:spacing w:after="40" w:before="0"/>
               <w:jc w:val="left"/>
             </w:pPr>
@@ -18451,6 +18844,7 @@
           </w:tcPr>
           <w:p>
             <w:pPr>
+              <w:keepNext w:val="false"/>
               <w:spacing w:after="40" w:before="0"/>
               <w:jc w:val="left"/>
             </w:pPr>
@@ -18485,6 +18879,7 @@
           </w:tcPr>
           <w:p>
             <w:pPr>
+              <w:keepNext w:val="false"/>
               <w:spacing w:after="40" w:before="0"/>
               <w:jc w:val="left"/>
             </w:pPr>
@@ -18522,7 +18917,7 @@
             <w:pPr>
               <w:spacing w:after="20" w:before="0"/>
             </w:pPr>
-            <w:hyperlink w:history="1" r:id="rIdlb5z941xwvicd-ogjak4n">
+            <w:hyperlink w:history="1" r:id="rIdv0tplvxaspdhjdaugvvof">
               <w:r>
                 <w:rPr>
                   <w:rFonts w:ascii="Arial" w:cs="Arial" w:eastAsia="Arial" w:hAnsi="Arial"/>
@@ -18555,7 +18950,7 @@
               <w:spacing w:after="10" w:before="0"/>
               <w:ind w:left="120"/>
             </w:pPr>
-            <w:hyperlink w:history="1" r:id="rIdfixheptiwk_xao5sdndlp">
+            <w:hyperlink w:history="1" r:id="rIddcsbjbomgpqv_ybamx9bo">
               <w:r>
                 <w:rPr>
                   <w:rFonts w:ascii="Arial" w:cs="Arial" w:eastAsia="Arial" w:hAnsi="Arial"/>
@@ -18600,7 +18995,7 @@
             <w:pPr>
               <w:spacing w:after="20" w:before="0"/>
             </w:pPr>
-            <w:hyperlink w:history="1" r:id="rIdwsyefaijn2jm37umlo8s0">
+            <w:hyperlink w:history="1" r:id="rIdan_iufaqbxudljl8kjb51">
               <w:r>
                 <w:rPr>
                   <w:rFonts w:ascii="Arial" w:cs="Arial" w:eastAsia="Arial" w:hAnsi="Arial"/>
@@ -18633,7 +19028,7 @@
               <w:spacing w:after="10" w:before="0"/>
               <w:ind w:left="120"/>
             </w:pPr>
-            <w:hyperlink w:history="1" r:id="rIdtb7yb_sdssbtm9mj8nbr9">
+            <w:hyperlink w:history="1" r:id="rIdruyqqjdhzhwpxjhy2-8q9">
               <w:r>
                 <w:rPr>
                   <w:rFonts w:ascii="Arial" w:cs="Arial" w:eastAsia="Arial" w:hAnsi="Arial"/>
@@ -18661,6 +19056,7 @@
           </w:tcPr>
           <w:p>
             <w:pPr>
+              <w:keepNext w:val="false"/>
               <w:spacing w:after="40" w:before="0"/>
               <w:jc w:val="left"/>
             </w:pPr>
@@ -18693,6 +19089,7 @@
           </w:tcPr>
           <w:p>
             <w:pPr>
+              <w:keepNext w:val="false"/>
               <w:spacing w:after="40" w:before="0"/>
               <w:jc w:val="left"/>
             </w:pPr>
@@ -18725,6 +19122,7 @@
           </w:tcPr>
           <w:p>
             <w:pPr>
+              <w:keepNext w:val="false"/>
               <w:spacing w:after="40" w:before="0"/>
               <w:jc w:val="left"/>
             </w:pPr>
@@ -18757,6 +19155,7 @@
           </w:tcPr>
           <w:p>
             <w:pPr>
+              <w:keepNext w:val="false"/>
               <w:spacing w:after="40" w:before="0"/>
               <w:jc w:val="left"/>
             </w:pPr>
@@ -18791,6 +19190,7 @@
           </w:tcPr>
           <w:p>
             <w:pPr>
+              <w:keepNext w:val="false"/>
               <w:spacing w:after="40" w:before="0"/>
               <w:jc w:val="left"/>
             </w:pPr>
@@ -18828,7 +19228,7 @@
             <w:pPr>
               <w:spacing w:after="20" w:before="0"/>
             </w:pPr>
-            <w:hyperlink w:history="1" r:id="rIdajsjaxib9nyuvyobmf-3a">
+            <w:hyperlink w:history="1" r:id="rIdkvga8zypeloadnaj3dthi">
               <w:r>
                 <w:rPr>
                   <w:rFonts w:ascii="Arial" w:cs="Arial" w:eastAsia="Arial" w:hAnsi="Arial"/>
@@ -18877,7 +19277,7 @@
               <w:spacing w:after="10" w:before="0"/>
               <w:ind w:left="120"/>
             </w:pPr>
-            <w:hyperlink w:history="1" r:id="rIdbsoalrg7vtrwmkhlszejd">
+            <w:hyperlink w:history="1" r:id="rIdlrgkhapovqb9orcr83v4e">
               <w:r>
                 <w:rPr>
                   <w:rFonts w:ascii="Arial" w:cs="Arial" w:eastAsia="Arial" w:hAnsi="Arial"/>
@@ -18922,7 +19322,7 @@
             <w:pPr>
               <w:spacing w:after="20" w:before="0"/>
             </w:pPr>
-            <w:hyperlink w:history="1" r:id="rIdti1y6zhv7l7ocr3_2ituz">
+            <w:hyperlink w:history="1" r:id="rIdqonibymy6uizwr1nddvrm">
               <w:r>
                 <w:rPr>
                   <w:rFonts w:ascii="Arial" w:cs="Arial" w:eastAsia="Arial" w:hAnsi="Arial"/>
@@ -18971,7 +19371,7 @@
               <w:spacing w:after="10" w:before="0"/>
               <w:ind w:left="120"/>
             </w:pPr>
-            <w:hyperlink w:history="1" r:id="rIdrfo9q-us_eul_x_a53nr3">
+            <w:hyperlink w:history="1" r:id="rIdn7ipehcv_pprw6emna1zu">
               <w:r>
                 <w:rPr>
                   <w:rFonts w:ascii="Arial" w:cs="Arial" w:eastAsia="Arial" w:hAnsi="Arial"/>
@@ -18999,6 +19399,7 @@
           </w:tcPr>
           <w:p>
             <w:pPr>
+              <w:keepNext w:val="false"/>
               <w:spacing w:after="40" w:before="0"/>
               <w:jc w:val="left"/>
             </w:pPr>
@@ -19031,6 +19432,7 @@
           </w:tcPr>
           <w:p>
             <w:pPr>
+              <w:keepNext w:val="false"/>
               <w:spacing w:after="40" w:before="0"/>
               <w:jc w:val="left"/>
             </w:pPr>
@@ -19063,6 +19465,7 @@
           </w:tcPr>
           <w:p>
             <w:pPr>
+              <w:keepNext w:val="false"/>
               <w:spacing w:after="40" w:before="0"/>
               <w:jc w:val="left"/>
             </w:pPr>
@@ -19095,6 +19498,7 @@
           </w:tcPr>
           <w:p>
             <w:pPr>
+              <w:keepNext w:val="false"/>
               <w:spacing w:after="40" w:before="0"/>
               <w:jc w:val="left"/>
             </w:pPr>
@@ -19129,6 +19533,7 @@
           </w:tcPr>
           <w:p>
             <w:pPr>
+              <w:keepNext w:val="false"/>
               <w:spacing w:after="40" w:before="0"/>
               <w:jc w:val="left"/>
             </w:pPr>
@@ -19166,7 +19571,7 @@
             <w:pPr>
               <w:spacing w:after="20" w:before="0"/>
             </w:pPr>
-            <w:hyperlink w:history="1" r:id="rIdfendh7ctbiajyqldohmly">
+            <w:hyperlink w:history="1" r:id="rIdmd2l95puygfcnubgglq1z">
               <w:r>
                 <w:rPr>
                   <w:rFonts w:ascii="Arial" w:cs="Arial" w:eastAsia="Arial" w:hAnsi="Arial"/>
@@ -19215,7 +19620,7 @@
               <w:spacing w:after="10" w:before="0"/>
               <w:ind w:left="120"/>
             </w:pPr>
-            <w:hyperlink w:history="1" r:id="rIdftb6e84qg0umlp_tp4dzx">
+            <w:hyperlink w:history="1" r:id="rIdukmhorc-oj67qr_2vjv8b">
               <w:r>
                 <w:rPr>
                   <w:rFonts w:ascii="Arial" w:cs="Arial" w:eastAsia="Arial" w:hAnsi="Arial"/>
@@ -19260,7 +19665,7 @@
             <w:pPr>
               <w:spacing w:after="20" w:before="0"/>
             </w:pPr>
-            <w:hyperlink w:history="1" r:id="rId9grj9f9scban2_9crzeag">
+            <w:hyperlink w:history="1" r:id="rIdfoj3mw8xggevrcqkvicl_">
               <w:r>
                 <w:rPr>
                   <w:rFonts w:ascii="Arial" w:cs="Arial" w:eastAsia="Arial" w:hAnsi="Arial"/>
@@ -19293,7 +19698,7 @@
               <w:spacing w:after="10" w:before="0"/>
               <w:ind w:left="120"/>
             </w:pPr>
-            <w:hyperlink w:history="1" r:id="rId6n45wy7oss6ws0vhzqqhe">
+            <w:hyperlink w:history="1" r:id="rIdncafmzloxmjfgxood1xex">
               <w:r>
                 <w:rPr>
                   <w:rFonts w:ascii="Arial" w:cs="Arial" w:eastAsia="Arial" w:hAnsi="Arial"/>
@@ -19321,6 +19726,7 @@
           </w:tcPr>
           <w:p>
             <w:pPr>
+              <w:keepNext w:val="false"/>
               <w:spacing w:after="40" w:before="0"/>
               <w:jc w:val="left"/>
             </w:pPr>
@@ -19353,6 +19759,7 @@
           </w:tcPr>
           <w:p>
             <w:pPr>
+              <w:keepNext w:val="false"/>
               <w:spacing w:after="40" w:before="0"/>
               <w:jc w:val="left"/>
             </w:pPr>
@@ -19385,6 +19792,7 @@
           </w:tcPr>
           <w:p>
             <w:pPr>
+              <w:keepNext w:val="false"/>
               <w:spacing w:after="40" w:before="0"/>
               <w:jc w:val="left"/>
             </w:pPr>
@@ -19417,6 +19825,7 @@
           </w:tcPr>
           <w:p>
             <w:pPr>
+              <w:keepNext w:val="false"/>
               <w:spacing w:after="40" w:before="0"/>
               <w:jc w:val="left"/>
             </w:pPr>
@@ -19451,6 +19860,7 @@
           </w:tcPr>
           <w:p>
             <w:pPr>
+              <w:keepNext w:val="false"/>
               <w:spacing w:after="40" w:before="0"/>
               <w:jc w:val="left"/>
             </w:pPr>
@@ -19488,7 +19898,7 @@
             <w:pPr>
               <w:spacing w:after="20" w:before="0"/>
             </w:pPr>
-            <w:hyperlink w:history="1" r:id="rIdmpusasot6esjk8ucutxnc">
+            <w:hyperlink w:history="1" r:id="rIdnzcd453rk2t8idjdf3xnf">
               <w:r>
                 <w:rPr>
                   <w:rFonts w:ascii="Arial" w:cs="Arial" w:eastAsia="Arial" w:hAnsi="Arial"/>
@@ -19537,7 +19947,7 @@
               <w:spacing w:after="10" w:before="0"/>
               <w:ind w:left="120"/>
             </w:pPr>
-            <w:hyperlink w:history="1" r:id="rId-qnwdpadevdtkbu_ebstx">
+            <w:hyperlink w:history="1" r:id="rIdrvvfvvqpbumxxfkw0erzl">
               <w:r>
                 <w:rPr>
                   <w:rFonts w:ascii="Arial" w:cs="Arial" w:eastAsia="Arial" w:hAnsi="Arial"/>
@@ -19582,7 +19992,7 @@
             <w:pPr>
               <w:spacing w:after="20" w:before="0"/>
             </w:pPr>
-            <w:hyperlink w:history="1" r:id="rIdflmyjxsnd9lpwbletcdtn">
+            <w:hyperlink w:history="1" r:id="rIdcec5jruvy8emngqgvwivn">
               <w:r>
                 <w:rPr>
                   <w:rFonts w:ascii="Arial" w:cs="Arial" w:eastAsia="Arial" w:hAnsi="Arial"/>
@@ -19615,7 +20025,7 @@
               <w:spacing w:after="10" w:before="0"/>
               <w:ind w:left="120"/>
             </w:pPr>
-            <w:hyperlink w:history="1" r:id="rIdfbaaiaq9amplpvez2sdpo">
+            <w:hyperlink w:history="1" r:id="rIdy_hk9gjnlbfls4_vaxhi2">
               <w:r>
                 <w:rPr>
                   <w:rFonts w:ascii="Arial" w:cs="Arial" w:eastAsia="Arial" w:hAnsi="Arial"/>
@@ -19643,6 +20053,7 @@
           </w:tcPr>
           <w:p>
             <w:pPr>
+              <w:keepNext w:val="false"/>
               <w:spacing w:after="40" w:before="0"/>
               <w:jc w:val="left"/>
             </w:pPr>
@@ -19675,6 +20086,7 @@
           </w:tcPr>
           <w:p>
             <w:pPr>
+              <w:keepNext w:val="false"/>
               <w:spacing w:after="40" w:before="0"/>
               <w:jc w:val="left"/>
             </w:pPr>
@@ -19707,6 +20119,7 @@
           </w:tcPr>
           <w:p>
             <w:pPr>
+              <w:keepNext w:val="false"/>
               <w:spacing w:after="40" w:before="0"/>
               <w:jc w:val="left"/>
             </w:pPr>
@@ -19739,6 +20152,7 @@
           </w:tcPr>
           <w:p>
             <w:pPr>
+              <w:keepNext w:val="false"/>
               <w:spacing w:after="40" w:before="0"/>
               <w:jc w:val="left"/>
             </w:pPr>
@@ -19798,6 +20212,7 @@
           </w:tcPr>
           <w:p>
             <w:pPr>
+              <w:keepNext w:val="false"/>
               <w:spacing w:after="40" w:before="0"/>
               <w:jc w:val="center"/>
             </w:pPr>
@@ -19832,6 +20247,7 @@
           </w:tcPr>
           <w:p>
             <w:pPr>
+              <w:keepNext w:val="false"/>
               <w:spacing w:after="40" w:before="0"/>
               <w:jc w:val="left"/>
             </w:pPr>
@@ -19893,6 +20309,7 @@
           </w:tcPr>
           <w:p>
             <w:pPr>
+              <w:keepNext w:val="false"/>
               <w:spacing w:after="40" w:before="0"/>
               <w:jc w:val="center"/>
             </w:pPr>
@@ -19927,6 +20344,7 @@
           </w:tcPr>
           <w:p>
             <w:pPr>
+              <w:keepNext w:val="false"/>
               <w:spacing w:after="40" w:before="0"/>
               <w:jc w:val="left"/>
             </w:pPr>
@@ -19959,6 +20377,7 @@
           </w:tcPr>
           <w:p>
             <w:pPr>
+              <w:keepNext w:val="false"/>
               <w:spacing w:after="40" w:before="0"/>
               <w:jc w:val="left"/>
             </w:pPr>
@@ -19993,6 +20412,7 @@
           </w:tcPr>
           <w:p>
             <w:pPr>
+              <w:keepNext w:val="false"/>
               <w:spacing w:after="40" w:before="0"/>
               <w:jc w:val="left"/>
             </w:pPr>
@@ -20025,6 +20445,7 @@
           </w:tcPr>
           <w:p>
             <w:pPr>
+              <w:keepNext w:val="false"/>
               <w:spacing w:after="40" w:before="0"/>
               <w:jc w:val="left"/>
             </w:pPr>
@@ -20059,6 +20480,7 @@
           </w:tcPr>
           <w:p>
             <w:pPr>
+              <w:keepNext w:val="false"/>
               <w:spacing w:after="40" w:before="0"/>
               <w:jc w:val="left"/>
             </w:pPr>
@@ -20091,6 +20513,7 @@
           </w:tcPr>
           <w:p>
             <w:pPr>
+              <w:keepNext w:val="false"/>
               <w:spacing w:after="40" w:before="0"/>
               <w:jc w:val="left"/>
             </w:pPr>
@@ -20127,7 +20550,7 @@
         </w:rPr>
         <w:t xml:space="preserve">© 2026 SeaVuria and ARES. Aligned with KICD objectives. Developed by SeaVuria; technical implementation by ARES (with AI assistance from Claude). Licensed under </w:t>
       </w:r>
-      <w:hyperlink w:history="1" r:id="rIdu_e4jcf8nlvkfpeccwppj">
+      <w:hyperlink w:history="1" r:id="rIdph4r0yaijbmf00cxn4_o9">
         <w:r>
           <w:rPr>
             <w:rFonts w:ascii="Arial" w:cs="Arial" w:eastAsia="Arial" w:hAnsi="Arial"/>
@@ -20148,7 +20571,7 @@
         </w:rPr>
         <w:t xml:space="preserve"> (</w:t>
       </w:r>
-      <w:hyperlink w:history="1" r:id="rIdgmdeby9n4dihvq9legng7">
+      <w:hyperlink w:history="1" r:id="rIdxkbgtsvg2glef_qr1yp4s">
         <w:r>
           <w:rPr>
             <w:rFonts w:ascii="Arial" w:cs="Arial" w:eastAsia="Arial" w:hAnsi="Arial"/>
@@ -20208,6 +20631,7 @@
           </w:tcPr>
           <w:p>
             <w:pPr>
+              <w:keepNext w:val="false"/>
               <w:spacing w:after="40" w:before="0"/>
               <w:jc w:val="center"/>
             </w:pPr>
@@ -20243,6 +20667,7 @@
           </w:tcPr>
           <w:p>
             <w:pPr>
+              <w:keepNext w:val="false"/>
               <w:spacing w:after="40" w:before="0"/>
               <w:jc w:val="center"/>
             </w:pPr>
@@ -20277,6 +20702,7 @@
           </w:tcPr>
           <w:p>
             <w:pPr>
+              <w:keepNext w:val="false"/>
               <w:spacing w:after="40" w:before="0"/>
               <w:jc w:val="left"/>
             </w:pPr>
@@ -20309,6 +20735,7 @@
           </w:tcPr>
           <w:p>
             <w:pPr>
+              <w:keepNext w:val="false"/>
               <w:spacing w:after="40" w:before="0"/>
               <w:jc w:val="left"/>
             </w:pPr>
@@ -20343,6 +20770,7 @@
           </w:tcPr>
           <w:p>
             <w:pPr>
+              <w:keepNext w:val="false"/>
               <w:spacing w:after="40" w:before="0"/>
               <w:jc w:val="left"/>
             </w:pPr>
@@ -20375,6 +20803,7 @@
           </w:tcPr>
           <w:p>
             <w:pPr>
+              <w:keepNext w:val="false"/>
               <w:spacing w:after="40" w:before="0"/>
               <w:jc w:val="left"/>
             </w:pPr>
@@ -20409,6 +20838,7 @@
           </w:tcPr>
           <w:p>
             <w:pPr>
+              <w:keepNext w:val="false"/>
               <w:spacing w:after="40" w:before="0"/>
               <w:jc w:val="left"/>
             </w:pPr>
@@ -20441,6 +20871,7 @@
           </w:tcPr>
           <w:p>
             <w:pPr>
+              <w:keepNext w:val="false"/>
               <w:spacing w:after="40" w:before="0"/>
               <w:jc w:val="left"/>
             </w:pPr>
@@ -20475,6 +20906,7 @@
           </w:tcPr>
           <w:p>
             <w:pPr>
+              <w:keepNext w:val="false"/>
               <w:spacing w:after="40" w:before="0"/>
               <w:jc w:val="left"/>
             </w:pPr>
@@ -20507,6 +20939,7 @@
           </w:tcPr>
           <w:p>
             <w:pPr>
+              <w:keepNext w:val="false"/>
               <w:spacing w:after="40" w:before="0"/>
               <w:jc w:val="left"/>
             </w:pPr>
@@ -20541,6 +20974,7 @@
           </w:tcPr>
           <w:p>
             <w:pPr>
+              <w:keepNext w:val="false"/>
               <w:spacing w:after="40" w:before="0"/>
               <w:jc w:val="left"/>
             </w:pPr>
@@ -20573,6 +21007,7 @@
           </w:tcPr>
           <w:p>
             <w:pPr>
+              <w:keepNext w:val="false"/>
               <w:spacing w:after="40" w:before="0"/>
               <w:jc w:val="left"/>
             </w:pPr>
@@ -20607,6 +21042,7 @@
           </w:tcPr>
           <w:p>
             <w:pPr>
+              <w:keepNext w:val="false"/>
               <w:spacing w:after="40" w:before="0"/>
               <w:jc w:val="left"/>
             </w:pPr>
@@ -20639,6 +21075,7 @@
           </w:tcPr>
           <w:p>
             <w:pPr>
+              <w:keepNext w:val="false"/>
               <w:spacing w:after="40" w:before="0"/>
               <w:jc w:val="left"/>
             </w:pPr>
@@ -20673,6 +21110,7 @@
           </w:tcPr>
           <w:p>
             <w:pPr>
+              <w:keepNext w:val="false"/>
               <w:spacing w:after="40" w:before="0"/>
               <w:jc w:val="left"/>
             </w:pPr>
@@ -20705,6 +21143,7 @@
           </w:tcPr>
           <w:p>
             <w:pPr>
+              <w:keepNext w:val="false"/>
               <w:spacing w:after="40" w:before="0"/>
               <w:jc w:val="left"/>
             </w:pPr>
@@ -20739,6 +21178,7 @@
           </w:tcPr>
           <w:p>
             <w:pPr>
+              <w:keepNext w:val="false"/>
               <w:spacing w:after="40" w:before="0"/>
               <w:jc w:val="left"/>
             </w:pPr>
@@ -20771,6 +21211,7 @@
           </w:tcPr>
           <w:p>
             <w:pPr>
+              <w:keepNext w:val="false"/>
               <w:spacing w:after="40" w:before="0"/>
               <w:jc w:val="left"/>
             </w:pPr>
@@ -20830,6 +21271,7 @@
           </w:tcPr>
           <w:p>
             <w:pPr>
+              <w:keepNext w:val="false"/>
               <w:spacing w:after="40" w:before="0"/>
               <w:jc w:val="center"/>
             </w:pPr>
@@ -20864,6 +21306,7 @@
           </w:tcPr>
           <w:p>
             <w:pPr>
+              <w:keepNext w:val="false"/>
               <w:spacing w:after="40" w:before="0"/>
               <w:jc w:val="left"/>
             </w:pPr>
@@ -20928,6 +21371,7 @@
           </w:tcPr>
           <w:p>
             <w:pPr>
+              <w:keepNext w:val="false"/>
               <w:spacing w:after="40" w:before="0"/>
               <w:jc w:val="center"/>
             </w:pPr>
@@ -20962,6 +21406,7 @@
           </w:tcPr>
           <w:p>
             <w:pPr>
+              <w:keepNext w:val="false"/>
               <w:spacing w:after="40" w:before="0"/>
               <w:jc w:val="left"/>
             </w:pPr>
@@ -20994,6 +21439,7 @@
           </w:tcPr>
           <w:p>
             <w:pPr>
+              <w:keepNext w:val="false"/>
               <w:spacing w:after="40" w:before="0"/>
               <w:jc w:val="left"/>
             </w:pPr>
@@ -21026,6 +21472,7 @@
           </w:tcPr>
           <w:p>
             <w:pPr>
+              <w:keepNext w:val="false"/>
               <w:spacing w:after="40" w:before="0"/>
               <w:jc w:val="left"/>
             </w:pPr>
@@ -21058,6 +21505,7 @@
           </w:tcPr>
           <w:p>
             <w:pPr>
+              <w:keepNext w:val="false"/>
               <w:spacing w:after="40" w:before="0"/>
               <w:jc w:val="left"/>
             </w:pPr>
@@ -21090,6 +21538,7 @@
           </w:tcPr>
           <w:p>
             <w:pPr>
+              <w:keepNext w:val="false"/>
               <w:spacing w:after="40" w:before="0"/>
               <w:jc w:val="left"/>
             </w:pPr>
@@ -21124,6 +21573,7 @@
           </w:tcPr>
           <w:p>
             <w:pPr>
+              <w:keepNext w:val="false"/>
               <w:spacing w:after="40" w:before="0"/>
               <w:jc w:val="left"/>
             </w:pPr>
@@ -21161,7 +21611,7 @@
             <w:pPr>
               <w:spacing w:after="20" w:before="0"/>
             </w:pPr>
-            <w:hyperlink w:history="1" r:id="rId91pp46xzohaslgsh_mwn8">
+            <w:hyperlink w:history="1" r:id="rId-ppxyau4_moa7dboq9px8">
               <w:r>
                 <w:rPr>
                   <w:rFonts w:ascii="Arial" w:cs="Arial" w:eastAsia="Arial" w:hAnsi="Arial"/>
@@ -21210,7 +21660,7 @@
               <w:spacing w:after="10" w:before="0"/>
               <w:ind w:left="120"/>
             </w:pPr>
-            <w:hyperlink w:history="1" r:id="rIdkj361zxy9mgw91qeotjti">
+            <w:hyperlink w:history="1" r:id="rId07p6axmtxkjj0dmp_0iio">
               <w:r>
                 <w:rPr>
                   <w:rFonts w:ascii="Arial" w:cs="Arial" w:eastAsia="Arial" w:hAnsi="Arial"/>
@@ -21272,7 +21722,7 @@
               <w:spacing w:after="10" w:before="0"/>
               <w:ind w:left="120"/>
             </w:pPr>
-            <w:hyperlink w:history="1" r:id="rIdaz8_jqkxynp2c7yypyghj">
+            <w:hyperlink w:history="1" r:id="rId5jxsbyhpu9t_kytwrfyzp">
               <w:r>
                 <w:rPr>
                   <w:rFonts w:ascii="Arial" w:cs="Arial" w:eastAsia="Arial" w:hAnsi="Arial"/>
@@ -21315,6 +21765,7 @@
           </w:tcPr>
           <w:p>
             <w:pPr>
+              <w:keepNext w:val="false"/>
               <w:spacing w:after="40" w:before="0"/>
               <w:jc w:val="left"/>
             </w:pPr>
@@ -21347,6 +21798,7 @@
           </w:tcPr>
           <w:p>
             <w:pPr>
+              <w:keepNext w:val="false"/>
               <w:spacing w:after="40" w:before="0"/>
               <w:jc w:val="left"/>
             </w:pPr>
@@ -21379,6 +21831,7 @@
           </w:tcPr>
           <w:p>
             <w:pPr>
+              <w:keepNext w:val="false"/>
               <w:spacing w:after="40" w:before="0"/>
               <w:jc w:val="left"/>
             </w:pPr>
@@ -21411,6 +21864,7 @@
           </w:tcPr>
           <w:p>
             <w:pPr>
+              <w:keepNext w:val="false"/>
               <w:spacing w:after="40" w:before="0"/>
               <w:jc w:val="left"/>
             </w:pPr>
@@ -21445,6 +21899,7 @@
           </w:tcPr>
           <w:p>
             <w:pPr>
+              <w:keepNext w:val="false"/>
               <w:spacing w:after="40" w:before="0"/>
               <w:jc w:val="left"/>
             </w:pPr>
@@ -21482,7 +21937,7 @@
             <w:pPr>
               <w:spacing w:after="20" w:before="0"/>
             </w:pPr>
-            <w:hyperlink w:history="1" r:id="rIddxrc0zo9krdj25xdt-ckj">
+            <w:hyperlink w:history="1" r:id="rIdh2xqgje8aprmzw9cm2skq">
               <w:r>
                 <w:rPr>
                   <w:rFonts w:ascii="Arial" w:cs="Arial" w:eastAsia="Arial" w:hAnsi="Arial"/>
@@ -21531,7 +21986,7 @@
               <w:spacing w:after="10" w:before="0"/>
               <w:ind w:left="120"/>
             </w:pPr>
-            <w:hyperlink w:history="1" r:id="rIdvon8kl3krxyiurlvarmau">
+            <w:hyperlink w:history="1" r:id="rIdylypmy2xyqp7hfa3bzb16">
               <w:r>
                 <w:rPr>
                   <w:rFonts w:ascii="Arial" w:cs="Arial" w:eastAsia="Arial" w:hAnsi="Arial"/>
@@ -21593,7 +22048,7 @@
               <w:spacing w:after="10" w:before="0"/>
               <w:ind w:left="120"/>
             </w:pPr>
-            <w:hyperlink w:history="1" r:id="rIdkw2nfbxoayzzcxmj1liqo">
+            <w:hyperlink w:history="1" r:id="rIdpn_magrg23l3jypv-ffp-">
               <w:r>
                 <w:rPr>
                   <w:rFonts w:ascii="Arial" w:cs="Arial" w:eastAsia="Arial" w:hAnsi="Arial"/>
@@ -21636,6 +22091,7 @@
           </w:tcPr>
           <w:p>
             <w:pPr>
+              <w:keepNext w:val="false"/>
               <w:spacing w:after="40" w:before="0"/>
               <w:jc w:val="left"/>
             </w:pPr>
@@ -21668,6 +22124,7 @@
           </w:tcPr>
           <w:p>
             <w:pPr>
+              <w:keepNext w:val="false"/>
               <w:spacing w:after="40" w:before="0"/>
               <w:jc w:val="left"/>
             </w:pPr>
@@ -21700,6 +22157,7 @@
           </w:tcPr>
           <w:p>
             <w:pPr>
+              <w:keepNext w:val="false"/>
               <w:spacing w:after="40" w:before="0"/>
               <w:jc w:val="left"/>
             </w:pPr>
@@ -21732,6 +22190,7 @@
           </w:tcPr>
           <w:p>
             <w:pPr>
+              <w:keepNext w:val="false"/>
               <w:spacing w:after="40" w:before="0"/>
               <w:jc w:val="left"/>
             </w:pPr>
@@ -21766,6 +22225,7 @@
           </w:tcPr>
           <w:p>
             <w:pPr>
+              <w:keepNext w:val="false"/>
               <w:spacing w:after="40" w:before="0"/>
               <w:jc w:val="left"/>
             </w:pPr>
@@ -21803,7 +22263,7 @@
             <w:pPr>
               <w:spacing w:after="20" w:before="0"/>
             </w:pPr>
-            <w:hyperlink w:history="1" r:id="rIduq6y4mu8jbw8pr92-fwb1">
+            <w:hyperlink w:history="1" r:id="rId2ddtk-uxnw69njxoeppi1">
               <w:r>
                 <w:rPr>
                   <w:rFonts w:ascii="Arial" w:cs="Arial" w:eastAsia="Arial" w:hAnsi="Arial"/>
@@ -21852,7 +22312,7 @@
               <w:spacing w:after="10" w:before="0"/>
               <w:ind w:left="120"/>
             </w:pPr>
-            <w:hyperlink w:history="1" r:id="rIdzaevbkltry1lrqv-puc91">
+            <w:hyperlink w:history="1" r:id="rId5xk-rdhpnmghtylply278">
               <w:r>
                 <w:rPr>
                   <w:rFonts w:ascii="Arial" w:cs="Arial" w:eastAsia="Arial" w:hAnsi="Arial"/>
@@ -21914,7 +22374,7 @@
               <w:spacing w:after="10" w:before="0"/>
               <w:ind w:left="120"/>
             </w:pPr>
-            <w:hyperlink w:history="1" r:id="rIdvn8vqhpmojll8qdgou0yl">
+            <w:hyperlink w:history="1" r:id="rIdhgk0pmx14bxe2_gshld8c">
               <w:r>
                 <w:rPr>
                   <w:rFonts w:ascii="Arial" w:cs="Arial" w:eastAsia="Arial" w:hAnsi="Arial"/>
@@ -21957,6 +22417,7 @@
           </w:tcPr>
           <w:p>
             <w:pPr>
+              <w:keepNext w:val="false"/>
               <w:spacing w:after="40" w:before="0"/>
               <w:jc w:val="left"/>
             </w:pPr>
@@ -21989,6 +22450,7 @@
           </w:tcPr>
           <w:p>
             <w:pPr>
+              <w:keepNext w:val="false"/>
               <w:spacing w:after="40" w:before="0"/>
               <w:jc w:val="left"/>
             </w:pPr>
@@ -22021,6 +22483,7 @@
           </w:tcPr>
           <w:p>
             <w:pPr>
+              <w:keepNext w:val="false"/>
               <w:spacing w:after="40" w:before="0"/>
               <w:jc w:val="left"/>
             </w:pPr>
@@ -22053,6 +22516,7 @@
           </w:tcPr>
           <w:p>
             <w:pPr>
+              <w:keepNext w:val="false"/>
               <w:spacing w:after="40" w:before="0"/>
               <w:jc w:val="left"/>
             </w:pPr>
@@ -22087,6 +22551,7 @@
           </w:tcPr>
           <w:p>
             <w:pPr>
+              <w:keepNext w:val="false"/>
               <w:spacing w:after="40" w:before="0"/>
               <w:jc w:val="left"/>
             </w:pPr>
@@ -22124,7 +22589,7 @@
             <w:pPr>
               <w:spacing w:after="20" w:before="0"/>
             </w:pPr>
-            <w:hyperlink w:history="1" r:id="rIdyg3przarihl23ohz-ylua">
+            <w:hyperlink w:history="1" r:id="rIdoulm5asfawyy7n8rmerdy">
               <w:r>
                 <w:rPr>
                   <w:rFonts w:ascii="Arial" w:cs="Arial" w:eastAsia="Arial" w:hAnsi="Arial"/>
@@ -22173,7 +22638,7 @@
               <w:spacing w:after="10" w:before="0"/>
               <w:ind w:left="120"/>
             </w:pPr>
-            <w:hyperlink w:history="1" r:id="rIdtptlmk1zbhlsts9fev17g">
+            <w:hyperlink w:history="1" r:id="rIdmkbai4uxec0ihspjfvijj">
               <w:r>
                 <w:rPr>
                   <w:rFonts w:ascii="Arial" w:cs="Arial" w:eastAsia="Arial" w:hAnsi="Arial"/>
@@ -22235,7 +22700,7 @@
               <w:spacing w:after="10" w:before="0"/>
               <w:ind w:left="120"/>
             </w:pPr>
-            <w:hyperlink w:history="1" r:id="rIdbfwqrzjeq7gkrtw3ek1gn">
+            <w:hyperlink w:history="1" r:id="rId0ill8julk27nq_zdjc6gu">
               <w:r>
                 <w:rPr>
                   <w:rFonts w:ascii="Arial" w:cs="Arial" w:eastAsia="Arial" w:hAnsi="Arial"/>
@@ -22278,6 +22743,7 @@
           </w:tcPr>
           <w:p>
             <w:pPr>
+              <w:keepNext w:val="false"/>
               <w:spacing w:after="40" w:before="0"/>
               <w:jc w:val="left"/>
             </w:pPr>
@@ -22310,6 +22776,7 @@
           </w:tcPr>
           <w:p>
             <w:pPr>
+              <w:keepNext w:val="false"/>
               <w:spacing w:after="40" w:before="0"/>
               <w:jc w:val="left"/>
             </w:pPr>
@@ -22342,6 +22809,7 @@
           </w:tcPr>
           <w:p>
             <w:pPr>
+              <w:keepNext w:val="false"/>
               <w:spacing w:after="40" w:before="0"/>
               <w:jc w:val="left"/>
             </w:pPr>
@@ -22374,6 +22842,7 @@
           </w:tcPr>
           <w:p>
             <w:pPr>
+              <w:keepNext w:val="false"/>
               <w:spacing w:after="40" w:before="0"/>
               <w:jc w:val="left"/>
             </w:pPr>
@@ -22408,6 +22877,7 @@
           </w:tcPr>
           <w:p>
             <w:pPr>
+              <w:keepNext w:val="false"/>
               <w:spacing w:after="40" w:before="0"/>
               <w:jc w:val="left"/>
             </w:pPr>
@@ -22445,7 +22915,7 @@
             <w:pPr>
               <w:spacing w:after="20" w:before="0"/>
             </w:pPr>
-            <w:hyperlink w:history="1" r:id="rIdg6syyyqxzcaygbgzl2_-u">
+            <w:hyperlink w:history="1" r:id="rIdahrnvegmdy8ww4ixkio7q">
               <w:r>
                 <w:rPr>
                   <w:rFonts w:ascii="Arial" w:cs="Arial" w:eastAsia="Arial" w:hAnsi="Arial"/>
@@ -22494,7 +22964,7 @@
               <w:spacing w:after="10" w:before="0"/>
               <w:ind w:left="120"/>
             </w:pPr>
-            <w:hyperlink w:history="1" r:id="rIdnjjr0pvzvnku4pv8sq-s_">
+            <w:hyperlink w:history="1" r:id="rIdzxlqnpv6rtuzrypnxclak">
               <w:r>
                 <w:rPr>
                   <w:rFonts w:ascii="Arial" w:cs="Arial" w:eastAsia="Arial" w:hAnsi="Arial"/>
@@ -22556,7 +23026,7 @@
               <w:spacing w:after="10" w:before="0"/>
               <w:ind w:left="120"/>
             </w:pPr>
-            <w:hyperlink w:history="1" r:id="rIdyjb-hxtzx3_ugsbpyraxb">
+            <w:hyperlink w:history="1" r:id="rId6nuyfqkg16-2gqwldw6oi">
               <w:r>
                 <w:rPr>
                   <w:rFonts w:ascii="Arial" w:cs="Arial" w:eastAsia="Arial" w:hAnsi="Arial"/>
@@ -22599,6 +23069,7 @@
           </w:tcPr>
           <w:p>
             <w:pPr>
+              <w:keepNext w:val="false"/>
               <w:spacing w:after="40" w:before="0"/>
               <w:jc w:val="left"/>
             </w:pPr>
@@ -22631,6 +23102,7 @@
           </w:tcPr>
           <w:p>
             <w:pPr>
+              <w:keepNext w:val="false"/>
               <w:spacing w:after="40" w:before="0"/>
               <w:jc w:val="left"/>
             </w:pPr>
@@ -22663,6 +23135,7 @@
           </w:tcPr>
           <w:p>
             <w:pPr>
+              <w:keepNext w:val="false"/>
               <w:spacing w:after="40" w:before="0"/>
               <w:jc w:val="left"/>
             </w:pPr>
@@ -22695,6 +23168,7 @@
           </w:tcPr>
           <w:p>
             <w:pPr>
+              <w:keepNext w:val="false"/>
               <w:spacing w:after="40" w:before="0"/>
               <w:jc w:val="left"/>
             </w:pPr>
@@ -22754,6 +23228,7 @@
           </w:tcPr>
           <w:p>
             <w:pPr>
+              <w:keepNext w:val="false"/>
               <w:spacing w:after="40" w:before="0"/>
               <w:jc w:val="center"/>
             </w:pPr>
@@ -22788,6 +23263,7 @@
           </w:tcPr>
           <w:p>
             <w:pPr>
+              <w:keepNext w:val="false"/>
               <w:spacing w:after="40" w:before="0"/>
               <w:jc w:val="left"/>
             </w:pPr>
@@ -22849,6 +23325,7 @@
           </w:tcPr>
           <w:p>
             <w:pPr>
+              <w:keepNext w:val="false"/>
               <w:spacing w:after="40" w:before="0"/>
               <w:jc w:val="center"/>
             </w:pPr>
@@ -22883,6 +23360,7 @@
           </w:tcPr>
           <w:p>
             <w:pPr>
+              <w:keepNext w:val="false"/>
               <w:spacing w:after="40" w:before="0"/>
               <w:jc w:val="left"/>
             </w:pPr>
@@ -22915,6 +23393,7 @@
           </w:tcPr>
           <w:p>
             <w:pPr>
+              <w:keepNext w:val="false"/>
               <w:spacing w:after="40" w:before="0"/>
               <w:jc w:val="left"/>
             </w:pPr>
@@ -22949,6 +23428,7 @@
           </w:tcPr>
           <w:p>
             <w:pPr>
+              <w:keepNext w:val="false"/>
               <w:spacing w:after="40" w:before="0"/>
               <w:jc w:val="left"/>
             </w:pPr>
@@ -22981,6 +23461,7 @@
           </w:tcPr>
           <w:p>
             <w:pPr>
+              <w:keepNext w:val="false"/>
               <w:spacing w:after="40" w:before="0"/>
               <w:jc w:val="left"/>
             </w:pPr>
@@ -23015,6 +23496,7 @@
           </w:tcPr>
           <w:p>
             <w:pPr>
+              <w:keepNext w:val="false"/>
               <w:spacing w:after="40" w:before="0"/>
               <w:jc w:val="left"/>
             </w:pPr>
@@ -23047,6 +23529,7 @@
           </w:tcPr>
           <w:p>
             <w:pPr>
+              <w:keepNext w:val="false"/>
               <w:spacing w:after="40" w:before="0"/>
               <w:jc w:val="left"/>
             </w:pPr>
@@ -23083,7 +23566,7 @@
         </w:rPr>
         <w:t xml:space="preserve">© 2026 SeaVuria and ARES. Aligned with KICD objectives. Developed by SeaVuria; technical implementation by ARES (with AI assistance from Claude). Licensed under </w:t>
       </w:r>
-      <w:hyperlink w:history="1" r:id="rIdhgdrc7rlrgzussmuofiww">
+      <w:hyperlink w:history="1" r:id="rId98u_1utmtkiti-atnewoz">
         <w:r>
           <w:rPr>
             <w:rFonts w:ascii="Arial" w:cs="Arial" w:eastAsia="Arial" w:hAnsi="Arial"/>
@@ -23104,7 +23587,7 @@
         </w:rPr>
         <w:t xml:space="preserve"> (</w:t>
       </w:r>
-      <w:hyperlink w:history="1" r:id="rIdj73jkji5xnnbqenralphy">
+      <w:hyperlink w:history="1" r:id="rIdgwllkvk9taliumunrpckx">
         <w:r>
           <w:rPr>
             <w:rFonts w:ascii="Arial" w:cs="Arial" w:eastAsia="Arial" w:hAnsi="Arial"/>
@@ -23164,6 +23647,7 @@
           </w:tcPr>
           <w:p>
             <w:pPr>
+              <w:keepNext w:val="false"/>
               <w:spacing w:after="40" w:before="0"/>
               <w:jc w:val="center"/>
             </w:pPr>
@@ -23199,6 +23683,7 @@
           </w:tcPr>
           <w:p>
             <w:pPr>
+              <w:keepNext w:val="false"/>
               <w:spacing w:after="40" w:before="0"/>
               <w:jc w:val="center"/>
             </w:pPr>
@@ -23233,6 +23718,7 @@
           </w:tcPr>
           <w:p>
             <w:pPr>
+              <w:keepNext w:val="false"/>
               <w:spacing w:after="40" w:before="0"/>
               <w:jc w:val="left"/>
             </w:pPr>
@@ -23265,6 +23751,7 @@
           </w:tcPr>
           <w:p>
             <w:pPr>
+              <w:keepNext w:val="false"/>
               <w:spacing w:after="40" w:before="0"/>
               <w:jc w:val="left"/>
             </w:pPr>
@@ -23299,6 +23786,7 @@
           </w:tcPr>
           <w:p>
             <w:pPr>
+              <w:keepNext w:val="false"/>
               <w:spacing w:after="40" w:before="0"/>
               <w:jc w:val="left"/>
             </w:pPr>
@@ -23331,6 +23819,7 @@
           </w:tcPr>
           <w:p>
             <w:pPr>
+              <w:keepNext w:val="false"/>
               <w:spacing w:after="40" w:before="0"/>
               <w:jc w:val="left"/>
             </w:pPr>
@@ -23365,6 +23854,7 @@
           </w:tcPr>
           <w:p>
             <w:pPr>
+              <w:keepNext w:val="false"/>
               <w:spacing w:after="40" w:before="0"/>
               <w:jc w:val="left"/>
             </w:pPr>
@@ -23397,6 +23887,7 @@
           </w:tcPr>
           <w:p>
             <w:pPr>
+              <w:keepNext w:val="false"/>
               <w:spacing w:after="40" w:before="0"/>
               <w:jc w:val="left"/>
             </w:pPr>
@@ -23431,6 +23922,7 @@
           </w:tcPr>
           <w:p>
             <w:pPr>
+              <w:keepNext w:val="false"/>
               <w:spacing w:after="40" w:before="0"/>
               <w:jc w:val="left"/>
             </w:pPr>
@@ -23463,6 +23955,7 @@
           </w:tcPr>
           <w:p>
             <w:pPr>
+              <w:keepNext w:val="false"/>
               <w:spacing w:after="40" w:before="0"/>
               <w:jc w:val="left"/>
             </w:pPr>
@@ -23497,6 +23990,7 @@
           </w:tcPr>
           <w:p>
             <w:pPr>
+              <w:keepNext w:val="false"/>
               <w:spacing w:after="40" w:before="0"/>
               <w:jc w:val="left"/>
             </w:pPr>
@@ -23529,6 +24023,7 @@
           </w:tcPr>
           <w:p>
             <w:pPr>
+              <w:keepNext w:val="false"/>
               <w:spacing w:after="40" w:before="0"/>
               <w:jc w:val="left"/>
             </w:pPr>
@@ -23563,6 +24058,7 @@
           </w:tcPr>
           <w:p>
             <w:pPr>
+              <w:keepNext w:val="false"/>
               <w:spacing w:after="40" w:before="0"/>
               <w:jc w:val="left"/>
             </w:pPr>
@@ -23595,6 +24091,7 @@
           </w:tcPr>
           <w:p>
             <w:pPr>
+              <w:keepNext w:val="false"/>
               <w:spacing w:after="40" w:before="0"/>
               <w:jc w:val="left"/>
             </w:pPr>
@@ -23629,6 +24126,7 @@
           </w:tcPr>
           <w:p>
             <w:pPr>
+              <w:keepNext w:val="false"/>
               <w:spacing w:after="40" w:before="0"/>
               <w:jc w:val="left"/>
             </w:pPr>
@@ -23661,6 +24159,7 @@
           </w:tcPr>
           <w:p>
             <w:pPr>
+              <w:keepNext w:val="false"/>
               <w:spacing w:after="40" w:before="0"/>
               <w:jc w:val="left"/>
             </w:pPr>
@@ -23695,6 +24194,7 @@
           </w:tcPr>
           <w:p>
             <w:pPr>
+              <w:keepNext w:val="false"/>
               <w:spacing w:after="40" w:before="0"/>
               <w:jc w:val="left"/>
             </w:pPr>
@@ -23727,6 +24227,7 @@
           </w:tcPr>
           <w:p>
             <w:pPr>
+              <w:keepNext w:val="false"/>
               <w:spacing w:after="40" w:before="0"/>
               <w:jc w:val="left"/>
             </w:pPr>
@@ -23786,6 +24287,7 @@
           </w:tcPr>
           <w:p>
             <w:pPr>
+              <w:keepNext w:val="false"/>
               <w:spacing w:after="40" w:before="0"/>
               <w:jc w:val="center"/>
             </w:pPr>
@@ -23820,6 +24322,7 @@
           </w:tcPr>
           <w:p>
             <w:pPr>
+              <w:keepNext w:val="false"/>
               <w:spacing w:after="40" w:before="0"/>
               <w:jc w:val="left"/>
             </w:pPr>
@@ -23884,6 +24387,7 @@
           </w:tcPr>
           <w:p>
             <w:pPr>
+              <w:keepNext w:val="false"/>
               <w:spacing w:after="40" w:before="0"/>
               <w:jc w:val="center"/>
             </w:pPr>
@@ -23918,6 +24422,7 @@
           </w:tcPr>
           <w:p>
             <w:pPr>
+              <w:keepNext w:val="false"/>
               <w:spacing w:after="40" w:before="0"/>
               <w:jc w:val="left"/>
             </w:pPr>
@@ -23950,6 +24455,7 @@
           </w:tcPr>
           <w:p>
             <w:pPr>
+              <w:keepNext w:val="false"/>
               <w:spacing w:after="40" w:before="0"/>
               <w:jc w:val="left"/>
             </w:pPr>
@@ -23982,6 +24488,7 @@
           </w:tcPr>
           <w:p>
             <w:pPr>
+              <w:keepNext w:val="false"/>
               <w:spacing w:after="40" w:before="0"/>
               <w:jc w:val="left"/>
             </w:pPr>
@@ -24014,6 +24521,7 @@
           </w:tcPr>
           <w:p>
             <w:pPr>
+              <w:keepNext w:val="false"/>
               <w:spacing w:after="40" w:before="0"/>
               <w:jc w:val="left"/>
             </w:pPr>
@@ -24046,6 +24554,7 @@
           </w:tcPr>
           <w:p>
             <w:pPr>
+              <w:keepNext w:val="false"/>
               <w:spacing w:after="40" w:before="0"/>
               <w:jc w:val="left"/>
             </w:pPr>
@@ -24080,6 +24589,7 @@
           </w:tcPr>
           <w:p>
             <w:pPr>
+              <w:keepNext w:val="false"/>
               <w:spacing w:after="40" w:before="0"/>
               <w:jc w:val="left"/>
             </w:pPr>
@@ -24117,7 +24627,7 @@
             <w:pPr>
               <w:spacing w:after="20" w:before="0"/>
             </w:pPr>
-            <w:hyperlink w:history="1" r:id="rIdiqm8krf8xyrbcdn_oxath">
+            <w:hyperlink w:history="1" r:id="rIddwbj-gcqihls23yd0acbp">
               <w:r>
                 <w:rPr>
                   <w:rFonts w:ascii="Arial" w:cs="Arial" w:eastAsia="Arial" w:hAnsi="Arial"/>
@@ -24150,7 +24660,7 @@
               <w:spacing w:after="10" w:before="0"/>
               <w:ind w:left="120"/>
             </w:pPr>
-            <w:hyperlink w:history="1" r:id="rIdqnod2q7qgjzs4pyuuqvxx">
+            <w:hyperlink w:history="1" r:id="rId4bagixovpfqfbvjobayow">
               <w:r>
                 <w:rPr>
                   <w:rFonts w:ascii="Arial" w:cs="Arial" w:eastAsia="Arial" w:hAnsi="Arial"/>
@@ -24195,7 +24705,7 @@
             <w:pPr>
               <w:spacing w:after="20" w:before="0"/>
             </w:pPr>
-            <w:hyperlink w:history="1" r:id="rIdielxaevxm1ithqai8iftl">
+            <w:hyperlink w:history="1" r:id="rId69fb16oyb70pil-bn7cbc">
               <w:r>
                 <w:rPr>
                   <w:rFonts w:ascii="Arial" w:cs="Arial" w:eastAsia="Arial" w:hAnsi="Arial"/>
@@ -24228,7 +24738,7 @@
               <w:spacing w:after="10" w:before="0"/>
               <w:ind w:left="120"/>
             </w:pPr>
-            <w:hyperlink w:history="1" r:id="rIdvpptgg50plefhdhr-cd9-">
+            <w:hyperlink w:history="1" r:id="rIdasofkjczjmh9nhg5yjnqh">
               <w:r>
                 <w:rPr>
                   <w:rFonts w:ascii="Arial" w:cs="Arial" w:eastAsia="Arial" w:hAnsi="Arial"/>
@@ -24256,6 +24766,7 @@
           </w:tcPr>
           <w:p>
             <w:pPr>
+              <w:keepNext w:val="false"/>
               <w:spacing w:after="40" w:before="0"/>
               <w:jc w:val="left"/>
             </w:pPr>
@@ -24288,6 +24799,7 @@
           </w:tcPr>
           <w:p>
             <w:pPr>
+              <w:keepNext w:val="false"/>
               <w:spacing w:after="40" w:before="0"/>
               <w:jc w:val="left"/>
             </w:pPr>
@@ -24320,6 +24832,7 @@
           </w:tcPr>
           <w:p>
             <w:pPr>
+              <w:keepNext w:val="false"/>
               <w:spacing w:after="40" w:before="0"/>
               <w:jc w:val="left"/>
             </w:pPr>
@@ -24352,6 +24865,7 @@
           </w:tcPr>
           <w:p>
             <w:pPr>
+              <w:keepNext w:val="false"/>
               <w:spacing w:after="40" w:before="0"/>
               <w:jc w:val="left"/>
             </w:pPr>
@@ -24386,6 +24900,7 @@
           </w:tcPr>
           <w:p>
             <w:pPr>
+              <w:keepNext w:val="false"/>
               <w:spacing w:after="40" w:before="0"/>
               <w:jc w:val="left"/>
             </w:pPr>
@@ -24423,7 +24938,7 @@
             <w:pPr>
               <w:spacing w:after="20" w:before="0"/>
             </w:pPr>
-            <w:hyperlink w:history="1" r:id="rId6e0s1kv2b69xejlh3sclc">
+            <w:hyperlink w:history="1" r:id="rIdo35tkanriogihul3ldxb9">
               <w:r>
                 <w:rPr>
                   <w:rFonts w:ascii="Arial" w:cs="Arial" w:eastAsia="Arial" w:hAnsi="Arial"/>
@@ -24456,7 +24971,7 @@
               <w:spacing w:after="10" w:before="0"/>
               <w:ind w:left="120"/>
             </w:pPr>
-            <w:hyperlink w:history="1" r:id="rIdqbjvcsmez5mm6nhcics40">
+            <w:hyperlink w:history="1" r:id="rIdsxduvose5kyxs73yqrbsi">
               <w:r>
                 <w:rPr>
                   <w:rFonts w:ascii="Arial" w:cs="Arial" w:eastAsia="Arial" w:hAnsi="Arial"/>
@@ -24501,7 +25016,7 @@
             <w:pPr>
               <w:spacing w:after="20" w:before="0"/>
             </w:pPr>
-            <w:hyperlink w:history="1" r:id="rIdwgb94c8xdfuw3aqwmjuup">
+            <w:hyperlink w:history="1" r:id="rIdvsrvwz344fg3vfd7saghb">
               <w:r>
                 <w:rPr>
                   <w:rFonts w:ascii="Arial" w:cs="Arial" w:eastAsia="Arial" w:hAnsi="Arial"/>
@@ -24534,7 +25049,7 @@
               <w:spacing w:after="10" w:before="0"/>
               <w:ind w:left="120"/>
             </w:pPr>
-            <w:hyperlink w:history="1" r:id="rId1jhe5evx0gpd2j4ojfln2">
+            <w:hyperlink w:history="1" r:id="rId4905qoa-xrevspqdwmnlk">
               <w:r>
                 <w:rPr>
                   <w:rFonts w:ascii="Arial" w:cs="Arial" w:eastAsia="Arial" w:hAnsi="Arial"/>
@@ -24562,6 +25077,7 @@
           </w:tcPr>
           <w:p>
             <w:pPr>
+              <w:keepNext w:val="false"/>
               <w:spacing w:after="40" w:before="0"/>
               <w:jc w:val="left"/>
             </w:pPr>
@@ -24594,6 +25110,7 @@
           </w:tcPr>
           <w:p>
             <w:pPr>
+              <w:keepNext w:val="false"/>
               <w:spacing w:after="40" w:before="0"/>
               <w:jc w:val="left"/>
             </w:pPr>
@@ -24626,6 +25143,7 @@
           </w:tcPr>
           <w:p>
             <w:pPr>
+              <w:keepNext w:val="false"/>
               <w:spacing w:after="40" w:before="0"/>
               <w:jc w:val="left"/>
             </w:pPr>
@@ -24658,6 +25176,7 @@
           </w:tcPr>
           <w:p>
             <w:pPr>
+              <w:keepNext w:val="false"/>
               <w:spacing w:after="40" w:before="0"/>
               <w:jc w:val="left"/>
             </w:pPr>
@@ -24692,6 +25211,7 @@
           </w:tcPr>
           <w:p>
             <w:pPr>
+              <w:keepNext w:val="false"/>
               <w:spacing w:after="40" w:before="0"/>
               <w:jc w:val="left"/>
             </w:pPr>
@@ -24729,7 +25249,7 @@
             <w:pPr>
               <w:spacing w:after="20" w:before="0"/>
             </w:pPr>
-            <w:hyperlink w:history="1" r:id="rIdqjvm10e9okn8lyi6rae9x">
+            <w:hyperlink w:history="1" r:id="rId9piqs-dx7utbyhdq2ugkv">
               <w:r>
                 <w:rPr>
                   <w:rFonts w:ascii="Arial" w:cs="Arial" w:eastAsia="Arial" w:hAnsi="Arial"/>
@@ -24762,7 +25282,7 @@
               <w:spacing w:after="10" w:before="0"/>
               <w:ind w:left="120"/>
             </w:pPr>
-            <w:hyperlink w:history="1" r:id="rIdcr-eiq5wm6davbphwhqvk">
+            <w:hyperlink w:history="1" r:id="rIdj5n9_ebakswdu-mgmu5ew">
               <w:r>
                 <w:rPr>
                   <w:rFonts w:ascii="Arial" w:cs="Arial" w:eastAsia="Arial" w:hAnsi="Arial"/>
@@ -24807,7 +25327,7 @@
             <w:pPr>
               <w:spacing w:after="20" w:before="0"/>
             </w:pPr>
-            <w:hyperlink w:history="1" r:id="rIdczaiasvrwjor7i76mtgki">
+            <w:hyperlink w:history="1" r:id="rIddec-7-pu6i794ksjtkedk">
               <w:r>
                 <w:rPr>
                   <w:rFonts w:ascii="Arial" w:cs="Arial" w:eastAsia="Arial" w:hAnsi="Arial"/>
@@ -24840,7 +25360,7 @@
               <w:spacing w:after="10" w:before="0"/>
               <w:ind w:left="120"/>
             </w:pPr>
-            <w:hyperlink w:history="1" r:id="rIdguckmn8ez26h22bd3oizd">
+            <w:hyperlink w:history="1" r:id="rIdjempi9jxbx5q8qcjv7rwx">
               <w:r>
                 <w:rPr>
                   <w:rFonts w:ascii="Arial" w:cs="Arial" w:eastAsia="Arial" w:hAnsi="Arial"/>
@@ -24868,6 +25388,7 @@
           </w:tcPr>
           <w:p>
             <w:pPr>
+              <w:keepNext w:val="false"/>
               <w:spacing w:after="40" w:before="0"/>
               <w:jc w:val="left"/>
             </w:pPr>
@@ -24900,6 +25421,7 @@
           </w:tcPr>
           <w:p>
             <w:pPr>
+              <w:keepNext w:val="false"/>
               <w:spacing w:after="40" w:before="0"/>
               <w:jc w:val="left"/>
             </w:pPr>
@@ -24932,6 +25454,7 @@
           </w:tcPr>
           <w:p>
             <w:pPr>
+              <w:keepNext w:val="false"/>
               <w:spacing w:after="40" w:before="0"/>
               <w:jc w:val="left"/>
             </w:pPr>
@@ -24964,6 +25487,7 @@
           </w:tcPr>
           <w:p>
             <w:pPr>
+              <w:keepNext w:val="false"/>
               <w:spacing w:after="40" w:before="0"/>
               <w:jc w:val="left"/>
             </w:pPr>
@@ -24998,6 +25522,7 @@
           </w:tcPr>
           <w:p>
             <w:pPr>
+              <w:keepNext w:val="false"/>
               <w:spacing w:after="40" w:before="0"/>
               <w:jc w:val="left"/>
             </w:pPr>
@@ -25035,7 +25560,7 @@
             <w:pPr>
               <w:spacing w:after="20" w:before="0"/>
             </w:pPr>
-            <w:hyperlink w:history="1" r:id="rId6nwa2f3nfqmhsplshtjxu">
+            <w:hyperlink w:history="1" r:id="rIdvlmzqakrg5a1ciauofz1v">
               <w:r>
                 <w:rPr>
                   <w:rFonts w:ascii="Arial" w:cs="Arial" w:eastAsia="Arial" w:hAnsi="Arial"/>
@@ -25068,7 +25593,7 @@
               <w:spacing w:after="10" w:before="0"/>
               <w:ind w:left="120"/>
             </w:pPr>
-            <w:hyperlink w:history="1" r:id="rIddvkfzkdgyxp6cyzjfmk41">
+            <w:hyperlink w:history="1" r:id="rIdveh0ahhzsmfcjtll1ypeb">
               <w:r>
                 <w:rPr>
                   <w:rFonts w:ascii="Arial" w:cs="Arial" w:eastAsia="Arial" w:hAnsi="Arial"/>
@@ -25113,7 +25638,7 @@
             <w:pPr>
               <w:spacing w:after="20" w:before="0"/>
             </w:pPr>
-            <w:hyperlink w:history="1" r:id="rIdhkphzkkf4wlcgsu72r-ac">
+            <w:hyperlink w:history="1" r:id="rId71sf2z5bf-znqnmwraso0">
               <w:r>
                 <w:rPr>
                   <w:rFonts w:ascii="Arial" w:cs="Arial" w:eastAsia="Arial" w:hAnsi="Arial"/>
@@ -25146,7 +25671,7 @@
               <w:spacing w:after="10" w:before="0"/>
               <w:ind w:left="120"/>
             </w:pPr>
-            <w:hyperlink w:history="1" r:id="rIdeaq67vx8cin9db_crh9dv">
+            <w:hyperlink w:history="1" r:id="rId3up8ivktvkustvak0dek8">
               <w:r>
                 <w:rPr>
                   <w:rFonts w:ascii="Arial" w:cs="Arial" w:eastAsia="Arial" w:hAnsi="Arial"/>
@@ -25174,6 +25699,7 @@
           </w:tcPr>
           <w:p>
             <w:pPr>
+              <w:keepNext w:val="false"/>
               <w:spacing w:after="40" w:before="0"/>
               <w:jc w:val="left"/>
             </w:pPr>
@@ -25206,6 +25732,7 @@
           </w:tcPr>
           <w:p>
             <w:pPr>
+              <w:keepNext w:val="false"/>
               <w:spacing w:after="40" w:before="0"/>
               <w:jc w:val="left"/>
             </w:pPr>
@@ -25238,6 +25765,7 @@
           </w:tcPr>
           <w:p>
             <w:pPr>
+              <w:keepNext w:val="false"/>
               <w:spacing w:after="40" w:before="0"/>
               <w:jc w:val="left"/>
             </w:pPr>
@@ -25270,6 +25798,7 @@
           </w:tcPr>
           <w:p>
             <w:pPr>
+              <w:keepNext w:val="false"/>
               <w:spacing w:after="40" w:before="0"/>
               <w:jc w:val="left"/>
             </w:pPr>
@@ -25304,6 +25833,7 @@
           </w:tcPr>
           <w:p>
             <w:pPr>
+              <w:keepNext w:val="false"/>
               <w:spacing w:after="40" w:before="0"/>
               <w:jc w:val="left"/>
             </w:pPr>
@@ -25341,7 +25871,7 @@
             <w:pPr>
               <w:spacing w:after="20" w:before="0"/>
             </w:pPr>
-            <w:hyperlink w:history="1" r:id="rIdv_-zfbj_adq87wzoiiupz">
+            <w:hyperlink w:history="1" r:id="rIdoj3a9ndr_jrylzorjywcf">
               <w:r>
                 <w:rPr>
                   <w:rFonts w:ascii="Arial" w:cs="Arial" w:eastAsia="Arial" w:hAnsi="Arial"/>
@@ -25374,7 +25904,7 @@
               <w:spacing w:after="10" w:before="0"/>
               <w:ind w:left="120"/>
             </w:pPr>
-            <w:hyperlink w:history="1" r:id="rIdfud2olejpvmg69d5outpn">
+            <w:hyperlink w:history="1" r:id="rIdwjtm-2cr0ygirttbnsrwb">
               <w:r>
                 <w:rPr>
                   <w:rFonts w:ascii="Arial" w:cs="Arial" w:eastAsia="Arial" w:hAnsi="Arial"/>
@@ -25419,7 +25949,7 @@
             <w:pPr>
               <w:spacing w:after="20" w:before="0"/>
             </w:pPr>
-            <w:hyperlink w:history="1" r:id="rIdzryl_qqgvk0txxte58nen">
+            <w:hyperlink w:history="1" r:id="rIdmju8uxu5bngp-cye3jwjp">
               <w:r>
                 <w:rPr>
                   <w:rFonts w:ascii="Arial" w:cs="Arial" w:eastAsia="Arial" w:hAnsi="Arial"/>
@@ -25452,7 +25982,7 @@
               <w:spacing w:after="10" w:before="0"/>
               <w:ind w:left="120"/>
             </w:pPr>
-            <w:hyperlink w:history="1" r:id="rIdiv8aundryno3hy5eehad8">
+            <w:hyperlink w:history="1" r:id="rIdv6dldabw-ufduol61jwd3">
               <w:r>
                 <w:rPr>
                   <w:rFonts w:ascii="Arial" w:cs="Arial" w:eastAsia="Arial" w:hAnsi="Arial"/>
@@ -25480,6 +26010,7 @@
           </w:tcPr>
           <w:p>
             <w:pPr>
+              <w:keepNext w:val="false"/>
               <w:spacing w:after="40" w:before="0"/>
               <w:jc w:val="left"/>
             </w:pPr>
@@ -25512,6 +26043,7 @@
           </w:tcPr>
           <w:p>
             <w:pPr>
+              <w:keepNext w:val="false"/>
               <w:spacing w:after="40" w:before="0"/>
               <w:jc w:val="left"/>
             </w:pPr>
@@ -25544,6 +26076,7 @@
           </w:tcPr>
           <w:p>
             <w:pPr>
+              <w:keepNext w:val="false"/>
               <w:spacing w:after="40" w:before="0"/>
               <w:jc w:val="left"/>
             </w:pPr>
@@ -25576,6 +26109,7 @@
           </w:tcPr>
           <w:p>
             <w:pPr>
+              <w:keepNext w:val="false"/>
               <w:spacing w:after="40" w:before="0"/>
               <w:jc w:val="left"/>
             </w:pPr>
@@ -25635,6 +26169,7 @@
           </w:tcPr>
           <w:p>
             <w:pPr>
+              <w:keepNext w:val="false"/>
               <w:spacing w:after="40" w:before="0"/>
               <w:jc w:val="center"/>
             </w:pPr>
@@ -25669,6 +26204,7 @@
           </w:tcPr>
           <w:p>
             <w:pPr>
+              <w:keepNext w:val="false"/>
               <w:spacing w:after="40" w:before="0"/>
               <w:jc w:val="left"/>
             </w:pPr>
@@ -25730,6 +26266,7 @@
           </w:tcPr>
           <w:p>
             <w:pPr>
+              <w:keepNext w:val="false"/>
               <w:spacing w:after="40" w:before="0"/>
               <w:jc w:val="center"/>
             </w:pPr>
@@ -25764,6 +26301,7 @@
           </w:tcPr>
           <w:p>
             <w:pPr>
+              <w:keepNext w:val="false"/>
               <w:spacing w:after="40" w:before="0"/>
               <w:jc w:val="left"/>
             </w:pPr>
@@ -25796,6 +26334,7 @@
           </w:tcPr>
           <w:p>
             <w:pPr>
+              <w:keepNext w:val="false"/>
               <w:spacing w:after="40" w:before="0"/>
               <w:jc w:val="left"/>
             </w:pPr>
@@ -25830,6 +26369,7 @@
           </w:tcPr>
           <w:p>
             <w:pPr>
+              <w:keepNext w:val="false"/>
               <w:spacing w:after="40" w:before="0"/>
               <w:jc w:val="left"/>
             </w:pPr>
@@ -25862,6 +26402,7 @@
           </w:tcPr>
           <w:p>
             <w:pPr>
+              <w:keepNext w:val="false"/>
               <w:spacing w:after="40" w:before="0"/>
               <w:jc w:val="left"/>
             </w:pPr>
@@ -25896,6 +26437,7 @@
           </w:tcPr>
           <w:p>
             <w:pPr>
+              <w:keepNext w:val="false"/>
               <w:spacing w:after="40" w:before="0"/>
               <w:jc w:val="left"/>
             </w:pPr>
@@ -25928,6 +26470,7 @@
           </w:tcPr>
           <w:p>
             <w:pPr>
+              <w:keepNext w:val="false"/>
               <w:spacing w:after="40" w:before="0"/>
               <w:jc w:val="left"/>
             </w:pPr>
@@ -25964,7 +26507,7 @@
         </w:rPr>
         <w:t xml:space="preserve">© 2026 SeaVuria and ARES. Aligned with KICD objectives. Developed by SeaVuria; technical implementation by ARES (with AI assistance from Claude). Licensed under </w:t>
       </w:r>
-      <w:hyperlink w:history="1" r:id="rIdfcwvugvedss-mbabxr-jc">
+      <w:hyperlink w:history="1" r:id="rId1hcoretowbqa8qdnayiq4">
         <w:r>
           <w:rPr>
             <w:rFonts w:ascii="Arial" w:cs="Arial" w:eastAsia="Arial" w:hAnsi="Arial"/>
@@ -25985,7 +26528,7 @@
         </w:rPr>
         <w:t xml:space="preserve"> (</w:t>
       </w:r>
-      <w:hyperlink w:history="1" r:id="rIduokemcz4l9tpuzlrsfdif">
+      <w:hyperlink w:history="1" r:id="rIdxmofwp5_gkwy9qs89j1x1">
         <w:r>
           <w:rPr>
             <w:rFonts w:ascii="Arial" w:cs="Arial" w:eastAsia="Arial" w:hAnsi="Arial"/>
@@ -26046,6 +26589,7 @@
           </w:tcPr>
           <w:p>
             <w:pPr>
+              <w:keepNext w:val="false"/>
               <w:spacing w:after="40" w:before="0"/>
               <w:jc w:val="center"/>
             </w:pPr>
@@ -26080,6 +26624,7 @@
           </w:tcPr>
           <w:p>
             <w:pPr>
+              <w:keepNext w:val="false"/>
               <w:spacing w:after="40" w:before="0"/>
               <w:jc w:val="left"/>
             </w:pPr>
@@ -26112,6 +26657,7 @@
           </w:tcPr>
           <w:p>
             <w:pPr>
+              <w:keepNext w:val="false"/>
               <w:spacing w:after="40" w:before="0"/>
               <w:jc w:val="left"/>
             </w:pPr>
@@ -26144,6 +26690,7 @@
           </w:tcPr>
           <w:p>
             <w:pPr>
+              <w:keepNext w:val="false"/>
               <w:spacing w:after="40" w:before="0"/>
               <w:jc w:val="left"/>
             </w:pPr>
@@ -26178,6 +26725,7 @@
           </w:tcPr>
           <w:p>
             <w:pPr>
+              <w:keepNext w:val="false"/>
               <w:spacing w:after="40" w:before="0"/>
               <w:jc w:val="left"/>
             </w:pPr>
@@ -26210,6 +26758,7 @@
           </w:tcPr>
           <w:p>
             <w:pPr>
+              <w:keepNext w:val="false"/>
               <w:spacing w:after="40" w:before="0"/>
               <w:jc w:val="left"/>
             </w:pPr>
@@ -26242,6 +26791,7 @@
           </w:tcPr>
           <w:p>
             <w:pPr>
+              <w:keepNext w:val="false"/>
               <w:spacing w:after="40" w:before="0"/>
               <w:jc w:val="left"/>
             </w:pPr>
@@ -26276,6 +26826,7 @@
           </w:tcPr>
           <w:p>
             <w:pPr>
+              <w:keepNext w:val="false"/>
               <w:spacing w:after="40" w:before="0"/>
               <w:jc w:val="left"/>
             </w:pPr>
@@ -26308,6 +26859,7 @@
           </w:tcPr>
           <w:p>
             <w:pPr>
+              <w:keepNext w:val="false"/>
               <w:spacing w:after="40" w:before="0"/>
               <w:jc w:val="left"/>
             </w:pPr>
@@ -26340,6 +26892,7 @@
           </w:tcPr>
           <w:p>
             <w:pPr>
+              <w:keepNext w:val="false"/>
               <w:spacing w:after="40" w:before="0"/>
               <w:jc w:val="left"/>
             </w:pPr>
@@ -26374,6 +26927,7 @@
           </w:tcPr>
           <w:p>
             <w:pPr>
+              <w:keepNext w:val="false"/>
               <w:spacing w:after="40" w:before="0"/>
               <w:jc w:val="left"/>
             </w:pPr>
@@ -26406,6 +26960,7 @@
           </w:tcPr>
           <w:p>
             <w:pPr>
+              <w:keepNext w:val="false"/>
               <w:spacing w:after="40" w:before="0"/>
               <w:jc w:val="left"/>
             </w:pPr>
@@ -26438,6 +26993,7 @@
           </w:tcPr>
           <w:p>
             <w:pPr>
+              <w:keepNext w:val="false"/>
               <w:spacing w:after="40" w:before="0"/>
               <w:jc w:val="left"/>
             </w:pPr>

--- a/data/outputs/v2/Maths/SS2.2_Area_of_Polygons/Mathematics_Area_of_Polygons_CBE_LessonSequence.docx
+++ b/data/outputs/v2/Maths/SS2.2_Area_of_Polygons/Mathematics_Area_of_Polygons_CBE_LessonSequence.docx
@@ -2458,7 +2458,7 @@
         </w:rPr>
         <w:t xml:space="preserve">© 2026 SeaVuria and ARES. This work is licensed under a </w:t>
       </w:r>
-      <w:hyperlink w:history="1" r:id="rId_mjxua0u4tccuygswfnv_">
+      <w:hyperlink w:history="1" r:id="rId04g82fu2svl-s2vwkhbbc">
         <w:r>
           <w:rPr>
             <w:rFonts w:ascii="Arial" w:cs="Arial" w:eastAsia="Arial" w:hAnsi="Arial"/>
@@ -2478,7 +2478,7 @@
         </w:rPr>
         <w:t xml:space="preserve"> (</w:t>
       </w:r>
-      <w:hyperlink w:history="1" r:id="rIdlmge77x4ua5izufu__bti">
+      <w:hyperlink w:history="1" r:id="rIdtyvr0_ccpp-0bxsb09bqu">
         <w:r>
           <w:rPr>
             <w:rFonts w:ascii="Arial" w:cs="Arial" w:eastAsia="Arial" w:hAnsi="Arial"/>
@@ -2498,7 +2498,7 @@
         </w:rPr>
         <w:t xml:space="preserve">). To view a copy of this license, visit </w:t>
       </w:r>
-      <w:hyperlink w:history="1" r:id="rIdjo4eukkvbrtz06snmoayy">
+      <w:hyperlink w:history="1" r:id="rIdd4iqs8irh6mcqhkho9itb">
         <w:r>
           <w:rPr>
             <w:rFonts w:ascii="Arial" w:cs="Arial" w:eastAsia="Arial" w:hAnsi="Arial"/>
@@ -3537,7 +3537,7 @@
             <w:pPr>
               <w:spacing w:after="20" w:before="0"/>
             </w:pPr>
-            <w:hyperlink w:history="1" r:id="rIdvsusgyculp1eq-te9lll2">
+            <w:hyperlink w:history="1" r:id="rIdrbb6tg3df-oarfwsvb0mg">
               <w:r>
                 <w:rPr>
                   <w:rFonts w:ascii="Arial" w:cs="Arial" w:eastAsia="Arial" w:hAnsi="Arial"/>
@@ -3570,7 +3570,7 @@
               <w:spacing w:after="10" w:before="0"/>
               <w:ind w:left="120"/>
             </w:pPr>
-            <w:hyperlink w:history="1" r:id="rIdaizqnyll2t1to6vxx8-bj">
+            <w:hyperlink w:history="1" r:id="rIdcwn6_rdpsmcimsjjdyk6o">
               <w:r>
                 <w:rPr>
                   <w:rFonts w:ascii="Arial" w:cs="Arial" w:eastAsia="Arial" w:hAnsi="Arial"/>
@@ -3615,7 +3615,7 @@
             <w:pPr>
               <w:spacing w:after="20" w:before="0"/>
             </w:pPr>
-            <w:hyperlink w:history="1" r:id="rIdmwuhq2nstjsdqsg2lhr9t">
+            <w:hyperlink w:history="1" r:id="rIdq0czu-jiuteh4jj867a0k">
               <w:r>
                 <w:rPr>
                   <w:rFonts w:ascii="Arial" w:cs="Arial" w:eastAsia="Arial" w:hAnsi="Arial"/>
@@ -3648,7 +3648,7 @@
               <w:spacing w:after="10" w:before="0"/>
               <w:ind w:left="120"/>
             </w:pPr>
-            <w:hyperlink w:history="1" r:id="rId9tyowfnaotxsodrnfqxde">
+            <w:hyperlink w:history="1" r:id="rIdtr6qo1shrp1gn1ot6suol">
               <w:r>
                 <w:rPr>
                   <w:rFonts w:ascii="Arial" w:cs="Arial" w:eastAsia="Arial" w:hAnsi="Arial"/>
@@ -3848,7 +3848,7 @@
             <w:pPr>
               <w:spacing w:after="20" w:before="0"/>
             </w:pPr>
-            <w:hyperlink w:history="1" r:id="rIdilsvy-5heh7tcfntnqn0_">
+            <w:hyperlink w:history="1" r:id="rIdpuyp6azobszxyyyxez6fh">
               <w:r>
                 <w:rPr>
                   <w:rFonts w:ascii="Arial" w:cs="Arial" w:eastAsia="Arial" w:hAnsi="Arial"/>
@@ -3881,7 +3881,7 @@
               <w:spacing w:after="10" w:before="0"/>
               <w:ind w:left="120"/>
             </w:pPr>
-            <w:hyperlink w:history="1" r:id="rIdxxc1qx4y3ir0felp_0niq">
+            <w:hyperlink w:history="1" r:id="rIdgsfawrwv21a7xuyanbimh">
               <w:r>
                 <w:rPr>
                   <w:rFonts w:ascii="Arial" w:cs="Arial" w:eastAsia="Arial" w:hAnsi="Arial"/>
@@ -3926,7 +3926,7 @@
             <w:pPr>
               <w:spacing w:after="20" w:before="0"/>
             </w:pPr>
-            <w:hyperlink w:history="1" r:id="rIdmmpeaw-1hm1f6bdkabpzz">
+            <w:hyperlink w:history="1" r:id="rIdqg2gi94lpvqom-kl6rmij">
               <w:r>
                 <w:rPr>
                   <w:rFonts w:ascii="Arial" w:cs="Arial" w:eastAsia="Arial" w:hAnsi="Arial"/>
@@ -3959,7 +3959,7 @@
               <w:spacing w:after="10" w:before="0"/>
               <w:ind w:left="120"/>
             </w:pPr>
-            <w:hyperlink w:history="1" r:id="rId5jvwukc8kxscolr26veb6">
+            <w:hyperlink w:history="1" r:id="rId2v2aavl5o2qptpvmtxdg8">
               <w:r>
                 <w:rPr>
                   <w:rFonts w:ascii="Arial" w:cs="Arial" w:eastAsia="Arial" w:hAnsi="Arial"/>
@@ -4159,7 +4159,7 @@
             <w:pPr>
               <w:spacing w:after="20" w:before="0"/>
             </w:pPr>
-            <w:hyperlink w:history="1" r:id="rIdnqf-kwehtaaxaeapgdynb">
+            <w:hyperlink w:history="1" r:id="rIdk4ov-ckcgh2jf5rllwbz6">
               <w:r>
                 <w:rPr>
                   <w:rFonts w:ascii="Arial" w:cs="Arial" w:eastAsia="Arial" w:hAnsi="Arial"/>
@@ -4192,7 +4192,7 @@
               <w:spacing w:after="10" w:before="0"/>
               <w:ind w:left="120"/>
             </w:pPr>
-            <w:hyperlink w:history="1" r:id="rIde__2-n1fmylpbmnp-tza9">
+            <w:hyperlink w:history="1" r:id="rIdkw3bb2nn_ml13fh6wy0fj">
               <w:r>
                 <w:rPr>
                   <w:rFonts w:ascii="Arial" w:cs="Arial" w:eastAsia="Arial" w:hAnsi="Arial"/>
@@ -4237,7 +4237,7 @@
             <w:pPr>
               <w:spacing w:after="20" w:before="0"/>
             </w:pPr>
-            <w:hyperlink w:history="1" r:id="rIdx9twyj-lsz-7n2kxsbn8q">
+            <w:hyperlink w:history="1" r:id="rIdfppi4aywkxneyeimkp-4c">
               <w:r>
                 <w:rPr>
                   <w:rFonts w:ascii="Arial" w:cs="Arial" w:eastAsia="Arial" w:hAnsi="Arial"/>
@@ -4270,7 +4270,7 @@
               <w:spacing w:after="10" w:before="0"/>
               <w:ind w:left="120"/>
             </w:pPr>
-            <w:hyperlink w:history="1" r:id="rId8xqfw2tpqkga8pb1guwf6">
+            <w:hyperlink w:history="1" r:id="rIdxr_xsvypd6qruaius8gjv">
               <w:r>
                 <w:rPr>
                   <w:rFonts w:ascii="Arial" w:cs="Arial" w:eastAsia="Arial" w:hAnsi="Arial"/>
@@ -4470,7 +4470,7 @@
             <w:pPr>
               <w:spacing w:after="20" w:before="0"/>
             </w:pPr>
-            <w:hyperlink w:history="1" r:id="rIdftteuezjvqk1ihhdfe74o">
+            <w:hyperlink w:history="1" r:id="rIdyz6i_lyfkm43qjhokyak1">
               <w:r>
                 <w:rPr>
                   <w:rFonts w:ascii="Arial" w:cs="Arial" w:eastAsia="Arial" w:hAnsi="Arial"/>
@@ -4503,7 +4503,7 @@
               <w:spacing w:after="10" w:before="0"/>
               <w:ind w:left="120"/>
             </w:pPr>
-            <w:hyperlink w:history="1" r:id="rId5mtjmo6feey9rlz-7ypa_">
+            <w:hyperlink w:history="1" r:id="rId6zc29ydmvsreqgxptumru">
               <w:r>
                 <w:rPr>
                   <w:rFonts w:ascii="Arial" w:cs="Arial" w:eastAsia="Arial" w:hAnsi="Arial"/>
@@ -4548,7 +4548,7 @@
             <w:pPr>
               <w:spacing w:after="20" w:before="0"/>
             </w:pPr>
-            <w:hyperlink w:history="1" r:id="rIdae07kxyqjvvw0zlwubajj">
+            <w:hyperlink w:history="1" r:id="rIddhvq67vtyolmrogzfdsdw">
               <w:r>
                 <w:rPr>
                   <w:rFonts w:ascii="Arial" w:cs="Arial" w:eastAsia="Arial" w:hAnsi="Arial"/>
@@ -4581,7 +4581,7 @@
               <w:spacing w:after="10" w:before="0"/>
               <w:ind w:left="120"/>
             </w:pPr>
-            <w:hyperlink w:history="1" r:id="rId9lyvcpxa8d3cihz532uvp">
+            <w:hyperlink w:history="1" r:id="rIdmcopxxejkjt8adrndnof6">
               <w:r>
                 <w:rPr>
                   <w:rFonts w:ascii="Arial" w:cs="Arial" w:eastAsia="Arial" w:hAnsi="Arial"/>
@@ -4781,7 +4781,7 @@
             <w:pPr>
               <w:spacing w:after="20" w:before="0"/>
             </w:pPr>
-            <w:hyperlink w:history="1" r:id="rIdoomlddgrzur4o-pvfn3rf">
+            <w:hyperlink w:history="1" r:id="rIdgg9jiqfmlxzbhrdy88rpb">
               <w:r>
                 <w:rPr>
                   <w:rFonts w:ascii="Arial" w:cs="Arial" w:eastAsia="Arial" w:hAnsi="Arial"/>
@@ -4830,7 +4830,7 @@
               <w:spacing w:after="10" w:before="0"/>
               <w:ind w:left="120"/>
             </w:pPr>
-            <w:hyperlink w:history="1" r:id="rIdo1viqrnjqbtvyqg_w2vqc">
+            <w:hyperlink w:history="1" r:id="rIdjw2h45x1hwu9ms81kkf2m">
               <w:r>
                 <w:rPr>
                   <w:rFonts w:ascii="Arial" w:cs="Arial" w:eastAsia="Arial" w:hAnsi="Arial"/>
@@ -4875,7 +4875,7 @@
             <w:pPr>
               <w:spacing w:after="20" w:before="0"/>
             </w:pPr>
-            <w:hyperlink w:history="1" r:id="rIdfcfywz8nvkowjdr2h8qz7">
+            <w:hyperlink w:history="1" r:id="rIdarcix8i6odr8lunkzykrx">
               <w:r>
                 <w:rPr>
                   <w:rFonts w:ascii="Arial" w:cs="Arial" w:eastAsia="Arial" w:hAnsi="Arial"/>
@@ -4908,7 +4908,7 @@
               <w:spacing w:after="10" w:before="0"/>
               <w:ind w:left="120"/>
             </w:pPr>
-            <w:hyperlink w:history="1" r:id="rId0alinbmlx5s11gvjtdtxx">
+            <w:hyperlink w:history="1" r:id="rIdxji-1-1os93cmnhguxy6x">
               <w:r>
                 <w:rPr>
                   <w:rFonts w:ascii="Arial" w:cs="Arial" w:eastAsia="Arial" w:hAnsi="Arial"/>
@@ -5433,7 +5433,7 @@
         </w:rPr>
         <w:t xml:space="preserve">© 2026 SeaVuria and ARES. Aligned with KICD objectives. Developed by SeaVuria; technical implementation by ARES (with AI assistance from Claude). Licensed under </w:t>
       </w:r>
-      <w:hyperlink w:history="1" r:id="rIdmzxfzgymdk8oy3qr-xkqc">
+      <w:hyperlink w:history="1" r:id="rIdy_q_ldkbjiclcu2kb6mzq">
         <w:r>
           <w:rPr>
             <w:rFonts w:ascii="Arial" w:cs="Arial" w:eastAsia="Arial" w:hAnsi="Arial"/>
@@ -5454,7 +5454,7 @@
         </w:rPr>
         <w:t xml:space="preserve"> (</w:t>
       </w:r>
-      <w:hyperlink w:history="1" r:id="rIdahqud9x9f3benkwmxnaib">
+      <w:hyperlink w:history="1" r:id="rIdr8stqgau1i5ozsh59iek2">
         <w:r>
           <w:rPr>
             <w:rFonts w:ascii="Arial" w:cs="Arial" w:eastAsia="Arial" w:hAnsi="Arial"/>
@@ -6494,7 +6494,7 @@
             <w:pPr>
               <w:spacing w:after="20" w:before="0"/>
             </w:pPr>
-            <w:hyperlink w:history="1" r:id="rIdqn1ne4yb-3jswjiphkchj">
+            <w:hyperlink w:history="1" r:id="rId1cf4io_6je8dpcpbqmpml">
               <w:r>
                 <w:rPr>
                   <w:rFonts w:ascii="Arial" w:cs="Arial" w:eastAsia="Arial" w:hAnsi="Arial"/>
@@ -6543,7 +6543,7 @@
               <w:spacing w:after="10" w:before="0"/>
               <w:ind w:left="120"/>
             </w:pPr>
-            <w:hyperlink w:history="1" r:id="rIdrlrdgakqe_ipqthedkav9">
+            <w:hyperlink w:history="1" r:id="rIdt5cfclz-qab4qskrpuoyg">
               <w:r>
                 <w:rPr>
                   <w:rFonts w:ascii="Arial" w:cs="Arial" w:eastAsia="Arial" w:hAnsi="Arial"/>
@@ -6588,7 +6588,7 @@
             <w:pPr>
               <w:spacing w:after="20" w:before="0"/>
             </w:pPr>
-            <w:hyperlink w:history="1" r:id="rIdb_nxpiokcyzexihsw8-2f">
+            <w:hyperlink w:history="1" r:id="rIdz9hqg3yqr8a3k_zxpgny2">
               <w:r>
                 <w:rPr>
                   <w:rFonts w:ascii="Arial" w:cs="Arial" w:eastAsia="Arial" w:hAnsi="Arial"/>
@@ -6621,7 +6621,7 @@
               <w:spacing w:after="10" w:before="0"/>
               <w:ind w:left="120"/>
             </w:pPr>
-            <w:hyperlink w:history="1" r:id="rIdoqg5bfcu2q_ottac3vlbg">
+            <w:hyperlink w:history="1" r:id="rIdupqvitvfc8snblfnzrmeq">
               <w:r>
                 <w:rPr>
                   <w:rFonts w:ascii="Arial" w:cs="Arial" w:eastAsia="Arial" w:hAnsi="Arial"/>
@@ -6821,7 +6821,7 @@
             <w:pPr>
               <w:spacing w:after="20" w:before="0"/>
             </w:pPr>
-            <w:hyperlink w:history="1" r:id="rId0oh7cnhn_b849wmy1w_ay">
+            <w:hyperlink w:history="1" r:id="rIdevufq15yvjrd78ryu32uu">
               <w:r>
                 <w:rPr>
                   <w:rFonts w:ascii="Arial" w:cs="Arial" w:eastAsia="Arial" w:hAnsi="Arial"/>
@@ -6870,7 +6870,7 @@
               <w:spacing w:after="10" w:before="0"/>
               <w:ind w:left="120"/>
             </w:pPr>
-            <w:hyperlink w:history="1" r:id="rIdlcouph79ameizqs2l4rv8">
+            <w:hyperlink w:history="1" r:id="rIdrictpjknatmj7jobpiwiq">
               <w:r>
                 <w:rPr>
                   <w:rFonts w:ascii="Arial" w:cs="Arial" w:eastAsia="Arial" w:hAnsi="Arial"/>
@@ -6915,7 +6915,7 @@
             <w:pPr>
               <w:spacing w:after="20" w:before="0"/>
             </w:pPr>
-            <w:hyperlink w:history="1" r:id="rIdrw1luttgwazik2ke1pl0l">
+            <w:hyperlink w:history="1" r:id="rIdpsd5ktazvnazihxybmnc4">
               <w:r>
                 <w:rPr>
                   <w:rFonts w:ascii="Arial" w:cs="Arial" w:eastAsia="Arial" w:hAnsi="Arial"/>
@@ -6948,7 +6948,7 @@
               <w:spacing w:after="10" w:before="0"/>
               <w:ind w:left="120"/>
             </w:pPr>
-            <w:hyperlink w:history="1" r:id="rId0_k5ifdoq7nzn9pns1mvw">
+            <w:hyperlink w:history="1" r:id="rIdogw4k4nywxh7cmncqifxr">
               <w:r>
                 <w:rPr>
                   <w:rFonts w:ascii="Arial" w:cs="Arial" w:eastAsia="Arial" w:hAnsi="Arial"/>
@@ -7148,7 +7148,7 @@
             <w:pPr>
               <w:spacing w:after="20" w:before="0"/>
             </w:pPr>
-            <w:hyperlink w:history="1" r:id="rIdmv3ot3zel55dhw0czske8">
+            <w:hyperlink w:history="1" r:id="rIdfuhq_utl5kl0aiv6yah22">
               <w:r>
                 <w:rPr>
                   <w:rFonts w:ascii="Arial" w:cs="Arial" w:eastAsia="Arial" w:hAnsi="Arial"/>
@@ -7197,7 +7197,7 @@
               <w:spacing w:after="10" w:before="0"/>
               <w:ind w:left="120"/>
             </w:pPr>
-            <w:hyperlink w:history="1" r:id="rIdw02izzfjzojz9bwj8laha">
+            <w:hyperlink w:history="1" r:id="rIdsuqvn7ybswqb9lmczhqic">
               <w:r>
                 <w:rPr>
                   <w:rFonts w:ascii="Arial" w:cs="Arial" w:eastAsia="Arial" w:hAnsi="Arial"/>
@@ -7242,7 +7242,7 @@
             <w:pPr>
               <w:spacing w:after="20" w:before="0"/>
             </w:pPr>
-            <w:hyperlink w:history="1" r:id="rIdfxlqwnjlhit0kjzrjjyfp">
+            <w:hyperlink w:history="1" r:id="rId8img5vg626njeflicjmbj">
               <w:r>
                 <w:rPr>
                   <w:rFonts w:ascii="Arial" w:cs="Arial" w:eastAsia="Arial" w:hAnsi="Arial"/>
@@ -7275,7 +7275,7 @@
               <w:spacing w:after="10" w:before="0"/>
               <w:ind w:left="120"/>
             </w:pPr>
-            <w:hyperlink w:history="1" r:id="rIdllxtjutq0wszzenhq8o3i">
+            <w:hyperlink w:history="1" r:id="rIdll21_skamp68isohg-y4y">
               <w:r>
                 <w:rPr>
                   <w:rFonts w:ascii="Arial" w:cs="Arial" w:eastAsia="Arial" w:hAnsi="Arial"/>
@@ -7475,7 +7475,7 @@
             <w:pPr>
               <w:spacing w:after="20" w:before="0"/>
             </w:pPr>
-            <w:hyperlink w:history="1" r:id="rIddxinpvxnh9kcqrthhywzb">
+            <w:hyperlink w:history="1" r:id="rIdoj1feiomuvhtpeyfnm7ga">
               <w:r>
                 <w:rPr>
                   <w:rFonts w:ascii="Arial" w:cs="Arial" w:eastAsia="Arial" w:hAnsi="Arial"/>
@@ -7524,7 +7524,7 @@
               <w:spacing w:after="10" w:before="0"/>
               <w:ind w:left="120"/>
             </w:pPr>
-            <w:hyperlink w:history="1" r:id="rIdqszmde6t7gfhvzlcaznoo">
+            <w:hyperlink w:history="1" r:id="rIdbwudw80h4hillwbzxavt9">
               <w:r>
                 <w:rPr>
                   <w:rFonts w:ascii="Arial" w:cs="Arial" w:eastAsia="Arial" w:hAnsi="Arial"/>
@@ -7569,7 +7569,7 @@
             <w:pPr>
               <w:spacing w:after="20" w:before="0"/>
             </w:pPr>
-            <w:hyperlink w:history="1" r:id="rIdyoohxsni-npuvnsit0ezl">
+            <w:hyperlink w:history="1" r:id="rIdeqz7lgzrmiay4124yiob9">
               <w:r>
                 <w:rPr>
                   <w:rFonts w:ascii="Arial" w:cs="Arial" w:eastAsia="Arial" w:hAnsi="Arial"/>
@@ -7602,7 +7602,7 @@
               <w:spacing w:after="10" w:before="0"/>
               <w:ind w:left="120"/>
             </w:pPr>
-            <w:hyperlink w:history="1" r:id="rIdrmohicyqteyttqlihonto">
+            <w:hyperlink w:history="1" r:id="rIdiq91d-xmoqesvjlfvrxda">
               <w:r>
                 <w:rPr>
                   <w:rFonts w:ascii="Arial" w:cs="Arial" w:eastAsia="Arial" w:hAnsi="Arial"/>
@@ -7802,7 +7802,7 @@
             <w:pPr>
               <w:spacing w:after="20" w:before="0"/>
             </w:pPr>
-            <w:hyperlink w:history="1" r:id="rIduqu8dlpm7apcken98fxeb">
+            <w:hyperlink w:history="1" r:id="rIdabni6dg-m9ertjky_e4_v">
               <w:r>
                 <w:rPr>
                   <w:rFonts w:ascii="Arial" w:cs="Arial" w:eastAsia="Arial" w:hAnsi="Arial"/>
@@ -7851,7 +7851,7 @@
               <w:spacing w:after="10" w:before="0"/>
               <w:ind w:left="120"/>
             </w:pPr>
-            <w:hyperlink w:history="1" r:id="rIda2ilj3zeoa_mvx7ktdpqm">
+            <w:hyperlink w:history="1" r:id="rId56kdh_zh46t7slgxtbhfa">
               <w:r>
                 <w:rPr>
                   <w:rFonts w:ascii="Arial" w:cs="Arial" w:eastAsia="Arial" w:hAnsi="Arial"/>
@@ -7896,7 +7896,7 @@
             <w:pPr>
               <w:spacing w:after="20" w:before="0"/>
             </w:pPr>
-            <w:hyperlink w:history="1" r:id="rIdpphdcgu7pwjkfm8rmgnwh">
+            <w:hyperlink w:history="1" r:id="rId9n0scs-tayvmvbcplzciu">
               <w:r>
                 <w:rPr>
                   <w:rFonts w:ascii="Arial" w:cs="Arial" w:eastAsia="Arial" w:hAnsi="Arial"/>
@@ -7929,7 +7929,7 @@
               <w:spacing w:after="10" w:before="0"/>
               <w:ind w:left="120"/>
             </w:pPr>
-            <w:hyperlink w:history="1" r:id="rIdfxo5i_o90rjq98d-fe7qz">
+            <w:hyperlink w:history="1" r:id="rIdbt0xmlauey8l1aw31zdyy">
               <w:r>
                 <w:rPr>
                   <w:rFonts w:ascii="Arial" w:cs="Arial" w:eastAsia="Arial" w:hAnsi="Arial"/>
@@ -8454,7 +8454,7 @@
         </w:rPr>
         <w:t xml:space="preserve">© 2026 SeaVuria and ARES. Aligned with KICD objectives. Developed by SeaVuria; technical implementation by ARES (with AI assistance from Claude). Licensed under </w:t>
       </w:r>
-      <w:hyperlink w:history="1" r:id="rId-kpaaplqmjxqrj87h9t3k">
+      <w:hyperlink w:history="1" r:id="rIde-84pnlz8p66b0wuqsztn">
         <w:r>
           <w:rPr>
             <w:rFonts w:ascii="Arial" w:cs="Arial" w:eastAsia="Arial" w:hAnsi="Arial"/>
@@ -8475,7 +8475,7 @@
         </w:rPr>
         <w:t xml:space="preserve"> (</w:t>
       </w:r>
-      <w:hyperlink w:history="1" r:id="rIddnswuftcbremsbnjdbvwz">
+      <w:hyperlink w:history="1" r:id="rIdumjabxlkzndrytcwhh1cq">
         <w:r>
           <w:rPr>
             <w:rFonts w:ascii="Arial" w:cs="Arial" w:eastAsia="Arial" w:hAnsi="Arial"/>
@@ -9515,7 +9515,7 @@
             <w:pPr>
               <w:spacing w:after="20" w:before="0"/>
             </w:pPr>
-            <w:hyperlink w:history="1" r:id="rIdhzr17ig0xrgz6bvwph_4k">
+            <w:hyperlink w:history="1" r:id="rIdjjk03ixgjdidtxz2wehp6">
               <w:r>
                 <w:rPr>
                   <w:rFonts w:ascii="Arial" w:cs="Arial" w:eastAsia="Arial" w:hAnsi="Arial"/>
@@ -9564,7 +9564,7 @@
               <w:spacing w:after="10" w:before="0"/>
               <w:ind w:left="120"/>
             </w:pPr>
-            <w:hyperlink w:history="1" r:id="rIddujrkt9zs_sbfk4xptas4">
+            <w:hyperlink w:history="1" r:id="rId-rvet_adn5a9qkguzk7e0">
               <w:r>
                 <w:rPr>
                   <w:rFonts w:ascii="Arial" w:cs="Arial" w:eastAsia="Arial" w:hAnsi="Arial"/>
@@ -9609,7 +9609,7 @@
             <w:pPr>
               <w:spacing w:after="20" w:before="0"/>
             </w:pPr>
-            <w:hyperlink w:history="1" r:id="rIdod8fq_qt0rcaf2jpm8oqc">
+            <w:hyperlink w:history="1" r:id="rIdvu0cgm8ngqp57zrqjfz5l">
               <w:r>
                 <w:rPr>
                   <w:rFonts w:ascii="Arial" w:cs="Arial" w:eastAsia="Arial" w:hAnsi="Arial"/>
@@ -9642,7 +9642,7 @@
               <w:spacing w:after="10" w:before="0"/>
               <w:ind w:left="120"/>
             </w:pPr>
-            <w:hyperlink w:history="1" r:id="rIdi26qjrtg3votvk07awzmi">
+            <w:hyperlink w:history="1" r:id="rIdddtrogywdrkxddtp1wwii">
               <w:r>
                 <w:rPr>
                   <w:rFonts w:ascii="Arial" w:cs="Arial" w:eastAsia="Arial" w:hAnsi="Arial"/>
@@ -9842,7 +9842,7 @@
             <w:pPr>
               <w:spacing w:after="20" w:before="0"/>
             </w:pPr>
-            <w:hyperlink w:history="1" r:id="rIdh2axycgvn3oxgp7q2qioh">
+            <w:hyperlink w:history="1" r:id="rIdgj_jo_31xsvhijfh5cjsf">
               <w:r>
                 <w:rPr>
                   <w:rFonts w:ascii="Arial" w:cs="Arial" w:eastAsia="Arial" w:hAnsi="Arial"/>
@@ -9891,7 +9891,7 @@
               <w:spacing w:after="10" w:before="0"/>
               <w:ind w:left="120"/>
             </w:pPr>
-            <w:hyperlink w:history="1" r:id="rIdptaepcoqyi2nhe7onvg2j">
+            <w:hyperlink w:history="1" r:id="rIdurzhalr1ezret7um1n-48">
               <w:r>
                 <w:rPr>
                   <w:rFonts w:ascii="Arial" w:cs="Arial" w:eastAsia="Arial" w:hAnsi="Arial"/>
@@ -9936,7 +9936,7 @@
             <w:pPr>
               <w:spacing w:after="20" w:before="0"/>
             </w:pPr>
-            <w:hyperlink w:history="1" r:id="rIdoawscino4wo-mlvzyjlyg">
+            <w:hyperlink w:history="1" r:id="rIdcky2y6bxncgxqpoqjxdbi">
               <w:r>
                 <w:rPr>
                   <w:rFonts w:ascii="Arial" w:cs="Arial" w:eastAsia="Arial" w:hAnsi="Arial"/>
@@ -9969,7 +9969,7 @@
               <w:spacing w:after="10" w:before="0"/>
               <w:ind w:left="120"/>
             </w:pPr>
-            <w:hyperlink w:history="1" r:id="rIddbuxcsomeputtk9r3pcrm">
+            <w:hyperlink w:history="1" r:id="rIdbztznun4mu4rr0gbpvcrh">
               <w:r>
                 <w:rPr>
                   <w:rFonts w:ascii="Arial" w:cs="Arial" w:eastAsia="Arial" w:hAnsi="Arial"/>
@@ -10169,7 +10169,7 @@
             <w:pPr>
               <w:spacing w:after="20" w:before="0"/>
             </w:pPr>
-            <w:hyperlink w:history="1" r:id="rIdtzfrrsibj7km4rwgv-qto">
+            <w:hyperlink w:history="1" r:id="rIdiyiov3ib0wwqbpmzxhksk">
               <w:r>
                 <w:rPr>
                   <w:rFonts w:ascii="Arial" w:cs="Arial" w:eastAsia="Arial" w:hAnsi="Arial"/>
@@ -10218,7 +10218,7 @@
               <w:spacing w:after="10" w:before="0"/>
               <w:ind w:left="120"/>
             </w:pPr>
-            <w:hyperlink w:history="1" r:id="rIdd_nayaghxdbvqgwl6jjot">
+            <w:hyperlink w:history="1" r:id="rId2ld6rrgu3cn3wgeuansbo">
               <w:r>
                 <w:rPr>
                   <w:rFonts w:ascii="Arial" w:cs="Arial" w:eastAsia="Arial" w:hAnsi="Arial"/>
@@ -10263,7 +10263,7 @@
             <w:pPr>
               <w:spacing w:after="20" w:before="0"/>
             </w:pPr>
-            <w:hyperlink w:history="1" r:id="rIdmxull_mfgde0ynzxfdrdw">
+            <w:hyperlink w:history="1" r:id="rIdhjfhxrbvhpjitlwiumlij">
               <w:r>
                 <w:rPr>
                   <w:rFonts w:ascii="Arial" w:cs="Arial" w:eastAsia="Arial" w:hAnsi="Arial"/>
@@ -10296,7 +10296,7 @@
               <w:spacing w:after="10" w:before="0"/>
               <w:ind w:left="120"/>
             </w:pPr>
-            <w:hyperlink w:history="1" r:id="rIdhg5ffr1avy-pbfl3wldbf">
+            <w:hyperlink w:history="1" r:id="rId0fxmsp-z-w5y4qruevm3w">
               <w:r>
                 <w:rPr>
                   <w:rFonts w:ascii="Arial" w:cs="Arial" w:eastAsia="Arial" w:hAnsi="Arial"/>
@@ -10496,7 +10496,7 @@
             <w:pPr>
               <w:spacing w:after="20" w:before="0"/>
             </w:pPr>
-            <w:hyperlink w:history="1" r:id="rId_pidh4uc9xzkh6uvdicw1">
+            <w:hyperlink w:history="1" r:id="rIdhdztpl0mb5pu-qt1br2gn">
               <w:r>
                 <w:rPr>
                   <w:rFonts w:ascii="Arial" w:cs="Arial" w:eastAsia="Arial" w:hAnsi="Arial"/>
@@ -10545,7 +10545,7 @@
               <w:spacing w:after="10" w:before="0"/>
               <w:ind w:left="120"/>
             </w:pPr>
-            <w:hyperlink w:history="1" r:id="rIdssvselircoz6pzjwdrcps">
+            <w:hyperlink w:history="1" r:id="rIdlif0ufkamw7dhnw6_yw_n">
               <w:r>
                 <w:rPr>
                   <w:rFonts w:ascii="Arial" w:cs="Arial" w:eastAsia="Arial" w:hAnsi="Arial"/>
@@ -10590,7 +10590,7 @@
             <w:pPr>
               <w:spacing w:after="20" w:before="0"/>
             </w:pPr>
-            <w:hyperlink w:history="1" r:id="rId1luwayxd2t6979n7a8apc">
+            <w:hyperlink w:history="1" r:id="rId-dofkjau75hp_s3mlqfza">
               <w:r>
                 <w:rPr>
                   <w:rFonts w:ascii="Arial" w:cs="Arial" w:eastAsia="Arial" w:hAnsi="Arial"/>
@@ -10623,7 +10623,7 @@
               <w:spacing w:after="10" w:before="0"/>
               <w:ind w:left="120"/>
             </w:pPr>
-            <w:hyperlink w:history="1" r:id="rIdgpt2ftnlojzwlh9_pqyxr">
+            <w:hyperlink w:history="1" r:id="rIdkhwillk173ubh5hjlzh8b">
               <w:r>
                 <w:rPr>
                   <w:rFonts w:ascii="Arial" w:cs="Arial" w:eastAsia="Arial" w:hAnsi="Arial"/>
@@ -10823,7 +10823,7 @@
             <w:pPr>
               <w:spacing w:after="20" w:before="0"/>
             </w:pPr>
-            <w:hyperlink w:history="1" r:id="rIdvnpm61hshnutivu0mnq49">
+            <w:hyperlink w:history="1" r:id="rIdgaqyuhfeq__irx9mcnayl">
               <w:r>
                 <w:rPr>
                   <w:rFonts w:ascii="Arial" w:cs="Arial" w:eastAsia="Arial" w:hAnsi="Arial"/>
@@ -10872,7 +10872,7 @@
               <w:spacing w:after="10" w:before="0"/>
               <w:ind w:left="120"/>
             </w:pPr>
-            <w:hyperlink w:history="1" r:id="rId0ore2kua3juduz84lhrqo">
+            <w:hyperlink w:history="1" r:id="rIdaqqh2yaxzuhhl8cwc0hwf">
               <w:r>
                 <w:rPr>
                   <w:rFonts w:ascii="Arial" w:cs="Arial" w:eastAsia="Arial" w:hAnsi="Arial"/>
@@ -10917,7 +10917,7 @@
             <w:pPr>
               <w:spacing w:after="20" w:before="0"/>
             </w:pPr>
-            <w:hyperlink w:history="1" r:id="rId3gbxpdmv9btzfbkdnfn-d">
+            <w:hyperlink w:history="1" r:id="rIdfjjgckitb43kvu6loxe1t">
               <w:r>
                 <w:rPr>
                   <w:rFonts w:ascii="Arial" w:cs="Arial" w:eastAsia="Arial" w:hAnsi="Arial"/>
@@ -10950,7 +10950,7 @@
               <w:spacing w:after="10" w:before="0"/>
               <w:ind w:left="120"/>
             </w:pPr>
-            <w:hyperlink w:history="1" r:id="rIdctxs3veaczd1sbk0ohgzp">
+            <w:hyperlink w:history="1" r:id="rId4mw0y_klqx0aneqh7mtbb">
               <w:r>
                 <w:rPr>
                   <w:rFonts w:ascii="Arial" w:cs="Arial" w:eastAsia="Arial" w:hAnsi="Arial"/>
@@ -11475,7 +11475,7 @@
         </w:rPr>
         <w:t xml:space="preserve">© 2026 SeaVuria and ARES. Aligned with KICD objectives. Developed by SeaVuria; technical implementation by ARES (with AI assistance from Claude). Licensed under </w:t>
       </w:r>
-      <w:hyperlink w:history="1" r:id="rIddila2wkcsijj5v5qkr5ho">
+      <w:hyperlink w:history="1" r:id="rIdputwz4eo7ql5npylivriz">
         <w:r>
           <w:rPr>
             <w:rFonts w:ascii="Arial" w:cs="Arial" w:eastAsia="Arial" w:hAnsi="Arial"/>
@@ -11496,7 +11496,7 @@
         </w:rPr>
         <w:t xml:space="preserve"> (</w:t>
       </w:r>
-      <w:hyperlink w:history="1" r:id="rIdv4wgquidg_qzupb9_-jy-">
+      <w:hyperlink w:history="1" r:id="rIdwww_p6i2uya-nthojwj6q">
         <w:r>
           <w:rPr>
             <w:rFonts w:ascii="Arial" w:cs="Arial" w:eastAsia="Arial" w:hAnsi="Arial"/>
@@ -12536,7 +12536,7 @@
             <w:pPr>
               <w:spacing w:after="20" w:before="0"/>
             </w:pPr>
-            <w:hyperlink w:history="1" r:id="rIdwwochv-opfmkhlmwyh2pd">
+            <w:hyperlink w:history="1" r:id="rIdpiftlno3nvvnzsv2zjrlc">
               <w:r>
                 <w:rPr>
                   <w:rFonts w:ascii="Arial" w:cs="Arial" w:eastAsia="Arial" w:hAnsi="Arial"/>
@@ -12569,7 +12569,7 @@
               <w:spacing w:after="10" w:before="0"/>
               <w:ind w:left="120"/>
             </w:pPr>
-            <w:hyperlink w:history="1" r:id="rIdhi4jyuo5hxwwk4lmxrd0j">
+            <w:hyperlink w:history="1" r:id="rIdcr_vnifczyegxwmqv7yg-">
               <w:r>
                 <w:rPr>
                   <w:rFonts w:ascii="Arial" w:cs="Arial" w:eastAsia="Arial" w:hAnsi="Arial"/>
@@ -12614,7 +12614,7 @@
             <w:pPr>
               <w:spacing w:after="20" w:before="0"/>
             </w:pPr>
-            <w:hyperlink w:history="1" r:id="rIdogfsw8tv9uiyjo9txo5e6">
+            <w:hyperlink w:history="1" r:id="rIdhknghijb2celtde9esno1">
               <w:r>
                 <w:rPr>
                   <w:rFonts w:ascii="Arial" w:cs="Arial" w:eastAsia="Arial" w:hAnsi="Arial"/>
@@ -12647,7 +12647,7 @@
               <w:spacing w:after="10" w:before="0"/>
               <w:ind w:left="120"/>
             </w:pPr>
-            <w:hyperlink w:history="1" r:id="rIdd-zysqjvkj6-vwgnrgv3k">
+            <w:hyperlink w:history="1" r:id="rIdxrobc2wlqlie-mfvbl-hf">
               <w:r>
                 <w:rPr>
                   <w:rFonts w:ascii="Arial" w:cs="Arial" w:eastAsia="Arial" w:hAnsi="Arial"/>
@@ -12847,7 +12847,7 @@
             <w:pPr>
               <w:spacing w:after="20" w:before="0"/>
             </w:pPr>
-            <w:hyperlink w:history="1" r:id="rIdgptsz7iuejgpecpworzx8">
+            <w:hyperlink w:history="1" r:id="rIdwxrswf1vn19b8me4l-mm5">
               <w:r>
                 <w:rPr>
                   <w:rFonts w:ascii="Arial" w:cs="Arial" w:eastAsia="Arial" w:hAnsi="Arial"/>
@@ -12880,7 +12880,7 @@
               <w:spacing w:after="10" w:before="0"/>
               <w:ind w:left="120"/>
             </w:pPr>
-            <w:hyperlink w:history="1" r:id="rIdpv9zgwlldnm_ph4wxbkmu">
+            <w:hyperlink w:history="1" r:id="rIdpmqyynvvu1m741yy-q8ta">
               <w:r>
                 <w:rPr>
                   <w:rFonts w:ascii="Arial" w:cs="Arial" w:eastAsia="Arial" w:hAnsi="Arial"/>
@@ -12925,7 +12925,7 @@
             <w:pPr>
               <w:spacing w:after="20" w:before="0"/>
             </w:pPr>
-            <w:hyperlink w:history="1" r:id="rIdmrz91cgksmmflz1mziv3g">
+            <w:hyperlink w:history="1" r:id="rIdicnds0xuiftq1uh3xvojt">
               <w:r>
                 <w:rPr>
                   <w:rFonts w:ascii="Arial" w:cs="Arial" w:eastAsia="Arial" w:hAnsi="Arial"/>
@@ -12958,7 +12958,7 @@
               <w:spacing w:after="10" w:before="0"/>
               <w:ind w:left="120"/>
             </w:pPr>
-            <w:hyperlink w:history="1" r:id="rIdq7yyq5fmtnsnl1ppuvsh4">
+            <w:hyperlink w:history="1" r:id="rIdmi8site2cooxnyzp8qotj">
               <w:r>
                 <w:rPr>
                   <w:rFonts w:ascii="Arial" w:cs="Arial" w:eastAsia="Arial" w:hAnsi="Arial"/>
@@ -13158,7 +13158,7 @@
             <w:pPr>
               <w:spacing w:after="20" w:before="0"/>
             </w:pPr>
-            <w:hyperlink w:history="1" r:id="rIdgikwhheq_5kfibctlx5oi">
+            <w:hyperlink w:history="1" r:id="rIddihjfa6qdxeqcuo3vq-q6">
               <w:r>
                 <w:rPr>
                   <w:rFonts w:ascii="Arial" w:cs="Arial" w:eastAsia="Arial" w:hAnsi="Arial"/>
@@ -13191,7 +13191,7 @@
               <w:spacing w:after="10" w:before="0"/>
               <w:ind w:left="120"/>
             </w:pPr>
-            <w:hyperlink w:history="1" r:id="rIda6tz4mesjazzy0ntabedt">
+            <w:hyperlink w:history="1" r:id="rIdy4ejve09agg6owgvhc8dw">
               <w:r>
                 <w:rPr>
                   <w:rFonts w:ascii="Arial" w:cs="Arial" w:eastAsia="Arial" w:hAnsi="Arial"/>
@@ -13236,7 +13236,7 @@
             <w:pPr>
               <w:spacing w:after="20" w:before="0"/>
             </w:pPr>
-            <w:hyperlink w:history="1" r:id="rIdnbtlmnmulrzyzbros6yp_">
+            <w:hyperlink w:history="1" r:id="rIdnny2_pp30iezqobsbgtz4">
               <w:r>
                 <w:rPr>
                   <w:rFonts w:ascii="Arial" w:cs="Arial" w:eastAsia="Arial" w:hAnsi="Arial"/>
@@ -13269,7 +13269,7 @@
               <w:spacing w:after="10" w:before="0"/>
               <w:ind w:left="120"/>
             </w:pPr>
-            <w:hyperlink w:history="1" r:id="rId6yeil6y9hymrvt5z2hjdc">
+            <w:hyperlink w:history="1" r:id="rIdyaff3giu8zwq3uwmgvchm">
               <w:r>
                 <w:rPr>
                   <w:rFonts w:ascii="Arial" w:cs="Arial" w:eastAsia="Arial" w:hAnsi="Arial"/>
@@ -13469,7 +13469,7 @@
             <w:pPr>
               <w:spacing w:after="20" w:before="0"/>
             </w:pPr>
-            <w:hyperlink w:history="1" r:id="rIdidzh2nxmx0gw84mzcnzej">
+            <w:hyperlink w:history="1" r:id="rIdgs3acldhal2rj-lx611gx">
               <w:r>
                 <w:rPr>
                   <w:rFonts w:ascii="Arial" w:cs="Arial" w:eastAsia="Arial" w:hAnsi="Arial"/>
@@ -13502,7 +13502,7 @@
               <w:spacing w:after="10" w:before="0"/>
               <w:ind w:left="120"/>
             </w:pPr>
-            <w:hyperlink w:history="1" r:id="rIdp29hfz49fi73hjwcobdi-">
+            <w:hyperlink w:history="1" r:id="rId8nqacqdq5qfcfdpgk8ful">
               <w:r>
                 <w:rPr>
                   <w:rFonts w:ascii="Arial" w:cs="Arial" w:eastAsia="Arial" w:hAnsi="Arial"/>
@@ -13547,7 +13547,7 @@
             <w:pPr>
               <w:spacing w:after="20" w:before="0"/>
             </w:pPr>
-            <w:hyperlink w:history="1" r:id="rIdo19a-n9icbzaadqkoi51o">
+            <w:hyperlink w:history="1" r:id="rIdgac5quyct2taqfbfu4wcv">
               <w:r>
                 <w:rPr>
                   <w:rFonts w:ascii="Arial" w:cs="Arial" w:eastAsia="Arial" w:hAnsi="Arial"/>
@@ -13580,7 +13580,7 @@
               <w:spacing w:after="10" w:before="0"/>
               <w:ind w:left="120"/>
             </w:pPr>
-            <w:hyperlink w:history="1" r:id="rIdqfwl5js_zyhbqskhoccjg">
+            <w:hyperlink w:history="1" r:id="rIdvexz_9jfo896oerm9kxzb">
               <w:r>
                 <w:rPr>
                   <w:rFonts w:ascii="Arial" w:cs="Arial" w:eastAsia="Arial" w:hAnsi="Arial"/>
@@ -13780,7 +13780,7 @@
             <w:pPr>
               <w:spacing w:after="20" w:before="0"/>
             </w:pPr>
-            <w:hyperlink w:history="1" r:id="rIdcw5rtpjajh7imy7xgapdx">
+            <w:hyperlink w:history="1" r:id="rIdzngkme-d3hzuznul5vwdq">
               <w:r>
                 <w:rPr>
                   <w:rFonts w:ascii="Arial" w:cs="Arial" w:eastAsia="Arial" w:hAnsi="Arial"/>
@@ -13813,7 +13813,7 @@
               <w:spacing w:after="10" w:before="0"/>
               <w:ind w:left="120"/>
             </w:pPr>
-            <w:hyperlink w:history="1" r:id="rId7mhdvlofmpnehzklubwdx">
+            <w:hyperlink w:history="1" r:id="rIdjyhonwhtltsurgtovlykn">
               <w:r>
                 <w:rPr>
                   <w:rFonts w:ascii="Arial" w:cs="Arial" w:eastAsia="Arial" w:hAnsi="Arial"/>
@@ -13858,7 +13858,7 @@
             <w:pPr>
               <w:spacing w:after="20" w:before="0"/>
             </w:pPr>
-            <w:hyperlink w:history="1" r:id="rIdryhxhn0jwuwbrs-bie-_h">
+            <w:hyperlink w:history="1" r:id="rIdr-hetc3rfnk4ga4_hp-bz">
               <w:r>
                 <w:rPr>
                   <w:rFonts w:ascii="Arial" w:cs="Arial" w:eastAsia="Arial" w:hAnsi="Arial"/>
@@ -13891,7 +13891,7 @@
               <w:spacing w:after="10" w:before="0"/>
               <w:ind w:left="120"/>
             </w:pPr>
-            <w:hyperlink w:history="1" r:id="rIdbmeysiwreldcfrtfeuie7">
+            <w:hyperlink w:history="1" r:id="rIdgoz0dwbetgbglggyeou-z">
               <w:r>
                 <w:rPr>
                   <w:rFonts w:ascii="Arial" w:cs="Arial" w:eastAsia="Arial" w:hAnsi="Arial"/>
@@ -14556,7 +14556,7 @@
         </w:rPr>
         <w:t xml:space="preserve">© 2026 SeaVuria and ARES. Aligned with KICD objectives. Developed by SeaVuria; technical implementation by ARES (with AI assistance from Claude). Licensed under </w:t>
       </w:r>
-      <w:hyperlink w:history="1" r:id="rId-a-dl04iotosw2ma3bkyt">
+      <w:hyperlink w:history="1" r:id="rIdxx6-jwekgzcqsvvvjl_23">
         <w:r>
           <w:rPr>
             <w:rFonts w:ascii="Arial" w:cs="Arial" w:eastAsia="Arial" w:hAnsi="Arial"/>
@@ -14577,7 +14577,7 @@
         </w:rPr>
         <w:t xml:space="preserve"> (</w:t>
       </w:r>
-      <w:hyperlink w:history="1" r:id="rIdllbggmg_yn6ljskfu1e-j">
+      <w:hyperlink w:history="1" r:id="rId_bntadg0tugkyhd3hi6qs">
         <w:r>
           <w:rPr>
             <w:rFonts w:ascii="Arial" w:cs="Arial" w:eastAsia="Arial" w:hAnsi="Arial"/>
@@ -15617,7 +15617,7 @@
             <w:pPr>
               <w:spacing w:after="20" w:before="0"/>
             </w:pPr>
-            <w:hyperlink w:history="1" r:id="rIdv2wxujqcdl9nfwu3rftry">
+            <w:hyperlink w:history="1" r:id="rIdcjzshb4uj5uexoozpumgu">
               <w:r>
                 <w:rPr>
                   <w:rFonts w:ascii="Arial" w:cs="Arial" w:eastAsia="Arial" w:hAnsi="Arial"/>
@@ -15650,7 +15650,7 @@
               <w:spacing w:after="10" w:before="0"/>
               <w:ind w:left="120"/>
             </w:pPr>
-            <w:hyperlink w:history="1" r:id="rIdv7b_w_mfdkz0j-tvoxvu0">
+            <w:hyperlink w:history="1" r:id="rIduw4akown6f_chcqfreedt">
               <w:r>
                 <w:rPr>
                   <w:rFonts w:ascii="Arial" w:cs="Arial" w:eastAsia="Arial" w:hAnsi="Arial"/>
@@ -15695,7 +15695,7 @@
             <w:pPr>
               <w:spacing w:after="20" w:before="0"/>
             </w:pPr>
-            <w:hyperlink w:history="1" r:id="rId8baedxis1qspv-bfrbfy1">
+            <w:hyperlink w:history="1" r:id="rId8ofcdk5ylrnmmh97d50uh">
               <w:r>
                 <w:rPr>
                   <w:rFonts w:ascii="Arial" w:cs="Arial" w:eastAsia="Arial" w:hAnsi="Arial"/>
@@ -15728,7 +15728,7 @@
               <w:spacing w:after="10" w:before="0"/>
               <w:ind w:left="120"/>
             </w:pPr>
-            <w:hyperlink w:history="1" r:id="rIddwkaamhybjp-x0xwbh3vf">
+            <w:hyperlink w:history="1" r:id="rIdqgypznn-ukg6rzb2ndh7j">
               <w:r>
                 <w:rPr>
                   <w:rFonts w:ascii="Arial" w:cs="Arial" w:eastAsia="Arial" w:hAnsi="Arial"/>
@@ -15928,7 +15928,7 @@
             <w:pPr>
               <w:spacing w:after="20" w:before="0"/>
             </w:pPr>
-            <w:hyperlink w:history="1" r:id="rIdqwxpe2mfbiupddzc8kner">
+            <w:hyperlink w:history="1" r:id="rIdp8txhieu8b1a_ld6pjfkl">
               <w:r>
                 <w:rPr>
                   <w:rFonts w:ascii="Arial" w:cs="Arial" w:eastAsia="Arial" w:hAnsi="Arial"/>
@@ -15961,7 +15961,7 @@
               <w:spacing w:after="10" w:before="0"/>
               <w:ind w:left="120"/>
             </w:pPr>
-            <w:hyperlink w:history="1" r:id="rId1qmg5rg33-1k-vdchvu6t">
+            <w:hyperlink w:history="1" r:id="rIddak7q-kzdzkm7vfsfno-z">
               <w:r>
                 <w:rPr>
                   <w:rFonts w:ascii="Arial" w:cs="Arial" w:eastAsia="Arial" w:hAnsi="Arial"/>
@@ -16006,7 +16006,7 @@
             <w:pPr>
               <w:spacing w:after="20" w:before="0"/>
             </w:pPr>
-            <w:hyperlink w:history="1" r:id="rId7r-jmbfsy9lepjvku28o_">
+            <w:hyperlink w:history="1" r:id="rIdpn_ig4qce7kqquvuzoy24">
               <w:r>
                 <w:rPr>
                   <w:rFonts w:ascii="Arial" w:cs="Arial" w:eastAsia="Arial" w:hAnsi="Arial"/>
@@ -16039,7 +16039,7 @@
               <w:spacing w:after="10" w:before="0"/>
               <w:ind w:left="120"/>
             </w:pPr>
-            <w:hyperlink w:history="1" r:id="rIdfklweodyfw283alhzqcki">
+            <w:hyperlink w:history="1" r:id="rIdnqxhpq1ckncuvy9rctcmq">
               <w:r>
                 <w:rPr>
                   <w:rFonts w:ascii="Arial" w:cs="Arial" w:eastAsia="Arial" w:hAnsi="Arial"/>
@@ -16239,7 +16239,7 @@
             <w:pPr>
               <w:spacing w:after="20" w:before="0"/>
             </w:pPr>
-            <w:hyperlink w:history="1" r:id="rIdbplespsmldp028ljw7oqt">
+            <w:hyperlink w:history="1" r:id="rIdsxctb6yh48srkgazjaapt">
               <w:r>
                 <w:rPr>
                   <w:rFonts w:ascii="Arial" w:cs="Arial" w:eastAsia="Arial" w:hAnsi="Arial"/>
@@ -16288,7 +16288,7 @@
               <w:spacing w:after="10" w:before="0"/>
               <w:ind w:left="120"/>
             </w:pPr>
-            <w:hyperlink w:history="1" r:id="rIdmfk59ver2t14l-fhb2twm">
+            <w:hyperlink w:history="1" r:id="rIdlolwzo8sy24yscsxx0trf">
               <w:r>
                 <w:rPr>
                   <w:rFonts w:ascii="Arial" w:cs="Arial" w:eastAsia="Arial" w:hAnsi="Arial"/>
@@ -16333,7 +16333,7 @@
             <w:pPr>
               <w:spacing w:after="20" w:before="0"/>
             </w:pPr>
-            <w:hyperlink w:history="1" r:id="rIdcvsjy1iweiq5qldpqucio">
+            <w:hyperlink w:history="1" r:id="rIdb7_kfjsbz2pnpnfef46i0">
               <w:r>
                 <w:rPr>
                   <w:rFonts w:ascii="Arial" w:cs="Arial" w:eastAsia="Arial" w:hAnsi="Arial"/>
@@ -16366,7 +16366,7 @@
               <w:spacing w:after="10" w:before="0"/>
               <w:ind w:left="120"/>
             </w:pPr>
-            <w:hyperlink w:history="1" r:id="rIdftrcrc9cg5jgtx0fvg3z3">
+            <w:hyperlink w:history="1" r:id="rIdzru7lz_czcfoovwhsupmx">
               <w:r>
                 <w:rPr>
                   <w:rFonts w:ascii="Arial" w:cs="Arial" w:eastAsia="Arial" w:hAnsi="Arial"/>
@@ -16566,7 +16566,7 @@
             <w:pPr>
               <w:spacing w:after="20" w:before="0"/>
             </w:pPr>
-            <w:hyperlink w:history="1" r:id="rIdxbodaasfwirmqa2bp1q_5">
+            <w:hyperlink w:history="1" r:id="rIdn7-88xlgkzdefsf5szqs1">
               <w:r>
                 <w:rPr>
                   <w:rFonts w:ascii="Arial" w:cs="Arial" w:eastAsia="Arial" w:hAnsi="Arial"/>
@@ -16615,7 +16615,7 @@
               <w:spacing w:after="10" w:before="0"/>
               <w:ind w:left="120"/>
             </w:pPr>
-            <w:hyperlink w:history="1" r:id="rIdrocpa2k9kmxa1ayu8eytx">
+            <w:hyperlink w:history="1" r:id="rIdvq2cmpb62rjvbvyewwuz5">
               <w:r>
                 <w:rPr>
                   <w:rFonts w:ascii="Arial" w:cs="Arial" w:eastAsia="Arial" w:hAnsi="Arial"/>
@@ -16660,7 +16660,7 @@
             <w:pPr>
               <w:spacing w:after="20" w:before="0"/>
             </w:pPr>
-            <w:hyperlink w:history="1" r:id="rId3zjq-dvouaryognblalkb">
+            <w:hyperlink w:history="1" r:id="rIdhzjjlvmcms_gjwtjessp8">
               <w:r>
                 <w:rPr>
                   <w:rFonts w:ascii="Arial" w:cs="Arial" w:eastAsia="Arial" w:hAnsi="Arial"/>
@@ -16693,7 +16693,7 @@
               <w:spacing w:after="10" w:before="0"/>
               <w:ind w:left="120"/>
             </w:pPr>
-            <w:hyperlink w:history="1" r:id="rIdlwfq6dpb8g1vplgyqwp8b">
+            <w:hyperlink w:history="1" r:id="rIda6-w0ne2bqtslob9tybat">
               <w:r>
                 <w:rPr>
                   <w:rFonts w:ascii="Arial" w:cs="Arial" w:eastAsia="Arial" w:hAnsi="Arial"/>
@@ -16893,7 +16893,7 @@
             <w:pPr>
               <w:spacing w:after="20" w:before="0"/>
             </w:pPr>
-            <w:hyperlink w:history="1" r:id="rIdzcfwenn4z_toqjb0wtalm">
+            <w:hyperlink w:history="1" r:id="rIdo8lsvywhyfq3hsyflcece">
               <w:r>
                 <w:rPr>
                   <w:rFonts w:ascii="Arial" w:cs="Arial" w:eastAsia="Arial" w:hAnsi="Arial"/>
@@ -16942,7 +16942,7 @@
               <w:spacing w:after="10" w:before="0"/>
               <w:ind w:left="120"/>
             </w:pPr>
-            <w:hyperlink w:history="1" r:id="rIdroykrmxt6z5cgozfotues">
+            <w:hyperlink w:history="1" r:id="rIdrwpbinygqu3ey4wftheu_">
               <w:r>
                 <w:rPr>
                   <w:rFonts w:ascii="Arial" w:cs="Arial" w:eastAsia="Arial" w:hAnsi="Arial"/>
@@ -16987,7 +16987,7 @@
             <w:pPr>
               <w:spacing w:after="20" w:before="0"/>
             </w:pPr>
-            <w:hyperlink w:history="1" r:id="rId6v0lvkmdzeoiiwmzoirtl">
+            <w:hyperlink w:history="1" r:id="rIdje94almhrpebbzkw8raek">
               <w:r>
                 <w:rPr>
                   <w:rFonts w:ascii="Arial" w:cs="Arial" w:eastAsia="Arial" w:hAnsi="Arial"/>
@@ -17020,7 +17020,7 @@
               <w:spacing w:after="10" w:before="0"/>
               <w:ind w:left="120"/>
             </w:pPr>
-            <w:hyperlink w:history="1" r:id="rIdvgmycw9pxjsaktqrtgnhu">
+            <w:hyperlink w:history="1" r:id="rIdo8qovh0fz3fdechg-m2o2">
               <w:r>
                 <w:rPr>
                   <w:rFonts w:ascii="Arial" w:cs="Arial" w:eastAsia="Arial" w:hAnsi="Arial"/>
@@ -17545,7 +17545,7 @@
         </w:rPr>
         <w:t xml:space="preserve">© 2026 SeaVuria and ARES. Aligned with KICD objectives. Developed by SeaVuria; technical implementation by ARES (with AI assistance from Claude). Licensed under </w:t>
       </w:r>
-      <w:hyperlink w:history="1" r:id="rId2dy38fhhuxy7jdsydz5s5">
+      <w:hyperlink w:history="1" r:id="rIdjfwpfcid-5g7_lwgppiu6">
         <w:r>
           <w:rPr>
             <w:rFonts w:ascii="Arial" w:cs="Arial" w:eastAsia="Arial" w:hAnsi="Arial"/>
@@ -17566,7 +17566,7 @@
         </w:rPr>
         <w:t xml:space="preserve"> (</w:t>
       </w:r>
-      <w:hyperlink w:history="1" r:id="rIdbi8umzie1uucrrohmtaxa">
+      <w:hyperlink w:history="1" r:id="rIduey3wgktxrsotnwxhniox">
         <w:r>
           <w:rPr>
             <w:rFonts w:ascii="Arial" w:cs="Arial" w:eastAsia="Arial" w:hAnsi="Arial"/>
@@ -18606,7 +18606,7 @@
             <w:pPr>
               <w:spacing w:after="20" w:before="0"/>
             </w:pPr>
-            <w:hyperlink w:history="1" r:id="rIdfn1f7gjsjirdcpqw8usg-">
+            <w:hyperlink w:history="1" r:id="rIdpavvad88bpwvxbeckmgiw">
               <w:r>
                 <w:rPr>
                   <w:rFonts w:ascii="Arial" w:cs="Arial" w:eastAsia="Arial" w:hAnsi="Arial"/>
@@ -18639,7 +18639,7 @@
               <w:spacing w:after="10" w:before="0"/>
               <w:ind w:left="120"/>
             </w:pPr>
-            <w:hyperlink w:history="1" r:id="rIdpmy9wb2bzjusrq4g63s3d">
+            <w:hyperlink w:history="1" r:id="rIdvixxmakczkpfrle-nlvj_">
               <w:r>
                 <w:rPr>
                   <w:rFonts w:ascii="Arial" w:cs="Arial" w:eastAsia="Arial" w:hAnsi="Arial"/>
@@ -18684,7 +18684,7 @@
             <w:pPr>
               <w:spacing w:after="20" w:before="0"/>
             </w:pPr>
-            <w:hyperlink w:history="1" r:id="rIdkhllcirxou_j_jv7tdb8x">
+            <w:hyperlink w:history="1" r:id="rIdcahzzwzvd0sz4i4eblhja">
               <w:r>
                 <w:rPr>
                   <w:rFonts w:ascii="Arial" w:cs="Arial" w:eastAsia="Arial" w:hAnsi="Arial"/>
@@ -18717,7 +18717,7 @@
               <w:spacing w:after="10" w:before="0"/>
               <w:ind w:left="120"/>
             </w:pPr>
-            <w:hyperlink w:history="1" r:id="rIdb5tereyxpj4usxkc3c8vj">
+            <w:hyperlink w:history="1" r:id="rIdipdrfonwreyocqr2ad50x">
               <w:r>
                 <w:rPr>
                   <w:rFonts w:ascii="Arial" w:cs="Arial" w:eastAsia="Arial" w:hAnsi="Arial"/>
@@ -18917,7 +18917,7 @@
             <w:pPr>
               <w:spacing w:after="20" w:before="0"/>
             </w:pPr>
-            <w:hyperlink w:history="1" r:id="rIdv0tplvxaspdhjdaugvvof">
+            <w:hyperlink w:history="1" r:id="rId7dsjbmxqyx1rrmxlathfv">
               <w:r>
                 <w:rPr>
                   <w:rFonts w:ascii="Arial" w:cs="Arial" w:eastAsia="Arial" w:hAnsi="Arial"/>
@@ -18950,7 +18950,7 @@
               <w:spacing w:after="10" w:before="0"/>
               <w:ind w:left="120"/>
             </w:pPr>
-            <w:hyperlink w:history="1" r:id="rIddcsbjbomgpqv_ybamx9bo">
+            <w:hyperlink w:history="1" r:id="rIdjy_d1wzkjunicn8zol-xy">
               <w:r>
                 <w:rPr>
                   <w:rFonts w:ascii="Arial" w:cs="Arial" w:eastAsia="Arial" w:hAnsi="Arial"/>
@@ -18995,7 +18995,7 @@
             <w:pPr>
               <w:spacing w:after="20" w:before="0"/>
             </w:pPr>
-            <w:hyperlink w:history="1" r:id="rIdan_iufaqbxudljl8kjb51">
+            <w:hyperlink w:history="1" r:id="rId-exw3tpexpsogb9uwe8mv">
               <w:r>
                 <w:rPr>
                   <w:rFonts w:ascii="Arial" w:cs="Arial" w:eastAsia="Arial" w:hAnsi="Arial"/>
@@ -19028,7 +19028,7 @@
               <w:spacing w:after="10" w:before="0"/>
               <w:ind w:left="120"/>
             </w:pPr>
-            <w:hyperlink w:history="1" r:id="rIdruyqqjdhzhwpxjhy2-8q9">
+            <w:hyperlink w:history="1" r:id="rIdqqlp9a22mnbtxeozee-9-">
               <w:r>
                 <w:rPr>
                   <w:rFonts w:ascii="Arial" w:cs="Arial" w:eastAsia="Arial" w:hAnsi="Arial"/>
@@ -19228,7 +19228,7 @@
             <w:pPr>
               <w:spacing w:after="20" w:before="0"/>
             </w:pPr>
-            <w:hyperlink w:history="1" r:id="rIdkvga8zypeloadnaj3dthi">
+            <w:hyperlink w:history="1" r:id="rIdpf8nbys-aiahhle1gyymk">
               <w:r>
                 <w:rPr>
                   <w:rFonts w:ascii="Arial" w:cs="Arial" w:eastAsia="Arial" w:hAnsi="Arial"/>
@@ -19277,7 +19277,7 @@
               <w:spacing w:after="10" w:before="0"/>
               <w:ind w:left="120"/>
             </w:pPr>
-            <w:hyperlink w:history="1" r:id="rIdlrgkhapovqb9orcr83v4e">
+            <w:hyperlink w:history="1" r:id="rId2fjfvuwziybib3hpmngqh">
               <w:r>
                 <w:rPr>
                   <w:rFonts w:ascii="Arial" w:cs="Arial" w:eastAsia="Arial" w:hAnsi="Arial"/>
@@ -19322,7 +19322,7 @@
             <w:pPr>
               <w:spacing w:after="20" w:before="0"/>
             </w:pPr>
-            <w:hyperlink w:history="1" r:id="rIdqonibymy6uizwr1nddvrm">
+            <w:hyperlink w:history="1" r:id="rIdv3ssirxyl_pw3_9kvjvgs">
               <w:r>
                 <w:rPr>
                   <w:rFonts w:ascii="Arial" w:cs="Arial" w:eastAsia="Arial" w:hAnsi="Arial"/>
@@ -19371,7 +19371,7 @@
               <w:spacing w:after="10" w:before="0"/>
               <w:ind w:left="120"/>
             </w:pPr>
-            <w:hyperlink w:history="1" r:id="rIdn7ipehcv_pprw6emna1zu">
+            <w:hyperlink w:history="1" r:id="rIdbzcionj7bkm1k6_jy5mm_">
               <w:r>
                 <w:rPr>
                   <w:rFonts w:ascii="Arial" w:cs="Arial" w:eastAsia="Arial" w:hAnsi="Arial"/>
@@ -19571,7 +19571,7 @@
             <w:pPr>
               <w:spacing w:after="20" w:before="0"/>
             </w:pPr>
-            <w:hyperlink w:history="1" r:id="rIdmd2l95puygfcnubgglq1z">
+            <w:hyperlink w:history="1" r:id="rId3qjsx6sjzni1_lwilgylw">
               <w:r>
                 <w:rPr>
                   <w:rFonts w:ascii="Arial" w:cs="Arial" w:eastAsia="Arial" w:hAnsi="Arial"/>
@@ -19620,7 +19620,7 @@
               <w:spacing w:after="10" w:before="0"/>
               <w:ind w:left="120"/>
             </w:pPr>
-            <w:hyperlink w:history="1" r:id="rIdukmhorc-oj67qr_2vjv8b">
+            <w:hyperlink w:history="1" r:id="rIdufwpfrwotj9mlqcbhtdm0">
               <w:r>
                 <w:rPr>
                   <w:rFonts w:ascii="Arial" w:cs="Arial" w:eastAsia="Arial" w:hAnsi="Arial"/>
@@ -19665,7 +19665,7 @@
             <w:pPr>
               <w:spacing w:after="20" w:before="0"/>
             </w:pPr>
-            <w:hyperlink w:history="1" r:id="rIdfoj3mw8xggevrcqkvicl_">
+            <w:hyperlink w:history="1" r:id="rIdryypufqx3fzpvn0r30cbq">
               <w:r>
                 <w:rPr>
                   <w:rFonts w:ascii="Arial" w:cs="Arial" w:eastAsia="Arial" w:hAnsi="Arial"/>
@@ -19698,7 +19698,7 @@
               <w:spacing w:after="10" w:before="0"/>
               <w:ind w:left="120"/>
             </w:pPr>
-            <w:hyperlink w:history="1" r:id="rIdncafmzloxmjfgxood1xex">
+            <w:hyperlink w:history="1" r:id="rIdaplepx9v7t8wrchflewg5">
               <w:r>
                 <w:rPr>
                   <w:rFonts w:ascii="Arial" w:cs="Arial" w:eastAsia="Arial" w:hAnsi="Arial"/>
@@ -19898,7 +19898,7 @@
             <w:pPr>
               <w:spacing w:after="20" w:before="0"/>
             </w:pPr>
-            <w:hyperlink w:history="1" r:id="rIdnzcd453rk2t8idjdf3xnf">
+            <w:hyperlink w:history="1" r:id="rIdr8wlsqykasldycuyapoyn">
               <w:r>
                 <w:rPr>
                   <w:rFonts w:ascii="Arial" w:cs="Arial" w:eastAsia="Arial" w:hAnsi="Arial"/>
@@ -19947,7 +19947,7 @@
               <w:spacing w:after="10" w:before="0"/>
               <w:ind w:left="120"/>
             </w:pPr>
-            <w:hyperlink w:history="1" r:id="rIdrvvfvvqpbumxxfkw0erzl">
+            <w:hyperlink w:history="1" r:id="rIdijud2xr4txmbkvxvskztx">
               <w:r>
                 <w:rPr>
                   <w:rFonts w:ascii="Arial" w:cs="Arial" w:eastAsia="Arial" w:hAnsi="Arial"/>
@@ -19992,7 +19992,7 @@
             <w:pPr>
               <w:spacing w:after="20" w:before="0"/>
             </w:pPr>
-            <w:hyperlink w:history="1" r:id="rIdcec5jruvy8emngqgvwivn">
+            <w:hyperlink w:history="1" r:id="rIdpplizasjag_pmppsbovfy">
               <w:r>
                 <w:rPr>
                   <w:rFonts w:ascii="Arial" w:cs="Arial" w:eastAsia="Arial" w:hAnsi="Arial"/>
@@ -20025,7 +20025,7 @@
               <w:spacing w:after="10" w:before="0"/>
               <w:ind w:left="120"/>
             </w:pPr>
-            <w:hyperlink w:history="1" r:id="rIdy_hk9gjnlbfls4_vaxhi2">
+            <w:hyperlink w:history="1" r:id="rIdj5dioo5s3rfz1welq0k4y">
               <w:r>
                 <w:rPr>
                   <w:rFonts w:ascii="Arial" w:cs="Arial" w:eastAsia="Arial" w:hAnsi="Arial"/>
@@ -20550,7 +20550,7 @@
         </w:rPr>
         <w:t xml:space="preserve">© 2026 SeaVuria and ARES. Aligned with KICD objectives. Developed by SeaVuria; technical implementation by ARES (with AI assistance from Claude). Licensed under </w:t>
       </w:r>
-      <w:hyperlink w:history="1" r:id="rIdph4r0yaijbmf00cxn4_o9">
+      <w:hyperlink w:history="1" r:id="rIdwq5nslcroannhhtn2tdft">
         <w:r>
           <w:rPr>
             <w:rFonts w:ascii="Arial" w:cs="Arial" w:eastAsia="Arial" w:hAnsi="Arial"/>
@@ -20571,7 +20571,7 @@
         </w:rPr>
         <w:t xml:space="preserve"> (</w:t>
       </w:r>
-      <w:hyperlink w:history="1" r:id="rIdxkbgtsvg2glef_qr1yp4s">
+      <w:hyperlink w:history="1" r:id="rIdaenh-a0hldk5ou8eqja7f">
         <w:r>
           <w:rPr>
             <w:rFonts w:ascii="Arial" w:cs="Arial" w:eastAsia="Arial" w:hAnsi="Arial"/>
@@ -21611,7 +21611,7 @@
             <w:pPr>
               <w:spacing w:after="20" w:before="0"/>
             </w:pPr>
-            <w:hyperlink w:history="1" r:id="rId-ppxyau4_moa7dboq9px8">
+            <w:hyperlink w:history="1" r:id="rId371hjj5cnbgdhgcn7uj_b">
               <w:r>
                 <w:rPr>
                   <w:rFonts w:ascii="Arial" w:cs="Arial" w:eastAsia="Arial" w:hAnsi="Arial"/>
@@ -21660,7 +21660,7 @@
               <w:spacing w:after="10" w:before="0"/>
               <w:ind w:left="120"/>
             </w:pPr>
-            <w:hyperlink w:history="1" r:id="rId07p6axmtxkjj0dmp_0iio">
+            <w:hyperlink w:history="1" r:id="rIdqck6wk8ykocl9j1a6veap">
               <w:r>
                 <w:rPr>
                   <w:rFonts w:ascii="Arial" w:cs="Arial" w:eastAsia="Arial" w:hAnsi="Arial"/>
@@ -21722,7 +21722,7 @@
               <w:spacing w:after="10" w:before="0"/>
               <w:ind w:left="120"/>
             </w:pPr>
-            <w:hyperlink w:history="1" r:id="rId5jxsbyhpu9t_kytwrfyzp">
+            <w:hyperlink w:history="1" r:id="rId79va25b8n_np2z716gruh">
               <w:r>
                 <w:rPr>
                   <w:rFonts w:ascii="Arial" w:cs="Arial" w:eastAsia="Arial" w:hAnsi="Arial"/>
@@ -21937,7 +21937,7 @@
             <w:pPr>
               <w:spacing w:after="20" w:before="0"/>
             </w:pPr>
-            <w:hyperlink w:history="1" r:id="rIdh2xqgje8aprmzw9cm2skq">
+            <w:hyperlink w:history="1" r:id="rId4s1-7mozgi4wwkimjkzmq">
               <w:r>
                 <w:rPr>
                   <w:rFonts w:ascii="Arial" w:cs="Arial" w:eastAsia="Arial" w:hAnsi="Arial"/>
@@ -21986,7 +21986,7 @@
               <w:spacing w:after="10" w:before="0"/>
               <w:ind w:left="120"/>
             </w:pPr>
-            <w:hyperlink w:history="1" r:id="rIdylypmy2xyqp7hfa3bzb16">
+            <w:hyperlink w:history="1" r:id="rIdr6vi3nbim-nekgghppdb2">
               <w:r>
                 <w:rPr>
                   <w:rFonts w:ascii="Arial" w:cs="Arial" w:eastAsia="Arial" w:hAnsi="Arial"/>
@@ -22048,7 +22048,7 @@
               <w:spacing w:after="10" w:before="0"/>
               <w:ind w:left="120"/>
             </w:pPr>
-            <w:hyperlink w:history="1" r:id="rIdpn_magrg23l3jypv-ffp-">
+            <w:hyperlink w:history="1" r:id="rId7yputtnwayj-u-kxzhh03">
               <w:r>
                 <w:rPr>
                   <w:rFonts w:ascii="Arial" w:cs="Arial" w:eastAsia="Arial" w:hAnsi="Arial"/>
@@ -22263,7 +22263,7 @@
             <w:pPr>
               <w:spacing w:after="20" w:before="0"/>
             </w:pPr>
-            <w:hyperlink w:history="1" r:id="rId2ddtk-uxnw69njxoeppi1">
+            <w:hyperlink w:history="1" r:id="rId-8ddoeaz2t2lmkrmprpb4">
               <w:r>
                 <w:rPr>
                   <w:rFonts w:ascii="Arial" w:cs="Arial" w:eastAsia="Arial" w:hAnsi="Arial"/>
@@ -22312,7 +22312,7 @@
               <w:spacing w:after="10" w:before="0"/>
               <w:ind w:left="120"/>
             </w:pPr>
-            <w:hyperlink w:history="1" r:id="rId5xk-rdhpnmghtylply278">
+            <w:hyperlink w:history="1" r:id="rIdimiaqbdiabicfvvc43yco">
               <w:r>
                 <w:rPr>
                   <w:rFonts w:ascii="Arial" w:cs="Arial" w:eastAsia="Arial" w:hAnsi="Arial"/>
@@ -22374,7 +22374,7 @@
               <w:spacing w:after="10" w:before="0"/>
               <w:ind w:left="120"/>
             </w:pPr>
-            <w:hyperlink w:history="1" r:id="rIdhgk0pmx14bxe2_gshld8c">
+            <w:hyperlink w:history="1" r:id="rId5wr9zmfpbp-1tusl5oufa">
               <w:r>
                 <w:rPr>
                   <w:rFonts w:ascii="Arial" w:cs="Arial" w:eastAsia="Arial" w:hAnsi="Arial"/>
@@ -22589,7 +22589,7 @@
             <w:pPr>
               <w:spacing w:after="20" w:before="0"/>
             </w:pPr>
-            <w:hyperlink w:history="1" r:id="rIdoulm5asfawyy7n8rmerdy">
+            <w:hyperlink w:history="1" r:id="rId5qevgyndl0um7oyqygozs">
               <w:r>
                 <w:rPr>
                   <w:rFonts w:ascii="Arial" w:cs="Arial" w:eastAsia="Arial" w:hAnsi="Arial"/>
@@ -22638,7 +22638,7 @@
               <w:spacing w:after="10" w:before="0"/>
               <w:ind w:left="120"/>
             </w:pPr>
-            <w:hyperlink w:history="1" r:id="rIdmkbai4uxec0ihspjfvijj">
+            <w:hyperlink w:history="1" r:id="rIdbzwmlrtda-dfigu9jbskh">
               <w:r>
                 <w:rPr>
                   <w:rFonts w:ascii="Arial" w:cs="Arial" w:eastAsia="Arial" w:hAnsi="Arial"/>
@@ -22700,7 +22700,7 @@
               <w:spacing w:after="10" w:before="0"/>
               <w:ind w:left="120"/>
             </w:pPr>
-            <w:hyperlink w:history="1" r:id="rId0ill8julk27nq_zdjc6gu">
+            <w:hyperlink w:history="1" r:id="rIdrac3twtwgf8gs4f16ylaw">
               <w:r>
                 <w:rPr>
                   <w:rFonts w:ascii="Arial" w:cs="Arial" w:eastAsia="Arial" w:hAnsi="Arial"/>
@@ -22915,7 +22915,7 @@
             <w:pPr>
               <w:spacing w:after="20" w:before="0"/>
             </w:pPr>
-            <w:hyperlink w:history="1" r:id="rIdahrnvegmdy8ww4ixkio7q">
+            <w:hyperlink w:history="1" r:id="rIdinu_-ejiqj9dbcmn6vkbm">
               <w:r>
                 <w:rPr>
                   <w:rFonts w:ascii="Arial" w:cs="Arial" w:eastAsia="Arial" w:hAnsi="Arial"/>
@@ -22964,7 +22964,7 @@
               <w:spacing w:after="10" w:before="0"/>
               <w:ind w:left="120"/>
             </w:pPr>
-            <w:hyperlink w:history="1" r:id="rIdzxlqnpv6rtuzrypnxclak">
+            <w:hyperlink w:history="1" r:id="rIdvs8zbopd8jsgpb5htnrj4">
               <w:r>
                 <w:rPr>
                   <w:rFonts w:ascii="Arial" w:cs="Arial" w:eastAsia="Arial" w:hAnsi="Arial"/>
@@ -23026,7 +23026,7 @@
               <w:spacing w:after="10" w:before="0"/>
               <w:ind w:left="120"/>
             </w:pPr>
-            <w:hyperlink w:history="1" r:id="rId6nuyfqkg16-2gqwldw6oi">
+            <w:hyperlink w:history="1" r:id="rId25ai2vtypdoqffiqmtj7i">
               <w:r>
                 <w:rPr>
                   <w:rFonts w:ascii="Arial" w:cs="Arial" w:eastAsia="Arial" w:hAnsi="Arial"/>
@@ -23566,7 +23566,7 @@
         </w:rPr>
         <w:t xml:space="preserve">© 2026 SeaVuria and ARES. Aligned with KICD objectives. Developed by SeaVuria; technical implementation by ARES (with AI assistance from Claude). Licensed under </w:t>
       </w:r>
-      <w:hyperlink w:history="1" r:id="rId98u_1utmtkiti-atnewoz">
+      <w:hyperlink w:history="1" r:id="rIdpddzb4sqmlj5fa8mwhuva">
         <w:r>
           <w:rPr>
             <w:rFonts w:ascii="Arial" w:cs="Arial" w:eastAsia="Arial" w:hAnsi="Arial"/>
@@ -23587,7 +23587,7 @@
         </w:rPr>
         <w:t xml:space="preserve"> (</w:t>
       </w:r>
-      <w:hyperlink w:history="1" r:id="rIdgwllkvk9taliumunrpckx">
+      <w:hyperlink w:history="1" r:id="rIdwkmetpj7wn4d3-qcxju7k">
         <w:r>
           <w:rPr>
             <w:rFonts w:ascii="Arial" w:cs="Arial" w:eastAsia="Arial" w:hAnsi="Arial"/>
@@ -24627,7 +24627,7 @@
             <w:pPr>
               <w:spacing w:after="20" w:before="0"/>
             </w:pPr>
-            <w:hyperlink w:history="1" r:id="rIddwbj-gcqihls23yd0acbp">
+            <w:hyperlink w:history="1" r:id="rIdpuoew6tzil1zrx5hhuabr">
               <w:r>
                 <w:rPr>
                   <w:rFonts w:ascii="Arial" w:cs="Arial" w:eastAsia="Arial" w:hAnsi="Arial"/>
@@ -24660,7 +24660,7 @@
               <w:spacing w:after="10" w:before="0"/>
               <w:ind w:left="120"/>
             </w:pPr>
-            <w:hyperlink w:history="1" r:id="rId4bagixovpfqfbvjobayow">
+            <w:hyperlink w:history="1" r:id="rIdow8xijsimm9rcs9wf1afq">
               <w:r>
                 <w:rPr>
                   <w:rFonts w:ascii="Arial" w:cs="Arial" w:eastAsia="Arial" w:hAnsi="Arial"/>
@@ -24705,7 +24705,7 @@
             <w:pPr>
               <w:spacing w:after="20" w:before="0"/>
             </w:pPr>
-            <w:hyperlink w:history="1" r:id="rId69fb16oyb70pil-bn7cbc">
+            <w:hyperlink w:history="1" r:id="rIdgbozidnryczboiwkzwako">
               <w:r>
                 <w:rPr>
                   <w:rFonts w:ascii="Arial" w:cs="Arial" w:eastAsia="Arial" w:hAnsi="Arial"/>
@@ -24738,7 +24738,7 @@
               <w:spacing w:after="10" w:before="0"/>
               <w:ind w:left="120"/>
             </w:pPr>
-            <w:hyperlink w:history="1" r:id="rIdasofkjczjmh9nhg5yjnqh">
+            <w:hyperlink w:history="1" r:id="rIdolrv3ry50hnvpxnqevzou">
               <w:r>
                 <w:rPr>
                   <w:rFonts w:ascii="Arial" w:cs="Arial" w:eastAsia="Arial" w:hAnsi="Arial"/>
@@ -24938,7 +24938,7 @@
             <w:pPr>
               <w:spacing w:after="20" w:before="0"/>
             </w:pPr>
-            <w:hyperlink w:history="1" r:id="rIdo35tkanriogihul3ldxb9">
+            <w:hyperlink w:history="1" r:id="rIdq8lf8hnnkq76haeege3-f">
               <w:r>
                 <w:rPr>
                   <w:rFonts w:ascii="Arial" w:cs="Arial" w:eastAsia="Arial" w:hAnsi="Arial"/>
@@ -24971,7 +24971,7 @@
               <w:spacing w:after="10" w:before="0"/>
               <w:ind w:left="120"/>
             </w:pPr>
-            <w:hyperlink w:history="1" r:id="rIdsxduvose5kyxs73yqrbsi">
+            <w:hyperlink w:history="1" r:id="rIdkmwv3coltcolghhbfetjz">
               <w:r>
                 <w:rPr>
                   <w:rFonts w:ascii="Arial" w:cs="Arial" w:eastAsia="Arial" w:hAnsi="Arial"/>
@@ -25016,7 +25016,7 @@
             <w:pPr>
               <w:spacing w:after="20" w:before="0"/>
             </w:pPr>
-            <w:hyperlink w:history="1" r:id="rIdvsrvwz344fg3vfd7saghb">
+            <w:hyperlink w:history="1" r:id="rIdiwkhor7ckg3skw96qfs1h">
               <w:r>
                 <w:rPr>
                   <w:rFonts w:ascii="Arial" w:cs="Arial" w:eastAsia="Arial" w:hAnsi="Arial"/>
@@ -25049,7 +25049,7 @@
               <w:spacing w:after="10" w:before="0"/>
               <w:ind w:left="120"/>
             </w:pPr>
-            <w:hyperlink w:history="1" r:id="rId4905qoa-xrevspqdwmnlk">
+            <w:hyperlink w:history="1" r:id="rIdckbnujadprezny_uwpc0-">
               <w:r>
                 <w:rPr>
                   <w:rFonts w:ascii="Arial" w:cs="Arial" w:eastAsia="Arial" w:hAnsi="Arial"/>
@@ -25249,7 +25249,7 @@
             <w:pPr>
               <w:spacing w:after="20" w:before="0"/>
             </w:pPr>
-            <w:hyperlink w:history="1" r:id="rId9piqs-dx7utbyhdq2ugkv">
+            <w:hyperlink w:history="1" r:id="rIdwicudab0zappk20z8teyy">
               <w:r>
                 <w:rPr>
                   <w:rFonts w:ascii="Arial" w:cs="Arial" w:eastAsia="Arial" w:hAnsi="Arial"/>
@@ -25282,7 +25282,7 @@
               <w:spacing w:after="10" w:before="0"/>
               <w:ind w:left="120"/>
             </w:pPr>
-            <w:hyperlink w:history="1" r:id="rIdj5n9_ebakswdu-mgmu5ew">
+            <w:hyperlink w:history="1" r:id="rId4y4lliatmuazwovkxn0mw">
               <w:r>
                 <w:rPr>
                   <w:rFonts w:ascii="Arial" w:cs="Arial" w:eastAsia="Arial" w:hAnsi="Arial"/>
@@ -25327,7 +25327,7 @@
             <w:pPr>
               <w:spacing w:after="20" w:before="0"/>
             </w:pPr>
-            <w:hyperlink w:history="1" r:id="rIddec-7-pu6i794ksjtkedk">
+            <w:hyperlink w:history="1" r:id="rIdhkda2wbjo0jf6lu8xgaoo">
               <w:r>
                 <w:rPr>
                   <w:rFonts w:ascii="Arial" w:cs="Arial" w:eastAsia="Arial" w:hAnsi="Arial"/>
@@ -25360,7 +25360,7 @@
               <w:spacing w:after="10" w:before="0"/>
               <w:ind w:left="120"/>
             </w:pPr>
-            <w:hyperlink w:history="1" r:id="rIdjempi9jxbx5q8qcjv7rwx">
+            <w:hyperlink w:history="1" r:id="rIdgyq20pe03ika9ghfbjf7i">
               <w:r>
                 <w:rPr>
                   <w:rFonts w:ascii="Arial" w:cs="Arial" w:eastAsia="Arial" w:hAnsi="Arial"/>
@@ -25560,7 +25560,7 @@
             <w:pPr>
               <w:spacing w:after="20" w:before="0"/>
             </w:pPr>
-            <w:hyperlink w:history="1" r:id="rIdvlmzqakrg5a1ciauofz1v">
+            <w:hyperlink w:history="1" r:id="rIdkan3cvcn6fsfn1ljlov_x">
               <w:r>
                 <w:rPr>
                   <w:rFonts w:ascii="Arial" w:cs="Arial" w:eastAsia="Arial" w:hAnsi="Arial"/>
@@ -25593,7 +25593,7 @@
               <w:spacing w:after="10" w:before="0"/>
               <w:ind w:left="120"/>
             </w:pPr>
-            <w:hyperlink w:history="1" r:id="rIdveh0ahhzsmfcjtll1ypeb">
+            <w:hyperlink w:history="1" r:id="rIdomidsdmy-um0spvn33ywj">
               <w:r>
                 <w:rPr>
                   <w:rFonts w:ascii="Arial" w:cs="Arial" w:eastAsia="Arial" w:hAnsi="Arial"/>
@@ -25638,7 +25638,7 @@
             <w:pPr>
               <w:spacing w:after="20" w:before="0"/>
             </w:pPr>
-            <w:hyperlink w:history="1" r:id="rId71sf2z5bf-znqnmwraso0">
+            <w:hyperlink w:history="1" r:id="rId9tu7todbx-dg_imieju6j">
               <w:r>
                 <w:rPr>
                   <w:rFonts w:ascii="Arial" w:cs="Arial" w:eastAsia="Arial" w:hAnsi="Arial"/>
@@ -25671,7 +25671,7 @@
               <w:spacing w:after="10" w:before="0"/>
               <w:ind w:left="120"/>
             </w:pPr>
-            <w:hyperlink w:history="1" r:id="rId3up8ivktvkustvak0dek8">
+            <w:hyperlink w:history="1" r:id="rIdbo2epoaff54ghkzxx1vzo">
               <w:r>
                 <w:rPr>
                   <w:rFonts w:ascii="Arial" w:cs="Arial" w:eastAsia="Arial" w:hAnsi="Arial"/>
@@ -25871,7 +25871,7 @@
             <w:pPr>
               <w:spacing w:after="20" w:before="0"/>
             </w:pPr>
-            <w:hyperlink w:history="1" r:id="rIdoj3a9ndr_jrylzorjywcf">
+            <w:hyperlink w:history="1" r:id="rIdhlcxe6diy6qjk71lofnv_">
               <w:r>
                 <w:rPr>
                   <w:rFonts w:ascii="Arial" w:cs="Arial" w:eastAsia="Arial" w:hAnsi="Arial"/>
@@ -25904,7 +25904,7 @@
               <w:spacing w:after="10" w:before="0"/>
               <w:ind w:left="120"/>
             </w:pPr>
-            <w:hyperlink w:history="1" r:id="rIdwjtm-2cr0ygirttbnsrwb">
+            <w:hyperlink w:history="1" r:id="rId5g4ea1nwwwoqukjwrw9yh">
               <w:r>
                 <w:rPr>
                   <w:rFonts w:ascii="Arial" w:cs="Arial" w:eastAsia="Arial" w:hAnsi="Arial"/>
@@ -25949,7 +25949,7 @@
             <w:pPr>
               <w:spacing w:after="20" w:before="0"/>
             </w:pPr>
-            <w:hyperlink w:history="1" r:id="rIdmju8uxu5bngp-cye3jwjp">
+            <w:hyperlink w:history="1" r:id="rIdrbfhxjwu6vdw2grwfj54w">
               <w:r>
                 <w:rPr>
                   <w:rFonts w:ascii="Arial" w:cs="Arial" w:eastAsia="Arial" w:hAnsi="Arial"/>
@@ -25982,7 +25982,7 @@
               <w:spacing w:after="10" w:before="0"/>
               <w:ind w:left="120"/>
             </w:pPr>
-            <w:hyperlink w:history="1" r:id="rIdv6dldabw-ufduol61jwd3">
+            <w:hyperlink w:history="1" r:id="rIdlcdwatp5voug_awegrdxk">
               <w:r>
                 <w:rPr>
                   <w:rFonts w:ascii="Arial" w:cs="Arial" w:eastAsia="Arial" w:hAnsi="Arial"/>
@@ -26507,7 +26507,7 @@
         </w:rPr>
         <w:t xml:space="preserve">© 2026 SeaVuria and ARES. Aligned with KICD objectives. Developed by SeaVuria; technical implementation by ARES (with AI assistance from Claude). Licensed under </w:t>
       </w:r>
-      <w:hyperlink w:history="1" r:id="rId1hcoretowbqa8qdnayiq4">
+      <w:hyperlink w:history="1" r:id="rIdusqvfkakty4jc_lmcexdr">
         <w:r>
           <w:rPr>
             <w:rFonts w:ascii="Arial" w:cs="Arial" w:eastAsia="Arial" w:hAnsi="Arial"/>
@@ -26528,7 +26528,7 @@
         </w:rPr>
         <w:t xml:space="preserve"> (</w:t>
       </w:r>
-      <w:hyperlink w:history="1" r:id="rIdxmofwp5_gkwy9qs89j1x1">
+      <w:hyperlink w:history="1" r:id="rIdybsljcjgwzwvjhwcdmclk">
         <w:r>
           <w:rPr>
             <w:rFonts w:ascii="Arial" w:cs="Arial" w:eastAsia="Arial" w:hAnsi="Arial"/>
